--- a/Output/Chandrashekhar Bawankule/extracted_links_Chandrashekhar Bawankule_News_Content.docx
+++ b/Output/Chandrashekhar Bawankule/extracted_links_Chandrashekhar Bawankule_News_Content.docx
@@ -12,7 +12,7 @@
     </w:p>
     <w:p>
       <w:r>
-        <w:t>Title: रोहित पवारांनी आरोप सिद्ध करावा, नाही तर राजकीय संन्यास घ्यावा ; महसूल मंत्री चंद्रशेखर बावनकुळे यांचा पलटवार</w:t>
+        <w:t>Title: Chandrashekhar Bawankule: महाराष्ट्रात 81 नवे तालुके अन् 20 नवे जिल्हे? महसूलमंत्री चंद्रशेखर बावनकुळेंनी दिले मोठे संकेत</w:t>
       </w:r>
     </w:p>
     <w:p>
@@ -24,13 +24,13 @@
           <w:rPr>
             <w:color w:val="0000FF"/>
           </w:rPr>
-          <w:t>https://www.lokmat.com/nagpur/rohit-pawar-should-prove-the-allegations-otherwise-he-should-retire-from-politics-revenue-minister-chandrashekhar-bawankules-counterattack-a-a876-c1000/</w:t>
+          <w:t>https://sarkarnama.esakal.com/maharashtra/chandrashekhar-bawankule-big-statement-on-maharashtra-new-20-districts-81-talukas-dk88</w:t>
         </w:r>
       </w:hyperlink>
     </w:p>
     <w:p>
       <w:r>
-        <w:t>Content: हिंदी | English सोमवार १५ सप्टेंबर २०२५ FOLLOW US : शहरं व्हिडीओ सखी आणखी By आनंद डेकाटे | Updated: September 8, 2025 18:58 IST2025-09-08T17:21:45+5:302025-09-08T18:58:16+5:30 लोकमत न्यूज नेटवर्कनागपूर : आमदार रोहित पवार यांनी “मी एका कंपनीला ९० कोटी रुपयांचा दंड माफ केला” असा आरोप केला. त्यांनी हा आरोप सिद्ध करावा, नाही तर राजकीय संन्यास घ्यावा, असा पलटवार राज्याचे महसूल मंत्री चंद्रशेखर बावनकुळे यांनी केला. महसूल मंत्री बावनकुळे प्रसारमाध्यमांशी बोलत होते. त्यांनी रोहित पवार यांच्यावर तीव्र शब्दांत टीका केली. बावनकुळे म्हणाले, मी एका कंपनीला ९० कोटी रुपयांचा दंड माफ केला, असा आरोप रोहित पवारांनी केला आहे. त्यांनी आरोप सिद्ध करावा, नाही तर राजकीय संन्यास घ्यावा. त्यांनी केलेला उल्लेख हा जुना आहे. तत्कालीन महसूलमंत्री राधाकृष्ण विखे पाटील यांनी त्या प्रकरणात केवळ स्थगिती दिली होती. कुठलाही दंड माफ केलेला नव्हता. माझ्या कार्यकाळातही कुठलाही दंड माफ झालेला नाही. उद्धव ठाकरे यांच्या सरकारमध्ये काय झाले, कोणत्या जाहिराती दिल्या गेल्या, कोणत्या धनदांडग्यांनी त्या दिल्या, खंडणी कशी वसूल केली गेली हे रोहित पवारांनी एकदा नीट पाहावे असेही बावनकुळे म्हणाले, छत्रपती शिवरायांना नतमस्तक होत हे राज्य महाराष्ट्रातील १४ कोटी जनतेसाठी समर्पित आहे असा संदेश देणारी जाहिरात कुणी मुख्यमंत्री देवेंद्र फडणवीस यांच्या प्रेमापोटी दिली, तर रोहित पवारांच्या पोटात का दुखत आहे? खोट्या आरोपातून प्रसिद्धी मिळत नाही. रोहित पवार यांनी अभ्यास न करता उठसुट आरोप करणे म्हणजे राजकीय अपरिपक्वतेचे लक्षण असल्याचे बावनकुळे म्हणाले. ओबीसी आरक्षणाबाबत सरकार ठाम ओबीसी प्रश्नावरही बावनकुळे यांनी स्पष्ट भूमिका मांडली. ते म्हणाले, मुख्यमंत्री देवेंद्र फडणवीस यांनी कधीही ओबीसींचे नुकसान होईल असा निर्णय घेतलेला नाही. उलट राज्यात स्वतंत्र ओबीसी मंत्रालय स्थापन करून न्याय दिला आहे. ओबीसींच्या ताटातलं आरक्षण कुणाच्याही ताटात जाऊ दिले जाणार नाही. दहा सप्टेंबरला ओबीसी उपसमितीची बैठक होणार असून त्यात छगन भुजबळ, पंकजा मुंडे, दत्ता भरणे, गुलाबराव पाटील यांच्यासह सहा-सात मंत्री सहभागी होणार असल्याची माहिती बावनकुळे यांनी दिली. काँग्रेस नेते विजय वडेट्टीवार यांना आरक्षणाबाबत काही शंका असल्यास त्यांनी त्या उपसमितीकडे मांडाव्यात. राजकीय स्टंट करून समाजात संभ्रम निर्माण करण्याचा प्रयत्न काँग्रेस करत आहे, असा आरोपही त्यांनी केला. ओबीसी प्रमाणपत्राबाबत ते म्हणाले, योग्य कागदपत्रांशिवाय प्रमाणपत्र मिळणार नाही. अधिकाऱ्यांच्या मानेवर तलवार ठेवून प्रमाणपत्र निघणार नाही. रोहित पवारांनी मुख्यमंत्री देवेंद्र फडणवीस यांच्या जाहिरातीवर केलेल्या टीकेवर उत्तर देताना बावनकुळे म्हणाले, मुख्यमंत्री देवेंद्र फडणवीस यांनी जनतेचे प्रेम कमावले आहे. प्रेमापोटी एखादी जाहिरात दिली, तर यात विरोधकांच्या पोटदुखीचं कारण काय? असा प्रश्न त्यांनी उपस्थित केला. FOLLOW US : Copyright © 2025 Lokmat Media Pvt Ltd</w:t>
+        <w:t>Content: Chandrapur News: राज्यात नवीन जिल्हे तयार केले जाणार आहेत, अशा आशयाची एक पोस्ट काही दिवसांपासून समाज माध्यमांवर व्हायरल होत आहे. आता याचसंदर्भात राज्याचे महसूलमंत्री चंद्रशेखर बावनकुळे यांनी मोठं विधान केलं आहे. महाराष्ट्र राज्याचे महसूलमंत्री चंद्रशेखर बावनकुळे (Chandrashekhar Bawankule) यांनी चंद्रपूरमध्ये शनिवारी (ता.20) महत्त्वाची माहिती समोर आणली आहे. त्यांनी राज्य सरकारकडे तब्बल 81 नवे तालुके आणि 20 नवे जिल्हे तयार करण्यासंदर्भातला प्रस्ताव आल्याचं म्हटलं आहे. या त्यांच्या विधानानंतर आता पुन्हा एकदा राज्यात नवे तालुके आणि जिल्हे तयार होणार असल्याच्या चर्चांना उधाण येण्याची शक्यता आहे. मात्र, मंत्री चंद्रशेखर बावनकुळे यांनी राज्य सरकारसमोर जरी हा प्रस्ताव आला असला तरी आहे, त्यावर तत्काळ निर्णय घेतला जाणार नसल्याचं स्पष्टीकरणही त्यांनी दिलं आहे. ते म्हणाले, राज्याची भौगोलिक परिस्थितीचा विचार करुन आणि जोपर्यंत 2021 ची जनगणना पूर्ण होत नाही आणि त्याचा तपशील समोर येत नाही, तोपर्यंत नवे तालुके आणि नवे जिल्ह्यांसंदर्भात कोणताही निर्णय घेतला जाणार नसल्याची भूमिका बावनकुळे यांनी स्पष्ट केली आहे. मंत्री चंद्रशेखर बावनकुळे यांनी जनगणनेचा अहवाल आल्यानंतर नवे तालुके आणि जिल्ह्यांबाबत निर्णय होईल असे संकेतही दिले आहेत. दरम्यान, नवीन जिल्हे होण्याची चर्चा दोन वर्षांपासून सुरू आहे. पण मंत्री राधाकृष्ण विखे-पाटील यांनी त्यावेळी विधानसभेत या चर्चांना पू्र्णविराम दिला होता. 2023 मध्ये राधाकृष्ण विखे पाटील(Radhakrishna Vikhe Patil) हे महसूल मंत्री होते. त्यांनी विधानसभेत बोलताना त्यांनी नवीन जिल्हे होण्याच्या चर्चांना ब्रेक लावला होता. महाराष्ट्रामध्ये सध्या 36 जिल्हे आणि 358 तालुके आहेत. मुंबई शहर जिल्ह्यात एकही तालुका नाही, त्यामुळे तालुक्यांची संख्या जिल्ह्यांपेक्षा जास्त आहे. तसेच प्रशासकीय विभाग हे जिल्हे कोकण, पुणे, नाशिक, छत्रपती संभाजीनगर, अमरावती आणि नागपूर या सहा विभागांमध्ये विभागले आहेत. ग्रामीण भागात 33 जिल्हा परिषदा, 351 पंचायत समित्या आणि 27,906 ग्रामपंचायती आहेत. नवीन तालुके आणि जिल्ह्यांच्या निर्मितीमुळे प्रशासनात सुलभता येऊन स्थानिक विकासाला गती मिळण्यास मोठी मदत होते. मात्र,याचवेळी राज्याच्या तिजोरीवर या प्रक्रियेसाठी मोठा आर्थिक भार आणि प्रशासकीय अडचणी येत असतात. सरकारनामाचे सदस्य व्हा शॉपिंगसाठी 'सकाळ प्राईम डील्स'च्या भन्नाट ऑफर्स पाहण्यासाठी क्लिक करा. Read Latest Marathi Political News, Breaking Political News from Maharashtra, India, Pune &amp; Mumbai at Sarkarnama. To Get Live Political Marathi News on Mobile, Download the Sarkarnama Mobile App for Android and IOS. सरकारनामा आता सर्व सोशल मीडिया प्लॅटफॉर्मवर. ताज्या राजकीय घडामोडींसाठी फेसबुक, ट्विटर, इन्स्टाग्राम, शेअर चॅट, टेलिग्रामवर आणि व्हॉट्सॲप आम्हाला फॉलो करा. तसेच, सरकारनामा यूट्यूब चॅनेलला आजच सबस्क्राइब करा. Follow Us Copyright © 2025 Sakal Media Group – All Rights Reserved Powered by Quintype वेबसाईटवर ब्राउझिंगचा अनुभव सर्वोत्तम असावा, यासाठी आम्ही कुकीजचा वापर करतो. कुकीजमुळे तुम्हाला तुमच्या आवडत्या मजकुराची शिफारस करता येते. आमचे गोपनीयता आणि कुकीजसंदर्भातील धोरण तुम्हाला मान्य आहे.</w:t>
       </w:r>
     </w:p>
     <w:p>
@@ -43,7 +43,7 @@
     </w:p>
     <w:p>
       <w:r>
-        <w:t>Title: मराठा आरक्षणावरून सदावर्ते आक्रमक, थेट घेतली बावनकुळेंची भेट; भेटीनंतर राजकीय वादळ? म्हणाले, 'हे सरकार ओबीसींचंही'</w:t>
+        <w:t>Title: Chandrashekhar Bawankule : आदिवासींची जमीन गैर आदिवासींना भाडेतत्त्वावर देण्याच्या वक्तव्यावरून महसूलमंत्र्यांचा यू-टर्न; चंद्रशेखर बावनकुळे स्पष्टीकरण देत म्हणाले कि...</w:t>
       </w:r>
     </w:p>
     <w:p>
@@ -55,13 +55,13 @@
           <w:rPr>
             <w:color w:val="0000FF"/>
           </w:rPr>
-          <w:t>https://sarkarnama.esakal.com/maharashtra/gunaratna-sadavarte-meets-revenue-minister-chandrashekhar-bawankule-terms-jaranges-gr-as-unconstitutional-in-obc-vs-maratha-quota-debate-as11</w:t>
+          <w:t>https://marathi.abplive.com/news/chandrashekhar-bawankule-revenue-minister-u-turn-on-his-statement-over-giving-tribal-land-on-lease-to-non-tribals-gadchiroli-maharashtra-politics-marathi-news-1385418/amp</w:t>
         </w:r>
       </w:hyperlink>
     </w:p>
     <w:p>
       <w:r>
-        <w:t>Content: गुणरत्न सदावर्ते यांनी महसूलमंत्री चंद्रशेखर बावनकुळे यांची भेट घेत मराठा आरक्षण व ओबीसींचे प्रश्न मांडले. त्यांनी मनोज जरांगे पाटील यांनी आणलेल्या शासन निर्णयाला संविधानविरोधी म्हटले. ओबीसींच्या लहान घटकांना सतत त्रास दिला जात असल्याचे सदावर्तेंचे मत. या भेटीत हैदराबाद गॅझेटियर आणि मराठा आरक्षणावर सविस्तर चर्चा झाली. सदावर्ते-बावनकुळे भेटीनंतर राजकीय वर्तुळात मोठी खळबळ उडाली आहे. Mumbai News : राज्यात पुन्हा एकदा आरक्षणाचा मुद्दा पेटला आहे. मराठ्यांनी आंदोलन यशस्वी केल्यानंतर राज्य सरकारला हैद्राबाद गॅझेट लागू करण्यास भाग पाडले आहे. यानंतर आता राज्यातील बंजारा, धनगर, कैकाडी, ओबीसी समाज देखील आरक्षणासाठी आक्रमक झाला आहे. ओबीसी नेते मंत्री छगन भुजबळ यांच्यासह इतर नेते हैद्राबाद गॅझेट रद्द करण्याची मागणी करत आहेत. अशातच ॲड. गुणरत्न सदावर्ते यांनी देखील आक्रमक पवित्रा घेत थेट महसूल मंत्री चंद्रशेखर बावनकुळे यांची भेट घेतली आहे. यानंतर त्यांनी, ओबीसींना एक भीती दाखवली जात असून प्रमाणपत्र आमच्या दमावर मिळवू अशी धमकी दिली जात असल्याचे म्हटलं आहे. त्यांचा रोख मराठा आंदोलक मनोज जरांगे पाटील यांच्याकडे होता. विशेष म्हणजे ओबीसींच्या मंत्रिमंडळ उपसमितीच्या बैठकीनंतर सदावर्तेंनी बावनकुळे यांची भेट घेत हैदराबाद गॅझेटियर आणि मराठा आरक्षणावर चर्चा केली. या भेटीमुळे राजकीय वर्तुळात चर्चांना उधान आले आहे. यावेळी सदावर्ते यांनी, राज्यातील बंजारा, धनगर, कैकाडी, ओबीसी या छोट्या समाजांना त्रास दिला जातोय. मराठा आंदोलना वेळी फक्त जरांगेंनी हट्ट केला म्हणून एक शासन निर्णय सरकारने काढला. पण तो संविधानाविरोधात कसा आहे, याची माहिती आपण महसूल मंत्री बावनकुळे यांना दिल्याचे त्यांनी सांगितले. ओबीसींना सध्या एक भीती दाखवली जात असून प्रमाणपत्र आमच्या दमावर मिळवू असा दावा केला जात आहे. याचवेळी महसूल अधिकारी एका विशिष्ट समाजाच्या मनी पॉवरला घाबरत आहेत. त्यामुळे, ओबीसी समाजावर कुठल्याही प्रकारचे गंडांतर येऊ नये म्हणून आपण बावनकुळे यांची भेट घेतल्याचे स्पष्टीकरणही सदावर्ते यांनी यावेळी दिले आहे. त्यावेळी बावनकुळे यांनी महसूलमधील वरीष्ठ अधिकाऱ्यांना, जोपर्यंत फॅमिलीध्ये कुणबी दिसत नाही आणि कागदपत्रांची पूर्तता होत नाही तोपर्यंत प्रमाणपत्र देऊ नका, असे आदेश दिल्याचे सांगितले. तर या आदेशामुळे महायुतीचे सरकार ओबीसींचे देखील असल्याचेही ते म्हणाले. दोन राजकीय नापास लोक... दरम्यान आज शिवसेना ठाकरे गटाचे प्रमुख उद्धव ठाकरे यांनी आज शिवतीर्थवर जाऊन मनसे प्रमुख राज ठाकरे यांची भेट घेतली. ठाकरे बंधूंच्या कौटुंबीक भेटीनंतर ही पहिलीच राजकीय भेट होती. या भेटीत दोन्ही नेत्यांमध्ये तब्बल सव्वा दोन तास चर्चा झाली. ज्यात आगामी महापालिका निवडणुकीच्या पार्श्वभूमीवर चर्चा झाल्याचे समोर येत आहे. या भेटीवर सदावर्ते यांनी प्रतिक्रिया दिली आहे. त्यांनी ठाकरे बंधूंंना खोचक टोला लागवत, दोन राजकीय नापास लोक एकत्र आल्याने राजकीय यश मिळत नाही, असं म्हटलं आहे. 1. गुणरत्न सदावर्तेंनी काय म्हटले?त्यांनी जरांगे पाटलांचा शासन निर्णय संविधानाविरोधी असल्याचा दावा केला. 2. ही भेट कोणाबरोबर झाली?सदावर्ते यांनी महसूलमंत्री चंद्रशेखर बावनकुळे यांची भेट घेतली. 3. चर्चेत कोणते मुद्दे आले?हैदराबाद गॅझेटियर, मराठा आरक्षण व ओबीसी समाजाचे प्रश्न. 4. राजकीय प्रतिक्रिया काय झाल्या?या भेटीनंतर महाराष्ट्राच्या राजकारणात चर्चेला उधाण आले. 5. ओबीसी समाजाची भूमिका काय आहे?ओबीसी समाज सतत होणाऱ्या अन्यायाविरोधात आवाज उठवत आहे. सरकारनामाचे सदस्य व्हा शॉपिंगसाठी 'सकाळ प्राईम डील्स'च्या भन्नाट ऑफर्स पाहण्यासाठी क्लिक करा. Read Latest Marathi Political News, Breaking Political News from Maharashtra, India, Pune &amp; Mumbai at Sarkarnama. To Get Live Political Marathi News on Mobile, Download the Sarkarnama Mobile App for Android and IOS. सरकारनामा आता सर्व सोशल मीडिया प्लॅटफॉर्मवर. ताज्या राजकीय घडामोडींसाठी फेसबुक, ट्विटर, इन्स्टाग्राम, शेअर चॅट, टेलिग्रामवर आणि व्हॉट्सॲप आम्हाला फॉलो करा. तसेच, सरकारनामा यूट्यूब चॅनेलला आजच सबस्क्राइब करा. Follow Us Copyright © 2025 Sakal Media Group – All Rights Reserved Powered by Quintype वेबसाईटवर ब्राउझिंगचा अनुभव सर्वोत्तम असावा, यासाठी आम्ही कुकीजचा वापर करतो. कुकीजमुळे तुम्हाला तुमच्या आवडत्या मजकुराची शिफारस करता येते. आमचे गोपनीयता आणि कुकीजसंदर्भातील धोरण तुम्हाला मान्य आहे.</w:t>
+        <w:t>Content: Chandrashekhar Bawankule Chandrashekhar Bawankule गडचिरोली: आदिवासींची जमीन गैर आदिवासींना भाडेतत्त्वावर देण्याच्या वक्तव्यावरून राज्याचे महसूल मंत्री चंद्रशेखर बावनकुळे (Chandrashekhar Bawankule) यांनी यू-टर्न घेतला आहे. हा निर्णय सुपीक जमिनीसाठी नाही तर पडीक जमिनींसाठी आहे. असे स्पष्टीकरण आता बावनकुळे यांनी दिलं आहे. आदिवासींची जमीन गैर आदिवासींना भाडेतत्त्वावर देण्याचा निर्णय आदिवासींच्या फायद्याचाच आहे. जो आदिवासी शेतकरी पडीक जमिनीवर 50 हजाराचेही उत्पन्न घेऊ शकत नाही, तो आपली जमीन भाडेतत्त्वावर देऊन वर्षात 50 हजार रुपये कमवू शकतो, असेही चंद्रशेखर बावनकुळे म्हणाले. ज्या जमिनीवर काहीच पिकत नाही किंवा ज्या जमिनीमध्ये गौण खनिज आहे, अशा जमिनी भाडेतत्त्वावर देण्याचा निर्णय आम्ही घेणार आहोत. अशा प्रकारचा भाडे करार करण्यासाठी शेतकऱ्यांना मंत्रालय स्तरावर चकरा मारावे लागत होते. मात्र आता हा करार करण्यासाठी जिल्हाधिकाऱ्यांना अधिकार देण्यात आले असून त्यांच्या समक्ष हा करार करता येईल. या निर्णयामुळे आदिवासींची पायपीट थांबणार आहे आणि त्यांना पडीक जमिनी आणि गौण खनिजेच्या जमिनीवरून फायदा होईल. असेही चंद्रशेखर बावनकुळे म्हणाले. या संदर्भात अनेक आदिवासी शेतकऱ्यांच्या तक्रारी माझ्याकडे आल्या होत्या. त्यामुळे आम्ही तसा शासन निर्णय काढणार आहोत. असेही ते म्हणाले. जमीन भाडे तत्वावर द्यायची की नाही हे आदिवासी जमीन मालकाला ठरवायचे आहे जमीन भाडे तत्वावर देणे म्हणजे मालक बदलणार नाही, असेही स्पष्टीकरण चंद्रशेखर बावनकुळे यांनी यावेळी बोलताना दिले. जिल्ह्यात शासकीय आणि आदिवासींना वाटप करण्यात आलेल्या जमिनीची अवैध विक्री झाल्याचे समोर आले होते. त्यानंतर भूमाफिया, नगररचनाकार विभाग आणि स्थानिक स्वराज्य संस्थेतील अधिकारी यांच्यातील संगनमताची बरीच चर्चा झाली. गडचिरोली दौऱ्यावर असलेल्या महसूल मंत्री चंद्रशेखर बावनकुळे यांच्याकडे यासंदर्भात पुराव्यासहित तक्रार प्राप्त झाल्यानंतर त्यांनी जिल्हाधिकाऱ्यांच्या अध्यक्षतेखालील विशेष समितीमार्फत (SIT) चौकशी करण्याची घोषणा केली आहे. गडचिरोली जिल्ह्यात मागील काही वर्षापासून भूमाफियांनी अवैध भूखंड विक्रीचा सपाटा लावला आहे. यात नगर रचना विभाग, नगरपंचायत, नगरपरिषद आणि ग्रामपंचायतमधील अधिकाऱ्यांना हाताशी घेत शासकीय आणि आदिवासींना वाटप करण्यात आलेल्या जमिनी लाटण्यात आल्या. त्यानंतर अवैध लेआउट निर्माण करून कोट्यवधींमध्ये या भूखंडांची विक्री करण्यात आली. शुक्रवारी गडचिरोली दौऱ्यावर असलेले महसूल मंत्री बावनकुळे यांच्यापुढे सामाजिक कार्यकर्ते यांनी पुराव्यानिशी तक्रार केली. ते बघून बावनकुळेंनीही आश्चर्य व्यक्त केला. त्यांनी या प्रकरणाच्या चौकशीसाठी जिल्हाधिकाऱ्यांच्या अध्यक्षतेखाली 'एसआयटी'ची घोषणा केली. या चौकशी समितीत मंत्रालयीन अधिकारी देखील राहतील, असे, सांगितले. आणखी वाचा - - - - - - - - - Advertisement - - - - - - - - -</w:t>
       </w:r>
     </w:p>
     <w:p>
@@ -74,7 +74,7 @@
     </w:p>
     <w:p>
       <w:r>
-        <w:t>Title: “रोहित पवार यांना प्रसिद्धीच्या झोतात राहायचे…ही अपरिपक्वतेची लक्षणे; चंद्रशेखर बावनकुळे नेमकं भडकले का?</w:t>
+        <w:t>Title: आदिवासींच्या नापीक जमिनी खासगी कंपन्यांना भाडेतत्त्वावर देता येणार; राज्य सरकार स्वतंत्र कायदा करणार - बावनकुळे</w:t>
       </w:r>
     </w:p>
     <w:p>
@@ -86,13 +86,13 @@
           <w:rPr>
             <w:color w:val="0000FF"/>
           </w:rPr>
-          <w:t>https://www.navarashtra.com/politics/bjp-ministry-chandrashekhar-bawankule-target-mla-rohit-pawar-over-company-fine-waived-983204.html</w:t>
+          <w:t>https://marathi.freepressjournal.in/maharashtra/maharashtra-plans-law-to-lease-tribal-barren-land-to-private-companies</w:t>
         </w:r>
       </w:hyperlink>
     </w:p>
     <w:p>
       <w:r>
-        <w:t>Content: कंपनीचा दंड माफ केल्याबद्दल भाजप मंत्री चंद्रशेखर बावनकुळे यांनी आमदार रोहित पवार यांच्यामध्ये कलगीतुरा रंगला आहे (फोटो - टीम नवराष्ट्र) Rohit Pawar vs Bawankule : मुंबई : मुख्यमंत्री देवेंद्र फडणवीस यांची एक जाहिरात सध्या सर्वत्र गाजते आहे. यामध्ये छत्रपती शिवाजी महाराजांना फुले अर्पण करताना देवेंद्र फडणवीस दिसत आहेत. मात्र ही जाहिरात नक्की कोणी दिली हे समोर आले नसून यावरुन वाद निर्माण झाला आहे. जाहिरातबाजी आणि त्यातील पैसे यावरुन राष्ट्रवादी शरद पवार गटाचे आमदार रोहित पवार आणि महसूल मंत्री चंद्रशेखर बावनकुळे यांच्यामध्ये वाद निर्माण झाला आहे. एका कंपनीचा 90 कोटींचा दंड माफ केल्याचा आरोप करण्यात आला. याबाबत बावनकुळे यांनी पुरावा मागितल्यानंतर रोहित पवार यांनी पुरावा देखील सादर केला आहे. मात्र हा पुरावा दाखवल्यानंतर बावनकुळे यांनी रोहित पवारांमध्ये अपरिपक्वतेची लक्षणे असल्याचे म्हणत टीका केली आहे. जाहिरातीवरुन सुरु झालेल्या या वादामध्ये आमदार रोहित पवार आणि महसूल मंत्री चंद्रशेखर बावनकुळे यांच्यामध्ये कलगीतुरा रंगला आहे. एका कंपनीचा 90 कोटींचा दंड महसूल मंत्री चंद्रशेखर बावनकुळे यांनी माफ केल्याचा आरोप आमदार रोहित पवार यांनी केला. यानंतर पुरावा द्यावा असे म्हटल्यानंतर रोहित पवार यांनी विधीमंडळातील प्रश्न उत्तराची प्रत जोडली आहे. यामध्ये आमदार बबनराव लोणीकर यांनी महसूल मंत्री म्हणून चंद्रशेखर बावनकुळे यांना याबाबत प्रश्न विचारला आहे. यानंतर बावनकुळे यांनी माध्यमांशी संवाद साधून रोहित पवारांवर निशाणा साधला. राजकीय बातम्या वाचण्यासाठी क्लिक करा मंत्री चंद्रशेखर बावनकुळे यांनी नागपूरमध्ये माध्यमांशी संवाद साधला. यावेळी ते म्हणाले की, रोहित पवारांनी काल मी एका कंपनीला 90 कोटी रुपयांचा दंड माफ केला आहे असा आरोप लावला होता, मी आज सांगितलं की, रोहित पवारांनी आरोप सिद्ध करावा किंवा राजकीय संन्यास घ्यावा, आता ते म्हणत आहेत की विधिमंडळामध्ये हा प्रश्न उपस्थित झाला होता, खरंतर पूर्व महसूल मंत्री राधाकृष्ण विखे पाटील यांनी जे रोहित पवार म्हणत आहेत, त्या प्रकरणाला फक्त स्थगिती दिली होती, कुठलाही दंड माफ केला नाही. म्हणून मी म्हटले आहे की राजकीय संन्यास घ्यावा, प्रसिद्धीच्याच झोतात राहण्याकरिता रोहित पवारांनी अशा प्रकारचे आरोप लावून त्यांची प्रसिद्धी जी आहे यातून मिळू पाहत आहेत, अशी प्रतिक्रिया चंद्रशेखर बावनकुळे यांनी दिली आहे. कुठलाही दंड तेव्हाही माफ केलेला नव्हता पुढे ते म्हणाले की, खोट्या आरोपातून कधीही प्रसिद्धी मिळत नाही, राजकीय आरोप करताना उठसुट आरोप करून राजकीय उंची आहे, ती कमी करण्याचा प्रयत्न करत आहेत. त्यांनी हा प्रयत्न केला आहे अपरिपक्वतेचे लक्षण रोहित पवारांचं आहे.राजकारणात ते नवीन आहेत,आधी अभ्यास करावा आणि मगच त्यांनी कुठलाही आरोप लावावा. 11 जुलैला जो विधिमंडळात प्रश्न होता, तो मागच्या काळात झालेल्या प्रश्न बाबत होता. राधाकृष्ण विखे पाटील यांनी सध्या दिलेला आहे. एका उत्खनच्या प्रकरणात कुठलाही दंड तेव्हाही माफ केलेला नव्हता आताही दंड माफ केलेला नाही, अशी भूमिका बावनकुळे यांनी घेतली आहे. महाराष्ट्रसंबंधित बातम्या वाचण्यासाठी क्लिक करा पुढे बावनकुळे यांनी रोहित पवारांवर टीकास्त्र डागलं आहे. ते म्हणाले की, “रोहित पवार यांना प्रसिद्धीच्या झोतात राहायचे आहे. त्यांना विरोधी पक्षात मी एकटाच लढवय्या आहे असं दाखवायचं आहे…म्हणून जरा अभ्यास केला पाहिजे तेव्हाचेही महसूलमंत्र्यांनी केवळ स्थगिती दिली होती. आणि माझ्या कार्यकाळात कधीही कुठलाही दंड माफ केला गेला नाही. रोहित पवारांनी माफ केलेला दंड हा सिद्ध करावा नाहीतर राजकीय संन्यास घ्यावा, लोणीकर या प्रकरणातही कुठला दंड माफ केलेला नाही,” अशी टीका चंद्रशेखर बावनकुळे यांनी रोहित पवारांवर केली आहे. Follow Us On © Copyright Navarashtra 2025 All rights reserved.</w:t>
+        <w:t>Content: गडचिरोली : आदिवासी शेतकऱ्यांच्या नापीक जमिनी आता शेती किंवा खनिज उत्खननासाठी खासगी कंपन्यांना भाडेतत्त्वावर घेता येणार आहे. या निर्णयामुळे आदिवासींना केवळ उत्पन्नाचा स्थिर स्रोतच मिळणार नाही तर त्यांच्या मालकी हक्कांचेही संरक्षण होईल. यासाठी स्वतंत्र कायदा तयार करण्याची तयारी राज्य सरकारने सुरू केली आहे. लवकरच यासंदर्भात शासन निर्णय निघणार असल्याची माहिती महसूल मंत्री चंद्रशेखर बावनकुळे यांनी गडचिरोली येथे दिली. आदिवासींच्या जमिनी याआधी हस्तांतरित करण्याची तरतूद नव्हती. आता नव्या कायद्यानुसार समक्षच जिल्हाधिकाऱ्यांच्या भाडेपट्टा करार करावा लागणार असून त्यासाठी किमान मूल्य निश्चित करण्यात आले आहे. एकरी ५० हजार, तर हेक्टरी सव्वा लाख रुपये इतका किमान दर ठरविण्यात आला आहे. ठराविक किमान दरापेक्षा जास्त रकमेवर करार करता येईल, मात्र कमी दराने भाडेपट्टा मंजूर होणार नाही, असे महसूल मंत्र्यांनी स्पष्ट केले. याशिवाय आदिवासींच्या जमिनीतील गौण खनिजाचे खासगी कंपन्यांना उत्खनन व विक्री करण्याची मुभा दिली जाणार आहे. त्यासाठी करार करणे बंधनकारक असून उत्खननाच्या तुलनेत प्रतिटन किंवा प्रति ब्रास मोबदला शेतकऱ्याला देणे आवश्यक असेल, असेही बावनकुळे यांनी सांगितले. शेतकरी आणि खासगी कंपन्यादेखील परस्पर सहमतीने जास्त रकमेवर जमीन भाडेतत्त्वावर घेण्याबाबत सहमत होऊ शकतात. "जर आदिवासी शेतकऱ्यांना त्यांच्या जमिनीवर मोठ्या किंवा लहान प्रमाणावर खनिज साठे आढळले तर ते खासगी कंपन्यांसोबत सामंजस्य करार करू शकतात, ज्यामुळे त्यांना प्रति टन किंवा काढलेल्या खनिजाच्या प्रति ब्रासवर आर्थिक लाभ मिळू शकेल. तथापि, याबाबतची रक्कम अद्याप निश्चित झालेली नाही," असेही बावनकुळे यांनी सांगितले. गडचिरोली जिल्ह्यात शासकीय आणि आदिवासींना वाटप करण्यात आलेल्या जमिनीची अवैध विक्री झाल्याचे समोर आले होते. त्यानंतर भूमाफिया, नगररचनाकार विभाग आणि स्थानिक स्वराज्य संस्थेतील अधिकारी यांच्यातील संगनमताची बरीच चर्चा झाली. गडचिरोली दौऱ्यावर असलेल्या महसूल मंत्री चंद्रशेखर बावनकुळे यांच्याकडे यासंदर्भात पुराव्यासहित तक्रार प्राप्त झाल्यानंतर त्यांनी जिल्हाधिकाऱ्यांच्या अध्यक्षतेखालील विशेष समितीमार्फत (एसआयटी) चौकशी करण्याची घोषणा केली आहे. जिल्हाधिकारी पातळीवरच निर्णय बावनकुळे यांनी स्पष्ट केले की, "आदिवासी शेतकऱ्यांना नापीक जमीन भाडेतत्त्वावर देण्यासाठी मुंबईतील मंत्रालयात जाण्याची आवश्यकता भासणार नाही. जिल्हाधिकाऱ्यांच्या पातळीवर याबाबतचा निर्णय घेतला जाईल. अधिकाऱ्यांच्या मते, या धोरणाचे उद्दिष्ट आदिवासी समुदायांना उत्पन्नाचा शाश्वत स्रोत प्रदान करणे आणि त्यांच्या जमिनीची मालकी सुरक्षित असणे हे आहे. आतापर्यंत, अशा व्यवहारांना कठोर नियमांचे बंधन होते." बंधनकारक असून उत्खननाच्या तुलनेत प्रतिटन किंवा प्रति ब्रास मोबदला शेतकऱ्याला देणे आवश्यक असेल, असेही बावनकुळे यांनी सांगितले. गडचिरोलीतील जमीन विक्री प्रकरणाच्या चौकशीसाठी एसआयटी जिल्ह्यात शासकीय आणि आदिवासींना वाटप करण्यात आलेल्या जमिनीची अवैध विक्री झाल्याचे समोर आले होते. त्यानंतर भूमाफिया, नगररचनाकार विभाग आणि स्थानिक स्वराज्य संस्थेतील अधिकारी यांच्यातील संगनमताची बरीच चर्चा झाली. गडचिरोली दौऱ्यावर असलेल्या महसूल मंत्री चंद्रशेखर बावनकुळे यांच्याकडे यासंदर्भात पुराव्यासहित तक्रार प्राप्त झाल्यानंतर त्यांनी जिल्हाधिकाऱ्यांच्या अध्यक्षतेखालील विशेष समितीमार्फत (एसआयटी) चौकशी करण्याची घोषणा केली आहे. गडचिरोली जिल्ह्यात मागील काही वर्षापासून भूमाफियांनी अवैध भूखंड विक्रीचा सपाटा लावला आहे. यात नगर रचना विभाग, नगरपंचायत, नगरपरिषद आणि ग्रामपंचायतमधील अधिकाऱ्यांना हाताशी घेत शासकीय आणि आदिवासींना वाटप करण्यात आलेल्या जमिनी लाटण्यात आल्या. त्यानंतर अवैध लेआउट निर्माण करून कोट्यवधींमध्ये या भूखंडांची विक्री करण्यात आली. LIVE |📍गडचिरोली | पत्रकारांशी संवाद (20/09/2025) https://t.co/frKpUC4d0j शुक्रवारी गडचिरोली दौऱ्यावर असलेले महसूल मंत्री बावनकुळे यांच्यापुढे सामाजिक कार्यकर्ते यांनी पुराव्यानिशी तक्रार केली. ते बघून बावनकुळेंनीही आश्चर्य व्यक्त केला. त्यांनी या प्रकरणाच्या चौकशीसाठी जिल्हाधिकाऱ्यांच्या अध्यक्षतेखाली 'एसआयटी'ची घोषणा केली. या चौकशी समितीत मंत्रालयीन अधिकारी देखील राहतील, असे, सांगितले. © freepressjournal-marathi 2025</w:t>
       </w:r>
     </w:p>
     <w:p>
@@ -105,7 +105,7 @@
     </w:p>
     <w:p>
       <w:r>
-        <w:t>Title: बळीराजा शेत पाणंद रस्ते योजनेस गती देण्यासाठी 17 ते 22 सप्टेंबर विशेष मोहीम – महसूल मंत्री चंद्रशेखर बावनकुळे</w:t>
+        <w:t>Title: Video : “…त्यालाच तिकीट मिळणार” स्थानिक स्वराज्य संस्था निवडणुकीत भाजप तिकीट वाटपावर चंद्रशेखर बावनकुळे यांचे महत्वाचे विधान</w:t>
       </w:r>
     </w:p>
     <w:p>
@@ -117,13 +117,13 @@
           <w:rPr>
             <w:color w:val="0000FF"/>
           </w:rPr>
-          <w:t>https://puneprimenews.com/pune/special-campaign-from-17th-to-22nd-september-to-accelerate-baliraja-shet-panand-road-scheme-revenue-minister-chandrashekhar-bawankule/</w:t>
+          <w:t>https://www.loksatta.com/nagpur/bjp-ticket-distribution-policy-local-body-elections-public-support-decide-candidates-chandrashekhar-bawankule-warn-video-vsd-99-5388756/</w:t>
         </w:r>
       </w:hyperlink>
     </w:p>
     <w:p>
       <w:r>
-        <w:t>Content: मुंबई : बळीराजा शेत पाणंद रस्ते योजनेस गती देण्यासाठी प्रधानमंत्री नरेंद्र मोदी यांच्या वाढदिवसाच्या निमित्ताने 17 ते 22 सप्टेंबर 2025 या कालावधीत विशेष मोहिम राबवण्यात येणार आहे. या योजनेसाठी स्वतंत्र लेखाशीर्ष तयार करण्यात येईल, असे महसूल मंत्री चंद्रशेखर बावनकुळे यांनी सांगितले. बळीराजा शेत पाणंद रस्ते योजना राज्यस्तरीय समितीची बैठक महसूल मंत्री बावनकुळे यांच्या अध्यक्षतेखाली झाली. बैठकीस ग्रामविकास मंत्री जयकुमार गोरे, रोजगार हमी योजना मंत्री भरत गोगावले, वित्त व नियोजन राज्यमंत्री ॲड. आशिष जयस्वाल, आमदार रणधीर सावरकर, संजय बनसोडे, सत्यजित देशमुख, दिलीप बनकर, सुमित वानखेडे, हेमंत पाटील, राजेश क्षीरसागर, विठ्ठल लंगे, उमेश यावलकर, समीर कुणावर, महसूल विभागाचे अतिरिक्त मुख्य सचिव विकास खारगे, ग्रामविकास विभागाचे प्रधान सचिव एकनाथ डवले उपस्थित होते. आमदार अभिमन्यू पवार, जमाबंदी आयुक्त डॉ. सुहास दिवसे दूरदृश्यप्रणालीद्वारे सहभागी झाले होते. महसूल मंत्री चंद्रशेखर बावनकुळे म्हणाले, या योजनेच्या अंमलबजावणीसाठी विधानसभाक्षेत्र निहाय समिती स्थापन केली जाणार असून या समितीचे अध्यक्ष संबंधित विधानसभा क्षेत्राचे आमदार राहतील, विधानसभा क्षेत्रनिहाय समितीचे सदस्य सचिव प्रांतअधिकारी राहणार असून त्यांच्या समवेत समितीमध्ये महसूल, पोलीस, ग्रामविकास अधिक विभागाचे अधिकारी असतील. तांत्रिक व कार्यकारी यंत्रणेच्या कार्यवाहीच्या अनुषंगाने अभ्यास गटाने याबाबत आराखडा तयार करावा, असे महसूल मंत्री बावनकुळे यांनी सांगितले. गेल्या ६ वर्षांपासून पत्रकारिता क्षेत्रात कार्यरत आहे. सहकार व राजकारणातील बातमी करण्याचा सखोल अनुभव व अभ्यास आहे. तीन वर्ष दैनिक प्रभात काम केल्याचा अनुभव आहे. तर गेल्या दोन वर्षांपासून पुणे प्राईम न्यूज मध्ये प्रतिनिधी म्हणून काम करीत आहे. © 2022 ContentOcean Infotech Pvt Ltd. Login to your account below Remember Me Please enter your username or email address to reset your password. © 2022 ContentOcean Infotech Pvt Ltd.</w:t>
+        <w:t>Content: चंद्रपूर: स्थानिक स्वराज्य संस्थेच्या निवडणुकीचे तिकीट आमदार किशोर जोरगेवार, मागासवर्गीय आयोगाचे अध्यक्ष हंसराज अहिर तसेच मी स्वतःही कुणाला देऊ शकत नाही. “नेत्यांच्या मागे लागणाऱ्यांना आणि मागे फिरणाऱ्या तर तिकीट मिळणारच नाही.” भाजप लवकरच एक सर्वेक्षण करणार आहे आणि सर्वेक्षणात जनतेच्या मनात आघाडी घेणाऱ्याच उमेदवारी दिली जाईल असे स्पष्ट वक्तव्य भाजपचे ज्येष्ठ नेते तथा महसूल मंत्री चंद्रशेखर बावनकुळे यांनी केल्याने नेत्यांच्या मागे फिरत उमेदवारीची अपेक्षा ठेवून असलेल्या अनेकांचे चेहऱ्यावरील रंग उडाला आहे. स्थानिक स्वराज्य संस्थांच्या निवडणुकांबाबत महसूल मंत्री चंद्रशेखर बावनकुळे यांनी आमदार किशोर जोरगेवार यांनी आयोजित केलेल्या कार्यकर्ता मेळाव्यात मोठे विधान केले. यावेळी मंचावर मागासवर्गीय आयोगाचे अध्यक्ष हंसराज अहिर, आमदार किशोर जोरगेवार, महानगर अध्यक्ष सुभाष कासनगोट्टुवार, जिल्हा बँकेचे अध्यक्ष रवींद्र शिंदे, महिला आघाडी जिल्हाध्यक्ष छबू वैरागडे यांच्यासह भाजप पदाधिकारी उपस्थित होते. येत्या काही दिवसांत राज्यात स्थानिक स्वराज्य संस्थांच्या निवडणुका होणार आहेत. या पार्श्वभूमीवर, राज्याचे महसूल मंत्री चंद्रशेखर बावनकुळे यांनी भाजपच्या कार्यकर्ता मेळाव्यात एक महत्त्वाचे विधान केले. बावनकुळे यांनी स्पष्टपणे सांगितले की, “नेत्यांच्या मागे लागणाऱ्या कार्यकर्त्यांनी आता तिकीट मिळण्याची अपेक्षा करू नये.” त्यांनी स्पष्ट केले की जनताच आता तिकिटांचा निर्णय घेईल. विभागीय पातळीवर पक्षाच्या सर्वेक्षणांवर आणि कार्यकर्त्यांच्या प्रत्यक्ष पाठिंब्यावर आधारित तिकिटांचे वाटप केले जाईल. यावेळी बावनकुळे म्हणाले, “नेत्यांच्या मागे लागणाऱ्यांना किंवा मागे फिरणाऱ्या तिकीट मिळणार नाही हे आताच लक्षात घावे. आणि त्यानुसार काम करावे”. माझ्या गाडीत कुणी फिरत आहे, प्रवास करीत आहे म्हणून त्याला तिकीट दिले जाईल या भ्रमात कुणी राहू नये असेही ते म्हणाले. त्यांनी पुढे सांगितले की, भाजपचे उद्दिष्ट केवळ निवडणुका जिंकणे नाही तर जनतेचा विश्वास जिंकणे आणि पारदर्शक व्यवस्था स्थापित करणे आहे. त्यामुळे, केवळ “वरिष्ठ नेत्याशी जवळीक” किंवा “नेत्याच्या मागे लागणाऱ्या” आधारावर कोणालाही तिकीट मिळणार हे नाही पदाधिकारी व कार्यकर्त्यांनी लक्षात ठेवून काम करावे. चंद्रपूर: स्थानिक स्वराज्य संस्थेच्या निवडणुकीचे तिकीट आमदार किशोर जोरगेवार, मागासवर्गीय आयोगाचे अध्यक्ष हंसराज अहिर तसेच मी स्वतःही कुणाला देऊ शकत नाही. "नेत्यांच्या मागे लागणाऱ्यांना आणि मागे फिरणाऱ्या तर तिकीट मिळणारच नाही." भाजप लवकरच एक सर्वेक्षण करणार आहे आणि सर्वेक्षणात… pic.twitter.com/j43DKOpFqZ विशेष म्हणजे चंद्रपूरमध्ये गेल्या काही काळापासून माजी मंत्री आमदार सुधीर मुनगंटीवार आणि आमदार जोरगेवार या भाजपच्या दोन प्रमुख गटांच्या समर्थकांमध्ये तीव्र गटबाजी सुरू आहे हे लक्षात घेण्यासारखे आहे. या पार्श्वभूमीवर, बावनकुळे यांच्या विधानाला विशेष महत्त्व आहे. राजकीय विश्लेषकांचा असा विश्वास आहे की त्यांचा स्पष्ट संदेश भाजपच्या अंतर्गत कार्यप्रणालीवर परिणाम करेल आणि कदाचित अधिक पारदर्शक तिकीट वाटप प्रक्रियेला चालना देईल. बावनकुळे यांच्या विधानामुळे भाजप कार्यकर्त्यांमध्ये एकच खळबळ उडाली आहे. अनेक कार्यकर्ते आता संघटना आणि पाठिंबा मजबूत करण्यासाठी काम करत आहेत. गटबाजीच्या या वातावरणात, हे विधान आगामी निवडणुकीसाठी रणनीती आखण्याचे संकेत देते. तसेच मागील काही दिवसांपासून केवळ तिकीट मिळणार या आशेवर अनेक आजी माजी नगरसेवक, संघटनेच्या पदाधिकाऱ्यांनी या गटातून त्या गटात त्या गटातून या गटात अशा अक्षरशः उड्या मारल्या आहेत. अशा वेळोवेळी नेते बदलणाऱ्या दलबदलू नेत्यांच्या चेहऱ्यावरील रंग बावनकुळे यांच्या वक्तव्याने उडाला आहे. राज्यात मराठा, ओबीसी आणि बंजारा आरक्षणाच्या मुद्द्यावर वादळ असताना, केंद्रीय मंत्री नितीन गडकरी यांनी नागपूरमध्ये हलबा महासंघाच्या कार्यक्रमात वक्तव्य केले. त्यांनी ब्राह्मण समाजाला आरक्षण नसल्याबद्दल परमेश्वराचे उपकार मानले. गडकरी म्हणाले की, बेरोजगारी ही मोठी समस्या आहे आणि समाजाच्या सर्वांगीण विकासासाठी नियोजनबद्ध कार्यक्रमांची गरज आहे. गुणवत्तेचा विकास महत्त्वाचा असून, समाजातील सुशिक्षितांनी पुढाकार घ्यावा.</w:t>
       </w:r>
     </w:p>
     <w:p>
@@ -136,7 +136,7 @@
     </w:p>
     <w:p>
       <w:r>
-        <w:t>Title: महसूल विभाग मेघा इंजिनिअरिंगवर मेहेरबान:बंपर डिस्काउंट सोबत डंपर रिटर्न; रोहित पवार यांचा चंद्रशेखर बावनकुळेंवर निशाणा</w:t>
+        <w:t>Title: उद्या महसूल मंत्री चंद्रपूर जिल्ह्याच्या दौऱ्यावर</w:t>
       </w:r>
     </w:p>
     <w:p>
@@ -148,13 +148,13 @@
           <w:rPr>
             <w:color w:val="0000FF"/>
           </w:rPr>
-          <w:t>https://divyamarathi.bhaskar.com/local/maharashtra/mumbai/news/mumbai-rohit-pawar-target-chandra-shekhar-bawankule-revenue-department-megha-engineering-discount-dumper-return-135876572.html</w:t>
+          <w:t>https://chandablast.com/?p=50932</w:t>
         </w:r>
       </w:hyperlink>
     </w:p>
     <w:p>
       <w:r>
-        <w:t>Content: राष्ट्रवादी काँग्रेस शरदचंद्र पवार पक्षाचे आमदार रोहित पवार यांनी मंगळवारी पुन्हा एकदा मेघा इंजिनिअरिंगला मिळालेल्या सवलतींवरून राज्याचे महसूल मंत्री चंद्रशेखर बावनकुळे यांच्यावर निशाणा साधला. सर्वसामान्य नागरिकांना सार्वजनिक कामांसाठी थोडाफार मुरूम रोहित पवार व मंत्री चंद्रशेखर बावनकुळे यांच्यात मेघा इंजिनिअरिंग नामक कंपनीच्या मुद्यावरून गत काही दिवसांपासून राजकीय कलगीतुरा रंगला आहे. रोहित पवारांनी महसूल विभागावर या कंपनीचा तब्बल 90 कोटी रुपयांचा दंड माफ केल्याचा आरोप केला होता. त्यानंतर बावनकुळे यांनी त्यांना आरोप सिद्ध करा किंवा राजकीय संन्यास घ्या असे आव्हान दिले होते. त्यानंतर पवारांनी बावनकुळेंनी थेट विधिमंडळात दिलेले उत्तर दाखवले होते. त्यानंतर आता पुन्हा त्यांनी बावनकुळेंचा चिमटा काढत त्याचे महसूल खाते मेघा इंजिनिअरिंगवर फारच मेहेरबान असल्याचा आरोप केला आहे. "बंपर डिस्काउंट सोबत डंपर रिटर्न" रोहित पवार म्हणाले की, आदरणीय बावनकुळे साहेब, विधानसभेत आपण दिलेल्या उत्तरानुसार महसूल मंत्र्यांनी मेघा इंजिनिअरिंग कंपनीला केवळ दंडात बंपर डिस्काउंटच दिलेला नाही तर अवैध उत्खनन केल्याप्रकरणी प्रामाणिक अधिकाऱ्यांनी या कंपनीची जप्त केलेली वाहने, यंत्रसामुग्री तसंच डंपर सुद्धा या कंपनीला परत करण्याचे आदेश दिलेत, हे खरं आहे काय? एकीकडे गावगाड्यात सर्वसामान्य शेतकऱ्यांसाठी पाणंद रस्त्यांसाठी किंवा गावकऱ्यांनी गावच्या सार्वजनिक कामांसाठी थोडाफार मुरूम काढला तर कडक कारवाई करणाऱ्या महसूल विभागाकडून मेघा इंजिनिअरिंगसाठी "बंपर डिस्काउंट सोबत डंपर रिटर्न" एवढी आकर्षक ऑफर आणि एवढी मेहरबानी का ? एका दुसऱ्या प्रकरणात मेघा इंजिनिअरिंगने साताऱ्या जिल्ह्यातल्या सातारा ते म्हसवड रस्त्यातलं काम करत असताना देखील अवैध उत्खनन केलं असता स्थानिक तहसीलदार, प्रांताधिकारी यांनी या कंपनीला 105 कोटींचा दंड ठोकावत या कंपनीची यंत्रसामुग्री जप्त करत बँक खाते देखील सील केलं होतं, परंतु दुर्दैवाने जून 2022 मध्ये सरकार बदलताच डिसेंबर 2022 मध्ये या कंपनीचा दंड माफ करत या कंपनीची यंत्रसामुग्री परत करण्याचा आदेश झाला. हे ही खरं आहे काय ? महसूल विभाग आणि मेघा इंजिनिअरिंगमध्ये असा कुठला बॉण्ड झाला ज्यामुळे एवढी मेहरबानी? बावनकुळे साहेब आपल्या उत्तराची वाट पाहतोय, असे रोहितप वार यांनी म्हटले आहे. त्यांनी आपल्या ट्विटमध्ये कंसामध्ये आपण पुराव्यांशिवाय बोलत नाही असेही ठणकावून सांगितले आहे. स्वतःचेच आदेश विसरलात का? -रोहित पवार उल्लेखनीय बाब म्हणजे रोहित पवारांनी बावनकुळे यांना त्यांनी विधिमंडळात दिलेल्या एका आदेशाचा विसर पडल्याचाही आरोप केला आहे. मी कधीच पुराव्याशिवाय बोलत नाही. हा घ्या पुरावा. तुमच्याच पक्षाचे आमदार बबनराव लोणीकर यांनी 11 जुलै 2025 रोजी विधानसभेत उपस्थित केलेल्या प्रश्नाला तुम्ही स्वतः महसूल मंत्री म्हणून उत्तर दिले आहे. दिलेले उत्तर आणि प्रश्न तुम्हीच बघा, तुम्ही केवळ दंडच माफ केला नाही तर जप्त केलेले साहित्यदेखील परत करण्याचे आदेश दिले होते हे विसरलात का? एकंदरीतच यावरून असे दिसून येते की, गावातील लोक जेव्हा पाणंद रस्ते किंवा गावातील रस्ते यासाठी मुरूम काढतात तेंव्हा तुम्ही त्यांच्यावर कारवाई करता पण दुसरीकडे धनदांडग्यांनी अवैध उत्खनन केलं असतानाही कोट्यवधींचा दंड माफ करता, असे ते म्हणाले होते. Copyright © 2024-25 DB Corp ltd., All Rights Reserved This website follows the DNPA Code of Ethics.</w:t>
+        <w:t>Content: चांदा ब्लास्ट राज्याचे महसूल मंत्री चंद्रशेखर बावनकुळे हे दि. 20 सप्टेंबर 2025 रोजी चंद्रपूर जिल्हा दौऱ्यावर येत असून त्यांचा दौरा कार्यक्रम पुढीलप्रमाणे आहे. 20 सप्टेंबर रोजी दुपारी 12 ते 1 या वेळेत जिल्हा नियोजन सभागृह, चंद्रपूर येथे नागरिकांची निवेदने स्वीकारण्याकरीता उपलब्ध, दुपारी 1 ते 2.30 वाजेपर्यंत नियोजन भवन येथे महसूल यंत्रणेचा आढावा, दुपारी 2.30 ते 3.30 या वेळेत चंद्रपूर जिल्ह्यातील मुद्रांक शुल्क व नोंदणी विभागाचा आढावा, दुपारी 3.30 ते 4.30 भुमी अभिलेख विभागाचा आढावा, सायं. 4.30 ते 5 वाजेपर्यंत राखीव, सायंकाळी 5 ते 6 या वेळेत नियोजन सभागृह येथे पत्रकार परिषद, सायं. 6 ते 7 बैठकीकरीता राखीव. Lorem ipsum dolor sit amet, consectetur.</w:t>
       </w:r>
     </w:p>
     <w:p>
@@ -167,7 +167,7 @@
     </w:p>
     <w:p>
       <w:r>
-        <w:t>Title: महसूल फेरफार प्रकरणांच्या लोक अदालतीचे आयोजन</w:t>
+        <w:t>Title: मालेगावच्या अकरा गावांना गावठाण विस्तारासाठी जमीन</w:t>
       </w:r>
     </w:p>
     <w:p>
@@ -179,13 +179,13 @@
           <w:rPr>
             <w:color w:val="0000FF"/>
           </w:rPr>
-          <w:t>https://chandablast.com/?p=50394</w:t>
+          <w:t>https://deshdoot.com/malegaon-revenue-minister-chandrashekhar-bawankule-grampanchayats-land/</w:t>
         </w:r>
       </w:hyperlink>
     </w:p>
     <w:p>
       <w:r>
-        <w:t>Content: चांदा ब्लास्ट प्रतिनिधी. प्रमोद गिरडकर कोरपना :- जिल्हा अधीक्षक भूमी अभिलेख प्रदीप जगताप चंद्रपूर यांनी चंद्रपूर जिल्ह्यातील उप अधीक्षक भूमि अभिलेख चंद्रपूर/भद्रावती/वरोरा/चिमूर / ब्रम्हपूरी /नागभीड/सिंदेवाही मुल/सावली/पोंभूर्णा /गोंडपिंपरी /बल्लारपूर/राजूरा/ कोरपना /जिवती यांना महसुली फेरफार प्रकरणांची लोक अदालत आयोजित करणेबाबतचे पत्र दिले आहे. मा. उपसंचालक भूमि अभिलेख, नागपुर प्रदेश,नागपूर यांच्या दिनांक १० सप्टेंबर २०२५ रोजीच्या सभेतील सुचनेनुसार मा. महसुल मंत्री श्री चंद्रशेखर बावनकुळे यांनी प्रलंबित फेरफार प्रकरणांसंबंधाने लोक अदालत आयोजित करणेबाबत सुचना दिलेल्या आहेत. मा.महसूल मंत्री श्री चंद्रशेखर बावनकुळे हे दिनांक २० सप्टेंबर २०२५ रोजी चंद्रपूर जिल्हयात विविध विभागांची आढावा सभा घेणार आहेत.त्यामुळे महसूल फेरफार प्रकरणांच्या विषया संबंधाने आढावा घेण्याची शक्यता नाकारता येत नाही. त्या संबंधाने जिल्ह्यातील सर्व उप अधिक्षक भूमी अभिलेख यांनी बुधवार दिनांक २० सप्टेंबर २०२५ पूर्वी आपले स्तरावरील प्रलंबित सर्व फेरफार प्रकरणा संबंधाने फेरफार अदालत घ्यावी असे जिल्हा अधीक्षक भूमी अभिलेख चंद्रपूर यांनी चंद्रपूर जिल्ह्यातील सर्व उप अधीक्षक भूमी अभिलेख यांना पत्राद्वारे सूचित केले आहे. त्याअनुषंगाने उप अधीक्षक भूमी अभिलेख कोरपना श्री प्रभाकर बढिये यांनी दिनांक १७ सप्टेंबर २०२५ रोजी फेरफार प्रकरणांच्या लोक अदालतीचे उप अधीक्षक भूमी अभिलेख कार्यालय कोरपना येथे ११.०० वाजता आयोजन केले आहे.फेरफार प्रकरण लोक अदालती मध्ये निकाली काढली जाणार असल्यामुळे जनतेनी ज्यास्त ज्यास्त फायदा घ्यावा असे आवाहन उप अधीक्षक भूमी अभिलेख कोरपना श्री प्रभाकर ना. बढिये यांनी केले आहे Lorem ipsum dolor sit amet, consectetur.</w:t>
+        <w:t>Content: महसूलमंत्री चंद्रशेखर बावनकुळे यांची माहिती मुंबई | प्रतिनिधी Mumbai मालेगाव तालुक्यातील (जि. नाशिक) ११ ग्रामपंचायतींना गावठाण विस्तारासाठी महाराष्ट्र राज्य शेती महामंडळाची २८.३ हेक्टर आर जमीन देण्यास राज्य सरकारने मान्यता दिली आहे. महसूल मंत्री चंद्रशेखर बावनकुळे यांनी शुक्रवारी याबाबतची माहिती देताना महसूल आणि वन विभागाने यासंदर्भातील शासन निर्णय जारी केल्याचे सांगितले. या शासन निर्णयानुसार गावठाणाच्या हद्दीपासून ५ किलोमीटरच्या आतील शेती महामंडळाची जमीन गावठाण विस्तार, शासकीय घरकुल योजना आणि इतर सार्वजनिक कामांसाठी वापरता येईल. महाराष्ट्र राज्य शेती महामंडळाच्या संचालक मंडळाच्या बैठकीत जमिनी विनामूल्य देता येणार नाहीत, असा ठराव मंजूर करण्यात आला आहे. त्यामुळे भूसंपादन कायद्यातील तरतुदीनुसार नुकसानभरपाईची रक्कम महाराष्ट्र राज्य शेती महामंडळाकडे जमा केल्यानंतरच ही जमीन उपलब्ध करून दिली जाईल. या जमिनीचा ताबा उपविभागीय अधिकारी, मालेगाव यांच्यामार्फत संबंधित ग्रामपंचायतींना दिला जाईल, अशी माहिती बावनकुळे यांनी दिली. या जमिनींच्या वापरावर अनेक अटी आणि शर्ती लागू असतील. ग्रामपंचायती या जमिनी ‘भोगवटादार वर्ग-२’ म्हणून धारण करतील. या जमिनीचा वापर केवळ गावठाण विस्तारासाठीच करणे बंधनकारक आहे. सरकारच्या पूर्वपरवानगीशिवाय ही जमीन विकता, गहाण ठेवता किंवा हस्तांतरित करता येणार नाही. तसेच, जमिनीचा ताबा मिळाल्यापासून तीन वर्षांच्या आत मंजूर उद्देशासाठी वापर सुरू करणे आवश्यक आहे. अटींचे उल्लंघन झाल्यास जमीन सरकार जमा करण्याचा अधिकार शासनाकडे राहील, असे बावनकुळे म्हणाले. गावठाण विस्तारासाठी जमीन मंजूर झालेल्या गावांची यादी आणि कंसात क्षेत्रफळ</w:t>
       </w:r>
     </w:p>
     <w:p>
@@ -198,7 +198,7 @@
     </w:p>
     <w:p>
       <w:r>
-        <w:t>Title: ओबीसी नेतेही आक्रमक! उपसमितीच्या पहिल्याच बैठकीत भुजबळ यांची नाराजी कायम</w:t>
+        <w:t>Title: गडचिरोलीतील भूखंड घोटाळ्याच्या चौकशीसाठी ‘एसआयटी’; महसूल मंत्री बावनकुळे यांची घोषणा; भूमाफिया, भ्रष्ट अधिकारी अडचणीत</w:t>
       </w:r>
     </w:p>
     <w:p>
@@ -210,13 +210,13 @@
           <w:rPr>
             <w:color w:val="0000FF"/>
           </w:rPr>
-          <w:t>https://marathi.freepressjournal.in/mumbai/obc-leaders-chhagan-bhujbal-reservation-maharashtra-pankaja-munde</w:t>
+          <w:t>https://www.loksatta.com/nagpur/gadchiroli-revenue-minister-bawankules-announcement-phm-00-5385383/</w:t>
         </w:r>
       </w:hyperlink>
     </w:p>
     <w:p>
       <w:r>
-        <w:t>Content: मुंबई : आझाद मैदानावरील आंदोलनानंतर मराठा समाजाच्या बऱ्यापैकी मागण्या मान्य झाल्यानंतर आता शासन आदेशानंतर ओबीसी नेतेही आक्रमक झाले आहेत. ओबीसी उपसमितीच्या बुधवारी झालेल्या बैठकीतही त्याची झलक पाहायला मिळाली. ओबीसी नेते आणि मंत्री छगन भुजबळ यांनी स्पष्टपणे नाराजी बोलून दाखवली तर पंकजा मुंडे आणि चंद्रशेखर बावनकुळे या मंत्र्यांनीही ओबीसींवर अन्याय होणार नाही, याबाबत आपले मत मांडले. कुणबी नोंदींसंबंधी काढलेल्या जीआरमुळे ओबीसींना फटका बसणार, ओबीसीत अनेक जाती असल्या तरी निधीची कमतरता आहे, अशी नाराजी भुजबळ यांनी व्यक्त केली. दरम्यान, मराठा समाजाला बोगस प्रमाणपत्र देऊ नये. मराठा आरक्षणाबाबत अवैध दाखले देऊ नये, याबाबत श्वेतपत्रिका काढा, अशी मागणी पंकजा मुंडे यांनी केली. ओबीसींच्या मनात आपल्यावर अन्याय होईल अशी भीती आहे. पण, तसे काही होणार नाही. कुणबी नोंदी आहेत, त्यांनाच अध्यादेशाप्रमाणे प्रमाणपत्र मिळणार असून त्यासाठी प्रमाणपत्र, कुणबी नातेसंबंध, ग्रामसमिती, तहसीलदारांच्या स्तरावरील समितीचा अहवाल घ्यावा लागणार आहेत. वंशावळ जुळल्यानंतर सर्व कागदपत्रांच्या पूर्ततेनंतरच दाखला देण्यात येईल. फक्त खोट्या नोंदी होणार नाहीत, याबाबत उपविभागीय अधिकाऱ्यांनी काळजी घेण्याची आवश्यकता असून, शासन निर्णयाप्रमाणे पुढे जावे, अशी अपेक्षा उपसमितीतील सर्वच सदस्यांनी व्यक्त केली, अशी माहिती मंत्रिमंडळ ओबीसी उपसमितीचे अध्यक्ष चंद्रशेखर बावकुळे यांनी दिली. इतर मागासवर्गीय ( ओबीसी ) समाजात ३५३ जाती आहेत. या जातींवर अन्याय होऊ नये. सुमारे ३,६८८ कोटींचा निधी मिळणे बाकी आहे. त्यामुळे १२०० कोटी रुपयांची शिष्यवृत्ती थांबली असून ती मार्गी लावण्यात यावी. वसतिगृह बांधकाम व शासकीय कार्यालयांसाठी आवश्यक असलेल्या जागा उपलब्ध व्हाव्यात असे प्रस्ताव मीमंत्रिमंडळ उपसमिती समोर ठेवण्यात आले. कुणबी मराठा - मराठा कुणबी प्रमाणपत्र देताना चुकीच्या कागदपत्रांच्या आधारे दिले जाऊ नये,ही अपेक्षाही सदस्यांनी व्यक्त केली. इतर मागासवर्गीयसंदर्भात (ओबीसी) मंत्रिमंडळ उपसमितीची पहिली बैठक राज्याचे महसूल मंत्री चंद्रशेखर बावनकुळे यांच्या नेतृत्वात बुधवारी मंत्रालयात पार पडली. अन्न, नागरी पुरवठा व ग्राहक संरक्षण मंत्री छगन भुजबळ, वनमंत्री गणेश नाईक, पाणीपुरवठा व मृदा जलसंधारण मंत्री संजय राठोड, पर्यावरण व पशुसंवर्धनमंत्री पंकजा मुंडे, इतर मागास बहुजन कल्याण मंत्री अतुल सावे, कृषीमंत्री दत्तात्रय भरणे, इतर मागास विभागाचे सचिव आप्पासाहेब धुळाज यांच्यासह इतर मागास बहुजन कल्याण विभागाचे सचिव व इतर अधिकारी उपस्थित होते. मराठा समाज हा सामाजिक मागास नसून आरक्षणाबाबत कागदपत्रांची अचूकता तपासूनच दाखले देण्यात यावेत, अशी अपेक्षा पंकजा मुंडे यांनी व्यक्त केली. ओबीसी समाजातील तरुणांना रोजगार आणि व्यवसाय करता यावा, यासाठी त्यांना अण्णासाहेब पाटील महामंडळाप्रमाणे कर्जवाटप करण्यात येण्यासाठी तशापद्धतीची योजना तयार करण्यात यावी, अशी सूचना उपसमितीने केली आहे. संजय राठोड, गुलाबराव पाटील, दत्तात्रय भरणे, अतुल सावे, गणेश नाईक यांनीही आपापली भूमिका आणि मागण्या समितीसमोर मांडल्या. त्याबरोबरच मंत्री छगन भुजबळ यांच्या अध्यक्षतेखालील यापूर्वीच्या समितीने केलेल्या शिफारसीही पुढील उपसमितीच्या बैठकीत मांडण्याच्या सूचनाही करण्यात आल्या आहेत. उपसमितीत या मुद्द्यांवर चर्चा मराठा जातीचा ओबीसी संवर्गात समावेश करण्यात येऊ नये व सरसकट मराठा समाजाला कुणबी प्रमाणपत्र देण्यात येऊ नये. ओबीसी विद्यार्थ्यांना व्यावसायीक अभ्यासक्रमास १०० टक्के शिष्यवृत्ती लागू करण्यात यावी. गुणवंत मुलांमुलींना परदेशात उच्च शिक्षणासाठी देण्यात येणारी शिष्यवृत्ती ७५ विद्यार्थ्यांची संख्या वाढवून २०० विद्यार्थी करण्यात यावी. म्हाडा व सिडकोतर्फे बांधून देण्यात येणाऱ्या घरकुल योजनेत ओबीसी संवर्गासाठी आरक्षण लागू करण्यात यावे. इतर मागास आर्थिक विकास महामंडळाला अॅड. जनार्दन पाटील ओबीसी आर्थिक विकास महामंडळ असे नाव द्यावे. - प्रत्येक शहर व तालुका स्तरावर ओबीसी, व्हीजेएनटी, एसबीसी विद्यार्थ्यांसाठी सुसज्ज ग्रंथालय सुरू करण्यात यावे. डॉ. पंजाबराव देशमुख ओबीसी समाजसेवक पुरस्कार जाहीर करण्यात यावा. - अनुसूचित जाती-जमातीप्रमाणे ओबीसी, विजा., भज व विशेष मागास प्रवर्ग शेतकऱ्यांना १०० टक्के सवलतीवर राज्यात योजना सुरू करण्यात याव्यात. ओबीसी आर्थिक विकास महामंडळाला एक हजार कोटी रुपयांची तरतूद करण्यात यावी. प्रमाणपत्रे चुकीच्या कागदपत्रांच्या आधारे देऊ नयेत -बावनकुळे चंद्रशेखर बावनकुळे यांनी सांगितले की, इतर मागासवर्गीय (ओबीसी) समाजात ३५३ जाती आहेत. या जातींवर अन्याय होऊ नये. सुमारे ३,६८८ कोटींचा निधी मिळणे बाकी आहे. त्यामुळे १२०० कोटी रुपयांची शिष्यवृत्ती थांबली असून ती मार्गी लावण्यात यावी. वसतीगृह बांधकाम व शासकीय कार्यालयांसाठी आवश्यक असलेल्या जागा उपलब्ध व्हाव्यात, असे प्रस्ताव मी मंत्रिमंडळ उपसमितीसमोर ठेवले आहेत. कुणबी मराठा अथवा मराठा कुणबी प्रमाणपत्र देताना चुकीच्या कागदपत्रांच्या आधारे दिले जाऊ नये, ही अपेक्षाही सदस्यांनी व्यक्त केली. मराठा समाजाला बोगस प्रमाणपत्रे देण्यात येऊ नयेत -पंकजा मंत्री पंकजा मुंडे यांनीही ओबीसीच्या मुद्यावर या बैठकीत ठाम भूमिका घेतली. मराठा समाजाला बोगस प्रमाणपत्र देण्यात येऊ नयेत. तसेच मराठा आरक्षणाबाबत अवैध दाखलेही देऊ नये. या प्रकरणी श्वेतपत्रिका काढण्यात यावी, अशी मागणीही पंकजा मुंडे यांनी यावेळी केली. © freepressjournal-marathi 2025</w:t>
+        <w:t>Content: गडचिरोली : जिल्ह्यात शासकीय व आदिवासींना वाटप करण्यात आलेल्या जमिनीची अवैध विक्री झाल्याचे समोर आले होते. त्यानंतर भूमाफिया, नगररचनाकार विभाग आणि स्थानिक स्वराज्य संस्थेतील अधिकारी यांच्यातील संगनमताची बरीच चर्चा झाली. शुक्रवारी गडचिरोली दौऱ्यावर असलेल्या महसूल मंत्री चंद्रशेखर बावनकुळे यांच्याकडे यासंदर्भात पुराव्यासहित तक्रार प्राप्त झाल्यानंतर त्यांनी जिल्हाधिकाऱ्यांच्या अध्यक्षतेखालील विशेष समितीमार्फत (एसआयटी)चौकशी करण्याची घोषणा केली आहे. गडचिरोली जिल्ह्यात मागील काही वर्षापासून भूमाफियांनी अवैध भूखंड विक्रीचा सपाटा लावला आहे. यात नगर रचना विभाग, नगरपंचायत, नगरपरिषद आणि ग्रामपंचायतमधील अधिकाऱ्यांना हाताशी घेत शासकीय व आदिवासींना वाटप करण्यात आलेल्या जमिनी लाटण्यात आल्या. त्यानंतर अवैध ‘लेआउट’ निर्माण करून कोट्यवधींमध्ये या भूखंडांची विक्री करण्यात आली. अद्यापही हा प्रकार जिल्हाभरात सुरूच आहे. मधल्या काळात सासऱ्याची सुपारी देऊन हत्या करण्याचा आरोपाखाली नगररचना विभागाची सहायक संचालक अर्चना मनीष पुट्टेवार (पार्लेवार) हिच्या अटकेनंतर यासंदर्भातील घोटाळा ‘लोकसत्ता’ने समोर आणला होता. मात्र, यात वरिष्ठ अधिकाऱ्यांच्या सहभाग असल्याने चौकशी थंडबस्त्यात होती. शुक्रवारी गडचिरोली दौऱ्यावर असलेले महसूल मंत्री बावनकुळे यांच्यापुढे सामाजिक कार्यकर्ते चंद्रशेखर भडांगे आणि प्रकाश ताकसांडे यांनी सदर प्रकरणाची पुराव्यानिशी तक्रार केली. ते बघून बावनकुळेंनीही आश्चर्य व्यक्त केला. त्यांनी या प्रकरणाच्या चौकशीसाठी जिल्हाधिकाऱ्यांच्या अध्यक्षतेखाली ‘एसआयटी’ची घोषणा केली. या चौकशी समितीत मंत्रालयीन अधिकारी देखील राहणार आहेत. २ हजार कोटींचा घोटाळा? दुर्लक्षित पण मोक्याच्या जागेवर असलेल्या शासकीय व आदिवासींच्या जमिनी हेराफेरी करून भूमाफियांनी जिल्ह्यात तब्बल २ हजार कोटींचा भूखंड घोटाळा केला आहे. यासंदर्भात महसूल मंत्री बावनकुळे यांनी देखील उल्लेख केला. या घोटाळ्यात बनावट कागदपत्र तयार करणारे आणि त्यांना नियमित करून या जमिनी खरेदी विक्रीस परवानगी देणारे संबंधित यंत्रणेतील सर्व अधिकारी चौकशीच्या फेऱ्यात अडकणार आहे. त्यामुळे जिल्हाधिकाऱ्यांसमोर चौकशीचे मोठे आव्हान उभे झाले आहे. याप्रकरणाची प्रामाणिकपणे चौकशी झाल्यास मोठे घबाड बाहेर येऊ शकते, असा दावा तक्रारदारांनी केला आहे. Surya Grahan Bad Impact to Zodiac Signs: वैदिक पंचांगानुसार यावर्षाचं दुसरं आणि शेवटचं सूर्यग्रहण २१ सप्टेंबर २०२५ रविवारी लागणार आहे. सगळ्यात खास गोष्ट अशी की या दिवशी सर्वपितृ अमावस्या आहे आणि याचदिवशी पितृपक्ष संपणार आहे. अशातच यादिवशी लागणारं सूर्यग्रहण ज्योतिषशास्त्रानुसार महत्त्वाचे मानलं जाणार आहे.</w:t>
       </w:r>
     </w:p>
     <w:p>
@@ -229,7 +229,7 @@
     </w:p>
     <w:p>
       <w:r>
-        <w:t>Title: Sand Business Regulation | वाळू व्यावसायिकांसाठी स्वतंत्र धोरण राबवा!</w:t>
+        <w:t>Title: आदिवासींच्या जमिनी भाडेतत्वावर देण्याचा मार्ग मोकळा?- महसूल मंत्री बावनकुळे यांची घोषणा; आदिवासी नेत्यांचा तीव्र आक्षेप</w:t>
       </w:r>
     </w:p>
     <w:p>
@@ -241,13 +241,13 @@
           <w:rPr>
             <w:color w:val="0000FF"/>
           </w:rPr>
-          <w:t>https://pudhari.news/maharashtra/kokan/sindhudurg/nilesh-rane-demands-separate-sand-policy-for-traders-in-konkan-review-meeting-sp96</w:t>
+          <w:t>https://www.loksatta.com/nagpur/revenue-minister-bawankules-announcement-in-gadchiroli-phm-00-5385317/</w:t>
         </w:r>
       </w:hyperlink>
     </w:p>
     <w:p>
       <w:r>
-        <w:t>Content: कुडाळ : कोकणातील वाळू व्यवसायिकांसाठी स्वतंत्र धोरण राबविवा, तसेच वाळुवरील रॉयल्टीचे दर कमी करून त्यांना दिलासा द्यावा, अशी मागणी शिवसेनेचे आ. नीलेश राणे यांनी महसूल मंत्र्यांकडे केली. कोकणातील देवस्थान जमिनींबाबतही आ.राणे यांनी आग्रही भूमिका मांडली. मुंबई सह्याद्री अतिथीगृह येथे महसूल मंत्री चंद्रशेखर बावनकुळे यांच्या अध्यक्षतेखाली गुरूवारी कोकण विभागीय आढावा बैठक पार पडली. या बैठकीला कोकण विभागातील आमदार, विधानपरिषद सदस्य, विभागीय आयुक्त डॉ.विजय सूर्यवंशी, सर्व जिल्हाधिकारी, प्रांत व तहसीलदार उपस्थित होते. आ. दीपक केसरकर, आ. नीलेश राणे यांची यावेळी उपस्थिती होती. या बैठकीत वाळू प्रश्न, देवस्थान जमिनी, आकारीपड जमिनी, अतिक्रमित घरे तसेच नव्याने जाहीर केलेल्या मुख्यमंत्री बळीराजा रस्ते पाणंद योजनेवर चर्चा झाली. मंत्री बावनकुळे यांनी वाळूचा प्रश्न तीन महिन्यांत निकाली काढण्याचे निर्देश दिले. अ. नीलेश राणे यांनी कोकणातील वाळू व्यवसायिकांसाठी स्वतंत्र धोरण तयार करण्याची मागणी करताना रॉयल्टी कमी करून त्यांना दिलासा द्यावा, असे सांगितले. ‘मुख्यमंत्री बळीराजा रस्ते पाणंद’ योजना स्थानिक आमदारांच्या अध्यक्षतेखाली राबवली जाणार असून रस्त्यांची मोजणी, कायदेशीर प्रक्रिया व प्रत्यक्ष काम अशी टप्प्याटप्प्याने अंमलबजावणी केली जाणार आहे, अशी माहिती या बैठकीत देण्यात आली. महसूल विभागातील सर्व पाणंद रस्त्यांचे डी-नोटिफिकेशन, अतिक्रमित घरे नियमित करणे, आकारीपड जमिनी शेतकर्‍यांना परत देणे, तसेच शासन प्रयोजनार्थ नसलेल्या जमिनी मूळ मालकांच्या नावे करणे असे महत्त्वाचे निर्णय घेण्यात आले.देवस्थान जमिनींबाबत आ. नीलेश राणे यांनी आग्रही भूमिका मांडली. कोकणातील स्थानिक देवस्थानांचे देवस्थान बाबतीतचे निर्णय पश्चिम महाराष्ट्र देवस्थान कमिटीकडे मान्यतेसाठी पाठवले जातात. अनेकवेळा ते प्रलंबित राहतात. दरम्यान त्या कमिटीचा कार्यकाल संपतो. पण निर्णय प्रलंबित असतात. त्यासाठी हा प्रश्न कायमस्वरूपी सोडवायचा असेल तर स्थानिक देवस्थान कमिटीला अधिकार देऊन पश्चिम महाराष्ट्र देवस्थान समिती बरखास्त करण्याची मागणी केली. त्यासाठी सक्षम कायदा करावा व गेली अनेक वर्षे प्रलंबित असलेला हा विषय मार्गी लावावा, अशी मागणी त्यांनी केली. यावर महसूलमंत्री यांनी तात्काळ अहवाल सादर करून सदरचा विषय निकाली काढण्याचे आदेश दिले. महसूल विभागातील पाणंद रस्त्यांचे डी-नोटिफिकेशन करणे अतिक्रमित घरे नियमित करणे आकारीपड जमिनी शेतकर्‍यांना परत देणे शासन प्रयोजनार्थ नसलेल्या जमिनी मूळ मालकांच्या नावे करणे अधिसूचनेत कोळी बांधवांबरोबरच गाबीत समाजाचाही उल्लेख असावा महसूलमंत्री चंद्रशेखर बावनकुळे यांनी एक महत्त्वपूर्ण घोषणा केली. मुंबईप्रमाणेच कोकणातील सर्व कोळीवाडे नियमित करून त्यांचे हक्क कोळी बांधवांना प्रस्थापित करून देण्याचे निर्देश महसूल अधिकार्‍यांना देण्यात आले, आ. राणे यांनी सुचविले, सिंधुदुर्ग जिल्ह्यात गाबीत समाजही पारंपरिक पद्धतीने मच्छीमार व्यवसाय करीत आहे. त्यामुळे यासंदर्भातील अधिसूचना प्रसिद्ध करताना कोळी यांच्यासोबत सिंधुदुर्गातील गाबीत समाजाचाही उल्लेख असावा, अशी मागणी त्यांनी बैठकीत केली. 'Pudhari' is excited to announce the relaunch of its Android and iOS apps. Stay updated with the latest news at your fingertips. Android and iOS Download now and stay updated, anytime, anywhere. Pudhari Publications Private Limited</w:t>
+        <w:t>Content: गडचिरोली : आदिवासी शेतकऱ्यांच्या जमिनी आता गैरआदिवासींना भाडेतत्वावर घेता येणार असून यासाठी स्वतंत्र कायदा तयार करण्याची तयारी राज्य सरकारने सुरू केली आहे. महसूल मंत्री चंद्रशेखर बावनकुळे यांनी १९ सप्टेंबर रोजी गडचिरोली येथे पत्रकार परिषदेत ही माहिती दिली. मात्र, या निर्णयामुळे आदिवासींच्या जमिनी धनदांडग्यांच्या ताब्यात जाण्याचा धोका असल्याची भीती व्यक्त होत असून आदिवासी नेत्यांनी तीव्र आक्षेप नोंदवला आहे. बावनकुळे म्हणाले, की यापूर्वी आदिवासींच्या जमिनी हस्तांतरित करण्याची तरतूद नव्हती. आता नव्या कायद्यानुसार जिल्हाधिकाऱ्यांच्या समक्षच भाडेपट्टा करावा लागणार असून त्यासाठी किमान मूल्य निश्चित करण्यात आले आहे. एकरी ५० हजार तर हेक्टरी सव्वा लाख रुपये इतका किमान दर ठरविण्यात आला आहे. ठरावीक किमान दरापेक्षा जास्त रकमेवर करार करता येईल, मात्र कमी दराने भाडेपट्टा मंजूर होणार नाही, असे त्यांनी स्पष्ट केले. याशिवाय आदिवासींच्या जमिनीतील गौण खनिजाचे खासगी कंपन्यांना उत्खनन व विक्री करण्याची मुभा दिली जाणार आहे. त्यासाठी करार करणे बंधनकारक असून उत्खननाच्या तुलनेत प्रतिटन किंवा प्रति ब्रास मोबदला शेतकऱ्याला देणे आवश्यक असेल. बावनकुळे यांच्या मते, या निर्णयामुळे अल्पशिक्षित आदिवासींना तात्पुरता आर्थिक फायदा होईल. मात्र दीर्घकाळात त्यांच्या जमिनीवरील मालकी व आर्थिक स्वायत्ततेला धोका पोहोचेल, अशी भीती आदिवासी नेत्यांना आहे. जल, जंगल, जमीन धोक्यात या निर्णयाला आदिवासी नेत्यांचा तीव्र विरोध आहे. गौण खनिज उत्खननासाठी खासगी कंपन्यांशी थेट करार करण्यास दिलेली मुभा धोकादायक ठरेल, असे त्यांचे म्हणणे आहे. गडचिरोलीसारख्या निसर्गसंपन्न जिल्ह्यात मोठ्या प्रमाणात उत्खनन होऊन जंगलतोड, पर्यावरणीय हानी आणि जैवविविधतेला गंभीर धोका निर्माण होऊ शकतो, अशी भीती व्यक्त केली जात आहे. तसेच मंत्रालयाऐवजी जिल्हाधिकाऱ्यांकडे कराराचे अधिकार दिल्यास स्थानिक दबावतंत्र व राजकीय हस्तक्षेप वाढेल, असा आरोप आदिवासी नेत्यांनी केला. “कंपन्यांकडून मिळणाऱ्या तुटपुंज्या रकमेच्या मोबदल्यात आदिवासींना त्यांचे नैसर्गिक जीवनस्रोत गमवावे लागतील. हा निर्णय आम्ही कदापि मान्य करणार नाही. सरकारने हा निर्णय घेतल्यास राज्यभर आंदोलन उभारले जाईल. – खासदार डॉ. नामदेव किरसान Surya Grahan Bad Impact to Zodiac Signs: वैदिक पंचांगानुसार यावर्षाचं दुसरं आणि शेवटचं सूर्यग्रहण २१ सप्टेंबर २०२५ रविवारी लागणार आहे. सगळ्यात खास गोष्ट अशी की या दिवशी सर्वपितृ अमावस्या आहे आणि याचदिवशी पितृपक्ष संपणार आहे. अशातच यादिवशी लागणारं सूर्यग्रहण ज्योतिषशास्त्रानुसार महत्त्वाचे मानलं जाणार आहे.</w:t>
       </w:r>
     </w:p>
     <w:p>
@@ -260,7 +260,7 @@
     </w:p>
     <w:p>
       <w:r>
-        <w:t>Title: Rohit Pawar News : रोहित पवारांनी आता नवं प्रकरण काढलं बाहेर; चंद्रशेखर बावनकुळेंना पुन्हा घेरलं...</w:t>
+        <w:t>Title: आदिवासी शेतकऱ्यांच्या उत्पन्नात होणार वाढ; जमीन भाड्याने देण्याचा मार्ग मोकळा</w:t>
       </w:r>
     </w:p>
     <w:p>
@@ -272,13 +272,13 @@
           <w:rPr>
             <w:color w:val="0000FF"/>
           </w:rPr>
-          <w:t>https://sarkarnama.esakal.com/mumbai/rohit-pawar-megha-engineering-penalty-waiver-chandrashekhar-bawankule-political-controversy-rm82</w:t>
+          <w:t>https://marathi.freepressjournal.in/maharashtra/maharashtra-tribal-farmers-land-leasing-income-boost</w:t>
         </w:r>
       </w:hyperlink>
     </w:p>
     <w:p>
       <w:r>
-        <w:t>Content: Megha Engineering Penalty Waiver Controversy : राष्ट्रवादी काँग्रेस शरदचंद्र पवार पक्षाचे आमदार रोहित पवार आणि महसूल मंत्री चंद्रशेखर बावनकुळे यांच्यामध्ये आरोप-प्रत्यारोपांच्या फैरी झडत आहेत. मेघा इंजिनिअरिंग कंपनीला दंड माफ करण्यावरून दोन्ही नेते आमनेसामने उभे ठाकले आहेत. बावनकुळेंनी रोहित पवारांचे दंड माफ केल्याचे आरोप फेटाळून लावले आहेत. त्यानंतर आता पवारांनी नवं प्रकरण बाहेर काढत त्यांना घेरलं आहे. रोहित पवारांनी सोशल मीडियातून पुन्हा एक पोस्ट केली असून सातारा येथील अवैध उत्खननाचा मुद्दा समोर आणला आहे. त्याबाबतचे तेथील तत्कालीन जिल्हाधिकाऱ्यांचे आदेशही त्यांनी शेअर केले आहेत. त्यांनी बावनकुळेंना उद्देशून मेघा इंजिनिअरिंगकडे बोट दाखविले आहे. आदरणीय बावनकुळे साहेब, विधानसभेत आपण दिलेल्या उत्तरानुसार महसूल मंत्र्यांनी मेघा इंजिनिअरिंग कंपनीला केवळ दंडात बंपर डिस्काउंटच दिलेला नाही तर अवैध उत्खनन केल्याप्रकरणी प्रामाणिक अधिकाऱ्यांनी या कंपनीची जप्त केलेली वाहने, यंत्रसामुग्री तसंच डंपर सुद्धा या कंपनीला परत करण्याचे… pic.twitter.com/QK5KxddxIE रोहित पवारांनी म्हटले आहे की, विधानसभेत आपण दिलेल्या उत्तरानुसार महसूल मंत्र्यांनी मेघा इंजिनिअरिंग कंपनीला केवळ दंडात बंपर डिस्काउंटच दिलेला नाही. तर अवैध उत्खनन केल्याप्रकरणी प्रामाणिक अधिकाऱ्यांनी या कंपनीची जप्त केलेली वाहने, यंत्रसामुग्री तसंच डंपर सुद्धा या कंपनीला परत करण्याचे आदेश दिलेत, हे खरं आहे काय? एकीकडे गावगाड्यात सर्वसामान्य शेतकऱ्यांसाठी पाणंद रस्त्यांसाठी किंवा गावकऱ्यांनी गावच्या सार्वजनिक कामांसाठी थोडाफार मुरूम काढला तर कडक कारवाई करणाऱ्या महसूल विभागाकडून मेघा इंजिनिअरिंगसाठी "बंपर डिस्काउंट सोबत डंपर रिटर्न" एवढी आकर्षक ऑफर आणि एवढी मेहरबानी का?, असा सवालही रोहित पवारांनी व्यक्त केली आहे. एका दुसऱ्या प्रकरणात मेघा इंजिनिअरिंगने सातारा जिल्ह्यातल्या सातारा ते म्हसवड रस्त्यातलं काम करत असताना देखील अवैध उत्खनन केलं असता स्थानिक तहसीलदार, प्रांताधिकारी यांनी या कंपनीला 105 कोटींचा दंड ठोठावत या कंपनीची यंत्रसामुग्री जप्त करत बँक खाते देखील सील केलं होतं. परंतु दुर्दैवाने जून 2022 मध्ये सरकार बदलताच डिसेंबर 2022 मध्ये या कंपनीचा दंड माफ करत या कंपनीची यंत्रसामुग्री परत करण्याचा आदेश झाला. हे ही खरं आहे काय?, असा सवाल रोहित पवारांनी केला आहे. महसूल विभाग आणि मेघा इंजिनिअरिंगमध्ये असा कुठला बॉण्ड झाला ज्यामुळे एवढी मेहरबानी? बावनकुळे साहेब आपल्या उत्तराची वाट पाहतोय, असे आव्हान रोहित पवारांनी दिले आहे. मी पुराव्याशिवाय बोलत नाही, असेही त्यांनी म्हटले आहे. बावनकुळे यांनी पुरावे द्या, नाहीतर राजकारण सोडा, असे आव्हान पवारांना दिले होते. सरकारनामाचे सदस्य व्हा शॉपिंगसाठी 'सकाळ प्राईम डील्स'च्या भन्नाट ऑफर्स पाहण्यासाठी क्लिक करा. Read Latest Marathi Political News, Breaking Political News from Maharashtra, India, Pune &amp; Mumbai at Sarkarnama. To Get Live Political Marathi News on Mobile, Download the Sarkarnama Mobile App for Android and IOS. सरकारनामा आता सर्व सोशल मीडिया प्लॅटफॉर्मवर. ताज्या राजकीय घडामोडींसाठी फेसबुक, ट्विटर, इन्स्टाग्राम, शेअर चॅट, टेलिग्रामवर आणि व्हॉट्सॲप आम्हाला फॉलो करा. तसेच, सरकारनामा यूट्यूब चॅनेलला आजच सबस्क्राइब करा. Follow Us Copyright © 2025 Sakal Media Group – All Rights Reserved Powered by Quintype वेबसाईटवर ब्राउझिंगचा अनुभव सर्वोत्तम असावा, यासाठी आम्ही कुकीजचा वापर करतो. कुकीजमुळे तुम्हाला तुमच्या आवडत्या मजकुराची शिफारस करता येते. आमचे गोपनीयता आणि कुकीजसंदर्भातील धोरण तुम्हाला मान्य आहे.</w:t>
+        <w:t>Content: महाराष्ट्रातील आदिवासी शेतकऱ्यांना लवकरच त्यांच्या जमिनी शेती किंवा खनिज उत्खननासाठी खाजगी संस्थांना थेट भाड्याने देण्याची परवानगी मिळणार आहे. महसूल मंत्री चंद्रशेखर बावनकुळे यांनी गडचिरोली येथे पत्रकार परिषदेत ही महत्त्वपूर्ण घोषणा केली. सध्या अस्तित्वात असलेल्या कायद्यानुसार, आदिवासी शेतकऱ्यांना खाजगी संस्थांसोबत स्वतंत्रपणे भाडेपट्टा करार करण्याची मुभा नाही. मात्र, सरकार लवकरच नवा कायदा आणणार असून त्याद्वारे आदिवासींना थेट करार करण्याची संधी मिळणार आहे. चंद्रशेखर बावनकुळे म्हणाले, “या धोरणांतर्गत शेतकरी त्यांच्या जमिनी शेतीसाठी किंवा खनिज उत्खननासाठी खाजगी कंपन्यांना भाड्याने देऊ शकतील. लवकरच यासंबंधी कायदा लागू केला जाईल.” करार प्रक्रियेत पारदर्शकता करारांमध्ये पारदर्शकता आणि निष्पक्षता राहावी म्हणून जिल्हाधिकाऱ्यांचा सहभाग आवश्यक असेल. किमान भाडेपट्टा : ५०,००० रुपये प्रति एकर दरवर्षी किंवा १,२५,००० रुपये प्रति हेक्टर दरवर्षी शेतकरी आणि खाजगी पक्ष आपसात अधिक दर ठरवू शकतील करार जिल्हाधिकारी पातळीवरच मंजूर होणार असल्याने शेतकऱ्यांना मंत्रालयात धाव घ्यावी लागणार नाही खनिज उत्खननातूनही फायदा जर आदिवासी शेतकऱ्यांच्या जमिनीवर मोठे किंवा गौण खनिज आढळले, तर त्यांना खाजगी कंपन्यांसोबत सामंजस्य करार (MoU) करण्याची परवानगी असेल. यामधून शेतकऱ्यांना काढल्या जाणाऱ्या खनिजांच्या प्रति टन किंवा प्रति ब्रास मोबदला मिळेल. या लाभाचे नेमके प्रमाण सरकारकडून निश्चित केले जाणार आहे. आदिवासींना मिळणारे फायदे या निर्णयामुळे आदिवासी शेतकऱ्यांना अनेक प्रकारचे फायदे होणार आहेत : जमीन विक्रीऐवजी भाड्याने देऊन स्थिर उत्पन्नाचा स्रोत मालकी हक्क कायम राहणार जिल्हा स्तरावर करार मंजुरीमुळे वेळ आणि खर्चाची बचत होणार शेतीबरोबरच खनिज उत्खननातूनही थेट आर्थिक फायदा होणार यापूर्वी आदिवासी जमिनीचे संरक्षण करण्यासाठी असे व्यवहार कठोर नियमांखाली ठेवले जात होते. त्यामुळे राज्यस्तरीय परवानग्यांवर अवलंबून राहावे लागे. नव्या धोरणामुळे ही अडचण दूर होऊन आदिवासींना थेट आर्थिक लाभ मिळणार आहे. © freepressjournal-marathi 2025</w:t>
       </w:r>
     </w:p>
     <w:p>
@@ -291,7 +291,7 @@
     </w:p>
     <w:p>
       <w:r>
-        <w:t>Title: सदावर्तेंचं महायुती सरकारला ओपन चॅलेंज, विखे पाटलांनाही फटकारलं; म्हणाले, 'मराठा आंदोलकांवरील गुन्हे मागे घेऊन दाखवाच!'</w:t>
+        <w:t>Title: नवरात्रोत्सवातील गरबा फक्त हिंदूंसाठी? प्रवेश करणाऱ्यांचं आधार कार्ड तपासा, विश्व हिंदू परिषदेच्या भूमिकेवर बावनकुळेही म्हणाले...</w:t>
       </w:r>
     </w:p>
     <w:p>
@@ -303,13 +303,13 @@
           <w:rPr>
             <w:color w:val="0000FF"/>
           </w:rPr>
-          <w:t>https://sarkarnama.esakal.com/maharashtra/gunratna-sadavarte-challenges-mahayuti-government-and-radhakrishna-vikhe-patil-over-withdraw-cases-against-maratha-protesters-as11</w:t>
+          <w:t>https://marathi.abplive.com/news/maharashtra/navratri-garba-only-for-hindus-check-aadhaar-of-participants-says-vhp-bawankule-comment-1385439/amp</w:t>
         </w:r>
       </w:hyperlink>
     </w:p>
     <w:p>
       <w:r>
-        <w:t>Content: गुणरत्न सदावर्ते यांनी महायुती सरकारला थेट ओपन चॅलेंज दिलं आहे. मराठा आंदोलकांवरील गुन्हे मागे घेण्याचा मुद्दा त्यांनी आक्रमकपणे उपस्थित केला. महसूल मंत्री चंद्रशेखर बावनकुळे यांच्याशी त्यांनी या विषयावर चर्चा केली. राधाकृष्ण विखे पाटील यांच्यावर त्यांनी तीव्र टीका केली आणि पोलिस खाते तुमच्याकडे आहे का? असा सवाल केला. या वक्तव्यामुळे महाराष्ट्राच्या राजकारणात नवा वाद निर्माण झाला आहे. Mumbai News : मराठा समाजाला आरक्षणासाठी दुसऱ्यांदा आंदोलन करावे लागले. तर मराठा आंदोलक मनोज जरांगे पाटील यांनी दुसऱ्यांदा पाच दिवस आमरण उपोषण केले. यानंतर राज्यातील महायुती सरकारने यावर तोडगा काढत हे आंदोलन संपवले. यावेळी हैद्राबाद गॅझेट लागू करण्याची घोषणा केली. हेच आंदोलन मागे घेताना जरांगे यांनी आणखी काही मागण्या सरकारकडून मान्य करून घेतल्या. ज्यात मराठा आंदोलकांवरील गुन्हे मागे घेण्याचा मुद्दाही होता. आता हा मुद्दा कळीचा बनला असून ॲड. गुणरत्न सदावर्ते यांनी थेट महायुती सरकारलाच ओपन चॅलेंज दिले आहे. त्यांनी आज महसूल मंत्री चंद्रशेखर बावनकुळे यांची भेट घेऊन चर्चा केली. यानंतर त्यांनी राधाकृष्ण विखे पाटील यांच्यावर जोरदार टीका केली आहे. तसेच शब्द देणाऱ्या विखे पाटलांकडे पोलिस खाते देखील आहे का? असा सवाल करत त्यांनी गुन्हे मागे घेऊन दाखवावेच असे आव्हान दिले आहे. यामुळे आता नवा वाद उफाळण्याची शक्यता आहे. आज मुंबईत ओबीसींच्या मंत्रिमंडळ उपसमितीची बैठक अध्यक्ष तथा महसूल मंत्री चंद्रशेखर बावनकुळे यांच्या अध्यक्षतेखाली झाली. यावेळी वेगवेगळ्या गोष्टींवर चर्चा झाली. ही बैठक संपल्यानंतर त्यांची भेट सदावर्ते यांनी घेतली. याच भेटीनंतर त्यांनी सरकारला जरांगे यांच्या मागणीने काढलेल्या हैद्राबाद गॅझेटवरून घेरलं. तसेच ते गॅझेट कसा संविधानाविरोधात आहे, या बाबी महसूलमंत्र्यांच्या लक्षात आणून दिल्या. तसेच याच भेटीत त्यांनी बंजारा, धनगर कैकाडी, ओबीसीतील छोटे घटक यांना मराठा समाज कसा त्रास दिला जातोय याची माहिती दिल्याचेही सदावर्ते यांनी म्हटले. याच वेळी त्यांनी सरकारतर्फे मराठा आंदोलक मनोज जरांगे यांना दिलेल्या शब्दावरून टीका केली. तसेच त्यांनी, गुन्हे मागे घेतल्यास राधाकृष्ण विखे पाटलांना न्यायालयात बोलवू असाही इशारा दिला. विखे पाटलांना इशारा देताना, विखे पाटलांनी मराठ्यांना शब्द दिला, पण त्यांच्याकडे पोलिस खाते देखील आहे का? असं आता वाटायला लागलं आहे. नुकसान झालेल्या गोष्टींचे गुन्हे मागे घ्यायला सांगितले आहे. मात्र शब्द देणारे राधाकृष्ण विखे पाटील तुम्ही तिथे राहू शकता का? असा सवाल यावेळी सदावर्ते यांनी विखे-पाटलांना केलाय. तर आता विखे-पाटील यांनी, तुम्ही गृहखातेही हातात घेतले की काय? उपोषण सोडतेवेळी समाज कल्याणचे मंत्री हे का नव्हते असा सवालही करताना ते कोठे होते आता असा प्रश्न पडत आहे. तर जरांगे पाटील यांच्यावर आरोप करताना, मनोज कसं आहे, स्वत:चे धंदे रेती टिप्परचे असतील रे बाबा. पण, एकही प्रकरणात गुन्हे मागे घेवून दाखवून द्या, मग विखे पाटील यांनाच न्यायालयात बोलवण्याची विनंती करु. पाटील आहेत म्हणून सगळं लागू होत असं नाही. तुम्ही राधाकृष्ण आहात, असा इशारा देताना सदावर्ते यांनी गुन्हे मागे घेण्याच्या निर्णयालाही विरोध केला आहे. त्यामुळे आता या ओपन चॅलेंजला सरकार आणि मंत्री राधाकृष्ण विखे-पाटील कसे उत्तर देतात हे पाहावं लागणार आहे. 1. सदावर्तेंनी महायुती सरकारला कोणते आव्हान दिले?मराठा आंदोलकांवरील गुन्हे मागे घेण्याचे आव्हान दिले. 2. ही भेट कोणासोबत झाली?सदावर्ते यांनी महसूल मंत्री चंद्रशेखर बावनकुळे यांची भेट घेतली. 3. सदावर्तेंनी कोणावर टीका केली?त्यांनी राधाकृष्ण विखे पाटील यांच्यावर थेट निशाणा साधला. 4. या वक्तव्याने काय परिणाम झाला?या विधानामुळे महाराष्ट्राच्या राजकारणात नवा वाद उफाळला. 5. आंदोलकांवरील गुन्ह्यांबाबत सदावर्तेंची भूमिका काय आहे?सर्व गुन्हे मागे घेतले पाहिजेत, अन्यथा सरकारला ओपन चॅलेंज असल्याचे त्यांनी सांगितले. सरकारनामाचे सदस्य व्हा शॉपिंगसाठी 'सकाळ प्राईम डील्स'च्या भन्नाट ऑफर्स पाहण्यासाठी क्लिक करा. Read Latest Marathi Political News, Breaking Political News from Maharashtra, India, Pune &amp; Mumbai at Sarkarnama. To Get Live Political Marathi News on Mobile, Download the Sarkarnama Mobile App for Android and IOS. सरकारनामा आता सर्व सोशल मीडिया प्लॅटफॉर्मवर. ताज्या राजकीय घडामोडींसाठी फेसबुक, ट्विटर, इन्स्टाग्राम, शेअर चॅट, टेलिग्रामवर आणि व्हॉट्सॲप आम्हाला फॉलो करा. तसेच, सरकारनामा यूट्यूब चॅनेलला आजच सबस्क्राइब करा. Follow Us Copyright © 2025 Sakal Media Group – All Rights Reserved Powered by Quintype वेबसाईटवर ब्राउझिंगचा अनुभव सर्वोत्तम असावा, यासाठी आम्ही कुकीजचा वापर करतो. कुकीजमुळे तुम्हाला तुमच्या आवडत्या मजकुराची शिफारस करता येते. आमचे गोपनीयता आणि कुकीजसंदर्भातील धोरण तुम्हाला मान्य आहे.</w:t>
+        <w:t>Content: Navratri Garba Nagpur: नवरात्रोत्सवातील गरबा फक्त हिंदूंसाठी असून मुस्लिमांना किंवा इतर धर्मियांना प्रवेश देऊ नका अशी भूमिका आज विश्व हिंदू परिषद नागपुरात पत्रकार परिषदेत मांडणार आहे .गरब्यात प्रवेश करताना आधार कार्ड बघून प्रवेश द्यावा .येणाऱ्याला टिळा लावावा तसेच देवीची पूजा करायला लावा अशा नियम व अटी आज विश्व हिंदू परिषदेकडून केल्या जाणार आहेत .बजरंग दल आणि विहिपचे कार्यकर्ते गरबास्थळी यावर लक्ष ठेवून असणार आहेत . दरम्यान यावर राज्याचे महसूल मंत्री व नागपूरचे पालकमंत्री चंद्रशेखर बावनकुळे यांनी प्रतिक्रिया दिली आहे . गरबा आयोजन करणारी समिती अटी शर्ती टाकू शकते तो त्यांचा अधिकार आहे .कार्यक्रमाला पोलिसांची परवानगी आहे का ? यावरच गरबा आयोजन समितीला निर्णय करायचा असतो, असं मंत्री बावनकुळे यांनी म्हटलंय . नवरात्रोत्सवाच्या पार्श्वभूमीवर विश्व हिंदू परिषदेने बजरंग दलाने गरबा कार्यक्रमांसाठी पुन्हा एकदा आपली भूमिका स्पष्ट केले आहे . नवरात्रोत्सवातील गरबा फक्त हिंदूंसाठी आहे .मुसलमान किंवा इतर धर्मियांना यात प्रवेश देऊ नका अशी भूमिका आज विश्व हिंदू परिषद नागपूर मध्ये पत्रकार परिषदेत मांडणार आहे .दरवर्षीप्रमाणे नवरात्र सुरू होण्यापूर्वी विश्व हिंदू परिषद हे पत्रकार परिषद घेणार आहे .आज दुपारी चार वाजता पत्रकार परिषदेत ही भूमिका मांडण्यात येणार असल्याची माहिती आहे. गरब्यात प्रवेश करताना आधार कार्ड बघून प्रवेश द्यावा, येणाऱ्या ला टिळा लावावा, देवीची पूजा करायला लावा ..अशा अटी शर्ती विश्व हिंदू परिषदेने घातल्या आहेत . या वेळी बजरंग दल आणि विहीपचे कार्यकर्ते गरबास्थळांवर लक्ष ठेवून राहणार आहे . गरबा भगवतीला प्रसन्न करण्यासाठीची आराधना आहे .गरबा नृत्य नसून देवीला प्रसन्न करण्यासाठी खेळला जातो .ज्यांची श्रद्धा नाही त्यांना गरबा प्रवेश देऊ नये .अशी भूमिका विश्व हिंदू परिषदेने सर्व गरबा आयोजकांना निवेदन देत मांडले आहे . विश्व हिंदू परिषदेच्या या भूमिकेवर नागपूरचे पालकमंत्री व राज्याचे महसूल मंत्री चंद्रशेखर बावनकुळे यांनी प्रतिक्रिया दिली आहे . ते म्हणाले, गरबा आयोजन करताना गरबा आयोजन समिती अटी शर्ती टाकू शकते .तो त्यांचा अधिकार आहे .समितीने काय अटी शर्ती ठेवल्या आणि त्या कार्यक्रमाला पोलिसांची परवानगी आहे का ?या परवानगी वरच गरबायोजन समितीला निर्णय करायचा असतो असं बावनकुळे म्हणालेत . - - - - - - - - - Advertisement - - - - - - - - -</w:t>
       </w:r>
     </w:p>
     <w:p>
@@ -322,7 +322,7 @@
     </w:p>
     <w:p>
       <w:r>
-        <w:t>Title: उत्तराची महाराष्ट्र वाट पाहतोय.! 'त्या' प्रकरणाचा पर्दाफाश करणारच, रोहित पवारांचे बावनकुळेंना आव्हान</w:t>
+        <w:t>Title: राज्यातील पाणंद रस्ते दुरुस्तीसाठी होणाऱ्या मुरूम उत्खननावर महसूलमंत्र्यांची मोठी घोषणा</w:t>
       </w:r>
     </w:p>
     <w:p>
@@ -334,13 +334,13 @@
           <w:rPr>
             <w:color w:val="0000FF"/>
           </w:rPr>
-          <w:t>https://marathi.oneindia.com/maharashtra/rohit-pawar-challenges-chandrashekhar-bawankule-over-megha-engineering-fine-waiver-marathi-news-036967.html</w:t>
+          <w:t>https://www.lokmat.com/agriculture/farming-ideas/revenue-ministers-big-announcement-on-the-excavation-of-murum-for-the-repair-of-panand-roads-in-the-state-a-a975/amp/</w:t>
         </w:r>
       </w:hyperlink>
     </w:p>
     <w:p>
       <w:r>
-        <w:t>Content: Rohit Pawar challenges Chandrashekhar Bawankule : राज्यात आयपीएस अंजली कृष्णा यांना उपमुख्यमंत्री अजित पवारांनी दिलेल्या वागणुकीनंतर यानिमित्ताने मुरुम चोरी, दंड माफीचे प्रकरण रोहीत पवारांनी उचलून धरले आहे. यानिमित्ताने त्यांनी महसूल मंत्री चंद्रशेखर बावनकुळे यांना सवाल करत कोंडीत पकडण्याचा प्रयत्न केला आहे. "रोज कापूसकोंड्याची गोष्ट काय सांगता, रोहित पवार जी ! या वक्तव्यावर रोहीत पवारांनी महसूल मंत्र्‍यांना पुन्हा एकदा प्रत्युत्तर दिले आहे आणि या प्रकरणाची पोलखोल विधीमंडळ अधिवेशनात करणार हे सांगत प्रत्युत्तर दिले आहे. रोहीत पवारांनी एक्सवर पोस्ट केली त्यानुसार, "आदरणीय बावनकुळेजी, मी आपलीच कागदपत्रे आपणास पुरावे म्हणून दिली आणि अत्यंत साधे सरळ सोपे प्रश्न विचारले, आपण उत्तरे देण्याचा प्रयत्न केला पण प्रत्येक उत्तरानंतर आपण अजून खोलात रुतत गेलात त्यामध्ये माझी काय चूक? मी दिलेले पुरावे आणि आपली उत्तरे बघता कापूसकोंड्याची गोष्ट कोण सांगतंय हे महाराष्ट्राला वेगळे सांगण्याची गरज नाही. आदरणीय बावनकुळे साहेब, मी आपलीच कागदपत्रे आपणास पुरावे म्हणून दिली आणि अत्यंत साधे सरळ सोपे प्रश्न विचारले, आपण उत्तरे देण्याचा प्रयत्न केला पण प्रत्येक उत्तरानंतर आपण अजून खोलात रुतत गेलात त्यामध्ये माझी काय चूक? मी दिलेले पुरावे आणि आपली उत्तरे बघता कापूसकोंड्याची गोष्ट कोण… https://t.co/6PkT05ZVbZ pic.twitter.com/bXeya5hGKQ— Rohit Pawar (@RRPSpeaks) September 11, 2025 आदरणीय बावनकुळे साहेब, मी आपलीच कागदपत्रे आपणास पुरावे म्हणून दिली आणि अत्यंत साधे सरळ सोपे प्रश्न विचारले, आपण उत्तरे देण्याचा प्रयत्न केला पण प्रत्येक उत्तरानंतर आपण अजून खोलात रुतत गेलात त्यामध्ये माझी काय चूक? मी दिलेले पुरावे आणि आपली उत्तरे बघता कापूसकोंड्याची गोष्ट कोण… https://t.co/6PkT05ZVbZ pic.twitter.com/bXeya5hGKQ रोहीत पवारांनी एक्सवर पोस्टमध्ये म्हणतात, "एकीकडे एखाद्या गावकऱ्याने घर बांधकामासाठी थोडी वाळू किंवा मुरूम घेतला तर ट्रॅक्टर जमा होतो, रस्त्यावर भाजीपाला विकला किंवा फेरीवाला काही विकत असेल तर साहित्य जप्त केले जाते, चुकून नो पार्किंगमध्ये गाडी लागली तर ७८६ चा दंड आणि मागचे एक चलन भरल्याशिवाय गाडी भेटत नाही, साधी पाणीपट्टी किंवा वीजबिल थकले तरी कनेक्शन कट केले जाते. परंतु दुसरीकडे मेघा इंजिनिअरिंग सारख्या कंपनीला कोट्यवधींच्या दंडात ९९ % डिस्काउंट ची बंपर ऑफर दिली जाते ...नियम तोडले तर दंड केलाच पाहिजे, परंतु सर्वसामान्यांना दंड आणि बॉण्डवाल्यांना माफी हे योग्य आहे का ?" {embed-poll} रोहीत पवारांनी एक्सवर पोस्टमध्ये म्हणतात, "स्थगितीच्या नावाने डिस्काउंट देत वसुली थांबवायची याला स्थगिती नाही तर 'छुपी दंड माफीच' म्हणावी लागेल. मेघा इंजिनिअरिंगला दिलेली डिस्काउंट ऑफर बघता मेघा इंजिनिअरिंग आणि आपल्या पक्षाचा काय बॉण्ड आहे हे देखील यानिमित्ताने महाराष्ट्राला पून्हा एकदा कळून चुकले आहे." रोहीत पवारांनी एक्सवर पोस्टमध्ये म्हणतात, " विधानसभेच्या हिवाळी अधिवेशनात चर्चा तर आम्ही घडवून आपल्या पक्षाचा आणि मेघा इंजिनिअरिंगचा बॉण्ड प्रकरणाचा पर्दाफाश आम्ही करणारच आहोत .... विधानसभेत नक्कीच भेटूया ... परंतु, तूर्तास आपण या प्रकरणावर मेघा इंजिनिअरिंगच्या 95 कोटीच्या दंडाबाबत महसूलमंत्री म्हणून काय कारवाई करणार आहात, आधीच्या महसूलमंत्र्यांनी दिलेली स्थगिती उठवून दंड वसूल करणार आहात का ? मेघा इंजिनिअरिंगच्या सातारा जिल्ह्यातील 105 कोटीच्या दंडमाफीचे दुसरे प्रकरण आपणास दिले आहे, त्यावर आपण काय कारवाई करणार आहात ? विधानसभेच्या अधिवेशनाची वाट न बघता आपण त्वरित कारवाई करणार का? या प्रश्नांच्या उत्तरांची मी एकटा नाही तर संपूर्ण महाराष्ट्र वाट पाहत आहे..." आमदार रोहित पवार यांनी "मी एका कंपनीला ९० कोटी रुपयांचा दंड माफ केला" असा आरोप केला. त्यांनी हा आरोप सिद्ध करावा, नाही तर राजकीय संन्यास घ्यावा, असा पलटवार राज्याचे महसूल मंत्री चंद्रशेखर बावनकुळे यांनी केला होता. दरम्यान महसूल मंत्री चंद्रशेखर बावनकुळे यांच्या उत्तराला प्रत्युत्तर देताना रोहीत पवार म्हणाले की, गावातील लोक पाणंद किंवा गावातील रस्ते यासाठी मुरुम काढतात तेव्हा त्यांच्यावर कारवाई करता आणि धनदांडग्यांना सोडता असा आरोप केला आहे. या संदर्भातील बावनकुळेंनी दिलेला एक आदेश रोहीत पवारांनी त्यांच्या एक्स या हँडलवर पोस्ट केला व हा घ्या पुरावा असे म्हटले आहे. तसेच राहिला प्रश्न राजकीय संन्यासाचा तर आम्ही तुम्हाला राजकीय संन्यास घ्या म्हणत नाही फक्त जनतेच्या प्रश्नाचे उत्तर द्या. आहे का हिंमत? असे म्हणत त्यांनी चॅलेंज दिले होते. रोहीत पवारांना उत्तर देताना मंत्री बावनकुळेंनी "रोज कापूसकोंड्याची गोष्ट काय सांगता, रोहित पवार जी !! तुम्ही खरोखर या विषयाबद्दल गंभीर असाल तर सभागृहात या; उत्तर देतो. विधिमंडळाच्या हिवाळी अधिवेशनात चर्चा घडवा. सभागृहात प्रश्न मांडा." असे म्हटले आहे. त्यावर रोहीत पवारांनी आज एक्सवर पोस्ट करत दुसरा पुरावा दाखवला, त्यानंतर बावनकुळे यांना "विधानसभेच्या हिवाळी अधिवेशनात चर्चा तर आम्ही घडवून आपल्या पक्षाचा आणि मेघा इंजिनिअरिंगचा बॉण्ड प्रकरणाचा पर्दाफाश आम्ही करणारच आहोत .... विधानसभेत नक्कीच भेटूया ... "अशा शब्दात त्यांनी प्रत्युत्तर दिले.</w:t>
+        <w:t>Content: By ऑनलाइन लोकमत | Updated: September 20, 2025 16:37 IST माढा तालुक्यातील कुर्डू गावातील पाणंद रस्त्यांच्या दुरुस्तीसाठी झालेल्या मुरूम उत्खनन प्रकरणाची राज्यभर चर्चा झाली. या आंदोलनाची झळ मंत्रालयापर्यंत पोहोचली. राज्याचे महसूलमंत्रीचंद्रशेखर बावनकुळे यांनी याबाबत निर्णय घेतला की, राज्यातील पाणंद रस्ते दुरुस्तीसाठी होणाऱ्या मुरूम उत्खननावर येथून पुढे रॉयल्टी आकारली जाणार नाही, याची घोषणादेखील त्यांनी एका कार्यक्रमात नुकतीच केली. त्यामुळे या निर्णयाचा राज्यातील सुमारे ४१ हजार गावांना थेट फायदा होणार आहे. मुरुम उत्खनन कायदेशीर की बेकायदेशीर या मुद्यावरून वाद निर्माण झाला होता. करमाळ्याच्या डीवायएसपी व प्रशिक्षणार्थी आयपीएस अधिकारी अंजली कृष्णा आणि उपमुख्यमंत्री अजित पवार यांच्यातील संभाषणाची क्लीप चर्चेचा विषय ठरला. त्यानंतर गावातील सरपंच व ग्रामसेवकांवर महसूल विभागाकडून गुन्हे दाखल झाले. पोलिसांकडून सरकारी कामात अडथळा म्हणून २० पदाधिकारी, ग्रामस्थावर गुन्हे दाखल झाले. निषेध म्हणून गाव बंद ठेवत कुर्डू ग्रामस्थांनी एकी दाखवली आणि पाणंद रस्ते आम्हाला दुरुस्त करू द्या, अशी भूमिका घेतली. राज्याचे महसूलमंत्री चंद्रशेखर बावनकुळे यांनी जाहीर केलेला निर्णय म्हणजे कुर्डूकरांच्या आंदोलनाचा विजय आहे. एखाद्या गावाने पाणंद रस्त्यासाठी मुरूम उत्खनन केल्यावर ते गाव बदनाम न होता त्यांच्या मागणीचा आदर व्हायला हवा. कुर्डू आंदोलनामुळे आज राज्यातील सर्वच गावांना दिलासा मिळाला आहे. - संजयमामा शिंदे, माजी आमदार, करमाळा अधिक वाचा: 'एफआरपी' एकरकमीच द्यावी लागणार; राज्य शासनाची 'ती' मागणी सर्वोच्च न्यायालयाने फेटाळली Copyright © 2020 Lokmat Media Pvt Ltd</w:t>
       </w:r>
     </w:p>
     <w:p>
@@ -353,7 +353,7 @@
     </w:p>
     <w:p>
       <w:r>
-        <w:t>Title: Don’t create OBC vs Maratha divide in society, says Chandrashekhar Bawankule</w:t>
+        <w:t>Title: Maharashtra Live blog Updates: पावसाने शेतकऱ्यांच्या पिकांचे मोठे नुकसान</w:t>
       </w:r>
     </w:p>
     <w:p>
@@ -365,13 +365,13 @@
           <w:rPr>
             <w:color w:val="0000FF"/>
           </w:rPr>
-          <w:t>https://www.thehindu.com/news/national/maharashtra/dont-create-obc-vs-maratha-divide-in-society-says-chandrashekhar-bawankule/article70034519.ece</w:t>
+          <w:t>https://marathi.abplive.com/news/maharashtra/maharashtra-live-blog-updates-19-september-2025-farmer-flood-rain-maharashtra-weather-maharashtra-politics-devendra-fadnavismumbai-rains-1385110</w:t>
         </w:r>
       </w:hyperlink>
     </w:p>
     <w:p>
       <w:r>
-        <w:t>Content: September 11, 2025e-Paper The View From India Looking at World Affairs from the Indian perspective. First Day First Show News and reviews from the world of cinema and streaming. Today's Cache Your download of the top 5 technology stories of the day. Science For All The weekly newsletter from science writers takes the jargon out of science and puts the fun in! Data Point Decoding the headlines with facts, figures, and numbers Health Matters Ramya Kannan writes to you on getting to good health, and staying there The Hindu On Books Books of the week, reviews, excerpts, new titles and features. September 11, 2025e-Paper Published - September 11, 2025 11:05 am IST - Mumbai File picture of Maharashtra Revenue Minister Chandrashekhar Bawankule | Photo Credit: PTI Following the first meeting of the cabinet sub-committee for Other Backwards Classes (OBC) on Wednesday, the committee head and Revenue Minister, Chandrashekhar Bawankule, warned against creating an OBC versus Maratha environment in society. The committee discussed the objections raised by the ministers related to the Maratha Government Resolution (GR). “We discussed the concerns raised on the GR and its impact on the OBC reservations. Our unified stand is that certificates must be given following the GR. Any committee at the Gram Sabha level or tehsildars should not issue OBC certificates based on wrong entries, and for that, some kind of monitoring should be there,” said head of the sub-committee, Mr. Bawankule, adding that the certificates should be given only when there is a mention of Kunbi-Maratha or Maratha-Kunbi. During the meeting, OBC leader and NCP Minister Chhagan Bhujbal objected to the word “Maratha” used in the GR, which is “vague” and may impact OBC reservation adversely. The government resolution (GR) that permits the Maratha community to apply for the Kunbi caste based on the Hyderabad gazetteer received backlash from the OBC communities. The sub-committee comprising eight members from the Mahayuti alliance is formed to aim for the development of OBC from a social, educational and economic perspective and make plans for their welfare, focusing on education, employment, and economic empowerment. The members of the committee include Chhagan Bhujbal (NCP), Ganesh Naik (BJP), Gulabrao Patil (Shiv Sena), Sanjay Rathore (Shiv Sena), Pankaja Munde (BJP), Atul Saave (BJP) and Dattatreya Bharane (NCP). Mr. Bawankule also announced that the committee has approved the preparation of a budget of about ₹3,800 crore for over 353 OBC communities and will create a mechanism to reach out to the OBC communities with schemes. “We will also initiate an employment generation scheme for the OBC youth on the lines of Annasaheb Patil Mahamandal yojana, as well as review the action taken report of the decisions taken during the tenure of Mr. Bhujbal as the president of the committee. Some 12 to 13 decisions were made,” Mr. Bawankule added. Maharashtra minister Pankaja Munde, who also attended the meeting, said, “The State government will never ignore the concerns of the Other Backwards Classes (OBCs) on the Maratha GR.” Published - September 11, 2025 11:05 am IST Maharashtra / Reservation Copyright© 2025, THG PUBLISHING PVT LTD. or its affiliated companies. All rights reserved. BACK TO TOP Terms &amp; conditions | Institutional Subscriber Comments have to be in English, and in full sentences. They cannot be abusive or personal. Please abide by our community guidelines for posting your comments. We have migrated to a new commenting platform. If you are already a registered user of The Hindu and logged in, you may continue to engage with our articles. If you do not have an account please register and login to post comments. Users can access their older comments by logging into their accounts on Vuukle.</w:t>
+        <w:t>Content: Maharashtra Live blog Updates: पावसाने शेतकऱ्यांच्या पिकांचे मोठे नुकसान केले आहे. जून ते आतापर्यंत दोन लाख 91 हजार 842 शेतकऱ्यांच्या 2 लाख 74 हजार 607 हेक्टर वरील पिकांचे नुकसान झाले. या निक्सनिपोटी जवळपास 200 कोटी रुपयांची मागणी शासनाकडे केली आहे. नुकतेच मुख्यमंत्री देवेंद्र फडणवीस यवतमाळ जिल्ह्याच्या दौऱ्यावर आले असता नुकसान भरपाई तातडीने मिळेल अशी घोषणा केली. मात्र यवतमाळ आणि वाशिम जिल्हा वगळता इतर जिल्ह्यांना नुकसान भरपाई मिळाली यात यवतमाळ जिल्हा हा अद्यापही मदतीपासून वंचित आहे. राज्यातील आणि देश-विदेशातील ताज्या घडामोडी आणि बातम्यांचे लाईव्ह अपडेटस् जाणून घेण्यासाठी क्लिक करा... बीड : बीडमध्ये राष्ट्रवादी शरद पवार गट आमदार गोपीचंद पडळकर यांच्या विरोधात आक्रमक झाला आहे. राष्ट्रवादी काँग्रेस भवना बाहेर राष्ट्रवादीच्या कार्यकर्त्यांनी गोपीचंद पडळकर यांच्या प्रतिकात्मक पुतळ्याला जोडे मारून दहन केले.. आमदार पडळकर यांनी राष्ट्रवादीचे नेते जयंत पाटील यांच्याबाबत केलेल्या विधानावरून राज्यभरात तीव्र पडसाद उमटत आहेत. आणि याच निषेधार्थ शरद पवार गटाचे कार्यकर्ते आक्रमक झाले असून बीडमध्ये ही तीव्र पडसाद दिसून आले. केंद्रात आणि राज्यात सत्ता असल्याने पडळकर असे बेताल वक्तव्य करत असल्याचा आरोप राष्ट्रवादीच्या कार्यकर्त्यांनी केला.. गडचिरोली : सेवा पंधरवाडा उपक्रमात आज जिल्हाधिकारी कार्यालयातील नियोजन भवनात महसूल मंत्री चंद्रशेखर बावनकुळे आणि जिल्ह्याचे सहपालकमंत्री ॲड. आशिष जयस्वाल यांनी थेट नागरिकांची निवेदने स्वीकारून त्यांच्या तक्रारी जाणून घेतल्या. यावेळी मोठ्या संख्येने नागरिकांनी आपापल्या तक्रारी, निवेदने सादर केली. प्राप्त तक्रारींवर त्वरीत कार्यवाही करण्याच्या सूचना मंत्रीद्वयांनी जिल्हाधिकारी, संबंधित उपविभागीय अधिकारी, तहसीलदार, उपवनसंरक्षक व सार्वजनिक बांधकाम विभागाच्या अधिकाऱ्यांना दिल्या. We use cookies to improve your experience, analyze traffic, and personalize content. By clicking "Allow All Cookies", you agree to our use of cookies.</w:t>
       </w:r>
     </w:p>
     <w:p>
@@ -384,7 +384,7 @@
     </w:p>
     <w:p>
       <w:r>
-        <w:t>Title: Rohit Pawar vs BJP minister over Rs 94-cr fine 'waiver' to Megha Engineering</w:t>
+        <w:t>Title: New Districts In Maharashtra : राज्यात 20 नवीन जिल्हे तयार होणार? बावनकुळेंचे मोठे संकेत</w:t>
       </w:r>
     </w:p>
     <w:p>
@@ -396,13 +396,13 @@
           <w:rPr>
             <w:color w:val="0000FF"/>
           </w:rPr>
-          <w:t>https://www.indiatoday.in/india/story/rohit-pawar-vs-bjp-minister-chandrashekhar-bawankule-fine-waiver-to-megha-engineering-2785965-2025-09-11</w:t>
+          <w:t>https://mpbreakingnews.in/marathi/politics/new-districts-in-maharashtra-chandrashekhar-bawankule-big-statement-03-698118</w:t>
         </w:r>
       </w:hyperlink>
     </w:p>
     <w:p>
       <w:r>
-        <w:t>Content: A war of words has broken out in Maharashtra between NCP (Sharad Pawar faction) MLA Rohit Pawar and Revenue Minister Chandrashekhar Bawankule over allegations of a massive fine waiver granted to Megha Engineering. Over the past three days, Pawar has posted a series of sharp attacks on social media, accusing the Revenue Department of waiving fines worth Rs 94.68 crore that were imposed on Megha Engineering for illegal excavation. Citing official documents, he claimed that while district officials had levied fines and even seized machinery, the Revenue Minister intervened to slash the penalty to just Rs 17 lakh and return the seized equipment. The allegations relate to repeated cases of illegal excavation by Megha Engineering in Jalna district, where the company was reportedly extracting minor minerals without mandatory permissions during infrastructure projects. Revenue officials had imposed heavy penalties and seized equipment, but these actions were allegedly overturned or diluted due to ministerial intervention, Pawar alleged. “Is the Maharashtra government collecting revenue or repaying favours for electoral bonds?” Pawar asked, pointing out that small farmers and ordinary citizens face steep fines for minor violations, while big corporations enjoy “bumper discounts.” Bawankule hit back, denying the allegations. He clarified that the fine was not waived but stayed by a previous revenue minister in 2022. “A stay on recovery is not a waiver,” he said, accusing Pawar of misleading the public and using social media for political mileage instead of raising the issue in the legislature. Unrelenting, Pawar released more documents, citing assembly replies where Bawankule himself admitted to orders reducing fines and releasing seized machinery. “Even Amazon doesn’t offer such bumper discounts,” he mocked, alleging a “bond” between Megha Engineering and the ruling party. Pawar has vowed to raise the matter in the upcoming winter assembly session, demanding the revival of the original penalty orders. - EndsPublished By: Anuja JhaPublished On: Sep 11, 2025Must Watch</w:t>
+        <w:t>Content: राज्यात नवीन तालुके आणि नवीन जिल्हे निर्माण (New Districts In Maharashtra) होण्याच्या चर्चांना पुन्हा एकदा तोंड फुटलं आहे. आणि निमित्त ठरलं आहे ते म्हणजे महसूल मंत्री चंद्रशेखर बावनकुळे यांचे विधान…. राज्यात ८१ तालुके आणि २० नवे जिल्हे बनवले जाणार असल्याचा प्रस्ताव सरकारकडे आला आहे. मात्र यावर सध्या तात्काळ निर्णय घेणार नसल्याचेही त्यांनी स्पष्ट केले. ते चंद्रपूर येथे बोलत होते.. प्रसार माध्यमांशी बोलताना चंद्रशेखर बावनकुळे म्हणाले, राज्य सरकारकडे ८१ तालुके आणि २० नवे जिल्हे बनवण्याचा प्रस्ताव आला आहे. परंतु राज्याची भौगोलिक परिस्थितीचा विचार करुन आणि जोपर्यंत 2021 ची जनगणना पूर्ण होत नाही आणि त्याचा तपशील समोर येत नाही, तोपर्यंत नवे तालुके आणि नवे जिल्ह्यांसंदर्भात कोणताही निर्णय घेतला जाणार नाही.. दरम्यान, महाराष्ट्रात नवीन जिल्हे आणि तालुके निर्माण होणार (New Districts In Maharashtra ) या चर्चा काय आत्ताच सुरु नाहीत. अनेक वर्षापासून अधून मधून या चर्चांना पेव फुटत असतो. याच्या आधी 2023 मध्ये नवीन जिल्हा आणि तालुका निर्मिती या चर्चांनी जोर धरला होता. त्यावेळी तत्कालीन महसूल मंत्री राधाकृष्ण विखे पाटील यांनी विधानसभेत बोलताना या सर्व चर्चा फेटाळून लावल्या होत्या. नवीन जिल्हा निर्मितीसाठी मोठा आर्थिक खर्च सहन करावा लागतो तसेच जिल्ह्याचे मुख्यालय कुठे असणारे यावरूनही वाद होण्याची शक्यता असते. नवीन जिल्ह्यात तयार करायचा असेल तर कमीत कमी 350 कोटी रुपये खर्च येतो. या कारणांनी मधल्या काळात नवीन जिल्हा निर्मितीची चर्चा रेंगाळली होती. मात्र आता चंद्रशेखर बावनकुळे यांच्या विधानाने पुन्हा एकदा महाराष्ट्रात नवीन तालुके आणि जिल्हे तयार केले जाणार का?? या बातम्यांना वेग आलाय. MP Breaking Marathi News is a dedicated Marathi digital news platform by INTUITIVE NEWS &amp; MEDIA PRIVATE LIMITED. Launched as a subdomain of the leading Hindi news portal MP Breaking News, our goal is to deliver fast, accurate, and trustworthy news in Marathi.From politics to entertainment, sports to lifestyle—we bring updates from every segment, tailored for our Marathi-speaking audience. With a strong commitment to authenticity and speed, we aim to become your most reliable source of regional, national, and global news in Marathi. Contact us: mpbreakingnews (at) gmail.com Bhopal News Indore News Jabalpur News Gwalior News Play Store Apple Store © 2025 Intuitive News &amp; Media Pvt. Ltd. | Powered By Parshva Web Home | Contact Us | Policies | Terms and Conditions</w:t>
       </w:r>
     </w:p>
     <w:p>
@@ -415,7 +415,7 @@
     </w:p>
     <w:p>
       <w:r>
-        <w:t>Title: Munde Assures OBCs Will Not Be Sidelined amid Maratha Quota Row</w:t>
+        <w:t>Title: Political leaders spar over VHP advisory banning non-Hindus in Garba events</w:t>
       </w:r>
     </w:p>
     <w:p>
@@ -427,13 +427,13 @@
           <w:rPr>
             <w:color w:val="0000FF"/>
           </w:rPr>
-          <w:t>https://www.deccanchronicle.com/nation/current-affairs/munde-assures-obcs-will-not-be-sidelined-amid-maratha-quota-row-1902874</w:t>
+          <w:t>https://www.thehindu.com/news/cities/mumbai/political-leaders-spar-over-vhp-advisory-banning-non-hindus-in-garba-events/article70074549.ece/amp/</w:t>
         </w:r>
       </w:hyperlink>
     </w:p>
     <w:p>
       <w:r>
-        <w:t>Content: Mumbai: Maharashtra minister Pankaja Munde on Wednesday assured that the state government would not sideline the concerns of the Other Backward Classes (OBCs) amid ongoing tensions over the Maratha reservation issue. Her remarks came after the first meeting of the newly formed cabinet sub-committee on OBC welfare, which is chaired by BJP leader Chandrashekhar Bawankule. The panel has been tasked with addressing the apprehensions of the OBC community, which has expressed unease over the implications of extending reservation benefits to the Maratha population. Ms. Munde said, “Maharashtra Chief Minister Devendra Fadnavis has always taken decisions that protect the interests of the OBC community in the state. We had a detailed discussion about the status of OBCs in Maharashtra. No concerns of the OBCs will be ignored.” The state government has announced the committee to issue Kunbi caste certificates to Maratha community members with historical evidence of their Kunbi heritage, a social group classified as OBC in the state. The move has come after the State Social Justice and Special Assistance Department issued the government resolution (GR) on implementing the Hyderabad gazetteer, which will allow eligible members of the Maratha community to apply for Kunbi caste certificates. This will enable them to claim quota under the OBC category after certificates are issued. However, the move has enraged the OBCs with senior minister Chhagan Bhujbal opposing the inclusion of Marathas in the OBC category, insisting that the quota available to backward classes should not be diluted. Ms. Munde noted that Maharashtra currently has nearly 350 castes classified as OBCs. She said the sub-committee also reviewed various welfare schemes, direct benefit transfers, and budgetary allocations for the community. “We discussed multiple programmes designed for OBCs — both direct and indirect benefit schemes — and ways to strengthen them,” she added. The committee is expected to hold further consultations with community leaders and experts before submitting its recommendations to the government.</w:t>
+        <w:t>Content: Published - September 20, 2025 10:52 pm IST - Mumbai Representative image. File | Photo Credit: The Hindu A Vishwa Hindu Parishad (VHP) advisory that only Hindus will be allowed entry to garba events in Maharashtra and the organisers should check Aadhaar card for identification has triggered a war of words between members of the ruling and Opposition parties. “Garba is not merely a dance but a form of worship to please the goddess. They (apparent reference to Muslims) do not believe in idol worship. Only those having faith in the rituals must be allowed to participate,” said VHP national spokesperson Shriraj Nair and advised organisers to apply ‘tilak’ on participants and ensure that they perform puja before entering the garba events. “VHP and Bajrang Dal workers will monitor the events. Garba is a form of worship, not entertainment,” Mr. Nair added. Maharashtra Revenue Minister and senior BJP leader Chandrashekhar Bawankule threw his weight behind the Hindutva outfit over its advisory while Congress leader Vijay Wadettiwar criticised it as it could disturb social harmony. “That is their right. The only decisive factor is whether the event has police permission. The organising committees must take decisions based on that,” Mr. Bawankule said. Responding to the VHP’s move, Maharashtra Congress Legislature Party Leader and former State Minister Vijay Wadettiwar said, “They (VHP) want to set society on fire. They want to divide society over religion and reap political benefits out of it. What the VHP has said is nothing new. The organisation was born with an intention to destabilise the country.” Such a stand by organisations such as the VHP shakes the “unity in diversity” foundation of India, Mr. Wadettiwar said, alleging that it also reflects the stand of the government. Published - September 20, 2025 10:52 pm IST Maharashtra September 21, 2025e-Paper CONNECT WITH US</w:t>
       </w:r>
     </w:p>
     <w:p>
@@ -446,7 +446,7 @@
     </w:p>
     <w:p>
       <w:r>
-        <w:t>Title: Maharashtra allocates land for Intelligence Bureau’s residential quarters in Panvel</w:t>
+        <w:t>Title: Tulu Comedy vs Emotions</w:t>
       </w:r>
     </w:p>
     <w:p>
@@ -458,13 +458,13 @@
           <w:rPr>
             <w:color w:val="0000FF"/>
           </w:rPr>
-          <w:t>https://indianexpress.com/article/cities/mumbai/maharashtra-allocates-land-for-intelligence-bureau-residential-quarters-panvel-10239916/</w:t>
+          <w:t>https://daijiworld.com/news/newsDisplay?newsID=1292529</w:t>
         </w:r>
       </w:hyperlink>
     </w:p>
     <w:p>
       <w:r>
-        <w:t>Content: The Maharashtra Cabinet on Tuesday approved allocation of four lakh hectares of land at Panvel in Raigad district for setting up of Subsidiary Intelligence Bureau (SIB), Mumbai Division. Revenue Minister Chandrashekhar Bawankule said the Cabinet has approved allocation of four hectares of grazing land at Mauje Asudgaon in Panvel to SIB, which comes under the Centre. The approval enables the construction of modern residential quarters for SIB officers and employees, strengthening national security infrastructure in the region. “The state Revenue Ministry remains committed to facilitating strategic infrastructure projects that support national agencies while ensuring compliance with state regulations and promoting the welfare of officers and employees serving the nation,” Bawankule said. The land has been granted to the Deputy Director, Subsidiary Intelligence Bureau, Government of India, Mumbai Division, as ‘Occupant Class-2’ with lien and possession, subject to the prescribed terms and conditions. The allotment is based on an assessment amount of 50% of the value calculated at the non-cultivated rate, as per the current rapid census. The decision, spearheaded by the Revenue Ministry, aligns with the provisions of Sections 22A and 40 of the Maharashtra Land Revenue Code, 1966, Rules 5, 6, and 50 of the Maharashtra Land Revenue (Distribution of Government Land) Rules, 1971, Government Notification dated March 15, 2018, Government Circular dated December 14, 1998, and Section 51(1)(c) of the Maharashtra Gram Panchayat Act, 1958. Stay updated with the latest - Click here to follow us on Instagram You May Like Zohran Mamdani, the Democratic nominee for mayor of New York City, is currently in the lead with 46% of likely voters supporting him. However, discussions are underway to convince his rivals, Andrew Cuomo and Eric Adams, to drop out of the race. Mamdani's popularity is due to his affordability agenda and stance on the Israel-Palestine conflict.</w:t>
+        <w:t>Content: Watch Now Daijiworld Media Network - Mumbai Mumbai, Sep 17: Maharashtra Food and Civil Supplies Minister Chhagan Bhujbal on Tuesday alleged that OBC (Kunbi) certificates are being issued on the basis of forged and tampered documents. He raised the issue during a meeting of the state cabinet’s OBC sub-committee, pointing out a glaring disparity in state funding while the Maratha community received Rs 25,000 crore in the last three years, OBCs were allotted only Rs 2,500 crore in the past 25 years. Following the allegations and rising discontent within the OBC community, Sub-committee Chairman and Energy Minister Chandrashekhar Bawankule directed officials to conduct a thorough verification of all documents to curb the issuance of bogus Kunbi certificates. He also ordered the immediate release of Rs 2,933 crore in pending funds for OBC welfare within 15 days. The meeting, chaired by Bawankule, was attended by Bhujbal, Environment Minister Pankaja Munde, Other Backward and Bahujan Welfare and Dairy Development Minister Atul Save, Forest Minister Ganesh Naik, and Agriculture Minister Dattatray Bharne. Bhujbal reiterated that certificates are being issued based on manipulated records from the Hyderabad Gazette and demanded a fresh government-appointed committee to probe the possibility of fake entries similar to those earlier examined by the panel led by former Justice Sandeep Shinde. Highlighting financial neglect, Bhujbal noted that while the Annasaheb Patil Economic Development Corporation received Rs 750 crore, the Backward Classes Development Corporation was granted only Rs 5 crore. Calling the allocation grossly inadequate, he pointed out that OBCs constitute 54 per cent of the state’s population as per the 1931 census, making the meagre provision “highly discriminatory and unacceptable.” Disclaimer: Please write your correct name and email address. Kindly do not post any personal, abusive, defamatory, infringing, obscene, indecent, discriminatory or unlawful or similar comments. Daijiworld.com will not be responsible for any defamatory message posted under this article. Please note that sending false messages to insult, defame, intimidate, mislead or deceive people or to intentionally cause public disorder is punishable under law. It is obligatory on Daijiworld to provide the IP address and other details of senders of such comments, to the authority concerned upon request. Hence, sending offensive comments using daijiworld will be purely at your own risk, and in no way will Daijiworld.com be held responsible.</w:t>
       </w:r>
     </w:p>
     <w:p>
@@ -477,7 +477,7 @@
     </w:p>
     <w:p>
       <w:r>
-        <w:t>Title: NDA ruled Maharashtra waived off fine on BJP’s biggest Electoral Bond donor MEIL, says MLA</w:t>
+        <w:t>Title: Maharashtra Encroachment on farm roads to be cleared govt to map such pathways says Bawankule</w:t>
       </w:r>
     </w:p>
     <w:p>
@@ -489,13 +489,13 @@
           <w:rPr>
             <w:color w:val="0000FF"/>
           </w:rPr>
-          <w:t>https://thesouthfirst.com/news/nda-ruled-maharashtra-waived-off-fine-on-bjps-biggest-electoral-bond-donor-meil-says-mla/</w:t>
+          <w:t>https://www.theweek.in/wire-updates/national/2025/09/20/bes11-mh-bawankule-farmers.amp.html</w:t>
         </w:r>
       </w:hyperlink>
     </w:p>
     <w:p>
       <w:r>
-        <w:t>Content: It should also be noted that Maharashtra is governed by the BJP-led NDA, and MEIL was the highest electoral bond donor for the saffron party. Published Sep 10, 2025 | 10:27 AM ⚊ Updated Sep 10, 2025 | 10:27 AM Indian money. (iStock) Synopsis: NCP (SP) MLA Rohit Pawar questioned the Maharashtra Revenue Department for allegedly waiving off a ₹94 crore penalty on Hyderabad-based Megha Engineering and Infrastructure Limited. He asked whether the fine on the company was waived in December 2022 and whether an order had been issued to return the company’s seized machinery. NCP (SP) MLA Rohit Pawar questioned the Maharashtra Revenue Department for allegedly waiving off a ₹94 crore penalty on Hyderabad-based Megha Engineering and Infrastructure Limited (MEIL), which was imposed for its illegal activities. Pawar questioned Maharashtra Revenue Minister Chandrashekhar Bawankule regarding the “attractive offer of bumper discount along with dumper return” and the kindness towards Megha Engineering. He asked whether the fine on the company was waived in December 2022 and whether an order had been issued to return the company’s seized machinery. It should also be noted that Maharashtra is governed by the BJP-led NDA, and MEIL was the highest electoral bond donor for the saffron party. Also Read: MMRDA scraps tender allegedly awarded to Megha Engineering Questions the revenue minister Pawar questioned why the revenue department, which takes strict action on ordinary farmers who extract even a little murum for water, roads, or for public works, gave an offer of “bumper discount along with dumper return” for Megha Engineering. “In another case, even while Megha Engineering was working on the Satara to Mhaswad road in Satara district, when they carried out illegal mining, the local Tehsildar and Sub-Divisional Officer had imposed a fine of ₹105 crores on the company, seized their machinery, and also sealed the bank account, but unfortunately, as soon as the government changed in June 2022, in December 2022, the fine on this company was waived and an order was issued to return the company’s machinery. Is this also true?” Pawar questioned in a post on X. He further questioned Bawankule regarding the kind of “bond” that was formed between the Revenue Department and Megha Engineering that led to such kindness. Pawar further claimed that he would not be asking these questions without proof. According to Bawankule, district collectors of Jalna and Parbhani fined MEIL for illegal mineral extraction. Further, the Tehsildar of Khatav Taluka in the Satara district had seized 16 vehicles of MEIL, involved in illegal mineral transport, on 11 August 2022. MEIL, promoted by Pamireddy Pichi Reddy and PV Krishna Reddy, purchased bonds worth ₹966 crore, of which the highest donation went to the BJP. MEIL donated about ₹584 crore to the BJP via electoral bonds. ₹195 crore was donated to BRS, and ₹85 crore went to DMK. Others who encashed the electoral bonds donated by MEIL were YSRCP, TDP, Congress, Janta Dal (United), Janata Dal (Secular) and Jana Sena Party. (Edited by Muhammed Fazil.) Synopsis: NCP (SP) MLA Rohit Pawar questioned the Maharashtra Revenue Department for allegedly waiving off a ₹94 crore penalty on Hyderabad-based Megha Engineering and Infrastructure Limited. He asked whether the fine on the company was waived in December 2022 and whether an order had been issued to return the company’s seized machinery. NCP (SP) MLA Rohit Pawar questioned the Maharashtra Revenue Department for allegedly waiving off a ₹94 crore penalty on Hyderabad-based Megha Engineering and Infrastructure Limited (MEIL), which was imposed for its illegal activities. Pawar questioned Maharashtra Revenue Minister Chandrashekhar Bawankule regarding the “attractive offer of bumper discount along with dumper return” and the kindness towards Megha Engineering. He asked whether the fine on the company was waived in December 2022 and whether an order had been issued to return the company’s seized machinery. It should also be noted that Maharashtra is governed by the BJP-led NDA, and MEIL was the highest electoral bond donor for the saffron party. Pawar questioned why the revenue department, which takes strict action on ordinary farmers who extract even a little murum for water, roads, or for public works, gave an offer of “bumper discount along with dumper return” for Megha Engineering. “In another case, even while Megha Engineering was working on the Satara to Mhaswad road in Satara district, when they carried out illegal mining, the local Tehsildar and Sub-Divisional Officer had imposed a fine of ₹105 crores on the company, seized their machinery, and also sealed the bank account, but unfortunately, as soon as the government changed in June 2022, in December 2022, the fine on this company was waived and an order was issued to return the company’s machinery. Is this also true?” Pawar questioned in a post on X. He further questioned Bawankule regarding the kind of “bond” that was formed between the Revenue Department and Megha Engineering that led to such kindness. Pawar further claimed that he would not be asking these questions without proof. According to Bawankule, district collectors of Jalna and Parbhani fined MEIL for illegal mineral extraction. Further, the Tehsildar of Khatav Taluka in the Satara district had seized 16 vehicles of MEIL, involved in illegal mineral transport, on 11 August 2022. MEIL, promoted by Pamireddy Pichi Reddy and PV Krishna Reddy, purchased bonds worth ₹966 crore, of which the highest donation went to the BJP. MEIL donated about ₹584 crore to the BJP via electoral bonds. ₹195 crore was donated to BRS, and ₹85 crore went to DMK. Others who encashed the electoral bonds donated by MEIL were YSRCP, TDP, Congress, Janta Dal (United), Janata Dal (Secular) and Jana Sena Party. (Edited by Muhammed Fazil.)</w:t>
+        <w:t>Content: Chandrapur, Sep 20 (PTI) Encroachment on approach roads to agricultural fields will be removed in Maharashtra, and such tracks will be mapped as part of the state's plan to improve farmers’ income, minister Chandrashekhar Bawankule said on Saturday. Under the initiative, launched during the ongoing Seva Pandharwada (service fortnight), “scheduled trees”, which require permission to fell, will be planted along the roads to farmland, the minister told reporters here. He said the government is committed to boosting farmers’ income and will provide them with facilities like water, electricity and easy access roads. “After mapping the approach roads, the Chief Minister Baliraja Paddy Road Scheme will be introduced in the next six months,” he said. Under the scheme, the government will construct concrete roads to farmland, improving access for farmers and supporting agricultural activities. The revenue department, with the help of the district administration, will remove encroachment on these roads, the revenue minister said. He claimed that the initiative is the first such measure in the country. Revenue officials will hold camps in villages to ensure that records concerning 7/12 extracts (a key land document) are updated so that the holders can enjoy benefits under various government schemes, he said. Bawankule talked about the regularisation of land in slum pockets within the limits of civic corporations in the state. He also said that the use of 50 per cent artificial M-sand (manufactured sand) has been made compulsory in government construction projects to reduce the demand for natural sand. “At least 50 such projects should be started in each district,” said the minister. (This story has not been edited by THE WEEK and is auto-generated from PTI) Copyright © 2024 All rights reserved</w:t>
       </w:r>
     </w:p>
     <w:p>
@@ -508,7 +508,7 @@
     </w:p>
     <w:p>
       <w:r>
-        <w:t>Title: Maharashtra Government Navigates Maratha Reservation Debate Amid OBC Concerns</w:t>
+        <w:t>Title: Ajit Pawar downplays row with female IPS officer</w:t>
       </w:r>
     </w:p>
     <w:p>
@@ -520,13 +520,13 @@
           <w:rPr>
             <w:color w:val="0000FF"/>
           </w:rPr>
-          <w:t>https://www.devdiscourse.com/article/law-order/3622267-maharashtra-government-navigates-maratha-reservation-debate-amid-obc-concerns</w:t>
+          <w:t>https://theprint.in/india/ajit-pawar-downplays-row-with-female-ips-officer/2745526/</w:t>
         </w:r>
       </w:hyperlink>
     </w:p>
     <w:p>
       <w:r>
-        <w:t>Content: Pankaja Munde, a prominent Maharashtra minister, reassured the public on Wednesday that the state government would not overlook the concerns of the Other Backward Classes (OBCs) regarding the controversial Maratha reservation issue. Her comments followed the inaugural meeting of the cabinet sub-committee formed to address the welfare needs of the OBC community, headed by BJP leader Chandrashekhar Bawankule. Recent unrest among the OBC community arose after a government resolution from the Social Justice and Special Assistance Department outlined plans to implement the Hyderabad gazetteer. This move is designed to let eligible Marathas apply for Kunbi caste certificates, placing them in the OBC category for quota benefits. The decision came as a result of negotiations to end activist Manoj Jarange's hunger strike. OBC leader Chhagan Bhujbal has been vocal against incorporating Marathas into the OBC category, advocating for a separate quota to prevent dilution. Aligning with this, his organization has urged the government to reconsider the resolution, emphasizing the protection of over 350 OBC communities across the state. (With inputs from agencies.) Email: info@devdiscourse.com Phone: +91-720-6444012, +91-7027739813, 14, 15 © Copyright 2025</w:t>
+        <w:t>Content: Pune, Sept 17 (PTI) Maharashtra Deputy Chief Minister Ajit Pawar on Wednesday sought to downplay the controversy over his mobile phone conversation with a female IPS officer regarding the excavation of the murum soil. “The state government has decided not to levy royalty on murum mining if the material is used to build pathways for villagers to access their farms,” Pawar said at the inauguration of the Revenue Department’s ‘Service Fortnight’ programme in Pune in the presence of Chief Minister Devendra Fadnavis and Revenue Minister Chandrashekhar Bawankule.. In a lighter vein, Pawar told Bawankule that if the decision on royalty exemption had been taken a month earlier, the issue would not have escalated. Show Full Article Pune, Sept 17 (PTI) Maharashtra Deputy Chief Minister Ajit Pawar on Wednesday sought to downplay the controversy over his mobile phone conversation with a female IPS officer regarding the excavation of the murum soil. “The state government has decided not to levy royalty on murum mining if the material is used to build pathways for villagers to access their farms,” Pawar said at the inauguration of the Revenue Department’s ‘Service Fortnight’ programme in Pune in the presence of Chief Minister Devendra Fadnavis and Revenue Minister Chandrashekhar Bawankule.. In a lighter vein, Pawar told Bawankule that if the decision on royalty exemption had been taken a month earlier, the issue would not have escalated. Show Full Article “The state government has decided not to levy royalty on murum mining if the material is used to build pathways for villagers to access their farms,” Pawar said at the inauguration of the Revenue Department’s ‘Service Fortnight’ programme in Pune in the presence of Chief Minister Devendra Fadnavis and Revenue Minister Chandrashekhar Bawankule.. In a lighter vein, Pawar told Bawankule that if the decision on royalty exemption had been taken a month earlier, the issue would not have escalated. Show Full Article In a lighter vein, Pawar told Bawankule that if the decision on royalty exemption had been taken a month earlier, the issue would not have escalated. Addressing Pune Police Commissioner Amitesh Kumar, who was also present, Pawar jokingly asked him to convey the revenue department’s decision to his subordinates as well as to the Solapur Police. A video had surfaced earlier this month of Ajit Pawar purportedly chiding Anjana Krishna, sub-divisional police officer, Karmala, who was in the midst of taking action against illegal excavation of ‘murrum’ soil in Solapur district. Facing flak, he clarified that he didn’t mean to interfere but was trying to defuse a tense situation. PTI SPK NSK This report is auto-generated from PTI news service. ThePrint holds no responsibility for its content. Addressing Pune Police Commissioner Amitesh Kumar, who was also present, Pawar jokingly asked him to convey the revenue department’s decision to his subordinates as well as to the Solapur Police. A video had surfaced earlier this month of Ajit Pawar purportedly chiding Anjana Krishna, sub-divisional police officer, Karmala, who was in the midst of taking action against illegal excavation of ‘murrum’ soil in Solapur district. Facing flak, he clarified that he didn’t mean to interfere but was trying to defuse a tense situation. PTI SPK NSK This report is auto-generated from PTI news service. ThePrint holds no responsibility for its content. A video had surfaced earlier this month of Ajit Pawar purportedly chiding Anjana Krishna, sub-divisional police officer, Karmala, who was in the midst of taking action against illegal excavation of ‘murrum’ soil in Solapur district. Facing flak, he clarified that he didn’t mean to interfere but was trying to defuse a tense situation. PTI SPK NSK This report is auto-generated from PTI news service. ThePrint holds no responsibility for its content. Facing flak, he clarified that he didn’t mean to interfere but was trying to defuse a tense situation. PTI SPK NSK This report is auto-generated from PTI news service. ThePrint holds no responsibility for its content. This report is auto-generated from PTI news service. ThePrint holds no responsibility for its content. Subscribe to our channels on YouTube, Telegram &amp; WhatsApp Support Our Journalism India needs fair, non-hyphenated and questioning journalism, packed with on-ground reporting. ThePrint – with exceptional reporters, columnists and editors – is doing just that. Sustaining this needs support from wonderful readers like you. Whether you live in India or overseas, you can take a paid subscription by clicking here. Support Our Journalism Save my name, email, and website in this browser for the next time I comment. Δ Required fields are marked * Name * Email * Δ Copyright © 2025 Printline Media Pvt. Ltd. All rights reserved.</w:t>
       </w:r>
     </w:p>
     <w:p>
@@ -539,7 +539,7 @@
     </w:p>
     <w:p>
       <w:r>
-        <w:t>Title: Ad-hoc blanket issuance of Kunbi status to all Marathas not acceptable: Maharashtra minister Bawankule</w:t>
+        <w:t>Title: Maharashtra Revenue Minister Chandrashekhar Bawankule To Inaugurate The 31st Pune Navratri Festival On September 22</w:t>
       </w:r>
     </w:p>
     <w:p>
@@ -551,13 +551,13 @@
           <w:rPr>
             <w:color w:val="0000FF"/>
           </w:rPr>
-          <w:t>https://indianexpress.com/article/cities/mumbai/blanket-issuance-kunbi-status-marathas-not-acceptable-maharashtra-bawankule-10242237/</w:t>
+          <w:t>https://www.freepressjournal.in/pune/maharashtra-revenue-minister-chandrashekhar-bawankule-to-inaugurate-the-31st-pune-navratri-festival-on-september-22</w:t>
         </w:r>
       </w:hyperlink>
     </w:p>
     <w:p>
       <w:r>
-        <w:t>Content: Revenue Minister Chandrashekhar Bawankule on Wednesday said the Kunbi status to Marathas should be issued after thorough scrutiny adequately backed with valid documents to ascertain their credentials. Bawankule, who is also the chief of the OBC sub-committee, said the entire exercise should be conducted within framework and regulatory compliance and not under any political pressure. The issue of government resolution for Hyderabad Gazetter to facilitate Marathas from Marathwada region access their documents to establish their Kunbi status and avail OBC quota has led to massive unrest within the OBC communities and its leaders across party lines. To address their apprehensions, the state government set up a cabinet sub committee for OBC. On Wednesday, the cabinet sub-committee, chaired by Bawankule, held a meeting in the Mantralaya to address issues and demands concerning Other Backward Classes (OBC). The meeting focused on apprehensions over Hyderabad Gazette, along with welfare and policy matters for the OBC community. Among the leaders who attended the meeting were ministers Chhagan Bhujbal, Ganesh Naik, Gulabrao Patil, Sanjay Rathod, Atul Save, and Dattatray Bharne, alongside secretaries from the Backward Classes Welfare Department and other officials. Highly placed sources revealed, “NCP minister Chhagan Bhujbal voiced his concerns over blanket issuance of Kunbi certificates to all Marathas. Will the three-member team deployed at village level to scrutinise documents or ascertain affidavit be able to do its job freely and fairly? Will it be subjected to political pressure to issue certificates to all Marathas? What are the mechanisms to monitor? These were some of the issues raised by the NCP minister.” Bhujbal raised objections to two resolutions on Maratha reservation. However, he was informed that only final resolution will be enforced. Several OBC leaders at the meeting indicated that if large number of Marathas are given Kunbi status, it would upset the present OBC quota composition. The OBCs with 350 communities is already overcrowded. BJP minister Pankaja Munde said, “The Maratha community is nor socially backward. Yet, if they are seeking reservation, utmost care should be taken during scrutiny to verify their Kunbi status.” Speaking to the media after the OBC sub-committee meeting, Bawankule said, “The OBC rights will be safeguarded. We will not allow any injustice against OBCs.” While OBC sub-committee has no problem with government resolution on Hyderabad Gazette, Bawankule said, “We have made it clear that Kunbi certificate should be issued to eligible Maratha individuals only. There shouldn’t be a single case where a Kunbi certificate is given to a Maratha who is not eligible.” “To ensure this, the tehsildars, the gram samitis at the village level which are part of the scrutiny committee should exercise extra caution. Those who can furnish documents using Hyderabad Gazette should get Kunbi status. In case of those who file affidavit in absence of documents in Hyderabad gazettes should be asked to furnish Kunbi status of their relatives,” said the revenue minister. Apart from issues of Maratha quota and Kunbi status, the OBC sub-committee also dwelt at length on welfare schemes for the OBCs. “In the December session, a corpus of Rs 3800 crore was sanctioned for the OBC Mantralaya. We have urged the finance department to expedite the fund release,” said Bawankule. There were other issues related to OBC student hotels , library and administrative buildings. The sub-committee has directed the concerned departments to expedite all these projects. On the lines of Annabhau Sathe Arthik Mahamamdal, we are looking at similar setup to promote OBC entrepreneurship, said Bawankule. “During Bhujbal’s tenture as OBC sub-committee head, several decisions were taken. We have asked for a action taken report,” Bawankule said. Stay updated with the latest - Click here to follow us on Instagram You May Like Balen Shah, a rapper-turned-politician, is being promoted as the next Prime Minister of Nepal after the resignation of K P Sharma Oli. He completed his postgraduate studies in engineering in Bengaluru and was known for his rap music on YouTube. His former lecturers remember him as a dedicated student and are hopeful to see him lead the country.</w:t>
+        <w:t>Content: Pune: Pune Navratri Festival, which is a beautiful confluence of art, culture, singing, playing, bhajans, dance and music, is celebrating its 31st year this year. The festival will be inaugurated on Monday, September 22, at 4.30 pm by Maharashtra Revenue Minister Chandrashekhar Bawankule at Shri Ganesh Kala Krida Rangmanch. On this occasion, Union Minister of State for Civil Aviation and Cooperation Muralidhar Mohal, State Minister of Higher and Technical Education Chandrakant Patil, senior Gandhian thinker and former MLA Ulhas Pawar, State Minister of State for Urban Development Madhuri Misal, Rajya Sabha MP Dr Medha Kulkarni, MLA Dr Vishwajit Kadam, BJP City President Dheeraj Ghate, Former Minister of State for Home Ramesh Bagwe, Pune Municipal Commissioner Naval Kishore Ram, Pune City Police Commissioner Amitesh Kumar, and Additional Police Commissioner Sanjay Patil will be present as the chief guests. Special attraction of the inauguration The special presence of film stars Bhargavi Chirmule, Teja Devkar, Sania Chaudhary, Sheetal Ahirrao, Radha Sagar, Siya Patil, Rujuta Junnarkar, Amrita Dhongde, and Vaishnavi Patil will be a highlight in this inaugural ceremony. All the programmes of this festival are free for the fans. This information was given by the organising president of the Pune Navratri Festival, Aba Bagul, in a press conference. Bagul said, "On Monday, September 22, the day of Ghatsthapana, the installation of the idol will be done at the auspicious time of 6.41 am by Aba Bagul and Jayashree Bagul at Shri Laxmi Mata Temple in Shivdarshan. This year, a grand scene of the 72-foot-high Meenakshi Temple from Madurai is being created in this temple, and about 80 artists from the south are working on this scene." Maharshi – Lakshmi Mata Lifetime Achievement Award given annually Bagul further said that every year, a distinguished person who has performed exceptionally well in this inaugural ceremony is honoured with the 'Maharshi Award'. This year, Padma Shri Girish Prabhune, a social worker who has worked tirelessly for the upbringing, education and culture of children from the nomadic community, will be honoured with the Maharshi Award, said Aba Bagul. Similarly, individuals who have consistently contributed in various fields are honoured with the Shri Laxmi Mata Jeevan Gaurav Award at this inaugural ceremony. This year's awardees are Dr Parag Kalkar (Pro-Vice Chancellor of Savitribai Phule Pune University), State Director of Higher Education Dr Shailendra Devlankar, social activist Dr Megha Purav Samant, co-founder of Buldhana Cooperative Bank Shirish Deshpande and folk artist Pramila Lodgekar. Apart from this, Dr Mayur Kardile and Dr Arvind Khomane will also be specially honoured. Grand Opening Ceremony Cultural Programme The inauguration ceremony will be grand and spectacular, like every year. In this, the programme 'Anand Tarang', which is a jugglery of sitar, violin, flute and tabla, will be presented by Dr Neelima Radkar and Madhavi Karandikar and group. Dance guru Pt Shama Bhate and colleagues 'Sharanye Rudra Chandike' will present the Kathak programme. Vinod Dhokte, Swati Dhokte and co-stars of 'Jagar Shakti Pithancha' will present the programme Devicha Gondal. The attraction of the inauguration ceremony will be the dance performance 'Jallosh' by Marathi film stars Bhargavi Chirmule, Teja Devkar, Sania Chaudhary, Sheetal Ahirrao, Radha Sagar, Siya Patil, Rujuta Junnarkar, Amrita Dhongde, and Vaishnavi Patil, which will enchant the audience. It has been choreographed by Nikita Moghe. Cultural programmes at the festival After the inauguration, various cultural programmes will be presented at Shri Ganesh Kala Krida Rangmanch, the only one in Pune, every day at 7 pm till Vijayadashami for 11 consecutive days. On Tuesday, the 23rd, Abhijit Saraf, Kalyani Deshpande and Akshay Ghanekar will present the programme 'Nineties Melody', a collection of melodious songs from the 1990s. On Wednesday, the 24th, the programme 'Ishq Sufiyana' will be presented by Sandeep Panchwatkar, Praveen Avchar, Sandeep Ubale and Vinal Deshmukh. On Thursday, the 25th, 'Swar Samragnyiyaan', a programme of unique duet songs, will be presented by Radhika Atre, Rajeshwari Pawar, Kavita Sengar and Charulata Patankar. On Friday, the 26th, the 'Musical Masters' LP &amp; RD programme will be presented by Pallavi Patki Dhole, Sanjay Hivarale, Rafi Habib, Vinod Narwade and Bhagyashree Dumbare. On Saturday, the 27th, Prithviraj Nagwade, Ankita Shivtare and Saugandh Kapse will present the programme 'Asmita Maharashtraachi' with 50 artists simultaneously. On Sunday, the 28th, from 12 noon to 12 midnight, the only grand festival to preserve the folk art of Maharashtra will run for 12 consecutive hours, and the 'Lavani Festival', which is a must-see for women, will be a special attraction like every year. Lavani artists Seema Pote, Bhagyashree Baramatikar, Raksha Punekar, Kavya Punekar, Reel Star Kuku, and Varsha Mumbaikar and film actresses Archana Sawant, Jyoti Mumbaikar, Shalaka Punekar, and Sonali Shinde will perform in this festival. On Monday the 29th, 'Total Music Dhamaka' will be performed by Mukesh Dedhia, Tejaswini Pahuja, Chandrasekhar Mahamuni, Madhuri Bhosekar and Akash Solanki. On Tuesday, the 30th, the programme 'Bemisal Rafi' will be hosted by Aali Hussain, Anand Mhaswade and Kalyani Deshpande. On October 1, 'Hrudayat Waje Something', a romantic song programme, will be presented by Tanvi Dataye, A Saraf, Avantika Dhumane and RJ Bandya. On October 2, Vijayadashami, the vibrant programme 'Soulful Kishore Kumar' will be presented by veteran singers Jitendra Bhuruk, Rupali Ghogre and group, and this joyous musical celebration that has been going on for 11 consecutive days will conclude. Treasurer Nandkumar Bangude, Vice President Ghansham Sawant, Secretary Nandkumar Kondhalkar, Member Ramesh Bhandari, Member Amit Bagul and Member Hemant Bagul were present.</w:t>
       </w:r>
     </w:p>
     <w:p>
@@ -570,7 +570,7 @@
     </w:p>
     <w:p>
       <w:r>
-        <w:t>Title: Maharashtra's OBC Reforms: Securing Justice Amid Maratha Quota Debate</w:t>
+        <w:t>Title: Pune: 7,500 Students Take Cleanliness Oath At PM Narendra Modi's Birthday Event Attended By Maharashtra Minister Chandrashekhar Bawankule</w:t>
       </w:r>
     </w:p>
     <w:p>
@@ -582,13 +582,13 @@
           <w:rPr>
             <w:color w:val="0000FF"/>
           </w:rPr>
-          <w:t>https://www.devdiscourse.com/article/law-order/3622717-maharashtras-obc-reforms-securing-justice-amid-maratha-quota-debate</w:t>
+          <w:t>https://www.freepressjournal.in/pune/pune-7500-students-take-cleanliness-oath-at-pm-narendra-modis-birthday-event-attended-by-maharashtra-minister-chandrashekhar-bawankule</w:t>
         </w:r>
       </w:hyperlink>
     </w:p>
     <w:p>
       <w:r>
-        <w:t>Content: Maharashtra Revenue Minister Chandrashekhar Bawankule emphasized the importance of ensuring justice for the Other Backward Classes (OBCs), asserting that Kunbi certificates will be issued only to those applicants with verifiable lineage documents. This follows the state's notification on Maratha quotas. A newly formed cabinet sub-committee, chaired by Bawankule, met to address OBC issues, including fund disbursement delays affecting scholarships and community infrastructure. Members voiced concerns over Marathas being classified as OBCs, demanding accurate documentation for Kunbi certificates. The sub-committee discussed strategies like loan schemes for OBC youth and increased scholarships. A government resolution to facilitate Kunbi certificate issuance from British-era records was also introduced, prompting Maratha quota activist Manoj Jarange to cease his hunger strike. (With inputs from agencies.) Email: info@devdiscourse.com Phone: +91-720-6444012, +91-7027739813, 14, 15 © Copyright 2025</w:t>
+        <w:t>Content: Pune: Maharashtra Revenue Minister and BJP leader Chandrashekhar Bawankule was in Pune on Wednesday. Speaking at the event, Bawankule congratulated Prime Minister Narendra Modi on his 75th birthday and praised him for his work. Bawankule was attending an event where 7,500 students collectively took an oath for cleanliness. He was joined by Kasba Peth MLA Hemant Rasane, who organised this event under his initiative Swaccha Sundar Vikasit Kasba Mission. This initiative is in collaboration with the Deccan Education Society (DES). Present at the programme were former Union Environment Minister Prakash Javadekar, BJP State General Secretary Rajesh Pandey, Municipal Commissioner Naval Kishore Ram, MLA Vikrant Patil, Vice-President of the Society Ashok Palande, senior BJP office bearers, office bearers of the Deccan Education Society, principals, teachers, and a large number of students. While speaking at the event, Bawankule said, "Clean surroundings are essential for raising the standard of living and ensuring good health. Prime Minister Narendra Modi has given the nation the inspiring campaign of the Swachh Bharat Mission. City cleanliness is not just the government’s responsibility but the duty of every citizen. If students pledge to keep their homes, schools, and public places clean, the nation will surely become stronger." MLA Hemant Rasane said, "Prime Minister Modi dreams of making India a developed nation by 2047. To realise his vision of the Swachh Bharat Mission, everyone must actively participate. The initiative ‘Clean, Beautiful, Developed Kasba’ is not just an oath of cleanliness but a strong message to society. Today, along with the students, we have pledged that by the next birthday of Modiji, Pune will become the number one clean city in India.”</w:t>
       </w:r>
     </w:p>
     <w:p>
@@ -601,7 +601,7 @@
     </w:p>
     <w:p>
       <w:r>
-        <w:t>Title: Maharashtra Manoj Jarange govt at odds over OBC certificates for Marathas</w:t>
+        <w:t>Title: Maharashtra Government Approves Land For Expansion Of 11 Villages In Nashik District</w:t>
       </w:r>
     </w:p>
     <w:p>
@@ -613,13 +613,13 @@
           <w:rPr>
             <w:color w:val="0000FF"/>
           </w:rPr>
-          <w:t>https://www.mid-day.com/mumbai/mumbai-news/article/maharashtra-manoj-jarange-govt-at-odds-over-obc-certificates-for-marathas-23593384</w:t>
+          <w:t>https://www.freepressjournal.in/mumbai/maharashtra-government-approves-land-for-expansion-of-11-villages-in-nashik-district</w:t>
         </w:r>
       </w:hyperlink>
     </w:p>
     <w:p>
       <w:r>
-        <w:t>Content: Today's E-Paper Web Stories E-Paper Mid-day Gujarati Inquilab Mid-day Hindi Updated on: 11 September,2025 10:32 AM IST | Mumbai Sanjeev Shivadekar | sanjeev.shivadekar@mid-day.com OBC student scholarship, funding for hostels, and govt buildings discussed, apart from quota Chandrashekhar Bawankule (in jacket), at the OBC sub-committee meeting with Pankaja Munde (left), and Chhagan Bhujbal (wearing shawl). PIC/BY SPECIAL ARRANGEMENT Maratha quota activist Manoj Jarange and the government seem to be singing different tunes when it comes to issuing Other Backward Classes (OBC) caste certificates to the Marathas of Marathwada. Jarange has claimed that based on the Hyderabad gazette, all Marathas of the region will get OBC caste certificates. However, Revenue Minister Chandrashekhar Bawankule has made it clear that even if someone gives an affidavit, he or she will have to attach a record of Kunbi lineage to get the certificate. In fact, Chief Minister Devendra Fadnavis, too, has been reiterating that only those who will prove their OBC lineage will be issued certificates. On Wednesday, Bawankule chaired the OBC sub-committee’s maiden meeting held at Mantralaya. Speaking with the media after the meeting, Bawankule claimed that the meeting was not called merely to discuss solutions to the Maratha and OBC row. The senior OBC leader explained that other issues like OBC student scholarship, funds to build OBC hostels, and government buildings, too, were discussed. Maratha quota activist Manoj Jarange breaks his fast at Azad Maidan on September 2. PIC/SAYYED SAMEER ABEDI “Student scholarship amount pending is Rs 1200 crore. The total budgeted amount of R3800 crore will be taken up for discussion during the coming session of the state legislature (read as Winter Session that is held at Nagpur),” Bawankule said. The minister asserted that there are several central and state government welfare schemes for the community. “To develop a mechanism that will ensure that information about these schemes and benefits reaches every last person of the community was also discussed in the meeting,” the senior BJP leader added. Asked about, member of the committee, Chhagan Bhujbal being unhappy with the latest Government Resolution (GR) on the Maratha reservation, Bawankule assured that OBC reservation will not be affected due to the government’s decision. “Not everyone will get the caste certificate. Anyone who applies for the certificate will have to give an affidavit. But, along with the affidavit, the person will have to provide some proof of past OBC lineage of kin,” Bawankule clarified. But Jarange has been claiming the other way round. “All Marathas from the Marathwada region, and based on the Hyderabad gazette, will get the certificates,” the Maratha activists said. The difference in the government and Jarange’s claims has brought confusion over the outcome of the ongoing Maratha-OBC reservation row. First OBC sub-committee meets In the maiden meeting of the Other Backward Classes (OBC) sub-committee, panel member Chhagan Bhujbal strongly expressed his displeasure with the latest Government Resolution (GR) on Maratha reservation. Bhujbal allegedly stated that if the GR isn’t withdrawn or amended, there would be no choice but to challenge the document in court. Last week, during the state cabinet meeting, the government formed a nine-member cabinet sub-committee to look into education and social issues concerning OBC. Revenue Minister and senior BJP leader Chandrashekhar Bawankule has been appointed head of the sub-committee. Pankaja Munde, Ganesh Naik, Atul Save, Dattatray Bharne, Sanjay Rathod, Gulabrao Patil, and Bhujbal are members of the committee. Besides these ministers, a bureaucrat has been appointed as secretary. Rs 1,200 crStudent scholarship amount that is pending Did you find this article helpful? Help us improve further by providing more detailed feedback and stand a chance to win a 3-month e-paper subscription! Click Here Note: Winners will be selected via a lucky draw. Help us improve further by providing more detailed feedback and stand a chance to win a 3-month e-paper subscription! Click Here Note: Winners will be selected via a lucky draw. &gt; ADVERTISEMENT ADVERTISEMENT ADVERTISEMENT</w:t>
+        <w:t>Content: Mumbai: In a significant move aimed at addressing the growing demand for village expansion, the Maharashtra government has approved 28.3 hectares of land from the Maharashtra State Farming Corporation (MSFC) for the expansion of 11 gram panchayats in Malegaon taluka, Nashik district. The Revenue and Forest Department issued an official government resolution (GR) in this regard on September 19, 2025. The decision was finalized in a meeting chaired by Revenue Minister Chandrashekhar Bawankule at Mantralaya. According to the resolution, under the provisions of the Maharashtra Agricultural Land (Ceiling on Holdings) Act, 1961, land within 5 kilometers of a village boundary may be used for 'gavathan' (village site) expansion, government housing schemes, and other public purposes. However, as per the MSFC board’s decision, such land cannot be transferred free of cost. Instead, compensation must be deposited with the MSFC in accordance with the Land Acquisition Act before the land is handed over. The approved land parcels will be formally transferred to the respective gram panchayats through the Sub-Divisional Officer (SDO), Malegaon. List of approved villages (total 28.3 hectares): * Jalgaon – 2.00 ha * Dhawaleshwar – 2.00 ha * Ajang – 4.00 ha * Kashti – 2.00 ha * Belgav – 2.00 ha * Nilgavan – 2.00 ha * Dabhadi – 3.58 ha * Dudhe – 2.00 ha * Aghar Bu. – 2.44 ha * Ravalgaon – 4.28 ha * Satmane – 2.00 ha Conditions imposed:-The land will be held by gram panchayats as Class-II occupiers and must be used exclusively for village expansion. The land cannot be sold, mortgaged, or transferred without prior government approval. Moreover, utilization for the approved purpose must commence within three years of possession. Any violation of these conditions will empower the government to reclaim the land.</w:t>
       </w:r>
     </w:p>
     <w:p>
@@ -632,7 +632,7 @@
     </w:p>
     <w:p>
       <w:r>
-        <w:t>Title: Good News for Farmers: 'Baliraja Panand Roads’ Scheme Announced in Maharashtra</w:t>
+        <w:t>Title: Maharashtra Cabinet Sub-Committee On OBC Issues Cracks Down On Bogus Kunbi Certificates, Approves Fund Release And Welfare Measures</w:t>
       </w:r>
     </w:p>
     <w:p>
@@ -644,13 +644,13 @@
           <w:rPr>
             <w:color w:val="0000FF"/>
           </w:rPr>
-          <w:t>https://english.lokshahi.com/maharashtra/good-news-for-farmers-chief-minister-baliraja-panand-roads-scheme-in-the-state-announcement-from-minister-chandrashekhar-bawankule</w:t>
+          <w:t>https://www.freepressjournal.in/mumbai/maharashtra-cabinet-sub-committee-on-obc-issues-cracks-down-on-bogus-kunbi-certificates-approves-fund-release-and-welfare-measures</w:t>
         </w:r>
       </w:hyperlink>
     </w:p>
     <w:p>
       <w:r>
-        <w:t>Content: In Brief Now 'Chief Minister Baliraja Panand Roads' scheme for farm roads New scheme announced by Revenue Minister Bawankule Scheme to solve transportation problems in agriculture (Baliraja Panand Road scheme) Considering the difficulties faced by farmers in the state, the government has announced a new scheme called 'Chief Minister Baliraja Panand Roads'. Farmers face significant transportation issues in bringing their produce to the market. The main objective of this scheme is to provide good quality roads up to the farms to overcome these obstacles. This decision was made in a meeting held at Sahyadri Guest House under the chairmanship of Revenue Minister Chandrashekhar Bawankule. It was stated in the meeting that a committee will be established under the chairmanship of the legislators in each constituency. The sub-divisional officer will be the member secretary of this committee, while the tehsildar, group development officer, land records officer, taluka agriculture officer, and forest department officers will participate. In the first six months, the roads will be demarcated, and thereafter, a map of the village will be prepared and published before the villagers. Funds for this scheme will be made available from MNREGA and 13 other schemes. Additionally, a special account for the use of CSR funds will be created by the district collectors. A proposal will be submitted to assign VR numbers to roads longer than one kilometer. The government will focus on constructing quality roads using good quality soil and gravel. Revenue Minister Bawankule clarified that if farmers can easily transport their produce to the market, it will bring about a real change in their lives. Therefore, steps will be taken for the implementation of the scheme from September 17 to October 2, and all legislators have been urged to remain vigilant in this regard. © english-lokshahi 2025</w:t>
+        <w:t>Content: The Maharashtra Cabinet Sub-Committee on OBC issues has directed the administration to conduct thorough verification of all documents before issuing Kunbi caste certificates to curb rising cases of bogus and tampered records. The meeting, chaired by Revenue Minister and Committee Chairman Chandrashekhar Bawankule, was held at Mantralaya on Monday. Bawankule emphasized, “Before granting caste certificates, all papers and supporting proofs must undergo strict scrutiny. Bogus certificates cannot be allowed to slip through the system.” Minister Chhagan Bhujbal supported the strict verification measures, noting that some individuals have been altering documents manually, particularly changing terms like ‘Maratha Kunbi’ and ‘Kunbi Maratha’. He demanded a separate committee to track these manipulations. Bhujbal also mentioned that while the Justice Shinde Committee was appointed to trace old Kunbi records, fresh tampering is still being reported. A detailed report on these irregularities will soon be submitted to the Chief Minister. The committee approved the release of the long-pending Rs 2,933 crore for OBC communities within the next 15 days. Ministers will receive weekly progress reports every Tuesday. Additionally, a supplementary demand of Rs 1,750 crore is proposed for December, including Rs 1,000 crore for the OBC Finance and Development Corporation and Rs 750 crore for allied corporations. The committee reviewed student-related issues, assuring that errors in scholarship disbursements will be corrected and pending amounts cleared. Construction of OBC hostels across all 36 districts will be expedited, with 16 districts still requiring land for projects. A separate agency may be appointed for land acquisition. Both boys’ and girls’ hostels, along with regional OBC offices, must be completed without delay. Bhujbal highlighted that despite a 23% quota for OBCs, only 9% of government positions are filled, leaving nearly two-thirds of vacancies unaddressed. He urged the government to take urgent steps to clear this backlog. Several organizations, including the Maharashtra State Barber Federation, Akhil Suvarnakar Sanstha, Kunbi Samaj (under Mali Samaj), and Samata Parishad, plan to file petitions against the GR enabling reservations for Marathas. The committee also addressed distressing incidents in the OBC community. Bhujbal informed that four individuals from the community have died by suicide and urged the government to support their families. A proposal will be sent to the Chief Minister seeking financial assistance and government jobs for the families of those affected during the Jalna incident. The meeting was attended by Ministers Chhagan Bhujbal, Pankaja Munde (Environment &amp; Climate Change, Animal Husbandry), Atul Save (OBC Welfare &amp; Dairy Development), Ganesh Naik (Forest), and Dattatraya Bharane (Agriculture). Budget Advertisement: To get details on exclusive and budget-friendly property deals in Mumbai &amp; surrounding regions, do visit: https://budgetproperties.in/</w:t>
       </w:r>
     </w:p>
     <w:p>
@@ -663,7 +663,7 @@
     </w:p>
     <w:p>
       <w:r>
-        <w:t>Title: Bawankule hails signing of agreement for ‘New Nagpur’ development project</w:t>
+        <w:t>Title: Maharashtra Encroachment on farm roads to be cleared govt to map such pathways says Bawankule</w:t>
       </w:r>
     </w:p>
     <w:p>
@@ -675,13 +675,13 @@
           <w:rPr>
             <w:color w:val="0000FF"/>
           </w:rPr>
-          <w:t>https://www.nagpurtoday.in/bawankule-hails-signing-of-agreement-for-new-nagpur-development-project/09081753</w:t>
+          <w:t>https://www.theweek.in/wire-updates/national/2025/09/20/bes11-mh-bawankule-farmers.html</w:t>
         </w:r>
       </w:hyperlink>
     </w:p>
     <w:p>
       <w:r>
-        <w:t>Content: Nagpur: In a major step towards transforming Nagpur into a modern urban hub, the State Revenue Minister and Guardian Minister of Nagpur, Chandrashekhar Bawankule, announced the signing of a landmark agreement for the New Nagpur development project. Expressing gratitude to Chief Minister Devendra Fadnavis, Bawankule said the agreement would accelerate the city’s growth and turn the vision of building a “New Nagpur” into reality. The pact was signed between the Nagpur Metropolitan Region Development Authority (NMRDA), Housing and Urban Development Corporation (HUDCO), and the National Buildings Construction Corporation Limited (NBCC). As per the agreement, NBCC will act as the project management consultant for the New Nagpur initiative. The ambitious project will be developed over 1,710 acres of land and will include the construction of a 148-km-long Outer Ring Road. To support the works, HUDCO has sanctioned funding of Rs 11,300 crore, of which Rs 6,500 crore will be utilized for New Nagpur development and Rs 4,800 crore for the Outer Ring Road. Calling it a “historic and powerful step” for the region, Bawankule emphasized that the project would not only transform Nagpur but also give a significant boost to the overall development of Vidarbha.</w:t>
+        <w:t>Content: Chandrapur, Sep 20 (PTI) Encroachment on approach roads to agricultural fields will be removed in Maharashtra, and such tracks will be mapped as part of the state's plan to improve farmers’ income, minister Chandrashekhar Bawankule said on Saturday. Under the initiative, launched during the ongoing Seva Pandharwada (service fortnight), “scheduled trees”, which require permission to fell, will be planted along the roads to farmland, the minister told reporters here. He said the government is committed to boosting farmers’ income and will provide them with facilities like water, electricity and easy access roads. “After mapping the approach roads, the Chief Minister Baliraja Paddy Road Scheme will be introduced in the next six months,” he said. Under the scheme, the government will construct concrete roads to farmland, improving access for farmers and supporting agricultural activities. The revenue department, with the help of the district administration, will remove encroachment on these roads, the revenue minister said. He claimed that the initiative is the first such measure in the country. Revenue officials will hold camps in villages to ensure that records concerning 7/12 extracts (a key land document) are updated so that the holders can enjoy benefits under various government schemes, he said. Bawankule talked about the regularisation of land in slum pockets within the limits of civic corporations in the state. He also said that the use of 50 per cent artificial M-sand (manufactured sand) has been made compulsory in government construction projects to reduce the demand for natural sand. “At least 50 such projects should be started in each district,” said the minister. (This story has not been edited by THE WEEK and is auto-generated from PTI) When will Bihar Assembly elections be held? Details of date announcement, phases here ‘Stop calling India-Pakistan matches rivalry’: Suryakumar Yadav after team’s six-wicket win in Asia Cup Mohanlal's 'Patriot' look leaked: Fans ask if it's a marketing strategy, others claim it's AI-generated 'GST Savings Festival': From Amul to Maruti Suzuki, what gets cheaper from September 22 Meta in trouble: Schoolgirls were used in Threads ads targeting him, man claims; angry parents lash out at company Copyright © 2024 All rights reserved</w:t>
       </w:r>
     </w:p>
     <w:p>
@@ -694,7 +694,7 @@
     </w:p>
     <w:p>
       <w:r>
-        <w:t>Title: NCP-SP's Rohit Pawar, Maha Minister Chandrashekhar Bawankule Trade Barbs Over Alleged Waiver Of ₹90-Crore Penalty On Megha Engineering</w:t>
+        <w:t>Title: Maharashtra govt to enact law to enable tribal farmers to lease land to private entities</w:t>
       </w:r>
     </w:p>
     <w:p>
@@ -706,13 +706,13 @@
           <w:rPr>
             <w:color w:val="0000FF"/>
           </w:rPr>
-          <w:t>https://www.freepressjournal.in/mumbai/ncp-sps-rohit-pawar-maha-minister-chandrashekhar-bawankule-trade-barbs-over-alleged-waiver-of-90-crore-penalty-on-megha-engineering</w:t>
+          <w:t>https://www.newindianexpress.com/amp/story/nation/2025/Sep/20/maharashtra-govt-to-enact-law-to-enable-tribal-farmers-to-lease-land-to-private-entities</w:t>
         </w:r>
       </w:hyperlink>
     </w:p>
     <w:p>
       <w:r>
-        <w:t>Content: Mumbai: A political storm erupted on social media on Monday after Nationalist Congress Party (Sharadchandra Pawar faction) MLA Rohit Pawar accused Maharashtra Revenue Minister Chandrashekhar Bawankule of waiving a penalty of over Rs 90 crore imposed on a company for illegal mining in Jalna district. The allegation sparked a sharp exchange of posts between the two leaders on X (formerly Twitter), drawing public attention to yet another controversy surrounding Hyderabad-based Megha Engineering Infrastructure Ltd (MEIL). श्री. रोहित पवार जी,फारच मोठ्ठा शोध लावला तुम्ही.!!महसूलमंत्री म्हणून मी कोणत्या कंपनीला ९० कोटींचा दंड माफ केला, हा आरोप सिद्ध करा. अन्यथा, राजकीय संन्यास घ्या.करा सिद्ध !!@CMOMaharashtra @NCPspeaks @RRPSpeaks#Maharashtra The row began early in the day when Bawankule issued a challenge to Pawar, daring him to prove the allegation. Posting in Marathi, the senior BJP leader wrote: “Shri Rohit Pawar ji, You have made a very big claim. Prove that I, as Revenue Minister, waived a fine of Rs 90 crore on any company. Otherwise, retire from politics. Prove it!. Pawar Hits Back With Proof Pawar, unfazed by the dare, swiftly hit back with what he claimed was documentary proof. Sharing an image of a written reply given in the Maharashtra Legislative Assembly on July 11, 2025, Pawar argued that Bawankule himself had admitted to reducing the penalty imposed on MEIL. आदरणीय बावनकुळे साहेब,मी कधीच पुराव्याशिवाय बोलत नाही... हा घ्या पुरावा ...तुमच्याच पक्षाचे आमदार मा.बबनराव लोणीकर यांनी 11 जुलै 2025 रोजी विधानसभेत उपस्थित केलेल्या प्रश्नाला तुम्ही स्वतः महसूल मंत्री म्हणून उत्तर दिले आहे....दिलेले उत्तर आणि प्रश्न तुम्हीच बघा, तुम्ही… https://t.co/m1o6HcdzkC pic.twitter.com/qrSdQdEzPa The document, originally based on a question raised by BJP MLA Babanrao Lonikar, stated that while district authorities had levied fines amounting to over Rs 94.68 crore for illegal extraction of sand, murum and stone during road construction work, the Revenue Department had allowed the company to settle the dues by paying just 11 percent in one case. Moreover, machinery that had been seized was returned following the company’s appeal. Accusing the government of double standards, Pawar alleged that villagers engaged in small-scale excavation for rural road works often faced harsh action, while “wealthy contractors involved in large-scale illegal mining” were let off with massive waivers. “This is what you call a government for the common man?” Pawar asked in his post, insisting that Bawankule answer the people rather than challenging rivals to retire from politics. Bawankule's Reply In Assembly Confirmed Company Paid 1% Of Total Penalty In the Assembly, Bawankule’s reply had confirmed that fines of Rs 38.70 crore and Rs 55.98 crore had been imposed by officials in different cases, but following appeals, the company was directed to deposit only Rs 17.28 lakh, about 1 per cent of the total penalty, while its other appeals were still under consideration. The issue assumes wider importance as Megha Engineering Infrastructure has been under scrutiny in Maharashtra. Recently, the Mumbai Metropolitan Region Development Authority (MMRDA) cancelled a contract awarded to the company after a rival bidder, L&amp;T, challenged the tender process in the Supreme Court.</w:t>
+        <w:t>Content: MUMBAI: Tribal farmers in Maharashtra will soon be able to lease their land to private entities for agricultural purposes or mineral excavation, which will enable them to generate additional income, state Revenue Minister Chandrashekhar Bawankule has said. Officials said the move would not only provide tribals an opportunity to have a steady source of income but also safeguard their ownership rights. Talking to reporters in Gadchiroli on Friday evening, Bawankule said, "A law will be brought soon. I am telling you this before its official announcement. Under this policy, tribal farmers will be able to lease out their land directly to private parties for agricultural purposes or mineral excavation." At present, tribal farmers are not permitted to independently enter into lease agreements with private entities. "The proposed change is aimed at giving them a direct access to private investment and generating additional income from their holdings," he said. According to the minister, the agreements will require the participation of the district collector to ensure transparency and fairness in the process. "The minimum lease rent will be Rs 50,000 per acre annually or Rs 1,25,000 per hectare a year. Farmers and private parties can mutually decide on a higher amount," he said. The minister also said that tribal farmers will be allowed to enter into Memorandums of Understanding (MoUs) with private companies for mineral excavation if major or minor minerals are discovered on their land. Farmers would receive monetary benefits per tonne or per brass of minerals extracted, though the exact quantum of benefits is yet to be determined. "The tribals do not have to come to Mantralaya in Mumbai for the same. The decision can be taken at the district collectorate level," Bawankule added. According to officials, a policy is being framed with the objective of enabling tribal communities to secure a steady source of revenue while safeguarding their ownership rights. Until now, such transactions were tightly regulated to prevent any misuse of tribal land, often leading to delays and dependence on state-level permissions. Follow The New Indian Express channel on WhatsApp Download the TNIE app to stay with us and follow the latest Copyright - newindianexpress.com 2024. All rights reserved.</w:t>
       </w:r>
     </w:p>
     <w:p>
@@ -725,7 +725,7 @@
     </w:p>
     <w:p>
       <w:r>
-        <w:t>Title: Maharashtra Revenue Minister Orders People-Centric Approach To Resolve Konkan Land Issues</w:t>
+        <w:t>Title: Chandrashekhar Bawankule : आदिवासींची जमीन गैर आदिवासींना भाडेतत्त्वावर देण्याच्या वक्तव्यावरून महसूलमंत्र्यांचा यू-टर्न; चंद्रशेखर बावनकुळे स्पष्टीकरण देत म्हणाले कि...</w:t>
       </w:r>
     </w:p>
     <w:p>
@@ -737,13 +737,13 @@
           <w:rPr>
             <w:color w:val="0000FF"/>
           </w:rPr>
-          <w:t>https://www.freepressjournal.in/mumbai/maharashtra-revenue-minister-orders-people-centric-approach-to-resolve-konkan-land-issues</w:t>
+          <w:t>https://marathi.abplive.com/news/chandrashekhar-bawankule-revenue-minister-u-turn-on-his-statement-over-giving-tribal-land-on-lease-to-non-tribals-gadchiroli-maharashtra-politics-marathi-news-1385418</w:t>
         </w:r>
       </w:hyperlink>
     </w:p>
     <w:p>
       <w:r>
-        <w:t>Content: Mumbai: Maharashtra Revenue Minister Chandrashekhar Bawankule has directed officials to adopt a people-centric approach in resolving long-pending issues in the Konkan region, including the complex matters of sand mining, temple trust lands, and hereditary land holdings. He instructed that a report on a geography-based sand policy tailored for Konkan be submitted within the next 15 days. The directives came during a regional review meeting held at Sahyadri Guest House under Bawankule’s chairmanship. Konkan Divisional Commissioner Vijay Suryavanshi welcomed the attendees. The meeting was also attended by legislators Deepak Kesarkar, Nilesh Rane, Chitra Wagh, Vidya Thakur, along with people’s representatives, district collectors, and senior officials from Raigad, Ratnagiri, Sindhudurg, Thane, and Palghar districts. Key Highlights from the Meeting: Speeding up “Maharajasva Abhiyan”: A detailed review was taken of the ongoing work under the Chhatrapati Shivaji Maharaj Maharajasva Abhiyan. Officials were instructed to expedite the completion of succession record entries and reduce the average processing time for e-mutation records. Housing and Welfare Schemes: The process of providing government land for the Housing for All scheme will be accelerated. Bawankule stressed that no eligible beneficiary should be deprived of social assistance schemes. Sand Policy and Temple Lands: Emphasizing the long-standing sand mining issue in Konkan, the minister indicated that a decisive solution is in sight. He directed the formulation of an independent sand policy balancing local needs and auction processes. The effective implementation of the M-Sand (manufactured sand) policy will also be prioritized to promote environmentally sustainable alternatives. Additionally, he called for a report on appointing a committee to resolve the complex matters concerning temple trust lands. Team Spirit Among Officials: Urging officers to work as “one family,” Bawankule encouraged them to prioritize public issues and ensure no major problem remains unresolved in the Konkan region. To get details on exclusive and budget-friendly property deals in Mumbai &amp; surrounding regions, do visit: https://budgetproperties.in/</w:t>
+        <w:t>Content: Chandrashekhar Bawankule गडचिरोली: आदिवासींची जमीन गैर आदिवासींना भाडेतत्त्वावर देण्याच्या वक्तव्यावरून राज्याचे महसूल मंत्री चंद्रशेखर बावनकुळे (Chandrashekhar Bawankule) यांनी यू-टर्न घेतला आहे. हा निर्णय सुपीक जमिनीसाठी नाही तर पडीक जमिनींसाठी आहे. असे स्पष्टीकरण आता बावनकुळे यांनी दिलं आहे. आदिवासींची जमीन गैर आदिवासींना भाडेतत्त्वावर देण्याचा निर्णय आदिवासींच्या फायद्याचाच आहे. जो आदिवासी शेतकरी पडीक जमिनीवर 50 हजाराचेही उत्पन्न घेऊ शकत नाही, तो आपली जमीन भाडेतत्त्वावर देऊन वर्षात 50 हजार रुपये कमवू शकतो, असेही चंद्रशेखर बावनकुळे म्हणाले. ज्या जमिनीवर काहीच पिकत नाही किंवा ज्या जमिनीमध्ये गौण खनिज आहे, अशा जमिनी भाडेतत्त्वावर देण्याचा निर्णय आम्ही घेणार आहोत. अशा प्रकारचा भाडे करार करण्यासाठी शेतकऱ्यांना मंत्रालय स्तरावर चकरा मारावे लागत होते. मात्र आता हा करार करण्यासाठी जिल्हाधिकाऱ्यांना अधिकार देण्यात आले असून त्यांच्या समक्ष हा करार करता येईल. या निर्णयामुळे आदिवासींची पायपीट थांबणार आहे आणि त्यांना पडीक जमिनी आणि गौण खनिजेच्या जमिनीवरून फायदा होईल. असेही चंद्रशेखर बावनकुळे म्हणाले. या संदर्भात अनेक आदिवासी शेतकऱ्यांच्या तक्रारी माझ्याकडे आल्या होत्या. त्यामुळे आम्ही तसा शासन निर्णय काढणार आहोत. असेही ते म्हणाले. जमीन भाडे तत्वावर द्यायची की नाही हे आदिवासी जमीन मालकाला ठरवायचे आहे जमीन भाडे तत्वावर देणे म्हणजे मालक बदलणार नाही, असेही स्पष्टीकरण चंद्रशेखर बावनकुळे यांनी यावेळी बोलताना दिले. जिल्ह्यात शासकीय आणि आदिवासींना वाटप करण्यात आलेल्या जमिनीची अवैध विक्री झाल्याचे समोर आले होते. त्यानंतर भूमाफिया, नगररचनाकार विभाग आणि स्थानिक स्वराज्य संस्थेतील अधिकारी यांच्यातील संगनमताची बरीच चर्चा झाली. गडचिरोली दौऱ्यावर असलेल्या महसूल मंत्री चंद्रशेखर बावनकुळे यांच्याकडे यासंदर्भात पुराव्यासहित तक्रार प्राप्त झाल्यानंतर त्यांनी जिल्हाधिकाऱ्यांच्या अध्यक्षतेखालील विशेष समितीमार्फत (SIT) चौकशी करण्याची घोषणा केली आहे. गडचिरोली जिल्ह्यात मागील काही वर्षापासून भूमाफियांनी अवैध भूखंड विक्रीचा सपाटा लावला आहे. यात नगर रचना विभाग, नगरपंचायत, नगरपरिषद आणि ग्रामपंचायतमधील अधिकाऱ्यांना हाताशी घेत शासकीय आणि आदिवासींना वाटप करण्यात आलेल्या जमिनी लाटण्यात आल्या. त्यानंतर अवैध लेआउट निर्माण करून कोट्यवधींमध्ये या भूखंडांची विक्री करण्यात आली. शुक्रवारी गडचिरोली दौऱ्यावर असलेले महसूल मंत्री बावनकुळे यांच्यापुढे सामाजिक कार्यकर्ते यांनी पुराव्यानिशी तक्रार केली. ते बघून बावनकुळेंनीही आश्चर्य व्यक्त केला. त्यांनी या प्रकरणाच्या चौकशीसाठी जिल्हाधिकाऱ्यांच्या अध्यक्षतेखाली 'एसआयटी'ची घोषणा केली. या चौकशी समितीत मंत्रालयीन अधिकारी देखील राहतील, असे, सांगितले. आणखी वाचा We use cookies to improve your experience, analyze traffic, and personalize content. By clicking "Allow All Cookies", you agree to our use of cookies.</w:t>
       </w:r>
     </w:p>
     <w:p>
@@ -756,7 +756,7 @@
     </w:p>
     <w:p>
       <w:r>
-        <w:t>Title: Maharashtra Expedited Healthcare Development In Nagpur, Amravati Under Minister Bawankule’s Guidance</w:t>
+        <w:t>Title: Banjara Reservation | बंजारा आरक्षणाबाबत चंद्रशेखर बावनकुळे म्हणाले; कोणत्याही समाजाची नोंद...</w:t>
       </w:r>
     </w:p>
     <w:p>
@@ -768,13 +768,13 @@
           <w:rPr>
             <w:color w:val="0000FF"/>
           </w:rPr>
-          <w:t>https://www.freepressjournal.in/mumbai/maharashtra-expedited-healthcare-development-in-nagpur-amravati-under-minister-bawankules-guidance</w:t>
+          <w:t>https://pudhari.news/maharashtra/vidarbha/nagpur/chandrashekhar-bawankule-statement-on-banjara-reservation-nagpur-as80</w:t>
         </w:r>
       </w:hyperlink>
     </w:p>
     <w:p>
       <w:r>
-        <w:t>Content: Revenue Minister Chandrashekhar Bawankule, also the Guardian Minister for Nagpur and Amravati districts, directed the Health Department to expedite pending proposals to strengthen healthcare services in Nagpur, Amravati, and Melghat. The instructions were issued during a high-level meeting at Mantralaya, attended by Health Minister Prakash Ambitkar, focusing on critical areas such as staff recruitment, infrastructure development, and service contracts. Strengthening Nagpur’s Healthcare Infrastructure Key initiatives for Nagpur district include the creation of 154 posts for the new District Hospital, approval of contracts for diet, security, laundry, and sanitation services at Patansawangi Rural Hospital, and allocation of five acres of land for a 100-bed hospital at the Trauma Care Unit in Umred and the Sub-District Hospital in Kamthi. Prioritising Rural Health Centers Proposals to integrate 108 regular posts, establish sub-centers at Borkhedi Phatak and Deoli Gujar, and upgrade primary health centers at Kanhan, Mohpa, and Mowad to rural hospitals have been prioritised for swift implementation. Key Decisions for Amravati District For Amravati district, Minister Bawankule oversaw decisions to revise ambulance repair resolutions, increase honorariums for medical officers and contractual drivers in Melghat, relax educational qualifications for female health workers under PESA, and fill vacant posts in Melghat. Funding and New Medical Facilities Additionally, funding for ambulance repairs for 2024–2026 and the establishment of radiotherapy and daycare chemotherapy facilities at Amravati’s Divisional Referral Hospital were approved. Commitment to Accessible Healthcare “The Maharashtra government is committed to delivering accessible, high-quality healthcare to every citizen in Nagpur and Amravati,” said Minister Bawankule. “These measures underscore our dedication to strengthening healthcare infrastructure for both rural and urban communities.”</w:t>
+        <w:t>Content: Chandrashekhar Bawankule on Banjara Reservation नागपूर : मुख्यमंत्र्यांच्या सूचनांनुसार राज्यात अनेक ठिकाणी नुकसानीचे पंचनामे सुरू झाले असून केंद्र व राज्य सरकारच्या नियमांनुसार शेतकऱ्यांना योग्य ती नुकसान भरपाई दिली जाणार आहे. शेतकऱ्यांवर अन्याय होणार नाही. बंजारा आरक्षणात कोणत्याही समाजाची नोंद घ्यायची असल्यास प्रस्ताव केंद्र सरकारकडे पाठवावा लागतो. या मागणीवर चर्चा करून योग्य निर्णय घेतला जाईल, असे महसूलमंत्री चंद्रशेखर बावनकुळे यांनी सांगितले. ईव्हीएमवर शरद पवार यांनी केलेल्या विधानावर प्रतिक्रिया देताना बावनकुळे म्हणाले, निवडणूक आयोगाने यापूर्वी त्यांना नोटीस दिली होती. त्यावेळी कोणी आक्षेप नोंदवला नव्हता. मेळाव्याच्या माध्यमातून फक्त कार्यकर्त्यांना स्थिर ठेवण्यासाठीच त्यांनी ईव्हीएमचा प्रयोग केला आहे. राष्ट्रवादी काँग्रेसला मोर्चा काढण्याचेच काम आहे, आम्ही मात्र शेतकऱ्याला न्याय देतो. शेतकऱ्यांना योग्य मोबदला भूसंपादन कायद्याप्रमाणे मिळेल. संपादनाच्या वेळी शेतकऱ्यांशी चर्चा करूनच निर्णय घेतला जाईल, असे आश्वासन त्यांनी दिले. मी स्वतः भूसंपादन मंत्री आहे. त्यामुळे कुठल्याही प्रकारचा अन्याय शेतकऱ्यांवर होणार नाही. दरम्यान, कॅबिनेटने तिसरा रिंग रोड मंजूर केला असून एनएमआरडीएमार्फत त्याचे काम करण्यात येणार आहे, अशी माहितीही त्यांनी दिली. 'Pudhari' is excited to announce the relaunch of its Android and iOS apps. Stay updated with the latest news at your fingertips. Android and iOS Download now and stay updated, anytime, anywhere. Pudhari Publications Private Limited</w:t>
       </w:r>
     </w:p>
     <w:p>
@@ -787,7 +787,7 @@
     </w:p>
     <w:p>
       <w:r>
-        <w:t>Title: Maharashtra Government Launches Farm Access Roads Scheme To Boost Agriculture And Farmers’ Welfare</w:t>
+        <w:t>Title: राज्यातील प्रत्येक जिल्ह्याचा गौण खनिज आराखडा – महसूलमंत्री चंद्रशेखर बावनकुळे यांचे आदेश</w:t>
       </w:r>
     </w:p>
     <w:p>
@@ -799,13 +799,13 @@
           <w:rPr>
             <w:color w:val="0000FF"/>
           </w:rPr>
-          <w:t>https://www.freepressjournal.in/mumbai/maharashtra-government-launches-farm-access-roads-scheme-to-boost-agriculture-and-farmers-welfare</w:t>
+          <w:t>https://www.loksatta.com/pune/revenue-minister-chandrashekhar-bawankule-order-minor-mineral-plan-of-each-district-in-the-state-pune-print-news-asj-82-5381503/</w:t>
         </w:r>
       </w:hyperlink>
     </w:p>
     <w:p>
       <w:r>
-        <w:t>Content: To address transportation challenges in agriculture and promote farmers’ welfare, the state government has planned to launch a scheme for proper construction, maintenance, and marking of farm access roads. Additionally, constituency-wise committees chaired by MLAs will oversee the implementation. Funding and Budget Allocation Funds for the roads will be sourced from Corporate Social Responsibility (CSR) contributions, and a dedicated budget head will be created for this purpose, as announced by Revenue Minister Chandrashekhar Bawankule. Meeting and Participants These decisions were finalized during a meeting at Sahyadri Guest House, chaired by Revenue Minister Chandrashekhar Bawankule. The meeting was attended by Rural Development Minister Jaykumar Gore, Employment Guarantee and Horticulture Minister Bharat Gogawale, Minister of State for Finance and Planning Ashish Jaiswal, as well as MPs and MLAs who are members of the committee. Transformative Impact on Farmers Revenue Minister Bawankule described the scheme as transformative for farmers, emphasizing that providing roads, electricity, and water to their fields will enable them to transport produce to markets efficiently. Implementation Timeline The government has prioritized this initiative, with actions required between September 17 and October 2. Bawankule stressed the importance of prioritizing road demarcation and urged MLAs to ensure all farm access roads are mapped. These maps should be published in villages within the next month. Committee Structure Constituency-wise committees will be established under the chairmanship of MLAs to oversee the scheme’s operations. Each committee will include the Sub-Divisional Officer as Member Secretary, along with the Tehsildar, Block Development Officer, Land Records Officer, Taluka Agricultural Officer, and other relevant officials. Scope and Quality Assurance Road demarcation must be completed within the first six months. Village maps should be prepared and published within the subsequent six months. Emphasis will be placed on ensuring high-quality roads by using suitable soil and gravel. Funds and Resource Mobilization Funds will be sourced from MGNREGA and 13 other schemes. A special account for Sub-Divisional Officers will be created to manage CSR funds. Proposals will be submitted to assign VR numbers to roads longer than one kilometer. Budget Advertisement: To get details on exclusive and budget-friendly property deals in Mumbai &amp; surrounding regions, do visit: https://budgetproperties.in/</w:t>
+        <w:t>Content: पुणे : राज्यातील अनेक जिल्ह्यात गौण खनिज क्षेत्र जाहीर झालेले नसल्यामुळे कृत्रिम वाळू उत्पादकांना वेगवेगळ्या विभागांची परवानगी घ्यावी लागत आहे. त्यामुळे सर्व जिल्हाधिकाऱ्यांनी पुढील महिन्याभरात गौण खनिज क्षेत्राचा आराखडा करून तो राज्य शासनाला सादर करावा, असा आदेश राज्याचे महसूलमंत्री चंद्रशेखर बावनकुळे यांनी दिला आहे. राज्य शासनाच्या सेवा पंधरवडा उपक्रमाअंतर्गत नव्याने लागू केलेल्या ’एम सँड‘ धोरणासंदर्भात बावनकुळे यांनी खाण चालक क्रशर मालक बांधकाम व्यावसायिक आणि अधिका-यांच्या अडचणी जाणून घेतल्या. त्यावेळी गौण खनिज क्षेत्राचा आराखडा जाहीर झालेला नसल्याचे स्पष्ट झाले. ‘एम सँड धोरण चांगले आहे. ग्रामपंचायतींच्या ना हरकत प्रमाणपत्र रद्द करण्याची आवश्यकता नाही ही बाब स्तुत्य आहे. मात्र दीर्घ मुदतीचा खाणपट्टा घेण्यासाठी त्रास सहन करावा लागतो. दीर्घमुदतीचे खाणपट्टे घेताना ग्रामपंचायतींचे ना हरकत प्रमाणपत्र आवश्यक करण्यात आले आहे. त्या मुळे ती अट रद्द करावी, अशी मागणी यावेळी करण्यात आली. त्यावर ग्रामपंचायतींनी तीस दिवसांच्या कालावधीत परवानगी न तिल्यास त्याची जबाबदारी ग्रामपंचायतींवर राहिल अशी सुधारणा शासन निर्णयात केली जाईल. सरसकट खाण उद्योगांना सवलती मिळणार नाहीत. खाणचालकांनी एम सँड प्रकल्प तीन वर्षांच्या आत टाकणे बंधनकारक आहे. त्यानंतरच त्यांना सर्व सवलती मिळतील असेही बावनकुळे यांनी सांगितले. दर अकरा महिन्यांनी ट्रेडिंग लायसन्स काढावे लागते. त्याची मुदत वाढवावी या मागणीनुसार तीन वर्षांसाठी ती देण्याची सुधारणा निर्णयात केली जाणार आहे. खाणपट्ट्यासाठी अकृषिक परवान्याची गरज नसल्याचे सांगून जिल्हाधिकाऱ्यांनी गौण खनिज क्षेत्र आणि त्याचा आराखडा जाहीर करावा. प्रांताधिका-यांनी आठमुठे धोरण अवलंबू नये अशी सूचना त्यांनी केली. तसेच परवानगी देण्यासाठी एक खिडकी योजना सुरू करण्याची सूचनाही त्यांनी मान्य केली. टेकडी आणि डोंगरांच्या परिसरात सर्वाधिक दगड असल्यामुळे तेथील उत्खननाची परवानगी द्यावी अशी मागणी करण्यात आली. मात्र डोंगर माथ्यावर उत्थखनानाला कोणतीही मान्यता दिली जाणार नाही. त्यामुळे टेकड्या उद्ववस्त होईल असे सांगून ही मागणी फेटाळण्यात आली. लोकसभा विरोधी पक्षनेते राहुल गांधी यांनी केंद्रीय निवडणूक आयोग आणि मुख्य निवडणूक आयुक्त ज्ञानेश कुमार यांच्यावर गंभीर आरोप केले. कर्नाटकमधील २०२३ निवडणुकीत मत चोरी झाल्याचा दावा करत, त्यांनी पुरावे सादर केले. मतदार यादीतून नावं वगळण्यासाठी बाहेरील मोबाईल क्रमांक वापरल्याचा आरोप केला. निवडणूक आयोगाने आठवड्याभरात माहिती जाहीर करावी, अन्यथा घोटाळेबाजांना वाचवत असल्याचं सिद्ध होईल, असा अल्टिमेटम दिला.</w:t>
       </w:r>
     </w:p>
     <w:p>
@@ -818,7 +818,7 @@
     </w:p>
     <w:p>
       <w:r>
-        <w:t>Title: Stormy OBC Sub-Cabinet Committee Meeting: Chhagan Bhujbal Slams GRs, Demands Fair Share Of Funds</w:t>
+        <w:t>Title: Chandrashekhar Bawankule : आरक्षणाला विरोध करणे अयोग्य; चंद्रशेखर बावनकुळे यांची उद्धव ठाकरेंवर टीका</w:t>
       </w:r>
     </w:p>
     <w:p>
@@ -830,13 +830,13 @@
           <w:rPr>
             <w:color w:val="0000FF"/>
           </w:rPr>
-          <w:t>https://www.freepressjournal.in/mumbai/stormy-obc-sub-cabinet-committee-meeting-chhagan-bhujbal-slams-grs-demands-fair-share-of-funds</w:t>
+          <w:t>https://www.esakal.com/pune/chandrashekhar-bawankule-slams-uddhav-thackeray-says-opposing-reservation-is-wrong-politics-pjp78</w:t>
         </w:r>
       </w:hyperlink>
     </w:p>
     <w:p>
       <w:r>
-        <w:t>Content: Mumbai: The OBC Sub-Cabinet Committee meeting held at Mantralaya under the chairmanship of Revenue Minister Chandrashekhar Bawankule turned stormy on Wednesday, with senior OBC leader and Minister Chhagan Bhujbal taking an aggressive stand against recent government resolutions (GRs) issued during the Maratha reservation agitation. Bhujbal strongly objected to the wording in the GRs related to Kunbi records, arguing that such orders would harm the interests of OBCs. He accused the government of allocating fewer funds to OBC communities compared to the Marathas, despite OBCs comprising 353 castes. Expressing his displeasure, Bhujbal said that in the last two decades OBCs have received very limited funds, while the Maratha community has secured substantial allocations in the past few years. Let us know! 👂What type of content would you like to see from us this year? According to sources, Raising the issue of inadequate budgetary support, Bhujbal warned that if corrective steps are not taken, he would be compelled to move court. “This GR has left us helpless. If issues remain unresolved here, we will seek justice in the courts,” Bhujbal is reported to have said during the meeting. He also pressed for immediate release of pending OBC funds for scholarships and hostels. Committee Chairman Chandrashekhar Bawankule, however, reassured members that the government would not allow any injustice to the OBC community. He clarified that Kunbi certificates will be issued only after proper verification of lineage and documents at the gram sabha, tehsildar, and sub-divisional levels. “No fake certificates will be tolerated. Only genuine records will be recognized,” Bawankule said. The meeting, attended by Ministers Bhujbal, Pankaja Munde, Ganesh Naik, Sanjay Rathod, Gulabrao Patil, and several other leaders, also discussed pending dues of Rs 3,688 crore for OBC schemes, including Rs1,200 crore in scholarships. Bawankule said he had placed proposals before the committee for hostel construction and land for government offices, while also suggesting an OBC-focused loan scheme on the lines of the Annasaheb Patil Corporation. Several key recommendations were placed before the committee, including: 1. Marathas should not be included under the OBC category and blanket Kunbi certificates should not be issued. 2. OBC students pursuing professional courses should be given 100% scholarships. 3. The number of OBC students receiving foreign education scholarships should be raised from 75 to 200. 4. Housing schemes by MHADA and CIDCO should reserve quotas for OBCs. 5. The OBC Financial Development Corporation should be renamed after Adv. Janardan Patil. 6. Fully equipped libraries for OBC, VJNT, and SBC students should be set up at the city and taluka levels. 7. A Dr. Punjabrao Deshmukh OBC Social Service Award should be instituted. 8. OBC, VJNT, and special backward category farmers should get the same 100% subsidy benefits as SC/ST farmers. 9. A corpus of Rs1,000 crore should be allocated to the OBC Economic Development Corporation. During the meeting, Minister Pankaja Munde demanded strict measures to prevent fake Maratha certificates. She also called for a white paper on the issue, insisting that no illegal documents be entertained in the reservation process. To get details on exclusive and budget-friendly property deals in Mumbai &amp; surrounding regions, do visit: https://budgetproperties.in/</w:t>
+        <w:t>Content: Chandrashekhar Bawankule sakal पुणे - ओबीसी आरक्षणाचा प्रश्‍न सोडविण्यासाठी मुख्यमंत्री देवेंद्र फडणवीस ठाम व न्याय्य भूमिका घेत आहेत. उद्धव ठाकरे सरकारच्या काळात गेलेले आरक्षण पुन्हा आणले असून, त्याला अडथळा आणणे योग्य नाही, अशी टीका महसूलमंत्री चंद्रशेखर बावनकुळे यांनी ठाकरे व महाविकास आघाडीच्या नेत्यांवर केली. Follow Us Copyright © 2025 - Sakal Media Pvt Ltd - All rights reserved. Powered by Quintype</w:t>
       </w:r>
     </w:p>
     <w:p>
@@ -849,7 +849,7 @@
     </w:p>
     <w:p>
       <w:r>
-        <w:t>Title: "पुरावा नसताना ओबीसी जात प्रमाणपत्र देऊ नये", ओबीसी उपसमितीच्या बैठकीनंतर चंद्रशेखर बावनकुळे काय म्हणाले?</w:t>
+        <w:t>Title: महापालिका, नगरपरिषदा, नगरपंचायतीच्या हद्दीत तुकडेबंदी नाही, महसूलमंत्री चंद्रशेखर बावनकुळे यांची माहिती</w:t>
       </w:r>
     </w:p>
     <w:p>
@@ -861,13 +861,13 @@
           <w:rPr>
             <w:color w:val="0000FF"/>
           </w:rPr>
-          <w:t>https://www.etvbharat.com/mr/!state/obc-caste-certificate-should-not-be-issued-without-proof-chandrashekhar-bawankule-press-conference-after-the-obc-sub-committee-meeting-mumbai-maharashtra-news-mhs25091004064</w:t>
+          <w:t>https://www.loksatta.com/pune/revenue-minister-bawankule-statement-tukade-bandi-about-municipal-corporation-municipal-council-and-municipal-panchayat-pune-print-news-asj-82-5381397/</w:t>
         </w:r>
       </w:hyperlink>
     </w:p>
     <w:p>
       <w:r>
-        <w:t>Content: महाराष्ट्र maharashtra ETV Bharat / state By ETV Bharat Marathi Team Published : September 10, 2025 at 5:49 PM IST Updated : September 10, 2025 at 7:42 PM IST मुंबई : सध्या मराठा आरक्षणाचा जीआर काढल्यानंतर ओबीसी आणि मराठा समाजात आरक्षणावरुन कलगीतुरा रंगला आहे. मराठा समाजासाठी आरक्षणाबाबत जो जीआर काढला आहे. त्यामुळं ओबीसी आरक्षणावरती घाला येतोय, ओबीसींच्या वाट्याचं आरक्षण जातं, असं ओबीसी समाजाच्या नेत्यांनी म्हटलं आहे. त्यामुळं ज्यांचे मराठा-कुणबी आणि कुणबी-मराठा असे कागदपत्र किंवा वंशावळ आहे, अशा व्यक्तींना मराठा जात प्रमाणपत्र दाखले द्यावे, अशी मागणी ओबीसी समाजाच्या नेत्यांनी केली आहे. तर दुसरीकडे ओबीसी समाजाचे प्रश्न, समस्या तसंच ओबीसींचे जात प्रमाणपत्र याबाबत आज (10 सप्टेंबर) मुंबईतील मंत्रालय येथे ओबीसी उपसमितीची बैठक पार पडली. या बैठकीला मंत्री तथा ओबीसी नेते छगन भुजबळ, ओबीसी उपसमितीचे अध्यक्ष चंद्रशेखर बावनकुळे, मंत्री पंकजा मुंडे आदी उपस्थित होते. चुकीच्या पद्धतीने जा प्रमाणपत्र दाखले देऊ नये : दरम्यान, "आजच्या बैठकीत सकारात्मक चर्चा झाली आणि जो मराठा आरक्षणाचा जीआर होता, तो आम्ही वाचला तसंच छगन भुजबळ यांनाही वाचण्यास दिला. त्यामुळं मराठा जात प्रमाणपत्र देताना त्यांना मराठा-कुणबी आणि कुणबी-मराठा अशी वंशावळ किंवा पुरावा असेल तरच त्यांना जात प्रमाणपत्र द्यावं, अशी बैठकीत चर्चा झाली. त्याचबरोबर मराठा आरक्षणाच्या जीआरमुळं ओबीसी आरक्षणावर कुठंही घाला येणार नाही किंवा त्यांच्या न्याय हक्कावर कुठे गदा येणार नाही. याबाबत ओबीसी उपसमितीच्या बैठकीत चर्चा झाली. याबाबत आढावा घेतला. तसंच आम्ही जिल्हास्तरावर जिल्हाधिकारी यांनाही निर्देश दिलेले आहेत की, ओबीसी समाजातील लोकांना जात प्रमाणपत्र देत असताना पूर्णतः खबरदारी आणि खात्री करूनच घ्यावी किंवा ज्यांचे वंशावळ किंवा पुरावे आहेत, त्यांनाच जात ओबीसीचे जात प्रमाणपत्र द्यावे. चुकीच्या पद्धतीनं किंवा सरसकट ओबीसींना जात प्रमाणपत्र देऊ नये, अशी बैठकीत चर्चा झाली," असं चंद्रशेखर बावनकुळेंनी सांगितलं. ओबीसी उपसमितीची बैठक संपल्यानंतर त्यांनी माध्यमांशी संवाद साधला. त्यावेळी ते बोलत होते. छगन भुजबळ नाराज नाहीत : दुसरीकडे मराठा आरक्षण जीआर काढल्यामुळं ओबीसी नेते आणि मंत्री छगन भुजबळ नाराज आहेत. त्यांनी मुख्यमंत्र्यांची भेट घेतली आहे आणि जीआरमधील काही शब्द आहेत. त्याच्यावर आपला आक्षेप आहे, असं सांगत कोर्टात जाणार असल्याचं भुजबळ यांनी म्हटलं आहे. याबाबत चंद्रशेखर बावनकुळे यांना विचारलं असता, "आजच्या बैठकीत छगन भुजबळ यांनाही जीआर वाचायला दिला. जे काही दोन-तीन शब्द आहेत, त्याबाबत ही आम्ही बैठकीत चर्चा केली. परंतु सरसकट मराठ्यांना जात प्रमाणपत्र मिळणार नाही, ज्यांचं कुणबी-मराठा किंवा मराठा-कुणबी असे दाखले, पुरावे किंवा वंशावळ आहेत, अशांना जात प्रमाणपत्र सादर केलं जाणार आहे. त्यामुळं छगन भुजबळ हे सरकारमधील मंत्री आहेत, छगन भुजबळ नाराज नाहीत," असं चंद्रशेखर बावनकुळे यांनी म्हटलं आहे. रोहित पवारांनी तोंडावर पडू नये : दरम्यान, राष्ट्रवादी काँग्रेस शरद पवार पक्षाचे आमदार रोहित पवार यांनी तुमच्यावरती भ्रष्टाचाराचे आरोप केलेत. तसंच सरकारमधील अनेक मंत्र्यांवर आरोप केले आहेत, असं चंद्रशेखर बावनकुळे यांना विचारले असता, ते म्हणाले, "रोहित पवार हे कोणावर भ्रष्टाचाराचे आरोप करत असताना त्यांनी त्या ठिकाणी भ्रष्टाचार झालाय की नाही, त्याचे पुरावे सादर करावे. जर भ्रष्टाचार झाला असेल तर त्यांनी आरोप करावे. परंतु जिथे भ्रष्टाचार झालाच नाही त्याच्यावर आरोप केल्यामुळं त्या व्यक्तीची प्रतिमा मलिन होते आणि ती व्यक्ती राजकीय, सामाजिक क्षेत्रात काम करत असताना त्याच्या पाठीमागे असणाऱ्या समाज यांच्यात एक वेगळा संदेश जातो. त्या व्यक्तीची बदनामी होते. त्या व्यक्तीच्या पाठीमागे असणारा समाज नाराज होतो. त्यामुळं रोहित पवार यांनी दुसऱ्यावर भ्रष्टाचाराच्या आरोप करताना विचार करून आरोप केले पाहिजेत. आरोप करतात, मात्र त्यांच्याकडे पुरावा नाहीत. त्यामुळं रोहित पवारांनी तोंडावर पडू नये," असा टोला चंद्रशेखर बावनकुळे यांनी आमदार रोहित पवार यांना लगावला. अवैध मराठा जात प्रमाणपत्रे देऊ नका, अशी आम्ही मागणी : "आजच्या बैठकीत ओबीसी समाजाच्या आरक्षण, तसंच त्यांचे प्रश्न याबाबत चर्चा झाली. कोणत्याही समाजाला आरक्षण देताना दुसऱ्या समाजाचे आरक्षण काढून घेता येणार नाही. आणि मराठा आरक्षणाचा जो जीआर काढला आहे, त्यामुळं सरसकट मराठ्यांना जात प्रमाणपत्र देता येत नाही. जे मराठी-कुणबी आणि कुणबी-मराठा अशी वंशावळ दाखले किंवा पुरावे आहेत. अशांना जात प्रमाणपत्र द्या... परंतु चुकीच्या पद्धतीनं, बोगस आणि अवैध मराठा जात प्रमाणपत्रे देऊ नका, अशी आम्ही मागणी आज बैठकीत केली आहे," असं मंत्री पंकजा मुंडे यांनी सांगितलं. तसंच "जे मराठा जात प्रमाणपत्राचे वाटप केले आहे, त्याबाबत एक श्वेतपत्रिका काढावी," अशी देखील आमची मागणी असल्याचं पंकजा मुंडे म्हणाल्या. हेही वाचा : For All Latest Updates TAGGED: काय आहे आजचा शुभ मुहूर्त, योग आणि राहूकाळ, वाचा पंचांग "हा विजय भारतीय सैन्य दलाला समर्पित, आम्ही पहलगाम हल्ल्यातील पीडितांबरोबर"; पाकिस्तानला धूळ चारल्यानंतर सूर्यकुमार यादव भावुक Engineer's Day 2025: काय आहे इतिहास, का साजरा केला जातो अभियंता दिन? मैदान गाजवणारे 'हे' खेळाडू आहेत अभियंता फौजदाराचा 'जावई' झाला ९९ व्या साहित्य संमेलनाचा अध्यक्ष! कराड तालुक्यातील सासरवाडीशी आहेत खास ऋणानुबंध टीम इंडियाचं दुबईत 'ऑपरेशन सिंदूर'; पाकिस्तानचा 7 विकेटनं उडवला धुव्वा Kawasaki KLX230R S 2026 भारतात 1.94 लाखात लॉंच फॅटी लिव्हरच्या समस्येनं त्रस्त आहात? आहारात समावेश करा 'ही' फळ होंडाची नवीन इलेक्ट्रिक मोटरसायकल 2 सप्टेंबरला होणार सादर पावसाळ्यातील आजारांपासून मुलांचा बचाव कसा करायचा? फॉलो करा या टिप्स Copyright © 2025 Ushodaya Enterprises Pvt. Ltd., All Rights Reserved.</w:t>
+        <w:t>Content: पुणे : महानगरपालिका, नगरपरिषदा आणि नगरपंचायत यांच्या हद्दीमध्ये तुकडेबंदी कायद्याची अंमलबजावणी केली जाणार नाही, असा निर्णय राज्य शासनाने घेतल्याची माहिती राज्याचे महसूलमंत्री चंद्रशेखर बावनकुळे यांनी येथे दिली. तसेच तुकडेबंदी कायद्यातील अधिनियमातील तरतुदींविरोधात पडलेल्या तुकड्यांचे नियमितीकरण करण्याची प्रक्रिया सुलभ केली जाणार असून त्यासंदर्भातील कार्यपद्धती येत्या पंधरा दिवसात जाहीर केली जाईल, असेही त्यांनी सांगितले. राज्यस्तरीय सेवा पंधरवडा अभियानावेळी बोलताना बावनकुळे यांनी ही माहिती दिली. तुकडेबंडी कायद्याच्या अंमलबजावणीसाठी आदर्श कार्यपध्दती येत्या पंधरा दिवसात निश्चित केली जाईल. या निर्णयाचा फायदा राज्यातील सुमारे ५० लाख नागरिकांना होणार आहे. यामुळे थांबलेले व्यवहार पूर्ण होतील. दस्तांची नोंदणी होईल, असे बावनकुळे यांनी सांगितले. महाराष्ट्र धारण जमिनींचे तुकडे पाडण्यास प्रतिबंध करण्याबाबत आणि त्यांचे एकत्रीकरण करण्याबाबत अधिनियम १९४७ या अधिनियमातील तरतुदींविरुध्द पडलेल्या तुकड्यांचे नियमितीकरण करण्याची प्रक्रिया सुलभ करण्यासाठी महसुल विभागाचे अपर मुख्य सचिव यांच्या अध्यक्षतेखाली नऊ सदस्यांची समिती शासनाने स्थापन केली आहे. य समितीच्या अहवालानंतरच शासनाकडून तुकडेबंदीच्या निर्णयाची अंमलबजावणी होणार आहे. दरम्यान, महानगरपालिका, नगरपरिषदा आणि नगरपंचायत यांच्या हद्दीमध्ये तुकडेबंदी कायदा लागू असणार नाही. तसेच प्राधिकरण आणि प्रादेशिक आराखडा (आरपी) लागू असेल अशा हद्दीत निवासी, वाणिज्यिक, औद्योगिक किंवा इतर कोणत्याही अकृषिक वापरासाठी असलेल्या क्षेत्रात आणि गावांच्या हद्दीपासून २०० मीटरच्या आतील क्षेत्रात तुकडेबंदी कायदा लागू होणार नाही. कर्नाटक, आंध्रप्रदेशाच्या धर्तीवर राज्यात जमाबंदी आयुक्तालयांच्या अखत्यारीत १० ते १५ खासगी एजन्सीचे भूकरमापक आणले जातील. त्यांच्या माध्यमातून जमिनीची मोजणी केल्याशिवाय आता दस्ताची नोंदणी होणार नाही. दस्ताची नोंदणी झाल्याशिवाय त्या दस्ताचा फेरफार होणार नाही. ही प्रक्रिया येत्या महिन्याभरता राबविली जाईल, असेही बावनकुळे यांनी सांगितले. लोकसभा विरोधी पक्षनेते राहुल गांधी यांनी केंद्रीय निवडणूक आयोग आणि मुख्य निवडणूक आयुक्त ज्ञानेश कुमार यांच्यावर गंभीर आरोप केले. कर्नाटकमधील २०२३ निवडणुकीत मत चोरी झाल्याचा दावा करत, त्यांनी पुरावे सादर केले. मतदार यादीतून नावं वगळण्यासाठी बाहेरील मोबाईल क्रमांक वापरल्याचा आरोप केला. निवडणूक आयोगाने आठवड्याभरात माहिती जाहीर करावी, अन्यथा घोटाळेबाजांना वाचवत असल्याचं सिद्ध होईल, असा अल्टिमेटम दिला.</w:t>
       </w:r>
     </w:p>
     <w:p>
@@ -880,7 +880,7 @@
     </w:p>
     <w:p>
       <w:r>
-        <w:t>Title: स्थानिक स्वराज्य संस्थांमध्ये भाजपचे ‘टार्गेट ५१ टक्के’: चंद्रशेखर बावनकुळे</w:t>
+        <w:t>Title: Pune Navratri Festival 2025: पुणे नवरात्र महोत्सव येत्या सोमवारपासून सुरू; चंद्रशेखर बावनकुळे यांच्या हस्ते उद्घाटन</w:t>
       </w:r>
     </w:p>
     <w:p>
@@ -892,13 +892,13 @@
           <w:rPr>
             <w:color w:val="0000FF"/>
           </w:rPr>
-          <w:t>https://www.lokmat.com/nagpur/bjp-targets-51-percent-in-local-bodies-election-said-chandrashekhar-bawankule-a-a382-c719/</w:t>
+          <w:t>https://pudhari.news/maharashtra/pune/pune-navratri-festival-2025-inauguration-chandrashekhar-bawankule-sb97</w:t>
         </w:r>
       </w:hyperlink>
     </w:p>
     <w:p>
       <w:r>
-        <w:t>Content: हिंदी | English सोमवार १५ सप्टेंबर २०२५ FOLLOW US : शहरं व्हिडीओ सखी आणखी By योगेश पांडे | Updated: September 14, 2025 20:59 IST2025-09-14T20:56:06+5:302025-09-14T20:59:35+5:30 योगेश पांडे, लोकमत न्यूज नेटवर्क, नागपूर : आगामी स्थानिक स्वराज्य संस्थांच्या निवडणूकीत भाजपने प्रत्येक मतदारसंघात किमान ५१ टक्के मते मिळविण्याचे टार्गेट ठेवले आहे. या दृष्टीने जागोजागी कार्यकर्ता संवाद मेळाव्यांना सुरुवात झाली आहे. विशेष म्हणजे विरोधकांच्या आरोपींना मोडून काढण्याचे मोठे आव्हान भाजपसमोर आहे. त्याच दृष्टीने पक्षाच्या नेत्यांकडून कार्यकर्त्यांना त्यासंदर्भातील नियोजनाबाबत मार्गदर्शन करण्यात येत आहे.नागपूर जिल्ह्यातील महादुला व बहादुरा भागात भाजपच्या कार्यकर्ता संवाद मेळाव्याचे आयोजन करण्यात आले होते. त्यात महसूलमंत्री चंद्रशेखर बावनकुळे यांनी स्पष्टच आवाहन केले. स्थानिक स्वराज्य संस्थांच्या निवडणुकीत भाजपच्या उमेदवाराला किमान ५१ टक्के मते मिळतील या अनुषंगाने काम करा आणि पंचायत ते पार्लमेंट भारतीय जनता पक्षाला मजबूत करा, असे आवाहन त्यांनी केले. भाजप हा समाजाच्या शेवटच्या व्यक्तीचा विचार करणारा पक्ष आहे. त्यामुळे कार्यकर्त्यांनी केंद्र आणि राज्याच्या योजना सामान्यांपर्यंत पोहचविल्या पाहिजे. जे वचन मी विधानसभा निवडणुकीत तुम्हाला दिले होते ते मी पूर्ण करणार आहे. ज्यांना घर नाही त्यांना पंतप्रधान आवास योजनेतून घरे देणार आहे. लाडकी बहीण योजना बंद केली जाणार नाही, असे मुख्यमंत्र्यांनी सांगितले आहे. ते महिलांपर्यंत पोहोचवा. त्यामुळे तुम्ही पक्ष मजबूत करण्यासाठी घरोघरी भेट द्या, असे बावनकुळे यांनी सांगितले. जो जिंकून येऊ शकतो आणि जनतेच्या पसंतीचा असलेल्या उमेदवारालाच तिकीट देण्यात येईल असे त्यांनी स्पष्ट केले. यावेळी भाजप जिल्हाध्यक्ष आनंदराव राऊत, चेतन खडसे, हरीश कंगाली, ब्रम्हा काळे, राजेश रंगारी इत्यादी पदाधिकारी प्रामुख्याने उपस्थित होते. सुनिल केदारांवर हल्लाबोल यावेळी बावनकुळे यांनी कॉंग्रेस नेते सुनिल केदार यांच्यावर हल्लाबोल केला. काँग्रेस मत चोरीचा आरोप करीत आहे. परंतु ज्यांनी शेतकऱ्यांचे दीडशे कोटी रुपये खाल्ले व जे जामिनावर बाहेर आहेत, त्यांना आरोप करण्याचा अधिकार आहे का असा सवाल त्यांनी केला. कॉंग्रेसने कामठीमध्ये मोर्चा काढला. मात्र त्या ठिकाणी मी ९५ पैकी ७५ बुथवर मागे होतो. मग मतचोरी कोणी केली, असा सवाल त्यांनी केला. काँग्रेस पक्ष खोटा अजेंडा राबवित आहे. ते खोडून काढा, त्यांना उत्तर द्या असे बावनकुळे यांनी सांगितले. FOLLOW US : Copyright © 2025 Lokmat Media Pvt Ltd</w:t>
+        <w:t>Content: पुणे: कला, संस्कृती, गायन, वादन, भजन, नृत्य, संगीत यांचा मनोहरी संगम असणारा पुणे नवरात्र महोत्सवाचे आयोजन गणेश कला क्रीडा मंच येथे करण्यात आले आहे, अशी माहिती महोत्सवाचे अध्यक्ष आबा बागुल, कोषाध्यक्ष नंदकुमार बानगुडे आणि उपाध्यक्ष घनश्याम सावंत यांनी पत्रकार परिषदेत दिली. महोत्सवाचे उद्घाटन सोमवारी (दि. 22 सप्टेंबर) सायंकाळी 4.30 वाजता महसूलमंत्री चंद्रशेखर बावनकुळे यांच्या हस्ते होणार आहे. या प्रसंगी केंद्रीय नागरी हवाई उड्डाण व सहकार राज्यमंत्री मुरलीधर मोहळ, राज्याचे उच्च व तंत्रशिक्षणमंत्री चंद्रकांत पाटील, ज्येष्ठ गांधीवादी विचारवंत उल्हास पवार, नगरविकास राज्यमंत्री माधुरी मिसाळ, खासदार मेधा कुलकर्णी, यांसह मान्यवर उपस्थित राहणार आहेत. (Latest Pune News) या उद्घाटन सोहळ्यात सिनेतारका भार्गवी चिरमुले, तेजा देवकर, सानिया चौधरी, शीतल अहिरराव, राधा सागर, सिया पाटील, ऋजुता जुन्नरकर, अमृता धोंगडे, वैष्णवी पाटील यांची विशेष उपस्थिती लक्षवेधी असेल. घटस्थापनेच्या दिवशी शिवदर्शन येथील श्री. लक्ष्मीमाता मंदिरात आबा बागुल व जयश्री बागुल यांच्या हस्ते सकाळी 6.41 मि. या शुभमुहूर्तावर विधिवत घटस्थापना केली जाईल. या उद्घाटन सोहळ्यात ‌‘महर्षी पुरस्कार‌’ प्राप्त समाजसेवक गिरीश प्रभुणे यांना प्रदान करण्यात येणार आहे. तर श्री लक्ष्मीमाता जीवन गौरव पुरस्कार सावित्रीबाई फुले पुणे विद्यापीठाचे प्र-कुलगुरु डॉ. पराग काळकर, उच्च शिक्षण संचालक डॉ. शैलेंद्र देवळाणकर, सामजिक कार्यकर्त्या डॉ. मेघा पुरव-सामंत, बुलडाणा सहकारी बँकेचे सहसंस्थापक शिरीष देशपांडे आणि लोककलावंत प्रमिला लोदगेकर यांना प्रदान करण्यात येणार आहे. याशिवाय डॉ. मयूर कर्डिले आणि डॉ. अरविंद खोमणे, यांनाही विशेष सन्मानित करणात येणार आहे. या महोत्सवात सितार, व्हायोलिन, बासरी व तबला यांची जुगलबंदी असणारा ‌‘आनंद तरंग‌’ हा कार्यक्रम, ‌‘जागर शक्ती पिठांचा‌’ देवीचा गोंधळ, सिनेतारकांचा ‌‘जल्लोष‌’ हा नृत्याविष्कार, गाण्यांचा ‌‘नाइनटीज मेलडी‌’, ‌‘इश्क? सुफियाना‌’, ‌‘स्वर सामाज्ञीयाँ‌’, ‌‘मुझीकल मास्टर्स‌’ ‌‘एल.पी अँड आर. डी. 50‌’ कलाकारांसह ‌‘अस्मिता महाराष्ट्राची‌’, ‌‘लावणी महोत्सव‌’, ‌‘बेमिसाल रफी‌’, ‌‘सोलफुल किशोर कुमार‌’ असे विविध कार्यक्रम होणार आहेत. यंदा दुर्गोत्सवासाठी आम्ही अयोध्येतील श्रीराम मंदिराची प्रतिकृती तयार करत आहोत, सजावटीचे सध्या काम सुरू आहे, 22 सप्टेंबरला सजावटीचे उद्घाटन होईल. 28 सप्टेंबरपासून दुर्गोत्सवाला सुरुवात होईल. यंदा आम्ही या वर्षीपासून आम्ही दुर्गोत्सवासाठी पर्यावरणपूरक मूर्ती तयार करत आहोत. मूर्ती कोलकात्याच्या मूर्तिकारांनी तयार केल्या आहेत. तसेच, दुर्गोत्सवात बंंगाली संस्कृती अन्‌‍ परंपरेचे दर्शन घडविणारे सांस्कृतिक कार्यक्रमही रंगणार आहेत. बंगाली कलाकार कलेचे सादरीकरण करणार आहेत, कार्यक्रमांचे नियोजन सुरू आहे . - अनुप दत्ता, पुणे काली बारी मंदिर, खडकी-रेंजहिल्स कोलकात्याहून आलेले मूर्तिकार वीस दिवसांपासून मूर्ती तयार करत आहेत. पश्चिम बंगालहून आणलेल्या मातीतून या मूर्ती तयार करण्यात येत आहेत. आता मूर्ती तयार करण्याचे काम अंतिम टप्प्यात आले आहे. पुण्यात ठिकठिकाणी साजऱ्या होणाऱ्या दुर्गोत्सवासाठी भोसलेनगर येथे मूर्ती तयार करण्यात येत आहेत, या मूर्ती त्या-त्या ठिकाणी उत्सवासाठी पाठविल्या जाणार आहेत. संस्थेच्या दुर्गोत्सवाला 27 सप्टेंबरपासून सुरुवात होणार आहे. काँग्रेस भवनमध्ये होणाऱ्या या उत्सवात वैविध्यपूर्ण कार्यक्रम आयोजित करण्यात आले आहेत. - अरुण चटोपाध्याय, बांगीय संस्कृती संसद 'Pudhari' is excited to announce the relaunch of its Android and iOS apps. Stay updated with the latest news at your fingertips. Android and iOS Download now and stay updated, anytime, anywhere. Pudhari Publications Private Limited</w:t>
       </w:r>
     </w:p>
     <w:p>
@@ -911,7 +911,7 @@
     </w:p>
     <w:p>
       <w:r>
-        <w:t>Title: सांगलीतील पवन ऊर्जा प्रकल्पासाठी जमीन खरेदी-विक्रीची चौकशी; चंद्रशेखर बावनकुळे यांचा आदेश…</w:t>
+        <w:t>Title: Minister Chandrashekhar Bawankule: विजय वडेट्टीवार यांचे ओबीसींवर राजकारण: पालकमंत्री चंद्रशेखर बावनकुळे; ओबीसी आरक्षणासाठी उपसमिती</w:t>
       </w:r>
     </w:p>
     <w:p>
@@ -923,13 +923,13 @@
           <w:rPr>
             <w:color w:val="0000FF"/>
           </w:rPr>
-          <w:t>https://www.loksatta.com/maharashtra/chandrashekhar-bawankule-orders-sangli-wind-energy-land-probe-ocd-94-5366638/</w:t>
+          <w:t>https://www.esakal.com/vidarbha/nagpur/obc-reservation-in-spotlight-vijay-wadettiwar-and-chandrashekhar-bavanukule-address-urgent-issues-sdj87</w:t>
         </w:r>
       </w:hyperlink>
     </w:p>
     <w:p>
       <w:r>
-        <w:t>Content: सांगली : सांगली जिल्ह्यात पवन ऊर्जा प्रकल्पासाठी करण्यात आलेल्या जमीन खरेदी-विक्री व्यवहारामध्ये कमाल जमीन धारणा कायद्याचे उल्लंघन झाले असल्याने संबंधित व्यवहाराची चौकशी करण्याचा आदेश महसूलमंत्री चंद्रशेखर बावनकुळे यांनी दिला. सरकार शेतकऱ्यांच्या पाठीशी असून, जमिन खरेदीमध्ये गैरव्यवहार आढळल्यास कारवाई केली जाईल. तसेच हा चौकशी अहवाल शासनाला सादर करण्याचे आदेशही बावनकुळे यांनी दिले. सांगली जिल्ह्यात २०२३ ते २०२५ या कालावधीत झालेल्या जमिनीच्या खरेदी- विक्री व्यवहारासंदर्भात मंत्रालयात बुधवारी बैठक आयोजित करण्यात आली होती. बैठकीत महसूल मंत्री बावनकुळे बोलत होते. या वेळी आमदार गोपीचंद पडळकर, मुद्रांक व नोंदणी महानिरीक्षक, तसेच सांगलीचे जिल्हाधिकारी दूरदृश्य प्रणालीद्वारे उपस्थित होते. या वादग्रस्त प्रकरणात सर्जन रियालिटीज या कंपनीने पवन ऊर्जा प्रकल्पासाठी शेतकऱ्यांकडून मोठ्या प्रमाणात जमीन खरेदी केली आहे. शेतकऱ्यांनी आरोप केला आहे, की कंपनीने कमाल जमीन धारणा कायद्याचे उल्लंघन करून निश्चित मर्यादेपेक्षा जास्त जमिनीची खरेदी केली आहे. त्यामुळे कंपनीचे अनेक व्यवहार संशयाच्या भोवऱ्यात सापडले आहेत. शेतकऱ्यांनी मागणी केली आहे, की कंपनीने ज्या दराने जमिनी खरेदी केल्या, त्याच दराने त्या परत कराव्यात. महसूलमंत्र्यांनी या प्रकरणाची गंभीरता लक्षात घेऊन तातडीने शेतकऱ्यांशी चर्चा करून सखोल चौकशी करण्याचा आदेश जिल्हाधिकाऱ्यांना दिला. तसेच, कंपनीचे जमिनी संदर्भातील नवीन व्यवहार थांबवून, मागील व्यवहारांची तपासणी करण्याचे निर्देश दिले. जर या व्यवहारांमध्ये काहीही अनधिकृत आढळले, तर जमिनी शेतकऱ्यांना परत कराव्यात, असे स्पष्ट निर्देशही त्यांनी दिले. तसेच, संबंधित जमिनींचे सर्व्हे नंबर गोठविण्याची कारवाई करण्याचा आदेशही देण्यात आला. या निर्णयामुळे शेतकऱ्यांना मोठा दिलासा मिळणार आहे आणि त्यांच्या जमिनींचे हक्क सुरक्षित राहण्यास मदत होईल. दरम्यान, महाराष्ट्र नवनिर्माण सेनेचे जिल्हाप्रमुख तानाजी सावंत यांनी, शिराळा तालुक्यात पवन ऊर्जाबाधित शेतकऱ्यांच्या जमिनी परत देण्याची मागणी केली आहे. येळापूर, मेण, रांजणवाडी, सावंतवाडी, शिरसटवाडी, पाचगणी, गुढे, बाबरवाडी, चिंचेवाडी, आरळा, मंदूर, चरण, खराळे, वाकायची वाडी, काळंबवाडी, किनरेवाडी आदी गावांतील जमिनी अत्यल्प दराने पवन ऊर्जा प्रकल्पासाठी खरेदी करण्यात आल्या होत्या. आता त्या पुन्हा मूळ मालकांना खरेदी दरातच मिळाव्यात, अशी मागणी त्यांनी जिल्हाधिकाऱ्यांकडे गुरुवारी एका निवेदनाद्वारे केली आहे. सध्या टेलिव्हिजनवर अनेक मनोरंजनात्मक कार्यक्रम आहेत, त्यात 'महाराष्ट्राची हास्यजत्रा' हा विनोदी शो प्रेक्षकांना खळखळून हसवतो. या शोमधील समीर चौघुले यांनी अनेक विनोदी स्किट्स सादर केली आहेत. त्यांचं आवडतं स्किट म्हणजे चार्ली चॅप्लिनचं, ज्यासाठी त्यांनी खूप मेहनत घेतली. सोशल मीडियावरही सक्रिय असलेल्या समीर यांनी चाहत्यांशी संवाद साधत त्यांच्या प्रश्नांची उत्तरं इन्स्टाग्रामवर शेअर केली आहेत.</w:t>
+        <w:t>Content: नागपूर: ‘‘काँग्रेसने कधीही ओबीसींना सांविधानिक दर्जा दिला नसून पक्षाचे नेते विजय वडेट्टीवार केवळ ओबीसी समाजाच्या नावावर राजकारण करत असल्याचा आरोप महसूल मंत्री तसेच नागपूर जिल्ह्याचे पालकमंत्री चंद्रशेखर बावनकुळे यांनी केला. ते कोराडी येथील जनसंपर्क कार्यालयात प्रसारमाध्यमांशी संवाद साधत होते. Follow Us Copyright © 2025 - Sakal Media Pvt Ltd - All rights reserved. Powered by Quintype</w:t>
       </w:r>
     </w:p>
     <w:p>
@@ -942,7 +942,7 @@
     </w:p>
     <w:p>
       <w:r>
-        <w:t>Title: Chandrashekhar Bawankule: अमरावती, मेळघाटातील आरोग्यसेवा सुधारा; पालकमंत्री चंद्रशेखर बावनकुळे यांचे निर्देश</w:t>
+        <w:t>Title: कुणबी प्रमाणपत्र देताना पडताळणी करून देणार- चंद्रशेखर बावनकुळे|VIDEO</w:t>
       </w:r>
     </w:p>
     <w:p>
@@ -954,13 +954,13 @@
           <w:rPr>
             <w:color w:val="0000FF"/>
           </w:rPr>
-          <w:t>https://www.esakal.com/vidarbha/amravati-health-infrastructure-to-see-major-boost-minister-chandrashekhar-bawankules-urgent-directions-vsb99</w:t>
+          <w:t>https://saamtv.esakal.com/video/chandrashekhar-bawankule-obc-subcommittee-meeting-strict-verification-for-maratha-kunbi-caste-certificates-to-prevent-fake-documents-in-maharashtra-om0906</w:t>
         </w:r>
       </w:hyperlink>
     </w:p>
     <w:p>
       <w:r>
-        <w:t>Content: Chandrashekhar Bawankule sakal अमरावती : अमरावतीसह मेळघाटातील आरोग्यविषयक पायाभूत सुविधांमध्ये वाढ करण्यासाठी आरोग्य विभागातील प्रलंबित प्रस्ताव तातडीने निकाली काढण्याचे निर्देश महसूलमंत्री व अमरावतीचे पालकमंत्री चंद्रशेखर बावनकुळे यांनी आज (ता. १०) मुंबईत झालेल्या बैठकीत दिले. Follow Us Copyright © 2025 - Sakal Media Pvt Ltd - All rights reserved. Powered by Quintype</w:t>
+        <w:t>Content: मराठा आरक्षणाचा जीआर काढल्यानंतर ओबीसी आणि मराठा समाजात आरक्षणावरून कलगीतुरा रंगला आहे. मराठा समाजासाठी आरक्षणासाठी घाला येतोय. ओबीसीच्या वाट्यांच आरक्षण जात, असे ओबीसी समाजाच्या नेत्यांनी म्हटलं आहे. आज ओबीसी उपसमितीची बैठक मंत्री चंद्रशेखर बावनकुळे यांच्या उपस्थित पार पडली. यानंतर बावनकुळे माध्यमांशी संवाद साधला. आज झालेल्या या बैठकीत ओबीसीच्या संदर्भातील 18 ते 19 वेगवेगळ्या महत्वाच्या विषयांवर चर्चा झाली असल्याची माहिती बावनकुळे यांनी दिली. मराठा कुणबी किंवा कुणबी मराठा या संदर्भातील जात प्रमाणपत्र देताना कोणत्याही पद्धतीत कागदपत्रावर खाडाखोड होते हे सांगितले. तसेच जे कोणी मराठा कुणबी किंवा कुणबी मराठा नियमाप्रमाणे आहेत त्याबाबतही चर्चा झाली. चुकीच्या पुराव्यांवर प्रमाणपत्र दिले जाऊ नये. कुणबी प्रमाणपत्र देताना पूर्णपणे पडताळणी करूनच देण्यात आले पाहिजेत या विषयांवर चर्चा झाली आणि जे नियमाप्रमाणे आहेत त्यांना कोणाचाही आक्षेप नाही असे बावनकुळे म्हणाले. सकाळ+चे सदस्य व्हा शॉपिंगसाठी 'सकाळ प्राईम डील्स'च्या भन्नाट ऑफर्स पाहण्यासाठी क्लिक करा. Read Marathi news and watch Live TV. Breaking news from Maharashtra, India, Pune, Mumbai, Politics, Entertainment, Sports, Lifestyle at SaamTV. Get Live Marathi news on Mobile. Download the Saam Tv app for Android and IOS. Follow Us Copyright © 2025 Sakal Media Group – All Rights Reserved Powered by Quintype</w:t>
       </w:r>
     </w:p>
     <w:p>
@@ -973,7 +973,7 @@
     </w:p>
     <w:p>
       <w:r>
-        <w:t>Title: स्थानिक स्वराज्य संस्थांमध्ये भाजपचे ‘टार्गेट ५१ टक्के’: चंद्रशेखर बावनकुळे</w:t>
+        <w:t>Title: चंद्रशेखर बावनकुळे भंडारा जिल्ह्याचे पालकमंत्री</w:t>
       </w:r>
     </w:p>
     <w:p>
@@ -985,13 +985,13 @@
           <w:rPr>
             <w:color w:val="0000FF"/>
           </w:rPr>
-          <w:t>https://www.lokmat.com/nagpur/bjp-targets-51-percent-in-local-bodies-election-said-chandrashekhar-bawankule-a-a382-c719/?utm_source=Lokmat.com&amp;utm_medium=shorts_mobile_headline</w:t>
+          <w:t>https://www.lokmat.com/nagpur/chandrasekhar-bavankule-bhandara-districts-guardian-minister/?utm_source=Lokmat.com&amp;utm_medium=app_banner_amp_AfterArticle&amp;launch_url=https://www.lokmat.com/nagpur/chandrasekhar-bavankule-bhandara-districts-guardian-minister/</w:t>
         </w:r>
       </w:hyperlink>
     </w:p>
     <w:p>
       <w:r>
-        <w:t>Content: हिंदी | English सोमवार १५ सप्टेंबर २०२५ FOLLOW US : शहरं व्हिडीओ सखी आणखी By योगेश पांडे | Updated: September 14, 2025 20:59 IST2025-09-14T20:56:06+5:302025-09-14T20:59:35+5:30 योगेश पांडे, लोकमत न्यूज नेटवर्क, नागपूर : आगामी स्थानिक स्वराज्य संस्थांच्या निवडणूकीत भाजपने प्रत्येक मतदारसंघात किमान ५१ टक्के मते मिळविण्याचे टार्गेट ठेवले आहे. या दृष्टीने जागोजागी कार्यकर्ता संवाद मेळाव्यांना सुरुवात झाली आहे. विशेष म्हणजे विरोधकांच्या आरोपींना मोडून काढण्याचे मोठे आव्हान भाजपसमोर आहे. त्याच दृष्टीने पक्षाच्या नेत्यांकडून कार्यकर्त्यांना त्यासंदर्भातील नियोजनाबाबत मार्गदर्शन करण्यात येत आहे.नागपूर जिल्ह्यातील महादुला व बहादुरा भागात भाजपच्या कार्यकर्ता संवाद मेळाव्याचे आयोजन करण्यात आले होते. त्यात महसूलमंत्री चंद्रशेखर बावनकुळे यांनी स्पष्टच आवाहन केले. स्थानिक स्वराज्य संस्थांच्या निवडणुकीत भाजपच्या उमेदवाराला किमान ५१ टक्के मते मिळतील या अनुषंगाने काम करा आणि पंचायत ते पार्लमेंट भारतीय जनता पक्षाला मजबूत करा, असे आवाहन त्यांनी केले. भाजप हा समाजाच्या शेवटच्या व्यक्तीचा विचार करणारा पक्ष आहे. त्यामुळे कार्यकर्त्यांनी केंद्र आणि राज्याच्या योजना सामान्यांपर्यंत पोहचविल्या पाहिजे. जे वचन मी विधानसभा निवडणुकीत तुम्हाला दिले होते ते मी पूर्ण करणार आहे. ज्यांना घर नाही त्यांना पंतप्रधान आवास योजनेतून घरे देणार आहे. लाडकी बहीण योजना बंद केली जाणार नाही, असे मुख्यमंत्र्यांनी सांगितले आहे. ते महिलांपर्यंत पोहोचवा. त्यामुळे तुम्ही पक्ष मजबूत करण्यासाठी घरोघरी भेट द्या, असे बावनकुळे यांनी सांगितले. जो जिंकून येऊ शकतो आणि जनतेच्या पसंतीचा असलेल्या उमेदवारालाच तिकीट देण्यात येईल असे त्यांनी स्पष्ट केले. यावेळी भाजप जिल्हाध्यक्ष आनंदराव राऊत, चेतन खडसे, हरीश कंगाली, ब्रम्हा काळे, राजेश रंगारी इत्यादी पदाधिकारी प्रामुख्याने उपस्थित होते. सुनिल केदारांवर हल्लाबोल यावेळी बावनकुळे यांनी कॉंग्रेस नेते सुनिल केदार यांच्यावर हल्लाबोल केला. काँग्रेस मत चोरीचा आरोप करीत आहे. परंतु ज्यांनी शेतकऱ्यांचे दीडशे कोटी रुपये खाल्ले व जे जामिनावर बाहेर आहेत, त्यांना आरोप करण्याचा अधिकार आहे का असा सवाल त्यांनी केला. कॉंग्रेसने कामठीमध्ये मोर्चा काढला. मात्र त्या ठिकाणी मी ९५ पैकी ७५ बुथवर मागे होतो. मग मतचोरी कोणी केली, असा सवाल त्यांनी केला. काँग्रेस पक्ष खोटा अजेंडा राबवित आहे. ते खोडून काढा, त्यांना उत्तर द्या असे बावनकुळे यांनी सांगितले. FOLLOW US : Copyright © 2025 Lokmat Media Pvt Ltd</w:t>
+        <w:t>Content: हिंदी | English शनिवार २० सप्टेंबर २०२५ FOLLOW US : शहरं व्हिडीओ सखी आणखी By लोकमत न्यूज नेटवर्क | Updated: January 15, 2018 20:16 IST2018-01-15T20:03:01+5:302018-01-15T20:16:46+5:30 लोकमत न्यूज नेटवर्कनागपूर : राज्याचे ऊर्जा व उत्पादन शुल्क मंत्री तसेच नागपूरचे पालकमंत्री चंद्रशेखर बावनकुळे यांची शासनाने भंडारा जिल्ह्याचे पालकमंत्री म्हणून नियुक्ती केली आहे. शासनाच्या सामान्य प्रशासन विभागाने सोमवारी याबाबतचे शासकीय परिपत्रक जारी केले आहे. राज्याचे आरोग्यमंत्री डॉ.दीपक सावंत यांनी भंडारा जिल्ह्याच्या पालकमंत्री पदाचा राजीनामा दिल्यानंतर या जिल्ह्याला कुणीही पूर्णवेळ पालकमंत्री नव्हते. यापूर्वी बावनकुळे यांची भंडारा जिल्ह्याचे सहपालकमंत्री म्हणून नियुक्ती केली होती. त्यानंतर आता पालकमंत्री म्हणून नियुक्ती करण्यात आली आहे. बावनकुळे यांच्याकडे आता नागपूर आणि भंडारा या दोन जिल्ह्याचे पालकमंत्री म्हणून जबाबदारी देण्यात आली आहे. FOLLOW US : Copyright © 2025 Lokmat Media Pvt Ltd</w:t>
       </w:r>
     </w:p>
     <w:p>
@@ -1004,7 +1004,7 @@
     </w:p>
     <w:p>
       <w:r>
-        <w:t>Title: कृत्रिम वाळू धोरणामुळे वाळू आता २०० रुपयांत उपलब्ध होणार : महसूलमंत्री चंद्रशेखर बावनकुळे</w:t>
+        <w:t>Title: Bjp News : महाराष्ट्र भाजपवर चंद्रशेखर बावनकुळेंची जादू कायम; प्रदेशाध्यक्ष रवींद्र चव्हाण 15 दिवसांत घेणार मोठा निर्णय</w:t>
       </w:r>
     </w:p>
     <w:p>
@@ -1016,13 +1016,13 @@
           <w:rPr>
             <w:color w:val="0000FF"/>
           </w:rPr>
-          <w:t>https://www.lokmat.com/nagpur/due-to-the-artificial-sand-policy-sand-will-now-be-available-for-rs-200-revenue-minister-chandrashekhar-bawankule-a-a1000/</w:t>
+          <w:t>https://sarkarnama.esakal.com/maharashtra/maharashtra-bjp-chandrashekhar-bawankule-magic-continues-ravindra-chavan-big-decision-15-days-sw79</w:t>
         </w:r>
       </w:hyperlink>
     </w:p>
     <w:p>
       <w:r>
-        <w:t>Content: हिंदी | English सोमवार १५ सप्टेंबर २०२५ FOLLOW US : शहरं व्हिडीओ सखी आणखी By ऑनलाइन लोकमत | Updated: September 8, 2025 16:35 IST2025-09-08T16:32:10+5:302025-09-08T16:35:00+5:30 लोकमत न्यूज नेटवर्कनागपूर : राज्य सरकारने वाळूबाबत ठोस धोरण आखले असून, प्रत्येक जिल्हाधिकाऱ्यांनी किमान ५० ते १०० क्रशर प्रोत्साहित करावेत. नवीन आणि जुन्या क्रशरना औद्योगिक धोरणाचा लाभ मिळणार आहे. नैसर्गिक वाळू ६०० रुपये प्रति क्विंटल आहे, तर कृत्रिम वाळू केवळ २०० रुपयांत उपलब्ध होईल, असे राज्याचे महसूलमंत्री चंद्रशेखर बावनकुळे यांनी पत्रकारांशी बोलताना सांगितले. नागपूरच्या जिल्हाधिकाऱ्यांनी या उपक्रमाला चालना दिल्याबद्दल त्यांनी यावेळी त्यांचे कौतुक केले. जिल्हा नियोजन भवन येथे रविवारी कृत्रिम वाळू निर्मितीवर आधारित कार्यशाळेचे आयोजन करण्यात आले होते. जिल्हाधिकारी डॉ. विपीन इटनकर, जिल्हा खनिकर्म अधिकारी डॉ. अतुल दोड, भूविज्ञान व खनिकर्म संचालनालयाचे उपसंचालक डॉ. श्रीराम कडू, जिल्ह्यातील सर्व उपविभागीय अधिकारी, तहसीलदार आदी यावेळी उपस्थित होते. प्रतिब्रास ४०० रुपयांची सवलत एम सँड धोरणाचा अवलंब करावा पर्यावरण रक्षणासाठी कृत्रिम वाळू एम सँड धोरणाचा अवलंब करावा तसेच यातील कायदेशीर बाबींची व या धोरणाची माहिती घेऊन प्रभावीपणे काम करा, असे निर्देश त्यांनी दिले. जिल्हाधिकारी डॉ. विपीन इटनकर यांनी जिल्ह्यात एम सँडची सद्यस्थिती तसेच सुरू असलेल्या प्रकल्पाची प्रास्ताविकाद्वारे माहिती दिली. FOLLOW US : Copyright © 2025 Lokmat Media Pvt Ltd</w:t>
+        <w:t>Content: Mumbai News : भाजपचे प्रदेशाध्यक्ष रवींद्र चव्हाण यांना पदभार स्वीकारून अडीच महिने झाले आहेत. मात्र, त्यानंतरही महसूलमंत्री चंद्रशेखर बावनकुळे यांचे पक्षावरील गारुड कायम आहे. बावनकुळे यांच्या काळात नेमण्यात आलेल्या कार्यकारणीसोबत ते काम करीत असल्याने त्याचा परिणाम जाणवत आहे. चव्हाण यांना येत्या काळात नवीन कार्यकारिणी नियुक्त करायची आहे. त्यासाठी प्रत्येक विभागातून त्याच उद्देशाने नावे मागविण्यात आली आहेत. त्यामुळे ही नावे मिळताच येत्या पंधरा दिवसाच्या काळात प्रदेश भाजपची नवी कार्यकारिणी अस्त्तित्वात येणार आहे. त्यानंतर खऱ्या अर्थाने रवींद्र चव्हाण यांना मनाप्रमाणे काम करणे सोपे जाणार आहे. आगामी काळात होत असलेल्या स्थानिक स्वराज्य संस्थेच्या निवडणुका डोळयांसमोर ठेवून गेल्या सहा महिन्यात काँग्रेस, भाजप (BJP) व राष्ट्रवादी काँग्रेस शरदचंद्र पवार पक्षाने प्रदेशाध्यक्ष बदलले आहेत. भाजपकडून गेल्या अनेक दिवसापासून संघटनात्मक निवडणुका पार पडल्यानंतर भाजपच्या प्रदेशाध्यक्ष पदाची सूत्रे रवींद्र चव्हाण यांनी हाती घेतली आहेत. त्यांनी पदभार स्वीकारून अडीच ते तीन महिन्याचा कालावधी झाला आहे. मात्र, त्यांच्या मनाप्रमाणे कामी करताना अडचणी येत आहेत. त्यामुळेच आता प्रदेश कार्यकारिणीसाठी राज्यातील प्रत्येक विभागातून नावे मागवली आहेत. येत्या पंधरा दिवसात प्रदेश भाजपचे नवीन कार्यकारिणी झाल्यानंतर रवींद्र चव्हाण (Ravindra Chavan) मांडपक्की करतील असे दिसते. तीन महिन्यापूर्वी जरी चंदरशेखर बावनकुळे यांनी प्रदेशाध्यक्षपदाचा राजीनामा दिला आहे. मात्र, या पदावरून बावनकुळे अजूनही मनाने मोकळे झाले नाहीत. गेली अनेक वर्ष त्यांनी या पदावर काम केले आहे त्यामुळे साहजिक ही आहे. त्यांनीच वाढवलेल्या झाडाच्या सावलीकडे राहणे कोणालाही पसंत पडते. त्यामुळेच भाजपमध्ये रवींद्र चव्हाण मात्र अजूनही अडचणीतच दिसत आहेत. प्रदेशाध्यक्ष पदाची सूत्रे चव्हाण यांनी जरी हाती घेतली असली तरी कार्यकारिणीवर बावनकुळे यांचे वर्चस्व अद्याप दिसून येते. त्याचमुळे आता येत्या काळात नवी कार्यकारिणी निवडली जाणार आहे. त्यासाठी सर्वच जिल्ह्यातून नावे मागवली आहेत. ही नावे आल्यानंतर नवीन कार्यकारिणीची घोषणा करण्यात येणार आहे. त्यामध्ये चव्हाण समर्थक मंडळी राहणार असल्याने येत्या काळात काम करताना अडचणी येणार नाहीत. येत्या चार महिन्याच्या कालावधीत जिल्हा परिषद, पंचायत समिती, नगरपालिका, नगरपंचायती व महानगरपालिकांची निवडणूक होणार आहे. त्यामुळे सर्वांचे त्याकडे लक्ष लागले आहे. सर्वच पक्षाकडून तयारी केली जात आहे. भाजपने देखील जोमाने तयारी सुरु केली आहे. रवींद्र चव्हाणांपुढे आव्हानांची शर्यत नव्या कार्यकारिणीशिवाय प्रदेशाध्यक्षांना निर्णय घेण्यासाठी आणि पक्षाचे कामकाज प्रभावीपणे चालवण्यासाठी अनेक अडचणी येतात. त्यांना त्यांच्याच टीमसोबत काम करण्याची संधी मिळत नाही. यामुळे, बावनकुळेंच्या टीमसोबत काम करत असताना त्यांना अनेक महत्त्वाचे निर्णय घेण्याआधी विचार करावा लागत आहे. हीच स्थिती "अडथळ्यांची शर्यत" म्हणून पाहिली जात आहे. लवकरच नव्या कार्यकारिणीची घोषणा पक्षश्रेष्ठींकडून लवकरच नव्या कार्यकारिणीची घोषणा होण्याची शक्यता आहे. रवींद्र चव्हाण हे देवेंद्र फडणवीस यांच्या जवळचे मानले जातात. त्यामुळे नव्या कार्यकारिणीत फडणवीस आणि चव्हाण यांच्या सहमतीनेच निर्णय घेतला जाईल, असे म्हटले जाते. नव्या कार्यकारिणीची घोषणा झाल्यानंतरच रवींद्र चव्हाण खऱ्या अर्थाने भाजप प्रदेशाध्यक्ष म्हणून आपली 'छाप' पाडू शकतील, असे राजकीय निरीक्षकांचे म्हणणे आहे. सरकारनामाचे सदस्य व्हा शॉपिंगसाठी 'सकाळ प्राईम डील्स'च्या भन्नाट ऑफर्स पाहण्यासाठी क्लिक करा. Read Latest Marathi Political News, Breaking Political News from Maharashtra, India, Pune &amp; Mumbai at Sarkarnama. To Get Live Political Marathi News on Mobile, Download the Sarkarnama Mobile App for Android and IOS. सरकारनामा आता सर्व सोशल मीडिया प्लॅटफॉर्मवर. ताज्या राजकीय घडामोडींसाठी फेसबुक, ट्विटर, इन्स्टाग्राम, शेअर चॅट, टेलिग्रामवर आणि व्हॉट्सॲप आम्हाला फॉलो करा. तसेच, सरकारनामा यूट्यूब चॅनेलला आजच सबस्क्राइब करा. Follow Us Copyright © 2025 Sakal Media Group – All Rights Reserved Powered by Quintype वेबसाईटवर ब्राउझिंगचा अनुभव सर्वोत्तम असावा, यासाठी आम्ही कुकीजचा वापर करतो. कुकीजमुळे तुम्हाला तुमच्या आवडत्या मजकुराची शिफारस करता येते. आमचे गोपनीयता आणि कुकीजसंदर्भातील धोरण तुम्हाला मान्य आहे.</w:t>
       </w:r>
     </w:p>
     <w:p>
@@ -1035,7 +1035,7 @@
     </w:p>
     <w:p>
       <w:r>
-        <w:t>Title: आरोप सिद्ध करा, नाहीतर…; रोहित पवारांच्या आरोपांवर बावनकुळेंचं प्रत्युत्तर</w:t>
+        <w:t>Title: उद्याने व क्रीडा मैदानात सीसीटीव्ही लावा; चंद्रशेखर बावनकुळे यांचे जनसंवादमध्ये निर्देश</w:t>
       </w:r>
     </w:p>
     <w:p>
@@ -1047,13 +1047,13 @@
           <w:rPr>
             <w:color w:val="0000FF"/>
           </w:rPr>
-          <w:t>https://www.tv9marathi.com/videos/chandrashekhar-bawankule-rejects-obc-reservation-harm-claims-maharashtra-1487524.html</w:t>
+          <w:t>https://www.lokmat.com/nagpur/cctvs-gardens-and-sports-grounds-instruction-chandrasekhar-bavankules-interaction/?utm_source=Lokmat.com&amp;utm_medium=app_banner_amp_AfterArticle&amp;launch_url=https://www.lokmat.com/nagpur/cctvs-gardens-and-sports-grounds-instruction-chandrasekhar-bavankules-interaction/</w:t>
         </w:r>
       </w:hyperlink>
     </w:p>
     <w:p>
       <w:r>
-        <w:t>Content: By signing in or creating an account, you agree with Associated Broadcasting Company's Terms &amp; Conditions and Privacy Policy. चंद्रशेखर बावनकुळे यांनी रोहित पवारांनी लावलेल्या 90 कोटी रुपयांच्या दंडमाफीच्या आरोपांवर प्रतिक्रिया दिली आहे. बावनकुळे यांनी स्पष्ट केले की हा आरोप निराधार आहे आणि पूर्व महसूलमंत्र्यांनी फक्त स्थगिती दिली होती, दंड माफ केला नव्हता. त्यांनी रोहित पवारांना हा आरोप सिद्ध करण्याचे किंवा राजकीय सन्यास घेण्याचे आव्हान दिले. ओबीसी आरक्षणाच्या मुद्द्यावर बोलताना बावनकुळे यांनी स्पष्ट केले की फडणवीस सरकारने ओबीसींचे नुकसान होईल असा कोणताही निर्णय घेतला नाही. उलट, ओबीसी मंत्रालय स्थापन करून ओबीसी समाजाला न्याय मिळवून देण्याचा प्रयत्न सरकार करत आहे. यासंदर्भात एका उपसमितीची बैठक 10 तारखेला बोलवण्यात आली आहे.</w:t>
+        <w:t>Content: हिंदी | English सोमवार २२ सप्टेंबर २०२५ FOLLOW US : शहरं व्हिडीओ सखी आणखी By लोकमत न्यूज नेटवर्क | Updated: January 29, 2019 12:03 IST2019-01-29T12:03:31+5:302019-01-29T12:03:57+5:30 लोकमत न्यूज नेटवर्कनागपूर : रोडरोमियोबाबत नागरिकांच्या तक्रारी तसेच असामाजिक तत्त्वांना आळा घालण्यासाठी शहरातील उद्याने व क्रीडा मैदानात टॉवर उभारून सीसीटीव्ही कॅ मेरे लावण्याचे निर्देश पालकमंत्री चंद्रशेखर बावनकुळे यांनी सोमवारी महापालिकेच्या हनुमाननगर झोन कार्यालयात आयोजित जनसंवाद कार्यक्रमात दिले. शहरातील क्रीडांगण व उद्यानांचा विकास केला जात आहे. यात सीसीटीव्हींचाही समावेश करण्याची सूचना अधिकाऱ्यांना केली.जनसंवादात नाल्यावरील भिंती, भूखंडांचे आरएल पत्र, अवैध मोबाईल टॉवर, पाण्याची पाईपलाईन टाकणे, अस्वच्छता, म्हाडा गाळेधारकांच्या समस्या, रस्त्यावरील पथदिवे, वाढीव मालमत्ता कर, नळजोडणी, रस्ते अशा स्वरुपाच्या तक्रारी करण्यात आल्या. जदसंवाद कार्यक्रमात नागरिकांच्या ८० तक्रारींचा तात्काळ निपटारा करण्यात आला. व्यासपीठावर महापौर नंदा जिचकार, सभापती रूपाली ठाकूर, नगरसेवक सतीश होले, दीपक चौधरी, भगवान मेंढे, आयुक्त अभिजित बांगर, अपर आयुक्त रवींद्र ठाकरे, राम जोशी तसेच नगरसेवक व अधिकारी यांच्यासह नागरिक मोठ्या संख्येने उपस्थित होते. FOLLOW US : Copyright © 2025 Lokmat Media Pvt Ltd</w:t>
       </w:r>
     </w:p>
     <w:p>
@@ -1066,7 +1066,7 @@
     </w:p>
     <w:p>
       <w:r>
-        <w:t>Title: Rohit Pawar: आव्हान स्वीकारत रोहित पवारांनी दिला बावनकुळेंना थेट पुरावाच!</w:t>
+        <w:t>Title: ‘नरेंद्र मोदींच्या वाढदिवशी दृष्कृत्य करणाऱ्या समाजकंटकांना सोडणार नाही…’ बावनकुळे यांनी ठणकावले!</w:t>
       </w:r>
     </w:p>
     <w:p>
@@ -1078,13 +1078,13 @@
           <w:rPr>
             <w:color w:val="0000FF"/>
           </w:rPr>
-          <w:t>https://sarkarnama.esakal.com/pune/rohit-pawar-attacks-chandrashekhar-bawankule-twitter-proof-mm76</w:t>
+          <w:t>https://www.loksatta.com/pune/chandrashekhar-bawankule-comment-on-statue-of-late-meenatai-thackeray-issue-pune-print-news-asj-82-5381241/</w:t>
         </w:r>
       </w:hyperlink>
     </w:p>
     <w:p>
       <w:r>
-        <w:t>Content: भाजपचे मंत्री चंद्रशेखर बावनकुळे आणि राष्ट्रवादी काँग्रेस शरदचंद्र पवार पक्षाचे आमदार रोहित पवार यांच्यात टि्वट वॉर रंगले आहे. आरोप-प्रत्यारोपांच्या फैरी झडत आहेत. रोहित पवारांनी केलेल्या आरोपाला बावनकुळे यांनी प्रत्युत्तर देत पुरावे द्या, अन्यथा राजकीय संन्यास घ्या, असे आवाहन केले होते. ते आव्हान स्वीकारत रोहित पवारांनी थेट पुरावाच दिला आहे. "मी कधीच पुराव्याशिवाय बोलत नाही...हा घ्या पुरावा ..." असे म्हणत भाजपचे आमदार बबनराव लोणीकर यांनी 11 जुलै 2025 रोजी विधानसभेत उपस्थित केलेल्या प्रश्नाला महसूल मंत्री बावनकुळे यांनी दिलेल्या उत्तराचा दाखला थेट सोशल मीडियावर शेअर करीत बावनकुळेंची कोंडी केली आहे. 'आम्ही तुम्हाला राजकीय संन्यास घ्या म्हणत नाही फक्त जनतेच्या प्रश्नाचे उत्तर द्या..आहे का हिंमत? असे सांगत रोहित पवारांनी बावनकुळेसमोर दंड थोपटले आहेत. मुख्यमंत्री देवेंद्र फडणवीस यांच्या ‘देवाभाऊ’या जाहीरातीवरुन रोहित पवारांनी सोशल मीडियावरुन बावनकुळे आणि भाजपला लक्ष्य केले होते. त्याला प्रत्युत्तर देत बावनकुळे यांनी पवारांकडे पुरावा मागितला होता. तो पुरावा रोहित पवारांनी दिला आहे. आदरणीय बावनकुळे साहेब,मी कधीच पुराव्याशिवाय बोलत नाही... हा घ्या पुरावा ...तुमच्याच पक्षाचे आमदार मा.बबनराव लोणीकर यांनी 11 जुलै 2025 रोजी विधानसभेत उपस्थित केलेल्या प्रश्नाला तुम्ही स्वतः महसूल मंत्री म्हणून उत्तर दिले आहे....दिलेले उत्तर आणि प्रश्न तुम्हीच बघा, तुम्ही… https://t.co/m1o6HcdzkC pic.twitter.com/qrSdQdEzPa 'देवाभाऊ' असा उल्लेख असेली जाहिरात सध्या वर्तमान पत्रात आणि टिव्हीवर झळकत आहे. छत्रपती शिवाजी महाराजांच्या पायाशी फुलं अर्पण करत असल्याचं फडणवीस या जाहिरातीत दिसतात. ‘जय भवानी, जय शिवाजी’च्या घोषणाही ऐकू येतात, ही जाहिरात नेमकी कुणी दिली? हे अद्याप गुलदस्तातच आहे. भाजपवर टीका करतानाच रोहित पवार यांनीही "महसूलमंत्री म्हणून ज्या कंपनीचा ९० कोटी रुपयांहून अधिक कोटींचा दंड माफ केला होता, त्या कंपनींने जाहिरात दिली का?" असा प्रश्न मंत्री चंद्रशेखर बावनकुळे यांना केला. यावर बावनकुळे यांनीही प्रत्युत्तर देत रोहित पवारांनी फारच मोठा शोध लावल्याचे म्हटले आहे. याबाबत बावनकुळेंनी यांनी टि्वट करीत रोहित पवारांवर टोला लगावला आहे. आदरणीय बावनकुळे साहेब, मी कधीच पुराव्याशिवाय बोलत नाही... हा घ्या पुरावा ... तुमच्याच पक्षाचे आमदार मा.बबनराव लोणीकर यांनी 11 जुलै 2025 रोजी विधानसभेत उपस्थित केलेल्या प्रश्नाला तुम्ही स्वतः महसूल मंत्री म्हणून उत्तर दिले आहे.... दिलेले उत्तर आणि प्रश्न तुम्हीच बघा, तुम्ही केवळ दंडच माफ केला नाही तर जप्त केलेले साहित्यदेखील परत करण्याचे आदेश दिले होते हे विसरलात का? एकंदरीतच यावरून असे दिसून येते की, गावातील लोक जेव्हा पाणंद रस्ते किंवा गावातील रस्ते यासाठी मुरूम काढतात तेंव्हा तुम्ही त्यांच्यावर कारवाई करता पण दुसरीकडे धनदांडग्यांनी अवैध उत्खनन केलं असतानाही कोट्यवधींचा दंड माफ करता... हेच का तुमचं सर्वसामान्यांचं सरकार? राहिला प्रश्न राजकीय संन्यासाचा तर आम्ही तुम्हाला राजकीय संन्यास घ्या म्हणत नाही फक्त जनतेच्या प्रश्नाचे उत्तर द्या.. आहे का हिंमत? सरकारनामाचे सदस्य व्हा शॉपिंगसाठी 'सकाळ प्राईम डील्स'च्या भन्नाट ऑफर्स पाहण्यासाठी क्लिक करा. Read Latest Marathi Political News, Breaking Political News from Maharashtra, India, Pune &amp; Mumbai at Sarkarnama. To Get Live Political Marathi News on Mobile, Download the Sarkarnama Mobile App for Android and IOS. सरकारनामा आता सर्व सोशल मीडिया प्लॅटफॉर्मवर. ताज्या राजकीय घडामोडींसाठी फेसबुक, ट्विटर, इन्स्टाग्राम, शेअर चॅट, टेलिग्रामवर आणि व्हॉट्सॲप आम्हाला फॉलो करा. तसेच, सरकारनामा यूट्यूब चॅनेलला आजच सबस्क्राइब करा. Follow Us Copyright © 2025 Sakal Media Group – All Rights Reserved Powered by Quintype वेबसाईटवर ब्राउझिंगचा अनुभव सर्वोत्तम असावा, यासाठी आम्ही कुकीजचा वापर करतो. कुकीजमुळे तुम्हाला तुमच्या आवडत्या मजकुराची शिफारस करता येते. आमचे गोपनीयता आणि कुकीजसंदर्भातील धोरण तुम्हाला मान्य आहे.</w:t>
+        <w:t>Content: पुणे : ‘कागदपत्रांत काही खाडाखोड केली असेल असे कोणतेही प्रमाणपत्र महसूल विभाग देणार नाही. ओबीसी उपसमितीसमोर छगन भुजबळ यांनी खाडाखोड केलेली कागदपत्रे आणली होती. मराठा कुणबी, कुणबी मराठा असलेल्यांना राज्य मागास आयोगाने ओबीसी दर्जा दिला आहे. त्यानुसार त्यांना प्रमाणपत्र मिळाले पाहिजे. मात्र, चुकीच्या पद्धतीने प्रमाणपत्र घेण्याचा प्रयत्न केल्यास त्याची संपूर्ण चौकशी केली जाईल. खोटे प्रमाणपत्र कुठलाही प्रांत, तहसीलदार देणार नाही याची खबरदारी सरकारने घेतली आहे,’ असे महसूलमंत्री चंद्रशेखर बावनकुळे यांनी स्पष्ट केले. स्वच्छ सुंदर विकसित कसबा, डेक्कन एज्युकेशन सोसायटी यांच्यातर्फे न्यू इंग्लिश स्कूल टिळक रस्ता येथे पंतप्रधान नरेंद्र मोदी यांच्या ७५ व्या वाढदिवसानिमित्त ७५०० विद्यार्थ्यांच्या सामूहिक शपथेचा कार्यक्रम झाला. प्रदेश सरचिटणीस राजेश पांडे, आमदार हेमंत रासने, महापालिका आयुक्त नवलकिशोर राम, डीईएस नियामक मंडळाचे उपाध्यक्ष ॲड. अशोक पलांडे, आमदार विक्रम पाटील या वेळी उपस्थित होते. मुरलीधर लोहिया मातृमंदिरच्या विद्यार्थ्यांनी संस्कृतमधून पंतप्रधानांना शुभेच्छा दिल्या. कार्यक्रमानंतर पत्रकारांशी संवाद साधताना बावनकुळे म्हणाले, ओबीसी समाजावर, अठरापगड जातीवर कोणताही अन्याय होणार नाही याची शासनाने, मुख्यमंत्र्यांनी हमी घेतली आहे. मुख्यमंत्री देवेंद्र फडणवीस ओबीसी, मराठा, तसेच सर्व समाजासाठी न्याय्य भूमिकेत आहेत. ओबीसी समाजासाठी स्वतंत्र मंत्रालय, महाज्योतीसारखी संस्थेची निर्मिती अशी अनेक कामे केली आहेत. आजपर्यंत महाराष्ट्राच्या इतिहासात कोणत्याही मुख्यमंत्र्यांनी जे काम ओबीसी समाजासाठी केलेले नाही, तेवढे काम देवेंद्र फडणवीस यांनी केले. उद्धव ठाकरे यांच्या काळात ओबीसींचे गेलेले आरक्षणही देवेंद्र फडणवीस यांनी परत आणले. मराठा समाजालाही आरक्षण देण्याचे काम देवेंद्र फडणवीस यांनी केले. मुंबईत मीनाताई ठाकरे यांच्या पुतळ्यावर रंग फेकल्याच्या घटनेवर बावनकुळे म्हणाले, दुष्कृत्य करणाऱ्या समाजकंटकांना माफी नाही. मुख्यमंत्री देवेंद्र फडणवीस यांनी या समाजकंटकांना शोधून काढण्याच्या सूचना दिल्या आहेत. पंतप्रधान नरेंद्र मोदी यांच्या वाढदिवशी अशा प्रकारे कृत्य करणाऱ्या समाजकंटकाला सोडणार नाही. जातींच्या उपसमिती स्थापन करण्याबाबत शरद पवार यांनी सरकारवर केलेल्या टीकेला बावनकुळे यांनी प्रत्युत्तर दिले. ‘उपसमिती करून योजना तयार केल्या जातात. त्यात वाईट काही नाही. ज्यांनी कधी महाराष्ट्राच्या भल्याचा विचार केला नाही, सामाजिक समता आणण्याचा विचार केला नाही, त्या शरद पवार यांनी अशा गोष्टी बोलू नयेत,’ असे त्यांनी नमूद केले. बार्टी, सारथी, महाज्योती या संस्थांच्या पीएचडीच्या अधिछात्रवृत्तीची जाहिरात प्रसिद्ध करण्यासाठी उमेदवार पुण्यात आंदोलन करत आहेत. त्याबाबत बावनकुळे म्हणाले, ‘याबाबत मंत्रिमंडळात चर्चा झाली आहे. लवकरच निर्णय होईल.’ Mangal Gochar on 23 September: २३ सप्टेंबरला राहूच्या स्वाती नक्षत्रात मंगळ ग्रहाचं गोचर होणार आहे. यामुळे ३ राशीच्या लोकांचं नशीब उजळेल. या मंगळ गोचराचा शुभ प्रभाव कोणत्या ३ राशीच्या लोकांवर होणार आहे ते जाणून घेऊ या…</w:t>
       </w:r>
     </w:p>
     <w:p>
@@ -1097,7 +1097,7 @@
     </w:p>
     <w:p>
       <w:r>
-        <w:t>Title: महसूलमंत्र्यांच्या भेटीनंतर गुणरत्न सदावर्ते म्हणाले, सरकार ओबीसींचंही आहे; राज-उद्धव भेटीवरही प्रतिक्रिया</w:t>
+        <w:t>Title: Chandrashekhar Bawankule: वडेट्टीवार राजकारण करत आहेत : बावनकुळेंचा पलटवार</w:t>
       </w:r>
     </w:p>
     <w:p>
@@ -1109,13 +1109,13 @@
           <w:rPr>
             <w:color w:val="0000FF"/>
           </w:rPr>
-          <w:t>https://marathi.abplive.com/news/politics/gunaratna-sadavarte-said-after-the-revenue-minister-chandrashekhar-bawankule-meeting-obc-and-maratha-reservation-reaction-on-raj-uddhav-meeting-too-1383063</w:t>
+          <w:t>https://pudhari.news/maharashtra/vidarbha/nagpur/bawankule-counter-attack-on-vadettivar-politics-sk95</w:t>
         </w:r>
       </w:hyperlink>
     </w:p>
     <w:p>
       <w:r>
-        <w:t>Content: मुंबई : बंजारा, धनगर कैकाडी, ओबीसीतील (OBC) छोटे घटक असतील ह्या सगळ्यांच्या वेदनांसाठी त्रास दिला जातोय. जरांगेनं एक शासन निर्णय आणायला लावला तो कसा संविधानाविरोधात आहे, ह्या संबंधित बाबी घेत आपण महसूल मंत्री चंद्रशेखर बावनकुळे यांची भेट घेतल्याचे अॅड. गुणरत्न सदावर्ते यांनी म्हटले. मराठा आरक्षणाल विरोध करत, मुंबईतील मराठा आंदोलकांच्या विरोधात भूमिका घेत मनोज जरांगे पाटील यांच्यावर टीका करणाऱ्या गुणरत्न सदावर्ते (Gunratna sadavarte) यांनी महसूलमंत्र्यांची भेट घेतल्याने राजकीय वर्तुळात चर्चा सुरू झाली आहे. विशेष म्हणजे ओबीसींच्या मंत्रिमंडळ उपसमितीच्या बैठकीनंतर सदावर्तेंनी बावनकुळे यांची भेट घेत हैदराबाद गॅझेटियर आणि मराठा आरक्षणावर चर्चा केली. तसेच, राज-उद्धव भेटीवर देखील बावनकुळे यांच्यासोबत चर्चा झाली आहे, ओबीसींना एक भीती दाखवली जाते आहे. प्रमाणपत्र आमच्या दमावर मिळवू असे म्हणतात. महसूल अधिकारी एका विशिष्ट समाजाच्या मनी पॉवरला घाबरत आहेत. त्यामुळे, ओबीसी समाजावर कुठल्याही प्रकारचे गंडांतर येऊ नये म्हणून बावनकुळे यांना विनंती केल्याचं गुणरत्न सदावर्ते यांनी म्हटलं. तर, वरीष्ठ अधिकाऱ्यांना बावनकुळे यांनी विनंती केली, जोपर्यंत फॅमिली टीमध्ये कुणबी दिसत नाही आणि कागदपत्रांची पूर्तता होत नाही तोपर्यंत प्रमाणपत्र देऊ नका, हे सरकार ओबीसींचे देखील आहे, असे गुणरत्न सदावर्ते यांनी सांगितले. रुल 2012 अंमलात आला आहे, शेवटच्या यादीला मच्छिमार बांधवांना सांगतोय. तीन आठवड्यात महसूलमंत्र्यांनी अहवाल मागितला आहे. महसूल अधिकाऱ्यांनी गांभीर्य लक्षात ठेवावे. कोणी बोललं मी मोठा आहे, अमुक आहे तमुक आहे तर कोणी तसंच प्रमाणपत्र देऊ नये. जशी फवारणी केली जाते तशी डरची फवारणी आम्ही करुन घेतली आहे. त्यासाठी, मंत्री महोदयांना विनंती केली आहे, तातडीनं पाऊले उचलावीत अन्यथा आम्ही कोर्टात देखील जाऊ. दरम्यान, मंत्रिमहोदयांनी तीन दिवसात स्वयंस्पष्ट अहवाल द्यायला सांगितले आहे. आम्ही महसूलच्या न्यायालयात आलोय, असे म्हणत गुणरत्न सदावर्तेंनी आपली भूमिका स्पष्ट केली. राधाकृष्ण विखे पाटील यांच्याकडे पोलिस खाते देखील आहे का? असं वाटायला लागलं आहे. नुकसान झालेल्या गोष्टींचे गुन्हे मागे घ्यायला सांगितले आहे. राधाकृष्ण तुम्ही तिथे राहू शकता का? तुम्ही गृहखाते पण हातात घेतले की काय असं वाटायला लागलं आहे. उपोषण सोडतेवेळी समाज कल्याणचे मंत्री हे का नव्हते हा देखील प्रश्न आहे? असे सदावर्ते यांनी म्हटले. मनोज कसं आहे, स्वत:चे धंदे रेती टिप्परचे असतील रे बाबा. पण, एकही प्रकरणात गुन्हे मागे दाखवू द्या, विखे पाटील यांना न्यायालयात बोलवण्याची विनंती करु. पाटील आहेत म्हणून लागू होत नाही, राधाकृष्ण आहात तुम्ही, असे म्हणत सदावर्ते यांनी गुन्हे मागे घेण्याच्या निर्णयालाही विरोध दर्शवला आहे. ठाकरे बंधू म्हणजे दोन नापास लोकं राज आणि उद्धव ठाकरे यांच्या भेटीसंदर्भात विचारलेल्या प्रश्नावरही सदावर्तेंनी आपली भूमिका मांडली. मनोज जरांगेच्या आंदोलनावेळी त्यांचे हाताची घडी तोंडावर बोट होते, दोन राजकीय नापास लोकं एकत्र आल्याने राजकीय यश मिळत नाही, अशी टीका सदावर्तेंनी ठाकरे बंधूंवर केली. We use cookies to improve your experience, analyze traffic, and personalize content. By clicking "Allow All Cookies", you agree to our use of cookies.</w:t>
+        <w:t>Content: नागपूर : काँग्रेसने कधीही ओबीसींना संविधानिक दर्जा दिला नसून विजय वडेट्टीवार केवळ ओबीसी समाजाच्या नावावर राजकारण करत असल्याचा पलटवार महसूल मंत्री चंद्रशेखर बावनकुळे यांनी केला आहे. ओबीसी सब-कमिटीच्या कामकाजावर वडेट्टीवार यांनी आक्षेप घेतले होते. आज रविवारी समितीचे अध्यक्ष बावनकुळे यांनी त्यावर प्रत्युत्तर दिले. त्यांनी सांगितले की, अवघ्या १५ दिवसांपूर्वीच ते ओबीसी कॅबिनेट सब-कमिटीचे अध्यक्ष झाले. या समितीद्वारे १८ पगड जाती आणि १२ बलुतेदार समाजाला न्याय मिळावा यासाठी केंद्र सरकारच्या योजनांचे काटेकोर मॉनिटरिंग केले जात आहे. ओबीसी आरक्षणावर बावनकुळे म्हणाले की, महाराष्ट्रात मुख्यमंत्री देवेंद्र फडणवीस यांच्या सरकारने स्थापन केलेल्या ओबीसी मंत्रालयातील सर्व योजनांचे पर्यवेक्षण केले जाईल, त्यामुळे ओबीसींच्या आरक्षणाला कोणताही धक्का बसणार नाही. महाज्योती प्रकरणाचा उल्लेख करताना त्यांनी सांगितले की, विजय वडेट्टीवार मंत्री असताना त्यांच्या काळात अनेक भ्रष्टाचाराचे प्रकार समोर आले असून ओबीसी समाजाच्या नावाखाली ते राजकारण करत आहेत. काँग्रेसने नव्हे तर पंतप्रधान नरेंद्र मोदी यांनीच ओबीसी समाजाला न्याय दिला आहे. काँग्रेसचे प्रदेशाध्यक्ष हर्षवर्धन सपकाळ यांनी पंतप्रधान नरेंद्र मोदींवर बोलण्यापूर्वी आपली उंची तपासावी. “जनता विकासावर विश्वास ठेवते. काँग्रेसच्या नौटंकीला जनता कंटाळली असून भविष्यात त्यांना संधी मिळणे कठीण आहे. ” केंद्रीय मंत्री नितीन गडकरी यांच्या वक्तव्याचे समर्थन देताना चंद्रशेखर बावनकुळे म्हणाले की, मोठेपणा जातीपातीच्या आधारावर नव्हे, तर कर्तृत्वावर ठरतो. विकसित भारत आणि महाराष्ट्रासाठी अशाच कार्यक्षम नेतृत्वाची आवश्यकता आहे. 'Pudhari' is excited to announce the relaunch of its Android and iOS apps. Stay updated with the latest news at your fingertips. Android and iOS Download now and stay updated, anytime, anywhere. Pudhari Publications Private Limited</w:t>
       </w:r>
     </w:p>
     <w:p>
@@ -1128,7 +1128,7 @@
     </w:p>
     <w:p>
       <w:r>
-        <w:t>Title: ‘मेघा इंजिनिअरिंगचा’चा दंड स्थगिती ही माफीच:रोहित पवारांचा बावनकुळेंवर हल्लाबोल, काही हजारांमध्ये सेटलमेंट केल्याचा आरोप</w:t>
+        <w:t>Title: Chandrashekhar Bavankule | आ. गोपीचंद पडळकरांचं वक्तव्य चुकीचं, आपण स्वत: त्यांच्याशी बोलणार: चंद्रशेखर बावनकुळे</w:t>
       </w:r>
     </w:p>
     <w:p>
@@ -1140,13 +1140,13 @@
           <w:rPr>
             <w:color w:val="0000FF"/>
           </w:rPr>
-          <w:t>https://divyamarathi.bhaskar.com/local/maharashtra/mumbai/news/rohit-pawar-attacks-chandrashekhar-bawankule-megha-engineering-fine-135887564.html</w:t>
+          <w:t>https://pudhari.news/maharashtra/vidarbha/gadchiroli/gopeechand-padlkar-statement-wrong-chandrashekhar-bavankule-as80</w:t>
         </w:r>
       </w:hyperlink>
     </w:p>
     <w:p>
       <w:r>
-        <w:t>Content: मेघा इंजिनिअरिंग कंपनीच्या दंडाच्या प्रकरणी राष्ट्रवादी काँग्रेसचे नेते रोहित पवार यांनी महसूल मंत्री चंद्रशेखर बावनकुळे यांच्यावर जोरदार टीका केली आहे. बावनकुळे यांनी दिलेल्या स्पष्टीकरणालाच आधार मानून रोहित पवार यांनी ही दंड स्थगिती नसून, ती एक प्र रोहित पवार व मंत्री चंद्रशेखर बावनकुळे यांच्यात मेघा इंजिनिअरिंग नामक कंपनीच्या मुद्यावरून गत काही दिवसांपासून राजकीय कलगीतुरा रंगला आहे. रोहित पवारांनी महसूल विभागावर या कंपनीचा तब्बल 90 कोटी रुपयांचा दंड माफ केल्याचा आरोप केला होता. त्यावर महसूल मंत्री चंद्रशेखर बावनकुळे यांनी मेघा इंजिनिअरिंगला कोणताही दंड माफ केलेला नाही. तसेच कोणत्याही स्थितीत मेहरबानी दाखवली नसल्याचे म्हटले होते. आता रोहित पवार यांनी पुन्हा एकदा सोशल मीडिया एक्सवर पोस्ट करत ‘मेघा इंजिनिअरिंगचा’चा दंड स्थगिती नव्हे, ती माफीच असल्याचे म्हणत चंद्रशेखर बावनकुळेंवर हल्लाबोल केला आहे. नेमके काय म्हणाले रोहित पवार? आदरणीय बावनकुळे साहेब, विधिमंडळात प्रश्नोत्तराच्या तासात, मेघा इंजिनिअरिंग कंपनीचा प्रश्न २७ व्या क्रमांकावर होता, प्रश्नोत्तराच्या तासात केवळ पहिल्या पाच सहा प्रश्नावरच चर्चा होते आणि उर्वरित प्रश्न आपोआप अतारांकित होतात आणि त्यावर चर्चा होत नाही हे आपणास चांगले ठाऊकच असेल, पण सदरील प्रश्न चर्चेला जरी आला नसला तरी तेव्हाच सोशल मीडिया पोस्ट करून बॉण्डचे उपकार फेडण्यासाठी महाराष्ट्र सरकार तोडपाणी करत असल्यावरून मी जाब विचारला होता आणि आता आपण पुरावे मागितले म्हणून त्या प्रश्नोत्तराचा दाखला दिला, असे रोहित पवार यांनी सांगितले. पहिल्या दिवशी हा निर्णय माझ्या काळातला नाही अशा आशयाची प्रतिक्रिया आपण पत्रकारांना दिली, नंतर पुरावे द्या नाहीतर राजकीय संन्यास घ्या असे आव्हान मला दिले, मी तासाभरात आपणास विधानसभेतील प्रश्नोत्तराचा पुरावा दिला. आता आपण दंडाला स्थगिती दिलीय माफी नाही असं सांगू पाहत आहात. पहिला मुद्दा आपण सद्यस्थितीदर्शक तक्ता दाखवून सदरील निर्णय माझ्या काळातले नसल्याचे सांगत चेंडू विखे पाटील साहेबांच्या कोर्टात ढकलून मोकळे होण्याचा प्रयत्न करताना, मेघा कंपनीला अधिकाऱ्यांनी ठोकावलेला दंड आणि महसूलमंत्र्यांनी दिलेले आदेश दाखवून मेघा आणि आपल्या पक्षाचा बॉण्ड किती घट्ट आहे हे पुराव्यासकट आपणच स्पष्ट केल्याबद्दल आपले आभार. अधिकाऱ्यांनी दिलेल्या दंडाच्या आदेशांना मंत्र्यांनी स्थगिती दिली नसती तर काय झाले असते? हा माझा साधा प्रश्न आहे. मंत्र्यांनी स्थगितीचे आदेश दिले नसते तर त्या कंपनीला शासनाकडे नक्कीच दंड भरावा लागला असता. सर्वसामान्य जनतेने थोडेफार जरी उत्खनन केले तर त्यांच्या मशिनरी जप्त होतात, तहसील कार्यालयातच त्या मशिनरी कुजून सडतात, दंड भरल्याशिवाय सोडल्या जात नाहीत. परंतु मेघा इंजिनिअरिंग प्रकरणात मंत्र्यांनी केवळ स्थगितीच दिली नाही तर अधिकाऱ्यांनी त्या कंपनीची जप्त केलेली मशिनरी सुद्धा कंपनीला परत करण्याचे आदेश सुद्धा दिले. (हे आपणच विधानसभेच्या उत्तरात नमूद केले आहे)......याचा अर्थ काय घ्यायचा ? आपण दिलेला स्थितीदर्शक तक्ता बारकाईने बघितला असता, खालील बाबी स्पष्ट होतात..... तहसीलदार यांनी मेघा कंपनीला पहिल्या प्रकरणात १.७२ कोटींचा दंड ठोठावला असता महसूल मंत्र्यांनी १.७२ लाख भरण्याचे आदेश देऊन स्थगिती दिली. दुसऱ्या प्रकरणात ६७ लाखांच्या दंडाला ६७ हजार भरण्याचे आदेश देऊन स्थगिती, तिसऱ्या प्रकरणात ११ लाखांच्या दंडाला ११ हजार भरण्याचे आदेश देऊन स्थगिती, चौथ्या प्रकरणात ७.६१ कोटीच्या दंडाला ७ लाख भरण्याचे आदेश देऊन स्थगिती, पाचव्या प्रकरणात १९ लाखांच्या दंडाला १९ हजार भरण्याचे आदेश देऊन स्थगिती, सहाव्या प्रकरणात ५.१७ कोटीच्या दंडाला ५.१७ लाख भरण्याचे आदेश देऊन स्थगिती दिली. एवढी बंपर ऑफर तर अमेझॉन, फ्लिपकार्टच्या फेस्टिवल सेलमध्ये सुद्धा मिळत नसेल ...आपण नमूद केलेल्या ८ व्या प्रकरणात तर २.८० कोटीच्या दंडाला चक्क १८ हजार भरण्याचा आदेश देऊन दिलेली स्थगिती तर गिनीज बुक ऑफ रेकॉर्डमध्ये जागतिक विक्रम म्हणून नोंद होईल या क्षमतेची आहे......... खाली अधिकाऱ्यांनी दंड ठोकायचे आणि वरती महसूलमंत्र्यांनी दणादण डिस्काउंट ऑफर देत स्थगित्या द्यायच्या, हे सर्रास होते का? की फक्त मेघा कंपनीसाठी ही खास ऑफर आहे? याची उत्तरे आपल्याला द्यावीच लागतील. विखे पाटील साहेबांच्या कोर्टात चेंडू फेकून आपल्याला पळ काढता येणार नाही. 'विखे पाटील साहेबांनी तेव्हा स्थगिती दिली आणि या प्रकरणावर सुनावणी चालू असल्याचे आपण सांगितले', मग स्थगिती देऊन पावणे तीन वर्षे झाली तरी अद्यापही सुनावणी पूर्ण का झाली नाही? जालना जिल्हाधिकाऱ्यांनी २०१९ मध्ये दिलेल्या दंडाच्या आदेशांना आता सहा वर्षे होत आली तरीदेखील सद्यस्थितीला वसुलीची कारवाई सुरुच असल्याचे आपण सांगत आहात तर मग सहा वर्षे होऊनही वसुलीची कारवाई अजून पूर्ण का झाली नाही? असा सवालही रोहित पवार यांनी बावनकुळे यांना केला. हे सर्व बघता, मेघा इंजिनिअरिंगच्या दंडाला दिलेली स्थगिती म्हणजे दंड माफीच आहे, हे सांगायची आता वेगळी गरज नाही आणि कोणाचा कोणाशी काय बॉण्ड आहे हे देखील स्पष्ट झाले आहे. हे ही वाचा... मेघा इंजिनिअरिंगला दंड माफ केलेला नाही:मेहरबानी दाखवली नाही, चंद्रशेखर बावनकुळेंचे रोहित पवारांना जोरदार प्रत्युत्तर महसूल विभागाकडून मेघा इंजिनिअरिंगसाठी बंपर डिस्काउंट सोबत डंपर रिटर्न दिले जाते, असा आरोप राष्ट्रवादी काँग्रेस शरदचंद्र पवार पक्षाचे आमदार रोहित पवार यांनी केला होता. याबाबत त्यांनी महसूल मंत्री चंद्रशेखर बावनकुळे यांच्याकडे विचारणा देखील केली होती. आता चंद्रशेखर बावनकुळे यांनी रोहित पवारांना जोरदार प्रत्युत्तर दिले आहे. मेघा इंजिनिअरिंगला कोणताही दंड माफ केलेला नाही. तसेच कोणत्याही स्थितीत मेहरबानी दाखवली नसल्याचे चंद्रशेखर बावनकुळे यांनी स्पष्ट केले आहे. सविस्तर वाचा... Copyright © 2024-25 DB Corp ltd., All Rights Reserved This website follows the DNPA Code of Ethics.</w:t>
+        <w:t>Content: Gopichand Padalkar controversy statement गडचिरोली : भाजपचे आमदार गोपीचंद पडळकर यांनी अलीकडेच राष्ट्रवादी काँग्रेसचे (शरदचंद्र पवार पक्ष) नेते जयंत पाटील यांच्या वडिलांचा नामोल्लेख करून केलेल्या विधानावर राज्याचे महसूल मंत्री व भाजपचे ज्येष्ठ नेते चंद्रशेखर बावनकुळे यांनी तीव्र नाराजी व्यक्त केली. पडळकरांचे वक्तव्य वैयक्तिक असून ही भाजपची संस्कृती नाही, अशा शब्दांत बावनकुळे यांनी पडळकरांना फटकारले. सेवा पंधरवड्यानिमित्त जिल्हा दौऱ्यावर आले असता बावनकुळे यांनी पत्रकार परिषद घेतली. यावेळी ते बोलत होते. यावेळी सहपालकमंत्री ॲड.आशिष जयस्वाल, आमदार डॉ. मिलिंद नरोटे, माजी खासदार अशोक नेते, माजी आमदार डॉ.देवराव होळी उपस्थित होते. म्हणाले की, राजकारणात विरोधकांवर वैचारिक टीका करणे गैर नाही. परंतु व्यक्तीगत किंवा आई-वडिलांचे नाव घेऊन आरोप करणे योग्य नाही. पडळकरांचं वक्तव्य चुकीचं असून, आपण स्वत: त्यांच्याशी बोलणार आहोत. अशी चूक टाळण्यासंदर्भात काळजी घेतली पाहिजे, असे बावनकुळे म्हणाले. आ.गोपीचंद पडळकर यांनी अलीकडेच एका सभेत राष्ट्रवादी काँग्रेसचे प्रदेशाध्यक्ष जयंत पाटील यांच्या वडिलांचा नामोल्लेख केला होता. त्यानंतर विरोधकांनी पडळकरांवर टीका करत माफी मागण्याची मागणी केली होती. यावर चंद्रशेखर बावनकुळे यांनी भाष्य केले. राज ठाकरे व उध्दव ठाकरे यांनी एकत्र येत बैठका सुरु केल्या आहेत. यासंदर्भात बावनकुळे म्हणाले की, कौटुंबिक कार्यक्रमात एकत्र आलेच पाहिजे. परंतु राज आणि उद्धव राजकारणासाठी वेगळे झाले. आता त्यांचे पटायला लागले. आगामी स्थानिक स्वराज्य संस्था निवडणुका महायुती एकत्रित लढेल, कुठे जागावाटपाचा तिढा असेल तर तो आपसात चर्चा करुन मिटवू. कदाचित काही ठिकाणी मैत्रीपूर्ण लढतीही होतील. पण राज्यात ५१ टक्के मते घेऊन महायुती सर्वांत बलाढ्य ठरेल, असा विश्वास मंत्री बावनकुळे यांनी व्यक्त केला. 'Pudhari' is excited to announce the relaunch of its Android and iOS apps. Stay updated with the latest news at your fingertips. Android and iOS Download now and stay updated, anytime, anywhere. Pudhari Publications Private Limited</w:t>
       </w:r>
     </w:p>
     <w:p>
@@ -1159,7 +1159,7 @@
     </w:p>
     <w:p>
       <w:r>
-        <w:t>Title: 'महाराष्ट्र सरकार तोडपाणी करतंय...', रोहित पवारांचा खळबळजनक आरोप, 90 कोटींवरुन बावनकुळेंशी भिडले, 'संन्यास घेऊन...'</w:t>
+        <w:t>Title: Chandrashekhar Bawankule: शरद पवार यांनी कोणत्या समाजाचे भले करण्याची भूमिका कधीही घेतली नाही</w:t>
       </w:r>
     </w:p>
     <w:p>
@@ -1171,13 +1171,13 @@
           <w:rPr>
             <w:color w:val="0000FF"/>
           </w:rPr>
-          <w:t>https://zeenews.india.com/marathi/maharashtra/ncp-leader-rohit-pawar-allegations-on-bjp-chandrashekhar-bawankule-claims-90-crore-waived-off/937727</w:t>
+          <w:t>https://pudhari.news/maharashtra/pune/chandrashekhar-bawankule-criticizes-sharad-pawar-no-role-for-community-welfare-dc95</w:t>
         </w:r>
       </w:hyperlink>
     </w:p>
     <w:p>
       <w:r>
-        <w:t>Content: Rohit Pawar allegations on Bawankule: राष्ट्रवादी काँग्रेसचे आमदार रोहित पवार यांनी चंद्रशेखर बावनकुळे यांच्यावर 90 कोटींचा दंड माफ केल्याचा आरोप केला आहे. यानंतर चंद्रशेखर बावनकुळे यांनी मी कोणत्या कंपनीला 90 कोटींचा दंड माफ केला, हा आरोप सिद्ध करा. अन्यथा, राजकीय संन्यास घ्या असं जाहीर आव्हानच दिलं आहे. यानंतर दोन्ही नेत्यांनी स्वतंत्र पत्रकार परिषद घेत प्रत्युत्तर देत गंभीर आरोप केले आहेत. "अवैध उत्खनन केले म्हणून परतूर तहसीलदारांनी 55.98 कोटी रुपये तर दुसऱ्या एका प्रकरणात जालन्याच्या अतिरिक्त जिल्हाधिकारी यांनी 38.70 कोटी असा एकूण 94.68 कोटी रुपये दंड थोठावला शिवाय आरोपी कंपनीचे साहित्य जप्त केले. या कंपनीने विभागीय आयुक्तांकडे अपील केले असता आयुक्तांनीही त्या कंपनीचे अपील फेटाळले. कंपनीने महसूल मंत्र्याकडे अपील केले आणि आपल्या महसूल मंत्र्यांनी संबंधित कंपनीला केवळ 1 टक्के म्हणजेच 17 लाखाचा दंड भरण्यास सांगून कंपनीला मोकळे केले शिवाय त्यांचे जप्त केलेले साहित्य देखील परत देण्याचे आदेश दिले," असा आरोप रोहित पवारांनी केला आहे. "शेतकऱ्यांनी किंवा सर्वसामान्यांनी काही केले तर लगेचच अव्वाच्या सव्वा दंड वसुली करणारे सरकार आज एवढे दयाळू होऊन 94 कोटी रुपयांचा दंड 17 लाखापर्यंत आणून ‘ठेकेदाराला एवढा डिस्काऊंट का आणि कुणाच्या आदेशाने देतंय? महाराष्ट्र सरकार तोडपाणी करतंय की इलेक्टोरल बाँडच्या देणगीचं ऋण फेडतंय?," असा प्रश्नही त्यांनी विचारला आहे. "फारच मोठ्ठा शोध लावला तुम्ही.!! महसूलमंत्री म्हणून मी कोणत्या कंपनीला ९० कोटींचा दंड माफ केला, हा आरोप सिद्ध करा. अन्यथा, राजकीय संन्यास घ्या. करा सिद्ध," असं जाहीर आव्हान बावनकुळे यांनी एक्सवरुन रोहित पवारांना दिलं आहे. यानंतर त्यांनी पत्रकार परिषदेत सांगितलं की, "रोहित पवारांनी काल मी एका कंपनीला 90 कोटी रुपयांचा दंड माफ केला आहे असा आरोप लावला होता, मी आज सांगितलं की रोहित पवारांनी आरोप सिद्ध करावा किंवा राजकीय संन्यास घ्यावा, आता ते म्हणत आहेत की विधिमंडळामध्ये हा प्रश्न उपस्थित झाला होता, खरंतर माननीय पूर्व महसूल मंत्री राधाकृष्ण विखे पाटील यांनी जे रोहित पवार म्हणत आहेत त्या प्रकरणाला फक्त स्थगिती दिली होती, कुठलाही दंड माफ केला नाही. म्हणून मी म्हटले आहे की राजकीय संन्यास घ्यावा, प्रसिद्धीच्याच झोतात राहण्याकरिता रोहित पवारांनी अशा प्रकारचे आरोप लावून त्यांची प्रसिद्धी जी आहे यातून मिळू पाहत आहेत". श्री. रोहित पवार जी, फारच मोठ्ठा शोध लावला तुम्ही.!! महसूलमंत्री म्हणून मी कोणत्या कंपनीला ९० कोटींचा दंड माफ केला, हा आरोप सिद्ध करा. अन्यथा, राजकीय संन्यास घ्या. करा सिद्ध !!@CMOMaharashtra @NCPspeaks @RRPSpeaks#Maharashtra — Chandrashekhar Bawankule (@cbawankule) September 8, 2025 "खोट्या आरोपातून कधीही प्रसिद्धी मिळत नाही, राजकीय आरोप करताना उठसुट आरोप करून राजकीय उंची आहे ती कमी करण्याचा त्यांचा अनेक प्रयत्न करत आहेत/ त्यांनी हा प्रयत्न केला आहे अपरिपक्वतेचे लक्षण रोहित पवारांचं आहे. राजकारणात ते नवीन आहेत. आधी अभ्यास करावा आणि मगच त्यांनी कुठलाही आरोप लावावा," असा टोलाही त्यांनी लगावला. "11 जुलैला जो विधिमंडळात प्रश्न होता तो मागच्या काळात झालेल्या प्रश्नाबाबत होता, एका उत्खनच्या प्रकरणात कुठलाही दंड तेव्हाही माफ केलेला नव्हता आताही दंड माफ केलेला नाही," असा दावा त्यांनी केला आहे. "रोहित पवार यांना प्रसिद्धीच्या झोतात राहायचं आहे. त्यांना विरोधी पक्षात मी एकटाच लढवय्या आहे असं दाखवायचं आहे, म्हणून जरा अभ्यास केला पाहिजे. तेव्हाच्याही महसूलमंत्र्यांनी केवळ स्थगिती दिली होती आणि माझ्या कार्यकाळात कधीही कुठलाही दंड माफ केला गेला नाही," असं त्यांनी स्पष्ट केलं. "आदरणीय बावनकुळे साहेब, मी कधीच पुराव्याशिवाय बोलत नाही. तुमच्याच पक्षाचे आमदार मा.बबनराव लोणीकर यांनी 11 जुलै 2025 रोजी विधानसभेत उपस्थित केलेल्या प्रश्नाला तुम्ही स्वतः महसूल मंत्री म्हणून उत्तर दिले आहे. दिलेले उत्तर आणि प्रश्न तुम्हीच बघा, तुम्ही केवळ दंडच माफ केला नाही तर जप्त केलेले साहित्यदेखील परत करण्याचे आदेश दिले होते हे विसरलात का? एकंदरीतच यावरून असे दिसून येते की, गावातील लोक जेव्हा पाणंद रस्ते किंवा गावातील रस्ते यासाठी मुरूम काढतात तेंव्हा तुम्ही त्यांच्यावर कारवाई करता पण दुसरीकडे धनदांडग्यांनी अवैध उत्खनन केलं असतानाही कोट्यवधींचा दंड माफ करता.हेच का तुमचं सर्वसामान्यांचं सरकार?," असं प्रत्युत्तर त्यांनी पोस्टमधून दिलं आहे. राहिला प्रश्न राजकीय संन्यासाचा तर आम्ही तुम्हाला राजकीय संन्यास घ्या म्हणत नाही फक्त जनतेच्या प्रश्नाचे उत्तर द्या. आहे का हिंमत? अशी विचारणाही त्यांनी केली आहे. "बेनामी जाहिरात दिली गेली का? कंत्राटदार किंवा व्यवसायिकांनी ही जाहिरात दिली का? सरकारकडून त्या कंत्राटदाराला काही फायदा झाला का? 90 कोटींचा महसूल विभागाकडून फायदा करून देण्यात आला. ठेकेदारकडून इलेक्शनमध्ये सर्वात जास्त पैसा भाजपला आला होता. अधिकारी म्हणतात सरकारचा 92 कोटींचा महसूल बुडाला. ठेकेदार कंपनीला 17 कोटीचा दंड बसला आहे", असा दावा त्यांनी केला. "मी निवृत्ती घ्यायची का नाही याचा अधिकार तुम्हाला नाही, मी पुरावे दिले आहेत. बेनामी जाहिराती दिल्या आहेत, त्यावर आम्ही प्रश्न करणार. मी पुरावा दिला आहे,आता तुम्ही सांगा काय करणार?," अशी विचारणा त्यांनी केली आहे. शिवराज यादव, झी 24 तासमध्ये डेप्युटी न्यूज एडिटर पदावर कार्यरत आहेत. 2009 मध्ये न्यूज फोटोकॉर्प या न्यूज फोटो एजन्सीतून त्यांनी आपल्या पत्रकारितेला सुरुवात केली. 16 वर्षांच्या दीर्घ काराकिर्दीत त्यांनी टीव्ही 9, जय महाराष्ट्र, मी मराठी या टीव्ही चॅनेल्समध्ये इनपुट विभागात काम केलं. याशिवाय त्यांनी अनेक प्रसंगी रिपोर्टिंगही केलं आहे. इलेक्ट्रॉनिक मीडियानंतर त्यांनी ऑनलाइन मीडियामध्ये काम करण्यास सुरुवात केली. लोकमत, लोकसत्ता या आघाडीच्या वृत्तपत्रांच्या डिजिटल विभागात केल्यानंतर सध्या झी 24 तासमध्ये कार्यरत आहेत. चालू घडामोडी, राजकारण, क्राइम, स्पोर्ट्स आणि तंत्रज्ञान विषयांवर वाचण्याची आणि लिहिण्याची आवड आहे. याशिवाय सिनेमा, वेब सीरिज यांच्याकडे विश्लेषणात्मक दृष्टीकोनाकडे पाहत त्यावर चर्चेची आणि लिखाणाची आवड आहे. ...Read More शिवराज यादव, झी 24 तासमध्ये डेप्युटी न्यूज एडिटर पदावर कार्यरत आहेत. 2009 मध्ये न्यूज फोटोकॉर्प या न्यूज फोटो एजन्सीतून त्यांनी आपल्या पत्रकारितेला सुरुवात केली. 16 वर्षांच्या दीर्घ काराकिर्दीत त्यांनी टीव्ही 9, जय महाराष्ट्र, मी मराठी या टीव्ही चॅनेल्समध्ये इनपुट विभागात काम केलं. याशिवाय त्यांनी अनेक प्रसंगी रिपोर्टिंगही केलं आहे. इलेक्ट्रॉनिक मीडियानंतर त्यांनी ऑनलाइन मीडियामध्ये काम करण्यास सुरुवात केली. लोकमत, लोकसत्ता या आघाडीच्या वृत्तपत्रांच्या डिजिटल विभागात केल्यानंतर सध्या झी 24 तासमध्ये कार्यरत आहेत. चालू घडामोडी, राजकारण, क्राइम, स्पोर्ट्स आणि तंत्रज्ञान विषयांवर वाचण्याची आणि लिहिण्याची आवड आहे. याशिवाय सिनेमा, वेब सीरिज यांच्याकडे विश्लेषणात्मक दृष्टीकोनाकडे पाहत त्यावर चर्चेची आणि लिखाणाची आवड आहे. By accepting cookies, you agree to the storing of cookies on your device to enhance site navigation, analyze site usage, and assist in our marketing efforts. By continuing to use the site, you agree to the use of cookies. You can find out more by clicking this link</w:t>
+        <w:t>Content: पुणे : शरद पवार यांनी कधीच कोणत्या समाजाचे भले करण्याची भूमिका घेतली नाही. मराठा समाजाला त्यांनी कधीच आरक्षणाकडे नेले नाही. ओबीसी समाजाला कधी प्रगतीकडे नेले नाही, त्या शरद पवारांना जातीच्या उपसमित्या स्थापन करण्यावर वक्तव्य करण्याचा अधिकार नाही, अशी टीका महसूलमंत्री चंद्रशेखर बावनकुळे यांनी ज्येष्ठ नेते शरद पवार यांच्यावर बुधवारी (दि.१७) केली. उलट जेव्हा विशिष्ट समाजाला न्याय द्यायची गोष्ट येते, तेव्हा मुख्यमंत्री देवेंद्र फडणवीस हे प्रत्येक समाजाच्या मागे उभे राहतात, त्यांचे प्रश्न सोडवतात. मराठा आणि ओबीसी समाजासाठी त्यांनी अनेक योजना आणल्या आहेत, अशा शब्दांत बावनकुळे यांनी देवेंद्र फडणवीस यांची बाजूही मांडली. पंतप्रधान नरेंद्र मोदी यांच्या वाढदिवसानिमित्त आयोजित एका कार्यक्रमाच्या निमित्ताने त्यांनी पत्रकारांशी संवाद साधला. त्यावेळी बावनकुळे बोलत होते. 'दृष्कृत करणार्‍या समाजात माफी नसेल, दृष्कृत करणार्‍या समाजकंटकांना आणि व्यक्तींना आमचे सरकार सोडणार नाही,' असेही त्यांनी सांगितले. ओबीसी समाजाविषयी असलेली मुख्यमंत्री देवेंद्र फडणवीस यांची भूमिका स्पष्ट करताना बावनकुळे म्हणाले, आमचे सरकार, मुख्यमंत्री देवेंद्र फडणवीस आणि मी सुद्धा स्पष्ट करतो की, 'आम्ही ओबीसी समाजावर आणि अठरा पगड जातीवर कोणताही अन्याय होऊ देणार नाही. फडणवीस हे ओबीसी समाज, मराठा समाज आणि सर्व समाजाकरिता न्याय भूमिकेत आहेत, मुख्यमंत्र्यांनी महाराष्ट्रात ओबीसी मंत्रालय पहिल्यांदा सुरू केले. अनेक योजना आणल्या. महाविकास आघाडीच्या सरकारच्या काळात गेलेले ओबीसी समाजाचे आरक्षण पुन्हा परत आणण्याचे काम त्यांनी केले. मराठा समाजालाही आरक्षण देण्याचे काम त्यांनी केले आहे. त्यामुळे जो नेता, जो मुख्यंमत्री ओबीसी समाजाकरिता कार्य करत आहे, त्यांची गाडी अडविणे, त्यांच्या विरोधात घोषणा देणे ही चांगली गोष्ट नाही. महसूल विभागाकडून दिले जाणारे प्रमाणपत्र सुरक्षितपणे दिले जाईल, याकडे लक्ष देणार आहोत. कोणीही चुकीच्या पद्धतीने प्रमाणपत्र घेण्याचा प्रयत्न करेल, त्यांची संपूर्ण चौकशी आम्ही करू. खोटे प्रमाणपत्र कुठलेही प्रांत आणि तहसीलदार देणार नाहीत. याची खबरदारी सरकारने घेतली आहे, असेही चंद्रशेखर बावनकुळे यांनी स्पष्ट केले. 'Pudhari' is excited to announce the relaunch of its Android and iOS apps. Stay updated with the latest news at your fingertips. Android and iOS Download now and stay updated, anytime, anywhere. Pudhari Publications Private Limited</w:t>
       </w:r>
     </w:p>
     <w:p>
@@ -1190,7 +1190,7 @@
     </w:p>
     <w:p>
       <w:r>
-        <w:t>Title: सरकार ओबीसींचे देखील आहे:महसूलमंत्र्यांच्या भेटीनंतर गुणरत्न सदावर्तेंची प्रतिक्रिया, ओबीसी समाजाच्या हिताची केली मागणी</w:t>
+        <w:t>Title: Nagpur News : हर्षवर्धन सपकाळ मोदींवर बोलण्याआधी आपली उंची तपासावी – बावनकुळे</w:t>
       </w:r>
     </w:p>
     <w:p>
@@ -1202,13 +1202,13 @@
           <w:rPr>
             <w:color w:val="0000FF"/>
           </w:rPr>
-          <w:t>https://divyamarathi.bhaskar.com/local/maharashtra/mumbai/news/gunratna-sadavarte-meets-chandrashekhar-bawankule-maratha-reservation-135886852.html</w:t>
+          <w:t>https://www.navarashtra.com/videos/nagpur-news-harshvardhan-sapkal-should-check-his-height-before-talking-about-modi-bawankule-997380.html</w:t>
         </w:r>
       </w:hyperlink>
     </w:p>
     <w:p>
       <w:r>
-        <w:t>Content: वकील गुणरत्न सदावर्ते यांनी मराठा आरक्षणाला पुन्हा एकदा जोरदार विरोध केला असून, ओबीसी समाजाला येत असलेल्या अडचणींसंदर्भात त्यांनी महसूलमंत्री चंद्रशेखर बावनकुळे यांची भेट घेतली. मनोज जरांगे पाटील यांच्यासाठी सरकारने काढलेला हैदराबाद गॅझेटचा शासन निर् गुणरत्न सदावर्ते म्हणाले, हैदराबाद गॅझेटियरमुळे ओबीसी समाजाला धोका निर्माण झाला आहे. काही महसूल अधिकारी एका विशिष्ट समाजाच्या 'मनी पॉवर'मुळे घाबरले आहेत आणि त्यामुळे ओबीसी समाजावर अन्याय होत आहे. यावर बावनकुळे यांच्याकडे कारवाई करण्याची मागणी केली. बावनकुळेंनी वरिष्ठ अधिकाऱ्यांना सांगितले आहे की, जोपर्यंत कुटुंबाच्या वंशावळीत 'कुणबी' असल्याचा पुरावा आणि आवश्यक कागदपत्रे दिसत नाहीत, तोपर्यंत कोणालाही प्रमाणपत्र देऊ नये. 'हे सरकार ओबीसींचे देखील आहे,' असे सदावर्ते यांनी स्पष्ट केले. अधिकाऱ्यांनी दबावाखाली दाखले देऊ नये सदावर्ते यांनी महसूल विभागाला तातडीने पावले उचलण्याची विनंती केली आहे. 'कोणीतरी मोठे नेते बोलले म्हणून महसूल अधिकाऱ्यांनी दबावाखाली येऊन दाखले देऊ नये. सरकारने यावर गंभीर लक्ष दिले नाही, तर आम्ही न्यायालयात जाऊ,' असा इशारा सदावर्ते यांनी दिला. मंत्री महोदयांनी तीन दिवसांत यावर सविस्तर अहवाल मागितल्याचेही त्यांनी सांगितले. मराठ आंदोलकांवरील गुन्हे मागे घेण्यावरही आक्षेप मराठा आंदोलकांवरील गुन्हे मागे घेण्याच्या सरकारच्या निर्णयावरही सदावर्ते यांनी जोरदार टीका केली. राधाकृष्ण विखे पाटील यांच्याकडे पोलिस खाते देखील आहे का? असे वाटायला लागले आहे. नुकसान झालेल्या गोष्टींचे गुन्हे मागे घ्यायला सांगितले आहे. राधाकृष्ण तुम्ही तिथे राहू शकता का? तुम्ही गृहखाते पण हातात घेतले की काय असं वाटायला लागलं आहे. उपोषण सोडतेवेळी समाज कल्याणचे मंत्री हे का नव्हते हा देखील प्रश्न आहे? असे सदावर्ते यांनी म्हटले. विखे पाटील यांना न्यायालयात बोलवण्याची विनंती करु. पाटील आहेत म्हणून लागू होत नाही, राधाकृष्ण आहात तुम्ही, असे म्हणत सदावर्ते यांनी गुन्हे मागे घेण्याच्या निर्णयालाही विरोध दर्शवला आहे. 'राज आणि उद्धव ठाकरे नापास लोकं' राज ठाकरे आणि उद्धव ठाकरे यांच्या भेटीवर सदावर्ते यांनी टीका केली आहे. ' मनोज जरांगे यांच्या आंदोलनावेळी दोघांनीही मौन बाळगले होते. दोन राजकीय 'नापास' लोकं एकत्र आल्याने राजकीय यश मिळत नाही,' असा टोला त्यांनी ठाकरे बंधूंना लगावला. Copyright © 2024-25 DB Corp ltd., All Rights Reserved This website follows the DNPA Code of Ethics.</w:t>
+        <w:t>Content: नागपूरमध्ये चंद्रशेखर बावनकुळे यांनी हर्षवर्धन सपकाळ यांच्यावर टोला मारत मोदींवर बोलण्याआधी आपली उंची तपासावी असे सांगितले. ओबीसी आरक्षणावर धोका नाही, वडेट्टीवार राजकारणाचे दुकान मांडत आहेत, तर नितीन गडकरीचे कामावर आधारित नेतृत्व योग्य आहे असेही बावनकुळे यांनी स्पष्ट केले. नागपूरमध्ये चंद्रशेखर बावनकुळे यांनी हर्षवर्धन सपकाळ यांच्यावर टोला मारत मोदींवर बोलण्याआधी आपली उंची तपासावी असे सांगितले. ओबीसी आरक्षणावर धोका नाही, वडेट्टीवार राजकारणाचे दुकान मांडत आहेत, तर नितीन गडकरीचे कामावर आधारित नेतृत्व योग्य आहे असेही बावनकुळे यांनी स्पष्ट केले. Follow Us On © Copyright Navarashtra 2025 All rights reserved.</w:t>
       </w:r>
     </w:p>
     <w:p>
@@ -1221,7 +1221,7 @@
     </w:p>
     <w:p>
       <w:r>
-        <w:t>Title: Devendra Fadnavis: फडणवीसांवर गंभीर आरोप, 2019 ला पत्ता कट; सुधाकर कोहळेंना भाजप आणखी एक संधी देणार?</w:t>
+        <w:t>Title: शरद पवारांचा महाराष्ट्राला वेगळ्या दिशेने नेण्याचा प्रयत्न:बावनकुळेंचा आरोप, म्हणाले - सामाजिक तेढ निर्माण होणार नाही याची काळजी घ्यावी</w:t>
       </w:r>
     </w:p>
     <w:p>
@@ -1233,13 +1233,13 @@
           <w:rPr>
             <w:color w:val="0000FF"/>
           </w:rPr>
-          <w:t>https://sarkarnama.esakal.com/maharashtra/vidarbha/devendra-fadnavis-seriously-accusations-candidature-cancelled-for-2019-assembly-elections-bjp-give-one-more-chance-to-sudhakar-kohale-dk88-rc70</w:t>
+          <w:t>https://divyamarathi.bhaskar.com/local/maharashtra/news/chandrashekhar-bawankule-criticizes-sharad-pawar-maratha-obc-upsamiti-135950317.html</w:t>
         </w:r>
       </w:hyperlink>
     </w:p>
     <w:p>
       <w:r>
-        <w:t>Content: Nagpur News: दक्षिण नागपूर विधानसभा मतदारसंघाचे माजी आमदार सुधाकर कोहळे यांना राजकीय पुनर्वसनासाठी पुन्हा एक संधी चालून आली असल्याचे दिसते. नागपूर विभागीय पदवीधर मतदारसंघाचे नोंदणी प्रमुख म्हणून त्यांची नियुक्ती करण्यात आली आहे. यावरून त्यांचे तिकीट पक्के असे मानले जात आहे. मात्र, हा मतदारसंघ आता भाजपचा बालेकिल्ला राहिलेला नाही. याशिवाय नितीन गडकरींचा आणि आणि मुख्यमंत्री देवेंद्र फडणवीस (Devendra Fadnavis) यांच्यात विभागलेल्या भाजपची त्यांना कितपत साथ मिळते यावरच त्यांचे राजकीय भवितव्य अवलंबून राहणार आहे. चांगला परफॉर्म आणि लोकप्रियता असताना दक्षिण नागपूरचे भाजपचे माजी आमदार सुधाकर कोहळे यांचे तिकीट अचानक कापण्यात आले होते. त्यांच्याऐवजी आमदार मोहन मते यांना तिकीट देण्यात आले होते. मुख्यमंत्री देवेंद्र फडणवीस यांनी मैत्रीसाठी राजकीय गेम केल्याचा आरोप कोहळे यांनी सहा वर्षांपूर्वी केला होता. त्यांच्यावर गडकरींचे समर्थक असाही ठप्पा लागला आहे. चंद्रशेखर बावनकुळे, विनोद तावडे, एकनाथ खडसे यांच्या तिकीट भाजपने कापल्या होत्या, त्यात कोहळे यांचाही समावेश होते. बड्या नेत्यांमुळे त्यांच्या नावाची फराशी राजकीय चर्चा झाली नव्हती. त्यांची नाराजी दूर करण्यासाठी भाजपने शिक्षक आमदार निवडणुकीत त्यांचे नाव पुढे केले होते. त्यावेळीसुद्धा त्यांना भाजपच्याच काही नेत्यांनी विरोध केला होता. चंद्रशेखर बावनकुळे (Chandrashekhar Bawankule) यांचे राजकीय पुनर्वसन आणि ते प्रदेशाध्यक्ष झाल्यानंतर त्यांनी कोहळे यांची नाराजी दूर करण्याचा प्रयत्न केला. नागपूर शहरातून त्यांना ग्रामीणमध्ये नेले. जिल्हाध्यक्ष केले. यावेळी त्यांना सावनेर किंवा काटोल विधानसभा मतदारसंघाचा चॉईस देण्यात आला होता. मात्र त्यांनी तिकीट द्यायचे तर दक्षिण नागपूरचेच द्या अशी अट घातली होती असा दावा केला जात आहे. तत्पूर्वी विधान परिषदेच्यावेळी त्यांचे नाव चर्चेत आले होते. या सर्व घडामोडी सुरू असताना 2024 ची विधानसभेची निवडणूक जाहीर झाल्यावर अचानक त्यांनी पश्चिम नागपूर विधानसभा मतदारसंघाची उमेदवारी भाजपने दिली. ती त्यांनी स्वीकारलीसुद्धा. काँग्रेसचे शहराध्यक्ष आमदार विकास ठाकरे यांना कडवी झुंज दिली. मात्र, अवघ्या दहा हजाराच्या फरकाने कोहळे पराभूत झाले. त्यामुळे त्यांचा आता क्लेम संपला असे सांगण्यात येत होते. मात्र, आता पदवीधरासाठी विचार केला जात असल्याने कोहळे यांच्या आशी पुन्हा उंचावल्या आहेत. नागपूर विभागात पदवीधर मतदारसंघ भाजपचा बालेकिल्ला समजला जात होता. केंद्रीय मंत्री नितीन गडकरी यांनी तीनवेळा या मतदारसंघाचे प्रतिनिधित्व केले आहे. त्यांची गादी माजी आमदार अनिल सोले यांनी समर्थपणे सांभाळली होती. मात्र, तरुणतुर्कांना संधी देण्यासाठी त्यांचेही तिकीट कापण्यात आले होते. माजी महापौर व विद्यमान विधान परिषद सदस्य संदीप जोशी यांना भाजपने संधी दिली होती. निवडणूक जाहीर झाली तेव्हा महाविकास आघाडीचे राज्यात सरकार होते. महाविकास आघाडीने अभिजित वंजारी यांना मैदानात उतरवले होते. त्यावेळी ओबीसी आरक्षणाचा मुद्दा चांगलाच तापला होता. देवेंद्र फडणवीस पुन्हा मुख्यमंत्री नको याकरिता महाविकास आघाडी स्थापन झाली होती. याशिवाय गडकरी यांचे समर्थक असलेले माजी आमदार अनिल सोले यांचे तिकीट कापल्याने भाजपमध्येही मोठा असंतोष निर्माण झाला होता. एवढेच नव्हे तर बावनकुळे हेसुद्धा त्यावेळी रिकामे होते. फडणवीस हे ओबीसींच्या विरोधात आहे असे वातावरण तापवण्यात विरोधकांना यश आले होते. यात जोशी पराभूत झाले आणि वंजारी यांनी ऐतिहासिक विजय मिळवला होता. राज्यात आता फडणवीस यांच्या नेतृत्वात भाजप महायुतीची सत्ता आहे. सर्वाधिकार फडणवीस यांच्याकडे आहेत. हे बघता कोहळे यांना सहजासहजी तिकीट मिळेल याची शाश्वती देता नाही असे काही भाजप नेत्यांचे म्हणणे आहे. दुसरीकडे ओबीसी कार्ड खेळण्याशिवाय भाजपसमोर दुसरा पर्याय नाही असेही बोलले जात आहे. सरकारनामाचे सदस्य व्हा शॉपिंगसाठी 'सकाळ प्राईम डील्स'च्या भन्नाट ऑफर्स पाहण्यासाठी क्लिक करा. Read Latest Marathi Political News, Breaking Political News from Maharashtra, India, Pune &amp; Mumbai at Sarkarnama. To Get Live Political Marathi News on Mobile, Download the Sarkarnama Mobile App for Android and IOS. सरकारनामा आता सर्व सोशल मीडिया प्लॅटफॉर्मवर. ताज्या राजकीय घडामोडींसाठी फेसबुक, ट्विटर, इन्स्टाग्राम, शेअर चॅट, टेलिग्रामवर आणि व्हॉट्सॲप आम्हाला फॉलो करा. तसेच, सरकारनामा यूट्यूब चॅनेलला आजच सबस्क्राइब करा. Follow Us Copyright © 2025 Sakal Media Group – All Rights Reserved Powered by Quintype वेबसाईटवर ब्राउझिंगचा अनुभव सर्वोत्तम असावा, यासाठी आम्ही कुकीजचा वापर करतो. कुकीजमुळे तुम्हाला तुमच्या आवडत्या मजकुराची शिफारस करता येते. आमचे गोपनीयता आणि कुकीजसंदर्भातील धोरण तुम्हाला मान्य आहे.</w:t>
+        <w:t>Content: ओबीसी आणि मराठा उपसमितीवर भाष्य करताना, ऐक्य घडवायचे तर समित्यांत एकाच जातीचे लोक का? सरकारने इथे सामंजस्य निर्माण करून दोघात एकता करायला पाहिजे होती, असे मत शरद पवारांनी मांडले होते. शरद पवारांच्या या भूमिकेवर चंद्रशेखर बावनकुळे यांनी टीका केली आहे. राज्य सरकारने हैदराबाद गॅझेज लागू केल्यानंतर ओबीसी संघटना आक्रमक झाल्या आहेत. याशिवाय बंजारा आणि धनगर समाजही हैदराबाद गॅझेटनुसार आरक्षण देण्याच्या मागणीसाठी आग्रही असल्याचे दिसून येत आहे. यावर महाराष्ट्रातील समाजिक वीण उसवत असल्याची प्रतिक्रिया शरद पवार यांनी दिली होती. नेमके काय म्हणाले चंद्रशेखर बावनकुळे? शरद पवार हे महाराष्ट्राला वेगळ्या दिशेने नेण्याचे काम करत असल्याचा आरोप महसूल मंत्री चंद्रशेखर बावनकुळे यांनी केला आहे. समाजात तेढ निर्माण होणार नाही, यासाठी पवार साहेबांनी काळजीपूर्वक बोलले पाहिजे. मराठा आणि ओबीसी समाजाच्या उपसमित्या समाजामध्ये एकरुपता आणण्यासाठी, समाज एकसंघ करण्यासाठी तसेच महाराष्ट्राला मजबूत करण्यासाठी आणि समाजातील तेढ कमी करण्यासाठी निर्माण करण्यात आल्या आहेत, असे चंद्रशेखर बावनकुळे म्हणालेत. शरद पवार काय म्हणाले होते? शरद पवार यांनी आज कोल्हापूर दौऱ्यावर असताना माध्यमांशी संवाद साधला होता. यावेळी त्यांनी आरक्षणावरून सुरू असलेल्या वादावर प्रश्न विचारण्यात आला असता, सामंजस्य राहावे, एकीची वीण कायम रहावी हे सगळ्यांनाच वाटते. मुख्यमंत्री, उपमुख्यमंत्री, भुजबळ यांनी एकत्र बसून राज्यात सामंजस्य राहावे यासाठी प्रयत्न करावेत. कारण गावागावात कटुता निर्माण झाली आहे आणि हे घातक नक्कीच आहे. विखेंची समितीमध्ये सगळ्या जातीचे सदस्य आहेत. दुसरीकडे, बावनकुळे यांच्या समितीत सगळे ओबीसी सदस्य आहेत. अशात सामाजिक कटुता कशी कमी होईल? असा सवाल शरद पवार यांनी उपस्थित केला. कटुता इतकी निर्माण झाली आहे की, एकमेकांच्या व्यवसायाकडे लोक जात नाहीत. हे चित्र महाराष्ट्रात कधीही नव्हते, असेही शरद पवार म्हणाले होते. हे ही वाचा... OBC वर दुहेरी भूमिका चालणार नाही:सामंजस्याने प्रश्न सुटला पाहिजे म्हणणारे शरद पवार सर्वपक्षीय बैठकीला का आले नाही? -भुजबळ मराठा आरक्षणासंदर्भात बोलावलेल्या सर्व पक्षीय बैठकीला शरद पवार तसेच विरोधी पक्षाचे लोक आले नाहीत. आणि आता सामंजस्याने प्रश्न सुटला पाहिजे असे पवार म्हणतात. ते सर्व पक्षीय बैठकीला का आले नाही?, असा रोखठोक सवाल ओबीसी नेते आणि राष्ट्रवादी अजित पवार गटाचे ज्येष्ठ मंत्री छगन भुजबळ यांनी गुरूवारी येथे माध्यमांशी बोलताना केला. सविस्तर वाचा... Copyright © 2024-25 DB Corp ltd., All Rights Reserved This website follows the DNPA Code of Ethics.</w:t>
       </w:r>
     </w:p>
     <w:p>
@@ -1252,7 +1252,7 @@
     </w:p>
     <w:p>
       <w:r>
-        <w:t>Title: क्रिकेटच्या नावाखाली उद्धव ठाकरे राजकारण करत आहेत; चंद्रशेखर बावनकुळेंची टीका</w:t>
+        <w:t>Title: OBC Sub Committee Meeting : ओबीसी उपसमितीच्या बैठकीत कोणते निर्णय झाले? मंत्री बावनकुळेंनी दिली माहिती; म्हणाले, “१८ ते १९ विषय…”</w:t>
       </w:r>
     </w:p>
     <w:p>
@@ -1264,13 +1264,13 @@
           <w:rPr>
             <w:color w:val="0000FF"/>
           </w:rPr>
-          <w:t>https://www.lokmat.com/nagpur/uddhav-thackeray-is-doing-politics-in-the-name-of-cricket-chandrashekhar-bawankule-criticizes-a-a876-c732/amp/</w:t>
+          <w:t>https://www.loksatta.com/maharashtra/chandrashekhar-bawankule-on-obc-sub-committee-meeting-and-obc-maratha-kunbi-certificate-politics-gkt-96-5376634/</w:t>
         </w:r>
       </w:hyperlink>
     </w:p>
     <w:p>
       <w:r>
-        <w:t>Content: हिंदी | English FOLLOW US : By आनंद डेकाटे | Updated: September 14, 2025 18:41 IST नागपूर : क्रिकेटच्या नावाखाली उद्धव ठाकरे हे राजकारण करीत आहेत. त्यांच्याच खासदारांनी धाराशिव येथे पाकिस्तानचे झेंडे फडकवले होते. त्यामुळे पाकिस्तानचे झेंडे फडकवण्याचे पाप हे उद्धव सेनेने केले, असा टोला महसूलमंत्री तथा नागपूर-अमरावती जिल्ह्यांचे पालकमंत्री चंद्रशेखर बावनकुळे यांनी लगावला. भारत–पाकिस्तान सामन्याच्या पार्श्वभूमीवर शिवसेना (उद्धव ठाकरे गट) आणि विरोधकांबाबत बावनकुळे हे प्रसारमाध्यमांशी बोलत होते. पंतप्रधान नरेंद्र मोदी यांनी क्रीडा क्षेत्रास प्रोत्साहन दिल्यामुळे आंतरराष्ट्रीय पातळीवर देशाचा लौकिक वाढला आहे. मात्र उद्धव ठाकरे आज क्रिकेटवरून राजकारण करत आहेत. ऑपरेशन सिंदूरच्या वेळी उद्धव ठाकरे परदेशी पर्यटनासाठी गेले होते; देशावर हल्ला झाल्यावर त्यांनी तातडीने परत यायला हवे होते, परंतु ते परतले नाहीत. यावरून हिंदू धर्माबद्दल आणि देशाबद्दल त्यांच्या मनात किती कळवळा आहे हे जनतेला दिसून आले. पहलगाम घटनेनंतरही ते लंडनमध्ये थांबले होते, असेही त्यांनी नमूद केले. खेळाच्या संदर्भात राजकारण सुरु करणे चुकीचे आहे; खेळ हा खेळ म्हणून बघावा, असेही ते म्हणाले. संजय राऊत यांच्या बोलण्याकडे कोणीही लक्ष देत नाही; त्यांना कोणीही गंभीरपणे घेत नाही, असेही बावनकुळे म्हणाले. ते बॅनर लोकांनी स्वयंस्फूर्तीने लावले नुकत्याच प्रकाशित झालेल्या ‘देवा तूच सांग’ जाहिरातीबाबत बावनकुळे म्हणाले की , महाराष्ट्रात मुख्यमंत्री देवेंद्र फडणवीसांविषयी प्रचंड प्रेम आहे. त्यांच्या कर्तृत्वामुळे लोकांनी आनंद व्यक्त केला आणि स्वयंस्फूर्तीने बॅनर लावले आहेत. १२ गड-किल्ले युनेस्कोच्या यादीत समाविष्ट झाले आहेत. छत्रपती शिवाजी महाराज यांच्या प्रेरणेने आमचे सरकार समाजातील सर्व घटकांना न्याय देण्याचे काम करत आहे. जाहिरातीमुळे कुणाला पोटदुखी होत असेल तर ते महाराष्ट्राच्या जनतेला समजत आहे, असेही त्यांनी सांगितले. FOLLOW US : Copyright © 2013-2019 Lokmat Media Pvt Ltd</w:t>
+        <w:t>Content: Chandrashekhar Bawankule On OBC Sub Committee Meeting : गेल्या काही दिवसांपासून राज्यात मराठा आणि ओबीसी आरक्षणावरून राजकारण तापलेलं आहे. याचं कारण म्हणजे २ सप्टेंबर रोजी राज्य सरकारने कुणबी नोंद असलेल्या मराठा समाजाला कुणबी जात प्रमाणपत्र देण्याबाबत अध्यादेश काढला. मात्र, या अध्यादेशामुळे ओबीसी आक्रमक झाले आहेत. राज्य सरकारच्या या निर्णयामुळे ओबीसींवर अन्याय झाल्याची भावना व्यक्त करण्यात आली. त्यानंतर अखेर राज्य सरकारने मराठा समाजाच्या उपसमितीप्रमाणे ओबीसी उपसमितीची स्थापना करण्याचा निर्णय घेतला. त्यानंतर आज या ओबीसी उपसमिती महत्वलाची बैठक पार पडली. या बैठकीत ओबीसींच्या कोणत्या प्रश्नांवर चर्चा झाली? तसेच ओबीसींसाठी कोणते महत्वाचे निर्णय घेण्यात आले? याची माहिती मंत्री चंद्रशेखर बावनकुळे यांनी माध्यमांशी बोलताना दिली आहे. आज झालेल्या या बैठकीत ओबीसींच्या संदर्भातील १८ ते १९ वेगवेगळ्या महत्वाच्या विषयांवर चर्चा झाली असल्याची माहिती मंत्री चंद्रशेखर बावनकुळे यांनी दिली आहे. “मराठा कुणबी किंवा कुणबी मराठा या संदर्भातील जात प्रमाणपत्र देताना कोणत्याही पद्धतीत कादगपत्रावर खाडाखोड करून देण्यात येऊ नये. याबाबत अधिकाऱ्यांनी काळजी घेतली पाहिजे याबाबत बैठकीत चर्चा झाली. मंत्री छगन भुजबळ यांनी ९ ते १० महत्वाचे मुद्दे मांडले. त्यांनी काही पुरावे दाखवले आणि कशा पद्धतीने जात प्रमाणपत्र देताना खाडाखोड होते हे सांगितलं. तसेच जे कोणी मराठा कुणबी किंवा कुणबी मराठा नियमाप्रमाणे आहेत त्याबाबतही चर्चा झाली. चुकीच्या पुराव्यांवर प्रमाणपत्र दिले जाऊ नये. कुणबी प्रमाणपत्र देताना पूर्णपणे पडताळणी करूनच देण्यात आले पाहिजेत या विषयांवर चर्चा झाली आणि जे नियमाप्रमाणे आहेत त्यांना कोणाचाही आक्षेप नाही”, असं चंद्रशेखर बावनकुळे यांनी म्हटलं आहे. “ओबीसी मंत्रालयाला जवळपास २९०० कोटींचं बजेट आहे, तेवढं बजेट ओबीसी मंत्रालयाला मिळालं पाहिजे ओबीसीचे तब्ब्ल २२ उपमहामंडळ आहेत, त्या उपमहामंडळाच्या मागण्या पूर्ण करण्यासाठी पुरवणी मागण्या अर्थमंत्रालयाकडे सादर करणे, तसेच काही पदांचा अनुशेष भरण्यासाठी प्रस्ताव देण्यात येणार अशा प्रकारे १८ ते १९ विषयांवर चर्चा झाली आहे. तसेच शिष्यवृत्तीची थकबाकी देण्यात यावी आणि ओबीसींसाठी जे वसतिगृह आहेत ते सर्व जिल्ह्यात असले पाहिजेत. तसेच ओबीसींसाठी विभागीय कार्यालय झालं पाहिजे, अशा विषयांवर चर्चा झाली, असं चंद्रशेखर बावनकुळे यांनी सांगितलं. उद्धव ठाकरे आणि राज ठाकरे मराठी भाषेच्या मुद्द्यावर एकत्र आले. दोन्ही कुटुंबांमध्ये मनोमिलन झाले असून, कौटुंबिक कार्यक्रमांमध्ये एकमेकांच्या घरी भेटी दिल्या. मागील आठवड्यात उद्धव ठाकरे यांनी राज ठाकरेंच्या घरी भेट दिल्याने राजकीय चर्चांना उधाण आले. युतीबाबत विचारले असता, उद्धव ठाकरे यांनी महत्त्वाचे विधान केले.</w:t>
       </w:r>
     </w:p>
     <w:p>
@@ -1283,7 +1283,7 @@
     </w:p>
     <w:p>
       <w:r>
-        <w:t>Title: Jalna News : आमदार रोहित पवार यांचा बावनकुळे यांच्यावरील आरोप खोटा : लोणीकर</w:t>
+        <w:t>Title: २० नवीन जिल्हे, ८१ नवीन तालुके…..महसूल मंत्र्यांनी जे सांगितले त्यानंतर राज्यात….</w:t>
       </w:r>
     </w:p>
     <w:p>
@@ -1295,13 +1295,13 @@
           <w:rPr>
             <w:color w:val="0000FF"/>
           </w:rPr>
-          <w:t>https://pudhari.news/maharashtra/marathwada/jalna/mla-rohit-pawars-allegations-against-bawankule-are-false-lonikar-np88</w:t>
+          <w:t>https://www.loksatta.com/nagpur/chandrashekhar-bawankule-interacted-with-reporters-at-the-district-collectors-office-phm-00-5387245/</w:t>
         </w:r>
       </w:hyperlink>
     </w:p>
     <w:p>
       <w:r>
-        <w:t>Content: MLA Rohit Pawar's allegations against Bawankule are false: Lonikar जालना, पुढारी वृत्तसेवा : पंढरपूर-शेगाव पालखी मार्गाचे काम करणाऱ्या मेघा इंजिनिअरिंग अँड इन्फ्रास्ट्रक्चरस लि. हैदराबाद या कंपनीवर अवैध मुरूम, वाळू आणि दगड उत्खननासाठी ९४ कोटी रुपयांचा दंड लावण्यात आला आहे. हा दंड तहसीलदार परतूर आणि अप्पर जिल्हाधिकारी यांच्या आदेशानुसार आकारण्यात आला आहे. सदर दंड माफ झाला नसून स्थगित करण्यात आला आहे. त्यामुळे आ. रोहित पवार यांनी महसूलमंत्री चंद्रशेखर बावनकुळे यांच्यावर ९४ कोटींचा दंड माफ केल्याचा आरोप खोटा असल्याचा दावा आ. बबनराव लोणीकर यांनी केला आहे. आ. बबनराव लोणीकर यांनी जालना येथे घेतलेल्या पत्रकार परिषदेत आ. रोहित पवार यांनी बावनकुळे यांच्यावर केलेल्या आरोपांचे खंडन केले. यावेळी लोणीकर म्हणाले की, स्थगिती म्हणजे माफी नाही. येत्या दोन दिवसांत सदरील कंपनीकडून दंड वसूल केला जाणार आहे. त्यामुळे रोहित पवार यांनी हवेत गोळीबार करू नये असेही लोणीकर म्हणाले. पुढे बोलताना लोणीकर म्हणाले की, ६०० कोटी रुपयांच्या या रस्त्याचे काम गौण खनिजाच्या (मुरूम, वाळू) अभावी थांबले होते. कंपनीने हे गौण खनिज बेकायदेशीररीत्या उपसा केले आणि त्याचे पैसे भरलेले नाहीत. हे प्रकरण मागच्या सरकारमधील आहे आणि बावनकुळे यांनी कोणताही दंड माफ केलेला नाही. त्यांनी रोहित पवारांनी केलेले आरोप धांदात खोटे असून, या निराधार आरोपांमुळे त्यांना आता राजकारणातून संन्यास घ्यायला हवा, असा सल्ला लोणीकर यांनी दिला. अवैध उत्खनन मेघा इंजिनिअरिंग कंपनीने गौण खनिजाचे अवैध उत्खनन केले असून, जालना येथील अप्पर जिल्हाधिकारी यांनी रु३८ कोटी ७० लाख आणि परतुर तहसीलदारांनी ५५ कोटी ९८ लाखांचा दंड आकारला आहे. काही प्रकरणांत अपिलामुळे दंडाच्या १% (१७.२८ लाख रुपये) रक्कम भरण्यास मंजी देण्यात आली होती. याचाच अर्थ, दंडाची रक्कम माफ झाली नसून केवळ काही प्रकरणांमध्ये अपिल दाखल केल्यामुळे तात्पुरती कार्यवाही थांबली. 'Pudhari' is excited to announce the relaunch of its Android and iOS apps. Stay updated with the latest news at your fingertips. Android and iOS Download now and stay updated, anytime, anywhere. Pudhari Publications Private Limited</w:t>
+        <w:t>Content: चंद्रपूर : राज्यात २० नवीन जिल्ह्यांची निर्मितीचा तसेच ८१ नवीन तालुके आणि तहसील कार्यालयांचा प्रस्ताव राज्य सरकारकडे आहे. २०२१ ची जनगणना, भौगोलिक स्थिती आणि सीमांकन झाल्यानंतरच जिथे गरज आहे तिथे जिल्हा व तालुक्याची निर्मिती केली जाईल, अशी माहिती महसूल मंत्री चंद्रशेखर बावनकुळे यांनी पत्रकार परिषदेत दिली. दरम्यान ब्रम्हपुरी तालुक्यात सर्वाधिक चार पट अधिक वाळू तस्करी सुरू असल्याची तक्रार प्राप्त झाली आहे. तेव्हा वाळू तस्करांचे कंबरडे जिल्हाधिकारी व पोलीस अधीक्षकांनी मोडून काढावे, असे निर्देश त्यांनी दिले. बावनकुळेंनी आज जिल्ह्याच्या दौऱ्यावर असतांना जिल्हाधिकारी कार्यालयात पत्रकारांशी संवाद साधला. आमदार किशोर जोरगेवार, आमदार देवराव भोंगळे, आमदार करण देवतळे व जिल्हाधिकारी विनय गौडा यांच्या उपस्थितीत बावनकुळे म्हणाले, विविध लोकांकडून ९५ तक्रारी प्राप्त झाल्या आहेत. यामध्ये ब्रम्हपुरी तालुक्यात सर्वाधिक वाळू तस्करी होत असल्याची तक्रार आहे. ज्या व्यक्तीने तक्रार केली आहे, त्याने दररोज किमान तीन हजार ट्रक वाळू तस्करी होते असे नमूद केले आहे. तीन हजार ट्रक नसेल पण तीनशे ,चारशे ट्रक वाळू तस्करी होत आहे. तेथील वाळू घाटावर कॅमेरे नाही, तेथील ट्रकची नोंदणी होत नाही. मात्र आता आम्ही जिल्हाधिकारी व पोलीस अधीक्षक यांना कारवाईचे संपूर्ण अधिकार दिले आहेत. अशा वाळू तस्करांचे कंबरडे जिल्हाधिकाऱ्यांनी मोडावे असे निर्देश बावनकुळे यांनी दिले. जिल्ह्यात वाळू तस्करीचे सर्वपक्षीय सिंडीकेट असल्याची बाब निदर्शनास आणून दिली असता सर्व रेती तस्करांवर एमपीडीए कायद्यांन्वये कारवाई करावी असेही सांगितले. जिल्हाधिकाऱ्यांवर मुख्यमंत्री व महसूल मंत्र्यांचा दबाव असतो, तिसऱ्या राजकीय व्यक्तींचा दबाव ऐकण्याचे काहीही कारण नाही असेही बावनकुळे म्हणाले. जिल्ह्यात फ्लॅटचे रजिस्ट्रेशन होत नाही ही बाब निर्देशनास आणून दिली असता सदर मुद्दा आजच्याच बैठकीत निकाली काढतो असेही बावनकुळे यांनी सांगितले. आदिवासींच्या जमिनींबाबत फसवणूक होऊ नये यासाठीच आदिवासींच्या जमिनी भाडेतत्वावर देण्यासंदर्भात कायदा करित असल्याचे सांगितले. १७ सप्टेंबर ते २ ऑक्टोंबर या कालावधीत छत्रपती शिवाजी महाराज महाराजस्व अभियान, सेवा पंधरवडा राबविण्यात येणार असल्याचे सांगितले. जिवती येथील ८ हजार हेक्टर वन जमीन वगळण्याचा निर्णय आमदार देवराव भोंगळे यांच्या पाठपुराव्यामुळे घेण्यात आल्याची माहिती बावनकुळे यांनी दिली. आमदार पडळकर यांना समज दिली भाजप आमदार गोपिचंद पडळकर यांनी माजी मंत्री जयंत पाटील यांच्यावर केलेली टीका ही आपल्या संस्कार, संस्कृतीला पटणारी नाही. अशा प्रकारचे वक्तव्य कुणाबद्दलही करू नये. आमदार पडळकर यांना मुख्यमंत्री देवेंद्र फडणवीस याच्यासह मी स्वत: सूचना दिल्या आहेत. यानंतर ते असे वक्तव्य करणार नाही. जे काही झाले ते चुकीचे आहे. स्थानिक स्वराज्य संस्थांमध्ये महायुती राहणार आहे. निवडणुका लागल्याशिवाय तिकीट वाटपाचे धोरण ठरत नाही. निवडणुका जाहीर झाल्यानंतरच या सर्व गोष्टी होतात, असेही बावनकुळे म्हणाले. अनुराग कश्यपने विकी कौशलच्या 'छावा' चित्रपटाबद्दल मत व्यक्त केलं आहे. त्याने सांगितलं की, चित्रपटातील त्रासदायक प्रसंगांमधून भावना निर्माण करण्याचा प्रयत्न त्याला योग्य वाटला नाही. अनुरागने हा चित्रपट मुख्यतः मित्र विनीत कुमार सिंहसाठी पाहिला होता. त्याला चित्रपट भावनिकदृष्ट्या त्रासदायक वाटला आणि तो पूर्ण पाहू शकला नाही. अनुराग सध्या 'निशांची' चित्रपटाच्या प्रमोशनमध्ये व्यग्र आहे.</w:t>
       </w:r>
     </w:p>
     <w:p>
@@ -1314,7 +1314,7 @@
     </w:p>
     <w:p>
       <w:r>
-        <w:t>Title: क्रिकेट सामन्याच्या नावाने राजकारण; बावनकुळेंची ठाकरेंच्या आंदोलनावर टीका</w:t>
+        <w:t>Title: Video : “…त्यालाच तिकीट मिळणार” स्थानिक स्वराज्य संस्था निवडणुकीत भाजप तिकीट वाटपावर चंद्रशेखर बावनकुळे यांचे महत्वाचे विधान</w:t>
       </w:r>
     </w:p>
     <w:p>
@@ -1326,13 +1326,13 @@
           <w:rPr>
             <w:color w:val="0000FF"/>
           </w:rPr>
-          <w:t>https://www.tv9marathi.com/videos/chandrashekhar-bawankule-critiques-uddhav-thackerays-cricket-politics-1491997.html</w:t>
+          <w:t>https://www.loksatta.com/nagpur/bjp-ticket-distribution-policy-local-body-elections-public-support-decide-candidates-chandrashekhar-bawankule-warn-videovsd-99-5388756/lite/</w:t>
         </w:r>
       </w:hyperlink>
     </w:p>
     <w:p>
       <w:r>
-        <w:t>Content: By signing in or creating an account, you agree with Associated Broadcasting Company's Terms &amp; Conditions and Privacy Policy. चंद्रशेखर बावनकुळे यांनी उद्धव ठाकरे यांच्या क्रिकेटचा वापर करून राजकारण करण्याच्या पद्धतीवर टीका केली आहे. बावनकुळे यांनी उद्धव ठाकरे यांच्या ऑपरेशन सिंदूरच्या वेळीच्या विदेश प्रवासावरून प्रश्न उपस्थित केले. त्यांच्या मते, दहशतवादी हल्ल्याच्या वेळी विदेशात असणे हे देशाच्या हिताच्या विरोधात होते. याशिवाय, उद्धव ठाकरे यांच्या रॅलीत पाकिस्तानी ध्वज फडकविण्याच्या प्रकरणाबाबतही त्यांनी प्रश्न उपस्थित केले आहेत. ओबीसी आरक्षणाबाबत बोलताना बावनकुळे यांनी महाराष्ट्र सरकार ओबीसींच्या हक्कांचे रक्षण करत असल्याचे स्पष्ट केले.</w:t>
+        <w:t>Content: चंद्रपूर: स्थानिक स्वराज्य संस्थेच्या निवडणुकीचे तिकीट आमदार किशोर जोरगेवार, मागासवर्गीय आयोगाचे अध्यक्ष हंसराज अहिर तसेच मी स्वतःही कुणाला देऊ शकत नाही. “नेत्यांच्या मागे लागणाऱ्यांना आणि मागे फिरणाऱ्या तर तिकीट मिळणारच नाही.” भाजप लवकरच एक सर्वेक्षण करणार आहे आणि सर्वेक्षणात जनतेच्या मनात आघाडी घेणाऱ्याच उमेदवारी दिली जाईल असे स्पष्ट वक्तव्य भाजपचे ज्येष्ठ नेते तथा महसूल मंत्री चंद्रशेखर बावनकुळे यांनी केल्याने नेत्यांच्या मागे फिरत उमेदवारीची अपेक्षा ठेवून असलेल्या अनेकांचे चेहऱ्यावरील रंग उडाला आहे. स्थानिक स्वराज्य संस्थांच्या निवडणुकांबाबत महसूल मंत्री चंद्रशेखर बावनकुळे यांनी आमदार किशोर जोरगेवार यांनी आयोजित केलेल्या कार्यकर्ता मेळाव्यात मोठे विधान केले. यावेळी मंचावर मागासवर्गीय आयोगाचे अध्यक्ष हंसराज अहिर, आमदार किशोर जोरगेवार, महानगर अध्यक्ष सुभाष कासनगोट्टुवार, जिल्हा बँकेचे अध्यक्ष रवींद्र शिंदे, महिला आघाडी जिल्हाध्यक्ष छबू वैरागडे यांच्यासह भाजप पदाधिकारी उपस्थित होते. येत्या काही दिवसांत राज्यात स्थानिक स्वराज्य संस्थांच्या निवडणुका होणार आहेत. या पार्श्वभूमीवर, राज्याचे महसूल मंत्री चंद्रशेखर बावनकुळे यांनी भाजपच्या कार्यकर्ता मेळाव्यात एक महत्त्वाचे विधान केले. बावनकुळे यांनी स्पष्टपणे सांगितले की, “नेत्यांच्या मागे लागणाऱ्या कार्यकर्त्यांनी आता तिकीट मिळण्याची अपेक्षा करू नये.” त्यांनी स्पष्ट केले की जनताच आता तिकिटांचा निर्णय घेईल. विभागीय पातळीवर पक्षाच्या सर्वेक्षणांवर आणि कार्यकर्त्यांच्या प्रत्यक्ष पाठिंब्यावर आधारित तिकिटांचे वाटप केले जाईल. यावेळी बावनकुळे म्हणाले, “नेत्यांच्या मागे लागणाऱ्यांना किंवा मागे फिरणाऱ्या तिकीट मिळणार नाही हे आताच लक्षात घावे. आणि त्यानुसार काम करावे”. माझ्या गाडीत कुणी फिरत आहे, प्रवास करीत आहे म्हणून त्याला तिकीट दिले जाईल या भ्रमात कुणी राहू नये असेही ते म्हणाले. त्यांनी पुढे सांगितले की, भाजपचे उद्दिष्ट केवळ निवडणुका जिंकणे नाही तर जनतेचा विश्वास जिंकणे आणि पारदर्शक व्यवस्था स्थापित करणे आहे. त्यामुळे, केवळ “वरिष्ठ नेत्याशी जवळीक” किंवा “नेत्याच्या मागे लागणाऱ्या” आधारावर कोणालाही तिकीट मिळणार हे नाही पदाधिकारी व कार्यकर्त्यांनी लक्षात ठेवून काम करावे. चंद्रपूर: स्थानिक स्वराज्य संस्थेच्या निवडणुकीचे तिकीट आमदार किशोर जोरगेवार, मागासवर्गीय आयोगाचे अध्यक्ष हंसराज अहिर तसेच मी स्वतःही कुणाला देऊ शकत नाही. "नेत्यांच्या मागे लागणाऱ्यांना आणि मागे फिरणाऱ्या तर तिकीट मिळणारच नाही." भाजप लवकरच एक सर्वेक्षण करणार आहे आणि सर्वेक्षणात… pic.twitter.com/j43DKOpFqZ विशेष म्हणजे चंद्रपूरमध्ये गेल्या काही काळापासून माजी मंत्री आमदार सुधीर मुनगंटीवार आणि आमदार जोरगेवार या भाजपच्या दोन प्रमुख गटांच्या समर्थकांमध्ये तीव्र गटबाजी सुरू आहे हे लक्षात घेण्यासारखे आहे. या पार्श्वभूमीवर, बावनकुळे यांच्या विधानाला विशेष महत्त्व आहे. राजकीय विश्लेषकांचा असा विश्वास आहे की त्यांचा स्पष्ट संदेश भाजपच्या अंतर्गत कार्यप्रणालीवर परिणाम करेल आणि कदाचित अधिक पारदर्शक तिकीट वाटप प्रक्रियेला चालना देईल. बावनकुळे यांच्या विधानामुळे भाजप कार्यकर्त्यांमध्ये एकच खळबळ उडाली आहे. अनेक कार्यकर्ते आता संघटना आणि पाठिंबा मजबूत करण्यासाठी काम करत आहेत. गटबाजीच्या या वातावरणात, हे विधान आगामी निवडणुकीसाठी रणनीती आखण्याचे संकेत देते. तसेच मागील काही दिवसांपासून केवळ तिकीट मिळणार या आशेवर अनेक आजी माजी नगरसेवक, संघटनेच्या पदाधिकाऱ्यांनी या गटातून त्या गटात त्या गटातून या गटात अशा अक्षरशः उड्या मारल्या आहेत. अशा वेळोवेळी नेते बदलणाऱ्या दलबदलू नेत्यांच्या चेहऱ्यावरील रंग बावनकुळे यांच्या वक्तव्याने उडाला आहे.</w:t>
       </w:r>
     </w:p>
     <w:p>
@@ -1345,7 +1345,7 @@
     </w:p>
     <w:p>
       <w:r>
-        <w:t>Title: Maharashtra Govt Scheme : राज्यात आणखी एक मोठी योजना; बावनकुळेंनी दिली A to Z माहिती</w:t>
+        <w:t>Title: पुराव्यांवर खाडाखोड असेल तर मराठ्यांना कुणबी प्रमाणपत्र देऊ नका; ओबीसी उपसमितीच्या बैठकीत निर्णय</w:t>
       </w:r>
     </w:p>
     <w:p>
@@ -1357,13 +1357,13 @@
           <w:rPr>
             <w:color w:val="0000FF"/>
           </w:rPr>
-          <w:t>https://zeenews.india.com/marathi/maharashtra/cm-fadnavis-baliraja-panand-raste-yojana-for-farmers-a-big-announcement-by-revenue-minister-chandrashekar-bawankule/938221</w:t>
+          <w:t>https://www.etvbharat.com/mr/!state/chandrashekhar-bawankule-gives-important-instructions-to-officers-chhagan-bhujbal-on-maratha-kunbi-certificate-distribution-and-obc-reservation-maharashtra-news-mhs25091605134</w:t>
         </w:r>
       </w:hyperlink>
     </w:p>
     <w:p>
       <w:r>
-        <w:t>Content: ओम देशमुख, झी मीडिया, मुंबई : (Maharashtra Govt Scheme) महाराष्ट्रात सातत्यानं समाजातील प्रत्येक घटकाला केंद्रस्थानी ठेवत राज्य शासनाकडून काही महत्त्वाच्या योजनांची आखणी केली जाते. यामध्ये आता आणखी एका महत्त्वाच्या योजनेचा समावेश झाला असून, त्याचा थेट फायदा शेतकऱ्यांना घेता येणार आहे. खुद्द राज्याचे महसूल मंत्री चंद्रशेखर बावनकुळे यांनीच या नव्या योजनेची माहिती दिली. महाराष्ट्र राज्य शासनानं सुरु केलेल्या या योजनेचं नाव 'मुख्यमंत्री बळीराजा पाणंद रस्ते योजना' असून, शेतीमधील वाहतुकीची समस्या सोडवण्यासाठी योजनेची आखणी करण्यात आली आहे. ज्यासाठी सीएसआर फंडातून निधी उपलब्ध केला जाणार आहे. सदर योजनेसाठी आमदारांच्या अध्यक्षतेखाली मतदारसंघनिहाय समिती स्थापन होणार असून पुढील अंमलबजावणी केली जाणार आहे. सरकारकडून प्राधान्यानं या योजनेवर भर दिला असून 17 सप्टेंबर ते 2 ऑक्टोबर या कालावधीत योजनेच्या अंमलबजावणीच्या दृष्टीने कार्यकाही होणं आवश्यक असेल. या प्रक्रियेमध्ये साठी प्रथमतः सीमांकन करणं आवश्यक असून, सर्व आमदारांनी याबाबत अतिदक्ष राहून सर्व पाणंद रस्ते नकाशावर आणावेत. - पुढं हा नकाशा महिनाभरात गावामध्ये प्रसिद्ध करण्यात यावा. - विविध 13 योजनांच्या माध्यमातून सध्या या रस्त्यांसाठी निधी उपलब्ध करुन दिला जाईल. - या योजनेच्या कामकाजासाठी आमदारांच्या अध्यक्षतेखाली मतदारसंघनिहाय एक समिती स्थापन केली जाईल. - समितीत प्रांताधिकारी सदस्य सचिव तर तहसीलदार, गटविकास अधिकारी, भूमी अभिलेख अधिकारी, तालुका कृषी अधिकारी आणि वन विभागाचे अधिकारी काम करतील. - ​​ रस्त्यांच्या दर्जावर भर देत चांगली माती आणि मुरुम वापरण्याची सूचना करण्यात आली आहे. - ​एक किलोमीटरपेक्षा जास्त लांबीच्या रस्त्यांना व्हीआर नंबर देण्यासाठी प्रस्ताव पाठवला जाईल. मुख्यमंत्री बळीराजा पाणंद रस्ते योजना काय आहे? ही महाराष्ट्र शासनाची एक नवीन योजना आहे, ज्याचा उद्देश शेतकऱ्यांच्या शेतीमधील वाहतुकीच्या समस्या सोडवणे आहे. या योजने अंतर्गत पाणंद रस्त्यांचे बांधकाम आणि दर्जेदार सुधारणा केली जाणार आहे. या योजनेचा मुख्य उद्देश काय आहे? शेतकऱ्यांना शेतीमाल वाहतुकीसाठी सुसज्ज आणि टिकाऊ रस्ते उपलब्ध करुन देणे, ज्यामुळे शेतीशी संबंधित वाहतूक सुलभ होईल आणि शेतकऱ्यांचे आर्थिक नुकसान टळेल. योजनेचा निधी कसा उपलब्ध होणार आहे? या योजनेचा निधी सीएसआर (कॉर्पोरेट सोशल रिस्पॉन्सिबिलिटी) फंडातून आणि विविध 13 सरकारी योजनांच्या अभिसरणातून उपलब्ध करुन दिला जाईल. ...Read More By accepting cookies, you agree to the storing of cookies on your device to enhance site navigation, analyze site usage, and assist in our marketing efforts. By continuing to use the site, you agree to the use of cookies. You can find out more by clicking this link</w:t>
+        <w:t>Content: महाराष्ट्र maharashtra ETV Bharat / state By ETV Bharat Marathi Team Published : September 16, 2025 at 8:42 PM IST मुंबई : कुणबी-मराठा आणि मराठा-कुणबी जात प्रमाणपत्र दाखला देताना त्याची पडताळणी करून खबरदारी प्रमाणपत्र दिले पाहिजेत. जे प्रमाणपत्र देणारे अधिकारी आहेत, त्यांनी प्रमाणपत्र देताना खाडोखोड किंवा जोडलेल्या बोगस पुराव्यांचा आधार घेऊन जात प्रमाणपत्र सादर करू नये, असं ओबीसी मंत्रालय उपसमितीचे अध्यक्ष चंद्रशेखर बावनकुळे यांनी सांगितलं. मंगळवारी ओबीसी मंत्रालय उपसमितीची बैठक पार पडली. या बैठकीनंतर त्यांनी माध्यमांशी संवाद साधला. या बैठकीला ओबीसी नेते तथा छगन भुजबळ उपस्थित होते. तरतुदीनुसार ओबीसींना निधी मिळाला पाहिजे : "बैठकीत अनेक विषयावर चर्चा झाली. बैठकीत छगन भुजबळ यांनी काही मुद्दे मांडले. मराठा-कुणबी किंवा कुणबी-मराठा जात प्रमाणपत्राची खाडाखोड कशी होते, ते छगन भुजबळ यांनी दाखवलं. ओबीसी मंत्रालयासाठी 2,900 कोटी रुपये बजेट आहे. ते 2,900 कोटी रुपये मिळाले पाहिजेत. ओबीसीमध्ये 22 उपमहामंडळ आहेत. या महामंडळाच्या मागण्या पूर्ण करत असताना त्यातील काही मागण्या ओबीसी अर्थ मंत्रालयाकडं सादर केल्या पाहिजेत. काही पदांचा अनुशेष आहे, तो अनुशेष भरावा यासाठी प्रस्ताव पाठवणार आहोत. मुख्य म्हणजे ओबीसींची नोकर भरती करावी. ओबीसींच्या योजना बंद पडू नयेत. काही योजनांना शिष्यवृत्ती असते. त्याही योजना चालू राहाव्यात. शिष्यवृत्तीची थकबाकी पूर्ण करावी. ओबीसींची वस्तीगृह प्रत्येक जिल्ह्यात असली पाहिजेत. ओबीसींची विभागीय कार्यालयं झाली पाहिजेत. विशेष म्हणजे तरतुदीनुसार ओबीसींना निधी मिळाला पाहिजे. अशा विविध विषयांवर बैठकीत चर्चा झाली," असं ओबीसी उपसमितीचे अध्यक्ष चंद्रशेखर बावनकुळे यांनी सांगितलं. बोगस जात प्रमाणपत्र शोधण्यासाठी समिती गठीत करा : मराठा आरक्षणासाठी मराठा-कुणबी आणि कुणबी-मराठा वंशावळ पुरावे शोधण्यासाठी शिंदे समितीची गठीत केली होती. तसंच बोगस जात प्रमाणपत्र शोधून काढण्यासाठी सरकारनं आणखी एक समिती गठीत करावी. अनेकांनी बोगस मराठा-कुणबी आणि कुणबी-मराठी जात प्रमाणपत्र दाखल सादर केलं आहे. त्यात ओरिजनल दाखल्यांवर खाडाखोड केली आहे. कागदपत्रांवर हातानं लिहलेली अनेक जात प्रमाणपत्र मी सादर केली आहेत. ही बोगस जात प्रमाणपत्र मी आज ओबीसी मंत्रालय उपसमितीच्या बैठकीत दाखवले. ओबीसी आरक्षण टिकावं यासाठी, आम्ही न्यायालय लढाई लढत आहोत. त्यात यशस्वी सुद्धा होऊ, पण ओबीसी समाजातील आत्महत्या कोणीही करू नये, असं आवाहन छगन भुजबळ यांनी केलं. हेही वाचा : For All Latest Updates TAGGED: "हा निरपराध नागरिकांचा अपमान..." पाकिस्तानी खेळाडूच्या सेलिब्रेशनवरुन राऊतांनी केंद्र सरकारला फटकारलं मच्छिमारांना आता आठवडाभर आधीच कळणार हवामानाचा अंदाज; महाराष्ट्र सरकारनं कार्यान्वित केली विशेष यंत्रणा मुंबईत पंतप्रधान मोदींचा 'संगीतमय वाढदिवस' साजरा, 'मेरा देश पहले' कार्यक्रमाला मुख्यमंत्र्यांसह, उद्योगपती आणि बॉलीवूड कलाकारांची हजेरी शारदीय नवरात्रीत 'या' शुभ मुहूर्तावर करा घटस्थापना; जाणून घ्या शुभ मुहूर्त आणि पंचांग आशिया चषकात टीम इंडियाचा विजयी चौकार; पाकिस्तानचा दुसऱ्यांदा उडवला धुव्वा Oppo F31 Pro plus 5G vs F31 Pro 5G : कोणता फोन आहे किफायतशीर? गुगल क्रोममध्ये जेमिनी अपग्रेड: AI सक्षम ब्राउझिंगचा नवीन अनुभव इंडिया एआय मिशन अंतर्गत देशभरात 500 हून अधिक डेटा लॅब्सची स्थापना - अश्विनी वैष्णव कर्नाटक स्टाईल टोमॅटो चटणी; जेवणाची चव द्विगुणीत करण्यासाठी सर्वोत्तम Copyright © 2025 Ushodaya Enterprises Pvt. Ltd., All Rights Reserved.</w:t>
       </w:r>
     </w:p>
     <w:p>
@@ -1376,7 +1376,7 @@
     </w:p>
     <w:p>
       <w:r>
-        <w:t>Title: Uddhav Thackeray : “उद्धव ठाकरे यांना भारत-पाकिस्तान सामन्यावर…”; मंत्री बावनकुळेंचा हल्लाबोल</w:t>
+        <w:t>Title: Chandrashekhar Bawankule: बनावट कुणबींची पडताळणी! कागदपत्रांच्या आधारावर प्रमाणपत्र देऊ नयेत, बावनकुळे यांचे निर्देश</w:t>
       </w:r>
     </w:p>
     <w:p>
@@ -1388,13 +1388,13 @@
           <w:rPr>
             <w:color w:val="0000FF"/>
           </w:rPr>
-          <w:t>https://deshdoot.com/bjps-chandrashekhar-bawankule-slams-uddhav-thackeray-over-india-vs-pakistan-asia-cup-match/</w:t>
+          <w:t>https://www.esakal.com/mumbai/chandrashekhar-bawankule-has-instructed-that-certificates-should-not-be-issued-on-basis-of-documents-to-curb-fake-caste-certificates-mvk02</w:t>
         </w:r>
       </w:hyperlink>
     </w:p>
     <w:p>
       <w:r>
-        <w:t>Content: मुंबई । Mumbai आशिया चषकातील भारत आणि पाकिस्तान यांच्यातील बहुचर्चित क्रिकेट सामना आज (रविवार) दुबईच्या आंतरराष्ट्रीय क्रिकेट स्टेडियमवर खेळला जाणार आहे. एकीकडे देशभरात सामन्याची उत्सुकता असताना, दुसरीकडे पहलगाममधील दहशतवादी हल्ल्याच्या पार्श्वभूमीवर हा सामना खेळला जात असल्याने यावर संमिश्र प्रतिक्रिया उमटत आहेत. शिवसेनेने (ठाकरे गट) या सामन्यावरून केंद्र सरकार आणि भाजपवर तीव्र टीका केली आहे. त्यावर आता भाजपचे नेते आणि मंत्री चंद्रशेखर बावनकुळे यांनी उद्धव ठाकरेंना जोरदार प्रत्युत्तर दिले आहे. A post shared by Daily Deshdoot (@deshdoot) भाजप नेते चंद्रशेखर बावनकुळे यांनी माध्यमांशी बोलताना उद्धव ठाकरेंच्या टीकेला उत्तर दिले. “पहलगाम हल्ल्याच्या पार्श्वभूमीवर भारत-पाकिस्तान सामन्यावर बोलण्याचा उद्धव ठाकरे यांना नैतिक अधिकार नाही,” असे बावनकुळे यांनी ठामपणे सांगितले. उद्धव ठाकरे यांनी पंतप्रधान नरेंद्र मोदी यांना शिवसेनेच्या महिलांकडून ‘सिंदूर’ पाठवण्याबद्दल केलेल्या विधानावरही त्यांनी टीका केली. बावनकुळे म्हणाले की, पंतप्रधान मोदी यांनी कधीही खेळाला द्वेष किंवा राजकारणाशी जोडले नाही, उलट त्यांनी नेहमीच खेळाला प्रोत्साहन दिले आहे. मात्र, उद्धव ठाकरे हे क्रिकेट सामन्याच्या माध्यमातून राजकारण करत आहेत. चंद्रशेखर बावनकुळे यांनी उद्धव ठाकरे यांच्या परदेश दौऱ्याचा उल्लेख करत त्यांना घेरले. “देशावर दहशतवादी हल्ला झाला, त्यावेळी उद्धव ठाकरे परदेशात पर्यटन करत होते. ते तात्काळ भारतात परत येऊ शकले असते, पण १०-१२ दिवस लंडनमध्येच राहिले. आता ते क्रिकेट सामन्याच्या नावाखाली राजकारण करत आहेत,” असे बावनकुळे म्हणाले. ते पुढे म्हणाले की, “त्यांचे राजकारण त्यांना लखलाभ असो, पण देश त्यांच्या या राजकारणाला पाठिंबा देणार नाही.” यावेळी त्यांनी उद्धव ठाकरे यांना थेट आव्हान दिले. “उद्धव ठाकरे यांच्या रॅलीमध्ये पाकिस्तानचे झेंडे फडकत होते, त्याचे उत्तर त्यांनी आधी दिले पाहिजे,” असे म्हणत बावनकुळेंनी त्यांच्यावर प्रतिहल्ला केला. पहलगाम हल्ल्यामुळे देशभरात संतापाचे वातावरण आहे आणि या परिस्थितीत होणाऱ्या क्रिकेट सामन्यावर विविध राजकीय पक्षांकडून प्रतिक्रिया येत आहेत. ठाकरे गटाने सामन्यावर बहिष्कार टाकण्याची मागणी केली आहे, तर भाजपच्या नेत्यांनी याला राजकारण संबोधून विरोधकांनाच लक्ष्य केले आहे.</w:t>
+        <w:t>Content: Chandrashekhar Bawankule मुंबई : बनावट जात प्रमाणपत्रांना आळा घालण्यासाठी कागदपत्रांची सखोल पडताळणी करण्याबरोबरच खाडाखोड केलेल्या कागदपत्रांच्या आधारावर मराठा-कुणबी किंवा कुणबी-मराठा प्रमाणपत्र देऊ नयेत, असे निर्देश मंत्रिमंडळ उपसमितीचे अध्यक्ष चंद्रशेखर बावनकुळे यांनी मंगळवारी दिले. Follow Us Copyright © 2025 - Sakal Media Pvt Ltd - All rights reserved. Powered by Quintype</w:t>
       </w:r>
     </w:p>
     <w:p>
@@ -1407,7 +1407,7 @@
     </w:p>
     <w:p>
       <w:r>
-        <w:t>Title: मेघा इंजिनिअरिंगच्या दंडवसुलीची स्थगिती उठण्यासाठी भाजप आमदार आग्रही, महसूलमंत्र्यांकडे मागणी</w:t>
+        <w:t>Title: Maharashtra: तुकडाबंदी रद्द झाल्यानंतर पंधरा दिवसांत येणार नियमावली! फेरफाराचा नवा नियमही तयार; महसूल मंत्र्यांची माहिती</w:t>
       </w:r>
     </w:p>
     <w:p>
@@ -1419,13 +1419,13 @@
           <w:rPr>
             <w:color w:val="0000FF"/>
           </w:rPr>
-          <w:t>https://www.loksatta.com/maharashtra/fine-collection-megha-engineering-issue-bjp-mla-demand-ssb-93-5366746/</w:t>
+          <w:t>https://sarkarnama.esakal.com/pune/maharashtra-regulations-will-come-within-fifteen-days-after-scrapping-tukda-ban-information-from-revenue-minister-aau85</w:t>
         </w:r>
       </w:hyperlink>
     </w:p>
     <w:p>
       <w:r>
-        <w:t>Content: जालना : भाजपसाठी ५१९ कोटी रुपयांचे निवडणूक रोखे घेऊन मदत करणाऱ्या ‘मेघा इंजिनिअरिंग’ कंपनीस अवैध गौण खनिज प्रकरणात ९४ कोटी ६८ लाख रुपयांचा दंड लावण्याच्या आदेशास दिलेली स्थगिती कायम आहे. ही स्थगिती उठवण्याची मागणी परतूरचे भाजप आमदार बबनराव लोणीकर यांनी केली. महसूलमंत्री चंद्रशेखर बावनकुळे यांच्याकडे ही मागणी करण्यात आली असून ते सकारात्मक असल्याचे लोणीकर यांनी सांगितले. शेगाव ते पंढरपूर या दिंडी महामार्गाच्या कंत्राटदारास परतूर तहसीलदार आणि अप्पर जिल्हाधिकारी जालना यांनी अवैध गौण खनिज प्रकरणात एकूण ९४ कोटी ६८ लाख रुपये दंड लावला होता. तो शासनाने माफ केलेला नाही, असे परतूरचे आमदार बबनराव लोणीकर यांनी सांगितले. महसूल मंत्री चंद्रशेखर बावनकुळे यांनी हा दंड माफ केल्याचा आरोप राष्ट्रवादीचे (शरद पवार) आमदार रोहित पवार यांनी केलेला असला, तरी त्यामध्ये काहीही तथ्य नाही, असे ते म्हणाले. अवैध मुरुम, वाळू, दगड इत्यादी गौण खनिज उत्खननप्रकरणी ‘मेघा इंजिनिअरिंग’ कंपनीस विविध प्रकरणांत परतूर तहसीलदारांनी ५५ कोटी ९८ लाख ५५ हजार ६०० रुपये दंड सुनावला होता. तर, अप्पर जिल्हाधिकारी जालना यांनी ३८ कोटी ७० लाख ५ हजार ५२० रुपये दंड आकारलेला आहे. या प्रकरणात राधाकृष्ण विखे-पाटील महसूलमंत्री असताना वसुलीस स्थगिती देण्यात आली होती. त्या वेळी चंद्रशेखर बावनकुळे महसूलमंत्री किंवा कोणत्याही मंत्रिपदावर नव्हते. हा दंड माफ करण्यात आलेला नसून, स्थगितीच्या पातळीवर आहे. या दंड आकारणीवरील स्थगिती उठविण्याचे आश्वासन बावनकुळे यांनी दिले असल्याचे लोणीकर यांनी सांगितले. मात्र, आरोप-प्रत्यारोपानंतर वसुलीबाबत स्थगिती कायम असल्याने प्रश्न उपस्थित केले जात आहेत. अवैध गौण खनिज उत्खननाच्या कारवाईस महसूल मंत्रालयाने दिलेली स्थगिती उठवावी, अशी मागणी मंत्री चंद्रशेखर बावनकुळे यांच्याकडे केली. मंत्रिमहोदयही सकारात्मक आहेत. – बबनराव लोणीकर, आमदार, परतूर सध्या टेलिव्हिजनवर अनेक मनोरंजनात्मक कार्यक्रम आहेत, त्यात 'महाराष्ट्राची हास्यजत्रा' हा विनोदी शो प्रेक्षकांना खळखळून हसवतो. या शोमधील समीर चौघुले यांनी अनेक विनोदी स्किट्स सादर केली आहेत. त्यांचं आवडतं स्किट म्हणजे चार्ली चॅप्लिनचं, ज्यासाठी त्यांनी खूप मेहनत घेतली. सोशल मीडियावरही सक्रिय असलेल्या समीर यांनी चाहत्यांशी संवाद साधत त्यांच्या प्रश्नांची उत्तरं इन्स्टाग्रामवर शेअर केली आहेत.</w:t>
+        <w:t>Content: Pune News : तुकडाबंदी कायद्यामुळं राज्यात ५० लाख कुटुंबांची प्रचंड अडचण झाली असून त्यांना दिलासा देण्यासाठी तुकडा बंदी उठविण्याचा निर्णय शासनानं घेतला आहे. त्यांची अंमलबजावणी कशी करायची? याबाबत नियमावली (एसओपी) तयार करण्याचं काम सुरू आहे. येत्या १५ दिवसांत ती तयार करून राज्यात लागू करण्यात येईल, अशी माहिती बावनकुळे यांनी दिली आहे. त्याचबरोबर 'आधी मोजणी, मग दस्तनोंदणी आणि नंतर फेरफारची नोंद' अशी पद्धत राज्यात राबविणार आहे,” याला मान्यता देण्याची मागणी मुख्यमंत्र्यांना केली आहे, असंही यावेळी बावनकुळे यांनी सांगितली. कर्नाटक, आंध्र प्रदेशच्या धर्तीवर राज्यात जमाबंदी आयुक्तालयांच्या अखत्यारित १० ते १५ खासगी भूकरमापकांना याबाबत अधिकार देण्यात येणार आहे. महसूल विभागाच्यावतीनं छत्रपती शिवाजी महाराज महाराजस्व अभियानांतर्गत राज्यस्तरीय सेवा पंधरवडा अभियानाच्या उद्घाटनप्रसंगी चंद्रशेखर बावनकुळे बोलत होते. यावेळी त्यांनी सात महिन्यांत महसूल खात्यानं राबविलेल्या विविध योजना आणि विकासकामांचा आढावा घेतला. महसूल लोकअदालत आणि पाणंद रस्ते खुले करण्याबाबत पुणे जिल्हा प्रशासनाचं त्यांनी कौतुक केलं. नोंदणी मुद्रांक शुल्क विभागात आता पासपोर्ट विभागाच्या कार्यालयांसारखी राज्यात कार्यालये सुरू करण्यात येणार आहेत. त्यासाठी सात गावांची ठिकाणे निश्चित केली आहेत. त्यातून विविध सोयी उपलब्ध होणार आहेत. मंत्रालय स्तरावर त्याची 'वॉर रूम तयार केली आहे. 'वन डिस्ट्रिक्ट वन रजिस्ट्रेशन' बरोबरच आता 'वन स्टेट - वन रजिस्ट्रेशन' आणि फेसलेसद्वारे दस्तनोंदणीचा प्रयोग राबविणार आहे, अशी माहिती बावनकुळे यांनी यावेळी दिली. सरकारनामाचे सदस्य व्हा शॉपिंगसाठी 'सकाळ प्राईम डील्स'च्या भन्नाट ऑफर्स पाहण्यासाठी क्लिक करा. Read Latest Marathi Political News, Breaking Political News from Maharashtra, India, Pune &amp; Mumbai at Sarkarnama. To Get Live Political Marathi News on Mobile, Download the Sarkarnama Mobile App for Android and IOS. सरकारनामा आता सर्व सोशल मीडिया प्लॅटफॉर्मवर. ताज्या राजकीय घडामोडींसाठी फेसबुक, ट्विटर, इन्स्टाग्राम, शेअर चॅट, टेलिग्रामवर आणि व्हॉट्सॲप आम्हाला फॉलो करा. तसेच, सरकारनामा यूट्यूब चॅनेलला आजच सबस्क्राइब करा. Follow Us Copyright © 2025 Sakal Media Group – All Rights Reserved Powered by Quintype वेबसाईटवर ब्राउझिंगचा अनुभव सर्वोत्तम असावा, यासाठी आम्ही कुकीजचा वापर करतो. कुकीजमुळे तुम्हाला तुमच्या आवडत्या मजकुराची शिफारस करता येते. आमचे गोपनीयता आणि कुकीजसंदर्भातील धोरण तुम्हाला मान्य आहे.</w:t>
       </w:r>
     </w:p>
     <w:p>
@@ -1438,7 +1438,7 @@
     </w:p>
     <w:p>
       <w:r>
-        <w:t>Title: बोगस कुणबी प्रमाणपत्रांना आळा घालणार</w:t>
+        <w:t>Title: OBC Meeting : पुराव्यांवर खाडाखोड असेल तर मराठ्यांना कुणबी प्रमाणपत्र देऊ नका; ओबीसी उपसमितीत एकमुखाने निर्णय</w:t>
       </w:r>
     </w:p>
     <w:p>
@@ -1450,13 +1450,13 @@
           <w:rPr>
             <w:color w:val="0000FF"/>
           </w:rPr>
-          <w:t>https://pudhari.news/maharashtra/mumbai/no-kunbi-caste-certificates-on-fake-documents-instructions-bawanekule-ap84</w:t>
+          <w:t>https://marathi.abplive.com/news/maharashtra/obc-upsamiti-meeting-chandrashekhar-bawankule-chhagan-bhujbal-opposed-flaw-evidence-to-kunbi-certificates-1384586</w:t>
         </w:r>
       </w:hyperlink>
     </w:p>
     <w:p>
       <w:r>
-        <w:t>Content: मुंबई : चुकीच्या प्रमाणपत्रांच्या आधारावर कोणालाही कुणबी जातीचे प्रमाणपत्र दिले जाणार नाही, याची काळजी घेण्याचे निर्देश राज्याचे महसूलमंत्री तथा ओबीसी मंत्रिमंडळ उपसमितीचे अध्यक्ष चंद्रशेखर बावनकुळे यांनी उपविभागीय अधिकार्‍यांना दिले आहेत. मंत्रालयात बुधवारी आयोजित केलेल्या ओबीसी मंत्रिमंडळ उपसमितीच्या पहिल्या बैठकीत ते बोलत होते. बावनकुळे म्हणाले, आपल्यावर अन्याय होईल, अशी भीती ओबीसी समाजाने बाळगू नये. अध्यादेशाप्रमाणे कुणबी नोंदी असलेल्या व्यक्तींनाच प्रमाणपत्र मिळणार आहे. ओबीसी समाजात 353 जाती आहेत. या जातींसाठी शासनाकडून सुमारे 3,688 कोटींचा निधी मिळणे बाकी आहे. त्यामुळे 1,200 कोटी रुपयांची शिष्यवृत्ती थांबली असून, ती मार्गी लावण्यात यावी. वसतिगृह बांधकाम व शासकीय कार्यालयांसाठी आवश्यक असलेल्या जागा उपलब्ध व्हाव्यात, असे प्रस्ताव आपण मंत्रिमंडळ उपसमितीसमोर ठेवले आहेत. ओबीसी समाजातील तरुणांना रोजगार आणि व्यवसाय करता यावा, यासाठी त्यांना अण्णासाहेब पाटील महामंडळाप्रमाणे कर्जवाटप करण्याची योजना तयार करण्यात यावी, अशी सूचना उपसमितीने केली आहे. त्याबरोबरच मंत्री छगन भुजबळ यांच्या अध्यक्षतेखालील यापूर्वीच्या समितीने केलेल्या शिफारशीही पुढील उपसमितीच्या बैठकीत मांडण्याच्या सूचनाही केल्या आहेत, अशी माहिती बावनकुळे यांनी दिली. ओबीसी मंत्रिमंडळ उपसमितीच्या बैठकीत ओबीसी नेते छगन भुजबळ आणि पंकजा मुंडे यांनी, ओबीसींवर अन्याय झाला असल्याचा आरोप करत आक्रमक भूमिका घेतली. भुजबळ यांनी पुन्हा एकदा मराठा आरक्षणाच्या ‘जीआर’वर संताप व्यक्त करत, सरकारने कुणबी नोंदींसंदर्भात काढलेल्या ‘जीआर’मुळे ओबीसींना फटका बसणार असल्याचा आरोप केला. पर्यावरणमंत्री पंकजा मुंडे यांनी मराठा समाजाला बोगस प्रमाणपत्र देण्यात येऊ नयेत, अशी भूमिका घेतली. 'Pudhari' is excited to announce the relaunch of its Android and iOS apps. Stay updated with the latest news at your fingertips. Android and iOS Download now and stay updated, anytime, anywhere. Pudhari Publications Private Limited</w:t>
+        <w:t>Content: मुंबई : जात प्रमाणपात्राचे सर्टिफिकट वाटप करताना कोणतेही खाडाखोड झालेले कागदपत्रं ग्राह्य धरू नये आणि त्यावर प्रमाणपत्र वाटप करू नये असा महत्त्वाचा निर्णय ओबीसी उपसमितीच्या बैठकीत झाला आहे. कोणत्याही चुकीच्या पुराव्यांवर कुणबी सर्टिफिकेट देऊ नये असा निर्णयही या बैठकीत झाला. ओबीसी उपसमितीचे अध्यक्ष चंद्रशेखर बावनकुळे यांच्या अध्यक्षतेखाली झालेल्या बैठकीत अनेक विषयांवर चर्चा झाली. ओबीसी मंत्रालयाला 2900 कोटी रुपये मिळायला हवी. राज्यात 22 ओबीसी महामंडळे आहेत. त्याला देखील निधी मिळायला हवी. त्याबाबतची पुरवणी मागणी सादर करण्याचा निर्णय झाला आहे. या बैठकीत एकूण 18 ते 19 विषयांवर चर्चा झाल्याची माहिती चंद्रशेखर बावनकुळे यांनी दिली. मराठा समाजाला कुणबी सर्टिफिकेट देताना पुराव्यांवर कोणतीही खाडाखोड नको, ओव्हर राईटिंग नको असा महत्त्वाचा निर्णय ओबीसी उपसमितीच्या बैठकीत झाला. असे पुरावे सादर करताना खोडतोड कशी होते असे पुरावे आज दाखविले गेले. त्यामुळे चुकीच्या पुराव्यांवर, खोट्या पुराव्यांवर सर्टीफीकेट देऊ नये अशी मागणी करण्यात आली. ओबीसी महामंडळांसाठी 3200 कोटी रूपये जे जाहीर झाले आहेत ते पैसे मिळावेत अशी मागणी करण्यात आली. ओबासीच्या नोकरभरतीचा अनुशेष भरून निघावा ही मागणी करण्यात आली. ओबीसी समाजासाठी असलेली कोणतीही विशेष शिष्यवृत्ती बंद पडू नये, होस्टेल सगळ्या ठिकाणी असावे. ओबीसीचे विंभागीय कार्यालय असावे अशीही मागणी करण्यात आली. मराठा समाज आणि ओबीसी समाजाला मिळणाऱ्या निधीवरून मंत्री छगन भुजबळांनी नाराजी व्यक्त केली. ते म्हणाले की, "25 वर्षात ओबीसीला 2500 कोटी आणि 3 वर्षात मराठा समाजाला 25 हजार कोटी रुपये दिले गेले आहे. अण्णासाहेब पाटील आर्थिक विकास महामंडळला 750 कोटी रुपये देण्यात आले. मागासवर्गीय विकास महामंडळाला केवळ 5 कोटी रुपये दिले आहेत. हा विरोधाभास योग्य नाही. 1931 पासून ओबीसी समाज हा 54 टक्के आहे असं सांगण्यात आलं. आम्ही एवढ्या मोठ्या संख्येने आहे आणि आम्हाला केवळ 5 कोटी रुपये दिले जातात." मराठ्यांच्या कुणबी नोंदी शोधण्यासाठी न्यायमूर्ती शिंदे समिती नेमण्यात आली. आता खोट्या नोंदी होतं आहे ते पाहण्यासाठी एक समिती नेमण्यात यावी अशी आमची मागणी आहे असं छगन भुजबळ म्हणाले. ही बातमी वाचा: We use cookies to improve your experience, analyze traffic, and personalize content. By clicking "Allow All Cookies", you agree to our use of cookies.</w:t>
       </w:r>
     </w:p>
     <w:p>
@@ -1469,7 +1469,7 @@
     </w:p>
     <w:p>
       <w:r>
-        <w:t>Title: LIVE TV</w:t>
+        <w:t>Title: Pune Navratra Mahotsav : ‘पुणे नवरात्रौ महोत्सवा’मध्ये कला, संस्कृती, गायनाचा संगम; चंद्रशेखर बावनकुळे यांच्या हस्ते उद्‍घाटन</w:t>
       </w:r>
     </w:p>
     <w:p>
@@ -1481,13 +1481,13 @@
           <w:rPr>
             <w:color w:val="0000FF"/>
           </w:rPr>
-          <w:t>https://kokansadlive.com/maharashtra/minister-bawankule-reviews-pending-revenue-cases-in-konkan/22713</w:t>
+          <w:t>https://www.esakal.com/pune/pune-navratri-mahotsav-begins-11-days-of-divine-art-culture-amp17</w:t>
         </w:r>
       </w:hyperlink>
     </w:p>
     <w:p>
       <w:r>
-        <w:t>Content: सावंतवाडी : महसूल मंत्री ना. चंद्रशेखर बावनकुळे यांच्या अध्यक्षतेखाली सह्याद्री अतिथीगृह, मुंबई येथे कोकण विभागीय बैठक पार पडली. या बैठकीत कोकण विभागातील महसूल, जमीन, नोंदणी आणि इतर महत्त्वाच्या विषयांवर सखोल चर्चा झाली. बैठकीला शिक्षणमंत्री आणि सावंतवाडीचे आमदार दीपक केसरकर आणि कुडाळ-मालवणचे आमदार निलेश राणे यांची विशेष उपस्थिती होती.या बैठकीत कोकण विभागाशी संबंधित विविध प्रलंबित महसूल प्रकरणांचा आढावा घेण्यात आला. यामध्ये जमीन, नोंदणी आणि इतर संबंधित बाबींवर सविस्तर चर्चा झाली. या बैठकीत अनेक महत्त्वाच्या निर्णयांवर एकमत झाल्याचे समजते. यावेळी बैठकीला विधानपरिषद आणि विधानसभेचे आमदार, कोकण विभागीय आयुक्त, नोंदणी महानिरीक्षक, जमाबंदी आयुक्त, जिल्हाधिकारी, आणि महसूल विभागाचे वरिष्ठ अधिकारी उपस्थित होते. कोकण विभागातील जनतेच्या हितासाठी महसूल विभागाने तातडीने कार्यवाही करावी, असे निर्देश मंत्री महोदयांनी यावेळी दिले. सावंतवाडी : महसूल मंत्री ना. चंद्रशेखर बावनकुळे यांच्या अध्यक्षतेखाली सह्याद्री अतिथीगृह, मुंबई येथे कोकण विभागीय बैठक पार पडली. या बैठकीत कोकण विभागातील महसूल, जमीन, नोंदणी आणि इतर महत्त्वाच्या विषयांवर सखोल चर्चा झाली. बैठकीला शिक्षणमंत्री आणि सावंतवाडीचे आमदार दीपक केसरकर आणि कुडाळ-मालवणचे आमदार निलेश राणे यांची विशेष उपस्थिती होती. या बैठकीत कोकण विभागाशी संबंधित विविध प्रलंबित महसूल प्रकरणांचा आढावा घेण्यात आला. यामध्ये जमीन, नोंदणी आणि इतर संबंधित बाबींवर सविस्तर चर्चा झाली. या बैठकीत अनेक महत्त्वाच्या निर्णयांवर एकमत झाल्याचे समजते. यावेळी बैठकीला विधानपरिषद आणि विधानसभेचे आमदार, कोकण विभागीय आयुक्त, नोंदणी महानिरीक्षक, जमाबंदी आयुक्त, जिल्हाधिकारी, आणि महसूल विभागाचे वरिष्ठ अधिकारी उपस्थित होते. कोकण विभागातील जनतेच्या हितासाठी महसूल विभागाने तातडीने कार्यवाही करावी, असे निर्देश मंत्री महोदयांनी यावेळी दिले. Copyright © 2022 Kokansaad live | All rights reserved Website Designed &amp; Developed by Team Inertia Technologies</w:t>
+        <w:t>Content: Pune Navratra Mahotsav Sakal पुणे : कला, संस्कृती, गायन, वादन, भजन, नृत्य, संगीत यांचा मनोहारी संगम असणाऱ्या ‘पुणे नवरात्रौ महोत्सवा’चे आयोजन केले आहे. याचे उद्‍घाटन सोमवारी (ता. २२) सायंकाळी साडेचार वाजता महसूलमंत्री चंद्रशेखर बावनकुळे यांच्या हस्ते गणेश कला क्रीडा रंगमंच येथे होणार आहे. सर्व कार्यक्रम रसिकांसाठी विनामूल्य असल्‍याची माहिती आयोजक व अध्यक्ष आबा बागूल यांनी पत्रकार परिषदेत दिली. Follow Us Copyright © 2025 - Sakal Media Pvt Ltd - All rights reserved. Powered by Quintype</w:t>
       </w:r>
     </w:p>
     <w:p>
@@ -1500,7 +1500,7 @@
     </w:p>
     <w:p>
       <w:r>
-        <w:t>Title: Baliraja Panand Road scheme : मुख्यमंत्री बळीराजा पाणंद रस्ते योजनेची घोषणा</w:t>
+        <w:t>Title: तुकडाबंदी कायद्याबद्दल महसूलमंत्री बावनकुळेंची मोठी घोषणा; 15 दिवसांत...</w:t>
       </w:r>
     </w:p>
     <w:p>
@@ -1512,13 +1512,13 @@
           <w:rPr>
             <w:color w:val="0000FF"/>
           </w:rPr>
-          <w:t>https://pudhari.news/maharashtra/mumbai/baliraja-panand-road-scheme-maharashtra-farmers-transport-ab96</w:t>
+          <w:t>https://www.tendernama.com/tender-news/revenue-minister-bawankules-big-announcement-regarding-the-land-fragmentation-act-within-15-days</w:t>
         </w:r>
       </w:hyperlink>
     </w:p>
     <w:p>
       <w:r>
-        <w:t>Content: मुंबई : राज्यातील शेतीमधील वाहतुकीची समस्या सोडवण्यासाठी आणि शेतकर्‍यांच्या हितासाठी मुख्यमंत्री बळीराजा पाणंद रस्ते या नवीन योजनेची घोषणा करण्यात आली आहे. त्याबरोबरच विधानसभा आमदारांच्या अध्यक्षतेखाली समिती नेमण्याचा निर्णय घेण्यात आला असून या रस्त्यांसाठी सीएसआर फंडातून निधी उपलब्ध करण्यात यावा तसेच यासाठी स्वतंत्र लेखाशीर्ष तयार करण्यात येणार असल्याची माहिती महसूलमंत्री चंद्रशेखर बावनकुळे यांनी दिली. सह्याद्री अतिथीगृह येथे झालेल्या या बैठकीत हे निर्णय घेण्यात आले. बावनकुळे म्हणाले, सर्वसामान्य शेतकर्‍यांच्या आयुष्यात क्रांंती घडविणारी ही योजना आहे. शेतकर्‍याच्या शेतापर्यंत रस्ते,वीज आणि पाणी पोहोचले तर त्याला आपला माल बाजारपेठेत घेऊन जाणे शक्य होणार आहे. यासाठी सरकारने प्राधान्याने या योजनेवर भर दिला असून 17 सप्टेंबर ते 2 ऑक्टोबर या कालावधीत या योजनेच्या अंमलबजावणीच्या दृष्टीने कार्यवाही होणे आवश्यक आहे. यासाठी प्रथमतः सीमांकन करणे आवश्यक असूून सर्व आमदारांनी याबाबत अतिदक्ष राहून सर्व पाणंद रस्ते नकाशावर आणावेत. हा नकाशा पुढील महिनाभरात गावामध्ये प्रसिद्ध करण्यात यावा. विविध 13 योजनांच्या माध्यमातून सध्या या रस्त्यांसाठी निधी उपलब्ध करून देण्यात यावा, अशी अपेक्षाही त्यांनी व्यक्त केली. बैठकीतील महत्त्वाचे निर्णय समितीची स्थापना: या योजनेच्या कामकाजासाठी आमदारांच्या अध्यक्षतेखाली मतदारसंघनिहाय एक समिती स्थापन केली जाईल. समितीत प्रांताधिकारी सदस्य सचिव तर तहसीलदार, गटविकास अधिकारी, भूमि अभिलेख अधिकारी, तालुका कृषी अधिकारी आणि वन विभागाचे अधिकारी काम करतील. कार्यकक्षा आणि अंमलबजावणी सुरुवातीच्या सहा महिन्यांत रस्त्यांचे सीमांकन करणे आवश्यक आहे. त्यानंतर पुढील सहा महिन्यांत गावाचा नकाशा तयार करून तो गावात प्रसिद्ध करावा. रस्त्यांच्या दर्जावर भर देत चांगली माती आणि मुरुम वापरण्याची सूचना केली. निधीची उपलब्धता या योजनेसाठी मनरेगा आणि इतर 13 विविध योजनांतून निधी उपलब्ध केला जाईल. सीएसआर निधीचा उपयोग करण्यासाठी प्रांताधिकारी यांचे विशेष खाते तयार केले जाईल. एक किलोमीटरपेक्षा जास्त लांबीच्या रस्त्यांना व्हीआर नंबर देण्यासाठी प्रस्ताव पाठवला जाईल. 'Pudhari' is excited to announce the relaunch of its Android and iOS apps. Stay updated with the latest news at your fingertips. Android and iOS Download now and stay updated, anytime, anywhere. Pudhari Publications Private Limited</w:t>
+        <w:t>Content: पुणे (Pune): तुकडाबंदी कायद्यामुळे (Land Fragmentation Act) राज्यात ५० लाख कुटुंबे अडकून पडली आहेत. त्यामुळे ती उठविण्याचा निर्णय शासनाने घेतला आहे. त्यांची अंमलबजावणी कशी करायची, याबाबत नियमावली (SOP) तयार करण्याचे काम सुरू आहे. येत्या १५ दिवसांत ती तयार करून राज्यात लागू करण्यात येईल, अशी माहिती राज्याचे महसूलमंत्री चंद्रशेखर बावनकुळे (Chandrashekhar Bawankule) यांनी दिली. मुख्यमंत्र्यांना काय केली विनंती? कर्नाटक, आंध्र प्रदेशच्या धर्तीवर राज्यात जमाबंदी आयुक्तालयांच्या अखत्यारित १० ते १५ खासगी भूकरमापकांना अधिकार देत त्यांच्या माध्यमातून ‘आधी मोजणी, मग दस्तनोंदणी आणि नंतर फेरफारची नोंद’ अशी पद्धत राज्यात राबविणार आहे, अशी माहिती बावनकुळे यांनी दिली. त्यास मान्यता द्यावी, अशी विनंती त्यांनी मुख्यमंत्र्यांना केली आहे. महसूल विभागाच्या वतीने छत्रपती शिवाजी महाराज महाराजस्व अभियानांतर्गत राज्यस्तरीय सेवा पंधरवडा अभियानाच्या उद्‍घाटनप्रसंगी बावनकुळे बोलत होते. या वेळी त्यांनी सात महिन्यांत महसूल खात्याने राबविलेल्या विविध योजना आणि विकासकामांचा आढावा घेतला. महसूल लोकअदालत आणि पाणंद रस्ते खुले करण्याबाबत पुणे जिल्हा प्रशासनाचे त्यांनी कौतुक केले. आडाचीवाडी गावाचा गौरवपुरंदर तालुक्यातील आडाचीवाडी गावाने १५ पाणंद रस्ते बांधून खुले केले आहेत. महाराष्ट्रातील हे आदर्श गाव असल्याचे सांगून बावनकुळे यांनी कौतुक केले. उपमुख्यमंत्री अजित पवार यांनी आडाचीवाडीचे कौतुक करत गावातील रस्ते, स्मशानभूमी, व्यायामशाळांसह अन्य पायाभूत सुविधा कशा पद्धतीने स्वीकारल्या याचा उल्लेख केला. राज्यातील गावांनी याचे अनुकरण करावे आणि अधिकाऱ्यांनी भेट देऊन आपल्या भागातही असे प्रयत्न करावेत, अशी अपेक्षा त्यांनी व्यक्त केली. नोंदणी विभागात पासपोर्टसारखी कार्यालयेनोंदणी व मुद्रांक शुल्क विभागात आता पासपोर्ट विभागाच्या कार्यालयांसारखी राज्यात कार्यालये सुरू करण्यात येणार आहेत. त्यासाठी सात गावांची ठिकाणे निश्‍चित केली आहेत. त्यातून विविध सोयी उपलब्ध होणार आहेत. मंत्रालय स्तरावर त्याची ‘वॉर रूम तयार केली आहे. ‘वन डिस्ट्रिक्ट वन रजिस्ट्रेशन’ बरोबरच आता ‘वन स्टेट- वन रजिस्ट्रेशन’ आणि फेसलेसद्वारे दस्तनोंदणीचा प्रयोग राबविणार आहे, अशी माहिती बावनकुळे यांनी दिली. चंद्रशेखर बावनकुळे म्हणाले...- सेवा पंधरवडा अभियानाच्या माध्यमातून सुमारे ५० लाख जनतेपर्यंत पोहोचविण्याचे ध्येय- स्वामित्व योजनेंतर्गत गरीब नागरिकांना पाचशे-हजार रुपये देणे शक्य नाही. त्यासाठी ११० कोटी रुपयांची आवश्यकता- त्या माध्यमातून राज्यातील सर्व गरीब जनतेला मोफत प्रॉपर्टी कार्ड देता येईल आणि राज्यातील सर्व जनतेला प्रॉपर्टी कार्ड उपलब्ध करून देणारे महाराष्ट्र हे देशातील पहिले राज्य ठरेल- या उपक्रमासाठी अर्थमंत्री अजित पवार यांना निधी द्यावा- पुढील वर्षात राज्यातील सर्व पाणंद रस्त्यांची मोजणी करून त्यांचे सीमांकन केले जाणार- मुख्यमंत्री बळिराजा पाणंद रस्ते योजना महसूल खात्यामार्फत सुरू करणार- त्याबाबतचा प्रस्ताव मंत्रिमंडळाच्या बैठकीत मान्यतेला ठेवण्यात येईल- पाणंद रस्त्याच्या प्रस्तावाला मान्यता मिळेल, अशी अपेक्षा © tendernama 2025</w:t>
       </w:r>
     </w:p>
     <w:p>
@@ -1531,7 +1531,7 @@
     </w:p>
     <w:p>
       <w:r>
-        <w:t>Title: एम-सँड धोरणाचा राज्य सरकारकडून स्वीकार, उद्योजकांनी गुणवत्तापूर्ण कृत्रिम वाळू निर्मिती करावी; मंत्री बावनकुळेंचे निर्देश</w:t>
+        <w:t>Title: Chandrashekhar Bawankule : 'कार्यकर्ते सोडून जाऊ नये म्हणून घोषणा कराव्याच लागतात', राष्ट्रवादीच्या ठरावाची बावनकुळेंनी उडवली खिल्ली</w:t>
       </w:r>
     </w:p>
     <w:p>
@@ -1543,13 +1543,13 @@
           <w:rPr>
             <w:color w:val="0000FF"/>
           </w:rPr>
-          <w:t>https://puneprimenews.com/state/vidarbha/state-government-accepts-m-sand-policy-entrepreneurs-should-produce-quality-artificial-sand-minister-bawankule-directs/</w:t>
+          <w:t>https://sarkarnama.esakal.com/amp/story/maharashtra/vidarbha/bjp-leader-chandrashekhar-bawankule-ridiculed-the-ncps-resolution-declarations-only-to-stop-workers-from-leaving-the-party-rm96-rc70</w:t>
         </w:r>
       </w:hyperlink>
     </w:p>
     <w:p>
       <w:r>
-        <w:t>Content: नागपूर: नदीतील वाळू उपशावर मर्यादा आणण्यासाठी राज्य सरकारने कृत्रिम वाळू अर्थात एम-सँड धोरण स्वीकारले आहे. या धोरणाअंतर्गत जिल्ह्यात एम-सँड युनिट स्थापन करण्यासाठी स्वामित्वधनात प्रति ब्रास 400 रुपयांची सवलत देण्यात येणार आहे. पर्यावरण संवर्धनासाठी अधिकाधिक क्रशर उद्योजकांनी या योजनेचा लाभ घ्यावा, असे आवाहन महसूल मंत्री तथा नागपूरचे पालकमंत्री चंद्रशेखर बावनकुळे यांनी केले. नैसर्गिक वाळूऐवजी कृत्रिम वाळूचा वापर करण्यासाठी दगडापासून वाळू निर्मितीचे धोरण शासनाने राबवले आहे. जिल्ह्यातील शासकीय आणि खासगी अशा मोठ्या बांधकाम प्रकल्पांमध्ये टप्प्याटप्प्याने एम-सँडचा वापर बंधनकारक होणार आहे. त्यामुळे मोठ्या प्रमाणावर वाळूची मागणी निर्माण होणार असल्याचे त्यांनी सांगितले. “पर्यावरण रक्षणासाठी एम-सँड धोरणाचा अवलंब करणे आवश्यक आहे. उद्योजकांनी या धोरणातील कायदेशीर बाबींची नीट माहिती घेऊन नियमानुसार प्रकल्प उभारावेत व गुणवत्तापूर्ण कृत्रिम वाळू निर्मिती करावी,” असे निर्देशही बावनकुळे यांनी दिले. © 2022 ContentOcean Infotech Pvt Ltd. Login to your account below Remember Me Please enter your username or email address to reset your password. © 2022 ContentOcean Infotech Pvt Ltd.</w:t>
+        <w:t>Content: काँग्रेसचे नेते राहूल गांधी यांनी मतचोरीचा विषय चांगलाच गाजवला आहे. इंडिया आघाडीतील नेत्यांनाही ते आता पटले आहे. शरदचंद्र पवार राष्ट्रवादी काँग्रेस पक्षाच्या नाशिकच्या शिबिरात ईव्हीएमच्या विरोध करण्याचा ठराव घेण्यात आला. हे बघता स्थानिक स्वराज्य संस्थांच्या निवडणुकीत ईव्हीएमवरून मोठा असंतोष निर्माण होण्याची चिन्हे आहेत. यावर भाजपचे नेते आणि राज्याचे महसूलमंत्री चंद्रशेखर बावनकुळे म्हणाले, प्रत्येक पक्षाला पराभवाचे खापर कोणावर तरी फोडावे लागते. आपले कार्यकर्ते पक्ष सोडून जाऊ नये याकरिता पक्षाच्या बैठकांमध्ये त्यांची समजूत काढण्यासाठी काहीतरी विषय पुढे करून बोलावे लागते असे सांगून त्यांनी राष्ट्रवादी काँग्रेसच्या ठरावाची त्यांनी खिल्ली उडवली. इंडिया आघाडीचा पराभव झाल्यापासून त्यांचे नेते ईव्हीएम ठपका ठेवत आहे. रोज आरोप केले जात आहे. निवडणूक आयोगावर टीकाटीपणी केली जात आहे. मतचोरी आणि ईव्हाएम हॅक केल्याचे दावे केले जात आहे. निवडणूक आयोगाने यापूर्वी सर्वांना अधिकृत बोलावले होते. आरोप सिद्ध करण्यास सांगितले होते. आक्षेप नोंदवण्याचे आवाहन केले होते. मात्र त्यावेळी कोणीही समोर आले नाही. आयोगाने दिलेले आव्हान स्वीकारले नाही. बाहेर मात्र आयोगावर मतोचरीचे आरोप करणे सुरूच आहे. यात काही नवीन नाही. राजकारणात आरोप करावेच लागचच लागलात. शरद पवार यांच्या राष्ट्रवादी काँग्रेस पक्षाची परिस्थिती खराब आहे. कार्यकर्ते त्यांना सोडून चालले आहेत. त्यांना थोपवण्यासाठी, समजूत काढण्यासाठी पक्षाच्या बैठकीत घोषणा आणि ठराव करावे लागतात असा टोलाही बावनकुळे यांनी लगावला. संजय राऊत रोजच भाजपवर आरोप करतात. टीका करीत असतात. त्यांना दुसरे काम नाही. त्यामुळे त्यांचे वक्तव्य कोणी सिरिअस घेत नाही.घेण्याचे कारणही नाही. माध्यमांसमोर येण्यासाठी त्यांनी काही विषय लागतात. नवीन नागपूर वसण्याचा निर्णय महायुती सरकारने घेतला आहे. त्यासाठी काही जागा अधिग्रहित करणे आवश्यक आहे. भूसंपादन मंत्री या नात्याने शेतकऱ्यांचा कुठल्याही परिस्थितीत नुकसान होणार नाही याची काळजी घेतली जाईल. प्रत्येक शेतकऱ्यांना त्यांचा जमिनीचा मोबदला भूसंपादन कायद्याप्रमाणे मिळेल. प्रत्यक्षात भूसंपादनची प्रक्रिया सुरू होईल तेव्हा शेतकऱ्यांची जमिनीचे दर आणि मोबदल्याबाबत चर्चा केली जाईल असेही आश्वासन चंद्रशेखर बाबवकुळे यांनी दिले. Copyright © 2025 Sakal Media Group – All Rights Reserved</w:t>
       </w:r>
     </w:p>
     <w:p>
@@ -1562,7 +1562,7 @@
     </w:p>
     <w:p>
       <w:r>
-        <w:t>Title: Sangola News : सांगोला तालुक्यात ७ मंडल व ३२ तलाठी कार्यालयांसाठी निधीची मागणी, आमदार देशमुखांचा पाठपुरावा</w:t>
+        <w:t>Title: OBC Reservation : कुणबी बोगस प्रमाणपत्रांची सखोल पडताळणी होणार; मंत्री बावनकुळे यांच्यांकडून प्रशासनाला आदेश</w:t>
       </w:r>
     </w:p>
     <w:p>
@@ -1574,13 +1574,13 @@
           <w:rPr>
             <w:color w:val="0000FF"/>
           </w:rPr>
-          <w:t>https://www.esakal.com/paschim-maharashtra/mla-deshmukh-demands-new-revenue-offices-in-sangola-taluka-amp17</w:t>
+          <w:t>https://saamtv.esakal.com/mumbai-pune/chandrashekhar-bawankule-orders-deep-verification-of-bogus-kunbi-caste-certificates-vvg94</w:t>
         </w:r>
       </w:hyperlink>
     </w:p>
     <w:p>
       <w:r>
-        <w:t>Content: MLA Babasaheb Deshmukh Sakal सांगोला : सर्वसामान्य नागरिक व शेतकऱ्यांची कामे सुकर व्हावीत तसेच महसूल कर्मचार्‍यांना काम करताना अडचणींचा सामना करावा लागू नये यासाठी सांगोला विधानसभा मतदारसंघातील गावांमध्ये ७ मंडल अधिकारी कार्यालये आणि ३२ तलाठी कार्यालये उभारण्यासाठी निधी मिळावा, अशी मागणी आमदार भाई डॉ. बाबासाहेब देशमुख यांनी महसूल मंत्री चंद्रशेखर बावनकुळे यांच्याकडे केली आहे. Follow Us Copyright © 2025 - Sakal Media Pvt Ltd - All rights reserved. Powered by Quintype</w:t>
+        <w:t>Content: बोगस कुणबी जात प्रमाणपत्रांवर आळा घालण्यासाठी सखोल पडताळणीचे आदेश २९३३ कोटी रुपयांचा प्रलंबित निधी १५ दिवसांत वितरित करण्याचे स्पष्ट निर्देश बैठकीत दर मंगळवारी निधी वाटपाचा आढावा घेण्याचा निर्णय मुंबई : ​बोगस जात प्रमाणपत्रांना आळा घालण्यासाठी ओबीसी उपसमितीने मोठा निर्णय घेतला आहे. जात प्रमाणपत्रांच्या कागदपत्रांची सखोल पडताळणी करण्याचे निर्देश मंत्रीमंडळ उपसमितीचे अध्यक्ष चंद्रशेखर बावनकुळे यांनी दिलेत. ​बैठकीत आर्थिक मुद्द्यांवरही महत्त्वाचे निर्णय घेण्यात आले आहेत. समाजासाठी प्रलंबित असलेला २९३३ कोटी रुपयांचा निधी पंधरा दिवसांत वितरित करण्याचे आदेशही बावनकुळे यांनी दिले. ​ओबीसी मंत्रिमंडळ उपसमितीची बैठक महसूलमंत्री चंद्रशेखर बावनकुळे यांच्या अध्यक्षतेखाली झाली. ही बैठक मंत्री छगन भुजबळ यांच्या मंत्रालयातील दालनात पार पडली. बैठकीला मंत्री भुजबळ, मंत्री पंकजा मुंडे, मंत्री अतुल सावे, मंत्री गणेश नाईक आणि कृषीमंत्री दत्तात्रय भरणे उपस्थित होते. बैठकीच्या सुरुवातीलाच अध्यक्ष चंद्रशेखर बावनकुळे यांनी बोगस जात प्रमाणत्राच्या मुद्द्यावर भाष्य केलं. बावनकुळे म्हणाले, 'खोट्या प्रमाणपत्रांच्या आधारे प्रतिज्ञापत्र दिले जाऊ नये. तसेत प्रमाणपत्र देण्यापूर्वीच सर्व कागदपत्रांची आणि पुराव्यांची काटेकोरपणे पडताळणी करण्यात यावी'. बावनकुळे यांच्या भूमिकेला मंत्री छगन भुजबळ यांनीही दुजोरा दिलाय. 'खोट्या पद्धतीने प्रमाणपत्रे मिळवण्याचे प्रकार गंभीर आहेत. प्रशासनानं त्याचीही दखल घ्यावी," असे छगन भुजबळ म्हणाले. काही खोटी कागदपत्रे तयार केली जात असल्याची बाबही समितीच्या निदर्शनास आणून दिली. ओबीसी समाजाच्या विविध योजनांसाठी थकीत असलेला तब्बल २९३३ कोटी रुपयांचा निधी तात्काळ वितरित करण्याचे स्पष्ट निर्देश देण्यात आले आहेत. ओबीसीच्या या निधी वाटपाचा नियमित आढावा दर मंगळवारी मंत्र्यांना सादर केला जाईल. डिसेंबर महिन्यात सादर होणाऱ्या पुरवणी मागणीत विविध महामंडळांसाठी १७५० कोटी रुपयांची मागणी करण्याचा निर्णय बैठकीत घेण्यात आलाय. यामध्ये इतर मागासवर्गीय महामंडळाला १००० कोटी, संलग्न मंडळाला ७५० कोटी रुपयांचा समावेश करण्याचा निर्णय घेण्यात आलाय. आमदार धनंजय मुंडे यांनी बंजारा आणि वंजारा समाज एकच असल्याचा वक्तव्य केलं होतं. याबाबत बैठकीनंतर बावनकुळे यांनी म्हटलं की, धनंजय मुंडे यांच्या वक्तव्याचा गैरसमज केला असण्याची शक्यता आहे. त्यांनी वेगळ्या बाबतीत हे वक्तव्य केलं असण्याची शक्यता आहे.. त्यामुळे त्यात आणखी वाद निर्माण करण्याची आवश्यकता नाही'. सकाळ+चे सदस्य व्हा शॉपिंगसाठी 'सकाळ प्राईम डील्स'च्या भन्नाट ऑफर्स पाहण्यासाठी क्लिक करा. Read Marathi news and watch Live TV. Breaking news from Maharashtra, India, Pune, Mumbai, Politics, Entertainment, Sports, Lifestyle at SaamTV. Get Live Marathi news on Mobile. Download the Saam Tv app for Android and IOS. Follow Us Copyright © 2025 Sakal Media Group – All Rights Reserved Powered by Quintype</w:t>
       </w:r>
     </w:p>
     <w:p>
@@ -1593,7 +1593,7 @@
     </w:p>
     <w:p>
       <w:r>
-        <w:t>Title: ‘ओबीसी’ मंत्री आक्रमक, सरसकट कुणबी दाखले देण्यास मंत्रिमंडळ उपसमितीचा ठाम विरोध</w:t>
+        <w:t>Title: शिर्डीत केंद्रीय गुप्तचर विभागाच्या कार्यालयासाठी जागा, शेती महामंडळाची १२०० चौरस मीटर जमीन</w:t>
       </w:r>
     </w:p>
     <w:p>
@@ -1605,13 +1605,13 @@
           <w:rPr>
             <w:color w:val="0000FF"/>
           </w:rPr>
-          <w:t>https://www.loksatta.com/mumbai/subcommittee-meeting-obc-chandrashekhar-bawankule-ministry-minister-aggressive-obc-reservation-kunbi-maratha-reservation-ssb-93-5364353/</w:t>
+          <w:t>https://www.loksatta.com/maharashtra/state-approves-land-in-shirdi-for-ib-officers-office-home-bawankule-chaired-meeting-sud-02-5388265/</w:t>
         </w:r>
       </w:hyperlink>
     </w:p>
     <w:p>
       <w:r>
-        <w:t>Content: मुंबई : मराठा समाजातील नागरिकांना सरसकट कुणबी दाखले देऊन ओबीसींच्या हक्कांवर गदा आणण्यास याबाबतच्या मंत्रिमंडळ उपसमितीने विरोध केला आहे. तसेच मराठा समाजापेक्षा ओबीसींना कमी निधी मिळत असल्याने आक्षेप घेण्यात आला. नव्यानेच स्थापन करण्यात आलेल्या मंत्रिमंडळाच्या ओबीसीविषयक उपसमितीची बैठक समितीचे प्रमुख महसूलमंत्री चंद्रशेखर बावनकुळे यांच्या अध्यक्षतेखाली मंत्रालयात पार पडली. या बैठकीत ओबीसींच्या आरक्षणात वाटेकरी नको, अशी भूमिका मांडण्यात आली. त्यापाठोपाठ आतापर्यंत देण्यात आलेल्या कुणबी दाखल्यांची पडताळणी करून श्वेतपत्रिका काढण्यात यावी, अशी उपसमितीची ठाम भूमिका असल्याचे ज्येष्ठ भाजप मंत्री पंकजा मुंडे यांनी सांगितले. मराठा समाज राजकीयदृष्ट्या मागास नसून अवैध दाखले देऊन ओबीसींच्या राजकीय हक्कांवर गदा आणू नये, असे मुंडे यांनी स्पष्ट केले. हैदराबाद गॅझेटबाबत काढलेला शासन निर्णय रद्द करण्याची मागणी करीत मराठा समाजापेक्षा ओबीसींना कमी निधी मिळत असल्याबद्दल मंत्री छगन भुजबळ यांनी आक्षेप घेतला. दरम्यान, हैदराबाद गॅझेटसंदर्भात जारी करण्यात आलेल्या निर्णयाची तातडीने अंमलबजावणी करावी, असे निर्देश मराठा आरक्षण विषयक उपसमितीचे अध्यक्ष व जलसंपदा मंत्री राधाकृष्ण विखे-पाटील यांनी मंगळवारी दिले होते. भुजबळ यांनी या बैठकीत हैदराबाद गॅझेटसंदर्भातील शासन निर्णयातील शब्दरचनेला अनेक आक्षेप घेऊन तो रद्द करण्याची मागणी केली आणि तसे न झाल्यास उच्च न्यायालयात जाण्याचा इशारा दिला. मराठा समाजाला गेल्या दोन-तीन वर्षांत मोठा निधी मिळाला असून ओबीसींमध्ये ३५० जाती असून त्या तुलनेत गेल्या २० वर्षात अपुरा निधी मिळत असल्याची तक्रार भुजबळ यांनी केली. त्यामुळे ओबीसींच्या निधीवाटपावर ही उपसमिती लक्ष देणार आहे. लमाण, बंजारा यांनाही अनुसूचित जमातींचे दाखले द्यावेतहैदराबाद गॅझेट शासनाने स्वीकारले असून त्यामध्ये लमाण आणि बंजारांबाबतही नोंदी असून आपल्याला अनुसूचित जमातींचे (एसटी) दाखले द्यावेत, अशी त्यांची मागणी आहे. त्यांच्या मागणीला आमचे समर्थन आहे. आपण एकाला एक न्याय आणि एकाला दुसरा न्याय देऊ शकत नाही. संविधानाच्या चौकटीत व नियमानुसार निर्णय घ्यावा. त्यामुळे यासंदर्भात वरिष्ठ नेते निर्णय घेतील, असे पंकजा मुंडे यांनी नमूद केले. कुणबी नोंदी असलेल्यांनाच शासन निर्णयानुसार दाखले मिळणार असून त्यासाठी कुणबी नातेसंबंध, ग्राम समिती, तहसीलदारांच्या स्तरावरील समितीचा अहवाल द्यावा लागणार आहे. वंशावळ जुुळल्यानंतर सर्व कागदपत्रांच्या पूर्ततेनंतरच दाखला देण्यात येईल. खोट्या नोंदी होणार नाहीत, याबाबत उपविभागीय अधिकाऱ्यांनी काळजी घेण्याची आवश्यकता असून त्यांनी शासन निर्णयानुसारच अंमलबजावणी करावी, असे चंद्रशेखर बावनकुळे यांनी नमूद केले. ओबीसींना सुमारे तीन हजार ६८८ कोटींचा निधी मिळणे प्रलंबित असल्याची माहिती बैठकीत देण्यात आली. त्यामुळे एक हजार २०० कोटी रुपयांची शिष्यवृत्ती देण्यात आलेली नाही. निधीचा प्रश्न मार्गी लावण्यात यावा, अशी अपेक्षा सर्व मंत्र्यांनी व्यक्त केली. – ओबीसी विद्यार्थ्यांना व्यावसायिक अभ्यासक्रमासाठी १०० टक्के शिष्यवृत्ती द्यावी. – परदेशात उच्च शिक्षणासाठी ७५ ऐवजी २०० विद्यार्थ्यांना शिष्यवृत्ती द्यावी – म्हाडा व सिडकोच्या घरकुल योजनेत ओबीसींसाठी आरक्षण लागू करावे – प्रत्येक शहर व तालुका स्तरावर ओबीसी, व्हीजेएनटी, एस.बी.सी. विद्यार्थ्यांसाठी सुसज्ज ग्रंथालय – ओबीसी आर्थिक विकास महामंडळासाठी एक हजार कोटी रुपयांची तरतूद करावी 'नशीबवान' मालिकेत नेहा नाईक मुख्य नायिकेच्या भूमिकेत झळकणार आहे, तर आदिनाथ कोठारे मुख्य नायकाच्या भूमिकेत दिसणार आहे. नेहाने आदिनाथबरोबर काम करण्याचा अनुभव शेअर केला आहे. ती म्हणाली, "आदिनाथ खूप सांभाळून घेतो आणि त्याच्याकडून खूप शिकायला मिळतं. पहिल्या दिवशीच त्याने माझं दडपण घालवलं आणि मनमोकळेपणाने सीन करायला प्रोत्साहित केलं."</w:t>
+        <w:t>Content: राहाता : शिर्डी येथील सहायक केंद्रीय गुप्तवार्ता अधिकारी (आयबी) यांचे कार्यालय आणि निवासस्थानासाठी जमीन देण्यास राज्य सरकारने मान्यता दिली आहे. महाराष्ट्र राज्य शेती महामंडळाने महसूलमंत्री चंद्रशेखर बावनकुळे यांच्या अध्यक्षतेखाली झालेल्या बैठकीत या प्रस्तावाला मान्यता दिली. ही जमीन शिर्डीजवळील निमगाव कोऱ्हाळे येथील गट क्रमांक ७०/१ मधील १ हजार २०० चौरस मीटर इतकी आहे. शासनाच्या महसूल व वन विभागाने या संबंधीचा अध्यादेश जारी केला आहे. या अध्यादेशात अनेक अटी व शर्ती घालण्यात आल्या आहेत. या जमिनीवर कोणताही आर्थिक व्यवहार करण्यास किंवा तिचे पोटविभाजन करण्यास प्रतिबंध राहील. भविष्यात कोणताही न्यायालयीन किंवा अन्य वाद निर्माण झाल्यास त्याची संपूर्ण जबाबदारी सहायक केंद्रीय गुप्तवार्ता अधिकाऱ्यांची राहील. या अटी व शर्तींचा भंग झाल्यास, सदर जमीन सरकार जमा करण्याचा अधिकार शासनाकडे राहील. ही जमीन प्रदान करताना, प्रचलित रेडीरेकनर दरानुसार शेतीत नसलेल्या जमिनीचे मूल्य आकारले जाणार आहे. शिर्डीत सुमारे १५ वर्षांपासून केंद्रीय गुप्तवार्ता विभागाचे कार्यालय आहे. या कार्यालयात ४ जणांची नेमणूक केंद्र सरकारने केलेली आहे. या कार्यालयाला स्वमालकीची जागा नसल्याने कार्यालय खासगी जागेत भाडे तत्त्वावर आहे. देशातील विविध राज्यांत असलेल्या केंद्रीय गुप्तवार्ता विभागाचे अधिकारी व कर्मचारी यांच्यासाठी निवासस्थाने व कार्यालय स्वमालकीच्या जागेत असावे यासाठी केंद्रीय गृहमंत्री अमित शहा यांनी २०२२ पासून हा प्रकल्प हाती घेतला आहे. पाच वर्षांत हा प्रकल्प पूर्ण करण्याचे केंद्रीय गृह मंत्रालयाचे नियोजन आहे. शिर्डीत केंद्रीय गुप्तवार्ता कार्यालय व निवासस्थानासाठी राज्य सरकारकडून जागा मिळावी, असा प्रस्ताव शिर्डी येथील कार्यालयाने पुणे येथील शेती महामंडळाच्या कार्यालयाकडे पाठविला होता. या प्रस्तावाला शेती महामंडळाच्या बैठकीत मान्यता देण्यात आल्यानंतर राज्य सरकारने प्रस्तावाला मान्यता दिली आहे. शिर्डी हे आंतरराष्ट्रीय कीर्तीचे तीर्थक्षेत्र आहे. तिथे सातत्याने विविध क्षेत्रातील अति महत्त्वाच्या व्यक्ती भेट देतात. राजकीय पक्षांची अधिवेशने सातत्याने होत असतात. हजारो भक्त रोज साईबाबांच्या समाधी दर्शनासाठी येतात. देवस्थानला वारंवार धमक्याही मिळालेल्या आहेत. विमानतळावरील वाहतूकही वाढत चालली आहे. या सर्व पार्श्वभूमीवर केंद्रीय गुप्तचर यंत्रणेला सतर्क राहावे लागते. त्यामुळेही शिर्डीमध्ये या विभागाचे कार्यालय महत्त्वाचे मानले जाते. केवळ शिर्डीच नव्हे तर उत्तर जिल्ह्यासाठीही महत्त्वाचे आहे. ‘चला हवा येऊ द्या’ या कार्यक्रमाने प्रेक्षकांच्या मनात आपली जागा निर्माण केली आहे. या कार्यक्रमाच्या सूत्रसंचलनाची जबाबदारी निलेश साबळेने सांभाळली होती. भाऊ कदम यांनी एका मुलाखतीत निलेश साबळेबद्दल गौरवोद्गार काढले आणि त्याच्या आगामी सिनेमाबद्दल माहिती दिली. भाऊ कदम म्हणाले की, निलेश साबळे प्रामाणिक आहे आणि त्याच्या यशासाठी देवाकडे प्रार्थना करत आहेत.</w:t>
       </w:r>
     </w:p>
     <w:p>
@@ -1624,7 +1624,7 @@
     </w:p>
     <w:p>
       <w:r>
-        <w:t>Title: Nagpur Development : पर्यावरणासाठी कृत्रिम वाळू धोरणाला चालना, चंद्रशेखर बावनकुळे; कृत्रिम वाळू निर्मिती व वापराला शासनाचे सहकार्य</w:t>
+        <w:t>Title: Maratha Vs OBC : खोट्या कुणबी प्रमाणपत्रांवरून गाजली ओबीसी उपसमितीची बैठक : भुजबळांनी थेट पुरावेच दाखवले</w:t>
       </w:r>
     </w:p>
     <w:p>
@@ -1636,13 +1636,13 @@
           <w:rPr>
             <w:color w:val="0000FF"/>
           </w:rPr>
-          <w:t>https://www.esakal.com/vidarbha/nagpur/nagpur-promotes-eco-friendly-m-sand-big-push-for-artificial-sand-units-amp17</w:t>
+          <w:t>https://sarkarnama.esakal.com/mumbai/chhagan-bhujbal-fake-kunbi-certificates-controversy-obc-meeting-hn97</w:t>
         </w:r>
       </w:hyperlink>
     </w:p>
     <w:p>
       <w:r>
-        <w:t>Content: Nagpur Development Sakal नागपूर : नदीतील अमाप वाळू उपशावर मर्यादा आणण्यासाठी आणि पर्यावरण रक्षणाला प्रोत्साहन देण्यासाठी राज्य शासनाने कृत्रिम वाळू (एम-सँड) धोरण स्वीकारले आहे. या धोरणाला चालना देण्यासाठी नागपूर जिल्ह्यात एम-सँड युनिट स्थापन करण्यासाठी स्वामित्वधनात प्रती ब्रास ४०० रुपयांची सवलत देण्याचा निर्णय घेण्यात आला आहे. पर्यावरण रक्षणाच्यादृष्टीने अधिकाधिक क्रशर उद्योजकांनी नियमानुसार कृत्रिम वाळू धोरणाचा लाभ घेऊन प्रकल्प उभारावेत व गुणवत्तापूर्ण वाळूची निर्मिती करावी, असे आवाहन राज्याचे महसूल तथा नागपूरचे पालकमंत्री चंद्रशेखर बावनकुळे यांनी केले आहे. Follow Us Copyright © 2025 - Sakal Media Pvt Ltd - All rights reserved. Powered by Quintype</w:t>
+        <w:t>Content: Maratha Vs OBC : मराठा समाजातील सदस्यांना बनावट आणि खाडाखोड केलेल्या कागदपत्रांच्या आधारे कुणबी प्रमाणपत्र देण्यात येत आहेत, असा आरोप करत मंत्री छगन भुजबळ यांनी भर बैठकीत मंत्री चंद्रशेखर बावनकुळे यांच्यासमोर काही प्रमाणपत्रच सादर केली. ही कुणबी प्रमाणपत्र बनावट असल्याचा त्यांचा दावा आहे. भुजबळ यांच्या दालनात महसूल मंत्री चंद्रशेखर बावनकुळे यांच्या अध्यक्षतेखालील ओबीसी प्रश्नांवरील मंत्रिमंडळ उपसमितीची बैठक झाली. यावेळी भुजबळ यांचा रुद्रावतार बघायला मिळाला. भुजबळ म्हणाले, कुणबी प्रमाणपत्रांच्या पडताळणीसाठी आज झालेल्या मंत्रिमंडळ उपसमितीच्या बैठकीत मी काही पुरावे सादर केले. सध्या कुणबी प्रमाणपत्रे वितरित केली जात असताना, ती कागदपत्रांवर आधारित आहेत ज्यात कागदपत्रांवर खाडाखोड करून नव्याने नोंदणी केल्या जात आहेत. मराठा समाजातील सदस्यांना कुणबी (ओबीसी) प्रमाणपत्रे मिळावीत यासाठी राज्य सरकारने न्यायमूर्ती शिंदे समिती स्थापन केली होती. मात्र बनावट आणि संशयास्पद कुणबी प्रमाणपत्रे वितरित केली जात आहेत. या सगळ्याची चौकशी करण्यासाठी आता तशाच पद्धतीची रचना असलेली एक नवीन समिती स्थापन करावी. ही समिती न्यायमूर्ती शिंदे समितीच्या पडताळणीनंतर देण्यात आलेल्या प्रमाणपत्रांची पडताळणी करेल, अशी मागणी मी बैठकीत केली आहे. अशी बनावट प्रमाणपत्र देणे तातडीने थांबवावे अशी मागणी ही बैठकीत केल्याचे भुजबळ म्हणाले. मागील बैठकीमध्ये भुजबळ यांनी हैदराबाद राजपत्र लागू करण्याचा शासन आदेश तातडीने मागे घ्यावा, अशी मागणी केली होती. समितीचे अध्यक्ष बावनकुळे म्हणाले की, भुजबळ यांनी बैठकीत 15-20 बनावट प्रमाणपत्रे सादर केली. यानंतर अधिकाऱ्यांनी बनावट किंवा बदललेल्या कागदपत्रांच्या आधारे प्रमाणपत्र देऊ नये असे आदेश दिले आहेत. एकूणच छगन भुजबळ यांच्या आरोपांमुळे आणि त्यांनी दावा केलेल्या बनावट कुणबी प्रमाणपत्रांमुळे आजची ओबीसी उपसमितीची बैठक गाजली. सरकारनामाचे सदस्य व्हा शॉपिंगसाठी 'सकाळ प्राईम डील्स'च्या भन्नाट ऑफर्स पाहण्यासाठी क्लिक करा. Read Latest Marathi Political News, Breaking Political News from Maharashtra, India, Pune &amp; Mumbai at Sarkarnama. To Get Live Political Marathi News on Mobile, Download the Sarkarnama Mobile App for Android and IOS. सरकारनामा आता सर्व सोशल मीडिया प्लॅटफॉर्मवर. ताज्या राजकीय घडामोडींसाठी फेसबुक, ट्विटर, इन्स्टाग्राम, शेअर चॅट, टेलिग्रामवर आणि व्हॉट्सॲप आम्हाला फॉलो करा. तसेच, सरकारनामा यूट्यूब चॅनेलला आजच सबस्क्राइब करा. Follow Us Copyright © 2025 Sakal Media Group – All Rights Reserved Powered by Quintype वेबसाईटवर ब्राउझिंगचा अनुभव सर्वोत्तम असावा, यासाठी आम्ही कुकीजचा वापर करतो. कुकीजमुळे तुम्हाला तुमच्या आवडत्या मजकुराची शिफारस करता येते. आमचे गोपनीयता आणि कुकीजसंदर्भातील धोरण तुम्हाला मान्य आहे.</w:t>
       </w:r>
     </w:p>
     <w:p>
@@ -1655,7 +1655,7 @@
     </w:p>
     <w:p>
       <w:r>
-        <w:t>Title: ‘देवाभाऊ’… जाहिरातीवरून रोहित पवारांचा भाजपवर आरोप; बावनकुळेंनी दिलं तोडीसतोड उत्तर म्हणाले…</w:t>
+        <w:t>Title: आदिवासींची वनपट्टे गिळंकृत करुन बांधली घरे? दोन हजार कोटींच्या भूखंड घोटाळ्याची 'एसआयटी' करणार चौकशी</w:t>
       </w:r>
     </w:p>
     <w:p>
@@ -1667,13 +1667,13 @@
           <w:rPr>
             <w:color w:val="0000FF"/>
           </w:rPr>
-          <w:t>https://puneprimenews.com/mumbai/rohit-pawars-allegations-against-bjp-over-devabhau-advertisement-bawankule-gave-a-befitting-reply-saying/</w:t>
+          <w:t>https://www.lokmat.com/gadchiroli/houses-built-by-swallowing-tribal-forest-lands-sit-to-investigate-rs-2000-crore-plot-scam-a-a1000/amp/</w:t>
         </w:r>
       </w:hyperlink>
     </w:p>
     <w:p>
       <w:r>
-        <w:t>Content: मुंबई : मुख्यमंत्री देवेंद्र फडणवीस यांचा “देवाभाऊ” या एकाच शब्दाच्या जाहिरातीसह छत्रपती शिवाजी महाराजांच्या पायाशी फुलं अर्पण करतानाचा फोटो असलेली जाहिरात सध्या चर्चेत आहे. वर्तमानपत्रे आणि दूरदर्शनवर प्रसिद्ध झालेल्या या जाहिरातीवरून विरोधकांनी सत्ताधाऱ्यांना निशाण्यावर घेतले आहे. मात्र ही जाहिरात नेमकी कुणी दिली, हे अद्याप स्पष्ट झालेले नाही. राष्ट्रवादी काँग्रेस शरदचंद्र पवार पक्षाचे आमदार रोहित पवार यांनी या जाहिरातीवरून भाजपवर टीका करत, “महसूलमंत्री म्हणून ज्या कंपनीचा 90 कोटी रुपयांहून अधिक दंड माफ केला होता, त्या कंपनीनेच ही जाहिरात दिली का?” असा थेट सवाल मंत्री चंद्रशेखर बावनकुळे यांना केला. यावर प्रत्युत्तर देताना बावनकुळे यांनी रोहित पवारांच्या आरोपांना फेटाळून लावत, “तुम्ही फार मोठा शोध लावला आहे. महसूलमंत्री म्हणून मी कोणत्याही कंपनीचा 90 कोटींचा दंड माफ केला असेल, तर तो सिद्ध करा. अन्यथा राजकीय संन्यास घ्या,” असे आव्हान त्यांनी दिले. रोहित पवार यांनी ही जाहिरात निनावी असल्याकडे लक्ष वेधत असा प्रश्न उपस्थित केला की, “जाहिरात भाजपने दिली असेल, तर आपल्या नावाने का दिली नाही? जर सरकारने दिली असेल, तर कोट्यवधी रुपये जाहिरातीत खर्च करण्याऐवजी योजना बंद होऊ नयेत आणि कंत्राटदारांचे थकित बिले देण्यात यावीत. अन्यथा, या जाहिराती म्हणजे उपकारांची परतफेड असल्याचे स्पष्ट होते,” अशी टीका रोहित पवारांनी केली आहे. बावनकुळे यांनी मात्र पवारांचा आरोप आधारहीन असल्याचे सांगत, “सिद्ध करा अन्यथा संन्यास घ्या,” असे प्रतिउत्तर दिले आहे. या जाहिरातीच्या माध्यमातून नेमके कोणते हितसंबंध जोपासले गेले, यावर राजकीय क्षेत्रात चर्चा रंगली आहे. © 2022 ContentOcean Infotech Pvt Ltd. Login to your account below Remember Me Please enter your username or email address to reset your password. © 2022 ContentOcean Infotech Pvt Ltd.</w:t>
+        <w:t>Content: हिंदी | English FOLLOW US : By ऑनलाइन लोकमत | Updated: September 20, 2025 20:06 IST लोकमत न्यूज नेटवर्कगडचिरोली : जिल्ह्यात शासकीय जमिनीवर कब्जा करुन तसेच आदिवासींना दिलेले वनपट्टे गिळंकृत करुन नोटरीवर खरेदी विक्री व्यवहार केल्याचे समोर आले होते. भूमाफिया, नगररचनाकार विभाग तसेच स्थानिक स्वराज्य संस्थांमधील काही अधिकाऱ्यांच्या संगनमताने जिल्ह्यात अशा जागांवर पाचशेवर पक्की घरे बांधल्याची तक्रार महसूलमंत्री चंद्रशेखर बावनकुळे यांच्याकडे पुराव्यानिशी प्राप्त झाली, याची गंभीर दखल घेत त्यांनी जिल्हाधिकाऱ्यांच्या अध्यक्षतेखाली विशेष तपास पथक (एसआयटी) नेमण्याची घोषणा केली. मंत्री बावनकुळे हे छत्रपती शिवाजी महाराज महाराजस्व अभियानांतर्गत राबविण्यात येत असलेल्या सेवा पंधरवडा उपक्रमात सहभागी होण्यासाठी १९ सप्टेंबरला जिल्हा दौऱ्यावर आले होते. यावेळी जिल्हा नियोजन भवनात त्यांनी ११० निवेदने स्वीकारली. सामाजिक कार्यकर्ते चंद्रशेखर भडांगे व प्रकाश ताकसांडे यांनी भूखंड घोटाळ्याबाबत पुराव्यासह तक्रार केल्यानंतर बावनकुळे यांनी आश्चर्य व्यक्त करत तातडीने चौकशी समिती गठीत करण्याचा निर्णय घेतला. २ हजार कोटी रुपयांची व्याप्ती जमीन घोटाळ्यात असल्याचा अंदाज आहे. बनावट कागदपत्रे तयार करणारे, त्यांना नियमित करून विक्रीस परवानगी देणारे चौकशीच्या फेऱ्यात अडकतील. अर्चना पुट्टेवारच्या अटकेनंतर झाले होते आरोप कामचुकारांना सुनावले, वेतनवाढ रोखण्याचे निर्देश या उपक्रमात मोठ्या संख्येने नागरिकांनी आपापल्या तक्रारी व निवेदने सादर केली. प्राप्त तक्रारींवर त्वरीत कार्यवाही करण्याच्या स्पष्ट सूचना मंत्रीद्वयानी जिल्हाधिकाऱ्यांसह संबंधित अधिकाऱ्यांना दिल्या. एका प्रकरणात २० दिवसांपेक्षा अधिक कालावधीत तक्रारीचे निपटारा करण्यात झालेल्या दिरंगाईची दखल घेत महसूल मंत्री बावनकुळे यांनी संबंधित अधिकाऱ्यावर विभागीय चौकशी करून वेतनवाढी रोखण्यासाठी शिफारस करण्याच्या सूचना दिल्या. अधिकाऱ्यांनी वेळेवर काम केले असते तर नागरिकांना इतक्या मोठ्या प्रमाणात आज इथे यावे लागले नसते, अशा शब्दांत त्यांनी कामचुकारांना भर बैठकीत सुनावले. ४० हजार बंगाली कुटुंबांच्या 'पीआर'वर लागणार नावे जिल्ह्यात बंगाली बांधवांना प्रॉपर्टी कार्ड दिले, पण त्यावर बंगाली असा सरसकट उल्लेख आहे, तो हटवून सर्वांची स्वतःची नावे लावण्याचे निर्देश महसूलमंत्री चंद्रशेखर बावनकुळे यांनी दिले. ते म्हणाले, यामुळे बंगाली बांधवांना आपल्या जागेचा मालकी हक्क मिळेल तसेच घरकुलसह विविध योजनेचा लाभघेणे सुकर होईल. मुलचेरा व चामोर्शी तालुक्यात मोठ्या संख्येने बंगाली बांधव वास्तव्यास आहेत. त्यांच्या जागेच्या मालकी हक्काचा तिढा सुटला होता. पण प्रापर्टी कार्डवर नाव नसल्याने योजनांचा लाभ घेणे कठीण बनले होते. जिल्हाधिकारी कार्यालयात घेतली आढावा बैठक मंत्रीद्वयींनी जिल्हाधिकारी कार्यालयात विविध विभागांचा आढावा घेतला. यावेळी आवश्यक ते निर्देशही देण्यात आले. बैठकीला खा. डॉ. नामदेव किरसान, आ. डॉ. मिलिंद नरोटे, आ. रामदास मसराम, जिल्हाधिकारी अविश्यांत पंडा, जि.प. सीईओ सुहास गाडे, अतिरिक्त अधीक्षक गोकुल राज जी व अधिकारी उपस्थित होते. FOLLOW US : Copyright © 2013-2019 Lokmat Media Pvt Ltd</w:t>
       </w:r>
     </w:p>
     <w:p>
@@ -1686,7 +1686,7 @@
     </w:p>
     <w:p>
       <w:r>
-        <w:t>Title: फडणवीसांवरील प्रेम व्यक्त करणाऱ्या जाहिरातींवरुन रोहित पवारांच्या पोटात का दुखतंय? बावनकुळे यांचा सवाल</w:t>
+        <w:t>Title: Nagpur ZP : आमदाराच्या गाडीतून उतरून पळ काढलेल्या सदस्याला भाजपने ZP अध्यक्ष केलं... पतीलाही आमदराकी दिली!</w:t>
       </w:r>
     </w:p>
     <w:p>
@@ -1698,13 +1698,13 @@
           <w:rPr>
             <w:color w:val="0000FF"/>
           </w:rPr>
-          <w:t>https://www.nagpurtoday.in/why-is-rohit-pawars-stomach-hurting-over-advertisements-expressing-love-for-fadnavis-bawankule-questions/09091016</w:t>
+          <w:t>https://sarkarnama.esakal.com/vishesh/nagpur-zilla-parishad-president-nisha-sawarkar-bjp-tekchand-sawarkar-mla-hn97-rc70</w:t>
         </w:r>
       </w:hyperlink>
     </w:p>
     <w:p>
       <w:r>
-        <w:t>Content: नागपूर : मुख्यमंत्री देवेंद्र फडणवीस यांच्यावरील प्रेमातून कोणी जाहिरात दिली, तर त्यामुळं रोहित पवारांना एवढा त्रास का होतो? असा सवाल राज्याचे महसूल मंत्री चंद्रशेखर बावनकुळेयांनी केला. सोमवारी (९ सप्टेंबर) नागपूरजवळील कोराडी येथे पत्रकार परिषदेत ते बोलत होते. अलीकडेच काही वृत्तपत्रांमध्ये छत्रपती शिवाजी महाराजांच्या पायाशी नतमस्तक होत असलेले फडणवीस यांचा फोटो असलेली जाहिरात प्रसिद्ध झाली. या जाहिरातीवर राष्ट्रवादी काँग्रेसचे आमदार रोहित पवार यांनी सरकारवर, विशेषतः बावनकुले यांच्यावर टीका केली होती. त्याला प्रत्युत्तर देताना बावनकुळे यांनी रोहित पवारांवर पलटवार केला. “उद्धव ठाकरे सरकारच्या काळात कोणत्या जाहिराती आल्या होत्या? कोणत्या धनाढ्यांनी त्या दिल्या होत्या? कशी वसूली केली जात होती? हे रोहित पवारांनी एकदा पाहावं. प्रेमापोटी फडणवीसांच्या फोटोसह जाहिरात आली, तर त्यांना का त्रास होतो? महाराष्ट्राला फडणवीसांच्या रूपाने एक दुर्मीळ सर्वांगीण नेता लाभला आहे. त्यांनी एकनाथ शिंदे व अजित पवारांसोबत मिळून जनतेचं प्रेम जिंकलं आहे,” असं बावनकुळे म्हणाले. बावनकुळे पुढे म्हणाले, “या सरकारला ३ कोटी १७ लाख मतं मिळाली आहेत. त्यामुळे प्रेमातून जाहिरात आली, तर एवढं पोटदुखं का? छत्रपती शिवाजी महाराजांसमोर व राज्यातील १४ कोटी जनतेसमोर नतमस्तक असलेला फडणवीसांचा फोटो असलेली जाहिरात ही एका भावनेतून आली आहे. राज्य समर्पित आहे, हे दाखवण्यासाठी ती आहे. या भावनेचं राजकारण करू नका. आपण काय काय केलंय, त्याचे पुरावे आमच्याकडे आहेत. पण त्यात जाण्याची मला गरज नाही. मात्र, फडणवीसांची जाहिरात आली म्हणून एवढं अस्वस्थ होणं चुकीचं आहे.” “फडणवीसांनी इतकं जनप्रेम मिळवलं आहे की त्यांचे हजारो जाहिराती निघतील. ते महाराष्ट्राचे यशस्वी नेता आहेत. त्यामुळे लोक आपलं प्रेम जाहिरातींतून व्यक्त करत आहेत. संबंधित व्यक्तीनं नाव दिलं नाही, तरी त्यात विशेष काही नाही. भावना वेगळी नाही. म्हणून त्या भावनेचा आदर करायला हवा,” असंही बावनकुळे यांनी स्पष्ट केलं.</w:t>
+        <w:t>Content: Nagpur ZP : राजकारणात बंडाची भाषा केल्याशिवाय किंवा उपद्रव मूल्य दाखवल्याशिवाय पदरी काही पडत नाही असे म्हणतात. एका अर्थाने ते खरेच आहे. नागपूर जिल्हा परिषदेत घडलेल्या घडामोडींवर हे याचा सर्वांनाच प्रत्यय आला. विश्वास बसणार नाही, परंतु नागपूर जिल्हा परिषदेच्या माजी अध्यक्षा निशा सावरकर या भाजप आमदाराच्या गाडीतून उतरून अक्षरश: पळून गेल्या होत्या. शेवटी अध्यक्षपद देऊनच भाजपला त्यांची समजूत काढावी लागली होती. 2012 च्या निवडणुकीत भाजप-शिवसेनेची युती होती. युतीकडे काठावरचे बहुमत होते. वेळेवर कोणी गडबड करू नये म्हणून भाजपने आपल्या सर्व जिल्हा परिषद सदस्यांना मध्यप्रदेशातील अमरकंटक येथे पर्यटनाला नेले होते. मतदानाच्या दिवशी सर्वांना आणण्याचे नियोजन केले होते. त्यावेळी अध्यक्षपद महिला राखील होते. भाजपच्यावतीने संध्या गोतमारे आणि निशा सावरकर ही दोन नावे आघाडीवर होती. सर्व जिल्हा परिषद सदस्यांना अध्यक्षपदाच्या निवडणुकीसाठी नागपूरमध्ये परत आणले जात होते. यादरम्यान निशा सावरकर यांना त्यांचा पत्ता कापल्याची बातमी समजली. अस्वस्थ झालेल्या निशा सावरकर तत्कालीन आमदार अशोक मानकर यांच्या गाडीत बसल्या. नागपूर शहरात एंट्री करताच ‘इमर्जंसी‘ चा बहाणा करून त्या गाडीतून उतरल्या आणि पळ काढला. त्यामुळे एकच खळबळ उडाली होती. दुसरीकडे काँग्रेसनेही अध्यक्षपदाच्या निवडणुकीसाठी तयारी सुरू केली होती. निशा सावरकर काँग्रेसच्या गटात जाणार अशी अफवा पसरली. त्यामुळे भाजपमध्ये मोठी अस्वस्थता निर्माण झाली. भाजपने ‘प्लॅन बी‘वर काम सुरू केले. राष्ट्रवादी काँग्रेसचे नेते अनिल देशमुख यांंच्याशी भाजपने तडजोड केली. त्या बदल्यात राष्ट्रवादी काँग्रेसला उपाध्यक्षपद देऊन भाजपने डॅमेज कंट्रोल केले. भाजपच्या संध्या गोतमारे अध्यक्ष झाल्या आणि राष्ट्रवादीचे चंद्रशेखर चिखले उपाध्यक्ष झाले. यात निशा सावरकरांचे प्रयत्न मात्र फसले. पण त्यांची चतुराई त्यांना अडीच वर्षानंतर कामात आली. झाले गेले विसरून भाजपचे नेते चंद्रशेखर बावनकुळे यांनी निशा सावरकर यांना भाजपमध्ये आणले आणि अध्यक्षपदही दिले. अशारितीने निशा सावरकर अध्यक्ष झाल्या. विशेष म्हणजे त्या अध्यक्ष झाल्यानंतर जिल्हा परिषदेची निवडणूक एक वर्ष लांबली. त्यामुळे त्यांना अडीच नव्हे तर तब्बल साडेतीन वर्ष जिल्हा परिषदेचा कार्यकाळ उपभोगता आला. निशा सावरकर यांच्यासोबत पती टेकचंद सावरकर यांचेही नशीब फळफळले. विधानसभा निवडणुकीत भाजपने चंद्रशेखर बावनकुळे यांचे तिकीट कापून सर्वांनाच धक्का दिला होता. त्यावेळी बावनकुळे यांच्याऐवजी टेकचंद सावरकर यांना उमेदवारी देण्यात आली. ते निवडूनसुद्धा आले. मात्र पाच वर्षानंतर बावनकुळे यांनी पुन्हा आपला कामठी विधानसभा मतदारसंघ आपल्या ताब्यात घेतला. सरकारनामाचे सदस्य व्हा शॉपिंगसाठी 'सकाळ प्राईम डील्स'च्या भन्नाट ऑफर्स पाहण्यासाठी क्लिक करा. Read Latest Marathi Political News, Breaking Political News from Maharashtra, India, Pune &amp; Mumbai at Sarkarnama. To Get Live Political Marathi News on Mobile, Download the Sarkarnama Mobile App for Android and IOS. सरकारनामा आता सर्व सोशल मीडिया प्लॅटफॉर्मवर. ताज्या राजकीय घडामोडींसाठी फेसबुक, ट्विटर, इन्स्टाग्राम, शेअर चॅट, टेलिग्रामवर आणि व्हॉट्सॲप आम्हाला फॉलो करा. तसेच, सरकारनामा यूट्यूब चॅनेलला आजच सबस्क्राइब करा. Follow Us Copyright © 2025 Sakal Media Group – All Rights Reserved Powered by Quintype वेबसाईटवर ब्राउझिंगचा अनुभव सर्वोत्तम असावा, यासाठी आम्ही कुकीजचा वापर करतो. कुकीजमुळे तुम्हाला तुमच्या आवडत्या मजकुराची शिफारस करता येते. आमचे गोपनीयता आणि कुकीजसंदर्भातील धोरण तुम्हाला मान्य आहे.</w:t>
       </w:r>
     </w:p>
     <w:p>
@@ -1717,7 +1717,7 @@
     </w:p>
     <w:p>
       <w:r>
-        <w:t>Title: OBC subcommittee meeting : ओबीसी उपसमितीच्या बैठकीत भुजबळ, पंकजा आक्रमक</w:t>
+        <w:t>Title: Mahayuti Government : सोलापूर जिल्ह्यातील कुर्डू गावच्या मुरूम उत्खनन प्रकरणाचा महाराष्ट्रातील 41000 गावांना फायदा होणार</w:t>
       </w:r>
     </w:p>
     <w:p>
@@ -1729,13 +1729,13 @@
           <w:rPr>
             <w:color w:val="0000FF"/>
           </w:rPr>
-          <w:t>https://pudhari.news/amp/story/maharashtra/mumbai/maharashtra-obc-subcommittee-bhujbal-munde-raise-injustice-issue-ab96</w:t>
+          <w:t>https://sarkarnama.esakal.com/maharashtra/ajit-pawar-ips-anjana-krishna-dispute-murum-excavation-benefits-41000-villages-maharashtra-dk88</w:t>
         </w:r>
       </w:hyperlink>
     </w:p>
     <w:p>
       <w:r>
-        <w:t>Content: मुंबई : राज्याचे महसूल मंत्री चंद्रशेखर बावनकुळे यांच्या अध्यक्षतेखाली बुधवारी पहिल्याच झालेल्या आज ओबीसी मंत्रीमंडळ उपसमितीच्या बैठकीत ओबीसी नेते छगन भुजबळ आणि पंकजा मुंडे यांनी ओबीसींवर अन्याय झाला असल्याचा आरोप करत आक्रमक भूमिका घेतली. भुजबळ यांनी पुन्हा एकदा मराठा आरक्षणाच्या जीआरवर संताप व्यक्त करत, सरकारने कुणबी नोंदी संदर्भात काढलेल्या जीआरमुळे ओबीसींना फटका बसणार असल्याचा आरोप केला. मागील वीस वर्षांत ओबीसी समाजाला सरकारने कमी निधी दिला. पण केवळ 2- 3 वर्षांतच मराठा समाजाला त्याहून कितीतरी जास्त निधी दिला. तसेच सरकारच्या जीआरमधील काही शब्दांवर आक्षेप नोंदवत ओबीसींना फटका बसेल, असा जीआर काढल्याप्रकरणी इतर मागासवर्गीय विभागाच्या अधिकार्‍यांवरही राग व्यक्त केला. जीआर निघाल्यामुळे आपण सर्वजण असहाय्य झालो आहोत. त्यामुळे या ठिकाणी प्रश्न सुटला नाही, तर आम्ही न्यायालयात जाऊ, असा इशाराही त्यांनी दिला. सरकारने 2 सप्टेंबर रोजी काढलेला जीआर दबावाखाली काढलेला आहे. या प्रकरणी ओबीसीची एक समिती स्थापन झाली. तिच्याशीही या प्रकरणी चर्चा केली नाही. सरकारने यासंबंधी काही सूचना व हरकतीही मागवल्या नाहीत. या जीआरमुळे ओबीसीतील 350 हून अधिक जातींवर अन्याय झाला आहे. त्यामुळे हा जीआर मागे घ्यावा, किंवा त्यात योग्य ती सुधारणा करावी, असे सूचना भुजबळ यांनी केली. पर्यावरण मंत्री पंकजा मुंडे यांनी मराठा समाजाला बोगस प्रमाणपत्र देण्यात येऊ नयेत. तसेच मराठा आरक्षणाबाबत अवैध दाखलेही देऊ नये, अशी भूमिका घेतली. या प्रकरणी श्वेतपत्रिका काढण्याची मागणीही त्यांनी केली. या बैठकीला समितीचे सदस्य गुलाबराव पाटील, अतुल सावे, संजय राठोड, दत्तात्रय भरणे उपस्थित होते. 'Pudhari' is excited to announce the relaunch of its Android and iOS apps. Stay updated with the latest news at your fingertips. Android and iOS Download now and stay updated, anytime, anywhere. Pudhari Publications Private Limited</w:t>
+        <w:t>Content: वसंत कांबळे Solapur News: कुर्डू येथील मुरूम प्रकरणामुळे राज्याचे उपमुख्यमंत्री अजित पवार आणि डीवायएसपी अंजली कृष्णा यांचा फोनवरील संवाद व्हायरल झाला होता. या प्रकरणानंतर महाराष्ट्र शासनाने 3 एप्रिल 2025 रोजी काढलेल्या शासन निर्णयाला (जीआर) उर्जितावस्था मिळाली आहे. कुर्डूतील आंदोलनातून हा जीआर प्रशासनातील अधिकाऱ्यांना माहितच नव्हता, हे स्पष्ट झाले. मात्र आंदोलनामुळे हा जीआर आता सर्वांसाठी खुला झाला आहे. एका कार्यक्रमात उपमुख्यमंत्री अजित पवार (Ajit Pawar) यांनी मुख्यमंत्री देवेंद्र फडणवीस, उपमुख्यमंत्री एकनाथ शिंदे आणि महसूल मंत्री चंद्रशेखर बावनकुळे यांच्या उपस्थितीत या जीआरबाबत थेट सूचना दिल्या. “चांदा ते बांदा सर्वत्र हा जीआर लागू करावा, त्याची माहिती सोलापूरपर्यंत पोहोचवावी,” असे त्यांनी सांगितले. यावेळी महसूल मंत्री चंद्रशेखर बावनकुळे (Chandrashekhar Bawankule) यांना अजित पवार म्हणाले, “हे अभियान जर मागच्या महिन्यातच सुरू झाले असते, तर एवढे प्रकरण गाजलेच नसते,” असे मनोगतात त्यांनी व्यक्त केले. कुर्डूमध्ये ज्या कागदाच्या आधारावर मुरूम उपसा सुरू होता, त्याच कागदाची आता राज्यभर माहिती करुन देण्याचे काम अजित पवार यांनी केले आहे. अशी किती शासन परिपत्रके (जी.आर.) लोकांना माहिती होऊ दिली जात नाहीत व माहिती असतानाही चुकीच्या पद्धतीने कार्यवाही का केली जाते0 प्रशासनाला चुकीची माहिती देणाऱ्या अधिकाऱ्यामुळे एवढे मोठे प्रकरण देभभर गाजले त्या अधिकाऱ्यावर महसूल प्रशासनाने काय कारवाई केली हे जाहीर करावे, अशी मागणी नागरिकांमधून होत आहे. राज्य सरकारनं अशी सर्व परिपत्रके गावातील ग्रामपंचायत नगरपालिका कार्यालय तलाठी कार्यालय व सेतू कार्यालय या ठिकाणी दाखवण्यात यावी, अशी मागणी जोर धरत आहे. त्यानंतर प्रशासनाने कुर्डूमध्ये मुरूम उत्खनन करणाऱ्या ग्रामपंचायतीचे सरपंच आणि ग्रामसेवक यांच्यावर गुन्हे दाखल केले. त्यानंतर कुर्डू ग्रामस्थांची एकी राज्याने पाहिली. कुर्डू गाव प्रशासनाने अन्याय केला त्याच्या निषेधार्थ ग्रामस्थांनी एक दिवस संपूर्ण गाव बंद ठेऊन दाखल झालेल्या गुन्ह्यांचा निषेध व्यक्त केला. आमच्या गावातील वाड्या वस्तीवरील रस्ते दुरुस्त करावे मागणी केली. या आंदोलनाची धग ही मंत्रालयालापर्यंत पोहोचली. महसूलमंत्र्यांनी येथून पुढे पाणंद रस्त्यांसाठी जो मुरूम उत्खनन होईल त्याला रॉयल्टी भरायची आवश्यकता नाही, असे घोषित केले. एखादं गाव पानंद रस्त्यासाठी मुरूम उत्खनन करत असताना त्या गावाला बदनाम न करता त्या गावाची मागणी काय आहे, गाव कशासाठी मागणी करतोय... याचा विचार केला पाहिजे. राज्य सरकारने कुर्डू आंदोलनाची दखल घेतली आणि कुर्डूच्या एका आंदोलनामुळे राज्यातील सर्वच गावातील पाणंद रस्त्यांना या निर्णयाचा फायदा होणार आहे. सरकारचे व कुर्डू करांचे अभिनंदन माजी आ. संजयमामा शिंदे, माढा -करमाळा विधानसभा गावाची मागणी गरज काय आहे त्यावर काम केले तर आख्खा गाव पाठीशी उभारतो हे आमच्या गावाने सिध्द केले आहे.तळागाळातील जनतेचे प्रश्न सोडविण्यासाठी पदाधिकारी यांनी प्रथम प्राधान्य द्यावे हे आमच्या नेते अजित दादा यांचे आम्हाला सांगणे आहे त्याच धर्तीवर आम्ही काम करत आहोत. बाबा जगताप, अध्यक्ष माढा -करमाळा विधानसभा मतदारसंघ, राष्ट्रवादी काँग्रेस पार्टी (अजित पवार गट) कुर्डू मुरूम उत्खनन प्रकरणांमध्ये कुर्डूला बदनाम करण्यासाठी ज्यांनी पुढाकार घेतला होता, त्यांना कळून चुकले असेल की, आम्ही जे आंदोलन करत होतो त्या गावातील सार्वजनिक रस्त्यांसाठी करत होतो. आणि आमच्या मागणीची दखल राज्य सरकारने घेतली. यामध्ये मुख्यमंत्री उपमुख्यमंत्री आणि महसूल मंत्री यांची आम्ही कुर्डू ग्रामस्थांच्या वतीने जाहीर आभार व्यक्त करतो. तसेच या प्रकरणांमध्ये आम्हाला राज्य सरकारमध्ये संवाद घडवून ज्यांनी आणला ते आमचे नेते करमाळ्याचे विकास पुरुष संजय मामा शिंदे यांचे देखील आम्ही विशेष आभार व्यक्त करतो. - अण्णासाहेब ढाणे, माजी जिल्हा परिषद सदस्य प्रतिनिधी सरकारनामाचे सदस्य व्हा शॉपिंगसाठी 'सकाळ प्राईम डील्स'च्या भन्नाट ऑफर्स पाहण्यासाठी क्लिक करा. Read Latest Marathi Political News, Breaking Political News from Maharashtra, India, Pune &amp; Mumbai at Sarkarnama. To Get Live Political Marathi News on Mobile, Download the Sarkarnama Mobile App for Android and IOS. सरकारनामा आता सर्व सोशल मीडिया प्लॅटफॉर्मवर. ताज्या राजकीय घडामोडींसाठी फेसबुक, ट्विटर, इन्स्टाग्राम, शेअर चॅट, टेलिग्रामवर आणि व्हॉट्सॲप आम्हाला फॉलो करा. तसेच, सरकारनामा यूट्यूब चॅनेलला आजच सबस्क्राइब करा. Follow Us Copyright © 2025 Sakal Media Group – All Rights Reserved Powered by Quintype वेबसाईटवर ब्राउझिंगचा अनुभव सर्वोत्तम असावा, यासाठी आम्ही कुकीजचा वापर करतो. कुकीजमुळे तुम्हाला तुमच्या आवडत्या मजकुराची शिफारस करता येते. आमचे गोपनीयता आणि कुकीजसंदर्भातील धोरण तुम्हाला मान्य आहे.</w:t>
       </w:r>
     </w:p>
     <w:p>
@@ -1748,7 +1748,7 @@
     </w:p>
     <w:p>
       <w:r>
-        <w:t>Title: आता आहे का हिंमत? रोहीत पवारांनी बावनकुळेंचा 'तो' आदेशच दाखवला! DCP कृष्णा प्रकरणानंतर राजकारण तापलं</w:t>
+        <w:t>Title: Land survey: जमीनमोजणी शिवाय दस्ताची नोंदणी नाही</w:t>
       </w:r>
     </w:p>
     <w:p>
@@ -1760,13 +1760,13 @@
           <w:rPr>
             <w:color w:val="0000FF"/>
           </w:rPr>
-          <w:t>https://marathi.oneindia.com/maharashtra/rohit-pawar-showed-order-regarding-illegal-mining-of-bawankule-dysp-anjali-krishna-case-politics-036723.html</w:t>
+          <w:t>https://pudhari.news/maharashtra/pune/maharashtra-private-land-survey-agencies-mandatory-registration-ac90</w:t>
         </w:r>
       </w:hyperlink>
     </w:p>
     <w:p>
       <w:r>
-        <w:t>Content: Rohit Pawar showed order regarding illegal mining of Bawankule : सोलापूर जिल्ह्यातील माढा तालुक्यातील कुर्डू गावात बेकायदेशीर मुरुम उपसा करणाऱ्यावर कारवाई करणाऱ्या पोलिस उपअधिक्षक तथा सनदी अधिकारी अंजली कृष्णा यांच्यावर 'दादागिरी' करतानाचा व्हिडिओ व्हायरल झाला होता, खुद्द राज्याचे उपमुख्यमंत्री अजित पवार यांनी कृष्णा यांना फोनवर खडे बोल सुनावले होते. यावरुन विरोधकांनी अजित पवार आणि महायुती सरकारवर टीकेची झोड उठवली. तर दुसरीकडे राष्ट्रवादी काँग्रेस शरदचंद्र पवार पक्षाचे नेते तथा आमदार रोहीत पवार यांनीही यावरुन जोरदार टीका केली होती, दरम्यान महसूल मंत्री चंद्रशेखर बावनकुळे यांना त्यांनी काही सवाल केले आहेत. यासंदर्भात रोहीत पवारांनी पोस्ट टाकत चंद्रशेखर बावनकुळे यांच्याच एका आदेशाची आठवण करुन दिली. Take a Poll रोहीत पवारांनी त्यांच्या पोस्टमध्ये परतूर (जि. जालना) विधानसभा मतदारसंघाचे आमदार बबनराव लोणीकर यांनी विधानसभेत केलेल्या प्रश्नाचा आणि त्यावरील कार्यवाहीचा संदर्भ दिला आहे. चंद्रशेखर बावनकुळे यांनी अवैध उत्खनन करणाऱ्या धनदांडग्यांना कसा कोट्यवधींचा दंड माफ केला आणि त्यांचे जप्त साहित्य परत करण्याचे कसे आदेश दिले याची पोलखोलही रोहीत पवारांनी केली आहे. चंद्रशेखर बावनकुळेंना लिहिलेल्या पोस्टमध्ये रोहीत पवारांनी म्हटले की, गावातील लोक पाणंद किंवा गावातील रस्ते यासाठी मुरुम काढतात तेव्हा त्यांच्यावर कारवाई करता आणि धनदांडग्यांना सोडता असा आरोप केला आहे. या संदर्भातील एक आदेश रोहीत पवारांनी त्यांच्या एक्स या हँडलवर पोस्ट केला आहे. आदरणीय बावनकुळे साहेब,मी कधीच पुराव्याशिवाय बोलत नाही... हा घ्या पुरावा ... तुमच्याच पक्षाचे आमदार मा.बबनराव लोणीकर यांनी 11 जुलै 2025 रोजी विधानसभेत उपस्थित केलेल्या प्रश्नाला तुम्ही स्वतः महसूल मंत्री म्हणून उत्तर दिले आहे.... दिलेले उत्तर आणि प्रश्न तुम्हीच बघा, तुम्ही केवळ दंडच माफ केला नाही तर जप्त केलेले साहित्यदेखील परत करण्याचे आदेश दिले होते हे विसरलात का? एकंदरीतच यावरून असे दिसून येते की, गावातील लोक जेव्हा पाणंद रस्ते किंवा गावातील रस्ते यासाठी मुरूम काढतात तेंव्हा तुम्ही त्यांच्यावर कारवाई करता पण दुसरीकडे धनदांडग्यांनी अवैध उत्खनन केलं असतानाही कोट्यवधींचा दंड माफ करता... हेच का तुमचं सर्वसामान्यांचं सरकार? राहिला प्रश्न राजकीय संन्यासाचा तर आम्ही तुम्हाला राजकीय संन्यास घ्या म्हणत नाही फक्त जनतेच्या प्रश्नाचे उत्तर द्या.. आहे का हिंमत? आदरणीय बावनकुळे साहेब,मी कधीच पुराव्याशिवाय बोलत नाही... हा घ्या पुरावा ...तुमच्याच पक्षाचे आमदार मा.बबनराव लोणीकर यांनी 11 जुलै 2025 रोजी विधानसभेत उपस्थित केलेल्या प्रश्नाला तुम्ही स्वतः महसूल मंत्री म्हणून उत्तर दिले आहे....दिलेले उत्तर आणि प्रश्न तुम्हीच बघा, तुम्ही… https://t.co/m1o6HcdzkC pic.twitter.com/qrSdQdEzPa— Rohit Pawar (@RRPSpeaks) September 8, 2025 आदरणीय बावनकुळे साहेब,मी कधीच पुराव्याशिवाय बोलत नाही... हा घ्या पुरावा ...तुमच्याच पक्षाचे आमदार मा.बबनराव लोणीकर यांनी 11 जुलै 2025 रोजी विधानसभेत उपस्थित केलेल्या प्रश्नाला तुम्ही स्वतः महसूल मंत्री म्हणून उत्तर दिले आहे....दिलेले उत्तर आणि प्रश्न तुम्हीच बघा, तुम्ही… https://t.co/m1o6HcdzkC pic.twitter.com/qrSdQdEzPa</w:t>
+        <w:t>Content: पुणे : कर्नाटक व आंध्रप्रदेशच्या धर्तीवर महाराष्ट्रातही जमाबंदी आयुक्तालयांच्या अखत्यारित 10 ते 15 खासगी एजन्सींचे भूकरमापक नेमले जाणार आहेत. त्यांच्या माध्यमातून जमिनीची मोजणी केल्याशिवाय दस्त नोंदणी होणार नाही. तसेच दस्त नोंदणी झाल्याशिवाय फेरफार प्रक्रियाही होणार नाही. ही नवी पद्धत येत्या महिन्याभरात राज्यात लागू केली जाणार असून, यास मुख्यमंत्री देवेंद्र फडणवीस यांनी मान्यता दिल्याची माहिती महसूलमंत्री चंद्रशेखर बावनकुळे यांनी दिली. (Latest Pune News) छत्रपती शिवाजी महाराज राजस्व अभियानअंतर्गत ’सेवा पंधरवडा’ उपक्रमाच्या उद्घाटनप्रसंगी ते बोलत होते. या वेळी त्यांनी महसूल खात्यातील विविध विभागांनी केलेल्या कामांचा आढावा घेतला. बावनकुळे म्हणाले, गेल्या 30 वर्षांतील शेतकर्‍यांमधील वादांपैकी पुणे विभागातील 33 हजार तक्रारींपैकी सुमारे 11 हजार तक्रारी निकाली काढण्यात आल्या आहेत. जिल्हा प्रशासनाने दोन शेतकर्‍यांतील 27 वर्षांपासून सुरू असलेले वाद मिटविले आहेत. सेवा पंधरवडा अभियानातून सुमारे 50 लाख नागरिकांपर्यंत विविध योजना पोहोचविण्याचे आमचे ध्येय आहे. स्वामित्त्व योजना अंतर्गत राज्यातील सर्व गरीब नागरिकांना प्रॉपर्टी कार्ड देण्यासाठी 110 कोटी रुपयांची आवश्यकता आहे. ही योजना राबवून महाराष्ट्र हे देशातील सर्व नागरिकांना प्रॉपर्टी कार्ड उपलब्ध करून देणारे पहिले राज्य ठरेल. पुढील वर्षात राज्यातील सर्व पाणंद रस्त्यांचे सीमांकन केले जाईल. त्यासाठी मुख्यमंत्री बळीराजा पाणंद रस्ते योजना महसूल खात्यामार्फत सुरू करण्यात आली आहे. पुढील पाच वर्षांत शेतकर्‍यांना 12 तास वीज, पाणी आणि शेतापर्यंत जाण्यासाठी पाणंद रस्ते उपलब्ध करून दिल्यास आत्महत्या थांबतील. पुरंदर तालुक्यातील आडाचीवाडी गावाने गावातील 15 पाणंद रस्ते बांधून खुले केले. या कामगिरीबद्दल गावाचे कौतुक करताना बावनकुळे म्हणाले की, हे महाराष्ट्रासाठी आदर्श उदाहरण आहे. नोंदणी व मुद्रांक विभागात पासपोर्ट कार्यालयांच्या धर्तीवर नवी कार्यालये सुरू केली जाणार आहेत. यासाठी सात ठिकाणे निश्चित झाली असून, नागरिकांना विविध सोयी उपलब्ध होतील. मंत्रालयस्तरावर यासाठी वॉररूम तयार करण्यात आली आहे. ’वन डिस्ट्रीक्ट वन रजिस्ट्रेशन’नंतर आता ’वन स्टेट वन रजिस्ट्रेशन’ आणि फेसलेस दस्त नोंदणी योजनेचाही प्रयोग सुरू केला जाणार आहे, अशी माहिती महसूलमंत्र्यांनी दिली. 'Pudhari' is excited to announce the relaunch of its Android and iOS apps. Stay updated with the latest news at your fingertips. Android and iOS Download now and stay updated, anytime, anywhere. Pudhari Publications Private Limited</w:t>
       </w:r>
     </w:p>
     <w:p>
@@ -1779,7 +1779,7 @@
     </w:p>
     <w:p>
       <w:r>
-        <w:t>Title: Chhagan Bhujbal : ओबीसी उपसमितीच्या पहिल्याच बैठकीत भुजबळांचा आक्रमक पवित्रा; मराठा समाजाला बसणार झटका? समितीने घेतला मोठा निर्णय!</w:t>
+        <w:t>Title: पालकमंत्री बावनकुळे यांचा पुढाकार;नागपूरच्या ‘या’ पाच तीर्थक्षेत्रांना ‘ब’ वर्गाचा दर्जा!</w:t>
       </w:r>
     </w:p>
     <w:p>
@@ -1791,13 +1791,13 @@
           <w:rPr>
             <w:color w:val="0000FF"/>
           </w:rPr>
-          <w:t>https://sarkarnama.esakal.com/maharashtra/chhagan-bhujbal-expresses-ange-and-demands-cancellation-of-hyderabad-gr-related-to-kunbi-records-in-first-maharashtra-obc-subcommittee-meeting-as11</w:t>
+          <w:t>https://www.nagpurtoday.in/bawankules-initiative-five-nagpur-pilgrimage-sites-granted-b-category-status/09191501</w:t>
         </w:r>
       </w:hyperlink>
     </w:p>
     <w:p>
       <w:r>
-        <w:t>Content: ओबीसी मंत्रिमंडळ उपसमितीची पहिली बैठक मंत्रालयात पार पडली. बैठकीत मराठा समाजाचा ओबीसी प्रवर्गात समावेश होऊ नये, असा ठाम सूर उमटला. कुणबी प्रमाणपत्र मराठ्यांना सरसकट देऊ नये, यावरही मत मांडण्यात आलं. ओबीसी नेते छगन भुजबळ यांनी हैद्राबाद जीआर रद्द करण्याची जोरदार मागणी केली. या बैठकीनंतर मराठा-ओबीसी आरक्षण वाद अधिकच तीव्र होण्याची शक्यता आहे. Mumbai News : मराठा आंदोलक मनोज जरांगे पाटील यांनी दुसऱ्यांदा विजयाचा गुलाल आपल्यासह समाजाच्या अंगावर टाकला. त्यांनी आपल्या उपोषणातून 8 पैकी 6 मागण्या सरकारकडून मान्य करून घेतल्या. विशेष म्हणजे हैद्राबाद गॅझेट लागू करण्याबाबत महायुती सरकारने तासात शासन आदेश काढला. यानंतर आता ओबीसी समाज आक्रमक झाला असून ओबीसी नेतेही आक्रमक झाले आहेत. ओबीसी उपसमितीच्या बुधवारी झालेल्या मंत्रालयातील पहिल्याच बैठकीत त्याची झलक पाहायला मिळाली. ओबीसी नेते आणि मंत्री छगन भुजबळ यांनी देखील आपली नाराजी स्पष्टपणे बोलून दाखवली. सोबत उपमितीचे अध्यक्ष चंद्रशेखर बावनकुळे आणि सदस्य मंत्री पंकजा मुंडे यांनीही ओबीसींवर अन्याय होणार नाही, याबाबत नेत्यांना अश्वस्त केले. या पहिल्याच बैठकीला अन्न, नागरी पुरवठा व ग्राहक संरक्षण मंत्री छगन भुजबळ, वनमंत्री गणेश नाईक, पाणीपुरवठा व मृदा जलसंधारण मंत्री संजय राठोड, पर्यावरण व पशुसंवर्धनमंत्री पंकजा मुंडे, इतर मागास बहुजन कल्याण मंत्री अतुल सावे, कृषी मंत्री दत्तात्रय भरणे, इतर मागास विभागाचे सचिव आप्पासाहेब धुळाज आदी उपस्थित होते. बुधवारी (ता.11) उपसमिती अध्यक्ष तथा महसुल मंत्री चंद्रशेखर बावनकुळे यांच्या अध्यक्षतेखाली पार पडलेल्या उपसमितीच्या पहिल्याच बैठकीत ओबीसी नेत्यांना आक्रमक पवित्रा घेतल्याचे समोर येत आहे. ओबीसी नेते आणि मंत्री छगन भुजबळ यांनी थेट नाराजी व्यक्त केलीय. त्यांनी, पहिल्याच बैठकीत कुणबी नोंदींसंबंधी काढलेल्या आलेल्या हैद्राबाद जीआर रद्द करा अशी मागणी केली. त्यांनी या शासन आदेशामुळे ओबीसींना फटका बसणार असून ओबीसीत अनेक जाती असल्या तरी निधीची कमतरता असल्याचे उपसमित्याच्या निदर्शनास आणून देत नाराजी व्यक्त केली. यावेळी "ज्यांच्या कुणबी नोंदी आहेत, त्यांनाच जात प्रमाणपत्रे मिळणार आहेत, त्यामुळे ओबीसी समाजावर कोणत्याही प्रकारचा अन्याय होणार नाही," असे आश्वासन समितीचे अध्यक्ष चंद्रशेखर बावनकुळे यांनी नाराज छगन भुजबळ आणि इतर सदस्यांना दिले आहे. याबाबत त्यांनी ओबीसी समाजाला देखील अश्वस्त केले आहे. मराठा समाजाला बोगस प्रमाणपत्र देऊ नये, अशी थेट मागणी करताना पंकजा मुंडे यांनी याबाबत श्वेतपत्रिका काढा, अशी मागणी केली. ओबीसींच्या मनात आपल्यावर अन्याय होईल अशी भावना आहे, त्यांच्या मनात भीती आहे. पण, तसे काही होणार नाही. कुणबी नोंदी आहेत, त्यांनाच अध्यादेशाप्रमाणे प्रमाणपत्र दिली जातील. याबाबत कुणबी नातेसंबंध, ग्रामसमिती, तहसीलदारांच्या स्तरावरील समितीचा अहवाल असेल. वंशावळ जुळल्यानंतर सर्व कागदपत्रांच्या पूर्ततेनंतरच तसे दाखले दिले जाणार आहेत. त्यामुळे आता खोट्या नोंदी होणार नाहीत, याची काळजी उपविभागीय अधिकाऱ्यांनी घ्यायची आहे असाही इशारा पंकजा मुंडे यांनी दिला आहे. ओबीसी समाजातील तरुणांना रोजगार आणि व्यवसाय करता यावा, यासाठी त्यांना अण्णासाहेब पाटील महामंडळाप्रमाणे कर्जवाटप करण्यात येण्यासाठी तशापद्धतीची योजना तयार करण्यात यावी. अर्थविभागाने ओबीसी समाजातील मुलांचे शिक्षण आणि वसतिगृहाच्या सुविधांसाठी तातडीने निधी देण्याची मागणी या वेळी करण्यात आली. तसेच कुणबी मराठा - मराठा कुणबी प्रमाणपत्र देताना चुकीच्या कागदपत्रांच्या आधारे दिले जाऊ नये, ही अपेक्षाही सदस्यांनी व्यक्त केली. उपसमिती मंत्रिमंडळ उपसमिती समोर प्रस्ताव इतर मागासवर्गीय ( ओबीसी ) समाजात 353 जाती आहेत. या जातींवर अन्याय होऊ नये. सुमारे 3,688 कोटींचा निधी मिळणे बाकी आहे. त्यामुळे 1200 कोटी रुपयांची शिष्यवृत्ती थांबली असून ती मार्गी लावण्यात यावी. ओबीसी समाजातील गुणवंत मुलांना परदेशात उच्च शिक्षण घेता यावे, शिष्यवृत्तीसाठीच्या विद्यार्थ्यांची संख्या 75 वरून 100 करण्यात यावी. 'म्हाडा' व 'सिडको'च्या गृहनिर्माण योजनेत 'ओबीसी' साठी आरक्षण असावे. इतर मागास आर्थिक विकास महामंडळाला 'अॅड. जनार्दन पाटील ओबीसी आर्थिक विकास महामंडळ' असे नाव द्यावे. प्रत्येक शहर व तालुका स्तरावर ओबीसी, व्हीजेएनटी, एसबीसी विद्यार्थ्यांसाठी सुसज्ज ग्रंथालय सुरू करावे. डॉ. पंजाबराव देशमुख ओबीसी समाजसेवक पुरस्कार जाहीर करण्यात यावा. अनुसूचित जाती-जमातीप्रमाणे ओबीसी, भटक्या विमुक्त जाती अन् भटक्या विमुक्त जमाती, विशेष मागास प्रवर्ग शेतकऱ्यांसाठी शंभर टक्के सवलतीवर राज्यात योजना सुरू करण्यात याव्यात. ओबीसी आर्थिक विकास महामंडळासाठी एक हजार कोटी रुपयांची तरतूद करण्यात यावी असेही प्रस्ताव उपसमितीच्या समोर ठेवण्यात आले आहेत. 1. ओबीसी उपसमितीची पहिली बैठक कुठे झाली?मंत्रालयात ही बैठक झाली. 2. बैठकीत मराठा समाजाबाबत काय ठरलं?मराठा समाजाला ओबीसी प्रवर्गात समाविष्ट करू नये, असा सूर उमटला. 3. कुणबी प्रमाणपत्राबाबत कोणती मागणी झाली?मराठ्यांना सरसकट कुणबी प्रमाणपत्र देऊ नये, अशी मागणी झाली. 4. छगन भुजबळ यांनी कोणता ठाम मुद्दा मांडला?भुजबळ यांनी हैद्राबाद जीआर तातडीने रद्द करण्याची मागणी केली. 5. या बैठकीचा राजकीय परिणाम काय होऊ शकतो?मराठा-ओबीसी आरक्षण वाद आणखी चिघळण्याची शक्यता आहे. सरकारनामाचे सदस्य व्हा शॉपिंगसाठी 'सकाळ प्राईम डील्स'च्या भन्नाट ऑफर्स पाहण्यासाठी क्लिक करा. Read Latest Marathi Political News, Breaking Political News from Maharashtra, India, Pune &amp; Mumbai at Sarkarnama. To Get Live Political Marathi News on Mobile, Download the Sarkarnama Mobile App for Android and IOS. सरकारनामा आता सर्व सोशल मीडिया प्लॅटफॉर्मवर. ताज्या राजकीय घडामोडींसाठी फेसबुक, ट्विटर, इन्स्टाग्राम, शेअर चॅट, टेलिग्रामवर आणि व्हॉट्सॲप आम्हाला फॉलो करा. तसेच, सरकारनामा यूट्यूब चॅनेलला आजच सबस्क्राइब करा. Follow Us Copyright © 2025 Sakal Media Group – All Rights Reserved Powered by Quintype वेबसाईटवर ब्राउझिंगचा अनुभव सर्वोत्तम असावा, यासाठी आम्ही कुकीजचा वापर करतो. कुकीजमुळे तुम्हाला तुमच्या आवडत्या मजकुराची शिफारस करता येते. आमचे गोपनीयता आणि कुकीजसंदर्भातील धोरण तुम्हाला मान्य आहे.</w:t>
+        <w:t>Content: नागपूर : नागपूर जिल्ह्यातील पाच महत्वाच्या तीर्थक्षेत्रांना राज्य सरकारकडून ‘ब’ वर्गाचा दर्जा मंजूर करण्यात आला आहे. या निर्णयामुळे धार्मिक पर्यटनाला चालना मिळणार असून सामाजिक, सांस्कृतिक आणि आर्थिक विकासाला नवे बळ मिळेल, असा विश्वास पालकमंत्री चंद्रशेखर बावनकुळे यांनी व्यक्त केला. ‘ब’ वर्ग दर्जा प्राप्त झालेल्या तीर्थक्षेत्रांमध्ये श्री क्षेत्र हनुमान मंदिर (खडगाव), श्री भवानी मंदिर (वडोदा, ता. कामठी), श्री मुकतेश्वर देवस्थान (भुगाव, ता. कामठी), श्री शक्तिमाता भवानी तीर्थक्षेत्र (देवमुंढरी, ता. मौदा) आणि श्री क्षेत्र बल्याची पहाडी (निहारवाणी, ता. मौदा) यांचा समावेश आहे. या निर्णयामुळे शासन निधीतून रस्ते, प्रकाशयोजना, पिण्याचे पाणी, पार्किंग व निवास व्यवस्था यांसारख्या सुविधा उभारल्या जाणार आहेत. भाविकांसाठी सोयी वाढल्याने पर्यटनाचा विस्तार होईल आणि स्थानिकांना रोजगाराच्या नव्या संधी उपलब्ध होतील. या महत्त्वपूर्ण निर्णयाबद्दल पालकमंत्री बावनकुळे यांनी मुख्यमंत्री देवेंद्र फडणवीस, उपमुख्यमंत्री एकनाथ शिंदे आणि उपमुख्यमंत्री अजित पवार यांचे आभार मानले. “भाविकांच्या श्रद्धेला बळ मिळण्यासोबतच नागपूर जिल्हा धार्मिक पर्यटनाच्या नकाशावर ठळकपणे झळकणार आहे,” असेही बावनकुळे यांनी स्पष्ट केले.</w:t>
       </w:r>
     </w:p>
     <w:p>
@@ -1810,7 +1810,7 @@
     </w:p>
     <w:p>
       <w:r>
-        <w:t>Title: Industry Minister Uday Samant : आरक्षण प्रश्नांवरील भूमिका भूजबळांचा वैयक्तिक प्रश्न : मंत्री सामंत</w:t>
+        <w:t>Title: जमिनीच्या मोजणीनंतरच आता दस्त नोंदणी; महसूल विभागाचा निर्णय…</w:t>
       </w:r>
     </w:p>
     <w:p>
@@ -1822,13 +1822,13 @@
           <w:rPr>
             <w:color w:val="0000FF"/>
           </w:rPr>
-          <w:t>https://pudhari.news/maharashtra/north-maharashtra/nashik/industry-minister-uday-samant-position-on-reservation-issues-personal-question-of-bhujbal-minister-samant-ar84</w:t>
+          <w:t>https://www.loksatta.com/pune/land-measurement-mandatory-for-registration-maharashtra-revenue-bawankule-pune-print-news-ocd-94-5385238/</w:t>
         </w:r>
       </w:hyperlink>
     </w:p>
     <w:p>
       <w:r>
-        <w:t>Content: नाशिक : मुख्यमंत्री देवेंद्र फडणवीस यांनी हैद्राबाद गॅझेट आणि सरसगट बाबत स्पष्ट बोलले आहेत. मराठा आणि ओबीसी उपसमिती देखील केली असून ओबीसी उपसमितीत भुजबळांचा समावेश आहे. त्यामुळे त्यांनी या प्रकरणावर काय भूमिका घ्यावी हा सर्वस्वी भुजबळ यांचा वैयक्तिक प्रश्न आहे, असे मत उद्योगमंत्री उदय सामंत यांनी व्यक्त केले. नाशिक सार्वजनिक वाचनालयात शिक्षक पुरस्कार सोहळ्यासाठी गुरुवारी (दि. ११) शहरात आले असता त्यांनी माध्यमांच्या प्रतिनिधींशी संवाद साधला. आरक्षणाबाबत कोणावरही अन्याय होऊ देणार नाही, ही सरकारची भूमिका असल्याचे सांगून मंत्री सामंत म्हणाले, सरकारवर कोणताही दबाव आणून काहीही साध्य होणार नाही. ओबीसी उपसमितीत मंत्री चंद्रशेखर बावनकुळे आणि भुजबळ यांच्यामध्ये सकारात्मक चर्चा होऊ शकते. विखे-पाटील यामध्ये नक्किच मार्ग काढतील असा दावा त्यांनी व्यक्त केला. Nashik Latest News नेपाळ आराजकतेबाबत समाजमाध्यमांवर वक्तव्य करताना किरण माने यांच्या वादग्रस्त भूमिकेबद्दल तक्रार दाखल झाली या प्रश्नांवर विचारले असता सामंत म्हणाले, मुख्यमंत्री फडणवीस आणि उपमुख्यमंत्री शिंदे शत्रु असल्यासारखे त्यांना वाटते. ज्यांना अशा पोस्ट टाकायच्या त्यांना शुभेच्छा असल्याचे सांगून सामंत यांनी यावर अधिक भाष्य करणे टाळले. कर्नाटक सरकारने तेथील एका भागाला असलेले छत्रपती शिवाजी महाराज यांचे नाव बदलण्याचा निर्णय घेतला. बोलताना मंत्री सांमत म्हणाले, कर्नाटकमध्ये कॉंग्रेसची छत्रपती शिवरायांबद्दल काय विचार आहे हे यातून दिसत आहे. हे चुकीचे असल्याचेही त्यांनी सांगितले. 'Pudhari' is excited to announce the relaunch of its Android and iOS apps. Stay updated with the latest news at your fingertips. Android and iOS Download now and stay updated, anytime, anywhere. Pudhari Publications Private Limited</w:t>
+        <w:t>Content: पुणे : कर्नाटक आणि आंध्रप्रदेशच्या धर्तीवर खासगी संस्थांच्या माध्यमातून जमिनीची मोजणी झाल्यानंतरच दस्ताची नोंदणी होणार आहे. दस्ताची नोंदणी झाल्यानंतर त्याचा फेरफार होणार आहे. राज्याच्या महसूल विभागाने हा निर्णय घेतला असून येत्या महिन्याभरात ही प्रक्रिया संपूर्ण राज्यात राबविण्यात येणार आहे. कर्नाटक राज्याच्या धर्तीवर राज्यात खासगी संस्थेच्या माध्यमातून मोजणी केल्यानंतर दस्त नोंदणी करण्याबाबत भूमी अभिलेख विभागात हालचाली सुरू होत्या. त्यानुसार या प्रस्तावाला मंजुरी मिळाली आहे. राज्यस्तरीय सेवा पंधरवडा अभियानावेळी महसूल मंत्री चंद्रशेखर बावनकुळे यांनी याबाबत माहिती दिली. कर्नाटक, आंध्रप्रदेशाच्या धर्तीवर राज्यात जमाबंदी आयुक्तालयांच्या अखत्यारीत १० ते १५ खासगी संस्थांचे भू-कर मापक उपलब्ध करून दिले जाणार आहेत. त्यांच्या माध्यमातून जमिनीची मोजणी केल्याशिवाय आता दस्ताची नोंदणी होणार नाही. दस्ताची नोंदणी झाल्याशिवाय त्या दस्ताचा फेरफार होणार नाही. ही पद्धत आता महिन्यात ही प्रक्रिया राज्यात राबविण्यात येणार आहे, असे बावनकुळे यांनी स्पष्ट केले. गेल्या ३० वर्षांमध्ये शेतकऱ्यांमध्ये असलेल्या आपआपसातील वादाच्या पुणे विभागातील ३३ हजार तक्रारींपैकी सुमारे ११ हजार तक्रारी सोडविण्यात आल्या आहेत. विविध योजनांच्या माध्यमातून सुमारे ५० लाख जनतेपर्यंत पोहोचविण्यात येणार असल्याचा दावाही त्यांनी केला. दरम्यान, स्वामित्व योजनेंतर्गत गरीब नागरिकांना अनुदान म्हणून पाचशे, हजार रुपये देण्याचे प्रस्तावित आहे. मात्र, त्यासाठी ११० कोटी रुपये निधीची आवश्यकता आहे. त्या योजनेच्या माध्यमातून राज्यातील सर्व गरीब जनतेला प्रॉपर्टी कार्ड देण्यात येणार आहे. त्याबाबत योजना केली आहे. राज्यातील सर्व जनतेला प्रॉपर्टी कार्ड उपलब्ध करून देणारे महाराष्ट्र हे देशातील पहिले राज्य ठरणार आहे. तसेच राज्यातील सर्व पाणंद रस्त्यांची मोजणी करून त्यांचे सीमांकन केले जाईल. त्यासाठी मुख्यमंत्री बळीराजा पाणंद रस्ते योजना महसूल खात्यामार्फत सुरू करण्यात येणार असून त्याबाबतचा प्रस्ताव मंत्रीमंडळाच्या बैठकीत मान्यतेला ठेवण्यात येणार आहे. नोंदणी आणि मुद्रांक विभागात आता पासपोर्ट विभागाच्या कार्यालयांसारखी कार्यालये सुरू करण्यात येणार आहेत. त्यासाठी सात गावांची ठिकाणे निश्चित करण्यात आली आहेत. त्यातून विविध सोयी उपलब्ध होणार आहेत. मंत्रालयस्तरावर त्याची वॉर रुम तयार करण्यात आली आहे. वन डिस्ट्रीक्ट वन रजिस्ट्रेशन बरोबर आता वन स्टेट वन रजिस्ट्रेशन आणि फेसलेसद्वारे दस्त नोंदणीचा प्रयोग राबविण्याचा निर्णयही महसूल विभागाने घेतला आहे. ‘चला हवा येऊ द्या’ या कार्यक्रमाने प्रेक्षकांच्या मनात आपली जागा निर्माण केली आहे. या कार्यक्रमाच्या सूत्रसंचलनाची जबाबदारी निलेश साबळेने सांभाळली होती. भाऊ कदम यांनी एका मुलाखतीत निलेश साबळेबद्दल गौरवोद्गार काढले आणि त्याच्या आगामी सिनेमाबद्दल माहिती दिली. भाऊ कदम म्हणाले की, निलेश साबळे प्रामाणिक आहे आणि त्याच्या यशासाठी देवाकडे प्रार्थना करत आहेत.</w:t>
       </w:r>
     </w:p>
     <w:p>
@@ -1841,7 +1841,7 @@
     </w:p>
     <w:p>
       <w:r>
-        <w:t>Title: No headline</w:t>
+        <w:t>Title: New Districts: राज्यात होणार २० नवीन जिल्हे अन् ८१ तालुके; सरकारचा नेमका प्लॅन काय?</w:t>
       </w:r>
     </w:p>
     <w:p>
@@ -1853,13 +1853,13 @@
           <w:rPr>
             <w:color w:val="0000FF"/>
           </w:rPr>
-          <w:t>https://aimamedia.org/newsdetails.aspx?nid=503492</w:t>
+          <w:t>https://saamtv.esakal.com/maharashtra/maharashtra-may-get-20-new-districts-and-81-talukas-proposal-submitted-to-government-awaiting-census-report-says-chandrashekhar-bawankule-bbj88</w:t>
         </w:r>
       </w:hyperlink>
     </w:p>
     <w:p>
       <w:r>
-        <w:t>Content: काळुस शेतकरी उपोषण तात्पुरती स्थगिती महसूल मंत्री बैठक आयोजन मौजे काळुस येथील बेकायदा पुनर्वसंनचे शिक्के काढण्यासाठी मंत्रालयात बैठक आश्वासनाने उपोषण २६:दिवसांनी स्थगित आळंदी ( रोहिदास कदम ): रयत क्रांती संघटना आणि बाधित शेतकऱ्यांचे उपोषण मौजे काळुस येथील बेकायदा पुनर्वसंनचे शिक्के काढण्यासाठी मंत्रालयात बैठक घेऊन मागण्यांवर चर्चा घडवून आणली जाईल. असे आश्वासन उपोषण कर्ते यांना दिल्या नंतर २६ दिवसांनी आमरण उपोषण स्थगित करण्यात आले. काळुस येथे १५ ऑगस्ट २०२५ पासून उपोषण सुरू होते. पुणे जिल्हाधिकारी कार्यालय आणि पुणे विभागीय आयुक्त कार्यालय यांच्या समवेत बैठक होऊन महसूल मंत्री महोदयाची बैठक असेल त्यात आपल्या प्रश्नांची चर्चा घडवून आणली जाईल. तसेच या बैठकीत योग्य भूमिका पुणे जिल्हा प्रशासन मांडेल असे आश्वासन मिळाल्याने उपोषण स्थगित करून सोडण्यात आले. तसेच रयत क्रांती शेतकरी संघटनेचे नेते अध्यक्ष माजी राज्यमंत्री आमदार सदाभाऊ खोत यांनी राज्याचे महसूल मंत्री चंद्रशेखर बावनकुळे यांचे समवेत बैठक येत्या १६ सप्टेंबर २०२५ रोजी घेण्याचे पत्र मिळाल्याने सर्वानुमते सुरू असलेले उपोषण तात्पुरते स्थगित करण्याचा निर्णय घेण्यात आला आहे. रयत क्रांती संघटनेचे प्रदेशाध्यक्ष युवानेते सागरभाऊ खोत यांच्या प्रमुख उपस्थितीत उपोषण कर्त्यांना लिंबू आणि पाणी देऊन उपोषण तात्पुरते स्थगित करण्यात आले आहे. पुढील काळात यापुढील कामकाजाची दिशा ठरवली जाईल असे सांगत उपोषण स्थगित करून सोडण्यात आल्याची घोषणा करण्यात आल्याची माहिती बाळासाहेब दौंडकर यांनी दिली. उपोषण काळात तालुक्याचे आमदार बाबाजी काळे, सर्वपक्षीय आजी-माजी अधिकारी, पदाधिकारी, विविध संघटनेचे सर्व अधिकारी, पदाधिकारी, दिंडी मंडळाचे सर्व अधिकारी, पदाधिकारी, विविध गावचे सर्व बाधित शेतकरी यांनी उपस्थित राहून उपोषणास सहकार्य केले. पाठिंबा व्यक्त केला आणि विशेष म्हणजे संपूर्ण काळुस गावाने एक तर्फी पाठिंबा देऊन आम्हाला जे पाठबळ दिले त्या बद्दल सर्व ग्रामस्थ व शेतकरी बांधवांचे आभार व्यक्त करण्यात आले.या उपोषणास रयत क्रांती संघटनेचे राज्य प्रवक्ते गजानन गांडेकर, तालुका अध्यक्ष सुभाष पवळे, बाळासाहेब दौंडकर आदींनी विशेष परिश्रम घेतले. Copyright AIMAMEDIA FOUNDATION 2025</w:t>
+        <w:t>Content: राज्यात नवीन तालुके आणि जिल्हे होण्याच्या चर्चेला पुन्हा एकदा पेव फुटले आहे. राज्यात तब्बल ८१ तालुके आणि २० नवे जिल्हे बनवले जाणार असल्याचा प्रस्ताव सरकारकडे आलाय. नवीन जिल्हे कधी होणार सरकार कधी घोषणा करणार याबाबत महसूलमंत्री चंद्रशेखर बावनकुळे यांनी आज चंद्रपुरात माहिती दिली. दरम्यान मंत्री बावनकुळे यांच्या विधानानंतर नागरिकांमध्ये कोणते नवे जिल्हे होणार, याबाबत चर्चा सुरू झालीय. दरम्यान सरकार समोर प्रस्ताव आहे, त्यावर निर्णयही घेतला जाणार आहे, पण जनगणनेचा अहवाल आला तर नवीन जिल्ह्यांबाबत निर्णय होईल असं स्पष्टीकरणही मंत्री चंद्रशेखर बावनकुळे यांनी दिलंय. सरकारसमोर नवीन २० जिल्हे आणि ८१ तालुके करण्याचा प्रस्ताव आलाय. परंतु मात्र जोपर्यंत २०२१ ची जनगणना होत नाही आणि त्याचा तपशील येत नाही, तोपर्यंत त्यावर निर्णय होणार नसल्याचं बानवकुळे म्हणालेत. दरम्यान नवीन जिल्हे होण्याची चर्चा दोन वर्षांपासून चालू आहे, परंतु मंत्री राधाकृष्ण विखे-पाटील यांनी त्यावेळी विधानसभेत या चर्चांना पू्र्ण विराम दिला होता. २०२३ मध्ये राधाकृष्ण विखे पाटील, हे महसूल मंत्री होते, विधानसभेत बोलताना त्यांनी नवीन जिल्हे होण्याच्या चर्चांना ब्रेक लावला होता. नवीन जिल्ह्यांच्या निर्मितीसाठी येणारा मोठा आर्थिक खर्च होतो. प्रत्येक जिल्ह्यासाठी किमान ३५० कोटी रुपये खर्च येत असतो. तसेच जिल्ह्याच्या मुख्यालयाच्या जागेवरून होणारे वादामुळे २०२३ मध्ये नवीन जिल्हे होण्याची चर्चा संपृष्टात आली होती. पण नवीन तालुके निर्माण करण्यासंदर्भात सरकार सकारात्मक होतं. आता हाती आलेल्या माहितीनुसार सरकारसमोर नवीन जिल्ह्यांची निर्मिती करण्याबाबत प्रस्ताव आलाय. त्यावर सरकार काय निर्णय घेणार हे येणारा काळच ठरवेल. महाराष्ट्रात सध्या ३६ जिल्हे आहेत, नवीन जिल्ह्यांच्या निर्मितीमुळे प्रशासनात सुलभता येत स्थानिक विकासाला गती मिळत असते. पण या प्रक्रियेसाठी आर्थिक भार आणि प्रशासकीय अडचणी येत असतात . दरम्यान नवीन जिल्ह्यांच्या निर्मिती संदर्भात सरकारसमोर प्रस्ताव आहे. पण जोपर्यंत 2021 ची जनगणना होत नाही आणि त्याचा तपशील येत नाही, तोपर्यंत हे शक्य नाही. तो अहवाल आल्यानंतरच भौगोलिक परिस्थितीचा विचार करून जिल्हा निर्मितीबाबतचा निर्णय घ्यावा लागतो. जानेवारी महिन्याच्या आधी सोशल मीडियावर नवीन जिल्ह्यांबाबत काही मेसेज व्हायरल होते. २६ जानेवारी २०२५ ला नवीन जिल्ह्यांची घोषणा केली जाणार असल्याचा मेसेज व्हायरल होत होता. परंतु ते मेसेज खोटे असल्याचं नंतर निदर्शनात आले होते. सकाळ+चे सदस्य व्हा शॉपिंगसाठी 'सकाळ प्राईम डील्स'च्या भन्नाट ऑफर्स पाहण्यासाठी क्लिक करा. Read Marathi news and watch Live TV. Breaking news from Maharashtra, India, Pune, Mumbai, Politics, Entertainment, Sports, Lifestyle at SaamTV. Get Live Marathi news on Mobile. Download the Saam Tv app for Android and IOS. Follow Us Copyright © 2025 Sakal Media Group – All Rights Reserved Powered by Quintype</w:t>
       </w:r>
     </w:p>
     <w:p>
@@ -1872,7 +1872,7 @@
     </w:p>
     <w:p>
       <w:r>
-        <w:t>Title: Video : फडणवीस, केंद्रीय मंत्री गडकरी व्यासपिठावरुन उतरले; व्हीलचेअरवरील जिचकार आजीला नमस्कार आणि वातावरण भावूक</w:t>
+        <w:t>Title: CM Devendra Fadnvis: महसूल विभाग सुधारल्यास राज्य सुधारेल: मुख्यमंत्री देवेंद्र फडणवीस</w:t>
       </w:r>
     </w:p>
     <w:p>
@@ -1884,13 +1884,13 @@
           <w:rPr>
             <w:color w:val="0000FF"/>
           </w:rPr>
-          <w:t>https://www.loksatta.com/nagpur/union-minister-nitin-gadkari-given-name-of-late-congress-leader-shrikant-jichkar-to-flyover-in-nagpur-zws-70-5369897/</w:t>
+          <w:t>https://pudhari.news/maharashtra/pune/maharashtra-digital-services-initiative-1100-online-schemes-ac90</w:t>
         </w:r>
       </w:hyperlink>
     </w:p>
     <w:p>
       <w:r>
-        <w:t>Content: नागपूर : महाराष्ट्रातील राजकारणावर सडकून टिका होत असतानाच शुक्रवारी नागपूरात आयोजित एका कार्यक्रमात अतिशय भावूक क्षण पाहायला मिळाला. केंद्रीय मंत्री नितीन गडकरी यांनी नागपूरातील एका उड्डाणपूलाला काँग्रेस पक्षातील एका दिवंगत नेत्याचे नाव देऊन संवेदनशिलतेचा परिचय दिला. तर त्याच पुलाच्या उद्घाटनप्रसंगी राज्याचे मुख्यमंत्री देवेंद्र फडणवीस यांच्या एका कृतीने वातावरण भावूक झाले. बोले पेट्रोलपंप चौक ते नागपूर विद्यापीठ परिसर अशा चौपदरी उड्डाणपुलाचा लोकार्पण सोहोळा शुक्रवारी सायंकाळी नागपूर शहरात होता. या उड्डाणपुलाला ज्ञानयोगी व काँग्रेसचे नेते दिवंगत डॉ. श्रीकांत जिचकार यांचे नाव देण्याचा निर्णय केंद्रीय मंत्री नितीन गडकरी यांनी आधीच घेतला होता. या उड्डाणपूलाच्या लोकार्पण सोहोळ्याला मुख्यमंत्री देवेंद्र फडणवीस, केंद्रीय मंत्री नितीन गडकरी, महसूल मंत्री चंद्रशेखर बावनकुळे यांच्यासह अनेक मोठ्या नेत्यांची गर्दी होती, पण सोहोळ्याचे विशेष आकर्षण होते, ते जिचकार कुटुंबिय. महाराष्ट्राच्या राजकारणावर सडकून टिका होत असतानच या लोकार्पण सोहोळ्यात महाराष्ट्रातील राजकारणी संवेदनशील देखील आहेत, याचा परिचय आला. या लोकर्पण सोहोळ्याला दिवंगत काँग्रेस नेते श्रीकांत जिचकार यांच्या मातोश्री सुलोचना जिचकार, त्यांच्या सुविद्य पत्नी राजश्री जिचकार तसेच कुटुंबिया विशेषत्वाने उपस्थित होते. व्यासपिठावर उपस्थित असलेले मुख्यमंत्री, तसेच केंद्रीय मंत्री नितीन गडकरी यांना याविषयी काहीच कल्पना नव्हती. मात्र, नागपुरातील या दोन्ही नेत्यांना याची कुणकुण लागतच श्रीकांत जिचकार यांच्या पत्नी राजश्री जिचकार यांना त्यांनी सन्मानाने व्यासपिठावर आमंत्रित केले. नागपूर : महाराष्ट्रातील राजकारणावर सडकून टिका होत असतानाच शुक्रवारी नागपूरात आयोजित एका कार्यक्रमात अतिशय भावूक क्षण पाहायला मिळाला. केंद्रीय मंत्री नितीन गडकरी यांनी नागपूरातील एका उड्डाणपूलाला काँग्रेस पक्षातील एका दिवंगत नेत्याचे नाव देऊन संवेदनशिलतेचा परिचय दिला. तर त्याच… pic.twitter.com/ph1F5jNsgf तर व्हिलचेअरवर असलेल्या श्रीकांत जिचकार यांच्या मातोश्री सुलोचना जिचकार यांच्या सन्मानासाठी मुख्यमंत्री देवेंद्र फडणवीस, केंद्रीय मंत्री नितीन गडकरी, मंत्री चंद्रशेखर बावनकुळे हे व्यासपिठावरुन खाली उतरले. त्यांनी व्हिलचेअरवर बसलेल्या सुलोचना जिचकर यांची भेट घेतली. मुख्यमंत्री देवेंद्र फडणवीस सुलोचना जिचकर यांचे पाया पडले. नितीन गडकरी यांनीदेखील नमस्कार केला. यावेळी सुलोचना जिचकार यांच्या डोळ्यात अश्रू तरळले. त्यांनी फडणवीस व गडकरी या दोन्ही नेत्यांना भरभरून आशीर्वाद दिले. याप्रसंगी मुख्यमंत्री फडणवीस आणि गडकरी यांनी सुलोचना जिचकार यांच्या सत्कार केला. यादरम्यान व्यासपिठावरुन दिवंगत श्रीकांत जिचकर यांच्याविषयी माहिती दिली जात असतानाच लोकार्पण सोहोळ्यातील वातावरण भावूक झाले. श्रीकांत जिचकार यांच्या आठवणीने सारेच गहीवरले. तर यावेळी मुख्यमंत्री देवेंद्र फडणवीस तसेच केंद्रीय मंत्री नितीन गडकरी यांच्या या कृतीने देखील साऱ्यांचे मन जिंकले. Gajkesari Rajyog on 14 September Horoscope: वैदिक ज्योतिष शास्त्रानुसार, १४ सप्टेंबर २०२५ रोजी चंद्र आणि गुरू एकत्र येणार आहेत, ज्यामुळे गजकेसरी नावाचा राजयोग तयार होईल. गुरू आणि चंद्राच्या या गजकेसरी योगामुळे तीन राशींना खूप धन आणि ऐश्वर्य मिळणार आहे. वैदिक ज्योतिष शास्त्रात चंद्राला सगळ्यात वेगाने फिरणारा ग्रह मानलं जातं. तो सुमारे अडीच दिवसात एक रास बदलतो आणि या वेळेत इतर ग्रहांशी एकत्र येतो. अशा एकत्र येण्यामुळे काही वेळा शुभ आणि अशुभ योग तयार होतात.</w:t>
+        <w:t>Content: पुणे : राज्यात पुढील काही दिवसांत 1 हजार 100 सेवा डिजिटली देण्याचा सरकारचा प्रयत्न आहे. या सेवा-योजनांसाठी कुठल्याही व्यक्तीला शासकीय कार्यालयात जाण्याची आवश्यकता पडणार नाही. या सेवा घरी बसून मिळणार आहेत. 44 योजना आणि सेवांकरिता 90 टक्के नागरिक तहसील कार्यालय, जिल्हाधिकारी कार्यालयात येतात. या सेवा ऑनलाइन देण्याचे उद्दिष्ट असून, महसूल विभाग सुधारल्यास राज्य सुधाणार असल्याचे मुख्यमंत्री देवेंद्र फडणवीस यांनी सांगितले. (Pune Latest News) छत्रपती शिवाजी महाराज महाराजस्व अभियानांतर्गत सेवापंधरवड्याचे उद्घाटन फडणवीस यांच्या हस्ते झाले, त्यानंतर ते बोलत होते. या वेळी उपमुख्यमंत्री अजित पवार, महसूलमंत्री चंद्रशेखर बावनकुळे, कृषिमंत्री दत्तात्रय भरणे, राज्यमंत्री माधुरी मिसाळ, योगेश कदम, खासदार मेधा कुलकर्णी, शहर आणि जिल्ह्यातील अनेक आमदार, महसूल विभागाचे अतिरिक्त मुख्य सचिव विकास खारगे, विभागीय आयुक्त डॉ. चंद्रकांत पुलकुंडवार, जमाबंदी आयुक्त डॉ. सुहास दिवसे, नोंदणी महानिरीक्षक रवींद्र बिनवडे, जिल्हाधिकारी जितेंद्र डुडी आदी उपस्थित होते. फडणवीस म्हणाले, सेवा देताना सामान्यांचे जीवन सुलभ होईल, यासाठी पावले उचलणे गरजेचे आहे. सामान्यांच्या जीवनात सुलभता आणायची असल्यास नवीन महसुली प्रकरणे तयार होणार नाहीत, याची काळजी घ्यावी लागणार आहे. तसेच लोकअदालतीच्या माध्यमातून जुन्या महसुली प्रकरणांना निकाली काढून सामान्यांना न्याय द्यावा लागणार आहे. पाणंद रस्त्यांची लोकचळवळ व्हावी, शेतकर्‍यांच्या जीवनात पाणंद रस्त्यांचे महत्त्व मोठे आहे. या अतिक्रमणावरून होणारे वाद टाळण्यासाठी हे रस्ते जीआयएस नकाशांवर आणले जाणार आहेत. यातून गावागावांमधील अर्थकारण परिवर्तित होईल, अशी अपेक्षाही त्यांनी या वेळी व्यक्त केली. पाणंद रस्त्याच्या कामासाठी नाम फाउंडेशनने पुढाकार घेतल्याचे सांगत जलयुक्त शिवार योजनेत ज्या पद्धतीने कामे झाली, त्याची लोकचळवळ झाली, अशीच चळवळ या माध्यमातूनही होईल, अशी आशाही त्यांनी या वेळी व्यक्त केली. सोलापूरमधील कुर्डू येथील अवैध उत्खननावरून महिला पोलिस अधिकार्‍यासोबत झालेल्या वादावरही अजित पवार यांनी मिश्किल भाष्य केले. महसूलमंत्री चंद्रशेखर बावनकुळे यांनी रस्त्यांसाठी मुरूम टाकल्यास रॉयल्टी लागणार नाही तसेच पोलिसांचा बंदोबस्तही मोफत असेल, असे सांगितले. त्यामुळे पोलिसांनी पाणंद रस्त्यावर मुरूम टाकणे टाकण्यासाठी परवानगी आहे, याची नोंद घ्यावी. सर्व ही बाब तिकडे सोलापुरातही सांगावे, असा मिश्किल टोला लगावत बावनकुळे यांनी ही योजना एक महिन्यापूर्वी आणली असती, तर या बाबीचा गवगवा झाला नसता, असा खुलासाही केला. पुरंदर तालुक्यातील आडाचीवाडी गावात पाणंद रस्त्यांच्या झालेल्या कामाबाबत कौतुक करीत अधिकार्‍याने ठरविल्यास सामान्यांचा त्रास कमी कसा करता येईल, याचे हे आदर्श उदाहरण असल्याचे अजित पवार यांनी सांगितले. त्यामुळे राज्यातील अधिकार्‍यांना आपल्या गावात असे काम करण्यासाठी या गावचा आदर्श घ्यावा, असा सल्ला अजित पवार यांनी दिला. 'Pudhari' is excited to announce the relaunch of its Android and iOS apps. Stay updated with the latest news at your fingertips. Android and iOS Download now and stay updated, anytime, anywhere. Pudhari Publications Private Limited</w:t>
       </w:r>
     </w:p>
     <w:p>
@@ -1903,7 +1903,7 @@
     </w:p>
     <w:p>
       <w:r>
-        <w:t>Title: बावनकुळे यांचे रोहित पवारांना आव्हान, “आरोप सिद्ध करा, नाही तर राजकीय संन्यास घ्या!”</w:t>
+        <w:t>Title: Sakal Interview: महसूल मंत्री Chandrashekhar Bawankule | Shital Pawar | Sakal news</w:t>
       </w:r>
     </w:p>
     <w:p>
@@ -1915,13 +1915,13 @@
           <w:rPr>
             <w:color w:val="0000FF"/>
           </w:rPr>
-          <w:t>https://www.loksatta.com/nagpur/chandrashekhar-bawankule-warns-rohit-pawar-about-allegations-of-90-crores-fine-waived-for-a-company-css-98-5358778/</w:t>
+          <w:t>https://www.esakal.com/videos/chandrashekhar-bawankule-interview-sakal-revenue-minister-maharashtra-issues-kr13</w:t>
         </w:r>
       </w:hyperlink>
     </w:p>
     <w:p>
       <w:r>
-        <w:t>Content: नागपूर : आमदार रोहित पवार यांनी “मी एका कंपनीला ९० कोटी रुपयांचा दंड माफ केला” असा आरोप केला. त्यांनी हा आरोप सिद्ध करावा, नाही तर राजकीय संन्यास घ्यावा, असा पलटवार राज्याचे महसूल मंत्री चंद्रशेखर बावनकुळे यांनी केला. महसूल मंत्री बावनकुळे प्रसारमाध्यमांशी बोलत होते. त्यांनी रोहित पवार यांच्यावर तीव्र शब्दांत टीका केली. बावनकुळे म्हणाले, मी एका कंपनीला ९० कोटी रुपयांचा दंड माफ केला, असा आरोप रोहित पवारांनी केला आहे. त्यांनी आरोप सिद्ध करावा, नाही तर राजकीय संन्यास घ्यावा. त्यांनी केलेला उल्लेख हा जुना आहे. तत्कालीन महसूलमंत्री राधाकृष्ण विखे पाटील यांनी त्या प्रकरणात केवळ स्थगिती दिली होती. कुठलाही दंड माफ केलेला नव्हता. माझ्या कार्यकाळातही कुठलाही दंड माफ झालेला नाही.खोट्या आरोपातून प्रसिद्धी मिळत नाही. रोहित पवार यांनी अभ्यास न करता उठसुट आरोप करणे म्हणजे राजकीय अपरिपक्वतेचे लक्षण असल्याचे बावनकुळे म्हणाले. ओबीसी प्रश्नावरही बावनकुळे यांनी स्पष्ट भूमिका मांडली. ते म्हणाले, मुख्यमंत्री देवेंद्र फडणवीस यांनी कधीही ओबीसींचे नुकसान होईल असा निर्णय घेतलेला नाही. उलट राज्यात स्वतंत्र ओबीसी मंत्रालय स्थापन करून न्याय दिला आहे. ओबीसींच्या ताटातलं आरक्षण कुणाच्याही ताटात जाऊ दिले जाणार नाही. दहा सप्टेंबरला ओबीसी उपसमितीची बैठक होणार असून त्यात छगन भुजबळ, पंकजा मुंडे, दत्ता भरणे, गुलाबराव पाटील यांच्यासह सहा-सात मंत्री सहभागी होणार असल्याची माहिती बावनकुळे यांनी दिली. काँग्रेस नेते विजय वडेट्टीवार यांना आरक्षणाबाबत काही शंका असल्यास त्यांनी त्या उपसमितीकडे मांडाव्यात. राजकीय स्टंट करून समाजात संभ्रम निर्माण करण्याचा प्रयत्न काँग्रेस करत आहे, असा आरोपही त्यांनी केला. ओबीसी प्रमाणपत्राबाबत ते म्हणाले, योग्य कागदपत्रांशिवाय प्रमाणपत्र मिळणार नाही. अधिकाऱ्यांच्या मानेवर तलवार ठेवून प्रमाणपत्र निघणार नाही.असे त्यांनी स्पष्ट केले. रोहित पवारांनी मुख्यमंत्री देवेंद्र फडणवीस यांच्या जाहिरातीवर केलेल्या टीकेवर उत्तर देताना बावनकुळे म्हणाले,उद्धव ठाकरे यांच्या सरकारमध्ये काय झाले, कोणत्या जाहिराती दिल्या गेल्या, कोणत्या धनदांडग्यांनी त्या दिल्या, खंडणी कशी वसूल केली गेली हे रोहित पवारांनी एकदा नीट पाहावे, छत्रपती शिवरायांना नतमस्तक होत हे राज्य महाराष्ट्रातील १४ कोटी जनतेसाठी समर्पित आहे असा संदेश देणारी जाहिरात कुणी मुख्यमंत्री देवेंद्र फडणवीस यांच्या प्रेमापोटी दिली, तर रोहित पवारांच्या पोटात का दुखत आहे? प्रभाकर मोरे, 'महाराष्ट्राची हास्यजत्रा' फेम कोकणी माणसाची भूमिका साकारणारे अभिनेते, त्यांच्या 'शालू झोका देगो मैना' या गाण्यामुळे लोकप्रिय झाले आहेत. हे गाणं 'लास्ट स्टॉप खांदा' या आगामी सिनेमात पाहायला मिळणार आहे. गाण्यात प्रभाकर मोरे आणि धनश्री काडगांवकर आहेत. गाण्याचे गायन आनंद शिंदे यांनी केले असून संगीत किशोर मोहिते यांनी दिले आहे. गाण्याला प्रेक्षकांचा चांगला प्रतिसाद मिळत आहे.</w:t>
+        <w:t>Content: राज्याचे महसूल मंत्री चंद्रशेखर बावनकुळे यांची नुकतीच सकाळच्या कार्यकारी संपादक शितल पवार यांनी मुलाखत घेतली. या मुलाखतीदरम्यान त्यांनी महसूल खात्याशी संबंधित विविध कामकाजाबरोबरच इतर महत्त्वाच्या विषयांवरही सविस्तरपणे आपली भूमिका मांडली. जाणून घेण्यासाठी पाहा संपूर्ण मुलाखत.. सकाळ+ चे सदस्य व्हा ब्रेक घ्या, डोकं चालवा, कोडे सोडवा! शॉपिंगसाठी 'सकाळ प्राईम डील्स'च्या भन्नाट ऑफर्स पाहण्यासाठी क्लिक करा. Read latest Marathi news, Watch Live Streaming on Esakal and Maharashtra News. Breaking news from India, Pune, Mumbai. Get the Politics, Entertainment, Sports, Lifestyle, Jobs, and Education updates. And Live taja batmya on Esakal Mobile App. Download the Esakal Marathi news Channel app for Android and IOS. Follow Us Copyright © 2025 - Sakal Media Pvt Ltd - All rights reserved. Powered by Quintype</w:t>
       </w:r>
     </w:p>
     <w:p>
@@ -1934,7 +1934,7 @@
     </w:p>
     <w:p>
       <w:r>
-        <w:t>Title: CM Devendra Fadnavis: संपूर्ण राज्यच दत्तक घेतले : मुख्यमंत्री फडणवीस</w:t>
+        <w:t>Title: पाकिस्तानी झेंडा फडकवणाऱ्यांनी आम्हाला देशभक्ती शिकवू नये; बावनकुळे यांचा उद्धव ठाकरेंवर हल्ला</w:t>
       </w:r>
     </w:p>
     <w:p>
@@ -1946,13 +1946,13 @@
           <w:rPr>
             <w:color w:val="0000FF"/>
           </w:rPr>
-          <w:t>https://www.esakal.com/amp/vidarbha/cm-devendra-fadnavis-maharashtra-is-my-adopted-state-committed-to-yavatmal-development-vsb99</w:t>
+          <w:t>https://www.nagpurtoday.in/pakistani-flag-wavers-should-not-teach-us-patriotism-bawankule-attack-on-uddhav-thackeray/09151415</w:t>
         </w:r>
       </w:hyperlink>
     </w:p>
     <w:p>
       <w:r>
-        <w:t>Content: CM Devendra Fadnavis sakal यवतमाळ : यवतमाळ जिल्ह्याच्या विकासासाठी शासन कटिबद्ध आहे. जिल्ह्याला आवश्यक तो निधी उपलब्ध करून देईल. मी यवतमाळच नव्हे, तर संपूर्ण महाराष्ट्रच दत्तक घेतला आहे, असे विधान राज्याचे मुख्यमंत्री देवेंद्र फडणवीस यांनी केले. ते शनिवारी (ता. १३) यवतमाळ येथे आदी कर्मयोगी योजनेनिमित्त आयोजित कार्यक्रमात बोलत होते. यावेळी महसूल मंत्री चंद्रशेखर बावनकुळे, पालकमंत्री संजय राठोड, आदिवासी विकास मंत्री डॉ. प्रा. अशोक उईके, लोकप्रतिनिधी, आदिवासी विभागाचे सचिव उपस्थित होते. पुढे बोलताना मुख्यमंत्री फडणवीस म्हणाले की, पंतप्रधान नरेंद्र मोदी यांनी आदिवासी समाजाच्या उत्थानाकरिता एक लाख कोटी रुपये मंजूर केले. या निधीतून अनेक योजना कार्यान्वित केल्या आहेत. या योजनांची प्रभावी अंमलबजावणी करणारा महाराष्ट्र पहिले राज्य असल्याचेही फडणवीस म्हणाले. आदिवासी समाजातील प्रत्येक नागरिकाला घर, पाणी, रस्ते, वीज देण्याचे नियोजन महाराष्ट्र सरकारचे आहे. स्वातंत्र्यानंतर मूळ निवासी आदिवासी समाजाचा विकास झाला नाही. आदि कर्मयोगी अभियान विकेंद्रित आदिवासी नेतृत्व व आदर्श प्रशासन निर्माण करण्यासाठीची विशेष चळवळ असल्याचेही मुख्यमंत्री फडणवीस म्हणाले. यावेळी मुख्यमंत्री देवेंद्र फडणवीस यांच्या हस्ते आदिवासी विकास विभागाचे पाच वसतिगृहे, बांधकाम विभागाची ६७ कोटी, मुख्यमंत्री सौरऊर्जा वाहिनी योजनेत अकरा सौरऊर्जा प्रकल्प व इतर ३३५ कोटीच्या विकास कामांचे लोकार्पण, भूमिपूजन तसेच शुभारंभ करण्यात आला. ‘उभारी’ अ‍ॅपद्वारे गेल्या पाच वर्षातील ७७० आत्महत्याग्रस्त कुटुंबांचा ऑनलाइन सर्वे करण्यात आला. या कुटुंबांना विविध योजनांचा लाभ देण्यासाठी उभारी अ‍ॅप वरदान ठरणार आहे. यातील ई मित्र चॅटबॉटद्वारे ३४ योजनांची माहिती केवळ दोन क्लिकवर नागरिकांना उपलब्ध होणार आहे. सकाळ+ चे सदस्य व्हा ब्रेक घ्या, डोकं चालवा, कोडे सोडवा! शॉपिंगसाठी 'सकाळ प्राईम डील्स'च्या भन्नाट ऑफर्स पाहण्यासाठी क्लिक करा. Read latest Marathi news, Watch Live Streaming on Esakal and Maharashtra News. Breaking news from India, Pune, Mumbai. Get the Politics, Entertainment, Sports, Lifestyle, Jobs, and Education updates. And Live taja batmya on Esakal Mobile App. Download the Esakal Marathi news Channel app for Android and IOS. Copyright © 2025 - Sakal Media Pvt Ltd - All rights reserved.</w:t>
+        <w:t>Content: नागपूर : दुबईत सुरू होणाऱ्या आशिया कपमधील भारत-पाक सामना लक्षात घेऊन उद्धव ठाकरे यांच्या नेतृत्वाखालील शिवसेनेने रविवारी राज्यभर आंदोलन छेडले. केंद्र सरकार आणि भाजपावर टीका करताना उद्धव गटाने केलेल्या या आंदोलनावर महसूलमंत्री चंद्रशेखर बावनकुळे यांनी जोरदार पलटवार केला आहे. बावनकुळे म्हणाले, “पाकिस्तानी झेंडा फडकवणारे आम्हाला देशभक्ती शिकवू नयेत. ऑपरेशन सिंधूरच्या काळात प्रश्न उपस्थित करणारे आता राजकीय फायद्यासाठी क्रिकेटचा वापर करत आहेत.” ते पुढे म्हणाले, उद्धव ठाकरे यांच्या खासदारांनी धाराशिव येथे पाकिस्तानी झेंडा फडकवला होता. ते पाप शिवसेनेने केले. नरेंद्र मोदींनी क्रीडा क्षेत्राला प्रोत्साहन दिले असून भारताचे नाव जागतिक स्तरावर उजळत आहे. मात्र, उद्धव ठाकरे क्रिकेटच्या माध्यमातून राजकारणाचा पाया रचत आहेत.” बावनकुळे यांनी ठाकरेंच्या परदेश दौऱ्यावरूनही निशाणा साधला. ऑपरेशन सिद्धूरच्या वेळी देशावर हल्ला झाला, तेव्हा उद्धव ठाकरे परदेशात पर्यटनावर होते. त्या घटनेनंतरही ते लंडनमध्येच थांबले. हिंदू आणि देशाबद्दल त्यांना कोणतीही सहानुभूती नाही, हेच यातून स्पष्ट होते,” असे ते म्हणाले. शेवटी बावनकुळे यांनी ठाकरेंना थेट सवाल केला की, आपल्या सभांमध्ये पाकिस्तानी झेंडे फडकवले गेले होते का? याचे उत्तर त्यांनी देशाला द्यावे.</w:t>
       </w:r>
     </w:p>
     <w:p>
@@ -1965,7 +1965,7 @@
     </w:p>
     <w:p>
       <w:r>
-        <w:t>Title: ओबीसींवर अन्याय होणार नाही, पडताळणी करुनच जात प्रमाणपत्र द्यावे, ओबीसी उपसमितीच्या बैठकीत बावनकुळेंचे निर्देश</w:t>
+        <w:t>Title: ओबीसी आरक्षणाचा बॅकलॉग भरा:खाडाखोड करुन मराठा-कुणबीच्या नोंदी, उपसमितीच्या बैठकीनंतर छगन भुजबळांचा आरोप</w:t>
       </w:r>
     </w:p>
     <w:p>
@@ -1977,13 +1977,13 @@
           <w:rPr>
             <w:color w:val="0000FF"/>
           </w:rPr>
-          <w:t>https://mpbreakingnews.in/marathi/politics/there-will-be-no-injustice-to-obcs-caste-certificate-should-be-issued-only-after-verification-bawankules-instructions-in-the-obc-sub-committee-meeting-05-696385</w:t>
+          <w:t>https://divyamarathi.bhaskar.com/local/maharashtra/mumbai/news/chagan-bhujbal-obc-reservation-demands-135934860.html</w:t>
         </w:r>
       </w:hyperlink>
     </w:p>
     <w:p>
       <w:r>
-        <w:t>Content: OBC Sub Committee – ओबीसी समाजाचे प्रश्न, समस्या तसेच ओबीसींचे जात प्रमाणपत्र याबाबत आज (बुधवारी) मुंबईत ओबीसी उपसमितीची बैठक पार पडली. या बैठकीला मंत्री तथा ओबीसी नेते छगन भुजबळ, ओबीसी उपसमितीची अध्यक्ष चंद्रशेखर बावनकुळे, मंत्री पंकजा मुंडे आदी उपस्थित होते. मराठा समाजासाठी आरक्षणाबाबत जो जीआर काढला आहे, त्यामुळे ओबीसी आरक्षणावरती घाला येतोय, ओबीसींच्या वाट्याचे आरक्षण जाते, असं ओबीसी समाजाच्या नेत्यांनी म्हटले आहे. त्यामुळे ज्यांचे मराठा-कुणबी आणि कुणबी-मराठा असे कागदपत्रे किंवा वंशावळ आहे. अशांनाच मराठा जात प्रमाणपत्र दाखले द्यावे, अशी मागणी ओबीसी समाजाच्या नेत्यांनी केली आहे. दरम्यान, आजच्या बैठकीत सकारात्मक चर्चा झाली आणि जो मराठा आरक्षणाचा जीआर होता, तो आम्ही वाचला तसेच छगन भुजबळ यांनाही वाचण्यास दिला. ओबीसी समाजातील लोकांना जात प्रमाणपत्र देत असताना पूर्णतः खबरदारी आणि खात्री करूनच द्यावे. किंवा ज्यांचे वंशावळ किंवा पुरावे आहेत, त्यांनाच जात ओबीसीचे जात प्रमाणपत्र द्यावे. चुकीच्या पद्धतीने किंवा सरसकट ओबीसींना जात प्रमाणपत्र देऊ नये, अशी बैठकीत चर्चा झाली, असं चंद्रशेखर बावनकुळेंनी सांगितले. ओबीसी उपसमितीची बैठक संपल्यानंतर त्यांनी माध्यमाचे संवाद साधला, त्यावेळी ते बोलत होते. मराठा जात प्रमाणपत्र देताना त्यांना मराठा-कुणबी आणि कुणबी-मराठा अशी वंशावळ किंवा पुरावा असेल तरच त्यांना जात प्रमाणपत्र द्यावे, अशी बैठकीत चर्चा झाली. त्याचबरोबर मराठा आरक्षणाच्या जीआरमुळे ओबीसी आरक्षणावर कुठेही घाला येणार नाही. किंवा त्यांच्या न्याय हक्कावर कुठे गदा येणार नाही. याबाबत ओबीसी उपसमितीच्या बैठकीत चर्चा झाली. याबाबत आढावा घेतला. तसेच आम्ही जिल्हास्तरावर जिल्हाधिकारी यांनाही निर्देश दिलेले आहेत, असं बावनकुळे म्हणाले. दुसरीकडे मराठा आरक्षण जीआर काढल्यामुळे ओबीसी नेते आणि मंत्री छगन भुजबळ नाराज आहेत. त्यांनी मुख्यमंत्र्यांची भेट घेतली आहे. आणि जीआरमधील काही शब्द आहेत. त्याच्यावर आपला आक्षेप आहे, असं म्हणत ते कोर्टात धाव घेणार आहेत, असा प्रश्न चंद्रशेखर बावनकुळे यांना विचारला असता, आजच्या बैठकीत छगन भुजबळ यांनाही जीआर वाचायला दिला. जे काही दोन-तीन शब्द आहेत, त्याबाबत ही आम्ही बैठकीत चर्चा केली. परंतु सरसकट मराठ्यांना जात प्रमाणपत्र मिळणार नाही, ज्यांचे कुणबी-मराठा किंवा मराठा-कुणबी असे दाखले, पुरावे किंवा वंशावळ आहेत, अशांना जात प्रमाणपत्र सादर केले जाणार आहे. त्यामुळं छगन भुजबळ हे सरकारमधील मंत्री आहेत, छगन भुजबळ नाराज नसल्याचे मंत्री बावनकुळे यांनी म्हटले. MP Breaking Marathi News is a dedicated Marathi digital news platform by INTUITIVE NEWS &amp; MEDIA PRIVATE LIMITED. Launched as a subdomain of the leading Hindi news portal MP Breaking News, our goal is to deliver fast, accurate, and trustworthy news in Marathi.From politics to entertainment, sports to lifestyle—we bring updates from every segment, tailored for our Marathi-speaking audience. With a strong commitment to authenticity and speed, we aim to become your most reliable source of regional, national, and global news in Marathi. Contact us: mpbreakingnews (at) gmail.com Bhopal News Indore News Jabalpur News Gwalior News Play Store Apple Store © 2025 Intuitive News &amp; Media Pvt. Ltd. | Powered By Parshva Web Home | Contact Us | Policies | Terms and Conditions</w:t>
+        <w:t>Content: मराठा समाजासाठी राज्य सरकारने उपसमिती गठीत केली, त्याचप्रमाणे आता ओबीसी समाजासाठी देखील उपसमिती गठीत केली आहे. या उपसमितीची आज बैठक पार पडली. बैठकीला चंद्रशेखर बावनकुळे, छगन भुजबळ, पंकजा मुंडे यांसह इतर नेते उपस्थित होते. या बैठकीनंतर मंत्री छगन भुजब छगन भुजबळ म्हणाले, मागासवर्गीय आणि महाज्योती यांना स्टाफच पूर्ण दिलेला नाही. तो स्टाफ ताबडतोब द्या. सरकारी सेवांमधील ओबीसींचा जो वाटा आहे तो 27 टक्के आहे. परंतु, शासनाच्या निर्णयाप्रमाणे आतापर्यंत फक्त 9 टक्के ओबीसींना या सरकारी कार्यालयांमध्ये जागा मिळाली आहे. म्हणजेच बॅकलॉग आहे. त्याचा मागोवा घ्या. आरक्षण जेव्हा आपण मागतो, नोकरीमध्ये वगैरे त्यात बॅकलॉग आहे हा भरा, अशी मागणी भुजबळ यांनी केली आहे. पुढे बोलताना छगन भुजबळ म्हणाले, आम्ही कोर्टात वेगवेगळ्या ज्या जाती आहेत त्यातल्या प्रमुख जाती ज्या आहेत त्यांच्याकडून रीट मागवला आहे. यात महाराष्ट्र राज्य नाभीक महासंघ आहे, अखिल अहिर समाज सुवर्णकाळ संस्था आहे त्यांच्या नावाने एक अफेडेव्हीट गेले आहे. कुणबी सेनेच्या नावाने एक गेले आहे. एक माळी समाज महासंघाच्या नावाने अफेडेव्हीट करत आहोत. तसेच समता परिषदेच्या नावाने एक अफेडेव्हीट करत आहोत, अशी माहिती छगन भुजबळ यांनी दिली आहे. खोट्या पुराव्यांवर सर्टिफिकेट देऊ नये- चंद्रशेखर बावनकुळे ओबीसी समाजाच्या उपसमितीच्या बैठकीनंतर मंत्री चंद्रशेखर बावनकुळे यांनी देखील पत्रकारांशी संवाद साधताना बैठकीतील झालेल्या चर्चेवर माहिती दिली आहे. ते म्हणाले, मराठा समाजाला कुणबी सर्टिफिकेट देताना पुराव्यांवर कोणतीही खाडाखोड नको, ओव्हर रायटिंग नको असा महत्त्वाचा निर्णय ओबीसी उपसमितीच्या बैठकीत झाला. असे पुरावे सादर करताना खोडतोड कशी होते, याबाबत छगन भुजबळ यांनी काही पुरावे बैठकीत आज दाखवले. त्यामुळे चुकीच्या पुराव्यांवर, खोट्या पुराव्यांवर सर्टिफिकेट देऊ नये याची काळजी काळजी प्रमाणपत्र देणाऱ्या अधिकाऱ्यांनी घेतली पाहिजे. जे नियमाने आहे, त्याबद्दल कुणाचाही आक्षेप नाही, याबाबत बैठकीत चर्चा झाल्याचे चंद्रशेखर बावनकुळे यांनी सांगितले. आजच्या ओबीसी उपसमितीच्या बैठकीत जवळपास 18-19 विषयांवर चर्चा झालेली आहे. यामध्ये ओबीसी मंत्रालयाला 3200 कोटी रुपयांचे बजेटेड रक्कम मिळाली पाहिजे. ओबीसीचे 22 उपमहामंडळ आहेत, त्या उपमहामंडळाची पुरवणी मागणी अर्थ मंत्रालयाकडे सादर केली पाहिजे, ओबीसीसाठी कार्यरत मंडळांमध्ये काही पदांचा अनुशेष आहे, तो अनुशेष भरावा, हा प्रस्ताव डीआरडीला पाठवणार आहोत, यासंदर्भात चर्चा झाल्याचे चंद्रशेखर बावनकुळे यांनी सांगितले. बावनकुळे यांनी स्पष्ट केले की, या सर्व मागण्या नियमानुसार आहेत. ओबीसी मंत्रालयाच्या योजना निधीअभावी बंद पडू नयेत, थकीत शिष्यवृत्तीची रक्कम लवकर मिळावी आणि प्रत्येक जिल्ह्यात ओबीसी विद्यार्थ्यांसाठी वसतिगृहे व विभागीय कार्यालये असावीत, अशा विषयांवर बैठकीत सकारात्मक चर्चा झाली. Copyright © 2024-25 DB Corp ltd., All Rights Reserved This website follows the DNPA Code of Ethics.</w:t>
       </w:r>
     </w:p>
     <w:p>
@@ -1996,7 +1996,7 @@
     </w:p>
     <w:p>
       <w:r>
-        <w:t>Title: Maratha Reservation: राज्यात आजपर्यंत दिलेल्या कुणबी प्रमाणपत्रांची श्वेतपत्रिका काढावी; ओबीसी मंत्रिमंडळ उपसमितीची भूमिका</w:t>
+        <w:t>Title: आधी मोजणी, दस्तनोंदणी मग फेरफारबावनकुळे</w:t>
       </w:r>
     </w:p>
     <w:p>
@@ -2008,13 +2008,13 @@
           <w:rPr>
             <w:color w:val="0000FF"/>
           </w:rPr>
-          <w:t>https://ratnagirikhabardar.com/news/78454/</w:t>
+          <w:t>https://www.esakal.com/pune/todays-latest-marathi-news-pne25l40154-txt-pune-today-20250917044854</w:t>
         </w:r>
       </w:hyperlink>
     </w:p>
     <w:p>
       <w:r>
-        <w:t>Content: मुंबई : कुठलेही अवैध दाखले दिले जाऊ नयेत. कुठल्याही प्रकारचे सरसकट दाखले दिले जाऊ नयेत. आतापर्यंत मराठा समाजातील व्यक्तींना दिलेल्या कुणबी प्रमाणपत्रांबाबत श्वेतपत्रिका राज्य सरकारने काढावी, अशी स्पष्ट भूमिका ओबीसी मंत्रिमंडळ उपसमितीच्या बैठकीत बुधवारी मांडण्यात आली. महसूल मंत्री चंद्रशेखर बावनकुळे यांच्या अध्यक्षतेखालील या उपसमितीची बैठक मंत्रालयात झाली. या बैठकीनंतर उपसमितीच्या सदस्य आणि मंत्री पंकजा मुंडे यांनी पत्रकारांना सांगितले की, श्वेतपत्रिकेची आणि जे दाखले दिलेले आहेत त्यांची पडताळणी करावी, अशी ठाम भूमिका आम्ही घेतलेली आहे, कोणालाही बोगस आणि अपात्र असताना प्रमाणपत्रे दिली जाऊ नयेत, अशी उपसमितीची भूमिका आहे. खोट्या नोंदींद्वारे एकही ओबीसी प्रमाणपत्र देणार नाही बावनकुळे म्हणाले की, कुणबी नोंदी आहेत, त्यांनाच प्रमाणपत्र मिळेल. ग्रामसमिती, तहसीलदारांच्या स्तरावरील समितीचा अहवाल त्यासाठी लागेल. खोट्या/बनावट नोंदींद्वारे कोणालाही ओबीसी प्रमाणपत्र दिले जाणार नाही. वंशावळ जुळल्यानंतर कागदपत्रांच्या पूर्ततेनंतरच दाखला देण्यात येईल. खोट्या नोंदी होणार नाहीत याची काळजी अधिकाऱ्यांनी घेतली पाहिजे. छगन भुजबळ भडकले; म्हणाले. ‘अन्याय ओबीसींवरच…’ मराठा समाजाला गेल्या काही वर्षांत सरकारचा प्रचंड निधी मिळाला, पण त्या मानाने ३७५ जाती असलेल्या ओबीसींना काहीच मिळाले नाही, अशी टीका ज्येष्ठ मंत्री छगन भुजबळ यांनी बैठकीत केली. ओबीसींकडे असे दुर्लक्ष करण्याचे वित्त विभाग आणि एकूणच राज्य सरकारकडे काही समर्थन आहे का, दरवेळी ओबीसींवरच अन्याय का म्हणून? असा सवालही भुजबळ यांनी बैठकीत उपस्थित केला. परवाच्या आंदोलनानंतर सरकारने जीआर काढला, आम्हाला साधे विचारलेही नाही. ओबीसींना डावललेच जात असेल तर आम्हाला कोर्टात जाण्याशिवाय पर्याय नसेल, असेही त्यांनी यावेळी सुनावले. अण्णासाहेब पाटील महामंडळाप्रमाणे कर्जवाटप योजना बावनकुळे यांनी सांगितले की, ओबीसी समाजातील तरुणांना रोजगार आणि व्यवसाय करता यावा यासाठी अण्णासाहेब पाटील महामंडळाच्या धर्तीवर योजना तयार करण्यात यावी, अशी सूचना उपसमितीने केली आहे. यापूर्वी उपसमितीचे अध्यक्ष छगन भुजबळ होते, त्यावेळी उपसमितीने केलेल्या शिफारशी पुढील बैठकीत मांडण्यात येणार आहे. १२०० कोटी रुपयांची थकीत शिष्यवृत्ती द्या ओबीसी समाजात ३५३ जाती आहेत. सुमारे ३,६८८ कोटींचा निधी मिळणे बाकी आहे. त्यामुळे १२०० कोटी रुपयांची शिष्यवृत्ती थांबली असून, ती मार्गी लावण्यात यावी. वसतिगृह बांधकाम व शासकीय कार्यालयांसाठी आवश्यक असलेल्या जागा उपलब्ध व्हाव्यात, असे प्रस्ताव मंत्रिमंडळ उपसमितीसमोर ठेवण्यात आले. मंत्री पंकजा मुंडे यांनीही मराठा समाज हा सामाजिक मागास नसून आरक्षणाबाबत कागदपत्रांची अचूकता तपासूनच दाखले देण्यात यावेत, अशी अपेक्षा व्यक्त केली. मंत्री संजय राठोड, गुलाबराव पाटील, दत्तात्रय भरणे, अतुल सावे, गणेश नाईक यांनीदेखील आपापली भूमिका आणि मागण्या समितीसमोर मांडल्या. फडणवीस, भुजबळ यांचा एकत्र विमान प्रवास मराठा समाजासाठीच्या जीआरवरून नाराज असलेले छगन भुजबळ हे मुख्यमंत्री देवेंद्र फडणवीस यांच्यासोबत एकत्र विमानाने मुंबईहून नाशिकला गेले. तेथील कार्यक्रमात भुजबळ यांनी फडणवीस यांचे कौतुक केले. दैनिक रत्नागिरी खबरदारISO 9001:2015 CERTIFIED(RNI NO. MAHMAR/2013/57411)शासनमान्य रजिस्टर न्यूजपेपर12:01 11-09-2025</w:t>
+        <w:t>Content: सकाळ वृत्तसेवापुणे, ता. १७ : ‘‘कर्नाटक, आंध्र प्रदेशच्या धर्तीवर राज्यात जमाबंदी आयुक्तालयांच्या अखत्यारित १० ते १५ खासगी भूकरमापकांना अधिकार देत त्यांच्या माध्यमातून ‘आधी मोजणी, मग दस्तनोंदणी आणि नंतर फेरफारची नोंद’ अशी पद्धत राज्यात राबविणार आहे,’’ अशी माहिती राज्याचे महसूलमंत्री चंद्रशेखर बावनकुळे यांनी बुधवारी दिली. त्यास मान्यता द्यावी, अशी विनंती त्यांनी मुख्यमंत्र्यांना केली आहे.महसूल विभागाच्या वतीने छत्रपती शिवाजी महाराज महाराजस्व अभियानांतर्गत राज्यस्तरीय सेवा पंधरवडा अभियानाच्या उद्‍घाटनप्रसंगी बावनकुळे बोलत होते. या वेळी त्यांनी सात महिन्यांत महसूल खात्याने राबविलेल्या विविध योजना आणि विकासकामांचा आढावा घेतला. महसूल लोकअदालत आणि पाणंद रस्ते खुले करण्याबाबत पुणे जिल्हा प्रशासनाचे त्यांनी कौतुक केले. आडाचीवाडी गावाचा गौरवपुरंदर तालुक्यातील आडाचीवाडी गावाने १५ पाणंद रस्ते बांधून खुले केले आहेत. महाराष्ट्रातील हे आदर्श गाव असल्याचे सांगून बावनकुळे यांनी कौतुक केले. उपमुख्यमंत्री अजित पवार यांनी आडाचीवाडीचे कौतुक करत गावातील रस्ते, स्मशानभूमी, व्यायामशाळांसह अन्य पायाभूत सुविधा कशा पद्धतीने स्वीकारल्या याचा उल्लेख केला. राज्यातील गावांनी याचे अनुकरण करावे आणि अधिकाऱ्यांनी भेट देऊन आपल्या भागातही असे प्रयत्न करावेत, अशी अपेक्षा त्यांनी व्यक्त केली. नोंदणी विभागात पासपोर्टसारखी कार्यालयेनोंदणी व मुद्रांक शुल्क विभागात आता पासपोर्ट विभागाच्या कार्यालयांसारखी राज्यात कार्यालये सुरू करण्यात येणार आहेत. त्यासाठी सात गावांची ठिकाणे निश्‍चित केली आहेत. त्यातून विविध सोयी उपलब्ध होणार आहेत. मंत्रालय स्तरावर त्याची ‘वॉर रूम तयार केली आहे. ‘वन डिस्ट्रिक्ट वन रजिस्ट्रेशन’बरोबरच आता ‘वन स्टेट- वन रजिस्ट्रेशन’ आणि फेसलेसद्वारे दस्तनोंदणीचा प्रयोग राबविणार आहे, अशी माहिती बावनकुळे यांनी दिली. तुकडाबंदीची नियमावली १५ दिवसांततुकडाबंदी कायद्यामुळे राज्यात ५० लाख कुटुंबे अडकून पडली आहेत. त्यामुळे ती उठविण्याचा निर्णय शासनाने घेतला आहे. त्यांची अंमलबजावणी कशी करायची, याबाबत नियमावली (एसओपी) तयार करण्याचे काम सुरू आहे. येत्या १५ दिवसांत ती तयार करून राज्यात लागू करण्यात येईल, अशी माहिती बावनकुळे यांनी दिली. चंद्रशेखर बावनकुळे म्हणाले...- सेवा पंधरवडा अभियानाच्या माध्यमातून सुमारे ५० लाख जनतेपर्यंत पोहोचविण्याचे ध्येय- स्वामित्व योजनेंतर्गत गरीब नागरिकांना पाचशे-हजार रुपये देणे शक्य नाही. त्यासाठी ११० कोटी रुपयांची आवश्यकता- त्या माध्यमातून राज्यातील सर्व गरीब जनतेला मोफत प्रॉपर्टी कार्ड देता येईल आणि राज्यातील सर्व जनतेला प्रॉपर्टी कार्ड उपलब्ध करून देणारे महाराष्ट्र हे देशातील पहिले राज्य ठरेल- या उपक्रमासाठी अर्थमंत्री अजित पवार यांना निधी द्यावा- पुढील वर्षात राज्यातील सर्व पाणंद रस्त्यांची मोजणी करून त्यांचे सीमांकन केले जाणार- मुख्यमंत्री बळिराजा पाणंद रस्ते योजना महसूल खात्यामार्फत सुरू करणार- त्याबाबतचा प्रस्ताव मंत्रिमंडळाच्या बैठकीत मान्यतेला ठेवण्यात येईल - पाणंद रस्त्याच्या प्रस्तावाला मान्यता मिळेल, अशी अपेक्षा सकाळ+ चे सदस्य व्हा ब्रेक घ्या, डोकं चालवा, कोडे सोडवा! शॉपिंगसाठी 'सकाळ प्राईम डील्स'च्या भन्नाट ऑफर्स पाहण्यासाठी क्लिक करा. Read latest Marathi news, Watch Live Streaming on Esakal and Maharashtra News. Breaking news from India, Pune, Mumbai. Get the Politics, Entertainment, Sports, Lifestyle, Jobs, and Education updates. And Live taja batmya on Esakal Mobile App. Download the Esakal Marathi news Channel app for Android and IOS. Follow Us Copyright © 2025 - Sakal Media Pvt Ltd - All rights reserved. Powered by Quintype</w:t>
       </w:r>
     </w:p>
     <w:p>
@@ -2027,7 +2027,7 @@
     </w:p>
     <w:p>
       <w:r>
-        <w:t>Title: क्रिकेटच्या नावाखाली उद्धव ठाकरे राजकारण करत आहेत; चंद्रशेखर बावनकुळेंची टीका</w:t>
+        <w:t>Title: Kunbi caste certificate : कुणबी बोगस प्रमाणपत्रांची होणार सखोल पडताळणी</w:t>
       </w:r>
     </w:p>
     <w:p>
@@ -2039,13 +2039,13 @@
           <w:rPr>
             <w:color w:val="0000FF"/>
           </w:rPr>
-          <w:t>https://www.lokmat.com/nagpur/uddhav-thackeray-is-doing-politics-in-the-name-of-cricket-chandrashekhar-bawankule-criticizes-a-a876-c732/</w:t>
+          <w:t>https://pudhari.news/maharashtra/mumbai/kunbi-bogus-certificates-deep-verification-dc95</w:t>
         </w:r>
       </w:hyperlink>
     </w:p>
     <w:p>
       <w:r>
-        <w:t>Content: हिंदी | English सोमवार १५ सप्टेंबर २०२५ FOLLOW US : शहरं व्हिडीओ सखी आणखी By आनंद डेकाटे | Updated: September 14, 2025 18:41 IST2025-09-14T18:40:00+5:302025-09-14T18:41:05+5:30 नागपूर : क्रिकेटच्या नावाखाली उद्धव ठाकरे हे राजकारण करीत आहेत. त्यांच्याच खासदारांनी धाराशिव येथे पाकिस्तानचे झेंडे फडकवले होते. त्यामुळे पाकिस्तानचे झेंडे फडकवण्याचे पाप हे उद्धव सेनेने केले, असा टोला महसूलमंत्री तथा नागपूर-अमरावती जिल्ह्यांचे पालकमंत्री चंद्रशेखर बावनकुळे यांनी लगावला. भारत–पाकिस्तान सामन्याच्या पार्श्वभूमीवर शिवसेना (उद्धव ठाकरे गट) आणि विरोधकांबाबत बावनकुळे हे प्रसारमाध्यमांशी बोलत होते. पंतप्रधान नरेंद्र मोदी यांनी क्रीडा क्षेत्रास प्रोत्साहन दिल्यामुळे आंतरराष्ट्रीय पातळीवर देशाचा लौकिक वाढला आहे. मात्र उद्धव ठाकरे आज क्रिकेटवरून राजकारण करत आहेत. ऑपरेशन सिंदूरच्या वेळी उद्धव ठाकरे परदेशी पर्यटनासाठी गेले होते; देशावर हल्ला झाल्यावर त्यांनी तातडीने परत यायला हवे होते, परंतु ते परतले नाहीत. यावरून हिंदू धर्माबद्दल आणि देशाबद्दल त्यांच्या मनात किती कळवळा आहे हे जनतेला दिसून आले. पहलगाम घटनेनंतरही ते लंडनमध्ये थांबले होते, असेही त्यांनी नमूद केले. खेळाच्या संदर्भात राजकारण सुरु करणे चुकीचे आहे; खेळ हा खेळ म्हणून बघावा, असेही ते म्हणाले. संजय राऊत यांच्या बोलण्याकडे कोणीही लक्ष देत नाही; त्यांना कोणीही गंभीरपणे घेत नाही, असेही बावनकुळे म्हणाले. ते बॅनर लोकांनी स्वयंस्फूर्तीने लावले नुकत्याच प्रकाशित झालेल्या ‘देवा तूच सांग’ जाहिरातीबाबत बावनकुळे म्हणाले की , महाराष्ट्रात मुख्यमंत्री देवेंद्र फडणवीसांविषयी प्रचंड प्रेम आहे. त्यांच्या कर्तृत्वामुळे लोकांनी आनंद व्यक्त केला आणि स्वयंस्फूर्तीने बॅनर लावले आहेत. १२ गड-किल्ले युनेस्कोच्या यादीत समाविष्ट झाले आहेत. छत्रपती शिवाजी महाराज यांच्या प्रेरणेने आमचे सरकार समाजातील सर्व घटकांना न्याय देण्याचे काम करत आहे. जाहिरातीमुळे कुणाला पोटदुखी होत असेल तर ते महाराष्ट्राच्या जनतेला समजत आहे, असेही त्यांनी सांगितले. FOLLOW US : Copyright © 2025 Lokmat Media Pvt Ltd</w:t>
+        <w:t>Content: मुंबई : बोगस जातप्रमाणपत्रांना आळा घालण्यासाठी कागदपत्रांची सखोल पडताळणी करण्याचे निर्देश ओबीसी मंत्रिमंडळ उपसमितीचे अध्यक्ष तथा महसूलमंत्री चंद्रशेखर बावनकुळे यांनी प्रशासनाला दिले आहेत. उपसमितीची बैठक मंगळवारी मंत्रालयात पार पडली. खाडाखोड केलेल्या कागदपत्रांच्या आधारे मराठा-कुणबी किंवा कुणबी-मराठा प्रमाणपत्र देऊ नये, असे निर्देशही बावनकुळे यांनी संबंधित अधिकार्‍यांना दिले. उपसमितीच्या बैठकीनंतर बावनकुळे यांनी माध्यमांना सांगितले की, आजच्या बैठकीत मराठा समाजाला कुणबी जातप्रमाणपत्र देताना पुराव्यांवर कोणतीही खाडाखोड नको, ओव्हर रायटिंग नको, असा महत्त्वाचा निर्णय झाला. ओबीसी मंत्रालयासाठी 3,200 कोटी रुपयांची अर्थसंकल्पात तरतूद करण्याबाबत चर्चा झाली. ओबीसींसाठी 22 उपमहामंडळे आहेत. त्यांच्या पुरवणी मागण्या अर्थ मंत्रालयाकडे सादर करण्यात येणार आहेत. तसेच, ओबीसींसाठी कार्यरत मंडळांमध्ये पदांचा अनुशेष भरण्याबाबतचा प्रस्ताव ग्रामीण विकास यंत्रणेकडे पाठवला जाणार आहे. ओबीसी मंत्रालयाच्या योजना निधीअभावी बंद पडू नयेत, थकीत शिष्यवृत्तीची रक्कम लवकर मिळावी आणि प्रत्येक जिल्ह्यात ओबीसी विद्यार्थ्यांसाठी वसतिगृहे व विभागीय कार्यालये असावीत आदी विषयांवर बैठकीत सकारात्मक चर्चा झाली. बंजारा समाजाच्या आंदोलनाबाबत आम्ही चर्चा करून त्यांची मागणी ऐकून घेऊ. बंजारा समाजाचा सर्व तपशील केंद्राकडे आहे, असेही बावनकुळे यांनी स्पष्ट केले. ओबीसी उपसमितीच्या बैठकीत समितीचे सदस्य तथा अन्न व नागरी पुरवठामंत्री छगन भुजबळ यांनी कागदपत्रांची मोडतोड कशी होते, याचे काही पुरावे सादर केले. त्याची गंभीर दखल बावनकुळे यांनी घेतली. ओबीसींचा अनुशेष भरून काढण्याची मागणीही भुजबळ यांनी केली. 'Pudhari' is excited to announce the relaunch of its Android and iOS apps. Stay updated with the latest news at your fingertips. Android and iOS Download now and stay updated, anytime, anywhere. Pudhari Publications Private Limited</w:t>
       </w:r>
     </w:p>
     <w:p>
@@ -2058,7 +2058,7 @@
     </w:p>
     <w:p>
       <w:r>
-        <w:t>Title: भुजबळ आक्रमक! ओबीसी समितीची बैठक वादळी ठरली..</w:t>
+        <w:t>Title: महसूल सेवकांच्या राज्यव्यापी काम बंद आंदोलनाचा आठवा दिवस, राज्यभरातील 12 हजार 600 सेवकांचे काम बंद; आदोलकांचा सरकारला निर्वाणीचा इशारा</w:t>
       </w:r>
     </w:p>
     <w:p>
@@ -2070,13 +2070,13 @@
           <w:rPr>
             <w:color w:val="0000FF"/>
           </w:rPr>
-          <w:t>https://www.tv9marathi.com/videos/maharashtra-maratha-reservation-controversy-bhujbal-bawankule-response-1489644.html</w:t>
+          <w:t>https://marathi.abplive.com/news/revenue-servant-strike-eighth-day-government-not-even-a-simple-acknowledgement-protesters-warn-the-government-nagpur-news-maharashtra-marathi-news-1385371</w:t>
         </w:r>
       </w:hyperlink>
     </w:p>
     <w:p>
       <w:r>
-        <w:t>Content: By signing in or creating an account, you agree with Associated Broadcasting Company's Terms &amp; Conditions and Privacy Policy. महाराष्ट्रात मराठा समाजासाठी आरक्षणाबाबतचा वाद अधिक तीव्र झाला आहे. ओबीसी उपसमितीच्या बैठकीत मंत्री छगन भुजबळ यांनी जीआरमधील “मराठा” शब्दावर आणि बोगस प्रमाणपत्रांच्या मुद्द्यावर आक्षेप घेतला. त्यांनी ओबीसींना होणारे नुकसान आणि अपुरा निधी यावर चिंता व्यक्त केली. दरम्यान, महसूल मंत्री चंद्रशेखर बाबनकुळे यांनी स्पष्टीकरण देत बोगस दाखले देण्यास बंदी घालण्याची भूमिका मांडली. ते म्हणाले की, अफिडेविटसह कुणबी नोंदणीचा पुरावा द्यावा लागेल. यावरून मनोज जरांगे पाटील यांनी भुजबळांना तुरुंगात टाकण्याची मागणी केली. या वादामुळे राज्यातील राजकीय वातावरण तापले आहे.</w:t>
+        <w:t>Content: Nagpur News : शासनाचा 24 तास नोकर म्हणजेच कोतवाल ज्यांना आता प्रशासकीय वर्तुळात महसूल सेवक म्हटलं जातं, त्या महसूल सेवकांचे राज्यव्यापी काम बंद आंदोलन (Revenue Servant Strike) गेल्या आठ दिवसांपासून सुरू आहे. राज्यभरात विविध ठिकाणी सुमारे 12 हजार 600 महसूल सेवक काम बंद आंदोलन करत आहेत. तर महसूल मंत्री चंद्रशेखर बावनकुळे यांच्या गृह जिल्ह्यात म्हणजेच नागपुरातील संविधान चौकात शेकडो महसूल सेवक गेल्या आठ दिवस काम बंद आंदोलन करून चतुर्थश्रेणीची मागणी करत आहे. दरम्यान, गेल्या आठ दिवसात त्यांच्या मागण्यांकडे लक्ष घालण्यासाठी, त्यांच्याशी बोलण्यासाठी प्रशासनातला कुठलाही अधिकारी पोहोचलेला नाही. त्यामुळे महसूल सेवकांनी उद्यापासून त्यांच आंदोलन आक्रमक करण्याचा निर्णय घेतला असून सरकार आमच्याकडे दुर्लक्ष करून आम्हाला आंदोलनाच्या पेंडॉलमधून उठून रस्त्यावरच्या आंदोलनासाठी मजबूर करत असल्याची प्रतिक्रिया दिली आहे. -राज्यात 12, 637 महसूल सेवक आहेत. यात सर्व महसूल सेवकांचे कामबंद आंदोलन सुरू आहे. - महसूल विभागासाठी महसूल गोळा करणे हा महसूल सेवकाचे प्राथमिक कार्य -तलाठ्यांना गावपातळीवर विविध महसुली कामात मदत करतात -महसूल सेवक प्रामुख्याने नैसर्गिक आपत्तीच्या वेळेला सर्वात आधी घटनास्थळी जाणारा शासनाचा कर्मचारी असतो -शिवाय निवडणुकीच्या कामात महसूल सेवकांची भूमिका असते -विविध गुन्हे किंवा घटना घडल्यास पोलिसांना शासकीय पंच म्हणूनही कोतवाल म्हणजेच महसूल सेवकांची मदत होते सांगली महापालिका कामकाजात गतिमानता यावी आणि कर्मचाऱ्यांना शिस्त लागावी, या उद्देशाने महापालिका आयुक्त सत्यम गांधी यांनी एकाच वेळी 475 कर्मचाऱ्यांच्या बदल्या केल्या आहेत. विशेष म्हणजे या बदलांमध्ये पाच वर्षापेक्षा अधिक कालावधी एकाच कार्यालयामध्ये काम करणाऱ्या कर्मचाऱ्यांचा समावेश आहे. अनेक कर्मचारी 25 ते 30 वर्षे एकाच विभागात कार्यरत होते. अशा कर्मचाऱ्यांच्या यापूर्वी बदल्या झालेल्या नव्हत्या. त्यामुळे सर्व विभागांचे कामकाज पारदर्शी व्हावे भ्रष्टाचार मुक्त व्हावे आणि कर्मचाऱ्यांना अन्य विभागांच्या कामकाजाचीही माहिती आणि अनुभव मिळावा या उद्देशाने आयुक्त सत्यम गांधी यांनी एका आदेशान्वये 475 अधिकारी कर्मचारी यांच्या बदल्या करण्याचा निर्णय घेतला. या निर्णयामुळे वर्षांवरचे तळ ठोकून असणाऱ्या कर्मचाऱ्यांना आता दुसऱ्या विभागाची वाट पकडावी लागणार आहे. आणखी वाचा Zilla Parishad Election: जिल्हा परिषद निवडणूक होण्याचा मार्ग जवळपास मोकळा; मुंबई उच्च न्यायालयाच्या नागपूर खंडपीठाचा मोठा निर्णय We use cookies to improve your experience, analyze traffic, and personalize content. By clicking "Allow All Cookies", you agree to our use of cookies.</w:t>
       </w:r>
     </w:p>
     <w:p>
@@ -2089,7 +2089,7 @@
     </w:p>
     <w:p>
       <w:r>
-        <w:t>Title: Maratha Reservation : मराठा आरक्षण अडचणीत? राज्य सरकारच्या जीआरला उच्च न्यायालयात आव्हान, दोन याचिका दाखल</w:t>
+        <w:t>Title: गेलेले आरक्षण आणल्यानंतर त्याला विरोध करणे अयोग्य बावनकुळे यांची उद्धव ठाकरेंवर टीका</w:t>
       </w:r>
     </w:p>
     <w:p>
@@ -2101,13 +2101,13 @@
           <w:rPr>
             <w:color w:val="0000FF"/>
           </w:rPr>
-          <w:t>https://marathi.abplive.com/news/maharashtra/maratha-reservation-two-petitions-filed-in-bombay-high-court-against-state-government-notification-approving-implementation-of-hyderabad-gazetteer-maharashtra-marathi-news-1383163/amp</w:t>
+          <w:t>https://www.esakal.com/pune/todays-latest-marathi-news-pne25l40086-txt-pune-today-20250917031413</w:t>
         </w:r>
       </w:hyperlink>
     </w:p>
     <w:p>
       <w:r>
-        <w:t>Content: Maratha Reservation Maratha Reservation : ऐन गणेशोत्सवादरम्यान मराठा आंदोलक मनोज जरांगे पाटील (Manoj Jarange Patil) यांनी मुंबईतील आझाद मैदानात (Azad Maidan) बेमुदत उपोषण सुरू केलं होतं. या आंदोलनासाठी राज्यभरातून मोठ्या प्रमाणात मराठा समाज मुंबईत दाखल झाला होता. त्यामुळे सरकारवर मोठा दबाव निर्माण झाल्याचे पाहायला मिळाले होते. त्यानंतर सरकारने 2 सप्टेंबर 2025 रोजी ‘हैदराबाद गॅझेटियर’च्या अंमलबजावणीस मान्यता देणारा जींआर जारी केला होत्ता. परंतु आता याच जीआरला मुंबई उच्च न्यायालयात आव्हान देण्यात आलं आहे. मनोज जरांगे पाटील यांच्या नेतृत्वाखाली मराठा समाजाने मोठ्या प्रमाणावर मुंबईत आझाद मैदानात धडक दिली होती. या आंदोलनाच्या दबावाखाली सरकारने हैदराबाद गॅझेटियरवर आधारित कुणबी प्रमाणपत्र देण्यास मान्यता दिली, आणि त्यानुसार जीआर काढण्यात आला या निर्णयाविरोधात आता मुंबई उच्च न्यायालयात दोन जनहित याचिका दाखल करण्यात आल्या आहेत. एक याचिका ‘शिव अखिल भारतीय वीरशैव युवक संघटना’च्या वतीने, तर दुसरी याचिका वकील विनीत धोत्रे यांनी दाखल केली आहे. 2 सप्टेंबरची अधिसूचना बेकायदेशीर असल्याचा आरोप या याचिकेतून करण्यात आला आहे. हैदराबाद गॅझेटियरचा वापर करून कुणबी प्रमाणपत्र देणे म्हणजे घटनात्मक निकषांचे उल्लंघन आहे. त्यामुळे जीआर रद्द करण्यात यावा, अशी मागणी करण्यात आली आहे. याचिकेवरील सुनावणी प्रलंबित असेपर्यंत या जीआरची अंमलबजावणी न करण्याची तसेच त्याद्वारे कोणालाही कुणबी प्रमाणपत्र देऊ नये, अशी अंतरिम मागणी देखील याचिकेत करण्यात आली आहे. या याचिकांवर लवकरच मुंबई उच्च न्यायालयात सुनावणी होण्याची शक्यता आहे. या याचिकेंवरील सुनावणीत नेमकं काय होणार? हे पाहणे महत्त्वाचे ठरणार आहे. दरम्यान, राज्य सरकारच्या शासकीय निर्णयाला (जीआर) राज्याचे मंत्री तथा अखिल भारतीय महात्मा फुले समता परिषदेचे राष्ट्रीय अध्यक्ष छगन भुजबळ यांनी तीव्र विरोध दर्शवत न्यायालयात आव्हान देण्याची घोषणा केली आहे. सध्या छगन भुजबळ यांच्या टीमकडून संबंधित कागदपत्रांची बारकाईने तपासणी सुरू आहे. ही प्रक्रिया पूर्ण झाल्यानंतर ते न्यायालयात याचिका दाखल करणार असल्याची माहिती समोर येत आहे. इतर महत्त्वाच्या बातम्या Chhagan Bhujbal : मराठा समाजाला ओबीसींपेक्षा जास्त निधी, कुणबी नोंदींच्या जीआरवरही आक्षेप; उपसमितीच्या पहिल्याच बैठकीत भुजबळ आक्रमक Chandrashekhar Bawankule : ओबीसींवर अन्याय होणार नाही, खोट्या नोंदी नकोच; ओबीसी उपसमितीच्या बैठकीत महत्त्वाचा निर्णय - - - - - - - - - Advertisement - - - - - - - - -</w:t>
+        <w:t>Content: पुणे, ता. १७ : ओबीसी आरक्षणाचा प्रश्‍न सोडविण्यासाठी मुख्यमंत्री देवेंद्र फडणवीस ठाम व न्याय्य भूमिका घेत आहेत. उद्धव ठाकरे सरकारच्या काळात गेलेले आरक्षण पुन्हा आणले असून, त्याला अडथळा आणणे योग्य नाही, अशी टीका महसूलमंत्री चंद्रशेखर बावनकुळे यांनी ठाकरे व महाविकास आघाडीच्या नेत्यांवर केली. पुण्यात विविध कार्यक्रमांनिमित्त बावनकुळे आले होते. त्यावेळी त्यांनी पत्रकारांशी संवाद साधला. ते म्हणाले, ‘‘पंतप्रधान नरेंद्र मोदी यांच्या ७५व्या वाढदिवसानिमित्त महसूल विभागातर्फे सेवा पंधरवड्याची सुरुवात केली असून, तो २ ऑक्टोबरपर्यंत चालणार आहे. पाणंद रस्त्यांचे नूतनीकरण आणि क्रमांक देण्याचा उपक्रम हाती घेतला आहे. या अभियानात मुख्यमंत्री देवेंद्र फडणवीस, उपमुख्यमंत्री अजित पवार यांच्यासह आमदार-खासदार सक्रियपणे सहभागी होत आहेत.’’मुंबईत मीनाताई ठाकरे यांच्या पुतळ्याची विटंबना करण्याचा प्रयत्न केला. अशा दुष्कृत्यांना माफी दिली जाणार नाही, शासन कठोर कारवाई करेल, असा इशारा बावनकुळे यांनी दिला.छत्रपती संभाजीनगरमधील शेतकरी आत्महत्येबाबत जिल्हाधिकाऱ्यांकडून अहवाल मागविल्याचेही त्यांनी सांगितले. पुरंदर विमानतळ प्रकल्पाबाबत ते म्हणाले, ‘‘विमानतळासाठी लागणाऱ्या एकूण जागेपैकी ७० टक्के भूसंपादन पूर्ण झाले आहे. उर्वरित प्रक्रियाही सुरळीत पूर्ण होईल. पुण्यासाठी पुरंदर विमानतळ आवश्‍यक असून, यामध्ये येणाऱ्या सर्व अडचणी आम्ही दूर करू.’’ रोहित पवार हे केवळ प्रसिद्धी मिळावी म्हणून आरोप करत असतात. उलट सध्याचे सरकार विकासाचे काम पुढे नेत आहे, असेही बावनकुळे म्हणाले. सकाळ+ चे सदस्य व्हा ब्रेक घ्या, डोकं चालवा, कोडे सोडवा! शॉपिंगसाठी 'सकाळ प्राईम डील्स'च्या भन्नाट ऑफर्स पाहण्यासाठी क्लिक करा. Read latest Marathi news, Watch Live Streaming on Esakal and Maharashtra News. Breaking news from India, Pune, Mumbai. Get the Politics, Entertainment, Sports, Lifestyle, Jobs, and Education updates. And Live taja batmya on Esakal Mobile App. Download the Esakal Marathi news Channel app for Android and IOS. Follow Us Copyright © 2025 - Sakal Media Pvt Ltd - All rights reserved. Powered by Quintype</w:t>
       </w:r>
     </w:p>
     <w:p>
@@ -2120,7 +2120,7 @@
     </w:p>
     <w:p>
       <w:r>
-        <w:t>Title: छवि सुधारने के लिए राहुल गांधी कर रहे राष्ट्र विरोधी तत्वों का इस्तेमाल, ये क्या बोल गए बावनकुले?</w:t>
+        <w:t>Title: गडचिरोलीतील भूखंड घोटाळ्याच्या चौकशीसाठी ‘एसआयटी’; महसूल मंत्री बावनकुळे यांची घोषणा; भूमाफिया, भ्रष्ट अधिकारी अडचणीत</w:t>
       </w:r>
     </w:p>
     <w:p>
@@ -2132,13 +2132,13 @@
           <w:rPr>
             <w:color w:val="0000FF"/>
           </w:rPr>
-          <w:t>https://navbharatlive.com/maharashtra/mumbai/minister-bawankule-slams-rahul-gandhi-over-election-commission-allegations-1351292.html/amp</w:t>
+          <w:t>https://www.loksatta.com/nagpur/gadchiroli-revenue-minister-bawankules-announcement-phm-00-5385383/lite/</w:t>
         </w:r>
       </w:hyperlink>
     </w:p>
     <w:p>
       <w:r>
-        <w:t>Content: चंद्रशेखर बावनकुले (Image- IANS) Mumbai News: महाराष्ट्र के मंत्री चंद्रशेखर बावनकुले ने वोट चोरी के मुद्दे और चुनाव आयोग पर लगाए जा रहे आरोपों को लेकर कांग्रेस नेता राहुल गांधी पर तीखा हमला किया। उन्‍होंने कहा कि राहुल गांधी को जनता ने नकार दिया है और वह अपनी छवि सुधारने की कोशिश कर रहे हैं। मंत्री चंद्रशेखर बावनकुले ने मीडिया से बातचीत के दौरान कहा कि राहुल गांधी को जनता ने जिस तरह से नकारा है, इससे वह उभरना चाहते हैं। इसके लिए वे दूसरे देशों और राष्ट्र विरोधी तत्वों का इस्तेमाल कर रहे हैं। उन्‍होंने कहा कि चुनाव आयोग के माध्यम से कांग्रेस 65 वर्षों तक सरकार में रही, लेकिन हमने कभी चुनाव आयोग पर कोई आरोप नहीं लगाया, लेकिन भाजपा सरकार में वह संविधान और संविधान द्वारा निर्मित संस्था का अपमान कर रही है। चुनाव आयोग पर आरोप लगाना देशद्रोह है। उन्होंने कहा कि बिहार और महाराष्ट्र में कांग्रेस को हार का सामना करना पड़ेगा। जनता के वोटों पर शक करना और उन पर विश्वास न करना कांग्रेस पार्टी को भारी पड़ेगा। जनता उन्हें 2029 के लोकसभा चुनाव में जवाब देगी। बावनकुले ने संघ प्रमुख मोहन भागवत के जन्मदिन पर उनको बधाई दी। उन्‍होंने कहा कि भागवत का जीवन खुली किताब है। हिंदू समाज और देश देख रहा है कि मोहन भागवत का जीवन हिंदू राष्ट्र और देश के लिए समर्पित रहा है। मेरे जैसे कार्यकर्ता पर उनके मूल्यों की छाया है, हमें उनका आशीर्वाद मिलता है। जब हम समाज के लिए काम करते हैं तो इसकी प्रेरणा हमें मोहन भागवत से मिलती है। उन्होंने कहा, “मैं उनकी दीर्घायु की कामना करता हूं, वे स्वस्थ और निरोगी रहें। देश और विकसित राष्ट्र को उनकी आवश्यकता है। एशिया कप में भारत-पाकिस्तान मैच और ऑपरेशन सिंदूर को लेकर शिवसेना (यूबीटी) सांसद संजय राउत के बयान पर बावनकुले ने तीखी प्रतिक्रिया दी। उन्‍होंने कहा कि ऑपरेशन सिंदूर के तहत भारतीय सेना ने पाकिस्तान में घुसकर सबक सिखाया। संजय राउत ने देश के जवानों पर अविश्वास जताया, उनका मनोबल गिराया। ऐसे काम के बाद जवानों की सराहना करने के बजाय, उनकी आलोचना की। यह भी पढ़ें- भारत-पाक क्रिकेट मैच पर अखिलेश यादव की पार्टी ने साफ किया स्टैंड, बोले- पाकिस्तानी से आतंकी… लोकसभा चुनाव में नासिक के सांसदों ने अपनी रैलियों में पाकिस्तानी झंडे लहराए थे। उन्होंने कहा कि पाकिस्तानी झंडे लहराने वाले लोग क्रिकेट जैसे मुद्दे पर राजनीति कर रहे हैं। उन्हें ऐसा कहने से पहले सोचना चाहिए। उन्हें अपना चेहरा देखना चाहिए, अपनी रैलियों के वीडियो देखने चाहिए। -एजेंसी इनपुट के साथ Follow Us On © Copyright Navbharatlive 2025 All rights reserved.</w:t>
+        <w:t>Content: गडचिरोली : जिल्ह्यात शासकीय व आदिवासींना वाटप करण्यात आलेल्या जमिनीची अवैध विक्री झाल्याचे समोर आले होते. त्यानंतर भूमाफिया, नगररचनाकार विभाग आणि स्थानिक स्वराज्य संस्थेतील अधिकारी यांच्यातील संगनमताची बरीच चर्चा झाली. शुक्रवारी गडचिरोली दौऱ्यावर असलेल्या महसूल मंत्री चंद्रशेखर बावनकुळे यांच्याकडे यासंदर्भात पुराव्यासहित तक्रार प्राप्त झाल्यानंतर त्यांनी जिल्हाधिकाऱ्यांच्या अध्यक्षतेखालील विशेष समितीमार्फत (एसआयटी)चौकशी करण्याची घोषणा केली आहे. गडचिरोली जिल्ह्यात मागील काही वर्षापासून भूमाफियांनी अवैध भूखंड विक्रीचा सपाटा लावला आहे. यात नगर रचना विभाग, नगरपंचायत, नगरपरिषद आणि ग्रामपंचायतमधील अधिकाऱ्यांना हाताशी घेत शासकीय व आदिवासींना वाटप करण्यात आलेल्या जमिनी लाटण्यात आल्या. त्यानंतर अवैध ‘लेआउट’ निर्माण करून कोट्यवधींमध्ये या भूखंडांची विक्री करण्यात आली. अद्यापही हा प्रकार जिल्हाभरात सुरूच आहे. मधल्या काळात सासऱ्याची सुपारी देऊन हत्या करण्याचा आरोपाखाली नगररचना विभागाची सहायक संचालक अर्चना मनीष पुट्टेवार (पार्लेवार) हिच्या अटकेनंतर यासंदर्भातील घोटाळा ‘लोकसत्ता’ने समोर आणला होता. मात्र, यात वरिष्ठ अधिकाऱ्यांच्या सहभाग असल्याने चौकशी थंडबस्त्यात होती. शुक्रवारी गडचिरोली दौऱ्यावर असलेले महसूल मंत्री बावनकुळे यांच्यापुढे सामाजिक कार्यकर्ते चंद्रशेखर भडांगे आणि प्रकाश ताकसांडे यांनी सदर प्रकरणाची पुराव्यानिशी तक्रार केली. ते बघून बावनकुळेंनीही आश्चर्य व्यक्त केला. त्यांनी या प्रकरणाच्या चौकशीसाठी जिल्हाधिकाऱ्यांच्या अध्यक्षतेखाली ‘एसआयटी’ची घोषणा केली. या चौकशी समितीत मंत्रालयीन अधिकारी देखील राहणार आहेत. २ हजार कोटींचा घोटाळा? दुर्लक्षित पण मोक्याच्या जागेवर असलेल्या शासकीय व आदिवासींच्या जमिनी हेराफेरी करून भूमाफियांनी जिल्ह्यात तब्बल २ हजार कोटींचा भूखंड घोटाळा केला आहे. यासंदर्भात महसूल मंत्री बावनकुळे यांनी देखील उल्लेख केला. या घोटाळ्यात बनावट कागदपत्र तयार करणारे आणि त्यांना नियमित करून या जमिनी खरेदी विक्रीस परवानगी देणारे संबंधित यंत्रणेतील सर्व अधिकारी चौकशीच्या फेऱ्यात अडकणार आहे. त्यामुळे जिल्हाधिकाऱ्यांसमोर चौकशीचे मोठे आव्हान उभे झाले आहे. याप्रकरणाची प्रामाणिकपणे चौकशी झाल्यास मोठे घबाड बाहेर येऊ शकते, असा दावा तक्रारदारांनी केला आहे.</w:t>
       </w:r>
     </w:p>
     <w:p>
@@ -2151,7 +2151,7 @@
     </w:p>
     <w:p>
       <w:r>
-        <w:t>Title: Chandrashekhar Bawankule का बड़ा बयान: OBC के साथ नहीं होगा कोई अन्याय, महाराष्ट्र में मराठा आरक्षण पर सियासी हलचल तेज</w:t>
+        <w:t>Title: खाडाखोड असलेल्या कागदपत्रांच्या आधारे ओबीसी प्रमाणपत्रे; मंत्री छगन भुजबळ यांचा आरोप</w:t>
       </w:r>
     </w:p>
     <w:p>
@@ -2163,13 +2163,13 @@
           <w:rPr>
             <w:color w:val="0000FF"/>
           </w:rPr>
-          <w:t>https://www.khabar24.tv/2025/09/14/chandrashekhar-bawankule-big-statement-there-will-be-no-injustice-with-obc-maratha-reservation-news-khabar-24-express/</w:t>
+          <w:t>https://www.loksatta.com/mumbai/fake-obc-certificates-exposed-by-chhagan-bhujbal-ocd-94-5377198/</w:t>
         </w:r>
       </w:hyperlink>
     </w:p>
     <w:p>
       <w:r>
-        <w:t>Content: Khabar 24 Express 24 hours ago Breaking News, Khabar24 Exclusive, Maharashtra, Politics, State News, खबरें Leave a comment 7 Views रिपोर्ट : आकाश ढाके | खबर 24 एक्सप्रेस | मुंबई : महाराष्ट्र की राजनीति में मराठा आरक्षण को लेकर चल रही बहस के बीच भाजपा के वरिष्ठ नेता और महाराष्ट्र सरकार में राजस्व मंत्री Chandrashekhar Bawankule ने बड़ा बयान दिया है। उन्होंने साफ कहा है कि OBC आरक्षण के साथ कोई अन्याय नहीं होगा और सरकार सुनिश्चित करेगी कि आरक्षण का लाभ सिर्फ योग्य लोगों को ही मिले। हाल ही में मराठा समाज के नेता मनोज जरांगे पाटिल ने मराठा रिजर्वेशन को लेकर अनशन शुरू किया था। सरकार से लिखित आश्वासन मिलने के बाद उन्होंने अनशन समाप्त कर दिया। प्रस्ताव के तहत मराठा समुदाय के लोगों को कुनबी प्रमाण पत्र दिए जाने का निर्णय हुआ है, ताकि उन्हें सरकारी योजनाओं और आरक्षण का लाभ मिल सके। लेकिन इस निर्णय से OBC समुदाय में असंतोष फैल गया है। महायुती सरकार में शामिल मंत्री छगन भुजबल ने कहा कि मराठों को ओबीसी श्रेणी में शामिल करना अन्य समुदायों के अधिकारों पर असर डाल सकता है। महाराष्ट्र में पहले से ही कुल 17% आरक्षण 374 समुदायों के बीच बंटा हुआ है। यदि इसमें कटौती हुई तो विरोध प्रदर्शन हो सकते हैं। इसी बीच Chandrashekhar Bawankule ने स्पष्ट किया कि मराठा आरक्षण की अधिसूचना के अनुसार केवल उन्हीं लोगों को कुनबी प्रमाण पत्र मिलेगा, जिनके पास वैध रिकॉर्ड होंगे। उन्होंने कहा: “उप-विभागीय अधिकारियों को यह सुनिश्चित करना होगा कि कोई फर्जी प्रविष्टि स्वीकार न की जाए। सरकार सख्ती से निर्णय लागू करेगी।” उन्होंने बताया कि आवेदन करने वाले मराठा परिवारों को अपने पूर्वजों से जुड़े प्रमाणपत्र देने होंगे। ग्राम पंचायत, तहसील स्तर की रिपोर्ट और पहले से ओबीसी में शामिल कृषक समूहों की जानकारी का मिलान किया जाएगा। यह सुनिश्चित किया जाएगा कि आरक्षण का लाभ केवल पात्र लोगों तक पहुँचे। कुनबी महाराष्ट्र का एक पारंपरिक कृषक समुदाय है, जो सरकारी नौकरियों और शिक्षा में आरक्षण का लाभ लेता है। इन्हें पहले से OBC श्रेणी में शामिल किया गया है। मराठा समुदाय के लिए कुनबी प्रमाण पत्र मिलने पर यह विवाद और भी बढ़ सकता है। यह मामला न सिर्फ सामाजिक न्याय से जुड़ा है, बल्कि महाराष्ट्र की चुनावी राजनीति में भी बड़ी भूमिका निभा सकता है। Chandrashekhar Bawankule का यह बयान ओबीसी समुदाय को आश्वस्त करने की कोशिश है, लेकिन आने वाले समय में यह मुद्दा और गरमा सकता है। क्या आपको लगता है कि मराठा आरक्षण से OBC आरक्षण प्रभावित होगा? क्या सरकार का यह कदम सही है या विवाद को और बढ़ाएगा? नीचे कमेंट में अपनी राय जरूर लिखिए! अगर आपको यह खबर पसंद आई हो तो वीडियो को लाइक करें, शेयर करें और Khabar 24 Express चैनल को सब्सक्राइब करना न भूलें ताकि हर बड़ी खबर सबसे पहले आपके पास पहुंचे। ब्यूरो रिपोर्ट : आकाश ढाके, मुंबई Subscribe to get the latest posts sent to your email. Subscribe 4 hours ago 5 hours ago 7 hours ago MP Science House Scam: एक कंपनी को फायदा पहुँचाने के लिए नियमों को ताक में रखकर खेला गया करोड़ों का खेल Subscribe</w:t>
+        <w:t>Content: मुंबई : खोट्या व खाडाखोड असलेल्या कागदपत्रांच्या आधारे ओबीसी (कुणबी) प्रमाणपत्रे जारी करण्यात येत असल्याचा आरोप अन्न व नागरी पुरवठा मंत्री छगन भुजबळ यांनी मंत्रिमंडळाच्या ओबीसी विषयक उपसमितीच्या बैठकीत मंगळवारी केला. मराठा समाजाला गेल्या तीन वर्षात २५ हजार कोटी रुपये, तर ओबीसींना २५ वर्षांत केवळ अडीच हजार कोटी रुपये देण्यात आल्याकडेही त्यांनी लक्ष वेधले. . भुजबळांचा आरोप आणि ओबीसी समाजातील नाराजी या पार्श्वभूमीवर बोगस कुणबी प्रमाणपत्रांना आळा घालण्यासाठी कागदपत्रांची सखोल पडताळणी करण्याचे आणि ओबीसी समाजासाठी प्रलंबित असलेला दोन हजार ९३३ कोटी रुपयांचा निधी १५ दिवसांत वितरीत करण्याचे निर्देश मंत्रिमंडळ उपसमितीचे अध्यक्ष चंद्रशेखर बावनकुळे यांनी त्यानंतर दिले. ओबीसी मंत्रिमंडळ उपसमितीची बैठक बावनकुळे यांच्या अध्यक्षतेखाली झाली. त्यास भुजबळ, पर्यावरण मंत्री पंकजा मुंडे, इतर मागास व बहुजन कल्याण दुग्धविकास मंत्री अतुल सावे, वनमंत्री गणेश नाईक आणि कृषीमंत्री दत्तात्रय भरणे उपस्थित होते. त्यात भुजबळ यांनी पुन्हा बोगस, खाडाखोड केलेली कागदपत्रे व नोंदीच्या आधारे कुणबी दाखले जारी करण्यात येत असल्याची तक्रार केली. हैदराबाद गॅझेटमधील नोंदींच्या आधारे कुणबी दाखले देण्याची प्रक्रिया राज्यात सुरु आहे. त्यात गडबड व गैरप्रकार होत असल्याचा आरोप केला. हैदराबाद गॅझेटमधील नोंदी शोधण्यासाठी माजी न्यायमूर्ती संदीप शिंदे यांची समिती नियुक्त करण्यात आली होती. त्याचपद्धतीने आता खोट्या किंवा बोगस नोंदी होत आहेत का, हे पाहण्यासाठी सरकारने समिती नियुक्त करावी, अशी मागणी भुजबळ यांनी केली. शासनाकडून गेल्या २५ वर्षात ओबीसी समाजासाठी केवळ अडीच हजार कोटी रुपये देण्यात आले असून मराठा समाजाला तीन वर्षात सुमारे २५ हजार कोटी रुपये देण्यात आले. ही तफावत प्रचंड असून ओबीसींना अतिशय कमी निधी देण्यात आला आहे. अण्णासाहेब पाटील आर्थिक विकास महामंडळाला ७५० कोटी रुपये देण्यात आले. तर, मागासवर्गीय विकास महामंडळाला केवळ पाच कोटी रुपये देण्यात आले आहेत. हा भेदभाव योग्य नाही, असे भुजबळ यांनी नमूद केले. ओबीसी समाजाची लोकसंख्या ५४ टक्के असून १९३१ च्या जनगणनेतही ते नमूद आहे. एवढ्या मोठ्या लोकसंख्येसाठी पाच कोटी रुपयांची तरतूद अतिशय फुटकळ असल्याची खंत भुजबळ यांनी व्यक्त केली. ओबीसी समाजातील मुलगे आणि मुलींसाठी जिल्हा वसतीगृहे आणि प्रादेशिक ओबीसी कार्यालयास जागा देण्याच्या प्रस्तावावरही कार्यवाही झालेली नाही. ती तातडीने करावी, अशी मागणी भुजबळ यांनी केली. ओबीसींचा सरकारी सेवेतील अनुशेष मोठा असून सध्या केवळ ९ टक्के ओबीसी कर्मचारी कार्यरत आहेत. हा अनुशेष तातडीने भरण्यात यावा, असे भुजबळ यांनी नमूद केले. मराठा आरक्षणासंदर्भात हैदराबाद गॅझेट लागू करण्याबाबत रा्ज्य सरकारने काढलेल्या शासननिर्णयाला नाभिक महासंघ, अखिल सुवर्णकार संस्था, समता परिषद यांच्यातर्फे उच्च न्यायालयात याचिका सादर करण्यात येणार असल्याचे भुजबळ यांनी सांगितले. ओबीसींवर होत असलेल्या अन्यायामुळे चार ओबीसी बांधवांनी आत्महत्या केली असून शासनाने त्यांच्या कुटुंबियांना मदत करावी, असे भुजबळ यांनी स्पष्ट केले. डिसेंबरमधील हिवाळी अधिवेशनात सादर होणाऱ्या पुरवणी मागण्यांमध्ये विविध महामंडळांसाठी एक हजार ७५० कोटी रुपयांची मागणी करण्याचा निर्णय उपसमितीच्या बैठकीत घेण्यात आला. यामध्ये इतर मागासवर्गीय महामंडळाला एक हजार कोटी रुपये, संलग्न मंडळाला ७५० कोटी रुपयांचा समावेश आहे. भारत-पाकिस्तान क्रिकेट सामन्यानंतर भारतीय खेळाडूंनी हस्तांदोलन न केल्याने पाकिस्तानच्या माजी खेळाडूंनी नाराजी व्यक्त केली आहे. माजी क्रिकेटपटू शाहिद आफ्रिदीने भारताची तुलना इस्रायलशी केली आणि राहुल गांधींचे कौतुक केले. आफ्रिदीने भारत सरकारवर टीका करताना राहुल गांधी सकारात्मक विचारांचे असल्याचे म्हटले. आफ्रिदीच्या विधानांमुळे वाद निर्माण झाला असून त्याचा व्हिडिओ व्हायरल झाला आहे.</w:t>
       </w:r>
     </w:p>
     <w:p>
@@ -2182,7 +2182,7 @@
     </w:p>
     <w:p>
       <w:r>
-        <w:t>Title: CM Devendra Fadnavis और Chandrashekhar Bawankule की पहल से नागपुर के विकास को मिली नई गति</w:t>
+        <w:t>Title: Tukadebandi : तुकडेबंदीतील दस्त नियमित करण्या संदर्भात महसूलमंत्र्यांनी दिली 'ही' महत्वाची बातमी</w:t>
       </w:r>
     </w:p>
     <w:p>
@@ -2194,13 +2194,13 @@
           <w:rPr>
             <w:color w:val="0000FF"/>
           </w:rPr>
-          <w:t>https://www.khabar24.tv/2025/09/13/cm-devendra-fadnavis-chandrashekhar-bawankule-initiative-gives-new-momentum-to-nagpur-development-khabar-24-express/</w:t>
+          <w:t>https://www.lokmat.com/agriculture/news/tukadebandi-revenue-minister-gave-this-important-news-regarding-regularization-of-tukadebandi-documents-a-a975/</w:t>
         </w:r>
       </w:hyperlink>
     </w:p>
     <w:p>
       <w:r>
-        <w:t>Content: Khabar 24 Express 2 days ago Breaking News, Khabar24 Exclusive, Maharashtra, Politics, State News, खबरें Leave a comment 22 Views Khabar 24 Express | Nagpur : महाराष्ट्र के विकास के लिए हमेशा सक्रिय रहने वाले मुख्यमंत्री Devendra Fadnavis और Chandrashekhar Bawankule के नेतृत्व में नागपुर शहर की आधारभूत सुविधाओं को नया बल मिल रहा है। नागपुर-अमरावती हाईवे नंबर 53 पर बोले पेट्रोल पंप चौराहा से लेकर नागपुर विश्वविद्यालय परिसर चौराहा तक बने चार लेन वाले ‘ज्ञानयोगी स्व. डॉ. श्रीकांत जिचकार उड़ानपुल’ का भव्य लोकार्पण समारोह आयोजित हुआ। यह उद्घाटन राज्य के लोकप्रिय मुख्यमंत्री आदरणीय Devendra Fadnavis जी और केंद्रीय सड़क परिवहन व राजमार्ग मंत्री आदरणीय Nitin Gadkari जी के करकमलों से संपन्न हुआ। इस ऐतिहासिक कार्यक्रम को सफल बनाने में Chandrashekhar Bawankule का विशेष योगदान रहा। उनके प्रयासों और नागरिकों के सहयोग से यह पुल नागपुर के संपर्क और यातायात व्यवस्था को मजबूत करेगा। इससे न सिर्फ शहर में आवाजाही आसान होगी, बल्कि नागपुर के समग्र विकास को भी नई दिशा मिलेगी। इस अवसर पर वित्त एवं योजना राज्यमंत्री Adv. Ashish Jaiswal जी, स्व. डॉ. श्रीकांत जिचकार की मातोश्री सुलोचनाताई जिचकार, राजश्रीताई जिचकार, विधायक Krishna Khopde जी, विधायक Mohan Mate जी, विधायक Dr. Parinay Rama Ramesh Fuke जी, विधायक Charansingh Thakur जी, विधायक Sandip Joshi जी, पूर्व सांसद Dr. Vikas Mahatme जी, पूर्व विधायक अनिल सोले जी, पूर्व विधायक Sudhakar Deshmukh जी, पूर्व विधायक Vikas Kumbhare जी, पूर्व विधायक Dr. Milind Mane जी, पूर्व विधायक Girish Vyas – MLC जी, पूर्व विधायक Ashok Mankar जी, पूर्व विधायक Nana Shamkule जी, भाजपा नागपुर शहर अध्यक्ष Dayashankar Tiwari, पूर्व महापौर Mayatai Evanate जी सहित अनेक गणमान्य लोग, अधिकारी, कर्मचारी और नागरिक उपस्थित रहे। Chandrashekhar Bawankule ने अपने संबोधन में नागपुर की प्रगति के लिए बुनियादी ढांचे को मजबूत करना क्यों जरूरी है, इस पर जोर दिया और विकास कार्यों में जनता से सहयोग की अपेक्षा व्यक्त की। उन्होंने कहा कि नागपुर को आधुनिक, सुरक्षित और सुविधाजनक शहर बनाने के लिए योजनाएँ तेजी से लागू की जाएंगी। यह पुल न केवल यातायात की सुविधा देगा, बल्कि शहर की अर्थव्यवस्था और सामाजिक प्रगति के लिए भी मील का पत्थर साबित होगा। Chandrashekhar Bawankule की दूरदृष्टि और नेतृत्व से नागपुर को भविष्य में कई महत्वपूर्ण परियोजनाओं का लाभ मिलेगा, जिससे यहाँ के नागरिकों को बेहतरीन सुविधाएँ मिलेंगी। Bureau Report : Khabar 24 Express, Nagpur Subscribe to get the latest posts sent to your email. Type your email… Subscribe 55 minutes ago 2 hours ago 4 hours ago MP Science House Scam: एक कंपनी को फायदा पहुँचाने के लिए नियमों को ताक में रखकर खेला गया करोड़ों का खेल Subscribe</w:t>
+        <w:t>Content: Tukadebandi : तुकडेबंदीतील दस्त नियमित करण्या संदर्भात महसूलमंत्र्यांनी दिली 'ही' महत्वाची बातमी By ऑनलाइन लोकमत Updated: September 18, 2025 09:57 IST2025-09-18T08:57:54+5:302025-09-18T09:57:01+5:30 शेअर : पुणे : राज्यातील महापालिका, नगरपरिषदा आणि नगरपंचायत यांच्या हद्दीमध्ये तुकडेबंदी कायदा लागू असणार नाही, असा महत्त्वपूर्ण निर्णय राज्य सरकाने घेतला आहे. अधिनियमातील तरतुदींविरुद्ध पडलेल्या तुकड्यांचे नियमितीकरण करण्याची प्रक्रिया सुलभकरण्यासाठी येत्या १५ दिवसांत कार्यपद्धती जाहीर करणार आहे. त्यामुळे सुमारे ५० लाख दस्त नियमित होतील, अशी माहिती महसूलमंत्री चंद्रशेखर बावनकुळे यांनी सांगितले. तुकडेबंदी कायद्याची कार्यपद्धती निश्चित झाल्यानंतर एक-दोन गुंठे जमिनीची खरेदी-विक्री होणार आहे. महाराष्ट्र जमीन धारणा कायद्यातील जमिनींचे तुकडे पाडण्यास प्रतिबंध करण्याबाबत व त्यांचे एकत्रीकरण करण्याबाबत अधिनियम १९४७ या अधिनियमातील तरतुदींविरुद्ध जमिनीचे तुकडे पडले आहेत. या तुकड्यांचे नियमितीकरण करण्याची प्रक्रिया सुलभ करण्यासाठी महसूल विभागाचे अतिरिक्त मुख्य सचिव विकास खारगे यांच्या अध्यक्षतेखाली नऊ सदस्यांची समिती सरकारने स्थापन केली होती. तिच्या अहवालानंतरच सरकारकडून तुकडेबंदीच्या निर्णयाची अंमलबजावणी होणार आहे. त्यामुळे मागील तीन महिन्यांपासून या निर्णयाकडे सर्वांचे लक्ष लागले आहे. पुण्यात महसूल विभागाच्या सेवा पंधरवडा उपक्रमाच्या उद्घाटनप्रसंगी ते बोलत होते. ते म्हणाले, तुकडेबंदी कायद्याच्या अंमलबजावणीसाठी आदर्श कार्यपद्धत येत्या १५ दिवसांत करणार आहे. तुकडेबंदी कायदा कुणाला लागू होणार नाही◼️ तुकडेबंदीसंदर्भात राज्य सरकारने प्रसिद्ध केलेल्या अधिसूचनेनुसार राज्यातील महापालिका, नगरपरिषदा आणि नगरपंचायत यांच्या हद्दीमध्ये तुकडेबंदी कायदा लागू असणार नाही.◼️ तसेच प्राधिकरण व प्रादेशिक आराखडा (आरपी) लागू असेल अशा हद्दीत निवासी, वाणिज्यिक, औद्योगिक किंवा इतर कोणत्याही अकृषिक वापरासाठी असलेल्या क्षेत्रात आणि गावांच्या हद्दीपासून २०० मीटरच्या आतील क्षेत्रात तुकडेबंदी कायदा लागू असणार नाही. अधिक वाचा: सातबाऱ्यावरील इतर हक्कांतील नावे कायदेशीररीत्या कमी करायचीत? कशी कराल? वाचा सविस्तर Copyright © 2025 Lokmat Media Pvt Ltd</w:t>
       </w:r>
     </w:p>
     <w:p>
@@ -2213,7 +2213,7 @@
     </w:p>
     <w:p>
       <w:r>
-        <w:t>Title: CM Devendra Fadnavis, Chandrashekhar Bawankule की पहल से रामटेक में आधुनिक कौशल विकास केंद्र, युवाओं के लिए खुली रोजगार की नई राह</w:t>
+        <w:t>Title: महसूल खाते होणार लोकाभिमुख</w:t>
       </w:r>
     </w:p>
     <w:p>
@@ -2225,13 +2225,13 @@
           <w:rPr>
             <w:color w:val="0000FF"/>
           </w:rPr>
-          <w:t>https://www.khabar24.tv/2025/09/13/devendra-fadnavis-chandrashekhar-bawankule-initiative-modern-skill-development-center-opens-in-ramtek-khabar-24-express/</w:t>
+          <w:t>https://www.esakal.com/pune/todays-latest-marathi-news-pne25l40193-txt-pune-today-20250918034152</w:t>
         </w:r>
       </w:hyperlink>
     </w:p>
     <w:p>
       <w:r>
-        <w:t>Content: Khabar 24 Express 2 days ago Breaking News, Khabar24 Exclusive, Maharashtra, State News, खबरें 2 Comments 12 Views Khabar 24 Express | Nagpur : रामटेक और आसपास के ग्रामीण इलाकों के युवाओं के लिए बड़ी उपलब्धि सामने आई है। महाराष्ट्र के लोकप्रिय नेता राजस्व मंत्री और नागपूर, अमरावती जिले के पालकमंत्री चंद्रशेखर बावनकुले की सक्रिय पहल और नेतृत्व में रामटेक में अत्याधुनिक कौशल विकास केंद्र (CIIT) की शुरुआत होने जा रही है। मुख्यमंत्री देवेंद्र फडणवीस जी की महत्वपूर्ण उपस्थिति में टाटा टेक्नॉलॉजी लिमिटेड और जिला प्रशासन के बीच ऐतिहासिक समझौता संपन्न हुआ। इस समझौते के तहत हर साल लगभग 3,000 युवाओं को आधुनिक तकनीक आधारित प्रशिक्षण दिया जाएगा। विशेष रूप से ग्रामीण युवाओं को उद्योग जगत से जोड़ते हुए रोजगार और करियर के नए अवसर प्रदान किए जाएंगे। चंद्रशेखर बावनकुले ने कहा कि यह परियोजना ग्रामीण युवाओं के भविष्य को सशक्त करने की दिशा में एक बड़ा कदम है। उन्होंने बताया कि यह केंद्र सिर्फ शिक्षा तक सीमित नहीं रहेगा, बल्कि औद्योगिक उत्पादन, नवाचार और तकनीकी कौशल में युवाओं को निपुण बनाएगा। इसके चलते स्थानीय स्तर पर नए स्टार्टअप, उत्पादन इकाइयों और उद्यमों को बढ़ावा मिलेगा। यह केंद्र युवाओं के लिए आधुनिक तकनीक का विश्वविद्यालय और रोजगार का मार्गदर्शक बनकर उभरेगा। चंद्रशेखर बावनकुले ने मुख्यमंत्री देवेंद्र फडणवीस की दूरदृष्टि और विकास केंद्रित सोच की सराहना करते हुए कहा कि इस तरह के प्रोजेक्ट से महाराष्ट्र के युवाओं को वैश्विक स्तर की ट्रेनिंग मिल सकेगी। उन्होंने कहा कि युवाओं को आत्मनिर्भर बनाना और उन्हें उद्योगों से जोड़ना ही इस योजना का मुख्य उद्देश्य है। इस अवसर पर टाटा टेक्नॉलॉजी लिमिटेड की ओर से प्रोजेक्ट प्रमुख सुशील कुमार और जिला प्रशासन की तरफ से जिलाधिकारी डॉ. विपिन इटनकर ने समझौते पर हस्ताक्षर किए। साथ ही अर्थ एवं योजना राज्यमंत्री अशिष जायसवाल, प्रोजेक्ट समन्वयक प्रीतम गंजेवार और अन्य गणमान्य लोग भी उपस्थित रहे। चंद्रशेखर बावनकुले ने कहा कि यह परियोजना रामटेक के युवाओं के लिए विकास और रोजगार की नई दिशा तय करेगी। साथ ही उन्होंने आश्वासन दिया कि इस केंद्र के जरिए क्षेत्र में तकनीकी शिक्षा का विस्तार होगा और युवाओं को वैश्विक स्तर की प्रतिस्पर्धा के लिए तैयार किया जाएगा। यह पहल दर्शाती है कि चंद्रशेखर बावनकुले केवल एक राजनीतिक नेता नहीं, बल्कि युवाओं के भविष्य को लेकर गंभीर योजनाओं पर काम कर रहे हैं। उनकी दूरदृष्टि और नेतृत्व क्षमता से रामटेक के युवाओं के लिए एक नई आशा का दरवाजा खुला है। क्या आपको लगता है कि मुख्यमंत्री देवेंद्र फडणवीस, चंद्रशेखर बावनकुले की यह पहल युवाओं को आत्मनिर्भर और सशक्त बनाएगी? अपनी राय कमेंट में जरूर साझा करें। Bureau Report : Khabar 24 Express, Nagpur Subscribe to get the latest posts sent to your email. Type your email… Subscribe 4 hours ago 5 hours ago 7 hours ago MP Science House Scam: एक कंपनी को फायदा पहुँचाने के लिए नियमों को ताक में रखकर खेला गया करोड़ों का खेल Pingback: CM Devendra Fadnavis, Chandrashekhar Bawankule Initiative Pingback: Those who cheated people of Rs 7.5 lakh by downloading APK file Subscribe</w:t>
+        <w:t>Content: महसूल विभागाचे किचकट कायदे सुटसुटीत करणे, नागरिकांना त्यांच्या जमिनीच्या मालकी हक्काबाबत स्पष्टता आणणे (टायटल क्लिअर), महसूलच्या सर्व सेवा गतिमान आणि पारदर्शक करण्याबरोबरच घरबसल्या नागरिकांना सेवा देणे, या पद्धतीने महसूल खाते पुढील काही दिवसांमध्ये कार्यरत असल्याचे आपल्याला पाहायला मिळेल. आरक्षणाचा वाद क्षणिक आहे, राज्यातील जनतेला विकासासोबतच पुढे जायला आवडते, असा विश्वास राज्याचे महसूलमंत्री चंद्रशेखर बावनकुळे यांनी व्यक्त केला. पंतप्रधान नरेंद्र मोदी यांच्या ७५ व्या वाढदिवसानिमित्ताने महसूल विभागाच्या वतीने ‘सेवा पंधरवडा’ साजरा केला जात आहे. यानिमित्त ‘सकाळ’च्या कार्यकारी संपादक शीतल पवार यांनी बावनकुळे यांच्याशी संवाद साधला. महसूल विभागाने घेतलेले निर्णय, नावीन्यपूर्ण योजना आणि आगामी वाटचालीबद्दल त्यांनी सविस्तर भाष्य केले. प्रश्न : महसूल विभागातर्फे राबविण्यात येणाऱ्या सेवा पंधरवड्यामुळे जनतेला काय फायदा होईल?बावनकुळे : पंतप्रधान नरेंद्र मोदी यांचा वाढदिवस ते महात्मा गांधी जयंती असा १७ सप्टेंबर ते २ ऑक्टोबर या १५ दिवसांमध्ये महसूल खात्याने छत्रपती शिवाजी महाराज महाराजस्व अभियान सुरू केले आहे. जनतेला सरकारच्या सर्व सेवा सुलभतेने मिळाल्या पाहिजेत, असा संदेश पंतप्रधान कायम देतात. हाच हेतू समोर ठेवून आम्ही हा उपक्रम हाती घेतला आहे. यामध्ये ग्रामीण अर्थव्यवस्थेला बळकटी देणारा आणि शेतकरी व शेतमजुरांच्या त्रासाला मुक्ती देण्यासाठी पाणंद रस्ते करण्याचा निर्णय घेतला आहे. या अभियानांतर्गत राज्यातील सर्व पाणंद रस्त्यांवरील अतिक्रमण दूर करणे, त्यांची मोजणी करणे, जिओ रेफरन्सिंगच्या माध्यमातून ते नकाशावर घेणे, प्रत्येक रस्त्याला सांकेतिक क्रमांक देणे, ही कामे या पंधरवड्यात होणार आहेत. पाणंद रस्ते खुले करणारे देशातील महाराष्ट्र हे पहिले राज्य असणार आहे. त्याचबरोबर महापालिका, नगरपालिका क्षेत्रात, तसेच २०११ पूर्वी ज्यांची घरे शासनाने अधिकृत केली आहेत, अशा सुमारे २५ लाख कुटुंबांना प्रॉपर्टी कार्ड दिले जाणार आहे. ५० लाख कुटुंबांना शासनाच्या सेवांचा लाभ मिळणार आहे.प्रश्न : राज्यात महायुतीचे सरकार येऊन नऊ महिने झाले आहेत. या वर्षभरातील नावीन्यपूर्ण उपक्रम कोणते आणि भविष्यातील योजना काय आहेत?बावनकुळे : महसूल खात्यात अनेक प्रकारचे कायदे आहेत. त्यातील काही कायदे जुने झाल्याने ते रद्द करण्याची गरज आहे. उदाहरण सांगायचे झाले तर आम्ही आता तुकडाबंदी कायदा रद्द केला आहे. त्यामुळे राज्यातील ४५ ते ५० लाख कुटुंबीयांना मालकी हक्क मिळणार आहे. महसूलमधील ९० टक्के किचकट कायदे रद्द करून ते कालसुसंगत करण्यावर भर देणार आहे. आधुनिक तंत्रज्ञानाचा वापर करून महसूलच्या कामासाठी नागरिकांना शासकीय कार्यालयांमध्ये खेटे मारावे लागणार नाहीत, यावर भर राहील. मराठवाडा, विदर्भात लोकांच्या जमिनींवर शासनाची नावे लागली आहेत. कोकणामधील जमिनीवर खासगी ‘वन शेरे’ लागले आहेत. देवस्थानांच्या नावाने जमिनी झाल्‍याअसून त्या पुन्हा शेतकऱ्यांच्या नावावर होऊ शकतात. यासह अनेक मोठे बदल महसूल खात्यात होणार आहेत. महसूल खात्याने ऑनलाइन काम करावे, या मुख्यमंत्री देवेंद्र फडणवीस यांच्या आदेशानुसार आम्ही काम करीत आहोत. प्रश्न : महाराष्ट्र मोठे राज्य आहे, असे असताना सहा महसुली विभाग तुम्ही कसे सांभाळता?बावनकुळे : आगामी काळात महाराष्ट्रातील सर्व तलाठी, तहसीलदार, जिल्हाधिकारी, जमाबंदी, जिल्हा अधीक्षकांपासून अप्पर सचिवांनी दिवसभरात काय काम केले आहे, हे आता महसूल वॉर रूममध्ये डॅशबोर्डद्वारे पाहता येणार आहे. त्यामुळे प्रत्येक विभाग, जिल्ह्यावर स्वतंत्रपणे नियंत्रण ठेवणे शक्य होणार आहे. येत्या दोन ते तीन महिन्यांत ही यंत्रणा पूर्णपणे कार्यान्वित होईल. तंत्रज्ञानाच्या वापराने महसुलातील विविध विभागांवर नियंत्रण ठेवणे, कारभारात गतिमानता आणि पारदर्शकता आणणे शक्य आहे. प्रश्न : ओबीसी आरक्षणाच्या उपसमितीच्या समितीचा अजेंडा काय आहे? बावनकुळे : ओबीसी समाजामध्ये ३५३ जातींचा समावेश आहे, त्यांच्या हक्काचे आरक्षण काढून ते मराठा समाजाला दिले जात आहे, असा संभ्रम ओबीसी समाजात निर्माण झाला आहे. इतर समाजाला आरक्षण देत असताना ओबीसींचे नुकसान होऊ देणार नाही, यास आमचे प्राधान्य आहे. मनोज जरांगे पाटील यांच्या आंदोलनाने हा जो संभ्रम निर्माण झाला आहे, तो दूर करण्यासाठी उपसमितीच्या माध्यमातून समाजाची बाजू मांडत आहोत. केंद्र सरकारच्या अनेक योजनांचा फायदा ओबीसी समाजाला होत आहे. तसेच महाराष्ट्रात देवेंद्र फडणवीस यांनी ‘महाज्योती’ची स्थापन केली आहे. या माध्यमातून ओबीसी समाजातील विद्यार्थ्यांना अनेक योजनांचा लाभ होत आहे. ओबीसी समाजाच्या विविध २२ महामंडळांना निधी मिळावा, त्यावर कार्यकर्त्यांची नियुक्ती व्हावी, यासाठी आमचा प्रयत्न असणार आहे. ओबीसीची उपसमिती मराठा समाजाच्या आरक्षणात लुडबूड करणार नाही. पण आम्ही ओबीसीमध्ये चुकीच्या पद्धतीने कोणालाही समाविष्ट होऊ देणार नाही. प्रश्न : जरांगे पाटील यांच्या आंदोलनाशी काडीमात्र संबंध नाही, या शरद पवार यांच्या वक्तव्यावर आपली भूमिका काय?बावनकुळे : शरद पवार यांच्यासारख्या मोठ्या नेत्यावर मी टीका करणे योग्य नाही. पण राज्यातील जनता शरद पवार यांना ओळखते. पवार जे बोलतात, नेमके त्याच्या उलटी स्थिती असते, हे लोकांना माहिती आहे. कोण कोणाला मदत करत आहे? मराठा ओबीसी समाजात कोण वाद लावत आहे? हे लोकांना कळत आहे. ४० वर्षे तुम्ही सत्तेमध्ये होता, तेव्हा मराठा आणि ओबीसी समाजाला न्याय का देऊ शकला नाहीत? देवेंद्र फडणवीस यांचे सरकार आल्यानंतर मराठा समाजाच्या हिताचे अनेक निर्णय झाले. अण्णासाहेब पाटील महामंडळ, ‘सारथी’सारख्या संस्था स्थापन झाल्या आहेत. हे तुम्ही का करू शकला नाहीत? पवारांनी दूरदृष्टी ठेवून निर्णय घेतले असते, तर ही परिस्थिती उद्‍भवली नसती. प्रश्न : ठाकरे बंधू एकत्र येणार आहेत, याकडे आपण कसे बघता?बावनकुळे : राज ठाकरे आणि उद्धव ठाकरे हे राजकारणामुळे एकमेकांपासून दूर गेले होते. पण ते आता याच राजकारणामुळे एकत्र येत आहेत. महाराष्ट्रात भाजपचे एक कोटी ५१ लाख नोंदणीकृत सदस्य आहेत. राज्यातील एक हजार २४५ मंडळांमध्ये अध्यक्षांची निवड झालेली आहे. ८० जिल्ह्यांतील संघटनात्मक नियुक्त्या झालेल्या आहेत. विधानसभेमध्ये महायुतीला तीन कोटी ७८ लाख मतदारांनी मतदान केले आहे. विकास, मजबूत संघटन आणि अभेद्य महायुती या तीन गोष्टींवर आम्ही पुढे जात आहोत. त्यामुळे ठाकरे बंधू एकत्र आले काय किंवा त्यांच्यासोबत शरद पवार गेले काय किंवा काँग्रेस त्यांच्यासोबत गेली काय, तरीही ५१ टक्के मत घेऊन स्थानिक स्वराज्य संस्थांमध्ये आम्ही विजयी होऊ. मुंबईसह सर्व महापालिकांमध्ये महापौर हे महायुतीचेच असणार आहेत. ओबीसी, मराठा आरक्षण हे वाद क्षणिक विषय आहेत. मतदारांना विकासासोबतच जायला आवडते. प्रश्न : राहुल गांधी भाजपवर करीत असलेल्या मत चोरीच्या आरोपाला काय उत्तर द्याल?बावनकुळे : राहुल गांधी हे मोठे नेते आहेत. परंतु त्यांची बुद्धी भ्रष्ट झाली आहे. लोकसभा निवडणुकीला १४, तर विधानसभा निवडणुकीला आठ महिने झाले. आता ते मत चोरीबद्दल बोलत आहेत. २००४ ते २०१९ आणि २०२४ या सर्व विधानसभा निवडणुकांमध्ये भाजपचा उमेदवार कामठी मतदारसंघातून विजयी झाले. काँग्रेसला भाजपपेक्षा ३० ते ४० हजार मतदान कमी पडले. माझ्या मतदारसंघातील जो कामठी शहराचा भाग आहे, तेथे माझ्यापेक्षा काँग्रेसच्या उमेदवाराला १८ हजार जास्त मतदान मिळाले. तरी देखील काँग्रेसचे नेते आंदोलन करतात. मग काँग्रेसला जिथे जास्त मतदान झाले, तेथे त्यांनी मत चोरी केली, असे आम्ही म्हणायचे का? जिथे काँग्रेसचा पराभव होतो, तेथे ईव्हीएम हॅक होतात किंवा मत चोरी केली जाते, असा आरोप केला जातो. राहुल गांधींना स्वतःचे नेतृत्व टिकवणे आणि पक्षाला लागलेली गळती थांबविण्यासाठी असे खोटे नरेटिव्ह सेट करावे लागत आहेत. आगामी निवडणुकीत काँग्रेसची यापेक्षा वाईट स्थिती होणार आहे. प्रश्न : लाडकी बहीण योजनेमुळे महाराष्ट्राचा कर्जाचा बोजा वाढत आहे का?बावनकुळे : मुख्यमंत्री लाडकी बहीण योजनेमुळे ग्रामीण अर्थव्यवस्था मजबूत झालेली आहे. ही योजना अर्थव्यवस्थेला बूस्ट देणारी ठरलेली आहे. ग्रामीण भागातील महिलांना दरवर्षाला १८ हजार रुपये मिळत असल्याने मुलींचे शिक्षण सुरळीत सुरू आहे. या योजनेचा भार निर्माण झाला, तर तो सहन करण्याची ताकद राज्यामध्ये आहे. कोणत्याही योजनेचा निधी कपात केला जात नाही. लाडकी बहीण योजनेमुळे काही प्रमाणात ताण निर्माण झाला असला तरी आगामी दोन वर्षांत सर्व स्थिती सामान्य होईल. (शब्दांकन : ब्रिजमोहन पाटील) सकाळ+ चे सदस्य व्हा ब्रेक घ्या, डोकं चालवा, कोडे सोडवा! शॉपिंगसाठी 'सकाळ प्राईम डील्स'च्या भन्नाट ऑफर्स पाहण्यासाठी क्लिक करा. Read latest Marathi news, Watch Live Streaming on Esakal and Maharashtra News. Breaking news from India, Pune, Mumbai. Get the Politics, Entertainment, Sports, Lifestyle, Jobs, and Education updates. And Live taja batmya on Esakal Mobile App. Download the Esakal Marathi news Channel app for Android and IOS. Follow Us Copyright © 2025 - Sakal Media Pvt Ltd - All rights reserved. Powered by Quintype</w:t>
       </w:r>
     </w:p>
     <w:p>
@@ -2244,7 +2244,7 @@
     </w:p>
     <w:p>
       <w:r>
-        <w:t>Title: Latest Marathi News Updates : दिवसभरात देश विदेशात काय घडलं जाणून घ्या एका क्लिकवर</w:t>
+        <w:t>Title: जमिनीच्या मोजणीनंतरच आता दस्त नोंदणी; महसूल विभागाचा निर्णय…</w:t>
       </w:r>
     </w:p>
     <w:p>
@@ -2256,13 +2256,13 @@
           <w:rPr>
             <w:color w:val="0000FF"/>
           </w:rPr>
-          <w:t>https://www.esakal.com/desh/maharashtra-marathi-live-news-14-september-2025-maharashtra-weather-updates-marathi-sahitya-sammelan-ind-vs-pak-asia-cup-2025-zp-presidentship-reservation-nepal-violence-gold-silver-rate-maratha-obc-reservation-manoj-jarange-cm-devendra-fadnavis-stock-market-ajit-pawar-eknath-shinde-pm-narendra-modi-rahul-gandhi-farmer-railway-sports-entertainment-politics-finance-trending-viral-upsc-mpsc-news-updates</w:t>
+          <w:t>https://www.loksatta.com/pune/land-measurement-mandatory-for-registration-maharashtra-revenue-bawankule-pune-print-news-ocd-94-5385238/lite/</w:t>
         </w:r>
       </w:hyperlink>
     </w:p>
     <w:p>
       <w:r>
-        <w:t>Content: महाराष्ट्राचे मुख्यमंत्री देवेंद्र फडणवीस म्हणाले की, ओबीसी वर्गात एकाही बनावट व्यक्तीचा समावेश केला जाणार नाही. बनावट म्हणजे जे ओबीसी नाहीत ते. जीआरमध्ये याची काळजी घेण्यात आली आहे. असं मुख्यमंत्र्यांनी सांगितले. पंतप्रधान नरेंद्र मोदी कोलकाता येथे पोहोचले; त्यांचे जोरदार स्वागत करण्यात आले. पंतप्रधान मोदी उद्या कोलकाता येथे १६ व्या संयुक्त कमांडर्स कॉन्फरन्स-२०२५ चे उद्घाटन करतील. धाराशिव जिल्ह्यामध्ये ५५ वर्षीय व्यक्तीने गळफास घेऊन आत्महत्या केली. ओबीसी आरक्षण जाणार म्हणून या व्यक्तीने आत्महत्या केल्याचा दावा नातेवाईकांनी केली. दिल्लीतील कॅनॉट प्लेस येथे भारत-पाकिस्तान सामन्याविरुद्ध आम आदमी पक्षाच्या (आप) कार्यकर्त्यांनी निदर्शने केली. नंतर पोलिसांनी त्यांना पांगवले. भारत-पाकिस्तान आशिया कप सामन्याच्या निषेधार्थ शिवसेनेने पाकिस्तानचा राष्ट्रध्वज जाळला आहे. महिला पोलिसांचा विनयभंग आणि दहिसर परिसरात भाईगिरी करणाऱ्या काँग्रेसच्या राष्ट्रीय प्रवक्त्याला दहिसर पोलिसांनी अटक केली आहे. आशिष मिश्रा असे राष्ट्रीय प्रवक्त्याचे नाव असून त्याने दहिसर पोलीस ठाण्यात जाऊन महिला पोलीस अधिकाऱ्याला दमदाटी करून विनयभंग केला याप्रकरणी दहिसर पोलिसांनी गुन्हा दाखल करून आशिष मिश्रा याला अटक केली आहे. अटक करण्यात आलेल्या आरोपी विरोधात दहिसर पोलीस ठाण्यात दोन गुन्हे असून खंडणी आणि धमकीच्या प्रकरणात देखील अनेक अर्ज प्राप्त आहेत. या अर्जाप्रकरणी देखील दहिसर पोलीस तपास करत आहेत. गोदावरी नदी पात्रात जायकवाडी धरण क्षेत्र व बाजूच्या भागात झालेल्या मुसळधार पावसामुळे नदी-पात्रातील पाणी वाढून मंगरूळ गावात मोठ्या प्रमाणावर पूरस्थिती निर्माण झाली. शिवणगाव बंधाऱ्यातील पाणी गावात शिरल्याने अनेकांचे गोठे पाण्याखाली गेले व जनावरांचा चारा, वैरण, कडबा, भुस्कट, खत, अन्नधान्य यांचे मोठ्या प्रमाणावर नुकसान झाले. पहलगाम येथे गेलेल्या भारतीय पर्यटकांवर गेल्या वर्षभरापूर्वीच पाकिस्तानी अतिरेक्यांनी हल्ला करून अनेक महिलांचे सिंन्दुर पुसले त्यामुळे पाकिस्तानाला योग्य धडा शिकवावा अशी भूमिका भारतीयांची असतानाही आज पाकिस्तान बरोबर भारताचा क्रिकेट सामना होत असून त्याला केंद्रातील मोदी सरकारने हिरवा कंदील दिला आहे. पर्यटकांना इथे भेटतील बोहाडा शिल्पकार, पारंपरिक वाद्यकार, आणि आदिवासी कथा सांगणारे परंपरा धारक! त्यांचं जग, त्यांची कहाणी — आणि त्यांचं जगणं... हे सगळं प्रत्यक्ष पाहण्याची संधी तुम्हाला इथे मिळणार आहे. पेड येथे वस्तीभाग असणाऱ्या विठ्ठलनगर येथील शिवाजी बापूसो शेंडगे यांच्या घराजवळ शनिवारी रात्री दहाच्या सुमारास बिबट्या आला. शेंडगे यांच्या घरासमोर असलेल्या खुराड्यात कोंबड्या खाण्यासाठी शिरला आणि तो खुराड्यात अडकला. महसूल मंत्री चंद्रशेखर बावनकुळे यांनी उद्धव ठाकरे आणि त्यांच्या पक्षावर टीका केली आहे. त्यांनी म्हटले की, ठाकरे गटाच्या खासदारांनी धाराशिव येथे पाकिस्तानचे झेंडे फडकवले, जे देशद्रोही कृत्य आहे. नरेंद्र मोदी यांनी क्रीडा क्षेत्राला जागतिक स्तरावर प्रोत्साहन दिले असून भारताचे नाव आंतरराष्ट्रीय पातळीवर उज्ज्वल केले आहे. मात्र उद्धव ठाकरे क्रिकेटसारख्या खेळालाही राजकारणात ओढून नेत आहेत. ऑपरेशन सिद्धूर दरम्यान उद्धव ठाकरे देशाबाहेर पर्यटनावर होते, जेव्हा देशात हल्ला झाला तेव्हा त्यांनी त्वरित परत यायला हवे होते, पण त्यांनी परतण्याचे टाळले. त्यामुळे त्यांच्या मनात हिंदू आणि देशाप्रती खरी भावना नाही, असे दिसते. पहलगाम घटनेनंतर ते लंडनमध्ये राहिले होते. बावनकुळे यांनी असा सवाल उपस्थित केला की, ठाकरे यांच्या रॅलीमध्ये पाकिस्तानचे झेंडे का फडकवले गेले आणि त्याबाबत त्यांनी उत्तर द्यावे. दुबईत होणाऱ्या भारत-पाकिस्तान सामन्याच्या निषेधार्थ नागपूर शहरात शिवसेना (उद्धव ठाकरे गट) तर्फे जोरदार मोर्चा काढण्यात आला. पहलगाम दहशतवादी हल्ला आणि ऑपरेशन सिंदूरच्या पार्श्वभूमीवर पाकिस्तानविरुद्ध सामना खेळणे अयोग्य असल्याचे सांगत महिला मोर्चा रस्त्यावर उतरला. आंदोलनकर्त्यांनी प्रधानमंत्री नरेंद्र मोदी यांना कुंकू पाठवण्याचा अनोखा उपक्रम राबवला. या वेळी राष्ट्रभावना आणि शहीदांचा अपमान केल्याचा आरोप करत पाकिस्तानविरोधी घोषणा देण्यात आल्या. उपमुख्यमंत्री एकनाथ शिंदे यांनी आपल्या भाषणात स्वतःच्या आयुष्याचा प्रवास आणि कार्यकिर्दीतील अनुभव सांगितले. ते म्हणाले की, “शेतकऱ्याचा मुलगा मुख्यमंत्री होऊ शकतो हे मी दाखवून दिले.” दुसऱ्याला मदत करण्याची ताकद असावी लागते, आणि तीच ताकद डॉक्टरांमध्ये असते असे ते म्हणाले. आपल्या मुलाने आईच्या जिद्दीमुळे एमबीबीएस ते एमएस ऑर्थोपेडिक पर्यंतचे शिक्षण पूर्ण केले याचा त्यांनी अभिमान व्यक्त केला. आपल्या कार्यकाळात त्यांनी महाराष्ट्राच्या विकासासाठी अनेक मोठे निर्णय घेतल्याचे ते म्हणाले. समृद्धी महामार्गामुळे नागपूर–मुंबईचे 28 तासांचे अंतर 7 तासांवर आले, पुणे–मुंबई महामार्गावरील घाटात सर्वात मोठा बोगदा तयार झाला, पोस्टल रोड, मेट्रो कारशेड यासह अनेक महत्त्वाच्या पायाभूत सुविधा उभारण्यात आल्या. याशिवाय लाडकी बहिणी योजना, लाडका भाऊ, लाडका शेतकरी यांसारख्या लोकाभिमुख कल्याणकारी योजना राबवल्या. कोविड काळात स्वतः पीपीई किट घालून हॉस्पिटलमध्ये जाऊन परिस्थितीचा आढावा घेतल्याचे त्यांनी आठवले. आपल्या नेतृत्वाखालील कामगिरीमुळे विधानसभा निवडणुकीत जनतेने प्रचंड विश्वास दाखवून लँडस्लाईड विजय दिला, असे शिंदे यांनी नमूद केले. नाशिकमध्ये झालेल्या मराठा विद्या प्रसारक संस्थेच्या वार्षिक सभेत खासगी विद्यापीठाच्या प्रस्तावावरून सत्ताधारी आणि विरोधकांमध्ये जोरदार राडा झाला. सभागृहातच व्यासपीठावर दोन्ही बाजूंनी धक्काबुक्की आणि बाचाबाची झाली. सत्ताधारी गटाचा दावा आहे की खासगी विद्यापीठ हेच संस्थेसाठी फायदेशीर ठरणार आहे, तर विरोधकांचा ठाम आग्रह आहे की क्लस्टर विद्यापीठच लोकशाही पद्धती जिवंत ठेवेल. खासगी विद्यापीठ निर्मितीला विरोधकांनी पूर्णपणे विरोध दर्शवला असून याच मुद्द्यावरून सभेचे वातावरण तापले. आज होणाऱ्या भारत - पाकिस्तान सामन्याविरोधात शिवसेना (उद्धव बाळासाहेब ठाकरे) पक्षाने आक्रमक भूमिका घेतली आहे. कांदिवली पूर्व भागात शिवसेना ठाकरे गटाचे प्रवक्ते आनंद दुबे यांच्या नेतृत्वाखाली एलईडी टीव्ही फोडून निषेध करण्यात आला. महाराष्ट्राचे मुख्यमंत्री देवेंद्र फडणवीस आणि उपमुख्यमंत्री एकनाथ शिंदे यांनी गुजरातचे राज्यपाल आचार्य देवव्रत यांचे मुंबईमध्ये स्वागत केले आहे. महाराष्ट्राच्या राज्यपालपदाचा अतिरिक्त कार्यभार त्यांच्याकडे सोपवण्यात आला आहे. सोमवारी मुंबईतील राजभवनात ते महाराष्ट्राचे राज्यपाल म्हणून शपथ घेतील. गोदावरी नदीपात्रात जायकवाडी प्रकल्‍प (नाथसागर जलाशय) मधून सांडव्याद्वारे एकूण 18 (नियमित) व 09 (आपत्कालीन) गेटमधून 103752 + 9432 = 113184 क्युसेक पाणी सोडण्यात आल्याने मंगरूळ ता.घनसावंगी उच्च पातळी बंधारा 100 टक्के पाणीसाठा असून एकूण विसर्ग 14000 क्युसेक पाणी गोदावरी पात्रात सोडण्यात आले आहे जळगावच्या भडगाव येथील अतिशय गजबजलेल्या पारोळा चौफुली वरील मिलन टी चहाच्या हॉटेलमध्ये दुपारी दीडच्या सुमारास ग्राहकांची गर्दी असतांना चहाच्या दुकानात असलेल्या डी फ्रिजचा अचानक स्फोट झाल्याने हॉटेल च्या मालकासह नऊ ते दहा जण जखमी झाले आहेत जखमींना पाचोरा येथील खाजगी व ग्रामीण रुग्णालयात तर काहींना जळगाव येथे खाजगी रुग्णालयात तर एकास पाचोरा येथून डायरेक्ट धुळे येथे उपचारासाठी हलवण्यात आले आहे . व्यवसायात डि.फ्रिजचा वापर कर्त्यांमध्ये या स्फोटामुळे घबराटीचे वातावरण निर्माण झाले आहे. शिवाजीनगर परिसरातील फाशीच्या डोंगरावर शनिवारी (ता. १३) सकाळी एका बिबट्याचा मृतदेह आढळून आला. प्राथमिक चौकशीत बिबट्याचा मृत्यू विजेच्या धक्क्याने झाल्याचे स्पष्ट झाले. या घटनेमुळे परिसरात खळबळ उडाली असून, स्थानिक नागरिकांमध्ये भीतीचे वातावरण निर्माण झाले आहे. - सोलापुरातील होडगी रोडवर एका दुचाकीच्या शोरूम ला लागली आग - होडगी रोडवरील सुझुकी आणि बजाज शोरूमला लागली आग - आगीचे कारण अद्याप अस्पष्ट मात्र आग वाढत असल्याचं पाहायला मिळत आहे - अग्निशमन दलाचे पाच बंब घटनास्थळी दाखल - अग्निशमन दलाकडून आग विझवण्याचा आटोकाट प्रयत्न सुरू आशिया कप सुरू झाला असला तरी पाकिस्तान आणि भारत यांच्यातील क्रिकेट सामन्याबाबत हरभजन सिंह यांनी स्पष्ट मत व्यक्त केले आहे. सध्या पाकिस्तानसोबत क्रिकेट तसेच व्यापार ठेवू नये, असे त्यांचे मत आहे. पाकिस्तानसोबतचे संबंध सुरळीत होईपर्यंत सामना खेळू नये, असेही त्यांनी ठामपणे सांगितले आहे. धुळे जिल्ह्यातील जलसाठ्यांमध्ये 73 टक्क्यांपेक्षा जास्त वाढ झाली असून, बारा मध्यम प्रकल्पांपैकी आठ प्रकल्प शंभर टक्के भरले आहेत. मध्यम प्रकल्पांत 73 टक्के तर लघु प्रकल्पांत तब्बल 76 टक्के जलसाठा झाल्याने जिल्ह्यातील पाणीटंचाईचे संकट दूर झाले आहे. दहशतवादी हल्ल्यांत माता-भगिनींचं कुंकू पुसलं गेलं असतानाही पाकिस्तानसोबत क्रिकेट खेळण्याचा निर्णय घेतल्याबद्दल मोदी सरकारविरोधात शिवसेना महिला आघाडीने संताप व्यक्त केला आहे. याच निषेधार्थ "माझं कुंकू, माझा देश" या नावाने राज्यव्यापी आंदोलन राबवण्यात येत आहे. पुण्याच्या पुरंदर तालुक्यातील जेजुरी पोलिसांनी सिनेस्टाईल थरार निर्माण करत चोरांचा थरारक पाठलाग केला. दौंडज गावात भरदिवसा दरोडा टाकून पळालेल्या तीन चोरांना पोलिसांनी ग्रामस्थांच्या मदतीने जेरबंद केले. नीरा रेल्वे गेटवर काही तरुणांनी चोरांना अडवलं, मात्र चोरांनी रिव्हॉल्वर दाखवत पळ काढला. यावेळी एक चोर पकडला गेला, तर उरलेले दोघेजण ऊसाच्या शेतात लपले होते. पोलिसांनी ड्रोनच्या मदतीने शोध घेत अखेर त्यांनाही अटक केली. अमरावती येथील सुपर स्पेशालिस्ट हॉस्पिटलच्या डॉक्टरांचा संप 25 ऑगस्ट पासून सुरू आहे,गेल्या 20 दिवसापासून या संपावर अद्याप तोडगा निघाला नाही... त्यामुळे दीडशे ते दोनशे शस्त्रक्रिया रखडल्या आहेत, त्यामुळे या ठिकाणी मोठ्या प्रमाणावर रुग्णांची गैरसोय होत आहे. शस्त्रक्रिया होत नसल्याने या रुग्णालयातील 150 पेक्षा जास्त बेड रिकामे आहे, थकीत असलेल डॉक्टरांचे मानधन, तसेच मानधनात वाढ या मागणीसाठी शस्त्रक्रिया करणारे डॉक्टरांनी संप पुकारला आहे विरार रेल्वेस्थानकातून दादरकडे जाणाऱ्या लोकल ट्रेनमध्ये एका माथेफिरू तरुणाने महिला डब्यातील प्रवाशांना अश्लील शिवीगाळ तसेच हावभाव करून धुडगूस घातल्याने महीला प्रवाशांमध्ये भीतीच वातावरण निर्माण झाले होते. या माथेफिरूने ट्रेनच्या मालवाहू डब्यातून महिला डब्याच्या खिडकीवर आणि पत्र्यावर लाथा बुक्क्या मारून अक्षरशः दहशत निर्माण केली होती. यावेळी मदतीसाठी महिला प्रवाशांनी रेल्वेच्या हेल्पलाइनवर फोन करूनही त्यांना मदत मिळाली नाही. त्यामुळे लोकल ट्रेनने प्रवास करणाऱ्या महिला प्रवाशांच्या सुरक्षेचा प्रश्न पुन्हा ऐरणीवर आला आहे. जीव धोक्यात घालून नदीकाठावर पर्यटकांची रिलबाजी चिमुकल्याना घेऊन उत्साही पर्यटकांचा फोटो सेशन तेरणा धरण अगोदरच 100% क्षमतेने भरलं, रात्रभर झालेल्या पावसामुळे नदीत पाण्याचा विसर्ग वाढला प्रशासनाकडून नदीकाठच्या गावांना सतर्कतेचा इशारा, मात्र उत्साही पर्यटकांना रोखण्यासाठी नदीकाठी सुरक्षा व्यवस्था नाही Ajit Pawar Live : खेळाकडे खेळाच्या नजरेतून बघावं खेळाकडे खेळाच्या नजरेतून बघावं की न बघावं हा प्रत्येकाचा अधिकार आहे, तो संविधानाने आणि बाबासाहेब आंबेडकरांच्या घटनेने दिला आहे. सत्ताधारी पक्षाच्या विरोधात काहीना काही भूमिका घेण्याचं निमित्त विरोधक पाहात असतात. फक्त त्या गोष्टीला भावनिक मुद्दा करू नये असं माझं आवाहन आहे, अशी प्रतिक्रिया उपमुख्यमंत्री अजित पवार यांनी भारत-पाकिस्तान सामन्यावर दिली आहे. आजच्या मॅचसाठी दीड लाख कोटींचं गॅम्बलिंग झालं आहे, असा आरोप देखील संजय राऊत यांनी केलाय. मोदी-शाहांची ही राष्ट्रभक्तीची दिवाळखोरी आहे. पहलगाम हल्ल्यात ठार झालेल्या देशातील महिलांच्या कपाळावरचा सिंदूर पुसला गेला. मोदींनी छाती पिटण्याचा कार्यक्रम केला. भारताने याआधी अशा आंतरराष्ट्रीय सामन्यातून माघार घेतली आहे. पण जय शहा यांचा त्यात इन्ट्रेस्ट आहे. मोदींना कोणतीही नैतिकता राहिलेली नाही. भाजप के पापा वॉर रुकवा सकते है, मगर मॅच नही रोक सकते है. ट्रम्प के दबाव मै, हिंदुस्तान पाकिस्तान का वॉर भी रोक सकते है, हा नक्की असा कोणता पैशाचा खेळ आहे? असा सवाल संजय राऊत यांनी उपस्थित केला. पुण्यात नाम फाउंडेशनचा सोहळा गणेश कला क्रीडा मंच येथे हा सोहळा पार पडतोय केंद्रीय मंत्री नितीन गडकरी चंद्रशेखर बावनकुळे, उदय सामंत यांच्या उपस्थितीत पार पडणार सोहळा २०१५ साली नाम फाउंडेशनची स्थापना झाली आणि आज फाउंडेशनची दशकपूर्ती होत आहे यानिमित्ताने पुण्यात कार्यक्रमाचा आयोजन कळंब, धाराशिव, उमरगा लोहारा तालुक्यात पावसाची जोरदार बॅटिंग कळंब तालुक्यातील शेलगाव जहागिरी गावातील आठ ते दहा घरांमध्ये पावसाचे पाणी घुसल्याने संसार उपयोगी साहित्याचे नुकसान झालेल्या मुसळधार पावसामुळे शेतकऱ्याच्या सोयाबीन आणि ऊस पिकाचे मोठे नुकसान शेलगाव गावालगत असलेला पूल मुसळधार पावसाच्या पाण्याने गेला वाहून बहुतांशी नद्यानाल्याना पाणी आल्यानं शेतकऱ्यांचे मोठं नुकसान प्रशासनाने तात्काळ नुकसानीचे पंचनामे करून नुकसान भरपाई देण्याची होतय शेतकऱ्यांमधून मागणी तुळजाभवानी देवीच्या शारदीय नवरात्र महोत्सवापूर्वीच्या मंचकी निद्रेला आजपासून प्रारंभ होत आहे.आज रात्रीपासून देवीच्या मंचकी निद्रेला सुरुवात होईल. देवीच्या मंचकी निद्रेसाठी गाद्यांचा कापूस पिंजण्यासाठी शहरासह पंचक्रोशीतील महिला मंदिरात दाखल होतात. आराध्याच्या मेळ्यात कापूस पिंजला जातो. तर तुळजापुरातील सेवेकरी पलंगे कुटुंबीय देवीच्या पलंगाची स्वच्छता करतात. मंचकी निद्रा संपवून देवी 22 सप्टेंबर रोजी सिंहासनावर विराजमान होईल. त्यानंतर नवरात्र उत्सवाला प्रारंभ होईल. कुलस्वामिनी तुळजाभवानी देवी ही एकमेव चल मूर्ती असून वर्षभरात 21 दिवस पलंगावर असते. बीड शहरातील सराईत गुन्हेगार शेख नवीद शेख चॉंद या गुंडावर बीड पोलिसांनी MPDA अंतर्गत 3 जुन 2025 रोजी कारवाई केली होती. त्याच्यावर पेठ बीड पोलीस ठाण्यात अनेक गुन्हे दाखल आहेत. या कारवाईनंतर हायकोर्टात त्याने जमीन अर्ज केला होता दोन दिवसांपूर्वी शेख नवीद याला जामीन मंजूर झाला. यानंतर तो बाहेर आल्यानंतर काल सायंकाळी 5 वाजता बीड शहरातील मोमीनपुरा भागात फटाक्यांची आतिषबाजी करत त्याचे जंगी स्वागत करण्यात आले. मराठा समाजानंतर बंजारा समाज रस्त्यावरती लढाई लढायला उतरला आहे आता अशा वंजारी समाज ही आक्रमक होताना पाहायला मिळत आहे वंजारी समाजाचे नेते जय भगवान महासंघाचे अध्यक्ष बाळासाहेब सानप यांनी नवी मागणी करत आता सरकार समोर नवा पेज उभा केला आहे वंजारी समाजाला हैदराबाद गॅजेट लागू करून एसटीमध्ये समावेश करावा अशी मागणी बाळासाहेब सानप यांनी केली आहे मुख्यमंत्री देवेंद्र फडणवीस यांची भेट घेऊन वंजारी समाज बांधव निवेदन देणार आहेत वेळ पडली तर रस्त्यावरची लढाई लढू आता माघार नाही अशी देखील भूमिका बाळासाहेब सानप यांनी घेतली आहे त्यांच्यासोबत बातचीत केले आहे आमचे प्रतिनिधी योगेश काशिद यांनी. पाकिस्तानच्या ग्रुपवर चॅट करण्याचं प्रकरण, नागपूरमधील दोघांची एटीएसकडून चौकशी मोबाइल डेटा सुद्धा जप्त करण्यात आल्याची माहिती... दिवसभर चौकशी केल्यानंतर त्या दोघांची सुटका झाली पहलगाम हल्ला नंतर भारताने ऑपरेशन सिंदूर फत्ते केल्यानंतर पाकिस्तान मधील नागरिकांच्या संपर्कात असलेल्या भारतीय नागरिकांवर सुरक्षा यंत्रणांनी नजर रोखून धरली यातच कामठीतील एक शिक्षक आणि एक व्यापारी पाकिस्तान मधील सोशल मीडियाच्या ग्रुपवर सक्रिय असल्याचा लक्षात येताच दहशतवाद विरोधी पथकाने दोघांनाही ताब्यात घेतल होते... दोघांचे मोबाईल मधील डाटा जप्त करून दिवसभर चौकशी केल्यानंतर त्यांचे सुटका करण्यात आली कामठीतून ताब्यात घेण्यात आलेल्या दोन्हीही संशयित मागील काही दिवसांपासून सोशल मीडियाच्या माध्यमातून पाकिस्तानमधील काही व्यक्तींशी संपर्कात असल्याची एटीएसला माहिती मिळाली होती. पाकिस्तानच्या ग्रुपवर चॅट करणाऱ्या नागपूरमधील दोघांची एटीएसकडून सखोल चौकशी करण्यात आली. त्यांचा मोबाइल डेटा सुद्धा जप्त करण्यात आला आहे. दिवसभर चौकशी केल्यानंतर त्या दोघांची सुटका झाली. पहलगाम हल्ल्यानंतर भारताने ऑपरेशन सिंदूर फत्ते केल्यानंतर पाकिस्तान मधील नागरिकांच्या संपर्कात असलेल्या भारतीय नागरिकांवर सुरक्षा यंत्रणांनी नजर रोखून धरली. यातच कामठीतील एक शिक्षक आणि एक व्यापारी पाकिस्तानमधील सोशल मीडियाच्या ग्रुपवर सक्रिय असल्याचं लक्षात येताच दहशतवाद विरोधी पथकाने दोघांनाही ताब्यात घेतल होते. पुण्यात टोळीयुद्धातून हत्या झालेल्या आयुष कोमकरच्या हत्या प्रकरणी आणखी चौघांना अटक करण्यात आलीय. हे चौघेही आंदेकर कुटुंबातीलच आहेत. त्यांना पुणे पोलिसांनी गुजरातमधून अटक केलीय. पुणे पोलिसांच्या गुन्हे शाखेची कारवाई केली. शिवम आंदेकर, शिवराज आंदेकर, अभिषेक आंदेकर आणि लक्ष्मी आंदेकर अशी अटक केलेल्या आरोपींची नावे आहेत. विदर्भात आज आणि उद्या जोरदार पावसाचा इशारा देण्यात आलाय. विदर्भातील बहुतांश जिल्ह्यात 22 सप्टेंबरपर्यंत पावसाचं सावट राहण्याची शक्यता आहे. त्यानंतर मात्र पावसाचा जोर कमी होणार, सप्टेंबर मध्ये पुन्हा मान्सून सक्रियते नंतर पुढच्या आठवड्यात 18 सप्टेंबर पर्यंत संपूर्ण महाराष्ट्रात मध्यम ते जोरदार अशा पावसाचा अंदाज हवामान विभागाने व्यक्त केला. - रविवार आणि सोमवारी विदर्भात संपूर्ण महाराष्ट्रात जोरदार ते अति जोरदार पावसाची शक्यता हवामान विभागाने व्यक्त केली... - गेल्या पाच दिवसापासून विदर्भात वेगवेगळ्या ठिकाणी कमी अधिक प्रमाणात पावसाच्या सरी बरसत आहेत. उपमुख्यमंत्री अजित पवार करणार हडपसर मधील विकास कामांची करण्यासाठी पोहचले. खराडी केशेवनगर पूल पाहणी ते करणार आहेत. मुंढवा सिग्नल आणि हडपसर गाडीतळ वाहतूक कोंडी पाहणी करतील. आज राष्ट्रवादी काँग्रेस पार्टी परिवार मिलन अभियाना सुरुवात करणार मुंढवा पूल पाहणी करण्यासाठी अजित पवार पोहचले आहेत. सातारा येथे होणाऱ्या ९९ व्या अखिल भारतीय मराठी साहित्य संमेलनाच्या अध्यक्षांची निवड रविवारी (ता. १४) होणार असून, संमेलनाच्या तारखा व रूपरेषाही जाहीर होणार आहे. एकेकाळच्या मराठा साम्राज्याची राजधानी असलेल्या साताऱ्यात होत असलेल्या या संमेलनाच्या अध्यक्षपदाची माळ 'पानिपत'कार विश्वास पाटील यांच्या गळ्यात पडण्याचा योग जुळून येण्याची शक्यता दाट आहे. महाराष्ट्रात वादळी वाऱ्यासह पावसाची शक्यता वर्तवण्यात आलीय. गेल्या दोन दिवसांपासून राज्यात पावसाला सुरुवात झाली असून, कमाल तापमानात चढ-उतार होत आहेत. अनेक ठिकाणी पारा तिशीपार असून, शनिवारी (ता.१३) सकाळपर्यंतच्या २४ तासांमध्ये ‎‎‎ब्रह्मपुरी येथे राज्यातील उच्चांकी ३३.४ अंश सेल्सिअस तापमानाची नोंद झाली. राज्यात तुरळक ठिकाणी हलक्या ते मध्यम पावसाने हजेरी लावली. विदर्भ, मराठवाड्यात पावसाचा जोर अधिक होता. परभणी जिल्ह्यातील पूर्णा येथे १६० मिलिमीटर आणि पालम येथे ११० मिलिमीटर पावसाची नोंद झाली. सकाळ+ चे सदस्य व्हा ब्रेक घ्या, डोकं चालवा, कोडे सोडवा! शॉपिंगसाठी 'सकाळ प्राईम डील्स'च्या भन्नाट ऑफर्स पाहण्यासाठी क्लिक करा. Read latest Marathi news, Watch Live Streaming on Esakal and Maharashtra News. Breaking news from India, Pune, Mumbai. Get the Politics, Entertainment, Sports, Lifestyle, Jobs, and Education updates. And Live taja batmya on Esakal Mobile App. Download the Esakal Marathi news Channel app for Android and IOS. Follow Us Copyright © 2025 - Sakal Media Pvt Ltd - All rights reserved. Powered by Quintype</w:t>
+        <w:t>Content: पुणे : कर्नाटक आणि आंध्रप्रदेशच्या धर्तीवर खासगी संस्थांच्या माध्यमातून जमिनीची मोजणी झाल्यानंतरच दस्ताची नोंदणी होणार आहे. दस्ताची नोंदणी झाल्यानंतर त्याचा फेरफार होणार आहे. राज्याच्या महसूल विभागाने हा निर्णय घेतला असून येत्या महिन्याभरात ही प्रक्रिया संपूर्ण राज्यात राबविण्यात येणार आहे. कर्नाटक राज्याच्या धर्तीवर राज्यात खासगी संस्थेच्या माध्यमातून मोजणी केल्यानंतर दस्त नोंदणी करण्याबाबत भूमी अभिलेख विभागात हालचाली सुरू होत्या. त्यानुसार या प्रस्तावाला मंजुरी मिळाली आहे. राज्यस्तरीय सेवा पंधरवडा अभियानावेळी महसूल मंत्री चंद्रशेखर बावनकुळे यांनी याबाबत माहिती दिली. कर्नाटक, आंध्रप्रदेशाच्या धर्तीवर राज्यात जमाबंदी आयुक्तालयांच्या अखत्यारीत १० ते १५ खासगी संस्थांचे भू-कर मापक उपलब्ध करून दिले जाणार आहेत. त्यांच्या माध्यमातून जमिनीची मोजणी केल्याशिवाय आता दस्ताची नोंदणी होणार नाही. दस्ताची नोंदणी झाल्याशिवाय त्या दस्ताचा फेरफार होणार नाही. ही पद्धत आता महिन्यात ही प्रक्रिया राज्यात राबविण्यात येणार आहे, असे बावनकुळे यांनी स्पष्ट केले. गेल्या ३० वर्षांमध्ये शेतकऱ्यांमध्ये असलेल्या आपआपसातील वादाच्या पुणे विभागातील ३३ हजार तक्रारींपैकी सुमारे ११ हजार तक्रारी सोडविण्यात आल्या आहेत. विविध योजनांच्या माध्यमातून सुमारे ५० लाख जनतेपर्यंत पोहोचविण्यात येणार असल्याचा दावाही त्यांनी केला. दरम्यान, स्वामित्व योजनेंतर्गत गरीब नागरिकांना अनुदान म्हणून पाचशे, हजार रुपये देण्याचे प्रस्तावित आहे. मात्र, त्यासाठी ११० कोटी रुपये निधीची आवश्यकता आहे. त्या योजनेच्या माध्यमातून राज्यातील सर्व गरीब जनतेला प्रॉपर्टी कार्ड देण्यात येणार आहे. त्याबाबत योजना केली आहे. राज्यातील सर्व जनतेला प्रॉपर्टी कार्ड उपलब्ध करून देणारे महाराष्ट्र हे देशातील पहिले राज्य ठरणार आहे. तसेच राज्यातील सर्व पाणंद रस्त्यांची मोजणी करून त्यांचे सीमांकन केले जाईल. त्यासाठी मुख्यमंत्री बळीराजा पाणंद रस्ते योजना महसूल खात्यामार्फत सुरू करण्यात येणार असून त्याबाबतचा प्रस्ताव मंत्रीमंडळाच्या बैठकीत मान्यतेला ठेवण्यात येणार आहे. नोंदणी आणि मुद्रांक विभागात आता पासपोर्ट विभागाच्या कार्यालयांसारखी कार्यालये सुरू करण्यात येणार आहेत. त्यासाठी सात गावांची ठिकाणे निश्चित करण्यात आली आहेत. त्यातून विविध सोयी उपलब्ध होणार आहेत. मंत्रालयस्तरावर त्याची वॉर रुम तयार करण्यात आली आहे. वन डिस्ट्रीक्ट वन रजिस्ट्रेशन बरोबर आता वन स्टेट वन रजिस्ट्रेशन आणि फेसलेसद्वारे दस्त नोंदणीचा प्रयोग राबविण्याचा निर्णयही महसूल विभागाने घेतला आहे. ‘चला हवा येऊ द्या’ या कार्यक्रमाने प्रेक्षकांच्या मनात आपली जागा निर्माण केली आहे. या कार्यक्रमाच्या सूत्रसंचलनाची जबाबदारी निलेश साबळेने सांभाळली होती. भाऊ कदम यांनी एका मुलाखतीत निलेश साबळेबद्दल गौरवोद्गार काढले आणि त्याच्या आगामी सिनेमाबद्दल माहिती दिली. भाऊ कदम म्हणाले की, निलेश साबळे प्रामाणिक आहे आणि त्याच्या यशासाठी देवाकडे प्रार्थना करत आहेत.</w:t>
       </w:r>
     </w:p>
     <w:p>
@@ -2275,7 +2275,7 @@
     </w:p>
     <w:p>
       <w:r>
-        <w:t>Title: मुंबईत ओबीसी नेते एकवटले, छगन भुजबळांनी मांडली आक्रमक भूमिका; बैठकीत काय ठरलं?</w:t>
+        <w:t>Title: नवीन नागपूर साकारतांना प्रत्येक शेतकऱ्यांला जमिनीचा मोबदला भूसंपादन कायद्याप्रमाणेच मिळेल; महसूल मंत्र्यांचा दावा</w:t>
       </w:r>
     </w:p>
     <w:p>
@@ -2287,13 +2287,13 @@
           <w:rPr>
             <w:color w:val="0000FF"/>
           </w:rPr>
-          <w:t>https://www.loksatta.com/politics/visual-storytelling-mumbai-obc-leaders-meeting-against-maratha-reservation-hyderabad-gazette-sdp-92-5365685/</w:t>
+          <w:t>https://www.lokmat.com/nagpur/while-creating-a-new-nagpur-every-farmer-will-get-compensation-for-their-land-as-per-the-land-acquisition-act-revenue-minister-claims-a-a382-c1000/</w:t>
         </w:r>
       </w:hyperlink>
     </w:p>
     <w:p>
       <w:r>
-        <w:t>Content: मराठवाड्यातील मराठा समाजाला कुणबी दर्जा देण्याच्या मुद्द्यासंदर्भातला शासन निर्णय राज्य सरकारने २ सप्टेंबरला जाहीर केला. या निर्णयामुळे कुणबी नोंदी सापडलेल्या मराठ्यांना आरक्षणाचा लाभ मिळण्याचा मार्ग मोकळा झाला. मात्र, राज्यातील ओबीसी नेत्यांनी या शासकीय निर्णयाला तीव्र विरोध केला आहे. ओबीसी समाजाच्या आरक्षणात वाटेकरी नको, अशी स्पष्ट भूमिका नव्याने स्थापन करण्यात आलेल्या मंत्रिमंडळाच्या ओबीसीविषयक उपसमितीत मांडण्यात आली आहे. दरम्यान, मराठा समाजाला सरसकट कुणबी प्रमाणपत्र देण्यास कोणकोणत्या नेत्यांनी विरोध केला? त्यासंदर्भात जाणून घेऊ… मराठा समाजाला ओबीसी प्रवर्गातून आरक्षण मिळावं या मागणीसाठी मनोज जरांगे पाटील यांनी गेल्या महिन्यात मुंबईतील आझाद मैदानावर उपोषण केलं होता. त्यांच्या उपोषणाला राज्यभरातील असंख्य मराठ्यांनी पाठिंबा दिला. त्यानंतर मंत्रिमंडळ उपसमितीने जरांगे यांची भेट घेऊन त्यांच्या आठपैकी सहा मागण्या मान्य केल्या. त्यातील प्रमुख मागणी ही हैदराबाद गॅझेट लागू करण्यासंदर्भातील होती. या मागण्या मान्य झाल्यानंतर राज्य सरकारने त्यासंदर्भातील शासन निर्णय जारी केला. या निर्णयाविरोधात ओबीसी संघटनांसह नेत्यांनीही आक्रमक पवित्रा घेतला. त्यानंतर ओबीसींच्या हक्कासाठीही महायुतीने मंत्रिमंडळ उपसमिती स्थापन केली. भाजपा नेते व राज्याचे महसूल मंत्री चंद्रशेखर बावनकुळे यांच्याकडे या मंत्रिमंडळ समितीचं अध्यक्षपद सोपविण्यात आलं. बुधवारी मुंबईत या मंत्रिमंडळ समितीची बैठक पार पडली. या बैठकीला चंद्रशेखर बावनकुळे, भाजपा नेत्या पंकजा मुंडे, मंत्री छगन भुजबळ, अतुल सावे, संजय राठोड, दत्तात्रय भरणे, गणेश नाईक यांच्यासह इतर नेत्यांची उपस्थिती होती. मराठा समाजातील नागरिकांना सरसकट कुणबी दाखले देऊन ओबीसींच्या हक्कांवर गदा आणण्यास मंत्रिमंडळ उपसमितीने विरोध केला आहे. राज्याचे अन्न व नागरी पुरवठा मंत्री छगन भुजबळ यांनी हैदराबाद गॅझेटसंदर्भातील शब्द रचनेवर आक्षेप घेऊन त्यात सुधारणा करण्याची मागणी केली आहे. तसे न केल्यास आम्ही थेट न्यायालयात धाव घेऊ असा इशाराही त्यांनी दिला आहे. मराठा समाजापेक्षा ओबीसींना कमी निधी मिळत असल्याची तक्रारही भुजबळ यांनी बैठकीत मांडली. गेल्या दोन तीन वर्षांत मराठ्यांना जास्त निधी मिळाला आहे. ओबीसींमध्ये ३५० जाती असून त्या तुलनेत गेल्या २० वर्षात अपुरा निधी मिळत असल्याची तक्रार भुजबळ यांनी केली, त्यामुळे ओबीसींच्या निधीवाटपावर ही उपसमिती लक्ष देणार आहे. माजी मुख्यमंत्री एकनाथ शिंदे आणि आत्ताचे मुख्यमंत्री देवेंद्र फडणवीस यांच्या कार्यकाळात मराठा समाजाला देण्यात आलेल्या कुणबी प्रमाणपत्राबाबत श्वेतपत्रिका काढा, अशी मागणी भाजपा नेत्या पंकजा मुंडे यांनी बैठकीत केली. “मराठा समाजाला कुणबी प्रमाणपत्र द्यायला विरोध नाही; पण ज्यांच्याकडे त्यासंदर्भातील अधिकृत कागदपत्रे आहेत, त्यांनाच कुणबी प्रमाणपत्र मिळायला हवे. इतरांनी जर चुकीची कागदपत्र सादर करत प्रमाणपत्र घेतले तर ओबीसी समाजावर अन्याय होईल,” अशी भूमिकाही पंकजा मुंडे यांनी मांडली. ओबीसी समाजाचा सुमारे तीन हजार ६८८ कोटींचा निधी मिळणे प्रलंबित असल्याने एक हजार २०० कोटी रुपयांची शिष्यवृत्ती देण्यात आलेली नाही, त्यामुळे ओबीसींच्या निधीचा प्रश्न तातडीने मार्गी लावण्यात यावा, अशी अपेक्षा बैठकीतील इतर नेत्यांनी व्यक्त केली. ओबीसी विद्यार्थ्यांना व्यावसायिक अभ्यासक्रमासाठी १०० टक्के शिष्यवृत्ती द्यावी, परदेशात उच्च शिक्षणासाठी ७५ ऐवजी २०० विद्यार्थ्यी शिष्यवृत्तीसाठी पात्र धरले जावे, म्हाडा व सिडकोच्या घरकुल योजनेत ओबीसींसाठी आरक्षण लागू करावे, तसेच ओबीसी आर्थिक विकास महामंडळासाठी एक हजार कोटी रुपयांची तरतूद करावी, असे मुद्दे या बैठकीत मांडण्यात आले. मंत्री संजय राठोड, गुलाबराव पाटील, दत्तात्रय भरणे, अतुल सावे, गणेश नाईक यांनीदेखील आपापली भूमिका आणि मागण्या समितीसमोर मांडल्या. दरम्यान, मंत्रिमंडळ उपसमितीचे अध्यक्ष चंद्रशेखर बावनकुळे यांनीही सर्वात शेवटी आपली भूमिका स्पष्ट केली. कुणबी नोंदी सापडलेल्या मराठ्यांनाच शासन निर्णयानुसार दाखले मिळणार असून त्यासाठी कुणबी नातेसंबंध, ग्राम समिती, तहसीलदारांच्या स्तरावरील समितीचा अहवाल द्यावा लागणार आहे. वंशावळ जुळल्यानंतर सर्व कागदपत्रांच्या पूर्ततेनंतरच दाखला देण्यात येईल. खोट्या नोंदी होणार नाहीत, याबाबत उपविभागीय अधिकाऱ्यांनी काळजी घेण्याची आवश्यकता आहे. त्यांनी शासन निर्णयानुसारच याची अंमलबजावणी करावी, असे चंद्रशेखर बावनकुळे यांनी नमूद केलं आहे. मराठा आरक्षणाबाबत राज्य सरकारने काढलेल्या शासकीय निर्णयाविरोधात ओबीसी नेत्यांनी कडवट भूमिका घेतल्याने मनोज जरांगे पाटील यांनी संताप व्यक्त केला. “हैदराबाद गॅझेट विरोधात न्यायालयात गेलात तर आम्हीही १९९४ च्या शासन निर्णयाला न्यायालयात आव्हान देणार.. छगन भुजबळांनी जर मराठ्यांचं वाटोळं करण्याचा प्रयत्न केला तर ओबीसी समाजाचं १६ टक्के आरक्षण गेलंच म्हणून समजा”, असा इशारा जरांगेंनी दिला. “आमच्या समाजातील काही लोकं आमच्यावर टीका करीत आहेत, पण त्यांनी आजपर्यंत समाजाला काहीही दिलेलं नाही. राज्यात कुणीही आरक्षणासाठी आंदोलन, उपोषण, मोर्चा काढला की चर्चेला हेच लोकं जाणार. यांचे कपडे, गाड्या, चष्मे आणि सेंटचा वासच मराठ्यांनी पाहिला आहे”, असा अप्रत्यक्ष टोलाही त्यांनी विनोद पाटील यांना लगावला. ललित प्रभाकर मराठी सिनेसृष्टीतील लोकप्रिय अभिनेता आहे. सध्या त्याच्या आगामी चित्रपट 'आरपार'च्या प्रमोशनमध्ये व्यग्र आहे. नुकत्याच दिलेल्या मुलाखतीत त्याला लग्नाबद्दल विचारण्यात आलं. ललितने सांगितलं की, तो सध्या लग्नासाठी तयार नाही कारण त्याचं ध्येय वेगळं आहे आणि त्याला त्याच्या कामात मजा येतेय. हृता दुर्गुळेनेही तिच्या लग्नाबद्दल स्पष्टता व्यक्त केली. 'आरपार' १२ सप्टेंबरला प्रदर्शित होणार आहे.</w:t>
+        <w:t>Content: हिंदी | English सोमवार २२ सप्टेंबर २०२५ FOLLOW US : शहरं व्हिडीओ सखी आणखी By योगेश पांडे | Updated: September 15, 2025 16:14 IST2025-09-15T16:03:08+5:302025-09-15T16:14:50+5:30 लोकमत न्यूज नेटवर्कनागपूर : नवीन नागपूर साकारताना राज्य सरकारकडून सर्वच बाजूंचा विचार करण्यात येत आहे. तेथील शेतकऱ्यांचे कुठल्याही परिस्थितीत नुकसान होणार नाही, प्रत्येक शेतकऱ्यांना त्यांचा जमिनीचा मोबदला भूसंपादन कायद्याप्रमाणे मिळेल, असा दावा महसूलमंत्री चंद्रशेखर बावनकुळे यांनी केला आहे. नागपुरात सोमवारी ते प्रसारमाध्यमांशी बोलत होते. नवीन नागपूरसंदर्भात काही जणांमध्ये संभ्रम निर्माण करण्याचे प्रयत्न सुरू आहेत. मात्र जेव्हा प्रत्यक्षात जमिनींचे संपादन होईल तेव्हा शेतकऱ्यांशी थेट चर्चा करण्यात येईल. नियमाप्रमाणे त्यांना मोबदला देण्यात येईल. त्याबाबत त्यांनी निश्चिंत रहावे असे बावनकुळे म्हणाले.बंजारा आरक्षण मोर्चावरदेखील त्यांनी भाष्य केले. प्रत्येक समाजाची मागणी त्या समाजाला न्याय मिळण्यासाठी येत असते. आरक्षणाचे नियम कायदे आहेत व आरक्षणामध्ये कुठल्याही समाजाची एंट्री करायची असेल तर तसा प्रस्ताव केंद्र सरकारकडे पाठवावा लागतो. बंजारा आरक्षणाबाबत जी मागणी आली आहे त्याबाबत त्यांच्याशी चर्चा करण्यात येईल, असे बावनकुळे यांनी सांगितले. पीक नुकसानीची भरपाई देणार शेतकऱ्यांच्या शेतीमधील पिकाच्या नुकसान भरपाईबद्दल मुख्यमंत्र्यांनी अगोदरच प्रशासनाला सूचना दिल्या आहेत. शेतकऱ्यांचे जे नुकसान झाले आहे त्याची नियमानुसार भरपाई देण्याची शासनाची तयारी आहे. त्या दृष्टीने पंचनामेदेखील सुरू झाले आहेत, अशी माहिती बावनकुळे यांनी दिली. उद्धव ठाकरेंचा तोल घसरलेला आहे उद्धव ठाकरेंचा तोल घसरलेला आहे. काँग्रेसने त्यांना सोडून गेलेली आहे हे त्यांना माहिती आहे. महाविकास आघाडीचे अनेक लोक नाराज होऊन तोंड फिरवत आहेत. मतांचे राजकारण करण्याची उद्धव यांनी जी खेळी केली होती ती आता फसली आहे. त्यामुळे निराश झाल्याने अशी वाट्टेल तशी वक्तव्ये करत आहेत, असे बावनकुळे म्हणाले. FOLLOW US : Copyright © 2025 Lokmat Media Pvt Ltd</w:t>
       </w:r>
     </w:p>
     <w:p>
@@ -2306,7 +2306,7 @@
     </w:p>
     <w:p>
       <w:r>
-        <w:t>Title: Mukhyamantri Baliraja Panand Raste Yojana: सरकारने सुरू केली मुख्यमंत्री बळीराजा पाणंद रस्ते योजना; शेतकऱ्यांना होणार मोठा फायदा</w:t>
+        <w:t>Title: काळूसच्या शेतकऱ्यांवर अन्याय न करता योग्य निर्णय घेणार;महसूलमंत्री बावनकुळेंनी दिले आश्वासन</w:t>
       </w:r>
     </w:p>
     <w:p>
@@ -2318,13 +2318,13 @@
           <w:rPr>
             <w:color w:val="0000FF"/>
           </w:rPr>
-          <w:t>https://mpbreakingnews.in/marathi/information/mukhyamantri-baliraja-panand-raste-yojana-launched-03-696277</w:t>
+          <w:t>https://www.lokmat.com/pune/pune-news-will-take-the-right-decision-without-doing-injustice-to-kalus-farmers-bawankule-a-a1008/</w:t>
         </w:r>
       </w:hyperlink>
     </w:p>
     <w:p>
       <w:r>
-        <w:t>Content: राज्यातील शेतकऱ्यांसाठी सरकारने नवीन योजना सुरू केली आहे. मुख्यमंत्री बळीराजा पाणंद रस्ते योजना (Mukhyamantri Baliraja Panand Raste Yojana) असे या योजनेचे नाव असून शेतीतील रस्ते वाहतुकीची समस्या मिटवण्यासाठी आणि शेतकऱ्यांच्या हितासाठी ही योजना राबवण्याचा निर्णय राज्य सरकारने घेतला आहे. यासाठीविधानसभा आमदारांच्या अध्यक्षतेखाली समिती नेमण्याचा निर्णय घेण्यात आला असून या रस्त्यांसाठी सीएसआर फंडातून निधी उपलब्ध करण्यात यावा तसेच यासाठी स्वतंत्र लेखाशीर्ष तयार करण्यात येणार असल्याची माहिती महसूलमंत्री चंद्रशेखर बावनकुळे यांनी दिली आहे. याबाबत माहिती देताना चंद्रशेखर बावनकुळे यांनी म्हटलं की… ही योजना सर्वसामान्य शेतकऱ्यांसाठी राबवण्यात आली आहे. सर्वसामान्य शेतकर्‍यांच्या आयुष्यात क्रांंती घडविणारी ही योजना आहे. शेतकर्‍याच्या शेतापर्यंत रस्ते,वीज आणि पाणी पोहोचले तर त्याला आपला माल बाजारपेठेत घेऊन जाणे शक्य होणार आहे. यासाठी सरकारने प्राधान्याने या योजनेवर भर दिला असून 17 सप्टेंबर ते 2 ऑक्टोबर या कालावधीत या योजनेच्या अंमलबजावणीच्या दृष्टीने कार्यवाही होणे आवश्यक आहे. चंद्रशेखर बावनकुळे पुढे म्हणाले की, सर्व आमदारांनी याबाबत अतिदक्ष राहून सर्व पाणंद रस्ते नकाशावर आणावेत. हा नकाशा पुढील महिनाभरात गावामध्ये प्रसिद्ध करण्यात यावा. विविध 13 योजनांच्या माध्यमातून सध्या या रस्त्यांसाठी निधी उपलब्ध करुन देण्यात यावा अशी अपेक्षाही त्यांनी व्यक्त केली. ​या योजनेसाठी (Mukhyamantri Baliraja Panand Raste Yojana) मनरेगा आणि इतर १३ विविध योजनांतून निधी उपलब्ध केला जाईल. ​सीएसआर (CSR) निधीचा उपयोग करण्यासाठी प्रांताधिकारी यांचे विशेष खाते तयार केले जाईल.​एक किलोमीटरपेक्षा जास्त लांबीच्या रस्त्यांना व्हीआर नंबर देण्यासाठी प्रस्ताव पाठवला जाईल. दरम्यान, यापूर्वी राज्य सरकारने 2022-23 मध्ये मातोश्री पाणंद रस्ते योजना आणली होती. या योजनेतंर्गत एका किलोमीटरसाठी जवळपास 25 लाखांचा निधी मंजूर करण्यात आला होता. गावा शिवारातील रस्ते, पाणंद रस्ते सुकर व्हावेत. शेतकऱ्यांना शेतात ये जा करण्यासाठी या रस्त्यांची मदत व्हावी हा त्यामागील उद्देश होता. या योजनेत अनेक जिल्ह्यात काही पाणंद रस्ते झाले. तर काही शिवार रस्त्यांचा मार्ग मोकळा झाला. पण ही योजना नंतर मागे पडली. सरकारने शेत रस्त्यांसाठी आता ‘मुख्यमंत्री बळीराजा पाणंद रस्ते’ योजना सुरू केली आहे MP Breaking Marathi News is a dedicated Marathi digital news platform by INTUITIVE NEWS &amp; MEDIA PRIVATE LIMITED. Launched as a subdomain of the leading Hindi news portal MP Breaking News, our goal is to deliver fast, accurate, and trustworthy news in Marathi.From politics to entertainment, sports to lifestyle—we bring updates from every segment, tailored for our Marathi-speaking audience. With a strong commitment to authenticity and speed, we aim to become your most reliable source of regional, national, and global news in Marathi. Contact us: mpbreakingnews (at) gmail.com Bhopal News Indore News Jabalpur News Gwalior News Play Store Apple Store © 2025 Intuitive News &amp; Media Pvt. Ltd. | Powered By Parshva Web Home | Contact Us | Policies | Terms and Conditions</w:t>
+        <w:t>Content: हिंदी | English सोमवार २२ सप्टेंबर २०२५ FOLLOW US : शहरं व्हिडीओ सखी आणखी By ऑनलाइन लोकमत | Updated: September 18, 2025 20:48 IST2025-09-18T20:47:05+5:302025-09-18T20:48:32+5:30 शेलपिंपळगाव : चासकमान आणि भामा-आसखेड प्रकल्पाचे कालवे रद्द झाल्यामुळे खेड तालुक्यातील मौजे काळूस गावाचे लाभक्षेत्र संपुष्टात आले आहे. या पार्श्वभूमीवर येथील बेकायदा पुनर्वसनाचे शिक्के रद्द करण्याच्या मागणीसाठी रयत क्रांती संघटना व बाधित शेतकऱ्यांच्या आंदोलनानंतर, मुंबईत मंगळवारी (दि. १६) महसूलमंत्री चंद्रशेखर बावनकुळे यांच्या अध्यक्षतेखाली महत्त्वपूर्ण बैठक पार पडली. शेतकऱ्यांवर कोणताही अन्याय न करता योग्य तो निर्णय घेतला जाईल, असे आश्वासन महसूलमंत्र्यांनी दिले. शासन निर्णयानुसार चासकमान आणि भामा-आसखेड प्रकल्पाचे कालवे रद्द झाल्याने मौजे काळूस गावाचे लाभक्षेत्र संपुष्टात आले आहे. ज्यामुळे पुनर्वसनाची मूळ गरजच उरली नाही. त्यामुळे, येथील शेतकऱ्यांच्या सातबारा उताऱ्यावरील पुनर्वसन शिक्के काढण्याची मागणी रयत क्रांती संघटनेने केली आहे. या मागणीसाठी काळूस येथे तब्बल २७ दिवस बाधित शेतकऱ्यांनी उपोषण केले आहे. बैठकीदरम्यान, महसूलमंत्र्यांनी सर्व वस्तुस्थिती आणि संबंधित कायदेशीर बाबी समजून घेतल्या. या बेकायदा पुनर्वसनासंदर्भात सर्वंकष अभ्यास केला जाईल. तसेच, शेतकऱ्यांचे म्हणणे ऐकून त्यांना विश्वासात घेऊनच अंतिम निर्णय घेतला जाईल. कोणताही अन्याय होणार नाही याची खात्री सरकार देईल, असे त्यांनी स्पष्ट केले. यासंदर्भात जिल्हाधिकाऱ्यांना तात्काळ अहवाल सादर करण्याच्या सूचना महसूलमंत्री बावनकुळे यांनी दिल्या आहेत. या बैठकीला मदत व पुनर्वसन मंत्री मकरंद पाटील, आमदार गोपीचंद पडळकर, माजी मंत्री सदाभाऊ खोत, डॉ. राम गावडे, संघटनेचे माजी प्रदेशाध्यक्ष शिवनाथ जाधव, जिल्हाध्यक्ष सुभाष पवळे, भानुदास शिंदे, गजानन गांडेकर, सरफराज शेख, विश्वनाथ पोटवडे, संतोष खलाटे, विठ्ठल आरगडे, भरत आरगडे, मिनीनाथ साळुंखे, सुरेश कौटकर, विकास खैरे आदींसह मदत व पुनर्वसन, महसूल विभाग आणि जलसंपदा विभागाचे वरिष्ठ अधिकारी उपस्थित होते. FOLLOW US : Copyright © 2025 Lokmat Media Pvt Ltd</w:t>
       </w:r>
     </w:p>
     <w:p>
@@ -2337,7 +2337,7 @@
     </w:p>
     <w:p>
       <w:r>
-        <w:t>Title: Eknath Shinde News : भाजपचा धसका, उपमुख्यमंत्री एकनाथ शिंदे उतरले मैदानात!</w:t>
+        <w:t>Title: Chandrapur BJP news । महाराष्ट्रात विकासाचे सरकार; भाजप कार्यकर्त्यांच्या अथक परिश्रमाचे फळ – चंद्रशेखर बावनकुळे</w:t>
       </w:r>
     </w:p>
     <w:p>
@@ -2349,13 +2349,13 @@
           <w:rPr>
             <w:color w:val="0000FF"/>
           </w:rPr>
-          <w:t>https://sarkarnama.esakal.com/maharashtra/marathwada/bjp-fear-deputy-cm-eknath-shinde-chhatrapati-sambhajinagar-visit-review-jp75</w:t>
+          <w:t>https://news34.in/2025/09/chandrapur-bjp-news-development-updates/</w:t>
         </w:r>
       </w:hyperlink>
     </w:p>
     <w:p>
       <w:r>
-        <w:t>Content: योगेश पायघन Shivsena News : महापालिका निवडणुकीसाठी भाजपाने स्वबळ आजमावण्याचे प्रयत्न सुरू केले आहेत. विशेषतः एकनाथ शिंदे यांना त्यांच्याच बालेकिल्ल्यांमध्ये खिंडीत कसे गाठता येईल? यासाठी रणनीती आखली जात आहे. राज्य पातळीवर महायुतीचे नेते आम्ही एकत्र लढणार असे जरी सांगत असले, तरी प्रत्यक्षात तयारी मात्र स्वबळाची सुरू झाली आहे. या पार्श्वभूमीवर उपमुख्यमंत्री एकनाथ शिंदे यांनीच आता मैदानात उतरून सुत्रे आपल्या हाती घेतल्याचे चित्र आहे. मुंबई, ठाणे, नाशिक, पुण्यानंतर मराठवाड्याची राजधानी असलेल्या छत्रपती संभाजीनगरात शिवसेना (Shivsena) झपाट्याने वाढली. संभाजीनगर आणि मराठवाड्याने शिवसेनेला कायम भरभरून दिले. गेल्या वर्षी झालेल्या विधानसभा निवडणुकीत जिल्ह्यात सहा आमदार आणि लोकसभेला एक खासदार या पक्षाला मिळाला. आगामी महापालिका निवडणुकीत छत्रपती संभाजीनगरमध्ये आपले वर्चस्व कायम राखण्यासाठी एकनाथ शिंदे यांनी कंबर कसली आहे. आजचा त्यांचा संभाजीनगरचा दौरा सर्वार्थाने महत्वाचा ठरणार आहे. लोकसभा, विधानसभा निवडणुकीत प्रचंड यश मिळूनही पक्षात वाढलेली अंतर्गत गटबाजी, नेत्यांमधील दुरावा आणि संघटनेचे विस्कटलेली घडी व्यवस्थीत करण्याचे शिवधनुष्य आता शिंदेनाच पेलावे लागणार आहे. उपमुख्यमंत्री एकनाथ शिंदे (Eknath Shinde) आज शहरातील विकासकामांबाबत अधिकाऱ्यांची बैठक घेणार असून, त्यानंतर तब्बल चार तास ते पक्ष संघटनेचे विषय मार्गी लावणार आहेत. माजी महापौर त्र्यंबक तुपे यांचा पक्षप्रवेश आणि त्या अनुषंगाने शिंदे पदाधिकारी मेळाव्यात संवाद साधणार आहेत. महायुतीमध्ये राज्यपातळीवर शिंदे यांच्या शिवसेनेची होत असलेली कोंडी आणि शिवसेनेचा बालेकिल्ला असलेल्या छत्रपती संभाजीनगरमध्ये पक्षाची घडी विस्कळित झालेली असताना शिंदे यांचा हा दौरा महत्त्वाचा मानला जात आहे. आगामी महापालिका निवडणुकीत भाजप राज्यात बहुतांश ठिकाणी स्वबळावर निवडणुका लढवण्याचा तयारीत आहे. त्या दृष्टीने भाजप कामालाही लागले आहे. मध्यंतरी महसूलमंत्री चंद्रशेखर बावनकुळे यांनी मनपा आयुक्तांना फोन करून शहरातील विविध विकासकामांचा आढावा घेऊन सूचनाही केल्या, असे असताना शिवसेनेचा बालेकिल्ला असलेल्या छत्रपती संभाजीनगरमध्ये पक्षाची संघटना पूर्णतः विस्कळित झाल्याचे चित्र आहे. पालकमंत्री संजय शिरसाट, आमदार प्रदीप जैस्वाल आणि खासदार संदीपान भुमरे असे सरळ तीन गट पक्षात झाले असून त्यात शहरातील पक्ष संघटन गोठल्यासारखे झाले आहे. त्यातच जिल्हाप्रमुख राजेंद्र जंजाळ मागील काही महिन्यांपासून अलगद बाजूला झाले आहेत, अशा स्थितीत स्वबळाची तयारी चालवलेल्या भाजपला कसे तोंड द्यायचे, हा शिवसेनेसमोर प्रश्न आहे. पक्षातील धुसफूस उघड होत असतानाच गेल्या महिन्यात उद्योगमंत्री उदय सामंत यांच्यासह पक्षाचे प्रमुख पदाधिकारी छत्रपती संभाजीनगरात आले होते. येथे त्यांनी जालना आणि छत्रपती संभाजीनगरच्या पक्ष पदाधिकाऱ्यांशी चर्चा केली. इतकेच नव्हे, तर अनेकांशी स्वतंत्रपणे बोलून त्यांनी मिळवलेली माहिती उपमुख्यमंत्री एकनाथ शिंदे यांच्या कानावर टाकली. त्यामुळे शहरातील शिवसेनेबाबत आणि अंतर्गत घडामोडींबाबत शिंदे यांना इत्थंभूत माहिती आहे. मनपा राखण्याचे आव्हान छत्रपती संभाजीनगर मनपा शिवसेना आणि भाजप यांच्याच ताब्यात राहिलेली आहे. त्यात शिवसेना मोठा भाऊ आणि भाजप धाकटा भाऊ होता. पण, आता धाकट्या भावाने सवता सुभा करण्याचा निर्णय घेतल्याने तिन्ही दिशांना तोंडे असणार्‍या नेत्यांची मोट बांधून निवडणुका लढवणे आणि मनपा राखणे हे मोठे आव्हान शिवसेनेसमोर आहे. याशिवाय शिवसेनेच्या पदाधिकारी-कार्यकर्त्यांशी चर्चा करण्यासाठी त्यांनी तब्बल अडीच तास वेळ दिला आहे. सायंकाळी माजी महापौर त्र्यंबक तुपे यांच्या पक्षप्रवेशानिमित्त आयोजित सभेतही ते भाषण करणार आहेत. सरकारनामाचे सदस्य व्हा शॉपिंगसाठी 'सकाळ प्राईम डील्स'च्या भन्नाट ऑफर्स पाहण्यासाठी क्लिक करा. Read Latest Marathi Political News, Breaking Political News from Maharashtra, India, Pune &amp; Mumbai at Sarkarnama. To Get Live Political Marathi News on Mobile, Download the Sarkarnama Mobile App for Android and IOS. सरकारनामा आता सर्व सोशल मीडिया प्लॅटफॉर्मवर. ताज्या राजकीय घडामोडींसाठी फेसबुक, ट्विटर, इन्स्टाग्राम, शेअर चॅट, टेलिग्रामवर आणि व्हॉट्सॲप आम्हाला फॉलो करा. तसेच, सरकारनामा यूट्यूब चॅनेलला आजच सबस्क्राइब करा. Follow Us Copyright © 2025 Sakal Media Group – All Rights Reserved Powered by Quintype वेबसाईटवर ब्राउझिंगचा अनुभव सर्वोत्तम असावा, यासाठी आम्ही कुकीजचा वापर करतो. कुकीजमुळे तुम्हाला तुमच्या आवडत्या मजकुराची शिफारस करता येते. आमचे गोपनीयता आणि कुकीजसंदर्भातील धोरण तुम्हाला मान्य आहे.</w:t>
+        <w:t>Content: News 34 Chandrapur BJP news : चंद्रपूर २१ सप्टेंबर २०२५ – कार्यकर्त्यांच्या अथक परिश्रम आणि जनतेच्या विश्वासामुळेच महाराष्ट्रात विकासाचे सरकार स्थापन झाले. आपल्या एका मताने विकसित भारताचा संकल्प पूर्ण होत आहे. त्यामुळे कार्यकर्त्यांनी आत्मविश्वासाने आगामी सर्व निवडणुकांत विजय मिळवून कमळ फुलवावे, मुख्यमंत्री देवेंद्र फडणवीस यांच्या नेतृत्वातील सरकार घरपट्ट्यांपासून वीजदर कपातीपर्यंत सर्व वचने पूर्ण करणार असे प्रतिपादन महसूल मंत्री तथा भाजपचे ज्येष्ठ नेते चंद्रशेखर बावणकुळे यांनी केले. गटबाजीमुळे चंद्रपूर भाजपची डोकेदुखी वाढणार भारतीय जनता पार्टी चंद्रपूर महानगरतर्फे जैन भवन येथे कार्यकर्ता सन्मान सोहळ्याचे आयोजन करण्यात आले होते. यावेळी ते बोलत होते. या कार्यक्रमाला राष्ट्रीय ओबीसी आयोगाचे अध्यक्ष हंसराज अहिर, आमदार किशोर जोरगेवार, माजी आमदार सुधाकर कोहळे, महानगर अध्यक्ष सुभाष कासनगोट्टूवार, जिल्हा मध्य वर्ती बँकेचे अध्यक्ष रविंद्र शिंदे, ज्येष्ठ नेते विजय राऊत, माजी महापौर राखी कंचर्लावार, महिला आघाडी अध्यक्ष छबु वैरागडे, युवा मोर्चा प्रदेश उपाध्यक्ष रघुवीर अहिर, नामदेव डाहुले, युवा मोर्चा अध्यक्ष मयूर हेपट, महामंत्री रवी गुरुनुळे, श्याम कनकम, मनोज पाल, सविता दंढारे, विधानसभा अध्यक्ष दशरथसिंह ठाकूर, महिला अध्यक्ष वंदना हजारे, मंडळ अध्यक्ष प्रदीप किरमे, विनोद खेवले, सुभाष अदमाने, स्वप्निल डुकरे, अरुण तिखे यांच्यासह माजी नगरसेवक व इतर पदाधिकाऱ्यांची मंचावर उपस्थिती होती. Chandrapur BJP news बावणकुळे म्हणाले की, तीन कोटी सतर लाख मतांची ताकद घेऊन आणि ५१ टक्क्यांहून अधिक मते मिळवत मुख्यमंत्री देवेंद्र फडणवीस यांचे सरकार सत्तेत आले. हे यश इंदिरा गांधी आणि राजीव गांधी यांनाही शक्य झाले नाही, मात्र कार्यकर्त्यांच्या जोरावर आपण ते घडवून आणले.” ते पुढे म्हणाले की, या कार्यकर्त्यांच्या ताकदीमुळे शेतकऱ्यांकडून वीजबिल न घेण्याचा ऐतिहासिक निर्णय घेता आला. घरपट्ट्यांसह ३६ महत्त्वाच्या विषयांवर निर्णय झाले असून ५० हजार नागरिकांना कायमस्वरूपी पट्टे देण्यात येणार आहेत. विजेचे दर कमी करून साडे पाच रुपये प्रति युनिट एवढीच वसुली करण्याचा निर्णय मुख्यमंत्री देवेंद्र फडणवीस यांनी घेतला आहे. महाराष्ट्राला देशातील सर्वात विकसित राज्य करण्याचा त्यांचा संकल्प आहे. Maharashtra electricity tariff reduction 2025 आगामी स्थानिक स्वराज्य संस्थांच्या निवडणुका बाबत बावणकुळे म्हणाले की, “नगरपरिषद, जिल्हा परिषद आणि महानगरपालिका या सर्व निवडणुका आपण जिंकल्या पाहिजेत. आपले सरकार हे वचनपूर्ती करणारे, विकासाच्या माध्यमातून काम करणारे सरकार आहे. ओबीसींवर अन्याय होणार नाही, त्यांच्या हक्काच्या एका टक्यालाही कुणाचा हात लागणार नाही. प्रत्येक समाजाला समान न्याय देणे हीच आमची भूमिका आहे. चंद्रपूरातील प्रत्येक घराला आखीव प्रपत्रिका देण्यात येणार असून गरिबांना घरासाठी अडीच लाख रुपयांची मदत मिळणार आहे. या सर्व योजना कार्यकर्त्यांनी प्रत्येक घराघरात पोहोचवल्या पाहिजेत. chandrapur house patta scheme 2025 आमदार किशोर जोरगेवार यांच्या नेतृत्वात चंद्रपूर शहरात उत्तम कार्यकारिणी तयार झाली आहे. पक्षाचा प्रत्येक कार्यकर्ता हा कार्यक्षम आहे. जोरगेवार यांचे नेतृत्व आणि हंसराज अहिर यांचे मार्गदर्शन आपल्याला लाभले आहे. मतदारसंघातील कामे करण्यासाठी जोरगेवार यांची धडपड आम्ही पाहिली आहे. उत्तम काम करणाऱ्या दहा आमदारांमध्ये त्यांचे नाव आहे. त्यांच्या कामामुळे ते मुख्यमंत्री देवेंद्र फडणवीस यांचे निकटवर्तीय असून मुख्यमंत्री त्यांना कधीच खाली हाताने पाठवत नाहीत. त्यामुळे आपल्या प्रभागातील परिसरातील कामे आपण करून घ्यावीत, नागरिकांच्या अपेक्षा पूर्ण कराव्यात, असे ते कार्यकर्त्यांना संबोधित करताना म्हणाले. या कार्यक्रमात बोलताना राष्ट्रीय ओबीसी आयोगाचे अध्यक्ष हंसराज अहिर म्हणाले की, मुख्यमंत्री देवेंद्र फडणवीस यांच्या नेतृत्वाखाली स्वच्छ मंत्रीमंडळ कार्यरत आहे. नागरिकांना घरे देण्याचा घेतलेला निर्णय हा मोठा असून यामुळे नागरिकांची जुनी मागणी पूर्ण होणार आहे. या सरकारमुळे राज्याच्या विकासाला गती मिळत आहे. bjp karykarta sanman यावेळी आमदार जोरगेवार म्हणाले की, घरपट्ट्याच्या मागणीसंदर्भात मंत्री बावणकुळे यांनी तात्काळ मुंबईत बैठक घेऊन प्रश्न मार्गी लावला. सत्तेचा लाभ शेवटच्या घरापर्यंत पोहोचविण्याचे कार्य त्यांच्या माध्यमातून सुरू आहे.चंद्रपूरमध्ये आयोजित माता महाकाली महोत्सवादरम्यान निघणारी पालखी ही विदर्भातील सर्वात मोठी पालखी असून या मंदिर परिसराच्या विकासासाठी राज्य सरकार सकारात्मक असल्याचेही ते म्हणाले. मुख्यमंत्री देवेंद्र फडणवीस यांच्या नेतृत्वाखाली महाराष्ट्र प्रगती करत असून चंद्रपूर मतदारसंघाचाही विकास होत आहे. येणाऱ्या सर्व निवडणुका भारतीय जनता पक्ष जिंकणार असल्याचा विश्वास यावेळी आमदार किशोर जोरगेवार यांनी व्यक्त केला. Chandrapur BJP news या वेळी नवनियुक्त पदाधिकाऱ्यांना ना. चंद्रशेखर बावणकुळे यांच्या उपस्थितीत सन्मानपत्र प्रदान करण्यात आले. कार्यक्रमाला भाजप पदाधिकारी व कार्यकर्ते मोठ्या संख्येने उपस्थित होते.या कार्यकर्ता मेळाव्यामुळे भाजप कार्यकर्त्यांमध्ये नवचैतन्य निर्माण झाले असून, येणाऱ्या निवडणुकांत विजयाची पताका फडकवण्याचा निर्धार व्यक्त करण्यात आला. Comment Save my name, email, and website in this browser for the next time I comment. Privacy Policy I Diclamer I Terms &amp; Condition I About I Contact Us</w:t>
       </w:r>
     </w:p>
     <w:p>
@@ -2368,7 +2368,7 @@
     </w:p>
     <w:p>
       <w:r>
-        <w:t>Title: Ravindra Chavan News: पंतप्रधान मोदींच्या राजकीय निवृत्तीवर भाजपच्या प्रदेशाध्यक्षांची अवघ्या दोन शब्दांत प्रतिक्रिया; म्हणाले...</w:t>
+        <w:t>Title: शरद पवारांचा महाराष्ट्राला वेगळ्या दिशेने नेण्याचा प्रयत्न:बावनकुळेंचा आरोप, म्हणाले - सामाजिक तेढ निर्माण होणार नाही याची काळजी घ्यावी</w:t>
       </w:r>
     </w:p>
     <w:p>
@@ -2380,13 +2380,13 @@
           <w:rPr>
             <w:color w:val="0000FF"/>
           </w:rPr>
-          <w:t>https://sarkarnama.esakal.com/maharashtra/vidarbha/pm-modi-political-retirement-bjp-president-ravindra-chavan-reaction-dk88-rc70</w:t>
+          <w:t>https://divyamarathi.bhaskar.com/amp/local/maharashtra/news/chandrashekhar-bawankule-criticizes-sharad-pawar-maratha-obc-upsamiti-135950317.html</w:t>
         </w:r>
       </w:hyperlink>
     </w:p>
     <w:p>
       <w:r>
-        <w:t>Content: Nagpur News: पंतप्रधान नरेंद्र मोदी येत्या 17 सप्टेंबरला वयाची पंच्याहत्तरी पूर्ण करणार आहेत. त्यामुळे ते निवृत्त होणार की नाही याची चर्चा जोरदारपणे सुरू आहे. मध्यंतरी राष्ट्रीय स्वयंसेवक संघाचे सरसंघचालक मोहन भागवत यांनी सुद्धा वयावर स्टेटमेंट केले होते. ते मोदी यांच्यासंदर्भात होते असा तर्क लावला जात होता. मात्र,यानंतर त्यांनी त्याचे खंडन केले होते. याबाबत भाजपचे प्रदेशाध्यक्ष रवींद्र चव्हाण (Ravindra Chavan) यांना विचारणा केली असता, ते काहीच उत्तर न देता निघून गेले. यावेळी त्यांनी राष्ट्रीय स्वयंसेवक संघाने शंभर वर्ष पूर्ण केल्याचा आनंद व्यक्त केला. असे असले तरी विरोधक अधूनमधून हा मुद्दा उपस्थित करत आहेत. आध्यात्मिक गुरू तसेच आर्ट ऑफ लिव्हिंगचे प्रणेते श्री श्री रविशंकर यांच्या रुद्रपुजेचा कार्यक्रम नागपूरमध्ये आयोजित करण्यात आला. याकरिता आपण आलो असल्याने चव्हाण यांनी सांगितले. यावेळी त्यांनी पत्रकारांनी विचारलेल्या सर्व प्रश्नाची उत्तरे दिली. मात्र नरेंद्र मोदी (Narendra Modi) आणि गणेश नाईक यांच्या प्रश्नावर त्यांनी बोलण्याचे टाळले. उपराष्ट्रपदाची निवडणूक भाजपने जिंकली. त्यांचा विजयाचा आनंद आहे. आता विजय कसा झाला आणि कोणाची मते फुटली याचा विचार करण्याची गरज नाही. आमच्या उमेदवाराचा चांगल्या मतांनी विजय झाले अधिक महत्त्वाचे आहे. उद्धव ठाकरे गटाचे मते फुटली की, आणखी कुणाची यावर चर्चा करण्याची गरज नाही. उपराष्ट्रपती पदासाठी गुप्त पद्धतीने मतदान केले जाते. खासदारांना योग्य उमेदवाराला मत देण्याचा अधिकार आणि मोकळीक असते. सर्वाधिक पसंती भाजपच्या उमेदवाराला असल्याचे यातून दिसून येते असेही ते म्हणाले. विशेष म्हणजे पंतप्रधान नरेंद्र मोदी आणि सरसंघचालक डॉ. मोहन भागवत हे दोघेही वयाची पंच्याहत्तरी पूर्ण करत आहेत. त्यांचा वाढदिवस भाजप कसा साजरा करतात याकडे सर्वांचे लक्ष लागले आहे. भाजपचे प्रदेशाध्यक्ष असताना चंद्रशेखर बावनकुळे यांनी भाजपात वयाचा आणि निवृत्तीचा काहीच नियम नसल्याचे स्पष्ट केले होते. भारत विकसित राष्ट्र होईपर्यंत मोदी हेच देशाचे नेतृत्व करणार असल्याचा दावाही बावनकुळे यांनी केला होता. सरकारनामाचे सदस्य व्हा शॉपिंगसाठी 'सकाळ प्राईम डील्स'च्या भन्नाट ऑफर्स पाहण्यासाठी क्लिक करा. Read Latest Marathi Political News, Breaking Political News from Maharashtra, India, Pune &amp; Mumbai at Sarkarnama. To Get Live Political Marathi News on Mobile, Download the Sarkarnama Mobile App for Android and IOS. सरकारनामा आता सर्व सोशल मीडिया प्लॅटफॉर्मवर. ताज्या राजकीय घडामोडींसाठी फेसबुक, ट्विटर, इन्स्टाग्राम, शेअर चॅट, टेलिग्रामवर आणि व्हॉट्सॲप आम्हाला फॉलो करा. तसेच, सरकारनामा यूट्यूब चॅनेलला आजच सबस्क्राइब करा. Follow Us Copyright © 2025 Sakal Media Group – All Rights Reserved Powered by Quintype वेबसाईटवर ब्राउझिंगचा अनुभव सर्वोत्तम असावा, यासाठी आम्ही कुकीजचा वापर करतो. कुकीजमुळे तुम्हाला तुमच्या आवडत्या मजकुराची शिफारस करता येते. आमचे गोपनीयता आणि कुकीजसंदर्भातील धोरण तुम्हाला मान्य आहे.</w:t>
+        <w:t>Content: ओबीसी आणि मराठा उपसमितीवर भाष्य करताना, ऐक्य घडवायचे तर समित्यांत एकाच जातीचे लोक का? सरकारने इथे सामंजस्य निर्माण करून दोघात एकता करायला पाहिजे होती, असे मत शरद पवारांनी मांडले होते. शरद पवारांच्या या भूमिकेवर चंद्रशेखर बावनकुळे यांनी टीका केली आहे. शरद पवारांचा महाराष्ट्राला वेगळ्या दिशेने नेण्याचा प्रयत्न सुरू असल्याची टीका महसूल मंत्री चंद्रशेखर बावनकुळे यांनी केली आहे. सामाजिक तेढ निर्माण होणार नाही, यासाठी शरद पवारांनी काळजीपूर्वक बोलले पाहिजे, असेही ते म्हणालेत. राज्य सरकारने हैदराबाद गॅझेज लागू केल्यानंतर ओबीसी संघटना आक्रमक झाल्या आहेत. याशिवाय बंजारा आणि धनगर समाजही हैदराबाद गॅझेटनुसार आरक्षण देण्याच्या मागणीसाठी आग्रही असल्याचे दिसून येत आहे. यावर महाराष्ट्रातील समाजिक वीण उसवत असल्याची प्रतिक्रिया शरद पवार यांनी दिली होती. नेमके काय म्हणाले चंद्रशेखर बावनकुळे? शरद पवार हे महाराष्ट्राला वेगळ्या दिशेने नेण्याचे काम करत असल्याचा आरोप महसूल मंत्री चंद्रशेखर बावनकुळे यांनी केला आहे. समाजात तेढ निर्माण होणार नाही, यासाठी पवार साहेबांनी काळजीपूर्वक बोलले पाहिजे. मराठा आणि ओबीसी समाजाच्या उपसमित्या समाजामध्ये एकरुपता आणण्यासाठी, समाज एकसंघ करण्यासाठी तसेच महाराष्ट्राला मजबूत करण्यासाठी आणि समाजातील तेढ कमी करण्यासाठी निर्माण करण्यात आल्या आहेत, असे चंद्रशेखर बावनकुळे म्हणालेत. शरद पवार काय म्हणाले होते? शरद पवार यांनी आज कोल्हापूर दौऱ्यावर असताना माध्यमांशी संवाद साधला होता. यावेळी त्यांनी आरक्षणावरून सुरू असलेल्या वादावर प्रश्न विचारण्यात आला असता, सामंजस्य राहावे, एकीची वीण कायम रहावी हे सगळ्यांनाच वाटते. मुख्यमंत्री, उपमुख्यमंत्री, भुजबळ यांनी एकत्र बसून राज्यात सामंजस्य राहावे यासाठी प्रयत्न करावेत. कारण गावागावात कटुता निर्माण झाली आहे आणि हे घातक नक्कीच आहे. विखेंची समितीमध्ये सगळ्या जातीचे सदस्य आहेत. दुसरीकडे, बावनकुळे यांच्या समितीत सगळे ओबीसी सदस्य आहेत. अशात सामाजिक कटुता कशी कमी होईल? असा सवाल शरद पवार यांनी उपस्थित केला. कटुता इतकी निर्माण झाली आहे की, एकमेकांच्या व्यवसायाकडे लोक जात नाहीत. हे चित्र महाराष्ट्रात कधीही नव्हते, असेही शरद पवार म्हणाले होते. हे ही वाचा... OBC वर दुहेरी भूमिका चालणार नाही:सामंजस्याने प्रश्न सुटला पाहिजे म्हणणारे शरद पवार सर्वपक्षीय बैठकीला का आले नाही? -भुजबळ मराठा आरक्षणासंदर्भात बोलावलेल्या सर्व पक्षीय बैठकीला शरद पवार तसेच विरोधी पक्षाचे लोक आले नाहीत. आणि आता सामंजस्याने प्रश्न सुटला पाहिजे असे पवार म्हणतात. ते सर्व पक्षीय बैठकीला का आले नाही?, असा रोखठोक सवाल ओबीसी नेते आणि राष्ट्रवादी अजित पवार गटाचे ज्येष्ठ मंत्री छगन भुजबळ यांनी गुरूवारी येथे माध्यमांशी बोलताना केला. सविस्तर वाचा... Copyright © 2024-25 DB Corp ltd., All Rights Reserved This website follows the DNPA Code of Ethics.</w:t>
       </w:r>
     </w:p>
     <w:p>
@@ -2399,7 +2399,7 @@
     </w:p>
     <w:p>
       <w:r>
-        <w:t>Title: बळीराजा शेत पाणंद रस्ते योजनेस गती देण्यासाठी १७ ते २२ सप्टेंबर दरम्यान विशेष मोहीम राबविणार</w:t>
+        <w:t>Title: Vijay Wadettiwar Vs Chandrashekhar Bawankule | आरक्षणाचा GR, वडेट्टीवारांचा एल्गार | Marathi News</w:t>
       </w:r>
     </w:p>
     <w:p>
@@ -2411,13 +2411,13 @@
           <w:rPr>
             <w:color w:val="0000FF"/>
           </w:rPr>
-          <w:t>https://dainikmaval.com/baliraja-shet-panand-road-scheme-to-be-launched-with-special-campaign-from-17th-to-22nd-september/</w:t>
+          <w:t>https://lokmat.news18.com/videos/video/vijay-wadettiwar-vs-chandrashekhar-bawankule-reservation-gr-wadettiwar-s-elgar-marathi-news-1075795.html</w:t>
         </w:r>
       </w:hyperlink>
     </w:p>
     <w:p>
       <w:r>
-        <w:t>Content: Photo Courtesy : Team Dainik Maval Dainik Maval News : बळीराजा शेत पाणंद रस्ते योजनेस गती देण्यासाठी प्रधानमंत्री नरेंद्र मोदी यांच्या वाढदिवसाच्या निमित्ताने 17 ते 22 सप्टेंबर 2025 या कालावधीत विशेष मोहिम राबवण्यात येणार आहे. या योजनेसाठी स्वतंत्र लेखाशीर्ष तयार करण्यात येईल, असे महसूल मंत्री चंद्रशेखर बावनकुळे यांनी सांगितले. बळीराजा शेत पाणंद रस्ते योजना राज्यस्तरीय समितीची बैठक महसूल मंत्री चंद्रशेखर बावनकुळे यांच्या अध्यक्षतेखाली झाली. बैठकीस ग्रामविकास मंत्री जयकुमार गोरे, रोजगार हमी योजना मंत्री भरत गोगावले, वित्त व नियोजन राज्यमंत्री ॲड. आशिष जयस्वाल, आमदार रणधीर सावरकर, आमदार संजय बनसोडे, आमदार सत्यजित देशमुख, आमदार दिलीप बनकर, आमदार सुमित वानखेडे, आमदार हेमंत पाटील, आमदार राजेश क्षीरसागर, आमदार विठ्ठल लंगे, आमदार उमेश यावलकर, आमदार समीर कुणावर, महसूल विभागाचे अतिरिक्त मुख्य सचिव विकास खारगे, ग्रामविकास विभागाचे प्रधान सचिव एकनाथ डवले उपस्थित होते. आमदार अभिमन्यू पवार, जमाबंदी आयुक्त डॉ. सुहास दिवसे दूरदृश्यप्रणालीद्वारे सहभागी झाले होते. महसूल मंत्री चंद्रशेखर बावनकुळे म्हणाले, या योजनेच्या अंमलबजावणीसाठी विधानसभाक्षेत्र निहाय समिती स्थापन केली जाणार असून या समितीचे अध्यक्ष संबंधित विधानसभा क्षेत्राचे आमदार राहतील, विधानसभा क्षेत्रनिहाय समितीचे सदस्य सचिव प्रांतअधिकारी राहणार असून त्यांच्या समवेत समितीमध्ये महसूल, पोलीस , ग्रामविकास अधिक विभागाचे अधिकारी असतील. तांत्रिक व कार्यकारी यंत्रणेच्या कार्यवाहीच्या अनुषंगाने अभ्यास गटाने याबाबत आराखडा तयार करावा, असे महसूल मंत्री बावनकुळे यांनी सांगितले. शेत व पाणंद रस्त्याची कामे गुणवत्तापूर्ण होण्यासाठी उपाययोजना करणार – ग्रामविकास मंत्री जयकुमार गोरे ग्रामविकास मंत्री जयकुमार गोरे म्हणाले, मुख्यमंत्री ग्रामसडक योजनेतून ग्रामीण भागात रस्त्यांची कामे दर्जेदार होत आहेत. बळीराजा शेत पाणंद रस्ते मोहिमेस गती देण्यासाठी शासनाने शासन निर्णय निर्गमित केला असून गाव पातळीवर याची अंमलबजावणी सुरू होत आहे. या अनुषंगाने शेत व पाणंद रस्त्याची कामे गुणवत्ता पूर्ण काम होण्यासाठी उपाययोजना करण्यात येतील. शेत पाणंद रस्ते बनविताना प्रामुख्याने माती, मुरूम व खडी याचा वापर होत असल्याने त्या माध्यमातून तयार होणारे थर आणि त्यांची मजबुती याकडे लक्ष दिले जावे असे ग्रामविकास मंत्री गोरे यांनी सांगितले. रोजगार हमी योजना मंत्री गोगावले म्हणाले, महात्मा गांधी राष्ट्रीय ग्रामीण रोजगार हमी योजना केंद्र सरकारच्या व राज्य शासनाच्या समन्वयाने महाराष्ट्रात राबविली जात आहे. यातून असंख्य कामे सुरु आहेत. बळीराजा शेत व पाणंद रस्ते मोहिमेत देखील चांगली कामे करण्यात येतील. राज्यमंत्री ॲड. जयस्वाल म्हणाले, शेत व पाणंद रस्ते योजनेमुळे भविष्यात निर्माण होणाऱ्या तंट्यांना आळा बसण्यास मदत होणार आहे. अतिरिक्त मुख्य सचिव खारगे यांनी योजनेसाठी अभ्यास गटाने तयार केलेल्या उपाययोजनाची माहिती दिली. बैठकीमध्ये उपस्थित सदस्य आमदार यांनी चर्चेत सहभाग घेऊन बळीराजा शेत पाणंद रस्ते योजना अंमलबजावणी व कार्यवाहीसाठी विविध मुद्दे व सूचना मांडल्या. शेत व पाणंद रस्ते नोंद करण्यास प्राधान्य देताना, रस्ते नोंद नकाशे ग्राम पंचायत स्तरावर प्रदर्शित करणे यासह मंजूर केलेले रस्ते खुले करण्याचे नियोजन करण्याच्या सूचना देण्यात आल्या. ( मावळ तालुक्यातील प्रत्येक घडामोडीची अपडेट मिळवा दैनिक मावळच्या व्हॉट्सअ‍ॅप चॅनेलवर ) अधिक वाचा – – पितृपक्षात श्राद्ध का करावे? श्राद्धाच्या तिथी आणि पद्धती, जाणून घ्या सर्वकाही । Pitru Paksha – फिनिक्स पुरस्कारामुळे काम करण्याचे, जबाबदारी पार पाडण्याचे बळ द्विगुणित – मुख्यमंत्री देवेंद्र फडणवीस – शिक्षक अभियोग्यता व बुद्धीमत्ता चाचणी परीक्षेचा निकाल जाहीर ; राखीव उमेदवारांनी १५ सप्टेंबरपर्यंत माहिती देण्याचे आवाहन – शेतकऱ्यांनो.. तुमच्या खात्यात पैसे आले का चेक करा ; मुख्यमंत्र्यांच्या हस्ते ‘नमो शेतकरी महासन्मान योजने’चा सातवा हप्ता वितरित Dainik Maval is a leading media house in the Maval Taluka. We focus on all types of news : Political, Social, Educational etc. Covering Maval Taluka And Areas of Pune City, District as well. Currently, we are focusing on Web-based, Video-based Content. In the last One Year, Dainik Maval is the most read news portal in the Maval Taluka according to the official statistics of Google. Your email address will not be published. Required fields are marked * Comment * Name * Email * Website Save my name, email, and website in this browser for the next time I comment. Δ © 2023 Website Design by Tushar Bhambare. Login to your account below Remember Me Please enter your username or email address to reset your password. © 2023 Website Design by Tushar Bhambare.</w:t>
+        <w:t>Content: Vijay Wadettiwar Vs Chandrashekhar Bawankule | आरक्षणाचा GR, वडेट्टीवारांचा एल्गार | Marathi News Lokmat is one of the leading YouTube News channels which delivers news from across Maharashtra, India and the world 24x7 in Marathi. Stay updated on all the current events shaping Maharashtra's politica... Follow us on Download News18 App</w:t>
       </w:r>
     </w:p>
     <w:p>
@@ -2430,7 +2430,7 @@
     </w:p>
     <w:p>
       <w:r>
-        <w:t>Title: Maha Revenue Dept allocates land for IB’s residential quarters in Panvel</w:t>
+        <w:t>Title: Chandrashekhar Bawankule: महाराष्ट्रात 81 नवे तालुके अन् 20 नवे जिल्हे? महसूलमंत्री चंद्रशेखर बावनकुळेंनी दिले मोठे संकेत</w:t>
       </w:r>
     </w:p>
     <w:p>
@@ -2442,13 +2442,13 @@
           <w:rPr>
             <w:color w:val="0000FF"/>
           </w:rPr>
-          <w:t>https://www.thehansindia.com/news/national/maha-revenue-dept-allocates-land-for-ibs-residential-quarters-in-panvel-1004893</w:t>
+          <w:t>https://sarkarnama.esakal.com/amp/story/maharashtra/chandrashekhar-bawankule-big-statement-on-maharashtra-new-20-districts-81-talukas-dk88</w:t>
         </w:r>
       </w:hyperlink>
     </w:p>
     <w:p>
       <w:r>
-        <w:t>Content: Live Mumbai: The Maharashtra Cabinet, chaired by Chief Minister Devendra Fadnavis, on Tuesday approved the allocation of 4 hectares of grazing land in Mauje Asudgaon, Panvel, District Raigad, to the Subsidiary Intelligence Bureau (SIB), Mumbai Division. This will enable the construction of modern residential quarters for SIB officers and employees, strengthening national security infrastructure in the region. According to the revenue department release, the aligns with the provisions of Sections 22A and 40 of the Maharashtra Land Revenue Code, 1966, Rules 5, 6, and 50 of the Maharashtra Land Revenue (Distribution of Government Land) Rules, 1971, Government Notification dated March 15, 2018, Government Circular dated December 14, 1998, and Section 51(1)(c) of the Maharashtra Gram Panchayat Act, 1958. The land has been granted to the Deputy Director, Subsidiary Intelligence Bureau, Government of India, Mumbai Division, as ‘Occupant Class-2’ with lien and possession, subject to the prescribed terms and conditions. The allotment is based on an assessment amount of 50 per cent of the value calculated at the non-cultivated rate, as per the current rapid census. The Revenue Department, headed by Chandrashekhar Bawankule, remains committed to facilitating strategic infrastructure projects that support national agencies while ensuring compliance with state regulations and promoting the welfare of officers and employees serving the nation, said the release. Meanwhile, the cabinet also approved the provision of expenditure for the repair of Ghonga and Kanadi minor irrigation schemes in Murtijapur taluka of Akola district. A provision of Rs 4.76 crore was approved for the repair of the Ghonga project and Rs 4.92 crore for the Kanadi project. The work of the Ghonga Micro Irrigation Scheme was completed in 1986. The work of the Kanda Kanda Micro Irrigation Scheme was completed in 1977. The pitching of both these projects has not been repaired, trees and bushes have grown in the canal, and the service road on the project has not been repaired. For this, the expenditure was approved as a special matter for the repair of both these projects. Due to this repair, an additional 35 thousand cubic meters water storage and 45 hectares of irrigation capacity will be created. The original water storage of this project is 1550 thousand cubic meters, and the original irrigation capacity is 350 hectares. As far as the repair of the Kanadi project is concerned, it will create an additional 38 thousand cubic meters of water storage and 46 hectares of irrigation capacity. The original water storage of this project is 1700 thousand cubic meters, and the original irrigation capacity is 286 hectares, said the government release. © 2025 Hyderabad Media House Limited/The Hans India. All rights reserved. Powered by hocalwire.com</w:t>
+        <w:t>Content: Chandrapur News: राज्यात नवीन जिल्हे तयार केले जाणार आहेत, अशा आशयाची एक पोस्ट काही दिवसांपासून समाज माध्यमांवर व्हायरल होत आहे. आता याचसंदर्भात राज्याचे महसूलमंत्री चंद्रशेखर बावनकुळे यांनी मोठं विधान केलं आहे. महाराष्ट्र राज्याचे महसूलमंत्री चंद्रशेखर बावनकुळे (Chandrashekhar Bawankule) यांनी चंद्रपूरमध्ये शनिवारी (ता.20) महत्त्वाची माहिती समोर आणली आहे. त्यांनी राज्य सरकारकडे तब्बल 81 नवे तालुके आणि 20 नवे जिल्हे तयार करण्यासंदर्भातला प्रस्ताव आल्याचं म्हटलं आहे. या त्यांच्या विधानानंतर आता पुन्हा एकदा राज्यात नवे तालुके आणि जिल्हे तयार होणार असल्याच्या चर्चांना उधाण येण्याची शक्यता आहे. मात्र, मंत्री चंद्रशेखर बावनकुळे यांनी राज्य सरकारसमोर जरी हा प्रस्ताव आला असला तरी आहे, त्यावर तत्काळ निर्णय घेतला जाणार नसल्याचं स्पष्टीकरणही त्यांनी दिलं आहे. ते म्हणाले, राज्याची भौगोलिक परिस्थितीचा विचार करुन आणि जोपर्यंत 2021 ची जनगणना पूर्ण होत नाही आणि त्याचा तपशील समोर येत नाही, तोपर्यंत नवे तालुके आणि नवे जिल्ह्यांसंदर्भात कोणताही निर्णय घेतला जाणार नसल्याची भूमिका बावनकुळे यांनी स्पष्ट केली आहे. मंत्री चंद्रशेखर बावनकुळे यांनी जनगणनेचा अहवाल आल्यानंतर नवे तालुके आणि जिल्ह्यांबाबत निर्णय होईल असे संकेतही दिले आहेत. दरम्यान, नवीन जिल्हे होण्याची चर्चा दोन वर्षांपासून सुरू आहे. पण मंत्री राधाकृष्ण विखे-पाटील यांनी त्यावेळी विधानसभेत या चर्चांना पू्र्णविराम दिला होता. 2023 मध्ये राधाकृष्ण विखे पाटील(Radhakrishna Vikhe Patil) हे महसूल मंत्री होते. त्यांनी विधानसभेत बोलताना त्यांनी नवीन जिल्हे होण्याच्या चर्चांना ब्रेक लावला होता. महाराष्ट्रामध्ये सध्या 36 जिल्हे आणि 358 तालुके आहेत. मुंबई शहर जिल्ह्यात एकही तालुका नाही, त्यामुळे तालुक्यांची संख्या जिल्ह्यांपेक्षा जास्त आहे. तसेच प्रशासकीय विभाग हे जिल्हे कोकण, पुणे, नाशिक, छत्रपती संभाजीनगर, अमरावती आणि नागपूर या सहा विभागांमध्ये विभागले आहेत. ग्रामीण भागात 33 जिल्हा परिषदा, 351 पंचायत समित्या आणि 27,906 ग्रामपंचायती आहेत. नवीन तालुके आणि जिल्ह्यांच्या निर्मितीमुळे प्रशासनात सुलभता येऊन स्थानिक विकासाला गती मिळण्यास मोठी मदत होते. मात्र,याचवेळी राज्याच्या तिजोरीवर या प्रक्रियेसाठी मोठा आर्थिक भार आणि प्रशासकीय अडचणी येत असतात. सरकारनामाचे सदस्य व्हा शॉपिंगसाठी 'सकाळ प्राईम डील्स'च्या भन्नाट ऑफर्स पाहण्यासाठी क्लिक करा. Read Latest Marathi Political News, Breaking Political News from Maharashtra, India, Pune &amp; Mumbai at Sarkarnama. To Get Live Political Marathi News on Mobile, Download the Sarkarnama Mobile App for Android and IOS. सरकारनामा आता सर्व सोशल मीडिया प्लॅटफॉर्मवर. ताज्या राजकीय घडामोडींसाठी फेसबुक, ट्विटर, इन्स्टाग्राम, शेअर चॅट, टेलिग्रामवर आणि व्हॉट्सॲप आम्हाला फॉलो करा. तसेच, सरकारनामा यूट्यूब चॅनेलला आजच सबस्क्राइब करा. Copyright © 2025 Sakal Media Group – All Rights Reserved</w:t>
       </w:r>
     </w:p>
     <w:p>
@@ -2461,7 +2461,7 @@
     </w:p>
     <w:p>
       <w:r>
-        <w:t>Title: How to pay stamp duty and registration charges in Maharashtra 2025?</w:t>
+        <w:t>Title: Bjp News : महाराष्ट्र भाजपवर चंद्रशेखर बावनकुळेंची जादू कायम; प्रदेशाध्यक्ष रवींद्र चव्हाण 15 दिवसांत घेणार मोठा निर्णय</w:t>
       </w:r>
     </w:p>
     <w:p>
@@ -2473,13 +2473,13 @@
           <w:rPr>
             <w:color w:val="0000FF"/>
           </w:rPr>
-          <w:t>https://housing.com/news/maharashtra-stamp-act-an-overview-on-stamp-duty-on-immovable-property/</w:t>
+          <w:t>https://sarkarnama.esakal.com/amp/story/maharashtra/maharashtra-bjp-chandrashekhar-bawankule-magic-continues-ravindra-chavan-big-decision-15-days-sw79</w:t>
         </w:r>
       </w:hyperlink>
     </w:p>
     <w:p>
       <w:r>
-        <w:t>Content: Home » Property Trends » How to pay stamp duty and registration charges in Maharashtra 2025? While buying a house in Maharashtra, one has to pay the stamp duty and registration fee to register the property in the government records. This is over and above the cost of the property. A homebuyer has to pay stamp duty before execution of the document, the next day, or on the day when the document is executed. Table of Contents If you are planning to buy a property in Maharashtra, this guide is for you. Mentioned are details about the stamp duty and registration charges in Maharashtra including how to pay it online, offline and how you can opt for a stamp duty refund. The indirect tax paid to legally register a property in Maharashtra (urban and rural) is known as the Stamp duty and registration charges in Maharashtra. This has to be paid by residential, commercial, industrial, agricultural and non-agricultural land among others. Registration charges are paid to register the property. This is charged under the Maharashtra Stamp Act and can be paid online and offline and is unchanged from 2022. Under the Maharashtra Stamp Act also known as Bombay Stamp Act 1958, every property owner in the state have to pay the Maharashtra stamp duty and registration charges. Recent amendments in the Act include a Maharashtra stamp duty revision in the following: Using the ready reckoner rate, one calculates the stamp duty in Maharashtra. Thus, the stamp duty depends on the location of the property. See also: All about Maharashtra rent agreement stamp duty and registration laws (female) 1% of property value for properties below Rs 30 lakh 1% of property value for properties below Rs 30 lakh 1% of property value for properties below Rs 30 lakh 1% of property value for properties below Rs 30 lakh 1% of property value for properties below Rs 30 lakh Nashik 1% of property value for properties below Rs 30 lakh See also: Everything about land survey maps online Maharashtra Mentioned below are rebates on stamp duty in Maharashtra. Under the Maharashtra Housing Policy 2025 that was announced in May 2025, the buyers of senior living housing in the state have to be pay a flat fee of Rs 1,000 as stamp duty for the property. Before this rebate, the stamp duty was around 5% to 7% of the property’s value depending on the location of the property. Under section 4 (1) of the Maharashtra Stamps Act, Rs 100 will be charged as stamp duty for all Permanent Alternative Accommodation Agreements (PAAAs) of redevelopment projects. Society members have to pay stamp duty as per free area for the additional carpet area they may ask for. The Maharashtra government offers a stamp duty rebate of 1% for women homebuyers in the state. To substantiate that property is registered under a women’s name and avail the rebate, one has to submit the sale deed. According to the Maharashtra Housing Policy 2025, to protect the rights of the slum dwellers in a slum rehabilitation authority (SRA) project, registration of an agreement between slum dweller and developer with minimum stamp duty is compulsory. In case of inheritance through a will, once the person who has written the will died, no stamp duty has to be paid in any state in India. New property- comparatively high stamp duty To know approximate the stamp duty to be paid, you can use the stamp duty calculator under stamps section on the IGR Maharashtra website and you will be led to the next page. Choose from the options for which you need to calculate the stamp duty. For instance, if you want to know stamp duty to be paid in Mumbai on sales deed, then click on sales deed and you will be led to the following page. Click on municipal corporation, you will be led to On clicking on Mumbai municipal corporation, you will reach where you have to enter the consideration value and market value and click on submit and you will get the approximate stamp duty value to be paid. If the ready reckoner rate for the flats in the Bandra is Rs 85,000 per sqft, the minimum value of a 1,000 sqft flat in the Bandra will be around Rs 8,50,00,000. Thus, the total stamp duty in Mumbai including local taxes is Rs 42,50,000. Stamp duty and registration charges in Maharashtra can be paid through e-stamping. Payment can be paid using RTGS or NEFT. Step 1: Visit the Maharashtra Stamp Duty online payment portal. Step 2: Click ‘Pay Without Registration’ if you are not registered with the Maharashtra stamp duty portal. If you are a registered user, fill in the login details on the Maharashtra stamp duty portal. Step 3: If you have selected the ‘Pay Without Registration’ option, you will be redirected to another page on the stamp duty in Maharashtra portal, where you have to choose ‘Citizen’ and select the type of transaction you want to do. Step 4: Choose ‘Make Payment to Register your Document’. Now, you can opt for paying the stamp duty and registration charges together, or stamp duty only, or registration charges only. See also: All about Vasai virar property tax Step 5: Fill in the details as required such as district, sub-registrar’s office, payment details, party details, property details and property value details in the stamp duty and registration charge website. Step 6: Choose the payment option for stamp duty Step 6: Choose the payment option for stamp duty and registration charges payment and proceed once done, generate the challan from the stamp duty and registration charge website, which has to be presented at the time of execution of the deed If you are stuck at any step or you want to generate your challan again, you can drop a mail to vtodat.mum-mh@gov.in . The property or home registration charges in Maharashtra is 1% of the total cost for the properties priced below Rs 30 lakh and capped at Rs 30,000 for properties priced above Rs 30 lakh. If an apartment in Maharashtra is being sold for Rs 60 lakh, the home registration charges will be Rs 30,000 as the land value is above Rs 30 lakh. However, if the value of a property is Rs 20 lakh, the registry charges will be 1% of Rs20 lakh that is Rs 20,000. Inspector General of Registration (IGR), Maharashtra has officially launched the online e-registration of property agreements. With this, there is no need for physical visits to sub-registrar offices (SROs) for registration. Under the new system, all key steps such as agreement drafting, Aadhaar-based e-KYC, biometric verification, payment of stamp duty and registration charges and final agreement registration are executed securely through a digital platform. The digital workflow significantly speeds up approvals and provides immediate access to digitally signed agreements, reducing paperwork and administrative delays. Built-in security features, including Aadhaar-based identity verification, biometric authentication, and encrypted data handling, maintain the integrity of every transaction. Importantly, the system supports sustainability goals by eliminating the need for paper-based documentation, thereby minimising environmental impact. If you have won a housing unit through Mhada lottery then, once you accept and pay for the property, you need to register it with the Maharashtra state government so that it is present in legal records. If you have won a housing unit through Cidco lottery then, once you accept and pay for the property, you need to register it with the Maharashtra state government so that it is present in legal records. A challan is a digital document that mentions the stamp duty that has been paid .You can search a challan on the Mahakosh portal. Enter details like department, MSTD Location, Bank, Amount, GRN, CIN, Captcha and click on Search. In a bid to streamline stamp duty and registration processes, the Maharashtra government on March 24, 2025 announced the provision of citizens obtaining e-stamp certificates online from the convenience of their homes. Maharashtra revenue minister Chandrashekhar Bawankule tabled the Maharashtra Stamp (Amendment) Bill in the legislative council and this was approved. This will solve the biggest pain points of citizens who had to visit licensed vendors to purchase physical stamp papers since 2004. Also, the state has franking services that are only available at specific centers. As there was no seamless digital support available, people had to submit printed slips in SROs even after paying e-challans during registration. The processing fee for this service is Rs 500 and there will be no added costs. Previously to determine the stamp duty to be paid, submissions were made on plain paper. With the digital system submissions will be made on Rs 1,000 stamp paper. In case, a person pays more than the required stamp duty, he will get a refund within 45 days. Also, in case someone has paid insufficient stamp duty, he will have to pay the outstanding promptly. People should note that in addition to availability of this service, citizens are free to purchase traditional physical stamp papers. Stamp duty can be paid using Stamp paper where details of the agreement are written on a paper that is signed by the authorised person once checked. After this the stamp paper is registered at the sub-registrar office after a period of four months. In this, the stamp duty Maharashtra is paid where in the agreement is printed on a paper that is then submitted to an authorised bank. Once submitted, the documents for stamp duty payment are processed with the help of franking machine. To get an Electronic Secured Bank and Treasury Receipt (e-SBTR), visit the bank that has been approved. Once the transaction details are sent, make payment in cash, cheque or demand draft. The property document that has to be registered should be attached to the issued e-SBTR. Check out ePayment Rules. If the stamp duty in Maharashtra is not paid on time or insufficiently paid, the buyer has to pay a penalty of 1 % per month on the stamp duty’s deficit charges. It was reduced from 2% to 1% in Maharashtra’s Interim Budget 2024-25 and a bill has been passed to this effect. The maximum penalty for delaying or not paying stamp duty will be upto 200%. Under section 80C of the Income Tax Act, one can avail income tax deductions for payments against stamp duty and registration charges and cess charges. However, note that the total IT deduction under Section 80C should not be more than Rs 1.5 lakh. The Maharashtra government increased the document handling fee with immediate effect from Rs 20 to Rs 40 per page. This document handling fee has to be paid addition to the stamp duty and registration fee that a buyer has to pay at the Sub-Registrar Office (SRO) while he is registering the newly bought or acquired property. While the stamp duty and registration fee is collected by the state government, the document handling fee is collected by the private company that operates the Maharashtra online registration system. Here are a few essential points you need to consider before paying stamp duty in Maharashtra: The Maharashtra government in the interest of the public has decided to extend its stamp duty amnesty scheme for the fifth time until August 20, 2025. Believed to be the last phase that started from July 21, 2025 and go on till August 20, 2025, this scheme will give over 13,566 applicants a last chance to legalise their property documents. Named the Mudrank Shulakh Abhay Yojana, the scheme was introduced in December 2023 to encourage homebuyers to settle outstanding stamp duty dues. The scheme is applicable for the First Allotment Letter or Agreement or Share Certificate issued or executed on unstamped paper or on letter head regarding residential or non-residential units by the registered co-operative housing society situated on the Mhada, Cidco or MIDC land. Under the scheme, the Maharashtra government will exempt the entire stamp duty fee and penalty imposed on property documents registered or not registered between January 1, 1980, and December 31, 2020. This includes properties under Mhada, Cidco or even the SRA. The scheme was launched in a phased manner: first from December 1, 2023, to January 2024, and second from February 1, 2024, to March 31, 2024 that was then extended till June 30, 2024. For the uninitiated, stamp duty is a one-time tax that homebuyers have to pay to the state government during registration of property. If the stamp duty is not paid, it will attract penalties. In Maharashtra, for instance, a property owner has to pay a penalty on the dues at 2% per month and may total to more than 400% of the stamp duty. See also: All about Satara (Maharashtra) How to get refund of stamp duty in Maharashtra? To initiate stamp duty Maharashtra refund, it is compulsory to enter information through the online system. Once the information is fed online and a token is allotted, you have to submit the application offline. Mentioned below is the procedure in detail. See also: All about token money, GST and stamp duty refund when a property deal is cancelled First you have to log on to the website of IGR Maharashtra and select online services. Here, you have to click on the stamp duty Maharashtra refund application link. Alternatively, you can go to https://appl2igr.maharashtra.gov.in/refund/ Here, click on the check box on understanding the terms and conditions and click on New Entry. Enter mobile number, OTP and captcha. Then, you will get the stamp duty Maharashtra refund token number. Now create password, confirm password, enter captcha and press ‘Submit’. For a stamp duty Maharashtra refund, firstly one has to enter all their personal details, their bank account number and the reason for the refund. One has to enter all information about the document like if it is executed or not, registered or not etc. in the particulars of the document. If the document is registered, and you want a stamp duty refund in Maharashtra , you have to enter the document number, date and SRO details. Likewise, cancellation deed if registered, then registration number and SRO details should be entered. Next you have to enter particulars of the stamp including the type- whether it is e-payment, e-SBTR or franking, name of the stamp vendor along with his address, name and details of purchaser of stamp, value of stamp etc. On entering all stamp related details, an ‘Image Code’ in red will appear. You will have to mention that code in the blank frame and press on the ‘register’ button. Post this, your stamp duty in Mumbai/ stamp duty Maharashtra refund information is submitted and you will see the ‘acknowledgement‘ tab . Enter your stamp duty in Mumbai/ stamp duty Maharashtra refund token number in the application that has to be submitted to the office of collector of stamps for initiation of stamp duty refund Maharashtra. Mostly, stamp duty paid on a gift deed in Maharashtra is not refundable, even if the deed is revoked later. You can apply for a stamp duty refund if the gift deed is not executed and the transaction is cancelled. This can be done within 6 months. To know more, visit the local Sub-Registrar Office (SRO) where the gift deed was intended to be registered. If you were eligible for the refund, fill the appropriate form and affidavit and submit along with original stamp paper and proof of gift deed cancellation. Also read all about IGR Maharashtra document search According to Section 31 of Maharashtra Stamp Act, any person who is party in the instrument can apply to Collector of Stamps along with the instrument for his opinion about Stamp Duty applicable Click on Adjudication under stamps on the IGRS Maharashtra page. You will reach Here, enter username, password, captcha and login. If you don’t have username and password, click on Sign up and register first. After login in, in this, page a person can The Maharashtra Stamp Act, 1958 underwent some amendments that has been effective from October 14, 2024. Mentioned below are amendments. Office of the Inspector General of Registration and Controller of Stamps, Ground Floor, Opposite Vidhan Bhavan (Council Hall), New Administrative Building, Pune 411001, Maharashtra, India Stamp duty and registration charges have to be paid compulsorily in Maharashtra to register the property in government records. Not paying this will result in absence of ownership to the property. This will pose as a problem if the property runs into litigation as you won’t have any documents to prove ownership. To make things easy, Maharashtra offers a stamp duty rebate of 1% for women homebuyers. However, this is not applicable in case of joint registration. Also, you should know how much stamp duty you are expected to pay in case your property goes for redevelopment. According to the Maharashtra Stamp Act, all instruments should be stamped before or at the time of execution, or on the next working day following the date of execution. However, if the deed is executed out of the territory, it can be stamped within three months after it is first received in India. The stamp duty Maharashtra papers must be in the name of one of the parties to the transaction and not in the name of the chartered accountant or lawyer of the parties. Also, the date of issue of the stamp paper in Maharashtra for stamp duty must not be more than six months older than the date of the transaction. Maharashtra stamp duty can be paid by way of adhesive or impressed stamps on the deed. Additionally, the adhesive stamps used on the deed is cancelled at the time of execution so that it is not available for reuse. For property sale documents, Stamp Duty Maharashtra is payable on whichever is higher- the consideration value of the property that is mentioned in the document or the ready reckoner rates /circle rates that are decided by the government. Currently no such announcement has been made by the Maharashtra government. A 50% stamp duty concession for developers of integrated township projects in Thane, Navi Mumbai and Pune was announced by the Maharashtra government in 2023. However, this won’t be applicable to projects in Mumbai and Lonavala. You can register the property in a women’s name, register under-construction property at lower undivided share and avail of tax benefits on stamp duty. The application of refund of stamp duty can be made within two years from the date of cancellation of the sale deed. To initiate stamp duty refund in Maharashtra, you have to enter the information online and get a token. With this token, you have to submit the stamp duty refund form offline. The last date for registering properties under Maharashtra Stamp Duty Amnesty Scheme was August 20, 2025 With 16+ years of experience in various sectors, of which more than ten years in real estate, Anuradha Ramamirtham excels in tracking property trends and simplifying housing-related topics such as Rera, housing lottery, etc. Her diverse background includes roles at Times Property, Tech Target India, Indiantelevision.com and ITNation. Anuradha holds a PG Diploma degree in Journalism from KC College and has done BSc (IT) from SIES. In her leisure time, she enjoys singing and travelling. Email: anuradha.ramamirtham@housing.com These articles, the information therein and their other contents are for information purposes only. All views and/or recommendations are those of the concerned author personally and made purely for information purposes. Nothing contained in the articles should be construed as business, legal, tax, accounting, investment or other advice or as an advertisement or promotion of any project or developer or locality. Housing.com does not offer any such advice. No warranties, guarantees, promises and/or representations of any kind, express or implied, are given as to (a) the nature, standard, quality, reliability, accuracy or otherwise of the information and views provided in (and other contents of) the articles or (b) the suitability, applicability or otherwise of such information, views, or other contents for any person’s circumstances. Housing.com shall not be liable in any manner (whether in law, contract, tort, by negligence, products liability or otherwise) for any losses, injury or damage (whether direct or indirect, special, incidental or consequential) suffered by such person as a result of anyone applying the information (or any other contents) in these articles or making any investment decision on the basis of such information (or any such contents), or otherwise. The users should exercise due caution and/or seek independent advice before they make any decision or take any action on the basis of such information or other contents.</w:t>
+        <w:t>Content: Mumbai News : भाजपचे प्रदेशाध्यक्ष रवींद्र चव्हाण यांना पदभार स्वीकारून अडीच महिने झाले आहेत. मात्र, त्यानंतरही महसूलमंत्री चंद्रशेखर बावनकुळे यांचे पक्षावरील गारुड कायम आहे. बावनकुळे यांच्या काळात नेमण्यात आलेल्या कार्यकारणीसोबत ते काम करीत असल्याने त्याचा परिणाम जाणवत आहे. चव्हाण यांना येत्या काळात नवीन कार्यकारिणी नियुक्त करायची आहे. त्यासाठी प्रत्येक विभागातून त्याच उद्देशाने नावे मागविण्यात आली आहेत. त्यामुळे ही नावे मिळताच येत्या पंधरा दिवसाच्या काळात प्रदेश भाजपची नवी कार्यकारिणी अस्त्तित्वात येणार आहे. त्यानंतर खऱ्या अर्थाने रवींद्र चव्हाण यांना मनाप्रमाणे काम करणे सोपे जाणार आहे. आगामी काळात होत असलेल्या स्थानिक स्वराज्य संस्थेच्या निवडणुका डोळयांसमोर ठेवून गेल्या सहा महिन्यात काँग्रेस, भाजप (BJP) व राष्ट्रवादी काँग्रेस शरदचंद्र पवार पक्षाने प्रदेशाध्यक्ष बदलले आहेत. भाजपकडून गेल्या अनेक दिवसापासून संघटनात्मक निवडणुका पार पडल्यानंतर भाजपच्या प्रदेशाध्यक्ष पदाची सूत्रे रवींद्र चव्हाण यांनी हाती घेतली आहेत. त्यांनी पदभार स्वीकारून अडीच ते तीन महिन्याचा कालावधी झाला आहे. मात्र, त्यांच्या मनाप्रमाणे कामी करताना अडचणी येत आहेत. त्यामुळेच आता प्रदेश कार्यकारिणीसाठी राज्यातील प्रत्येक विभागातून नावे मागवली आहेत. येत्या पंधरा दिवसात प्रदेश भाजपचे नवीन कार्यकारिणी झाल्यानंतर रवींद्र चव्हाण (Ravindra Chavan) मांडपक्की करतील असे दिसते. तीन महिन्यापूर्वी जरी चंदरशेखर बावनकुळे यांनी प्रदेशाध्यक्षपदाचा राजीनामा दिला आहे. मात्र, या पदावरून बावनकुळे अजूनही मनाने मोकळे झाले नाहीत. गेली अनेक वर्ष त्यांनी या पदावर काम केले आहे त्यामुळे साहजिक ही आहे. त्यांनीच वाढवलेल्या झाडाच्या सावलीकडे राहणे कोणालाही पसंत पडते. त्यामुळेच भाजपमध्ये रवींद्र चव्हाण मात्र अजूनही अडचणीतच दिसत आहेत. प्रदेशाध्यक्ष पदाची सूत्रे चव्हाण यांनी जरी हाती घेतली असली तरी कार्यकारिणीवर बावनकुळे यांचे वर्चस्व अद्याप दिसून येते. त्याचमुळे आता येत्या काळात नवी कार्यकारिणी निवडली जाणार आहे. त्यासाठी सर्वच जिल्ह्यातून नावे मागवली आहेत. ही नावे आल्यानंतर नवीन कार्यकारिणीची घोषणा करण्यात येणार आहे. त्यामध्ये चव्हाण समर्थक मंडळी राहणार असल्याने येत्या काळात काम करताना अडचणी येणार नाहीत. येत्या चार महिन्याच्या कालावधीत जिल्हा परिषद, पंचायत समिती, नगरपालिका, नगरपंचायती व महानगरपालिकांची निवडणूक होणार आहे. त्यामुळे सर्वांचे त्याकडे लक्ष लागले आहे. सर्वच पक्षाकडून तयारी केली जात आहे. भाजपने देखील जोमाने तयारी सुरु केली आहे. रवींद्र चव्हाणांपुढे आव्हानांची शर्यत नव्या कार्यकारिणीशिवाय प्रदेशाध्यक्षांना निर्णय घेण्यासाठी आणि पक्षाचे कामकाज प्रभावीपणे चालवण्यासाठी अनेक अडचणी येतात. त्यांना त्यांच्याच टीमसोबत काम करण्याची संधी मिळत नाही. यामुळे, बावनकुळेंच्या टीमसोबत काम करत असताना त्यांना अनेक महत्त्वाचे निर्णय घेण्याआधी विचार करावा लागत आहे. हीच स्थिती "अडथळ्यांची शर्यत" म्हणून पाहिली जात आहे. लवकरच नव्या कार्यकारिणीची घोषणा पक्षश्रेष्ठींकडून लवकरच नव्या कार्यकारिणीची घोषणा होण्याची शक्यता आहे. रवींद्र चव्हाण हे देवेंद्र फडणवीस यांच्या जवळचे मानले जातात. त्यामुळे नव्या कार्यकारिणीत फडणवीस आणि चव्हाण यांच्या सहमतीनेच निर्णय घेतला जाईल, असे म्हटले जाते. नव्या कार्यकारिणीची घोषणा झाल्यानंतरच रवींद्र चव्हाण खऱ्या अर्थाने भाजप प्रदेशाध्यक्ष म्हणून आपली 'छाप' पाडू शकतील, असे राजकीय निरीक्षकांचे म्हणणे आहे. सरकारनामाचे सदस्य व्हा शॉपिंगसाठी 'सकाळ प्राईम डील्स'च्या भन्नाट ऑफर्स पाहण्यासाठी क्लिक करा. Read Latest Marathi Political News, Breaking Political News from Maharashtra, India, Pune &amp; Mumbai at Sarkarnama. To Get Live Political Marathi News on Mobile, Download the Sarkarnama Mobile App for Android and IOS. सरकारनामा आता सर्व सोशल मीडिया प्लॅटफॉर्मवर. ताज्या राजकीय घडामोडींसाठी फेसबुक, ट्विटर, इन्स्टाग्राम, शेअर चॅट, टेलिग्रामवर आणि व्हॉट्सॲप आम्हाला फॉलो करा. तसेच, सरकारनामा यूट्यूब चॅनेलला आजच सबस्क्राइब करा. Copyright © 2025 Sakal Media Group – All Rights Reserved</w:t>
       </w:r>
     </w:p>
     <w:p>
@@ -2492,7 +2492,7 @@
     </w:p>
     <w:p>
       <w:r>
-        <w:t>Title: Maharashtra Live News Update: रेल्वेच्या छतावर चढलेल्या युवकाला लागला विजेचा धक्का, नागपूर स्थानकातील घटना</w:t>
+        <w:t>Title: Top 10 News : राम सातपुतेंबाबत ज्येष्ठ भाजप नेत्याची कबुली, मुंडेंच्या वक्तव्याने बंजारा समाज आक्रमक, रोहित पवारांकडून ‘खास’ अंजली दमानियांना शुभेच्छा...सह वाचा Top Ten राजकीय घडामोडी...</w:t>
       </w:r>
     </w:p>
     <w:p>
@@ -2504,13 +2504,13 @@
           <w:rPr>
             <w:color w:val="0000FF"/>
           </w:rPr>
-          <w:t>https://saamtv.esakal.com/mumbai-pune/ajchya-tajya-batmya-maharashtra-marathi-latest-live-news-updates-12th-september-2025-maratha-obc-aarkashan-clash-maharashtra-weather-mumbai-thane-nagpur-pune-nashik-weather-forecast-rain-update-live-news-today-pune-local-crime-top-headlines</w:t>
+          <w:t>https://sarkarnama.esakal.com/maharashtra/marathi-news-letest-marathi-news-update-15-sept-2025-maharashtra-politics-ram-satpute-dhananjay-munde-banjara-community-anajali-damania-rohit-pawar-pune-politics-manoj-jarange-patil-chandrashekhar-bawankule-ashish-shelar-uddhav-thackeray-as11</w:t>
         </w:r>
       </w:hyperlink>
     </w:p>
     <w:p>
       <w:r>
-        <w:t>Content: मध्यवर्ती रेल्वे स्थानकाच्या फलाट क्रमांक 7 वर असलेल्या रेल्वेच्या छतावर हा तरुण चढला होता. उच्चदाब वीज वाहिनी (ओएचई)च्या संपर्कात आल्याने रेल्वेच्या छतावरून पडून युवक गंभीर जखमी झालाय. * या घटनेत वाहनातील सर्व जण सुरक्षित.. * जिल्हा न्यायाधीश सायंकाळी साडे सहा वाजता दरम्यान घरी जात असताना न्यायालय परिसरात गाडीला अचानक आग लागली.. * गाडीतून धूर निघत असल्याचे लक्षात येता, कारमधून सर्व जण खाली उतरले.. त्यामुळे कोणालाही इजा नाही.. * पोलिस घटनास्थळी दाखल,अग्निशमन दलाच्या वतीने आग विझवण्याचे प्रयत्न सुरू.. लक्ष्मण हाके यांचं शृंगार वाडीत जोरदार स्वागत आमदार विजयसिंह पंडित यांच्या मतदारसंघातील शृंगारवाडीत पुन्हा लक्ष्मण हाके यांनी दंड थोपट आमदार विजयसिंह पंडित यांना चॅलेंज केले आहे. शृंगारवाडी मध्ये लक्ष्मण हाके यांच जोरदार स्वागत करण्यात आला आहे. लक्ष्मण हाके यांनी या अगोदरही गेवराई मध्ये येऊन दंड थोपटले होते आता पुन्हा दुसऱ्यांदा शृंगारवाडी मध्ये दंड थोपटले आहेत लक्ष्मण हाके सभेमध्ये काय बोलणार याकडे सर्वांचे लक्ष.. परभणी जिल्ह्यात आज दुपारपासून पावसाने हजेरी लावली आहे सायंकाळच्या सुमारास पावसाचा जोर सर्वत्र वाढलाय त्यातल्या त्यात पूर्णा तालुक्यामध्ये मुसळधार पाऊस झालाय त्यामुळे थूना नदीला पूर आलाय माटेगाव येथील जुन्या पुलावरून ही पाणी वाहत असल्याने झिरो फाटा ते पूर्णा रस्ता बंद झाला आहे तर थुना नदीकाठच्या पिंपळा लोखंडे,हिवरा,वाई आहेरवाडी,रिदुरा या पाच गावांचा संपर्क तुटला असून शेत शिवारामध्ये मोठ्या प्रमाणावर पाणी झाले आहे त्यामुळे शेती पिकांचे नुकसान झाला आहे. - नागपूरच्या अमरावती महामार्गावरील बोले पेट्रोल पंप चौक ते विद्यापीठ कॅम्पस चौक पर्यंतच्या उड्डाण पुलाचे लोकार्पण थोड्याच वेळात होणार आहे... - या नवनिर्मित उड्डाणपुलाला काँग्रेसचे दिवंगत नेते 'ज्ञानयोगी डॉ. श्रीकांत जिचकार उड्डाणपूल' असं नाव देण्यात आले आहे...श्रीकांत जिचकार हे काँग्रेसचे माजी मंत्री आणि नेते होते - 2.85 किलोमीटर लांबीच्या 191 कोटी खर्चून ह्या उड्डाणपुलाचे लोकार्पण मुख्यमंत्री देवेंद्र फडणवीस आणि केंद्रीय मंत्री नितीन गडकरी यांच्या उपस्थितीत होणार आहे.. पंतप्रधान मोदींना पुणेकरांकडून मिळणार अनोख्या शुभेच्छा ड्रोन लाईट शोद्वारे पंतप्रधान मोदींच्या शुभेच्छांनी उजळणार पुण्याचे आकाश अयोध्या आणि वाराणसीनंतर महाराष्ट्रात प्रथमच आयोजन केंद्रीय मंत्री मुरलीधर मोहोळ यांच्या संकल्पनेतील उपक्रम ३-४ किलोमीटरहूनही दिसणार ड्रोन शो ! अमरावती जिल्ह्यातील चांदूर रेल्वे शहरासह तालुक्यात मुसळधार पावसाने हजेरी लावली. यामुळे चांदूर रेल्वे शहरातून बायपासकडे व नांदगाव खंडेश्वर कडे जाणाऱ्या मार्गावरील नदीवरील पाणी मोठ्या प्रमाणावर रस्त्यावर आले. त्यामुळे हा मार्ग काही तासांसाठी वाहतुकीसाठी बंद ठेवावा लागला. वाहतुकीसाठी पर्यायी मार्गांचा वापर करण्यात आला. विशेष म्हणजे, सदर नदिवर संरक्षणात्मक कठडे नसल्याने नदि आणि रस्ता एकसमान दिसत होते. यामुळे वाहनधारकांना अपघाताचा धोका निर्माण झाला होता. तसेच, या नाल्याच्या जवळच असलेल्या रेल्वे ब्रिजखालील रस्त्यावरही मोठ्या प्रमाणात पाणी साचून वाहनचालकांना अडचणींना सामोरे जावे लागले. हिंगोलीत तुफान पावसाला सुरुवात परतीच्या पावसाने शहरात हाहाकार शहरातील मुख्य बाजारपेठेत पाणी तर सार्वजनिक ठिकाणी रस्त्यावर पाणी वाहायला सुरुवात वाहतूक व्यवस्था बंद इंदिरा चौक,गांधी चौक परिसरात किरकोळ व्यापाऱ्यांचे साहित्य भिजले पुण्यात मोठ्या विश्रांतीनंतर पाऊस शहराच्या अनेक भागात संततधार पाऊस गेले काही दिवस शहरात पावसाने विश्रांती घेतली होती वैभववाडी करूळ घाटातील धोकादायक दरडी काढण्याचे काम पुर्ण झाले असून उद्या १३ सप्टेंबरपासून वाहतूक पूर्ववत सुरू होणार आहे. गेले आठ ते नऊ दिवस धोकादायक दरड हटविण्याचे काम सुरू होते. तज्ञ अभियंत्यांच्या देखरेखीखाली घाट मार्गातील दरड पुर्णपणे हटविण्यात आली असून आता उद्या पासून या मार्गावरून वाहतूक सुरू करण्यात येणार आहे. सिंधुदुर्ग जिल्हाधिकाऱ्यांनी उद्यापासून करूळ घाटमार्गावरील वाहतूक पूर्ववत सुरू करण्याचे आदेश जारी केले आहेत. राष्ट्रवादी कांग्रेस पार्टी सांस्कृतिक विभाग यांच्या वतीने बक्षीस वितरण समारंभ अन्न औषध प्रशासन मंत्री नरहरी झिरवाळ उपस्थित हिंगोली - हिंगोली जिल्ह्याला पावसाने झोडपले कळमनुरी तालुक्यातील सोडेगावमध्ये ओढ्याला पूर गावकऱ्यांचा संपर्क तुटला गावकऱ्यांना गावाच्या वेशीवर अडकले सोलापूर - अक्कलकोट तालुक्यात निर्माण झालेल्या पूरसदृश्य परिस्थितीचा विद्यार्थ्यांना बसतोय फटका अक्कलकोट तालुक्यातील सांगवी बुद्रुक गावातील फत्तेसिंह शिक्षण संस्थेतील सांगवी प्रशालेच्या विद्यार्थ्यांना पुराच्या पाण्यामुळे शिक्षणापासून राहावं लगत आहे वंचित बोरी नदीच्या काठावर असणाऱ्या सांगावी प्रशालेला बसला अक्कलकोट तालुक्यात झालेल्या मुसळधार पावसाचा फटका.. जवळपास 400 ते 500 विद्यार्थ्यांना या पुराच्या पाण्याचा बसतोय फटका,तर विद्यार्थ्यांचे प्राणांगण ही झाले चिखलमय कल्याण रुक्मिणीबाई रुग्णालयात खासगी रुग्णवाहिकाचे मनमानी दर मनसे आणि ठाकरे गटाचा आक्रमक पवित्रा प्रशासनाला धारेवर धरलं कारवाईसाठी दिले निवेदन हिंगोली - हिंगोलीत शेतकऱ्यांची हळद कृषी उत्पन्न बाजार समितीमध्ये भिजली शेतकऱ्यांचा संताप अनावर आम्ही शेतात हळद सुरक्षित ठेवली मात्र बाजार समितीमध्ये हळद भिजल्याने शेतकरी संतापले देशात सर्वाधिक हळद पिकवणारा जिल्हा म्हणून ओळख असलेल्या हिंगोलीत शेतकऱ्यांचे प्रचंड नुकसान बाजार समितीमध्ये हळद झाकण्यासाठी शेतकऱ्यांचे प्रयत्न सुरू कोल्हापूर - कोल्हापूर जिल्ह्यातील विविध भागांमध्ये मुसळधार पावसाला सुरुवात दुपारपासून कोल्हापूर जिल्ह्यात ढगाळ वातावरण पंधरा दिवसांच्या विश्रांतीनंतर पुन्हा कोल्हापूर जिल्ह्यातील विविध भागांमध्ये पावसाला सुरुवात शहरात मात्र पावसाची उघडीप नाशिक - - मनसे आणि ठाकरेंच्या शिवसेनेच्या नेत्यांच्या भेटीला नाशिक पोलीस आयुक्त - शासकीय विश्रामगृह येथे पोलीस आयुक्त संदीप कर्णिक दाखल - कायदा सुव्यवस्थेचा मुद्दा घेऊन मोर्चात नेत्यांनी केला होता सवाल उपस्थित - तर राहुल धोत्रे खून प्रकरणातील संशयित आरोपी उद्धव निमसे फरार असल्यानं राऊतांनी केले होते गंभीर आरोप - भाजप माजी नगरसेवक उद्धव निमसे शासकीय बंगल्यात लपल्याचा संजय राऊतांनी केला होता दावा - भेटीत नेमकी काय चर्चा होते हे पाहणं महत्वाचं नांदेड - बंजारा समाजाला ST प्रवर्गातून आरक्षण द्या. बंजारा समाजाचा अर्धापूर तहसील कार्यालयावर मोर्चा. बंजारा समाजासाठी हैदराबाद गॅजेट लागू करा. बंजारा समाजाचा जलभरो आंदोलन करण्याचा इशारा सोलापूर - - काँग्रेस खासदार प्रणिती शिंदे यांनी विकास कामांच्या मुद्द्यावरून महापालिकेच्या आयुक्तांसह अधिकाऱ्यांना धरलं धारेवर - प्रणिती शिंदे यांच रौद्ररूप - खासदार प्रणिती शिंदे यांनी खासदार निधीतून 40 कोटी रुपये दिले होते - त्या ४० कोटी रुपयांच्या कामाचा लेखाजोखा मागितल्यानंतर खासदार प्रणिती शिंदे या अधिकाऱ्यांवर भडकल्या वाशिम - पुसद नाका चौक परिसरातील रस्त्यांवर मोठमोठे खड्डे वाशिम शहरातील पुसद नाका चौक परिसरातील रस्त्यांवर मोठमोठे खड्डे वाहनधारकांना या मार्गावरून जाताना अक्षरशः कसरत करावी लागत आहे. या रस्त्यावरून प्रवास करताना प्रचंड त्रास सहन करावा लागत आहे. दररोज अपघात घडत असूनही प्रशासनाकडून दुर्लक्ष होत आहे. पंढरपूर - आपल्यावरील आरोपांवर कायदेशीर भाषेत उत्तर... खासदार धैर्यशील मोहिते पाटील यांची प्रतिक्रिया कुर्डूतील अवैध मुरूम प्रकरणात आरोपींना अटक का नाही ? मुंबई हायकोर्टाला बॉम्बने उडवून देण्याची धमकी आल्याची माहिती त्या पार्श्वभूमीवर मुंबईतील हायकोर्टात असणाऱ्या सर्व न्यायाधीश, वकील, कर्मचारी आणि इतर स्टाफ यांना हायकोर्टाच्या बाहेर जाण्याची विनंती करण्यात आलेली आहे.. सर्वजण मुंबई हायकोर्टाच्या बाहेर पडत आहेत - बी डी भालेकर मैदानावरून जिल्हाधिकारी कार्यालयावर मोर्चा - नाशिक महापालिकेतील भ्रष्टाचार, खड्डे, वाढती गुन्हेगारी ड्रग्स हनीट्रॅप, शेतकऱ्यांचे प्रश्न यासह अन्य प्रश्नांवर दोन्ही पक्षांचा जन आक्रोश मोर्चा - दोन्ही पक्षातील मुंबईचे वरिष्ठ नेते मोर्चात सहभागी - हातात काळे झेंडे घेऊन मोर्चेकरी आंदोलनात सहभागी हाय पॅावर कमिटीकडे निर्णय घेण्याचा अधिकार वनतारा व शासन मिळून सर्व सुविधा नांदणी येथे उपलब्ध होणार. नांदणी मठाकडून हाय पॅावर कमिटीकडे सोमवारी हत्ती मागणीसाठी अर्ज सादर करणार. राजू शेट्टी यांची माहिती बंजारा समाजाला एसटी प्रवर्गातून आरक्षण देऊ नये या मागणीसाठी आज जालन्यात आदिवासी समाजाच्या वतीने मोर्चा काढण्यात येतोय.जालना शहरातील अंबड चौफुली परिसरातून मोर्चाला सुरुवात झाली असून हा मोर्चा जालना जिल्हाधिकारी कार्यालयावर धडकणार आहे.हैदराबाद गॅझेटनुसार बंजारा समाजाला एसटी प्रवर्गातून आरक्षण द्यावे या मागणीसाठी राज्यांमध्ये विविध ठिकाणी बंजारा समाजाचे आंदोलन सुरू आहे. बंजारा समाजाच्या याच मागणीला विरोध करत आज जालन्यात देखील आदिवासी समाजाच्या वतीने मोर्चा काढण्यात येतोय. न्यायमूर्ती शिंदे समितीचे राज्यात कुणबी नोंदी शोधण्याचे काम सुरू आहे. या नोंदीच्या आधारे वंशावळ जोडुन काही पुरावे सादर केल्यानंतर मराठा समाजाला कुणबी प्रमाणपत्राचे वाटप केले जात आहे. यामध्ये जरांगे पाटलांच्या आंदोलनाची सर्वाधिक धग असलेल्या बीड जिल्ह्यात आजपर्यंत एकुण 22 हजार 515 नोंदी सापडल्या असुन या नोंदीच्या आधारे तब्बल 1 लाख 66 हजार 327 प्रमाणपत्रांचे वाटप करण्यात आले आहे. - थोड्याच वेळात नाशिकच्या बी डी भालेकर मैदानावरून जिल्हाधिकारी कार्यालयावर मोर्चा - मोर्चेकऱ्यांसाठी जेवणाचा खास मेन्यू, मसाले भात आणि शिरा - मोर्चा सुरू होण्याआधीच मैदानावर मोर्चेकऱ्यांसाठी जेवणाची व्यवस्था खेड दापोली मुख्य रस्त्यालगत असणाऱ्या फुरूस गावातून पोयनार गावाला जोडणारा रस्ता रस्त्याच्या मध्यभागी भगदाड विशेष म्हणजे गेल्या वर्षीच हा रस्ता नव्याने बांधण्यात आला होता या रस्त्याच्या खाली मोठे भगदाड देखील तयार झाल्याचं चित्र प्रभादेवी सर्कलच्या सुशोभीकरणावरून ठाकरेंच्या सेनेचे आणि आणि शिंदेंच्या सेनेचे कार्यकर्ते एकमेकांना भिडले प्रभादेवी सर्कलवर दोन्ही गटाच्या कार्यकर्त्यांमध्ये वाद प्रभादेवी सर्कल येथील कामावरून दोन्ही गटात वाद दोन्ही पक्षांच्या कार्यकर्त्यांचा वर्क ऑर्डर असल्याचा दावा दादर पोलीस ठाण्यात दोन्ही गटाच्या कार्यकर्त्यांविरोधात अदखलपात्र गुन्हा दाखल याअगोदर देखील प्रभादेवी येथील दोन्ही पक्षाच्या पदाधिकाऱ्यांचा वाद झाला होता... दोन वर्षांपूर्वी प्रभादेवी येथे सदा वनकर आणि महेश सावंत यांचा वाद झाला होता... दोन्ही गटाच्या वादामुळे वारंवार माहीम दादर विधानसभा चर्चेत आहे.... मुंबईकरांसाठी मोठी घोषणा महसूल मंत्री चंद्रशेखर बावनकुळे यांनी वर्षानुवर्षांची मागणी मान्य केली मुंबई उपनगर पालकमंत्री आशिष शेलार यांची माहिती उपनगरात बांधलेली घरे व बांधकामांना एनए कर भरावा लागत होता इमारत व घरे बांधल्यानंतर ही एनए कराचा भुर्दंड भरावा लागत होता मंत्री बावनकुळेंकडून करमाफीचा निर्णय ज्याप्रमाणे मराठा समाजाला आरक्षण दिले आणि हैद्राबाद गॅजेट्स लागू केले, त्याचप्रमाणे राज्यातील बंजारा समाजाला अनुसूचित जमातीचे आरक्षण द्यावे आणि हैद्राबाद गॅजेट्स लागू करावे, या मागणीसाठी आता बंजारा समाज आक्रमक झाला असून आज बुलढाणा जिल्ह्यातील लोणार तहसील वर बंजारा समाजाने मोर्चा काढून शासनाला निवेदन दिले. . तर आज जिल्ह्यात ठिकठिकाणी बंजारा समाजाच्या बैठका घेत आहोत, उद्या राज्यातील समाजाला घेऊन मुंबई गाठणार असल्याचा इशारा देखील देण्यात आलाय.. मराठा समाजापाठोपाठ आता ओबीसी समाजही आक्रमक होताना पाहायला मिळत आहे सरकारने हैदराबाद गॅझेट लागू केल्यानंतर आणि जीआर काढल्यानंतर लक्ष्मण हाके मैदानात उतरले आहेत. लक्ष्मण हाके यांच्या सर्वांचा धडाका बीडमध्ये पाहायला मिळत आहे बीडच्या गेवराई मतदार संघामध्ये लक्ष्मण हाके यांची आठवड्या मधली ही तिसरी सभा आहे गेवराई तालुक्यातील शृंगारवाडी येथे लक्ष्मण हाके यांच्या सभा होत असून सभेची जोरदार तयारी करण्यात आली आहे. अतिवृष्टीमुळे नुकसान झालेल्या शेतकऱ्यांना तात्काळ आर्थिक मदत देण्याच्या मागणीसाठी नांदेडच्या कंधार तालुक्यातील कौठा येथे शेतकऱ्यांनी रास्ता रोको आंदोलन केले. नांदेड ते बिदर हा राष्ट्रीय महामार्ग शेतकऱ्यांनी जवळपास तासभर रोखून धरला. नांदेडच्या कंधार तालुक्यातील मन्याड नदी खोऱ्यात एका दिवसात 275 मिलिमीटर इतका पाऊस झाला होता. हा पाऊस शासकीय नुकसान निकषाच्या तीन पट जास्त पडला. या पावसामुळे शेती पिकांचे प्रचंड नुकसान झाले. त्यासोबतच अनेक शेतकऱ्यांची शेती खरडून गेली आहे. एनडीआरएफच्या निकषानुसार मिळणारी मदत अत्यंत तोडकी असणार आहे. त्यामुळे शासनाने खरडून गेलेल्या शेतीसाठी हेक्टरी एक लाख रुपये, पूरबाधित शेतकऱ्यांसाठी हेक्‍टरी 50 हजार रुपये, अतिवृष्टीने पिकांचे नुकसान झालेल्या शेतीसाठी हेक्टरी तीस हजार रुपयाची मदत देण्याची मागणी यावेळी शेतकऱ्यांनी केली आहे. यासोबतच शासनाने शेतकऱ्यांची संपूर्ण कर्जमाफी देखील करावी, आणि अतिवृष्टीमुळे घरांची पडझड झालेली आहे अशा कुटुंबांना तात्काळ आर्थिक मदत देण्याची मागणी यावेळी शेतकऱ्यांनी केली आहे. या रास्ता रोको आंदोलनात शेतकरी मोठ्या संख्येने सहभागी झाले होते. यंदा नवरात्रोत्सव तब्बल अकरा दिवसांचा आल्यामुळे शारदीय नवरात्रोत्सवामध्ये करवीर निवासिनी श्री अंबाबाई मंदिरात भाविकांची विक्रमी गर्दी अपेक्षित आहे. या गर्दीच्या नियोजनासाठी पश्चिम महाराष्ट्र देवस्थान समितीने तयारी सुरू केली असून, गर्दीच्या नियोजनासाठी कृत्रिम बुद्धिमत्तेचा (एआय) वापर केला जाणार आहे. यासाठी भोपाळ आयआयटी येथील तज्ज्ञ टीम नवरात्रोत्सवाच्या काही दिवस आधी कोल्हापुरात दाखल होणार आहे. गाव खेड्यात कार्यशाळा बीड जिल्ह्यातील गावागावात अधिकारी पोहोचले. बीडच्या साक्षाळ पिंपरीत कार्यशाळा. उप समितीचे अध्यक्ष राधाकृष्ण विखे पाटील यांच्या आदेशानंतर बीड जिल्ह्यामध्ये कुणबी प्रमाणपत्र काढण्यासाठी प्रक्रियेला गती मिळताना पाहायला मिळत आहे. जिल्हा प्रशासन अधिकाऱ्यांकडून गावागावात जाऊन कुणबी प्रमाणपत्र कशा पद्धतीने काढायचं त्याचे प्रोसिजर कशी आहे याची कार्यशाळा घेतली जात आहे. उपमुख्यमंत्री अजित पवार यांच्या पहाटेच्या दौऱ्यानंतर चाकणमधील अतिक्रमणे जमीनदोस्त शासकीय यंत्रणांकडून थेट कारवाई पीएमआरडीएने थेट कारवाई सुरू केली असून पोलीस बंदोबस्तात 150 हून अधिक अतिक्रमणावर कारवाई केली आहे. 21 होल्डिंगही हटवण्यात आली आहेत पुणे नाशिक महामार्गावर तळेगाव चौक ते एकता नगर रस्त्याच्या एका बाजूने करण्यात आले असून 150 अतिक्रमणे काढण्यात आली आहेत या अगोदर या सर्व अतिक्रमण धारकांना नोटीस बजविण्यात आल्या होत्या रस्त्याच्या दोन्ही बाजूंनी प्रत्येकी साडेबावीस मीटर अतिक्रमणे काढण्यात येणार आहेत चाकण चौक आणि परिसरातील वाहतूक कोंडी सोडवण्यासाठी ही महत्त्वाची पावले उचलली गेली असल्याचे बोलले जाते. सी. पी राधाकृष्णन यांनी उपराष्ट्रपती पदाची शपथ घेतली आहे. राष्ट्रपती भवनात हा कार्यक्रम पार पडला. सी.पी राधाकृष्णन हे १५वे उपराष्ट्रपती आहेत. शिर्डीत भिक्षेकऱ्यांची वाढलेली संख्येचा मुद्दा ऐरणीवर आलेला असताना आता भिक्षा मागण्यासाठी लहान मुलांचा सर्रास वापर होत असल्याचं समोर आलंय.. ज्या वयात पाठीवर दप्तर आणि हातात पुस्तकं असायला हवीत, त्या कोवळ्या वयात खांद्यावर हार-फुलांची टोपली आणि भिक्षेसाठी पुढे पसरलेले हात, हे चित्र शिर्डीच्या रस्त्यांवर दिसायला लागलंय.. साईंच्या दारात दररोज दिसणारे हे वास्तव बदलण्यासाठी आता शिर्डी पोलिसांनी मोठे पाऊल उचलले आहे.. भिक्षा मागणाऱ्या 12 मुलांची सुटका करत त्यांच्या पालकांवर गुन्हा दाखल करण्यात आलाय.. बालकल्याण समितीने या सर्व मुलांची रवानगी संगमनेर आणि श्रीरामपूर येथील आधारगृहांमध्ये केली असून तिथे त्यांच्या पुनर्वसनाची प्रक्रिया केली जाणार आहे.. पोलिसांच्या या कारवाईमुळे बालमजुरी आणि बालभिक्षेकरी प्रवृत्तीला आळा बसेल अशी अपेक्षा व्यक्त होत आहे.. नवी मुंबईतील BMTC कर्मचाऱ्यांना १० लाख रुपयांचा आर्थिक मोबदला मिळेल, अशी माहिती आमदार विक्रांत पाटील यांनी दिली. तब्बल ४१ वर्षानंतर BMTC कर्मचाऱ्यांना मोबदला मिळणार आहे. अंतिमत: ६३१ कर्मचाऱ्यांना प्रत्येकी १० लाख रुपयांचा मोबदला मंजुर झाला. नगरविकास विभागाकडून सिडकोच्या मोबदला प्रस्तावाला मंजुरी तुम्हाला १० टक्के आरक्षण नको का? तुम्हाला ews नको, तुम्हाला ओपन नको? त्यामुळे तुमचा शिक्षणाचा प्रश्न सुटेल का? मराठा नेत्यांनी उत्तर द्यावं, असे छगन भुजबळ म्हणाले. पैसे देऊन माझ्याविरुद्ध सोशल मीडियावर राजकीय मोहीम चालवली जात आहे, असा गंभीर आरोप केंद्रीय परिवहन आणि रस्ते महामार्ग मंत्री नितीन गडकरी यांनी केला. गेल्या काही दिवसांपासून इथेनॉल मिश्रित इंधनाबद्दल बरीच चर्चा झाली. याबद्दल वेगवेगळी मते व्यक्त करण्यात आली. यासंदर्भात मंत्री नितीन गडकरी म्हणाले की, ते सोशल मीडियावर पैसे देऊन केलेल्या राजकीय मोहिमेचे बळी ठरले आहेत. - लाडकी बहीण योजनेमुळे राज्याची अर्थव्यवस्था कोलमंडली असल्याचा आरोप करणारी राज्य शासनाने हा आरोप साफ फेटाळला, नागपूर खंडपीठात सूनावनी - महालेखापालांकडून प्रसिद्ध करण्यात आलेल्या माहितीनुसार राज्याची २०२४-२५ ची वित्तीय तूट ही २.६९ टक्क्यांच्या आसपास असेल असल्याचं नमुड करण्यात आलं.. - लाडक्या बहिणीसारख्या कल्याणकारी योजनांमुळे राज्याची अर्थव्यवस्था कोलमडत असल्याचा - आरोप याचिकाकर्ते अनिल वडपल्लीवर यांनी केला होता.. - राज्य शासनाने शपथपत्र दाखल करीत हा दाखल खोटा असल्याचे नमूद केले. - महाराष्ट्र वित्तीय जबाबदारी आणि अर्थसंकल्पीय व्यवस्थापन नियमांनुसार वित्तीय तूट हे तीन टक्क्यांपेक्षा कमी असायला हवी. त्यामुळे कायद्यातील तरतुदीचे काटेकोर पालन केलं जातं असल्याचं सांगण्यात आले.. - किंबहुना सर्वाधिक कमी वित्तीय तूट असलेल्या देशातील तीन राज्यांत महाराष्ट्राचा क्रमांक लागतो. त्यामुळे कल्याणकारी योजनांमुळे राज्याच्या अर्थव्यवस्थेला फटका बसतो आहे...वित्तीय तूट वाढत असल्याचा याचिकाकर्त्याचा दावा चुकीचा व असमर्थनीय असल्याचा प्रतिदावा - याचिकाकर्त्याच दावा अजूनही कायम आहे, अनेक योजनांवर परिणाम झाला असाही दावा करण्यात आला.. लातूरच्या कळंब रोड परिसरात दोन दिवसांपूर्वी हातात कोयता घेऊन एका चहाच्या हॉटेलवर तोडफोड करत एका व्यक्तीला मारहाण करण्यात आली होती, दरम्यान या प्रकरणी एमआयडीसी पोलीस ठाण्यात गुन्हा दाखल करण्यात आला आहे. तर यातील पाच आरोपींची पोलिसांनी लातूरच्या कळंब रोड परिसरातून धिंड काढली आहे. उपमुख्यमंत्री अजित पवार आणि आयपीएस अधिकारी अंजना कृष्णा यांच्या वायरल कॉल मुळे सध्या कुर्डू गाव चांगले चर्चेत आहे. याच कुर्डू गावात मुरूम उत्खनना प्रकरणी दाखल केलेले गुन्हे तात्काळ मागे घेण्यात यावे. तसेच कुर्डू गावची बीडशी होत असणारी तुलनेच्या निषेधार्थ आज कुर्डू गावात सर्वपक्षीय बंदची हाक देण्यात आली आहे. आज सकाळपासून कुर्डू गावात कडकडीत बंद पाळण्यात येत आहे. सकाळी साधारण 11 वाजता कुर्डू गावातील छत्रपती शिवाजी महाराज चौकात सर्व पक्षीय नेते एकत्र येऊन बंदच्या काळात निषेध व्यक्त करणार आहेत. शहरात भरदिवसा आता लुटमार चेन स्नैचिंग आणि मोबाइल हिसकावण्याच्या घटना वाढत आहे.. यातच अजनी पोलिस ठाण्याच्या हद्दीत चक्क भर दिवसा चक्क पार्सल देण्याच्या बहाण्याने महिलेचे मंगळसूत्र हिसकावून पळ काढला. या प्रकारामुळे परिसरात खळबळ उडाली आणि भीतीच वातावरण निर्माण झालंय.. - अश्विनी मेश्राम असं महिलेच नाव आहेय... घरी एकट्या असताना अज्ञात आरोपी पोहचला... अज्ञात चोरट्याने हेल्मेट घालून पार्सल द्यासाठी आल्याची बतावणी केली. - अश्विनी यांना मुलीने जेवणाचे पार्सल पाठविले असावे, असे वाटल... त्यामुळे त्यांनी दरवाजा उघडला. आरोपीने दिलेल्या कागदावर सही करू लागल्या. अचानक आरोपीने त्यांच्या गळ्यातील मंगळसूत्र खेचले. - यावेळी गळ्यातील तीन ग्रॅम सोनेच आरोपीच्या हातात गेले.... ते घेऊन त्याने पळ काढला. त्याची सर्व घटनाक्रम सीसीटीव्ही मध्ये कैद झालीय.. - अश्विनी यांनी आरडाओरड केली. लोक येईपर्यंत चोरटा फरार झाला. अश्विनी यांच्या तक्रारीवरून आरोपी विरोधात गुन्हा दाखल केला आहे.. आरोपीचा सीसीटीव्ही आधारे अजनी पोलिस शोध घेत आहे.. जळगाव जमीन अधिग्रहण व्यवसायात मोठ्या नफ्याचे आमिष दाखवून एका ज्येष्ठ नागरिकाला ५३ लाख ४० हजार रुपयांची फसवणूक केल्याचा प्रकार उघडकीस आला आहे. या प्रकरणी रामानंदनगर पोलिसांनी गुन्हा दाखल केला असून, आर्थिक गुन्हे शाखेने तपास करून दोन संशयित आरोपींना अटक केली आहे. न्यायालयाने त्यांना पाच दिवसांची पोलिस कोठडी सुनावली आहे. दोन संशयित आरोपींनी जमीन अधिग्रहण व्यवसायातून ५ ते ६ पट नफा मिळवून देण्याचे आमिष दाखवले त्यांनी परतफेड करण्याचे आश्वासन देऊन यांच्याकडून बँकेतील खात्यातून तसेच रोख स्वरूपात ५३ लाख ४० हजार रुपये घेतले. मात्र, त्यानंतर त्यांनी पैसे परत न देता त्यांना धमकावले. या फसवणुकीची तक्रार गोपाळ राठी यांनी रामानंद नगर पोलिस ठाण्यात दाखल केली. त्यावर हि कारवाई करण्यात आली आहे नाशिकच्या सटाणा तालुक्यातील ताहाराबाद-मुल्हेर रस्त्यावर अंतापूर शिवारात मजूरांना घेऊन जाणारे पिकअप व कार यांच्यात अपघात होऊन तीन मजूर ठार तर १० ते १२ मजूर जखमी झाले आहे.आयशर ट्रकला ओव्हरटेक करण्याच्या प्रयत्नात हा अपघात झाला,अपघातानंतर स्थानिकांनी धाव घेत मदत कार्य करुन जखमींना उपचारासाठी रुग्णालयात दाखल केले,तान्हाजी सोनवणे,शंकर आवीस,आशा सोनवणे अशी ठार झालेल्या मजूरांची नाव आहेत. मुख्यमंत्री देवेंद्र फडणवीसांच्या उपस्थितीत पार पडली मुंबई भाजपची महत्वपूर्ण बैठक मुंबई महापालिकेच्या संदर्भात मुख्यमंत्र्यांच्या अध्यक्षतेखाली 'वर्षा' बंगल्यावर बैठक संपन्न मुख्यमंत्र्यांसह केंद्रीय सह संघटनमंत्री शिवप्रकाश, प्रदेशाध्यक्ष रविंद्र चव्हाण, महसूलमंत्री चंद्रशेखर बावनकुळे, मंत्री आशिष शेलार आणि मुंबई भाजप अध्यक्ष अमित साटम होते उपस्थित मुंबई महापालिकेच्या संदर्भात भाजपकडून सातत्याने चाचपणी येत्या मंगळवारी मुंबई भाजपकडून विजयी संकल्प मेळाव्याचे आयोजन हिंगोली लोकसभेचे ठाकरे गटाचे खासदार नागेश पाटील आष्टीकर यांच्या पत्नी सुषमा पाटील अष्टीकर यांचे निधन झाले.वयाच्या 51 व्या वर्षी मुंबईच्या जसलोक रुग्णालयात सुषमा पाटील आष्टीकर यांनी अखेरचा श्वास घेतला. त्यांच्यावर नांदेडच्या हदगाव तालुक्यातील आष्टी या त्यांच्या मूळ गावी अंत्यसंस्कार करण्यात आले.त्यांच्या अंत्यविधीसाठी खासदार अशोक चव्हाण, खासदार रवींद्र चव्हाण, आमदार प्रतापराव पाटील चिखलीकर, माजी खासदार सुभाष वानखेडे, आमदार बालाजी कल्याणकर, माजी खासदार शिवाजी माने, माजी आमदार माधवराव पाटील जळगावकर यांच्यासह विविध पक्षातीलराजकीय नेते परिसरतील नागरिक नातेवाईकांची मोठ्या संख्येने उपस्थित होती. रत्नागिरीत लचलुचपत प्रतिबंधक विभागाने स्थानिक निधी लेखापरीक्षण कार्यालयातील वर्ग-१ अधिकाऱ्यासह जिल्हा परिषदेच्या वित्त विभागातील सहाय्यक लेखा अधिकारी आणि एका कंत्राटी शिपायाला लाच घेताना रंगेहाथ पकडलं आहे. लेखापरीक्षण अहवालातील मुद्दे वगळण्यासाठी तब्बल २४,००० रुपयांची मागणी करून, तडजोडीअंती १६,५०० रुपये स्वीकारताना ही कारवाई करण्यात आली. गुरुवारी रात्री ही कारवाई करण्यात आली. स्थानिक निधी लेखापरीक्षण कार्यालयाचे सहाय्यक संचालक (वर्ग-१) शरद रघुनाथ जाधव, जिल्हा परिषद वित्त विभागातील सहाय्यक लेखा अधिकारी सिद्धार्थ विजय शेट्ये आणि कंत्राटी शिपाई सतेज शांताराम घवाळी यांना रंगेहाथ अटक करण्यात आली. एकाच वेळी तीन लोकसेवकांना रंगेहाथ अटक करण्यात आल्याने, रत्नागिरीच्या प्रशासकीय वर्तुळात मोठी खळबळ उडाली आहे. राष्ट्रीय महामार्ग आळंदी ते पंढरपूर पालखी महामार्गाअंतर्गत हडपसर ते दिवेघाट येथे रस्ता रुंदीकरणाचे काम महामार्ग प्राधिकरणामार्फत सुरू आहे. या कामासाठी खडकात ब्लास्टिंग करण्याची आवश्यकता असल्याने पोलिस प्रशासनाच्या देखरेखीखाली ब्लास्टिंगचे काम करण्यात येत आहे. शुक्रवारी (दि. १२) सकाळी ११ वाजेपासून दुपारी २ वाजेपर्यंत जालन्यात अल्पवयीन वाहन चालकांविरोधात वाहतूक शाखेने मोठी कारवाई केली आहे. या विशेष मोहिमेत तब्बल 209 अल्पवयीन वाहन चालक आढळून आले असून, त्यांच्याविरुद्ध कायदेशीर कारवाई करण्यात आली आहे. या कारवाईत एकूण 6 लाख 38 हजार 100 रुपयांचा दंड वसूल करण्यात आला आहे. जिल्ह्यात अल्पवयीन वाहन चालकांकडून अपघात होणे, चालक स्वतः जखमी होणे आणि इतरांना दुखापत होणे अशा तक्रारी वाहतूक शाखेकडे येत होत्या. त्यावरून वाहतूक शाखेने जालना शहर आणि जिल्ह्यात विशेष मोहीम राबवून तब्बल 209 अल्पवयीन वाहन चालकांना पकडले. या कारवाईदरम्यान पालकांना समज देऊन, पालक आणि अल्पवयीन चालकांना मोटार वाहन कायद्याबाबत मार्गदर्शनही करण्यात आले. या विशेष मोहिमेत तब्बल 6 लाख 38 हजार रुपयांचा दंड वाहतूक शाखेने वसूल केलाय. तुळजापुरात तुळजाभवानी देवीच्या शारदीय नवरात्र उत्सवाची जोरदार तयारी सुरू आहे.नवरात्र उत्सव कालावधीत देवीचा छबिना मिरवणूक वाघ ,सिंह, हत्ती घोडा, मोर, गरुड या वाहनांवर काढली जाते.त्याला रंगरंगोटी केली जात आहे.तुळजापुरातील पोतदार कुटुंबीय हे काम करत.दोन पिढ्यांपासून त्यांच्याकडून ही सेवा केली जात आहे. लातूर जिल्ह्यातील ग्रामीण भागात जिल्हा परिषद शाळांमध्ये महिला शिक्षकांचे प्रमाण हे अत्यंत कमी झाले आहे. त्यामुळे शाळेतील विद्यार्थिनींना वेगवेगळ्या अडचणींचा सामना करावा लागतो आहे. मासिक पाळी शारीरिक बदल किंवा इतर वैयक्तिक समस्या यावर मुली, ह्या पुरुष शिक्षकांशी संवाद साधू शकत नाहीत, त्यामुळे अशा संवेदनशील विषयांवर महिला शिक्षिका विद्यार्थिनींना मार्गदर्शक समुपदेशन करू शकतात, मात्र लातूर जिल्ह्यातील जिल्हा परिषदेच्या 425 शाळेत महिला शिक्षिका नसल्याची आकडेवारी समोर आली आहे. ग्रामीण भागातील शाळांमध्ये मुलींची संख्या लक्षणीय आहे, मात्र महिला शिक्षिका नसल्यामुळे मुलींन पुढे ही,नवीन समस्या उभा टाकली आहे. विशेषता उदगीर आणि अहमदपूर तालुक्यातील झेडपीच्या शाळेत एकही महिला शिक्षिका नसल्याची आश्चर्यकारक माहिती देखील समोर आली आहे. जिल्ह्यातील 4 हजार 856 शिक्षकांपैकी 1हजार 684 इतकीच महिला शिक्षकांची संख्या आहे.. यवतमाळच्या नेर तालुक्यातील मोझर येथे कमल चव्हाण तीन ऑगस्ट 2020 ला रात्री आठ वाजताच्या सुमारास घरातून बाहेर गेला होता तो परत घरी आला नाही दुसऱ्या दिवशी दुपारी एक वाजता जावयाने नेर पोलीस ठाणे गाठून कमाल चव्हाण समशानभूमीत पडून असल्याची माहिती पोलिसांना दिली पोलिसांनी समशानभूमी गाठून पाहिणी केली असता त्याच्या गळ्यावर तसेच चेहऱ्यावर धारधारशस्त्राने हल्ला केल्याचे उघडकीस आले त्यानंतर मृताची आई यांनी नेर पोलीस ठाण्यात अनोळखी चोरट्या विरोधात तक्रार दिली दिलेल्या तक्रारीवरून पोलिसांनी अनोळखी व्यक्ती विरोधात खुनाचा गुन्हा नोंद केला पाच दिवसाच्या तपासानंतर प्रत्यक्षदर्शी पंकज कावरे याला संशयाच्या कारणातून पोलिसांनी विचारपूस केली. मृत्ताची आई शोभा चव्हाण आणि प्रियकर नरेंद्र ढेंगाळे या दोघांनी संगणमत करून कमल याला राहत्या घरात जीवानिशी ठार मारून गावातील समशानभूमीत नेऊन टाकल्याची कबुली पोलीस समोर आरोपींनी दिले त्यावरून पोलिसांनी दोघांनाही 10 ऑगस्ट 2020 ला अटक केली घरातील लोखंडी सराट्याने त्याला ठार मारल्याची कबुली दोन्हीही आरोपींनी पोलिसांना दिली. - मनसे आणि ठाकरेंच्या शिवसेनेचा आज नाशिकमध्ये संयुक्त जन आक्रोश मोर्चा - मोर्चाला शिवसेना ठाकरे गटाचे आणि मनसेचे नेते राहणार उपस्थित - मोर्चाला खासदार संजय राऊत, बाळा नांदगावकर यांच्यासह मुंबईतील काही नेते राहणार उपस्थित - पालिकेतील भ्रष्टाचार, खड्डे, वाढलेली गुन्हेगारी, शेतकऱ्यांचे प्रश्न यासह जिल्ह्यातील अन्य प्रश्नांना वाचा फोडण्यासाठी संयुक्त मोर्चाचे नियोजन - आगामी महापालिका निवडणुकीच्या पार्श्वभूमीवर राज आणि उद्धव ठाकरे एकत्र येण्याचे संकेत मिळत असतानाच नाशिकमधील मनसे आणि ठाकरेंच्या शिवसेनेच्या मोर्चाला महत्व - संयुक्त जन आक्रोश मोर्चाच्या माध्यमातून दोन्ही पक्ष करणार आज नाशिकमध्ये शक्ती प्रदर्शन - मुंबईनंतर नाशिकमधील प्रश्नांवर पुन्हा एकदा दोन्ही पक्ष एकत्र येऊन काढणार मोर्चा - दोन्ही पक्षांकडून मोर्चाची जय्यत तयारी - राज्य सरकारने 2 सप्टेंबर काढण्यात आलेल्या शासन जीआरचा विरोधात ओबीसी मुक्ती मोर्चाकडून नागपूर खंडपीठात धाव - मुंबई उच्च न्यायालयाच्या नागपूर खंडपीठात ओबीसी मुक्ती मोर्चाचे संयोजक नितीन चौधरी यांनी केली याचिका दाखल. - सरकारने त्या परिपत्रकात घोळ करत परिपत्रक काढलेत.. दोन दोन कागद काढले एका कागदात एक विषय आणि दुसऱ्या पत्रकात दुसरा विषय त्यात शब्द बद्दलविण्यात आल्याचा आरोप.. - या परीपत्रकाच मूल्यांकन आणि अभ्यास केला... हा जीआर ओबीसीच्या विरोधात जाणारा आहे, मराठा व्यक्तीला कुणबी बनविण्याचा प्रयत्न असून त्याचा निषेध नोंदवला आहे.. - मागासवर्गीय वैध ठरवण्यासाठी ज्या कार्यपद्धतीच्या अवलंब केला जातो, त्या विरोधात जाऊन हे परिपत्रक विशेष समाजासाठी फायदा पोहोचवण्यासाठी हे काढल असल्याचा दावाही याचिकेतून करण्यात आला आहे.. - ही कार्यपद्धती अवैध आहे याच्या विरोधात आम्ही याचिका दाखल केली आहे. - कदाचित सोमवारी याचिकेकर सुनवाई होईल यावर कोर्ट काय निर्णय देईल याकडे आमचं लक्ष आहे. "महिला आयोग आपल्या दारी" या उपक्रमांतर्गत जिल्हा नियोजन भवनात सकाळी 11 वाजता जनसुनावणीचे आयोजन.. महिला आयोगाच्या अध्यक्ष रुपाली चाकणकर तक्रारीची सुनावणी घेणार.. महिलाना मुंबई कार्यालयात येऊन तक्रार करणे, सुनावणीसाठी प्रतक्ष उपस्थित राहणे आर्थिक दृष्ट्या तसेच ईतर कारणामुळे शक्य होत नाही.. त्यामुळे महिला आयोग जिल्हास्तरावर पोहचून महिलांच्या तक्रारीची सुनावणी घेत आहे.. या जनसुनावनीला पोलिस, जिल्हा प्रशासन, विधी सल्लागार, समुपदेशक जिल्हा समन्वयक आदी उपस्थित राहतील.. तक्रारीवर त्याच ठिकाणी कार्यवाही करून, तक्रारी मांडणाऱ्या महिलाना त्वरित दिलासा देण्याचे काम आयोग करणार.. पुण्यातील लोणी काळभोर पोलीस स्टेशनच्या हद्दीत अजब प्रकार चोरीच्या रिक्षातून प्रवासी भाडं घेत प्रवाशांना मारहाण करत लुटणाऱ्या आरोपींना पुणे पोलिसांकडून अटक एका पोलीस स्टेशनच्या हद्दीतून रिक्षात चोरत दुसऱ्या पोलीस स्टेशनच्या हद्दीत जात आरोपी प्रवाशांची करत होते लूट लोणी काळभोर पोलिसांनी एका अल्पवयीन आरोपीसह तिघांना केली अटक पुणे -सोलापूर महामार्गावर कदमवाकवस्ती हद्दीत रिक्षातील प्रवासी इसमाला मारहाण करत आरोपी करत होते चोरी अदिल लतीफ शेख, (वय -24), हबिब सिराज शेख, (वय 21), बबलु मुन्नालाल अग्रवाल, (वय-19, रा. गल्ली नं -3, रा. सय्यद नगर, हडपसर) अशी अटक करण्यात आलेल्या आरोपींची नावे रात्रीच्या अंधारात अपघाताचा बनाव रचून तरुणाला मारहाण करून दोन मोबाईल लुटणाऱ्या टोळीला सहकारनगर पोलिसांनी ताब्यात घेतले. पोलिसांनी त्यांच्याकडून २५ हजार रुपयांचे मोबाईल जप्त केले आहेत. फिर्यादी सहा सप्टेंबर रोजी मध्यरात्री साडेबाराच्या सुमारास चव्हाणनगर कमान चौकाजवळून निघाले होते. त्यावेळी कात्रजकडून दुचाकीवर आलेल्या तिघांनी त्यांच्या दुचाकीला धडक दिली. फिर्यादी खाली उतरल्यावर आरोपींनी उलट त्यांना शिवीगाळ केली.‘आम्हाला पायाला लागले, दहा हजार रुपये खर्च दे,’ अशी दमदाटी करून मारहाण केली. त्यानंतर जबरदस्तीने फिर्यादीचे दोन मोबाईल हिसकावून आरोपी पसार झाले. या प्रकरणी सहकारनगर पोलिस ठाण्यात गुन्हा दाखल करण्यात आला होता. अवघ्या तीन वर्षांच्या मुलीवर लैंगिक अत्याचार करणाऱ्या सावत्र बापाला येथील विशेष न्यायालयाने मरेपर्यंत जन्मठेप आणि २५ हजार रुपये दंडाची शिक्षा सुनावली आहे. नराधमाच्या क्रूर अनैसर्गिक लैंगिक अत्याचारामुळे मुलीच्या गुप्तांगाला गंभीर जखमा झाल्या होत्या.त्यामुळे मुलीच्या गुप्तांगांवर मोठी शस्त्रक्रिया करून तिच्यावर उपचार करण्यात आल्याचा उल्लेख करत विशेष न्यायाधीश यांनी हा निकाल दिला. याबाबत मुलीच्या आईने वारजे माळवाडी पोलिस ठाण्यात तक्रार दिली होती. त्यानुसार बापावर गुन्हा दाखल करण्यात आला होता. पाच फेब्रुवारी २०१८ ला हा प्रकार घडला होता. Raju Shetti Petition : सर्वोच्च न्यायालयाने दिलेल्या निकालाप्रमाणे जे रस्ते निकृष्ठ व खराब झाले असतील त्या रस्त्यावर टोल आकारणी करता येणार नाही . त्यानुसार कोल्हापूर ते पुणे रस्त्याची दुरावस्था झाल्याने टोल आकारणी तातडीने बंद करावी अशी याचिका कोल्हापूर खंडपीठात माजी खासदार राजू यांनी दाखल केली. सर्वोच्च न्यायालयाने दिलेल्या निकालाप्रमाणे जे रस्ते निकृष्ठ व खराब झाले असतील त्या रस्त्यावर टोल आकारणी करता येणार नाही . त्यानुसार कोल्हापूर ते पुणे रस्त्याची दुरावस्था झाल्याने टोल आकारणी तातडीने बंद करावी अशी याचिका कोल्हापूर खंडपीठात माजी खासदार राजू यांनी दाखल केली. पुणे जिल्ह्यातील आंबेगाव तालुक्यात मंचर शहरात मध्यवर्ती भागातील दर्ग्याखाली (मशिदीखाली) सुरू असलेल्या रस्त्याच्या कामादरम्यान मशिदीचा काही भाग कोसळल्याने मोठी खळबळ उडाली. या ठिकाणी भुयारासारखी रचना दिसून आल्याने परिसरात तणावाचे वातावरण निर्माण झाले. घटनेनंतर पोलिसांनी तातडीने बंदोबस्त लावून पाहणी केली असता, भुयारात कबर व्यतिरिक्त काहीही आक्षेपार्ह आढळून आले नाही. त्यामुळे रात्री उशिरा तणाव निवळला असून मुस्लिम समाजाच्या वतीने मंचर नगर पंचायत व पोलिस प्रशासनाचे आभार मानण्यात आले आहेत. अंबरनाथमध्ये बुधवारी पोलिसांनी ७ बांग्लादेशी घुसखोरांना बेड्या ठोकल्या. शिवगंगा नगर आणि कल्याण परिसरात ते भाड्याने वास्तव्यास होते. पकडलेल्या घुसखोरांमध्ये सहा महिला आणि एक पुरुष असून त्यात शिपा बलून पठाण, शर्मिन मोनेरुल इस्लाम, रिमा सागर अहमद, सुमया अबुल कासिम, पौर्णिमा मोहम्मद सुलेमान अख्तर, जोया जास्मिन मतदार आणि रॉकी रहीम बादशाह यांचा समावेश आहे. हे सर्व परत विमानाने बांग्लादेशात पाठवले जाणार असल्याची माहिती पोलिसांनी दिली आहे.दरम्यान, या कारवाईनंतर शहरात एटीएस आणि एनआयएने पाकिस्तानी नागरिक पकडून मोठ्या प्रमाणात हत्यारं जप्त केल्याची अफवा पसरली होती. मात्र यात काहीही तथ्य नसल्याचं पोलिसांनी स्पष्ट केलं आहे. नागरिकांनी अफवा पसरवू नयेत आणि त्यावर विश्वासही ठेवू नये, असं आवाहन परिमंडळ ४ चे डीसीपी सचिन गोरे यांनी केलं. भारतीय नौदलाला पहिले स्वदेशी सर्व्हिलान्स रडार 3D-ASR-Lanza-N मिळाले आहे. टाटा अॅडव्हान्स्ड सिस्टम्स लिमिटेड (TASL) ने स्पॅनिश कंपनी इंद्रासोबत तंत्रज्ञान हस्तांतरणाच्या मदतीने हे विशेष रडार बनवले आहे. असे रडार बनवणारी ही पहिलीच भारतीय कंपनी आहे. संरक्षण स्वावलंबनाच्या भारताच्या प्रयत्नात ही कामगिरी एक महत्त्वाचे पाउल मानले जाते. रडारला या युद्धनौकेवर बसवण्यापूर्वी, त्याच्या विस्तृत समुद्री चाचण्या घेण्यात आल्या आहेत. टाटा अॅडव्हान्स्ड सिस्टम्स लिमिटेड (TASL) ने या संदर्भात एक प्रेस रिलीज देखील जारी केली आहे. यामध्ये कंपनीचे सीईओ आणि व्यवस्थापकीय संचालक सुकरण सिंह म्हणाले, इंद्रा कंपनीसोबतचे आमचे सहकार्य भारतातील रडार उत्पादन क्षमता मजबूत करण्याची आमची वचनबद्धता प्रतिबिंबित करते. जमीनवरील समन्वय, तांत्रिक कौशल्य आणि मजबूत पुरवठा साखळीद्वारे आम्ही प्रगत संरक्षण तंत्रज्ञानासाठी एक मजबूत परिसंस्था तयार करत आहोत. सकाळ+चे सदस्य व्हा शॉपिंगसाठी 'सकाळ प्राईम डील्स'च्या भन्नाट ऑफर्स पाहण्यासाठी क्लिक करा. Read Marathi news and watch Live TV. Breaking news from Maharashtra, India, Pune, Mumbai, Politics, Entertainment, Sports, Lifestyle at SaamTV. Get Live Marathi news on Mobile. Download the Saam Tv app for Android and IOS. Follow Us Copyright © 2025 Sakal Media Group – All Rights Reserved Powered by Quintype</w:t>
+        <w:t>Content: Sarkarnama Headlines : सरकारनामा हा महाराष्ट्रातला राजकारण या विषयावरचा एकमेव आणि आघाडीचा डिजिटल प्लॅटफॉर्म आहे. दिवसभरात राज्य, देश आणि जागतिक पातळीवरच्या ताज्या घडामोडी, विश्लेषणे देण्याचा सरकारनामाचा कायमच प्रयत्न असतो. जाणून घेऊयात आज ता. 15 Sept 2025 च्या रात्री 9 पर्यंतच्या Top Ten राजकीय घडामोडी... Ram Satpute : राम सातपुतेंना माळशिरसमध्ये उमेदवार म्हणून आणणे, ही माझी चूक ठरली : ज्येष्ठ भाजप नेत्याची कबुली Dhananjay Munde : 'ज्या' समाजासाठी धनंजय मुंडे सरकारवर कडाडले, तोच समाज आक्रमक झाला; फक्त एका शब्दाने आंदोलन तापलं! Anajali Damania News : मंत्र्यांच्या भ्रष्टाचारावर घाव घालणाऱ्या अंजली दमानियांचे पती सरकारच्या ‘थिंक टँक’मध्ये; रोहित पवारांकडून ‘खास’ शुभेच्छा... Pune politics : रातोरात गेम फिरला अन् बहुचर्चित बापू भेगडेंचा भाजप प्रवेश हुकला; काय आहे कारण? Pandharpur Corridor : ‘डॉ. सुब्रह्मण्यम स्वामी कोणालाही घाबरत नाहीत; मुख्यमंत्री फडणवीसांना ‘हा’ सल्ला देऊ शकतात’ Electric Bike Taxi News : महाराष्ट्रात इलेक्ट्रिक दुचाकी टॅक्सी सुसाट धावणार; भाडेदर जाहीर, 15 रुपयांपासून सुरूवात... Manoj Jarange Patil : हैदराबाद गॅझेट टिकवण्याची जबाबदारी सरकारची; मनोज जरांगे पाटलांनी स्पष्टच सांगितले Chandrashekhar Bawankule : 'कार्यकर्ते सोडून जाऊ नये म्हणून घोषणा कराव्याच लागतात', राष्ट्रवादीच्या ठरावाची बावनकुळेंनी उडवली खिल्ली Maharashtra Politics : उद्धव ठाकरे यांनी ‘आलेपाक'सुद्धा खाणे बंद करावे, आशिष शेलारांचा टोला Vanchit Politic's : स्थानिक स्वराज्य संस्था निवडणूक युतीबाबत आंबेडकरांचे मोठे विधान; ‘भाजप अन्‌ त्यांचे मित्रपक्ष सोडून....’ सरकारनामाचे सदस्य व्हा शॉपिंगसाठी 'सकाळ प्राईम डील्स'च्या भन्नाट ऑफर्स पाहण्यासाठी क्लिक करा. Read Latest Marathi Political News, Breaking Political News from Maharashtra, India, Pune &amp; Mumbai at Sarkarnama. To Get Live Political Marathi News on Mobile, Download the Sarkarnama Mobile App for Android and IOS. सरकारनामा आता सर्व सोशल मीडिया प्लॅटफॉर्मवर. ताज्या राजकीय घडामोडींसाठी फेसबुक, ट्विटर, इन्स्टाग्राम, शेअर चॅट, टेलिग्रामवर आणि व्हॉट्सॲप आम्हाला फॉलो करा. तसेच, सरकारनामा यूट्यूब चॅनेलला आजच सबस्क्राइब करा. Follow Us Copyright © 2025 Sakal Media Group – All Rights Reserved Powered by Quintype वेबसाईटवर ब्राउझिंगचा अनुभव सर्वोत्तम असावा, यासाठी आम्ही कुकीजचा वापर करतो. कुकीजमुळे तुम्हाला तुमच्या आवडत्या मजकुराची शिफारस करता येते. आमचे गोपनीयता आणि कुकीजसंदर्भातील धोरण तुम्हाला मान्य आहे.</w:t>
       </w:r>
     </w:p>
     <w:p>
@@ -2523,7 +2523,7 @@
     </w:p>
     <w:p>
       <w:r>
-        <w:t>Title: “पुढील तीन वर्षांत आदिवासींच्या जीवनात आमुलाग्र परिवर्तन,” मुख्यमंत्री देवेंद्र फडणवीस यांची ग्वाही</w:t>
+        <w:t>Title: New Districts: राज्यात होणार २० नवीन जिल्हे अन् ८१ तालुके; सरकारचा नेमका प्लॅन काय?</w:t>
       </w:r>
     </w:p>
     <w:p>
@@ -2535,13 +2535,13 @@
           <w:rPr>
             <w:color w:val="0000FF"/>
           </w:rPr>
-          <w:t>https://www.loksatta.com/nagpur/centre-important-schemes-to-bring-tribal-community-into-mainstream-of-development-says-cm-devendra-fadnavis-zws-70-5370140/</w:t>
+          <w:t>https://saamtv.esakal.com/amp/story/maharashtra/maharashtra-may-get-20-new-districts-and-81-talukas-proposal-submitted-to-government-awaiting-census-report-says-chandrashekhar-bawankule-bbj88</w:t>
         </w:r>
       </w:hyperlink>
     </w:p>
     <w:p>
       <w:r>
-        <w:t>Content: यवतमाळ : आदिवासी समाजाला विकासाच्या मुख्य प्रवाहात आणण्यासाठी केंद्र शासनाने महत्वाच्या योजना हाती घेतल्या आहेत. त्यासाठी देशात एक लक्ष कोटी रूपयांचा निधी उपलब्ध करून दिला आहे. त्यामुळे पुढील तीन वर्षांत आदिवासींच्या जीवनात आमुलाग्र परिवर्तन घडेल, असा विश्वास राज्याचे मुख्यमंत्री देवेंद्र फडणवीस यांनी आज येथे व्यक्त केला. मुख्यमंत्री देवेंद्र फडणवीस यांच्या हस्ते यवतमाळ येथे आज शनिवारी ३३५ कोटी रुपयांच्या विविध विकासकामांचे लोकार्पण, भूमिपूजन तसेच अनेक उपक्रमांचा शुभारंभ झाला. त्यावेळी ते बोलत होते. यावेळी जिल्ह्याचे पालकमंत्री संजय राठोड, महसूल मंत्री चंद्रशेखर बावनकुळे, आदिवासी विकास मंत्री अशोक उईके, आदिवासी विकास विभागाचे सचिव विजय वाघमारे, विभागीय आयुक्त श्वेता सिंघल, जिल्हाधिकारी विकास मीना आदी उपस्थित होते. मुख्यमंत्री फडणवीस म्हणाले, आदिवासी समाजासाठी ५४ हजार कुटुंबांना घरे, नळांद्वारे पाणी, उपचारासाठी दवाखाने, वसतिगृह अशा अनेक सुविधा वेगाने पूर्ण करण्याचे नियोजन आहे. पंतप्रधान नरेंद्र मोदी यांनी आदिवासी विकासासाठी अनेक योजना सुरू केल्या. महाराष्ट्रातही आदिवासी समाजासाठी घरे, रस्ते, वीज, पाणी, वसतीगृह व रोजगार अशा सुविधांसाठी योजना, उपक्रम राबविण्यात येत आहे, असे ते म्हणाले. आदी कर्मयोगी योजनेत जिल्ह्यातील ३६६ गावांची निवड झाली आहे. सुमारे ३५ मे. वॅट सौर ऊर्जा प्रकल्प कार्यान्वित झाल्याने शेतीला १२ तास दिवसा वीज मिळत आहे, असे फडणवीस म्हणाले. जिल्ह्यात पावसाने शेती, घरे, पशुधन यांचे नुकसान झाले. त्याची भरपाईही लवकरात लवकर अदा केली जाईल, अशी ग्वाही त्यांनी दिली. मुख्यमंत्री फडणवीस यांच्या हस्ते आज लोकार्पण, भूमिपूजन तसेच उपक्रमांचा शुभारंभ झाला. त्यात आदिवासी विकास विभागाचे पाच वसतिगृहे व इतर कामे मिळून ५१ कोटी रुपये किंमतीच्या कामांचा समावेश आहे. तसेच बांधकाम विभागाची ६७ कोटींची कामे, मुख्यमंत्री सौर ऊर्जा वाहिनी योजनेत ११ सौर ऊर्जा प्रकल्प व इतर कामांसाठी १५८ कोटी व इतर विविध विभागांच्या ५९ कोटी रुपयांच्या कामांचा समावेश आहे. यावेळी मिशन कॉम्पिटिटिव्ह एक्सलन्स, रोड मेंटेनन्स डिजीटल प्लॅटफॅार्म, ई-मित्र चॅटबॅाट, मिशन उभारी, समग्र डॅशबोर्ड, प्रोजेक्ट सॅंन्ड मॅप, शासन आपल्या मोबाईलवर, सीआरएफ ॲन्ड वॉर रूम डॅशबोर्ड यासह इतर विविध नाविण्यपूर्ण उपक्रमांचा शुभारंभ मुख्यमंत्री फडणवीस यांच्या हस्ते झाला. जिल्हा डॅश बोर्डच्या माध्यमातून विविध शासकीय योजनांचा रिअल टाइम आढावा आणि मॉनिटरिंग करणे सोपे होणार असून कमी कालावधीत योजना नागरिकांपर्यंत पोहोचविण्यास मदत होणार आहे. जिल्ह्यात अनुकंपा तत्वावर २७ उमेदवारांना सेवेत घेण्यात आले. त्यातील चार उमेदवारांना मुख्यमंत्र्यांच्या हस्ते प्रतिनिधिक स्वरूपात प्रमाणपत्र वाटप करण्यात आले. कार्यक्रमाला मोठ्या संख्येने नागरिक उपस्थित होते. Mobile in Toilet Disease: आजकाल मोबाईल आपल्यासाठी खूप महत्त्वाचा भाग झाला आहे. सकाळी उठल्यापासून रात्री झोपेपर्यंत लोक सतत मोबाईल वापरतात. एक दिवस फोन दूर ठेवला तर काहीतरी अपूर्ण असल्यासारखं वाटतं. आजकाल लोक मोबाईल टॉयलेटमध्येही नेतात आणि तिथे बराच वेळ बसून राहतात. पण, अलीकडच्या संशोधनानुसार टॉयलेटमध्ये मोबाईल वापरण्याची सवय ही काही साधी नाही, तर ती गंभीर आरोग्य समस्या निर्माण करू शकते. अभ्यासामध्ये आढळलं आहे की, टॉयलेटमध्ये मोबाईल वापरणाऱ्यांना मुळव्याध होण्याचा धोका ४६% ने वाढतो.</w:t>
+        <w:t>Content: राज्यात नवीन तालुके आणि जिल्हे होण्याच्या चर्चेला पुन्हा एकदा पेव फुटले आहे. राज्यात तब्बल ८१ तालुके आणि २० नवे जिल्हे बनवले जाणार असल्याचा प्रस्ताव सरकारकडे आलाय. नवीन जिल्हे कधी होणार सरकार कधी घोषणा करणार याबाबत महसूलमंत्री चंद्रशेखर बावनकुळे यांनी आज चंद्रपुरात माहिती दिली. दरम्यान मंत्री बावनकुळे यांच्या विधानानंतर नागरिकांमध्ये कोणते नवे जिल्हे होणार, याबाबत चर्चा सुरू झालीय. दरम्यान सरकार समोर प्रस्ताव आहे, त्यावर निर्णयही घेतला जाणार आहे, पण जनगणनेचा अहवाल आला तर नवीन जिल्ह्यांबाबत निर्णय होईल असं स्पष्टीकरणही मंत्री चंद्रशेखर बावनकुळे यांनी दिलंय. सरकारसमोर नवीन २० जिल्हे आणि ८१ तालुके करण्याचा प्रस्ताव आलाय. परंतु मात्र जोपर्यंत २०२१ ची जनगणना होत नाही आणि त्याचा तपशील येत नाही, तोपर्यंत त्यावर निर्णय होणार नसल्याचं बानवकुळे म्हणालेत. दरम्यान नवीन जिल्हे होण्याची चर्चा दोन वर्षांपासून चालू आहे, परंतु मंत्री राधाकृष्ण विखे-पाटील यांनी त्यावेळी विधानसभेत या चर्चांना पू्र्ण विराम दिला होता. २०२३ मध्ये राधाकृष्ण विखे पाटील, हे महसूल मंत्री होते, विधानसभेत बोलताना त्यांनी नवीन जिल्हे होण्याच्या चर्चांना ब्रेक लावला होता. नवीन जिल्ह्यांच्या निर्मितीसाठी येणारा मोठा आर्थिक खर्च होतो. प्रत्येक जिल्ह्यासाठी किमान ३५० कोटी रुपये खर्च येत असतो. तसेच जिल्ह्याच्या मुख्यालयाच्या जागेवरून होणारे वादामुळे २०२३ मध्ये नवीन जिल्हे होण्याची चर्चा संपृष्टात आली होती. पण नवीन तालुके निर्माण करण्यासंदर्भात सरकार सकारात्मक होतं. आता हाती आलेल्या माहितीनुसार सरकारसमोर नवीन जिल्ह्यांची निर्मिती करण्याबाबत प्रस्ताव आलाय. त्यावर सरकार काय निर्णय घेणार हे येणारा काळच ठरवेल. महाराष्ट्रात सध्या ३६ जिल्हे आहेत, नवीन जिल्ह्यांच्या निर्मितीमुळे प्रशासनात सुलभता येत स्थानिक विकासाला गती मिळत असते. पण या प्रक्रियेसाठी आर्थिक भार आणि प्रशासकीय अडचणी येत असतात . दरम्यान नवीन जिल्ह्यांच्या निर्मिती संदर्भात सरकारसमोर प्रस्ताव आहे. पण जोपर्यंत 2021 ची जनगणना होत नाही आणि त्याचा तपशील येत नाही, तोपर्यंत हे शक्य नाही. तो अहवाल आल्यानंतरच भौगोलिक परिस्थितीचा विचार करून जिल्हा निर्मितीबाबतचा निर्णय घ्यावा लागतो. जानेवारी महिन्याच्या आधी सोशल मीडियावर नवीन जिल्ह्यांबाबत काही मेसेज व्हायरल होते. २६ जानेवारी २०२५ ला नवीन जिल्ह्यांची घोषणा केली जाणार असल्याचा मेसेज व्हायरल होत होता. परंतु ते मेसेज खोटे असल्याचं नंतर निदर्शनात आले होते. सकाळ+चे सदस्य व्हा शॉपिंगसाठी 'सकाळ प्राईम डील्स'च्या भन्नाट ऑफर्स पाहण्यासाठी क्लिक करा. Read Marathi news and watch Live TV. Breaking news from Maharashtra, India, Pune, Mumbai, Politics, Entertainment, Sports, Lifestyle at SaamTV. Get Live Marathi news on Mobile. Download the Saam Tv app for Android and IOS. Copyright © 2025 Sakal Media Group – All Rights Reserved</w:t>
       </w:r>
     </w:p>
     <w:p>
@@ -2554,7 +2554,7 @@
     </w:p>
     <w:p>
       <w:r>
-        <w:t>Title: Maha CM, Dy CM and other leaders wish Radhakrishnan on his victory</w:t>
+        <w:t>Title: आदिवासी किसान निजी संस्‍थाओं को पट्टे पर दे सकेंगे जमीन, महाराष्‍ट्र सरकार लाने वाली है कानून</w:t>
       </w:r>
     </w:p>
     <w:p>
@@ -2566,13 +2566,13 @@
           <w:rPr>
             <w:color w:val="0000FF"/>
           </w:rPr>
-          <w:t>https://www.socialnews.xyz/2025/09/09/maha-cm-dy-cm-and-other-leaders-wish-radhakrishnan-on-his-victory/</w:t>
+          <w:t>https://navbharatlive.com/maharashtra/mumbai/maharashtra-tribal-land-lease-policy-chandrashekhar-bawankule-announcement-1361630.html/amp</w:t>
         </w:r>
       </w:hyperlink>
     </w:p>
     <w:p>
       <w:r>
-        <w:t>Content: Home » National » Maha CM, Dy CM and other leaders wish Radhakrishnan on his victory Posted By: Gopi September 9, 2025 Mumbai, Sep 9 (SocialNews.XYZ) Chief Minister Devendra Fadnavis on Tuesday congratulated Vice President-elect C.P. Radhakrishnan on being elected to the post and wished him that this new journey in the interest of the nation be successful, impactful, and beneficial to the people. “Your life has been a symbol of service, dedication, and unwavering commitment to national interest. Your contributions in the fields of education, social upliftment, and good governance are a source of inspiration for the entire country. I have full confidence that with your experience, vision, and guidance, the nation will reach new heights and achieve a more empowered and respected position on the global stage. The guidance I received from you as the Governor of Maharashtra is invaluable, and for that, I will always remain grateful to you. May this new journey of yours in the interest of the nation be successful, impactful, and beneficial to the people. With this belief, once again, hearty congratulations,” said the Chief Minister in his post on X. Deputy Chief Minister Eknath Shinde, in his reaction, said, “Though his tenure as the Governor of Maharashtra was relatively short, it left an extraordinary impact. It must be said that he elevated the prestige of the Governor's office. Radhakrishnan is known as a disciplined worker who, with feet firmly on the ground, tirelessly dedicates himself to public service. With a postgraduate degree in Business Administration, he possesses extensive political experience and holds an unparalleled position in the social fabric of South India. He has demonstrated through his career that the river of development must reach the common people. By presenting such a worthy candidate, the respected Prime Minister Narendra Modiji and the leadership of the NDA have set an example before the nation.” NCP working president Praful Patel said, “Heartiest congratulations to Shri C P Radhakrishnan Ji on being elected as the 15th Vice President of India. Your experience, humility, and unwavering commitment to public service will strengthen our democracy and inspire the nation on its journey towards greater progress.” Revenue Minister Chandrashekhar Bawankule wished Radhakrishnan, saying that “I am confident his leadership will bring fresh perspectives to parliamentary discussions, strengthen our democracy and support Prime Minister Narendra Modiji’s vision of a Developed India.” He added, “Maharashtra beams with pride as our esteemed Governor becomes India’s Vice President.” Shiv Sena MP Shrikant Shinde said, “Radhakrishnaji’s experience, leadership qualities, and dedication to the nation have been duly honoured today. It is with confidence that his vast experience will undoubtedly prove valuable for the nation's welfare.” Maharashtra Legislative Assembly Speaker Rahul Narwekar said, “I extend my warm congratulations to Hon. Shri CP Radhakrishnan Ji on being elected as the Vice President of India. His dedication to parliamentary values and distinguished service mark the beginning of a new chapter in India’s democratic journey. I wish him every success in strengthening the foundations of our Constitution and inspiring legislative excellence.” Maharashtra Legislative Council Deputy Chairperson Neelam Gorhe wished Radhakrishna on his election as Vice President of India, saying that “May the nation progress further through his vision, leadership qualities, and spirit of service. Heartfelt congratulations to India for gaining an extremely capable and exceptional parliamentarian as Vice President, and sincere best wishes to Shri Radhakrishnan.” Source: IANS Gopi Adusumilli is a Programmer. He is the editor of SocialNews.XYZ and President of AGK Fire Inc. He enjoys designing websites, developing mobile applications and publishing news articles on current events from various authenticated news sources. When it comes to writing he likes to write about current world politics and Indian Movies. His future plans include developing SocialNews.XYZ into a News website that has no bias or judgment towards any. He can be reached at gopi@socialnews.xyzMail | Web | Twitter Gopi Adusumilli is a Programmer. He is the editor of SocialNews.XYZ and President of AGK Fire Inc. He enjoys designing websites, developing mobile applications and publishing news articles on current events from various authenticated news sources. When it comes to writing he likes to write about current world politics and Indian Movies. His future plans include developing SocialNews.XYZ into a News website that has no bias or judgment towards any. He can be reached at gopi@socialnews.xyz Copyright 2025 | AGK FIRE INC| Terms of Service / Privacy Policy | Contact Us</w:t>
+        <w:t>Content: मंत्री चंद्रशेखर बावनकुले (सोर्स: सोशल मीडिया) Mumbai News: महाराष्ट्र सरकार में राजस्व मंत्री चंद्रशेखर बावनकुले ने कहा कि आदिवासी किसान जल्द ही कृषि उद्देश्यों या खनिज उत्खनन के लिए निजी कंपनियों को अपनी जमीन पट्टे पर दे सकेंगे और इससे उन्हें अतिरिक्त आय प्राप्त होगी। अधिकारियों ने बताया कि इस कदम से न केवल आदिवासियों को आय का एक स्थिर स्रोत मिलेगा, बल्कि उनके मालिकाना अधिकारों की भी रक्षा होगी। बावनकुले ने शुक्रवार शाम गडचिरोली में पत्रकारों से कहा, “जल्द ही एक कानून लाया जाएगा। मैं इसकी आधिकारिक घोषणा से पहले आपको यह बता रहा हूं। इस नीति के तहत, आदिवासी किसान कृषि उद्देश्यों या खनिज उत्खनन के लिए अपनी जमीन सीधे निजी कंपनियों को पट्टे पर दे सकेंगे।” मौजूदा समय में आदिवासी किसानों को निजी कंपनियों के साथ स्वतंत्र रूप से पट्टा समझौते करने की अनुमति नहीं है। उन्होंने कहा कि प्रस्तावित बदलाव का उद्देश्य किसानों को निजी निवेश तक सीधी पहुंच प्रदान करना और अपनी जमीन से अतिरिक्त आय अर्जित करने में मदद करना है। मंत्री के अनुसार, प्रक्रिया में पारदर्शिता और निष्पक्षता सुनिश्चित करने के लिए समझौतों में जिलाधिकारी की भागीदारी आवश्यक होगी। उन्होंने कहा, “न्यूनतम पट्टा किराया 50,000 रुपये प्रति एकड़ वार्षिक या 1,25,000 रुपये प्रति हेक्टेयर वार्षिक होगा। किसान और निजी पक्ष आपसी सहमति से अधिक राशि पर निर्णय ले सकते हैं।” यह भी पढ़ें- टूट जाएगा भाजपा का चुनावी तिलिस्म! राहुल बोले- हाइड्रोजन बम आएगा, हमारे पास पक्के सबूत मंत्री ने यह भी कहा कि अगर आदिवासी किसानों की जमीन पर महत्वपूर्ण या लघु खनिज पाए जाते हैं तो उन्हें खनिज उत्खनन के लिए निजी कंपनियों के साथ समझौता ज्ञापन (एमओयू) करने की अनुमति दी जाएगी। उन्होंने कहा कि किसानों को प्रति टन के हिसाब से मौद्रिक लाभ मिलेगा, हालांकि लाभ का सटीक अनुमान अभी नहीं लगाया गया है। बावनकुले ने कहा, “आदिवासियों को इसके लिए मुंबई आने की जरूरत नहीं है। यह निर्णय जिलाधिकारी के स्तर पर लिया जा सकता है।”– एजेंसी इनपुट के साथ Follow Us On © Copyright Navbharatlive 2025 All rights reserved.</w:t>
       </w:r>
     </w:p>
     <w:p>
@@ -2585,7 +2585,7 @@
     </w:p>
     <w:p>
       <w:r>
-        <w:t>Title: Latur News : रेणापूर तहसीलदार प्रंशात थोरात यांचे निलंबन रद्द</w:t>
+        <w:t>Title: Nagpur News: चंद्रशेखर बावनकुले ने कहा - वडेट्टीवार कर रहे हैं ओबीसी की राजनीति, भुजबल नहीं</w:t>
       </w:r>
     </w:p>
     <w:p>
@@ -2597,13 +2597,13 @@
           <w:rPr>
             <w:color w:val="0000FF"/>
           </w:rPr>
-          <w:t>https://pudhari.news/maharashtra/marathwada/latur/atur-news-renapur-tehsildar-prashant-thorat-suspension-cancelled-ng81</w:t>
+          <w:t>https://www.bhaskarhindi.com/city/nagpur/chandrashekhar-bawankule-said-vadettiwar-is-practicing-obc-politics-but-bhujbal-isnt-1189531</w:t>
         </w:r>
       </w:hyperlink>
     </w:p>
     <w:p>
       <w:r>
-        <w:t>Content: लातूर : लातूर जिल्ह्यातील रेणापूर येथील तहसीलदार प्रशांत थोरात यांच्या निलंबन आदेशाला शासनाने रद्द केले आहे. महसूल मंत्री चंद्रशेखर बावनकुळे यांनी हा निर्णय घेतला असून, यासोबतच विभागीय चौकशीही बंद करण्याचे आदेश दिले आहेत. काही महिन्यांपूर्वी निरोप समारंभात तहसीलदारांच्या खुर्चीत बसून गाणे गायल्यानंतर त्यांचा व्हिडिओ सोशल मीडियावर व्हायरल झाला होता. या पार्श्वभूमीवर त्यांच्यावर कारवाई करुन निलंबन केले होते. l राज्याचे महसूल मंत्री चंद्रशेखर बावनकुळे यांनी हा निर्णय घेतला आहे. आता त्यांचे निलंबन आदेश रद्द करत त्यांना पुन्हा पूर्ववत रेणापूर तहसीलदारपदावर रुजू होण्यास सांगण्यात आले आहे. महसूल विभागाने याबाबत औपचारिक आदेश जारी केले आहेत. या निर्णयामुळे प्रशांत थोरात यांना मोठा दिलासा मिळाला आहे. काही दिवसांपूर्वी एका निरोप समारंभात गाणे गात असतानाच्या व्हायरल व्हिडीओमुळे थोरात हे प्रकाश झोतात आले होते. गेल्‍या महिन्यात घडली होती घटना तेरे जैसा यार कहा हे गाणे थोरात यांनी गायले होते. नांदेड उमरी येथील निरोप संमारंभात ८ ऑगस्‍ट रोजी हा प्रकार घडला होता. विभागिय आयुक्‍त जितेंद्र पापळकर यांनी थोरात यांचे निलंबन केले होते. चंद्रशेखर बावनकुळे यांनी या व्हायरल व्हिडीओरची दखल घेतली होती. या प्रकरणात शासनाची प्रतिमा मलिन झाली आहे असा ठपका ठेवत थोरात यांचे निंलबन झाले होते. विशेष म्‍हणजे केवळ १२ दिवसांपूर्वीच त्‍यांची रेणापूर येथे बदली झाली होती. 'Pudhari' is excited to announce the relaunch of its Android and iOS apps. Stay updated with the latest news at your fingertips. Android and iOS Download now and stay updated, anytime, anywhere. Pudhari Publications Private Limited</w:t>
+        <w:t>Content: Download App from Nagpur News. ओबीसी समाज को न्याय को लेकर दावों-प्रतिदावों के बीच राजस्व मंत्री चंद्रशेखर बावनकुले ने कांग्रेस नेता विजय वडेट्टीवार पर पलटवार किया है। उन्होंने कहा है-वडेट्टीवार ओबीसी समाज के नाम पर राजनीति कर रहे हैं। मंत्री छगन भुजबल राजनीति नहीं बल्कि ओबीसी के हित में काम कर रहे हैं। बावनकुले ने यह भी कहा कि वडेट्टीवार के मंत्री कार्यकाल में भ्रष्टाचार हुआ था। कांग्रेस ने ओबीसी को कभी संवैधानिक दर्जा नहीं दिया। रविवार को बावनकुले ने कोराडी में संवाद माध्यम के प्रतिनिधियों से चर्चा की। गुरुवार को वडेट्टीवार ने कहा था कि ओबीसी के संबंध में उपसमिति केवल एक दिखावा है। समाज को दिखाया गया लॉलीपाप है। मंत्रिपद बचाए रखने के उपसमिति के सदस्य मंत्री किसी विषय पर विरोध नहीं कर पाएंगे। उपसमिति के चेयरमैन मंत्री चंद्रशेखर बावनकुले व सदस्य मंत्री छगन भुजबल है। बावनकुले ने वडेट्टीवार को धैर्य रखने की सलाह दी। उन्होंने कहा-उपसमिति का चेयरमैन 15 दिन पहले ही बना हूं। थोड़ा धैर्य रखिए। 18 पगड जाति व 12 बलूतेदार समाज को न्याय के लिए केंद्र सरकार की योजनाओं की निगरानी ओबीसी उपसमिति करेगी। इसके अलावा राज्य सरकार के ओबीसी मंत्रालय की सभी योजनाओं का निरीक्षण किया जाएगा। ओबीसी समाज को नुकसान नहीं होने दिया जाएगा। महाज्योति में भ्रष्टाचार ओबीसी समाज के विद्यार्थियों के लिए सरकार ने महाज्योति संस्था बनायी। लेकिन महाज्योति में भ्रष्टाचार हुआ। बावनकुले ने कहा-वडेट्टीवार ओबीसी कल्याण विभाग के मंत्री थे, तब अनेक भ्रष्टाचार सामने आए। वडेट्टीवार ओबीसी के नाम पर राजनतीि कर रहे हैं। प्रधानमंत्री नरेंद्र मोदी ने ओबीसी समाज को न्याय दिया है। कांग्रेस के प्रदेश अध्यक्ष हर्षवर्धन सपकाल का राजनीतिक कद इतना नहीं है कि वे प्रधानमंत्री मोदी के बारे में बोले। कांग्रेस पर जनता का विश्वास नहीं रहा है। मतदान को लेकर राहुल गांधी के आरोपों से कांग्रेस का विश्वास और भी कम हो गया है। कांग्रेस की नौटंकी से जनता तंग हो चुकी है। जाति नहीं काम से होते हैं बड़े आरक्षण व जाति की राजनीति को लेकर केंद्रीय सड़क परिवहन मंत्री नितीन गडकरी के वक्तव्य का समर्थन करते हुए बावनकुले ने कहा कि जाति नहीं बल्कि काम से व्यक्ति बड़ा होता है। विकसित भारत व महाराष्ट्र के िलए कार्यक्षम नेतृत्व की आवश्यकता है। Created On : 21 Sept 2025 7:24 PM IST</w:t>
       </w:r>
     </w:p>
     <w:p>
@@ -2616,7 +2616,7 @@
     </w:p>
     <w:p>
       <w:r>
-        <w:t>Title: CM Baliraja Panand Yojana: शेत रस्त्यांचा मार्ग मोकळा, सरकारकडून शेतकऱ्यांसाठी नव्या योजनेची घोषणा</w:t>
+        <w:t>Title: निजी कंपनियों को जमीन पट्टे पर दे सकेंगे आदिवासी किसान, महाराष्ट्र सरकार ने दी अनुमति</w:t>
       </w:r>
     </w:p>
     <w:p>
@@ -2628,13 +2628,13 @@
           <w:rPr>
             <w:color w:val="0000FF"/>
           </w:rPr>
-          <w:t>https://www.esakal.com/amp/mumbai/todays-latest-marathi-news-mum25i33727-txt-mumbai-20250909042858</w:t>
+          <w:t>https://navbharatlive.com/maharashtra/maharashtra-government-allows-tribal-farmers-to-lease-land-to-private-companies-1362201.html/amp</w:t>
         </w:r>
       </w:hyperlink>
     </w:p>
     <w:p>
       <w:r>
-        <w:t>Content: CM Baliraja Panand Yojana ESakal ​मुंबई : राज्यातील शेतीमधील वाहतुकीची समस्या सोडवण्यासाठी आणि शेतकऱ्यांच्या हितासाठी ‘मुख्यमंत्री बळीराजा पाणंद रस्ते’ अशा नवीन योजनेची घोषणा करण्यात आली आहे. त्याबरोबरच विधानसभा आमदारांच्या अध्यक्षतेखाली समिती नेमण्याचा निर्णय घेण्यात आला असून, या रस्त्यांसाठी सीएसआर फंडातून निधी उपलब्ध करण्यात यावा तसेच यासाठी स्वतंत्र लेखाशीर्ष तयार करण्यात येणार आहे. अशी माहिती महसूलमंत्री चंद्रशेखर बावनकुळे यांनी दिली. सह्याद्री अतिथिगृह येथे झालेल्या या बैठकीत हे निर्णय घेण्यात आले. बैठकीच्या अध्यक्षस्थानी महसूलमंत्री चंद्रशेखर बावनकुळे होते. यावेळी मंत्री जयकुमार गोरे, मंत्री भरत गोगावले, राज्यमंत्री आशीष जयस्वाल यांच्यासह समितीतील खासदार आणि आमदार उपस्थित होते. महसूलमंत्री चंद्रशेखर बावनकुळे म्हणाले की, शेतकऱ्यांच्या आयुष्यात क्रांती घडविणारी ही योजना आहे. शेतापर्यंत रस्ते, वीज आणि पाणी पोहोचले तर त्याला माल बाजारपेठेत घेऊन जाणे शक्य होईल. यासाठी सरकारने प्राधान्याने या योजनेवर भर दिला असून, १७ सप्टेंबर ते २ ऑक्टोबर या कालावधीत या योजनेच्या अंमलबजावणीच्या दृष्टीने कार्यवाही होणे आवश्यक आहे. यासाठी प्रथमतः सीमांकन करणे आवश्यक असून, सर्व आमदारांनी याबाबत अतिदक्ष राहून सर्व पाणंद रस्ते नकाशावर आणावेत. हा नकाशा पुढील महिनाभरात गावामध्ये प्रसिद्ध करण्यात यावा. विविध १३ योजनांच्या माध्यमातून सध्या या रस्त्यांसाठी निधी उपलब्ध करून देण्यात यावा, अशी अपेक्षाही त्यांनी व्यक्त केली. या योजनेच्या कामकाजासाठी आमदारांच्या अध्यक्षतेखाली मतदारसंघनिहाय एक समिती स्थापन केली जाईल. पुढील सहा महिन्यांत गावाचा नकाशा तयार करून तो गावात प्रसिद्ध करावा. ​ योजनेसाठी मनरेगा आणि इतर १३ विविध योजनांतून निधी उपलब्ध केला जाईल. सकाळ+ चे सदस्य व्हा ब्रेक घ्या, डोकं चालवा, कोडे सोडवा! शॉपिंगसाठी 'सकाळ प्राईम डील्स'च्या भन्नाट ऑफर्स पाहण्यासाठी क्लिक करा. Read latest Marathi news, Watch Live Streaming on Esakal and Maharashtra News. Breaking news from India, Pune, Mumbai. Get the Politics, Entertainment, Sports, Lifestyle, Jobs, and Education updates. And Live taja batmya on Esakal Mobile App. Download the Esakal Marathi news Channel app for Android and IOS. Copyright © 2025 - Sakal Media Pvt Ltd - All rights reserved.</w:t>
+        <w:t>Content: चंद्रशेखर बावनकुले (फाइल फोटो) Nagpur News: महाराष्ट्र के राजस्व मंत्री चंद्रशेखर बावनकुले ने कहा कि राज्य के आदिवासी किसान जल्द ही अपनी बंजर जमीन निजी संस्थाओं को पट्टे पर दे सकेंगे जिससे उन्हें अतिरिक्त आय हो सकेगी और इस संबंध में एक कानून लाया जाएगा। हालांकि कांग्रेस ने आरोप लगाया कि सरकार के इस फैसले से उद्योगपतियों को फायदा होगा और आदिवासियों का शोषण होगा। अधिकारियों ने कहा कि इस कदम से न केवल आदिवासियों को आय का एक स्थिर स्रोत प्राप्त करने का अवसर मिलेगा बल्कि उनके स्वामित्व अधिकारों की भी रक्षा होगी। बावनकुले ने कहा कि इस फैसले से आदिवासी ज़मीन मालिकों को फ़ायदा होगा। अगर कोई आदिवासी किसान किसी उद्योगपति के साथ साझेदारी में अपनी ज़मीन विकसित करना चाहता है तो वह अब ज़िला कलेक्टर से संपर्क कर सकता है और अंतिम फ़ैसला ले सकता है। इससे पहले ऐसे प्रस्तावों को मुंबई स्थित राज्य प्रशासनिक मुख्यालय, मंत्रालय में मंज़ूरी लेनी पड़ती थी। उन्होंने स्पष्ट किया कि प्रस्तावित कानून केवल बंजर भूमि पर लागू होगा न कि आदिवासियों के स्वामित्व वाली उपजाऊ भूमि पर। बावनकुले ने कहा कि मुझे पालघर और नंदुरबार ज़िलों के आदिवासी ज़मीन मालिकों से कई अनुरोध मिले हैं। अगर कोई निजी कंपनी सरकारी योजना के तहत सौर पैनल लगाना चाहती है तो वह आदिवासी ज़मीन मालिक के साथ समझौता कर सकती है जिससे उसे एक निश्चित वार्षिक भुगतान मिलता रहेगा। बंजर ज़मीन से ऐसी आय संभव नहीं होगी। उन्होंने कहा कि प्रस्तावित कानून जनजातीय स्वामित्व की भी रक्षा करेगा क्योंकि यदि भूमि को लम्बी अवधि के लिए पट्टे पर दिया जाता है तो भी मालिक को उस संस्था से वार्षिक भुगतान प्राप्त होता रहेगा जिसके साथ समझौता किया गया है। इससे पहले मंत्री ने कहा था कि आदिवासी किसान अपनी जमीन सीधे निजी पक्षों को पट्टे पर दे सकेंगे। वर्तमान में जनजातीय किसानों को निजी संस्थाओं के साथ स्वतंत्र रूप से पट्टा समझौते करने की अनुमति नहीं है। उन्होंने कहा कि प्रस्तावित परिवर्तन का उद्देश्य उन्हें निजी निवेश तक सीधी पहुंच प्रदान करना तथा उनकी होल्डिंग से अतिरिक्त आय उत्पन्न करना है। मंत्री के अनुसार प्रक्रिया में पारदर्शिता और निष्पक्षता सुनिश्चित करने के लिए समझौतों में जिला कलेक्टर की भागीदारी आवश्यक होगी। यह भी पढ़ें – एनसीपी का चिंतन, भाजपा को चुनौती, गडकरी-फडणवीस का प्रभाव, फिर भी दबाव, बदलेंगे समीकरण? उन्होंने कहा कि न्यूनतम पट्टा किराया 50,000 रुपये प्रति एकड़ वार्षिक या 1,25,000 रुपये प्रति हेक्टेयर वार्षिक होगा। किसान और निजी पक्ष आपसी सहमति से अधिक राशि पर निर्णय ले सकते हैं। बावनकुले ने कहा कि यदि आदिवासी किसानों की भूमि पर प्रमुख या लघु खनिज पाए जाते हैं तो उन्हें खनिज निष्कर्षण के लिए निजी कंपनियों के साथ समझौता ज्ञापन (एमओयू) करने की अनुमति दी जाएगी। उन्होंने कहा कि किसानों को प्रति टन या निकाले गए खनिजों के आधार पर मौद्रिक लाभ मिलेगा। हालांकि लाभ की सटीक मात्रा अभी निर्धारित नहीं की गई है। महाराष्ट्र कांग्रेस विधायक दल के नेता और पूर्व मंत्री विजय वडेट्टीवार ने आरोप लगाया कि सरकार के फैसले से उद्योगपतियों को फायदा होगा। उन्होंने दावा किया कि यह निर्णय मूलतः कुछ उद्योगपतियों और प्रभावशाली लोगों को लाभ पहुंचाने के उद्देश्य से है जो प्रस्तावित नए कानून का उपयोग करके आदिवासियों का शोषण करेंगे। Follow Us On © Copyright Navbharatlive 2025 All rights reserved.</w:t>
       </w:r>
     </w:p>
     <w:p>
@@ -2647,7 +2647,7 @@
     </w:p>
     <w:p>
       <w:r>
-        <w:t>Title: OBC subcommittee meeting : ओबीसी उपसमितीच्या बैठकीत भुजबळ, पंकजा आक्रमक</w:t>
+        <w:t>Title: ‘शरद पवार तब क्यों चुप क्यों थे…’, EVM विवाद पर मंत्री बावनकुले ने दागे सवाल</w:t>
       </w:r>
     </w:p>
     <w:p>
@@ -2659,13 +2659,13 @@
           <w:rPr>
             <w:color w:val="0000FF"/>
           </w:rPr>
-          <w:t>https://pudhari.news/maharashtra/mumbai/maharashtra-obc-subcommittee-bhujbal-munde-raise-injustice-issue-ab96</w:t>
+          <w:t>https://navbharatlive.com/maharashtra/ncp-sharad-pawar-evm-demo-bawankule-reaction-1356810.html/amp</w:t>
         </w:r>
       </w:hyperlink>
     </w:p>
     <w:p>
       <w:r>
-        <w:t>Content: मुंबई : राज्याचे महसूल मंत्री चंद्रशेखर बावनकुळे यांच्या अध्यक्षतेखाली बुधवारी पहिल्याच झालेल्या आज ओबीसी मंत्रीमंडळ उपसमितीच्या बैठकीत ओबीसी नेते छगन भुजबळ आणि पंकजा मुंडे यांनी ओबीसींवर अन्याय झाला असल्याचा आरोप करत आक्रमक भूमिका घेतली. भुजबळ यांनी पुन्हा एकदा मराठा आरक्षणाच्या जीआरवर संताप व्यक्त करत, सरकारने कुणबी नोंदी संदर्भात काढलेल्या जीआरमुळे ओबीसींना फटका बसणार असल्याचा आरोप केला. मागील वीस वर्षांत ओबीसी समाजाला सरकारने कमी निधी दिला. पण केवळ 2- 3 वर्षांतच मराठा समाजाला त्याहून कितीतरी जास्त निधी दिला. तसेच सरकारच्या जीआरमधील काही शब्दांवर आक्षेप नोंदवत ओबीसींना फटका बसेल, असा जीआर काढल्याप्रकरणी इतर मागासवर्गीय विभागाच्या अधिकार्‍यांवरही राग व्यक्त केला. जीआर निघाल्यामुळे आपण सर्वजण असहाय्य झालो आहोत. त्यामुळे या ठिकाणी प्रश्न सुटला नाही, तर आम्ही न्यायालयात जाऊ, असा इशाराही त्यांनी दिला. सरकारने 2 सप्टेंबर रोजी काढलेला जीआर दबावाखाली काढलेला आहे. या प्रकरणी ओबीसीची एक समिती स्थापन झाली. तिच्याशीही या प्रकरणी चर्चा केली नाही. सरकारने यासंबंधी काही सूचना व हरकतीही मागवल्या नाहीत. या जीआरमुळे ओबीसीतील 350 हून अधिक जातींवर अन्याय झाला आहे. त्यामुळे हा जीआर मागे घ्यावा, किंवा त्यात योग्य ती सुधारणा करावी, असे सूचना भुजबळ यांनी केली. पर्यावरण मंत्री पंकजा मुंडे यांनी मराठा समाजाला बोगस प्रमाणपत्र देण्यात येऊ नयेत. तसेच मराठा आरक्षणाबाबत अवैध दाखलेही देऊ नये, अशी भूमिका घेतली. या प्रकरणी श्वेतपत्रिका काढण्याची मागणीही त्यांनी केली. या बैठकीला समितीचे सदस्य गुलाबराव पाटील, अतुल सावे, संजय राठोड, दत्तात्रय भरणे उपस्थित होते. 'Pudhari' is excited to announce the relaunch of its Android and iOS apps. Stay updated with the latest news at your fingertips. Android and iOS Download now and stay updated, anytime, anywhere. Pudhari Publications Private Limited</w:t>
+        <w:t>Content: मंत्री चंद्रशेखर बावनकुले (सोर्स: सोशल मीडिया) EVM Demo Controversy: ईवीएम के माध्यम से वोट चोरी किन-किन तरीकों से की जा सकती है, इसका प्रात्याक्षिक राष्ट्रवादी शरद पवार पार्टी द्वारा एक कार्यकर्ता सम्मेलन में दिखाया गया। उस दौरान पार्टी प्रमुख शरद पवार भी उपस्थित थे। उस दौरान कार्यकर्ताओं को जनता तक यह जानकारी पहुंचाने पर जोर दिया गया। इस पर राजस्व मंत्री चंद्रशेखर बावनकुले ने सवाल दागा है कि ईवीएम पर शरद पवार जो भी कह रहे हैं उन्होंने तब क्यों नहीं कहा जब चुनाव आयोग ने उन्हें नोटिस दिया था। उस समय किसी ने भी ईवीएम पर आक्षेप नहीं दर्ज करवाया। आयोग द्वारा ईवीएम हैक करने की चुनौती को भी किसी ने स्वीकार नहीं किया। बावनकुले ने दावा किया कि सम्मेलन के माध्यम से सिर्फ कार्यकर्ताओं को स्थिर रखने के लिए ईवीएम का प्रयोग किया है। शरद पवार की पार्टी का काम सिर्फ मोर्चा निकालना है और हम किसानों को न्याय देते हैं। वे नागपुर में पत्रकारों के सवालों का जवाब दे रहे थे। शिवसेना (यूबीटी) प्रमुख उद्धव ठाकरे के व्यक्तव्यों पर बावनकुले ने कहा कि पूर्व सीएम के रूप में उनकी छवि डैमेज हो गई है। उनका वजन कम हो गया है। कांग्रेस ने भी उन्हें अब छोड़ दिया है। बावनकुले ने कहा कि महाविकास आघाड़ी के अनेक नेता उनसे नाराज हैं। उद्धव ठाकरे ने वोटों की राजनीति के लिए जो खेल खेला वह फंस गया है। उन्हें निराशा हाथ लगी है। उनके बयानों के कारण उनकी पूर्व मुख्यमंत्री की छवि भी डैमेज हुई है। यह भी पढ़ें:- PM Modi @75: पीएम मोदी के जन्मदिन से गांधी जयंती तक BJP का ‘सेवा पखवाड़ा’, देशभर में होंगे कार्यक्रम संजय राऊत द्वारा उपमुख्यमंत्री एकनाथ शिंदे के लिए आपत्तिजनक शब्दों के प्रयोग पर कहा कि उनके पास कोई काम नहीं होने के कारण रोज सुबह उठकर केवल बयानबाजी करते रहते हैं। उनका जवाब डीसीएम एकनाथ शिंदे ही देंगे। उन्होंने कहा कि बाल ठाकरे हमारे आदरणीय हैं। उनकी तस्वीर हमारे लिए प्रेरणादायक है। मंत्री बावनकुले ने कहा कि अतिवृष्टि से हुए नुकसान की भरपाई किसानों को मिलेगी। पंचनामा शुरू है। किसी किसान पर अन्याय नहीं होगा। न्यू नागपुर के संदर्भ में कहा कि किसानों को संपादित जमीन का मुआवजा कानून के हिसाब से मिलेगा। बिना किसानों से चर्चा कर कोई निर्णय नहीं लिया जाएगा। भाजपा नेता चंद्रशेखर बावनकुले ने कहा कि ‘मैं स्वयं भूसंपादन मंत्री हूं। इसलिए किसी किसान पर अन्याय नहीं होगा।’ उन्होंने बताया कि नागपुर के तीसरे रिंग रोड को मंजूरी दे दी गई है। एनएमआरडीए के माध्यम से निर्माण होगा। उन्होंने बंजारा आरक्षण के संदर्भ में कहा कि किस समाज को आरक्षण देना है, उसका प्रस्ताव केन्द्र सरकार को भेजना होता है। उनकी मांग पर चर्चा कर उचित व सकारात्मक निर्णय लिया जाएगा। Follow Us On © Copyright Navbharatlive 2025 All rights reserved.</w:t>
       </w:r>
     </w:p>
     <w:p>
@@ -2678,7 +2678,7 @@
     </w:p>
     <w:p>
       <w:r>
-        <w:t>Title: शेत रस्त्याची कटकट मिटणार; सरकारने लॉन्च केली नवी योजना</w:t>
+        <w:t>Title: महाराष्ट्राचा नकाशा बदलणार; 81 तालुके आणि 20 जिल्हे निर्माण होणार</w:t>
       </w:r>
     </w:p>
     <w:p>
@@ -2690,13 +2690,13 @@
           <w:rPr>
             <w:color w:val="0000FF"/>
           </w:rPr>
-          <w:t>https://hellomaharashtra.in/mukhyamantri-baliraja-raste-panand-yojana-launched/</w:t>
+          <w:t>https://zeenews.india.com/marathi/maharashtra/maharashtra-state-new-district-and-taluka-formation-the-map-of-maharashtra-will-change-81-new-talukas-and-20-districts-will-be-created-in-maharashtra/940852</w:t>
         </w:r>
       </w:hyperlink>
     </w:p>
     <w:p>
       <w:r>
-        <w:t>Content: हॅलो महाराष्ट्र ऑनलाईन | राज्यातील शेतकऱ्यांसाठी सरकारने नवीन योजना सुरू केली आहे. मुख्यमंत्री बळीराजा पाणंद रस्ते योजना असे या योजनेचे नाव असून शेतीतील रस्ते वाहतुकीची समस्या मिटवण्यासाठी आणि शेतकऱ्यांच्या हितासाठी ही योजना राबवण्याचा निर्णय राज्य सरकारने घेतला आहे. यासाठीविधानसभा आमदारांच्या अध्यक्षतेखाली समिती नेमण्याचा निर्णय घेण्यात आला असून या रस्त्यांसाठी सीएसआर फंडातून निधी उपलब्ध करण्यात यावा तसेच यासाठी स्वतंत्र लेखाशीर्ष तयार करण्यात येणार असल्याची माहिती महसूलमंत्री चंद्रशेखर बावनकुळे यांनी दिली आहे. याबाबत माहिती देताना चंद्रशेखर बावनकुळे यांनी म्हटलं की… ही योजना सर्वसामान्य शेतकऱ्यांसाठी राबवण्यात आली आहे. सर्वसामान्य शेतकर्‍यांच्या आयुष्यात क्रांंती घडविणारी ही योजना आहे. शेतकर्‍याच्या शेतापर्यंत रस्ते,वीज आणि पाणी पोहोचले तर त्याला आपला माल बाजारपेठेत घेऊन जाणे शक्य होणार आहे. यासाठी सरकारने प्राधान्याने या योजनेवर भर दिला असून 17 सप्टेंबर ते 2 ऑक्टोबर या कालावधीत या योजनेच्या अंमलबजावणीच्या दृष्टीने कार्यवाही होणे आवश्यक आहे. चंद्रशेखर बावनकुळे पुढे म्हणाले की, सर्व आमदारांनी याबाबत अतिदक्ष राहून सर्व पाणंद रस्ते नकाशावर आणावेत. हा नकाशा पुढील महिनाभरात गावामध्ये प्रसिद्ध करण्यात यावा. विविध 13 योजनांच्या माध्यमातून सध्या या रस्त्यांसाठी निधी उपलब्ध करुन देण्यात यावा अशी अपेक्षाही त्यांनी व्यक्त केली. ​या योजनेसाठी मनरेगा आणि इतर १३ विविध योजनांतून निधी उपलब्ध केला जाईल. ​सीएसआर (CSR) निधीचा उपयोग करण्यासाठी प्रांताधिकारी यांचे विशेष खाते तयार केले जाईल.​एक किलोमीटरपेक्षा जास्त लांबीच्या रस्त्यांना व्हीआर नंबर देण्यासाठी प्रस्ताव पाठवला जाईल.</w:t>
+        <w:t>Content: Maharashtra State New District And Taluka Formation : भविष्यात महाराष्ट्राचा नकाशा बदलण्याची शक्यता आहे. महाराष्ट्रात नव्या 81 तालुके आणि 20 जिल्ह्यांच्या निर्मितीचा प्रस्ताव आहे. महसूल मंत्री चंद्रशेखर बावनकुळे यांनी या प्रस्ताबाबत भाष्य केले आहे. मागील अनेक वर्षांपासून महाराष्ट्रातीलनवीन जिल्ह्यांची निर्मिती होणार असल्याच्या चर्चा सुरु आहे. नविन जिल्हे आणि तालुक्यांच्या निर्मीतीमुळे प्रशासकीय सोयीसाठी आणि स्थानिक विकासाला चालना मिळणार आहे. महाराष्ट्रामध्ये एकूण 36 जिल्हे आणि 385 तालुके आहेत, तसेच मुंबई शहर जिल्ह्यात एकही तालुका नाही. हे जिल्हे 6 महसूल विभागांमध्ये विभागले आहेत. राज्यात 81 तालुके आणि सुमारे 20 जिल्हे निर्मितीचा प्रस्ताव आहे, जनगणना झाल्यावर भौगोलिक स्थिती पाहून निर्णय घेऊ, महसूल मंत्री चंद्रशेखर बावनकुळे यांची चंद्रपुरात माहिती महसूल मंत्री चंद्रशेखर बावनकुळे यांनी आपल्या चंद्रपूर दौऱ्यात राज्यातील जिल्हे आणि तालुका निर्मिती बाबत मोठे विधान केले आहे. चंद्रपूर जिल्हाधिकारी कार्यालयात आयोजित पत्र परिषदेत त्यांनी 81 तालुके आणि सुमारे 20 जिल्ह्यांच्या निर्मितीचा प्रस्ताव शासनाकडे असल्याचे सांगत जनगणना झाल्यावर , जागांची पुनर्रचना लक्षात घेतल्यावर या संबंधात भौगोलिक परिस्थिती पाहून आवश्यक असेल त्या ठिकाणी निर्णय घेऊ असे सांगितले. 1 मे 1960 रोजी महाराष्ट्राच्या स्थापनेवेळी राज्यात 26 जिल्हे होते. आतापर्यंत 10 नवीन जिल्ह्यांची निर्मिती झाली. 1 ऑगस्ट 2014 रोजी पालघर जिल्हा ठाण्यातून स्वतंत्र जिल्हा म्हणून अस्तित्वात आला. याच प्रमाणे आता नाशिकमधून मालेगाव अहमदनगरमधून शिर्डी, पुण्यातून बारामती, ठाण्यातून मीरा-भाईंदर आणि साताऱ्यातून कराड असे नविन जिल्हे निर्माण करणे प्रस्तावित आहे. तालुका निर्मितीचा निर्णय झाल्यावर जिल्हाधिकाऱ्यांच्या स्तरावर आराखडा तयार केला जातो. या आराखड्यावर लोकांकडून हरकती आणि सूचना मागवल्या जातात. सर्व हरकती आणि सूचनांचा विचार करून जिल्हाधिकारी आपला अंतिम अहवाल शासनाकडे पाठवतात, त्यानंतर शासन अंतिम निर्णय घेतला जातो. FAQ 1 महाराष्ट्रातील नवीन जिल्हे आणि तालुक्यांच्या निर्मितीबाबत प्रस्ताव काय आहे? महाराष्ट्र सरकारकडे सुमारे २० नवीन जिल्ह्यांची आणि ८१ तालुक्यांची निर्मितीचा प्रस्ताव आहे. हे प्रशासकीय सोयी आणि स्थानिक विकासासाठी प्रस्तावित आहे. मात्र, जनगणना झाल्यानंतर भौगोलिक स्थिती आणि जागांची पुनर्रचना पाहून निर्णय घेतला जाईल. 2 महसूल मंत्री चंद्रशेखर बावनकुळे यांनी याबाबत काय सांगितले? चंद्रशेखर बावनकुळे यांनी चंद्रपूर दौऱ्यातील पत्र परिषदेत हा प्रस्ताव असल्याचे सांगितले. जनगणना झाल्यानंतर भौगोलिक परिस्थिती लक्षात घेऊन आवश्यक ठिकाणी निर्णय घेण्यात येतील, असे त्यांनी स्पष्ट केले. 3 महाराष्ट्रात सध्या किती जिल्हे आणि तालुके आहेत? महाराष्ट्रात एकूण ३६ जिल्हे आणि ३५८ तालुके आहेत. मुंबई शहर जिल्ह्यात एकही तालुका नाही. हे जिल्हे ६ महसूल विभागांमध्ये विभागले आहेत (कोकण, पुणे, नाशिक, छत्रपती संभाजीनगर, अमरावती, नागपूर). वनिता सुनिल कांबळे या 'झी 24 तास' डिजिटलमध्ये सिनीयर सब एडीटर पदावर कार्यरत आहेत. न्यूज चॅनल तसेच डिजीटल मीडिया क्षेत्राचा 12 वर्षांचा अनुभव आहे. याआधी tv9 मराठी, साम टीव्ही, जय महाराष्ट्र न्यूज चॅनल, नवराष्ट्र येथे काम केलं आहे. महाराष्ट्रातील राजकीय बातम्यांसह देश विदेशातील राजकीय घडामोडींचे बातम्यांच्या माध्यमातून सखोल विश्लेषण करतात. क्राईम, व्यवसाय, राष्ट्रीय आणि जागतिक घडामोडींचे वृत्त लिखाण करतात. यासह पर्यटन, सायन्स, टेक्नॉलॉजी तसेच रिसर्चबेस स्टोरी करण्याची विशेष आवड. ...Read More वनिता सुनिल कांबळे या 'झी 24 तास' डिजिटलमध्ये सिनीयर सब एडीटर पदावर कार्यरत आहेत. न्यूज चॅनल तसेच डिजीटल मीडिया क्षेत्राचा 12 वर्षांचा अनुभव आहे. याआधी tv9 मराठी, साम टीव्ही, जय महाराष्ट्र न्यूज चॅनल, नवराष्ट्र येथे काम केलं आहे. महाराष्ट्रातील राजकीय बातम्यांसह देश विदेशातील राजकीय घडामोडींचे बातम्यांच्या माध्यमातून सखोल विश्लेषण करतात. क्राईम, व्यवसाय, राष्ट्रीय आणि जागतिक घडामोडींचे वृत्त लिखाण करतात. यासह पर्यटन, सायन्स, टेक्नॉलॉजी तसेच रिसर्चबेस स्टोरी करण्याची विशेष आवड. By accepting cookies, you agree to the storing of cookies on your device to enhance site navigation, analyze site usage, and assist in our marketing efforts. By continuing to use the site, you agree to the use of cookies. You can find out more by clicking this link</w:t>
       </w:r>
     </w:p>
     <w:p>
@@ -2709,7 +2709,7 @@
     </w:p>
     <w:p>
       <w:r>
-        <w:t>Title: नागपुरातील ज्ञानयोगी जिचकर पूल उद्घाटनाच्या दुसऱ्याच दिवशी बंद; नागरिक संतप्त</w:t>
+        <w:t>Title: OBC Funding Shortfall : ओबीसी समाजाला २५ वर्षात केवळ २,५०० कोटी दिले !छगन भुजबळांची खंत</w:t>
       </w:r>
     </w:p>
     <w:p>
@@ -2721,13 +2721,13 @@
           <w:rPr>
             <w:color w:val="0000FF"/>
           </w:rPr>
-          <w:t>https://www.nagpurtoday.in/nagpurs-gyanyogi-jichkar-bridge-closed-on-the-second-day-of-inauguration-citizens-angry/09132030</w:t>
+          <w:t>https://www.navakal.in/news/obc-funding-shortfall-chhagan-bhujbal-marathi-news/</w:t>
         </w:r>
       </w:hyperlink>
     </w:p>
     <w:p>
       <w:r>
-        <w:t>Content: नागपूर : धरमपेठ परिसरातील ज्ञानयोगी जिचकर पूल शनिवारी (१२ सप्टेंबर) मोठ्या जल्लोषात व प्रमुख नेत्यांच्या उपस्थितीत उद्घाटन करण्यात आला. मात्र, दुसऱ्याच दिवशी हा पूल नागरिकांसाठी बंद करण्यात आल्याने नागपूरकरांमध्ये संताप व्यक्त होत आहे. शुक्रवारी झालेल्या उद्घाटन सोहळ्यास मुख्यमंत्री देवेंद्र फडणवीस, केंद्रीय मंत्री नितीन गडकरी व पालकमंत्री चंद्रशेखर बावनकुळे उपस्थित होते. मोठ्या प्रमाणावर भाजप कार्यकर्त्यांची गर्दी, फटाके, बॅनरबाजी आणि ढोल-ताशांच्या गजरात या पुलाचे लोकार्पण करण्यात आले. नागरिकांमध्ये यामुळे उत्साहाचे वातावरण होते. मात्र, आज (रविवार, १३ सप्टेंबर) सकाळपासून पुलावर प्रवेश बंद करण्यात आला. अचानक पूल बंद झाल्याने नागरिकांचा प्रश्न निर्माण झाला आहे की उद्घाटनाची एवढी घाई नेमकी का केली? जर पुलाचे सर्व तांत्रिक काम पूर्ण झालेले नसेल, तर उद्घाटन सोहळ्याचा एवढा दिखावा करण्याची गरज काय होती, असा सवाल स्थानिकांनी उपस्थित केला आहे. काही नागरिकांनी सोशल मीडियावर संताप व्यक्त करत “आम्हाला फक्त फित कापण्याचा कार्यक्रम दाखवायचा होता का?” असा टोलाही लगावला. पूल का बंद करण्यात आला याबाबत प्रशासनाकडून कोणतीही अधिकृत माहिती देण्यात आलेली नाही. मात्र, काही तांत्रिक कारणांमुळे किंवा सुरक्षेच्या दृष्टीने पूल वापरासाठी खुला करण्यात आलेला नसल्याची चर्चा आहे. विरोधकांनीही या प्रकारावर सरकारवर निशाणा साधला आहे. “नागरिकांचा पैसा खर्च करून अधुरी कामं उद्घाटनासाठी उघडणं म्हणजे सरळसरळ जनतेची फसवणूक आहे” असा आरोप विरोधकांकडून केला जात आहे. नागपूरमधील वाहतूक कोंडी कमी करण्यासाठी हा पूल महत्त्वाचा मानला जात होता. मात्र उद्घाटनानंतरच बंद झाल्याने नागपूरकरांना दिलासा मिळण्याऐवजी संभ्रमाची परिस्थिती निर्माण झाली आहे. आता प्रशासन पूल कधीपर्यंत खुला करतो याकडे सर्वांचे लक्ष लागले आहे.</w:t>
+        <w:t>Content: OBC Funding Shortfall – Chhagan Bhujbal OBC Funding Shortfall – Bhujbal- राज्यातील आरक्षणाच्या प्रश्नावरून सुरू असलेल्या आंदोलनांच्या पार्श्वभूमीवर आज अन्न... OBC Funding Shortfall – Chhagan Bhujbal OBC Funding Shortfall – Bhujbal- राज्यातील आरक्षणाच्या प्रश्नावरून सुरू असलेल्या आंदोलनांच्या पार्श्वभूमीवर आज अन्न व नागरी पुरवठा मंत्री छगन भुजबळ (Chhagan Bhujbal) यांनी आपली भूमिका मांडली. गेल्या २५ वर्षांत ओबीसी समाजाला (OBC community)केवळ २५०० कोटी रुपये देण्यात आले. परंतु केवळ तीन वर्षांत मराठा समाजाला तब्बल २५ हजार कोटी रुपयांचा निधी देण्यात आला. ५४ टक्के लोकसंख्या असूनही ओबीसी समाजाला कमी निधी मिळत आहे अशी खंत त्यांनी व्यक्त केली. राज्यात आरक्षणाच्या मुद्द्यावरुन सुरू असलेल्या आंदोलन, मोर्चांच्या पार्श्वभूमीवर सरकारच्या मंत्रिमंडळ ओबीसी उपसमितीची मंत्री चंद्रशेखर बावनकुळे यांच्या अध्यक्षतेखाली बैठक झाली. मराठा समाजाला कुणबी प्रमाण पत्र देताना पुराव्यांवर कोणतीही खाडाखोड नको, ओव्हर राईटिंग नको असा महत्त्वाचा निर्णय बैठकीत घेण्यात आला. या बैठकीत ओबीसी महामंडळांसाठी ३२०० कोटी रूपये जे जाहीर झाले आहेत ते पैसे मिळावेत अशी मागणी करण्यात आली.ओबासीच्या नोकरभरतीचा अनुशेष भरून निघावा ही मागणी करण्यात आली. ओबीसी समाजातील विद्यार्थ्यांसाठी असलेल्या शिष्यवृत्ती बंद पडू नयेत, प्रत्येक जिल्ह्यात वसतिगृह सुरू करावीत, तसेच प्रादेशिक ओबीसी कार्यालयांसाठी जागा उपलब्ध करून द्यावी, अशी मागणी बैठकीत करण्यात आली. छगन भुजबळ म्हणाले की, २५ वर्षात ओबीसीला २५०० कोटी आणि ३ वर्षात मराठा समाजाला २५ हजार कोटी रुपये दिले गेले आहे. अण्णासाहेब पाटील आर्थिक विकास महामंडळला ७५० कोटी रुपये देण्यात आले. मागासवर्गीय विकास महामंडळाला केवळ ५ कोटी रुपये दिले आहेत. हा विरोधाभास योग्य नाही. १९३१ पासून ओबीसी समाज हा ५४ टक्के आहे असं सांगण्यात आलं. आम्ही एवढ्या मोठ्या संख्येने आहे आणि आम्हाला केवळ ५ कोटी रुपये दिले जातात.सरकारने मराठा समाजाच्यादबावाखाली हैदराबाद गॅझेटियरचा जीआर काढला. कुणबी समाज नावाने माळी समाज, समता परिषद यांच्या नावाने आम्ही आरक्षण जीआरविरोधात रीट दाखल करत आहोत. ओबीसी समाजातील ४ लोकांनी आत्महत्या केली आहे, आत्महत्याग्रस्त कुटुंबातील लोकांना शासनाने मदत करावी. बैठकीनंतर चंद्रशेखर बावनकुळे म्हणाले की, ओबीसी मंत्रालयाला २९०० कोटी रुपये मिळायला हवी. राज्यात २२ ओबीसी महामंडळे आहेत. त्याला देखील निधी मिळायला हवी. त्याबाबतची पुरवणी मागणी सादर करण्याचा निर्णय झाला आहे. या बैठकीत एकूण १८ ते १९ विषयांवर चर्चा झाली. हे देखील वाचा – राज्य मंत्रिमंडळाचे शिक्षण, उद्योग, ऊर्जा आणि पायाभूत सुविधांसाठी 8 महत्त्वाचे निर्णय स्थानिक स्वराज्य निवडणुका ३१ जानेवारी २०२६ पर्यंत घ्या! सुप्रीम कोर्टाचा आदेश आर्थिक स्थितीवर श्वेतपत्रिका काढा अन्यथा काळीपत्रिका काढू! पटोलेंचा इशारा Add. Display : +91 8108116423 / +91 8108116429 | Classified : +91 8422817445</w:t>
       </w:r>
     </w:p>
     <w:p>
@@ -2740,7 +2740,7 @@
     </w:p>
     <w:p>
       <w:r>
-        <w:t>Title: स्थानिक स्वराज्य संस्थांमध्ये भाजपचे ‘टार्गेट ५१ टक्के’: चंद्रशेखर बावनकुळे</w:t>
+        <w:t>Title: मराठा-कुणबी जात प्रमाणपत्र देताना पूर्णपणे पडताळणी करुनच द्यावेत, ओबीसी मंत्रालय उपसमितीच्या बैठकीत निर्णय</w:t>
       </w:r>
     </w:p>
     <w:p>
@@ -2752,13 +2752,13 @@
           <w:rPr>
             <w:color w:val="0000FF"/>
           </w:rPr>
-          <w:t>https://www.lokmat.com/nagpur/bjp-targets-51-percent-in-local-bodies-election-said-chandrashekhar-bawankule-a-a382-c719/?utm_source=Lokmat.com&amp;utm_medium=shorts_desktop_headline</w:t>
+          <w:t>https://mpbreakingnews.in/marathi/maharashtra/maratha-kunbi-certificates-should-be-issued-only-after-thorough-verification-decision-taken-in-obc-ministry-sub-committee-meeting-05-697489</w:t>
         </w:r>
       </w:hyperlink>
     </w:p>
     <w:p>
       <w:r>
-        <w:t>Content: हिंदी | English सोमवार १५ सप्टेंबर २०२५ FOLLOW US : शहरं व्हिडीओ सखी आणखी By योगेश पांडे | Updated: September 14, 2025 20:59 IST2025-09-14T20:56:06+5:302025-09-14T20:59:35+5:30 योगेश पांडे, लोकमत न्यूज नेटवर्क, नागपूर : आगामी स्थानिक स्वराज्य संस्थांच्या निवडणूकीत भाजपने प्रत्येक मतदारसंघात किमान ५१ टक्के मते मिळविण्याचे टार्गेट ठेवले आहे. या दृष्टीने जागोजागी कार्यकर्ता संवाद मेळाव्यांना सुरुवात झाली आहे. विशेष म्हणजे विरोधकांच्या आरोपींना मोडून काढण्याचे मोठे आव्हान भाजपसमोर आहे. त्याच दृष्टीने पक्षाच्या नेत्यांकडून कार्यकर्त्यांना त्यासंदर्भातील नियोजनाबाबत मार्गदर्शन करण्यात येत आहे.नागपूर जिल्ह्यातील महादुला व बहादुरा भागात भाजपच्या कार्यकर्ता संवाद मेळाव्याचे आयोजन करण्यात आले होते. त्यात महसूलमंत्री चंद्रशेखर बावनकुळे यांनी स्पष्टच आवाहन केले. स्थानिक स्वराज्य संस्थांच्या निवडणुकीत भाजपच्या उमेदवाराला किमान ५१ टक्के मते मिळतील या अनुषंगाने काम करा आणि पंचायत ते पार्लमेंट भारतीय जनता पक्षाला मजबूत करा, असे आवाहन त्यांनी केले. भाजप हा समाजाच्या शेवटच्या व्यक्तीचा विचार करणारा पक्ष आहे. त्यामुळे कार्यकर्त्यांनी केंद्र आणि राज्याच्या योजना सामान्यांपर्यंत पोहचविल्या पाहिजे. जे वचन मी विधानसभा निवडणुकीत तुम्हाला दिले होते ते मी पूर्ण करणार आहे. ज्यांना घर नाही त्यांना पंतप्रधान आवास योजनेतून घरे देणार आहे. लाडकी बहीण योजना बंद केली जाणार नाही, असे मुख्यमंत्र्यांनी सांगितले आहे. ते महिलांपर्यंत पोहोचवा. त्यामुळे तुम्ही पक्ष मजबूत करण्यासाठी घरोघरी भेट द्या, असे बावनकुळे यांनी सांगितले. जो जिंकून येऊ शकतो आणि जनतेच्या पसंतीचा असलेल्या उमेदवारालाच तिकीट देण्यात येईल असे त्यांनी स्पष्ट केले. यावेळी भाजप जिल्हाध्यक्ष आनंदराव राऊत, चेतन खडसे, हरीश कंगाली, ब्रम्हा काळे, राजेश रंगारी इत्यादी पदाधिकारी प्रामुख्याने उपस्थित होते. सुनिल केदारांवर हल्लाबोल यावेळी बावनकुळे यांनी कॉंग्रेस नेते सुनिल केदार यांच्यावर हल्लाबोल केला. काँग्रेस मत चोरीचा आरोप करीत आहे. परंतु ज्यांनी शेतकऱ्यांचे दीडशे कोटी रुपये खाल्ले व जे जामिनावर बाहेर आहेत, त्यांना आरोप करण्याचा अधिकार आहे का असा सवाल त्यांनी केला. कॉंग्रेसने कामठीमध्ये मोर्चा काढला. मात्र त्या ठिकाणी मी ९५ पैकी ७५ बुथवर मागे होतो. मग मतचोरी कोणी केली, असा सवाल त्यांनी केला. काँग्रेस पक्ष खोटा अजेंडा राबवित आहे. ते खोडून काढा, त्यांना उत्तर द्या असे बावनकुळे यांनी सांगितले. FOLLOW US : Copyright © 2025 Lokmat Media Pvt Ltd</w:t>
+        <w:t>Content: OBC Ministry sub-committee meeting : जात प्रमाणपत्र इश्यू करताना त्यावर खाडोखोड किंवा बोगस जोडलेल्या पुराव्यावर आधार घेऊन जात प्रमाणपत्र सादर करू नये. तसेच कुणबी-मराठा आणि मराठा-कुणबी जात प्रमाणपत्र दाखला देताना त्याची पडताळणी करून खबरदारी, खबरदारी घेऊनच जात प्रमाणपत्र दिले पाहिजेत. जे इशू ऑफिसर आहेत त्यांनी सर्व बाबी पाहूनच जात प्रमाणपत्र दिले पाहिजे. असं ओबीसी मंत्रालय उपसमितीचे अध्यक्ष चंद्रशेखर बावनकुळे म्हणाले. ओबीसी उपसमितीची बैठक पार पडली. या बैठकीनंतर त्यांनी माध्यमांशी संवाद साधला, त्यावेळी ते बोलत होते. बैठकीत अनेक विषयावर चर्चा झाली. ओबीसी मंत्रालयासाठी 2900 कोटी रुपये जे बजेटेड आहे. ते 2900 कोटी रुपये मिळाले पाहिजेत. तसेच ओबीसीमध्ये 22 उपमहामंडळ आहेत. या महामंडळाच्या मागण्या पूर्ण करत असताना त्यातील काही मागण्या ओबीसी अर्थ मंत्रालय सादर केल्या पाहिजेत. याबाबत ही बैठकीत चर्चा झाली. काही पदांचा अनुशेष आहे, तो अनुशेष भरावा, प्रस्ताव पाठवणार आहोत. मुख्य म्हणजे ओबीसींच्या नोकर भरती करावी. जवळपास 18-19 विषयावर बैठकीत चर्चा झाली. तसेच ज्या ओबीसींच्या योजना आहेत, त्या कुठेही बंद पडू नये. काही योजनांना शिष्यवृत्ती असते, त्याही योजना चालू राहावा. आणि शिष्यवृत्तीची थकबाकी पूर्ण करावी. असं बावनकुळे म्हणाले. बैठकीत छगन भुजबळ यांनी काही मुद्दे मांडले. मराठा-कुणबी किंवा कुणबी-मराठा जात प्रमाणपत्राची खाडाखोड कशी होते. हे भुजबळ यांनी दाखवलं. तसेच जात प्रमाणपत्र देताना ते खाडाखोड कागदपत्रावर देऊ नये, यावर बैठकीत चर्चा झाली. अशी मागणी बैठकीत भुजबळ यांनी दिली. तसेच ओबीसींची जी वस्तीगृह आहेत. ती प्रत्येक जिल्ह्यात असली पाहिजेत. ओबीसींची विभागीय कार्यालयं झाली पाहिजेत, विशेष म्हणजे तरतुदीनुसार ओबीसींना निधी मिळाला पाहिजे. यावर देखील बैठकीत चर्चा झाली. असं ओबीसी उपसमितीचे अध्यक्ष चंद्रशेखर बावनकुळे यांनी सांगितले. बोगस मराठा-कुणबी आणि कुणबी-मराठी जात प्रमाणपत्र दाखल सादर केले आहेत. अनेक ओरिजनल दाखल्यावर खाडाखोड केलेली आहे… हाताने लिहिलेले आहे, अशी अनेक जात प्रमाणपत्र सादर केलेली आहेत. ही बोगस जात प्रमाणपत्र मी आज ओबीसी मंत्रालय उपसमितीच्या बैठकीत दाखवले. जसे मराठा आरक्षण मिळावे यासाठी शिंदे समिती गठित केली होती. तसेच बोगस जात प्रमाणपत्र शोधून काढण्यासाठी सरकारने आणखी एक समिती गठीत करावी, अशी मागणी यावेळी मंत्री आणि ओबीसी नेते छगन भुजबळ यांनी केली. तसेच ओबीसी आरक्षण टिकावे यासाठी आम्ही न्यायालय लढाई लढत आहोत. पण ओबीसी समाजातील कोणीही आत्महत्या करू नये, असं आवाहन छगन भुजबळ यांनी केलं. MP Breaking Marathi News is a dedicated Marathi digital news platform by INTUITIVE NEWS &amp; MEDIA PRIVATE LIMITED. Launched as a subdomain of the leading Hindi news portal MP Breaking News, our goal is to deliver fast, accurate, and trustworthy news in Marathi.From politics to entertainment, sports to lifestyle—we bring updates from every segment, tailored for our Marathi-speaking audience. With a strong commitment to authenticity and speed, we aim to become your most reliable source of regional, national, and global news in Marathi. Contact us: mpbreakingnews (at) gmail.com Bhopal News Indore News Jabalpur News Gwalior News Play Store Apple Store © 2025 Intuitive News &amp; Media Pvt. Ltd. | Powered By Parshva Web Home | Contact Us | Policies | Terms and Conditions</w:t>
       </w:r>
     </w:p>
     <w:p>
@@ -2771,7 +2771,7 @@
     </w:p>
     <w:p>
       <w:r>
-        <w:t>Title: CM Baliraja Panand Yojana: शेत रस्त्यांचा मार्ग मोकळा, सरकारकडून शेतकऱ्यांसाठी नव्या योजनेची घोषणा</w:t>
+        <w:t>Title: Maharashtra Politics Live Update : ट्रम्प यांच्या एच-1 बी व्हिसावरील निर्णयावर भारताची पहिली प्रतिक्रिया</w:t>
       </w:r>
     </w:p>
     <w:p>
@@ -2783,13 +2783,13 @@
           <w:rPr>
             <w:color w:val="0000FF"/>
           </w:rPr>
-          <w:t>https://www.esakal.com/mumbai/mukhyamantri-baliraja-panand-roads-scheme-transportation-problem-agriculture-maharashtra-farmers-benifits-mvk02</w:t>
+          <w:t>https://sarkarnama.esakal.com/maharashtra/maharashtra-20-september-2025-latest-marathi-political-news-manoj-jarange-patil-obc-reservation-mahayuti-devendra-fadnavis-uddhav-thackeray-ajit-pawar-eknath-shinde-ncp-mns-shivsena-ubt-rahul-gandhi-election-commission-mumbai-pune-chhagan-bhujbal-ncp-bjp-local-body-elections</w:t>
         </w:r>
       </w:hyperlink>
     </w:p>
     <w:p>
       <w:r>
-        <w:t>Content: CM Baliraja Panand Yojana ESakal ​मुंबई : राज्यातील शेतीमधील वाहतुकीची समस्या सोडवण्यासाठी आणि शेतकऱ्यांच्या हितासाठी ‘मुख्यमंत्री बळीराजा पाणंद रस्ते’ अशा नवीन योजनेची घोषणा करण्यात आली आहे. त्याबरोबरच विधानसभा आमदारांच्या अध्यक्षतेखाली समिती नेमण्याचा निर्णय घेण्यात आला असून, या रस्त्यांसाठी सीएसआर फंडातून निधी उपलब्ध करण्यात यावा तसेच यासाठी स्वतंत्र लेखाशीर्ष तयार करण्यात येणार आहे. अशी माहिती महसूलमंत्री चंद्रशेखर बावनकुळे यांनी दिली. सह्याद्री अतिथिगृह येथे झालेल्या या बैठकीत हे निर्णय घेण्यात आले. बैठकीच्या अध्यक्षस्थानी महसूलमंत्री चंद्रशेखर बावनकुळे होते. यावेळी मंत्री जयकुमार गोरे, मंत्री भरत गोगावले, राज्यमंत्री आशीष जयस्वाल यांच्यासह समितीतील खासदार आणि आमदार उपस्थित होते. महसूलमंत्री चंद्रशेखर बावनकुळे म्हणाले की, शेतकऱ्यांच्या आयुष्यात क्रांती घडविणारी ही योजना आहे. शेतापर्यंत रस्ते, वीज आणि पाणी पोहोचले तर त्याला माल बाजारपेठेत घेऊन जाणे शक्य होईल. यासाठी सरकारने प्राधान्याने या योजनेवर भर दिला असून, १७ सप्टेंबर ते २ ऑक्टोबर या कालावधीत या योजनेच्या अंमलबजावणीच्या दृष्टीने कार्यवाही होणे आवश्यक आहे. यासाठी प्रथमतः सीमांकन करणे आवश्यक असून, सर्व आमदारांनी याबाबत अतिदक्ष राहून सर्व पाणंद रस्ते नकाशावर आणावेत. हा नकाशा पुढील महिनाभरात गावामध्ये प्रसिद्ध करण्यात यावा. विविध १३ योजनांच्या माध्यमातून सध्या या रस्त्यांसाठी निधी उपलब्ध करून देण्यात यावा, अशी अपेक्षाही त्यांनी व्यक्त केली. या योजनेच्या कामकाजासाठी आमदारांच्या अध्यक्षतेखाली मतदारसंघनिहाय एक समिती स्थापन केली जाईल. पुढील सहा महिन्यांत गावाचा नकाशा तयार करून तो गावात प्रसिद्ध करावा. ​ योजनेसाठी मनरेगा आणि इतर १३ विविध योजनांतून निधी उपलब्ध केला जाईल. सकाळ+ चे सदस्य व्हा ब्रेक घ्या, डोकं चालवा, कोडे सोडवा! शॉपिंगसाठी 'सकाळ प्राईम डील्स'च्या भन्नाट ऑफर्स पाहण्यासाठी क्लिक करा. Read latest Marathi news, Watch Live Streaming on Esakal and Maharashtra News. Breaking news from India, Pune, Mumbai. Get the Politics, Entertainment, Sports, Lifestyle, Jobs, and Education updates. And Live taja batmya on Esakal Mobile App. Download the Esakal Marathi news Channel app for Android and IOS. Follow Us Copyright © 2025 - Sakal Media Pvt Ltd - All rights reserved. Powered by Quintype</w:t>
+        <w:t>Content: आगामी स्थानिकच्या पार्श्वभूमिवर एकनाथ शिंदेची शिवसेना आक्रमकपणे नियोजन करताना दिसत आहे. याचदरम्यान रायगडमध्ये अद्याप शिनसेना आणि अजित पवार यांच्या राष्ट्रवादीतील वाद संपलेला दिसत नाहीय. अशातच मंत्री भरत गोगावले यांनी, निवडणुका स्वतंत्र लढण्याची आमची देखील तयारी असल्याचे सांगत महायुतीलाच इशारा दिला आहे. त्यांनी, आम्ही देखील मेलेल्या आईचे दूध प्यायलेलो नाही, पण महायुती म्हणून लढावं ही आमची भूमिका असल्याचे म्हणाले आहे. ते चिपळूनमध्ये प्रसारमाध्यमांशी बोलत होते. ओबीसी आंदोलक लक्ष्मण हाके यांची एक कथित व्हाट्सअप ऑडिओ कॉल रेकॉर्डिंग व्हायरल झाली आहे‌. यामुळे सोशल माध्यमांवर मोठी चर्चा सुरू झाली आहे. एक व्यक्ती लक्ष्मण हाके यांना फोनवरून बोलताना तुम्ही समाजासाठी खूप काम करत आहात तुम्हाला काहीतरी मानधन द्यायचं आहे. यावर लक्ष्मण हाके म्हणतात काय मानधन देताय बोला. त्यावर समोरून बोलणारा व्यक्ती म्हणतो एक लाख रुपयांपर्यंत ऑनलाइन गुगल पे, फोन पे वर पैसे पाठवतो. त्यावर लक्ष्मण हाके म्हणतात एक मिनिट थांबा आणि रितेश नावाच्या व्यक्तीला विचारतात यूपीआय नंबर, फोन पे, गुगल पे नंबर आहे का ? अशी हि व्हिडिओ कॉल रेकॉर्डिंग प्रचंड व्हायरल होत आहे. याची मोठी चर्चा होत आहे. अमेरिकेचे राष्ट्राध्यक्ष डोनाल्ड ट्रम्प भारतीवर पुन्हा एकदा मोठा निर्णय लादला. त्यांनी एच-1 बी व्हिसावरील शुल्क तब्बल एक लाख डॉलर म्हणजेच भारतीय रुपयांमध्ये 88 लाखांपर्यंत वाढवण्याचा निर्णय घेतला. यामुळे अनेक भारतीयांचे अमेरिकेला जाण्याचे स्वप्नावर पाणी फेरलं आहे. यादरम्यान भारताची पहिली प्रतिक्रिया समोर आली असून अमेरिकेनं घेतलेल्या या निर्णयाचे काय परिणाम होऊ शकतात याचं मूल्यांकन सुरू आहे, तसेच या निर्णयामुळे तंत्रज्ञान आणि उद्योग क्षेत्रात होत असलेल्या बदलांवर देखील आम्ही बारीक नजर ठेवून आहोत असं भारत सरकारने म्हटलं आहे. महसूलमंत्री चंद्रशेखर बावनकुळे यांचा आज चंद्रपूर दौरा होता. यातील जनसंवाद उपक्रमाच्यामाध्यमातून ते लोकांशी संवाद साधणार होते. मात्र, त्यांनी केवळ देखावा केला असून, निवेदने स्वीकारून लोकांची बोळवण केली, असा आरोप आम आदमी पक्षाने केला. सर्वसामान्य नागरिक आणि आपचे पदाधिकारीही या जनसंवाद कार्यक्रमासाठी उपस्थित झाले. अनेकांना आपल्या समस्या त्यांच्यापुढे मांडायच्या होत्या. मात्र बावनकुळे यांनी एकही व्यक्तीची समस्या ऐकली नाही. केवळ लेखी निवेदने स्वीकारली आणि आलेल्या लोकांची दिशाभूल केली, असा आरोप आपने केला. उद्धव ठाकरे यांच्या सरकारच्या काळातील शिवभोजन थाळी योजना सुरूच राहणार असल्याचे स्पष्ट संकेत महसूलमंत्री चंद्रशेखर बावनकुळे यांनी दिले आहेत. या शिवभोजन थाळी योजनेसाठी सरकारने दोनशे कोटी रुपये मंजूर केले असल्याची माहिती त्यांनी दिली आहे. माजी आमदार अशोक कोंडीबा टेकवडे यांच्यासह दहा जणांविरुद्ध पुणे ग्रामीण पोलिसांनी गुन्हा दाखल करत मोठी कारवाई केली आहे. पुणे जिल्ह्यातील शिरूर तालुक्यातील गणेगाव दुमाला या ठिकाणी असलेल्या सचिन गरड नावाच्या शेतकऱ्याची जमीन गहाण ठेवून माजी आमदारांसह इतर आरोपींनी कर्ज काढल्याचा धक्कादायक प्रकार समोर आला आहे. कृषिमंत्री दत्तात्रय भरणे यांनी अकोला येथे मोठं विधान केलं आहे. त्यांनी पाऊस थांबताच शेतीच्या नुकसानीचे पंचनामे करून सरकार शेतकऱ्यांना मदत करणार असल्याचं जाहीर केलं आहे. तसेच जून-जुलै महिन्यात झालेल्या नुकसानीबाबत शेतकऱ्यांच्या खात्यात नुकसान भरपाई जमा करण्याची प्रक्रिया सुरू असल्याची माहितीही त्यांनी दिली आहे. महाराष्ट्राचे मुख्यमंत्री देवेंद्र फडणवीस यांनी नाशिक त्र्यंबकेश्वर येथे चार ते पाच पत्रकारांवर झालेल्या अमानुष मारहाणीची घटनेची गंभीर दखल घेतली आहे.त्यांनी नाशिक जिल्हाधिकारी आणि पोलिसांशी संपर्क साधला असून त्वरित कारवाईचे आदेश दिले आहेत. उद्धव ठाकरे यांच्या सरकारच्या काळात बुलेट ट्रेन प्रकल्पाला मंजुरी देण्यात आली नव्हती, त्यामुळे बुलेट ट्रेन प्रकल्पाला विलंब झाला. पण तो विलंबही भरून काढण्याचे काम सध्या सुरू आहे. बुलेट ट्रेन पूर्ण झाल्यानंतर अहमदाबाद-मुंबईचा प्रवास हा दोन तास सात मिनिटांत करता येणार आहे, असे रेल्वेमंत्री अश्विन वैष्णव यांनी सांगितले. महाविकास आघाडी सरकारच्या काळात सुरू करण्यात आलेली शिवभोजन थाळी योजना सुरू ठेवण्याचा निर्णय महायुती सरकारने घेतला आहे. याबाबतची माहिती महसूल मंत्री चंद्रशेखर बावनकुळे यांनी दिली आहे. या शिवभोजन थाळी योजनेसाठी २०० कोटी रुपयांची तरतूद करण्यात आली आहे, असेही बावनकुळे यांनी स्पष्ट केले. ओला दुष्काळ जाहीर करण्याच्या मागणीसाठी हिंगोलीत शिवसेना उद्धव बाळासाहेब ठाकरे पक्षाकडून कृषिमंत्री दत्तात्रेय भरणे यांना काळे झेंडे दाखविण्यात आले. या वेळी शिवसैनिकांनी काही वेळ कृषिमंत्री भरणे यांची गाडी अडवली होती. मात्र, पोलिसांनी शिवसैनिकांना बाजूला केल्यानंतर कृषिमंत्री नियोजित स्थळाकडे रवाना झाले. ओला दुष्काळ जाहीर करा नाही तर खुर्च्या खाली करा, अशी घोषणाबाजी या वेळी शिवसैनिकांनी केली. सोलापूर जिल्ह्यात यंदा अतिवृष्टी झाली आहे. या अतिवृष्टीमुळे जिल्ह्यातील एक लाख ६६ हेक्टर क्षेत्रावरील खरीप पिकांचे नुकसान झाले आहे, असा प्राथमिक अहवाल कृषी विभागाने दिला आहे. अजूनही पाऊस सुरू झाली आहे, त्यामुळे नुकसान आणखी वाढण्याची शक्यता वर्तविण्यात येत आहे. एसटी महामंडळाकडून महत्त्वाचा, मोठा निर्णय घेण्यात आला आहे. एसटी महामंडळाकडून 17 हजार 450 कंत्राटी पद्धतीने नोकऱ्या देण्यात येणार आहेत. यात चालक आणि सहाय्यक अशा पदांसाठी भरती होणार आहेत. परिवहन मंत्री प्रताप सरनाईक यांनी याबाबत माहिती दिली आहे. सरकारमध्ये असलेला पालकमंत्री शेतकऱ्यांच्या बांधावर दिसत नाही. प्रशासन देखील नुकसानीचा अर्धा सर्वे करतात. भारताची नेपाळपेक्षा वाईट अवस्था सध्या आहे. अमरावतीचे पालकमंत्री चंद्रशेखर बावनकुळे अजूनही शेतकऱ्यांच्या बांधावर पोहोचले नाहीत. बावनकुळे यांना अमरावतीत आल्यानंतर गणपती, दहीहंडी साठी वेळ मिळतो. शेतकरी सध्या वाऱ्यावर आहे. निवडणुकीच्या आधी शेतकरी फक्त हिंदू असतो. सत्ता आल्यानंतर शेतकरी हिंदू नसतो” अशी बोचरी टीका बच्चू कडू यांनी केली. भाजप आमदार गोपीचंद पडळकर यांनी राष्ट्रवादी काँग्रेसचे नेते जयंत पाटील यांच्याबद्दल केलेल्या वक्तव्यावरून तीव्र नाराजी व्यक्त होत आहे. हे वक्तव्य महाराष्ट्राच्या सांस्कृतिक वारशाला व राजकीय परंपरेला शोभणारे नसल्याची टीका काँग्रेस प्रवक्ते सचिन सावंत यांच्याकडून करण्यात आली आहे. भाजपाच्या मोहिमेचा भाग म्हणूनच अशा वादग्रस्त विधानांना प्रोत्साहन दिले जाते, असा आरोप विरोधकांनी केला आहे. विरोधकांना अस्वस्थ करणे, तपास यंत्रणांचा वापर करून दडपशाही करणे आणि माध्यमांवर दबाव आणणे ही भाजपाची ठरलेली रणनीती असल्याचेही सांगितले गेले. Pune News : पोलीस दलामध्ये काम करू इच्छिणाऱ्या तरुणांसाठी अत्यंत महत्त्वाची बातमी समोर आली आहे. राज्य सरकारकडून लवकरच एका मोठ्या पोलीस भरतीची घोषणा होणार आहे. पुणे पोलीस दलामध्ये एक मोठी भरती होणारातून त्याबाबतच्या प्रस्तावाला तत्वतः मान्यता देण्यात आली आहे. त्यामुळे लवकरच ही भरती प्रक्रिया सुरू होणार असल्याचं सांगितलं जात आहे. आमदार गोपीचंद पडळकर यांनी जयंत पाटील यांच्यावर मर्यादा सोडून केलेल्या टीकेबाबत इस्लामपूर येथे समर्थांकांकडून रास्ता रोको. आमदार गोपीचंद पडळकर यांच्या विधानावर राष्ट्रवादी काँग्रेसने नाराजी व्यक्त करत आंदोलन केले. शरदचंद्र पवारांच्या नेतृत्वाखालील राष्ट्रवादी कार्यकर्त्यांनी नागपूरच्या व्हेरायटी चौकात पडळकर यांच्या विरोधात जोरदार निषेध नोंदवला. कार्यकर्त्यांनी घोषणाबाजी करून पडळकर यांच्यावर तक्रार केली. #WATCH | Gujarat | PM Modi conducts a roadshow in Bhavnagar(Source: ANI/DD) pic.twitter.com/zSRMrA3fwc मुख्यमंत्री माझी लाडकी बहीण योजनेतील सर्व लाडक्या बहिणींनी E-KYC प्रक्रिया लवकरात लवकर करावी. ही प्रक्रिया आपल्या सर्वांच्या हितासाठीच असून यामुळे लाडक्या बहिणींच्या सन्मान निधी वितरणात सुलभता व सुसूत्रता येणार आहे. E-KYC प्रक्रिया लाडक्या बहिणींच्या हिताची !मुख्यमंत्री माझी लाडकी बहीण योजनेतील सर्व लाडक्या बहिणींनी E-KYC प्रक्रिया लवकरात लवकर करावी. ही प्रक्रिया आपल्या सर्वांच्या हितासाठीच असून यामुळे लाडक्या बहिणींच्या सन्मान निधी वितरणात सुलभता व सुसूत्रता येणार आहे. pic.twitter.com/P0SWR0QUXi "आज, 20 सप्टेंबर हा भारताच्या समुद्री क्षेत्रासाठी आणि आत्मनिर्भरतेकडे वाटचाल करण्यासाठी एक महत्त्वाचा दिवस आहे. सकाळी सुमारे 10:30 वाजता भावनगर येथे ‘समुद्र से समृद्धि’ या कार्यक्रमाला उपस्थित राहणार आहे. या कार्यक्रमात 34,200 कोटी रुपयांहून अधिक कामांचे उद्घाटन किंवा शिलान्यास केला जाईल. यामुळे देशभरातील जनतेला फायदा होईल. तसेच शिपिंग क्षेत्राशी संबंधित महत्त्वाच्या धोरणांवरही आपले लक्ष केंद्रीत राहील." Today, 20th September is an important day for India’s maritime sector and our quest towards self-reliance. At around 10:30 AM, will take part in the ‘Samudra se Samriddhi’ programme in Bhavnagar. Works worth over Rs. 34,200 crores will be inaugurated or their foundation stones… पंतप्रधान नरेंद्र मोदी आज भावनगर येथे रोड शो आणि जनसभेत सहभागी झाले. या वेळी शिपिंग व पोर्टशी संबंधित अनेक प्रकल्पांचे उद्घाटन व भूमिपूजन करण्यात येणार आहे. भावनगरच्या विकासाला गती मिळावी आणि रोजगाराच्या संधी वाढाव्यात, यासाठी हे प्रकल्प उपयुक्त ठरणार असल्याचे मोदींनी सांगितले. डॉ. बाबासाहेब आंबेडकर संशोधन व प्रशिक्षण संस्था (बार्टी), पुणे मार्फत विकसित ऑनलाईन पोर्टलद्वारे जात प्रमाणपत्र पडताळणी प्रक्रिया पूर्णपणे ऑनलाईन करण्यात आली आहे. राज्यात जिल्हा जात प्रमाणपत्र पडताळणी समितीकडून जानेवारी २०२५ ते ऑगस्ट २०२५ या कालावधीत ३ लाख ४१ हजार ९७३ विद्यार्थ्यांना जात वैधता प्रमाणपत्रे वितरित करण्यात आली असल्याची माहिती ‘बार्टी’चे महासंचालक सुनील वारे यांनी दिली. दौंड तालुक्यात सेवा पंधरवडा उपक्रमाअंतर्गत तालुक्याचे आमदार राहुल कूल यांच्या हस्ते लाभार्थ्यांना ५०० हून अधिक लाभपत्राचे श्रीकृष्ण मंगल कार्यालय, बोरीपार्धी, चौफुला येथे वितरण करण्यात आले. नागरिकांना सेवा पंधरवडा उपक्रमात सहभागी होऊन सेवांचा लाभ घेण्याचे प्रशासनाच्यावतीने आवाहन करण्यात आले. भाजप आमदार गोपीचंद पडळकर यांनी जयंत पाटील यांच्याविषयी केलेल्या अश्लाघ्य वक्तव्याच्या निषेधार्थ इस्लामपूर बंदची हाक देण्यात आली आहे. राष्ट्रवादी काँग्रेस शरदचंद्र पवार पक्षाच्या वतीने रस्ता रोको करण्यात आले. आगामी महापालिका निवडणुकीच्या पार्श्वभूमीवर उद्धव ठाकरे यांचा ४ ऑक्टोबर रोजी पुणे दौरा येणार आहेत.ते स्थानिक स्वराज्य निवडणुकीची तयारी संदर्भात कार्यकर्त्यांना मार्गदर्शन करतील. पक्षाचे एकदिवशीय शिबिर देखील आयोजित केले जाणार असल्याची माहिती आहे. गोपीचंद पडळकर यांचे वक्तव्य म्हणजे आईला शिवी आहे.राजकीय नेत्यांना शिव्या द्या पण आई वडिलांना शिव्या देणे योग्य नाही. पडळकर कुणाच्या इशाऱ्यावर बोलत आहे, कोण त्याला पाठीशी घालत आहे. महाराष्ट्राची ही संस्कृती नव्हती ही पद्धत भाजपने सुरू केली आहे एखाद्याच्या आईवर बोलणे हे कोणते संस्कार आहेत? असा सवाल काँग्रेस नेते विजय वडेट्टीवार यांनी केला आहे. सरकारनामाचे सदस्य व्हा शॉपिंगसाठी 'सकाळ प्राईम डील्स'च्या भन्नाट ऑफर्स पाहण्यासाठी क्लिक करा. Read Latest Marathi Political News, Breaking Political News from Maharashtra, India, Pune &amp; Mumbai at Sarkarnama. To Get Live Political Marathi News on Mobile, Download the Sarkarnama Mobile App for Android and IOS. सरकारनामा आता सर्व सोशल मीडिया प्लॅटफॉर्मवर. ताज्या राजकीय घडामोडींसाठी फेसबुक, ट्विटर, इन्स्टाग्राम, शेअर चॅट, टेलिग्रामवर आणि व्हॉट्सॲप आम्हाला फॉलो करा. तसेच, सरकारनामा यूट्यूब चॅनेलला आजच सबस्क्राइब करा. Follow Us Copyright © 2025 Sakal Media Group – All Rights Reserved Powered by Quintype वेबसाईटवर ब्राउझिंगचा अनुभव सर्वोत्तम असावा, यासाठी आम्ही कुकीजचा वापर करतो. कुकीजमुळे तुम्हाला तुमच्या आवडत्या मजकुराची शिफारस करता येते. आमचे गोपनीयता आणि कुकीजसंदर्भातील धोरण तुम्हाला मान्य आहे.</w:t>
       </w:r>
     </w:p>
     <w:p>
@@ -2802,7 +2802,7 @@
     </w:p>
     <w:p>
       <w:r>
-        <w:t>Title: Maratha OBC Reservation :”उत्तर महाराष्ट्रातील सर्व मराठा…” ओबीसी उपसमिती सदस्य गुलाबराव पाटील यांचे मोठे वक्तव्य !</w:t>
+        <w:t>Title: Maharashtra Live News Update: हत्येच्या आरोपीची नंदूरबार पोलिसांनी काढली शहरातून धिंड</w:t>
       </w:r>
     </w:p>
     <w:p>
@@ -2814,13 +2814,13 @@
           <w:rPr>
             <w:color w:val="0000FF"/>
           </w:rPr>
-          <w:t>https://www.loksatta.com/nashik/gulabrao-patil-statement-on-maratha-obc-reservation-dispute-manoj-jarange-maharashtra-caste-politics-vsd-99-5359013/</w:t>
+          <w:t>https://saamtv.esakal.com/maharashtra/maharashtra-marathi-latest-live-news-updates-19th-september-2025-ajchya-tajya-batmya-mumbai-thane-weather-rain-update-nagpur-pune-nashik-weather-forecast-rain-update-maratha-obc-aarkashan-clash-maharashtra-devendra-fadanvis-eknath-shinde-ajit-pawar-sharad-pawar-raj-thackeray-uddhav-thackeray-live-news-today-local-crime-top-headlines</w:t>
         </w:r>
       </w:hyperlink>
     </w:p>
     <w:p>
       <w:r>
-        <w:t>Content: जळगाव : मनोज जरांगे पाटील यांच्या मुंबईतील आंदोलनाची सांगता झाल्यानंतर राज्यात मराठा आणि ओबीसी वाद आणखी उफाळून आल्याचे दिसत आहे. या पार्श्वभूमीवर, ओबीसींसाठी सरकारने स्थापन केलेल्या मंत्रिमंडळाच्या उपसमितीचे सदस्य मंत्री गुलाबराव पाटील यांनी येथे सोमवारी आपली भूमिका मांडली. ओबीसी आणि मराठा आरक्षण वादावर त्यांनी मोठे वक्तव्य देखील केले. मराठा आरक्षणासाठी मनोज जरांगे पाटील यांनी मुंबईत आंदोलन केल्यानंतर हैदराबाद गॅझेटनुसार पात्र शेतकऱ्यांना कुणबी म्हणजेच ओबीसी प्रमाणपत्र मिळण्याचा मार्ग खुला झाला आहे. पण शासनाच्या नव्या जीआरला ओबीसी समाजाने तीव्र विरोध केला आहे. या पार्श्वभूमीवर, सरकारने ओबीसींसाठी स्वतंत्र मंत्रिमंडळ उपसमिती स्थापन केली आहे. चंद्रशेखर बावनकुळे यांच्या अध्यक्षतेखाली गठीत झालेल्या त्या उपसमितीत पाणी पुरवठा व स्वच्छता मंत्री गुलाबराव पाटील हे सुद्धा सदस्य आहेत. सुमारे २७ कोटी रूपयांच्या निधीतून पाळधी ते तरसोद दरम्यानच्या जळगाव शहरातील जुन्या महामार्गाच्या काँक्रिटीकरणाचा शुभारंभ मंत्री पाटील यांच्या हस्ते सोमवारी करण्यात आला. त्या प्रसंगी बोलताना मंत्री पाटील यांनी मराठा आणि ओबीसी आरक्षणाच्या वादावर थेट भाष्य केले. मंत्रिमंडळ उपसमिती सदस्य म्हणून त्यांची मराठ्यांना ओबीसी आरक्षण देण्यासंदर्भात नेमकी भूमिका काय आहे, त्याकडे सर्वांचे लक्ष होते. छगन भुजबळ ओबीसींचे नेते आहेत आणि त्यांचे स्वतःचे मत आहे. शासनाने ओबीसी समाजातील घटकांना न्याय देण्यासाठी मंत्रिमंडळाची उपसमिती स्थापन केली आहे. त्या माध्यमातून सर्व काही ठरविले जाईल आणि जे काही करायचे असेल ते ओबीसी समाजासाठी आम्ही करू, असा दावा मंत्री पाटील यांनी केला. मुख्यमंत्री देवेंद्र फडणवीस यांनी सर्वच मराठ्यांना सरसकट ओबीसी आरक्षण दिले जाणार नाही; तर ज्यांच्या नोंदी आहेत त्यांनाच दिले जाईल, असे म्हटले आहे. त्यामुळे मुख्यमंत्री बोलले आणि सर्व गोष्टी संपल्या. शेवटी त्यांचे बोलणे महत्वाचे आहे, असेही मंत्री पाटील म्हणाले. सरकारची भूमिका ओबीसी विरोधी असल्याची टीका विजय वडेट्टीवार यांनी केल्याप्रकरणी जोपर्यंत काही गोष्टी समोर येत नाही, तोपर्यंत सरकारवर टीका करणे उचित नसल्याचे पाटील म्हटले. अजून काही गोष्टी समोर आलेल्या नाहीत तसेच कुणावर अन्याय झाल्याचे दिसत नाही. परस्पर राजकारणासाठी बोलणे आणि कृतीमध्ये असणे खूप फरक आहे. मराठा आणि ओबीसी या दोन्ही समाजांवर अन्याय होऊ नये, असा आमचा प्रयत्न राहणार आहे. तुम्ही मराठा समाजाला आरक्षण द्या, विरोध कोणाचा नाही. पण आमच्या ताटातील कोणाच्या ताटाला देऊ नका, असे ओबीसींचे म्हणणे आहे. विद्यार्थ्यांना शिक्षणापासून शिष्यवृत्ती तसेच वसतिगृह प्रवेशासाठी आरक्षण देऊ नका, असेही ओबीसींनी म्हटलेले नाही. पण तुम्ही दुसऱ्याच्या ताटातील हिसकावून घ्याल तर ते योग्य नाही, असे बोलून मंत्री पाटील यांनी एकप्रकारे ओबीसींची पाठराखण केली. उत्तर महाराष्ट्रातील सर्व मराठा समाज ओबीसीमध्ये आहे. त्यामुळे तुम्ही ओबीसीतून आरक्षण मागत असाल तर त्यांच्यावर देखील तो अन्याय आहे, असेही रोखठोक मत मंत्री पाटील यांनी व्यक्त केले. प्रभाकर मोरे, 'महाराष्ट्राची हास्यजत्रा' फेम कोकणी माणसाची भूमिका साकारणारे अभिनेते, त्यांच्या 'शालू झोका देगो मैना' या गाण्यामुळे लोकप्रिय झाले आहेत. हे गाणं 'लास्ट स्टॉप खांदा' या आगामी सिनेमात पाहायला मिळणार आहे. गाण्यात प्रभाकर मोरे आणि धनश्री काडगांवकर आहेत. गाण्याचे गायन आनंद शिंदे यांनी केले असून संगीत किशोर मोहिते यांनी दिले आहे. गाण्याला प्रेक्षकांचा चांगला प्रतिसाद मिळत आहे.</w:t>
+        <w:t>Content: हत्येच्या आरोपीची पोलिसांनी नंदूरबार शहरातून धिंड काढली. भाईगिरी विरोधात नंदुरबार पोलीस ॲक्शन मोडवर... मंगळवारी कापसातील वादामुळे जयेश भील या युवकाची झाली होती हत्या पोलिसांनी आरोपीच्या घरातून शहर पोलीस ठाण्यापर्यंत काढली धिंड नागपुरात सकल ओबीसी महामोर्चा समितीकडून ओबीसी समाजातील विविध सामाजिक संघटना आणि विविध समाजातील प्रतिनिधींसोबत म्हत्वाची बैठक घेतली जात आहे. या बैठकीला कॉंग्रेस नेते विजय वडेट्टीवार यांची उपस्थिती आहे. या बैठकीचा विशेष महत्त्व म्हणजे 10 ऑक्टोबरला होणाऱ्या ओबीसी महामोर्चाची तयारीसाठी आढावा घेतला जात‌ आहे. या बैठकीमध्ये काँग्रेसचे आमदार अभिजीत वंजारी उपस्थित आहेत. कोथरूड गोळीबार प्रकरणी घायवळ गँगच्या ५ जणांना पोलीस कोठडी पाच ही जणांना २५ सप्टेंबर पर्यंत पोलीस कोठडी मयूर गुलाब कुंबरे ,मयंक विजय व्यास,गणेश सतीश राऊत ,दिनेश राम फाटक ,आनंद अनिल चादळेकर या पाचही आरोपींना कोथरूड गोळीबार प्रकरणी पुणे पोलिसांनी केली होती अटक हे पाचही निलेश घायवळ गँग मधले आरोपी असून त्यांच्यावर पुण्यातील कोथरूड पोलीस स्टेशनमध्ये गुन्हे दाखल आहेत मुख्यमंत्री लाडकी बहीण योजनेतील सर्व लाभार्थ्यांना मिळणारे हप्ते अधिक सुलभ, सुकर व पारदर्शक व्हावेत यासाठी केवायसी प्रक्रिया पूर्ण करावे असे आवाहन महिला व बाल विकास राज्यमंत्री मेघना बोर्डीकर यांनी केले आहे. पुण्यात गेल्या २ दिवसांपासून जोरदार पाऊस बरसतोय. शहरातील विविध भागात पावसामुळे पाणी साठत आहे परिणामी पुणेकरांना वाहतूककोंडीला सामोरे जावं लागतंय. नागरिकांची सुरक्षितता आणि वाहतूक सुरळीत रहावी म्हणून पुणे पोलिसांच्या वाहतूक कर्मचारी त्यांचे कर्तव्य बजावत आहेत. या ऑन ड्युटी पोलिस कर्मचाऱ्यांचे नागरिकांना केलेल्या मदतीचे अनेक व्हिडिओ समोर येत आहेत. अशातच आणखी एक व्हिडिओ समोर आला आहे ज्यामध्ये वाहतूक पोलिस कर्मचारी स्वतः थेट ड्रेनेज मध्ये हात घालून साफ करत आहेत. हा व्हिडिओ पुण्यातील सिंहगड रोड भागातील वडगाव पुलाजवळ टिपण्यात आला. जोरदार पावसामुळे वडगाव पुलाजवळ मोठ्या प्रमाणावर पाणी साठले होते ज्यामुळे वाहतूक कोंडी झाली होती. पाण्याचा प्रवाह मोठा असल्याने पादचाऱ्यांना सुद्धा अडचणी येत होत्या. याठिकाणी कर्तव्य बजावत असलेल्या पोलिस कर्मचारी नेहरकर आणि पोलिस कर्मचारी राऊत यांनी ड्रेनेज दुरुस्ती करून वाहतूक सुरळीत केली मुंबईतील गोरेगाव येथे एआयआयएफए (आयफा) आयोजित स्टील महाकुंभ कार्यक्रमात महाराष्ट्र शासनाच्या उद्योग विभागाचे नऊ कंपन्यांशी ८०,९६२ कोटी रूपयांचे सामंजस्य करार स्वाक्षरित झाले. या करारामुळे राज्यात ४० हजार ३०० रोजगार निर्मिती होणार आहे. प्रसिद्ध अभिनेते मकरंद अनासपुरे नेहमी त्यांच्या अभिनयासाठी चर्चेत असतात. ते त्यांच्या विनोदीशैलीने चाहत्यांना खळखळून हसवतात. मराठी सिनेसृष्टीत वेगळी ओळख निर्माण करणारे अनासपुरे दिलासखुलासपणे समाजिक विषयांवरही आवर्जुन भाष्य करत असतात. आता राज्यात सुरु असलेल्या मराठा आणि ओबीसी समाजाच्या आरक्षणावरील वादावरही अनासपुरेंनी भाष्य केलंय. 'गावात गावकी आणि भावकी एकत्र होती. यापुढेही एकत्र राहू, असे म्हणत मकरंद अनासपुरे यांनी आरक्षणावरून सुरु झालेल्या वादावर भावना व्यक्त केल्या आहेत. शिर्डीच्या साईबाबांचे 15 ऑक्टोबर 1918 रोजी महानिर्वाण झाले होते.. त्यामुळे 15 ऑक्टोबर या‌ दिवसाची राष्ट्रीय कॅलेंडर मध्ये नोंद व्हावी यासाठी दिल्ली येथील सिद्धपीठ संस्थेच्या वतीने शिर्डीत महामंथन पार पडले.. राष्ट्रीय कॅलेंडरमध्ये नोंद व्हावी यासाठी साई संस्थान, लोकप्रतिनिधी आणि शिर्डी ग्रामस्थांच्या पुढाकारातून एक शिष्टमंडळ तयार करून प्रधानमंत्री नरेंद्र मोदी यांची भेट घेण्यासंदर्भात या महामंथन कार्यक्रमात चर्चा करण्यात आली.. यासोबत साईबाबांच्या‌ जिवनावर आधारीत चित्रपट बनवणारे निर्माते आशिम खेत्रपाल लिखीत 2000 पुर्वीची आणि त्या नंतरची शिर्डी या पुस्तकाचे प्रकाशन पार पडले. वाहतूक कोंडीने त्रासलेल्या कल्याणकर नागरिकांना येणाऱ्या नवरात्रौत्सवाच्या पार्श्वभूमीवर वाहतूक पोलिसांनी तात्पुरता दिलासा दिला आहे. कल्याणात येणाऱ्या सर्व प्रकारच्या जड आणि अवजड वाहनांच्या वाहतुकीला वाहतूक पोलिसांकडून बंदी घालण्यात आली आहे. यासंदर्भात वाहतूक पोलीस उपआयुक्त पंकज शिरसाट यांनी अधिसूचना जारी करत ही माहिती दिली आहे. कायमस्वरूपी एसटी बस थांब्याला मंजुरी मिळावी या मागणीसाठी राजापूर येथे बस थांबवून विद्यार्थांनी निषेध केलं. या निषेधात ग्रामस्थ आणि विद्यार्थी मोठ्या संख्येने सहभागी झाले होते. बहुप्रतीक्षित सोलापूर-मुंबई आणि सोलापूर-बंगळूरू विमानसेवा 15 ऑक्टोबर पासून होणार सुरु केंद्रीय नागरी विमान वाहतूक राज्यमंत्री मुरलीधर मोहोळ यांची फेसबुक पोस्टद्वारे माहिती 15 ऑक्टोबर पासून दुपारी 12.55 मिनिटांनी सोलापूर-मुंबई आणि दुपारी 2.45 मुंबई-सोलापूर विमानसेवेस प्रारंभ तर सकाळी 11.10 वाजता बंगळूरू-सोलापूर आणि दुपारी 4.15 वाजता सोलापूर-बंगळूरू असणार विमानसेवा या दोन्ही शहरासाठी 20 सप्टेंबरपासून नागरिकांना विमान तिकीट बुकिंग करता येणार आहे यवतमाळच्या कामठवाडा येथे जिल्हा परिषदेच्या एक ते पाच वर्ग आहे मात्र पाच वर्गाकरिता एकच शिक्षक असल्याने विद्यार्थ्यांचा शैक्षणिक नुकसान होत असल्याने शिक्षक देण्याच्या मागणीसाठी विद्यार्थी जिल्हा परिषदेच्या मुख्य कार्यकारी अधिकारी यांच्या कक्षात धडक दिली.विद्यार्थ्यांनी यावेळी दोन शिक्षक देण्याच्या मागणीसाठी ठिय्या आंदोलन केलं. त्यामुळे जिल्हा परिषद प्रशासनाचं विद्यार्थ्यांनी लक्ष. विद्यापीठाने परीक्षा शुल्कात वाढ केल्यानंतर NSUI करणार शासनाच्या विरोधात आंदोलन विद्यापीठाने केलेली शुल्क वाढ हा विद्यार्थ्यांवर अन्याय असल्याचा आरोप करत विद्यार्थ्यांचे आंदोलन सावित्रीबाई फुले पुणे विद्यापीठातील परीक्षा विभागाच्या मुख्य बिल्डिंग समोर NSUI सह विद्यार्थ्यांचं आंदोलन मुख्यमंत्री देवेंद्र फडणवीस यांच्या उपास्थित होणार ट्रायल रन ठाण्याच्या मेट्रोचा ट्रायल रन ला मिळाला मुहूर्त नवरात्र उत्सवाच्या पहिल्याच दिवशी मुख्यमंत्री आणि उपमुख्यमंत्र्यांच्या उपस्थितीत होणार ट्रायल रन ट्रायल रन नंतर मेट्रो लवकरच ठाणेकरांच्या सेवेत धावणार , वाहतूक कोंडी मुक्त ठाणे शहर करण्याच्या दृष्टीने मेट्रो लवकर सुरू करणार वसईच्या तुंगारफाटा, गिरीराज कॉम्प्लेक्समधील चौथ्या माळ्यावर एका कंपनीला भीषण आग लागल्याची घटना घडली आहे. ब्रँड वर्क टेक्नॉलॉजी असे आग लागलेल्या कंपनीचे नाव आहे. महाराष्ट्र राज्य वखार महामंडळाच्या खाजगीकरणानंतर ठेकेदारांच्या फायद्यासाठी नागरिकांना किडलेले व निकृष्ट धान्य पुरवले जात असल्याचा आरोप सामाजिक कार्यकर्ते विजय कुंभार यांनी केला आहे. राज्यातील जवळपास २७ लाख मेट्रिक टन क्षमतेची वखार व्यवस्था खासगी कंपनीला तब्बल १२० कोटी रुपयांच्या करारातून देण्यात आली. या करारामुळे धान्य साठवणुकीत निष्काळजीपणा, अपुरे मनुष्यबळ, पिल्फरेज, नादुरुस्त वजन काटे आणि सीसीटीव्ही सुरक्षेचा अभाव यांसारख्या गंभीर समस्या निर्माण झाल्या असल्याचे ते म्हणाले. एसटी प्रवर्गातून आरक्षण मिळण्यासाठी पुन्हा एकदा बंजारा समाज आक्रमक झाला आहे, आज मराठवाड्याच्या हिंगोलीत बंजारा समाजाने एकत्र येत जिल्हाधिकारी कार्यालयावर मोर्चा काढला आहे, बंजारा समाजाचे धर्मगुरू बापू सिंग महाराज यांची या मोर्चाला विशेष उपस्थिती होती दरम्यान मागील 40 वर्षापासून आम्ही सरकारकडे एसटी प्रवर्गात आरक्षणाची मागणी करतोय मात्र सरकार आमच्या मागण्यांकडे दुर्लक्ष करत आहे त्यामुळे बंजारा समाज येणाऱ्या काळात आंदोलनाची वेगळी दिशा ठरवणार असल्याचं यावेळी बाबूसिंग महाराज म्हणाले आहेत. आयुष कोमकर खून प्रकरणात आरोपी सोनाली आंदेकरला ताब्यात घेण्यासाठी काल पोलीस गेले असता पोलिसाच्या सरकारी कामात अडथळा करून सोनाली आंदेकरीला ताब्यात घेण्यास विरोध करणाऱ्या बारा जणांविरोधात गुन्हा दाखल. या प्रकरणात आता पोलिसांनी तक्रार दाखल करत थेट सरकारी कामात अडथळा आणण्याचा गुन्हा सोनाली आंदेकर आणि तिच्या इतर सहकाऱ्यांच्या विरोधात दाखल केला आहे. * नाशिकच्या पंचवटी परिसरात झालेले गोळीबार प्रकरण * 11 संशयितांना पोलिसांनी केली अटक * 17 तारखेला मध्यरात्री सागर जाधव या तरुणावर झाला होता गोळीबार * पूर्व वैमनस्यातून आणि वर्चस्व वादातून गोळीबार झाल्याचं उघड * गोळीबार प्रकरणाने पंचवटी परिसरातील टोळीयुद्ध आले समोर कल्याणमध्ये शिवसेना शिंदे गट संजय राऊत विरोधात आक्रमक शिवसेना शहरप्रमुख निलेश शिंदे यांच्या नेतृत्वात आंदोलन संजय राऊत विरोधात आंदोलनादरम्यान शिवसैनिक संतप्त आमदार गोपीचंद पडळकर जयंत पाटील यांच्यावर केलेल्या वक्तव्यावर ठाम पंतप्रधानांच्या आईवर AI च्या माध्यमातून टीका झाली त्यावेळी शरद पवारांनी फोन केला होता का माफी मागायचा काय विषय येत नाही अक्कलकोट तालुक्यात गेल्या दोन ते तीन दिवसांपासून पडत असलेल्या पावसाने घेतली विश्रांती सतत पडत असलेल्या पावसामुळे नदी -नाले-तलाव यांच्यात पाण्याची पातळी वाढल्याने शिरले होते अनेक शेतात पाणी शिरवळवाडी तलावाची पाणी पातळी वाढल्यामुळे खरीप हंगामाचे पिकाचे झाले होते नुकसान तालुक्यात पाऊस कमी झाल्यामुळे शेतातील पाणी होत आहे कमी. तालुक्यातील शेतकऱ्यांच्या शेतात चिखल झाल्याचं आलं दिसून. तालुका प्रशासनाने लवकरात लवकर पंचनामे करण्याची शेतकऱ्यांची मागणी.. सहायक पोलिस आयुक्तांची माजी खासदार इम्तियाज जलील याना कोर्टात हजर राहण्यासाठी नोटीस नोटीसिवरून इम्तियाज जलील यांचा पोलिसांवर गंभीर आरोप पालकमंत्री संजय शिरसाठ यांच्या सांगण्यावरून पोलिसांनी अत्याचाराचा खोटा गुन्हा दाखल केल्याचा इम्तियाज जलील यांचा आरोप पोलिसांनी केलेले बेकायदेशीर कृत्य उघड झाले आहे आणि बेकायदेशीर कृत्य करणाऱ्या सर्व अधिकाऱ्यांची चौकशी करण्याची विनंती महासंचालकांना करा, असा सोशल मीडियावर मेसेज टाकला आहे. हा खटला पूर्णपणे खोटा आहे आणि मला गप्प करण्यासाठी दाखल करण्यात आला आहे. मी त्याचा सामना करेन असेही इम्तियाज जलील यानी म्हंटले आहे. नंदुरबार जिल्ह्यातील सातपुडा डोंगर रांगांमध्ये धडगाव तालुक्यात पावसामुळे रस्त्यांची दुरावस्था झाली असून अनेक ठिकाणी रस्ते खचल्याचे समोर आले आहे. ग्रामीण भागातील रस्त्यांवर मोठमोठे खड्डे झाल्याने या भागातून येणाऱ्या नागरिकांना जीव मुठीत धरून प्रवास करावा लागत आहे. सातपुड्याचा डोंगर रांगांमध्ये खराब रस्त्यांमुळे रुग्णवाहिकांना रुग्णांपर्यंत पोहोचण्यासही उशीर होत आहेत जिल्हा परिषदेच्या अंतर्गत येणाऱ्या या ग्रामीण भागातील रस्त्यांची देखभाल दुरुस्ती करण्यात यावी अशी मागणी नागरिकांच्या वतीने करण्यात येत आहे संबंधित यंत्रणा सातपुड्याच्या दुर्गम भागात रस्त्यांच्या देखभाल दुरुस्तीकडे कानाडोळा करत असल्याचाही आरोप नागरिक करीत आहे. अमरावती विभागीय वीज वितरण कंपनीच्या कार्यालयासमोर आज तांत्रिक अप्रेंटिस कंत्राटी कामगार संघटनेच्या वतीने विविध न्याय्य मागण्यांसाठी धरणे आंदोलन करण्यात आले.या आंदोलनात कामगारांनी ठेकेदार व प्रशासनाविरोधात जोरदार घोषणा देत आपल्या समस्या मांडल्या. कामगारांनी जुन्या व अनुभवी कंत्राटी कामगारांना कामावरून कमी करू नये, सर्व कंत्राटी कामगारांची ज्येष्ठता यादी तयार करावी, तसेच सुरक्षा साधने पुरवण्यात यावी, अशी मागणी केली. याशिवाय कंत्राटी कामगारांना ठेकेदारांकडून अनुभव प्रमाणपत्र देण्यात यावे व वारंवार होणाऱ्या अपघातांवर प्रभावी उपाययोजना करावी, अशी मागणी संघटनेने केली.या आंदोलनामुळे वीज वितरण कंपनीच्या प्रशासनासमोर कंत्राटी कामगारांच्या प्रश्नांकडे गांभीर्याने लक्ष देण्याची वेळ आली आहे - उत्तर सोलापूर तालुक्यात गेल्या चार ते पाच दिवसात पडलेल्या पावसामुळे फळबाग पिकाला फटका. - उत्तर सोलापूर तालुक्यातील साखरेवाडी येथील द्राक्ष उत्पादक शेतकऱ्यांना अति पावसाचा त्रास करावा लागतो सहन. - साखरेवाडी येथील गौरीशंकर साखरे यांच्या 13 एकर द्राक्ष मध्ये पाणीच पाणी झाल्यामुळे द्राक्ष पिकाचं नुकसान - द्राक्ष उत्पादक शेतकरी साखरे यांचे 60 ते 65 लाख रुपयांचे नुकसान. - द्राक्ष फळबागांचे नुकसान झाल्यावर त्वरित पंचनामे करण्याची शेतकऱ्यांची मागणी. - आंदोलनात पारंपरिक वेशभूषा परिधान करून महिलांचा सहभाग - हैद्राबाद गॅजेट नुसार बंजारा समाजाला एसटी प्रवर्गात समावेश करण्यासाठी आंदोलन - आंदोलनात वेगवेगळ्या भागातून बंजारा बांधवांची उपस्थिती - राज्य सरकारने केंद्र सरकारला विनंती करत बंजारा समाजाला एसटी प्रवर्गात समाविष्ट करण्याची मागणी - देशाच्या वेगवेगळ्या राज्यात वेगवेगळ्या प्रवर्गात बंजारा समाजाचा समावेश असल्याचा महिलांचा आरोप - बोलीभाषा एक, पाहनावा एक मग वेगवेगळ्या प्रवर्गात समावेश कसा, तेलंगणा मध्ये एसटी प्रवर्गात तर आंध्रप्रदेश मध्ये एससी प्रवर्गात समाजाचा समावेश कोल्हापुरातील वर्षा नगर मधील प्रस्तावित सांडपाणी प्रक्रिया प्रकल्प कायमस्वरूपी रद्द करावा या मागणीसाठी नागरिक आक्रमक झालेत. वर्षा नगरातील नागरिकांनी छत्रपती शिवाजी महाराज चौकातून महापालिकेवर मोर्चा काढला, आणि ठिय्या आंदोलन केले. जोरदार घोषणाबाजी करत निघालेल्या या मोर्चात मोठ्या संख्येने महिला सहभागी झाल्या होत्या. यावेळी आंदोलकांच्या हातातील फलक हे लक्षवेधी होते. नागरी वस्तीत उभारत असलेला हा सांडपाणी प्रक्रिया प्रकल्प नागरिकांच्या आरोग्याला धोकादायक असून तो तात्काळ रद्द करावा अन्यथा येणाऱ्या 15 दिवसात उच्च न्यायालयात रिट पिटीशन दाखल करू असा इशारा देण्यात आलाय. कोणतीही टेंडर प्रक्रिया न राबवता हा प्रकल्प प्रशासनाच्या वतीने एका ठराविक ठेकेदाराला देण्यात आलेला आहे. भर वस्तीतच अशा पद्धतीचा प्रकल्प तयार करण्यात येत असून महापालिकेच्या विरोधात आता नागरिक आक्रमक झालेत. मानवी वस्तीत होणाऱ्या या प्रकल्पाला विरोध करत हा प्रकल्प अन्य ठिकाणी हलवा अन्यथा तीव्र आंदोलन छेडण्याचा इशारा यावेळी देण्यात आला आहे. अनंत दिघे यांच्या बबात चुकीचे विधान करण्याप्रकरणी रायगडच्या महाडमध्ये संजय राऊत यांचा निषेध करण्यात आला. महाडच्या छत्रपती शिवाजी महाराज चौकात शिवसैनिकांनी हे निषेध आंदोलन केले. संजय राऊत यांच्या विरोधी जोरदार घोषणा देत राऊत यांचा फोटोला शिवसैनिकांनी जोडे मारीत मारले. - गेल्या काही दिवसांपासून विश्रांती घेतलेल्या पावसाने कालपासून लावली नाशकात हजेरी - गेल्या काही दिवसांपासून धरणांच्या पाणलोट क्षेत्रात संततधार पाऊस सुरू असल्याने जिल्ह्यातील धरणांचा पाणीसाठा ९९ टक्क्यांवर - पावसाचा जोर वाढल्यास धरणांमधून पुन्हा विसर्ग केला जाण्याची शक्यता सरकारी कामात अडथळा आणला म्हणून आंदेकरवर पुण्यात दुसरा गुन्हा दाखल सोनाली आंदेकरसह बारा जणांनवर सरकारी कामात अडथळा केल्या प्रकरणी गुन्हा दाखल. समर्थ पोलिस स्टेशनमध्ये गुन्हा दाखल. आयुष कोमकर खून प्रकरणात आरोपी सोनाली आंदेकरला ताब्यात घेण्यासाठी काल पोलीस गेले असता पोलिसाच्या सरकारी कामात अडथळा करून सोनाली आंदेकरीला ताब्यात घेण्यास विरोध करणाऱ्या बारा जणांविरोधात गुन्हा दाखल. या प्रकरणात आता पोलिसांनी तक्रार दाखल करत थेट सरकारी कामात अडथळा आणण्याचा गुन्हा सोनाली आंदेकर आणि तिच्या इतर सहकाऱ्यांच्या विरोधात दाखल केला आहे. अधिक तपास समर्थ पोलिस करत आहेत. नेवासा तालुक्याला गुरुवारी मध्यरात्री पुन्हा एकदा ढगफुटी सदृश्य पावसाने झोडपले.. अतिवृष्टीमुळे शेती पिकांचे मोठ्या प्रमाणात नुकसान झाले असून काही गावांचा संपर्क तुटला आहे.. गुरुवारी मध्यरात्री झालेल्या पावसामुळे ओढे - नाले ओसंडून वाहू लागलेत, तर अनेक रस्त्यांना देखील नदीचे स्वरूप प्राप्त झाले आहेत.. तालुक्यातील सोनई, खरवंडी, पानेगाव या परिसरात जोरदार पावसाने हजेरी लावली आहे.. - नागपूरच्या संविधान चौकात एकदिवसीय धरणे आंदोलनाला सुरवात * हैदराबाद गॅझेटच्या धर्तीवर बंजारा समाजाला अनुसूचित जमाती प्रवर्गात समाविष्ट करण्यात यावे बंजारा समाजाची मागणी * बंजारा समाज आरक्षण कृती समितीच्या वतीने धरणे आंदोलन * बंजारा समाजातील महिला पारंपारिक वेशभूषेत आंदोलनात सहभागी * नागपूरच्या संविधान चौकात धरणे आंदोलन करत जिल्हाधिकारी कार्यालयात देणार मागण्यांचे निवेदन - वेगवेगळ्या घोषणाचे फलक घेत आंदोलनात सहभाग सांगलीच्या जत मधील अभियंता प्रकरणावरून गोपीचंद पडळकर विरोध जयंत पाटील असा संघर्ष निर्माण झाला आहे. गोपीचंद पडळकरांकडून जयंत पाटलांवर करण्यात आलेल्या जहरी टिकेच्या निषेधार्थ जत मध्ये महाविकास आघाडी कडून आणि जयंत पाटील समर्थकांकडून मोर्चा काढण्यात आला आहे. गोपीचंद पडळकर यांच्या विरोधात जोरदार घोषणाबाजी आणि फलक झळकवत संताप व्यक्त करण्यात आला आहे. लातूरच्या चाकूर कृषी कार्यालयाला सहकार मंत्री बाबासाहेब पाटील यांनी अचानक भेट दिली आहे.11:30 वाजले तरीदेखील कार्यालय बंदच होते.तर कार्यालयातील कर्मचारी गैरहजर असल्याने, तात्काळ संबंधित कर्मचाऱ्यांवर कारवाईचा भडगाव करावा अशी मागणी सहकार मंत्री यांनी कृषी उपसंचालक यांच्याकडे फोन द्वारे केली आहे. शेतकरी अतिवृष्टी हैराण आहेत, तर अधिकारी कर्मचारी आपल्याच तोऱ्यात दंग आहेत. तात्काळ या कर्मचाऱ्यांवर कारवाई करून अहवाल पाठवावा अशी मागणी सहकार मंत्री यांनी केली आहे. जेल मधे असतानाही बंडू आंदेकरच्या नावावर जुगार अड्डा सुरु असल्याची माहिती.. काल पुणे पोलिसांनी ही कारवाई केलीय यात सात जणांविरुद्ध कारवाई करण्यात आलीय तर दुसरीकडे पुणे पोलिसांनी आंदेकर टोळीचा प्रमुख बंडू आंदेकर सहकुटुंबाच्या बँक अकाउंट सील करून आर्थिक नाड्या आवळल्या आहेत यातील आरोपी सुटण्यासाठी कुठलाही आर्थिक व्यवहार करता येऊ नये यासाठी पोलिसांकडून करण्यात आली कारवाई बंडू आंदेकर सर वनराज आंदेकर आणि त्यांच्या पत्नीच्या काही बँक अकाउंट मध्ये आहेत लॉकर हे सगळे सील करण्यात आले आहेत. शरद पवारांनी देवेंद्र फडणवीसांना फोन दिला आहे. आमदार पडळकरांच्या टीकेवरुन फोन केला आहे. अशी गलिच्छ टीका योग्य नाही असं त्यांनी म्हटलं आहे. सांगलीच्या जत मधील अभियंता प्रकरणावरून गोपीचंद पडळकर विरोध जयंत पाटील असा संघर्ष निर्माण झाला आहे गोपीचंद पडळकरांकडून जयंत पाटलांवर करण्यात आलेल्या जहरी टिकेच्या निषेधार्थ इस्लामपूर मध्ये राष्ट्रवादी आणि जयंत पाटील समर्थकांकडून मोर्चा काढून ठिय्या आंदोलन करण्यात आले आहे, या मोर्चासाठी नंतर जयंत पाटलांच्या इस्लामपूर मतदारसंघातून शेकडो कार्यकर्ते जत साठी रवाना होणार आहेत. तत्पूर्वी इस्लामपूर शहरातल्या छत्रपती शिवाजी महाराजांच्या पुतळ्यासमोर एकत्रित येत गोपीचंद पडळकर यांच्या विरोधात जोरदार घोषणाबाजी आणि फलक झळकवत संताप व्यक्त करण्यात आला आहे.जत पंचायत समितीच्या कनिष्ठ अभियंता आत्महत्या प्रकरणावरून आमदार गोपीचंद पडळकरंकडून जयंत पाटलांवर अर्वाच्य भाषेत व खालच्या पातळीवर जाऊन टीका करण्यात आली होती. सकाळी ६ पासून पुण्यातील कोपा मॉल मधील अधिकृत पहिल्या आय स्टोअर मध्ये रांगा सकाळी ६ वाजल्यापासून मॉल च्या बाहेरच पुणेकरांनी केली गर्दी पुणे शहरातील कोपा मॉल मध्ये असलेले आय फोन चे स्टोअर हे भारतातील १४ वे अधिकृत स्टोअर आहे सोशल मीडियावर या गर्दीचे व्हिडिओ व्हायरल मंगळवेढा तालुक्यातील हुलजंती परिसरात सापडली दरोड्यातील पैशाची बॅग... एका बंद घराच्या छतावर दरोडेखोराने टाकली होती पैशाची व सोन्याची बॅग... दरोड्यात 1 कोटी 4 लाख रोकड तर 20 किलो चोरीला गेले होते सोने कर्नाटक आणि महाराष्ट्र पोलिसांच्या तपासात दरोड्यातील सापडला ऐवज... नागपूर - - नागपूरमध्ये राष्ट्रवादीचे भव्य चिंतन शिबिर - राष्ट्रवादीच्या चिंतन शिबिरात ५०० हून अधिक प्रतिनिधींचा सहभाग - पक्षाचे दृष्टिकोन व भविष्यातील योजना यावर विचारमंथनासाठी राष्ट्रवादीने १० समित्या स्थापन केल्या मनसे अध्यक्ष राज ठाकरे हे आज अंबरनाथमध्ये अंबरनाथ , उल्हासनगर, बदलापूर या नगरपालिका महानगरपालिका निवडणुकीचा आढावा बैठक कार्यकर्त्यांशी संवाद साधणार येत्या निवडणुकीला समोर ठेवून राज ठाकरे पहिल्यांदाच ठाणे जिल्ह्यात हा दौरा करीत आहेत पुणे- जमीनमोजणीशिवाय दस्त नोंदणी नाही कर्नाटक व आंध्र प्रदेशच्या धर्तीवर महाराष्ट्रातही आता दस्त नोंदणीपूर्वी जमिनीची मोजणी करावी लागणार आहे. जमाबंदी आयुक्तालयांच्या अखत्यारित १० ते १५ खासगी एजन्सींचे भूकरमापक नेमले जाणार असून, त्यांच्या माध्यमातून मोजणीशिवाय दस्त नोंदणी तसेच फेरफार प्रक्रिया होणार नाही, अशी माहिती महसूलमंत्री चंद्रशेखर बावनकुळे यांनी दिली. ही नवी पद्धत महिन्याभरात लागू होणार असून, मुख्यमंत्री देवेंद्र फडणवीस यांनी यास मान्यता दिली आहे. सोलापूर - मुसळधार पावसाने अक्कलकोट तालुक्याला झोडपले ओढ्यातून वाहणाऱ्या प्रचंड प्रवाहामुळे बोरगाव देशमुख - घोळसगाव पूल गेला पाण्याखाली अतिमुसळधार कोसळणाऱ्या पावसामुळे अक्कलकोट तालुक्याचा मराठवाडा आणि कर्नाटक राज्याशी संपर्क तुटला दरम्यान अक्कलकोट तालुक्यातील बहुतांश पूल आणि बंधारे ओव्हेर फ्लो झाल्यामुळे सर्वसामान्य नागरिकांचे जनजीवन झाले आहे विस्कळीत पुणे - वंजारी समाजाला एसटी मधून आरक्षण द्यावे यासाठी वंजारी समाज आक्रमक बीडमध्ये पहिला मोर्चा काढणार जय भगवान महासंघाचे अध्यक्ष बाळासाहेब सानप यांची घोषणा कुणी जर अंगावर आलं तर त्याला शिंगावर घेतल्याशिवाय राहणार नाही हैदराबाद गॅझेटमध्ये आम्ही एसटीमध्ये आहोत त्यामुळे एसटीचा आरक्षणाला मिळावा .. राज्य सरकार समाजाकडे दुर्लक्ष करत असल्याची खंत एनटीच दोन टक्के आरक्षणाचा फायदा समाजाला नाही शासकीय जाहिराती आणि नोकरीचा फायदा एनटी मधून होत नाही. राजकीय आरक्षणाची आम्हाला गरज नाही पुणे - पुण्यातील वाहतूक कोंडीवर पाहणी करून सोमवारपर्यंत अहवाल द्या महापालिका आयुक्त नवल किशोर राम यांचे पथ विभागाला बैठक घेत आदेश शहरातील 32 रस्ते आणि कोंडी होणाऱ्या 22 ठिकाणाची पाहणी करा पालिका आणि पोलिसांनी प्रयत्न करूनही वाहतूक कोंडी कमी होत नसल्याने आयुक्ताचे आदेश अहवाल प्राप्त झाल्यानंतर काय उपाययोजना करायची यावर निर्णय होणार बुलडाणा - शेतकऱ्यांना पिकविमा मिळावा म्हणून किसान काँग्रेस आक्रमक मलकापूर कृषी कार्यालयात गोधडी, भजन आंदोलन करत दिला ठिय्या नाशिक - - नाशिकमध्ये डेंग्यू रुग्णसंख्या 400 पार, सप्टेंबरच्या 17 दिवसांत 464 नवे रुग्ण - तर ऑगस्ट अखेर एकूण रुग्णसंख्या 424 होती - मलेरियासह चिकनगुनियाचेही 49 रुग्ण आढळले, तर मलेरियाचे 21 रुग्ण नोंदले गेले - महापालिकेचा ठेकेदारास 1 लाख 10 हजारांचा दंड - आरोग्य विभागाकडून डास निर्मूलनासाठी सतर्क असल्याचा दावा - मात्र वाढती रुग्णसंख्या पाहता आरोग्य विभागाच्या दाव्यावर प्रश्नचिन्ह पुणे - पुणे महापालिकेच्या हद्दीत नोंद न झालेल्या मिळकतींवर करआकारणीचा धडाका लावत मिळकतकर विभागाने अवघ्या पाच महिन्यांत ३० हजार ५३६ मिळकतींचा शोध घेतला. या मिळकतींमधून सुमारे १९८ कोटी ३१ लाख रुपयांचा महसूल निश्चित झाला असून त्यापैकी ६१ कोटी ८३ लाख रुपये तिजोरीत जमा झाले आहेत. सुमारे १४ लाख ८० हजार मिळकतींपैकी मोठ्या प्रमाणावर कर न भरलेले गाळे, भोगवटे व नोंदणी न झालेल्या मिळकतींचा समावेश यात आहे. पालिकेने आर्थिक वर्षाअखेर ८० हजार मिळकती शोधण्याचे उद्दिष्ट ठेवले आहे. यवतमाळमध्ये कापूस उत्पादक शेतकऱ्यांचा आक्रोश शेतातील कपाशीने दगा दिल्यानंतर शेतकऱ्यांने केला पऱ्हाटीजवळ बसून आक्रोश दरवर्षीप्रमाणे याही वर्षी यवतमाळ जिल्ह्यातील शेतकरी आसमानी आणि सुलतानी संकटाच्या चक्रव्यूहात अडकलाय जालन्याला पावसाने झोडपले जालना शहरात झालेल्या ढगफुटी सदृश्य पावसाचे 997 घरांसह 105 दुकानांमध्ये शिरले पाणी अपूर्ण कामे आणि अडकलेल्या कचऱ्यामुळे पाण्याचा निचरा न झाल्याचा महानगरपालिकेचा अहवाल नागपूर - आगामी स्थानिक स्वराज्य संस्थेच्या निवडणुकीच्या पार्श्वभूमीवर हे शिबिर महत्त्वाचं मानलं जात आहे. या शिबिरामध्ये 500 पदाधिकारी येणार असून जय्यत तयारी करण्यात आलेली आहे.. कॅबिनेट मिनिस्टर तसेच ज्येष्ठ नेत्यांसाठी पहिल्या रोमध्येच स्टिकर लावून जागा निश्चित करण्यात आली आहे... यामध्ये सुनेत्रा पवार पार्थ पवार जेष्ठ नेते यांच्या जागेचे स्टिकर लावण्यात आले आहे.... पुणे - पुणे विद्यापीठाच्या शुल्कवाढी विरोधात विद्यार्थी काँग्रेसच्या आंदोलन परीक्षा शुल्कवाढी परिपत्रकाची होळी करून निषेध व्यक्त करणार पुणे विद्यापीठाने परीक्षा शुल्का मध्ये 20 टक्के वाढ केल्याने विद्यार्थी काँग्रेसचे आंदोलन अकरा वाजता काँग्रेसची विद्यार्थी संघटना पुणे विद्यापीठामध्ये करणार आंदोलन धाराशिव - धाराशिवच्या भूम तालुक्यातील वंजारवाडी येथील पूल पाण्याखाली पुलावरून मोठ्या प्रमाणावर पाणी वाहत असतानाही नागरीकांची पुल ओलांडण्यासाठी जिवघेनी कसरत वाहत्या पाण्यातुन मोटरसायकल चालक व नागरीक करत आहेत जिवघेना प्रवास सार्वजनिक बांधकाम विभागाने लाखो रुपये करुन बांधलेल्या पुलावरून पाणी,चुकीच काम झाल्याचा स्थानिकांचा आरोप हिंगोली - 14 वर्षांचा मुलगा गेला वाहून मित्रासोबत पोहण्यासाठी गेला होता हिंगोलीच्या सेनगाव तालुक्यातील देऊळगाव जहागीर गावातील घटना काल दुपारपासून मुलाचा शोध सुरू सकाळ+चे सदस्य व्हा शॉपिंगसाठी 'सकाळ प्राईम डील्स'च्या भन्नाट ऑफर्स पाहण्यासाठी क्लिक करा. Read Marathi news and watch Live TV. Breaking news from Maharashtra, India, Pune, Mumbai, Politics, Entertainment, Sports, Lifestyle at SaamTV. Get Live Marathi news on Mobile. Download the Saam Tv app for Android and IOS. Follow Us Copyright © 2025 Sakal Media Group – All Rights Reserved Powered by Quintype</w:t>
       </w:r>
     </w:p>
     <w:p>
@@ -2833,7 +2833,7 @@
     </w:p>
     <w:p>
       <w:r>
-        <w:t>Title: Sand Business Regulation | वाळू व्यावसायिकांसाठी स्वतंत्र धोरण राबवा!</w:t>
+        <w:t>Title: नवरात्रोत्सवातील गरबा फक्त हिंदूंसाठी? प्रवेश करणाऱ्यांचं आधार कार्ड तपासा, विश्व हिंदू परिषदेच्या भूमिकेवर बावनकुळेही म्हणाले...</w:t>
       </w:r>
     </w:p>
     <w:p>
@@ -2845,13 +2845,13 @@
           <w:rPr>
             <w:color w:val="0000FF"/>
           </w:rPr>
-          <w:t>https://pudhari.news/amp/story/maharashtra/kokan/sindhudurg/nilesh-rane-demands-separate-sand-policy-for-traders-in-konkan-review-meeting-sp96</w:t>
+          <w:t>https://marathi.abplive.com/news/maharashtra/navratri-garba-only-for-hindus-check-aadhaar-of-participants-says-vhp-bawankule-comment-1385439</w:t>
         </w:r>
       </w:hyperlink>
     </w:p>
     <w:p>
       <w:r>
-        <w:t>Content: कुडाळ : कोकणातील वाळू व्यवसायिकांसाठी स्वतंत्र धोरण राबविवा, तसेच वाळुवरील रॉयल्टीचे दर कमी करून त्यांना दिलासा द्यावा, अशी मागणी शिवसेनेचे आ. नीलेश राणे यांनी महसूल मंत्र्यांकडे केली. कोकणातील देवस्थान जमिनींबाबतही आ.राणे यांनी आग्रही भूमिका मांडली. मुंबई सह्याद्री अतिथीगृह येथे महसूल मंत्री चंद्रशेखर बावनकुळे यांच्या अध्यक्षतेखाली गुरूवारी कोकण विभागीय आढावा बैठक पार पडली. या बैठकीला कोकण विभागातील आमदार, विधानपरिषद सदस्य, विभागीय आयुक्त डॉ.विजय सूर्यवंशी, सर्व जिल्हाधिकारी, प्रांत व तहसीलदार उपस्थित होते. आ. दीपक केसरकर, आ. नीलेश राणे यांची यावेळी उपस्थिती होती. या बैठकीत वाळू प्रश्न, देवस्थान जमिनी, आकारीपड जमिनी, अतिक्रमित घरे तसेच नव्याने जाहीर केलेल्या मुख्यमंत्री बळीराजा रस्ते पाणंद योजनेवर चर्चा झाली. मंत्री बावनकुळे यांनी वाळूचा प्रश्न तीन महिन्यांत निकाली काढण्याचे निर्देश दिले. अ. नीलेश राणे यांनी कोकणातील वाळू व्यवसायिकांसाठी स्वतंत्र धोरण तयार करण्याची मागणी करताना रॉयल्टी कमी करून त्यांना दिलासा द्यावा, असे सांगितले. ‘मुख्यमंत्री बळीराजा रस्ते पाणंद’ योजना स्थानिक आमदारांच्या अध्यक्षतेखाली राबवली जाणार असून रस्त्यांची मोजणी, कायदेशीर प्रक्रिया व प्रत्यक्ष काम अशी टप्प्याटप्प्याने अंमलबजावणी केली जाणार आहे, अशी माहिती या बैठकीत देण्यात आली. महसूल विभागातील सर्व पाणंद रस्त्यांचे डी-नोटिफिकेशन, अतिक्रमित घरे नियमित करणे, आकारीपड जमिनी शेतकर्‍यांना परत देणे, तसेच शासन प्रयोजनार्थ नसलेल्या जमिनी मूळ मालकांच्या नावे करणे असे महत्त्वाचे निर्णय घेण्यात आले.देवस्थान जमिनींबाबत आ. नीलेश राणे यांनी आग्रही भूमिका मांडली. कोकणातील स्थानिक देवस्थानांचे देवस्थान बाबतीतचे निर्णय पश्चिम महाराष्ट्र देवस्थान कमिटीकडे मान्यतेसाठी पाठवले जातात. अनेकवेळा ते प्रलंबित राहतात. दरम्यान त्या कमिटीचा कार्यकाल संपतो. पण निर्णय प्रलंबित असतात. त्यासाठी हा प्रश्न कायमस्वरूपी सोडवायचा असेल तर स्थानिक देवस्थान कमिटीला अधिकार देऊन पश्चिम महाराष्ट्र देवस्थान समिती बरखास्त करण्याची मागणी केली. त्यासाठी सक्षम कायदा करावा व गेली अनेक वर्षे प्रलंबित असलेला हा विषय मार्गी लावावा, अशी मागणी त्यांनी केली. यावर महसूलमंत्री यांनी तात्काळ अहवाल सादर करून सदरचा विषय निकाली काढण्याचे आदेश दिले. महसूल विभागातील पाणंद रस्त्यांचे डी-नोटिफिकेशन करणे अतिक्रमित घरे नियमित करणे आकारीपड जमिनी शेतकर्‍यांना परत देणे शासन प्रयोजनार्थ नसलेल्या जमिनी मूळ मालकांच्या नावे करणे अधिसूचनेत कोळी बांधवांबरोबरच गाबीत समाजाचाही उल्लेख असावा महसूलमंत्री चंद्रशेखर बावनकुळे यांनी एक महत्त्वपूर्ण घोषणा केली. मुंबईप्रमाणेच कोकणातील सर्व कोळीवाडे नियमित करून त्यांचे हक्क कोळी बांधवांना प्रस्थापित करून देण्याचे निर्देश महसूल अधिकार्‍यांना देण्यात आले, आ. राणे यांनी सुचविले, सिंधुदुर्ग जिल्ह्यात गाबीत समाजही पारंपरिक पद्धतीने मच्छीमार व्यवसाय करीत आहे. त्यामुळे यासंदर्भातील अधिसूचना प्रसिद्ध करताना कोळी यांच्यासोबत सिंधुदुर्गातील गाबीत समाजाचाही उल्लेख असावा, अशी मागणी त्यांनी बैठकीत केली. 'Pudhari' is excited to announce the relaunch of its Android and iOS apps. Stay updated with the latest news at your fingertips. Android and iOS Download now and stay updated, anytime, anywhere. Pudhari Publications Private Limited</w:t>
+        <w:t>Content: Nagpur: नवरात्रोत्सवातील गरबा फक्त हिंदूंसाठी असून मुस्लिमांना किंवा इतर धर्मियांना प्रवेश देऊ नका अशी भूमिका आज विश्व हिंदू परिषद नागपुरात पत्रकार परिषदेत मांडणार आहे .गरब्यात प्रवेश करताना आधार कार्ड बघून प्रवेश द्यावा .येणाऱ्याला टिळा लावावा तसेच देवीची पूजा करायला लावा अशा नियम व अटी आज विश्व हिंदू परिषदेकडून केल्या जाणार आहेत .बजरंग दल आणि विहिपचे कार्यकर्ते गरबास्थळी यावर लक्ष ठेवून असणार आहेत . दरम्यान यावर राज्याचे महसूल मंत्री व नागपूरचे पालकमंत्री चंद्रशेखर बावनकुळे यांनी प्रतिक्रिया दिली आहे . गरबा आयोजन करणारी समिती अटी शर्ती टाकू शकते तो त्यांचा अधिकार आहे .कार्यक्रमाला पोलिसांची परवानगी आहे का ? यावरच गरबा आयोजन समितीला निर्णय करायचा असतो, असं मंत्री बावनकुळे यांनी म्हटलंय . नवरात्रोत्सवाच्या पार्श्वभूमीवर विश्व हिंदू परिषदेने बजरंग दलाने गरबा कार्यक्रमांसाठी पुन्हा एकदा आपली भूमिका स्पष्ट केले आहे . नवरात्रोत्सवातील गरबा फक्त हिंदूंसाठी आहे .मुसलमान किंवा इतर धर्मियांना यात प्रवेश देऊ नका अशी भूमिका आज विश्व हिंदू परिषद नागपूर मध्ये पत्रकार परिषदेत मांडणार आहे .दरवर्षीप्रमाणे नवरात्र सुरू होण्यापूर्वी विश्व हिंदू परिषद हे पत्रकार परिषद घेणार आहे .आज दुपारी चार वाजता पत्रकार परिषदेत ही भूमिका मांडण्यात येणार असल्याची माहिती आहे. गरब्यात प्रवेश करताना आधार कार्ड बघून प्रवेश द्यावा, येणाऱ्या ला टिळा लावावा, देवीची पूजा करायला लावा ..अशा अटी शर्ती विश्व हिंदू परिषदेने घातल्या आहेत . या वेळी बजरंग दल आणि विहीपचे कार्यकर्ते गरबास्थळांवर लक्ष ठेवून राहणार आहे . गरबा भगवतीला प्रसन्न करण्यासाठीची आराधना आहे .गरबा नृत्य नसून देवीला प्रसन्न करण्यासाठी खेळला जातो .ज्यांची श्रद्धा नाही त्यांना गरबा प्रवेश देऊ नये .अशी भूमिका विश्व हिंदू परिषदेने सर्व गरबा आयोजकांना निवेदन देत मांडले आहे . विश्व हिंदू परिषदेच्या या भूमिकेवर नागपूरचे पालकमंत्री व राज्याचे महसूल मंत्री चंद्रशेखर बावनकुळे यांनी प्रतिक्रिया दिली आहे . ते म्हणाले, गरबा आयोजन करताना गरबा आयोजन समिती अटी शर्ती टाकू शकते .तो त्यांचा अधिकार आहे .समितीने काय अटी शर्ती ठेवल्या आणि त्या कार्यक्रमाला पोलिसांची परवानगी आहे का ?या परवानगी वरच गरबायोजन समितीला निर्णय करायचा असतो असं बावनकुळे म्हणालेत . We use cookies to improve your experience, analyze traffic, and personalize content. By clicking "Allow All Cookies", you agree to our use of cookies.</w:t>
       </w:r>
     </w:p>
     <w:p>
@@ -2864,7 +2864,7 @@
     </w:p>
     <w:p>
       <w:r>
-        <w:t>Title: Video: Nagpur’s Gnyanyogi Jichkar Bridge Closed a Day After Inauguration</w:t>
+        <w:t>Title: Mahayuti Government : सोलापूर जिल्ह्यातील कुर्डू गावच्या मुरूम उत्खनन प्रकरणाचा महाराष्ट्रातील 41000 गावांना फायदा होणार</w:t>
       </w:r>
     </w:p>
     <w:p>
@@ -2876,13 +2876,13 @@
           <w:rPr>
             <w:color w:val="0000FF"/>
           </w:rPr>
-          <w:t>https://www.nagpurtoday.in/nagpurs-gnyanyogi-jichkar-bridge-closed-a-day-after-inauguration/09132031</w:t>
+          <w:t>https://sarkarnama.esakal.com/amp/story/maharashtra/ajit-pawar-ips-anjana-krishna-dispute-murum-excavation-benefits-41000-villages-maharashtra-dk88</w:t>
         </w:r>
       </w:hyperlink>
     </w:p>
     <w:p>
       <w:r>
-        <w:t>Content: Nagpur: The much-anticipated Gnyanyogi Jichkar Bridge in Dharampeth, inaugurated with great fanfare on Saturday (September 12), was abruptly closed to the public the very next day, sparking widespread anger among Nagpur residents. The inauguration ceremony was a high-profile event attended by Chief Minister Devendra Fadnavis, Union Minister Nitin Gadkari, and Guardian Minister Chandrashekhar Bawankule. The bridge was opened amidst fireworks, drumbeats, banners, and a large gathering of BJP workers. The atmosphere was celebratory, with locals hopeful that the bridge would ease traffic congestion in the city. However, by Sunday morning (September 13), citizens found access to the bridge blocked. Public backlash The sudden closure has left citizens questioning the rush to inaugurate the bridge. Locals asked why a ribbon-cutting ceremony was prioritized if technical work on the bridge was incomplete. Many took to social media to vent their frustration, with some sarcastically remarking, “Was this just to showcase a ribbon-cutting event for leaders?” Official silence No official explanation has been issued for the closure. However, speculation suggests that either technical glitches or safety concerns may have prevented the bridge from being fully opened to traffic. Opposition criticism Opposition leaders have slammed the government, accusing it of misleading the public. “Spending public money on incomplete projects just for a photo-op is outright betrayal of citizens,” critics said. What next? The bridge was expected to significantly reduce traffic congestion in Nagpur. Instead, its immediate closure has left residents confused and frustrated. All eyes are now on the administration to announce when the bridge will finally be opened for public use. A post shared by Nagpur Today News (@nagpur_today)</w:t>
+        <w:t>Content: वसंत कांबळे Solapur News: कुर्डू येथील मुरूम प्रकरणामुळे राज्याचे उपमुख्यमंत्री अजित पवार आणि डीवायएसपी अंजली कृष्णा यांचा फोनवरील संवाद व्हायरल झाला होता. या प्रकरणानंतर महाराष्ट्र शासनाने 3 एप्रिल 2025 रोजी काढलेल्या शासन निर्णयाला (जीआर) उर्जितावस्था मिळाली आहे. कुर्डूतील आंदोलनातून हा जीआर प्रशासनातील अधिकाऱ्यांना माहितच नव्हता, हे स्पष्ट झाले. मात्र आंदोलनामुळे हा जीआर आता सर्वांसाठी खुला झाला आहे. एका कार्यक्रमात उपमुख्यमंत्री अजित पवार (Ajit Pawar) यांनी मुख्यमंत्री देवेंद्र फडणवीस, उपमुख्यमंत्री एकनाथ शिंदे आणि महसूल मंत्री चंद्रशेखर बावनकुळे यांच्या उपस्थितीत या जीआरबाबत थेट सूचना दिल्या. “चांदा ते बांदा सर्वत्र हा जीआर लागू करावा, त्याची माहिती सोलापूरपर्यंत पोहोचवावी,” असे त्यांनी सांगितले. यावेळी महसूल मंत्री चंद्रशेखर बावनकुळे (Chandrashekhar Bawankule) यांना अजित पवार म्हणाले, “हे अभियान जर मागच्या महिन्यातच सुरू झाले असते, तर एवढे प्रकरण गाजलेच नसते,” असे मनोगतात त्यांनी व्यक्त केले. कुर्डूमध्ये ज्या कागदाच्या आधारावर मुरूम उपसा सुरू होता, त्याच कागदाची आता राज्यभर माहिती करुन देण्याचे काम अजित पवार यांनी केले आहे. अशी किती शासन परिपत्रके (जी.आर.) लोकांना माहिती होऊ दिली जात नाहीत व माहिती असतानाही चुकीच्या पद्धतीने कार्यवाही का केली जाते0 प्रशासनाला चुकीची माहिती देणाऱ्या अधिकाऱ्यामुळे एवढे मोठे प्रकरण देभभर गाजले त्या अधिकाऱ्यावर महसूल प्रशासनाने काय कारवाई केली हे जाहीर करावे, अशी मागणी नागरिकांमधून होत आहे. राज्य सरकारनं अशी सर्व परिपत्रके गावातील ग्रामपंचायत नगरपालिका कार्यालय तलाठी कार्यालय व सेतू कार्यालय या ठिकाणी दाखवण्यात यावी, अशी मागणी जोर धरत आहे. त्यानंतर प्रशासनाने कुर्डूमध्ये मुरूम उत्खनन करणाऱ्या ग्रामपंचायतीचे सरपंच आणि ग्रामसेवक यांच्यावर गुन्हे दाखल केले. त्यानंतर कुर्डू ग्रामस्थांची एकी राज्याने पाहिली. कुर्डू गाव प्रशासनाने अन्याय केला त्याच्या निषेधार्थ ग्रामस्थांनी एक दिवस संपूर्ण गाव बंद ठेऊन दाखल झालेल्या गुन्ह्यांचा निषेध व्यक्त केला. आमच्या गावातील वाड्या वस्तीवरील रस्ते दुरुस्त करावे मागणी केली. या आंदोलनाची धग ही मंत्रालयालापर्यंत पोहोचली. महसूलमंत्र्यांनी येथून पुढे पाणंद रस्त्यांसाठी जो मुरूम उत्खनन होईल त्याला रॉयल्टी भरायची आवश्यकता नाही, असे घोषित केले. एखादं गाव पानंद रस्त्यासाठी मुरूम उत्खनन करत असताना त्या गावाला बदनाम न करता त्या गावाची मागणी काय आहे, गाव कशासाठी मागणी करतोय... याचा विचार केला पाहिजे. राज्य सरकारने कुर्डू आंदोलनाची दखल घेतली आणि कुर्डूच्या एका आंदोलनामुळे राज्यातील सर्वच गावातील पाणंद रस्त्यांना या निर्णयाचा फायदा होणार आहे. सरकारचे व कुर्डू करांचे अभिनंदन माजी आ. संजयमामा शिंदे, माढा -करमाळा विधानसभा गावाची मागणी गरज काय आहे त्यावर काम केले तर आख्खा गाव पाठीशी उभारतो हे आमच्या गावाने सिध्द केले आहे.तळागाळातील जनतेचे प्रश्न सोडविण्यासाठी पदाधिकारी यांनी प्रथम प्राधान्य द्यावे हे आमच्या नेते अजित दादा यांचे आम्हाला सांगणे आहे त्याच धर्तीवर आम्ही काम करत आहोत. बाबा जगताप, अध्यक्ष माढा -करमाळा विधानसभा मतदारसंघ, राष्ट्रवादी काँग्रेस पार्टी (अजित पवार गट) कुर्डू मुरूम उत्खनन प्रकरणांमध्ये कुर्डूला बदनाम करण्यासाठी ज्यांनी पुढाकार घेतला होता, त्यांना कळून चुकले असेल की, आम्ही जे आंदोलन करत होतो त्या गावातील सार्वजनिक रस्त्यांसाठी करत होतो. आणि आमच्या मागणीची दखल राज्य सरकारने घेतली. यामध्ये मुख्यमंत्री उपमुख्यमंत्री आणि महसूल मंत्री यांची आम्ही कुर्डू ग्रामस्थांच्या वतीने जाहीर आभार व्यक्त करतो. तसेच या प्रकरणांमध्ये आम्हाला राज्य सरकारमध्ये संवाद घडवून ज्यांनी आणला ते आमचे नेते करमाळ्याचे विकास पुरुष संजय मामा शिंदे यांचे देखील आम्ही विशेष आभार व्यक्त करतो. - अण्णासाहेब ढाणे, माजी जिल्हा परिषद सदस्य प्रतिनिधी सरकारनामाचे सदस्य व्हा शॉपिंगसाठी 'सकाळ प्राईम डील्स'च्या भन्नाट ऑफर्स पाहण्यासाठी क्लिक करा. Read Latest Marathi Political News, Breaking Political News from Maharashtra, India, Pune &amp; Mumbai at Sarkarnama. To Get Live Political Marathi News on Mobile, Download the Sarkarnama Mobile App for Android and IOS. सरकारनामा आता सर्व सोशल मीडिया प्लॅटफॉर्मवर. ताज्या राजकीय घडामोडींसाठी फेसबुक, ट्विटर, इन्स्टाग्राम, शेअर चॅट, टेलिग्रामवर आणि व्हॉट्सॲप आम्हाला फॉलो करा. तसेच, सरकारनामा यूट्यूब चॅनेलला आजच सबस्क्राइब करा. Copyright © 2025 Sakal Media Group – All Rights Reserved</w:t>
       </w:r>
     </w:p>
     <w:p>
@@ -2895,7 +2895,7 @@
     </w:p>
     <w:p>
       <w:r>
-        <w:t>Title: राज्यात बळीराजा शेत पाणंद रस्ते योजनेस गती येणार; आता मजबूत रस्ते तयार होणार</w:t>
+        <w:t>Title: Chanda revenue mitra chatbot launch Chandrapur । चंद्रपूरमध्ये ‘चांदा महसूल मित्र’ चॅटबोटचे उद्घाटन – सर्व सेवा आता ऑनलाईन</w:t>
       </w:r>
     </w:p>
     <w:p>
@@ -2907,13 +2907,13 @@
           <w:rPr>
             <w:color w:val="0000FF"/>
           </w:rPr>
-          <w:t>https://www.lokmat.com/agriculture/farming-ideas/baliraja-shet-panand-road-scheme-will-gain-momentum-in-the-state-now-strong-roads-will-be-built-a-a975/</w:t>
+          <w:t>https://news34.in/2025/09/chanda-revenue-mitra-chatbot-launch-chandrapur/</w:t>
         </w:r>
       </w:hyperlink>
     </w:p>
     <w:p>
       <w:r>
-        <w:t>Content: राज्यात बळीराजा शेत पाणंद रस्ते योजनेस गती येणार; आता मजबूत रस्ते तयार होणार By ऑनलाइन लोकमत Updated: September 10, 2025 09:45 IST2025-09-10T08:11:46+5:302025-09-10T09:45:15+5:30 शेअर : बळीराजा शेत पाणंद रस्ते योजनेस गती देण्यासाठी प्रधानमंत्री नरेंद्र मोदी यांच्या वाढदिवसाच्या निमित्ताने १७ ते २२ सप्टेंबर २०२५ या कालावधीत विशेष मोहिम राबवण्यात येणार आहे. या योजनेसाठी स्वतंत्र लेखाशीर्ष तयार करण्यात येईल, असे महसूल मंत्री चंद्रशेखर बावनकुळे यांनी सांगितले. बळीराजा शेत पाणंद रस्ते योजना राज्यस्तरीय समितीची बैठक महसूल मंत्री श्री. बावनकुळे यांच्या अध्यक्षतेखाली झाली. महसूल मंत्री चंद्रशेखर बावनकुळे म्हणाले, या योजनेच्या अंमलबजावणीसाठी विधानसभाक्षेत्र निहाय समिती स्थापन केली जाणार असून या समितीचे अध्यक्ष संबंधित विधानसभा क्षेत्राचे आमदार राहतील. विधानसभा क्षेत्रनिहाय समितीचे सदस्य सचिव प्रांतअधिकारी राहणार असून त्यांच्या समवेत समितीमध्ये महसूल, पोलीस , ग्रामविकास अधिक विभागाचे अधिकारी असतील. तांत्रिक व कार्यकारी यंत्रणेच्या कार्यवाहीच्या अनुषंगाने अभ्यास गटाने याबाबत आराखडा तयार करावा, असे महसूल मंत्री बावनकुळे यांनी सांगितले. ग्रामविकास मंत्री जयकुमार गोरे म्हणाले, मुख्यमंत्री ग्रामसडक योजनेतून ग्रामीण भागात रस्त्यांची कामे दर्जेदार होत आहेत. बळीराजा शेत पाणंद रस्ते मोहिमेस गती देण्यासाठी शासनाने शासन निर्णय निर्गमित केला असून गाव पातळीवर याची अंमलबजावणी सुरू होत आहे. या अनुषंगाने शेत व पाणंद रस्त्याची कामे गुणवत्ता पूर्ण काम होण्यासाठी उपाययोजना करण्यात येतील. शेत पाणंद रस्ते बनविताना प्रामुख्याने माती, मुरूम व खडी याचा वापर होत असल्याने त्या माध्यमातून तयार होणारे थर आणि त्यांची मजबुती याकडे लक्ष दिले जावे असे ग्रामविकास मंत्री गोरे यांनी सांगितले. रोजगार हमी योजना मंत्री गोगावले म्हणाले, महात्मा गांधी राष्ट्रीय ग्रामीण रोजगार हमी योजना केंद्र सरकारच्या व राज्य शासनाच्या समन्वयाने महाराष्ट्रात राबविली जात आहे. यातून असंख्य कामे सुरु आहेत. बळीराजा शेत व पाणंद रस्ते मोहिमेत देखील चांगली कामे करण्यात येतील. राज्यमंत्री ॲड. जयस्वाल म्हणाले, शेत व पाणंद रस्ते योजनेमुळे भविष्यात निर्माण होणाऱ्या तंट्यांना आळा बसण्यास मदत होणार आहे. अतिरिक्त मुख्य सचिव श्री. खारगे यांनी योजनेसाठी अभ्यास गटाने तयार केलेल्या उपाययोजनाची माहिती दिली. बैठकीमध्ये उपस्थित सदस्य आमदार यांनी चर्चेत सहभाग घेऊन बळीराजा शेत पाणंद रस्ते योजना अंमलबजावणी व कार्यवाहीसाठी विविध मुद्दे व सूचना मांडल्या. शेत व पाणंद रस्ते नोंद करण्यास प्राधान्य देताना, रस्ते नोंद नकाशे ग्राम पंचायत स्तरावर प्रदर्शित करणे यासह मंजूर केलेले रस्ते खुले करण्याचे नियोजन करण्याच्या सूचना देण्यात आल्या. अधिक वाचा: आता पीएम किसानचा हप्ता मिळणार फक्त शेतकऱ्याच्या पत्नीला; काय आहे निर्णय? वाचा सविस्तर Copyright © 2025 Lokmat Media Pvt Ltd</w:t>
+        <w:t>Content: News 34 Chanda revenue mitra chatbot launch Chandrapur : चंद्रपूर दिनांक 20 : राज्यात 17 सप्टेंबर ते 2 ऑक्टोबर या कालावधीत महसूल विभागातर्फे सेवा पंधरवाडा राबविण्यात येत आहे. या अंतर्गत शेतरस्त्यांचे मॅपिंग करणे, त्यांचे अतिक्रमण काढणे, राष्ट्रीय महामार्ग प्रमाणे रस्त्यांना क्रमांक देणे, सर्वांना घरे आदी बाबी करण्यात येणार आहे. महसूल खाात्याबद्दल नागरिकांमध्ये आदराची भावना आहे. त्याला तडा जाऊ देऊ नका. लोकाभिमुख प्रशासनासाठी अतिशय गांभिर्याने काम करा, असे निर्देश राज्याचे महसूल मंत्री चंद्रशेखर बावनकुळे (chandrashekhar bawankule) यांनी यंत्रणेला दिले चंद्रपुरात सोमवारपासून भाऊ चा दांडिया . जिल्हाधिकारी कार्यालयात महसूल विभागांतर्गत, भुमी अभिलेख, मुद्रांक नोंदणी आदी बाबींचा आढावा घेतांना ते बोलत होते. बैठकीला सर्वश्री आमदार किशोर जोरगेवार, देवराव भोंगळे, करण देवतळे, जिल्हाधिकारी विनय गौडा जी.सी., अतिरिक्त जिल्हाधिकारी डॉ. नितीन व्यवहारे, संतोष थिटे (चिमूर), निवासी उपजिल्हाधिकारी दगडू कुंभार यांच्यासह सर्व उपविभागीय अधिकारी, सर्व तहसीलदार आदी बैठकीला उपस्थित होते. farm road numbering scheme Chandrapur सेवा पंधरवडा अंतर्गत पाणंद रस्त्यांची मोहीम हाती घेण्यात आली आहे. या अंतर्गत पाणंद रस्त्यांना क्रमांक देण्यात येणार आहे. राष्ट्रीय आणि राज्य महामार्गाप्रमाणेच शेतकऱ्यांच्या पाणंद रस्त्यांना क्रमांक देणारे महाराष्ट्र्र हे देशातील पहिले राज्य आहे. पुढील काळात या रस्त्यांवर अतिक्रमण होणार नाही, याची काळजी घ्यावी. राज्याचा जीडीपी वाढवायचा असेल तर शेतकऱ्यांचे पाणंद रस्ते मोकळे होणे गरजेचे आहे. शेतात पाणी, वीज, रस्ता असेल तर शेती करण्याकडे ओढा वाढेल. revenue department service fortnight Chandrapur महसूल अधिकाऱ्यांनी गावात जाऊन लोकांच्या समस्या सोडवाव्यात. शासनाची भूमिका घेऊन प्रशासन आपल्या गावात आले, असे गावकऱ्यांना म्हटले पाहिजे. सामान्य आणि गरीब जनतेला चांगल्या सुविधा देणे हे आपले कर्तव्य आहे. गतिमान, पारदर्शक प्रशासन राबविण्यासाठी यंत्रणेने सजग असावे. शासकीय कामासाठी लोकांना कोणताही त्रास होता कामा नये. घरकुल पासून कोणीही वंचित राहू नये, एकही शेतकरी पांदण रस्त्याविना राहू नये, याची काळजी घ्यावी. जनतेला भेटण्याचे फलक कार्यालयात लावा. लोकांशी संपर्कात रहा. शासनाच्या धोरणांची प्रभावी अंमलबजावणी करा. पुढे महसूल मंत्री श्री. बावनकुळे म्हणाले, महानगरपालिका, नगरपालिका हद्दीमध्ये ज्या झोपडपट्टी आहेत, त्यांची जमीन सुद्धा नियमित करण्यात येईल. सरकारी जागेवरील सर्व घरांचा सर्वे करण्यात येणार आहे. चंद्रपूर शहरातील 55 झोपडपट्टीधारकांना कायदेशीर घरे देण्याचा निर्णय लवकरच घेण्यात येईल. पुढील पाच वर्षात देशातील सर्वोत्कृष्ट महसूल खाते महाराष्ट्राचे असावे, अशी अपेक्षा त्यांनी व्यक्त केली. .आपल्या चांगल्या कामाचे सादरीकरण करा. महसूल विभागाच्या संकेतस्थळावर हे सादरीकरण अपलोड करा. Chanda revenue mitra chatbot launch Chandrapur कृत्रिम वाळू धोरणानुसार शासकीय बांधकामात 50 टक्के वाळू अनिवार्य करण्यात आली आहे. कृत्रिम वाळू प्रकल्पासाठी जास्तीत जास्त प्रयत्न करा. प्रत्येक जिल्ह्यात किमान 50 प्रकल्प लागले पाहिजे. महसुली अर्धन्यायीक प्रकरणे तीन महिन्यात निकाली काढण्याच्या सूचना देण्यात आल्या आहे. शेतकऱ्यांनी त्वरीत फार्मर आयडी करून घ्यावी. विशेष सहाय्य योजनेचा सर्व निधी डीबीटीवर देण्यात येतो. प्रत्येक घरी जाऊन 100 टक्के डीबीटी करण्यासाठी या पंधरवड्यात यंत्रणेने घरोघरी जावे, अशा सुचनाही महसूल मंत्री चंद्रशेखर बावनकुळे यांनी दिल्या. यावेळी जिल्हाधिकारी विनय गौडा जी.सी. यांनी विभागाचे सादरीकरण केले. महसूल विभागाच्या विविध सेवा ऑनलाईन पध्दतीने नागरिकांना माहित व्हाव्यात, यासाठी जिल्हा प्रशासनाच्यावतीने तयार करण्यात आलेल्या चांदा महसूल मित्र चॅटबोटचे (फोन नं. 9284061588) उद्घाटन महसूल मंत्री चंद्रशेखर बावनकुळे यांच्या हस्ते करण्यात आले. Comment Save my name, email, and website in this browser for the next time I comment. Privacy Policy I Diclamer I Terms &amp; Condition I About I Contact Us</w:t>
       </w:r>
     </w:p>
     <w:p>
@@ -2926,7 +2926,7 @@
     </w:p>
     <w:p>
       <w:r>
-        <w:t>Title: Listening To Morari Bapu’s Ram Katha is a Blessing Equal to Chanting the Sahasranama: CM Devendra Fadnavis</w:t>
+        <w:t>Title: Maratha Reservation: दोन खासदार वगळता काँग्रेस नेत्यांनी मराठा आंदोलनाकडे फिरवली पाठ!</w:t>
       </w:r>
     </w:p>
     <w:p>
@@ -2938,13 +2938,13 @@
           <w:rPr>
             <w:color w:val="0000FF"/>
           </w:rPr>
-          <w:t>https://english.bombaysamachar.com/national/listening-to-morari-bapus-ram-katha-is-a-blessing-equal-to-chanting-the-sahasranama-cm-devendra-fadnavis/</w:t>
+          <w:t>https://sarkarnama.esakal.com/vishleshan/maharashtra-congress-leaders-in-maratha-reservation-protest-nana-patole-harshvardhan-patil-vijay-wadettiwar-turn-away-from-maratha-reservation-protest-manoj-jarange-patil-maharashtra-politics-mm76</w:t>
         </w:r>
       </w:hyperlink>
     </w:p>
     <w:p>
       <w:r>
-        <w:t>Content: Mumbai: “We are truly blessed to have the opportunity to listen to the Ram Katha in the divine voice of Morari Bapu. Generations have been listening to the Ram Katha, but hearing it from Morari Bapu is indeed a blessing equal to chanting the Sahasranama,” said Chief Minister Devendra Fadnavis. The Ram Katha discourse by Morari Bapu was organized at Chintamani Agricultural Produce Market Committee, Yavatmal. On this occasion, Guardian Minister Sanjay Rathod, Revenue Minister Chandrashekhar Bawankule, Tribal Development Minister Ashok Uike, Chairman of the National Commission for Backward Classes Hansraj Ahir, MP Sanjay Deshmukh, Balwant Wankhede, MLA Balasaheb Mangulkar, Kishor Jorgewar, Raju Todsam, Adv. Ashish Deshmukh, Kisanrao Wankhede, Saitai Dahake, Ram Katha organizers Dr. Vijay Darda and Rajendra Darda, among others, were present. The Chief Minister said that the Ram Katha is the most beautiful story, and listening to it paves the path of life. “It contains profound lessons for leading a meaningful life. Listening to Morari Bapu’s thoughtful Ram Katha is truly a moment of fortune for everyone. Lord Ram’s life exemplifies adherence to discipline and values, making him the supreme ‘Maryada Purushottam.’ The Ram Katha represents sacrifice, penance, radiance, discipline, and emotions. Today, after 500 years, Lord Ram has been consecrated at his rightful place in Ayodhya—a matter of pride for every Indian,” he added. Speaking about the book ‘Pen and Purpose’ based on the life of Jawaharlal Darda, the CM said the book highlights his contribution to the freedom struggle and the vision of a progressive Maharashtra. “It reflects his multi-faceted personality and his contributions to the progress of the state, culture, and industry. After Babuji, Dr. Vijay Darda has continued to inspire society through his social work. It is through him that we are blessed with the darshan of Morari Bapu,” he stated. On arrival at the Ram Katha venue, the Chief Minister felicitated Morari Bapu with a shawl and a coconut. Later, Dr. Vijay Darda and Rajendra Darda welcomed the CM. On this occasion, the Chief Minister released the book ‘Pen and Purpose’ based on Jawaharlal Darda’s life. He also dedicated the ₹100 commemorative coin, issued on the birth centenary of Jawaharlal Darda, to Morari Bapu. Read Also : India-Pak Match Row : Aaditya Thackeray Will Watch India-Pak Match In Burqa, Claims BJP’s Nitesh Rane</w:t>
+        <w:t>Content: मराठा-कुणबीसाठी मनोज जरांगे पाटील यांनी मुंबईत केलेले आंदोलन. ‘ओबीसी बचाव’साठी नागपूरमध्ये झालेले आंदोलन यामुळे महाराष्ट्राचे समाजकारण आणि ढवळून निघाले. जरांगेंच्या आंदोलनामुळे लोकसभा निवडणुकीत १३ जागा मिळवित सर्वांत मोठा लाभ काँग्रेसला झाला होता. तर, सहा महिन्यांनी झालेल्या विधानसभा निवडणुकीत काँग्रेसला इतिहासात सर्वांत कमी म्हणजे अवघ्या १६ जागा जिंकता आल्या. महायुतीकडे एकवटलेली ‘ओबीसी मतपेढी’ याचे प्रमुख कारण मानले जाते. आता झालेल्या मराठा आंदोलनात दोन खासदारांचा अपवाद वगळता काँग्रेसचे आमदार, खासदार, प्रदेशाध्यक्ष गेले नाहीत. लोकसभा निवडणुकीत जरांगे पाटील घटकासोबत दलित आणि मुस्लिम मतांचा फायदा महाविकास आघाडीला झाल्याचे दिसले. भाजपचा ‘अब की बार चारसो पार’ची घोषणा पाहून राज्यघटना बदलाच्या भीतीने एकवटलेला अनुसूचित जातीचा समाज, भाजपला हरविण्यासाठी महाविकास आघाडी हाच एकमेव पर्याय म्हणून एकवटलेला मुस्लिम समाज आणि ओबीसी आरक्षणाच्या मागणीवरून आक्रमक झालेला मराठा समाज, यामुळे लोकसभा निवडणुकीसाठी महाराष्ट्रात ‘मदमु’ (मराठा-दलित-मुस्लिम) घटक कमालीचा चालला. विधानसभा निवडणुकीत भाजपच्या रणनितीने हा घटक विखुरला. कुणबी समाजाचे प्रतिनिधित्व करत असलेले प्रदेशाध्यक्ष हर्षवर्धन सपकाळ अन् माजी प्रदेशाध्यक्ष नाना पटोले, ओबीसी नेते विजय वडेट्टीवार यांचा एक गट आणि माजी मंत्री बाळासाहेब थोरात अन् विधान परिषदेचे गटनेते सतेज पाटील या मराठा नेत्यांचा एक गट या दोन्ही आंदोलनामध्ये सावध भूमिका घेताना दिसला. माजी मंत्री थोरात यांनी जरांगे पाटील यांच्या आंदोलनाला समर्थन असल्याचे पत्र समाजमाध्यमांत ‘व्हायरल’ करून आपला संगमनेर मतदारसंघ व अहिल्यानगर जिल्हा काही प्रमाणात सुरक्षित करण्याचा प्रयत्न केल्याचे दिसले. सोलापूरच्या खासदार प्रणिती शिंदेंच्या विजयात फक्त आणि फक्त मोहोळ, मंगळवेढा व पंढरपूर तालुक्यांतील जरांगे पाटील घटक महत्त्वपूर्ण ठरल्याचे या दोन तालुक्यांतील मताधिक्यावरून स्पष्ट दिसते. खासदार शिंदे यांनी मुंबईच्या आंदोलनात सहभागी व्हावे, यासाठी आंदोलकांनी प्रयत्न केले, या प्रयत्नांना अपयश आले. खासदार शिंदे यांनी आंदोलकांसाठी नाश्‍ता-पाण्याची सोय करून ‘मी सोबत असल्या’चे दाखविण्याचा प्रयत्न केला. कोल्हापूरचे खासदार श्रीमंत शाहू महाराज छत्रपतींच्या नेतृत्वाखाली काही खासदार अन् आमदारांनी जरांगे पाटील यांच्या आंदोलनाला भेट देऊन पाठिंबा देण्याची तयारीही केल्याचे समजते. नंतर हे नियोजन का कोलमडले? याचे उत्तर शोधण्याचा प्रयत्न सध्या काँग्रेस कार्यकर्ते करताना दिसत आहेत. लातूरचे खासदार डॉ. शिवाजीराव काळगे हेही या आंदोलनात सहभागी होतील, अशी या भागातील मराठा आंदोलकांना अपेक्षा होती. जरांगे पाटील यांच्या आंदोलनात शिवसेना उद्धव बाळासाहेब ठाकरे व राष्ट्रवादी काँग्रेस शरदचंद्र पवार पक्षाच्या नेत्यांनी जशी हजेरी लावली, तशी हजेरी लावण्यात काँग्रेसची सावध भूमिका अनेकांना आता खटकू लागली आहे. मराठा आंदोलनातील प्रमुख चेहरा म्हणून ओळख असलेले सरपंच मंगेश साबळे हे २०२४ ची निवडणूक जालना लोकसभा मतदारसंघातून अपक्ष लढले. प्रभावी व आक्रमक मराठा आंदोलक साबळे समोर असतानाही महाविकास आघाडीतील काँग्रेसचे डॉ. कल्याणराव काळे हे एक लाख ९ हजार मताधिक्याने येथून खासदार झाले. भाजपचे पाच वेळा निवडून आलेले खासदार आणि माजी मंत्री रावसाहेब दानवे यांचा पराभव झाला. दानवे यांच्या पराभवासाठी डॉ. काळे यांना जरांगे-पाटील फॅक्टर कमालीचा उपयुक्त ठरल्याचे दिसले. त्यामुळे खासदार काळे यांनी पक्षाचा आदेश, पक्षाचा निर्णय, पक्षाची भूमिका जाहीर होण्याच्या आगोदरच मुंबईत जाऊन जरांगे-पाटील यांच्या आंदोलनात स्टेजवर हजेरी लावली. या हजेरीतून त्यांनी ‘माझा मतदारसंघ, माझी जबाबदारी’ या तत्त्वानुसार आपल्या मतदारसंघातील मतपेढीला अधिक प्राधान्य दिल्याचे दिसले. त्यांच्यासोबत नांदेडचे खासदार रवींद्र चव्हाण हे देखील जरांगे यांच्या व्यासपीठावर दिसले. काँग्रेसच्या या दोन नेत्यांशिवाय कोणी आमदार वा खासदार जरांगे पाटील यांच्या स्टेजवर दिसले नाही. बाकीच्यांनी आंदोलकांच्या ‘रसद’साठी हातभार लावल्याचे समजते. जरांगे पाटील यांचे आंदोलन मुंबईत सुरू असताना लगेचच नागपूरमध्ये ओबीसी महासंघाचे आंदोलन बबनराव तायवाडे यांच्या नेतृत्वाखाली सुरू झाले. त्यांच्या आंदोलनाला गडचिरोलीचे काँग्रेस खासदार नामदेव किरसन, नागपूर पदवीधर मतदारसंघाचे आमदार अभिजित वंजारी आणि नागपूर शिक्षक मतदारसंघाचे आमदार सुधाकर आडबाले यांनी हजेरी लावली. या नेत्यांनीही ‘माझा मतदारसंघ, माझी जबाबदारी’ या तत्त्वानुसार आपल्या मतदारसंघातील मतपेढी सांभाळण्याचा प्रयत्न केल्याचे दिसले. ओबीसी महासंघाचे राष्ट्रीय अध्यक्ष तायवाडे हे तसे काँग्रेसचे मानले जातात. त्यांनी अद्याप भाजपमध्ये प्रवेश केला नसला तरीही ते सध्या भाजपकडे अधिकच झुकले असल्याचा संशय विदर्भातील काँग्रेस नेत्यांना वारंवार येऊ लागला आहे. त्यामुळे आपल्या ‘हाता’बाहेर गेलेल्या तायवाडे यांना काँग्रेसचा बडा नेता उघडपणे भेटताना दिसत नाही. लोकसभेचे विरोधी पक्षनेते राहुल गांधींचा सध्या ‘ड्रीम प्रोजेक्ट’ म्हणून ‘मतचोरी’ अभियाना’कडे पाहिले जाऊ लागले आहे. महाराष्ट्रात मतचोरीचा पहिला प्रयोग भाजपाचे माजी प्रदेशाध्यक्ष तथा महसूल मंत्री चंद्रशेखर बावनकुळे यांच्या कामठी (जि. नागपूर) मतदारसंघात झाल्याचा आरोप काँग्रेसने करत राज्यातील ‘वोट चोर, गद्दी छोड’चे पहिले आंदोलन कामठीत झाले. या मेळाव्यातून काँग्रेसने शक्तिप्रदर्शन केले. या मेळाव्यासाठी प्रदेशाध्यक्ष हर्षवर्धन सपकाळ, विधिमंडळ पक्षनेते विजय वडेट्टीवार, काँग्रेस कार्य समितीचे सदस्य अन् ज्येष्ठ नेते बाळासाहेब थोरात, विधान परिषदेतील काँग्रेसचे गटनेते सतेज पाटील, काँग्रेस समितीच्या सदस्य यशोमती ठाकूर, अखिल भारतीय काँग्रेस समितीचे सचिव कुणाल चौधरी, माजी मंत्री सुनील केदार, नसीम खान, खासदार श्यामकुमार बर्वे, प्रतिभा धानोरकर, प्रशांत पडोले, नामदेव किरसान, बळवंत वानखेडे, आमदार अभिजीत वंजारी एकाच व्यासपीठावर दिसले. या मेळाव्यात गैरहजर असलेल्या माजी प्रदेशाध्यक्ष पटोले यांची अनेकांना आठवण झाल्याचे समजते. मुंबईतील मराठा आंदोलनाकडे व नागपुरातील ओबीसी आंदोलनाकडे पाठ फिरविलेल्या प्रदेशाध्यक्ष सपकाळ यांनी पत्रकार परिषदेतून मुख्यमंत्री देवेंद्र फडणवीस यांच्यावर आरक्षणाच्या माध्यमातून जोरदार टीका केली. विविध मागण्याही त्यांनी समाजमाध्यमांतून पुढे आणल्या आहेत. दोन्ही आंदोलनांना न जाता प्रदेशाध्यक्ष सपकाळ यांनी हा प्रश्‍न तूर्तास सोडविला आहे. परंतु मराठा समाजाच्या ओबीसी आरक्षण मागणीवर काँग्रेसची भूमिका काय? या मुख्य प्रश्‍नाचे उत्तर मात्र प्रदेशाध्यक्ष सपकाळ टाळताना दिसत आहेत. स्वतंत्र आरक्षण न्यायालयात टिकत नसल्याचा जुनाच अनुभव मराठा समाजाच्या पाठीशी असल्याने आता ‘कुणबीमधून ओबीसी आरक्षण’ हा सरळ मार्ग अनेकांना पटला आहे. मराठवाडा, पश्‍चिम महाराष्ट्रातील मराठा समाजाचे या मागणीवर एकमत झाले आहे. ‘हैदराबाद गॅझेट’चा शासन निर्णय झाल्याने मराठवाड्यातील मराठा समाजाचा प्रश्‍न मार्गी लागला. काही महिन्यांत ‘सातारा’ आणि ‘औंध गॅझेट’मधून सांगली, सातारा या भागांचाही प्रश्‍न मार्गी लागेल. स्वत: कुणबी असलेले प्रदेशाध्यक्ष सपकाळ कोणाची बाजू घेणार? नव्याने येणाऱ्या कुणबी बांधवांची की पूर्वीपासून ओबीसीचा लाभ घेणाऱ्या जुन्या कुणबी बांधवांची? यावर अनेक प्रश्‍नांची उत्तरे अवलंबून आहेत. आगामी काळ हा स्थानिक स्वराज्य संस्था निवडणुकांचा आहे. या निवडणुकांत प्रचारासाठी फिरताना या प्रश्‍नाचे उत्तर व काँग्रेसची भूमिका प्रदेशाध्यक्ष सपकाळ यांना स्पष्ट करावी लागणार आहे. नव्या जुन्या कुणबींची ही कोंडी प्रदेशाध्यक्ष सपकाळ कशी फोडणार, याकडे सर्वांचे लक्ष लागले आहे. मुख्यमंत्रिपदावरून पायउतार झाल्यानंतर राज्यातील मुस्लिम समाजाची मोठी सहानुभूती उद्धव ठाकरेंना मिळाल्याचे दिसले. काँग्रेसकडून कधी काळी सुटलेली मुस्लिम मतपेढी कमी अधिक प्रमाणात शिवसेनेला (उद्धव बाळासाहेब ठाकरे) मिळाली. फायदा शिवसेनेचा झाला असला तरीही नुकसान मात्र काँग्रेसचेच झाल्याचे बारकाईने पाहिल्यावर लक्षात येते. ‘ओबीसी’ आणि मराठा या दोन टोकाच्या दोन व्होट बँकेला एकत्रित बांधण्याचा प्रयत्न भाजप करताना दिसत आहे. या प्रयत्नासाठी भाजपकडे केंद्र व राज्यातील सत्ता आणि मुख्यमंत्री देवेंद्र फडणवीस यांच्यासारखे चाणाक्ष रणनितीकार आहेत. त्या उलट या दोन्ही मतपेढ्या काँग्रेसकडे टिकवून ठेवण्यासाठी ना सत्ता आहे, ना मुख्यमंत्री फडणवीस यांच्या तोडीचा राज्यात रणनितीकुशल नेता आहे. लोकसभेला जरांगे पाटील घटकाची काँग्रेसला ‘लॉटरी’ लागली. विधानसभेला हा डाव फसला. स्थानिक स्वराज्य संस्थांच्या आगामी निवडणुकांच्या तोंडावर मराठा आणि ओबीसी या दोन्ही मतपेढ्या आपल्यापासून सुटू नये, यासाठी काँग्रेस सावध पावले टाकताना दिसत आहे. विस्कळीत झालेली मतपेढी पुन्हा एकदा जुळविण्यासाठी काँग्रेसकडून प्रयत्न होताना दिसत आहेत. (Edited by: Mangesh Mahale) सरकारनामाचे सदस्य व्हा शॉपिंगसाठी 'सकाळ प्राईम डील्स'च्या भन्नाट ऑफर्स पाहण्यासाठी क्लिक करा. Read Latest Marathi Political News, Breaking Political News from Maharashtra, India, Pune &amp; Mumbai at Sarkarnama. To Get Live Political Marathi News on Mobile, Download the Sarkarnama Mobile App for Android and IOS. सरकारनामा आता सर्व सोशल मीडिया प्लॅटफॉर्मवर. ताज्या राजकीय घडामोडींसाठी फेसबुक, ट्विटर, इन्स्टाग्राम, शेअर चॅट, टेलिग्रामवर आणि व्हॉट्सॲप आम्हाला फॉलो करा. तसेच, सरकारनामा यूट्यूब चॅनेलला आजच सबस्क्राइब करा. Follow Us Copyright © 2025 Sakal Media Group – All Rights Reserved Powered by Quintype वेबसाईटवर ब्राउझिंगचा अनुभव सर्वोत्तम असावा, यासाठी आम्ही कुकीजचा वापर करतो. कुकीजमुळे तुम्हाला तुमच्या आवडत्या मजकुराची शिफारस करता येते. आमचे गोपनीयता आणि कुकीजसंदर्भातील धोरण तुम्हाला मान्य आहे.</w:t>
       </w:r>
     </w:p>
     <w:p>
@@ -2957,7 +2957,7 @@
     </w:p>
     <w:p>
       <w:r>
-        <w:t>Title: शेतकऱ्यांच्या रस्त्यांना आता कायदेशीर मान्यता; पाणंद रस्त्याचे डिजिटल रेकॉर्ड, फायदे वाचून आनंदून जाल</w:t>
+        <w:t>Title: Maharashtra govt to enact law to enable tribal farmers to lease land to private entities</w:t>
       </w:r>
     </w:p>
     <w:p>
@@ -2969,13 +2969,13 @@
           <w:rPr>
             <w:color w:val="0000FF"/>
           </w:rPr>
-          <w:t>https://www.tv9marathi.com/agriculture/gis-technology-for-village-side-road-in-maharashatra-digital-record-of-panand-farm-road-1492047.html</w:t>
+          <w:t>https://www.newindianexpress.com/nation/2025/Sep/20/maharashtra-govt-to-enact-law-to-enable-tribal-farmers-to-lease-land-to-private-entities</w:t>
         </w:r>
       </w:hyperlink>
     </w:p>
     <w:p>
       <w:r>
-        <w:t>Content: By signing in or creating an account, you agree with Associated Broadcasting Company's Terms &amp; Conditions and Privacy Policy. Digital record of Panand road : शेतकऱ्यांना राज्य सरकारने अजून एक मोठं गिफ्ट दिलं आहे. ‘मुख्यमंत्री बळीराजा पाणंद रस्ते’ योजनेचा नुकताच श्रीगणेशा सरकारने केला. आता ग्रामीण भागातील रस्त्यांना बळकटी देण्यासाठी आणि त्यांना कायदेशीर मान्यता देण्यासाठी राज्य सरकारने महत्त्वाचा निर्णय घेतला आहे. शिवरस्ते, पाणंद आणि वहिवाटेला आता कायदेशीर मान्यत मिळणार आहे. इतकेच नाही तर या रस्त्यावरून भविष्यात वाद उद्भवू नये यासाठी त्याचे डिजिटल रेकॉर्ड सुद्धा तयार करण्यात येत आहेत. GIS तंत्रज्ञानाचा वापर भौगोलिक माहिती प्रणालीची (Geographic Information Systems-GIS) मदत घेऊन या शिवरस्त्यांना एक भू-सांकेतिक क्रमांक देण्यात येईल. ग्रामसभेत मंजूर झालेल्या रस्त्यांची माहिती भूमिअभिलेख कार्यालयाकडे वर्ग करण्यात येईल. तर ​एक किलोमीटरपेक्षा जास्त लांबीच्या रस्त्यांना व्हीआर नंबर देण्यासाठी प्रस्ताव पाठवला जाईल. रस्त्याची माहिती नकाशावर सत्यपित करून त्याचे डिजिटल रेकॉर्ड तयार करण्यात येईल. कसा तयार करणार नकाशा? काय आहे मुख्यमंत्री बळीराजा पाणंद रस्ते योजना शेत रस्त्यांसाठी ‘मुख्यमंत्री बळीराजा पाणंद रस्ते’ योजना सुरू करण्याची घोषणा महसूल मंत्री चंद्रशेखर बावनकुळे यांनी केली. शेतात जाण्यासाठी योग्य रस्ता व्हावा हा त्यामागील उद्देश आहे. या योजनेसाठी राज्य सरकार सीएसआर फंडातून निधी उपलब्ध करणार असल्याचे बावनकुळे यांनी जाहीर केले. योजनेसाठी आमदारांच्या अध्यक्षतेखाली मतदारसंघनिहाय समिती स्थापन होणार आहे.</w:t>
+        <w:t>Content: MUMBAI: Tribal farmers in Maharashtra will soon be able to lease their land to private entities for agricultural purposes or mineral excavation, which will enable them to generate additional income, state Revenue Minister Chandrashekhar Bawankule has said. Officials said the move would not only provide tribals an opportunity to have a steady source of income but also safeguard their ownership rights. Talking to reporters in Gadchiroli on Friday evening, Bawankule said, "A law will be brought soon. I am telling you this before its official announcement. Under this policy, tribal farmers will be able to lease out their land directly to private parties for agricultural purposes or mineral excavation." At present, tribal farmers are not permitted to independently enter into lease agreements with private entities. "The proposed change is aimed at giving them a direct access to private investment and generating additional income from their holdings," he said. According to the minister, the agreements will require the participation of the district collector to ensure transparency and fairness in the process. "The minimum lease rent will be Rs 50,000 per acre annually or Rs 1,25,000 per hectare a year. Farmers and private parties can mutually decide on a higher amount," he said. The minister also said that tribal farmers will be allowed to enter into Memorandums of Understanding (MoUs) with private companies for mineral excavation if major or minor minerals are discovered on their land. Farmers would receive monetary benefits per tonne or per brass of minerals extracted, though the exact quantum of benefits is yet to be determined. "The tribals do not have to come to Mantralaya in Mumbai for the same. The decision can be taken at the district collectorate level," Bawankule added. According to officials, a policy is being framed with the objective of enabling tribal communities to secure a steady source of revenue while safeguarding their ownership rights. Until now, such transactions were tightly regulated to prevent any misuse of tribal land, often leading to delays and dependence on state-level permissions. Follow The New Indian Express channel on WhatsApp Download the TNIE app to stay with us and follow the latest Copyright - newindianexpress.com 2024. All rights reserved.</w:t>
       </w:r>
     </w:p>
     <w:p>
@@ -2988,7 +2988,7 @@
     </w:p>
     <w:p>
       <w:r>
-        <w:t>Title: OBC vs Maratha: Minister slams quota move, exposes fault lines in ruling coalition</w:t>
+        <w:t>Title: Guardian Minister Bawankule Secures ‘B’ Category Status for Five Major Pilgrimage Sites in Nagpur District</w:t>
       </w:r>
     </w:p>
     <w:p>
@@ -3000,13 +3000,13 @@
           <w:rPr>
             <w:color w:val="0000FF"/>
           </w:rPr>
-          <w:t>https://www.indiatoday.in/india/story/obc-vs-maratha-quota-minister-chhagan-bhujbal-slams-move-exposes-fault-lines-in-maharashtra-government-2785432-2025-09-11</w:t>
+          <w:t>https://www.nagpurtoday.in/guardian-minister-bawankule-secures-b-category-status-for-five-major-pilgrimage-sites-in-nagpur-district/09191502</w:t>
         </w:r>
       </w:hyperlink>
     </w:p>
     <w:p>
       <w:r>
-        <w:t>Content: The very first meeting of Maharashtra’s Cabinet subcommittee on Other Backward Classes (OBC) issues turned stormy on Tuesday, with senior minister Chhagan Bhujbal lashing out at officials over the government’s handling of Maratha reservations. The panel, chaired by BJP leader Chandrashekhar Bawankule, was meant to review the social, educational and economic status of the OBCs. Instead, it became a flashpoint for simmering resentment within the government. Bhujbal, the Food and Civil Supplies Minister, trained his ire on Social Justice Department secretary Harshadeep Kamble and his team over a controversial Government Resolution (GR) on Maratha reservations. He accused the administration of sidelining OBC welfare, pointing to a glaring gap in funding: while Maratha schemes had received nearly Rs 17,000 crore, OBC schemes got just about Rs 2,500 crore. "Why are the finance department and the bureaucracy ignoring OBC interests? Stop defending these decisions,” Bhujbal warned, even cautioning that the move could backfire politically. He also objected to orders sent to district collectors to enforce the GR, saying the OBC community would be forced to take the legal route. Though most ministers in the subcommittee appeared to agree with Bhujbal, they stayed quiet. The only one to openly back him was Sanjay Rathod, the Soil and Water Conservation Minister, who insisted the GR should follow the Hyderabad Gazette, granting Maratha quota only to those with valid proof. The panel also included Pankaja Munde, Gulabrao Patil, Atul Save and Dattatraya Bharne. Their silence, however, showcased the unease within the government as it struggles to balance the demands of both Maratha and OBC communities.- EndsPublished By: Priyanka KumariPublished On: Sep 11, 2025</w:t>
+        <w:t>Content: Nagpur: In a significant move to boost religious tourism, the Maharashtra government has granted ‘B’ category status to five prominent pilgrimage sites in Nagpur district. Guardian Minister Chandrashekhar Bawankule announced that the decision will strengthen social, cultural, and economic development in the region. The pilgrimage sites that received the upgraded status are: With this classification, these religious centers will now receive government funding for roads, lighting, drinking water, parking, and accommodation facilities. The enhanced infrastructure is expected to attract more devotees, expand tourism, and create new employment opportunities for locals. Expressing gratitude to Chief Minister Devendra Fadnavis, Deputy Chief Minister Eknath Shinde, and Deputy Chief Minister Ajit Pawar, Bawankule said, “This decision will not only strengthen the faith of devotees but also place Nagpur district prominently on the map of religious tourism.”</w:t>
       </w:r>
     </w:p>
     <w:p>
@@ -3019,7 +3019,7 @@
     </w:p>
     <w:p>
       <w:r>
-        <w:t>Title: OBC community's concerns over reservation will not be ignored: Minister Pankaja Munde</w:t>
+        <w:t>Title: Nagpur Officials Review Preparations for Dhammachakra Pravartan Din</w:t>
       </w:r>
     </w:p>
     <w:p>
@@ -3031,13 +3031,13 @@
           <w:rPr>
             <w:color w:val="0000FF"/>
           </w:rPr>
-          <w:t>https://www.newsdrum.in/national/obc-communitys-concerns-over-reservation-will-not-be-ignored-minister-pankaja-munde-10068428</w:t>
+          <w:t>https://www.nagpurtoday.in/nagpur-officials-review-preparations-for-dhammachakra-pravartan-din/09161920</w:t>
         </w:r>
       </w:hyperlink>
     </w:p>
     <w:p>
       <w:r>
-        <w:t>Content: Follow Us Pankaja Munde Mumbai: Maharashtra minister Pankaja Munde on Wednesday said the state government will not ignore the concerns expressed by the Other Backward Classes (OBCs) community over the Maratha reservation issue. The BJP leader was speaking after attending the first meeting of the cabinet sub-committee formed last week to expedite welfare measures for the OBCs and resolve issues related to reservation. The committee is headed by minister and BJP leader Chandrashekhar Bawankule. There has been restlessness among the OBCs after the state Social Justice and Special Assistance Department issued the government resolution (GR) on implementing the Hyderabad gazetteer, which will allow eligible members of the Maratha community to apply for Kunbi caste certificates. This will enable them to claim quota under the OBC category after certificates are issued. The GR was issued after the state cabinet sub-committee on Maratha reservation successfully persuaded activist Manoj Jarange to withdraw his hunger strike in Mumbai on September 2. Talking to reporters after the meeting, Munde said, "Maharashtra Chief Minister Devendra Fadnavis has always taken decisions that protect the interests of the OBC community in the state. We had a detailed discussion about the status of OBCs in Maharashtra. No concerns of the OBCs will be ignored." The state has nearly 350 castes categorised as OBCs, she said, adding that various schemes, both direct and indirect benefit programmes, and allocation of funds for the community were discussed during the meeting. Ministers Chhagan Bhujbal, Sanjay Rathod, Atul Save, Dattatray Bharne and Gulabrao Patil were among those present at the meeting. The panel was formed after Jarange launched a state-wide agitation demanding Maratha reservation under the OBC category. In response, the state issued orders to prepare and publish various gazetteers, including those of Hyderabad, Satara and other regions, to review historical records and provide clarity on the social and educational status of Maratha and OBC communities. The exercise is intended to support the government's position in any legal or administrative review of reservation policies. Bhujbal has been opposing the inclusion of Marathas in the OBC category, insisting that the quota available to backward classes should not be diluted. He, however, insisted on giving them a separate quota instead of including them into OBCs. An OBC organisation led by Bhujbal on Tuesday urged the state government to withdraw or suitably modify its GR for the issuance of Kunbi caste certificates to members of the Maratha community. It also demanded that the government ensure that the GR does not dilute the OBC quotas covering more than 350 communities in the state. Subscribe to our Newsletter! Share this article If you liked this article share it with your friends.they will thank you later</w:t>
+        <w:t>Content: Nagpur: Ahead of the upcoming Dhammachakra Pravartan Din celebrations on October 2, Nagpur Municipal Commissioner and Administrator Dr. Abhijit Chaudhary and District Collector Dr. Vipin Itankar jointly inspected the Deekshabhoomi premises on Tuesday. Dr. Chaudhary instructed officials to prioritize cleanliness, civic amenities, and healthcare facilities for the lakhs of Buddhist followers who will gather at Deekshabhoomi from September 30 to October 4 to pay tribute to Dr. B. R. Ambedkar. The review visit was conducted in the presence of officials from Nagpur Municipal Corporation (NMC), Nagpur Improvement Trust (NIT), police authorities, and representatives of the Dr. Babasaheb Ambedkar Memorial Committee. Guardian Minister Chandrashekhar Bawankule had earlier directed officials to ensure smooth arrangements, given the expected massive footfall. During the inspection, authorities examined the main ceremony venue, sanitation facilities, temporary toilets, parking areas, water supply, electricity, and medical services. Dr. Chaudhary stressed uninterrupted power and water supply at all venues, particularly at toilets, and ordered that proper handwashing facilities be provided. Authorities assured that all preparations will be completed in time to ensure safe, hygienic, and convenient facilities for devotees arriving from across the country.</w:t>
       </w:r>
     </w:p>
     <w:p>
@@ -3050,7 +3050,7 @@
     </w:p>
     <w:p>
       <w:r>
-        <w:t>Title: सरसकट आरक्षण नाहीच! मुख्यमंत्री देवेंद्र फडणवीस यांनी केले स्पष्ट</w:t>
+        <w:t>Title: Tribals in Maharashtra can now lease barren land to private entities govt to bring law Minister</w:t>
       </w:r>
     </w:p>
     <w:p>
@@ -3062,13 +3062,13 @@
           <w:rPr>
             <w:color w:val="0000FF"/>
           </w:rPr>
-          <w:t>https://marathi.freepressjournal.in/maharashtra/maratha-reservation-fadnavis-statement-reservation-not-to-anyone-in-general-but-to-marathas-who-have-a-valid-proof-of-kunbi</w:t>
+          <w:t>https://www.theweek.in/wire-updates/national/2025/09/20/bom27-mh-tribals-ld-land-lease.amp.html</w:t>
         </w:r>
       </w:hyperlink>
     </w:p>
     <w:p>
       <w:r>
-        <w:t>Content: मुंबई : “सरकारने मराठा आरक्षणाविषयीचा शासन निर्णय विचारपूर्वक काढला आहे. तो पूर्णपणे कायदेशीर आहे. या अध्यादेशामुळे कुठेही ओबीसी समाजावर अन्याय होणार नाही. या अध्यादेशामुळे कुणालाही सरसकट आरक्षण देण्यात आलेले नाही. ज्यांच्याकडे पुरावा आहे, जे खरे कुणबी आहेत, त्यांनाच प्रमाणपत्र देण्याकरिता हा अध्यादेश मदत करतो,” असे मुख्यमंत्री देवेंद्र फडणवीस यांनी पुन्हा एकदा स्पष्ट केले. मराठा समाजाच्या मागण्या मान्य करण्यात आल्यामुळे सरकारच्या ‘जीआर’वर ओबीसी समाजाने नाराजी व्यक्त केली आहे. त्यातच कुणबी नोंद असलेल्या मराठ्यांना कुणबी जात प्रमाणपत्र देण्याबाबत राज्य सरकारने २ सप्टेंबर रोजी अध्यादेश काढला आहे. या अध्यादेशाला आव्हान देणाऱ्या दोन याचिका गुरुवारी मुंबई उच्च न्यायालयात दाखल झाल्या आहेत. यावर आपली भूमिका स्पष्ट करताना मुख्यमंत्री देवेंद्र फडणवीस म्हणाले की, “आमचे सरकार असेपर्यंत ओबीसी समाजावर अन्याय होऊ देणार नाही. त्यामुळे या ‘जीआर’ला विरोध करणाऱ्या ओबीसी नेत्यांनी आधी ‘जीआर’ समजून घ्यावा. प्रत्येकाला याचिका दाखल करण्याचा अधिकार आहे. मात्र, राज्य सरकारने जो ‘जीआर’ काढला आहे, तो विचारपूर्वक काढलेला आहे. त्यामुळे न्यायालयात देखील राज्य सरकारच्यावतीने योग्य भूमिका मांडण्यात येणार आहे.” “मी पुन्हा एकदा ओबीसी समाजातील नेत्यांना सांगू इच्छितो की, त्यांनी ‘जीआर’ नीट वाचावा. कोठेही सरसकट कोणालाही आरक्षण दिलेले नाही. कायद्याने, पुराव्यानिशी जे लोक अर्ज करतील, त्यांचा पुरावा तपासून तो योग्य असेल तरच आरक्षण मिळणार आहे,” असेदेखील फडणवीस यांनी स्पष्ट केले. ओबीसी समाजाच्यावतीने राज्य सरकारच्या ‘जीआर’विरोधात मुंबईत मोर्चा काढण्यात येणार आहे. मात्र, अशा पद्धतीचा मोर्चा काढण्याची आवश्यकता नाही. वेगवेगळ्या ओबीसी नेत्यांशी माझी चर्चा सुरू आहे. त्यांना मी ज्यावेळी नेमका ‘जीआर’चा अर्थ सांगतो, त्यावेळी त्यांचे समाधानदेखील होते. मात्र, कोणाला राजकीय दृष्टिकोनातून एखादे काम करायचे असेल तर ते आपण थांबवू शकत नाही. जोपर्यंत आमचे सरकार आहे, तोपर्यंत ओबीसी समाजावर सामाजिकदृष्ट्या अन्याय होऊ देणार नाही,” असे सांगत मुख्यमंत्र्यांनी ओबीसी समाजाला दिलासा दिला. मराठा समाजाला आरक्षण मिळावे यासाठी मनोज जरांगे पाटील २९ ऑगस्ट रोजी मुंबईतील आझाद मैदानावर उपोषणाला बसले. सलग पाच दिवस आंदोलन होते. अखेर २ सप्टेंबर रोजी मराठा आरक्षणासाठी नियुक्त उपसमितीचे अध्यक्ष राधाकृष्ण विखे पाटील यांनी शिष्टमंडळासह आझाद मैदानावर जरांगे पाटील यांची भेट घेत सरकार मागण्या मान्य करण्यास सकारात्मक असल्याचे स्पष्ट केले. मात्र, जरांगे पाटील यांनी याबाबत तातडीने ‘जीआर’ काढावा, अशी मागणी लावून धरली. अखेर त्याच दिवशी ‘जीआर’ काढला आणि जरांगे पाटील यांनी आंदोलन मागे घेतले. मात्र, ओबीसीतून मराठा समाजाला आरक्षण दिल्याचा आरोप करत ओबीसी नेते छगन भुजबळ यांनी महायुती सरकारवर नाराजी व्यक्त केली. ओबीसींच्या उपसमितीचे अध्यक्ष चंद्रशेखर बावनकुळे यांच्या अध्यक्षतेखाली बुधवारी मंत्रालयात बैठक पार पडली, या बैठकीतही भुजबळ यांनी नाराजी व्यक्त केली. जरांगेंनी मागण्यांच्या अंमलबजावणीसाठी प्रयत्न करावे - चंद्रकांत पाटील मनोज जरांगे यांच्या सर्व मागण्या मान्य झाल्या आहेत. गाव पातळीवर समिती स्थापन झाली. गावात एखाद्या व्यक्तीकडे कुणबी दाखला असेल तर त्याचा भाऊबंद आहे, त्यालाही प्रतिज्ञापत्रावर सक्षम अधिकाऱ्याने पडताळणी करून दाखला द्यायचा आहे. त्यामुळे मनोज जरांगे यांनी त्यांच्या सगळ्या मागण्या मान्य झाल्यामुळे, आता त्यांची अंमलबजावणी कशी होईल यावर लक्ष केंद्रित केले पाहिजे. सरकारने जरांगे यांच्या सर्वच मागण्या मान्य केल्यामुळे आता त्यांच्या आंदोलनाची धार कमी होईल, असा दावाही कॅबिनेट मंत्री चंद्रकांत पाटील यांनी केला. मुख्यमंत्र्यांचा हेतू चांगला, पण ड्राफ्टिंग अडचणीचे - मंत्री छगन भुजबळ “मी मुख्यमंत्री देवेंद्र फडणवीस यांचा आदर करतो. त्यांचा हेतू चांगला असेल, पण ज्या पद्धतीने ड्राफ्टिंग झाले आहे. ते अडचणीचे ठरणार आहे. पहिल्या ‘जीआर’मध्ये मराठा समाजाच्या पात्र व्यक्तींना कुणबी प्रमाणपत्र द्या, असा उल्लेख होता. जरांगे यांनी नंतर सांगितले आणि पात्र हा शब्द काढला. यावरून काय समजायचे? पुढे असे म्हटले की, नातेवाईक आणि नातेसंबंध यात फरक आहे. नाते संबंध म्हणजे काय? असा सवाल ओबीसी नेते व मंत्री छगन भुजबळ यांनी उपस्थित केला आहे. सरकारने याआधीच १० टक्के आरक्षण दिले आहे. त्यामुळे मराठा समाजाला पुन्हा ओबीसीमध्ये घेणे बेकायदेशीर आहे. शासन निर्णय हा संभ्रम निर्माण करणारा आहे, असेही ते म्हणाले. आम्हीही ओबीसींच्या आरक्षणाला कोर्टात आव्हान देऊ - जरांगे मराठा आरक्षणाच्या जीआरला कोर्टात आव्हान दिले, तर आम्हीही ओबीसी आरक्षणाला कोर्टात आव्हान देऊ. आमचा ‘जीआर’ खूप रक्त जाळून मिळवला आहे, त्यात फेरफार करण्याचा प्रयत्न केला तर आम्ही मराठे कोट्यवधींच्या संख्येने रस्त्यावर दिसू, असा आक्रमक इशारा जरांगे-पाटील यांनी दिला आहे. मुख्यमंत्री देवेंद्र फडणवीस यांनाही आता भुजबळ कळाले आहेत. “ओबीसीच्या नावाखाली इतर जातींना सरकारजवळ जाऊ द्यायचे नाही, ही भुजबळांची भूमिका आता मुख्यमंत्र्यांच्या लक्षात आली आहे. ओबीसी आणि मराठा यांच्यात वाद लावण्याचे काम केले जात आहे. त्यामुळे आता सरकार भुजबळांना काही किंमत देणार नाही,” असेही जरांगे म्हणाले. © freepressjournal-marathi 2025</w:t>
+        <w:t>Content: Mumbai, Sep 20 (PTI) Maharashtra Revenue Minister Chandrashekhar Bawankule on Saturday said tribal farmers in the state will soon be able to lease their barren land to private entities, enabling them to generate additional income, and a law regarding this will be introduced. The Congress, however, alleged that the government's decision will benefit industrialists and lead to the exploitation of tribals. Officials said the move would not only provide tribals an opportunity to have a steady source of income but also safeguard their ownership rights. Talking to reporters in Nagpur, Bawankule said, "Tribal landowners will benefit from this decision. If a tribal farmer wants to develop his land in partnership with an industrialist, he can now approach the district collector and take the final decision. Earlier, such proposals had to be approved at Mantralaya, the state administrative headquarters in Mumbai." He, however, clarified that the proposed law will apply only to barren land and not fertile land owned by tribals. "I have received several requests from tribal landowners in Palghar and Nandurbar districts. If a private company wants to set up solar panels under a government scheme, it can enter into an agreement with the tribal landowner, who will continue to receive a fixed annual payment. Such income would not be possible from barren land," Bawankule said. He said that the proposed legislation would also safeguard tribal ownership, as even if land is leased for a longer period, the owner would continue to receive payments annually from the entity with whom the agreement is made. Earlier on Friday, the minister had said that tribal farmers will be able to lease their land directly to private parties. At present, tribal farmers are not permitted to independently enter into lease agreements with private entities. He said the proposed change aims to give them direct access to private investment and generate additional income from their holdings. According to the minister, the agreements will require the participation of the district collector to ensure transparency and fairness in the process. "The minimum lease rent will be Rs 50,000 per acre annually or Rs 1,25,000 per hectare a year. Farmers and private parties can mutually decide on a higher amount," he said. Bawankule said that tribal farmers will be allowed to enter into memoranda of understanding (MoUs) with private companies for mineral extraction if major or minor minerals are discovered on their land. Farmers would receive monetary benefits per tonne or per brass of minerals extracted, though the exact quantum of benefits is yet to be determined, he said. According to officials, a policy is being framed to enable tribal communities to secure a steady source of revenue while safeguarding their ownership rights. Until now, such transactions were tightly regulated to prevent any misuse of tribal land, often leading to delays and dependence on state-level permissions. Maharashtra Congress Legislature Party leader and former minister Vijay Wadettiwar, however, alleged that the government's decision will benefit industrialists. "This decision is basically aimed at benefiting certain industrialists and influential people who would exploit the tribals using the proposed new law," he claimed. (This story has not been edited by THE WEEK and is auto-generated from PTI) Copyright © 2024 All rights reserved</w:t>
       </w:r>
     </w:p>
     <w:p>
@@ -3081,7 +3081,7 @@
     </w:p>
     <w:p>
       <w:r>
-        <w:t>Title: Manoj Jaragne Patil : …तर ओबीसीचे 16 टक्के आरक्षण गेलेच म्हणून समजा, मनोज जरांगेंच डायरेक्ट चॅलेंज</w:t>
+        <w:t>Title: Maharashtra Live News Update: पवई विभागात प्रेम प्रकरणात मुलाने राहत्या घरात आयुष्य संपवलं</w:t>
       </w:r>
     </w:p>
     <w:p>
@@ -3093,13 +3093,13 @@
           <w:rPr>
             <w:color w:val="0000FF"/>
           </w:rPr>
-          <w:t>https://www.tv9marathi.com/maharashtra/dont-try-to-challenge-hyderabad-gazette-in-court-otherwise-you-lost-16-percent-obc-reservation-maratha-leader-manoj-jarange-patil-warn-to-chhagan-bhujbal-1488289.html</w:t>
+          <w:t>https://saamtv.esakal.com/maharashtra/ajchya-tajya-batmya-maharashtra-marathi-latest-live-news-updates-20th-september-2025-sharad-pawar-jayant-patil-gopichand-padalkar-bjp-ncp-mumbai-thane-weather-rain-update-nagpur-pune-nashik-weather-forecast-rain-update-maratha-obc-aarkashan-clash-maharashtra-devendra-fadanvis-eknath-shinde-ajit-pawar-live-news-today-local-crime-top-headlines</w:t>
         </w:r>
       </w:hyperlink>
     </w:p>
     <w:p>
       <w:r>
-        <w:t>Content: By signing in or creating an account, you agree with Associated Broadcasting Company's Terms &amp; Conditions and Privacy Policy. मराठा आरक्षण आंदोलनाचे नेते मनोज जरांगे पाटील यांनी मंत्री आणि राष्ट्रवादी काँग्रेसचे नेते छगन भुजबळ यांना इशारा दिला आहे. “आमच्या हैद्राबाद गॅझेटच्या जीआरविरोधात कोर्टात गेलात तर आम्ही 1994 च्या जीआर विरोधात कोर्टात जाणार. जर मराठ्यांचे वाटोळे करण्याचे काम भुजबळने केले तर ओबीसीचे 16 टक्के आरक्षण गेलेच म्हणून समजा. मुळात तुम्ही 16 टक्के आरक्षण हे मराठ्यांच्या वाट्याचे खात आहात” असा दावा मनोज जरांगे पाटील यांनी केला. “त्यामुळे त्यांनी आमच्या जीआरला चॅलेंज दिले की आम्ही 1994 च्या जीआरला चॅलेंज करणार” असं जरांगे पाटील बोलले. “आमच्या समाजातील काही लोकं आमच्यावर टीका करत आहेत. पण त्यांनी आजपर्यंत समाजाला काहीही दिलेले नाही. राज्यात कुणीही आरक्षणासाठी आंदोलन, उपोषण, मोर्चा काढला की चर्चेला हेच लोकं जाणार. यांचे कपडे, गाड्या, चष्मे आणि सेंटचा वासच मराठ्यांनी पाहिला आहे. मात्र आमच्या आंदोलनानंतर मिळालेले यश आता यांना बघवत नाही. त्यामुळे यांची वळवळ सुरु झालीय” अशी मनोज जरांगे यांनी विनोद पाटील यांच्यावर टीका केली. “यातील एक माजी मंत्र्याचा मावस भाऊ आहे (राजेश टोपेंचा भाऊ संजय लाखे पाटील) आणि दुसरा सांगलीतील माजी गृहमंत्र्यांचा पाहुणा आहे. यांनी आजवर कोर्ट कागद,चर्चा, मंत्र्यांच्या भेटीगाठी एवढच केलंय” असं जरांगे पाटील म्हणाले. ‘आता कायदा सुव्यवस्था पाहणार नाही’ “सरकारने आता जीआर मध्ये काहीही घालायचे नाही आणि काढायचे नाही. जर का यात काही गडबड केली तर मग मात्र महाराष्ट्र बंद करणार. आम्ही आता कायदा सुव्यवस्था पाहणार नाही” असं मनोज जरांगे पाटील चंद्रशेखर बावनकुळे यांच्याबद्दल बोलले. ‘आमच्या निर्णयात कसलाही बदल करायचा नाही’ “कोणत्याही बैठका घेऊदेत पण आमच्या निर्णयात कसलाही बदल करायचा नाही. जर का काही बदल केलात, तर मात्र राज्यातील सर्व रस्ते बंद करुन टाकणार” असा इशारा मनोज जरांगे पाटील यांनी ओबीसी उपसमिती बैठकीवर दिला.</w:t>
+        <w:t>Content: मुलाने आत्महत्या केल्यानंतर मुलाच्या नातेवाहिकांनी मुलीला शिवीगाळ केल्यानंतर ती देखील आत्महत्या करील ही लक्षात येता बीट मार्शल यांनी तातडीने मुलीच्या घरी गेले असता मुलगी देखील गळफास घेत असताना मुलीचे वाचवण्यात आले. आदिवासी प्रवर्गात समाविष्ट करून आरक्षण देण्यात यावे या मागणीसाठी बंजारा समाज बांधवांनी महाराष्ट्रभर मोर्चा काढीत आरक्षणाची मागणी करीत असून राज्य सरकार हे आदिवासी समाजाच्या आरक्षणाला धक्का लागू देणार नाही सरकार आदिवासी समाजाच्या पाठीशी आहे आरक्षणात घुसखोरी होणार नाही अशी प्रतिक्रिया आदिवासी विकास मंत्री अशोक उईके यांनी व्यक्त केलाय. जालन्यातील अंबड तालुक्यातील बळेगाव परिसरामध्ये जोरदार पाऊस पडलाय.या पावसामुळे कपाशी , सोयाबीनसह उसाचं अतोनात नुकसान झालय. कपाशी आणि सोयाबीनच्या शेताला तर अक्षरशः तलावाचं स्वरूप आलय. शासनाने तात्काळ पंचनामे करून सरसकट नुकसान भरपाई देण्याची मागणी शेतकऱ्यांनी केली आहे... नाशिक पत्रकार हल्ला ऑन गिरीश महाजन *नाशिक पत्रकार हल्ला हा निषेधार्थी बाब आहे त्याची माहिती मी घेतली आहे . *जिल्हाधिकाऱ्यांना माहिती घेण्याचे आदेश देण्यात आले आहे . *मी आता नाशिकला पोहोचणार लागलीच मी त्यावर चर्चा करून कारवाईची सूचना करणार आहे . *पत्रकारावर हल्ला हा निषेधार्थ आहे दोशींवरती कडक कारवाई होईल *मी आता नाशिकला जाऊन पत्रकारांची भेट घेणार जोगेश्वरी स्पोर्ट्स क्लब येथे विभाग निहाय पदाधिकारी यांच्याशी उपमुख्यमंत्री एकनाथ शिंदे चर्चा करत आहेत या चर्चेत विभागातील कामावर भर देण्यासाठी सूचना करण्यात आल्या आहेत तर शिवसेनेची नोंदणी किती झाली आहे..नोंदणी वर भर द्या. Sra चे प्रकल्प आणि त्याचा विकास रखडल्याचा पदाधिकारी यांनी विषय मांडला तर झोपडपट्टी चा विषय sra आणि म्हाडा एकत्र मिळून सोडवू.. एकनाथ शिंदे यांनी पदाधिकारी यांना सांगितलं... जालना - जालन्यातील अंबड तालुक्यातील बळेगाव परिसरामध्ये जोरदार पाऊस कपाशी, सोयाबीनसह ऊसाचं अतोनात नुकसान. कपाशी आणि सोयाबीनच्या शेताला तलावाचं स्वरूप... तात्काळ पंचनामे करून नुकसान भरपाई देण्याची शेतकऱ्यांची मागणी.. ठाणे शहरातील वाहतुक कोंडीसह अवजड वाहनांच्या विरोधात आज ठाण्यातील पालिका मुख्यालय पाचपाखाडी या ठिकाणाहून मनसेच्या वतीने ट्राफिक मार्च काढण्यात येणार आहे. या मार्चची सुरुवात पाचपाखाडी या ठिकाणाहून थोड्याच वेळात होणार आहे. त्यानंतर आराधना सिनेमा, हरी निवास सर्कल ठिकाणी सांगता होणार आहे. अष्टविनायक महामार्गावरुन भरधाव वेगाने जाणा-या डंपर चालकाचे अचानक नियंत्रण सुटल्याने महामार्गालगत असणा-या घराकडे घुसला यातुनही चालकाने प्रसंगावधान राखत घर वाचवले अन शौचालयावर डंपर वळवल्याने घरातील कोणीही जखमी झालेले नाही. या घटनेत घराचे शौचालय कोसळले असून मोठे आर्थिक नुकसान झाले आहे. अपघातानंतर डंपर शेतात जाऊन थांबला.डंपर चालक अपघातात जखमी झाला असून तो पळून जाण्याचा प्रयत्न करत असताना सतर्क ग्रामस्थांनी त्याचा पाठलाग करून पकडले व पोलिसांच्या ताब्यात दिले. पुणे श्रमिक पत्रकार संघाकडून मुख्यमंत्री देवेंद्र फडणवीस यांना पत्र या प्रकरणातील आरोपींवर कठोर कारवाई करण्याची पत्रकार संघाची मागणी पुणे शहरात सुद्धा अनेक पत्रकारांना धक्काबुक्की, महिला पत्रकाराचा विनयभंग या घटनेत वाढ झाल्याचं पत्रात उल्लेख पत्रकारांवर हल्ला करणाऱ्यांवर कायदेशी कारवाई करण्याची मागणीचे पत्र पुणे श्रमिक पत्रकार संघाने मुख्यमंत्री यांना लिहिले आहे महाड तालुक्यातील कुर्ला गावात कुत्रा चावल्याच्या घटनेनंतर शिवसेना ठाकरे गटाने महाड ग्रामीण रुग्णालय प्रशासनाविरोधात आंदोलन केल आहे. यावेळी त्यांनी रुग्णालयात अपुऱ्या सुविधांबद्दल येथील डॉक्टरांना जाब विचारला. प्रशासनाचा निषेध करीत डॉक्टरांना टाळे भेट देण्यात आले. हि परिस्थिती सुधारली नाहीतर रुग्णालयाला टाळे ठोकण्याचा इशारा यावेळी देण्यात आला. मागील काही दिवसांपासून दररोज सायंकाळ नंतर पावसाच्या सरी कोसळत आहे. मात्र काल दिवसभराच्या विश्रांतीनंतर आज उघाड असतांना अचानक ढगाळ वातावरण नंतर मुसळधार पावसाला सुरुवात झालेली आहे. विशेष म्हणजे आज हवामान विभागाने हवामान कोरडे राहील असा अंदाज व्यक्त केला असताना मागील पंधरा मिनिटांपासून शहरातील अनेक भागांमध्ये जोरदार पावसाच्या सरी कोसळत आहे.. गोपीचंद पडळकर यांची जीभ छाटणाऱ्याला पाच लाखांचं रोख बक्षीस देऊ अशी घोषणा राष्ट्रवादी शरद पवार पक्षाचे प्रदेश सरचिटणीस अविनाश देशमुख यांनी केलीय. आज राष्ट्रवादी शरद पवार पक्षाच्या वतीने बदलापुरात गोपीचंद पडळकर यांच्या वक्तव्याचा निषेध करण्यात आला. यावेळी कार्यकर्त्यांनी जयंत पाटील यांच्या प्रतिमेला दुग्धाभिषेक करत गोपीचंद पडळकर यांच्या विरोधात जोरदार घोषणाबाजी केली. गोपीचंद पडळकर यांनी जयंत पाटील यांच्यावर अत्यंत खालच्या शब्दात टीका केल्यामुळे राज्यभरात याचे पडसाद उमटले आहेत. बदलापुरातही राष्ट्रवादी शरद पवार पक्षाच्या कार्यकर्त्यांनी पडळकर यांच्या प्रतिमेला जोडे मारत जोरदार घोषणाबाजी केली. इतकच नाही नाही तर पडळकर यांची जीभ जो कोणी छाटेल त्याला पाच लाखांचं रोख पारितोषिक दिलं जाईल अशी घोषणा यावेळी अविनाश देशमुख यांनी केली. या आंदोलनात राष्ट्रवादी शरद पवार पक्षाचे कार्यकर्ते मोठ्या संख्येनं सहभागी झाले होते. नाशिकमधील त्र्यंबकेश्वरमध्ये पत्रकारांना मारहाण करण्यात आली या प्रकरणी मुख्यमंत्री यांनी दखल घेतली आहे मुख्यमंत्र्यांनी मारहाण करणाऱ्या गुंडांवर कठोर कारवाई करावी असे आदेश दिले धनगर समाजाला एसटीचे आरक्षण मिळावे यामागणीसाठी दीपक बोऱ्हाडे यांचे उपोषण सुरू आहेत. आज त्यांच्या उपोषणाचा चौथा दिवस असून,त्यांची प्रकृती खालावल्याने धनगर समाज बांधव उपोषण स्थळी एकवटल्याचा पाहायला मिळतय..दरम्यान 24 तारेखेच्या आत धनगर समाजाला एसटी प्रवर्गातून आरक्षण न दिल्यास उद्रेक होईल असा इशारा आंदोलकांनी दिलाय. तसेच 24 तारेखला जालन्यात धनगर समाजाचा इशारा मोर्चा काढण्यात येईल असा इशारा आंदोलकांनी दिला आहे. पुणे जिल्ह्यातील शिरूर तालुक्यातील सणसवाडी भागातील एका सोसायटीच्या खोलीतून स्थानिक गुन्हे अन्वेषण शाखा व शिक्रापूर पोलिसांच्या पथकाने छापा टाकत तब्बल वीस लाख रुपयांचा विविध प्रकारचा पानमसाला व गुटखा जप्त केला आहे. या कारवाईत बलिंदरकुमार राजकिशोर यादव असे अटक केलेल्या आरोपीचे नाव आहे. सणसवाडी भागातील शिवम सोसायटी मधील एका खोलीत एका गुटखा माफियाने लाखो रुपयांचा गुटखा बेकायदेशीरपणे ठेवला असल्याची माहिती स्थानिक गुन्हे अन्वेषण विभागाला मिळाल्यानंतर स्थानिक पोलिसांच्या मदतीने खोलीत जाऊन पाहणी केली असता पोलिसांना त्या खोलीत एक इसम आणि मोठा गुटखा व पान मसालाचा साठा मिळून आला. वाशिम जिल्हा दौरा करून नांदेड कडे जात असताना काळे झेंडे दाखवण्याचा प्रयत्न शिवसेनेच्या पदाधिकाऱ्यांनी काळे झेंडे दाखवण्याचा केला प्रयत्न हिंगोली जिल्ह्यात शेतकऱ्यांचे नुकसान झाले असताना दत्ता भरणे यांनी भेट दिली नसल्याने शिवसैनिक संतप्त राष्ट्रवादी काँग्रेस शरद पवार गटाचे आमदार जयंत पाटील यांच्याविरोधात आमदार गोपीचंद पडळकर यांनी अर्वाच्च भाषा वापरल्याने नवापूर शहरात राष्ट्रवादी काँग्रेस शरद पवार गटाच्या वतीने तीव्र आंदोलन... मराठ्यांना दिलेल्या आरक्षणाचा ओबीसी आरक्षणावर कुठलाही परिणाम होणार नाही. वडेट्टीवारांनी यावर राजकारण करू नये, अशी प्रतिक्रिया महसूलमंत्री चंद्रशेखर बावनकुळे यांनी दिली. नव्या जीआरचा गैरवापर होण्याची भीती भुजबळ यांनीही व्यक्त केली. मात्र असे काहीही होणार नाही, अशी ग्वाही बावनकुळे यांनी दिली. हिंदू मातंग संमेलन नवी मुंबई मध्ये आयोजित करण्यात आलं होतं वनमंत्री गणेश नाईक यांनी मातंग समाजाच्या समस्या सोडवण्यासाठी सरकार कठीबुद्ध आहे तसेच मातंग समाजाच्या लोकसंख्येप्रमाणे शासनाकडून निधी आवश्यक आहे असा मी आग्रह धरलेला आहे अहिल्यानगर जिल्ह्यातील राहाता तालुक्यात पेरूचे भाव गडगडल्याने पेरू उत्पादक शेतकरी आर्थिक संकटात सापडले आहेत.. पेरूच्या भावात किलोमागे 15 ते 20 रुपयांची घसरण झाल्याने उत्पादन खर्च निघणेही कठीण झालंय.. एकीकडे अतिवृष्टीने बळीराजा अस्मानी संकटात सापडल्याचे चित्र असताना दुसरीकडे पेरूचे भाव गडगडल्याने पेरू उत्पादक शेतकरी हवालदील झाले आहेत.. पुण्यात स्वारगेट चौकात जय भीम संघटनेच्या वतीने गोपीचंद पडळकर यांनी बेताल वक्तव्य केल्याबद्दल यांच्या विरोधात आंदोलन करण्यात आलं .गोपीचंद पडळकर यांच्या फोटोला शाई लावण्यात आलं चप्पल नी लाथ मारण्यात आले. व त्या पोस्टर वरती असे लिहिण्यात आलं. मी शेण खातो मला बोलायचं कळत नाही अशाप्रकारे आंदोलन करण्यात आले.संघटनेचे प्रदेशाध्यक्ष करण गायकवाड संघटनेचे महिला अध्यक्ष वैशालीताई राक्षे हनुमानसर सोनवणे रोहन भाऊ ठोसर सनी गायकवाड राजू कांबळे प्रदीप गायकवाड सुष्मिता टीव्ही अशाप्रकारे कार्यकर्ते उपस्थित होते जयंत पाटील यांच्याबाबत आक्षेपार्ह विधान केल्याप्रकरणी पडळकर यांच्याविरोधात आज साताऱ्यात शरद पवार गटाने पडळकर यांच्याविरोधात जोरदार घोषणाबाजी करत, पडळकर यांच्या प्रतिमेला ला चपलीने मारत निषेध आंदोलन केले.या निषेध आंदोलनाचे नेतृत्व सातारा जिल्हाध्यक्ष सुनील माने यांनी केले. यावेळी गोपीचंद पडळकर यांच्या विरोधात घोषणा देण्यात आल्या या आंदोलनात महिला आघाडीचा मोठ्या प्रमाणात सहभाग होता. बुलढाणा जिल्ह्यात अतिवृष्टीने शेतकरी उध्वस्त झाला आहे, शेतीपिके खरडून गेली आहेत हाता तोंडाशी आलेला घास निसर्गाने हिरावून घेतला आहे, यावर शासणकर्ते बोलायला तयार नाहीत त्यामुळे उबाठा आक्रमक होऊन आज खामगाव येथे उपविभागीय अधिकारी कार्यालयासमोर निदर्शने करीत घोषणाबाजी केलीत, ओला दुष्काळ जाहीर करा तसेच नुकसान भरपाई पोटी हेक्टरी 50 हजार रुपये आर्थिक द्या अशी मागणी करण्यात आली. पुण्यातील एमआयटी महाविद्यालयाच्या कॅम्पस मध्ये आढळून आला मृतदेह सुभाष कामठे असे 65 वर्षीय व्यक्तीचे नाव मृत्यूचे कारण अद्याप अस्पष्ट सुभाष कामठे दोन दिवसांपासून घरून होता बेपत्ता कामठे मूळचे पुण्यातीलच फुरसुंगी परिसरात राहण्यास असल्याची माहिती तसेच कामठे यांना दारूचे देखील व्यसन असल्याची प्राथमिक माहिती एमआयटी महाविद्यालयाच्या कॅम्पसमध्ये मृतदेह आढळून आल्याने खळबळ सणसवाडी (ता. शिरूर) येथे पोलिसांनी मोठी कारवाई करत तब्बल वीस लाख रुपयांचा गुटखा व पानमसाला जप्त केला आहे. स्थानिक गुन्हे अन्वेषण विभाग आणि शिक्रापूर पोलिसांनी संयुक्त कारवाई करून परप्रांतीय गुटखा माफिया बलिंदरकुमार राजकिशोर यादव (वय ३२, मूळ रा. पटना, बिहार, सध्या रा. सणसवाडी) याला अटक केली. भटक्या कुत्र्यांच्या हल्ल्यात तीन जण गंभिर झाल्याची घटना महाड तालुक्यातील कुर्ले गावातून समोर आली आहे. कुत्र्याने एका तरूणा ओठाचा लचका तोडला आहे, दुसऱ्या एका महिलेच्या हाताला, पायाला आणि डोक्याला चावा घेतला आहे तर अणखी एका महिले किरकोळ दुखापत झाली आहे. कुत्र्याच्या हल्ल्यात जखमी झालेल्या या तीघांवर माणगावच्या उपजिल्हा रुग्णालयात उपचर सुरु आहेत. तरुणाच्या तोंडाला गंभिर दुखापत झाल्याने त्याला प्लास्टिकचे सर्जरीची गरज भासणार असल्याचे उपचार करणाऱ्या डॉक्टरांनी सांगितले आहे. कुत्र्यांनी केलेल्या या हल्ल्याच्या घटनेनंतर या भटक्या कुत्र्यांचा बंदोबस्त करण्याची मोठी गरज निर्माण झाली आहे. गोपीचंद पडळकर यांच्या विरोधात राज्यभर तीव्र संताप आणि आंदोलन सुरू असताना सांगलीमध्ये पडळकर समर्थकांकडून प्रति आंदोलन करण्यात आले आहे.गोपीचंद पडळकर यांच्या तीस फुटी पोस्टरला दुग्धभिषेक घालून गोपीचंद पडळकर यांचे समर्थन करण्यात आले आहे. शहरातील राम मंदिर येथे गोपीचंद पडळकर यांच्या समर्थकांकडून हे आंदोलन करण्यात आले आहे.राष्ट्रवादी शरद पवार गटाचे आमदार जयंत पाटील यांच्यावर आमदार गोपीचंद पडळकरांकडुन जहरी टीका करण्यात आली,त्यानंतर राज्यभर तीव्र पडसाद उमटतं आहेत, त्याचबरोबर सांगली जिल्ह्यामध्ये राष्ट्रवादी काँग्रेस आणि जयंत पाटील समर्थकांकडून पडळकरांच्या विरोधात आंदोलन करण्यात येत आहेत. त्याला प्रत्युत्तर म्हणून पडळकर समर्थकांनी आजच सांगलीमध्ये पडळकर यांच्या समर्थनाचा आंदोलन केलं आहे. भाजप आमदार गोपीचंद पडळकर यांच्या विरोधात कोल्हापुरात जोरदार निदर्शने शरद पवार राष्ट्रवादी पक्षाच्या कार्यकर्त्यांकडून कोल्हापुरातील दसरा चौक परिसरात निदर्शने राष्ट्रवादीचे नेते आमदार जयंत पाटील यांच्या विरोधात आक्षेपार्ह विधान केल्याच्या निषेधार्थ राष्ट्रवादीचे कार्यकर्ते आक्रमक कोल्हापुरातील दसरा चौक परिसरात कार्यकर्त्यांची घोषणाबाजी गोपीचंद पडळकर यांनी जयंत पाटील यांच्यावर केलेल्या टीकेच्या निषेधार्थ ईश्वरपूर मध्ये जयंत पाटलांच्या कार्यकर्त्यांनी रास्ता रोको आंदोलन केलं होतं. परंतु पोलिसांनी आंदोलकांना ताब्यात घेतल्यानंतर या ठिकाणी कार्यकर्ते आणि पोलिसांमध्ये जोरदार झटापट झाल्याचे पहावयास मिळालं. रस्त्यावर टायर पेटवत जयंत पाटील यांच्या कार्यकर्त्यांनी हे आंदोलन केलं होतं. परंतु रास्ता रोको आंदोलनामुळे पेठ ते सांगली महामार्गावर रस्त्याच्या दुतर्फा वाहनाच्या लांबच लांब रांगा लागल्या होत्या. त्यामुळे पोलिसांनी काही कार्यकर्त्यांना ताब्यात घेतले. यावेळी कार्यकर्ते आणि पोलिसांमध्ये झटापट झाले देखील पहावयास मिळालं. त्यामुळे या ठिकाणी गोंधळाचे वातावर निर्माण झाल्याचं दिसून येतं. जयंत पाटील यांच्या कार्यकर्ते संतप्त झाले असून त्यांनी गोपीचंद पडळकर यांच्यावर कारवाई करावी अशी मागणी केलीये. दोन दिवसापूर्वी माजी मंत्री जयंत पाटील यांच्या विषयी आमदार गोपीचंद पडळकर यांनी वादग्रस्त वक्तव्य केले होते. त्यानंतर आमदार पडळकर यांच्या विरोधात राष्ट्रवादी काँग्रेस शरदचंद्र पवार पक्षाच्या कार्यकर्त्यांनी जोडेमारो आंदोलन केले. त्यानंतर आज आमदार पडळकर समर्थकांनी पंढरपुरात संत नामदेव पायरी जवळ दुग्धाभिषेक करत आमदार पडळकर यांच्या समर्थनार्थ घोषणाबाजी केली. अमरावती सुपर स्पेशालिटी रुग्णालयातील 60 पेक्षा अधिक डॉक्टर 25 दिवसांपासून संपावर... 200 पेक्षा अधिक रुग्णांच्या शस्त्रक्रिया रखडल्या; डॉक्टरांच्या संपामुळे रुग्णांचे प्रचंड हाल... शासनाने अजूनही कुठलाही तोडगा न काढल्याने काँग्रेस आक्रमक सुपर स्पेशालिटी रुग्णालयासमोर आंदोलन सुरू. सरकारकडे डॉक्टरांचे नऊ कोटी रुपयांचे मानधन थकल्याने डॉक्टर गेले संपावर.... डॉक्टरांच्या संपावर सरकारने तोडगा काढण्याची रुग्णांची आणि काँग्रेसची मागणी.. - आमदार गोपीचंद पडळकर यांच्याविरोधात शरद पवारांची राष्ट्रवादी धरणे आंदोलन - गोपीचंद पडळकर यांच्या विरोधात शरद पवारांच्या राष्ट्रवादीचे नागपुरात व्हेरायटी चौकात आंदोलन - नागपूरच्या वेरायटी चौकात राष्ट्रवादीच्या कार्यकर्त्यांकडून पडळकर यांच्या निषेध करत घोषणाबाजी करत आंदोलन - आमदार गोपीचंद पडळकर यांनी राष्ट्रवादीचे ज्येष्ठ नेते जयंत पाटील आई वाडीलाबद्दल अपशब्द वापरले होते... पुणे नाशिक महामार्गावर नारायणगाव बायपासला गँसची मोठी गळती गँस वाहतुक करणा-या गाडीतुनच महामार्गावर गँस गळती, गँस गळतीची हवा सर्वत्र पसरली अचानक गँस गळती सुरु झाल्याने नारायणगाव परिसरात घबराहट पुणे-नाशिक मार्गावर वाहतुक सुरु असतानाच गँस गळती सुरु होती काही वेळात गँस गळतीवर नियंत्रण मिळविण्यात यश आले - शासनाने कुंभाच्या पार्श्वभूमीवर शिखर समितीसह कुंभमंत्री समिती जाहीर केल्यानंतर साधू महंतांमध्ये नाराजी - नाशिकसह तत्र्यंबकेश्वरच्या साधू महंतांची तातडीची बैठक - त्र्यंबकेश्वर येथे सर्व आखाड्यांचे प्रमुख बैठकीला उपस्थित राहणार - यापूर्वी कुंभ प्राधिकरणात स्थान न मिळाल्याने साधू महंतांनी व्यक्त केली होती नाराजी - शासनाच्या समितीमध्ये स्थान न दिल्याने साधू महंत काय भूमिका घेतात? याकडे लक्ष नवरात्रोत्सवाच्या पार्श्वभूमीवर करवीर निवासिनी श्री अंबाबाई मंदिरातील तयारी अंतिम टप्प्यात आलेली आहे. गेल्या तीन दिवसांपासून सुरू असलेल्या अंबाबाईच्या अलंकारांची स्वच्छता पूर्ण झालेली आहे. यामध्ये देवीच्या नित्य दिनक्रमामध्ये पूजाअर्चा मध्ये वापरल्या जाणाऱ्या सोन्या-चांदीच्या अलंकारांची स्वच्छता करण्यात आली. मुंबई अहमदाबाद राष्ट्रीय महामार्गावर वाहतूक कोंडीला सुरुवात झाली आहे. महामार्गावर मोठमोठे खड्डे पडल्यामुळे वाहनांची गती मंदावली आहे. चालकांना खड्ड्यांचा अंदाज येत नसल्यामुळे अपघाताचे प्रमाण वाढले आहे. पुन्हा एकदा याच वाहतूक कोंडीत रुग्णवाहिका अडकल्याचे दृश्य पाहायला मिळाले. कल्याण शहाडमध्ये पालिकेच्या आरक्षित भूखंडावरून गोंधळ! गार्डनवर आरोग्य केंद्र वाद… रहिवासी विरुद्ध महानगर पालिका आमनेसामने!" गार्डन दाखवून फ्लॅट विकले. रहिवाशांचा आरोप “आमचा रस्ता सोसायटीचा, परवानगीशिवाय काम नको” – नागरिकांचा आक्रमक पवित्रा शेतकऱ्यांचे नवीन सोयाबीन बाजारपेठेत येण्यापूर्वीच सोयाबीनचे दर घसरले.... महिन्याभरापूर्वी 4500 ते 4700 रुपये प्रति क्विंटल विकल जाणार सोयाबीन आता 4000 ते 4300 रुपये प्रति क्विंटल... क्विंटल मागे शेतकऱ्यांचा तीनशे ते पाचशे रुपयांपर्यंतचे नुकसान... शेतकऱ्याचे नवीन सोयाबीन बाजारपेठेत आल्यानंतर आणखी दर घसरण्याची शक्यता सोयाबीन उत्पादक शेतकरी संकटात... बीडच्या केज येथील गटशिक्षणाधिकारी लक्ष्मण बेडसकर याच्याविरुद्ध केज पोलिसात विनयभंगाचा गुन्हा दाखल करण्यात आला आहे. विशेष म्हणजे एका 16 वर्षीय मुलीवर अतिप्रसंग करण्याचा बेडसकर याने प्रयत्न केला. रात्री साडेआठच्या दरम्यान पिडीत मुलगी आणि तिच्या मावशीसह बहिणीला नाश्ता चारण्याच्या बहाण्याने आपल्या चारचाकी गाडीत निर्जनस्थळी घेऊन गेला. आणि तेथे त्याने एका 16 वर्षीय मुलीवर अतिप्रसंग करण्याचा प्रयत्न केला. याचवेळी तिथे काही लोक दाखल झाल्यानंतर बेडसकर याने तेथून पळ काढला. याप्रकरणी केज पोलिसात विनयभंगाचा गुन्हा दाखल करण्यात आला आहे. मात्र ज्यावेळेस गुन्हा दाखल करण्याची प्रक्रिया सुरू होती त्यावेळेस हा आरोपी त्याच पोलीस स्टेशनमध्ये हजर असल्याचा फोटो देखील समोर आला आहे मग पोलिसांनी त्याच वेळेस या गटशिक्षणाधिकारी आणि आरोपी बिडकर ला ताब्यात का घेतलं नाही अशा देखील आता प्रश्न उपस्थित केला जात आहे.आरोपी फरार असून पोलिसांकडून त्याचा शोध घेतला जात आहे. नाशिक जिल्ह्यातील येवला तालुक्यात आज प्रहार संघटनेतर्फे नाशिक–संभाजीनगर महामार्गावर जोरदार रस्तारोको आंदोलन करण्यात आले. एक तासाहून अधिक काळ रास्ता रोको आंदोलन सुरू. प्रहार संघटनेच्या आंदोलनामुळे वाहनांच्या दुतर्फा रांगा. कांद्याच्या दरवाढीसह शेतकऱ्यांना तातडीचे अनुदान आणि हमीभाव मिळावा या मागण्यांसाठी संघटनेचे पदाधिकारी व शेतकरी मोठ्या संख्येने रस्त्यावर उतरले. गळ्यात कांद्याच्या माळा घालून आणि डोक्यावर काळे वस्त्र बांधून शेतकऱ्यांनी केंद्र सरकारचा जोरदार निषेध नोंदवला. पंतप्रधान नरेंद्र मोदींच्या फोटोला घातली कांद्याची माळ आंदोलनकर्त्यांनी इशारा दिला आहे की, मागण्या तातडीने मान्य न झाल्यास हे आंदोलन आणखी तीव्र केले जाईल. जवळपास 2 कोटी 61 लाख रुपयांचे ट्रक्स इंटेलिजन्स विभागाने केले जप्त 5 किलो 234 ग्रॅम मेथाकॅलोन नावाचा अमली पदार्थ आणला जात होता पुण्यात विशिष्ट गुप्तचर माहितीच्या आधारे, पुणे आंतरराष्ट्रीय विमानतळावरील एअर इंटेलिजेंस युनिटच्या अधिकाऱ्यांनी १८ सप्टेंबर २०२५ रोजी बँकॉकहून एअर इंडिया एक्सप्रेस फ्लाइट क्रमांक IX-२४१ वरून येणाऱ्या एका प्रवाशाला अटक केली. त्यांच्या चेक-इन लगेज बॅगची झडती घेतली असता पावडर आणि क्रिस्टल स्वरूपात ५.२३ किलोग्रॅम वजनाचा पांढरा पदार्थ आढळून आला. फील्ड टेस्टिंगमध्ये हा पदार्थ मेथाकॅलोन असल्याचे निश्चित झाले हा प्रतिबंधित पदार्थ जप्त करण्यात आला आणि नार्कोटिक ड्रग्ज अँड सायकोट्रॉपिक सबस्टन्स (NDPS) कायदा, १९८५ अंतर्गत प्रवाशाला अटक करण्यात आली स्वातंत्र्यवीर सावरकर उद्यानाचे "नमो उद्यान" नामकरण करण्याचा घाट घातला जात असल्याने सावरकर प्रेमींनी नाराजी व्यक्त केलीय. नाशिकच्या भगूर येथील स्वातंत्र्यवीर सावरकरांच्या जन्मभूमीत सावरकर उद्यान असावे, अशी मागणी करण्यात आलीय. नमो उद्यानाला निधी नाही मिळाला, तरी चालेल अशी भूमिका शिवसेना ठाकरे गटाकडून घेण्यात आलीय. भगूरमध्ये स्वातंत्र्यवीर सावरकर उद्यानाचे २४ वर्षापासून रखडलेले काम अजूनही पूर्ण झालेले नाही. तर शासनाच्या नवीन निधी अंतर्गत नमो उद्यान घोषणा करण्यात आलीय. या नमो उद्यानांतर्गत स्वातंत्र्यवीर सावरकर उद्यानासही एक कोटीचा निधी वर्ग करण्यात आलाय. मात्र हे उद्यान नमो उद्यान की सावरकर उद्यान? असा प्रश्न उपस्थित केला जातोय. परळीतील सहदेव सातभाई यांच्यावर खुनाचा प्रयत्न आणि लूट झालेल्या प्रकरणात बीड पोलिसांनी रघु फड गॅंगवर मकोकांतर्गत कारवाई केली होती. या गॅंगचे वाल्मीक कराड समर्थकांशी संबंध असल्याचे उघड झाले होते. या टोळीत सात जणांचा समावेश असून त्यांच्यावर गंभीर गुन्ह्यांची नोंद आहे. मात्र आता अपर पोलिस महासंचालकांनी सातपैकी पाच आरोपींवरील मकोका रद्द केला आहे. यात वाल्मीक कराडचा राईट हँड म्हणून ओळखला जाणारा गोट्या गितेचाही समावेश आहे. नंदागौळ (ता. परळी) येथील रहिवासी असलेल्या गोट्या गितेवर खून, खुनाचा प्रयत्न, खंडणी असे १० ते १५ गंभीर गुन्हे नोंद असून तो अद्याप फरार आहे. गोट्या गिते, जगन्नाथ फड, संदीप सोनवणे, बालाजी दहिफळे आणि विलास गिते या पाच जणांवरील मकोका रद्द झाला आहे. तर टोळीप्रमुख रघुनाथ फड आणि धनराज गिते या दोघांवरच मकोका कायम ठेवण्यात आला आहे. या निर्णयामुळे परळी परिसरात चर्चांना उधाण आले आहे - बार्शी तालुक्यातील बेलगाव परिसरात वादळी वारा, गारपीटीसह मुसळधार पाऊसाची हजेरी - मुसळधार पावसामुळे शेती पिकांचे अतोनात नुकसान झालेय. - त्याचबरोबर ताडसौंदणे गावात शिरले पावसाचे पाणी - तर मांडेगाव येथील चांदणी नदीवरील पुलावरून जेसीबीच्या साह्याने नागरिकांची ये जा. - बार्शी सोलापूर मुख्य रस्त्यावर मोठ्या प्रमाणात पाणी आल्याने वाहतुकीला अडथळा. मराठवाड्यात यंदाच्या पावसाळ्यात झालेल्या अतिवृष्टीने १ हजार ४१८ कोटी रुपयांचे नुकसान झाल्याचा प्राथमिक अंदाज आहे. मागच्या आठवडाभरापासून मराठवाड्यातल्या सगळ्याच भागात अतिवृष्टी ढगफुटी सारखा पाऊस झाल्यामुळे हातातोंडाशी आलेल्या पिकांचे मोठे नुकसान झाले. शिवाय शेत जमिनी वाहून गेल्या. अनेक घरांची पडझड झाली. या नुकसानीसाठी पन्नास टक्के म्हणजेच ६३० कोटींची मदत शासनाने १८ सप्टेंबरपर्यंत मंजूर केल्याचे सांगण्यात येत आहे. चार जिल्ह्यांतील ऑगस्ट महिन्यातील नुकसानीचे आकडे अद्याप स्पष्ट नाहीत. अद्याप सप्टेंबरमधील नुकसानीचा आकडा समोर आला नाही. सर्वाधिक नुकसान हे सप्टेंबर महिन्यात झाले आहे. शिवाय सप्टेंबर महिन्यात झालेल्या नुकसानीचे पंचनाम्यानुसार किती मदत लागणार, हे स्पष्ट नाही. आतापर्यंत ५ हजार गावांतील १९ लाख शेतकरी बाधित झाले. अनेक ठिकाणी पाणी साचल्याने शेतात जाता येत नाही, ई- पीक पाहणी सर्व्हर डाऊन असणे, शेतकऱ्यांच्या जमिनीचे लोकेशन चुकीचे दिसणे, खाते क्रमांक न जुळणे आदी अडचणींमुळे शेतकरी ई-पीक नोंदणी करु शकले नाहीत. शासनाकडे केलेली मागणी आणि मंजूर केलेल्या निधीत ५० टक्के फरक सध्या आहे. शेतकऱ्यांना नुकसानभरपाई मिळण्यात प्रामुख्याने पीक नोंदणी, आधार-बँक खाते लिंक नसणे, पंचनामा प्रक्रियेतील विलंब, नैसर्गिक आपत्तीनंतर मदतीची प्रतीक्षा व निधी वितरणातील समस्या या प्रमुख अडचणी आहेत कोल्हापुरात परवा रात्री पडलेल्या मुसळधार पावसामुळे राजाराम बंधाऱ्यावर पाणी यावर्षीच्या पावसाळ्यात सहाव्यांदा राजाराम बंधाऱ्यावर आलं पाणी खबरदारीचा उपाय म्हणून राजाराम बंधाऱ्यावरील वाहतूक तात्पुरती बंद कोपरखैरणे पोलिसांना गोपनीय बातमीदाराकडून मिळालेल्या माहितीनुसार घनसोली रेल्वे स्टेशन परिसरात एम.डी. अंमली पदार्थ विक्रीसाठी दोन इसम येणार असल्याची माहिती मिळाली होती. त्यानुसार सेंट्रल पार्कच्या विरुद्ध बाजूस सापळा रचून कारवाई करण्यात आली असून दोघांना अटक केली आहे. या कारवाईदरम्यान निखील राजकुमार वागासे याच्या अंगझडतीतून ४४ लाख किमतीचा ११२.३८ ग्रॅम एम.डी. (मेफेड्रोन) पावडर जप्त करण्यात आला. तर त्याचा साथीदार मसुद अब्दुल सलाम खान याच्या अंगझडतीतून २८ लाख किमतीचा ६९.७४ ग्रॅम एम.डी. पावडर मिळाली. - रात्रीच्या वेळी सिडकोच्या स्टेट बँक चौकात मद्यधुंद तरुणींचा गोंधळ - तरुणींना हटकणाऱ्या एका व्यक्तीला तरुणींकडून मारहाण - मद्यधुंद तरुणींकडून गोंधळ आणि गुंडगिरी - अखेर मित्रांनी मैत्रिणीची अवस्था पाहून ठोकली धूम आदिवासी तरुणाचा हत्तेच्या निषेधार्थ आज जिल्हा बंद... तरुणाच्या हत्यने आदिवासी समाजात प्रचंड संताप... मृत जयेश भील च्या मारेकऱ्यांना फाशीची शिक्षेची मागणी... आज सकाळ पासूनच जिल्ह्यातील सर्व दुकाने बंद..... जिल्हाभरात मोठा पोलिस बंदोबस्त तैनात... मावळतील अतिशय महत्त्वाची ग्रामपंचायत म्हणून ओळखले जाणाऱ्या खडकाळ ग्रामपंचायतीच्या उपसरपंच पदाच्या निवडणुकीत अंजलीताई मुथा यांची एकमताने निवड करण्यात आली. या निवडणुकीत सरपंचासह एकूण १७ सदस्य उपस्थित होते. ग्रामपंचायतीत उपसरपंच पद रिक्त झाल्यानंतर घेण्यात आलेल्या निवडणुकीत अंजलीताई मुथा यांच्या नावावर सर्व सदस्यांनी एकमताने विश्वास दाखवत निवड केली. दोन दिवसांपूर्वी खासदार बजरंग सोनवणे यांनी लक्ष्मण हाके यांच्याबाबत बोलताना म्हटले होते की ते वारंवार बीड जिल्ह्यामध्ये येत आहेत त्यांना येणाऱ्या निवडणुकीमध्ये बीडमधून निवडणूक लढवायची आहे याला उत्तर देताना लक्ष्मण हक्क म्हणाले की बजरंग सोनवणे हे बावचळले आहेत भंजाळले आहेत. आठ दिवसांपूर्वी ते म्हटले गावच्या ग्रामपंचायतच्या सदस्य होयला सांगा आणि आज म्हणतायेत बीड जिल्ह्यामध्ये हे लोकसभा लढवायला येणार आहेत नक्की ठरव बाबा मी एका मेंढपाळाचा पोरगा आहे याच बीड जिल्ह्याने आणि याच बीड जिल्ह्यातील लोकांनी नेहमी मतदान देण्याची भूमिका बजावली आहे एका मेंढपाळाचे पूर्व जर निवडणुकीला उभा राहिलं तू कारखानदार तुझा मालक शरद चंद्र पवार तू जहागीरदार मेंढपाळाचे पोरग आहे बाबासाहेबांनी आम्हाला संविधानाचा अधिकार दिला आम्ही जर बीडमध्ये आलो तर तू काय करायचे ते ठरव. -- बेझे धरणातून पाईपलाईनने आणणार पाणी - त्र्यंबकेश्वरमधील अरुंद कुशावर्तातील गर्दी विकेंद्रित करण्यासाठी प्रशासनाचा प्रयत्न - बेझे धरणातून पाईपलाईनने पाणी उचलून गौतमी, गोदावरी, गंगासागर, इंद्र आणि कुशावर्त कुंडात आणलं जाणार - गोदावरी नदी बारमाही वाहण्यासाठी ३३० कोटींचा प्रकल्प - त्र्यंबकेश्वरसह नाशिकमधील घाट देखील आकर्षक करण्याचा निर्णय - नाशिक शहरात आज शनिवारी पाणीबाणी - संपूर्ण शहराचा पाणी पुरवठा आज राहणार बंद - तर उद्या रविवारी देखील होणार कमी दाबाने पाणी पुरवठा - शहरातील विविध जलकुंभ, जलशुद्धीकरणाच्या पाईपलाईन दुरुस्ती आणि तांत्रिक कामानिमित्त आज दिवसभर पाणीपुरवठा राहणार बंद - नागरिकांनी काटकसरीने पाण्याचा वापर करण्याचं पालिका प्रशासनाचं आवाहन साताऱ्यातील सोमनाथ जाधव या शिक्षकाने एक खास शैक्षणिक ऍप्लिकेशन तयार केले आहे, ज्यामुळे पालकांना आपल्या मुलांच्या प्रत्येक हालचालीवर लक्ष ठेवणे सोपे होणार आहे. या शैक्षणिक ॲपचा शाळा आणि पालकांना उपयोग होणार असून या ॲप चे अनावरण पालकमंत्री शंभूराज देसाई यांच्या हस्ते पालकमंत्री कार्यालयात करण्यात आले.. पहिलीपासून ते अगदी कॉलेजमधील विद्यार्थ्यांपर्यंत सर्वांसाठी हे ऍप्लिकेशन खूप उपयुक्त ठरणार असून. शाळा आणि महाविद्यालयांना या ऍपच्या मदतीने मुलांच्या प्रत्येक हालचालीवर लक्ष ठेवता येईल. महत्त्वाचे म्हणजे, मुलांमध्ये दिवसभर होणाऱ्या सर्व घडामोडींची माहिती आणि शैक्षणिक माहिती यामुळे पालकांना लगेच मिळणार असल्याची माहिती सोमनाथ जाधव यांनी दिलीये. - प्रमाणपत्रांच्या बनावटगिरीला आळा बसणार - सावित्रीबाई फुले पुणे विद्यापीठाचा सुरक्षितता आणि पारदर्शकपणासाठी निर्णय - विद्यापीठातील विविध प्रमाणपत्रे आणि श्रेयांकपत्रकांची छपाई इंडियन सिक्युरिटी प्रेसमध्ये होणार - पूर्वीच्या प्रमाणपत्रांमध्ये केवळ ६ सुरक्षा मानके, आता वाढून ती १६ सुरक्षा मानकांपर्यंत जाणार - या निर्णयामुळे प्रमाणपत्रांची विश्वासार्हता आणखी मजबूत होणार एक दिवसाच्या उघडीप नंतर पुन्हा एकदा हिंगोली जिल्ह्याला परतीच्या पावसाने झोडपले आहे, हिंगोलीच्या सेनगाव तालुक्यातील आजेगाव ,सिंधगी, सेनगाव सह हिंगोलीत मुसळधार पाऊस कोसळला आहे,या पावसाने शेतकऱ्यांच्या शेतात प्रचंड पाणी जमा झाले असल्याने पुन्हा एकदा पिके पाण्याखाली गेली आहेत. पुण्यातील सह्याद्री रुग्णालयात यकृत प्रत्यारोपण करत असताना दाम्पत्याचा मृत्यू प्रकरण त्या प्रकरणी राज्य सरकारने नेमली चौकशी समिती मात्र त्या समितीचा अहवाल अजूनही आरोग्य विभागाला दिला नाही या प्रकरणात सह्याद्री रुग्णालयाला क्लीनचिट देणार की ठपका ठेवणार हे पाहावे लागेल १५ ऑगस्टला बापू कोमकर यांना यकृत दान करणारी पत्नी आणि बापू या दोघांचाही मृत्यू झाला या प्रकरणात रुग्णालयावर आरोप करण्यात आला आहे यासाठी राज्य सरकारने चौकशी समिती नेमली आहे. नातेवाईकांनी केली होती कारवाईची मागणी हिंगोलीच्या सेनगाव तालुक्यातील केंद्रा खुर्द गावात जिल्हा परिषदेच्या शाळेच्या शिक्षकाची बदली झाल्याने विद्यार्थ्यांच्या अश्रूंचा बांध फुटला आहे, सर तुम्ही आमच्या शाळेतून जाऊ नका असे म्हणत विद्यार्थ्यांनी आपल्या अश्रूंना वाट मोकळी करून दिली, गेल्या पाच वर्षापासून या जिल्हा परिषदेच्या शाळेत गणेश उजाडे हे शिक्षक विद्यार्थ्यांना नियमित अध्यापनाचे धडे द्यायचे, त्यासोबतच अनेक विद्यार्थ्यांना स्वतःच्या मुलाप्रमाणे सांभाळत मायेचा ओलावा द्यायचे मात्र प्रशासकीय कारणास्तव आता त्यांची बदली दुसऱ्या शाळेत झाल्याने त्यांनी या शाळेचा निरोप घेतला यावेळी शिक्षक गणेश उजाडे यांना देखील अश्रू अनावर झाले होते. धाराशिव च्या उमरगा तालुक्यात गेली दोन दिवसात झालेल्या पावसाने नाईचाकूर परिसरातील अनेक शेतकऱ्यांचा तोडणीस आलेले ऊस आडवा झाला आहे.वर्षभर काबाडकष्ट करून उसाचे पीक शेतकऱ्यांनी कसेबसे जगवले होते.पावसामुळे अनेक शेतकऱ्यांचा ऊस जमीनदोस्त होऊन लाखो रुपयांचे नुकसान झाले आहे. सततच्या पावसामुळे शेतकऱ्यांच्या शेती पिकातील तूर,सोयाबीन,या पिकांचे मोठे नुकसान झाले आहे.शेतकऱ्यांना तात्काळ पंचनामे होऊन आर्थिक मदत मिळावी अशी मागणी केली जात आहे. धाराशिव च्या परंडा तालुक्यातील सीना कोळेगाव प्रकल्पाच्या पानलोट क्षेत्रात दररोज कमी अधिक प्रमाणात दमदार पाऊस पडत असल्याने सिना कोळेगाव प्रकल्पाच्या 13 दरवाजातून 21 हजार 700 क्युसेकने सिना नदीपाञात पाण्याचा विसर्ग सुरू करण्यात आला आहे.परंडा तालुक्यातील पाच टिएमसी क्षमता असलेल्या सीना कोळेगाव प्रकल्पासह खासापुरी चांदणी साकत मध्यम प्रकल्प व निम्म खैरी मागील महिन्यात ओव्हरफ्लो झाले आहेत.तर सिना कोळेगाव प्रकल्पात येणाऱ्या पाण्याची आवक पाहून विसर्ग कमी अधिक केला जात आहे. रस्त्यातील अडथळे,अतिक्रमण दूर करा, नोव्हेंबर अखेरपर्यंत खड्डे मुक्त करा असे आदेश महापालिका आयुक्त यांनी प्रशासनाला दिले. पण त्याचवेळी दुसरीकडे पोलिसांतर्फे शहरातील तब्बल ५५० किलोमीटरचे रस्ते सीसीटीव्हीची केबल टाकण्यासाठी खोदण्यात येणार आहे. याची सुरुवात नवी पेठेतील राजेंद्रनगरमधून झाली आहे. त्यामुळे पुणे खड्डे मुक्त कसे होणार? असा प्रश्‍न उपस्थित झाला असून, महापालिकाही संभ्रमित झाली आहे. अकोल्यात 'किसान ब्रिगेड'च्या वतीने 'शेतकरी लूट वापसी संवाद सभा' पार पडलीय. ही सभा गाजलीय ती 'प्रहार'चे नेते बच्चू कडू आणि शेतकरी नेते रविकांत तुपकर यांच्या वादग्रस्त विधानांनी... या सभेसाठी देश आणि राज्यातील शेतकरी नेते अकोल्यात आले होतेय. भारतीय किसान युनियनचे नेते राकेश टिकैत, बच्चू कडू, रविकांत तूपकर, प्रकाश पोहरे, अजित नवले, विश्वास उटगी आदी नेते या सभेला उपस्थित होतेय. या सभेत बोलताना 'प्रहार'चे नेते बच्चू कडू यांनी त्यांच्या नुकत्याच झालेल्या जळगाव येथील आंदोलनानंतर दाखल झालेल्या गुन्ह्यांचा उल्लेख केलाय. जळगावातील आंदोलनात आम्ही फक्त जिल्हाधिकारी कार्यालयाचे गेट तोडलंंय. यानंतर राज्यात होणाऱ्या आंदोलनात आम्ही आता थेट कलेक्टरलाच तोडू, असा वादग्रस्त इशारा बच्चू कडू यांनी दिलाय. उद्धव ठाकरे यांचा ४ ऑक्टोबर रोजी पुणे दौरा शिवसैनिकांना उद्धव ठाकरे करणार मार्गदर्शन आगामी महापालिका निवडणुकीची पायभरणीला होणार सुरुवात स्थानिक स्वराज्य निवडणुकीची तयारी, कार्यकर्त्यांना मार्गदर्शन, पक्ष संघटना मजबूत करणे याविषयी उद्धव ठाकरे करणार मार्गदर्शन एक दिवसीय मार्गदर्शनाला पुणे शहरातील सर्व पदाधिकारी, शिवसैनिक राहणार उपस्थितीत बालगंधर्व रंग मंदिर या ठिकाणी कार्यक्रमाचे आयोजन होण्याची शक्यता Rain Alert: आज (ता. २०) मध्य महाराष्ट्र, मराठवाडा, पूर्व विदर्भात तुरळक ठिकाणी विजांसह पावसाचा अंदाज असल्याने सतर्कतेचा इशारा (येलो अलर्ट) हवामान विभागाने दिला आहे. अहिल्यानगर : अनेकदा राज्य आणि देश पातळीवरील विविध विषयांवर संतप्त प्रतिक्रिया व्यक्त करणारे आमदार रोहित पवार आज त्यांच्या मतदारसंघात अधिकाऱ्यांवर चांगलेच संतापलेले दिसले. जामखेडमध्ये आमसभा आयोजित करण्यात आली होती. त्यामध्ये नागरिकांनी नगरपालिकेच्या कामाबद्दल सर्वाधिक तक्रारी केल्या. यावर अधिकारी मोघम उत्तरे देत असल्याचे पाहून आमदार पवार संतापले. "आतापर्यंत गोट्या खेळत होतात का?" अशा शब्दात अधिकाऱ्यांना फटकारले. नगरपरिषद संदर्भात जामखेड शहरातील नागरिकांनी सर्वात जास्त तक्रारी आमसभेत आमदार रोहित पवार यांच्यासमोर मांडल्या... नगरपरिषद सीईओ यांच्यावर नागरिकांनी कामात केलेली अफरातफर, शहरातील कचरा उचलण्यासाठी देण्यात आलेले कंत्राट... कचरा उचलण्यात होणारी टाळाटाळ, शहरातील चिखलमय रस्ते, गटारी, सांडपाण्याची विल्हेवाट, मोकाट जनावरे, मोकाट कुत्रे, तुंबलेल्या गटारी, अनियमित सुटलेले पाणी, मच्छरांचा होणारा उपद्रव आदी विषयावर आमदार रोहित पवार यांनी नागरिकांच्या प्रश्नावर अधिकाऱ्यांना धारेवर धरलं... सकाळ+चे सदस्य व्हा शॉपिंगसाठी 'सकाळ प्राईम डील्स'च्या भन्नाट ऑफर्स पाहण्यासाठी क्लिक करा. Read Marathi news and watch Live TV. Breaking news from Maharashtra, India, Pune, Mumbai, Politics, Entertainment, Sports, Lifestyle at SaamTV. Get Live Marathi news on Mobile. Download the Saam Tv app for Android and IOS. Follow Us Copyright © 2025 Sakal Media Group – All Rights Reserved Powered by Quintype</w:t>
       </w:r>
     </w:p>
     <w:p>
@@ -3112,7 +3112,7 @@
     </w:p>
     <w:p>
       <w:r>
-        <w:t>Title: ओबीसींचा एल्गार:हाके यांचे बारामतीत आंदोलन, फक्त गॅझेटवर प्रमाणपत्र मिळणार नाही- बावनकुळे</w:t>
+        <w:t>Title: VHP says only Hindus allowed at garba events; Congress slams 'divisive agenda'</w:t>
       </w:r>
     </w:p>
     <w:p>
@@ -3124,13 +3124,13 @@
           <w:rPr>
             <w:color w:val="0000FF"/>
           </w:rPr>
-          <w:t>https://divyamarathi.bhaskar.com/local/maharashtra/news/obcs-elgar-hakes-protest-in-baramati-certificate-will-not-be-available-just-on-the-gazette-bawankule-135851615.html</w:t>
+          <w:t>https://thefederal.com/category/states/west/maharashtra/vhp-says-only-hindus-allowed-at-garba-events-congress-slams-divisive-agenda-207684</w:t>
         </w:r>
       </w:hyperlink>
     </w:p>
     <w:p>
       <w:r>
-        <w:t>Content: मराठा आरक्षण जीआरविरुद्ध ओबीसी समाजाने एल्गार सुरू केला आहे. त्याचा पहिला टप्पा म्हणून गेले दोन दिवस जीआरची होळी करण्यात आली. जीआर फाडण्यात आला. शुक्रवारी सकल ओबीसी समाजातर्फे औंढा नागनाथ ते जिंतूर मार्गावरील येळी फाटा येथे शुक्रवारी ३ तास रास्ता रोक दुसरीकडे ओबीसी नेते लक्ष्मण हाके यांनी शुक्रवारी बारामतीतून संघर्ष यात्रा सुरू केली. त्यात त्यांनी शरद पवारांवर कठोर हल्ला चढवला. दरम्यान, महायुतीच्या मंत्र्यांनी जीआरवरून संभ्रम वाढवणे सुरूच ठेवले आहे. मंत्री चंद्रशेखर बावनकुळे म्हणाले की, फक्त गॅझेटमध्ये कुणबी अशी नोंद आहे म्हणून जात प्रमाणपत्र मिळणार नाही. त्यासाठी पूर्ण प्रक्रियेला सामोरे जावे लागणार आहे. जरांगेंचे गाव असलेल्या आंतरवाली सराटीत पाच दिवसांपासून ओबीसी बांधवांचे आमरण उपोषण सुरू होते. ओबीसी उपसमितीचे सदस्य आणि मंत्री अतुल सावे यांनी शुक्रवारी दूरध्वनीद्वारे उपोषणकर्त्यांशी संवाद साधल्यावर उपोषण स्थगित केले. स्वाभिमानी कुंभार समाज सामाजिक संस्थेने ओबीसी आंदोलनाला पाठिंबा दिला. ओबीसी मंत्री, आमदार, खासदार, माजी मंत्री, माजी खासदार आंदोलनात सहभाग घेत नाहीत यावर नाराजीही व्यक्त केली. मराठा आरक्षण जीआरविरोधात रास्ता रोको बारामतीत लक्ष्मण हाके म्हणाले की, मंडल आयोग शरद पवार यांनी लागू केला असं कोणी म्हटलं तर त्याचं कानफाड फोडा. पवारांनी कुटुंबाच्या बाहेर कारखाने जाऊ दिले नाहीत. कुटुंबाच्या बाहेर आमदारकी, खासदारकी जाऊ दिली नाही. सत्तेतून पैसा, पैशातून पुन्हा कारखाना असं काम हे करत आहेत. सत्ता कोणाचीही असो, अजित पवार मंत्रिमंडळात असतातच. पुढच्या निवडणुकीत डुप्लिकेट ओबीसी विरुद्ध डुप्लिकेट ओबीसी अशी लढत होईल. जात प्रमाणपत्राला आव्हान दिले जाऊ शकते नागपूर | हैदराबाद गॅझेटच्या अंमलबजावणीवरून मंत्री छगन भुजबळांची नाराजी नाही. आक्षेप आणि संभ्रम आहे, तो दूर करू. तसेच हैदराबाद गॅझेटमध्ये केवळ नोंद मिळाली म्हणून त्याआधारे सर्टिफिकेट दिले जाणार नाही. अधिकारी हे नियमाप्रमाणे सही करतील. कुठलेही कास्ट सर्टिफिकेट चॅलेंज होऊ शकते, असे महसूल मंत्री चंद्रशेखर बावनकुळे यांनी स्पष्ट केले, तर काँग्रेस नेते विजय वडेट्टीवार म्हणाले की, विदर्भातील ओबीसी नेत्यांची बैठक ६ सप्टेंबर रोजी बैठक बोलावली आहे. मात्र, भाजप दोन्ही समाजाची मतं लाटण्यासाठी त्यांना धूर्तपणे खेळवत आहे. Copyright © 2024-25 DB Corp ltd., All Rights Reserved This website follows the DNPA Code of Ethics.</w:t>
+        <w:t>Content: The Vishva Hindu Parishad (VHP) on Saturday (September 20) said only Hindus must be given entry to 'garba' events marking Navratri and advised organisers to check the Aadhaar card of entrants for identification. While Maharashtra minister and senior BJP leader Chandrashekhar Bawankule said organisers have the right to set conditions of entry at an event, provided it is being held with police permission, Congress's Vijay Wadettiwar slammed the VHP for wanting to "set society on fire". Also Read: Gujarat | VHP, Bajrang Dal add communal tinge to garba events during Navratri celebrations Navratri, among the most-patronised festivals in the state, will be observed from September 22 to October 1. "Garba is not merely a dance but a form of worship to please the goddess. They (apparent reference to Muslims) do not believe in idol worship. Only those having faith in the rituals must be allowed to participate," VHP national spokesperson Shriraj Nair told PTI. He said the VHP has issued advisories asking garba event organisers to check Aadhaar cards at entry points, apply 'tilak' on participants, and ensure they perform puja before entering. "VHP and Bajrang Dal workers will monitor the events. Garba is a form of worship, not entertainment. Those who do not have faith in the goddess should not be part of it," Nair added. Reacting to the VHP's stand, Bawankule said it was within the rights of the organising committees to impose such (entry) restrictions. "That is their right. The only decisive factor is whether the event has police permission. The organising committees must take decisions based on that," Bawankule told reporters. Maharashtra BJP media chief Navnath Ban, responding to a query on the VHP's announcement, emphasised that garba was a Hindu event and "those from other religions should not interfere while Hindus perform garba and worship the goddess". "We worship the goddess, who is like our mother," he said, while also slamming Shiv Sena (UBT) leader Sanjay Raut for opposing the VHP's stand. "He is opposing it with an eye on the votes of a particular community, but people will not spare him or his party," Bawankule said further, attacking Raut. Also Read: Dhols, cymbols play on, but Gujarat’s garba turns exclusionary Speaking on the issue, Maharashtra Congress Legislature Party leader and former state minister Vijay Wadettiwar said, "They (VHP) want to set society on fire. They want to divide society over religion and reap political benefits out of it. What VHP has said is nothing new. The organisation is born with an intention to destabilise the country." Such a stand by organisations like the VHP shakes the "unity in diversity" foundation of India, Wadettiwar claimed, while alleging that it also reflects the stand of the government. BJP hit back saying Wadettiwar should know that it is the Congress which has a history of dividing people. "They are the ones who caused rifts in society. The Maha Vikas Aghadi government (of which the Congress was a part) failed to protect Maratha reservation," Bawankule claimed. (With agency inputs)</w:t>
       </w:r>
     </w:p>
     <w:p>
@@ -3143,7 +3143,7 @@
     </w:p>
     <w:p>
       <w:r>
-        <w:t>Title: Devendra fadnavison tribal progress: आदिवासींच्या जीवनात येत्या ३ वर्षांत परिवर्तन घडेल ; मुख्यमंत्री</w:t>
+        <w:t>Title: लोकाभिमुख प्रशासनासाठी अतिशय गांभीर्याने काम करा</w:t>
       </w:r>
     </w:p>
     <w:p>
@@ -3155,13 +3155,13 @@
           <w:rPr>
             <w:color w:val="0000FF"/>
           </w:rPr>
-          <w:t>https://pudhari.news/amp/story/maharashtra/vidarbha/yevatmal/tribal-life-transformation-next-3-years-cm-devendra-fadnavis-mk94</w:t>
+          <w:t>https://chandablast.com/?p=51003</w:t>
         </w:r>
       </w:hyperlink>
     </w:p>
     <w:p>
       <w:r>
-        <w:t>Content: यवतमाळ : आदिवासी समाजाला विकासाच्या मुख्य प्रवाहात आणण्यासाठी केंद्र शासनाने महत्वाच्या योजना हाती घेतल्या असून, त्यासाठी देशात १ लक्ष कोटी रूपयांचा निधी उपलब्ध करून दिला आहे. महाराष्ट्रातही आदिवासी समाजासाठी घरे, रस्ते, वीज, पाणी, वसतिगृह व रोजगार अशा सुविधांसाठी योजना-उपक्रम राबविण्यात येत आहे. पुढील ३ वर्षांत आदिवासींच्या जीवनात आमुलाग्र परिवर्तन घडेल, असा विश्वास राज्याचे मुख्यमंत्री देवेंद्र फडणवीस यांनी आज येथे व्यक्त केला. मुख्यमंत्री देवेंद्र फडणवीस यांच्या हस्ते यवतमाळ येथे एकूण 335 कोटी रुपयांच्या विविध विकास कामांचे लोकार्पण, भूमिपूजन तसेच विविध उपक्रमांचा शुभारंभ झाला, त्यावेळी ते बोलत होते. जिल्ह्याचे पालकमंत्री संजय राठोड, महसूल मंत्री चंद्रशेखर बावनकुळे, आदिवासी विकास मंत्री अशोक उईके, खासदार संजय देशमुख, आमदार राजू तोडसाम, आमदार किसनराव वानखेडे, सईताई डहाके, संजय डेरकर, श्याम कोडे, आदिवासी विकास विभागाचे सचिव विजय वाघमारे, विभागीय आयुक्त श्वेता सिंघल, जिल्हाधिकारी विकास मीना आदी यावेळी उपस्थित होते. पुढे बोलताना मुख्यमंत्री फडणवीस म्हणाले की, आदिवासी समाजासाठी ५४ हजार कुटुंबांना घरे, नळांद्वारे पाणी, उपचारासाठी दवाखाने, वसतिगृह अशा अनेक सुविधा वेगाने पूर्ण करण्याचे नियोजन आहे. पंतप्रधान नरेंद्र मोदी यांनी आदिवासी विकासासाठी ज्या योजना व उपक्रम आणले, तशी भरीव कामगिरी त्यापूर्वी झालेली नाही. आदी कर्मयोगी योजनेतून जिल्ह्यातील 366 गावांची निवड झाली आहे. योजनेतून राज्यातील 30 लाख युवकांना प्रशिक्षित करण्यात येणार आहे. त्यातून स्थानिक नेतृत्वाचा विकास होणार आहे. शासनाने अनुकंपा तत्वावरील सेवाप्रवेशाचे प्रलंबित अर्ज निकाली काढण्यासाठी कालबद्ध कार्यक्रम हाती घेतला. त्यात पंधरा हजार युवकांना अनुकंपातून नियुक्ती देण्यात येणार आहे. सुमारे ३५ मे. वॅट सौर ऊर्जा प्रकल्प कार्यान्वित झाल्याने शेतीला १२ तास दिवसा वीज मिळत आहे. शेतकऱ्यांना दिवसा दहा तास मोफत वीज देण्याचेही नियोजन आहे. यवतमाळ जिल्ह्यातील नागरिकांसाठी आवश्यक सुविधांच्या अनुषंगाने निधीची कमतरता पडू देणार नाही. पावसाने जिल्ह्यात शेती, घरे, पशुधन यांचे नुकसान झाले. त्याची भरपाईही लवकरात लवकर अदा केली जाईल, अशी ग्वाही त्यांनी दिली. कार्यक्रमाला मोठ्या संख्येने जनसमुदाय उपस्थित होता. 'Pudhari' is excited to announce the relaunch of its Android and iOS apps. Stay updated with the latest news at your fingertips. Android and iOS Download now and stay updated, anytime, anywhere. Pudhari Publications Private Limited</w:t>
+        <w:t>Content: चांदा ब्लास्ट चंद्रपूर : राज्यात 17 सप्टेंबर ते 2 ऑक्टोबर या कालावधीत महसूल विभागातर्फे सेवा पंधरवाडा राबविण्यात येत आहे. या अंतर्गत शेतरस्त्यांचे मॅपिंग करणे, त्यांचे अतिक्रमण काढणे, राष्ट्रीय महामार्ग प्रमाणे रस्त्यांना क्रमांक देणे, सर्वांना घरे आदी बाबी करण्यात येणार आहे. महसूल खाात्याबद्दल नागरिकांमध्ये आदराची भावना आहे. त्याला तडा जाऊ देऊ नका. लोकाभिमुख प्रशासनासाठी अतिशय गांभिर्याने काम करा, असे निर्देश राज्याचे महसूल मंत्री चंद्रशेखर बावनकुळे यांनी यंत्रणेला दिले. जिल्हाधिकारी कार्यालयात महसूल विभागांतर्गत, भुमी अभिलेख, मुद्रांक नोंदणी आदी बाबींचा आढावा घेतांना ते बोलत होते. बैठकीला सर्वश्री आमदार किशोर जोरगेवार, देवराव भोंगळे, करण देवतळे, जिल्हाधिकारी विनय गौडा जी.सी., अतिरिक्त जिल्हाधिकारी डॉ. नितीन व्यवहारे, संतोष थिटे (चिमूर), निवासी उपजिल्हाधिकारी दगडू कुंभार यांच्यासह सर्व उपविभागीय अधिकारी, सर्व तहसीलदार आदी बैठकीला उपस्थित होते. सेवा पंधरवडा अंतर्गत पाणंद रस्त्यांची मोहीम हाती घेण्यात आली आहे. या अंतर्गत पाणंद रस्त्यांना क्रमांक देण्यात येणार आहे. राष्ट्रीय आणि राज्य महामार्गाप्रमाणेच शेतकऱ्यांच्या पाणंद रस्त्यांना क्रमांक देणारे महाराष्ट्र्र हे देशातील पहिले राज्य आहे. पुढील काळात या रस्त्यांवर अतिक्रमण होणार नाही, याची काळजी घ्यावी. राज्याचा जीडीपी वाढवायचा असेल तर शेतकऱ्यांचे पाणंद रस्ते मोकळे होणे गरजेचे आहे. शेतात पाणी, वीज, रस्ता असेल तर शेती करण्याकडे ओढा वाढेल. महसूल अधिकाऱ्यांनी गावात जाऊन लोकांच्या समस्या सोडवाव्यात. शासनाची भूमिका घेऊन प्रशासन आपल्या गावात आले, असे गावकऱ्यांना म्हटले पाहिजे. सामान्य आणि गरीब जनतेला चांगल्या सुविधा देणे हे आपले कर्तव्य आहे. गतिमान, पारदर्शक प्रशासन राबविण्यासाठी यंत्रणेने सजग असावे. शासकीय कामासाठी लोकांना कोणताही त्रास होता कामा नये. घरकुल पासून कोणीही वंचित राहू नये, एकही शेतकरी पांदण रस्त्याविना राहू नये, याची काळजी घ्यावी. जनतेला भेटण्याचे फलक कार्यालयात लावा. लोकांशी संपर्कात रहा. शासनाच्या धोरणांची प्रभावी अंमलबजावणी करा. पुढे महसूल मंत्री श्री. बावनकुळे म्हणाले, महानगरपालिका, नगरपालिका हद्दीमध्ये ज्या झोपडपट्टी आहेत, त्यांची जमीन सुद्धा नियमित करण्यात येईल. सरकारी जागेवरील सर्व घरांचा सर्वे करण्यात येणार आहे. चंद्रपूर शहरातील 55 झोपडपट्टीधारकांना कायदेशीर घरे देण्याचा निर्णय लवकरच घेण्यात येईल. पुढील पाच वर्षात देशातील सर्वोत्कृष्ट महसूल खाते महाराष्ट्राचे असावे, अशी अपेक्षा त्यांनी व्यक्त केली. आपल्या चांगल्या कामाचे सादरीकरण करा. महसूल विभागाच्या संकेतस्थळावर हे सादरीकरण अपलोड करा. कृत्रिम वाळू धोरणानुसार शासकीय बांधकामात 50 टक्के वाळू अनिवार्य करण्यात आली आहे. कृत्रिम वाळू प्रकल्पासाठी जास्तीत जास्त प्रयत्न करा. प्रत्येक जिल्ह्यात किमान 50 प्रकल्प लागले पाहिजे. महसुली अर्धन्यायीक प्रकरणे तीन महिन्यात निकाली काढण्याच्या सूचना देण्यात आल्या आहे. शेतकऱ्यांनी त्वरीत फार्मर आयडी करून घ्यावी. विशेष सहाय्य योजनेचा सर्व निधी डीबीटीवर देण्यात येतो. प्रत्येक घरी जाऊन 100 टक्के डीबीटी करण्यासाठी या पंधरवड्यात यंत्रणेने घरोघरी जावे, अशा सुचनाही महसूल मंत्री चंद्रशेखर बावनकुळे यांनी दिल्या. यावेळी जिल्हाधिकारी विनय गौडा जी.सी. यांनी विभागाचे सादरीकरण केले. चांदा महसूल मित्र चॅटबोटचे उद्घाटन : महसूल विभागाच्या विविध सेवा ऑनलाईन पध्दतीने नागरिकांना माहित व्हाव्यात, यासाठी जिल्हा प्रशासनाच्यावतीने तयार करण्यात आलेल्या चांदा महसूल मित्र चॅटबोटचे (फोन नं. 9284061588) उद्घाटन महसूल मंत्री चंद्रशेखर बावनकुळे यांच्या हस्ते करण्यात आले. Lorem ipsum dolor sit amet, consectetur.</w:t>
       </w:r>
     </w:p>
     <w:p>
@@ -3174,7 +3174,7 @@
     </w:p>
     <w:p>
       <w:r>
-        <w:t>Title: Maratha quota: Govt starts Hyderabad gazette implementation process</w:t>
+        <w:t>Title: Video : “…त्यालाच तिकीट मिळणार” स्थानिक स्वराज्य संस्था निवडणुकीत भाजप तिकीट वाटपावर चंद्रशेखर बावनकुळे यांचे महत्वाचे विधान</w:t>
       </w:r>
     </w:p>
     <w:p>
@@ -3186,13 +3186,13 @@
           <w:rPr>
             <w:color w:val="0000FF"/>
           </w:rPr>
-          <w:t>https://www.siasat.com/maratha-quota-govt-starts-hyderabad-gazette-implementation-process-3270003/</w:t>
+          <w:t>https://www.loksatta.com/nagpur/bjp-ticket-distribution-policy-local-body-elections-public-support-decide-candidates-chandrashekhar-bawankule-warn-videovsd-99-5388756/</w:t>
         </w:r>
       </w:hyperlink>
     </w:p>
     <w:p>
       <w:r>
-        <w:t>Content: Mumbai: Amid opposition from OBC groups, the Maharashtra government has started the process to implement the Hyderabad gazette in accordance with a GR issued earlier on issuing Kunbi caste certificates to eligible Maratha community members. State Minister Radhakrishna Vikhe Patil, who heads the cabinet sub-committee on the Maratha reservation, on Wednesday reiterated that the rights of OBC communities will be protected. “The process for the implementation of the Hyderabad gazette has started. We will study emerging facts,” he told reporters. The Social Justice and Special Assistance Department, on September 2, announced the formation of a committee to issue Kunbi caste certificates to Maratha community members having historical evidence of their Kunbi heritage, a key demand of Maratha quota activist Manoj Jarange. Kunbi is a social group classified as an Other Backward Class (OBC) in Maharashtra. The government resolution (GR) dated September 2 also mentioned implementing the Hyderabad gazetteer. The BJP-led Mahayuti government is forced to walk a quota tightrope as the GR has been opposed by sections of Other Backwards Classes (OBC), prominently by state minister Chhagan Bhujbal, fearing that acknowledgement of the Kunbi status will mean dilution of the existing OBC reservations. When asked about Bhujbal’s opposition to the wording of the GR, Vikhe Patil said the rights of OBCs will be protected. “I will meet Chhagan Bhujbal and clear his confusion regarding the Hyderabad Gazette GR,” he said. Vikhe Patil will also hold discussions with Revenue Minister Chandrashekhar Bawankule, who heads the cabinet sub-committee on OBCs, to discuss the implementation of the GR and issuance of Kunbi certificates. Vikhe Patil and Justice Sandeep Shinde (retd), who heads the Shinde Committee set up by the state government, discussed the quota issue during a meeting. The discussions centred on effective ways to ensure implementation of decisions regarding the Martaha reservation and various legal aspects. Legal experts and senior officials also attended. The Shinde Committee was established in September 2023 to decide the methodology to issue OBC certificates to Marathas and find proof to establish Marathas as Kunbi OBCs. Stay updated with our WhatsApp &amp; Telegram by subscribing to our channels. For all the latest India updates, download our app Android and iOS.</w:t>
+        <w:t>Content: चंद्रपूर: स्थानिक स्वराज्य संस्थेच्या निवडणुकीचे तिकीट आमदार किशोर जोरगेवार, मागासवर्गीय आयोगाचे अध्यक्ष हंसराज अहिर तसेच मी स्वतःही कुणाला देऊ शकत नाही. “नेत्यांच्या मागे लागणाऱ्यांना आणि मागे फिरणाऱ्या तर तिकीट मिळणारच नाही.” भाजप लवकरच एक सर्वेक्षण करणार आहे आणि सर्वेक्षणात जनतेच्या मनात आघाडी घेणाऱ्याच उमेदवारी दिली जाईल असे स्पष्ट वक्तव्य भाजपचे ज्येष्ठ नेते तथा महसूल मंत्री चंद्रशेखर बावनकुळे यांनी केल्याने नेत्यांच्या मागे फिरत उमेदवारीची अपेक्षा ठेवून असलेल्या अनेकांचे चेहऱ्यावरील रंग उडाला आहे. स्थानिक स्वराज्य संस्थांच्या निवडणुकांबाबत महसूल मंत्री चंद्रशेखर बावनकुळे यांनी आमदार किशोर जोरगेवार यांनी आयोजित केलेल्या कार्यकर्ता मेळाव्यात मोठे विधान केले. यावेळी मंचावर मागासवर्गीय आयोगाचे अध्यक्ष हंसराज अहिर, आमदार किशोर जोरगेवार, महानगर अध्यक्ष सुभाष कासनगोट्टुवार, जिल्हा बँकेचे अध्यक्ष रवींद्र शिंदे, महिला आघाडी जिल्हाध्यक्ष छबू वैरागडे यांच्यासह भाजप पदाधिकारी उपस्थित होते. येत्या काही दिवसांत राज्यात स्थानिक स्वराज्य संस्थांच्या निवडणुका होणार आहेत. या पार्श्वभूमीवर, राज्याचे महसूल मंत्री चंद्रशेखर बावनकुळे यांनी भाजपच्या कार्यकर्ता मेळाव्यात एक महत्त्वाचे विधान केले. बावनकुळे यांनी स्पष्टपणे सांगितले की, “नेत्यांच्या मागे लागणाऱ्या कार्यकर्त्यांनी आता तिकीट मिळण्याची अपेक्षा करू नये.” त्यांनी स्पष्ट केले की जनताच आता तिकिटांचा निर्णय घेईल. विभागीय पातळीवर पक्षाच्या सर्वेक्षणांवर आणि कार्यकर्त्यांच्या प्रत्यक्ष पाठिंब्यावर आधारित तिकिटांचे वाटप केले जाईल. यावेळी बावनकुळे म्हणाले, “नेत्यांच्या मागे लागणाऱ्यांना किंवा मागे फिरणाऱ्या तिकीट मिळणार नाही हे आताच लक्षात घावे. आणि त्यानुसार काम करावे”. माझ्या गाडीत कुणी फिरत आहे, प्रवास करीत आहे म्हणून त्याला तिकीट दिले जाईल या भ्रमात कुणी राहू नये असेही ते म्हणाले. त्यांनी पुढे सांगितले की, भाजपचे उद्दिष्ट केवळ निवडणुका जिंकणे नाही तर जनतेचा विश्वास जिंकणे आणि पारदर्शक व्यवस्था स्थापित करणे आहे. त्यामुळे, केवळ “वरिष्ठ नेत्याशी जवळीक” किंवा “नेत्याच्या मागे लागणाऱ्या” आधारावर कोणालाही तिकीट मिळणार हे नाही पदाधिकारी व कार्यकर्त्यांनी लक्षात ठेवून काम करावे. चंद्रपूर: स्थानिक स्वराज्य संस्थेच्या निवडणुकीचे तिकीट आमदार किशोर जोरगेवार, मागासवर्गीय आयोगाचे अध्यक्ष हंसराज अहिर तसेच मी स्वतःही कुणाला देऊ शकत नाही. "नेत्यांच्या मागे लागणाऱ्यांना आणि मागे फिरणाऱ्या तर तिकीट मिळणारच नाही." भाजप लवकरच एक सर्वेक्षण करणार आहे आणि सर्वेक्षणात… pic.twitter.com/j43DKOpFqZ विशेष म्हणजे चंद्रपूरमध्ये गेल्या काही काळापासून माजी मंत्री आमदार सुधीर मुनगंटीवार आणि आमदार जोरगेवार या भाजपच्या दोन प्रमुख गटांच्या समर्थकांमध्ये तीव्र गटबाजी सुरू आहे हे लक्षात घेण्यासारखे आहे. या पार्श्वभूमीवर, बावनकुळे यांच्या विधानाला विशेष महत्त्व आहे. राजकीय विश्लेषकांचा असा विश्वास आहे की त्यांचा स्पष्ट संदेश भाजपच्या अंतर्गत कार्यप्रणालीवर परिणाम करेल आणि कदाचित अधिक पारदर्शक तिकीट वाटप प्रक्रियेला चालना देईल. बावनकुळे यांच्या विधानामुळे भाजप कार्यकर्त्यांमध्ये एकच खळबळ उडाली आहे. अनेक कार्यकर्ते आता संघटना आणि पाठिंबा मजबूत करण्यासाठी काम करत आहेत. गटबाजीच्या या वातावरणात, हे विधान आगामी निवडणुकीसाठी रणनीती आखण्याचे संकेत देते. तसेच मागील काही दिवसांपासून केवळ तिकीट मिळणार या आशेवर अनेक आजी माजी नगरसेवक, संघटनेच्या पदाधिकाऱ्यांनी या गटातून त्या गटात त्या गटातून या गटात अशा अक्षरशः उड्या मारल्या आहेत. अशा वेळोवेळी नेते बदलणाऱ्या दलबदलू नेत्यांच्या चेहऱ्यावरील रंग बावनकुळे यांच्या वक्तव्याने उडाला आहे. राज्यात मराठा, ओबीसी आणि बंजारा आरक्षणाच्या मुद्द्यावर वादळ असताना, केंद्रीय मंत्री नितीन गडकरी यांनी नागपूरमध्ये हलबा महासंघाच्या कार्यक्रमात वक्तव्य केले. त्यांनी ब्राह्मण समाजाला आरक्षण नसल्याबद्दल परमेश्वराचे उपकार मानले. गडकरी म्हणाले की, बेरोजगारी ही मोठी समस्या आहे आणि समाजाच्या सर्वांगीण विकासासाठी नियोजनबद्ध कार्यक्रमांची गरज आहे. गुणवत्तेचा विकास महत्त्वाचा असून, समाजातील सुशिक्षितांनी पुढाकार घ्यावा.</w:t>
       </w:r>
     </w:p>
     <w:p>
@@ -3205,7 +3205,7 @@
     </w:p>
     <w:p>
       <w:r>
-        <w:t>Title: CM Fadnavis Inaugurated And Performed Foundation Stone Laying Of Development Works Worth ₹335 Crore In Yavatmal</w:t>
+        <w:t>Title: VHP issues 'Hindus only' diktat for garba; BJP minister backs organisers' rights, Cong slams move</w:t>
       </w:r>
     </w:p>
     <w:p>
@@ -3217,13 +3217,13 @@
           <w:rPr>
             <w:color w:val="0000FF"/>
           </w:rPr>
-          <w:t>https://english.bombaysamachar.com/national/cm-fadnavis-inaugurated-and-performed-foundation-stone-laying-of-development-works-worth-%E2%82%B9335-crore-in-yavatmal/</w:t>
+          <w:t>https://www.newsdrum.in/national/vhp-issues-hindus-only-diktat-for-garba-bjp-minister-backs-organisers-rights-cong-slams-move-10483282</w:t>
         </w:r>
       </w:hyperlink>
     </w:p>
     <w:p>
       <w:r>
-        <w:t>Content: Mumbai: To bring the tribal community into the mainstream of development, the Central Government has launched important schemes and allocated a fund of ₹1 lakh crore. In Maharashtra too, various initiatives are being implemented for housing, roads, electricity, water supply, hostels, and employment for the tribal community. Within the next three years, the lives of tribals will undergo a radical transformation, asserted Chief Minister Devendra Fadnavis while addressing a public program in Yavatmal today. On this occasion, CM Fadnavis inaugurated and performed the foundation stone laying of development works worth ₹335 crore in Yavatmal and launched several initiatives. Soil and Water Conservation Minister and District Guardian Minister Sanjay Rathod, Revenue Minister Chandrashekhar Bawankule, Tribal Development Minister Ashok Uike, MP Sanjay Deshmukh, MLAs Raju Todsam and Kisanrao Wanakhede, Saitai Dahake, Sanjay Derkar, Shyam Kode, Tribal Development Department Secretary Vijay Waghmare, Divisional Commissioner Shweta Singhal, District Collector Vikas Meena and other dignitaries were present. The Chief Minister said that 54,000 tribal families will be provided houses, tap water, medical facilities, and hostels. Prime Minister Narendra Modi’s initiatives for tribal development are unprecedented in scale. Under the Adi Karmayogi Yojana, 366 villages in the district have been selected, and 30 lakh youth across the state will be trained, thereby promoting local leadership. The government has also taken up a time-bound program to clear pending applications for compassionate appointments, under which 15,000 youths will be given employment. A 35 MW solar power project is operational, ensuring 12 hours of daytime electricity supply for agriculture. Plans are also in place to provide farmers with 10 hours of free power during the day. In today’s program, CM Fadnavis inaugurated and laid the foundation stone for development works worth ₹335 crore. This included works worth ₹51 crore under the Tribal Development Department, comprising five hostels and other projects; Public Works Department projects worth ₹67 crore; 11 solar power projects and related works worth ₹158 crore under the Chief Minister Solar Energy Feeder Scheme; and additional works of ₹59 crore by other departments. The Chief Minister also launched several innovative initiatives by the district administration, including Mission Competitive Excellence, Road Maintenance Digital Platform, E-Mitra Chatbot, Mission Ubhari, Comprehensive Dashboard, Project Sand Map, Governance on Mobile, and CRF &amp; WAR Room Dashboard. Through the E-Mitra Chatbot, citizens will now be able to access information about 34 schemes with just two clicks. The Ubhari App has already surveyed 770 farmer families affected by suicides in the last five years, and it will help provide benefits of various schemes to them. The District Dashboard will enable real-time monitoring of government schemes, ensuring faster implementation at the grassroots. Under the Dhartibaba Tribal Village Upliftment Campaign, 25 schemes across 17 departments have been integrated to ensure holistic tribal development. Additionally, the Adi Karmayogi Campaign aims to build decentralized tribal leadership and model governance, covering 366 villages in the district. The Pradhan Mantri Kisan Samman Nidhi and NaMo Shetkari Maha Samman Nidhi Yojana are being effectively implemented in the district, benefiting nearly 2.94 lakh farmers. On this occasion, 27 candidates were appointed on compassionate grounds, out of which four received appointment letters symbolically from the hands of the Chief Minister. Various departmental stalls were also set up to provide scheme-related information. A large gathering of citizens attended the program. Read Also : Listening To Morari Bapu’s Ram Katha is a Blessing Equal to Chanting the Sahasranama: CM Devendra Fadnavis</w:t>
+        <w:t>Content: Follow Us Mumbai/Nagpur, Sept 20 (PTI) The Vishva Hindu Parishad on Saturday said only Hindus should be given entry to 'garba' events marking Navratri and advised organisers to check the Aadhaar card of entrants for identification to avoid instances of "love jihad". While Maharashtra minister and senior BJP leader Chandrashekhar Bawankule said organisers have the right to set conditions of entry at an event, provided it is being held with police permission, the Congress's Vijay Wadettiwar slammed the VHP for wanting to "set society on fire". Navratri, marked by traditional spiritual dance accompanied by dandiya (striking of colourful sticks) performance where pairs dance in circles, will be celebrated from September 22 to October 1. "Garba is not merely a dance but a form of worship to please the goddess. They (apparent reference to Muslims) do not believe in idol worship. Only those having faith in the rituals must be allowed to participate," VHP national spokesperson Shriraj Nair told PTI. He said the VHP has issued advisories asking garba event organisers to check Aadhaar cards at entry points, apply 'tilak' on participants, and ensure they perform puja before entering. "VHP and Bajrang Dal workers will monitor the events. Garba is a form of worship, not entertainment. Those who do not have faith in the goddess should not be part of it," Nair added. VHP's Vidarbha prant (province) convenor, Navin Jain, said the entry of non-Hindus should be restricted during garba, which he described as a sacred worship, and not merely a dance programme or a cultural event. "Organisers should check the Aadhaar card of entrants to ensure only Hindus are allowed and a 'tilak' be put on the forehead of men. Every participant should be asked to bow before the goddess' picture at the entrance," he told reporters in Nagpur. Similarly, any kind of intoxication and smoking should not be allowed at the garba programmes, Jain demanded. "People who do not have faith in goddess Durga should not attend such programmes. They go there with a certain mindset, which causes trouble for our sisters and hurts our religious sentiments. "In the last few years, it has been seen that Hindu girls have been targeted for love jihad, prompting us to appeal to garba organisers to not allow such people", he said. Right-wing bodies and BJP leaders claim that 'love jihad' is a conspiracy to lure Hindu women into relationships and convert them to Islam. Jain, meanwhile, claimed several organisers have been following this system for the last several years. Reacting to the VHP's stand, Bawankule said it was within the rights of the organising committees to impose such (entry) restrictions. "That is their right. The only decisive factor is whether the event has police permission. The organising committees must take decisions based on that," Bawankule told reporters. Maharashtra BJP media chief Navnath Ban, responding to a query on the VHP's announcement, emphasised garba was a Hindu event and "those from other religions should not interfere while Hindus perform garba and worship the goddess". "We worship the goddess, who is like our mother," he said while also slamming Shiv Sena (UBT) leader Sanjay Raut for opposing the VHP's stand. He is opposing it with an eye on the votes of a particular community but people will not spare him or his party, Ban said further attacking Raut. Slamming the right-wing organisation, Maharashtra Congress Legislature Party leader and former state minister Vijay Wadettiwar said, "They (VHP) want to set society on fire. They want to divide society over religion and reap political benefits out of it. What VHP has said is nothing new. The organisation is born with an intention to destabilise the country." Such a stand by organisations like the VHP shakes the "unity in diversity" foundation of India, Wadettiwar claimed, while alleging that it also reflects the government’s stand. BJP's Ban hit back, saying Wadettiwar should know that it is Congress that has a history of dividing people. "They are the ones who caused rifts in society. The Maha Vikas Aghadi government (of which the Congress was a part) failed to protect Maratha reservation," Ban claimed. PTI ND CLS BNM NSK Subscribe to our Newsletter! Share this article If you liked this article share it with your friends.they will thank you later</w:t>
       </w:r>
     </w:p>
     <w:p>
@@ -3236,7 +3236,7 @@
     </w:p>
     <w:p>
       <w:r>
-        <w:t>Title: Maharashtra Cabinet Approves 4 Hectares In Panvel For SIB Residential Quarters</w:t>
+        <w:t>Title: Mumbai: VHP Advises Only Hindus Should Attend Garba, Suggests Aadhaar Verification</w:t>
       </w:r>
     </w:p>
     <w:p>
@@ -3248,13 +3248,13 @@
           <w:rPr>
             <w:color w:val="0000FF"/>
           </w:rPr>
-          <w:t>https://www.freepressjournal.in/mumbai/maharashtra-cabinet-approves-4-hectares-in-panvel-for-sib-residential-quarters</w:t>
+          <w:t>https://www.freepressjournal.in/mumbai/mumbai-vhp-advises-only-hindus-should-attend-garba-suggests-aadhaar-verification</w:t>
         </w:r>
       </w:hyperlink>
     </w:p>
     <w:p>
       <w:r>
-        <w:t>Content: The Maharashtra State Cabinet has approved the allocation of 4 hectares of government grazing land in Mauje Asudgaon, Panvel, Raigad district, to the Subsidiary Intelligence Bureau (SIB), Government of India, Mumbai Division. The decision will facilitate the construction of modern residential quarters for SIB officers and employees, strengthening national security infrastructure in the Mumbai Metropolitan Region. Legal Framework for Allotment According to the Revenue Ministry, the allotment was made in line with Sections 22A and 40 of the Maharashtra Land Revenue Code, 1966, along with Rules 5, 6, and 50 of the Maharashtra Land Revenue (Distribution of Government Land) Rules, 1971. It also complies with the Government Notification dated March 15, 2018, the Government Circular dated December 14, 1998, and Section 51(1)(c) of the Maharashtra Gram Panchayat Act, 1958. Terms and Conditions of Allotment The land has been allotted to the Deputy Director, Subsidiary Intelligence Bureau, as Occupant Class-2 with lien and possession, subject to specific terms and conditions prescribed by the state. The allotment is based on an assessment amount equivalent to 50% of the value calculated at the non-cultivated rate, as per the current rapid census. Revenue Minister’s Statement Revenue Minister Chandrashekhar Bawankule said the move reflects the state government’s commitment to supporting national security agencies while ensuring compliance with state land regulations. “This step will provide secure housing facilities for officers and employees of the SIB who dedicate their service to the nation. The Revenue Ministry will continue to facilitate strategic infrastructure projects that strengthen our national agencies and ensure the welfare of their personnel,” he said. Budget Advertisement: To get details on exclusive and budget-friendly property deals in Mumbai &amp; surrounding regions, do visit: https://budgetproperties.in/</w:t>
+        <w:t>Content: Mumbai: The Vishva Hindu Parishad (VHP) on Saturday said only Hindus must be given entry to 'garba' events marking Navratri and advised organisers to check the Aadhaar card of entrants for identification. While Maharashtra minister and senior BJP leader Chandrashekhar Bawankule said organisers have the right to set conditions of entry at an event, provided it is being held with police permission, Congress' Vijay Wadettiwar slammed the VHP for wanting to “set society on fire”. Navratri will be observed from September 22 to October 1. “Garba is not merely a dance but a form of worship to please the goddess. They (apparent reference to Muslims) do not believe in idol worship. Only those having faith in the rituals must be allowed to participate,” VHP national spokesperson Shriraj Nair said. He said the VHP has issued advisories asking garba event organisers to check Aadhaar cards at entry points, apply 'tilak' on participants and ensure they perform puja before entering. “VHP and Bajrang Dal workers will monitor the events. Garba is a form of worship, not entertainment. Those who do not have faith in the goddess should not be part of it,” Nair added.</w:t>
       </w:r>
     </w:p>
     <w:p>
@@ -3267,7 +3267,7 @@
     </w:p>
     <w:p>
       <w:r>
-        <w:t>Title: CM Fadnavis Inaugurated And Performed Foundation Stone Laying Of Development Works Worth ₹335 Crore In Yavatmal</w:t>
+        <w:t>Title: VHP Demands Garba for Hindus : गरबा फक्त 'हिंदूं'साठीच, आधार तपासा, नाम ओढा : 'विहिंप'च्‍या अटी</w:t>
       </w:r>
     </w:p>
     <w:p>
@@ -3279,13 +3279,13 @@
           <w:rPr>
             <w:color w:val="0000FF"/>
           </w:rPr>
-          <w:t>https://english.bombaysamachar.com/national/cm-fadnavis-inaugurated-and-performed-foundation-stone-laying-of-development-works-worth-%E2%82%B9335-crore-in-yavatmal/?amp=1</w:t>
+          <w:t>https://pudhari.news/national/vishwa-hindu-parishad-wants-garba-events-to-be-exclusive-to-hindus-sets-entry-norms-nl76</w:t>
         </w:r>
       </w:hyperlink>
     </w:p>
     <w:p>
       <w:r>
-        <w:t>Content: Mumbai: To bring the tribal community into the mainstream of development, the Central Government has launched important schemes and allocated a fund of ₹1 lakh crore. In Maharashtra too, various initiatives are being implemented for housing, roads, electricity, water supply, hostels, and employment for the tribal community. Within the next three years, the lives of tribals will undergo a radical transformation, asserted Chief Minister Devendra Fadnavis while addressing a public program in Yavatmal today. On this occasion, CM Fadnavis inaugurated and performed the foundation stone laying of development works worth ₹335 crore in Yavatmal and launched several initiatives. Soil and Water Conservation Minister and District Guardian Minister Sanjay Rathod, Revenue Minister Chandrashekhar Bawankule, Tribal Development Minister Ashok Uike, MP Sanjay Deshmukh, MLAs Raju Todsam and Kisanrao Wanakhede, Saitai Dahake, Sanjay Derkar, Shyam Kode, Tribal Development Department Secretary Vijay Waghmare, Divisional Commissioner Shweta Singhal, District Collector Vikas Meena and other dignitaries were present. The Chief Minister said that 54,000 tribal families will be provided houses, tap water, medical facilities, and hostels. Prime Minister Narendra Modi’s initiatives for tribal development are unprecedented in scale. Under the Adi Karmayogi Yojana, 366 villages in the district have been selected, and 30 lakh youth across the state will be trained, thereby promoting local leadership. The government has also taken up a time-bound program to clear pending applications for compassionate appointments, under which 15,000 youths will be given employment. A 35 MW solar power project is operational, ensuring 12 hours of daytime electricity supply for agriculture. Plans are also in place to provide farmers with 10 hours of free power during the day. In today’s program, CM Fadnavis inaugurated and laid the foundation stone for development works worth ₹335 crore. This included works worth ₹51 crore under the Tribal Development Department, comprising five hostels and other projects; Public Works Department projects worth ₹67 crore; 11 solar power projects and related works worth ₹158 crore under the Chief Minister Solar Energy Feeder Scheme; and additional works of ₹59 crore by other departments. The Chief Minister also launched several innovative initiatives by the district administration, including Mission Competitive Excellence, Road Maintenance Digital Platform, E-Mitra Chatbot, Mission Ubhari, Comprehensive Dashboard, Project Sand Map, Governance on Mobile, and CRF &amp; WAR Room Dashboard. Through the E-Mitra Chatbot, citizens will now be able to access information about 34 schemes with just two clicks. The Ubhari App has already surveyed 770 farmer families affected by suicides in the last five years, and it will help provide benefits of various schemes to them. The District Dashboard will enable real-time monitoring of government schemes, ensuring faster implementation at the grassroots. Under the Dhartibaba Tribal Village Upliftment Campaign, 25 schemes across 17 departments have been integrated to ensure holistic tribal development. Additionally, the Adi Karmayogi Campaign aims to build decentralized tribal leadership and model governance, covering 366 villages in the district. The Pradhan Mantri Kisan Samman Nidhi and NaMo Shetkari Maha Samman Nidhi Yojana are being effectively implemented in the district, benefiting nearly 2.94 lakh farmers. On this occasion, 27 candidates were appointed on compassionate grounds, out of which four received appointment letters symbolically from the hands of the Chief Minister. Various departmental stalls were also set up to provide scheme-related information. A large gathering of citizens attended the program. Read Also : Listening To Morari Bapu’s Ram Katha is a Blessing Equal to Chanting the Sahasranama: CM Devendra Fadnavis</w:t>
+        <w:t>Content: VHP Demands Garba for Hindus: विश्व हिंदू परिषदेने (VHP) नवरात्रीशी संबंधित अटी जारी केल्या आहेत. महाराष्ट्रातील 'गरबा' कार्यक्रमांमध्ये फक्त हिंदूंनाच प्रवेश दिला पाहिजे आणि गैर-हिंदूंनी त्यात भाग घेऊ नये, यासाठी प्रवेशद्वारांवर आधार कार्ड तपासणी करावी, आदी अटींचा यामध्‍ये समावेश आहे. दरम्यान, ही नियमावली समाजात तेढ निर्माण करणारी असल्याची टीका काँग्रेस नेते विजय वडेट्टीवार यांनी केली आहे.तर भाजप नेते आणि मंत्री चंद्रशेखर बावनकुळे यांनी, पोलिसांच्या परवानगीने कार्यक्रम आयोजित केला जात असेल तर आयोजकांना प्रवेशाच्या अटी घालण्याचा अधिकार असल्याचे म्हटले आहे. विश्व हिंदू परिषदेने (VHP) म्हटले आहे की, गरबा कार्यक्रम आयोजकांनी प्रवेशद्वारांवर आधार कार्ड तपासावेत आणि सहभागींना नाव लावायला सांगावे. कार्यक्रमात गरबा खेळण्यापूर्वी पूजाही सक्तीने करावी. विहिंप आणि बजरंग दलाचे सदस्य राज्यभरातील गरबा कार्यक्रमांवर सक्रियपणे लक्ष ठेवतील, असेही सांगण्यात आले आहे. गरबा हा केवळ नृत्य नाही, तर देवीला प्रसन्न करण्यासाठीचा एक प्रकार आहे. त्यामुळे अशा कार्यक्रमात केवळ धार्मिक विधींवर श्रद्धा असलेल्यांनाच सहभागी होण्याची परवानगी दिली पाहिजे, असे विश्व हिंदू परिषदेचे राष्ट्रीय प्रवक्ते श्रीराज नायर यांनी 'पीटीआय'ला सांगितले."विहिंप आणि बजरंग दलाचे कार्यकर्ते गरबा कार्यक्रमांवर लक्ष ठेवतील. ज्यांची देवीवर श्रद्धा नाही, त्यांनी त्यात सहभागी होऊ नये," असेही नायर यांनी म्हटले आहे. विहिंपच्या भूमिकेवर प्रतिक्रिया देताना भाजप नेते चंद्रशेखर बावनकुळे म्हणाले की, गरबा कार्यक्रमात कोणत्या अटींचे पालन व्हावे, याचा अधिकार आयोजन समितीचा असतो. "मातेसमान असणाऱ्या देवीची आम्ही पूजा करतो. तिच्या कार्यक्रमावर अट लादणे चुकीचे आहे," असे शिवसेना (ठाकरे गट) चे खासदार संजय राऊत यांनी म्हटले आहे.तर महाराष्ट्र काँग्रेस विधिमंडळ पक्षाचे नेते विजय वडेट्टीवार म्हणाले, "विश्व हिंदू परिषद ही समाजात तेढ निर्माण करण्याचा प्रयत्न करत आहे. यातून त्यांना राजकीय फायदा मिळवायचा आहे." 'Pudhari' is excited to announce the relaunch of its Android and iOS apps. Stay updated with the latest news at your fingertips. Android and iOS Download now and stay updated, anytime, anywhere. Pudhari Publications Private Limited</w:t>
       </w:r>
     </w:p>
     <w:p>
@@ -3298,7 +3298,7 @@
     </w:p>
     <w:p>
       <w:r>
-        <w:t>Title: विधी व न्याय विभागाशी सल्लामसलत न करताच घाईगडबडीत काढला हैदराबाद गॅझेटबाबतचा शासन निर्णय, मंत्री छगन भुजबळांचा खळबळजनक दावा</w:t>
+        <w:t>Title: Vishwa Hindu Parishad : गरबा कार्यक्रमात केवळ हिंदूंनाच प्रवेश द्यावा</w:t>
       </w:r>
     </w:p>
     <w:p>
@@ -3310,13 +3310,974 @@
           <w:rPr>
             <w:color w:val="0000FF"/>
           </w:rPr>
-          <w:t>https://newstown.in/obc-leader-chhagan-bhujbal-critisized-government-for-bypassing-procedure-while-issuing-gr-on-maratha-reservation-objects-word-relationship/</w:t>
+          <w:t>https://pudhari.news/maharashtra/mumbai/vhp-navratri-garba-entry-hindus-only-ab96</w:t>
         </w:r>
       </w:hyperlink>
     </w:p>
     <w:p>
       <w:r>
-        <w:t>Content: मुंबईः मराठा समाजाला कुणबी जातीची प्रमाणपत्रे देऊन त्यांचा ओबीसीमध्ये समावेश करण्यासाठी महाराष्ट्र सरकारने काढलेला हैदराबाद गॅझेटबाबतचा शासन निर्णय राज्याच्या विधी व न्याय विभागाशी कुठलीही सल्लामसलत न करताच एका समाजाच्या दबावाखाली काढण्यात आला, असा खळबळजनक दावा ओबीसी नेते आणि राज्याचे अन्न व नागरी पुरवठा मंत्री छगन भुजबळ यांनी केला आहे. मनोज जरांगे पाटील यांनी मुंबईत उपोषण सुरू केल्यानंतर मुख्यमंत्री देवेंद्र फडणवीस यांच्या नेतृत्वातील महायुती सरकारने हैदराबाद गॅझेटमधील नोंदीनुसार पात्र मराठा समाजाला कुणबी जातीची प्रमाणपत्रे देण्याबाबतचा शासन निर्णय काढला. या शासन निर्णयावरून ओबीसी समाज आक्रमक झाला. मराठा समाजाला ओबीसीतून आरक्षण देण्याचा हा नवा मार्ग राज्य सरकारने शोधला असल्याची टीका ओबीसी नेत्यांकडून होत आहे. त्या पार्श्वभूमीवर आज छगन भुजबळ यांनी पत्रकार परिषद घेऊन राज्य शासनाने हैदराबाद गॅझेटबाबत काढलेल्या शासन निर्णयावरील आक्षेप सर्वांसमोर मांडले. ‘तुम्ही हैदराबाद गॅझेटबाबत जो जीआर काढला आहे, त्यासाठी तुम्ही विधी व न्याय विभागाकडून काही मार्गदर्शन घेतले होते का? असे ओबीसी समाजासाठी स्थापन करण्यात आलेल्या मंत्रिमंडळ उपसमितीच्या बैठकीत मंत्री चंद्रशेखर बावनकुळे यांनी संबंधित खात्याच्या सचिवांना विचारले. मात्र या जीआरसाठी विधी व न्याय विभागाकडे कोणीही गेले नसल्याचे समोर आले. असा एखादा जीआर काढायचा असेल तर त्या जीआरचा मसुदा दहावेळा विधी व न्याय विभागाकडे जातो आणि मग ते सांगतात की सदर बाब कायद्यात बसते की नाही. पण हैदराबाद गॅझेटबाबत जीआर काढताना हे कोणीही विधी व न्याय विभागाकडे गेलेच नाहीत,’ असा खळबळजनक दावा भुजबळ यांनी या पत्रकार परिषदेत केला. एकनाथ शिंदे सरकारच्या काळात २०२३ मध्ये स्थापन करण्यात आलेल्या न्या. शिंदे समितीने लाखो कागदपत्रांची तपासणी करून कुणबी नोंदी शोधल्या आणि दोन लाखांहून अधिक कुणबी प्रमाणपत्रे दिली. या समितीने एक अहवाल मंत्रिमंडळासमोर सादर केला. तो अहवाल मंत्रिमंडळाने स्वीकारला. त्यानंतर या समितीचे काम संपले. मात्र सरकारने त्या समितीला मुदतवाढ दिली. कुणबी नोंदी न सापडलेले आता जे असंख्य मराठा आहेत, त्यांना कुणबी जातीची प्रमाणपत्रे देण्यासाठी सरकारने समितीला मुदतवाढ आणि हैदराबाद गॅझेटबाबतच्या शासन निर्णयाचा नवीन रस्ता शोधला आहे, असा आरोपही भुजबळांनी केला. कुठल्याही सरकारला कोणाचाही आरक्षणात समावेश करता येत नाही किंवा कोणालाही आरक्षणातून वगळता येत नाही. मात्र या शासन निर्णयातून तसा प्रयत्न केला गेला आहे. कुणबी नोंद असलेली व्यक्ती त्याच्या कुळातील नातेसंबंधातील लोकांना प्रतिज्ञापत्र देऊ शकते. ज्याद्वारे त्यांना जातप्रमाणपत्र मिळेल, असे या जीआरमध्ये म्हटले आहे. यामध्ये नातेसंबंध असा शब्द वापरला आहे, नातेवाईक नव्हे. नातेसंबंध असा उल्लेख आल्यामुळे त्याची व्याप्ती वाढते. तेथे केवळ रक्ताचेच नाते हवे असा नियम राहत नाही. लग्न केल्यानंतर निर्माण झालेल्या नातेसंबंधांपैकी कोणालाही असे प्रतिज्ञापत्र देता येईल. असे केवळ प्रतिज्ञापत्र देऊन आपण मराठा समाजाला ओबीसी ठरवू लागलो तर काय परिस्थिती निर्माण होईल, याचा विचार करा, असे भुजबळ म्हणाले. मराठा समाजाला जातीच्या आधारावर आरक्षण देता येणार नाही कारण हा समाज सामाजिकदृष्ट्या मागास नाही, असे सर्वोच्च न्यायालयाने आतापर्यंत वारंवार सांगितले आहे. यासंबंधी आतापर्यंत अनेकवेळा आयोग नेमण्यात आले. त्यापैकी गायकवाड आयोगाव्यतिरिक्त इतर कोणत्याही आयोगाने मराठा समाजाला आरक्षण देता येईल, असे म्हटलेले नाही. काका कालेलकर समितीपासून मंडल आयोगापर्यंत सगळ्यांनीच सांगितले आ हे की मराठा समाजाला आरक्षण देता येणार नाही, अशी खोटी प्रमाणपत्रे देऊन जातीचे वास्तव बदलता येणार नाही, असेही या आयोगांनी म्हटले आहे, असे भुजबळ म्हणाले. राजकीय दबावापोटी कुठल्याही समाजाला सामाजिकदृष्ट्या मगास म्हणून जाहीर करता येणार नाही. त्यामुळे मराठा समाजाचा मागासवर्गीयांमध्ये समावेश करण्याचा प्रयत्न होऊ नये. सरकारने एका समाजाच्या दबावाखाली येऊन घाईघाईत, मंत्रिमंडळासमोर न ठेवता, हरकती व सूचना न मागवता तसेच इतर मागासवर्गीय समाजाच्या विरोधाकडे दुर्लक्ष करून हा शासन निर्णय काढला आहे. सद्यस्थितीत ओबीसीत साडेतीनशेहून अधिक जाती आहेत. हा शासन निर्णय या जातींवर अन्याय करणारा आहे. या देशात लोकशाही आहे, जरांगेशाही येणे शक्य नाही. सरकारने कोणत्याही दबावाखाली, भीतीखाली न येता निर्णय घ्यावा. कारण मंत्रिपद स्वीकारताना आम्ही तिच शपथ घेतलेली असते, असे भुजबळ म्हणाले. Your email address will not be published. Required fields are marked * Comment * Name * Email * Website Save my name, email, and website in this browser for the next time I comment. Δ लोकशाही मूल्ये आणि अभिव्यक्ती स्वातंत्र्याची पाठराखण करून भयमुक्त समाजाची जडणघडण हा न्यूजटाऊनचा सर्वोच्च हेतू आहे. Journalism Without Fear &amp; Favour ! असे बोधवाक्य घेऊन आम्ही भयमुक्त आणि चाटुगिरीमुक्त पत्रकारिता करत आहोत. आमच्या या प्रयत्नात आम्हाला तुमच्या आर्थिक योगदानाची आवश्यकता आहे. आपले स्वेच्छिक आर्थिक योगदान देण्यासाठी सोबत दिलेला क्यूआर कोड स्कॅन करून आपण योगदान देऊ शकता.</w:t>
+        <w:t>Content: मुंबई : नवरात्रोत्सवातील गरबा कार्यक्रमांत केवळ हिंदूंनाच प्रवेश द्यावा, असे आवाहन विश्व हिंदू परिषदेने शनिवारी केले. गरबा कार्यक्रमात सहभागी होणार्‍यांची ओळख पटविण्यासाठी आयोजकांनी प्रवेश करणार्‍यांचे आधार कार्ड तपासावे, असा सल्लाही विहिंपचे राष्ट्रीय प्रवक्ते श्रीराज नायर यांनी दिला आहे. नवरात्रोत्सव 22 सप्टेंबर ते 1 ऑक्टोबरदरम्यान होत आहे. श्रीराज नायर यांनी सांगितले की, गरबा हा केवळ नृत्य नसून, देवीची उपासना आहे. ज्यांचा देवीपूजेवर विश्वास नाही त्यांना यात सहभागी करून घेऊ नये, असे ते म्हणाले. नायर यांनी गरबा सोहळ्यात सहभागी होणार्‍यांना टिळा लावण्यात यावा आणि प्रवेशापूर्वी त्यांच्याकडून पूजा करून घ्यावी, अशा सूचना गरबा आयोजकांना केल्या असल्याचे नायर यांनी सांगितले. सूचनांचे पालन होते की नाही, हे पाहण्यासाठी विहिंप व बजरंग दलाचे कार्यकर्ते कार्यक्रमांवर लक्ष ठेवतील, असेही नायर यांनी स्पष्ट केले. दरम्यान, विहिंपच्या या आवाहनाला भाजप नेते व मंत्री चंद्रशेखर बावनकुळे यांनी पाठिंबा दिला. आयोजक समितींना नियम घालण्याचा अधिकार आहे, फक्त कार्यक्रमाला पोलिस परवानगी असणे आवश्यक आहे, असे ते म्हणाले. भाजपचे माध्यमप्रमुख नवनाथ बान यांनी गरबा हा हिंदू उत्सव असल्याचे सांगून इतर धर्मीयांनी त्यात हस्तक्षेप करू नये, असे मत व्यक्त केले. काँग्रेस नेते वडेट्टीवारांचा विरोध दरम्यान, काँग्रेस नेते विजय वडेट्टीवार यांनी विहिंपच्या या आवाहनाला जोरदार विरोध दर्शविला. विहिंप समाजात आग लावण्याचा प्रयत्न करत आहे. त्यांचा उद्देश समाजात धार्मिक फूट पाडून राजकीय फायदा मिळवणे हा आहे, असे ते म्हणाले. 'Pudhari' is excited to announce the relaunch of its Android and iOS apps. Stay updated with the latest news at your fingertips. Android and iOS Download now and stay updated, anytime, anywhere. Pudhari Publications Private Limited</w:t>
+      </w:r>
+    </w:p>
+    <w:p>
+      <w:pPr>
+        <w:pStyle w:val="Heading3"/>
+      </w:pPr>
+      <w:r>
+        <w:t>Article 108</w:t>
+      </w:r>
+    </w:p>
+    <w:p>
+      <w:r>
+        <w:t>Title: Gopichand Padalkar| शरद पवारांनी ‘त्‍यावेळी’ फोन केला का?, माफी मागण्याचा विषयच नाही : गोपीचंद पडळकर</w:t>
+      </w:r>
+    </w:p>
+    <w:p>
+      <w:r>
+        <w:t xml:space="preserve">URL: </w:t>
+      </w:r>
+      <w:hyperlink r:id="rId116">
+        <w:r>
+          <w:rPr>
+            <w:color w:val="0000FF"/>
+          </w:rPr>
+          <w:t>https://pudhari.news/maharashtra/mumbai/gopichand-padalkar-no-apology-statement-ng81</w:t>
+        </w:r>
+      </w:hyperlink>
+    </w:p>
+    <w:p>
+      <w:r>
+        <w:t>Content: मुंबई : राष्‍ट्रवादी शरद पवार गटाचे आमदार जयंत पाटील यांच्याविषयी वादग्रस्‍त वक्‍तव्य केल्‍या प्रकरणी माफी मागण्यास भाजपा आमदार गोपिचंद पडळकर यांनी ठामपणे नकार दिला आहे. पडळकर यांच्या वक्‍तव्यावर महाराष्‍ट्रातून टीका होत आहे. पण या त्‍यांच्या वक्‍तव्यावर भाजप नेत्‍यांनीही नाराजी व्यक्‍त केली आहे. खुद्द मुख्यमंत्री देवेंद्र फडणवीस यांनीही फोन करुन पडळकर यांना समज दिली होती. पण पडळकर यांची प्रतिक्रीया समोर आली आहे. यामध्ये त्‍यांनी जयंत पाटील यांची माफी मागण्यास ठामपणे नकार दिला आहे. या संदर्भात अधिक माहिती अशी की आमदार जयंत पाटील यांच्यावर टीका करताना भाजपचे आमदार गोपीचंद पडळकर यांची जीभ घसरली. त्यांच्या वक्तव्याचा निषेध करत ज्येष्ठ नेते शरद पवार यांनी थेट मुख्यमंत्री देवेंद्र फडणवीस यांना फोन करून नाराजी व्यक्त केली. जत येथे केले हाेते वादग्रस्‍त वक्‍तव्य जयंत पाटील हा बिनडोक माणूस आहे. दर आठ दिवसाला हा माणूस आपण किती बिनडोक आहे, हे सिद्ध करतोय. त्याचे काम फक्त गोपीचंद पडळकरला बदनाम करणे एवढेच. तो एका कंत्राटदाराच्या आत्महत्या प्रकरणात मला गोवण्याचा प्रयत्न करत आहे. माझी जाणीवपूर्वक बदनामी करत आहे, असा आरोप भाजप आमदार गोपीचंद पडळकर यांनी केला. तसेच त्यांनी यावेळी आमदार जयंत पाटील यांच्याविषयी आक्षेपार्ह टीका केली. मुख्यमंत्री फडणवीस यांनी दिली होती समज "गोपीचंद पडळकर यांच वक्तव्य योग्य नाही. कोणाच्याही वडिलांबद्दल बोलणं चुकीच आहे. याबाबत गोपीचंद पडळकर यांच्याशी बोललो आहे. शरद पवारांचा फोन आला होता, त्यांनाही सांगितलं आहे. अशा प्रकारच्या वक्तव्याच समर्थन करणार नाही. त्‍यावेळी पवारांनी असा फोन केला का ? याबाबत पत्रकारांनी छेडले असता पडळकर म्‍हणाले की ‘ जेव्हा मुख्यमंत्री फडणवीस यांच्या मातोश्रींवर खालच्या पातळीवर टिका झाली त्‍यावेळी पवारांनी असा फोन केला का? त्‍याचबरोबर देशाचे पंतप्रधान नरेद्र मोदी यांच्यावर एआय जनरेटेड माध्यमातून घाणेरडी टिका करण्यात आली होती. त्‍यावेळी पवारांनी मोदीजींना फोन करुन आक्षेप नोंदवला होता का? असा प्रतिप्रश्न केला? माफी मागायचा काय विषय येत नाही असे ठामपणे सांगितले. पडळकरांविरोधात शरद पवार गट आक्रमक दरम्यान, भाजप आमदार गोपीचंद पडळकरांच्या विरोधात शरद पवार गट आक्रमक झाला असून अनेक ठिकाणी निषेध व्यक्‍त केला जात आहे. पुण्यातील बालगंधर्व चौकात शरद पवार गटाचे शहराध्यक्ष प्रशांत जगताप यांच्या नेतृत्वाखाली आंदोलन करण्यात आले. अनेक जिल्‍ह्यांमध्येही निषेध व्यक्‍त होत आहे. त्‍यांचे वक्‍तव्य आम्‍हाला मान्य नाही : चंद्रशेखर बावनकुळे गोपीचंद पडळकर यांनी केलेले वक्तव्य आम्हाला मान्य नाही आमचे जे संस्कार संस्कृती आहे ते कुणाही आई-वडिलांच्या बद्दल बोलण्याचा अधिकार आम्हाला नाही आहे. आई-वडिलांचे नाव घेऊन त्या ठिकाणी एखाद्या व्यक्तिमत्त्वावर टीका करणे किंवा आई-वडिलांच्या उल्लेख हा सार्वजनिक करणे हे काही योग्य नाही गोपीचंद पडळकर यांच्याशी मी चर्चा करणार आहे. यानंतर मात्र गोपीचंद पडळकर असे वक्तव्य करणार नाही याकरिता आम्ही त्यांच्याशी चर्चा करणार आहोत. असे महसूलमंत्री चंद्रशेखर बावनकुळे यांनी सांगितले आहे. 'Pudhari' is excited to announce the relaunch of its Android and iOS apps. Stay updated with the latest news at your fingertips. Android and iOS Download now and stay updated, anytime, anywhere. Pudhari Publications Private Limited</w:t>
+      </w:r>
+    </w:p>
+    <w:p>
+      <w:pPr>
+        <w:pStyle w:val="Heading3"/>
+      </w:pPr>
+      <w:r>
+        <w:t>Article 109</w:t>
+      </w:r>
+    </w:p>
+    <w:p>
+      <w:r>
+        <w:t>Title: Chandrapur BJP internal conflict । चंद्रपूर मनपा निवडणूक 2026 : भाजपच्या गटबाजीमुळे डोकेदुखी वाढणार</w:t>
+      </w:r>
+    </w:p>
+    <w:p>
+      <w:r>
+        <w:t xml:space="preserve">URL: </w:t>
+      </w:r>
+      <w:hyperlink r:id="rId117">
+        <w:r>
+          <w:rPr>
+            <w:color w:val="0000FF"/>
+          </w:rPr>
+          <w:t>https://news34.in/2025/09/chandrapur-bjp-internal-conflict-2026/</w:t>
+        </w:r>
+      </w:hyperlink>
+    </w:p>
+    <w:p>
+      <w:r>
+        <w:t>Content: News 34 Chandrapur BJP internal conflict : चंद्रपूर – २१ सप्टेंबर २०२५ – वर्ष २०२६ मध्ये महानगरपालिका निवडणुका घ्या असे आदेश धडकल्यावर सर्व राजकीय पक्ष कामाला लागले आहे, चंद्रपूर भाजपने २० सप्टेंबर रोजी महसूलमंत्री चंद्रशेखर बावनकुळे यांच्या उपस्थिती कार्यकर्ता सन्मान मेळावा आयोजित केला होता. या मेळाव्यात बावनकुळे यांनी कार्यकर्त्यांना चंद्रपूर महानगरपालिकेच्या ६६ जागा जिंकण्यासाठी तयारीला लागले असे आदेश दिले. आपल्याला आता जिंकायचं आहे, यासाठी प्रत्येक नागरिकांच्या घरी जा, त्यांच्या भेटीगाठी घ्या असे आवाहन त्यांनी कार्यकर्त्यांना दिले आहे. मात्र आगामी मनपा निवडणुकीत भाजपला अनेक आव्हानाच्या सामोरे जावे लागणार आहे. राजुरा विधानसभा क्षेत्रातील माजी आमदाराबाबत आक्षेपार्ह पोस्ट वर्ष २०१७ च्या मनपा निवडणुकीत ६६ जागेपैकी भाजपने ३६ जागा जिंकल्या होत्या, त्यावेळी कांग्रेस १२, शिवसेना २, राष्ट्रवादी कांग्रेस २, बहुजन समाज पार्टी ८, मनसे २, अपक्ष ४ यांनी बाजी मारली त्यावेळी भाजपला बहुमत मिळाले होते. २०२२ नंतर मनपा वर प्रशासकाची नियुक्ती झाल्याने अनेक कामे रखडले होते. आणि विशेष बाब म्हणजे राज्यात शिवसेना व राष्ट्रवादी पक्षात ताटातूट झाल्याने २ शिवसेना व २ राष्ट्रवादी पक्ष अस्तित्वात आले. पक्ष ताटातुटीनंतर मनपाची हि पहिली निवडणूक आहे. चंद्रपूर शहरातील २८ हजार नागरिकांना पट्टे मिळणार अशी घोषणा महसूलमंत्री बावनकुळे यांनी केली असून बूथ कार्यकर्ता यांना सदर पट्टा वाटप बाबत माहिती द्यावी जेणेकरून आपली सत्ता आल्यास सर्वाना पट्टे वाटप होणार अशी माहिती द्यावी. राज्यात जसे २ पक्षात गट निर्माण झाले त्याप्रकारे चंद्रपुरात भाजपचे २ गट तयार झाले आहे. भाजपचे आमदार मुनगंटीवार व आमदार जोरगेवार हे मनपा निवडणुकीत एकत्र येत निवडणूक लढणार कि वेगवेगळे असा प्रश्न कार्यकर्त्यांना पडला आहे. भावी नगरसेवक सध्या संभ्रमात असून कुणाच्या मागे गेल्याने मनपाची तिकीट मिळेल असा प्रश्न त्यांच्या मनात उपस्थित झाला आहे. त्याकरिता कार्यकर्ते सुद्धा आपले पाऊल जपून टाकत आहे. विशेष बाब म्हणजे भाजपच्या कार्यकर्ता सन्मान मेळाव्यात मुनगंटीवार समर्थकांनी पाठ दाखवली. Chandrapur municipal election 2026 भाजप चंद्रपुरात मजबूत स्थिती मध्ये आहे असं शहर नेतृत्वाला वाटत असे तर ते चुकीचे आहे कारण यावेळी भाजपचे २ गट एकमेकांविरुद्ध काम करेल, कांग्रेस पक्ष सुद्धा यावेळी तयारीने उतरणार असून आप यावेळी प्रस्थापित पक्षांना आवाहन देण्याच्या तयारीत आहे. सोबतच उबाठा, राष्ट्रवादी व मनसे यांची स्थिती आजच्या परिस्थितीत कमकुवत आहे. सत्ताधारी पक्षविरोधात फक्त आप पक्षाने अनेक आंदोलने केली आहे. चंद्रपूर शहराची स्थिती सध्या अत्यंत वाईट आहे, मुख्य रस्त्यावर खड्ड्यांचं साम्राज्य निर्माण झालं आहे, ३ महिन्यापूर्वी नव्याने निर्माण करण्यात आलेले रस्ते शेवटच्या घटका मोजताना दिसत आहे. चंद्रपूर शहरात नागरिक अनेक समस्याने त्रस्त झाले असून प्रशासन व आमदार मुकदर्शक बनले आहे. येणाऱ्या काळातील स्थानिक स्वराज्य संस्थेच्या निवडणुकीत भाजप समोर तिकीट वाटपाची डोकेदुखी उभी राहणार असून ६६ जागा निवडणून येणार हे स्वप्न भाजप सध्या बघत आहे. Chandrapur BJP internal conflict विशेष बाब म्हणजे भाजपच्या महानगर कार्यकारणीत ज्यांच्यावर संघटना वाढविण्याची जबाबदारी महानगर अध्यक्ष कासनगोट्टूवार यांनी दिली आहे, त्यांच्या मागे कार्यकर्त्यांची फळी हि शून्य आहे, पद मिळाल्याने पदाधिकारी सुद्धा फक्त भाजपच्या नावावर संघटना वाढविणार काय? असा प्रश्न सामान्य कार्यकर्त्यांना पडला आहे. Comment Save my name, email, and website in this browser for the next time I comment. Privacy Policy I Diclamer I Terms &amp; Condition I About I Contact Us</w:t>
+      </w:r>
+    </w:p>
+    <w:p>
+      <w:pPr>
+        <w:pStyle w:val="Heading3"/>
+      </w:pPr>
+      <w:r>
+        <w:t>Article 110</w:t>
+      </w:r>
+    </w:p>
+    <w:p>
+      <w:r>
+        <w:t>Title: Maharashtra: VHP issues diktat for garba; entry based on Aadhaar details</w:t>
+      </w:r>
+    </w:p>
+    <w:p>
+      <w:r>
+        <w:t xml:space="preserve">URL: </w:t>
+      </w:r>
+      <w:hyperlink r:id="rId118">
+        <w:r>
+          <w:rPr>
+            <w:color w:val="0000FF"/>
+          </w:rPr>
+          <w:t>https://www.siasat.com/maharashtra-vhp-issues-diktat-for-garba-entry-based-on-aadhaar-details-3273836/amp/</w:t>
+        </w:r>
+      </w:hyperlink>
+    </w:p>
+    <w:p>
+      <w:r>
+        <w:t>Content: Representational Image Mumbai/Nagpur: The Vishva Hindu Parishad on Saturday, September 20, said only Hindus should be given entry to ‘garba’ events marking Navratri and advised organisers to check the Aadhaar card of entrants for identification to avoid instances of “love jihad”. While Maharashtra minister and senior BJP leader Chandrashekhar Bawankule said organisers have the right to set conditions of entry at an event, provided it is being held with police permission, the Congress’s Vijay Wadettiwar slammed the VHP for wanting to “set society on fire”. Navratri, marked by traditional spiritual dance accompanied by dandiya (striking of colourful sticks) performance where pairs dance in circles, will be celebrated from September 22 to October 1. “Garba is not merely a dance but a form of worship to please the goddess. They (apparent reference to Muslims) do not believe in idol worship. Only those having faith in the rituals must be allowed to participate,” VHP national spokesperson Shriraj Nair told PTI. He said the VHP has issued advisories asking garba event organisers to check Aadhaar cards at entry points, apply ’tilak’ on participants, and ensure they perform puja before entering. “VHP and Bajrang Dal workers will monitor the events. Garba is a form of worship, not entertainment. Those who do not have faith in the goddess should not be part of it,” Nair added. VHP’s Vidarbha prant (province) convenor, Navin Jain, said the entry of non-Hindus should be restricted during garba, which he described as a sacred worship, and not merely a dance programme or a cultural event. “Organisers should check the Aadhaar card of entrants to ensure only Hindus are allowed and a ’tilak’ be put on the forehead of men. Every participant should be asked to bow before the goddess’ picture at the entrance,” he told reporters in Nagpur. Similarly, any kind of intoxication and smoking should not be allowed at the garba programmes, Jain demanded. “People who do not have faith in goddess Durga should not attend such programmes. They go there with a certain mindset, which causes trouble for our sisters and hurts our religious sentiments. “In the last few years, it has been seen that Hindu girls have been targeted for ‘love jihad’, prompting us to appeal to garba organisers to not allow such people”, he said. Right-wing bodies and BJP leaders claim that ‘love jihad’ is a conspiracy to lure Hindu women into relationships and convert them to Islam. Jain, meanwhile, claimed several organisers have been following this system for the last several years. Reacting to the VHP’s stand, Bawankule said it was within the rights of the organising committees to impose such (entry) restrictions. “That is their right. The only decisive factor is whether the event has police permission. The organising committees must take decisions based on that,” Bawankule told reporters. Maharashtra BJP media chief Navnath Ban, responding to a query on the VHP’s announcement, emphasised garba was a Hindu event and “those from other religions should not interfere while Hindus perform garba and worship the goddess”. “We worship the goddess, who is like our mother,” he said while also slamming Shiv Sena (UBT) leader Sanjay Raut for opposing the VHP’s stand. He is opposing it with an eye on the votes of a particular community but people will not spare him or his party, Ban said further attacking Raut. Slamming the right-wing organisation, Maharashtra Congress Legislature Party leader and former state minister Vijay Wadettiwar said, “They (VHP) want to set society on fire. They want to divide society over religion and reap political benefits out of it. What VHP has said is nothing new. The organisation is born with an intention to destabilise the country.” Such a stand by organisations like the VHP shakes the “unity in diversity” foundation of India, Wadettiwar claimed, while alleging that it also reflects the government’s stand. BJP’s Ban hit back, saying Wadettiwar should know that it is Congress that has a history of dividing people. “They are the ones who caused rifts in society. The Maha Vikas Aghadi government (of which the Congress was a part) failed to protect Maratha reservation,” Ban claimed. This post was last modified on September 20, 2025 9:19 pm Press Trust of India (PTI) is India’s premier news agency, having a reach as vast as the Indian Railways. It employs more than 400 journalists and 500 stringers to cover almost every district and small town in India.</w:t>
+      </w:r>
+    </w:p>
+    <w:p>
+      <w:pPr>
+        <w:pStyle w:val="Heading3"/>
+      </w:pPr>
+      <w:r>
+        <w:t>Article 111</w:t>
+      </w:r>
+    </w:p>
+    <w:p>
+      <w:r>
+        <w:t>Title: No headline</w:t>
+      </w:r>
+    </w:p>
+    <w:p>
+      <w:r>
+        <w:t xml:space="preserve">URL: </w:t>
+      </w:r>
+      <w:hyperlink r:id="rId119">
+        <w:r>
+          <w:rPr>
+            <w:color w:val="0000FF"/>
+          </w:rPr>
+          <w:t>https://www.deccanherald.com/amp/story/india%2Fmaharashtra%2Fvhps-hindus-only-diktat-for-garba-bjp-leader-backs-organisers-rights-oppn-slams-move-3737006</w:t>
+        </w:r>
+      </w:hyperlink>
+    </w:p>
+    <w:p>
+      <w:r>
+        <w:t>Content: A garba dance being performed during Navratri festivities. Representative image. Credit: PTI File Photo Mumbai: The Vishva Hindu Parishad on Saturday said only Hindus must be given entry to 'garba' events marking Navratri and advised organisers to check the Aadhaar card of entrants for identification. While Maharashtra minister and senior BJP leader Chandrashekhar Bawankule said organisers have the right to set conditions of entry at an event, provided it is being held with police permission, the Congress' Vijay Wadettiwar slammed the VHP for wanting to "set society on fire". Navratri, among the most patronised festivals in the state, will be observed from September 22 to October 1. "Garba is not merely a dance but a form of worship to please the goddess. They (apparent reference to Muslims) do not believe in idol worship. Only those having faith in the rituals must be allowed to participate," VHP national spokesperson Shriraj Nair told PTI. He said the VHP has issued advisories asking garba event organisers to check Aadhaar cards at entry points, apply 'tilak' on participants and ensure they perform puja before entering. "VHP and Bajrang Dal workers will monitor the events. Garba is a form of worship, not entertainment. Those who do not have faith in the goddess should not be part of it," Nair added. Reacting to the VHP's stand, Bawankule said it was within the rights of the organising committees to impose such (entry) restrictions. "That is their right. The only decisive factor is whether the event has police permission. The organising committees must take decisions based on that," Bawankule told reporters. Maharashtra BJP media chief Navnath Ban, responding to a query on the VHP's announcement, emphasised garba was a Hindu event and "those from other religions should not interfere while Hindus perform garba and worship the goddess". "We worship the goddess, who is like our mother," he said while also slamming Shiv Sena (UBT) leader Sanjay Raut for opposing the VHP's stand. He is opposing it with an eye on the votes of a particular community but people will not spare him or his party, Ban said further attacking Raut. Speaking on the issue, Maharashtra Congress Legislature Party leader and former state minister Vijay Wadettiwar said, "They (VHP) want to set society on fire. They want to divide society over religion and reap political benefits out of it. What VHP has said is nothing new. "The organisation is born with an intention to destabilise the country." Such a stand by organisations like the VHP shakes the "unity in diversity" foundation of India, Wadettiwar claimed while alleging that it also reflects the stand of the government. BJP's Ban hit back saying Wadettiwar should know that it is Congress which has a history of dividing people. "They are the ones who caused rifts in society. The Maha Vikas Aghadi government (of which the Congress was a part) failed to protect Maratha reservation," Ban claimed.</w:t>
+      </w:r>
+    </w:p>
+    <w:p>
+      <w:pPr>
+        <w:pStyle w:val="Heading3"/>
+      </w:pPr>
+      <w:r>
+        <w:t>Article 112</w:t>
+      </w:r>
+    </w:p>
+    <w:p>
+      <w:r>
+        <w:t>Title: Ajit Pawar downplays row with female IPS officer</w:t>
+      </w:r>
+    </w:p>
+    <w:p>
+      <w:r>
+        <w:t xml:space="preserve">URL: </w:t>
+      </w:r>
+      <w:hyperlink r:id="rId120">
+        <w:r>
+          <w:rPr>
+            <w:color w:val="0000FF"/>
+          </w:rPr>
+          <w:t>https://www.theweek.in/wire-updates/national/2025/09/17/bes34-mh-ajit-soil-royalty.html</w:t>
+        </w:r>
+      </w:hyperlink>
+    </w:p>
+    <w:p>
+      <w:r>
+        <w:t>Content: Pune, Sept 17 (PTI) Maharashtra Deputy Chief Minister Ajit Pawar on Wednesday sought to downplay the controversy over his mobile phone conversation with a female IPS officer regarding the excavation of the murum soil. "The state government has decided not to levy royalty on murum mining if the material is used to build pathways for villagers to access their farms," Pawar said at the inauguration of the Revenue Department's 'Service Fortnight' programme in Pune in the presence of Chief Minister Devendra Fadnavis and Revenue Minister Chandrashekhar Bawankule.. In a lighter vein, Pawar told Bawankule that if the decision on royalty exemption had been taken a month earlier, the issue would not have escalated. Addressing Pune Police Commissioner Amitesh Kumar, who was also present, Pawar jokingly asked him to convey the revenue department's decision to his subordinates as well as to the Solapur Police. A video had surfaced earlier this month of Ajit Pawar purportedly chiding Anjana Krishna, sub-divisional police officer, Karmala, who was in the midst of taking action against illegal excavation of ‘murrum’ soil in Solapur district. Facing flak, he clarified that he didn't mean to interfere but was trying to defuse a tense situation. (This story has not been edited by THE WEEK and is auto-generated from PTI) Omar Abdullah reviews highway restoration work amid fears of essential supplies shortage in Kashmir PCB claims Andy Pycroft apologised to captain Salman Ali Agha, removed from remaining Asia Cup matches played by Pakistan Will 'Demon Slayer: Kimetsu no Yaiba Infinity Castle' end 'Lokah: Chapter 1 - Chandra' dream run in box office? China orders tech giants to halt use of Nvidia AI chips amid US tensions Explained: How the precision timekeeping project will benefit India? Copyright © 2024 All rights reserved</w:t>
+      </w:r>
+    </w:p>
+    <w:p>
+      <w:pPr>
+        <w:pStyle w:val="Heading3"/>
+      </w:pPr>
+      <w:r>
+        <w:t>Article 113</w:t>
+      </w:r>
+    </w:p>
+    <w:p>
+      <w:r>
+        <w:t>Title: Pune Navratri Festival 2025: पुणे नवरात्र महोत्सव येत्या सोमवारपासून सुरू; चंद्रशेखर बावनकुळे यांच्या हस्ते उद्घाटन</w:t>
+      </w:r>
+    </w:p>
+    <w:p>
+      <w:r>
+        <w:t xml:space="preserve">URL: </w:t>
+      </w:r>
+      <w:hyperlink r:id="rId121">
+        <w:r>
+          <w:rPr>
+            <w:color w:val="0000FF"/>
+          </w:rPr>
+          <w:t>https://pudhari.news/amp/story/maharashtra/pune/pune-navratri-festival-2025-inauguration-chandrashekhar-bawankule-sb97</w:t>
+        </w:r>
+      </w:hyperlink>
+    </w:p>
+    <w:p>
+      <w:r>
+        <w:t>Content: पुणे: कला, संस्कृती, गायन, वादन, भजन, नृत्य, संगीत यांचा मनोहरी संगम असणारा पुणे नवरात्र महोत्सवाचे आयोजन गणेश कला क्रीडा मंच येथे करण्यात आले आहे, अशी माहिती महोत्सवाचे अध्यक्ष आबा बागुल, कोषाध्यक्ष नंदकुमार बानगुडे आणि उपाध्यक्ष घनश्याम सावंत यांनी पत्रकार परिषदेत दिली. महोत्सवाचे उद्घाटन सोमवारी (दि. 22 सप्टेंबर) सायंकाळी 4.30 वाजता महसूलमंत्री चंद्रशेखर बावनकुळे यांच्या हस्ते होणार आहे. या प्रसंगी केंद्रीय नागरी हवाई उड्डाण व सहकार राज्यमंत्री मुरलीधर मोहळ, राज्याचे उच्च व तंत्रशिक्षणमंत्री चंद्रकांत पाटील, ज्येष्ठ गांधीवादी विचारवंत उल्हास पवार, नगरविकास राज्यमंत्री माधुरी मिसाळ, खासदार मेधा कुलकर्णी, यांसह मान्यवर उपस्थित राहणार आहेत. (Latest Pune News) या उद्घाटन सोहळ्यात सिनेतारका भार्गवी चिरमुले, तेजा देवकर, सानिया चौधरी, शीतल अहिरराव, राधा सागर, सिया पाटील, ऋजुता जुन्नरकर, अमृता धोंगडे, वैष्णवी पाटील यांची विशेष उपस्थिती लक्षवेधी असेल. घटस्थापनेच्या दिवशी शिवदर्शन येथील श्री. लक्ष्मीमाता मंदिरात आबा बागुल व जयश्री बागुल यांच्या हस्ते सकाळी 6.41 मि. या शुभमुहूर्तावर विधिवत घटस्थापना केली जाईल. या उद्घाटन सोहळ्यात ‌‘महर्षी पुरस्कार‌’ प्राप्त समाजसेवक गिरीश प्रभुणे यांना प्रदान करण्यात येणार आहे. तर श्री लक्ष्मीमाता जीवन गौरव पुरस्कार सावित्रीबाई फुले पुणे विद्यापीठाचे प्र-कुलगुरु डॉ. पराग काळकर, उच्च शिक्षण संचालक डॉ. शैलेंद्र देवळाणकर, सामजिक कार्यकर्त्या डॉ. मेघा पुरव-सामंत, बुलडाणा सहकारी बँकेचे सहसंस्थापक शिरीष देशपांडे आणि लोककलावंत प्रमिला लोदगेकर यांना प्रदान करण्यात येणार आहे. याशिवाय डॉ. मयूर कर्डिले आणि डॉ. अरविंद खोमणे, यांनाही विशेष सन्मानित करणात येणार आहे. या महोत्सवात सितार, व्हायोलिन, बासरी व तबला यांची जुगलबंदी असणारा ‌‘आनंद तरंग‌’ हा कार्यक्रम, ‌‘जागर शक्ती पिठांचा‌’ देवीचा गोंधळ, सिनेतारकांचा ‌‘जल्लोष‌’ हा नृत्याविष्कार, गाण्यांचा ‌‘नाइनटीज मेलडी‌’, ‌‘इश्क? सुफियाना‌’, ‌‘स्वर सामाज्ञीयाँ‌’, ‌‘मुझीकल मास्टर्स‌’ ‌‘एल.पी अँड आर. डी. 50‌’ कलाकारांसह ‌‘अस्मिता महाराष्ट्राची‌’, ‌‘लावणी महोत्सव‌’, ‌‘बेमिसाल रफी‌’, ‌‘सोलफुल किशोर कुमार‌’ असे विविध कार्यक्रम होणार आहेत. 'Pudhari' is excited to announce the relaunch of its Android and iOS apps. Stay updated with the latest news at your fingertips. Android and iOS Download now and stay updated, anytime, anywhere. Pudhari Publications Private Limited</w:t>
+      </w:r>
+    </w:p>
+    <w:p>
+      <w:pPr>
+        <w:pStyle w:val="Heading3"/>
+      </w:pPr>
+      <w:r>
+        <w:t>Article 114</w:t>
+      </w:r>
+    </w:p>
+    <w:p>
+      <w:r>
+        <w:t>Title: Maharashtra Politics : मुंबई वार्तापत्र – राज्य मंत्रिमंडळात सामाजिक फूट?</w:t>
+      </w:r>
+    </w:p>
+    <w:p>
+      <w:r>
+        <w:t xml:space="preserve">URL: </w:t>
+      </w:r>
+      <w:hyperlink r:id="rId122">
+        <w:r>
+          <w:rPr>
+            <w:color w:val="0000FF"/>
+          </w:rPr>
+          <w:t>https://deshdoot.com/maharashtra-politics-mumbai-vartapatra-social-divide-in-the-state-cabinet/</w:t>
+        </w:r>
+      </w:hyperlink>
+    </w:p>
+    <w:p>
+      <w:r>
+        <w:t>Content: मुंबई | उद्धव ढगे-पाटील | Mumbai छगन भुजबळांच्या (Chhagan Bhujbal) भूमिकेला समर्थन देण्यासाठी पंकजा मुंडे पुढे सरसावल्या आहेत. आतापर्यंत कुणबी नोंदीच्या आधारे जे दाखले दिले आहेत, त्याची पडताळणी करण्याची आणि श्वेतपत्रिका काढण्याची मागणी करून मुंडेंनी सरकारच्या अडचणी वाढवल्या आहेत. मराठा आंदोलक मनोज जरांगे (Manoj Jarange) यांच्या मागणीवरून हैदराबाद गॅझेट लागू करण्याच्या निर्णयाने राज्य मंत्रिमंडळात (State Cabinet) सामाजिक फूट पडल्याचे चित्र आहे. मराठा समाजाच्या प्रश्नांबाबत जलसंपदामंत्री राधाकृष्ण विखे-पाटील यांच्या अध्यक्षतेखाली मंत्रिमंडळ उपसमिती नेमण्यात आली. त्यापाठोपाठ ओबीसींचा रोष नको म्हणून महसूलमंत्री चंद्रशेखर बावनकुळे यांच्या अध्यक्षतेखाली ओबीसींसाठी मंत्रिमंडळ उपसमिती गठीत झाली. हैदराबाद गॅझेटचा निर्णय झाल्यापासून अन्न व नागरी पुरवठामंत्री छगन भुजबळ अस्वस्थ आहेत. समता परिषदेचे संस्थापक अध्यक्ष या नात्याने त्यांनी मुख्यमंत्री देवेंद्र फडणवीस यांना लिहिलेल्या पत्रात हैदराबाद गॅझेटच्या अंमलबजावणी संदर्भात सामान्य प्रशासन विभागाने काढलेल्या शासन निर्णयाची चिरफाड करत निर्णय मागे घेण्याची अथवा संदिग्धता दूर करण्याची मागणी केली आहे. या पत्राला मुख्यमंत्र्यांनी अद्याप उत्तर दिलेले नाही. मात्र, विखे-पाटील यांनी भुजबळांची मागणी फेटाळून लावली आहे. याचा अर्थ भुजबळ यांच्यासारख्या मंत्रिमंडळात सर्वात ज्येष्ठ आणि अनुभवी नेत्याला गांभीर्याने न घेण्याचे भाजपने ठरवलेले दिसते. A post shared by Daily Deshdoot (@deshdoot) हैदराबाद गॅझेट अंमलबजावणीचा शासन निर्णय जारी झाल्यापासून विखे-पाटील भुजबळांची समजूत काढू, असे म्हणत आहेत. आता भुजबळांच्या भूमिकेला समर्थन देण्यासाठी भाजपच्या नेत्या पंकजा मुंडे (Pankaja Munde) पुढे सरसावल्या आहेत. आतापर्यंत कुणबी नोंदीच्या आधारे जे दाखले दिले, त्यांची पडताळणी करण्याची व श्वेतपत्रिका काढण्याची मागणी करून मुंडेंनी सरकारच्या अडचणी वाढवल्या आहेत. मराठा आणि ओबीसी समाजाच्या मंत्रिमंडळ उपसमितीच्या स्वतंत्र बैठका पार पडल्या. हैदराबाद गॅझेटच्या निर्णयाला ओबीसी समाजातून विरोध होत असताना विखे-पाटील यांच्या उपसमितीने आणखी एक पाऊल पुढे टाकत सातारा गॅझेटच्या अंमलबजावणीसाठी हालचाली सुरू केल्या आहेत. त्याची जबाबदारी पुणे विभागीय आयुक्तांवर सोपवली आहे. ओबीसी मंत्रिमंडळ उपसमितीच्या बैठकीत हैदराबाद गॅझेटच्या निर्णयावरून वादळी चर्चा झाली. या बैठकीत मराठा समाजाला सरसकट ओबीसीचे जात प्रमाणपत्र देऊ नये, यावर समितीचे एकमत झाले. बैठकीत भुजबळ यांनी शासन निर्णयाच्या संभाव्य धोक्याची जाणीव करून देताना शपथपत्राच्या आधारे जात प्रमाणपत्र देण्याच्या पद्धतीवर आक्षेप घेतला. मराठा समाजाला कुणबी जातीचे प्रमाणपत्र देण्याच्या निर्णयाविरोधात न्यायालयात जाण्याच्या भूमिकेचा पुनरुच्चार करताना भुजबळांनी ओबीसींच्या कल्याणकारी योजनांना निधी मिळत नसल्याचे सांगत उपमुख्यमंत्री अजित पवार यांना लक्ष्य केले. पवार यांनी दुसऱ्या दिवशी अण्णासाहेब पाटील आर्थिक विकास महामंडळाची बैठक घेऊन ओबीसी नेत्यांच्या टीकेला महत्त्व देत नसल्याचा संदेश दिला. समाजात मराठा-ओबीसी आरक्षणावरून (Maratha-OBC Reservation) संघर्ष पेटलेला असताना आता हैदराबाद गॅझेटचा संदर्भ देत मराठवाड्यातील बंजारा समाजाने अनुसूचित जमातीच्या कोट्यातून आरक्षण देण्याची मागणी केली आहे. सध्या बंजारा समाजाचा समावेश ओबीसींमध्ये आहे. हैदराबाद गॅझेटमध्ये बंजारा समाजाचा समावेश अनुसूचित जमातीत असल्याचा दावा केला जात आहे. मात्र, मुक्ती संग्राम लढ्यानंतर मराठवाडा महाराष्ट्रात सामील झाला आणि पुढे बंजारा समाजाला ओबीसींच्या यादीत टाकण्यात आले. त्यामुळे मराठा समाजाला हैदराबाद गॅझेटमधील नोंदीनुसार कुणबी प्रमाणपत्र मिळत असेल तर आम्हालाही आदिवासी म्हणून प्रमाणपत्र मिळायला हवे, असे बंजारा समाजाचे म्हणणे आहे. या मागणीला राष्ट्रवादी अजित पवार गटाचे आमदार धनंजय मुंडे, विजयसिंह पंडित यांनी पाठिंबा दिला आहे. धनगर समाजाप्रमाणे बंजारा समाजाने अनुसूचित जमातीच्या यादीत स्थान देण्याची मागणी केल्याने सरकारची डोकेदुखी आणखी वाढण्याची शक्यता आहे. सध्या ओबीसींच्या ३५० जातींपैकी एक असलेल्या धनगर समाजाची आदिवासींमध्ये समावेश करण्याची मागणी फार जुनी आहे. २०१४ च्या निवडणुकीत भाजपने धनगर समाजाला अनुसूचित जमातीच्या आरक्षणाची ग्वाही देऊन त्यांची मते मिळवली होती. पण आज ११ वर्षानंतरही या समाजाच्या पदरात ठोस काही पडले नाही. बंजारा समाजाने यातून बोध घेण्याची गरज आहे. फडणवीस यांचे ब्रँडिंग मराठा आरक्षण आंदोलनादरम्यान मराठा जनमानसात मुख्यमंत्री देवेंद्र फडणवीस यांची प्रतिमा ‘पंत’ म्हणून जाणीवपूर्वक रूढ करण्यात आली. याला छेद देऊन प्रतिमा संवर्धनाची संधी मराठा आंदोलनाने फडणवीस यांना दिली. त्यांनी आपल्या विश्वासू मंत्र्यांना कामाला लावत जरांगे यांना हवा तसा शासन निर्णय दिला. हैदराबाद गॅझेटची मागणी कागदावर आल्याने जरांगे आणि समर्थक खूश झाले. मराठा समाजाला फडणवीस यांनीच आरक्षण दिले आणि यापुढेही तेच आरक्षण टिकवतील, असा संदेश देण्यासाठी मुख्यमंत्र्यांच्या एका हितचिंतकाने छत्रपती शिवाजी महाराजांना अभिवादन करतानाचे फडणवीसांचे छायाचित्र राज्यभरातील वर्तमानपत्रांच्या पहिल्या पानावर जाहिरात देऊन झळकवले. याशिवाय वृत्तवाहिन्या, विविध समाज माध्यमात ही जाहिरात देण्यात आली. मुंबईसह ठाणे आणि बारामतीत ही जाहिरात महाकाय फलकावर लागली. या जाहिरातीत फडणवीस यांचा उल्लेख ‘देवाभाऊ’ असा करण्यात आला. एरवी आपल्या वाढदिवशी जाहिराती न देण्याचे आवाहन करणाऱ्या फडणवीस यांना ‘देवाभाऊ’ म्हणून राज्यभर झालेली जाहिरातबाजी मान्य असावी. भाजपच्या जाहिरातीत पक्षश्रेष्ठी पंतप्रधान नरेंद्र मोदी व केंद्रीयमंत्री अमित शहा यांचे छायाचित्र असतेच असते. पण ‘देवाभाऊ’च्या जाहिरातीत फक्त फडणवीस चमकले. जाहिरातीत भाजपचे निवडणूक चिन्हसुद्धा नव्हते. या जाहिरातींवर जवळपास १०० कोटी रुपये खर्च झाल्याची चर्चा आहे. विरोधी पक्षनेते; काँग्रेसची धडपड शिवसेना उद्धव ठाकरे गटाचे नेते अंबादास दानवे (Ambadas Danve) यांची विधान परिषद सदस्यत्वाची मुदत २९ ऑगस्ट रोजी संपली. त्यामुळे विधान परिषदेतील विरोधी पक्षनेतेपद रिक्त आहे. विधानसभेतील विरोधी पक्षनेतेपदाला मान्यता मिळालेली नाही. विधिमंडळाच्या इतिहासात एकाचवेळी दोन्ही सभागृहातील विरोधी पक्षनेतेपद रिक्त असण्याची ही बहुधा पहिलीच वेळ असावी. विधानसभा निवडणुका पार पडून १० महिने होत आले तरी विधानसभेला विरोधी पक्षनेता मिळालेला नाही. विधानसभेप्रमाणे विधान परिषद विरोधी पक्षनेतेपदाचा निर्णय प्रलंबित राहू नये म्हणून काँग्रेस नेत्यांनी गेल्या आठवड्यात अनेक नेत्यांच्या भेटीगाठी घेतल्या. अशा भेटीतून काँग्रेस नेत्यांची अगतिकता दिसली. विधान परिषदेची सदस्य संख्या ७२ आहे. यापैकी अनेक जागा सध्या रिक्त आहेत. विधान परिषदेत विरोधी बाकांवर काँग्रेसचे सर्वाधिक म्हणजे आठ सदस्य आहेत. त्यामुळे काँग्रेसला विरोधी पक्षनेतेपद मिळण्यात सध्या तरी अडचण वाटत नाही. पक्षात या पदासाठी सतेज पाटील प्रबळ दावेदार आहेत. काँग्रेससाठी या पदाचा योग तब्बल २६ वर्षांनी जुळून आला आहे. १९९९ पर्यंत युतीचे सरकार असताना विरोधी पक्षनेतेपदी काँग्रेसचे छगन भुजबळ होते. काँग्रेसमध्ये फूट पडल्यानंतर ते राष्ट्रवादीत गेले. पुढे १५ वर्ष काँग्रेस आघाडीचे सरकार होते. २०१४ ते २०१९ या दरम्यान विधान परिषदेचे विरोधी पक्षनेतेपद राष्ट्रवादी काँग्रेसकडे होते. २०२२ मध्ये उद्धव ठाकरेंचे सरकार कोसळल्यानंतर ठाकरे गटाने विरोधी पक्षनेतेपद मिळवले. त्यामुळे जवळपास अडीच दशकानंतर काँग्रेसला विधान परिषदेचे विरोधी पक्षनेतेपद मिळण्याची संधी चालून आली आहे.</w:t>
+      </w:r>
+    </w:p>
+    <w:p>
+      <w:pPr>
+        <w:pStyle w:val="Heading3"/>
+      </w:pPr>
+      <w:r>
+        <w:t>Article 115</w:t>
+      </w:r>
+    </w:p>
+    <w:p>
+      <w:r>
+        <w:t>Title: महाराष्ट्रात गरब्यात लोकांवर गोमूत्र शिंपडण्याचे आदेश:विहिंपने म्हटले- कार्यक्रमांत प्रवेशापूर्वी, टिळा लावावा आणि हिंदू देवतेची पूजा करावी</w:t>
+      </w:r>
+    </w:p>
+    <w:p>
+      <w:r>
+        <w:t xml:space="preserve">URL: </w:t>
+      </w:r>
+      <w:hyperlink r:id="rId123">
+        <w:r>
+          <w:rPr>
+            <w:color w:val="0000FF"/>
+          </w:rPr>
+          <w:t>https://divyamarathi.bhaskar.com/national/news/orders-to-sprinkle-cow-urine-on-people-during-garba-in-maharashtra-135974133.html</w:t>
+        </w:r>
+      </w:hyperlink>
+    </w:p>
+    <w:p>
+      <w:r>
+        <w:t>Content: महाराष्ट्रातील विश्व हिंदू परिषदेने (VHP) शनिवारी नवरात्रीदरम्यान होणाऱ्या गरबा कार्यक्रमांबाबत एक सूचना जारी केली. त्यात असे म्हटले आहे की, राज्यात गरबा कार्यक्रमांमध्ये फक्त हिंदूंनाच सहभागी होता येईल. प्रवेशद्वारांवर आधार कार्ड पडताळण्याचा सल्ला आयोजकांना देण्यात आला आहे. विहिंपने म्हटले- गरबा कार्यक्रमांमध्ये फक्त हिंदूंनाच प्रवेश दिला पाहिजे. गैर-हिंदूंना सहभागी होण्यापासून रोखण्यासाठी लोकांनी टिळा लावावा, हातावर रक्षासूत्र बांधावे आणि प्रवेश करण्यापूर्वी हिंदू देवतेची प्रार्थना करावी. व्हीएचपीने गरबा आयोजकांना सांगितले की, "नवरात्र हा केवळ मौजमजेचा आणि धमाल-मस्तीचा उत्सव नाही. हा एक धार्मिक कार्यक्रम आहे जिथे भाविक देव-देवतांची पूजा करतात. म्हणून, गैर-हिंदूंनी गरबा आणि दांडिया कार्यक्रमांमध्ये सहभागी होऊ नये." या वर्षी नवरात्र २२ सप्टेंबरपासून सुरू होईल आणि १ ऑक्टोबरपर्यंत चालेल. विहिंपने म्हटले - गरबा ही देवीला प्रसन्न करण्यासाठी पूजा करण्याची एक पद्धत विहिंपचे राष्ट्रीय प्रवक्ते श्रीराज नायर यांनी पीटीआय वृत्तसंस्थेला सांगितले की, "गरबा हा केवळ एक नृत्य नाही, तर देवीला प्रसन्न करण्याचा एक विधी आहे. म्हणूनच, या विधींवर विश्वास ठेवणाऱ्यांनाच सहभागी होण्याची परवानगी दिली पाहिजे." नायर म्हणाले की, या कार्यक्रमांना फक्त हिंदूच उपस्थित राहतील आणि लव्ह जिहादची कोणतीही प्रकरणे घडू नयेत यासाठी हे आवश्यक आहे, ही पद्धत काही उजव्या विचारसरणीच्या गटांचा असा आरोप आहे की मुस्लिम पुरुष हिंदू मुली आणि महिलांचे धर्मांतर करण्याचा प्रयत्न करत आहेत. महाराष्ट्राचे मंत्री म्हणाले - आयोजकांना निर्णय घेण्याचा अधिकार आहे महाराष्ट्रातील विरोधी पक्षांनी VHP आणि RSS वर असे आदेश देऊन समाजात फूट पाडण्याचा प्रयत्न केल्याचा आरोप केला आहे, तर महाराष्ट्राचे मंत्री आणि भाजपचे ज्येष्ठ नेते चंद्रशेखर बावनकुळे म्हणाले की अशा कार्यक्रमांना कोण उपस्थित राहावे हे आयोजक ठरवू शकतात. बावनकुळे म्हणाले, "प्रत्येक आयोजन समिती काही नियम ठरवते आणि त्यांना तसे करण्याचा अधिकार आहे. जोपर्यंत त्यांना कार्यक्रम आयोजित करण्यासाठी पोलिसांची परवानगी आहे तोपर्यंत कोणतीही अडचण नाही." महाराष्ट्र भाजपचे मीडिया प्रमुख नवनाथ बान म्हणाले की, गरबा हा हिंदू कार्यक्रम आहे आणि इतर धर्माच्या लोकांनी त्यात हस्तक्षेप करू नये. विरोधक म्हणाले - जातीय वातावरण निर्माण करण्याचा प्रयत्न केला जात आहे. तथापि, शिवसेना (उद्धव बाळासाहेब ठाकरे) नेते आणि राज्यसभा खासदार संजय राऊत म्हणाले की, देशात जातीय वातावरण निर्माण करण्याचे प्रयत्न सुरू आहेत. "जातीय वातावरण निर्माण करणे हे त्यांचे जीवनमान आहे," राऊत म्हणाले. "मी सर्व धर्मांचा समान आदर करण्याचा पुरस्कार करत नाही, परंतु ज्या पद्धतीने हे विष पसरवले जात आहे ते महाराष्ट्राला किंवा देशाला शोभत नाही." काँग्रेस पक्षाने आणखी कठोर भूमिका घेत म्हटले आहे की, भाजपशी संलग्न संघटना सत्ता मिळवण्यासाठी किंवा टिकून राहण्यासाठी कोणत्याही थराला जातील. महाराष्ट्र काँग्रेस विधिमंडळ पक्षाचे नेते आणि माजी राज्यमंत्री विजय वडेट्टीवार म्हणाले, "ते (विहिंप) समाजात आग पेटवू इच्छितात. त्यांना धर्माच्या नावाखाली समाजात फूट पाडायची आहे आणि त्यातून राजकीय फायदा मिळवायचा आहे." Copyright © 2024-25 DB Corp ltd., All Rights Reserved This website follows the DNPA Code of Ethics.</w:t>
+      </w:r>
+    </w:p>
+    <w:p>
+      <w:pPr>
+        <w:pStyle w:val="Heading3"/>
+      </w:pPr>
+      <w:r>
+        <w:t>Article 116</w:t>
+      </w:r>
+    </w:p>
+    <w:p>
+      <w:r>
+        <w:t>Title: Chandrapur OBC leaders statements । ओबीसी आरक्षणावरील भीती दूर करा; सचिन राजुरकरांच्या निवेदनातून मागण्या</w:t>
+      </w:r>
+    </w:p>
+    <w:p>
+      <w:r>
+        <w:t xml:space="preserve">URL: </w:t>
+      </w:r>
+      <w:hyperlink r:id="rId124">
+        <w:r>
+          <w:rPr>
+            <w:color w:val="0000FF"/>
+          </w:rPr>
+          <w:t>https://news34.in/2025/09/chandrapur-obc-leaders-statements-2025/</w:t>
+        </w:r>
+      </w:hyperlink>
+    </w:p>
+    <w:p>
+      <w:r>
+        <w:t>Content: News 34 Chandrapur OBC leaders statements : चंद्रपुर २१ सप्टेंबर २०२५ – महाराष्ट्र शासनाने 2 सप्टेंबर 2025 रोजी काढलेल्या शासन निर्णयामुळे व हैद्राबाद गॅझेटियर लागू केल्यामुळे ओबीसी आरक्षणाला कुठेही धक्का लागला नाही असे महाराष्ट्राचे मुख्यमंत्री देवेंद्रजी फडणवीस वारंवार सांगत असले तरी ओबीसी नेते व शासनातील मंत्री आरक्षणाला मोठा धक्का लागल्याचे सांगत आहे तर तिकडे मनोज जरांगे पाटील गुलाल उधळून मराठा जिंकल्याचे सांगत आहे यामुळे ओबीसी समाज द्विधा मनस्थिती मध्ये असून पुरता घाबरलेला आहे. Maharashtra OBC reservation 2025 आदिवासी शेतमजुरांची फसवणूक करणाऱ्यांवर कडक कारवाई करा – पालकमंत्री उईके खरे तर हैद्राबाद गॅझेटियर मध्ये सामूहिक नोंदी आहे, वैयक्तिक नोंदी नाही आणि कुणबी प्रमाणपत्र वैयक्तिक नोंदी शिवाय देता येत नाही असे असताना सुद्धा 17 सप्टेंबर पासून मराठवाड्‌यातील हिंगोली, धाराशिव व बीड येथे हैद्राबाद गॅझेटियर वरून कुणबी प्रमाणपत्र वाटल्याचे वेगवेगळे चॅनलवरून सांगितल्या जात आहे त्यामुळे ओबीसी समाजामध्ये भीतीचे वातावरण निर्माण झाले आहे. या संदर्भातील खालील मागण्याकडे आपण जातीने लक्ष देऊन त्या अमलात आणाव्यात या करिता राष्ट्रीय ओबीसी महासंघाचे तर्फे महसुल मंत्री बावनकुळे यांना निवेदना द्वारे खालील मागण्या करण्यात आल्या आहे. निवेदन देतांना ओबिसी योद्धे रवींद्र टोंगे, मनिषा बोबडे, महासचिव महिला महासंघ, किसान महासंघाचे रणजीत डवरे, धनोजे कुणबी समाजाचे अध्यक्ष श्रीधर मालेकर , सचिव अतुल देऊळकर त्यांचे सर्व संचालक मंडळ सोबत, ओबीसी विध्यार्थी महासंघाचे दिपक पिंपळशेंडे, सुमित देवाळकर, प्रशांत पिंपळशेंडे, उदय टोंगे,सूरज देवाळकर, उमेश श्रीरसागर, चंद्रशेखर देवाळकर, हर्षल टोंगे उपस्थित होते. Comment Save my name, email, and website in this browser for the next time I comment. Privacy Policy I Diclamer I Terms &amp; Condition I About I Contact Us</w:t>
+      </w:r>
+    </w:p>
+    <w:p>
+      <w:pPr>
+        <w:pStyle w:val="Heading3"/>
+      </w:pPr>
+      <w:r>
+        <w:t>Article 117</w:t>
+      </w:r>
+    </w:p>
+    <w:p>
+      <w:r>
+        <w:t>Title: कर्नाटक, आंध्रप्रदेशाच्या धर्तीवर महाराष्ट्रातही 'हे' केल्याशिवाय जमिनीच्या दस्ताची नोंदणी होणार नाही</w:t>
+      </w:r>
+    </w:p>
+    <w:p>
+      <w:r>
+        <w:t xml:space="preserve">URL: </w:t>
+      </w:r>
+      <w:hyperlink r:id="rId125">
+        <w:r>
+          <w:rPr>
+            <w:color w:val="0000FF"/>
+          </w:rPr>
+          <w:t>https://www.lokmat.com/agriculture/farming-ideas/karnataka-on-the-lines-of-andhra-pradesh-a-a975/amp/</w:t>
+        </w:r>
+      </w:hyperlink>
+    </w:p>
+    <w:p>
+      <w:r>
+        <w:t>Content: By ऑनलाइन लोकमत | Updated: September 19, 2025 09:17 IST कर्नाटक, आंध्रप्रदेशाच्या धर्तीवर राज्यात आता जमिनीची मोजणी केल्याशिवाय दस्ताची नोंदणी होणार नाही. दस्ताची नोंदणी झाल्याशिवाय त्या दस्ताचा फेरफार होणार नाही, अशी पद्धत महिनाभरात राबविण्यात येणार आहे, अशी माहिती महसूलमंत्री चंद्रशेखर बावनकुळे यांनी दिली. छत्रपती शिवाजी महाराज महाराजस्व अभियानांतर्गत सेवा पंधरवड्याच्या अभियानाच्या उद्घाटनप्रसंगी ते बोलत होते. त्यावेळी त्यांनी महसूल खात्यांतर्गत विविध विभागांनी आतापर्यंत केलेल्या कामांचा आढावा घेतला. कर्नाटक राज्याच्या धर्तीवर राज्यात खासगी एजन्सीच्या माध्यमातून मोजणी केल्यानंतर दस्तनोंदणी करण्याबाबत भूमिअभिलेख विभागात हालचाली सुरू होत्या. त्याबाबत त्यांनी माहिती दिली. ते म्हणाले, पुणे विभागातील गेल्या ३० वर्षांमधील ३३ हजार महसुली दाव्यांपैकी सुमारे ११ हजार दावे निकाली काढण्यात आले आहेत. सेवा पंधरवडा अभियानाच्या माध्यमातून सुमारे विविध योजनांच्या माध्यमातून सुमारे ५० लाख जनतेपर्यंत पोहोचविण्याचे आमचे ध्येय आहे. स्वामित्व योजनेंतर्गत गरीब नागरिकांना पाचशे, हजार रुपये देणे शक्य नाही. ही सेवा मोफत देण्यासाठी राज्याला ११० कोटी रुपयांची आवश्यकता आहे. त्या माध्यमातून राज्यातील सर्व गरीब जनतेला मिळकत पत्रिका देण्यात येणार आहे. राज्यातील सर्व जनतेला प्रॉपर्टी कार्ड उपलब्ध करून देणारे महाराष्ट्र हे देशातील पहिले राज्य ठरेल. पुढील वर्षभरात राज्यातील सर्व पाणंद रस्त्यांची मोजणी करून त्यांचे सीमांकन केले जाईल. त्यासाठी मुख्यमंत्री बळीराजा पाणंद रस्ते योजनेचा प्रस्ताव मंत्रिमंडळाच्या बैठकीत मान्यतेला ठेवण्यात येईल. शेतीसाठी १२ तास वीज, पाणी आणि शेतीपर्यंत जाण्यासाठी पाणंद रस्ता देण्याचे मुख्यमंत्र्यांचे ध्येय आहे. त्यामुळे पुढील पाच वर्षात शेतकरी आत्महत्या करणार नाहीत. त्यांची मुले नोकरी मागणार नाहीत, इतके काम महाराष्ट्रात उभे राहू शकते, असेही बावनकुळे यांनी सांगितले. अधिक वाचा: गावातील रस्त्यांना सांकेतांक देऊन जीआयएस नकाशावर स्थान मिळवणारे राज्यातील पहिले गाव Copyright © 2020 Lokmat Media Pvt Ltd</w:t>
+      </w:r>
+    </w:p>
+    <w:p>
+      <w:pPr>
+        <w:pStyle w:val="Heading3"/>
+      </w:pPr>
+      <w:r>
+        <w:t>Article 118</w:t>
+      </w:r>
+    </w:p>
+    <w:p>
+      <w:r>
+        <w:t>Title: महसूल विभाग सुधारला तर सरकार सुधारेल; मुख्यमंत्री देवेंद्र फडणवीस यांचा विश्वास</w:t>
+      </w:r>
+    </w:p>
+    <w:p>
+      <w:r>
+        <w:t xml:space="preserve">URL: </w:t>
+      </w:r>
+      <w:hyperlink r:id="rId126">
+        <w:r>
+          <w:rPr>
+            <w:color w:val="0000FF"/>
+          </w:rPr>
+          <w:t>https://www.loksatta.com/pune/cm-devendra-fadnavis-on-remark-on-maharashtra-revenue-department-pune-print-news-zws-70-5381326/</w:t>
+        </w:r>
+      </w:hyperlink>
+    </w:p>
+    <w:p>
+      <w:r>
+        <w:t>Content: पुणे : ई-नोंदणीच्या माध्यमातून सामान्य माणसाला होणारा त्रास कमी करण्याचा सरकारचा प्रयत्न आहे. मात्र, महसूल विभागाने नव्याने दावे निर्माण होणार नाहीत, हे ध्येय ठेवले पाहिजे. फेरफार उताऱ्यात चुका, मोजणीत चुका या मानवनिर्मित चुका टाळून प्रलंबित दावेही निकाली काढावे लागतील. महसूल विभागात सुधारणा झाली तर सरकारही सुधारेल, असा विश्वास राज्याचे मुख्यमंत्री देवेंद्र फडणवीस यांनी येथे बुधवारी व्यक्त केला. पंतप्रधान नरेंद्र मोदी यांच्या ७५ व्या वाढदिवसानिमित्त महसूल खात्याच्या वतीने छत्रपती शिवाजी महाराज महाराजस्व अभियानांतर्गत सुरू करण्यात आलेल्या राज्यस्तरीय सेवा पंधरवड्याचे उद्घाटन मुख्यमंत्री फडणवीस यांच्या हस्ते झाले. त्यावेळी ते बोलत होते. उपमुख्यमंत्री, पालकमंत्री अजित पवार, कृषीमंत्री दत्तात्रय भरणे, महसूल राज्यमंत्री योगेश कदम, राज्यमंत्री माधुरी मिसाळ, महसूल विभागाचे अपर मुख्य सचिव विकास खारगे, जमाबंदी आयुक्त सुहास दिवसे, नोंदणी महानिरीक्षक रवींद्र बिनवडे, विभागीय आयुक्त डॉ चंद्रकांत पुलकुंडवार, जिल्हाधिकारी जितेंद्र डुडी, अतिरिक्त जिल्हाधिकारी सुहास मापारी, खासदार मेधा कुलकर्णी, चित्रपट अभिनेते नाना पाटेकर यांच्यासह आमदार आणि महसूल, जमाबंदी आणि नोंदणी आणि मुद्रांक शुल्क विभागाचे अधिकारी मोठ्या संख्येने उपस्थित होते. जिल्हा प्रशासनाने राबविलेल्या विविध अभिनव उपक्रमाचे कौतुक महसूल मंत्री आणि उपमुख्यमंत्री यांनी केले. फडणवीस म्हणाले, ‘सर्वसामान्य नागरीकांना जगण्यासाठी ज्या गोष्टी लागतात. त्या सोप्या कशा करता येतील, घरबसल्याच्या त्यांना सेवा कशी मिळेल, हाच ‘ईज ऑफ लिव्हिंग’ भाग आहे. नागरीकांना सरकारी कार्यालयात हेलपाटे मारावे लागू नयेत, हाच शासनाचा उद्देश आहे. त्यासाठी अधिकाधिक सेवांचे डिजिटायेझन करण्यात येत आहे. मात्र नव्याने दावे निर्माण होणार नाहीत, हे ध्येय महसूल विभागाने ठेवले पाहिजे. प्रलंबित दावे निकाली लावले पाहिजेत. फेरफार उताऱ्यात चुका, मोजणीत चुका या मानवनिर्मित चुका टाळता आल्या पाहिजेत. त्यातूनच नागरिकांचे जीवन सुकर होईल.’ दरम्यान, महसूल विभागाच्या विविध सेवा देतांना आधुनिक तंत्रज्ञानाच्या उपयोगाद्वारे सामान्य माणसाच्या जीवनात परिवर्तन आणले जाईल आणि त्याची सुरूवात सेवा पंधरवड्याच्या निमित्ताने करण्यात येईल. सामान्य माणसाचे जीवन अधिक सुलभ करताना त्याच्या समस्या वेगाने दूर करण्यासाठी सेवा हमी कायद्यांतर्गत १ हजार १०० सेवा येत्या १ मेपर्यंत डिजीटल पद्धतीने उपलब्ध करून देण्यात येतील. त्यानुसार पहिल्या टप्प्यात ४४ सेवा ऑनलाइन करण्यात येणार आहेत. नागरिकांशी संबंधित सेवा नीट दिल्या तरी शासकीय कार्यालयातील गर्दी कमी होईल. त्यामुळे येत्या तीन महिन्यात या सेवा हमी कायद्याशी जोडण्याबरोबरच ऑनलाइन उपलब्ध करून देण्यात येणार आहेत. २६ जानेवारीपर्यंत आखणी २०० सेवा, तर १ मे २०२२६ पर्यंत ११०० सेवा ऑनलाइन उपलब्ध करून देण्याचे उदिष्ट शासनाने ठेवले आहे. कार्यक्रमाचे प्रस्ताविक खारगे यांनी केले. यावेळी विविध मान्यवरांचा सत्कार करण्यात आला. नाम फाउंडेशन आणि राज्य शासन यांच्यातील करारावर यावेळी स्वाक्षरी करण्यात आली. पुणे शहराचे प्रांत विठ्ठल जोशी यांनी सूत्रसंचालन केले. तर राज्यमंत्री योगेश कदम यांनी आभार मानले. लोकाभिमुख कारभार हेच ध्येय ठेऊन महायुतीचे सरकार काम करीत आहे. त्यामध्ये प्रशासनाचे सहकार्य हवे आहे, असे उपमुख्यंत्री अजित पवार यांनी सांगितले. सेवा पंधरवड्याच्या माध्यमातून नागरिकांच्या समस्यांचे निराकरण करण्यात येणार आहे. सोलापूरमधील कुर्डू येथील अवैध गौण खनिज उत्खननावरून महिला पोलिस अधिकाऱ्यासोबत झालेल्या वादावरही पवार यांनी मिश्किल भाष्य केले. महसूलमंत्री चंद्रशेखर बावनकुळे यांनी पाणंद रस्त्यांसाठी मुरूम टाकल्यास रॉयल्टी लागणार नाही तसेच पोलिसांचा बंदोबस्त ही विनामूल्य मिळेल, असेल असे सांगितले. त्यामुळे ‘पोलीसांनी पाणंद रस्त्यावर मुरूम टाकणे टाकण्यासाठी परवानगी आहे याची नोंद घ्यावी. सर्व ही बाब तिकडे सोलापुरातही सांगावे, असा मिश्किल टोला लगावत बावनकुळे यांनी ही योजना एक महिन्यापूर्वी आणली असती तर या बाबीचा गवगवा झाला नसता, अशी टिप्पणी केली. लोकसभा विरोधी पक्षनेते राहुल गांधी यांनी केंद्रीय निवडणूक आयोग आणि मुख्य निवडणूक आयुक्त ज्ञानेश कुमार यांच्यावर गंभीर आरोप केले. कर्नाटकमधील २०२३ निवडणुकीत मत चोरी झाल्याचा दावा करत, त्यांनी पुरावे सादर केले. मतदार यादीतून नावं वगळण्यासाठी बाहेरील मोबाईल क्रमांक वापरल्याचा आरोप केला. निवडणूक आयोगाने आठवड्याभरात माहिती जाहीर करावी, अन्यथा घोटाळेबाजांना वाचवत असल्याचं सिद्ध होईल, असा अल्टिमेटम दिला.</w:t>
+      </w:r>
+    </w:p>
+    <w:p>
+      <w:pPr>
+        <w:pStyle w:val="Heading3"/>
+      </w:pPr>
+      <w:r>
+        <w:t>Article 119</w:t>
+      </w:r>
+    </w:p>
+    <w:p>
+      <w:r>
+        <w:t>Title: Matoshree Gram Samruddhi: ‘मातोश्री ग्रामसमृद्धी’ने 39 गावांना मिळणार शेत-पाणंद रस्त्यांचा फायदा: आ. आशुतोष काळे</w:t>
+      </w:r>
+    </w:p>
+    <w:p>
+      <w:r>
+        <w:t xml:space="preserve">URL: </w:t>
+      </w:r>
+      <w:hyperlink r:id="rId127">
+        <w:r>
+          <w:rPr>
+            <w:color w:val="0000FF"/>
+          </w:rPr>
+          <w:t>https://pudhari.news/maharashtra/north-maharashtra/ahilyanagar/matoshree-gram-samruddhi-39-villages-43-km-farm-roads-approval-sb97</w:t>
+        </w:r>
+      </w:hyperlink>
+    </w:p>
+    <w:p>
+      <w:r>
+        <w:t>Content: कोळपेवाडी : मातोश्री ग्रामसमृद्धी शेत-पाणंद रस्ते योजने अंतर्गत सातत्याने केलेल्या पाठपुराव्याची महायुती शासनाने गांभीर्याने दखल घेवून कोपरगाव मतदार संघातील अनेक पाणंद व शेत रस्त्यांना महायुती शासनाने अखेर मान्यता दिली आहे. यामुळे अनेक वर्षांपासून रस्त्याच्या सुविधेपासून वंचित असलेल्या शेतकर्‍यांच्या अडचणी कायमच्या दूर होणार असल्याचे आ. आशुतोष काळे यांनी सांगितले आहे. (Latest Ahilyanagar News) दरम्यान, कोपरगावातील 39 गावातील तब्बल 43 किलोमीटरच्या शेत-पानंद रस्त्यांना महायुती शासनाने मंजुरी दिली आहे. आ. काळे म्हणाले, ग्रामीण भागात शेती हा प्रमुख व्यवसाय आहे. परंतु शेतातील खराब व कच्च्या रस्त्यांमुळे शेतकर्‍यांना अनंत अडचणींचा सामना करावा लागत होता. विशेषतः पावसाळ्यात रस्ते चिखलमय होऊन शेतांपर्यंत पोहोचणे देखील कठीण होत असे व अशा परिस्थितीत पिकांसाठी लागणारी खते शेतात घेवून जाणे व तयार झालेला शेतमाल घरी घेवून येणे हे शेतकर्‍यांसाठी मोठे जिकीरीचे काम होते. त्यामुळे शेतकर्‍यांचा वेळ व खर्च वाढत जावून काही वेळेस शेत मालाचे नुकसान देखील होत होते. मतदार संघातील शेतकर्‍यांना येणार्‍या अडचणी दूर करण्यासाठी आ.आशुतोष काळे यांनी मतदार संघातील अनेक गावातील पाणंद व शेत रस्त्यांना मंजुरी मिळावी यासाठी प्रस्ताव दाखल करून त्यांचा पाठपुरावा सुरु होता. त्या पाठपुराव्यातून कोपरगाव मतदार संघातील 39 गावातील तब्बल 43 किलोमीटरच्या शेत-पानंद रस्त्यांना महायुती शासनाने मंजुरी दिली आहे. गावा शिवारातील रस्ते, पाणंद रस्ते सुकर व्हावेत शेतकर्‍यांना शेतात ये-जा करण्यासाठी या रस्त्यांची मदत व्हावी हा ग्रामसमृद्धी शेत-पाणंद रस्ते योजने मागील मुख्य उद्देश आहे. कोपरगाव मतदार संघातील शेतकर्‍यांना रस्त्याअभावी अनेक अडचणींना सामोरे जावे लागत होते. ‘मातोश्री ग्रामसमृद्धी’ योजने अंतर्गत या समस्येवर कायमस्वरूपी तोडगा निघाला आहे. ही योजना म्हणजे ग्रामीण भागाच्या सर्वांगीण विकासाचा रोडमॅप असून शेतकर्‍यांना शेतात जाणे, शेतीकामे करणे आणि शेतात तयार झालेला शेतीमाल घरी किंवा बाजारात सुरक्षितरित्या आणण्यासाठी मोठी मदत होणार आहे.त्यामुळे शेतीमाल वेळेत बाजारात पोहोचेल, वाहतूक खर्च कमी होईल. ही योजना केवळ रस्त्यांची नाही, तर ग्रामीण अर्थव्यवस्थेच्या मजबुतीची वाटचाल आहे. अशा योजनांमुळे खर्‍या अर्थाने ग्रामीण भाग समृद्ध होईल असा विश्वास आ. आशुतोष काळे यांनी व्यक्त केला आहे. आ. आशुतोष काळेंच्या यांनी अथक पाठपुरावा करून महायुती शासनाकडून कोपरगाव मतदार संघातील अनेक पाणंद व शेत रस्त्यांना मान्यता मिळविल्याबद्दल या एकोणचाळीस गावातील शेतकर्‍यांनी आ.आशुतोष काळे यांचे आभार मानले आहे. कित्येक दशकापासूनची अडचण दूर होणार असल्यामुळे शेतकर्‍यांमध्ये आनंदाचे वातावरण पसरले आहे.मतदार संघातील 43 किलोमीटरच्या शेत-पाणंद रस्त्यांना महायुती शासनाने मंजुरी दिल्याबद्दल आ. काळे यांनी राज्याचे मुख्यमंत्री देवेंद्र फडणवीस, उपमुख्यमंत्री तथा अर्थमंत्री अजित पवार, उपमुख्यमंत्री एकनाथ शिंदे, महसूल मंत्री चंद्रशेखर बावनकुळे यांचे आभार मानले आहे. चौकट : कोपरगावातील ‘त्या’ गावांना फायदा कोपरगाव मतदार संघातील अंचलगाव, आपेगाव, उक्कडगाव, करंजी, कान्हेगाव, कारवाडी, कासली, कुंभारी, कोकमठाण, कोळगाव-थडी, कोळपेवाडी, खिर्डी, चांदगव्हाण, चांदेकसारे, चासनळी, डाऊच बु., तिळवणी, दहेगाव बोलका, धामोरी, धोत्रे, बक्तरपुर, बहादरपूर, बोलकी, ब्राम्हणगाव, भोजडे, मंजूर, मढी बु., मल्हारवाडी,माहेगाव देशमुख, मुर्शतपुर, रांजणगाव देशमुख, लौकी, वेळापूर, शहापूर, संवत्सर, सडे, सांगवी भुसार, हंडेवाडी,वडगाव आदी गावांना या मातोश्री शेत पानंद रस्ते योजनेचा फायदा होणार असून या योजनेंतर्गत गावोगावी शेत रस्त्यांची उभारणी, मजबुतीकरण होणार आहे. 'Pudhari' is excited to announce the relaunch of its Android and iOS apps. Stay updated with the latest news at your fingertips. Android and iOS Download now and stay updated, anytime, anywhere. Pudhari Publications Private Limited</w:t>
+      </w:r>
+    </w:p>
+    <w:p>
+      <w:pPr>
+        <w:pStyle w:val="Heading3"/>
+      </w:pPr>
+      <w:r>
+        <w:t>Article 120</w:t>
+      </w:r>
+    </w:p>
+    <w:p>
+      <w:r>
+        <w:t>Title: VHP issues 'Hindus only' diktat for garba BJP minister backs organisers' rights Cong slams move</w:t>
+      </w:r>
+    </w:p>
+    <w:p>
+      <w:r>
+        <w:t xml:space="preserve">URL: </w:t>
+      </w:r>
+      <w:hyperlink r:id="rId128">
+        <w:r>
+          <w:rPr>
+            <w:color w:val="0000FF"/>
+          </w:rPr>
+          <w:t>https://www.theweek.in/wire-updates/national/2025/09/20/bom38-mh-garba-ld-vhp.amp.html</w:t>
+        </w:r>
+      </w:hyperlink>
+    </w:p>
+    <w:p>
+      <w:r>
+        <w:t>Content: Mumbai/Nagpur, Sept 20 (PTI) The Vishva Hindu Parishad on Saturday said only Hindus should be given entry to 'garba' events marking Navratri and advised organisers to check the Aadhaar card of entrants for identification to avoid instances of "love jihad". While Maharashtra minister and senior BJP leader Chandrashekhar Bawankule said organisers have the right to set conditions of entry at an event, provided it is being held with police permission, the Congress's Vijay Wadettiwar slammed the VHP for wanting to "set society on fire". Navratri, marked by traditional spiritual dance accompanied by dandiya (striking of colourful sticks) performance where pairs dance in circles, will be celebrated from September 22 to October 1. "Garba is not merely a dance but a form of worship to please the goddess. They (apparent reference to Muslims) do not believe in idol worship. Only those having faith in the rituals must be allowed to participate," VHP national spokesperson Shriraj Nair told PTI. He said the VHP has issued advisories asking garba event organisers to check Aadhaar cards at entry points, apply 'tilak' on participants, and ensure they perform puja before entering. "VHP and Bajrang Dal workers will monitor the events. Garba is a form of worship, not entertainment. Those who do not have faith in the goddess should not be part of it," Nair added. VHP's Vidarbha prant (province) convenor, Navin Jain, said the entry of non-Hindus should be restricted during garba, which he described as a sacred worship, and not merely a dance programme or a cultural event. "Organisers should check the Aadhaar card of entrants to ensure only Hindus are allowed and a 'tilak' be put on the forehead of men. Every participant should be asked to bow before the goddess' picture at the entrance," he told reporters in Nagpur. Similarly, any kind of intoxication and smoking should not be allowed at the garba programmes, Jain demanded. "People who do not have faith in goddess Durga should not attend such programmes. They go there with a certain mindset, which causes trouble for our sisters and hurts our religious sentiments. "In the last few years, it has been seen that Hindu girls have been targeted for love jihad, prompting us to appeal to garba organisers to not allow such people", he said. Right-wing bodies and BJP leaders claim that 'love jihad' is a conspiracy to lure Hindu women into relationships and convert them to Islam. Jain, meanwhile, claimed several organisers have been following this system for the last several years. Reacting to the VHP's stand, Bawankule said it was within the rights of the organising committees to impose such (entry) restrictions. "That is their right. The only decisive factor is whether the event has police permission. The organising committees must take decisions based on that," Bawankule told reporters. Maharashtra BJP media chief Navnath Ban, responding to a query on the VHP's announcement, emphasised garba was a Hindu event and "those from other religions should not interfere while Hindus perform garba and worship the goddess". "We worship the goddess, who is like our mother," he said while also slamming Shiv Sena (UBT) leader Sanjay Raut for opposing the VHP's stand. He is opposing it with an eye on the votes of a particular community but people will not spare him or his party, Ban said further attacking Raut. Slamming the right-wing organisation, Maharashtra Congress Legislature Party leader and former state minister Vijay Wadettiwar said, "They (VHP) want to set society on fire. They want to divide society over religion and reap political benefits out of it. What VHP has said is nothing new. The organisation is born with an intention to destabilise the country." Such a stand by organisations like the VHP shakes the "unity in diversity" foundation of India, Wadettiwar claimed, while alleging that it also reflects the government’s stand. BJP's Ban hit back, saying Wadettiwar should know that it is Congress that has a history of dividing people. "They are the ones who caused rifts in society. The Maha Vikas Aghadi government (of which the Congress was a part) failed to protect Maratha reservation," Ban claimed. (This story has not been edited by THE WEEK and is auto-generated from PTI) Copyright © 2024 All rights reserved</w:t>
+      </w:r>
+    </w:p>
+    <w:p>
+      <w:pPr>
+        <w:pStyle w:val="Heading3"/>
+      </w:pPr>
+      <w:r>
+        <w:t>Article 121</w:t>
+      </w:r>
+    </w:p>
+    <w:p>
+      <w:r>
+        <w:t>Title: Manoj Jarange Patil: आता कसली भूमिका? जरांगे पाटील यांना सरकारने सर्व काही दिले!</w:t>
+      </w:r>
+    </w:p>
+    <w:p>
+      <w:r>
+        <w:t xml:space="preserve">URL: </w:t>
+      </w:r>
+      <w:hyperlink r:id="rId129">
+        <w:r>
+          <w:rPr>
+            <w:color w:val="0000FF"/>
+          </w:rPr>
+          <w:t>https://sarkarnama.esakal.com/maharashtra/uttar-maharashtra/girish-mahajan-comment-on-maratha-reservation-issue-warns-manoj-jarange-patil-sd67</w:t>
+        </w:r>
+      </w:hyperlink>
+    </w:p>
+    <w:p>
+      <w:r>
+        <w:t>Content: Girish Mahajan News: कुणबी असलेल्या मराठा समाजातील घटकांना ओबीसी आरक्षण देण्याचा निर्णय राज्य शासनाने घेतला आहे. त्यावर सरकारमधील मंत्री वेगवेगळ्या भूमिका व्यक्त करीत आहेत. या पार्श्वभूमीवर मनोज जरांगे पाटील यांनी दसऱ्यानंतर भूमिका मांडणार आहेत. मनोज जरांगे पाटील यांनी दसऱ्यानंतर मराठा आरक्षणाबाबत भूमिका मांडणार असे म्हटले आहे. मनोज जरांगे पाटील यांच्या या भूमिकेबाबत जलसंपदा मंत्री गिरीश महाजन यांनी मतप्रदर्शन केले. गिरीश महाजन यांच्या सूचक वक्तव्यामुळे मराठा आरक्षण पुन्हा चर्चेत येण्याची शक्यता आहे. जलसंपदा मंत्री गिरीश महाजन यांनी मुख्यमंत्री देवेंद्र फडणवीस यांनी ओबीसी अथवा कोणाच्याही आरक्षणाला धक्का न लावता मराठा समाजाला आरक्षण दिले आहे. त्यामुळे मनोज जरांगे पाटील यांना जे हवे होते ते सर्व काही सरकारने दिले, असे विधान केले. मनोज जरांगे पाटील यांची मुख्य मागणी मराठा समाजाला आरक्षण ही होती. त्यासाठी त्यांनी मुंबईत आझाद मैदानावर अन्यत्याग आंदोलन केले होते. मराठा आरक्षण उप समितीचे अध्यक्ष राधाकृष्ण विखे पाटील यांनी त्यांना पाच मागण्या मान्य केल्याचे पत्र दिले. मनोज जरंगे पाटील यांचे मागणी मान्य झाल्याने काही ओबीसी नेत्यांनी त्या विरोधात आंदोलन सुरू केले आहे. मंत्रिमंडळातील काही मंत्री देखील या प्रश्नावर भिन्न मतप्रदर्शन करीत आहेत. त्यामुळे यावरून सध्या एक नवा वाद सुरू आहे. त्यात हैदराबाद गॅझेट मुख्य विषय आहे. सध्या हा विषय उच्च न्यायालयात प्रलंबित आहे. त्यामुळे न्यायालयाचा निकाल काय लागतो, याची आपण सगळ्यांनी वाट पाहिली पाहिजे. मराठा आरक्षण न्यायप्रविष्ठ असताना त्यावर घाई घाईने मनोज जरांगे पाटील यांनी प्रतिक्रिया व्यक्त करणे योग्य नाही, असेही महाजन म्हणाले. महसूल मंत्री चंद्रशेखर बावनकुळे आणि छगन भुजबळ यांनी ओबीसी उपस समिती बाबत भूमिका घेतली. काही ओबीसी नेते देखील जरांगे पाटील यांच्यावर टीका करीत आहेत. या पार्श्वभूमीवर जरांगे पाटील दसऱ्यानंतर काय भूमिका मांडतात याची उत्सुकता आहे. सरकारनामाचे सदस्य व्हा शॉपिंगसाठी 'सकाळ प्राईम डील्स'च्या भन्नाट ऑफर्स पाहण्यासाठी क्लिक करा. Read Latest Marathi Political News, Breaking Political News from Maharashtra, India, Pune &amp; Mumbai at Sarkarnama. To Get Live Political Marathi News on Mobile, Download the Sarkarnama Mobile App for Android and IOS. सरकारनामा आता सर्व सोशल मीडिया प्लॅटफॉर्मवर. ताज्या राजकीय घडामोडींसाठी फेसबुक, ट्विटर, इन्स्टाग्राम, शेअर चॅट, टेलिग्रामवर आणि व्हॉट्सॲप आम्हाला फॉलो करा. तसेच, सरकारनामा यूट्यूब चॅनेलला आजच सबस्क्राइब करा. Follow Us Copyright © 2025 Sakal Media Group – All Rights Reserved Powered by Quintype वेबसाईटवर ब्राउझिंगचा अनुभव सर्वोत्तम असावा, यासाठी आम्ही कुकीजचा वापर करतो. कुकीजमुळे तुम्हाला तुमच्या आवडत्या मजकुराची शिफारस करता येते. आमचे गोपनीयता आणि कुकीजसंदर्भातील धोरण तुम्हाला मान्य आहे.</w:t>
+      </w:r>
+    </w:p>
+    <w:p>
+      <w:pPr>
+        <w:pStyle w:val="Heading3"/>
+      </w:pPr>
+      <w:r>
+        <w:t>Article 122</w:t>
+      </w:r>
+    </w:p>
+    <w:p>
+      <w:r>
+        <w:t>Title: सामंजस्यानं प्रश्न सुटायला हवा, मग शरद पवार बैठकीला का आले नाहीत?- छगन भुजबळ यांचा आरक्षण मुद्द्यावरून सवाल</w:t>
+      </w:r>
+    </w:p>
+    <w:p>
+      <w:r>
+        <w:t xml:space="preserve">URL: </w:t>
+      </w:r>
+      <w:hyperlink r:id="rId130">
+        <w:r>
+          <w:rPr>
+            <w:color w:val="0000FF"/>
+          </w:rPr>
+          <w:t>https://www.etvbharat.com/mr/!state/chhagan-bhujbal-question-to-sharad-pawar-over-obc-and-maratha-reservation-meeting-maharashtra-news-mhs25091803691</w:t>
+        </w:r>
+      </w:hyperlink>
+    </w:p>
+    <w:p>
+      <w:r>
+        <w:t>Content: महाराष्ट्र maharashtra ETV Bharat / state By ETV Bharat Marathi Team Published : September 18, 2025 at 6:23 PM IST Updated : September 18, 2025 at 6:57 PM IST नागपूर : ओबीसी आरक्षण आणि मराठा आरक्षण जीआरवरून मंत्री छगन भुजबळ आक्रमक झाले आहेत. मराठा आणि ओबीसी दोन उपसमिती नेमल्यावरून माजी केंद्रीय मंत्री शरद पवार यांनी सरकारच्या निर्णयावर प्रश्नचिन्ह उपस्थित केले होते. त्यावरून मंत्री भुजबळ यांनी पवारांवर टीका केली. तसेच ओबीसी आरक्षणाबाबतची भूमिका स्पष्ट केली. ते नागपूरमध्ये माध्यमांशी बोलत होते. ईडब्ल्यूएसचे आरक्षण नको असेल तर आधी स्पष्ट करा : आपल्याला ओपनमध्ये मराठा समाजाला संधी होती. तेव्हा तुम्ही नाही म्हटलं. महाराष्ट्र, गुजरात, राजस्थानात मोदी यांनी जेव्हा ईडब्ल्यूएस आणलं. त्यात मराठा समाजाला ८ टक्के आरक्षण आहे. आता तरीसुद्धा तुम्ही म्हणता की ओबीसीमध्ये आरक्षण पाहिजे. आम्हाला मराठा आरक्षण वेगळे नको. आम्हाला फक्त ओबीसीमध्ये आरक्षण पाहिजे. एमपीएससीचा आणि मेडिकलचा निकाल लागला आहे, त्यात कट ऑफ पॉईंट काय आहे? ओबीसीचा कट ऑफ वर आहे, बाकीचे खाली आहे. तुम्हाला राजकारणासाठी आरक्षण हवं आहे का? की शिक्षणात आणि आर्थिकदृष्ट्या फायदा हवा आहे. ओबीसीला मिळणारे फायदे मराठा समाजाच्या विद्यार्थ्यांना आहेत. मराठा समाजाला मिळणारे फायदे ओबीसींना द्या, असे मंत्रिमंडळात अनेकदा मी बोललो आहे, अशी आठवण मंत्री छगन भुजबळ यांनी सांगितली. पुढे मंत्री भुजबळ म्हणाले," शरद पवार साहेबांचा मी आदर करतो. अलीकडे ते दोन वेळा असं म्हटलेत की, दोन उपसमित्यांमध्ये समतोल असायला पाहिजे. मराठा समाजाची समिती आहे. त्यामध्ये इतर समाजाचे लोक आहेत. तत्कालीन मुख्यमंत्री उद्धव ठाकरे सरकार यांच्या सरकारमध्येसुद्धा मराठा समिती अस्तित्वात होती. त्यावेळी त्या समितीचे मार्गदर्शक शरद पवार होते. त्यात राष्ट्रवादीच्या बाजूने अजित पवार आणि जयंत पाटील होते तर तत्कालीन शिवसेनेच्या वतीनं एकनाथ शिंदे आणि काँग्रेसच्या बाजूने बाळासाहेब थोरात आणि अशोक चव्हाण समितीत होते. आपण त्यावेळी बोलला नाही. आम्ही आमचं आरक्षण वाचवण्यासाठी झगडतो आहे. इथे इडब्ल्यूएसमधून मराठा आरक्षण असताना ओबीसीमध्ये वेगळं पाहिजे त्यावर तुम्ही बोला ना. त्यावेळी एक भूमिका, यावेळी वेगळी भूमिका असा चालायचं नाही. आम्ही आमचं आरक्षण वाचवण्यासाठी पुढे यायचंच नाही का?. शरद पवार यांना माझं सांगणं आहे, शिवसेना सोडून मी फक्त मंडल कमिशनसाठी तुमच्याकडं आलो. तुम्ही मंडल आयोग लागू केला. त्यासाठी तुमचे आभार मानले आहेत. जर आमचं आरक्षण जात असेल तर तुम्ही बोलायला नको-मंत्री, छगन भुजबळ म्हणून कोर्टात याचिका दाखल केली : मराठा ही एकच जात असेल. पण ओबीसीमध्ये 374 जाती आहेत. त्यामुळे त्या प्रत्येक जातीचं नुकसान होत आहे. म्हणून आम्ही कुणबी, माळी वंजारी समाजाच्या वतीनं हायकोर्टात याचिका दाखल केली. दोन-चार दिवसात त्याच्यावर सुनावणी होईल. राजकीय आरक्षण अघोषित आहे. त्या ठिकाणी मराठा समाज पुढारलेला आहे. म्हणून सुप्रीम कोर्टाने सांगितलं की, तुम्ही सामाजिकदृष्ट्या मागास नाही. शैक्षणिक आणि आर्थिकदृष्ट्या मागास असतील तर ईडब्ल्यूएस आरक्षण दिलं आहे. सुदैवने मागणी केल्यानंतर ओबीसी उप-समिती तयार झाली. आता त्यातदेखील वेगवेगळे मंत्री बोलायला लागले आहेत. हे बरोबर आहे की चूक आहे, याचा विचार सरकार करेल, अशी भूमिका ओबीसी नेते छगन भुजबळ यांनी स्पष्ट केली. शरद पवार सर्वपक्षीय बैठकीला का आले नाहीत?: मी शरद पवार यांच्यासह सर्वपक्षीय नेत्यांची मीटिंग बोलावली होती. त्यात शरद पवार आले नाहीत. मी त्यांना भेटायला घरी गेलो होतो. सामंजस्यानं प्रश्न सुटला पाहिजे. मग, त्या मिटींगला शरद पवार का आले नाही?, असा प्रश्न छगन भुजबळ यांनी उपस्थित केला. मुख्यमंत्र्यांनी स्पष्टपणे सांगितलं आहे की, चुकीचं प्रमाणपत्र वाटू नये. अजिबात खाडाखोड असलेले चुकीचे प्रमाणपत्र वाटायचे नाहीत, असे आमच्या समितीचे प्रमुख महसूल मंत्री चंद्रशेखर बावनकुळे यांनीसुद्धा सांगितलं आहे, असे मंत्री भुजबळ यांनी सांगितलं. हेही वाचा - For All Latest Updates TAGGED: टाटा मोटर्सनं लाँच केला टाटा एसी गोल्ड प्लस मिनी ट्रक, किंमत 5.52 लाख रुपये "हा निरपराध नागरिकांचा अपमान..." पाकिस्तानी खेळाडूच्या सेलिब्रेशनवरुन राऊतांनी केंद्र सरकारला फटकारलं मच्छिमारांना आता आठवडाभर आधीच कळणार हवामानाचा अंदाज; महाराष्ट्र सरकारनं कार्यान्वित केली विशेष यंत्रणा मुंबईत पंतप्रधान मोदींचा 'संगीतमय वाढदिवस' साजरा, 'मेरा देश पहले' कार्यक्रमाला मुख्यमंत्र्यांसह, उद्योगपती आणि बॉलीवूड कलाकारांची हजेरी शारदीय नवरात्रीत 'या' शुभ मुहूर्तावर करा घटस्थापना; जाणून घ्या शुभ मुहूर्त आणि पंचांग Oppo F31 Pro plus 5G vs F31 Pro 5G : कोणता फोन आहे किफायतशीर? गुगल क्रोममध्ये जेमिनी अपग्रेड: AI सक्षम ब्राउझिंगचा नवीन अनुभव इंडिया एआय मिशन अंतर्गत देशभरात 500 हून अधिक डेटा लॅब्सची स्थापना - अश्विनी वैष्णव कर्नाटक स्टाईल टोमॅटो चटणी; जेवणाची चव द्विगुणीत करण्यासाठी सर्वोत्तम Copyright © 2025 Ushodaya Enterprises Pvt. Ltd., All Rights Reserved.</w:t>
+      </w:r>
+    </w:p>
+    <w:p>
+      <w:pPr>
+        <w:pStyle w:val="Heading3"/>
+      </w:pPr>
+      <w:r>
+        <w:t>Article 123</w:t>
+      </w:r>
+    </w:p>
+    <w:p>
+      <w:r>
+        <w:t>Title: Maratha quota move lands Fadnavis govt in Catch-22, opens floodgates of demands</w:t>
+      </w:r>
+    </w:p>
+    <w:p>
+      <w:r>
+        <w:t xml:space="preserve">URL: </w:t>
+      </w:r>
+      <w:hyperlink r:id="rId131">
+        <w:r>
+          <w:rPr>
+            <w:color w:val="0000FF"/>
+          </w:rPr>
+          <w:t>https://indianexpress.com/article/political-pulse/maratha-quota-fadnavis-govt-catch-22-floodgates-demands-10258572/</w:t>
+        </w:r>
+      </w:hyperlink>
+    </w:p>
+    <w:p>
+      <w:r>
+        <w:t>Content: Shubhangi Khapre The Devendra Fadnavis-led Mahayuti government’s move to implement the Hyderabad Gazette and defuse the latest Maratha quota protest led by activist Manoj Jarange-Patil seems to have triggered fresh troubles for the government, which is now facing renewed reservation rows involving other communities from the Other Backward Classes (OBCs), Scheduled Castes (SCs) and Scheduled Tribes (STs). While some backward class groups fear that the inclusion of Marathas in the OBC category would eat into their share of reservation, the protesters from the Dhangar (shepherd) community have cited the Hyderabad Gazette to reinforce its demand for inclusion in the ST category. Similarly, Banjaras – currently classified under the Vimukta Jati and Nomadic Tribes (VJNT) group availing 3.5% quota under the OBC category – have sought the ST status, a move opposed by tribal outfits. “If the government can fulfil the reservation demands of others (Marathas), why is it overlooking the demand of the Dhangar community?” asked Mahadev Jankar, chief of the Rashtriya Samaj Paksh (RSP), an NDA ally that draws its support mainly from the community, which makes up around 9% of the state’s population and is seen to be influential in western and northern Maharashtra. Dhangar leaders point out that the BJP had promised to include their community in the ST category in its manifesto for the 2014 Maharashtra Assembly polls. “Ten years have gone by and no initiative has been taken in this regard,” Jankar said, warning the Fadnavis government of “serious ramifications” if their demand is not met. The Koli community – with various sub-groups like Mahadev Koli, Koli, Malhar Koli – has also demanded its inclusion among the STs, citing its mention in the Hyderabad Gazette and questioning “multiple reservations” for Marathas. Accounting for a 25-lakh population, Kolis are concentrated in Nashik, Ahmednagar, Pune districts in Maharashtra. A Banjara outfit Gor Sena’s president Sandesh Chavan said the community had enjoyed the ST status in the erstwhile Hyderabad state, demanding that it must be “immediately included” in the ST list. According to the 2011 Census, Banjaras, who number around one crore in the state, are concentrated in Washim, Yavatmal and Beed districts, and are said to be the BJP’s supporters. However, the Fadnavis government’s bigger worry stems from the point that various backward class outfits see the Hyderabad Gazette as a “backdoor entry” for Marathas into the OBC category. Some of Fadnavis’ own ministers have publicly voiced concerns in this regard. State minister and NCP leader Chhagan Bhujbal, a vocal critic of Jarange-Patil, has called the government’s Hyderabad Gazette decision to extend the Kunbi status to Marathas of Marathwada “a dangerous attempt to undermine the OBC quota”. “Ad hoc issuance of Kunbi certificates to Marathas across the state will become a reality and facilitate their entry into the OBC quota. How will the over 350 OBC communities, which are socially, educationally and financially weaker, survive? We do not support their inclusion into the OBC category,” Bhujbal said. BJP leader and state minister Chandrashekhar Bawankule, who heads the Cabinet sub-committee on the OBC quota issue, has also expressed concerns over the implementation of the Hyderabad Gazette. To end Jarange-Patil’s agitation, the Mahayuti government decided to issue a Government Resolution (GR), allowing Marathas whose family trees and lineage can be established through the Hyderabad Gazette, to obtain the Kunbi caste certificates, making them eligible for OBC reservation. The Hyderabad Gazette, a 1918 document, was compiled after the then Nizam-ruled Hyderabad state ordered information on caste, religion, occupation, and landholdings to be collected from all 17 districts under its jurisdiction. Five of these districts – Chhatrapati Sambhajinagar (then Aurangabad), Parbhani, Beed, Nanded and Dharashiv (then Osmanabad) – fall in present-day Marathwada in Maharashtra. The GR has further fuelled the row between the OBC and Maratha groups, who had already been on a collision course after the 2017-2018 Maratha agitation when rifts between them had surfaced at the village and taluka levels. “The state government is surrendering to Marathas because they resort to aggressively pushing their demands, while the OBCs are often overlooked as they lack political patronage,” an OBC leader told The Indian Express. With OBC activists taking to the streets in western Maharashtra and Marathwada, and threatening to intensify protests, Maratha leaders are also under pressure. NCP(SP) chief Sharad Pawar, who belongs to the Maratha community, accused the government of “weakening the social fabric of the state by trying to widen the divide in society”. Vanchit Bahujan Aghadi (VBA) chief Prakash Ambedkar said all political players were “exploiting the reservation plank for power”. “In the name of finding solutions, the government has further complicated things. They have managed to antagonise both Marathas and OBCs by sowing the seeds of unrest through the reservation card,” he alleged. Fadnavis, however, defended the move, saying the GR was issued to ensure justice for “each and every community.” “The Hyderabad Gazette will be implemented only after thorough scrutiny, and only eligible Marathas will be granted Kunbi status. The OBC quota will not be compromised at any cost,” he said.</w:t>
+      </w:r>
+    </w:p>
+    <w:p>
+      <w:pPr>
+        <w:pStyle w:val="Heading3"/>
+      </w:pPr>
+      <w:r>
+        <w:t>Article 124</w:t>
+      </w:r>
+    </w:p>
+    <w:p>
+      <w:r>
+        <w:t>Title: Maharashtra OBC panel orders strict scrutiny of caste certificates clears Rs 2 933cr pending funds</w:t>
+      </w:r>
+    </w:p>
+    <w:p>
+      <w:r>
+        <w:t xml:space="preserve">URL: </w:t>
+      </w:r>
+      <w:hyperlink r:id="rId132">
+        <w:r>
+          <w:rPr>
+            <w:color w:val="0000FF"/>
+          </w:rPr>
+          <w:t>https://www.theweek.in/wire-updates/national/2025/09/16/bom30-mh-obc-committee-certificates.html</w:t>
+        </w:r>
+      </w:hyperlink>
+    </w:p>
+    <w:p>
+      <w:r>
+        <w:t>Content: Mumbai, Sep 16 (PTI) The newly-formed Maharashtra cabinet sub-committee on Other Backward Classes on Tuesday directed the administration to conduct strict verification of documents to curb issuance of bogus OBC certificates and ordered release of Rs 2,933 crore in pending funds within 15 days.The directives were given at a meeting of the sub-committee headed by Revenue Minister Chandrashekhar Bawankule of the BJP held at Mantralaya in south Mumbai.Bawankule insisted no affidavits should be accepted on the basis of fake papers and all documents must be rigorously scrutinised by authorities before issuing caste certificates to eligible applicants.Under a government resolution, Maratha community members with the Kunbi (an agrarian caste) lineage can apply for OBC certificates, which will make them eligible to access Other Backward Classes reservation benefits in jobs and education.Food and Civil Supplies Minister and OBC leader Chhagan Bhujbal, a member of the panel, supported his cabinet colleague's views, stressing that use of fake documents was a "serious concern" that required firm administrative action, an official release issued after the meeting said.On financial matters, the sub-committee decided that Rs 2,933 crore pending for OBC welfare schemes be disbursed within 15 days with weekly reviews to be presented to ministers, according to the release.The panel resolved to seek an additional amount of Rs 1,750 crore in supplementary demands in December (when the state legislature will have its winter session), including Rs 1,000 crore for the OBC Corporation and Rs 750 crore for affiliated bodies, it said.The sub-committee agreed to expedite construction of hostels for OBC students in all 36 districts of Maharashtra. In 16 districts, acquisition of land will be required for the hostels, for which a separate agency is being considered, said the release.Bawankule assured scholarship arrears for students would be cleared soon.Later, when questioned by reporters about NCP leader Dhananjay Munde's comments that Banjara and Vanjara communities are the same, Bawankule noted the remarks may have stemmed from "misunderstanding" and they should not be turned into a controversy.On Opposition criticism of the state's debt burden, he retorted that Chief Minister Devendra Fadnavis, along with his deputies Eknath Shinde and Ajit Pawar, who holds the finance portfolio, were working to strengthen Maharashtra's finances and steer it towards becoming a developed state.Cabinet ministers Pankaja Munde (Environment), Atul Save (OBC Welfare), Ganesh Naik (Forest) and Dattatray Bharne (Agriculture) are also members of the sub-committee, formed in the first week of September in the midst of an agitation by Maratha quota activist Manoj Jarange in Mumbai. (This story has not been edited by THE WEEK and is auto-generated from PTI) West Bengal SSC teacher recruitment exam: Details of answer key, result announcement date and interview panel here Asia Cup: Will Pakistan boycott their fixture against United Arab Emirates? EXPLAINED 'Kantara: Chapter 1' to release in Spanish and English ITR Filing 2025: What happens if you miss the final deadline? Beware of Nano Banana AI saree trend! 'Creepy' AI edits on Google Gemini scares users; how to protect your privacy? Copyright © 2024 All rights reserved</w:t>
+      </w:r>
+    </w:p>
+    <w:p>
+      <w:pPr>
+        <w:pStyle w:val="Heading3"/>
+      </w:pPr>
+      <w:r>
+        <w:t>Article 125</w:t>
+      </w:r>
+    </w:p>
+    <w:p>
+      <w:r>
+        <w:t>Title: Chhagan Bhujbal : मराठ्यांच्या खाडाखोड करून नोंदी, भुजबळांच्या गंभीर आरोपांनी खळबळ</w:t>
+      </w:r>
+    </w:p>
+    <w:p>
+      <w:r>
+        <w:t xml:space="preserve">URL: </w:t>
+      </w:r>
+      <w:hyperlink r:id="rId133">
+        <w:r>
+          <w:rPr>
+            <w:color w:val="0000FF"/>
+          </w:rPr>
+          <w:t>https://www.tv9marathi.com/videos/chhagan-bhujbal-accused-of-fake-maratha-kunbi-caste-certificate-documents-manoj-jarange-patil-1494274.html</w:t>
+        </w:r>
+      </w:hyperlink>
+    </w:p>
+    <w:p>
+      <w:r>
+        <w:t>Content: By signing in or creating an account, you agree with Associated Broadcasting Company's Terms &amp; Conditions and Privacy Policy. ओबीसी आरक्षण उपसमितीची बैठक वादाळी ठरली. या बैठकीत महाराष्ट्र सरकारचे मंत्री छगन भुजबळ यांनी मराठा कुणबी समाजातील बोगस जात नोंदींचे पुरावे सादर केले. त्यांनी दाखवलेल्या पुराव्यानुसार, अनेक नोंदी हाताने लिहिलेल्या आणि बनावट असल्याचे दिसून आले. या पुराव्यांच्या आधारे, उपसमिती अध्यक्ष चंद्रशेखर बावनकुळे यांनी अशा बनावट कागदपत्रांच्या आधारे जात प्रमाणपत्रे देण्यास तात्काळ बंदी घातली. भुजबळ यांनी पुढे पत्रकार परिषदेत ही माहिती दिली आणि खोट्या ओबीसी जात प्रमाणपत्रांची तपासणी करण्यासाठी एक स्वतंत्र समिती नेमण्याची मागणी केली. त्यांनी न्यायमूर्ती शिंदे कमिटीच्या धर्तीवर ही समिती नेमण्याची सूचना केली.</w:t>
+      </w:r>
+    </w:p>
+    <w:p>
+      <w:pPr>
+        <w:pStyle w:val="Heading3"/>
+      </w:pPr>
+      <w:r>
+        <w:t>Article 126</w:t>
+      </w:r>
+    </w:p>
+    <w:p>
+      <w:r>
+        <w:t>Title: No headline</w:t>
+      </w:r>
+    </w:p>
+    <w:p>
+      <w:r>
+        <w:t xml:space="preserve">URL: </w:t>
+      </w:r>
+      <w:hyperlink r:id="rId134">
+        <w:r>
+          <w:rPr>
+            <w:color w:val="0000FF"/>
+          </w:rPr>
+          <w:t>https://www.deccanherald.com/amp/story/india%2Fmaharashtra%2Ftribals-in-maharashtra-can-now-lease-barren-land-to-private-entities-govt-to-bring-law-minister-3737045</w:t>
+        </w:r>
+      </w:hyperlink>
+    </w:p>
+    <w:p>
+      <w:r>
+        <w:t>Content: Chandrashekhar Bawankule Credit: PTI File Photo Mumbai: Maharashtra Revenue Minister Chandrashekhar Bawankule on Saturday said tribal farmers in the state will soon be able to lease their barren land to private entities, enabling them to generate additional income, and a law regarding this will be introduced. The Congress, however, alleged that the government's decision will benefit industrialists and lead to the exploitation of tribals. Officials said the move would not only provide tribals an opportunity to have a steady source of income but also safeguard their ownership rights. Talking to reporters in Nagpur, Bawankule said, "Tribal landowners will benefit from this decision. If a tribal farmer wants to develop his land in partnership with an industrialist, he can now approach the district collector and take the final decision. Earlier, such proposals had to be approved at Mantralaya, the state administrative headquarters in Mumbai." He, however, clarified that the proposed law will apply only to barren land and not fertile land owned by tribals. "I have received several requests from tribal landowners in Palghar and Nandurbar districts. If a private company wants to set up solar panels under a government scheme, it can enter into an agreement with the tribal landowner, who will continue to receive a fixed annual payment. Such income would not be possible from barren land," Bawankule said. He said that the proposed legislation would also safeguard tribal ownership, as even if land is leased for a longer period, the owner would continue to receive payments annually from the entity with whom the agreement is made. Earlier on Friday, the minister had said that tribal farmers will be able to lease their land directly to private parties. At present, tribal farmers are not permitted to independently enter into lease agreements with private entities. He said the proposed change aims to give them direct access to private investment and generate additional income from their holdings. According to the minister, the agreements will require the participation of the district collector to ensure transparency and fairness in the process. "The minimum lease rent will be Rs 50,000 per acre annually or Rs 1,25,000 per hectare a year. Farmers and private parties can mutually decide on a higher amount," he said. Bawankule said that tribal farmers will be allowed to enter into memoranda of understanding (MoUs) with private companies for mineral extraction if major or minor minerals are discovered on their land. Farmers would receive monetary benefits per tonne or per brass of minerals extracted, though the exact quantum of benefits is yet to be determined, he said. According to officials, a policy is being framed to enable tribal communities to secure a steady source of revenue while safeguarding their ownership rights. Until now, such transactions were tightly regulated to prevent any misuse of tribal land, often leading to delays and dependence on state-level permissions. Maharashtra Congress Legislature Party leader and former minister Vijay Wadettiwar, however, alleged that the government's decision will benefit industrialists. "This decision is basically aimed at benefiting certain industrialists and influential people who would exploit the tribals using the proposed new law," he claimed.</w:t>
+      </w:r>
+    </w:p>
+    <w:p>
+      <w:pPr>
+        <w:pStyle w:val="Heading3"/>
+      </w:pPr>
+      <w:r>
+        <w:t>Article 127</w:t>
+      </w:r>
+    </w:p>
+    <w:p>
+      <w:r>
+        <w:t>Title: For ‘Hindu-Only’ Garba, VHP Sets Entry Rules: Aadhaar, Tilak Required</w:t>
+      </w:r>
+    </w:p>
+    <w:p>
+      <w:r>
+        <w:t xml:space="preserve">URL: </w:t>
+      </w:r>
+      <w:hyperlink r:id="rId135">
+        <w:r>
+          <w:rPr>
+            <w:color w:val="0000FF"/>
+          </w:rPr>
+          <w:t>https://www.oneindia.com/india/for-hindu-only-garba-vhp-sets-entry-rules-aadhaar-tilak-required-7866187.html</w:t>
+        </w:r>
+      </w:hyperlink>
+    </w:p>
+    <w:p>
+      <w:r>
+        <w:t>Content: The Vishwa Hindu Parishad (VHP) has issued a controversial advisory for Navratri garba events in Maharashtra, stating that only Hindus should be allowed entry. The advisory recommends that organisers verify Aadhaar cards, apply tilak, and ensure participants perform puja before taking part. The VHP has also directed its members and Bajrang Dal volunteers to actively monitor garba events across the state, emphasizing the religious aspect of the festivities. AI-generated summary, reviewed by editors According to VHP national spokesperson Shriraj Nair, garba is not just a dance but a form of worship aimed at pleasing the goddess. He told PTI, "Only those who have faith in the rituals should participate. Garba is a form of worship, not entertainment. People who do not believe in the goddess should not be allowed to join." The advisory stresses that participants must undergo puja and receive tilak before joining, reinforcing the ceremonial nature of the event. Reacting to the advisory, Maharashtra BJP leader Chandrashekhar Bawankule said that organisers are within their rights to set entry rules, provided the event has police permission. BJP media chief Navnath Ban added that garba is a Hindu celebration and people from other religions should not interfere, while also criticizing Shiv Sena (UBT) leader Sanjay Raut for opposing the VHP's guidelines. Meanwhile, Maharashtra Congress Legislature Party leader Vijay Wadettiwar condemned the move, stating, "They want to set society on fire. The VHP seeks to divide society along religious lines for political gains. This is nothing new; the organisation has always aimed to destabilise the country." This year, Navratri will be celebrated from September 22 to October 1. Known for its music, dance, and devotion, garba events are a major attraction for youth and families across Maharashtra.</w:t>
+      </w:r>
+    </w:p>
+    <w:p>
+      <w:pPr>
+        <w:pStyle w:val="Heading3"/>
+      </w:pPr>
+      <w:r>
+        <w:t>Article 128</w:t>
+      </w:r>
+    </w:p>
+    <w:p>
+      <w:r>
+        <w:t>Title: Maharashtra: Infra sub-committee with 6 members including CM, Dy CMs get cabinet status</w:t>
+      </w:r>
+    </w:p>
+    <w:p>
+      <w:r>
+        <w:t xml:space="preserve">URL: </w:t>
+      </w:r>
+      <w:hyperlink r:id="rId136">
+        <w:r>
+          <w:rPr>
+            <w:color w:val="0000FF"/>
+          </w:rPr>
+          <w:t>https://indianexpress.com/article/cities/mumbai/maharashtra-infra-sub-committee-6-members-cm-dy-cms-cabinet-status-10253886/</w:t>
+        </w:r>
+      </w:hyperlink>
+    </w:p>
+    <w:p>
+      <w:r>
+        <w:t>Content: In a move aimed at providing impetus to the development of infrastructure projects in Maharashtra, the six ministers, including the Chief Minister and Deputy Chief Ministers, that form the state infrastructure sub-committee were granted Cabinet Committee status on Tuesday. Leaders in the Opposition however say that it may lead to centralisation of powers with a select few. With this decision, the infrastructure sub-committee will now function as the Cabinet Infrastructure Committee. Proposals approved by this committee will no longer need to be sent to the “larger” cabinet for approval. The decisions taken by the committee will be considered final. “This will give impetus to the development of infrastructure projects. Infrastructure development projects worth Rs 25 crore or more will be placed before this committee through the government, government undertakings, semi-government institutions and corporations,” said an official. The Chief Secretary of the state will be the Secretary of the Cabinet Infrastructure Committee, while the Additional Chief Secretary of the Planning Department will be the convener. The same procedure through which proposals are submitted for the decision of the Cabinet will be followed for the Cabinet Infrastructure Committee. The committee will be headed by Chief Minister Devendra Fadnavis. The members include Deputy CMs Ajit Pawar and Eknath Shinde as well as ministers Hasan Mushrif, Chandrashekhar Bawankule and Uday Samant. According to sources, a senior minister from the ally has already expressed unhappiness within the cabinet meeting, questioning whether the cabinet meeting would be necessary after the decision. “It will centralise the powers and decision-making process. The project cost limit being Rs 25 crore means that every infra project will go to the committee and no discussion within the larger cabinet is necessary,” said another senior minister. In other decisions, the Maharashtra Cabinet on Tuesday approved the revised design of the Bhandara-Gadchiroli controlled access expressway project and its implementation by the Maharashtra State Road Development Corporation (MSRDC). It was claimed that the project will reduce travel distance from Bhandara to Gadchiroli by 23 km and travel time to one and a half hours. The final design of the Bhandara-Gadchiroli Access Controlled Expressway has been approved as per a government decision dated December 27, 2023. The revised design of this access controlled expressway from Savarkhanda interchange of the Nagpur Gondia Access Controlled Expressway to Konkangad on State Highway 53 and the access controlled expressway from Borgaon Interchange to Ranmochan on State Highway 353D has been approved. Land acquisition for the project was also approved. A total provision of Rs 931.15 crore was approved, including Rs 534.46 crore for land acquisition and Rs 396 69 crore for interest. Stay updated with the latest - Click here to follow us on Instagram You May Like India and the US have resumed trade negotiations after the US imposed tariffs on India for buying Russian oil. The sixth round of talks will focus on recognising India's red lines and possibly increasing energy purchases from the US. Other topics include easing patent rules, data flows, and giving US firms procurement access.</w:t>
+      </w:r>
+    </w:p>
+    <w:p>
+      <w:pPr>
+        <w:pStyle w:val="Heading3"/>
+      </w:pPr>
+      <w:r>
+        <w:t>Article 129</w:t>
+      </w:r>
+    </w:p>
+    <w:p>
+      <w:r>
+        <w:t>Title: Maharashtra Cabinet Upgrades Infrastructure Sub-Committee To Full-Fledged Cabinet Panel, Enhancing Decision-Making Power</w:t>
+      </w:r>
+    </w:p>
+    <w:p>
+      <w:r>
+        <w:t xml:space="preserve">URL: </w:t>
+      </w:r>
+      <w:hyperlink r:id="rId137">
+        <w:r>
+          <w:rPr>
+            <w:color w:val="0000FF"/>
+          </w:rPr>
+          <w:t>https://www.freepressjournal.in/mumbai/maharashtra-cabinet-upgrades-infrastructure-sub-committee-to-full-fledged-cabinet-panel-enhancing-decision-making-power</w:t>
+        </w:r>
+      </w:hyperlink>
+    </w:p>
+    <w:p>
+      <w:r>
+        <w:t>Content: The state cabinet on Tuesday upgraded the cabinet sub-committee on infrastructure into a full-fledged cabinet committee, a move expected to bring major political and administrative changes. Composition of the Committee The infra sub-committee, headed by Chief Minister Devendra Fadnavis, comprises the two deputy CMs Eknath Shinde and Ajit Pawar, along with ministers Chandrashekhar Bawankule, Hasan Mushrif and Uday Samant, representing the three Mahayuti allies. The composition of the sub-committee was decided in March this year. Decision-Making Authority Increased As per the mandate, the committee evaluates each proposal for infrastructure development whose estimated cost is beyond Rs500 crore. The government resolution (GR) issued in July came with a crucial change, making it compulsory for all the state departments and authorities to submit infrastructure projects undertaken by them to the sub-committee. Earlier, authorities such as the MMRDA, CIDCO, MHADA, MSIDC, MIDC and others didn’t need to submit their proposals. The new cabinet committee will now decide on projects worth over Rs25 crore, with its decisions final and not requiring state cabinet approval. This effectively makes it the most powerful body for roads, bridges, housing, metro, mono and other urban transport projects. Political Oversight According to the sources, the decision came when the CM wanted to keep a tab on the decision-making in the urban development department (UDD) and the housing department, along with the authorities under it, such as the MMRDA, CIDCO, MHADA and SRA. Both the departments – UDD and Housing are headed by Deputy CM Ekanth Shinde besides the MSRDC.</w:t>
+      </w:r>
+    </w:p>
+    <w:p>
+      <w:pPr>
+        <w:pStyle w:val="Heading3"/>
+      </w:pPr>
+      <w:r>
+        <w:t>Article 130</w:t>
+      </w:r>
+    </w:p>
+    <w:p>
+      <w:r>
+        <w:t>Title: Nashik Kumbh Mela : भुजबळांनी बैठक गाजवली, आता मुख्यमंत्री फडणवीस घेणार कुंभ आखाड्यात उडी</w:t>
+      </w:r>
+    </w:p>
+    <w:p>
+      <w:r>
+        <w:t xml:space="preserve">URL: </w:t>
+      </w:r>
+      <w:hyperlink r:id="rId138">
+        <w:r>
+          <w:rPr>
+            <w:color w:val="0000FF"/>
+          </w:rPr>
+          <w:t>https://sarkarnama.esakal.com/maharashtra/uttar-maharashtra/chhagan-bhujbal-devendra-fadnavis-nashik-kumbh-mela-meeting-preparations-politics-gs97</w:t>
+        </w:r>
+      </w:hyperlink>
+    </w:p>
+    <w:p>
+      <w:r>
+        <w:t>Content: Nashik Politics : नाशिक-त्र्यंबकेश्वर येथे भरणारा कुंभमेळा जसजसा जवळ येऊ लागला आहे, तसतशी कुंभमेळ्याच्या नियोजनावरून सत्ताधाऱ्यांमध्ये सुरु असलेली धुसफूस समोर येऊ लागली आहे. कुंभमेळामंत्री म्हणून गिरीश महाजन काम पाहत असून महाजन हे जाणीवपूर्वक सत्ताधारी आमदारांसह जिल्ह्यातील मंत्र्यांना दूर ठेवत असल्याचे आरोप झाले. त्यातून महाजन यांना शह देण्यासाठी मागे अन्न व नागरी पुरवठामंत्री छगन भुजबळ यांनी कुंभमेळा नियोजनाचा आढावा घेण्यासाठी बैठक बोलावली होती. त्यावरुन राजकीय चर्चांना उधाण आलं होतं. स्थानिक मंत्री म्हणून मला कुंभमेळ्याचा आढावा घेण्याचा अधिकार असल्याचं भुजबळांनी म्हटलं होतं. त्यांनी अधिकाऱ्यांनाही चांगल्याच कानपिचक्या दिल्या होत्या. सत्ताधाऱ्यांमध्ये कुंभमेळा नियोजनावरुन मानपमानाचा अंक रंगत असताना आता याच कुंभ आखाड्यात मुख्यमंत्री देवेंद्र फडणवीस हे उतरणार आहेत. मुख्यमंत्री फडणवीस हे पुढच्या पंधरा दिवसांत नाशिकमध्ये आढावा बैठक घेणार आहे. त्यामुळे जिल्हाप्रशासन कामाला लागले असून कुंभमेळा संबंधित कामांच्या फायली तत्काळ मार्गी लावण्याच्या हालचाली गतिमान झाल्या आहेत. राज्याचा महसूल विभाग सेवा पंधरवडा साजरा करीत असून या उपक्रमाचा राज्यस्तरीय समारोप नाशिकमध्ये घेण्याचे नियोजन केले जात आहे. मुख्यमंत्री देवेंद्र फडणवीस, मंत्री चंद्रशेखर बावनकुळे यांच्यासह मंत्रिमंडळातील वरिष्ठ मंत्री या सोहळ्यासाठी उपस्थित राहणार आहेत. याच दौऱ्यात मुख्यमंत्री सिंहस्थ कुंभमेळ्याच्या तयारीचा आढावा घेणार असून तसे निश्चित झाल्याचे समजते आहे. तुर्तास बैठकीची तारीख व वेळ निश्चित नसली तरी यंत्रणा त्यादृष्टीने तयारीत आहे. भाजप जाणीपूर्वक कुंभमेळ्याच्या नियोजन व तयारीपासून आपल्याला दूर ठेवत असल्याची सल महायुतीचे घटकपक्ष असलेल्या राष्ट्रवादी (अजित पवार) व शिवसेना (एकनाथ शिंदे) पक्षाला लागून राहिली आहे. त्याचमुळे मंत्री भुजबळांनी बैठक घेतल्यानंतर उपमुख्यमंत्री एकनाथ शिंदे हेही आढावा बैठक घेणार असल्याचं मंत्री दादा भुसेंनी जाहीर केलं होतं. कुंभमेळ्याच्या पार्श्वभूमीवर सत्ताधाऱ्यांतील मतभेद उघड झालेले असतानाच मुख्यमंत्री स्वतः नाशिकमध्ये येऊन बैठक घेणार आहेत. दरम्यान कुंभमेळा नियोजनात सहभागी करुन घेतलं जात नाही यावरुन तेराही आखाडे व साधू-महंतांमध्येही नाराजीचा सूरू आहे. ही नाराजी दूर करण्यासाठी मुख्यमंत्र्यांनी यापूर्वीही नाशिकमध्ये साधू-महंतांशी चर्चा केली होती. तसेच त्यासंदर्भात अलिकडे जिल्हाधिकाऱ्यांनीही साधू-महंतांची भेट घेतली व चर्चा केली. नियोजनात सहभागी करून घेतानाच सूचनांची पूर्तता केली जावी अशी साधू-महंतांची इच्छा आहे. परंतु उपेक्षा कायम असल्याने साधू-महंत नाराज आहेत. त्यामुळे नाशिक दौऱ्यात मुख्यमंत्री पुन्हा एकदा साधू-महंतांशी संवाद साधत त्यांची नाराजी दूर करणार का हे पाहावे लागणार आहे. सरकारनामाचे सदस्य व्हा शॉपिंगसाठी 'सकाळ प्राईम डील्स'च्या भन्नाट ऑफर्स पाहण्यासाठी क्लिक करा. Read Latest Marathi Political News, Breaking Political News from Maharashtra, India, Pune &amp; Mumbai at Sarkarnama. To Get Live Political Marathi News on Mobile, Download the Sarkarnama Mobile App for Android and IOS. सरकारनामा आता सर्व सोशल मीडिया प्लॅटफॉर्मवर. ताज्या राजकीय घडामोडींसाठी फेसबुक, ट्विटर, इन्स्टाग्राम, शेअर चॅट, टेलिग्रामवर आणि व्हॉट्सॲप आम्हाला फॉलो करा. तसेच, सरकारनामा यूट्यूब चॅनेलला आजच सबस्क्राइब करा. Follow Us Copyright © 2025 Sakal Media Group – All Rights Reserved Powered by Quintype वेबसाईटवर ब्राउझिंगचा अनुभव सर्वोत्तम असावा, यासाठी आम्ही कुकीजचा वापर करतो. कुकीजमुळे तुम्हाला तुमच्या आवडत्या मजकुराची शिफारस करता येते. आमचे गोपनीयता आणि कुकीजसंदर्भातील धोरण तुम्हाला मान्य आहे.</w:t>
+      </w:r>
+    </w:p>
+    <w:p>
+      <w:pPr>
+        <w:pStyle w:val="Heading3"/>
+      </w:pPr>
+      <w:r>
+        <w:t>Article 131</w:t>
+      </w:r>
+    </w:p>
+    <w:p>
+      <w:r>
+        <w:t>Title: देवेंद्र फडणवीस यांनी केलेल्या सूचनांमुळे गोपीचंद पडळकर यांच्या देहबोली आणि भाषेमध्ये फरक दिसेल : भाजप नेते मंत्री चंद्रकांत पाटील</w:t>
+      </w:r>
+    </w:p>
+    <w:p>
+      <w:r>
+        <w:t xml:space="preserve">URL: </w:t>
+      </w:r>
+      <w:hyperlink r:id="rId139">
+        <w:r>
+          <w:rPr>
+            <w:color w:val="0000FF"/>
+          </w:rPr>
+          <w:t>https://www.loksatta.com/pune/ncp-sharad-pawar-leader-offensive-statement-about-jayant-patil-fadnavis-advice-change-padalkars-language-svk-88-sud-02-5388686/</w:t>
+        </w:r>
+      </w:hyperlink>
+    </w:p>
+    <w:p>
+      <w:r>
+        <w:t>Content: पुणे : भाजपचे नेते आमदार पडळकर यांनी जतमध्ये बोलताना शरद पवार गटाचे जेष्ठ नेते आमदार जयंत पाटील यांच्याबाबत काही दिवसापूर्वी आक्षेपार्ह विधान केल्याची घटना घडली होती.त्या विधानावर अनेक राजकीय प्रतिक्रिया उमटण्यास सुरुवात झाली आहे.त्या विधानाबाबत भाजपचे नेते मंत्री चंद्रकांत पाटील यांना विचारले असता ते म्हणाले,गोपीचंद पडळकर यांच्या विधानाच माझ्यासह मुख्यमंत्री देवेंद्र फडणवीस,चंद्रशेखर बावनकुळे,सदाभाऊ खोत तसेच यांच्यासह कोणत्याही नेत्यांनी समर्थन केलेल नाही. त्या विधानानंतर गोपीचंद पडळकर म्हणाले आहेत की, पंतप्रधान नरेंद्र मोदी,त्यांची आई, तसेच मुख्यमंत्री देवेंद्र फडणवीस यांची पत्नी आणि त्यांची मुलगी या सर्वावर तुम्ही बोलता,हे तुम्हाला चालत का ? त्यावेळी तुम्ही फिल्डवर का नाही उतरला असा सवाल देखील त्यांनी यावेळी उपस्थित केला. तसेच ते पुढे म्हणाले, मी गोपीचंद पडळकर यांच् समर्थन करीत नाही.त्यांनी ती भाषा वापरु नये,महाराष्ट्राची ही संस्कृती नाही.गोपीचंद हा आमचा अज्ञानधारक कार्यकर्ता आहे.देवेंद्र फडणवीस यांनी केलेल्या सूचनांमुळे उद्यापासून गोपीचंद पडळकर यांच्या देहबोली आणि भाषेमध्ये फरक दिसेल,अशी भूमिका मांडत.आता यापुढील काळात अशी कोणीच भाषा वापरु नये असे आवाहन देखील त्यांनी यावेळी केले. ‘चला हवा येऊ द्या’ या कार्यक्रमाने प्रेक्षकांच्या मनात आपली जागा निर्माण केली आहे. या कार्यक्रमाच्या सूत्रसंचलनाची जबाबदारी निलेश साबळेने सांभाळली होती. भाऊ कदम यांनी एका मुलाखतीत निलेश साबळेबद्दल गौरवोद्गार काढले आणि त्याच्या आगामी सिनेमाबद्दल माहिती दिली. भाऊ कदम म्हणाले की, निलेश साबळे प्रामाणिक आहे आणि त्याच्या यशासाठी देवाकडे प्रार्थना करत आहेत.</w:t>
+      </w:r>
+    </w:p>
+    <w:p>
+      <w:pPr>
+        <w:pStyle w:val="Heading3"/>
+      </w:pPr>
+      <w:r>
+        <w:t>Article 132</w:t>
+      </w:r>
+    </w:p>
+    <w:p>
+      <w:r>
+        <w:t>Title: जिवती तालुक्यातील हजारो हेक्टर शेतजमिनीच्या निर्वणीकरणात</w:t>
+      </w:r>
+    </w:p>
+    <w:p>
+      <w:r>
+        <w:t xml:space="preserve">URL: </w:t>
+      </w:r>
+      <w:hyperlink r:id="rId140">
+        <w:r>
+          <w:rPr>
+            <w:color w:val="0000FF"/>
+          </w:rPr>
+          <w:t>https://chandablast.com/?p=50509</w:t>
+        </w:r>
+      </w:hyperlink>
+    </w:p>
+    <w:p>
+      <w:r>
+        <w:t>Content: चांदा ब्लास्ट अहीर यांनी मानले मा. मुख्यमंत्री च महसुलमंत्र्यांचे आभार चंद्रपूर : जिवती तालुक्यातील वनक्षेत्रात समाविष्ट असलेल्या हजारो हेक्टर जमिनीबाबत या तालुक्यातील इतर मागास व अन्य प्रवर्गातील नागरिकांच्या प्राप्त तकारीनुसार निर्वगीकरण (डीफोरेस्टेशन) करून व शेतकऱ्यांवर होत असलेला अन्याय दूर करण्यासाठी, राष्ट्रीय मागासवर्ग आयोगाचे अध्यक्ष तथा पूर्व केंद्रीय गृह राज्यमंत्री हंसराज अहीर यांनी माजी आमदारद्वय अॅड. संजय घोटे व सुदर्शन निमकर यांच्या उपस्थितीत सप्टेंबर-२०२४ रोजी वेणु गोपाल रेड्डी प्रधान सचिव वने महाराष्ट्र शासन, जानेवारी २०२५ रोजी उच्चस्तरीय अधिकारी वनविभाग, एप्रिल-२०२५ रोजी डॉ. रविकिरण गोवेकर, मुख्य वनसंरक्षक, अवर सचिव महाराष्ट्र शासन मंत्रालयीन स्तरावरील वरिष्ठ अधिकारी तसेच विभागीय अधिकारी, विनय गौडा जिल्हाधिकारी चंद्रपूर, रामगांवकर जिल्हा मुख्य वनसंरक्षक श्रीकांत देशपांडे, अपर जिल्हाधिकारी, माने उपविभागीय अधिकारी राजुरा, सेंबटवाड तहसिलदार जिवती या अधिकाऱ्यांच्या समवेत वेळोवेळी मुंबई येथील सह्याद्री अतिथीगृह येथे सुनावणी घेतली होती. या सुनावणीमध्ये सन २०१५ मधील महसुल व वनविभागाचे पत्र परत घेवून या ज्वलंत समस्येवर शीघ्र तोडगा काढण्याबाबत आश्वस्त करण्यात आले होते. तसेच या कार्यवाहीबाबत हंसराज अहीर यांनी आयोगाच्या माध्यमातून वारंवार आढावा घेतला होता त्यांच्या लोकसभा मतदार संघातील हा विषय असल्याने ओबीसी व अन्य प्रवर्गातील शेतकरी व नागरिकांना न्याय मिळवून देण्याकरिता त्यांनी मा. मुख्यमंत्री, महसुलमंत्री, केंद्रीय वनमंत्री तसेच राज्याचे वनमंत्री यांचेशी सुध्दा बृहत पत्रव्यवहार व वेळोवेळी बैठका घेत, त्यांनी हा विषय मार्गी लावण्याकरिता विशेष प्रयत्न केले. अखेर मुख्यमंत्री देवेंद्र फडणवीस व महसुलमंत्री चंद्रशेखर बावनकुळे यांनी धोरणात्मक निर्णय घेत जिवती तालुक्यातील साडेआठ हजार हेक्टर जमिनीचे वनक्षेत्रातून निर्वणीकरण करण्याचा ऐतिहासिक निर्णय घेवून न्याय दिल्याने जिवती तालुक्यातील भाजपाच्या शिष्टमंडळाद्वारे सर्वश्री भाजपा तालुकाध्यक्ष दत्ता राठोड, भाजयुमो जिल्हाध्यक्ष महेश देवकते, शहराध्यक्ष राजेश राठोड, जिल्हा उपाध्यक्ष केशव केशव गिरमाजी, महामंत्री भिमराव पवार, अशपाक शेख, गोविंद टोकरे, चंद्रकांत घोटके, अनुसूचित जाती जिल्हाध्यक्ष सुबोध चिकटे यांचेसह इतरांनी दि. १३ सप्टेंबर २०२५ रोजी त्यांच्या निवासस्थानी भेट घेवून शाल व पुष्पगुच्छ देवून हंसराज अहीर यांचा सन्मान करीत जिवतीवासियांच्या वतीने आभार मानले. सुमारे ४० हजार हेक्टर जमिनी वनक्षेत्रात असल्या तरी, राज्यशासनाने घेतलेल्या या निर्णयामुळे प्रारंभिक स्तरावर ८६५० हेक्टर जमीनी वनक्षेत्रातून वगळण्यात येणार आहे. त्यामुळे जिवती तालुक्यातील हजारो शेतकऱ्यांच्या प्रदीर्घ लढ्याला यश मिळणार आहे. शासनाने या निर्वणीकरण कार्यवाहीचे पत्र नागपूर विभागीय आयुक्त व चंद्रपूर जिल्हाधिकारी कार्यालयास पाठविले असून, ही प्रकीया जलदगतीने अंमलात आणण्याचे निर्देश देण्यात आले आहे. जिवती तालुक्यातील शेतजमिनी वनक्षेत्रात समाविष्ट असल्यामुळे १९७२ व १९९१ मध्ये महसुल विभागाद्वारे भोगवटा वर्ग २ चे पट्टे मिळूनही या पट्टयांचे फेरफार नियमाच्या कचाट्यात अडकले होते. शासनाच्या विविध कल्याणकारी योजनांपासूनही या शेतकऱ्यांना वंचित व्हावे लागत होते. हंसराज अहीर यांनी ही समस्या गांभिर्याने घेवून हा प्रश्न शासन स्तरावरून धसास लावण्यात यश मिळविले असून उरलेल्या जमीनी व वसाहतीबाबत त्यांचे प्रयत्न सतत सुरू असल्याने त्यांच्या लोकहिताच्या या कार्याबद्दल जिवती तालुक्यातील नागरिकांनी व सन्मानकर्त्यांनी आभार मानत त्यांच्याप्रती कृतज्ञता व्यक्त केली आहे. हंसराज अहीर यांनी मी सुध्दा या निर्णयाबद्दल मुख्यमंत्री देवेद्र फडणवीस, महसुलमंत्री चंद्रशेखर बावनकुळे व वनमंत्री गणेश नाईक यांचे आभार मानले आहे. शेअर करा Tagsचंद्रपूर Lorem ipsum dolor sit amet, consectetur.</w:t>
+      </w:r>
+    </w:p>
+    <w:p>
+      <w:pPr>
+        <w:pStyle w:val="Heading3"/>
+      </w:pPr>
+      <w:r>
+        <w:t>Article 133</w:t>
+      </w:r>
+    </w:p>
+    <w:p>
+      <w:r>
+        <w:t>Title: SS(UBT) Fears Rigging, Tampering with Voter List in Maha Local Body Polls</w:t>
+      </w:r>
+    </w:p>
+    <w:p>
+      <w:r>
+        <w:t xml:space="preserve">URL: </w:t>
+      </w:r>
+      <w:hyperlink r:id="rId141">
+        <w:r>
+          <w:rPr>
+            <w:color w:val="0000FF"/>
+          </w:rPr>
+          <w:t>https://www.newsgram.com/politics/2025/09/18/ssubt-fears-rigging-tampering-with-voter-list-in-maha</w:t>
+        </w:r>
+      </w:hyperlink>
+    </w:p>
+    <w:p>
+      <w:r>
+        <w:t>Content: Mumbai, Sep 18: Shiv Sena Uddhav Balasaheb Thackeray (UBT) on Thursday hailed the Supreme Court’s order directing the State Election Commission to hold civic and local body elections by end of January 2026 with a clear directive that no further extension will be granted. However, the Thackeray camp in the party mouthpiece 'Saamana' has raised serious doubts whether “democracy” will be truly established in 29 Municipal Corporations including Mumbai, 32 Zilla Parishads and couple of hundred Nagar Panchayats and Nagar Parishads for over three-and-half-years due to the arbitrariness of the rulers. “It is good that the apex court has broken the government's shackles on the local and civic body elections, but will 'democracy' be truly established in these institutions? Like the Assembly elections, there is a fear of vote rigging and tampering with voter lists in these civic and local body elections as well. What is the guarantee that it will not happen in the ensuing elections? "Is there a conspiracy behind bringing 25,000 EVMs from Madhya Pradesh here, citing the shortage of EVMs? Whether the decision not to use VVPAT machines has been taken with this purpose (of procuring EVMs from Madhya Pradesh)?” asked the Thackeray camp. It further argued that the administration is being carried out through the administrators appointed by the government and the "looting of local and civic bodies was going on through administrators during this period." SS(UBT) claimed that for all these years elections were being deliberately delayed by giving reasons like ward composition, shortage of EVMs and school exams. It stated that the final deadline set by the Supreme Court for completing the election process in these civic and local bodies by January 2026 is quite appropriate. "The public should thank the judiciary for its decision as it has exposed the inaction and inefficiency of the State Election Commission. “The main reason behind postponing the elections was the fear of defeat of the ruling alliance. The elections were being postponed by waiting for the right moment,” said the editorial. The Thackeray camp reiterated that there is no elected body in these civic and local bodies for over three-and-half years due to the arbitrariness of the ruling alliance. According to the editorial, when the issue of these elections was raised, the ruling alliance would give some reasons by postponing the polls with new excuses. Despite the apex court’s order delivered in May to complete the election process by October 31 this year, the Fadnavis-Shinde group did not act and gave the excuse of formation of wards in these bodies. The Thackeray camp took a dig at Revenue Minister Chandrashekhar Bawankule for his statement that the State Election Commission will carry out the poll process as per the deadline given by the court and asked “with what face is he talking about the deadline when they were postponing these elections for over three-and-half years?” (IANS/NS) Subscribe to our channels on YouTube and WhatsApp @NewsGram</w:t>
+      </w:r>
+    </w:p>
+    <w:p>
+      <w:pPr>
+        <w:pStyle w:val="Heading3"/>
+      </w:pPr>
+      <w:r>
+        <w:t>Article 134</w:t>
+      </w:r>
+    </w:p>
+    <w:p>
+      <w:r>
+        <w:t>Title: केंद्रीय निवडणूक आयोगाचे 'मत चोरी' करणाऱ्या दरोडेखोरांना संरक्षण कशासाठी?</w:t>
+      </w:r>
+    </w:p>
+    <w:p>
+      <w:r>
+        <w:t xml:space="preserve">URL: </w:t>
+      </w:r>
+      <w:hyperlink r:id="rId142">
+        <w:r>
+          <w:rPr>
+            <w:color w:val="0000FF"/>
+          </w:rPr>
+          <w:t>https://www.indiejournal.in/article/sakshep-eci-vote-chori-controversy</w:t>
+        </w:r>
+      </w:hyperlink>
+    </w:p>
+    <w:p>
+      <w:r>
+        <w:t>Content: साक्षेप सदर लोकशाहीची हत्या होत असताना लोकशाही वाचवण्याची जबाबदारी असलेली संस्था इतक्या शांततेच मत चोरी का होऊ देतेय? हे उघड गुपित आहे. १९ सप्टेंबर २०२५ रोजी लोकसभेचे प्रतिपक्ष नेता राहुल गांधी यांनी दिल्लीतील इंदिरा भवन येथे पत्रकार परीषद घेत थेट केंद्रीय निवडणूक आयोगावर हल्ला चढवला. लोकशाहीचा पाया पोखरुन खिळखिळा करणाऱ्या 'मत चोरी' च्या कारखान्याला निवडणूक आयोगाचा थेट आशीर्वाद असल्याचा आरोप राहुलनी केला. कर्नाटकातील आळंद मतदारसंघात ६,०१८ मतदारांची नावे काढली गेली, तर महाराष्ट्रातील राजूरा येथे हजारो मतदारांची हेराफेरी झाली. हजारो मतदारांची नावे सेंट्रलाइज्ड सॉफ्टवेअरद्वारे एकाच ठिकाणाहून डिलीट केली गेली. ही नावे प्रामुख्याने काँग्रेसला मतदान करणाऱ्या मतदारांची होती. हे सर्व निवडणूक आयोगाच्या अंतर्गत सहभागाने घडले असून, फोन नंबर, ओटीपी आणि आयपी अॅड्रेस यांसारखा डिजिटल पुरावा आयोगाकडे आहे, परंतु तो उघड केला जात नाही. याउलट निवडणूक आयोग संरक्षण देत आहे, असं राहुलनी म्हटलं. हाच प्रकार उत्तर प्रदेश, हरियाणा आणि महाराष्ट्रात मोठ्या प्रमाणावर घडला. नेहमीप्रमाणे निवडणूक आयोगाच्या आधी सत्ताधारी भाजपाने या आरोपांना निराधार ठरवल्यानंतर, निवडणूक आयोगानेही या आरोपांना 'असत्य आणि निराधार' म्हटले. पण पुरावे बोलत आहेत. हे आरोप केवळ एका नेत्याचे किंवा पक्षाचे नाहीत. अनेकांकडे याबाबतचे पुरावे असतानाही निवडणूक आयोग कारवाई न करता बघ्याची भूमिका घेत असल्याने हा प्रकार भारतीय लोकशाहीच्या मुळावर केलेला हल्ला असल्याचे मान्य करावे लागते. शिवाय याबाबत निवडणूक आयोगाच्या चुका इतक्या गंभीर आहेत की, त्या नजरेआड करता येणार नाहीत. कर्नाटकातील आळंद मतदारसंघात २०२३ च्या विधानसभा निवडणुकीपूर्वी ५,९९४ मतदारांची नावे फॉर्म ७ च्या नावाखाली काढली गेली. हे सर्व काँग्रेस समर्थक मतदार होते. मतदान नोंदणी अधिकाऱ्याने (बीएलओ) आपल्या चुलत भावाचे नाव मतदार यादीतून कमी केल्याचे शोधून काढले, तेव्हा हा घोटाळा उघड झाला. कर्नाटक सीआयडीने याचा तपास करत असताना निवडणूक आयोगाला १८ महिन्यांत सुमारे १८ पत्रे लिहिली, पण आयोगाने एकाही पत्राचे उत्तर दिलेले नाही. नावे डिलीट करणे, वाढवणे यासाठी वापरले गेलेले फोन नंबर, ओटीपी ट्रेल्स, आयपी अॅड्रेस वगैरे सर्व डेटा निवडणूक आयोगाकडे आहे. पण निवडणूक आयोग हा डेटाच देत नसल्याने राहुल गांधींचे आरोप सत्यात उतरतात व निवडणूक आयोग मतचोरीला संरक्षण देत असल्याचे उघड होते. राहुलनी पत्रकार परीषदेत गोदाबाई, सूर्यकांत आणि नागराज अशा तीन व्यक्तींची सप्रमाण उदाहरणांचे सादरीकरण केले. या सर्वांच्या नावे इतर राज्यात बसून कोणीतरी मतदारांची नावे सॉफ्टवेअर वापरुन सेंट्रलाइज्ड लोकेशनवरून डिलीट करते किंवा वाढवते. मात्र निवडणूक आयोगाच्या सोशल मेडीया पोस्ट अशा दाव्यांना 'मिसलीड' म्हणून दाखवतात. वास्तविक निवडणूक आयोगच स्वतः लोकशाहीला मिसलीड करत आहे. निवडणूक आयोग भारतीय मतदारांना राहुल गांधी चुकत आहेत आणि आयोग योग्य आहे, हे पटवून देऊ शकत नाही ही शोकांतिका आणि आयोगाचे आजवरचे सर्वांत मोठे अपयश आहे. अशाच प्रकारे २०२४ च्या लोकसभा निवडणुकीत महादेवपुरा विधानसभा मतदारसंघातील सावळा गोंधळ निवडणूक आयोगाने नाकारला, पण तेव्हाही पुरावे बोलत होते. उपराष्ट्रपती पदाच्या निवडणूकीत महिला खासदारांना मतदान करताना संपूर्ण जगाने पाहीले. मतदान करणारी कोणतीही स्त्री मतदान कक्षात बुरखा घालून, हेल्मेट घालून किंवा स्कार्फ बांधून मतदान करु शकत नाही. एटीएमच्या बाबतीतही हेच लागू होते. अशावेळी महिलांच्या गोपनीयतेचा भंग होत नाही. मात्र निवडणूक प्रक्रीयेचे सीसीटिव्ही फुटेज सार्वजनिक केल्याने महिलांच्या गोपनीयतेचा भंग होतो, असा मुख्य निवडणूक आयुक्तांचा दावा उघडपणे मत चोरीवरती पांघरुण घालणारा आहे. याआधीच्या मुख्य निवडणूक आयुक्तांनीही सीसीटीव्ही फुटेज पाहण्यासाठी ३,६०० तास लागतील म्हणून फुटेज देत नसल्याचे जाहीरपणे सांगितले होते. या सर्वावरुन हेच स्पष्ट होते की मतचोरी होतीये आणि निवडणूक आयोग मतचोरी करणारांना पाठीशी घालतोय. याच निवडणूक आयोगाने ईव्हीएम मतमोजणीत हरीयाणाच्या बुआना लाखू ग्रामपंचायतीचे सरपंच पदाचे उमेदवार मोहीत कुमार यांना पराभूत केले होते. सर्वोच्च न्यायालयाने स्वतःच्या देखरेखीखाली फेरमतमोजणी केल्यानंतर तब्बल ३ वर्षांनी मोहीत कुमार विजयी झाले. न्यायालयाने मोहित कुमार यांना विजयी घोषित करून निवडणूक आयोगाचा मूळ निकाल रद्द केला. म्हणजे निवडणूक आयोग चुका करतेय हे न्यायालयात सिध्द झाले आहे. त्याहीपुढे जावून केंद्रीय निवडणूक आयोग कर्नाटक सीआयडीच्या १८ पत्रांना उत्तर देत नाही ही केवळ उदासीनता नाही, तर सक्रिय संरक्षण आहे हे उघड सत्य आहे. आयोगाकडून डिजिटल ट्रेल लपवणे, फोन नंबर, ओटीपी ट्रेल, आयपी अॅड्रेस उघड न करणे म्हणजे अपराधाला पाठीशी घालणे. यामुळेच सीएसडीएसच्या २०२५ सर्वेक्षणानुसार, उत्तर प्रदेशात निवडणूक आयोगावर विश्वास नसणाऱ्यांची टक्केवारी ११% वरून थेट ३१% झाली. हे आयोगाचे अपयश नाही का? महाराष्ट्रातील कराड दक्षिण विधानसभा मतदारसंघात कापील या गावचे नागरिक नसलेल्या ९ जणांनी बोगस दस्तऐवजांच्या आधारे मतदार म्हणून नोंदणी केली. निवडणूक आयोगाने फक्त आधार कार्डाच्या आधारे नियमबाह्य पध्दतीने हे मतदान नोंदवून घेतले. वास्तविक निवडणूक आयोगाच्या नियमानुसार जन्माचा पुरावा, पत्त्याचा पुरावा, रहिवासी दाखला, कौटुंबिक नातेसंबंधाचा पुरावा, तसेच आधीच्या गावातील/शहरातील मतदार यादीतील नाव कमी केल्याचा पुरावा, इ. कागदपत्रांची पूर्तता करणे आवश्यक आहे. मात्र या सर्व संविधानिक कार्यपध्दतीस बगल देवून बीएलओ व मतदार नोंदणी अधिकाऱ्यांनी घटनाबाह्य पध्दतीने मतदार नोंदणी केल्याचे या घटनेतून उघड होते. कापीलचे सामाजिक कार्यकर्ते गणेश पवार यांनी माहितीचा अधिकार वापरुन या ९ मतदारांची कागदपत्रे मिळवली असून यापैकी एकही जण कापील गावचा रहीवासी नाही. किंवा कापील गावात तात्पुरत्या स्वरुपात स्थायिक झालेला नाही. यापैकी एकानेही आधीच्या गावातील मतदान कमी केल्याचा पुरावा सादर केलेला नव्हता. त्यामुळे गणेश पवार यांनी याबाबत प्रशासनाकडे तक्रार दाखल करुन संबंधित ९ मतदार कापील गावचे रहिवासी असलेबाबतचा खुलासा मागितला होता. त्यानुसार तहसील कार्यालयाने या ९ मतांची चौकशी करुन पंचनामा तयार केला. या पंचनाम्यात हे ९ मतदार कापील गावचे रहीवाशी नसल्याचे उघड झाले. मात्र तरीही निवडणूक आयोग अशा मतदारांवर ठोस कारवाई करत नाही. राज्याचे मंत्री चंद्रशेखर बावनकुळे यांच्या कामठी विधानसभा मतदारसंघातील कोराडी येथील मंगेश सुधाकर देशमुख यांचे नाव मतदार यादीतून भास्कर दौंड या व्यक्तीने परस्पर हटवून हिंगणा विधानसभा मतदारसंघाच्या यादीत समाविष्ट केले. हे उघड झाल्यावर तक्रारीच्या सात महिन्यांनंतर गुन्हा दाखल झाला पण तपास जैसे थे. व कर्तव्यात कसूर करणारे मतदान नोंदणी अधिकारी मोकाट. तर चंद्रपूर मधील राजुरा विधानसभा मतदारसंघात निवडणूक आयोगाच्या वेबसाईटचा वापर करुन ऑनलाइन प्रणालीद्वारे बोगस मतदार नोंदणीचा प्रकार उघडकीस आल्याने राजुरा तहसीलदार यांनीच स्वतः १९ ऑक्टोबर २०२४ रोजी राजुरा पोलिस स्टेशनमध्ये एफआर दाखल केली (एफआयआर क्रमांक ०६२९). तहसीलदार हे स्थानिक पातळीवर निवडणूक प्रक्रियेचे प्रमुख अधिकारी असतात. त्यांनी स्वतः एफआयर दाखल करणे हे दर्शवते की हा प्रकार किती गंभीर स्वरुपाचा आहे. राहुल गांधींनी १८ सप्टेंबरच्या पत्रकार परीषदेत त्याचाच खुलासा केला आहे. ऑलरेडी निवडणूक आयोगाच्या प्रक्रीयेचे प्रमुख असलेले तहसीलदार यांनी दाखल केलेली एफआयआर खोटी आहे हे निवडणूक आयोगाने सांगणे यासारखा जगात दुसरा कोणताही मुर्खपणा नाही. निवडणूक आयोगास याची कल्पना तरी आहे का? हा खरा मुद्दा आहे. राहुल गांधी यांनी यापूर्वीही ७ ऑगस्ट रोजी अशाच प्रकारची पत्रकार परिषद घेऊन महाराष्ट्र, हरीयाणा व कर्नाटक राज्यातील निवडणूकांत बोगस मतदानाच्या आधारे भाजपला निवडणूक जिंकता आली याची कार्यपद्धती दाखवून दिली होती. महादेवपुरा विधानसभा मतदारसंघात राहुलनी सादर केलेल्या पुराव्यांनुसार, मतदार यादीद्वारे ५ प्रकारच्या मतांच्या चोरीची पोलखोल केली होती. त्यानुसार (१) बोगस (दुबार) मतदार (२) खोटे आणि अवैध पत्ते असलेले मतदार (३) एकाच पत्त्यावर अनेक मतदार (४) अवैध किंवा फोटो नसलेले मतदार (५) फॉर्म क्रमांक ६ चा गैरवापर करुन नोंदणी केलेले नवीन मतदार यांची पोलखोल निवडणूक आयोगाने दिलेल्या मतदार यादीचे विश्लेषण करुन केली होती. त्यात महादेवपुरामध्ये एकूण १,००,२५० मतदारांचा बोगसपणा उघड झाला होता. या मतदारसंघातील मतदार तपासणी करण्यासाठी सुमारे ६ महिन्यांपेक्षा अधिक काळ गेला. हा वेळ वाचवण्यासाठी काँग्रेस पक्ष निवडणूक आयोगाकडे डिजिटल मतदार यादीची मागणी करत आहे. परंतू, स्वतःला निस्पक्ष म्हणवणारा आयोग डिजीटल इंडिया उपक्रमाला काळं फासून कागदावरील मतदार यादी देतो. सीसीटीव्ही कॅमेर्‍यांच्या निगराणीत मतदान प्रक्रिया पार पाडण्याने निवडणूकीतील गैरप्रकार सहज सापडतात म्हणूनच सीसीटीव्ही लावले जातात. मात्र निवडणूक आयोग हा डेटा देखील नियम करुन ४५ दिवसात नष्ट करत आहे. ज्याला कर नाही त्याला डर कशाला? डिजीटल डेटा न देणे आणि पारदर्शकतेचा अभाव यातून निवडणूक आयोग मत चोरांच्या तालावर नाचत असल्याचे स्पष्ट होते. निवडणूक आयोगाकडे स्वतःची भूमिका स्पष्ट करण्यासाठी प्रवक्ते व अधिकारी उपलब्ध आहेत. पण जेव्हा प्रतिपक्ष नेता राहुल गांधी निवडणूक आयोगाच्या गलथान कारभारावर प्रश्नचिन्ह उपस्थित करतात. तेव्हा देशभरातील भाजपाचे मंत्री विद्युतवेगाने आयोगाची बाजू तावातावाने मांडतात. यातून जनतेला जे समजायचं ते जनता समजत आहे. आता निवडणूक आयोगाने आपली विश्वासार्हता सांभाळणे महत्वाचे आहे. यावर राहुल गांधी न्यायालयात का जात नाहीत? हा मुद्दा अतिशय बालीशपणाचा आहे. राहुल गांधी यांनी न्यायालयात जाण्याऐवजी निवडणूक आयोगाने किंवा सरकारने स्वतः न्यायालयात जावून राहुल गांधी खोटं बोलत असल्याचे सिध्द करणे आवश्यक आहे. युपीए-२ सरकारमध्ये भाजपा विरोधी पक्षात होती. त्यांनी आरोप केलेल्या सर्वांचे राजीनामे काँग्रेसने घेतले. सरकार स्वतः न्यायालयात गेले. गेल्या ११ वर्षांत त्यापैकी एका आरोपाची सत्यता सिध्द झाली नाही. सर्व निर्दोष सुटले. आता न्यायालयात जाण्याची नैतिक जबाबदारी भाजपाची आहे. भाजपा जर न्यायालयात जात नसेल तर मत चोर कोण? हे आपोआपच सिध्द होईल. आता सत्वपरीक्षा निवडणूक आयोगापेक्षा भाजपाला द्यावी लागणार आहे असे चित्र स्वतः भाजपा नेते निर्माण करत आहेत. याला खाई त्याला खवखवे असे म्हणायचे का? हे आपण भारतीयांनी ठरवायचे आहे.</w:t>
+      </w:r>
+    </w:p>
+    <w:p>
+      <w:pPr>
+        <w:pStyle w:val="Heading3"/>
+      </w:pPr>
+      <w:r>
+        <w:t>Article 135</w:t>
+      </w:r>
+    </w:p>
+    <w:p>
+      <w:r>
+        <w:t>Title: Congress: २०१४ पासून मराठा समाजाला देण्यात आलेल्या कुणबी जात प्रमाणपत्रांची माहिती उपलब्ध करून द्या – विजय वडेट्टीवर</w:t>
+      </w:r>
+    </w:p>
+    <w:p>
+      <w:r>
+        <w:t xml:space="preserve">URL: </w:t>
+      </w:r>
+      <w:hyperlink r:id="rId143">
+        <w:r>
+          <w:rPr>
+            <w:color w:val="0000FF"/>
+          </w:rPr>
+          <w:t>https://ratnagirikhabardar.com/news/79889/</w:t>
+        </w:r>
+      </w:hyperlink>
+    </w:p>
+    <w:p>
+      <w:r>
+        <w:t>Content: मुंबई – राज्य सरकारने नियुक्त केलेल्या ओबीसी उपसमितीच्या सदस्या आणि मंत्री पंकजा मुंडे यांनी समितीच्या पहिल्याच बैठकीत आतापर्यंत मराठा समाजाला जे कुणबी, मराठा कुणबी,कुणबी मराठा दाखले दिले त्याची श्वेतपत्रिका काढण्याबाबत समितीचे एकमत झाल्याची भूमिका मांडली आहे. याबाबत सरकारने काय कारवाई केली, अशी विचारणा काँग्रेसचे नेते विजय वडेट्टीवर यांनी केली आहे. राज्याचे इतर मागासवर्गीय व बहुजन कल्याण मंत्री अतुल सावे यांना काँग्रेसचे ज्येष्ठ नेते विजय वडेट्टीवार यांनी पत्र लिहिले आहे. या पत्रात त्यांनी सरकारची श्वेतपत्रिकाबाबत काय भूमिका आहे हा प्रश्न उपस्थित केला आहे. उपसमितीचे अध्यक्ष महसूल मंत्री चंद्रशेखर बावनकुळे असून ज्येष्ठ मंत्री भुजबळ देखील या समितीत आहे. समितीमध्ये श्वेतपत्रिका काढण्याच्या मागणीबाबत एकमत झाले असेल तर याबाबत सरकारने कारवाई केली का? केली तर काय कारवाई केली अशी विचारणा वडेट्टीवर यांनी पत्रातून केली आहे. तसेच विधिमंडळ नेते वडेट्टीवार यांनी राज्यातील जिल्हाधिकाऱ्यांना पत्र लिहून २०१४ पासून तालुका पातळीवर, वर्ष निहाय मराठा समाजाला देण्यात आलेल्या कुणबी जात प्रमाणपत्रांची माहिती उपलब्ध करून देण्याची मागणी केली आहे. राज्यात आतापर्यंत उपलब्ध करून देण्यात आलेली जात प्रमाणपत्रे यांची माहिती डिजिटल स्वरूपात देण्याची मागणी वडेट्टीवार यांनी पत्रात केली आहे. राज्य सरकारने काढलेल्या शासन निर्णयामुळे ओबीसी समाजाच्या आरक्षणावर गदा येणार आहे अस असताना आतापर्यंत किती प्रमाणपत्रांचे वाटप झाले याची माहिती काँग्रेस विधिमंडळ नेते वडेट्टीवार यांनी पत्र लिहून मागितली आहे. दैनिक रत्नागिरी खबरदारISO 9001:2015 CERTIFIED(RNI NO. MAHMAR/2013/57411)शासनमान्य रजिस्टर न्यूजपेपर12:18 19-09-2025</w:t>
+      </w:r>
+    </w:p>
+    <w:p>
+      <w:pPr>
+        <w:pStyle w:val="Heading3"/>
+      </w:pPr>
+      <w:r>
+        <w:t>Article 136</w:t>
+      </w:r>
+    </w:p>
+    <w:p>
+      <w:r>
+        <w:t>Title: SS(UBT) fears rigging, tampering with voter list in Maha local body polls</w:t>
+      </w:r>
+    </w:p>
+    <w:p>
+      <w:r>
+        <w:t xml:space="preserve">URL: </w:t>
+      </w:r>
+      <w:hyperlink r:id="rId144">
+        <w:r>
+          <w:rPr>
+            <w:color w:val="0000FF"/>
+          </w:rPr>
+          <w:t>https://www.socialnews.xyz/2025/09/18/ssubt-fears-rigging-tampering-with-voter-list-in-maha-local-body-polls/?utm_source=rss&amp;utm_medium=rss&amp;utm_campaign=ssubt-fears-rigging-tampering-with-voter-list-in-maha-local-body-polls</w:t>
+        </w:r>
+      </w:hyperlink>
+    </w:p>
+    <w:p>
+      <w:r>
+        <w:t>Content: Home » National » SS(UBT) fears rigging, tampering with voter list in Maha local body polls Posted By: Gopi September 18, 2025 Mumbai, Sep 18 (SocialNews.XYZ) Shiv Sena Uddhav Balasaheb Thackeray (UBT) on Thursday hailed the Supreme Court’s order directing the State Election Commission to hold civic and local body elections by end of January 2026 with a clear directive that no further extension will be granted. However, the Thackeray camp in the party mouthpiece 'Saamana' has raised serious doubts whether “democracy” will be truly established in 29 Municipal Corporations including Mumbai, 32 Zilla Parishads and couple of hundred Nagar Panchayats and Nagar Parishads for over three-and-half-years due to the arbitrariness of the rulers. “It is good that the apex court has broken the government's shackles on the local and civic body elections, but will 'democracy' be truly established in these institutions? Like the Assembly elections, there is a fear of vote rigging and tampering with voter lists in these civic and local body elections as well. What is the guarantee that it will not happen in the ensuing elections? "Is there a conspiracy behind bringing 25,000 EVMs from Madhya Pradesh here, citing the shortage of EVMs? Whether the decision not to use VVPAT machines has been taken with this purpose (of procuring EVMs from Madhya Pradesh)?” asked the Thackeray camp. It further argued that the administration is being carried out through the administrators appointed by the government and the "looting of local and civic bodies was going on through administrators during this period." SS(UBT) claimed that for all these years elections were being deliberately delayed by giving reasons like ward composition, shortage of EVMs and school exams. It stated that the final deadline set by the Supreme Court for completing the election process in these civic and local bodies by January 2026 is quite appropriate. "The public should thank the judiciary for its decision as it has exposed the inaction and inefficiency of the State Election Commission. “The main reason behind postponing the elections was the fear of defeat of the ruling alliance. The elections were being postponed by waiting for the right moment,” said the editorial. The Thackeray camp reiterated that there is no elected body in these civic and local bodies for over three-and-half years due to the arbitrariness of the ruling alliance. According to the editorial, when the issue of these elections was raised, the ruling alliance would give some reasons by postponing the polls with new excuses. Despite the apex court’s order delivered in May to complete the election process by October 31 this year, the Fadnavis-Shinde group did not act and gave the excuse of formation of wards in these bodies. The Thackeray camp took a dig at Revenue Minister Chandrashekhar Bawankule for his statement that the State Election Commission will carry out the poll process as per the deadline given by the court and asked “with what face is he talking about the deadline when they were postponing these elections for over three-and-half years?” Source: IANS Gopi Adusumilli is a Programmer. He is the editor of SocialNews.XYZ and President of AGK Fire Inc. He enjoys designing websites, developing mobile applications and publishing news articles on current events from various authenticated news sources. When it comes to writing he likes to write about current world politics and Indian Movies. His future plans include developing SocialNews.XYZ into a News website that has no bias or judgment towards any. He can be reached at gopi@socialnews.xyzMail | Web | Twitter Gopi Adusumilli is a Programmer. He is the editor of SocialNews.XYZ and President of AGK Fire Inc. He enjoys designing websites, developing mobile applications and publishing news articles on current events from various authenticated news sources. When it comes to writing he likes to write about current world politics and Indian Movies. His future plans include developing SocialNews.XYZ into a News website that has no bias or judgment towards any. He can be reached at gopi@socialnews.xyz Copyright 2025 | AGK FIRE INC| Terms of Service / Privacy Policy | Contact Us</w:t>
+      </w:r>
+    </w:p>
+    <w:p>
+      <w:pPr>
+        <w:pStyle w:val="Heading3"/>
+      </w:pPr>
+      <w:r>
+        <w:t>Article 137</w:t>
+      </w:r>
+    </w:p>
+    <w:p>
+      <w:r>
+        <w:t>Title: 7,500 Students Take Cleanliness Pledge in Pune to Mark PM Modi’s 75th Birthday</w:t>
+      </w:r>
+    </w:p>
+    <w:p>
+      <w:r>
+        <w:t xml:space="preserve">URL: </w:t>
+      </w:r>
+      <w:hyperlink r:id="rId145">
+        <w:r>
+          <w:rPr>
+            <w:color w:val="0000FF"/>
+          </w:rPr>
+          <w:t>https://punemirror.com/city/pune/7500-students-take-cleanliness-pledge-in-pune-to-mark-pm-modis-75th-birthday/</w:t>
+        </w:r>
+      </w:hyperlink>
+    </w:p>
+    <w:p>
+      <w:r>
+        <w:t>Content: Share Clean surroundings are vital to enhancing quality of life and safeguarding public health — and the responsibility doesn’t rest with the government alone. Every citizen has a role to play in maintaining cleanliness. This was the resounding message delivered by Revenue Minister Chandrashekhar Bawankule during a large-scale public event in Pune, where 7,500 students took a collective cleanliness pledge to mark Prime Minister Narendra Modi’s 75th birthday. The initiative, held under the banner of the ‘Swachh Sundar Vikasit Kasba Mission’, was conceptualised by Kasba MLA Hemant Rasane and jointly implemented with the Deccan Education Society. The event witnessed enthusiastic participation from thousands of students and teachers, along with notable figures including former Union Environment Minister Prakash Javadekar, BJP state general secretary Rajesh Pande, Municipal Commissioner Naval Kishore Ram, MLA Vikrant Patil, Deccan Education Society vice president Ashok Palande, senior BJP leaders, school principals, and academic staff. Addressing the assembled crowd, Rasane said, “Prime Minister Modi dreams of a developed India by 2047. To realise his vision of a cleaner, more progressive nation, every citizen must take ownership. The ‘Swachh Sundar Vikasit Kasba’ initiative is more than just a pledge — it’s a statement to society. Today, alongside thousands of students, we’ve resolved to make Pune the cleanest city in the country by his next birthday.” The pledge served as a powerful reminder that a cleaner India begins not with policies, but with the collective will of its people. Read more Latest Town Talk - Where voices unite, stories flourish, and community thrives through open dialogue and meaningful connections. Company Trending Tags © Pune Times Mirror</w:t>
+      </w:r>
+    </w:p>
+    <w:p>
+      <w:pPr>
+        <w:pStyle w:val="Heading3"/>
+      </w:pPr>
+      <w:r>
+        <w:t>Article 138</w:t>
+      </w:r>
+    </w:p>
+    <w:p>
+      <w:r>
+        <w:t>Title: VHP Says Only Hindus Should Be Allowed at Garba, Sparks Political Row in Maharashtra</w:t>
+      </w:r>
+    </w:p>
+    <w:p>
+      <w:r>
+        <w:t xml:space="preserve">URL: </w:t>
+      </w:r>
+      <w:hyperlink r:id="rId146">
+        <w:r>
+          <w:rPr>
+            <w:color w:val="0000FF"/>
+          </w:rPr>
+          <w:t>https://www.outlookindia.com/amp/story/national/vhp-says-only-hindus-should-be-allowed-at-garba-sparks-political-row-in-maharashtra</w:t>
+        </w:r>
+      </w:hyperlink>
+    </w:p>
+    <w:p>
+      <w:r>
+        <w:t>Content: Connect with us Updated on: 20 September 2025 3:51 pm VHP issues advisory for garba organisers to allow only Hindus, check Aadhaar, and enforce religious rituals. Maharashtra BJP leaders say organisers have the right to set entry conditions if police-approved. Congress’ Vijay Wadettiwar slams VHP for attempting to divide society and “set it on fire.” The Vishva Hindu Parishad on Saturday said only Hindus must be given entry to 'garba' events marking Navratri and advised organisers to check the Aadhaar card of entrants for identification. While Maharashtra minister and senior BJP leader Chandrashekhar Bawankule said organisers have the right to set conditions of entry at an event, provided it is being held with police permission, the Congress' Vijay Wadettiwar slammed the VHP for wanting to "set society on fire". Navratri, among the most patronised festivals in the state, will be observed from September 22 to October 1. "Garba is not merely a dance but a form of worship to please the goddess. They (apparent reference to Muslims) do not believe in idol worship. Only those having faith in the rituals must be allowed to participate," VHP national spokesperson Shriraj Nair told PTI. He said the VHP has issued advisories asking garba event organisers to check Aadhaar cards at entry points, apply 'tilak' on participants and ensure they perform puja before entering. "VHP and Bajrang Dal workers will monitor the events. Garba is a form of worship, not entertainment. Those who do not have faith in the goddess should not be part of it," Nair added. Reacting to the VHP's stand, Bawankule said it was within the rights of the organising committees to impose such (entry) restrictions. "That is their right. The only decisive factor is whether the event has police permission. The organising committees must take decisions based on that," Bawankule told reporters. Maharashtra BJP media chief Navnath Ban, responding to a query on the VHP's announcement, emphasised garba was a Hindu event and "those from other religions should not interfere while Hindus perform garba and worship the goddess". "We worship the goddess, who is like our mother," he said while also slamming Shiv Sena (UBT) leader Sanjay Raut for opposing the VHP's stand. He is opposing it with an eye on the votes of a particular community but people will not spare him or his party, Ban said further attacking Raut. Speaking on the issue, Maharashtra Congress Legislature Party leader and former state minister Vijay Wadettiwar said, "They (VHP) want to set society on fire. They want to divide society over religion and reap political benefits out of it. What VHP has said is nothing new. The organisation is born with an intention to destabilise the country." Such a stand by organisations like the VHP shakes the "unity in diversity" foundation of India, Wadettiwar claimed while alleging that it also reflects the stand of the government. BJP's Ban hit back saying Wadettiwar should know that it is Congress which has a history of dividing people. "They are the ones who caused rifts in society. The Maha Vikas Aghadi government (of which the Congress was a part) failed to protect Maratha reservation," Ban claimed. Tags</w:t>
       </w:r>
     </w:p>
     <w:sectPr>

--- a/Output/Chandrashekhar Bawankule/extracted_links_Chandrashekhar Bawankule_News_Content.docx
+++ b/Output/Chandrashekhar Bawankule/extracted_links_Chandrashekhar Bawankule_News_Content.docx
@@ -43,7 +43,7 @@
     </w:p>
     <w:p>
       <w:r>
-        <w:t>Title: Chandrashekhar Bawankule : आदिवासींची जमीन गैर आदिवासींना भाडेतत्त्वावर देण्याच्या वक्तव्यावरून महसूलमंत्र्यांचा यू-टर्न; चंद्रशेखर बावनकुळे स्पष्टीकरण देत म्हणाले कि...</w:t>
+        <w:t>Title: Video : “…त्यालाच तिकीट मिळणार” स्थानिक स्वराज्य संस्था निवडणुकीत भाजप तिकीट वाटपावर चंद्रशेखर बावनकुळे यांचे महत्वाचे विधान</w:t>
       </w:r>
     </w:p>
     <w:p>
@@ -51,68 +51,6 @@
         <w:t xml:space="preserve">URL: </w:t>
       </w:r>
       <w:hyperlink r:id="rId10">
-        <w:r>
-          <w:rPr>
-            <w:color w:val="0000FF"/>
-          </w:rPr>
-          <w:t>https://marathi.abplive.com/news/chandrashekhar-bawankule-revenue-minister-u-turn-on-his-statement-over-giving-tribal-land-on-lease-to-non-tribals-gadchiroli-maharashtra-politics-marathi-news-1385418/amp</w:t>
-        </w:r>
-      </w:hyperlink>
-    </w:p>
-    <w:p>
-      <w:r>
-        <w:t>Content: Chandrashekhar Bawankule Chandrashekhar Bawankule गडचिरोली: आदिवासींची जमीन गैर आदिवासींना भाडेतत्त्वावर देण्याच्या वक्तव्यावरून राज्याचे महसूल मंत्री चंद्रशेखर बावनकुळे (Chandrashekhar Bawankule) यांनी यू-टर्न घेतला आहे. हा निर्णय सुपीक जमिनीसाठी नाही तर पडीक जमिनींसाठी आहे. असे स्पष्टीकरण आता बावनकुळे यांनी दिलं आहे. आदिवासींची जमीन गैर आदिवासींना भाडेतत्त्वावर देण्याचा निर्णय आदिवासींच्या फायद्याचाच आहे. जो आदिवासी शेतकरी पडीक जमिनीवर 50 हजाराचेही उत्पन्न घेऊ शकत नाही, तो आपली जमीन भाडेतत्त्वावर देऊन वर्षात 50 हजार रुपये कमवू शकतो, असेही चंद्रशेखर बावनकुळे म्हणाले. ज्या जमिनीवर काहीच पिकत नाही किंवा ज्या जमिनीमध्ये गौण खनिज आहे, अशा जमिनी भाडेतत्त्वावर देण्याचा निर्णय आम्ही घेणार आहोत. अशा प्रकारचा भाडे करार करण्यासाठी शेतकऱ्यांना मंत्रालय स्तरावर चकरा मारावे लागत होते. मात्र आता हा करार करण्यासाठी जिल्हाधिकाऱ्यांना अधिकार देण्यात आले असून त्यांच्या समक्ष हा करार करता येईल. या निर्णयामुळे आदिवासींची पायपीट थांबणार आहे आणि त्यांना पडीक जमिनी आणि गौण खनिजेच्या जमिनीवरून फायदा होईल. असेही चंद्रशेखर बावनकुळे म्हणाले. या संदर्भात अनेक आदिवासी शेतकऱ्यांच्या तक्रारी माझ्याकडे आल्या होत्या. त्यामुळे आम्ही तसा शासन निर्णय काढणार आहोत. असेही ते म्हणाले. जमीन भाडे तत्वावर द्यायची की नाही हे आदिवासी जमीन मालकाला ठरवायचे आहे जमीन भाडे तत्वावर देणे म्हणजे मालक बदलणार नाही, असेही स्पष्टीकरण चंद्रशेखर बावनकुळे यांनी यावेळी बोलताना दिले. जिल्ह्यात शासकीय आणि आदिवासींना वाटप करण्यात आलेल्या जमिनीची अवैध विक्री झाल्याचे समोर आले होते. त्यानंतर भूमाफिया, नगररचनाकार विभाग आणि स्थानिक स्वराज्य संस्थेतील अधिकारी यांच्यातील संगनमताची बरीच चर्चा झाली. गडचिरोली दौऱ्यावर असलेल्या महसूल मंत्री चंद्रशेखर बावनकुळे यांच्याकडे यासंदर्भात पुराव्यासहित तक्रार प्राप्त झाल्यानंतर त्यांनी जिल्हाधिकाऱ्यांच्या अध्यक्षतेखालील विशेष समितीमार्फत (SIT) चौकशी करण्याची घोषणा केली आहे. गडचिरोली जिल्ह्यात मागील काही वर्षापासून भूमाफियांनी अवैध भूखंड विक्रीचा सपाटा लावला आहे. यात नगर रचना विभाग, नगरपंचायत, नगरपरिषद आणि ग्रामपंचायतमधील अधिकाऱ्यांना हाताशी घेत शासकीय आणि आदिवासींना वाटप करण्यात आलेल्या जमिनी लाटण्यात आल्या. त्यानंतर अवैध लेआउट निर्माण करून कोट्यवधींमध्ये या भूखंडांची विक्री करण्यात आली. शुक्रवारी गडचिरोली दौऱ्यावर असलेले महसूल मंत्री बावनकुळे यांच्यापुढे सामाजिक कार्यकर्ते यांनी पुराव्यानिशी तक्रार केली. ते बघून बावनकुळेंनीही आश्चर्य व्यक्त केला. त्यांनी या प्रकरणाच्या चौकशीसाठी जिल्हाधिकाऱ्यांच्या अध्यक्षतेखाली 'एसआयटी'ची घोषणा केली. या चौकशी समितीत मंत्रालयीन अधिकारी देखील राहतील, असे, सांगितले. आणखी वाचा - - - - - - - - - Advertisement - - - - - - - - -</w:t>
-      </w:r>
-    </w:p>
-    <w:p>
-      <w:pPr>
-        <w:pStyle w:val="Heading3"/>
-      </w:pPr>
-      <w:r>
-        <w:t>Article 3</w:t>
-      </w:r>
-    </w:p>
-    <w:p>
-      <w:r>
-        <w:t>Title: आदिवासींच्या नापीक जमिनी खासगी कंपन्यांना भाडेतत्त्वावर देता येणार; राज्य सरकार स्वतंत्र कायदा करणार - बावनकुळे</w:t>
-      </w:r>
-    </w:p>
-    <w:p>
-      <w:r>
-        <w:t xml:space="preserve">URL: </w:t>
-      </w:r>
-      <w:hyperlink r:id="rId11">
-        <w:r>
-          <w:rPr>
-            <w:color w:val="0000FF"/>
-          </w:rPr>
-          <w:t>https://marathi.freepressjournal.in/maharashtra/maharashtra-plans-law-to-lease-tribal-barren-land-to-private-companies</w:t>
-        </w:r>
-      </w:hyperlink>
-    </w:p>
-    <w:p>
-      <w:r>
-        <w:t>Content: गडचिरोली : आदिवासी शेतकऱ्यांच्या नापीक जमिनी आता शेती किंवा खनिज उत्खननासाठी खासगी कंपन्यांना भाडेतत्त्वावर घेता येणार आहे. या निर्णयामुळे आदिवासींना केवळ उत्पन्नाचा स्थिर स्रोतच मिळणार नाही तर त्यांच्या मालकी हक्कांचेही संरक्षण होईल. यासाठी स्वतंत्र कायदा तयार करण्याची तयारी राज्य सरकारने सुरू केली आहे. लवकरच यासंदर्भात शासन निर्णय निघणार असल्याची माहिती महसूल मंत्री चंद्रशेखर बावनकुळे यांनी गडचिरोली येथे दिली. आदिवासींच्या जमिनी याआधी हस्तांतरित करण्याची तरतूद नव्हती. आता नव्या कायद्यानुसार समक्षच जिल्हाधिकाऱ्यांच्या भाडेपट्टा करार करावा लागणार असून त्यासाठी किमान मूल्य निश्चित करण्यात आले आहे. एकरी ५० हजार, तर हेक्टरी सव्वा लाख रुपये इतका किमान दर ठरविण्यात आला आहे. ठराविक किमान दरापेक्षा जास्त रकमेवर करार करता येईल, मात्र कमी दराने भाडेपट्टा मंजूर होणार नाही, असे महसूल मंत्र्यांनी स्पष्ट केले. याशिवाय आदिवासींच्या जमिनीतील गौण खनिजाचे खासगी कंपन्यांना उत्खनन व विक्री करण्याची मुभा दिली जाणार आहे. त्यासाठी करार करणे बंधनकारक असून उत्खननाच्या तुलनेत प्रतिटन किंवा प्रति ब्रास मोबदला शेतकऱ्याला देणे आवश्यक असेल, असेही बावनकुळे यांनी सांगितले. शेतकरी आणि खासगी कंपन्यादेखील परस्पर सहमतीने जास्त रकमेवर जमीन भाडेतत्त्वावर घेण्याबाबत सहमत होऊ शकतात. "जर आदिवासी शेतकऱ्यांना त्यांच्या जमिनीवर मोठ्या किंवा लहान प्रमाणावर खनिज साठे आढळले तर ते खासगी कंपन्यांसोबत सामंजस्य करार करू शकतात, ज्यामुळे त्यांना प्रति टन किंवा काढलेल्या खनिजाच्या प्रति ब्रासवर आर्थिक लाभ मिळू शकेल. तथापि, याबाबतची रक्कम अद्याप निश्चित झालेली नाही," असेही बावनकुळे यांनी सांगितले. गडचिरोली जिल्ह्यात शासकीय आणि आदिवासींना वाटप करण्यात आलेल्या जमिनीची अवैध विक्री झाल्याचे समोर आले होते. त्यानंतर भूमाफिया, नगररचनाकार विभाग आणि स्थानिक स्वराज्य संस्थेतील अधिकारी यांच्यातील संगनमताची बरीच चर्चा झाली. गडचिरोली दौऱ्यावर असलेल्या महसूल मंत्री चंद्रशेखर बावनकुळे यांच्याकडे यासंदर्भात पुराव्यासहित तक्रार प्राप्त झाल्यानंतर त्यांनी जिल्हाधिकाऱ्यांच्या अध्यक्षतेखालील विशेष समितीमार्फत (एसआयटी) चौकशी करण्याची घोषणा केली आहे. जिल्हाधिकारी पातळीवरच निर्णय बावनकुळे यांनी स्पष्ट केले की, "आदिवासी शेतकऱ्यांना नापीक जमीन भाडेतत्त्वावर देण्यासाठी मुंबईतील मंत्रालयात जाण्याची आवश्यकता भासणार नाही. जिल्हाधिकाऱ्यांच्या पातळीवर याबाबतचा निर्णय घेतला जाईल. अधिकाऱ्यांच्या मते, या धोरणाचे उद्दिष्ट आदिवासी समुदायांना उत्पन्नाचा शाश्वत स्रोत प्रदान करणे आणि त्यांच्या जमिनीची मालकी सुरक्षित असणे हे आहे. आतापर्यंत, अशा व्यवहारांना कठोर नियमांचे बंधन होते." बंधनकारक असून उत्खननाच्या तुलनेत प्रतिटन किंवा प्रति ब्रास मोबदला शेतकऱ्याला देणे आवश्यक असेल, असेही बावनकुळे यांनी सांगितले. गडचिरोलीतील जमीन विक्री प्रकरणाच्या चौकशीसाठी एसआयटी जिल्ह्यात शासकीय आणि आदिवासींना वाटप करण्यात आलेल्या जमिनीची अवैध विक्री झाल्याचे समोर आले होते. त्यानंतर भूमाफिया, नगररचनाकार विभाग आणि स्थानिक स्वराज्य संस्थेतील अधिकारी यांच्यातील संगनमताची बरीच चर्चा झाली. गडचिरोली दौऱ्यावर असलेल्या महसूल मंत्री चंद्रशेखर बावनकुळे यांच्याकडे यासंदर्भात पुराव्यासहित तक्रार प्राप्त झाल्यानंतर त्यांनी जिल्हाधिकाऱ्यांच्या अध्यक्षतेखालील विशेष समितीमार्फत (एसआयटी) चौकशी करण्याची घोषणा केली आहे. गडचिरोली जिल्ह्यात मागील काही वर्षापासून भूमाफियांनी अवैध भूखंड विक्रीचा सपाटा लावला आहे. यात नगर रचना विभाग, नगरपंचायत, नगरपरिषद आणि ग्रामपंचायतमधील अधिकाऱ्यांना हाताशी घेत शासकीय आणि आदिवासींना वाटप करण्यात आलेल्या जमिनी लाटण्यात आल्या. त्यानंतर अवैध लेआउट निर्माण करून कोट्यवधींमध्ये या भूखंडांची विक्री करण्यात आली. LIVE |📍गडचिरोली | पत्रकारांशी संवाद (20/09/2025) https://t.co/frKpUC4d0j शुक्रवारी गडचिरोली दौऱ्यावर असलेले महसूल मंत्री बावनकुळे यांच्यापुढे सामाजिक कार्यकर्ते यांनी पुराव्यानिशी तक्रार केली. ते बघून बावनकुळेंनीही आश्चर्य व्यक्त केला. त्यांनी या प्रकरणाच्या चौकशीसाठी जिल्हाधिकाऱ्यांच्या अध्यक्षतेखाली 'एसआयटी'ची घोषणा केली. या चौकशी समितीत मंत्रालयीन अधिकारी देखील राहतील, असे, सांगितले. © freepressjournal-marathi 2025</w:t>
-      </w:r>
-    </w:p>
-    <w:p>
-      <w:pPr>
-        <w:pStyle w:val="Heading3"/>
-      </w:pPr>
-      <w:r>
-        <w:t>Article 4</w:t>
-      </w:r>
-    </w:p>
-    <w:p>
-      <w:r>
-        <w:t>Title: Video : “…त्यालाच तिकीट मिळणार” स्थानिक स्वराज्य संस्था निवडणुकीत भाजप तिकीट वाटपावर चंद्रशेखर बावनकुळे यांचे महत्वाचे विधान</w:t>
-      </w:r>
-    </w:p>
-    <w:p>
-      <w:r>
-        <w:t xml:space="preserve">URL: </w:t>
-      </w:r>
-      <w:hyperlink r:id="rId12">
         <w:r>
           <w:rPr>
             <w:color w:val="0000FF"/>
@@ -123,7 +61,7 @@
     </w:p>
     <w:p>
       <w:r>
-        <w:t>Content: चंद्रपूर: स्थानिक स्वराज्य संस्थेच्या निवडणुकीचे तिकीट आमदार किशोर जोरगेवार, मागासवर्गीय आयोगाचे अध्यक्ष हंसराज अहिर तसेच मी स्वतःही कुणाला देऊ शकत नाही. “नेत्यांच्या मागे लागणाऱ्यांना आणि मागे फिरणाऱ्या तर तिकीट मिळणारच नाही.” भाजप लवकरच एक सर्वेक्षण करणार आहे आणि सर्वेक्षणात जनतेच्या मनात आघाडी घेणाऱ्याच उमेदवारी दिली जाईल असे स्पष्ट वक्तव्य भाजपचे ज्येष्ठ नेते तथा महसूल मंत्री चंद्रशेखर बावनकुळे यांनी केल्याने नेत्यांच्या मागे फिरत उमेदवारीची अपेक्षा ठेवून असलेल्या अनेकांचे चेहऱ्यावरील रंग उडाला आहे. स्थानिक स्वराज्य संस्थांच्या निवडणुकांबाबत महसूल मंत्री चंद्रशेखर बावनकुळे यांनी आमदार किशोर जोरगेवार यांनी आयोजित केलेल्या कार्यकर्ता मेळाव्यात मोठे विधान केले. यावेळी मंचावर मागासवर्गीय आयोगाचे अध्यक्ष हंसराज अहिर, आमदार किशोर जोरगेवार, महानगर अध्यक्ष सुभाष कासनगोट्टुवार, जिल्हा बँकेचे अध्यक्ष रवींद्र शिंदे, महिला आघाडी जिल्हाध्यक्ष छबू वैरागडे यांच्यासह भाजप पदाधिकारी उपस्थित होते. येत्या काही दिवसांत राज्यात स्थानिक स्वराज्य संस्थांच्या निवडणुका होणार आहेत. या पार्श्वभूमीवर, राज्याचे महसूल मंत्री चंद्रशेखर बावनकुळे यांनी भाजपच्या कार्यकर्ता मेळाव्यात एक महत्त्वाचे विधान केले. बावनकुळे यांनी स्पष्टपणे सांगितले की, “नेत्यांच्या मागे लागणाऱ्या कार्यकर्त्यांनी आता तिकीट मिळण्याची अपेक्षा करू नये.” त्यांनी स्पष्ट केले की जनताच आता तिकिटांचा निर्णय घेईल. विभागीय पातळीवर पक्षाच्या सर्वेक्षणांवर आणि कार्यकर्त्यांच्या प्रत्यक्ष पाठिंब्यावर आधारित तिकिटांचे वाटप केले जाईल. यावेळी बावनकुळे म्हणाले, “नेत्यांच्या मागे लागणाऱ्यांना किंवा मागे फिरणाऱ्या तिकीट मिळणार नाही हे आताच लक्षात घावे. आणि त्यानुसार काम करावे”. माझ्या गाडीत कुणी फिरत आहे, प्रवास करीत आहे म्हणून त्याला तिकीट दिले जाईल या भ्रमात कुणी राहू नये असेही ते म्हणाले. त्यांनी पुढे सांगितले की, भाजपचे उद्दिष्ट केवळ निवडणुका जिंकणे नाही तर जनतेचा विश्वास जिंकणे आणि पारदर्शक व्यवस्था स्थापित करणे आहे. त्यामुळे, केवळ “वरिष्ठ नेत्याशी जवळीक” किंवा “नेत्याच्या मागे लागणाऱ्या” आधारावर कोणालाही तिकीट मिळणार हे नाही पदाधिकारी व कार्यकर्त्यांनी लक्षात ठेवून काम करावे. चंद्रपूर: स्थानिक स्वराज्य संस्थेच्या निवडणुकीचे तिकीट आमदार किशोर जोरगेवार, मागासवर्गीय आयोगाचे अध्यक्ष हंसराज अहिर तसेच मी स्वतःही कुणाला देऊ शकत नाही. "नेत्यांच्या मागे लागणाऱ्यांना आणि मागे फिरणाऱ्या तर तिकीट मिळणारच नाही." भाजप लवकरच एक सर्वेक्षण करणार आहे आणि सर्वेक्षणात… pic.twitter.com/j43DKOpFqZ विशेष म्हणजे चंद्रपूरमध्ये गेल्या काही काळापासून माजी मंत्री आमदार सुधीर मुनगंटीवार आणि आमदार जोरगेवार या भाजपच्या दोन प्रमुख गटांच्या समर्थकांमध्ये तीव्र गटबाजी सुरू आहे हे लक्षात घेण्यासारखे आहे. या पार्श्वभूमीवर, बावनकुळे यांच्या विधानाला विशेष महत्त्व आहे. राजकीय विश्लेषकांचा असा विश्वास आहे की त्यांचा स्पष्ट संदेश भाजपच्या अंतर्गत कार्यप्रणालीवर परिणाम करेल आणि कदाचित अधिक पारदर्शक तिकीट वाटप प्रक्रियेला चालना देईल. बावनकुळे यांच्या विधानामुळे भाजप कार्यकर्त्यांमध्ये एकच खळबळ उडाली आहे. अनेक कार्यकर्ते आता संघटना आणि पाठिंबा मजबूत करण्यासाठी काम करत आहेत. गटबाजीच्या या वातावरणात, हे विधान आगामी निवडणुकीसाठी रणनीती आखण्याचे संकेत देते. तसेच मागील काही दिवसांपासून केवळ तिकीट मिळणार या आशेवर अनेक आजी माजी नगरसेवक, संघटनेच्या पदाधिकाऱ्यांनी या गटातून त्या गटात त्या गटातून या गटात अशा अक्षरशः उड्या मारल्या आहेत. अशा वेळोवेळी नेते बदलणाऱ्या दलबदलू नेत्यांच्या चेहऱ्यावरील रंग बावनकुळे यांच्या वक्तव्याने उडाला आहे. राज्यात मराठा, ओबीसी आणि बंजारा आरक्षणाच्या मुद्द्यावर वादळ असताना, केंद्रीय मंत्री नितीन गडकरी यांनी नागपूरमध्ये हलबा महासंघाच्या कार्यक्रमात वक्तव्य केले. त्यांनी ब्राह्मण समाजाला आरक्षण नसल्याबद्दल परमेश्वराचे उपकार मानले. गडकरी म्हणाले की, बेरोजगारी ही मोठी समस्या आहे आणि समाजाच्या सर्वांगीण विकासासाठी नियोजनबद्ध कार्यक्रमांची गरज आहे. गुणवत्तेचा विकास महत्त्वाचा असून, समाजातील सुशिक्षितांनी पुढाकार घ्यावा.</w:t>
+        <w:t>Content: चंद्रपूर: स्थानिक स्वराज्य संस्थेच्या निवडणुकीचे तिकीट आमदार किशोर जोरगेवार, मागासवर्गीय आयोगाचे अध्यक्ष हंसराज अहिर तसेच मी स्वतःही कुणाला देऊ शकत नाही. “नेत्यांच्या मागे लागणाऱ्यांना आणि मागे फिरणाऱ्या तर तिकीट मिळणारच नाही.” भाजप लवकरच एक सर्वेक्षण करणार आहे आणि सर्वेक्षणात जनतेच्या मनात आघाडी घेणाऱ्याच उमेदवारी दिली जाईल असे स्पष्ट वक्तव्य भाजपचे ज्येष्ठ नेते तथा महसूल मंत्री चंद्रशेखर बावनकुळे यांनी केल्याने नेत्यांच्या मागे फिरत उमेदवारीची अपेक्षा ठेवून असलेल्या अनेकांचे चेहऱ्यावरील रंग उडाला आहे. स्थानिक स्वराज्य संस्थांच्या निवडणुकांबाबत महसूल मंत्री चंद्रशेखर बावनकुळे यांनी आमदार किशोर जोरगेवार यांनी आयोजित केलेल्या कार्यकर्ता मेळाव्यात मोठे विधान केले. यावेळी मंचावर मागासवर्गीय आयोगाचे अध्यक्ष हंसराज अहिर, आमदार किशोर जोरगेवार, महानगर अध्यक्ष सुभाष कासनगोट्टुवार, जिल्हा बँकेचे अध्यक्ष रवींद्र शिंदे, महिला आघाडी जिल्हाध्यक्ष छबू वैरागडे यांच्यासह भाजप पदाधिकारी उपस्थित होते. येत्या काही दिवसांत राज्यात स्थानिक स्वराज्य संस्थांच्या निवडणुका होणार आहेत. या पार्श्वभूमीवर, राज्याचे महसूल मंत्री चंद्रशेखर बावनकुळे यांनी भाजपच्या कार्यकर्ता मेळाव्यात एक महत्त्वाचे विधान केले. बावनकुळे यांनी स्पष्टपणे सांगितले की, “नेत्यांच्या मागे लागणाऱ्या कार्यकर्त्यांनी आता तिकीट मिळण्याची अपेक्षा करू नये.” त्यांनी स्पष्ट केले की जनताच आता तिकिटांचा निर्णय घेईल. विभागीय पातळीवर पक्षाच्या सर्वेक्षणांवर आणि कार्यकर्त्यांच्या प्रत्यक्ष पाठिंब्यावर आधारित तिकिटांचे वाटप केले जाईल. यावेळी बावनकुळे म्हणाले, “नेत्यांच्या मागे लागणाऱ्यांना किंवा मागे फिरणाऱ्या तिकीट मिळणार नाही हे आताच लक्षात घावे. आणि त्यानुसार काम करावे”. माझ्या गाडीत कुणी फिरत आहे, प्रवास करीत आहे म्हणून त्याला तिकीट दिले जाईल या भ्रमात कुणी राहू नये असेही ते म्हणाले. त्यांनी पुढे सांगितले की, भाजपचे उद्दिष्ट केवळ निवडणुका जिंकणे नाही तर जनतेचा विश्वास जिंकणे आणि पारदर्शक व्यवस्था स्थापित करणे आहे. त्यामुळे, केवळ “वरिष्ठ नेत्याशी जवळीक” किंवा “नेत्याच्या मागे लागणाऱ्या” आधारावर कोणालाही तिकीट मिळणार हे नाही पदाधिकारी व कार्यकर्त्यांनी लक्षात ठेवून काम करावे. चंद्रपूर: स्थानिक स्वराज्य संस्थेच्या निवडणुकीचे तिकीट आमदार किशोर जोरगेवार, मागासवर्गीय आयोगाचे अध्यक्ष हंसराज अहिर तसेच मी स्वतःही कुणाला देऊ शकत नाही. "नेत्यांच्या मागे लागणाऱ्यांना आणि मागे फिरणाऱ्या तर तिकीट मिळणारच नाही." भाजप लवकरच एक सर्वेक्षण करणार आहे आणि सर्वेक्षणात… pic.twitter.com/j43DKOpFqZ विशेष म्हणजे चंद्रपूरमध्ये गेल्या काही काळापासून माजी मंत्री आमदार सुधीर मुनगंटीवार आणि आमदार जोरगेवार या भाजपच्या दोन प्रमुख गटांच्या समर्थकांमध्ये तीव्र गटबाजी सुरू आहे हे लक्षात घेण्यासारखे आहे. या पार्श्वभूमीवर, बावनकुळे यांच्या विधानाला विशेष महत्त्व आहे. राजकीय विश्लेषकांचा असा विश्वास आहे की त्यांचा स्पष्ट संदेश भाजपच्या अंतर्गत कार्यप्रणालीवर परिणाम करेल आणि कदाचित अधिक पारदर्शक तिकीट वाटप प्रक्रियेला चालना देईल. बावनकुळे यांच्या विधानामुळे भाजप कार्यकर्त्यांमध्ये एकच खळबळ उडाली आहे. अनेक कार्यकर्ते आता संघटना आणि पाठिंबा मजबूत करण्यासाठी काम करत आहेत. गटबाजीच्या या वातावरणात, हे विधान आगामी निवडणुकीसाठी रणनीती आखण्याचे संकेत देते. तसेच मागील काही दिवसांपासून केवळ तिकीट मिळणार या आशेवर अनेक आजी माजी नगरसेवक, संघटनेच्या पदाधिकाऱ्यांनी या गटातून त्या गटात त्या गटातून या गटात अशा अक्षरशः उड्या मारल्या आहेत. अशा वेळोवेळी नेते बदलणाऱ्या दलबदलू नेत्यांच्या चेहऱ्यावरील रंग बावनकुळे यांच्या वक्तव्याने उडाला आहे. 18 October Guru Gochar: ज्योतिष शास्त्रानुसार गुरु हा धन, संपत्ती, ऐश्वर्य आणि वैभव यांचा कारक मानला जातो. साधारणपणे गुरु एका वर्षात एकदा राशी बदलतो. पण २०२५ साली एप्रिल महिन्यात गुरु मिथुन राशीत आला होता आणि सध्या तो अतिचारी म्हणजेच वेगाने चालत आहे. पुढील आठ वर्षे गुरु अशीच अतिचारी चाल करणार आहे. या कारणामुळे ऑक्टोबर महिन्यात गुरु आपल्या उच्च राशी कर्कमध्ये प्रवेश करणार आहे. गुरुचं कर्क राशीत गोचर १८ ऑक्टोबर रोजी रात्री ९ वाजून ३९ मिनिटांनी होईल आणि तो ४ डिसेंबरपर्यंत कर्क राशीत राहील.</w:t>
       </w:r>
     </w:p>
     <w:p>
@@ -131,81 +69,19 @@
         <w:pStyle w:val="Heading3"/>
       </w:pPr>
       <w:r>
-        <w:t>Article 5</w:t>
-      </w:r>
-    </w:p>
-    <w:p>
-      <w:r>
-        <w:t>Title: उद्या महसूल मंत्री चंद्रपूर जिल्ह्याच्या दौऱ्यावर</w:t>
+        <w:t>Article 3</w:t>
+      </w:r>
+    </w:p>
+    <w:p>
+      <w:r>
+        <w:t>Title: गडचिरोलीतील भूखंड घोटाळ्याच्या चौकशीसाठी ‘एसआयटी’; महसूल मंत्री बावनकुळे यांची घोषणा; भूमाफिया, भ्रष्ट अधिकारी अडचणीत</w:t>
       </w:r>
     </w:p>
     <w:p>
       <w:r>
         <w:t xml:space="preserve">URL: </w:t>
       </w:r>
-      <w:hyperlink r:id="rId13">
-        <w:r>
-          <w:rPr>
-            <w:color w:val="0000FF"/>
-          </w:rPr>
-          <w:t>https://chandablast.com/?p=50932</w:t>
-        </w:r>
-      </w:hyperlink>
-    </w:p>
-    <w:p>
-      <w:r>
-        <w:t>Content: चांदा ब्लास्ट राज्याचे महसूल मंत्री चंद्रशेखर बावनकुळे हे दि. 20 सप्टेंबर 2025 रोजी चंद्रपूर जिल्हा दौऱ्यावर येत असून त्यांचा दौरा कार्यक्रम पुढीलप्रमाणे आहे. 20 सप्टेंबर रोजी दुपारी 12 ते 1 या वेळेत जिल्हा नियोजन सभागृह, चंद्रपूर येथे नागरिकांची निवेदने स्वीकारण्याकरीता उपलब्ध, दुपारी 1 ते 2.30 वाजेपर्यंत नियोजन भवन येथे महसूल यंत्रणेचा आढावा, दुपारी 2.30 ते 3.30 या वेळेत चंद्रपूर जिल्ह्यातील मुद्रांक शुल्क व नोंदणी विभागाचा आढावा, दुपारी 3.30 ते 4.30 भुमी अभिलेख विभागाचा आढावा, सायं. 4.30 ते 5 वाजेपर्यंत राखीव, सायंकाळी 5 ते 6 या वेळेत नियोजन सभागृह येथे पत्रकार परिषद, सायं. 6 ते 7 बैठकीकरीता राखीव. Lorem ipsum dolor sit amet, consectetur.</w:t>
-      </w:r>
-    </w:p>
-    <w:p>
-      <w:pPr>
-        <w:pStyle w:val="Heading3"/>
-      </w:pPr>
-      <w:r>
-        <w:t>Article 6</w:t>
-      </w:r>
-    </w:p>
-    <w:p>
-      <w:r>
-        <w:t>Title: मालेगावच्या अकरा गावांना गावठाण विस्तारासाठी जमीन</w:t>
-      </w:r>
-    </w:p>
-    <w:p>
-      <w:r>
-        <w:t xml:space="preserve">URL: </w:t>
-      </w:r>
-      <w:hyperlink r:id="rId14">
-        <w:r>
-          <w:rPr>
-            <w:color w:val="0000FF"/>
-          </w:rPr>
-          <w:t>https://deshdoot.com/malegaon-revenue-minister-chandrashekhar-bawankule-grampanchayats-land/</w:t>
-        </w:r>
-      </w:hyperlink>
-    </w:p>
-    <w:p>
-      <w:r>
-        <w:t>Content: महसूलमंत्री चंद्रशेखर बावनकुळे यांची माहिती मुंबई | प्रतिनिधी Mumbai मालेगाव तालुक्यातील (जि. नाशिक) ११ ग्रामपंचायतींना गावठाण विस्तारासाठी महाराष्ट्र राज्य शेती महामंडळाची २८.३ हेक्टर आर जमीन देण्यास राज्य सरकारने मान्यता दिली आहे. महसूल मंत्री चंद्रशेखर बावनकुळे यांनी शुक्रवारी याबाबतची माहिती देताना महसूल आणि वन विभागाने यासंदर्भातील शासन निर्णय जारी केल्याचे सांगितले. या शासन निर्णयानुसार गावठाणाच्या हद्दीपासून ५ किलोमीटरच्या आतील शेती महामंडळाची जमीन गावठाण विस्तार, शासकीय घरकुल योजना आणि इतर सार्वजनिक कामांसाठी वापरता येईल. महाराष्ट्र राज्य शेती महामंडळाच्या संचालक मंडळाच्या बैठकीत जमिनी विनामूल्य देता येणार नाहीत, असा ठराव मंजूर करण्यात आला आहे. त्यामुळे भूसंपादन कायद्यातील तरतुदीनुसार नुकसानभरपाईची रक्कम महाराष्ट्र राज्य शेती महामंडळाकडे जमा केल्यानंतरच ही जमीन उपलब्ध करून दिली जाईल. या जमिनीचा ताबा उपविभागीय अधिकारी, मालेगाव यांच्यामार्फत संबंधित ग्रामपंचायतींना दिला जाईल, अशी माहिती बावनकुळे यांनी दिली. या जमिनींच्या वापरावर अनेक अटी आणि शर्ती लागू असतील. ग्रामपंचायती या जमिनी ‘भोगवटादार वर्ग-२’ म्हणून धारण करतील. या जमिनीचा वापर केवळ गावठाण विस्तारासाठीच करणे बंधनकारक आहे. सरकारच्या पूर्वपरवानगीशिवाय ही जमीन विकता, गहाण ठेवता किंवा हस्तांतरित करता येणार नाही. तसेच, जमिनीचा ताबा मिळाल्यापासून तीन वर्षांच्या आत मंजूर उद्देशासाठी वापर सुरू करणे आवश्यक आहे. अटींचे उल्लंघन झाल्यास जमीन सरकार जमा करण्याचा अधिकार शासनाकडे राहील, असे बावनकुळे म्हणाले. गावठाण विस्तारासाठी जमीन मंजूर झालेल्या गावांची यादी आणि कंसात क्षेत्रफळ</w:t>
-      </w:r>
-    </w:p>
-    <w:p>
-      <w:pPr>
-        <w:pStyle w:val="Heading3"/>
-      </w:pPr>
-      <w:r>
-        <w:t>Article 7</w:t>
-      </w:r>
-    </w:p>
-    <w:p>
-      <w:r>
-        <w:t>Title: गडचिरोलीतील भूखंड घोटाळ्याच्या चौकशीसाठी ‘एसआयटी’; महसूल मंत्री बावनकुळे यांची घोषणा; भूमाफिया, भ्रष्ट अधिकारी अडचणीत</w:t>
-      </w:r>
-    </w:p>
-    <w:p>
-      <w:r>
-        <w:t xml:space="preserve">URL: </w:t>
-      </w:r>
-      <w:hyperlink r:id="rId15">
+      <w:hyperlink r:id="rId11">
         <w:r>
           <w:rPr>
             <w:color w:val="0000FF"/>
@@ -224,7 +100,7 @@
         <w:pStyle w:val="Heading3"/>
       </w:pPr>
       <w:r>
-        <w:t>Article 8</w:t>
+        <w:t>Article 4</w:t>
       </w:r>
     </w:p>
     <w:p>
@@ -236,7 +112,7 @@
       <w:r>
         <w:t xml:space="preserve">URL: </w:t>
       </w:r>
-      <w:hyperlink r:id="rId16">
+      <w:hyperlink r:id="rId12">
         <w:r>
           <w:rPr>
             <w:color w:val="0000FF"/>
@@ -255,143 +131,19 @@
         <w:pStyle w:val="Heading3"/>
       </w:pPr>
       <w:r>
-        <w:t>Article 9</w:t>
-      </w:r>
-    </w:p>
-    <w:p>
-      <w:r>
-        <w:t>Title: आदिवासी शेतकऱ्यांच्या उत्पन्नात होणार वाढ; जमीन भाड्याने देण्याचा मार्ग मोकळा</w:t>
+        <w:t>Article 5</w:t>
+      </w:r>
+    </w:p>
+    <w:p>
+      <w:r>
+        <w:t>Title: New Districts In Maharashtra : राज्यात 20 नवीन जिल्हे तयार होणार? बावनकुळेंचे मोठे संकेत</w:t>
       </w:r>
     </w:p>
     <w:p>
       <w:r>
         <w:t xml:space="preserve">URL: </w:t>
       </w:r>
-      <w:hyperlink r:id="rId17">
-        <w:r>
-          <w:rPr>
-            <w:color w:val="0000FF"/>
-          </w:rPr>
-          <w:t>https://marathi.freepressjournal.in/maharashtra/maharashtra-tribal-farmers-land-leasing-income-boost</w:t>
-        </w:r>
-      </w:hyperlink>
-    </w:p>
-    <w:p>
-      <w:r>
-        <w:t>Content: महाराष्ट्रातील आदिवासी शेतकऱ्यांना लवकरच त्यांच्या जमिनी शेती किंवा खनिज उत्खननासाठी खाजगी संस्थांना थेट भाड्याने देण्याची परवानगी मिळणार आहे. महसूल मंत्री चंद्रशेखर बावनकुळे यांनी गडचिरोली येथे पत्रकार परिषदेत ही महत्त्वपूर्ण घोषणा केली. सध्या अस्तित्वात असलेल्या कायद्यानुसार, आदिवासी शेतकऱ्यांना खाजगी संस्थांसोबत स्वतंत्रपणे भाडेपट्टा करार करण्याची मुभा नाही. मात्र, सरकार लवकरच नवा कायदा आणणार असून त्याद्वारे आदिवासींना थेट करार करण्याची संधी मिळणार आहे. चंद्रशेखर बावनकुळे म्हणाले, “या धोरणांतर्गत शेतकरी त्यांच्या जमिनी शेतीसाठी किंवा खनिज उत्खननासाठी खाजगी कंपन्यांना भाड्याने देऊ शकतील. लवकरच यासंबंधी कायदा लागू केला जाईल.” करार प्रक्रियेत पारदर्शकता करारांमध्ये पारदर्शकता आणि निष्पक्षता राहावी म्हणून जिल्हाधिकाऱ्यांचा सहभाग आवश्यक असेल. किमान भाडेपट्टा : ५०,००० रुपये प्रति एकर दरवर्षी किंवा १,२५,००० रुपये प्रति हेक्टर दरवर्षी शेतकरी आणि खाजगी पक्ष आपसात अधिक दर ठरवू शकतील करार जिल्हाधिकारी पातळीवरच मंजूर होणार असल्याने शेतकऱ्यांना मंत्रालयात धाव घ्यावी लागणार नाही खनिज उत्खननातूनही फायदा जर आदिवासी शेतकऱ्यांच्या जमिनीवर मोठे किंवा गौण खनिज आढळले, तर त्यांना खाजगी कंपन्यांसोबत सामंजस्य करार (MoU) करण्याची परवानगी असेल. यामधून शेतकऱ्यांना काढल्या जाणाऱ्या खनिजांच्या प्रति टन किंवा प्रति ब्रास मोबदला मिळेल. या लाभाचे नेमके प्रमाण सरकारकडून निश्चित केले जाणार आहे. आदिवासींना मिळणारे फायदे या निर्णयामुळे आदिवासी शेतकऱ्यांना अनेक प्रकारचे फायदे होणार आहेत : जमीन विक्रीऐवजी भाड्याने देऊन स्थिर उत्पन्नाचा स्रोत मालकी हक्क कायम राहणार जिल्हा स्तरावर करार मंजुरीमुळे वेळ आणि खर्चाची बचत होणार शेतीबरोबरच खनिज उत्खननातूनही थेट आर्थिक फायदा होणार यापूर्वी आदिवासी जमिनीचे संरक्षण करण्यासाठी असे व्यवहार कठोर नियमांखाली ठेवले जात होते. त्यामुळे राज्यस्तरीय परवानग्यांवर अवलंबून राहावे लागे. नव्या धोरणामुळे ही अडचण दूर होऊन आदिवासींना थेट आर्थिक लाभ मिळणार आहे. © freepressjournal-marathi 2025</w:t>
-      </w:r>
-    </w:p>
-    <w:p>
-      <w:pPr>
-        <w:pStyle w:val="Heading3"/>
-      </w:pPr>
-      <w:r>
-        <w:t>Article 10</w:t>
-      </w:r>
-    </w:p>
-    <w:p>
-      <w:r>
-        <w:t>Title: नवरात्रोत्सवातील गरबा फक्त हिंदूंसाठी? प्रवेश करणाऱ्यांचं आधार कार्ड तपासा, विश्व हिंदू परिषदेच्या भूमिकेवर बावनकुळेही म्हणाले...</w:t>
-      </w:r>
-    </w:p>
-    <w:p>
-      <w:r>
-        <w:t xml:space="preserve">URL: </w:t>
-      </w:r>
-      <w:hyperlink r:id="rId18">
-        <w:r>
-          <w:rPr>
-            <w:color w:val="0000FF"/>
-          </w:rPr>
-          <w:t>https://marathi.abplive.com/news/maharashtra/navratri-garba-only-for-hindus-check-aadhaar-of-participants-says-vhp-bawankule-comment-1385439/amp</w:t>
-        </w:r>
-      </w:hyperlink>
-    </w:p>
-    <w:p>
-      <w:r>
-        <w:t>Content: Navratri Garba Nagpur: नवरात्रोत्सवातील गरबा फक्त हिंदूंसाठी असून मुस्लिमांना किंवा इतर धर्मियांना प्रवेश देऊ नका अशी भूमिका आज विश्व हिंदू परिषद नागपुरात पत्रकार परिषदेत मांडणार आहे .गरब्यात प्रवेश करताना आधार कार्ड बघून प्रवेश द्यावा .येणाऱ्याला टिळा लावावा तसेच देवीची पूजा करायला लावा अशा नियम व अटी आज विश्व हिंदू परिषदेकडून केल्या जाणार आहेत .बजरंग दल आणि विहिपचे कार्यकर्ते गरबास्थळी यावर लक्ष ठेवून असणार आहेत . दरम्यान यावर राज्याचे महसूल मंत्री व नागपूरचे पालकमंत्री चंद्रशेखर बावनकुळे यांनी प्रतिक्रिया दिली आहे . गरबा आयोजन करणारी समिती अटी शर्ती टाकू शकते तो त्यांचा अधिकार आहे .कार्यक्रमाला पोलिसांची परवानगी आहे का ? यावरच गरबा आयोजन समितीला निर्णय करायचा असतो, असं मंत्री बावनकुळे यांनी म्हटलंय . नवरात्रोत्सवाच्या पार्श्वभूमीवर विश्व हिंदू परिषदेने बजरंग दलाने गरबा कार्यक्रमांसाठी पुन्हा एकदा आपली भूमिका स्पष्ट केले आहे . नवरात्रोत्सवातील गरबा फक्त हिंदूंसाठी आहे .मुसलमान किंवा इतर धर्मियांना यात प्रवेश देऊ नका अशी भूमिका आज विश्व हिंदू परिषद नागपूर मध्ये पत्रकार परिषदेत मांडणार आहे .दरवर्षीप्रमाणे नवरात्र सुरू होण्यापूर्वी विश्व हिंदू परिषद हे पत्रकार परिषद घेणार आहे .आज दुपारी चार वाजता पत्रकार परिषदेत ही भूमिका मांडण्यात येणार असल्याची माहिती आहे. गरब्यात प्रवेश करताना आधार कार्ड बघून प्रवेश द्यावा, येणाऱ्या ला टिळा लावावा, देवीची पूजा करायला लावा ..अशा अटी शर्ती विश्व हिंदू परिषदेने घातल्या आहेत . या वेळी बजरंग दल आणि विहीपचे कार्यकर्ते गरबास्थळांवर लक्ष ठेवून राहणार आहे . गरबा भगवतीला प्रसन्न करण्यासाठीची आराधना आहे .गरबा नृत्य नसून देवीला प्रसन्न करण्यासाठी खेळला जातो .ज्यांची श्रद्धा नाही त्यांना गरबा प्रवेश देऊ नये .अशी भूमिका विश्व हिंदू परिषदेने सर्व गरबा आयोजकांना निवेदन देत मांडले आहे . विश्व हिंदू परिषदेच्या या भूमिकेवर नागपूरचे पालकमंत्री व राज्याचे महसूल मंत्री चंद्रशेखर बावनकुळे यांनी प्रतिक्रिया दिली आहे . ते म्हणाले, गरबा आयोजन करताना गरबा आयोजन समिती अटी शर्ती टाकू शकते .तो त्यांचा अधिकार आहे .समितीने काय अटी शर्ती ठेवल्या आणि त्या कार्यक्रमाला पोलिसांची परवानगी आहे का ?या परवानगी वरच गरबायोजन समितीला निर्णय करायचा असतो असं बावनकुळे म्हणालेत . - - - - - - - - - Advertisement - - - - - - - - -</w:t>
-      </w:r>
-    </w:p>
-    <w:p>
-      <w:pPr>
-        <w:pStyle w:val="Heading3"/>
-      </w:pPr>
-      <w:r>
-        <w:t>Article 11</w:t>
-      </w:r>
-    </w:p>
-    <w:p>
-      <w:r>
-        <w:t>Title: राज्यातील पाणंद रस्ते दुरुस्तीसाठी होणाऱ्या मुरूम उत्खननावर महसूलमंत्र्यांची मोठी घोषणा</w:t>
-      </w:r>
-    </w:p>
-    <w:p>
-      <w:r>
-        <w:t xml:space="preserve">URL: </w:t>
-      </w:r>
-      <w:hyperlink r:id="rId19">
-        <w:r>
-          <w:rPr>
-            <w:color w:val="0000FF"/>
-          </w:rPr>
-          <w:t>https://www.lokmat.com/agriculture/farming-ideas/revenue-ministers-big-announcement-on-the-excavation-of-murum-for-the-repair-of-panand-roads-in-the-state-a-a975/amp/</w:t>
-        </w:r>
-      </w:hyperlink>
-    </w:p>
-    <w:p>
-      <w:r>
-        <w:t>Content: By ऑनलाइन लोकमत | Updated: September 20, 2025 16:37 IST माढा तालुक्यातील कुर्डू गावातील पाणंद रस्त्यांच्या दुरुस्तीसाठी झालेल्या मुरूम उत्खनन प्रकरणाची राज्यभर चर्चा झाली. या आंदोलनाची झळ मंत्रालयापर्यंत पोहोचली. राज्याचे महसूलमंत्रीचंद्रशेखर बावनकुळे यांनी याबाबत निर्णय घेतला की, राज्यातील पाणंद रस्ते दुरुस्तीसाठी होणाऱ्या मुरूम उत्खननावर येथून पुढे रॉयल्टी आकारली जाणार नाही, याची घोषणादेखील त्यांनी एका कार्यक्रमात नुकतीच केली. त्यामुळे या निर्णयाचा राज्यातील सुमारे ४१ हजार गावांना थेट फायदा होणार आहे. मुरुम उत्खनन कायदेशीर की बेकायदेशीर या मुद्यावरून वाद निर्माण झाला होता. करमाळ्याच्या डीवायएसपी व प्रशिक्षणार्थी आयपीएस अधिकारी अंजली कृष्णा आणि उपमुख्यमंत्री अजित पवार यांच्यातील संभाषणाची क्लीप चर्चेचा विषय ठरला. त्यानंतर गावातील सरपंच व ग्रामसेवकांवर महसूल विभागाकडून गुन्हे दाखल झाले. पोलिसांकडून सरकारी कामात अडथळा म्हणून २० पदाधिकारी, ग्रामस्थावर गुन्हे दाखल झाले. निषेध म्हणून गाव बंद ठेवत कुर्डू ग्रामस्थांनी एकी दाखवली आणि पाणंद रस्ते आम्हाला दुरुस्त करू द्या, अशी भूमिका घेतली. राज्याचे महसूलमंत्री चंद्रशेखर बावनकुळे यांनी जाहीर केलेला निर्णय म्हणजे कुर्डूकरांच्या आंदोलनाचा विजय आहे. एखाद्या गावाने पाणंद रस्त्यासाठी मुरूम उत्खनन केल्यावर ते गाव बदनाम न होता त्यांच्या मागणीचा आदर व्हायला हवा. कुर्डू आंदोलनामुळे आज राज्यातील सर्वच गावांना दिलासा मिळाला आहे. - संजयमामा शिंदे, माजी आमदार, करमाळा अधिक वाचा: 'एफआरपी' एकरकमीच द्यावी लागणार; राज्य शासनाची 'ती' मागणी सर्वोच्च न्यायालयाने फेटाळली Copyright © 2020 Lokmat Media Pvt Ltd</w:t>
-      </w:r>
-    </w:p>
-    <w:p>
-      <w:pPr>
-        <w:pStyle w:val="Heading3"/>
-      </w:pPr>
-      <w:r>
-        <w:t>Article 12</w:t>
-      </w:r>
-    </w:p>
-    <w:p>
-      <w:r>
-        <w:t>Title: Maharashtra Live blog Updates: पावसाने शेतकऱ्यांच्या पिकांचे मोठे नुकसान</w:t>
-      </w:r>
-    </w:p>
-    <w:p>
-      <w:r>
-        <w:t xml:space="preserve">URL: </w:t>
-      </w:r>
-      <w:hyperlink r:id="rId20">
-        <w:r>
-          <w:rPr>
-            <w:color w:val="0000FF"/>
-          </w:rPr>
-          <w:t>https://marathi.abplive.com/news/maharashtra/maharashtra-live-blog-updates-19-september-2025-farmer-flood-rain-maharashtra-weather-maharashtra-politics-devendra-fadnavismumbai-rains-1385110</w:t>
-        </w:r>
-      </w:hyperlink>
-    </w:p>
-    <w:p>
-      <w:r>
-        <w:t>Content: Maharashtra Live blog Updates: पावसाने शेतकऱ्यांच्या पिकांचे मोठे नुकसान केले आहे. जून ते आतापर्यंत दोन लाख 91 हजार 842 शेतकऱ्यांच्या 2 लाख 74 हजार 607 हेक्टर वरील पिकांचे नुकसान झाले. या निक्सनिपोटी जवळपास 200 कोटी रुपयांची मागणी शासनाकडे केली आहे. नुकतेच मुख्यमंत्री देवेंद्र फडणवीस यवतमाळ जिल्ह्याच्या दौऱ्यावर आले असता नुकसान भरपाई तातडीने मिळेल अशी घोषणा केली. मात्र यवतमाळ आणि वाशिम जिल्हा वगळता इतर जिल्ह्यांना नुकसान भरपाई मिळाली यात यवतमाळ जिल्हा हा अद्यापही मदतीपासून वंचित आहे. राज्यातील आणि देश-विदेशातील ताज्या घडामोडी आणि बातम्यांचे लाईव्ह अपडेटस् जाणून घेण्यासाठी क्लिक करा... बीड : बीडमध्ये राष्ट्रवादी शरद पवार गट आमदार गोपीचंद पडळकर यांच्या विरोधात आक्रमक झाला आहे. राष्ट्रवादी काँग्रेस भवना बाहेर राष्ट्रवादीच्या कार्यकर्त्यांनी गोपीचंद पडळकर यांच्या प्रतिकात्मक पुतळ्याला जोडे मारून दहन केले.. आमदार पडळकर यांनी राष्ट्रवादीचे नेते जयंत पाटील यांच्याबाबत केलेल्या विधानावरून राज्यभरात तीव्र पडसाद उमटत आहेत. आणि याच निषेधार्थ शरद पवार गटाचे कार्यकर्ते आक्रमक झाले असून बीडमध्ये ही तीव्र पडसाद दिसून आले. केंद्रात आणि राज्यात सत्ता असल्याने पडळकर असे बेताल वक्तव्य करत असल्याचा आरोप राष्ट्रवादीच्या कार्यकर्त्यांनी केला.. गडचिरोली : सेवा पंधरवाडा उपक्रमात आज जिल्हाधिकारी कार्यालयातील नियोजन भवनात महसूल मंत्री चंद्रशेखर बावनकुळे आणि जिल्ह्याचे सहपालकमंत्री ॲड. आशिष जयस्वाल यांनी थेट नागरिकांची निवेदने स्वीकारून त्यांच्या तक्रारी जाणून घेतल्या. यावेळी मोठ्या संख्येने नागरिकांनी आपापल्या तक्रारी, निवेदने सादर केली. प्राप्त तक्रारींवर त्वरीत कार्यवाही करण्याच्या सूचना मंत्रीद्वयांनी जिल्हाधिकारी, संबंधित उपविभागीय अधिकारी, तहसीलदार, उपवनसंरक्षक व सार्वजनिक बांधकाम विभागाच्या अधिकाऱ्यांना दिल्या. We use cookies to improve your experience, analyze traffic, and personalize content. By clicking "Allow All Cookies", you agree to our use of cookies.</w:t>
-      </w:r>
-    </w:p>
-    <w:p>
-      <w:pPr>
-        <w:pStyle w:val="Heading3"/>
-      </w:pPr>
-      <w:r>
-        <w:t>Article 13</w:t>
-      </w:r>
-    </w:p>
-    <w:p>
-      <w:r>
-        <w:t>Title: New Districts In Maharashtra : राज्यात 20 नवीन जिल्हे तयार होणार? बावनकुळेंचे मोठे संकेत</w:t>
-      </w:r>
-    </w:p>
-    <w:p>
-      <w:r>
-        <w:t xml:space="preserve">URL: </w:t>
-      </w:r>
-      <w:hyperlink r:id="rId21">
+      <w:hyperlink r:id="rId13">
         <w:r>
           <w:rPr>
             <w:color w:val="0000FF"/>
@@ -410,30 +162,30 @@
         <w:pStyle w:val="Heading3"/>
       </w:pPr>
       <w:r>
-        <w:t>Article 14</w:t>
-      </w:r>
-    </w:p>
-    <w:p>
-      <w:r>
-        <w:t>Title: Political leaders spar over VHP advisory banning non-Hindus in Garba events</w:t>
+        <w:t>Article 6</w:t>
+      </w:r>
+    </w:p>
+    <w:p>
+      <w:r>
+        <w:t>Title: Government Aims To Transform Pune Into a City With World Class Infrastructure: Chandrashekhar Bawankule</w:t>
       </w:r>
     </w:p>
     <w:p>
       <w:r>
         <w:t xml:space="preserve">URL: </w:t>
       </w:r>
-      <w:hyperlink r:id="rId22">
+      <w:hyperlink r:id="rId14">
         <w:r>
           <w:rPr>
             <w:color w:val="0000FF"/>
           </w:rPr>
-          <w:t>https://www.thehindu.com/news/cities/mumbai/political-leaders-spar-over-vhp-advisory-banning-non-hindus-in-garba-events/article70074549.ece/amp/</w:t>
+          <w:t>https://www.thebridgechronicle.com/news/government-aims-transform-pune-world-class-infrastructure-chandrashekhar-bawankule-agn97</w:t>
         </w:r>
       </w:hyperlink>
     </w:p>
     <w:p>
       <w:r>
-        <w:t>Content: Published - September 20, 2025 10:52 pm IST - Mumbai Representative image. File | Photo Credit: The Hindu A Vishwa Hindu Parishad (VHP) advisory that only Hindus will be allowed entry to garba events in Maharashtra and the organisers should check Aadhaar card for identification has triggered a war of words between members of the ruling and Opposition parties. “Garba is not merely a dance but a form of worship to please the goddess. They (apparent reference to Muslims) do not believe in idol worship. Only those having faith in the rituals must be allowed to participate,” said VHP national spokesperson Shriraj Nair and advised organisers to apply ‘tilak’ on participants and ensure that they perform puja before entering the garba events. “VHP and Bajrang Dal workers will monitor the events. Garba is a form of worship, not entertainment,” Mr. Nair added. Maharashtra Revenue Minister and senior BJP leader Chandrashekhar Bawankule threw his weight behind the Hindutva outfit over its advisory while Congress leader Vijay Wadettiwar criticised it as it could disturb social harmony. “That is their right. The only decisive factor is whether the event has police permission. The organising committees must take decisions based on that,” Mr. Bawankule said. Responding to the VHP’s move, Maharashtra Congress Legislature Party Leader and former State Minister Vijay Wadettiwar said, “They (VHP) want to set society on fire. They want to divide society over religion and reap political benefits out of it. What the VHP has said is nothing new. The organisation was born with an intention to destabilise the country.” Such a stand by organisations such as the VHP shakes the “unity in diversity” foundation of India, Mr. Wadettiwar said, alleging that it also reflects the stand of the government. Published - September 20, 2025 10:52 pm IST Maharashtra September 21, 2025e-Paper CONNECT WITH US</w:t>
+        <w:t>Content: Pune 23 September 2025: Maharashtra Revenue Minister Chandrashekhar Bawankule has stated that the state government is determined to transform Pune into a city with the best infrastructure in stages by 2029, 2035, and 2047. Speaking at the inauguration of the Pune Navratri Festival 2025 at Ganesh Kala Krida Manch in Swargate, Bawankule said the Chief Minister is closely monitoring Pune’s development and visits the city every two weeks. Join our WhatsApp Channel to Stay Updated! Bawankule highlighted Pune’s status as a religious, cultural, and educational hub. He also mentioned that measures such as a one-time tax system could be considered to improve traffic management and ease tax processes for citizens. He emphasized that the government’s policies aim to benefit the poor and middle class, and praised the GST reforms by Prime Minister Narendra Modi, which he described as a “gift to the country” while promoting local production. The festival inauguration was attended by several dignitaries including Minister of State for Urban Development, Transport, Social Justice and Medical Education Madhuri Misal, senior leader Ulhas Pawar, BJP city president Dheeraj Ghate, former Home Minister Ramesh Bagwe, and others. During the event, senior social activist Girish Prabhune was honoured with the Maharshi Award. Prominent academics and social workers, including Dr. Parag Kalkar of Savitribai Phule Pune University, Dr. Shailendra Devlankar, Dr. Medha Samant, and artist Pramila Lodekar, received the Lakshmimata Jeevan Gaurav Award. Special honours were also given to Dr. Mayur Kardile and Dr. Arvind Khomane. The event featured a cultural program with various musical performances, conducted by Shilpa Deshpande. Bawankule’s speech and the festival discussions also touched upon Pune’s traffic congestion issues. Local leaders suggested that attention to traffic planning and implementing strategic reforms like a one-time tax could help alleviate ongoing problems. Join our WhatsApp Channel to Stay Updated! Help Us Create the Content You Love Take Survey Now! Enjoyed reading The Bridge Chronicle?Your support motivates us to do better. Follow us on Facebook, Instagram, Twitter and Whatsapp to stay updated with the latest stories.You can also read on the go with our Android and iOS mobile app. Follow Us Copyright © 2025 Sakal Media Group – All Rights Reserved Powered by Quintype</w:t>
       </w:r>
     </w:p>
     <w:p>
@@ -441,19 +193,50 @@
         <w:pStyle w:val="Heading3"/>
       </w:pPr>
       <w:r>
-        <w:t>Article 15</w:t>
-      </w:r>
-    </w:p>
-    <w:p>
-      <w:r>
-        <w:t>Title: Tulu Comedy vs Emotions</w:t>
+        <w:t>Article 7</w:t>
+      </w:r>
+    </w:p>
+    <w:p>
+      <w:r>
+        <w:t>Title: Political leaders spar over VHP advisory banning non-Hindus in Garba events</w:t>
       </w:r>
     </w:p>
     <w:p>
       <w:r>
         <w:t xml:space="preserve">URL: </w:t>
       </w:r>
-      <w:hyperlink r:id="rId23">
+      <w:hyperlink r:id="rId15">
+        <w:r>
+          <w:rPr>
+            <w:color w:val="0000FF"/>
+          </w:rPr>
+          <w:t>https://www.thehindu.com/news/cities/mumbai/political-leaders-spar-over-vhp-advisory-banning-non-hindus-in-garba-events/article70074549.ece</w:t>
+        </w:r>
+      </w:hyperlink>
+    </w:p>
+    <w:p>
+      <w:r>
+        <w:t>Content: September 21, 2025e-Paper The View From India Looking at World Affairs from the Indian perspective. First Day First Show News and reviews from the world of cinema and streaming. Today's Cache Your download of the top 5 technology stories of the day. Science For All The weekly newsletter from science writers takes the jargon out of science and puts the fun in! Data Point Decoding the headlines with facts, figures, and numbers Health Matters Ramya Kannan writes to you on getting to good health, and staying there The Hindu On Books Books of the week, reviews, excerpts, new titles and features. September 21, 2025e-Paper Published - September 20, 2025 10:52 pm IST - Mumbai Representative image. File | Photo Credit: The Hindu A Vishwa Hindu Parishad (VHP) advisory that only Hindus will be allowed entry to garba events in Maharashtra and the organisers should check Aadhaar card for identification has triggered a war of words between members of the ruling and Opposition parties. “Garba is not merely a dance but a form of worship to please the goddess. They (apparent reference to Muslims) do not believe in idol worship. Only those having faith in the rituals must be allowed to participate,” said VHP national spokesperson Shriraj Nair and advised organisers to apply ‘tilak’ on participants and ensure that they perform puja before entering the garba events. “VHP and Bajrang Dal workers will monitor the events. Garba is a form of worship, not entertainment,” Mr. Nair added. Maharashtra Revenue Minister and senior BJP leader Chandrashekhar Bawankule threw his weight behind the Hindutva outfit over its advisory while Congress leader Vijay Wadettiwar criticised it as it could disturb social harmony. “That is their right. The only decisive factor is whether the event has police permission. The organising committees must take decisions based on that,” Mr. Bawankule said. Responding to the VHP’s move, Maharashtra Congress Legislature Party Leader and former State Minister Vijay Wadettiwar said, “They (VHP) want to set society on fire. They want to divide society over religion and reap political benefits out of it. What the VHP has said is nothing new. The organisation was born with an intention to destabilise the country.” Such a stand by organisations such as the VHP shakes the “unity in diversity” foundation of India, Mr. Wadettiwar said, alleging that it also reflects the stand of the government. Published - September 20, 2025 10:52 pm IST Maharashtra Copyright© 2025, THG PUBLISHING PVT LTD. or its affiliated companies. All rights reserved. BACK TO TOP Terms &amp; conditions | Institutional Subscriber Comments have to be in English, and in full sentences. They cannot be abusive or personal. Please abide by our community guidelines for posting your comments. We have migrated to a new commenting platform. If you are already a registered user of The Hindu and logged in, you may continue to engage with our articles. If you do not have an account please register and login to post comments. Users can access their older comments by logging into their accounts on Vuukle.</w:t>
+      </w:r>
+    </w:p>
+    <w:p>
+      <w:pPr>
+        <w:pStyle w:val="Heading3"/>
+      </w:pPr>
+      <w:r>
+        <w:t>Article 8</w:t>
+      </w:r>
+    </w:p>
+    <w:p>
+      <w:r>
+        <w:t>Title: Latest</w:t>
+      </w:r>
+    </w:p>
+    <w:p>
+      <w:r>
+        <w:t xml:space="preserve">URL: </w:t>
+      </w:r>
+      <w:hyperlink r:id="rId16">
         <w:r>
           <w:rPr>
             <w:color w:val="0000FF"/>
@@ -464,7 +247,7 @@
     </w:p>
     <w:p>
       <w:r>
-        <w:t>Content: Watch Now Daijiworld Media Network - Mumbai Mumbai, Sep 17: Maharashtra Food and Civil Supplies Minister Chhagan Bhujbal on Tuesday alleged that OBC (Kunbi) certificates are being issued on the basis of forged and tampered documents. He raised the issue during a meeting of the state cabinet’s OBC sub-committee, pointing out a glaring disparity in state funding while the Maratha community received Rs 25,000 crore in the last three years, OBCs were allotted only Rs 2,500 crore in the past 25 years. Following the allegations and rising discontent within the OBC community, Sub-committee Chairman and Energy Minister Chandrashekhar Bawankule directed officials to conduct a thorough verification of all documents to curb the issuance of bogus Kunbi certificates. He also ordered the immediate release of Rs 2,933 crore in pending funds for OBC welfare within 15 days. The meeting, chaired by Bawankule, was attended by Bhujbal, Environment Minister Pankaja Munde, Other Backward and Bahujan Welfare and Dairy Development Minister Atul Save, Forest Minister Ganesh Naik, and Agriculture Minister Dattatray Bharne. Bhujbal reiterated that certificates are being issued based on manipulated records from the Hyderabad Gazette and demanded a fresh government-appointed committee to probe the possibility of fake entries similar to those earlier examined by the panel led by former Justice Sandeep Shinde. Highlighting financial neglect, Bhujbal noted that while the Annasaheb Patil Economic Development Corporation received Rs 750 crore, the Backward Classes Development Corporation was granted only Rs 5 crore. Calling the allocation grossly inadequate, he pointed out that OBCs constitute 54 per cent of the state’s population as per the 1931 census, making the meagre provision “highly discriminatory and unacceptable.” Disclaimer: Please write your correct name and email address. Kindly do not post any personal, abusive, defamatory, infringing, obscene, indecent, discriminatory or unlawful or similar comments. Daijiworld.com will not be responsible for any defamatory message posted under this article. Please note that sending false messages to insult, defame, intimidate, mislead or deceive people or to intentionally cause public disorder is punishable under law. It is obligatory on Daijiworld to provide the IP address and other details of senders of such comments, to the authority concerned upon request. Hence, sending offensive comments using daijiworld will be purely at your own risk, and in no way will Daijiworld.com be held responsible.</w:t>
+        <w:t>Content: Daijiworld Media Network - Mumbai Mumbai, Sep 17: Maharashtra Food and Civil Supplies Minister Chhagan Bhujbal on Tuesday alleged that OBC (Kunbi) certificates are being issued on the basis of forged and tampered documents. He raised the issue during a meeting of the state cabinet’s OBC sub-committee, pointing out a glaring disparity in state funding while the Maratha community received Rs 25,000 crore in the last three years, OBCs were allotted only Rs 2,500 crore in the past 25 years. Following the allegations and rising discontent within the OBC community, Sub-committee Chairman and Energy Minister Chandrashekhar Bawankule directed officials to conduct a thorough verification of all documents to curb the issuance of bogus Kunbi certificates. He also ordered the immediate release of Rs 2,933 crore in pending funds for OBC welfare within 15 days. The meeting, chaired by Bawankule, was attended by Bhujbal, Environment Minister Pankaja Munde, Other Backward and Bahujan Welfare and Dairy Development Minister Atul Save, Forest Minister Ganesh Naik, and Agriculture Minister Dattatray Bharne. Bhujbal reiterated that certificates are being issued based on manipulated records from the Hyderabad Gazette and demanded a fresh government-appointed committee to probe the possibility of fake entries similar to those earlier examined by the panel led by former Justice Sandeep Shinde. Highlighting financial neglect, Bhujbal noted that while the Annasaheb Patil Economic Development Corporation received Rs 750 crore, the Backward Classes Development Corporation was granted only Rs 5 crore. Calling the allocation grossly inadequate, he pointed out that OBCs constitute 54 per cent of the state’s population as per the 1931 census, making the meagre provision “highly discriminatory and unacceptable.” Disclaimer: Please write your correct name and email address. Kindly do not post any personal, abusive, defamatory, infringing, obscene, indecent, discriminatory or unlawful or similar comments. Daijiworld.com will not be responsible for any defamatory message posted under this article. Please note that sending false messages to insult, defame, intimidate, mislead or deceive people or to intentionally cause public disorder is punishable under law. It is obligatory on Daijiworld to provide the IP address and other details of senders of such comments, to the authority concerned upon request. Hence, sending offensive comments using daijiworld will be purely at your own risk, and in no way will Daijiworld.com be held responsible.</w:t>
       </w:r>
     </w:p>
     <w:p>
@@ -472,12 +255,229 @@
         <w:pStyle w:val="Heading3"/>
       </w:pPr>
       <w:r>
+        <w:t>Article 9</w:t>
+      </w:r>
+    </w:p>
+    <w:p>
+      <w:r>
+        <w:t>Title: Tribals in Maharashtra can now lease barren land to private entities; govt to bring law: Minister</w:t>
+      </w:r>
+    </w:p>
+    <w:p>
+      <w:r>
+        <w:t xml:space="preserve">URL: </w:t>
+      </w:r>
+      <w:hyperlink r:id="rId17">
+        <w:r>
+          <w:rPr>
+            <w:color w:val="0000FF"/>
+          </w:rPr>
+          <w:t>https://theprint.in/india/tribals-in-maharashtra-can-now-lease-barren-land-to-private-entities-govt-to-bring-law-minister/2747478/</w:t>
+        </w:r>
+      </w:hyperlink>
+    </w:p>
+    <w:p>
+      <w:r>
+        <w:t>Content: Mumbai, Sep 20 (PTI) Maharashtra Revenue Minister Chandrashekhar Bawankule on Saturday said tribal farmers in the state will soon be able to lease their barren land to private entities, enabling them to generate additional income, and a law regarding this will be introduced. The Congress, however, alleged that the government’s decision will benefit industrialists and lead to the exploitation of tribals. Officials said the move would not only provide tribals an opportunity to have a steady source of income but also safeguard their ownership rights. Show Full Article Mumbai, Sep 20 (PTI) Maharashtra Revenue Minister Chandrashekhar Bawankule on Saturday said tribal farmers in the state will soon be able to lease their barren land to private entities, enabling them to generate additional income, and a law regarding this will be introduced. The Congress, however, alleged that the government’s decision will benefit industrialists and lead to the exploitation of tribals. Officials said the move would not only provide tribals an opportunity to have a steady source of income but also safeguard their ownership rights. Show Full Article The Congress, however, alleged that the government’s decision will benefit industrialists and lead to the exploitation of tribals. Officials said the move would not only provide tribals an opportunity to have a steady source of income but also safeguard their ownership rights. Show Full Article Officials said the move would not only provide tribals an opportunity to have a steady source of income but also safeguard their ownership rights. Talking to reporters in Nagpur, Bawankule said, “Tribal landowners will benefit from this decision. If a tribal farmer wants to develop his land in partnership with an industrialist, he can now approach the district collector and take the final decision. Earlier, such proposals had to be approved at Mantralaya, the state administrative headquarters in Mumbai.” He, however, clarified that the proposed law will apply only to barren land and not fertile land owned by tribals. “I have received several requests from tribal landowners in Palghar and Nandurbar districts. If a private company wants to set up solar panels under a government scheme, it can enter into an agreement with the tribal landowner, who will continue to receive a fixed annual payment. Such income would not be possible from barren land,” Bawankule said. He said that the proposed legislation would also safeguard tribal ownership, as even if land is leased for a longer period, the owner would continue to receive payments annually from the entity with whom the agreement is made. Earlier on Friday, the minister had said that tribal farmers will be able to lease their land directly to private parties. At present, tribal farmers are not permitted to independently enter into lease agreements with private entities. He said the proposed change aims to give them direct access to private investment and generate additional income from their holdings. According to the minister, the agreements will require the participation of the district collector to ensure transparency and fairness in the process. “The minimum lease rent will be Rs 50,000 per acre annually or Rs 1,25,000 per hectare a year. Farmers and private parties can mutually decide on a higher amount,” he said. Bawankule said that tribal farmers will be allowed to enter into memoranda of understanding (MoUs) with private companies for mineral extraction if major or minor minerals are discovered on their land. Farmers would receive monetary benefits per tonne or per brass of minerals extracted, though the exact quantum of benefits is yet to be determined, he said. According to officials, a policy is being framed to enable tribal communities to secure a steady source of revenue while safeguarding their ownership rights. Until now, such transactions were tightly regulated to prevent any misuse of tribal land, often leading to delays and dependence on state-level permissions. Maharashtra Congress Legislature Party leader and former minister Vijay Wadettiwar, however, alleged that the government’s decision will benefit industrialists. “This decision is basically aimed at benefiting certain industrialists and influential people who would exploit the tribals using the proposed new law,” he claimed. PTI ND NP ARU This report is auto-generated from PTI news service. ThePrint holds no responsibility for its content. Talking to reporters in Nagpur, Bawankule said, “Tribal landowners will benefit from this decision. If a tribal farmer wants to develop his land in partnership with an industrialist, he can now approach the district collector and take the final decision. Earlier, such proposals had to be approved at Mantralaya, the state administrative headquarters in Mumbai.” He, however, clarified that the proposed law will apply only to barren land and not fertile land owned by tribals. “I have received several requests from tribal landowners in Palghar and Nandurbar districts. If a private company wants to set up solar panels under a government scheme, it can enter into an agreement with the tribal landowner, who will continue to receive a fixed annual payment. Such income would not be possible from barren land,” Bawankule said. He said that the proposed legislation would also safeguard tribal ownership, as even if land is leased for a longer period, the owner would continue to receive payments annually from the entity with whom the agreement is made. Earlier on Friday, the minister had said that tribal farmers will be able to lease their land directly to private parties. At present, tribal farmers are not permitted to independently enter into lease agreements with private entities. He said the proposed change aims to give them direct access to private investment and generate additional income from their holdings. According to the minister, the agreements will require the participation of the district collector to ensure transparency and fairness in the process. “The minimum lease rent will be Rs 50,000 per acre annually or Rs 1,25,000 per hectare a year. Farmers and private parties can mutually decide on a higher amount,” he said. Bawankule said that tribal farmers will be allowed to enter into memoranda of understanding (MoUs) with private companies for mineral extraction if major or minor minerals are discovered on their land. Farmers would receive monetary benefits per tonne or per brass of minerals extracted, though the exact quantum of benefits is yet to be determined, he said. According to officials, a policy is being framed to enable tribal communities to secure a steady source of revenue while safeguarding their ownership rights. Until now, such transactions were tightly regulated to prevent any misuse of tribal land, often leading to delays and dependence on state-level permissions. Maharashtra Congress Legislature Party leader and former minister Vijay Wadettiwar, however, alleged that the government’s decision will benefit industrialists. “This decision is basically aimed at benefiting certain industrialists and influential people who would exploit the tribals using the proposed new law,” he claimed. PTI ND NP ARU This report is auto-generated from PTI news service. ThePrint holds no responsibility for its content. “I have received several requests from tribal landowners in Palghar and Nandurbar districts. If a private company wants to set up solar panels under a government scheme, it can enter into an agreement with the tribal landowner, who will continue to receive a fixed annual payment. Such income would not be possible from barren land,” Bawankule said. He said that the proposed legislation would also safeguard tribal ownership, as even if land is leased for a longer period, the owner would continue to receive payments annually from the entity with whom the agreement is made. Earlier on Friday, the minister had said that tribal farmers will be able to lease their land directly to private parties. At present, tribal farmers are not permitted to independently enter into lease agreements with private entities. He said the proposed change aims to give them direct access to private investment and generate additional income from their holdings. According to the minister, the agreements will require the participation of the district collector to ensure transparency and fairness in the process. “The minimum lease rent will be Rs 50,000 per acre annually or Rs 1,25,000 per hectare a year. Farmers and private parties can mutually decide on a higher amount,” he said. Bawankule said that tribal farmers will be allowed to enter into memoranda of understanding (MoUs) with private companies for mineral extraction if major or minor minerals are discovered on their land. Farmers would receive monetary benefits per tonne or per brass of minerals extracted, though the exact quantum of benefits is yet to be determined, he said. According to officials, a policy is being framed to enable tribal communities to secure a steady source of revenue while safeguarding their ownership rights. Until now, such transactions were tightly regulated to prevent any misuse of tribal land, often leading to delays and dependence on state-level permissions. Maharashtra Congress Legislature Party leader and former minister Vijay Wadettiwar, however, alleged that the government’s decision will benefit industrialists. “This decision is basically aimed at benefiting certain industrialists and influential people who would exploit the tribals using the proposed new law,” he claimed. PTI ND NP ARU This report is auto-generated from PTI news service. ThePrint holds no responsibility for its content. He said that the proposed legislation would also safeguard tribal ownership, as even if land is leased for a longer period, the owner would continue to receive payments annually from the entity with whom the agreement is made. Earlier on Friday, the minister had said that tribal farmers will be able to lease their land directly to private parties. At present, tribal farmers are not permitted to independently enter into lease agreements with private entities. He said the proposed change aims to give them direct access to private investment and generate additional income from their holdings. According to the minister, the agreements will require the participation of the district collector to ensure transparency and fairness in the process. “The minimum lease rent will be Rs 50,000 per acre annually or Rs 1,25,000 per hectare a year. Farmers and private parties can mutually decide on a higher amount,” he said. Bawankule said that tribal farmers will be allowed to enter into memoranda of understanding (MoUs) with private companies for mineral extraction if major or minor minerals are discovered on their land. Farmers would receive monetary benefits per tonne or per brass of minerals extracted, though the exact quantum of benefits is yet to be determined, he said. According to officials, a policy is being framed to enable tribal communities to secure a steady source of revenue while safeguarding their ownership rights. Until now, such transactions were tightly regulated to prevent any misuse of tribal land, often leading to delays and dependence on state-level permissions. Maharashtra Congress Legislature Party leader and former minister Vijay Wadettiwar, however, alleged that the government’s decision will benefit industrialists. “This decision is basically aimed at benefiting certain industrialists and influential people who would exploit the tribals using the proposed new law,” he claimed. PTI ND NP ARU This report is auto-generated from PTI news service. ThePrint holds no responsibility for its content. Earlier on Friday, the minister had said that tribal farmers will be able to lease their land directly to private parties. At present, tribal farmers are not permitted to independently enter into lease agreements with private entities. He said the proposed change aims to give them direct access to private investment and generate additional income from their holdings. According to the minister, the agreements will require the participation of the district collector to ensure transparency and fairness in the process. “The minimum lease rent will be Rs 50,000 per acre annually or Rs 1,25,000 per hectare a year. Farmers and private parties can mutually decide on a higher amount,” he said. Bawankule said that tribal farmers will be allowed to enter into memoranda of understanding (MoUs) with private companies for mineral extraction if major or minor minerals are discovered on their land. Farmers would receive monetary benefits per tonne or per brass of minerals extracted, though the exact quantum of benefits is yet to be determined, he said. According to officials, a policy is being framed to enable tribal communities to secure a steady source of revenue while safeguarding their ownership rights. Until now, such transactions were tightly regulated to prevent any misuse of tribal land, often leading to delays and dependence on state-level permissions. Maharashtra Congress Legislature Party leader and former minister Vijay Wadettiwar, however, alleged that the government’s decision will benefit industrialists. “This decision is basically aimed at benefiting certain industrialists and influential people who would exploit the tribals using the proposed new law,” he claimed. PTI ND NP ARU This report is auto-generated from PTI news service. ThePrint holds no responsibility for its content. At present, tribal farmers are not permitted to independently enter into lease agreements with private entities. He said the proposed change aims to give them direct access to private investment and generate additional income from their holdings. According to the minister, the agreements will require the participation of the district collector to ensure transparency and fairness in the process. “The minimum lease rent will be Rs 50,000 per acre annually or Rs 1,25,000 per hectare a year. Farmers and private parties can mutually decide on a higher amount,” he said. Bawankule said that tribal farmers will be allowed to enter into memoranda of understanding (MoUs) with private companies for mineral extraction if major or minor minerals are discovered on their land. Farmers would receive monetary benefits per tonne or per brass of minerals extracted, though the exact quantum of benefits is yet to be determined, he said. According to officials, a policy is being framed to enable tribal communities to secure a steady source of revenue while safeguarding their ownership rights. Until now, such transactions were tightly regulated to prevent any misuse of tribal land, often leading to delays and dependence on state-level permissions. Maharashtra Congress Legislature Party leader and former minister Vijay Wadettiwar, however, alleged that the government’s decision will benefit industrialists. “This decision is basically aimed at benefiting certain industrialists and influential people who would exploit the tribals using the proposed new law,” he claimed. PTI ND NP ARU This report is auto-generated from PTI news service. ThePrint holds no responsibility for its content. He said the proposed change aims to give them direct access to private investment and generate additional income from their holdings. According to the minister, the agreements will require the participation of the district collector to ensure transparency and fairness in the process. “The minimum lease rent will be Rs 50,000 per acre annually or Rs 1,25,000 per hectare a year. Farmers and private parties can mutually decide on a higher amount,” he said. Bawankule said that tribal farmers will be allowed to enter into memoranda of understanding (MoUs) with private companies for mineral extraction if major or minor minerals are discovered on their land. Farmers would receive monetary benefits per tonne or per brass of minerals extracted, though the exact quantum of benefits is yet to be determined, he said. According to officials, a policy is being framed to enable tribal communities to secure a steady source of revenue while safeguarding their ownership rights. Until now, such transactions were tightly regulated to prevent any misuse of tribal land, often leading to delays and dependence on state-level permissions. Maharashtra Congress Legislature Party leader and former minister Vijay Wadettiwar, however, alleged that the government’s decision will benefit industrialists. “This decision is basically aimed at benefiting certain industrialists and influential people who would exploit the tribals using the proposed new law,” he claimed. PTI ND NP ARU This report is auto-generated from PTI news service. ThePrint holds no responsibility for its content. According to the minister, the agreements will require the participation of the district collector to ensure transparency and fairness in the process. “The minimum lease rent will be Rs 50,000 per acre annually or Rs 1,25,000 per hectare a year. Farmers and private parties can mutually decide on a higher amount,” he said. Bawankule said that tribal farmers will be allowed to enter into memoranda of understanding (MoUs) with private companies for mineral extraction if major or minor minerals are discovered on their land. Farmers would receive monetary benefits per tonne or per brass of minerals extracted, though the exact quantum of benefits is yet to be determined, he said. According to officials, a policy is being framed to enable tribal communities to secure a steady source of revenue while safeguarding their ownership rights. Until now, such transactions were tightly regulated to prevent any misuse of tribal land, often leading to delays and dependence on state-level permissions. Maharashtra Congress Legislature Party leader and former minister Vijay Wadettiwar, however, alleged that the government’s decision will benefit industrialists. “This decision is basically aimed at benefiting certain industrialists and influential people who would exploit the tribals using the proposed new law,” he claimed. PTI ND NP ARU This report is auto-generated from PTI news service. ThePrint holds no responsibility for its content. “The minimum lease rent will be Rs 50,000 per acre annually or Rs 1,25,000 per hectare a year. Farmers and private parties can mutually decide on a higher amount,” he said. Bawankule said that tribal farmers will be allowed to enter into memoranda of understanding (MoUs) with private companies for mineral extraction if major or minor minerals are discovered on their land. Farmers would receive monetary benefits per tonne or per brass of minerals extracted, though the exact quantum of benefits is yet to be determined, he said. According to officials, a policy is being framed to enable tribal communities to secure a steady source of revenue while safeguarding their ownership rights. Until now, such transactions were tightly regulated to prevent any misuse of tribal land, often leading to delays and dependence on state-level permissions. Maharashtra Congress Legislature Party leader and former minister Vijay Wadettiwar, however, alleged that the government’s decision will benefit industrialists. “This decision is basically aimed at benefiting certain industrialists and influential people who would exploit the tribals using the proposed new law,” he claimed. PTI ND NP ARU This report is auto-generated from PTI news service. ThePrint holds no responsibility for its content. Bawankule said that tribal farmers will be allowed to enter into memoranda of understanding (MoUs) with private companies for mineral extraction if major or minor minerals are discovered on their land. Farmers would receive monetary benefits per tonne or per brass of minerals extracted, though the exact quantum of benefits is yet to be determined, he said. According to officials, a policy is being framed to enable tribal communities to secure a steady source of revenue while safeguarding their ownership rights. Until now, such transactions were tightly regulated to prevent any misuse of tribal land, often leading to delays and dependence on state-level permissions. Maharashtra Congress Legislature Party leader and former minister Vijay Wadettiwar, however, alleged that the government’s decision will benefit industrialists. “This decision is basically aimed at benefiting certain industrialists and influential people who would exploit the tribals using the proposed new law,” he claimed. PTI ND NP ARU This report is auto-generated from PTI news service. ThePrint holds no responsibility for its content. Farmers would receive monetary benefits per tonne or per brass of minerals extracted, though the exact quantum of benefits is yet to be determined, he said. According to officials, a policy is being framed to enable tribal communities to secure a steady source of revenue while safeguarding their ownership rights. Until now, such transactions were tightly regulated to prevent any misuse of tribal land, often leading to delays and dependence on state-level permissions. Maharashtra Congress Legislature Party leader and former minister Vijay Wadettiwar, however, alleged that the government’s decision will benefit industrialists. “This decision is basically aimed at benefiting certain industrialists and influential people who would exploit the tribals using the proposed new law,” he claimed. PTI ND NP ARU This report is auto-generated from PTI news service. ThePrint holds no responsibility for its content. According to officials, a policy is being framed to enable tribal communities to secure a steady source of revenue while safeguarding their ownership rights. Until now, such transactions were tightly regulated to prevent any misuse of tribal land, often leading to delays and dependence on state-level permissions. Maharashtra Congress Legislature Party leader and former minister Vijay Wadettiwar, however, alleged that the government’s decision will benefit industrialists. “This decision is basically aimed at benefiting certain industrialists and influential people who would exploit the tribals using the proposed new law,” he claimed. PTI ND NP ARU This report is auto-generated from PTI news service. ThePrint holds no responsibility for its content. Maharashtra Congress Legislature Party leader and former minister Vijay Wadettiwar, however, alleged that the government’s decision will benefit industrialists. “This decision is basically aimed at benefiting certain industrialists and influential people who would exploit the tribals using the proposed new law,” he claimed. PTI ND NP ARU This report is auto-generated from PTI news service. ThePrint holds no responsibility for its content. “This decision is basically aimed at benefiting certain industrialists and influential people who would exploit the tribals using the proposed new law,” he claimed. PTI ND NP ARU This report is auto-generated from PTI news service. ThePrint holds no responsibility for its content. This report is auto-generated from PTI news service. ThePrint holds no responsibility for its content. Subscribe to our channels on YouTube, Telegram &amp; WhatsApp Support Our Journalism India needs fair, non-hyphenated and questioning journalism, packed with on-ground reporting. ThePrint – with exceptional reporters, columnists and editors – is doing just that. Sustaining this needs support from wonderful readers like you. Whether you live in India or overseas, you can take a paid subscription by clicking here. Support Our Journalism Save my name, email, and website in this browser for the next time I comment. Δ Required fields are marked * Name * Email * Δ Copyright © 2025 Printline Media Pvt. Ltd. All rights reserved.</w:t>
+      </w:r>
+    </w:p>
+    <w:p>
+      <w:pPr>
+        <w:pStyle w:val="Heading3"/>
+      </w:pPr>
+      <w:r>
+        <w:t>Article 10</w:t>
+      </w:r>
+    </w:p>
+    <w:p>
+      <w:r>
+        <w:t>Title: Guardian Minister Bawankule Secures ‘B’ Category Status for Five Major Pilgrimage Sites in Nagpur District</w:t>
+      </w:r>
+    </w:p>
+    <w:p>
+      <w:r>
+        <w:t xml:space="preserve">URL: </w:t>
+      </w:r>
+      <w:hyperlink r:id="rId18">
+        <w:r>
+          <w:rPr>
+            <w:color w:val="0000FF"/>
+          </w:rPr>
+          <w:t>https://www.nagpurtoday.in/guardian-minister-bawankule-secures-b-category-status-for-five-major-pilgrimage-sites-in-nagpur-district/09191502</w:t>
+        </w:r>
+      </w:hyperlink>
+    </w:p>
+    <w:p>
+      <w:r>
+        <w:t>Content: Nagpur: In a significant move to boost religious tourism, the Maharashtra government has granted ‘B’ category status to five prominent pilgrimage sites in Nagpur district. Guardian Minister Chandrashekhar Bawankule announced that the decision will strengthen social, cultural, and economic development in the region. The pilgrimage sites that received the upgraded status are: With this classification, these religious centers will now receive government funding for roads, lighting, drinking water, parking, and accommodation facilities. The enhanced infrastructure is expected to attract more devotees, expand tourism, and create new employment opportunities for locals. Expressing gratitude to Chief Minister Devendra Fadnavis, Deputy Chief Minister Eknath Shinde, and Deputy Chief Minister Ajit Pawar, Bawankule said, “This decision will not only strengthen the faith of devotees but also place Nagpur district prominently on the map of religious tourism.”</w:t>
+      </w:r>
+    </w:p>
+    <w:p>
+      <w:pPr>
+        <w:pStyle w:val="Heading3"/>
+      </w:pPr>
+      <w:r>
+        <w:t>Article 11</w:t>
+      </w:r>
+    </w:p>
+    <w:p>
+      <w:r>
+        <w:t>Title: Maharashtra Revenue Minister Chandrashekhar Bawankule To Inaugurate The 31st Pune Navratri Festival On September 22</w:t>
+      </w:r>
+    </w:p>
+    <w:p>
+      <w:r>
+        <w:t xml:space="preserve">URL: </w:t>
+      </w:r>
+      <w:hyperlink r:id="rId19">
+        <w:r>
+          <w:rPr>
+            <w:color w:val="0000FF"/>
+          </w:rPr>
+          <w:t>https://www.freepressjournal.in/pune/maharashtra-revenue-minister-chandrashekhar-bawankule-to-inaugurate-the-31st-pune-navratri-festival-on-september-22</w:t>
+        </w:r>
+      </w:hyperlink>
+    </w:p>
+    <w:p>
+      <w:r>
+        <w:t>Content: Pune: Pune Navratri Festival, which is a beautiful confluence of art, culture, singing, playing, bhajans, dance and music, is celebrating its 31st year this year. The festival will be inaugurated on Monday, September 22, at 4.30 pm by Maharashtra Revenue Minister Chandrashekhar Bawankule at Shri Ganesh Kala Krida Rangmanch. On this occasion, Union Minister of State for Civil Aviation and Cooperation Muralidhar Mohal, State Minister of Higher and Technical Education Chandrakant Patil, senior Gandhian thinker and former MLA Ulhas Pawar, State Minister of State for Urban Development Madhuri Misal, Rajya Sabha MP Dr Medha Kulkarni, MLA Dr Vishwajit Kadam, BJP City President Dheeraj Ghate, Former Minister of State for Home Ramesh Bagwe, Pune Municipal Commissioner Naval Kishore Ram, Pune City Police Commissioner Amitesh Kumar, and Additional Police Commissioner Sanjay Patil will be present as the chief guests. Special attraction of the inauguration The special presence of film stars Bhargavi Chirmule, Teja Devkar, Sania Chaudhary, Sheetal Ahirrao, Radha Sagar, Siya Patil, Rujuta Junnarkar, Amrita Dhongde, and Vaishnavi Patil will be a highlight in this inaugural ceremony. All the programmes of this festival are free for the fans. This information was given by the organising president of the Pune Navratri Festival, Aba Bagul, in a press conference. Bagul said, "On Monday, September 22, the day of Ghatsthapana, the installation of the idol will be done at the auspicious time of 6.41 am by Aba Bagul and Jayashree Bagul at Shri Laxmi Mata Temple in Shivdarshan. This year, a grand scene of the 72-foot-high Meenakshi Temple from Madurai is being created in this temple, and about 80 artists from the south are working on this scene." Maharshi – Lakshmi Mata Lifetime Achievement Award given annually Bagul further said that every year, a distinguished person who has performed exceptionally well in this inaugural ceremony is honoured with the 'Maharshi Award'. This year, Padma Shri Girish Prabhune, a social worker who has worked tirelessly for the upbringing, education and culture of children from the nomadic community, will be honoured with the Maharshi Award, said Aba Bagul. Similarly, individuals who have consistently contributed in various fields are honoured with the Shri Laxmi Mata Jeevan Gaurav Award at this inaugural ceremony. This year's awardees are Dr Parag Kalkar (Pro-Vice Chancellor of Savitribai Phule Pune University), State Director of Higher Education Dr Shailendra Devlankar, social activist Dr Megha Purav Samant, co-founder of Buldhana Cooperative Bank Shirish Deshpande and folk artist Pramila Lodgekar. Apart from this, Dr Mayur Kardile and Dr Arvind Khomane will also be specially honoured. Grand Opening Ceremony Cultural Programme The inauguration ceremony will be grand and spectacular, like every year. In this, the programme 'Anand Tarang', which is a jugglery of sitar, violin, flute and tabla, will be presented by Dr Neelima Radkar and Madhavi Karandikar and group. Dance guru Pt Shama Bhate and colleagues 'Sharanye Rudra Chandike' will present the Kathak programme. Vinod Dhokte, Swati Dhokte and co-stars of 'Jagar Shakti Pithancha' will present the programme Devicha Gondal. The attraction of the inauguration ceremony will be the dance performance 'Jallosh' by Marathi film stars Bhargavi Chirmule, Teja Devkar, Sania Chaudhary, Sheetal Ahirrao, Radha Sagar, Siya Patil, Rujuta Junnarkar, Amrita Dhongde, and Vaishnavi Patil, which will enchant the audience. It has been choreographed by Nikita Moghe. Cultural programmes at the festival After the inauguration, various cultural programmes will be presented at Shri Ganesh Kala Krida Rangmanch, the only one in Pune, every day at 7 pm till Vijayadashami for 11 consecutive days. On Tuesday, the 23rd, Abhijit Saraf, Kalyani Deshpande and Akshay Ghanekar will present the programme 'Nineties Melody', a collection of melodious songs from the 1990s. On Wednesday, the 24th, the programme 'Ishq Sufiyana' will be presented by Sandeep Panchwatkar, Praveen Avchar, Sandeep Ubale and Vinal Deshmukh. On Thursday, the 25th, 'Swar Samragnyiyaan', a programme of unique duet songs, will be presented by Radhika Atre, Rajeshwari Pawar, Kavita Sengar and Charulata Patankar. On Friday, the 26th, the 'Musical Masters' LP &amp; RD programme will be presented by Pallavi Patki Dhole, Sanjay Hivarale, Rafi Habib, Vinod Narwade and Bhagyashree Dumbare. On Saturday, the 27th, Prithviraj Nagwade, Ankita Shivtare and Saugandh Kapse will present the programme 'Asmita Maharashtraachi' with 50 artists simultaneously. On Sunday, the 28th, from 12 noon to 12 midnight, the only grand festival to preserve the folk art of Maharashtra will run for 12 consecutive hours, and the 'Lavani Festival', which is a must-see for women, will be a special attraction like every year. Lavani artists Seema Pote, Bhagyashree Baramatikar, Raksha Punekar, Kavya Punekar, Reel Star Kuku, and Varsha Mumbaikar and film actresses Archana Sawant, Jyoti Mumbaikar, Shalaka Punekar, and Sonali Shinde will perform in this festival. On Monday the 29th, 'Total Music Dhamaka' will be performed by Mukesh Dedhia, Tejaswini Pahuja, Chandrasekhar Mahamuni, Madhuri Bhosekar and Akash Solanki. On Tuesday, the 30th, the programme 'Bemisal Rafi' will be hosted by Aali Hussain, Anand Mhaswade and Kalyani Deshpande. On October 1, 'Hrudayat Waje Something', a romantic song programme, will be presented by Tanvi Dataye, A Saraf, Avantika Dhumane and RJ Bandya. On October 2, Vijayadashami, the vibrant programme 'Soulful Kishore Kumar' will be presented by veteran singers Jitendra Bhuruk, Rupali Ghogre and group, and this joyous musical celebration that has been going on for 11 consecutive days will conclude. Treasurer Nandkumar Bangude, Vice President Ghansham Sawant, Secretary Nandkumar Kondhalkar, Member Ramesh Bhandari, Member Amit Bagul and Member Hemant Bagul were present.</w:t>
+      </w:r>
+    </w:p>
+    <w:p>
+      <w:pPr>
+        <w:pStyle w:val="Heading3"/>
+      </w:pPr>
+      <w:r>
+        <w:t>Article 12</w:t>
+      </w:r>
+    </w:p>
+    <w:p>
+      <w:r>
+        <w:t>Title: Pune: 7,500 Students Take Cleanliness Oath At PM Narendra Modi's Birthday Event Attended By Maharashtra Minister Chandrashekhar Bawankule</w:t>
+      </w:r>
+    </w:p>
+    <w:p>
+      <w:r>
+        <w:t xml:space="preserve">URL: </w:t>
+      </w:r>
+      <w:hyperlink r:id="rId20">
+        <w:r>
+          <w:rPr>
+            <w:color w:val="0000FF"/>
+          </w:rPr>
+          <w:t>https://www.freepressjournal.in/pune/pune-7500-students-take-cleanliness-oath-at-pm-narendra-modis-birthday-event-attended-by-maharashtra-minister-chandrashekhar-bawankule</w:t>
+        </w:r>
+      </w:hyperlink>
+    </w:p>
+    <w:p>
+      <w:r>
+        <w:t>Content: Pune: Maharashtra Revenue Minister and BJP leader Chandrashekhar Bawankule was in Pune on Wednesday. Speaking at the event, Bawankule congratulated Prime Minister Narendra Modi on his 75th birthday and praised him for his work. Bawankule was attending an event where 7,500 students collectively took an oath for cleanliness. He was joined by Kasba Peth MLA Hemant Rasane, who organised this event under his initiative Swaccha Sundar Vikasit Kasba Mission. This initiative is in collaboration with the Deccan Education Society (DES). Present at the programme were former Union Environment Minister Prakash Javadekar, BJP State General Secretary Rajesh Pandey, Municipal Commissioner Naval Kishore Ram, MLA Vikrant Patil, Vice-President of the Society Ashok Palande, senior BJP office bearers, office bearers of the Deccan Education Society, principals, teachers, and a large number of students. While speaking at the event, Bawankule said, "Clean surroundings are essential for raising the standard of living and ensuring good health. Prime Minister Narendra Modi has given the nation the inspiring campaign of the Swachh Bharat Mission. City cleanliness is not just the government’s responsibility but the duty of every citizen. If students pledge to keep their homes, schools, and public places clean, the nation will surely become stronger." MLA Hemant Rasane said, "Prime Minister Modi dreams of making India a developed nation by 2047. To realise his vision of the Swachh Bharat Mission, everyone must actively participate. The initiative ‘Clean, Beautiful, Developed Kasba’ is not just an oath of cleanliness but a strong message to society. Today, along with the students, we have pledged that by the next birthday of Modiji, Pune will become the number one clean city in India.”</w:t>
+      </w:r>
+    </w:p>
+    <w:p>
+      <w:pPr>
+        <w:pStyle w:val="Heading3"/>
+      </w:pPr>
+      <w:r>
+        <w:t>Article 13</w:t>
+      </w:r>
+    </w:p>
+    <w:p>
+      <w:r>
+        <w:t>Title: Tribal farmers in Maharashtra can now lease land to private entities; govt to bring law: Minister</w:t>
+      </w:r>
+    </w:p>
+    <w:p>
+      <w:r>
+        <w:t xml:space="preserve">URL: </w:t>
+      </w:r>
+      <w:hyperlink r:id="rId21">
+        <w:r>
+          <w:rPr>
+            <w:color w:val="0000FF"/>
+          </w:rPr>
+          <w:t>https://www.newsdrum.in/national/tribal-farmers-in-maharashtra-can-now-lease-land-to-private-entities-govt-to-bring-law-minister-10482095</w:t>
+        </w:r>
+      </w:hyperlink>
+    </w:p>
+    <w:p>
+      <w:r>
+        <w:t>Content: Follow Us Mumbai, Sep 20 (PTI) Tribal farmers in Maharashtra will soon be able to lease their land to private entities for agricultural purposes or mineral excavation, which will enable them to generate additional income, state Revenue Minister Chandrashekhar Bawankule has said. Officials said the move would not only provide tribals an opportunity to have a steady source of income but also safeguard their ownership rights. Talking to reporters in Gadchiroli on Friday evening, Bawankule said, "A law will be brought soon. I am telling you this before its official announcement. Under this policy, tribal farmers will be able to lease out their land directly to private parties for agricultural purposes or mineral excavation." At present, tribal farmers are not permitted to independently enter into lease agreements with private entities. The proposed change is aimed at giving them a direct access to private investment and generating additional income from their holdings, he said. According to the minister, the agreements will require participation of the district collector to ensure transparency and fairness in the process. "The minimum lease rent will be Rs 50,000 per acre annually or Rs 1,25,000 per hectare a year. Farmers and private parties can mutually decide on a higher amount," he said. The minister also said that tribal farmers will be allowed to enter into Memorandums of Understanding (MoUs) with private companies for mineral excavation if major or minor minerals are discovered on their land. Farmers would receive monetary benefits per tonne or per brass of minerals extracted, though the exact quantum of benefits is yet to be determined. "The tribals do not have to come to Mantralaya in Mumbai for the same. The decision can be taken at the district collectorate level," Bawankule added. According to officials, a policy is being framed with the objective of enabling tribal communities to secure a steady source of revenue while safeguarding their ownership rights. Until now, such transactions were tightly regulated to prevent any misuse of tribal land, often leading to delays and dependence on state-level permissions. PTI ND NP Subscribe to our Newsletter! Share this article If you liked this article share it with your friends.they will thank you later</w:t>
+      </w:r>
+    </w:p>
+    <w:p>
+      <w:pPr>
+        <w:pStyle w:val="Heading3"/>
+      </w:pPr>
+      <w:r>
+        <w:t>Article 14</w:t>
+      </w:r>
+    </w:p>
+    <w:p>
+      <w:r>
+        <w:t>Title: Banjara Reservation | बंजारा आरक्षणाबाबत चंद्रशेखर बावनकुळे म्हणाले; कोणत्याही समाजाची नोंद...</w:t>
+      </w:r>
+    </w:p>
+    <w:p>
+      <w:r>
+        <w:t xml:space="preserve">URL: </w:t>
+      </w:r>
+      <w:hyperlink r:id="rId22">
+        <w:r>
+          <w:rPr>
+            <w:color w:val="0000FF"/>
+          </w:rPr>
+          <w:t>https://pudhari.news/maharashtra/vidarbha/nagpur/chandrashekhar-bawankule-statement-on-banjara-reservation-nagpur-as80</w:t>
+        </w:r>
+      </w:hyperlink>
+    </w:p>
+    <w:p>
+      <w:r>
+        <w:t>Content: Chandrashekhar Bawankule on Banjara Reservation नागपूर : मुख्यमंत्र्यांच्या सूचनांनुसार राज्यात अनेक ठिकाणी नुकसानीचे पंचनामे सुरू झाले असून केंद्र व राज्य सरकारच्या नियमांनुसार शेतकऱ्यांना योग्य ती नुकसान भरपाई दिली जाणार आहे. शेतकऱ्यांवर अन्याय होणार नाही. बंजारा आरक्षणात कोणत्याही समाजाची नोंद घ्यायची असल्यास प्रस्ताव केंद्र सरकारकडे पाठवावा लागतो. या मागणीवर चर्चा करून योग्य निर्णय घेतला जाईल, असे महसूलमंत्री चंद्रशेखर बावनकुळे यांनी सांगितले. ईव्हीएमवर शरद पवार यांनी केलेल्या विधानावर प्रतिक्रिया देताना बावनकुळे म्हणाले, निवडणूक आयोगाने यापूर्वी त्यांना नोटीस दिली होती. त्यावेळी कोणी आक्षेप नोंदवला नव्हता. मेळाव्याच्या माध्यमातून फक्त कार्यकर्त्यांना स्थिर ठेवण्यासाठीच त्यांनी ईव्हीएमचा प्रयोग केला आहे. राष्ट्रवादी काँग्रेसला मोर्चा काढण्याचेच काम आहे, आम्ही मात्र शेतकऱ्याला न्याय देतो. शेतकऱ्यांना योग्य मोबदला भूसंपादन कायद्याप्रमाणे मिळेल. संपादनाच्या वेळी शेतकऱ्यांशी चर्चा करूनच निर्णय घेतला जाईल, असे आश्वासन त्यांनी दिले. मी स्वतः भूसंपादन मंत्री आहे. त्यामुळे कुठल्याही प्रकारचा अन्याय शेतकऱ्यांवर होणार नाही. दरम्यान, कॅबिनेटने तिसरा रिंग रोड मंजूर केला असून एनएमआरडीएमार्फत त्याचे काम करण्यात येणार आहे, अशी माहितीही त्यांनी दिली. 'Pudhari' is excited to announce the relaunch of its Android and iOS apps. Stay updated with the latest news at your fingertips. Android and iOS Download now and stay updated, anytime, anywhere. Pudhari Publications Private Limited</w:t>
+      </w:r>
+    </w:p>
+    <w:p>
+      <w:pPr>
+        <w:pStyle w:val="Heading3"/>
+      </w:pPr>
+      <w:r>
+        <w:t>Article 15</w:t>
+      </w:r>
+    </w:p>
+    <w:p>
+      <w:r>
+        <w:t>Title: राज्यातील प्रत्येक जिल्ह्याचा गौण खनिज आराखडा – महसूलमंत्री चंद्रशेखर बावनकुळे यांचे आदेश</w:t>
+      </w:r>
+    </w:p>
+    <w:p>
+      <w:r>
+        <w:t xml:space="preserve">URL: </w:t>
+      </w:r>
+      <w:hyperlink r:id="rId23">
+        <w:r>
+          <w:rPr>
+            <w:color w:val="0000FF"/>
+          </w:rPr>
+          <w:t>https://www.loksatta.com/pune/revenue-minister-chandrashekhar-bawankule-order-minor-mineral-plan-of-each-district-in-the-state-pune-print-news-asj-82-5381503/</w:t>
+        </w:r>
+      </w:hyperlink>
+    </w:p>
+    <w:p>
+      <w:r>
+        <w:t>Content: पुणे : राज्यातील अनेक जिल्ह्यात गौण खनिज क्षेत्र जाहीर झालेले नसल्यामुळे कृत्रिम वाळू उत्पादकांना वेगवेगळ्या विभागांची परवानगी घ्यावी लागत आहे. त्यामुळे सर्व जिल्हाधिकाऱ्यांनी पुढील महिन्याभरात गौण खनिज क्षेत्राचा आराखडा करून तो राज्य शासनाला सादर करावा, असा आदेश राज्याचे महसूलमंत्री चंद्रशेखर बावनकुळे यांनी दिला आहे. राज्य शासनाच्या सेवा पंधरवडा उपक्रमाअंतर्गत नव्याने लागू केलेल्या ’एम सँड‘ धोरणासंदर्भात बावनकुळे यांनी खाण चालक क्रशर मालक बांधकाम व्यावसायिक आणि अधिका-यांच्या अडचणी जाणून घेतल्या. त्यावेळी गौण खनिज क्षेत्राचा आराखडा जाहीर झालेला नसल्याचे स्पष्ट झाले. ‘एम सँड धोरण चांगले आहे. ग्रामपंचायतींच्या ना हरकत प्रमाणपत्र रद्द करण्याची आवश्यकता नाही ही बाब स्तुत्य आहे. मात्र दीर्घ मुदतीचा खाणपट्टा घेण्यासाठी त्रास सहन करावा लागतो. दीर्घमुदतीचे खाणपट्टे घेताना ग्रामपंचायतींचे ना हरकत प्रमाणपत्र आवश्यक करण्यात आले आहे. त्या मुळे ती अट रद्द करावी, अशी मागणी यावेळी करण्यात आली. त्यावर ग्रामपंचायतींनी तीस दिवसांच्या कालावधीत परवानगी न तिल्यास त्याची जबाबदारी ग्रामपंचायतींवर राहिल अशी सुधारणा शासन निर्णयात केली जाईल. सरसकट खाण उद्योगांना सवलती मिळणार नाहीत. खाणचालकांनी एम सँड प्रकल्प तीन वर्षांच्या आत टाकणे बंधनकारक आहे. त्यानंतरच त्यांना सर्व सवलती मिळतील असेही बावनकुळे यांनी सांगितले. दर अकरा महिन्यांनी ट्रेडिंग लायसन्स काढावे लागते. त्याची मुदत वाढवावी या मागणीनुसार तीन वर्षांसाठी ती देण्याची सुधारणा निर्णयात केली जाणार आहे. खाणपट्ट्यासाठी अकृषिक परवान्याची गरज नसल्याचे सांगून जिल्हाधिकाऱ्यांनी गौण खनिज क्षेत्र आणि त्याचा आराखडा जाहीर करावा. प्रांताधिका-यांनी आठमुठे धोरण अवलंबू नये अशी सूचना त्यांनी केली. तसेच परवानगी देण्यासाठी एक खिडकी योजना सुरू करण्याची सूचनाही त्यांनी मान्य केली. टेकडी आणि डोंगरांच्या परिसरात सर्वाधिक दगड असल्यामुळे तेथील उत्खननाची परवानगी द्यावी अशी मागणी करण्यात आली. मात्र डोंगर माथ्यावर उत्थखनानाला कोणतीही मान्यता दिली जाणार नाही. त्यामुळे टेकड्या उद्ववस्त होईल असे सांगून ही मागणी फेटाळण्यात आली. लोकसभा विरोधी पक्षनेते राहुल गांधी यांनी केंद्रीय निवडणूक आयोग आणि मुख्य निवडणूक आयुक्त ज्ञानेश कुमार यांच्यावर गंभीर आरोप केले. कर्नाटकमधील २०२३ निवडणुकीत मत चोरी झाल्याचा दावा करत, त्यांनी पुरावे सादर केले. मतदार यादीतून नावं वगळण्यासाठी बाहेरील मोबाईल क्रमांक वापरल्याचा आरोप केला. निवडणूक आयोगाने आठवड्याभरात माहिती जाहीर करावी, अन्यथा घोटाळेबाजांना वाचवत असल्याचं सिद्ध होईल, असा अल्टिमेटम दिला.</w:t>
+      </w:r>
+    </w:p>
+    <w:p>
+      <w:pPr>
+        <w:pStyle w:val="Heading3"/>
+      </w:pPr>
+      <w:r>
         <w:t>Article 16</w:t>
       </w:r>
     </w:p>
     <w:p>
       <w:r>
-        <w:t>Title: Maharashtra Encroachment on farm roads to be cleared govt to map such pathways says Bawankule</w:t>
+        <w:t>Title: शारदीय नवरात्र: कोराडी माता मंदिरात पालकमंत्री चंद्रशेखर बावनकुळे यांचे विधीपूर्वक पूजन</w:t>
       </w:r>
     </w:p>
     <w:p>
@@ -489,13 +489,13 @@
           <w:rPr>
             <w:color w:val="0000FF"/>
           </w:rPr>
-          <w:t>https://www.theweek.in/wire-updates/national/2025/09/20/bes11-mh-bawankule-farmers.amp.html</w:t>
+          <w:t>https://www.nagpurtoday.in/sharadiya-navratri-ritual-worship-of-guardian-minister-chandrashekhar-bawankule-at-koradi-mata-temple/09221722</w:t>
         </w:r>
       </w:hyperlink>
     </w:p>
     <w:p>
       <w:r>
-        <w:t>Content: Chandrapur, Sep 20 (PTI) Encroachment on approach roads to agricultural fields will be removed in Maharashtra, and such tracks will be mapped as part of the state's plan to improve farmers’ income, minister Chandrashekhar Bawankule said on Saturday. Under the initiative, launched during the ongoing Seva Pandharwada (service fortnight), “scheduled trees”, which require permission to fell, will be planted along the roads to farmland, the minister told reporters here. He said the government is committed to boosting farmers’ income and will provide them with facilities like water, electricity and easy access roads. “After mapping the approach roads, the Chief Minister Baliraja Paddy Road Scheme will be introduced in the next six months,” he said. Under the scheme, the government will construct concrete roads to farmland, improving access for farmers and supporting agricultural activities. The revenue department, with the help of the district administration, will remove encroachment on these roads, the revenue minister said. He claimed that the initiative is the first such measure in the country. Revenue officials will hold camps in villages to ensure that records concerning 7/12 extracts (a key land document) are updated so that the holders can enjoy benefits under various government schemes, he said. Bawankule talked about the regularisation of land in slum pockets within the limits of civic corporations in the state. He also said that the use of 50 per cent artificial M-sand (manufactured sand) has been made compulsory in government construction projects to reduce the demand for natural sand. “At least 50 such projects should be started in each district,” said the minister. (This story has not been edited by THE WEEK and is auto-generated from PTI) Copyright © 2024 All rights reserved</w:t>
+        <w:t>Content: नागपूर: विदर्भातील नागपूर शहरापासून फक्त १५ किलोमीटर अंतरावर वसलेले कोराडी माता मंदिर या वर्षी शारदीय नवरात्राच्या शुभ मुहूर्तावर भक्तांच्या उपस्थितीत तेजाने उजळले. पालकमंत्री चंद्रशेखर बावनकुळे यांनी येथे विधीपूर्वक माँ जगदंबेची पूजा केली. मंदिराची वैशिष्ट्ये प्राचीनतेत आहेत. सुमारे ३०० वर्षांपूर्वी प्रकट झालेली ही स्वयंभू देवी सकाळी बालिकेच्या रूपात, दुपारी यौवन रूपात आणि रात्री प्रौढ मातेसारखी भक्तांसमोर प्रकट होते. या अद्भुत अनुभवामुळे भक्तांना देवीशी असलेल्या अध्यात्मिक नात्याची जाणीव होते. मंदिराचा परिसर सुमारे दीडशे एकर विस्तीर्ण असून, संपूर्ण दरबार चांदीने सजवलेला आहे. काही वर्षांपूर्वी महाराष्ट्र पर्यटन विभागाच्या सहकार्याने मंदिराचे जीर्णोद्धार केले गेले असून, राजस्थानमधील धौलपूर येथून आणलेले दगड मंदिराला भव्य रूप देतात. प्रवेश करताच भक्तांच्या मनात श्रद्धा आणि भक्तिभाव जागृत होतो. शारदीय नवरात्रात या मंदिरात हजारो भाविक दर्शनासाठी येतात. पालकमंत्री बावनकुळे यांनी पूजा करताना देवीच्या कृपेची अनुभूती घेण्यासाठी येणाऱ्या भक्तांशी संवाद साधला आणि मंदिराचे धार्मिक महत्त्व सांगितले. कोराडी माता मंदिर हे फक्त धार्मिक दृष्ट्या महत्त्वाचे नाही, तर ते वास्तुकलेच्या सौंदर्याचेही अनोखे उदाहरण आहे. भक्तांना येथे येऊन अध्यात्मिक शांती आणि मानसिक समाधान दोन्ही मिळते.</w:t>
       </w:r>
     </w:p>
     <w:p>
@@ -508,6 +508,1711 @@
     </w:p>
     <w:p>
       <w:r>
+        <w:t>Title: Pune Navratri Festival 2025: पुणे नवरात्र महोत्सव येत्या सोमवारपासून सुरू; चंद्रशेखर बावनकुळे यांच्या हस्ते उद्घाटन</w:t>
+      </w:r>
+    </w:p>
+    <w:p>
+      <w:r>
+        <w:t xml:space="preserve">URL: </w:t>
+      </w:r>
+      <w:hyperlink r:id="rId25">
+        <w:r>
+          <w:rPr>
+            <w:color w:val="0000FF"/>
+          </w:rPr>
+          <w:t>https://pudhari.news/maharashtra/pune/pune-navratri-festival-2025-inauguration-chandrashekhar-bawankule-sb97</w:t>
+        </w:r>
+      </w:hyperlink>
+    </w:p>
+    <w:p>
+      <w:r>
+        <w:t>Content: पुणे: कला, संस्कृती, गायन, वादन, भजन, नृत्य, संगीत यांचा मनोहरी संगम असणारा पुणे नवरात्र महोत्सवाचे आयोजन गणेश कला क्रीडा मंच येथे करण्यात आले आहे, अशी माहिती महोत्सवाचे अध्यक्ष आबा बागुल, कोषाध्यक्ष नंदकुमार बानगुडे आणि उपाध्यक्ष घनश्याम सावंत यांनी पत्रकार परिषदेत दिली. महोत्सवाचे उद्घाटन सोमवारी (दि. 22 सप्टेंबर) सायंकाळी 4.30 वाजता महसूलमंत्री चंद्रशेखर बावनकुळे यांच्या हस्ते होणार आहे. या प्रसंगी केंद्रीय नागरी हवाई उड्डाण व सहकार राज्यमंत्री मुरलीधर मोहळ, राज्याचे उच्च व तंत्रशिक्षणमंत्री चंद्रकांत पाटील, ज्येष्ठ गांधीवादी विचारवंत उल्हास पवार, नगरविकास राज्यमंत्री माधुरी मिसाळ, खासदार मेधा कुलकर्णी, यांसह मान्यवर उपस्थित राहणार आहेत. (Latest Pune News) या उद्घाटन सोहळ्यात सिनेतारका भार्गवी चिरमुले, तेजा देवकर, सानिया चौधरी, शीतल अहिरराव, राधा सागर, सिया पाटील, ऋजुता जुन्नरकर, अमृता धोंगडे, वैष्णवी पाटील यांची विशेष उपस्थिती लक्षवेधी असेल. घटस्थापनेच्या दिवशी शिवदर्शन येथील श्री. लक्ष्मीमाता मंदिरात आबा बागुल व जयश्री बागुल यांच्या हस्ते सकाळी 6.41 मि. या शुभमुहूर्तावर विधिवत घटस्थापना केली जाईल. या उद्घाटन सोहळ्यात ‌‘महर्षी पुरस्कार‌’ प्राप्त समाजसेवक गिरीश प्रभुणे यांना प्रदान करण्यात येणार आहे. तर श्री लक्ष्मीमाता जीवन गौरव पुरस्कार सावित्रीबाई फुले पुणे विद्यापीठाचे प्र-कुलगुरु डॉ. पराग काळकर, उच्च शिक्षण संचालक डॉ. शैलेंद्र देवळाणकर, सामजिक कार्यकर्त्या डॉ. मेघा पुरव-सामंत, बुलडाणा सहकारी बँकेचे सहसंस्थापक शिरीष देशपांडे आणि लोककलावंत प्रमिला लोदगेकर यांना प्रदान करण्यात येणार आहे. याशिवाय डॉ. मयूर कर्डिले आणि डॉ. अरविंद खोमणे, यांनाही विशेष सन्मानित करणात येणार आहे. या महोत्सवात सितार, व्हायोलिन, बासरी व तबला यांची जुगलबंदी असणारा ‌‘आनंद तरंग‌’ हा कार्यक्रम, ‌‘जागर शक्ती पिठांचा‌’ देवीचा गोंधळ, सिनेतारकांचा ‌‘जल्लोष‌’ हा नृत्याविष्कार, गाण्यांचा ‌‘नाइनटीज मेलडी‌’, ‌‘इश्क? सुफियाना‌’, ‌‘स्वर सामाज्ञीयाँ‌’, ‌‘मुझीकल मास्टर्स‌’ ‌‘एल.पी अँड आर. डी. 50‌’ कलाकारांसह ‌‘अस्मिता महाराष्ट्राची‌’, ‌‘लावणी महोत्सव‌’, ‌‘बेमिसाल रफी‌’, ‌‘सोलफुल किशोर कुमार‌’ असे विविध कार्यक्रम होणार आहेत. यंदा दुर्गोत्सवासाठी आम्ही अयोध्येतील श्रीराम मंदिराची प्रतिकृती तयार करत आहोत, सजावटीचे सध्या काम सुरू आहे, 22 सप्टेंबरला सजावटीचे उद्घाटन होईल. 28 सप्टेंबरपासून दुर्गोत्सवाला सुरुवात होईल. यंदा आम्ही या वर्षीपासून आम्ही दुर्गोत्सवासाठी पर्यावरणपूरक मूर्ती तयार करत आहोत. मूर्ती कोलकात्याच्या मूर्तिकारांनी तयार केल्या आहेत. तसेच, दुर्गोत्सवात बंंगाली संस्कृती अन्‌‍ परंपरेचे दर्शन घडविणारे सांस्कृतिक कार्यक्रमही रंगणार आहेत. बंगाली कलाकार कलेचे सादरीकरण करणार आहेत, कार्यक्रमांचे नियोजन सुरू आहे . - अनुप दत्ता, पुणे काली बारी मंदिर, खडकी-रेंजहिल्स कोलकात्याहून आलेले मूर्तिकार वीस दिवसांपासून मूर्ती तयार करत आहेत. पश्चिम बंगालहून आणलेल्या मातीतून या मूर्ती तयार करण्यात येत आहेत. आता मूर्ती तयार करण्याचे काम अंतिम टप्प्यात आले आहे. पुण्यात ठिकठिकाणी साजऱ्या होणाऱ्या दुर्गोत्सवासाठी भोसलेनगर येथे मूर्ती तयार करण्यात येत आहेत, या मूर्ती त्या-त्या ठिकाणी उत्सवासाठी पाठविल्या जाणार आहेत. संस्थेच्या दुर्गोत्सवाला 27 सप्टेंबरपासून सुरुवात होणार आहे. काँग्रेस भवनमध्ये होणाऱ्या या उत्सवात वैविध्यपूर्ण कार्यक्रम आयोजित करण्यात आले आहेत. - अरुण चटोपाध्याय, बांगीय संस्कृती संसद 'Pudhari' is excited to announce the relaunch of its Android and iOS apps. Stay updated with the latest news at your fingertips. Android and iOS Download now and stay updated, anytime, anywhere. Pudhari Publications Private Limited</w:t>
+      </w:r>
+    </w:p>
+    <w:p>
+      <w:pPr>
+        <w:pStyle w:val="Heading3"/>
+      </w:pPr>
+      <w:r>
+        <w:t>Article 18</w:t>
+      </w:r>
+    </w:p>
+    <w:p>
+      <w:r>
+        <w:t>Title: Chandrashekhar Bawankule : आरक्षणाला विरोध करणे अयोग्य; चंद्रशेखर बावनकुळे यांची उद्धव ठाकरेंवर टीका</w:t>
+      </w:r>
+    </w:p>
+    <w:p>
+      <w:r>
+        <w:t xml:space="preserve">URL: </w:t>
+      </w:r>
+      <w:hyperlink r:id="rId26">
+        <w:r>
+          <w:rPr>
+            <w:color w:val="0000FF"/>
+          </w:rPr>
+          <w:t>https://www.esakal.com/pune/chandrashekhar-bawankule-slams-uddhav-thackeray-says-opposing-reservation-is-wrong-politics-pjp78</w:t>
+        </w:r>
+      </w:hyperlink>
+    </w:p>
+    <w:p>
+      <w:r>
+        <w:t>Content: Chandrashekhar Bawankule sakal पुणे - ओबीसी आरक्षणाचा प्रश्‍न सोडविण्यासाठी मुख्यमंत्री देवेंद्र फडणवीस ठाम व न्याय्य भूमिका घेत आहेत. उद्धव ठाकरे सरकारच्या काळात गेलेले आरक्षण पुन्हा आणले असून, त्याला अडथळा आणणे योग्य नाही, अशी टीका महसूलमंत्री चंद्रशेखर बावनकुळे यांनी ठाकरे व महाविकास आघाडीच्या नेत्यांवर केली. Follow Us Copyright © 2025 - Sakal Media Pvt Ltd - All rights reserved. Powered by Quintype</w:t>
+      </w:r>
+    </w:p>
+    <w:p>
+      <w:pPr>
+        <w:pStyle w:val="Heading3"/>
+      </w:pPr>
+      <w:r>
+        <w:t>Article 19</w:t>
+      </w:r>
+    </w:p>
+    <w:p>
+      <w:r>
+        <w:t>Title: महापालिका, नगरपरिषदा, नगरपंचायतीच्या हद्दीत तुकडेबंदी नाही, महसूलमंत्री चंद्रशेखर बावनकुळे यांची माहिती</w:t>
+      </w:r>
+    </w:p>
+    <w:p>
+      <w:r>
+        <w:t xml:space="preserve">URL: </w:t>
+      </w:r>
+      <w:hyperlink r:id="rId27">
+        <w:r>
+          <w:rPr>
+            <w:color w:val="0000FF"/>
+          </w:rPr>
+          <w:t>https://www.loksatta.com/pune/revenue-minister-bawankule-statement-tukade-bandi-about-municipal-corporation-municipal-council-and-municipal-panchayat-pune-print-news-asj-82-5381397/</w:t>
+        </w:r>
+      </w:hyperlink>
+    </w:p>
+    <w:p>
+      <w:r>
+        <w:t>Content: पुणे : महानगरपालिका, नगरपरिषदा आणि नगरपंचायत यांच्या हद्दीमध्ये तुकडेबंदी कायद्याची अंमलबजावणी केली जाणार नाही, असा निर्णय राज्य शासनाने घेतल्याची माहिती राज्याचे महसूलमंत्री चंद्रशेखर बावनकुळे यांनी येथे दिली. तसेच तुकडेबंदी कायद्यातील अधिनियमातील तरतुदींविरोधात पडलेल्या तुकड्यांचे नियमितीकरण करण्याची प्रक्रिया सुलभ केली जाणार असून त्यासंदर्भातील कार्यपद्धती येत्या पंधरा दिवसात जाहीर केली जाईल, असेही त्यांनी सांगितले. राज्यस्तरीय सेवा पंधरवडा अभियानावेळी बोलताना बावनकुळे यांनी ही माहिती दिली. तुकडेबंडी कायद्याच्या अंमलबजावणीसाठी आदर्श कार्यपध्दती येत्या पंधरा दिवसात निश्चित केली जाईल. या निर्णयाचा फायदा राज्यातील सुमारे ५० लाख नागरिकांना होणार आहे. यामुळे थांबलेले व्यवहार पूर्ण होतील. दस्तांची नोंदणी होईल, असे बावनकुळे यांनी सांगितले. महाराष्ट्र धारण जमिनींचे तुकडे पाडण्यास प्रतिबंध करण्याबाबत आणि त्यांचे एकत्रीकरण करण्याबाबत अधिनियम १९४७ या अधिनियमातील तरतुदींविरुध्द पडलेल्या तुकड्यांचे नियमितीकरण करण्याची प्रक्रिया सुलभ करण्यासाठी महसुल विभागाचे अपर मुख्य सचिव यांच्या अध्यक्षतेखाली नऊ सदस्यांची समिती शासनाने स्थापन केली आहे. य समितीच्या अहवालानंतरच शासनाकडून तुकडेबंदीच्या निर्णयाची अंमलबजावणी होणार आहे. दरम्यान, महानगरपालिका, नगरपरिषदा आणि नगरपंचायत यांच्या हद्दीमध्ये तुकडेबंदी कायदा लागू असणार नाही. तसेच प्राधिकरण आणि प्रादेशिक आराखडा (आरपी) लागू असेल अशा हद्दीत निवासी, वाणिज्यिक, औद्योगिक किंवा इतर कोणत्याही अकृषिक वापरासाठी असलेल्या क्षेत्रात आणि गावांच्या हद्दीपासून २०० मीटरच्या आतील क्षेत्रात तुकडेबंदी कायदा लागू होणार नाही. कर्नाटक, आंध्रप्रदेशाच्या धर्तीवर राज्यात जमाबंदी आयुक्तालयांच्या अखत्यारीत १० ते १५ खासगी एजन्सीचे भूकरमापक आणले जातील. त्यांच्या माध्यमातून जमिनीची मोजणी केल्याशिवाय आता दस्ताची नोंदणी होणार नाही. दस्ताची नोंदणी झाल्याशिवाय त्या दस्ताचा फेरफार होणार नाही. ही प्रक्रिया येत्या महिन्याभरता राबविली जाईल, असेही बावनकुळे यांनी सांगितले. लोकसभा विरोधी पक्षनेते राहुल गांधी यांनी केंद्रीय निवडणूक आयोग आणि मुख्य निवडणूक आयुक्त ज्ञानेश कुमार यांच्यावर गंभीर आरोप केले. कर्नाटकमधील २०२३ निवडणुकीत मत चोरी झाल्याचा दावा करत, त्यांनी पुरावे सादर केले. मतदार यादीतून नावं वगळण्यासाठी बाहेरील मोबाईल क्रमांक वापरल्याचा आरोप केला. निवडणूक आयोगाने आठवड्याभरात माहिती जाहीर करावी, अन्यथा घोटाळेबाजांना वाचवत असल्याचं सिद्ध होईल, असा अल्टिमेटम दिला.</w:t>
+      </w:r>
+    </w:p>
+    <w:p>
+      <w:pPr>
+        <w:pStyle w:val="Heading3"/>
+      </w:pPr>
+      <w:r>
+        <w:t>Article 20</w:t>
+      </w:r>
+    </w:p>
+    <w:p>
+      <w:r>
+        <w:t>Title: Pune Development: मुख्यमंत्र्यांचे पुण्याच्या विकासावर लक्ष; चंद्रशेखर बावनकुळे यांचे प्रतिपादन</w:t>
+      </w:r>
+    </w:p>
+    <w:p>
+      <w:r>
+        <w:t xml:space="preserve">URL: </w:t>
+      </w:r>
+      <w:hyperlink r:id="rId28">
+        <w:r>
+          <w:rPr>
+            <w:color w:val="0000FF"/>
+          </w:rPr>
+          <w:t>https://pudhari.news/maharashtra/pune/chief-minister-focus-pune-development-chandrashekhar-bawanakule-sb97</w:t>
+        </w:r>
+      </w:hyperlink>
+    </w:p>
+    <w:p>
+      <w:r>
+        <w:t>Content: पुणे: मुख्यमंत्री देवेंद्र फडणवीस यांचे पुण्यावर बारकाईने लक्ष आहे. ते दर दोन आठवड्यांनी पुण्यात असतात. शहराचा सर्वोत्तम विकास हेच त्यांचे ध्येय आहे. त्यांनी 2029, 2035 आणि 2047 चे पुणे असे व्हिजन ठरविले आहे. पुढील काही काळात पुण्याच्या पायाभूत सुविधा राज्यात सर्वांत उत्तम असतील. कोणीही कल्पना केली नसेल, असे पुणे शहर भविष्यात पाहायला मिळेल, असा विश्वास राज्याचे महसूलमंत्री चंद्रशेखर बावनकुळे यांनी व्यक्त केला. (Latest Pune News) ‌‘पुणे नवरात्रौ महोत्सवा‌’चे उद्घाटन बावनकुळे यांच्या हस्ते सोमवारी गणेश कला क्रीडा रंगमंच येथे पार पडले, त्या वेळी ते बोलत होते. या वेळी राज्यमंत्री माधुरी मिसाळ, ज्येष्ठ नेते उल्हास पवार, भाजपचे शहराध्यक्ष धीरज घाटे, माजी गृहमंत्री रमेश बागवे, अप्पर पोलिस आयुक्त संजय पाटील, आकाशवाणीचे प्रसारण अधिकारी इंद्रजित बागल, महोत्सवाचे अध्यक्ष आबा बागूल, जयश्री बागूल आदी उपस्थित होते. या प्रसंगी ज्येष्ठ सामाजिक कार्यकर्ते पद्मश्री गिरीश प्रभुणे यांना ‌‘महर्षी‌’ पुरस्कार देऊन सन्मानित करण्यात आले. या वेळी सावित्रीबाई फुले पुणे विद्यापीठाचे प्र-कुलगुरू डॉ. पराग काळकर, महाराष्ट्र राज्याच्या उच्च शिक्षण विभागाचे संचालक डॉ. शैलेंद्र देवळाणकर, सामाजिक कार्यकर्त्या मेघा सामंत, बुलडाणा अर्बन बँकेचे प्रमुख शिरीष देशपांडे, लोककलावंत प्रमिला लोदगेकर यांना ‌‘लक्ष्मीमाता‌’ जीवनगौरव पुरस्कार देऊन गौरविण्यात आले. या वेळी डॉ. मयूर कर्डिले, डॉ. अरविंद खोमणे यांचा विशेष सन्मान करण्यात आला. बावनकुळे साहेबांनी माझा मान राखला: बागूल महोत्सवाचे व्यासपीठ पक्षविरहित आहे. आबांनी आमंत्रणपत्रिकेवर नाव तर छापले; पण बावनकुळे येणार नाहीत, अशी चर्चा झाली. अनेकांनी पैजा लावल्या. मात्र, साहेब माझे समाजबांधव आहेत. ते माझ्या विनंतीला मान देऊन ते आले. ते सर्वसमावेशक असून, कोणालाही पक्षात घेऊ शकतात, इतका साहेबांचा शब्द महत्त्वाचा आहे. बावनकुळेसाहेब घरचा नवसाच्या देवीचा उत्सव सांभाळून आले. त्यांनी माझा मान राखला. मी आयुष्यभर त्यांच्या शब्दांत राहील, अशा भावनाही बागूल यांनी व्यक्त केल्या. जगात कोणीच परिपूर्ण नसते. प्रत्येकाला परमेश्वराने काही गुण दिलेले असतात. त्यामुळे प्रत्येकाने इतरांकडून शिकले पाहिजे. मनुष्याच्या जीवनात पद, प्रतिष्ठा, पैसा कायम पुरत नाही. समाजातील शेवटच्या घटकातील व्यक्तीसाठी केलेले कार्यच आपल्याबरोबर राहते. आपल्या देव, देश, धर्मासाठी काम केले, तर आपला देश खऱ्या अर्थाने विकसित होईल. - चंद्रशेखर बावनकुळे, महसूलमंत्री पुणेकर वाहतूक कोंडीने त्रस्त आहेत. माझ्याकडे वाहतुकीचा मायक्रो प्लॅन तयार आहे. बावनकुळे साहेबांनी त्यात लक्ष घातले, तर पुणेकरांची वाहतूक कोंडीतून कायमची सुटका होऊ शकेल. त्याचबरोबर पुणे पालिकेने बजेट प्रत्यक्षात मोठे असले तरी विकासासाठी पुरेसा निधी मिळत नाही. पालिकेमध्ये ‌‘वन टाइम टॅक्स‌’चे धोरण लागू केल्यास अनेक प्रश्न सुटू शकतील. - आबा बागूल, संयोजक, पुणे नवरात्रौ महोत्सव 'Pudhari' is excited to announce the relaunch of its Android and iOS apps. Stay updated with the latest news at your fingertips. Android and iOS Download now and stay updated, anytime, anywhere. Pudhari Publications Private Limited</w:t>
+      </w:r>
+    </w:p>
+    <w:p>
+      <w:pPr>
+        <w:pStyle w:val="Heading3"/>
+      </w:pPr>
+      <w:r>
+        <w:t>Article 21</w:t>
+      </w:r>
+    </w:p>
+    <w:p>
+      <w:r>
+        <w:t>Title: कुणबी प्रमाणपत्र देताना पडताळणी करून देणार- चंद्रशेखर बावनकुळे|VIDEO</w:t>
+      </w:r>
+    </w:p>
+    <w:p>
+      <w:r>
+        <w:t xml:space="preserve">URL: </w:t>
+      </w:r>
+      <w:hyperlink r:id="rId29">
+        <w:r>
+          <w:rPr>
+            <w:color w:val="0000FF"/>
+          </w:rPr>
+          <w:t>https://saamtv.esakal.com/video/chandrashekhar-bawankule-obc-subcommittee-meeting-strict-verification-for-maratha-kunbi-caste-certificates-to-prevent-fake-documents-in-maharashtra-om0906</w:t>
+        </w:r>
+      </w:hyperlink>
+    </w:p>
+    <w:p>
+      <w:r>
+        <w:t>Content: मराठा आरक्षणाचा जीआर काढल्यानंतर ओबीसी आणि मराठा समाजात आरक्षणावरून कलगीतुरा रंगला आहे. मराठा समाजासाठी आरक्षणासाठी घाला येतोय. ओबीसीच्या वाट्यांच आरक्षण जात, असे ओबीसी समाजाच्या नेत्यांनी म्हटलं आहे. आज ओबीसी उपसमितीची बैठक मंत्री चंद्रशेखर बावनकुळे यांच्या उपस्थित पार पडली. यानंतर बावनकुळे माध्यमांशी संवाद साधला. आज झालेल्या या बैठकीत ओबीसीच्या संदर्भातील 18 ते 19 वेगवेगळ्या महत्वाच्या विषयांवर चर्चा झाली असल्याची माहिती बावनकुळे यांनी दिली. मराठा कुणबी किंवा कुणबी मराठा या संदर्भातील जात प्रमाणपत्र देताना कोणत्याही पद्धतीत कागदपत्रावर खाडाखोड होते हे सांगितले. तसेच जे कोणी मराठा कुणबी किंवा कुणबी मराठा नियमाप्रमाणे आहेत त्याबाबतही चर्चा झाली. चुकीच्या पुराव्यांवर प्रमाणपत्र दिले जाऊ नये. कुणबी प्रमाणपत्र देताना पूर्णपणे पडताळणी करूनच देण्यात आले पाहिजेत या विषयांवर चर्चा झाली आणि जे नियमाप्रमाणे आहेत त्यांना कोणाचाही आक्षेप नाही असे बावनकुळे म्हणाले. सकाळ+चे सदस्य व्हा शॉपिंगसाठी 'सकाळ प्राईम डील्स'च्या भन्नाट ऑफर्स पाहण्यासाठी क्लिक करा. Read Marathi news and watch Live TV. Breaking news from Maharashtra, India, Pune, Mumbai, Politics, Entertainment, Sports, Lifestyle at SaamTV. Get Live Marathi news on Mobile. Download the Saam Tv app for Android and IOS. Follow Us Copyright © 2025 Sakal Media Group – All Rights Reserved Powered by Quintype</w:t>
+      </w:r>
+    </w:p>
+    <w:p>
+      <w:pPr>
+        <w:pStyle w:val="Heading3"/>
+      </w:pPr>
+      <w:r>
+        <w:t>Article 22</w:t>
+      </w:r>
+    </w:p>
+    <w:p>
+      <w:r>
+        <w:t>Title: Chandrashekhar Bavankule | आ. गोपीचंद पडळकरांचं वक्तव्य चुकीचं, आपण स्वत: त्यांच्याशी बोलणार: चंद्रशेखर बावनकुळे</w:t>
+      </w:r>
+    </w:p>
+    <w:p>
+      <w:r>
+        <w:t xml:space="preserve">URL: </w:t>
+      </w:r>
+      <w:hyperlink r:id="rId30">
+        <w:r>
+          <w:rPr>
+            <w:color w:val="0000FF"/>
+          </w:rPr>
+          <w:t>https://pudhari.news/maharashtra/vidarbha/gadchiroli/gopeechand-padlkar-statement-wrong-chandrashekhar-bavankule-as80</w:t>
+        </w:r>
+      </w:hyperlink>
+    </w:p>
+    <w:p>
+      <w:r>
+        <w:t>Content: Gopichand Padalkar controversy statement गडचिरोली : भाजपचे आमदार गोपीचंद पडळकर यांनी अलीकडेच राष्ट्रवादी काँग्रेसचे (शरदचंद्र पवार पक्ष) नेते जयंत पाटील यांच्या वडिलांचा नामोल्लेख करून केलेल्या विधानावर राज्याचे महसूल मंत्री व भाजपचे ज्येष्ठ नेते चंद्रशेखर बावनकुळे यांनी तीव्र नाराजी व्यक्त केली. पडळकरांचे वक्तव्य वैयक्तिक असून ही भाजपची संस्कृती नाही, अशा शब्दांत बावनकुळे यांनी पडळकरांना फटकारले. सेवा पंधरवड्यानिमित्त जिल्हा दौऱ्यावर आले असता बावनकुळे यांनी पत्रकार परिषद घेतली. यावेळी ते बोलत होते. यावेळी सहपालकमंत्री ॲड.आशिष जयस्वाल, आमदार डॉ. मिलिंद नरोटे, माजी खासदार अशोक नेते, माजी आमदार डॉ.देवराव होळी उपस्थित होते. म्हणाले की, राजकारणात विरोधकांवर वैचारिक टीका करणे गैर नाही. परंतु व्यक्तीगत किंवा आई-वडिलांचे नाव घेऊन आरोप करणे योग्य नाही. पडळकरांचं वक्तव्य चुकीचं असून, आपण स्वत: त्यांच्याशी बोलणार आहोत. अशी चूक टाळण्यासंदर्भात काळजी घेतली पाहिजे, असे बावनकुळे म्हणाले. आ.गोपीचंद पडळकर यांनी अलीकडेच एका सभेत राष्ट्रवादी काँग्रेसचे प्रदेशाध्यक्ष जयंत पाटील यांच्या वडिलांचा नामोल्लेख केला होता. त्यानंतर विरोधकांनी पडळकरांवर टीका करत माफी मागण्याची मागणी केली होती. यावर चंद्रशेखर बावनकुळे यांनी भाष्य केले. राज ठाकरे व उध्दव ठाकरे यांनी एकत्र येत बैठका सुरु केल्या आहेत. यासंदर्भात बावनकुळे म्हणाले की, कौटुंबिक कार्यक्रमात एकत्र आलेच पाहिजे. परंतु राज आणि उद्धव राजकारणासाठी वेगळे झाले. आता त्यांचे पटायला लागले. आगामी स्थानिक स्वराज्य संस्था निवडणुका महायुती एकत्रित लढेल, कुठे जागावाटपाचा तिढा असेल तर तो आपसात चर्चा करुन मिटवू. कदाचित काही ठिकाणी मैत्रीपूर्ण लढतीही होतील. पण राज्यात ५१ टक्के मते घेऊन महायुती सर्वांत बलाढ्य ठरेल, असा विश्वास मंत्री बावनकुळे यांनी व्यक्त केला. 'Pudhari' is excited to announce the relaunch of its Android and iOS apps. Stay updated with the latest news at your fingertips. Android and iOS Download now and stay updated, anytime, anywhere. Pudhari Publications Private Limited</w:t>
+      </w:r>
+    </w:p>
+    <w:p>
+      <w:pPr>
+        <w:pStyle w:val="Heading3"/>
+      </w:pPr>
+      <w:r>
+        <w:t>Article 23</w:t>
+      </w:r>
+    </w:p>
+    <w:p>
+      <w:r>
+        <w:t>Title: Minister Chandrashekhar Bawankule: विजय वडेट्टीवार यांचे ओबीसींवर राजकारण: पालकमंत्री चंद्रशेखर बावनकुळे; ओबीसी आरक्षणासाठी उपसमिती</w:t>
+      </w:r>
+    </w:p>
+    <w:p>
+      <w:r>
+        <w:t xml:space="preserve">URL: </w:t>
+      </w:r>
+      <w:hyperlink r:id="rId31">
+        <w:r>
+          <w:rPr>
+            <w:color w:val="0000FF"/>
+          </w:rPr>
+          <w:t>https://www.esakal.com/vidarbha/nagpur/obc-reservation-in-spotlight-vijay-wadettiwar-and-chandrashekhar-bavanukule-address-urgent-issues-sdj87</w:t>
+        </w:r>
+      </w:hyperlink>
+    </w:p>
+    <w:p>
+      <w:r>
+        <w:t>Content: नागपूर: ‘‘काँग्रेसने कधीही ओबीसींना सांविधानिक दर्जा दिला नसून पक्षाचे नेते विजय वडेट्टीवार केवळ ओबीसी समाजाच्या नावावर राजकारण करत असल्याचा आरोप महसूल मंत्री तसेच नागपूर जिल्ह्याचे पालकमंत्री चंद्रशेखर बावनकुळे यांनी केला. ते कोराडी येथील जनसंपर्क कार्यालयात प्रसारमाध्यमांशी संवाद साधत होते. Follow Us Copyright © 2025 - Sakal Media Pvt Ltd - All rights reserved. Powered by Quintype</w:t>
+      </w:r>
+    </w:p>
+    <w:p>
+      <w:pPr>
+        <w:pStyle w:val="Heading3"/>
+      </w:pPr>
+      <w:r>
+        <w:t>Article 24</w:t>
+      </w:r>
+    </w:p>
+    <w:p>
+      <w:r>
+        <w:t>Title: Chandrashekhar Bawankule: वडेट्टीवार राजकारण करत आहेत : बावनकुळेंचा पलटवार</w:t>
+      </w:r>
+    </w:p>
+    <w:p>
+      <w:r>
+        <w:t xml:space="preserve">URL: </w:t>
+      </w:r>
+      <w:hyperlink r:id="rId32">
+        <w:r>
+          <w:rPr>
+            <w:color w:val="0000FF"/>
+          </w:rPr>
+          <w:t>https://pudhari.news/maharashtra/vidarbha/nagpur/bawankule-counter-attack-on-vadettivar-politics-sk95</w:t>
+        </w:r>
+      </w:hyperlink>
+    </w:p>
+    <w:p>
+      <w:r>
+        <w:t>Content: नागपूर : काँग्रेसने कधीही ओबीसींना संविधानिक दर्जा दिला नसून विजय वडेट्टीवार केवळ ओबीसी समाजाच्या नावावर राजकारण करत असल्याचा पलटवार महसूल मंत्री चंद्रशेखर बावनकुळे यांनी केला आहे. ओबीसी सब-कमिटीच्या कामकाजावर वडेट्टीवार यांनी आक्षेप घेतले होते. आज रविवारी समितीचे अध्यक्ष बावनकुळे यांनी त्यावर प्रत्युत्तर दिले. त्यांनी सांगितले की, अवघ्या १५ दिवसांपूर्वीच ते ओबीसी कॅबिनेट सब-कमिटीचे अध्यक्ष झाले. या समितीद्वारे १८ पगड जाती आणि १२ बलुतेदार समाजाला न्याय मिळावा यासाठी केंद्र सरकारच्या योजनांचे काटेकोर मॉनिटरिंग केले जात आहे. ओबीसी आरक्षणावर बावनकुळे म्हणाले की, महाराष्ट्रात मुख्यमंत्री देवेंद्र फडणवीस यांच्या सरकारने स्थापन केलेल्या ओबीसी मंत्रालयातील सर्व योजनांचे पर्यवेक्षण केले जाईल, त्यामुळे ओबीसींच्या आरक्षणाला कोणताही धक्का बसणार नाही. महाज्योती प्रकरणाचा उल्लेख करताना त्यांनी सांगितले की, विजय वडेट्टीवार मंत्री असताना त्यांच्या काळात अनेक भ्रष्टाचाराचे प्रकार समोर आले असून ओबीसी समाजाच्या नावाखाली ते राजकारण करत आहेत. काँग्रेसने नव्हे तर पंतप्रधान नरेंद्र मोदी यांनीच ओबीसी समाजाला न्याय दिला आहे. काँग्रेसचे प्रदेशाध्यक्ष हर्षवर्धन सपकाळ यांनी पंतप्रधान नरेंद्र मोदींवर बोलण्यापूर्वी आपली उंची तपासावी. “जनता विकासावर विश्वास ठेवते. काँग्रेसच्या नौटंकीला जनता कंटाळली असून भविष्यात त्यांना संधी मिळणे कठीण आहे. ” केंद्रीय मंत्री नितीन गडकरी यांच्या वक्तव्याचे समर्थन देताना चंद्रशेखर बावनकुळे म्हणाले की, मोठेपणा जातीपातीच्या आधारावर नव्हे, तर कर्तृत्वावर ठरतो. विकसित भारत आणि महाराष्ट्रासाठी अशाच कार्यक्षम नेतृत्वाची आवश्यकता आहे. 'Pudhari' is excited to announce the relaunch of its Android and iOS apps. Stay updated with the latest news at your fingertips. Android and iOS Download now and stay updated, anytime, anywhere. Pudhari Publications Private Limited</w:t>
+      </w:r>
+    </w:p>
+    <w:p>
+      <w:pPr>
+        <w:pStyle w:val="Heading3"/>
+      </w:pPr>
+      <w:r>
+        <w:t>Article 25</w:t>
+      </w:r>
+    </w:p>
+    <w:p>
+      <w:r>
+        <w:t>Title: Chandrashekhar Bawankule News : नेत्यांच्या मागे-मागे फिराल तर..! भाजपच्या तिकीट वाटपाबाबत बावनकुळेंनी दिले मोठे संकेत...</w:t>
+      </w:r>
+    </w:p>
+    <w:p>
+      <w:r>
+        <w:t xml:space="preserve">URL: </w:t>
+      </w:r>
+      <w:hyperlink r:id="rId33">
+        <w:r>
+          <w:rPr>
+            <w:color w:val="0000FF"/>
+          </w:rPr>
+          <w:t>https://sarkarnama.esakal.com/maharashtra/vidarbha/chandrashekhar-bawankule-local-body-elections-ticket-distribution-bjp-strategy-india-rm82-rc70</w:t>
+        </w:r>
+      </w:hyperlink>
+    </w:p>
+    <w:p>
+      <w:r>
+        <w:t>Content: Local Body Elections BJP : चंद्रपूर जिल्ह्यात सध्या घमासान सुरू आहे. भाजपचे ज्येष्ठ नेते आणि माजी मंत्री सुधीर मुनगंटीवार आणि चंद्रपूरचे आमदार किशोर जोरगेवार यांच्यात विस्तवही जात नाही. त्यामुळे महापालिकेचे तिकीट कोणाकडे मागायचे असा प्रश्न कार्यकर्त्यांना पडला आहे. मात्र चंद्रपूरमध्ये जाऊन माजी प्रदेशाध्यक्ष आणि महसूलमंत्री चंद्रशेखर बावनकुळे यांनी थेट तिकीट वाटपाचे सूत्रच सांगून टाकले. नेत्यांच्या मागे फिरणाऱ्यांना तिकीट दिले जाणार नाही, असा इशाराच बावनकुळे यांनी दिला. नेत्यांची जवळीक आणि मागे मागे फिरलो म्हणून कोणी आपले तिकीट पक्के असे समजू नका, असेही त्यांनी बजावले. कालपर्यंत मुनगंटीवार म्हणजे चंद्रपूर जिल्हा असेच समीकरण होते. त्यांचाच शब्द अंतिम मानला जात होता. त्यामुळे संपूर्ण जिल्ह्यातील भाजपच कार्यकर्ते मुनगंटीवार यांच्या मागे फिरत होते. मात्र आता समीकरणे बदलली आहेत. भाजपच्या काही वरिष्ठ नेत्यांच्यावतीने आमदार किशोर जोरगेवारांना बळ दिले जात आहे. चंद्रपूर शहर आणि ग्रामीणमध्ये भाजपचा अध्यक्ष व कार्यकारिणी निवडताना मोठा वाद निर्माण झाला होता. अनेक दिवस याच कारणावरून कार्यकारिणी रखडली होती. अनेक नेत्यांना सर्वांचे मते जाणून घेण्यासाठी पाठवण्यात आले होते. सर्वांचा अभिप्रायसुद्धा नोंदवण्यात आला होता. ही लांबलेली प्रक्रियेचा बरेच कही सांगून जात होती. शेवटी चंद्रपूर ग्रामीणचे अध्यक्षपद मुनगंटीवार आणि शहर जोरगेवार यांच्या समर्थकांना देण्यात आले. यातून मुनगंटीवार यांचे पंख छाटले जात असल्याचे स्पष्टपणे दिसून येते. आता महापालिका आणि जिल्हा परिषदेच्या निवडणुकीच्या तोंडावर आहेत. त्यामुळे कार्यकर्ते अस्वस्थ आहेत. काही काही जण आपआपल्या नेत्यांना चिकटून आहेत. बावनकुळे यांनी नेत्यांच्या मागे फिरणार असाल तर तिकिटाची अपेक्षा सोडून द्या असा इशारा दिला. यापुढे कुणा नेत्यांच्या सांगण्यावरून नाही तर जनतेतून तिकीट दिले जाईल. प्रभाग स्तरावर सर्वेक्षण केले जातील. त्यातून इच्छुकाचा जनाधार तपासला जाईल. त्यानंतरच तिकीट वाटप केले जाईल असेही बावनकुळे यांनी स्पष्ट केले. चंद्रपूरमधील वाढलेली गटबाजी बघून बावनकुळे यांच्या प्रमुख उपस्थितीत कार्यकर्ता संमेलन घेण्यात आले. या संमेलनाला सर्वच भाजपचे पदाधिकारी, आमदार आणि कार्यकर्ते उपस्थित होते. भाजपचा उद्देश केवळ निवडणुका जिंकणे नाही तर जनतेचा विश्वास जिंकणे आहे. त्यामुळे फक्त बड्या नेत्यांशी जवळीक असली किंवा त्यांच्या मागे मागे फिरत असला तर तिकिट मिळणार नाही, असेही त्यांनी स्पष्ट केले. सरकारनामाचे सदस्य व्हा शॉपिंगसाठी 'सकाळ प्राईम डील्स'च्या भन्नाट ऑफर्स पाहण्यासाठी क्लिक करा. Read Latest Marathi Political News, Breaking Political News from Maharashtra, India, Pune &amp; Mumbai at Sarkarnama. To Get Live Political Marathi News on Mobile, Download the Sarkarnama Mobile App for Android and IOS. सरकारनामा आता सर्व सोशल मीडिया प्लॅटफॉर्मवर. ताज्या राजकीय घडामोडींसाठी फेसबुक, ट्विटर, इन्स्टाग्राम, शेअर चॅट, टेलिग्रामवर आणि व्हॉट्सॲप आम्हाला फॉलो करा. तसेच, सरकारनामा यूट्यूब चॅनेलला आजच सबस्क्राइब करा. Follow Us Copyright © 2025 Sakal Media Group – All Rights Reserved Powered by Quintype वेबसाईटवर ब्राउझिंगचा अनुभव सर्वोत्तम असावा, यासाठी आम्ही कुकीजचा वापर करतो. कुकीजमुळे तुम्हाला तुमच्या आवडत्या मजकुराची शिफारस करता येते. आमचे गोपनीयता आणि कुकीजसंदर्भातील धोरण तुम्हाला मान्य आहे.</w:t>
+      </w:r>
+    </w:p>
+    <w:p>
+      <w:pPr>
+        <w:pStyle w:val="Heading3"/>
+      </w:pPr>
+      <w:r>
+        <w:t>Article 26</w:t>
+      </w:r>
+    </w:p>
+    <w:p>
+      <w:r>
+        <w:t>Title: ‘नरेंद्र मोदींच्या वाढदिवशी दृष्कृत्य करणाऱ्या समाजकंटकांना सोडणार नाही…’ बावनकुळे यांनी ठणकावले!</w:t>
+      </w:r>
+    </w:p>
+    <w:p>
+      <w:r>
+        <w:t xml:space="preserve">URL: </w:t>
+      </w:r>
+      <w:hyperlink r:id="rId34">
+        <w:r>
+          <w:rPr>
+            <w:color w:val="0000FF"/>
+          </w:rPr>
+          <w:t>https://www.loksatta.com/pune/chandrashekhar-bawankule-comment-on-statue-of-late-meenatai-thackeray-issue-pune-print-news-asj-82-5381241/</w:t>
+        </w:r>
+      </w:hyperlink>
+    </w:p>
+    <w:p>
+      <w:r>
+        <w:t>Content: पुणे : ‘कागदपत्रांत काही खाडाखोड केली असेल असे कोणतेही प्रमाणपत्र महसूल विभाग देणार नाही. ओबीसी उपसमितीसमोर छगन भुजबळ यांनी खाडाखोड केलेली कागदपत्रे आणली होती. मराठा कुणबी, कुणबी मराठा असलेल्यांना राज्य मागास आयोगाने ओबीसी दर्जा दिला आहे. त्यानुसार त्यांना प्रमाणपत्र मिळाले पाहिजे. मात्र, चुकीच्या पद्धतीने प्रमाणपत्र घेण्याचा प्रयत्न केल्यास त्याची संपूर्ण चौकशी केली जाईल. खोटे प्रमाणपत्र कुठलाही प्रांत, तहसीलदार देणार नाही याची खबरदारी सरकारने घेतली आहे,’ असे महसूलमंत्री चंद्रशेखर बावनकुळे यांनी स्पष्ट केले. स्वच्छ सुंदर विकसित कसबा, डेक्कन एज्युकेशन सोसायटी यांच्यातर्फे न्यू इंग्लिश स्कूल टिळक रस्ता येथे पंतप्रधान नरेंद्र मोदी यांच्या ७५ व्या वाढदिवसानिमित्त ७५०० विद्यार्थ्यांच्या सामूहिक शपथेचा कार्यक्रम झाला. प्रदेश सरचिटणीस राजेश पांडे, आमदार हेमंत रासने, महापालिका आयुक्त नवलकिशोर राम, डीईएस नियामक मंडळाचे उपाध्यक्ष ॲड. अशोक पलांडे, आमदार विक्रम पाटील या वेळी उपस्थित होते. मुरलीधर लोहिया मातृमंदिरच्या विद्यार्थ्यांनी संस्कृतमधून पंतप्रधानांना शुभेच्छा दिल्या. कार्यक्रमानंतर पत्रकारांशी संवाद साधताना बावनकुळे म्हणाले, ओबीसी समाजावर, अठरापगड जातीवर कोणताही अन्याय होणार नाही याची शासनाने, मुख्यमंत्र्यांनी हमी घेतली आहे. मुख्यमंत्री देवेंद्र फडणवीस ओबीसी, मराठा, तसेच सर्व समाजासाठी न्याय्य भूमिकेत आहेत. ओबीसी समाजासाठी स्वतंत्र मंत्रालय, महाज्योतीसारखी संस्थेची निर्मिती अशी अनेक कामे केली आहेत. आजपर्यंत महाराष्ट्राच्या इतिहासात कोणत्याही मुख्यमंत्र्यांनी जे काम ओबीसी समाजासाठी केलेले नाही, तेवढे काम देवेंद्र फडणवीस यांनी केले. उद्धव ठाकरे यांच्या काळात ओबीसींचे गेलेले आरक्षणही देवेंद्र फडणवीस यांनी परत आणले. मराठा समाजालाही आरक्षण देण्याचे काम देवेंद्र फडणवीस यांनी केले. मुंबईत मीनाताई ठाकरे यांच्या पुतळ्यावर रंग फेकल्याच्या घटनेवर बावनकुळे म्हणाले, दुष्कृत्य करणाऱ्या समाजकंटकांना माफी नाही. मुख्यमंत्री देवेंद्र फडणवीस यांनी या समाजकंटकांना शोधून काढण्याच्या सूचना दिल्या आहेत. पंतप्रधान नरेंद्र मोदी यांच्या वाढदिवशी अशा प्रकारे कृत्य करणाऱ्या समाजकंटकाला सोडणार नाही. जातींच्या उपसमिती स्थापन करण्याबाबत शरद पवार यांनी सरकारवर केलेल्या टीकेला बावनकुळे यांनी प्रत्युत्तर दिले. ‘उपसमिती करून योजना तयार केल्या जातात. त्यात वाईट काही नाही. ज्यांनी कधी महाराष्ट्राच्या भल्याचा विचार केला नाही, सामाजिक समता आणण्याचा विचार केला नाही, त्या शरद पवार यांनी अशा गोष्टी बोलू नयेत,’ असे त्यांनी नमूद केले. बार्टी, सारथी, महाज्योती या संस्थांच्या पीएचडीच्या अधिछात्रवृत्तीची जाहिरात प्रसिद्ध करण्यासाठी उमेदवार पुण्यात आंदोलन करत आहेत. त्याबाबत बावनकुळे म्हणाले, ‘याबाबत मंत्रिमंडळात चर्चा झाली आहे. लवकरच निर्णय होईल.’ Mangal Gochar on 23 September: २३ सप्टेंबरला राहूच्या स्वाती नक्षत्रात मंगळ ग्रहाचं गोचर होणार आहे. यामुळे ३ राशीच्या लोकांचं नशीब उजळेल. या मंगळ गोचराचा शुभ प्रभाव कोणत्या ३ राशीच्या लोकांवर होणार आहे ते जाणून घेऊ या…</w:t>
+      </w:r>
+    </w:p>
+    <w:p>
+      <w:pPr>
+        <w:pStyle w:val="Heading3"/>
+      </w:pPr>
+      <w:r>
+        <w:t>Article 27</w:t>
+      </w:r>
+    </w:p>
+    <w:p>
+      <w:r>
+        <w:t>Title: Chandrashekhar Bawankule: शरद पवार यांनी कोणत्या समाजाचे भले करण्याची भूमिका कधीही घेतली नाही</w:t>
+      </w:r>
+    </w:p>
+    <w:p>
+      <w:r>
+        <w:t xml:space="preserve">URL: </w:t>
+      </w:r>
+      <w:hyperlink r:id="rId35">
+        <w:r>
+          <w:rPr>
+            <w:color w:val="0000FF"/>
+          </w:rPr>
+          <w:t>https://pudhari.news/maharashtra/pune/chandrashekhar-bawankule-criticizes-sharad-pawar-no-role-for-community-welfare-dc95</w:t>
+        </w:r>
+      </w:hyperlink>
+    </w:p>
+    <w:p>
+      <w:r>
+        <w:t>Content: पुणे : शरद पवार यांनी कधीच कोणत्या समाजाचे भले करण्याची भूमिका घेतली नाही. मराठा समाजाला त्यांनी कधीच आरक्षणाकडे नेले नाही. ओबीसी समाजाला कधी प्रगतीकडे नेले नाही, त्या शरद पवारांना जातीच्या उपसमित्या स्थापन करण्यावर वक्तव्य करण्याचा अधिकार नाही, अशी टीका महसूलमंत्री चंद्रशेखर बावनकुळे यांनी ज्येष्ठ नेते शरद पवार यांच्यावर बुधवारी (दि.१७) केली. उलट जेव्हा विशिष्ट समाजाला न्याय द्यायची गोष्ट येते, तेव्हा मुख्यमंत्री देवेंद्र फडणवीस हे प्रत्येक समाजाच्या मागे उभे राहतात, त्यांचे प्रश्न सोडवतात. मराठा आणि ओबीसी समाजासाठी त्यांनी अनेक योजना आणल्या आहेत, अशा शब्दांत बावनकुळे यांनी देवेंद्र फडणवीस यांची बाजूही मांडली. पंतप्रधान नरेंद्र मोदी यांच्या वाढदिवसानिमित्त आयोजित एका कार्यक्रमाच्या निमित्ताने त्यांनी पत्रकारांशी संवाद साधला. त्यावेळी बावनकुळे बोलत होते. 'दृष्कृत करणार्‍या समाजात माफी नसेल, दृष्कृत करणार्‍या समाजकंटकांना आणि व्यक्तींना आमचे सरकार सोडणार नाही,' असेही त्यांनी सांगितले. ओबीसी समाजाविषयी असलेली मुख्यमंत्री देवेंद्र फडणवीस यांची भूमिका स्पष्ट करताना बावनकुळे म्हणाले, आमचे सरकार, मुख्यमंत्री देवेंद्र फडणवीस आणि मी सुद्धा स्पष्ट करतो की, 'आम्ही ओबीसी समाजावर आणि अठरा पगड जातीवर कोणताही अन्याय होऊ देणार नाही. फडणवीस हे ओबीसी समाज, मराठा समाज आणि सर्व समाजाकरिता न्याय भूमिकेत आहेत, मुख्यमंत्र्यांनी महाराष्ट्रात ओबीसी मंत्रालय पहिल्यांदा सुरू केले. अनेक योजना आणल्या. महाविकास आघाडीच्या सरकारच्या काळात गेलेले ओबीसी समाजाचे आरक्षण पुन्हा परत आणण्याचे काम त्यांनी केले. मराठा समाजालाही आरक्षण देण्याचे काम त्यांनी केले आहे. त्यामुळे जो नेता, जो मुख्यंमत्री ओबीसी समाजाकरिता कार्य करत आहे, त्यांची गाडी अडविणे, त्यांच्या विरोधात घोषणा देणे ही चांगली गोष्ट नाही. महसूल विभागाकडून दिले जाणारे प्रमाणपत्र सुरक्षितपणे दिले जाईल, याकडे लक्ष देणार आहोत. कोणीही चुकीच्या पद्धतीने प्रमाणपत्र घेण्याचा प्रयत्न करेल, त्यांची संपूर्ण चौकशी आम्ही करू. खोटे प्रमाणपत्र कुठलेही प्रांत आणि तहसीलदार देणार नाहीत. याची खबरदारी सरकारने घेतली आहे, असेही चंद्रशेखर बावनकुळे यांनी स्पष्ट केले. 'Pudhari' is excited to announce the relaunch of its Android and iOS apps. Stay updated with the latest news at your fingertips. Android and iOS Download now and stay updated, anytime, anywhere. Pudhari Publications Private Limited</w:t>
+      </w:r>
+    </w:p>
+    <w:p>
+      <w:pPr>
+        <w:pStyle w:val="Heading3"/>
+      </w:pPr>
+      <w:r>
+        <w:t>Article 28</w:t>
+      </w:r>
+    </w:p>
+    <w:p>
+      <w:r>
+        <w:t>Title: Nagpur News : हर्षवर्धन सपकाळ मोदींवर बोलण्याआधी आपली उंची तपासावी – बावनकुळे</w:t>
+      </w:r>
+    </w:p>
+    <w:p>
+      <w:r>
+        <w:t xml:space="preserve">URL: </w:t>
+      </w:r>
+      <w:hyperlink r:id="rId36">
+        <w:r>
+          <w:rPr>
+            <w:color w:val="0000FF"/>
+          </w:rPr>
+          <w:t>https://www.navarashtra.com/videos/nagpur-news-harshvardhan-sapkal-should-check-his-height-before-talking-about-modi-bawankule-997380.html</w:t>
+        </w:r>
+      </w:hyperlink>
+    </w:p>
+    <w:p>
+      <w:r>
+        <w:t>Content: नागपूरमध्ये चंद्रशेखर बावनकुळे यांनी हर्षवर्धन सपकाळ यांच्यावर टोला मारत मोदींवर बोलण्याआधी आपली उंची तपासावी असे सांगितले. ओबीसी आरक्षणावर धोका नाही, वडेट्टीवार राजकारणाचे दुकान मांडत आहेत, तर नितीन गडकरीचे कामावर आधारित नेतृत्व योग्य आहे असेही बावनकुळे यांनी स्पष्ट केले. नागपूरमध्ये चंद्रशेखर बावनकुळे यांनी हर्षवर्धन सपकाळ यांच्यावर टोला मारत मोदींवर बोलण्याआधी आपली उंची तपासावी असे सांगितले. ओबीसी आरक्षणावर धोका नाही, वडेट्टीवार राजकारणाचे दुकान मांडत आहेत, तर नितीन गडकरीचे कामावर आधारित नेतृत्व योग्य आहे असेही बावनकुळे यांनी स्पष्ट केले. Follow Us On © Copyright Navarashtra 2025 All rights reserved.</w:t>
+      </w:r>
+    </w:p>
+    <w:p>
+      <w:pPr>
+        <w:pStyle w:val="Heading3"/>
+      </w:pPr>
+      <w:r>
+        <w:t>Article 29</w:t>
+      </w:r>
+    </w:p>
+    <w:p>
+      <w:r>
+        <w:t>Title: २० नवीन जिल्हे, ८१ नवीन तालुके…..महसूल मंत्र्यांनी जे सांगितले त्यानंतर राज्यात….</w:t>
+      </w:r>
+    </w:p>
+    <w:p>
+      <w:r>
+        <w:t xml:space="preserve">URL: </w:t>
+      </w:r>
+      <w:hyperlink r:id="rId37">
+        <w:r>
+          <w:rPr>
+            <w:color w:val="0000FF"/>
+          </w:rPr>
+          <w:t>https://www.loksatta.com/nagpur/chandrashekhar-bawankule-interacted-with-reporters-at-the-district-collectors-office-phm-00-5387245/</w:t>
+        </w:r>
+      </w:hyperlink>
+    </w:p>
+    <w:p>
+      <w:r>
+        <w:t>Content: चंद्रपूर : राज्यात २० नवीन जिल्ह्यांची निर्मितीचा तसेच ८१ नवीन तालुके आणि तहसील कार्यालयांचा प्रस्ताव राज्य सरकारकडे आहे. २०२१ ची जनगणना, भौगोलिक स्थिती आणि सीमांकन झाल्यानंतरच जिथे गरज आहे तिथे जिल्हा व तालुक्याची निर्मिती केली जाईल, अशी माहिती महसूल मंत्री चंद्रशेखर बावनकुळे यांनी पत्रकार परिषदेत दिली. दरम्यान ब्रम्हपुरी तालुक्यात सर्वाधिक चार पट अधिक वाळू तस्करी सुरू असल्याची तक्रार प्राप्त झाली आहे. तेव्हा वाळू तस्करांचे कंबरडे जिल्हाधिकारी व पोलीस अधीक्षकांनी मोडून काढावे, असे निर्देश त्यांनी दिले. बावनकुळेंनी आज जिल्ह्याच्या दौऱ्यावर असतांना जिल्हाधिकारी कार्यालयात पत्रकारांशी संवाद साधला. आमदार किशोर जोरगेवार, आमदार देवराव भोंगळे, आमदार करण देवतळे व जिल्हाधिकारी विनय गौडा यांच्या उपस्थितीत बावनकुळे म्हणाले, विविध लोकांकडून ९५ तक्रारी प्राप्त झाल्या आहेत. यामध्ये ब्रम्हपुरी तालुक्यात सर्वाधिक वाळू तस्करी होत असल्याची तक्रार आहे. ज्या व्यक्तीने तक्रार केली आहे, त्याने दररोज किमान तीन हजार ट्रक वाळू तस्करी होते असे नमूद केले आहे. तीन हजार ट्रक नसेल पण तीनशे ,चारशे ट्रक वाळू तस्करी होत आहे. तेथील वाळू घाटावर कॅमेरे नाही, तेथील ट्रकची नोंदणी होत नाही. मात्र आता आम्ही जिल्हाधिकारी व पोलीस अधीक्षक यांना कारवाईचे संपूर्ण अधिकार दिले आहेत. अशा वाळू तस्करांचे कंबरडे जिल्हाधिकाऱ्यांनी मोडावे असे निर्देश बावनकुळे यांनी दिले. जिल्ह्यात वाळू तस्करीचे सर्वपक्षीय सिंडीकेट असल्याची बाब निदर्शनास आणून दिली असता सर्व रेती तस्करांवर एमपीडीए कायद्यांन्वये कारवाई करावी असेही सांगितले. जिल्हाधिकाऱ्यांवर मुख्यमंत्री व महसूल मंत्र्यांचा दबाव असतो, तिसऱ्या राजकीय व्यक्तींचा दबाव ऐकण्याचे काहीही कारण नाही असेही बावनकुळे म्हणाले. जिल्ह्यात फ्लॅटचे रजिस्ट्रेशन होत नाही ही बाब निर्देशनास आणून दिली असता सदर मुद्दा आजच्याच बैठकीत निकाली काढतो असेही बावनकुळे यांनी सांगितले. आदिवासींच्या जमिनींबाबत फसवणूक होऊ नये यासाठीच आदिवासींच्या जमिनी भाडेतत्वावर देण्यासंदर्भात कायदा करित असल्याचे सांगितले. १७ सप्टेंबर ते २ ऑक्टोंबर या कालावधीत छत्रपती शिवाजी महाराज महाराजस्व अभियान, सेवा पंधरवडा राबविण्यात येणार असल्याचे सांगितले. जिवती येथील ८ हजार हेक्टर वन जमीन वगळण्याचा निर्णय आमदार देवराव भोंगळे यांच्या पाठपुराव्यामुळे घेण्यात आल्याची माहिती बावनकुळे यांनी दिली. आमदार पडळकर यांना समज दिली भाजप आमदार गोपिचंद पडळकर यांनी माजी मंत्री जयंत पाटील यांच्यावर केलेली टीका ही आपल्या संस्कार, संस्कृतीला पटणारी नाही. अशा प्रकारचे वक्तव्य कुणाबद्दलही करू नये. आमदार पडळकर यांना मुख्यमंत्री देवेंद्र फडणवीस याच्यासह मी स्वत: सूचना दिल्या आहेत. यानंतर ते असे वक्तव्य करणार नाही. जे काही झाले ते चुकीचे आहे. स्थानिक स्वराज्य संस्थांमध्ये महायुती राहणार आहे. निवडणुका लागल्याशिवाय तिकीट वाटपाचे धोरण ठरत नाही. निवडणुका जाहीर झाल्यानंतरच या सर्व गोष्टी होतात, असेही बावनकुळे म्हणाले. संजय लीला भन्साळी हे बॉलीवूडमधील प्रसिद्ध दिग्दर्शक आहेत. आलिया भट्टने त्यांच्या 'गंगूबाई काठियावाडी' चित्रपटात काम केले आहे आणि आता ती त्यांच्या 'लव्ह अँड वॉर' चित्रपटात दिसणार आहे. महेश भट्ट यांनी एका मुलाखतीत सांगितले की, आलिया लहान असताना भन्साळी यांनी तिला 'बालिका वधू' चित्रपटासाठी विचारले होते. महेश भट्ट यांनी भन्साळींना त्यावेळी ताकीद दिलेली.</w:t>
+      </w:r>
+    </w:p>
+    <w:p>
+      <w:pPr>
+        <w:pStyle w:val="Heading3"/>
+      </w:pPr>
+      <w:r>
+        <w:t>Article 30</w:t>
+      </w:r>
+    </w:p>
+    <w:p>
+      <w:r>
+        <w:t>Title: OBC Sub Committee Meeting : ओबीसी उपसमितीच्या बैठकीत कोणते निर्णय झाले? मंत्री बावनकुळेंनी दिली माहिती; म्हणाले, “१८ ते १९ विषय…”</w:t>
+      </w:r>
+    </w:p>
+    <w:p>
+      <w:r>
+        <w:t xml:space="preserve">URL: </w:t>
+      </w:r>
+      <w:hyperlink r:id="rId38">
+        <w:r>
+          <w:rPr>
+            <w:color w:val="0000FF"/>
+          </w:rPr>
+          <w:t>https://www.loksatta.com/maharashtra/chandrashekhar-bawankule-on-obc-sub-committee-meeting-and-obc-maratha-kunbi-certificate-politics-gkt-96-5376634/</w:t>
+        </w:r>
+      </w:hyperlink>
+    </w:p>
+    <w:p>
+      <w:r>
+        <w:t>Content: Chandrashekhar Bawankule On OBC Sub Committee Meeting : गेल्या काही दिवसांपासून राज्यात मराठा आणि ओबीसी आरक्षणावरून राजकारण तापलेलं आहे. याचं कारण म्हणजे २ सप्टेंबर रोजी राज्य सरकारने कुणबी नोंद असलेल्या मराठा समाजाला कुणबी जात प्रमाणपत्र देण्याबाबत अध्यादेश काढला. मात्र, या अध्यादेशामुळे ओबीसी आक्रमक झाले आहेत. राज्य सरकारच्या या निर्णयामुळे ओबीसींवर अन्याय झाल्याची भावना व्यक्त करण्यात आली. त्यानंतर अखेर राज्य सरकारने मराठा समाजाच्या उपसमितीप्रमाणे ओबीसी उपसमितीची स्थापना करण्याचा निर्णय घेतला. त्यानंतर आज या ओबीसी उपसमिती महत्वलाची बैठक पार पडली. या बैठकीत ओबीसींच्या कोणत्या प्रश्नांवर चर्चा झाली? तसेच ओबीसींसाठी कोणते महत्वाचे निर्णय घेण्यात आले? याची माहिती मंत्री चंद्रशेखर बावनकुळे यांनी माध्यमांशी बोलताना दिली आहे. आज झालेल्या या बैठकीत ओबीसींच्या संदर्भातील १८ ते १९ वेगवेगळ्या महत्वाच्या विषयांवर चर्चा झाली असल्याची माहिती मंत्री चंद्रशेखर बावनकुळे यांनी दिली आहे. “मराठा कुणबी किंवा कुणबी मराठा या संदर्भातील जात प्रमाणपत्र देताना कोणत्याही पद्धतीत कादगपत्रावर खाडाखोड करून देण्यात येऊ नये. याबाबत अधिकाऱ्यांनी काळजी घेतली पाहिजे याबाबत बैठकीत चर्चा झाली. मंत्री छगन भुजबळ यांनी ९ ते १० महत्वाचे मुद्दे मांडले. त्यांनी काही पुरावे दाखवले आणि कशा पद्धतीने जात प्रमाणपत्र देताना खाडाखोड होते हे सांगितलं. तसेच जे कोणी मराठा कुणबी किंवा कुणबी मराठा नियमाप्रमाणे आहेत त्याबाबतही चर्चा झाली. चुकीच्या पुराव्यांवर प्रमाणपत्र दिले जाऊ नये. कुणबी प्रमाणपत्र देताना पूर्णपणे पडताळणी करूनच देण्यात आले पाहिजेत या विषयांवर चर्चा झाली आणि जे नियमाप्रमाणे आहेत त्यांना कोणाचाही आक्षेप नाही”, असं चंद्रशेखर बावनकुळे यांनी म्हटलं आहे. “ओबीसी मंत्रालयाला जवळपास २९०० कोटींचं बजेट आहे, तेवढं बजेट ओबीसी मंत्रालयाला मिळालं पाहिजे ओबीसीचे तब्ब्ल २२ उपमहामंडळ आहेत, त्या उपमहामंडळाच्या मागण्या पूर्ण करण्यासाठी पुरवणी मागण्या अर्थमंत्रालयाकडे सादर करणे, तसेच काही पदांचा अनुशेष भरण्यासाठी प्रस्ताव देण्यात येणार अशा प्रकारे १८ ते १९ विषयांवर चर्चा झाली आहे. तसेच शिष्यवृत्तीची थकबाकी देण्यात यावी आणि ओबीसींसाठी जे वसतिगृह आहेत ते सर्व जिल्ह्यात असले पाहिजेत. तसेच ओबीसींसाठी विभागीय कार्यालय झालं पाहिजे, अशा विषयांवर चर्चा झाली, असं चंद्रशेखर बावनकुळे यांनी सांगितलं. उद्धव ठाकरे आणि राज ठाकरे मराठी भाषेच्या मुद्द्यावर एकत्र आले. दोन्ही कुटुंबांमध्ये मनोमिलन झाले असून, कौटुंबिक कार्यक्रमांमध्ये एकमेकांच्या घरी भेटी दिल्या. मागील आठवड्यात उद्धव ठाकरे यांनी राज ठाकरेंच्या घरी भेट दिल्याने राजकीय चर्चांना उधाण आले. युतीबाबत विचारले असता, उद्धव ठाकरे यांनी महत्त्वाचे विधान केले.</w:t>
+      </w:r>
+    </w:p>
+    <w:p>
+      <w:pPr>
+        <w:pStyle w:val="Heading3"/>
+      </w:pPr>
+      <w:r>
+        <w:t>Article 31</w:t>
+      </w:r>
+    </w:p>
+    <w:p>
+      <w:r>
+        <w:t>Title: Chandrashekhar Bawankule: बनावट कुणबींची पडताळणी! कागदपत्रांच्या आधारावर प्रमाणपत्र देऊ नयेत, बावनकुळे यांचे निर्देश</w:t>
+      </w:r>
+    </w:p>
+    <w:p>
+      <w:r>
+        <w:t xml:space="preserve">URL: </w:t>
+      </w:r>
+      <w:hyperlink r:id="rId39">
+        <w:r>
+          <w:rPr>
+            <w:color w:val="0000FF"/>
+          </w:rPr>
+          <w:t>https://www.esakal.com/mumbai/chandrashekhar-bawankule-has-instructed-that-certificates-should-not-be-issued-on-basis-of-documents-to-curb-fake-caste-certificates-mvk02</w:t>
+        </w:r>
+      </w:hyperlink>
+    </w:p>
+    <w:p>
+      <w:r>
+        <w:t>Content: Chandrashekhar Bawankule मुंबई : बनावट जात प्रमाणपत्रांना आळा घालण्यासाठी कागदपत्रांची सखोल पडताळणी करण्याबरोबरच खाडाखोड केलेल्या कागदपत्रांच्या आधारावर मराठा-कुणबी किंवा कुणबी-मराठा प्रमाणपत्र देऊ नयेत, असे निर्देश मंत्रिमंडळ उपसमितीचे अध्यक्ष चंद्रशेखर बावनकुळे यांनी मंगळवारी दिले. Follow Us Copyright © 2025 - Sakal Media Pvt Ltd - All rights reserved. Powered by Quintype</w:t>
+      </w:r>
+    </w:p>
+    <w:p>
+      <w:pPr>
+        <w:pStyle w:val="Heading3"/>
+      </w:pPr>
+      <w:r>
+        <w:t>Article 32</w:t>
+      </w:r>
+    </w:p>
+    <w:p>
+      <w:r>
+        <w:t>Title: Pune Navratra Mahotsav : ‘पुणे नवरात्रौ महोत्सवा’मध्ये कला, संस्कृती, गायनाचा संगम; चंद्रशेखर बावनकुळे यांच्या हस्ते उद्‍घाटन</w:t>
+      </w:r>
+    </w:p>
+    <w:p>
+      <w:r>
+        <w:t xml:space="preserve">URL: </w:t>
+      </w:r>
+      <w:hyperlink r:id="rId40">
+        <w:r>
+          <w:rPr>
+            <w:color w:val="0000FF"/>
+          </w:rPr>
+          <w:t>https://www.esakal.com/pune/pune-navratri-mahotsav-begins-11-days-of-divine-art-culture-amp17</w:t>
+        </w:r>
+      </w:hyperlink>
+    </w:p>
+    <w:p>
+      <w:r>
+        <w:t>Content: Pune Navratra Mahotsav Sakal पुणे : कला, संस्कृती, गायन, वादन, भजन, नृत्य, संगीत यांचा मनोहारी संगम असणाऱ्या ‘पुणे नवरात्रौ महोत्सवा’चे आयोजन केले आहे. याचे उद्‍घाटन सोमवारी (ता. २२) सायंकाळी साडेचार वाजता महसूलमंत्री चंद्रशेखर बावनकुळे यांच्या हस्ते गणेश कला क्रीडा रंगमंच येथे होणार आहे. सर्व कार्यक्रम रसिकांसाठी विनामूल्य असल्‍याची माहिती आयोजक व अध्यक्ष आबा बागूल यांनी पत्रकार परिषदेत दिली. Follow Us Copyright © 2025 - Sakal Media Pvt Ltd - All rights reserved. Powered by Quintype</w:t>
+      </w:r>
+    </w:p>
+    <w:p>
+      <w:pPr>
+        <w:pStyle w:val="Heading3"/>
+      </w:pPr>
+      <w:r>
+        <w:t>Article 33</w:t>
+      </w:r>
+    </w:p>
+    <w:p>
+      <w:r>
+        <w:t>Title: Maharashtra: तुकडाबंदी रद्द झाल्यानंतर पंधरा दिवसांत येणार नियमावली! फेरफाराचा नवा नियमही तयार; महसूल मंत्र्यांची माहिती</w:t>
+      </w:r>
+    </w:p>
+    <w:p>
+      <w:r>
+        <w:t xml:space="preserve">URL: </w:t>
+      </w:r>
+      <w:hyperlink r:id="rId41">
+        <w:r>
+          <w:rPr>
+            <w:color w:val="0000FF"/>
+          </w:rPr>
+          <w:t>https://sarkarnama.esakal.com/pune/maharashtra-regulations-will-come-within-fifteen-days-after-scrapping-tukda-ban-information-from-revenue-minister-aau85</w:t>
+        </w:r>
+      </w:hyperlink>
+    </w:p>
+    <w:p>
+      <w:r>
+        <w:t>Content: Pune News : तुकडाबंदी कायद्यामुळं राज्यात ५० लाख कुटुंबांची प्रचंड अडचण झाली असून त्यांना दिलासा देण्यासाठी तुकडा बंदी उठविण्याचा निर्णय शासनानं घेतला आहे. त्यांची अंमलबजावणी कशी करायची? याबाबत नियमावली (एसओपी) तयार करण्याचं काम सुरू आहे. येत्या १५ दिवसांत ती तयार करून राज्यात लागू करण्यात येईल, अशी माहिती बावनकुळे यांनी दिली आहे. त्याचबरोबर 'आधी मोजणी, मग दस्तनोंदणी आणि नंतर फेरफारची नोंद' अशी पद्धत राज्यात राबविणार आहे,” याला मान्यता देण्याची मागणी मुख्यमंत्र्यांना केली आहे, असंही यावेळी बावनकुळे यांनी सांगितली. कर्नाटक, आंध्र प्रदेशच्या धर्तीवर राज्यात जमाबंदी आयुक्तालयांच्या अखत्यारित १० ते १५ खासगी भूकरमापकांना याबाबत अधिकार देण्यात येणार आहे. महसूल विभागाच्यावतीनं छत्रपती शिवाजी महाराज महाराजस्व अभियानांतर्गत राज्यस्तरीय सेवा पंधरवडा अभियानाच्या उद्घाटनप्रसंगी चंद्रशेखर बावनकुळे बोलत होते. यावेळी त्यांनी सात महिन्यांत महसूल खात्यानं राबविलेल्या विविध योजना आणि विकासकामांचा आढावा घेतला. महसूल लोकअदालत आणि पाणंद रस्ते खुले करण्याबाबत पुणे जिल्हा प्रशासनाचं त्यांनी कौतुक केलं. नोंदणी मुद्रांक शुल्क विभागात आता पासपोर्ट विभागाच्या कार्यालयांसारखी राज्यात कार्यालये सुरू करण्यात येणार आहेत. त्यासाठी सात गावांची ठिकाणे निश्चित केली आहेत. त्यातून विविध सोयी उपलब्ध होणार आहेत. मंत्रालय स्तरावर त्याची 'वॉर रूम तयार केली आहे. 'वन डिस्ट्रिक्ट वन रजिस्ट्रेशन' बरोबरच आता 'वन स्टेट - वन रजिस्ट्रेशन' आणि फेसलेसद्वारे दस्तनोंदणीचा प्रयोग राबविणार आहे, अशी माहिती बावनकुळे यांनी यावेळी दिली. सरकारनामाचे सदस्य व्हा शॉपिंगसाठी 'सकाळ प्राईम डील्स'च्या भन्नाट ऑफर्स पाहण्यासाठी क्लिक करा. Read Latest Marathi Political News, Breaking Political News from Maharashtra, India, Pune &amp; Mumbai at Sarkarnama. To Get Live Political Marathi News on Mobile, Download the Sarkarnama Mobile App for Android and IOS. सरकारनामा आता सर्व सोशल मीडिया प्लॅटफॉर्मवर. ताज्या राजकीय घडामोडींसाठी फेसबुक, ट्विटर, इन्स्टाग्राम, शेअर चॅट, टेलिग्रामवर आणि व्हॉट्सॲप आम्हाला फॉलो करा. तसेच, सरकारनामा यूट्यूब चॅनेलला आजच सबस्क्राइब करा. Follow Us Copyright © 2025 Sakal Media Group – All Rights Reserved Powered by Quintype वेबसाईटवर ब्राउझिंगचा अनुभव सर्वोत्तम असावा, यासाठी आम्ही कुकीजचा वापर करतो. कुकीजमुळे तुम्हाला तुमच्या आवडत्या मजकुराची शिफारस करता येते. आमचे गोपनीयता आणि कुकीजसंदर्भातील धोरण तुम्हाला मान्य आहे.</w:t>
+      </w:r>
+    </w:p>
+    <w:p>
+      <w:pPr>
+        <w:pStyle w:val="Heading3"/>
+      </w:pPr>
+      <w:r>
+        <w:t>Article 34</w:t>
+      </w:r>
+    </w:p>
+    <w:p>
+      <w:r>
+        <w:t>Title: OBC Reservation : कुणबी बोगस प्रमाणपत्रांची सखोल पडताळणी होणार; मंत्री बावनकुळे यांच्यांकडून प्रशासनाला आदेश</w:t>
+      </w:r>
+    </w:p>
+    <w:p>
+      <w:r>
+        <w:t xml:space="preserve">URL: </w:t>
+      </w:r>
+      <w:hyperlink r:id="rId42">
+        <w:r>
+          <w:rPr>
+            <w:color w:val="0000FF"/>
+          </w:rPr>
+          <w:t>https://saamtv.esakal.com/mumbai-pune/chandrashekhar-bawankule-orders-deep-verification-of-bogus-kunbi-caste-certificates-vvg94</w:t>
+        </w:r>
+      </w:hyperlink>
+    </w:p>
+    <w:p>
+      <w:r>
+        <w:t>Content: बोगस कुणबी जात प्रमाणपत्रांवर आळा घालण्यासाठी सखोल पडताळणीचे आदेश २९३३ कोटी रुपयांचा प्रलंबित निधी १५ दिवसांत वितरित करण्याचे स्पष्ट निर्देश बैठकीत दर मंगळवारी निधी वाटपाचा आढावा घेण्याचा निर्णय मुंबई : ​बोगस जात प्रमाणपत्रांना आळा घालण्यासाठी ओबीसी उपसमितीने मोठा निर्णय घेतला आहे. जात प्रमाणपत्रांच्या कागदपत्रांची सखोल पडताळणी करण्याचे निर्देश मंत्रीमंडळ उपसमितीचे अध्यक्ष चंद्रशेखर बावनकुळे यांनी दिलेत. ​बैठकीत आर्थिक मुद्द्यांवरही महत्त्वाचे निर्णय घेण्यात आले आहेत. समाजासाठी प्रलंबित असलेला २९३३ कोटी रुपयांचा निधी पंधरा दिवसांत वितरित करण्याचे आदेशही बावनकुळे यांनी दिले. ​ओबीसी मंत्रिमंडळ उपसमितीची बैठक महसूलमंत्री चंद्रशेखर बावनकुळे यांच्या अध्यक्षतेखाली झाली. ही बैठक मंत्री छगन भुजबळ यांच्या मंत्रालयातील दालनात पार पडली. बैठकीला मंत्री भुजबळ, मंत्री पंकजा मुंडे, मंत्री अतुल सावे, मंत्री गणेश नाईक आणि कृषीमंत्री दत्तात्रय भरणे उपस्थित होते. बैठकीच्या सुरुवातीलाच अध्यक्ष चंद्रशेखर बावनकुळे यांनी बोगस जात प्रमाणत्राच्या मुद्द्यावर भाष्य केलं. बावनकुळे म्हणाले, 'खोट्या प्रमाणपत्रांच्या आधारे प्रतिज्ञापत्र दिले जाऊ नये. तसेत प्रमाणपत्र देण्यापूर्वीच सर्व कागदपत्रांची आणि पुराव्यांची काटेकोरपणे पडताळणी करण्यात यावी'. बावनकुळे यांच्या भूमिकेला मंत्री छगन भुजबळ यांनीही दुजोरा दिलाय. 'खोट्या पद्धतीने प्रमाणपत्रे मिळवण्याचे प्रकार गंभीर आहेत. प्रशासनानं त्याचीही दखल घ्यावी," असे छगन भुजबळ म्हणाले. काही खोटी कागदपत्रे तयार केली जात असल्याची बाबही समितीच्या निदर्शनास आणून दिली. ओबीसी समाजाच्या विविध योजनांसाठी थकीत असलेला तब्बल २९३३ कोटी रुपयांचा निधी तात्काळ वितरित करण्याचे स्पष्ट निर्देश देण्यात आले आहेत. ओबीसीच्या या निधी वाटपाचा नियमित आढावा दर मंगळवारी मंत्र्यांना सादर केला जाईल. डिसेंबर महिन्यात सादर होणाऱ्या पुरवणी मागणीत विविध महामंडळांसाठी १७५० कोटी रुपयांची मागणी करण्याचा निर्णय बैठकीत घेण्यात आलाय. यामध्ये इतर मागासवर्गीय महामंडळाला १००० कोटी, संलग्न मंडळाला ७५० कोटी रुपयांचा समावेश करण्याचा निर्णय घेण्यात आलाय. आमदार धनंजय मुंडे यांनी बंजारा आणि वंजारा समाज एकच असल्याचा वक्तव्य केलं होतं. याबाबत बैठकीनंतर बावनकुळे यांनी म्हटलं की, धनंजय मुंडे यांच्या वक्तव्याचा गैरसमज केला असण्याची शक्यता आहे. त्यांनी वेगळ्या बाबतीत हे वक्तव्य केलं असण्याची शक्यता आहे.. त्यामुळे त्यात आणखी वाद निर्माण करण्याची आवश्यकता नाही'. सकाळ+चे सदस्य व्हा शॉपिंगसाठी 'सकाळ प्राईम डील्स'च्या भन्नाट ऑफर्स पाहण्यासाठी क्लिक करा. Read Marathi news and watch Live TV. Breaking news from Maharashtra, India, Pune, Mumbai, Politics, Entertainment, Sports, Lifestyle at SaamTV. Get Live Marathi news on Mobile. Download the Saam Tv app for Android and IOS. Follow Us Copyright © 2025 Sakal Media Group – All Rights Reserved Powered by Quintype</w:t>
+      </w:r>
+    </w:p>
+    <w:p>
+      <w:pPr>
+        <w:pStyle w:val="Heading3"/>
+      </w:pPr>
+      <w:r>
+        <w:t>Article 35</w:t>
+      </w:r>
+    </w:p>
+    <w:p>
+      <w:r>
+        <w:t>Title: शिर्डीत केंद्रीय गुप्तचर विभागाच्या कार्यालयासाठी जागा, शेती महामंडळाची १२०० चौरस मीटर जमीन</w:t>
+      </w:r>
+    </w:p>
+    <w:p>
+      <w:r>
+        <w:t xml:space="preserve">URL: </w:t>
+      </w:r>
+      <w:hyperlink r:id="rId43">
+        <w:r>
+          <w:rPr>
+            <w:color w:val="0000FF"/>
+          </w:rPr>
+          <w:t>https://www.loksatta.com/maharashtra/state-approves-land-in-shirdi-for-ib-officers-office-home-bawankule-chaired-meeting-sud-02-5388265/</w:t>
+        </w:r>
+      </w:hyperlink>
+    </w:p>
+    <w:p>
+      <w:r>
+        <w:t>Content: राहाता : शिर्डी येथील सहायक केंद्रीय गुप्तवार्ता अधिकारी (आयबी) यांचे कार्यालय आणि निवासस्थानासाठी जमीन देण्यास राज्य सरकारने मान्यता दिली आहे. महाराष्ट्र राज्य शेती महामंडळाने महसूलमंत्री चंद्रशेखर बावनकुळे यांच्या अध्यक्षतेखाली झालेल्या बैठकीत या प्रस्तावाला मान्यता दिली. ही जमीन शिर्डीजवळील निमगाव कोऱ्हाळे येथील गट क्रमांक ७०/१ मधील १ हजार २०० चौरस मीटर इतकी आहे. शासनाच्या महसूल व वन विभागाने या संबंधीचा अध्यादेश जारी केला आहे. या अध्यादेशात अनेक अटी व शर्ती घालण्यात आल्या आहेत. या जमिनीवर कोणताही आर्थिक व्यवहार करण्यास किंवा तिचे पोटविभाजन करण्यास प्रतिबंध राहील. भविष्यात कोणताही न्यायालयीन किंवा अन्य वाद निर्माण झाल्यास त्याची संपूर्ण जबाबदारी सहायक केंद्रीय गुप्तवार्ता अधिकाऱ्यांची राहील. या अटी व शर्तींचा भंग झाल्यास, सदर जमीन सरकार जमा करण्याचा अधिकार शासनाकडे राहील. ही जमीन प्रदान करताना, प्रचलित रेडीरेकनर दरानुसार शेतीत नसलेल्या जमिनीचे मूल्य आकारले जाणार आहे. शिर्डीत सुमारे १५ वर्षांपासून केंद्रीय गुप्तवार्ता विभागाचे कार्यालय आहे. या कार्यालयात ४ जणांची नेमणूक केंद्र सरकारने केलेली आहे. या कार्यालयाला स्वमालकीची जागा नसल्याने कार्यालय खासगी जागेत भाडे तत्त्वावर आहे. देशातील विविध राज्यांत असलेल्या केंद्रीय गुप्तवार्ता विभागाचे अधिकारी व कर्मचारी यांच्यासाठी निवासस्थाने व कार्यालय स्वमालकीच्या जागेत असावे यासाठी केंद्रीय गृहमंत्री अमित शहा यांनी २०२२ पासून हा प्रकल्प हाती घेतला आहे. पाच वर्षांत हा प्रकल्प पूर्ण करण्याचे केंद्रीय गृह मंत्रालयाचे नियोजन आहे. शिर्डीत केंद्रीय गुप्तवार्ता कार्यालय व निवासस्थानासाठी राज्य सरकारकडून जागा मिळावी, असा प्रस्ताव शिर्डी येथील कार्यालयाने पुणे येथील शेती महामंडळाच्या कार्यालयाकडे पाठविला होता. या प्रस्तावाला शेती महामंडळाच्या बैठकीत मान्यता देण्यात आल्यानंतर राज्य सरकारने प्रस्तावाला मान्यता दिली आहे. शिर्डी हे आंतरराष्ट्रीय कीर्तीचे तीर्थक्षेत्र आहे. तिथे सातत्याने विविध क्षेत्रातील अति महत्त्वाच्या व्यक्ती भेट देतात. राजकीय पक्षांची अधिवेशने सातत्याने होत असतात. हजारो भक्त रोज साईबाबांच्या समाधी दर्शनासाठी येतात. देवस्थानला वारंवार धमक्याही मिळालेल्या आहेत. विमानतळावरील वाहतूकही वाढत चालली आहे. या सर्व पार्श्वभूमीवर केंद्रीय गुप्तचर यंत्रणेला सतर्क राहावे लागते. त्यामुळेही शिर्डीमध्ये या विभागाचे कार्यालय महत्त्वाचे मानले जाते. केवळ शिर्डीच नव्हे तर उत्तर जिल्ह्यासाठीही महत्त्वाचे आहे. उपमुख्यमंत्री अजित पवार यांनी मुख्यमंत्रीपदाची इच्छा व्यक्त केली आहे, तर मुख्यमंत्री देवेंद्र फडणवीस यांनी भाजपाच प्रमुख पक्ष असल्याचं नमूद केलं आहे. २०२९ च्या विधानसभा निवडणुका सेना-राष्ट्रवादीसोबत लढणार असल्याचं त्यांनी स्पष्ट केलं. फडणवीसांनी युतीतील संबंधांवर भाष्य करताना, तिघांनाही राजकारणातील सीमांची जाणीव असल्याचं सांगितलं. तसेच, युतीमध्ये नव्या भिडूसाठी स्कोप नसल्याचंही त्यांनी स्पष्ट केलं.</w:t>
+      </w:r>
+    </w:p>
+    <w:p>
+      <w:pPr>
+        <w:pStyle w:val="Heading3"/>
+      </w:pPr>
+      <w:r>
+        <w:t>Article 36</w:t>
+      </w:r>
+    </w:p>
+    <w:p>
+      <w:r>
+        <w:t>Title: Maratha Vs OBC : खोट्या कुणबी प्रमाणपत्रांवरून गाजली ओबीसी उपसमितीची बैठक : भुजबळांनी थेट पुरावेच दाखवले</w:t>
+      </w:r>
+    </w:p>
+    <w:p>
+      <w:r>
+        <w:t xml:space="preserve">URL: </w:t>
+      </w:r>
+      <w:hyperlink r:id="rId44">
+        <w:r>
+          <w:rPr>
+            <w:color w:val="0000FF"/>
+          </w:rPr>
+          <w:t>https://sarkarnama.esakal.com/mumbai/chhagan-bhujbal-fake-kunbi-certificates-controversy-obc-meeting-hn97</w:t>
+        </w:r>
+      </w:hyperlink>
+    </w:p>
+    <w:p>
+      <w:r>
+        <w:t>Content: Maratha Vs OBC : मराठा समाजातील सदस्यांना बनावट आणि खाडाखोड केलेल्या कागदपत्रांच्या आधारे कुणबी प्रमाणपत्र देण्यात येत आहेत, असा आरोप करत मंत्री छगन भुजबळ यांनी भर बैठकीत मंत्री चंद्रशेखर बावनकुळे यांच्यासमोर काही प्रमाणपत्रच सादर केली. ही कुणबी प्रमाणपत्र बनावट असल्याचा त्यांचा दावा आहे. भुजबळ यांच्या दालनात महसूल मंत्री चंद्रशेखर बावनकुळे यांच्या अध्यक्षतेखालील ओबीसी प्रश्नांवरील मंत्रिमंडळ उपसमितीची बैठक झाली. यावेळी भुजबळ यांचा रुद्रावतार बघायला मिळाला. भुजबळ म्हणाले, कुणबी प्रमाणपत्रांच्या पडताळणीसाठी आज झालेल्या मंत्रिमंडळ उपसमितीच्या बैठकीत मी काही पुरावे सादर केले. सध्या कुणबी प्रमाणपत्रे वितरित केली जात असताना, ती कागदपत्रांवर आधारित आहेत ज्यात कागदपत्रांवर खाडाखोड करून नव्याने नोंदणी केल्या जात आहेत. मराठा समाजातील सदस्यांना कुणबी (ओबीसी) प्रमाणपत्रे मिळावीत यासाठी राज्य सरकारने न्यायमूर्ती शिंदे समिती स्थापन केली होती. मात्र बनावट आणि संशयास्पद कुणबी प्रमाणपत्रे वितरित केली जात आहेत. या सगळ्याची चौकशी करण्यासाठी आता तशाच पद्धतीची रचना असलेली एक नवीन समिती स्थापन करावी. ही समिती न्यायमूर्ती शिंदे समितीच्या पडताळणीनंतर देण्यात आलेल्या प्रमाणपत्रांची पडताळणी करेल, अशी मागणी मी बैठकीत केली आहे. अशी बनावट प्रमाणपत्र देणे तातडीने थांबवावे अशी मागणी ही बैठकीत केल्याचे भुजबळ म्हणाले. मागील बैठकीमध्ये भुजबळ यांनी हैदराबाद राजपत्र लागू करण्याचा शासन आदेश तातडीने मागे घ्यावा, अशी मागणी केली होती. समितीचे अध्यक्ष बावनकुळे म्हणाले की, भुजबळ यांनी बैठकीत 15-20 बनावट प्रमाणपत्रे सादर केली. यानंतर अधिकाऱ्यांनी बनावट किंवा बदललेल्या कागदपत्रांच्या आधारे प्रमाणपत्र देऊ नये असे आदेश दिले आहेत. एकूणच छगन भुजबळ यांच्या आरोपांमुळे आणि त्यांनी दावा केलेल्या बनावट कुणबी प्रमाणपत्रांमुळे आजची ओबीसी उपसमितीची बैठक गाजली. सरकारनामाचे सदस्य व्हा शॉपिंगसाठी 'सकाळ प्राईम डील्स'च्या भन्नाट ऑफर्स पाहण्यासाठी क्लिक करा. Read Latest Marathi Political News, Breaking Political News from Maharashtra, India, Pune &amp; Mumbai at Sarkarnama. To Get Live Political Marathi News on Mobile, Download the Sarkarnama Mobile App for Android and IOS. सरकारनामा आता सर्व सोशल मीडिया प्लॅटफॉर्मवर. ताज्या राजकीय घडामोडींसाठी फेसबुक, ट्विटर, इन्स्टाग्राम, शेअर चॅट, टेलिग्रामवर आणि व्हॉट्सॲप आम्हाला फॉलो करा. तसेच, सरकारनामा यूट्यूब चॅनेलला आजच सबस्क्राइब करा. Follow Us Copyright © 2025 Sakal Media Group – All Rights Reserved Powered by Quintype वेबसाईटवर ब्राउझिंगचा अनुभव सर्वोत्तम असावा, यासाठी आम्ही कुकीजचा वापर करतो. कुकीजमुळे तुम्हाला तुमच्या आवडत्या मजकुराची शिफारस करता येते. आमचे गोपनीयता आणि कुकीजसंदर्भातील धोरण तुम्हाला मान्य आहे.</w:t>
+      </w:r>
+    </w:p>
+    <w:p>
+      <w:pPr>
+        <w:pStyle w:val="Heading3"/>
+      </w:pPr>
+      <w:r>
+        <w:t>Article 37</w:t>
+      </w:r>
+    </w:p>
+    <w:p>
+      <w:r>
+        <w:t>Title: Nagpur ZP : आमदाराच्या गाडीतून उतरून पळ काढलेल्या सदस्याला भाजपने ZP अध्यक्ष केलं... पतीलाही आमदराकी दिली!</w:t>
+      </w:r>
+    </w:p>
+    <w:p>
+      <w:r>
+        <w:t xml:space="preserve">URL: </w:t>
+      </w:r>
+      <w:hyperlink r:id="rId45">
+        <w:r>
+          <w:rPr>
+            <w:color w:val="0000FF"/>
+          </w:rPr>
+          <w:t>https://sarkarnama.esakal.com/vishesh/nagpur-zilla-parishad-president-nisha-sawarkar-bjp-tekchand-sawarkar-mla-hn97-rc70</w:t>
+        </w:r>
+      </w:hyperlink>
+    </w:p>
+    <w:p>
+      <w:r>
+        <w:t>Content: Nagpur ZP : राजकारणात बंडाची भाषा केल्याशिवाय किंवा उपद्रव मूल्य दाखवल्याशिवाय पदरी काही पडत नाही असे म्हणतात. एका अर्थाने ते खरेच आहे. नागपूर जिल्हा परिषदेत घडलेल्या घडामोडींवर हे याचा सर्वांनाच प्रत्यय आला. विश्वास बसणार नाही, परंतु नागपूर जिल्हा परिषदेच्या माजी अध्यक्षा निशा सावरकर या भाजप आमदाराच्या गाडीतून उतरून अक्षरश: पळून गेल्या होत्या. शेवटी अध्यक्षपद देऊनच भाजपला त्यांची समजूत काढावी लागली होती. 2012 च्या निवडणुकीत भाजप-शिवसेनेची युती होती. युतीकडे काठावरचे बहुमत होते. वेळेवर कोणी गडबड करू नये म्हणून भाजपने आपल्या सर्व जिल्हा परिषद सदस्यांना मध्यप्रदेशातील अमरकंटक येथे पर्यटनाला नेले होते. मतदानाच्या दिवशी सर्वांना आणण्याचे नियोजन केले होते. त्यावेळी अध्यक्षपद महिला राखील होते. भाजपच्यावतीने संध्या गोतमारे आणि निशा सावरकर ही दोन नावे आघाडीवर होती. सर्व जिल्हा परिषद सदस्यांना अध्यक्षपदाच्या निवडणुकीसाठी नागपूरमध्ये परत आणले जात होते. यादरम्यान निशा सावरकर यांना त्यांचा पत्ता कापल्याची बातमी समजली. अस्वस्थ झालेल्या निशा सावरकर तत्कालीन आमदार अशोक मानकर यांच्या गाडीत बसल्या. नागपूर शहरात एंट्री करताच ‘इमर्जंसी‘ चा बहाणा करून त्या गाडीतून उतरल्या आणि पळ काढला. त्यामुळे एकच खळबळ उडाली होती. दुसरीकडे काँग्रेसनेही अध्यक्षपदाच्या निवडणुकीसाठी तयारी सुरू केली होती. निशा सावरकर काँग्रेसच्या गटात जाणार अशी अफवा पसरली. त्यामुळे भाजपमध्ये मोठी अस्वस्थता निर्माण झाली. भाजपने ‘प्लॅन बी‘वर काम सुरू केले. राष्ट्रवादी काँग्रेसचे नेते अनिल देशमुख यांंच्याशी भाजपने तडजोड केली. त्या बदल्यात राष्ट्रवादी काँग्रेसला उपाध्यक्षपद देऊन भाजपने डॅमेज कंट्रोल केले. भाजपच्या संध्या गोतमारे अध्यक्ष झाल्या आणि राष्ट्रवादीचे चंद्रशेखर चिखले उपाध्यक्ष झाले. यात निशा सावरकरांचे प्रयत्न मात्र फसले. पण त्यांची चतुराई त्यांना अडीच वर्षानंतर कामात आली. झाले गेले विसरून भाजपचे नेते चंद्रशेखर बावनकुळे यांनी निशा सावरकर यांना भाजपमध्ये आणले आणि अध्यक्षपदही दिले. अशारितीने निशा सावरकर अध्यक्ष झाल्या. विशेष म्हणजे त्या अध्यक्ष झाल्यानंतर जिल्हा परिषदेची निवडणूक एक वर्ष लांबली. त्यामुळे त्यांना अडीच नव्हे तर तब्बल साडेतीन वर्ष जिल्हा परिषदेचा कार्यकाळ उपभोगता आला. निशा सावरकर यांच्यासोबत पती टेकचंद सावरकर यांचेही नशीब फळफळले. विधानसभा निवडणुकीत भाजपने चंद्रशेखर बावनकुळे यांचे तिकीट कापून सर्वांनाच धक्का दिला होता. त्यावेळी बावनकुळे यांच्याऐवजी टेकचंद सावरकर यांना उमेदवारी देण्यात आली. ते निवडूनसुद्धा आले. मात्र पाच वर्षानंतर बावनकुळे यांनी पुन्हा आपला कामठी विधानसभा मतदारसंघ आपल्या ताब्यात घेतला. सरकारनामाचे सदस्य व्हा शॉपिंगसाठी 'सकाळ प्राईम डील्स'च्या भन्नाट ऑफर्स पाहण्यासाठी क्लिक करा. Read Latest Marathi Political News, Breaking Political News from Maharashtra, India, Pune &amp; Mumbai at Sarkarnama. To Get Live Political Marathi News on Mobile, Download the Sarkarnama Mobile App for Android and IOS. सरकारनामा आता सर्व सोशल मीडिया प्लॅटफॉर्मवर. ताज्या राजकीय घडामोडींसाठी फेसबुक, ट्विटर, इन्स्टाग्राम, शेअर चॅट, टेलिग्रामवर आणि व्हॉट्सॲप आम्हाला फॉलो करा. तसेच, सरकारनामा यूट्यूब चॅनेलला आजच सबस्क्राइब करा. Follow Us Copyright © 2025 Sakal Media Group – All Rights Reserved Powered by Quintype वेबसाईटवर ब्राउझिंगचा अनुभव सर्वोत्तम असावा, यासाठी आम्ही कुकीजचा वापर करतो. कुकीजमुळे तुम्हाला तुमच्या आवडत्या मजकुराची शिफारस करता येते. आमचे गोपनीयता आणि कुकीजसंदर्भातील धोरण तुम्हाला मान्य आहे.</w:t>
+      </w:r>
+    </w:p>
+    <w:p>
+      <w:pPr>
+        <w:pStyle w:val="Heading3"/>
+      </w:pPr>
+      <w:r>
+        <w:t>Article 38</w:t>
+      </w:r>
+    </w:p>
+    <w:p>
+      <w:r>
+        <w:t>Title: Mahayuti Government : सोलापूर जिल्ह्यातील कुर्डू गावच्या मुरूम उत्खनन प्रकरणाचा महाराष्ट्रातील 41000 गावांना फायदा होणार</w:t>
+      </w:r>
+    </w:p>
+    <w:p>
+      <w:r>
+        <w:t xml:space="preserve">URL: </w:t>
+      </w:r>
+      <w:hyperlink r:id="rId46">
+        <w:r>
+          <w:rPr>
+            <w:color w:val="0000FF"/>
+          </w:rPr>
+          <w:t>https://sarkarnama.esakal.com/maharashtra/ajit-pawar-ips-anjana-krishna-dispute-murum-excavation-benefits-41000-villages-maharashtra-dk88</w:t>
+        </w:r>
+      </w:hyperlink>
+    </w:p>
+    <w:p>
+      <w:r>
+        <w:t>Content: वसंत कांबळे Solapur News: कुर्डू येथील मुरूम प्रकरणामुळे राज्याचे उपमुख्यमंत्री अजित पवार आणि डीवायएसपी अंजली कृष्णा यांचा फोनवरील संवाद व्हायरल झाला होता. या प्रकरणानंतर महाराष्ट्र शासनाने 3 एप्रिल 2025 रोजी काढलेल्या शासन निर्णयाला (जीआर) उर्जितावस्था मिळाली आहे. कुर्डूतील आंदोलनातून हा जीआर प्रशासनातील अधिकाऱ्यांना माहितच नव्हता, हे स्पष्ट झाले. मात्र आंदोलनामुळे हा जीआर आता सर्वांसाठी खुला झाला आहे. एका कार्यक्रमात उपमुख्यमंत्री अजित पवार (Ajit Pawar) यांनी मुख्यमंत्री देवेंद्र फडणवीस, उपमुख्यमंत्री एकनाथ शिंदे आणि महसूल मंत्री चंद्रशेखर बावनकुळे यांच्या उपस्थितीत या जीआरबाबत थेट सूचना दिल्या. “चांदा ते बांदा सर्वत्र हा जीआर लागू करावा, त्याची माहिती सोलापूरपर्यंत पोहोचवावी,” असे त्यांनी सांगितले. यावेळी महसूल मंत्री चंद्रशेखर बावनकुळे (Chandrashekhar Bawankule) यांना अजित पवार म्हणाले, “हे अभियान जर मागच्या महिन्यातच सुरू झाले असते, तर एवढे प्रकरण गाजलेच नसते,” असे मनोगतात त्यांनी व्यक्त केले. कुर्डूमध्ये ज्या कागदाच्या आधारावर मुरूम उपसा सुरू होता, त्याच कागदाची आता राज्यभर माहिती करुन देण्याचे काम अजित पवार यांनी केले आहे. अशी किती शासन परिपत्रके (जी.आर.) लोकांना माहिती होऊ दिली जात नाहीत व माहिती असतानाही चुकीच्या पद्धतीने कार्यवाही का केली जाते0 प्रशासनाला चुकीची माहिती देणाऱ्या अधिकाऱ्यामुळे एवढे मोठे प्रकरण देभभर गाजले त्या अधिकाऱ्यावर महसूल प्रशासनाने काय कारवाई केली हे जाहीर करावे, अशी मागणी नागरिकांमधून होत आहे. राज्य सरकारनं अशी सर्व परिपत्रके गावातील ग्रामपंचायत नगरपालिका कार्यालय तलाठी कार्यालय व सेतू कार्यालय या ठिकाणी दाखवण्यात यावी, अशी मागणी जोर धरत आहे. त्यानंतर प्रशासनाने कुर्डूमध्ये मुरूम उत्खनन करणाऱ्या ग्रामपंचायतीचे सरपंच आणि ग्रामसेवक यांच्यावर गुन्हे दाखल केले. त्यानंतर कुर्डू ग्रामस्थांची एकी राज्याने पाहिली. कुर्डू गाव प्रशासनाने अन्याय केला त्याच्या निषेधार्थ ग्रामस्थांनी एक दिवस संपूर्ण गाव बंद ठेऊन दाखल झालेल्या गुन्ह्यांचा निषेध व्यक्त केला. आमच्या गावातील वाड्या वस्तीवरील रस्ते दुरुस्त करावे मागणी केली. या आंदोलनाची धग ही मंत्रालयालापर्यंत पोहोचली. महसूलमंत्र्यांनी येथून पुढे पाणंद रस्त्यांसाठी जो मुरूम उत्खनन होईल त्याला रॉयल्टी भरायची आवश्यकता नाही, असे घोषित केले. एखादं गाव पानंद रस्त्यासाठी मुरूम उत्खनन करत असताना त्या गावाला बदनाम न करता त्या गावाची मागणी काय आहे, गाव कशासाठी मागणी करतोय... याचा विचार केला पाहिजे. राज्य सरकारने कुर्डू आंदोलनाची दखल घेतली आणि कुर्डूच्या एका आंदोलनामुळे राज्यातील सर्वच गावातील पाणंद रस्त्यांना या निर्णयाचा फायदा होणार आहे. सरकारचे व कुर्डू करांचे अभिनंदन माजी आ. संजयमामा शिंदे, माढा -करमाळा विधानसभा गावाची मागणी गरज काय आहे त्यावर काम केले तर आख्खा गाव पाठीशी उभारतो हे आमच्या गावाने सिध्द केले आहे.तळागाळातील जनतेचे प्रश्न सोडविण्यासाठी पदाधिकारी यांनी प्रथम प्राधान्य द्यावे हे आमच्या नेते अजित दादा यांचे आम्हाला सांगणे आहे त्याच धर्तीवर आम्ही काम करत आहोत. बाबा जगताप, अध्यक्ष माढा -करमाळा विधानसभा मतदारसंघ, राष्ट्रवादी काँग्रेस पार्टी (अजित पवार गट) कुर्डू मुरूम उत्खनन प्रकरणांमध्ये कुर्डूला बदनाम करण्यासाठी ज्यांनी पुढाकार घेतला होता, त्यांना कळून चुकले असेल की, आम्ही जे आंदोलन करत होतो त्या गावातील सार्वजनिक रस्त्यांसाठी करत होतो. आणि आमच्या मागणीची दखल राज्य सरकारने घेतली. यामध्ये मुख्यमंत्री उपमुख्यमंत्री आणि महसूल मंत्री यांची आम्ही कुर्डू ग्रामस्थांच्या वतीने जाहीर आभार व्यक्त करतो. तसेच या प्रकरणांमध्ये आम्हाला राज्य सरकारमध्ये संवाद घडवून ज्यांनी आणला ते आमचे नेते करमाळ्याचे विकास पुरुष संजय मामा शिंदे यांचे देखील आम्ही विशेष आभार व्यक्त करतो. - अण्णासाहेब ढाणे, माजी जिल्हा परिषद सदस्य प्रतिनिधी सरकारनामाचे सदस्य व्हा शॉपिंगसाठी 'सकाळ प्राईम डील्स'च्या भन्नाट ऑफर्स पाहण्यासाठी क्लिक करा. Read Latest Marathi Political News, Breaking Political News from Maharashtra, India, Pune &amp; Mumbai at Sarkarnama. To Get Live Political Marathi News on Mobile, Download the Sarkarnama Mobile App for Android and IOS. सरकारनामा आता सर्व सोशल मीडिया प्लॅटफॉर्मवर. ताज्या राजकीय घडामोडींसाठी फेसबुक, ट्विटर, इन्स्टाग्राम, शेअर चॅट, टेलिग्रामवर आणि व्हॉट्सॲप आम्हाला फॉलो करा. तसेच, सरकारनामा यूट्यूब चॅनेलला आजच सबस्क्राइब करा. Follow Us Copyright © 2025 Sakal Media Group – All Rights Reserved Powered by Quintype वेबसाईटवर ब्राउझिंगचा अनुभव सर्वोत्तम असावा, यासाठी आम्ही कुकीजचा वापर करतो. कुकीजमुळे तुम्हाला तुमच्या आवडत्या मजकुराची शिफारस करता येते. आमचे गोपनीयता आणि कुकीजसंदर्भातील धोरण तुम्हाला मान्य आहे.</w:t>
+      </w:r>
+    </w:p>
+    <w:p>
+      <w:pPr>
+        <w:pStyle w:val="Heading3"/>
+      </w:pPr>
+      <w:r>
+        <w:t>Article 39</w:t>
+      </w:r>
+    </w:p>
+    <w:p>
+      <w:r>
+        <w:t>Title: Land survey: जमीनमोजणी शिवाय दस्ताची नोंदणी नाही</w:t>
+      </w:r>
+    </w:p>
+    <w:p>
+      <w:r>
+        <w:t xml:space="preserve">URL: </w:t>
+      </w:r>
+      <w:hyperlink r:id="rId47">
+        <w:r>
+          <w:rPr>
+            <w:color w:val="0000FF"/>
+          </w:rPr>
+          <w:t>https://pudhari.news/maharashtra/pune/maharashtra-private-land-survey-agencies-mandatory-registration-ac90</w:t>
+        </w:r>
+      </w:hyperlink>
+    </w:p>
+    <w:p>
+      <w:r>
+        <w:t>Content: पुणे : कर्नाटक व आंध्रप्रदेशच्या धर्तीवर महाराष्ट्रातही जमाबंदी आयुक्तालयांच्या अखत्यारित 10 ते 15 खासगी एजन्सींचे भूकरमापक नेमले जाणार आहेत. त्यांच्या माध्यमातून जमिनीची मोजणी केल्याशिवाय दस्त नोंदणी होणार नाही. तसेच दस्त नोंदणी झाल्याशिवाय फेरफार प्रक्रियाही होणार नाही. ही नवी पद्धत येत्या महिन्याभरात राज्यात लागू केली जाणार असून, यास मुख्यमंत्री देवेंद्र फडणवीस यांनी मान्यता दिल्याची माहिती महसूलमंत्री चंद्रशेखर बावनकुळे यांनी दिली. (Latest Pune News) छत्रपती शिवाजी महाराज राजस्व अभियानअंतर्गत ’सेवा पंधरवडा’ उपक्रमाच्या उद्घाटनप्रसंगी ते बोलत होते. या वेळी त्यांनी महसूल खात्यातील विविध विभागांनी केलेल्या कामांचा आढावा घेतला. बावनकुळे म्हणाले, गेल्या 30 वर्षांतील शेतकर्‍यांमधील वादांपैकी पुणे विभागातील 33 हजार तक्रारींपैकी सुमारे 11 हजार तक्रारी निकाली काढण्यात आल्या आहेत. जिल्हा प्रशासनाने दोन शेतकर्‍यांतील 27 वर्षांपासून सुरू असलेले वाद मिटविले आहेत. सेवा पंधरवडा अभियानातून सुमारे 50 लाख नागरिकांपर्यंत विविध योजना पोहोचविण्याचे आमचे ध्येय आहे. स्वामित्त्व योजना अंतर्गत राज्यातील सर्व गरीब नागरिकांना प्रॉपर्टी कार्ड देण्यासाठी 110 कोटी रुपयांची आवश्यकता आहे. ही योजना राबवून महाराष्ट्र हे देशातील सर्व नागरिकांना प्रॉपर्टी कार्ड उपलब्ध करून देणारे पहिले राज्य ठरेल. पुढील वर्षात राज्यातील सर्व पाणंद रस्त्यांचे सीमांकन केले जाईल. त्यासाठी मुख्यमंत्री बळीराजा पाणंद रस्ते योजना महसूल खात्यामार्फत सुरू करण्यात आली आहे. पुढील पाच वर्षांत शेतकर्‍यांना 12 तास वीज, पाणी आणि शेतापर्यंत जाण्यासाठी पाणंद रस्ते उपलब्ध करून दिल्यास आत्महत्या थांबतील. पुरंदर तालुक्यातील आडाचीवाडी गावाने गावातील 15 पाणंद रस्ते बांधून खुले केले. या कामगिरीबद्दल गावाचे कौतुक करताना बावनकुळे म्हणाले की, हे महाराष्ट्रासाठी आदर्श उदाहरण आहे. नोंदणी व मुद्रांक विभागात पासपोर्ट कार्यालयांच्या धर्तीवर नवी कार्यालये सुरू केली जाणार आहेत. यासाठी सात ठिकाणे निश्चित झाली असून, नागरिकांना विविध सोयी उपलब्ध होतील. मंत्रालयस्तरावर यासाठी वॉररूम तयार करण्यात आली आहे. ’वन डिस्ट्रीक्ट वन रजिस्ट्रेशन’नंतर आता ’वन स्टेट वन रजिस्ट्रेशन’ आणि फेसलेस दस्त नोंदणी योजनेचाही प्रयोग सुरू केला जाणार आहे, अशी माहिती महसूलमंत्र्यांनी दिली. 'Pudhari' is excited to announce the relaunch of its Android and iOS apps. Stay updated with the latest news at your fingertips. Android and iOS Download now and stay updated, anytime, anywhere. Pudhari Publications Private Limited</w:t>
+      </w:r>
+    </w:p>
+    <w:p>
+      <w:pPr>
+        <w:pStyle w:val="Heading3"/>
+      </w:pPr>
+      <w:r>
+        <w:t>Article 40</w:t>
+      </w:r>
+    </w:p>
+    <w:p>
+      <w:r>
+        <w:t>Title: जमिनीच्या मोजणीनंतरच आता दस्त नोंदणी; महसूल विभागाचा निर्णय…</w:t>
+      </w:r>
+    </w:p>
+    <w:p>
+      <w:r>
+        <w:t xml:space="preserve">URL: </w:t>
+      </w:r>
+      <w:hyperlink r:id="rId48">
+        <w:r>
+          <w:rPr>
+            <w:color w:val="0000FF"/>
+          </w:rPr>
+          <w:t>https://www.loksatta.com/pune/land-measurement-mandatory-for-registration-maharashtra-revenue-bawankule-pune-print-news-ocd-94-5385238/</w:t>
+        </w:r>
+      </w:hyperlink>
+    </w:p>
+    <w:p>
+      <w:r>
+        <w:t>Content: पुणे : कर्नाटक आणि आंध्रप्रदेशच्या धर्तीवर खासगी संस्थांच्या माध्यमातून जमिनीची मोजणी झाल्यानंतरच दस्ताची नोंदणी होणार आहे. दस्ताची नोंदणी झाल्यानंतर त्याचा फेरफार होणार आहे. राज्याच्या महसूल विभागाने हा निर्णय घेतला असून येत्या महिन्याभरात ही प्रक्रिया संपूर्ण राज्यात राबविण्यात येणार आहे. कर्नाटक राज्याच्या धर्तीवर राज्यात खासगी संस्थेच्या माध्यमातून मोजणी केल्यानंतर दस्त नोंदणी करण्याबाबत भूमी अभिलेख विभागात हालचाली सुरू होत्या. त्यानुसार या प्रस्तावाला मंजुरी मिळाली आहे. राज्यस्तरीय सेवा पंधरवडा अभियानावेळी महसूल मंत्री चंद्रशेखर बावनकुळे यांनी याबाबत माहिती दिली. कर्नाटक, आंध्रप्रदेशाच्या धर्तीवर राज्यात जमाबंदी आयुक्तालयांच्या अखत्यारीत १० ते १५ खासगी संस्थांचे भू-कर मापक उपलब्ध करून दिले जाणार आहेत. त्यांच्या माध्यमातून जमिनीची मोजणी केल्याशिवाय आता दस्ताची नोंदणी होणार नाही. दस्ताची नोंदणी झाल्याशिवाय त्या दस्ताचा फेरफार होणार नाही. ही पद्धत आता महिन्यात ही प्रक्रिया राज्यात राबविण्यात येणार आहे, असे बावनकुळे यांनी स्पष्ट केले. गेल्या ३० वर्षांमध्ये शेतकऱ्यांमध्ये असलेल्या आपआपसातील वादाच्या पुणे विभागातील ३३ हजार तक्रारींपैकी सुमारे ११ हजार तक्रारी सोडविण्यात आल्या आहेत. विविध योजनांच्या माध्यमातून सुमारे ५० लाख जनतेपर्यंत पोहोचविण्यात येणार असल्याचा दावाही त्यांनी केला. दरम्यान, स्वामित्व योजनेंतर्गत गरीब नागरिकांना अनुदान म्हणून पाचशे, हजार रुपये देण्याचे प्रस्तावित आहे. मात्र, त्यासाठी ११० कोटी रुपये निधीची आवश्यकता आहे. त्या योजनेच्या माध्यमातून राज्यातील सर्व गरीब जनतेला प्रॉपर्टी कार्ड देण्यात येणार आहे. त्याबाबत योजना केली आहे. राज्यातील सर्व जनतेला प्रॉपर्टी कार्ड उपलब्ध करून देणारे महाराष्ट्र हे देशातील पहिले राज्य ठरणार आहे. तसेच राज्यातील सर्व पाणंद रस्त्यांची मोजणी करून त्यांचे सीमांकन केले जाईल. त्यासाठी मुख्यमंत्री बळीराजा पाणंद रस्ते योजना महसूल खात्यामार्फत सुरू करण्यात येणार असून त्याबाबतचा प्रस्ताव मंत्रीमंडळाच्या बैठकीत मान्यतेला ठेवण्यात येणार आहे. नोंदणी आणि मुद्रांक विभागात आता पासपोर्ट विभागाच्या कार्यालयांसारखी कार्यालये सुरू करण्यात येणार आहेत. त्यासाठी सात गावांची ठिकाणे निश्चित करण्यात आली आहेत. त्यातून विविध सोयी उपलब्ध होणार आहेत. मंत्रालयस्तरावर त्याची वॉर रुम तयार करण्यात आली आहे. वन डिस्ट्रीक्ट वन रजिस्ट्रेशन बरोबर आता वन स्टेट वन रजिस्ट्रेशन आणि फेसलेसद्वारे दस्त नोंदणीचा प्रयोग राबविण्याचा निर्णयही महसूल विभागाने घेतला आहे. ‘चला हवा येऊ द्या’ या कार्यक्रमाने प्रेक्षकांच्या मनात आपली जागा निर्माण केली आहे. या कार्यक्रमाच्या सूत्रसंचलनाची जबाबदारी निलेश साबळेने सांभाळली होती. भाऊ कदम यांनी एका मुलाखतीत निलेश साबळेबद्दल गौरवोद्गार काढले आणि त्याच्या आगामी सिनेमाबद्दल माहिती दिली. भाऊ कदम म्हणाले की, निलेश साबळे प्रामाणिक आहे आणि त्याच्या यशासाठी देवाकडे प्रार्थना करत आहेत.</w:t>
+      </w:r>
+    </w:p>
+    <w:p>
+      <w:pPr>
+        <w:pStyle w:val="Heading3"/>
+      </w:pPr>
+      <w:r>
+        <w:t>Article 41</w:t>
+      </w:r>
+    </w:p>
+    <w:p>
+      <w:r>
+        <w:t>Title: Kunbi caste certificate : कुणबी बोगस प्रमाणपत्रांची होणार सखोल पडताळणी</w:t>
+      </w:r>
+    </w:p>
+    <w:p>
+      <w:r>
+        <w:t xml:space="preserve">URL: </w:t>
+      </w:r>
+      <w:hyperlink r:id="rId49">
+        <w:r>
+          <w:rPr>
+            <w:color w:val="0000FF"/>
+          </w:rPr>
+          <w:t>https://pudhari.news/maharashtra/mumbai/kunbi-bogus-certificates-deep-verification-dc95</w:t>
+        </w:r>
+      </w:hyperlink>
+    </w:p>
+    <w:p>
+      <w:r>
+        <w:t>Content: मुंबई : बोगस जातप्रमाणपत्रांना आळा घालण्यासाठी कागदपत्रांची सखोल पडताळणी करण्याचे निर्देश ओबीसी मंत्रिमंडळ उपसमितीचे अध्यक्ष तथा महसूलमंत्री चंद्रशेखर बावनकुळे यांनी प्रशासनाला दिले आहेत. उपसमितीची बैठक मंगळवारी मंत्रालयात पार पडली. खाडाखोड केलेल्या कागदपत्रांच्या आधारे मराठा-कुणबी किंवा कुणबी-मराठा प्रमाणपत्र देऊ नये, असे निर्देशही बावनकुळे यांनी संबंधित अधिकार्‍यांना दिले. उपसमितीच्या बैठकीनंतर बावनकुळे यांनी माध्यमांना सांगितले की, आजच्या बैठकीत मराठा समाजाला कुणबी जातप्रमाणपत्र देताना पुराव्यांवर कोणतीही खाडाखोड नको, ओव्हर रायटिंग नको, असा महत्त्वाचा निर्णय झाला. ओबीसी मंत्रालयासाठी 3,200 कोटी रुपयांची अर्थसंकल्पात तरतूद करण्याबाबत चर्चा झाली. ओबीसींसाठी 22 उपमहामंडळे आहेत. त्यांच्या पुरवणी मागण्या अर्थ मंत्रालयाकडे सादर करण्यात येणार आहेत. तसेच, ओबीसींसाठी कार्यरत मंडळांमध्ये पदांचा अनुशेष भरण्याबाबतचा प्रस्ताव ग्रामीण विकास यंत्रणेकडे पाठवला जाणार आहे. ओबीसी मंत्रालयाच्या योजना निधीअभावी बंद पडू नयेत, थकीत शिष्यवृत्तीची रक्कम लवकर मिळावी आणि प्रत्येक जिल्ह्यात ओबीसी विद्यार्थ्यांसाठी वसतिगृहे व विभागीय कार्यालये असावीत आदी विषयांवर बैठकीत सकारात्मक चर्चा झाली. बंजारा समाजाच्या आंदोलनाबाबत आम्ही चर्चा करून त्यांची मागणी ऐकून घेऊ. बंजारा समाजाचा सर्व तपशील केंद्राकडे आहे, असेही बावनकुळे यांनी स्पष्ट केले. ओबीसी उपसमितीच्या बैठकीत समितीचे सदस्य तथा अन्न व नागरी पुरवठामंत्री छगन भुजबळ यांनी कागदपत्रांची मोडतोड कशी होते, याचे काही पुरावे सादर केले. त्याची गंभीर दखल बावनकुळे यांनी घेतली. ओबीसींचा अनुशेष भरून काढण्याची मागणीही भुजबळ यांनी केली. 'Pudhari' is excited to announce the relaunch of its Android and iOS apps. Stay updated with the latest news at your fingertips. Android and iOS Download now and stay updated, anytime, anywhere. Pudhari Publications Private Limited</w:t>
+      </w:r>
+    </w:p>
+    <w:p>
+      <w:pPr>
+        <w:pStyle w:val="Heading3"/>
+      </w:pPr>
+      <w:r>
+        <w:t>Article 42</w:t>
+      </w:r>
+    </w:p>
+    <w:p>
+      <w:r>
+        <w:t>Title: CM Devendra Fadnvis: महसूल विभाग सुधारल्यास राज्य सुधारेल: मुख्यमंत्री देवेंद्र फडणवीस</w:t>
+      </w:r>
+    </w:p>
+    <w:p>
+      <w:r>
+        <w:t xml:space="preserve">URL: </w:t>
+      </w:r>
+      <w:hyperlink r:id="rId50">
+        <w:r>
+          <w:rPr>
+            <w:color w:val="0000FF"/>
+          </w:rPr>
+          <w:t>https://pudhari.news/maharashtra/pune/maharashtra-digital-services-initiative-1100-online-schemes-ac90</w:t>
+        </w:r>
+      </w:hyperlink>
+    </w:p>
+    <w:p>
+      <w:r>
+        <w:t>Content: पुणे : राज्यात पुढील काही दिवसांत 1 हजार 100 सेवा डिजिटली देण्याचा सरकारचा प्रयत्न आहे. या सेवा-योजनांसाठी कुठल्याही व्यक्तीला शासकीय कार्यालयात जाण्याची आवश्यकता पडणार नाही. या सेवा घरी बसून मिळणार आहेत. 44 योजना आणि सेवांकरिता 90 टक्के नागरिक तहसील कार्यालय, जिल्हाधिकारी कार्यालयात येतात. या सेवा ऑनलाइन देण्याचे उद्दिष्ट असून, महसूल विभाग सुधारल्यास राज्य सुधाणार असल्याचे मुख्यमंत्री देवेंद्र फडणवीस यांनी सांगितले. (Pune Latest News) छत्रपती शिवाजी महाराज महाराजस्व अभियानांतर्गत सेवापंधरवड्याचे उद्घाटन फडणवीस यांच्या हस्ते झाले, त्यानंतर ते बोलत होते. या वेळी उपमुख्यमंत्री अजित पवार, महसूलमंत्री चंद्रशेखर बावनकुळे, कृषिमंत्री दत्तात्रय भरणे, राज्यमंत्री माधुरी मिसाळ, योगेश कदम, खासदार मेधा कुलकर्णी, शहर आणि जिल्ह्यातील अनेक आमदार, महसूल विभागाचे अतिरिक्त मुख्य सचिव विकास खारगे, विभागीय आयुक्त डॉ. चंद्रकांत पुलकुंडवार, जमाबंदी आयुक्त डॉ. सुहास दिवसे, नोंदणी महानिरीक्षक रवींद्र बिनवडे, जिल्हाधिकारी जितेंद्र डुडी आदी उपस्थित होते. फडणवीस म्हणाले, सेवा देताना सामान्यांचे जीवन सुलभ होईल, यासाठी पावले उचलणे गरजेचे आहे. सामान्यांच्या जीवनात सुलभता आणायची असल्यास नवीन महसुली प्रकरणे तयार होणार नाहीत, याची काळजी घ्यावी लागणार आहे. तसेच लोकअदालतीच्या माध्यमातून जुन्या महसुली प्रकरणांना निकाली काढून सामान्यांना न्याय द्यावा लागणार आहे. पाणंद रस्त्यांची लोकचळवळ व्हावी, शेतकर्‍यांच्या जीवनात पाणंद रस्त्यांचे महत्त्व मोठे आहे. या अतिक्रमणावरून होणारे वाद टाळण्यासाठी हे रस्ते जीआयएस नकाशांवर आणले जाणार आहेत. यातून गावागावांमधील अर्थकारण परिवर्तित होईल, अशी अपेक्षाही त्यांनी या वेळी व्यक्त केली. पाणंद रस्त्याच्या कामासाठी नाम फाउंडेशनने पुढाकार घेतल्याचे सांगत जलयुक्त शिवार योजनेत ज्या पद्धतीने कामे झाली, त्याची लोकचळवळ झाली, अशीच चळवळ या माध्यमातूनही होईल, अशी आशाही त्यांनी या वेळी व्यक्त केली. सोलापूरमधील कुर्डू येथील अवैध उत्खननावरून महिला पोलिस अधिकार्‍यासोबत झालेल्या वादावरही अजित पवार यांनी मिश्किल भाष्य केले. महसूलमंत्री चंद्रशेखर बावनकुळे यांनी रस्त्यांसाठी मुरूम टाकल्यास रॉयल्टी लागणार नाही तसेच पोलिसांचा बंदोबस्तही मोफत असेल, असे सांगितले. त्यामुळे पोलिसांनी पाणंद रस्त्यावर मुरूम टाकणे टाकण्यासाठी परवानगी आहे, याची नोंद घ्यावी. सर्व ही बाब तिकडे सोलापुरातही सांगावे, असा मिश्किल टोला लगावत बावनकुळे यांनी ही योजना एक महिन्यापूर्वी आणली असती, तर या बाबीचा गवगवा झाला नसता, असा खुलासाही केला. पुरंदर तालुक्यातील आडाचीवाडी गावात पाणंद रस्त्यांच्या झालेल्या कामाबाबत कौतुक करीत अधिकार्‍याने ठरविल्यास सामान्यांचा त्रास कमी कसा करता येईल, याचे हे आदर्श उदाहरण असल्याचे अजित पवार यांनी सांगितले. त्यामुळे राज्यातील अधिकार्‍यांना आपल्या गावात असे काम करण्यासाठी या गावचा आदर्श घ्यावा, असा सल्ला अजित पवार यांनी दिला. 'Pudhari' is excited to announce the relaunch of its Android and iOS apps. Stay updated with the latest news at your fingertips. Android and iOS Download now and stay updated, anytime, anywhere. Pudhari Publications Private Limited</w:t>
+      </w:r>
+    </w:p>
+    <w:p>
+      <w:pPr>
+        <w:pStyle w:val="Heading3"/>
+      </w:pPr>
+      <w:r>
+        <w:t>Article 43</w:t>
+      </w:r>
+    </w:p>
+    <w:p>
+      <w:r>
+        <w:t>Title: New Districts: राज्यात होणार २० नवीन जिल्हे अन् ८१ तालुके; सरकारचा नेमका प्लॅन काय?</w:t>
+      </w:r>
+    </w:p>
+    <w:p>
+      <w:r>
+        <w:t xml:space="preserve">URL: </w:t>
+      </w:r>
+      <w:hyperlink r:id="rId51">
+        <w:r>
+          <w:rPr>
+            <w:color w:val="0000FF"/>
+          </w:rPr>
+          <w:t>https://saamtv.esakal.com/maharashtra/maharashtra-may-get-20-new-districts-and-81-talukas-proposal-submitted-to-government-awaiting-census-report-says-chandrashekhar-bawankule-bbj88</w:t>
+        </w:r>
+      </w:hyperlink>
+    </w:p>
+    <w:p>
+      <w:r>
+        <w:t>Content: राज्यात नवीन तालुके आणि जिल्हे होण्याच्या चर्चेला पुन्हा एकदा पेव फुटले आहे. राज्यात तब्बल ८१ तालुके आणि २० नवे जिल्हे बनवले जाणार असल्याचा प्रस्ताव सरकारकडे आलाय. नवीन जिल्हे कधी होणार सरकार कधी घोषणा करणार याबाबत महसूलमंत्री चंद्रशेखर बावनकुळे यांनी आज चंद्रपुरात माहिती दिली. दरम्यान मंत्री बावनकुळे यांच्या विधानानंतर नागरिकांमध्ये कोणते नवे जिल्हे होणार, याबाबत चर्चा सुरू झालीय. दरम्यान सरकार समोर प्रस्ताव आहे, त्यावर निर्णयही घेतला जाणार आहे, पण जनगणनेचा अहवाल आला तर नवीन जिल्ह्यांबाबत निर्णय होईल असं स्पष्टीकरणही मंत्री चंद्रशेखर बावनकुळे यांनी दिलंय. सरकारसमोर नवीन २० जिल्हे आणि ८१ तालुके करण्याचा प्रस्ताव आलाय. परंतु मात्र जोपर्यंत २०२१ ची जनगणना होत नाही आणि त्याचा तपशील येत नाही, तोपर्यंत त्यावर निर्णय होणार नसल्याचं बानवकुळे म्हणालेत. दरम्यान नवीन जिल्हे होण्याची चर्चा दोन वर्षांपासून चालू आहे, परंतु मंत्री राधाकृष्ण विखे-पाटील यांनी त्यावेळी विधानसभेत या चर्चांना पू्र्ण विराम दिला होता. २०२३ मध्ये राधाकृष्ण विखे पाटील, हे महसूल मंत्री होते, विधानसभेत बोलताना त्यांनी नवीन जिल्हे होण्याच्या चर्चांना ब्रेक लावला होता. नवीन जिल्ह्यांच्या निर्मितीसाठी येणारा मोठा आर्थिक खर्च होतो. प्रत्येक जिल्ह्यासाठी किमान ३५० कोटी रुपये खर्च येत असतो. तसेच जिल्ह्याच्या मुख्यालयाच्या जागेवरून होणारे वादामुळे २०२३ मध्ये नवीन जिल्हे होण्याची चर्चा संपृष्टात आली होती. पण नवीन तालुके निर्माण करण्यासंदर्भात सरकार सकारात्मक होतं. आता हाती आलेल्या माहितीनुसार सरकारसमोर नवीन जिल्ह्यांची निर्मिती करण्याबाबत प्रस्ताव आलाय. त्यावर सरकार काय निर्णय घेणार हे येणारा काळच ठरवेल. महाराष्ट्रात सध्या ३६ जिल्हे आहेत, नवीन जिल्ह्यांच्या निर्मितीमुळे प्रशासनात सुलभता येत स्थानिक विकासाला गती मिळत असते. पण या प्रक्रियेसाठी आर्थिक भार आणि प्रशासकीय अडचणी येत असतात . दरम्यान नवीन जिल्ह्यांच्या निर्मिती संदर्भात सरकारसमोर प्रस्ताव आहे. पण जोपर्यंत जनगणना होत नाही आणि त्याचा तपशील येत नाही, तोपर्यंत हे शक्य नाही. तो अहवाल आल्यानंतरच भौगोलिक परिस्थितीचा विचार करून जिल्हा निर्मितीबाबतचा निर्णय घ्यावा लागतो. जानेवारी महिन्याच्या आधी सोशल मीडियावर नवीन जिल्ह्यांबाबत काही मेसेज व्हायरल होते. २६ जानेवारी २०२५ ला नवीन जिल्ह्यांची घोषणा केली जाणार असल्याचा मेसेज व्हायरल होत होता. परंतु ते मेसेज खोटे असल्याचं नंतर निदर्शनात आले होते. सकाळ+चे सदस्य व्हा शॉपिंगसाठी 'सकाळ प्राईम डील्स'च्या भन्नाट ऑफर्स पाहण्यासाठी क्लिक करा. Read Marathi news and watch Live TV. Breaking news from Maharashtra, India, Pune, Mumbai, Politics, Entertainment, Sports, Lifestyle at SaamTV. Get Live Marathi news on Mobile. Download the Saam Tv app for Android and IOS. Follow Us Copyright © 2025 Sakal Media Group – All Rights Reserved Powered by Quintype</w:t>
+      </w:r>
+    </w:p>
+    <w:p>
+      <w:pPr>
+        <w:pStyle w:val="Heading3"/>
+      </w:pPr>
+      <w:r>
+        <w:t>Article 44</w:t>
+      </w:r>
+    </w:p>
+    <w:p>
+      <w:r>
+        <w:t>Title: Sakal Interview: महसूल मंत्री Chandrashekhar Bawankule | Shital Pawar | Sakal news</w:t>
+      </w:r>
+    </w:p>
+    <w:p>
+      <w:r>
+        <w:t xml:space="preserve">URL: </w:t>
+      </w:r>
+      <w:hyperlink r:id="rId52">
+        <w:r>
+          <w:rPr>
+            <w:color w:val="0000FF"/>
+          </w:rPr>
+          <w:t>https://www.esakal.com/videos/chandrashekhar-bawankule-interview-sakal-revenue-minister-maharashtra-issues-kr13</w:t>
+        </w:r>
+      </w:hyperlink>
+    </w:p>
+    <w:p>
+      <w:r>
+        <w:t>Content: राज्याचे महसूल मंत्री चंद्रशेखर बावनकुळे यांची नुकतीच सकाळच्या कार्यकारी संपादक शितल पवार यांनी मुलाखत घेतली. या मुलाखतीदरम्यान त्यांनी महसूल खात्याशी संबंधित विविध कामकाजाबरोबरच इतर महत्त्वाच्या विषयांवरही सविस्तरपणे आपली भूमिका मांडली. जाणून घेण्यासाठी पाहा संपूर्ण मुलाखत.. सकाळ+ चे सदस्य व्हा ब्रेक घ्या, डोकं चालवा, कोडे सोडवा! शॉपिंगसाठी 'सकाळ प्राईम डील्स'च्या भन्नाट ऑफर्स पाहण्यासाठी क्लिक करा. Read latest Marathi news, Watch Live Streaming on Esakal and Maharashtra News. Breaking news from India, Pune, Mumbai. Get the Politics, Entertainment, Sports, Lifestyle, Jobs, and Education updates. And Live taja batmya on Esakal Mobile App. Download the Esakal Marathi news Channel app for Android and IOS. Follow Us Copyright © 2025 - Sakal Media Pvt Ltd - All rights reserved. Powered by Quintype</w:t>
+      </w:r>
+    </w:p>
+    <w:p>
+      <w:pPr>
+        <w:pStyle w:val="Heading3"/>
+      </w:pPr>
+      <w:r>
+        <w:t>Article 45</w:t>
+      </w:r>
+    </w:p>
+    <w:p>
+      <w:r>
+        <w:t>Title: पाकिस्तानी झेंडा फडकवणाऱ्यांनी आम्हाला देशभक्ती शिकवू नये; बावनकुळे यांचा उद्धव ठाकरेंवर हल्ला</w:t>
+      </w:r>
+    </w:p>
+    <w:p>
+      <w:r>
+        <w:t xml:space="preserve">URL: </w:t>
+      </w:r>
+      <w:hyperlink r:id="rId53">
+        <w:r>
+          <w:rPr>
+            <w:color w:val="0000FF"/>
+          </w:rPr>
+          <w:t>https://www.nagpurtoday.in/pakistani-flag-wavers-should-not-teach-us-patriotism-bawankule-attack-on-uddhav-thackeray/09151415</w:t>
+        </w:r>
+      </w:hyperlink>
+    </w:p>
+    <w:p>
+      <w:r>
+        <w:t>Content: नागपूर : दुबईत सुरू होणाऱ्या आशिया कपमधील भारत-पाक सामना लक्षात घेऊन उद्धव ठाकरे यांच्या नेतृत्वाखालील शिवसेनेने रविवारी राज्यभर आंदोलन छेडले. केंद्र सरकार आणि भाजपावर टीका करताना उद्धव गटाने केलेल्या या आंदोलनावर महसूलमंत्री चंद्रशेखर बावनकुळे यांनी जोरदार पलटवार केला आहे. बावनकुळे म्हणाले, “पाकिस्तानी झेंडा फडकवणारे आम्हाला देशभक्ती शिकवू नयेत. ऑपरेशन सिंधूरच्या काळात प्रश्न उपस्थित करणारे आता राजकीय फायद्यासाठी क्रिकेटचा वापर करत आहेत.” ते पुढे म्हणाले, उद्धव ठाकरे यांच्या खासदारांनी धाराशिव येथे पाकिस्तानी झेंडा फडकवला होता. ते पाप शिवसेनेने केले. नरेंद्र मोदींनी क्रीडा क्षेत्राला प्रोत्साहन दिले असून भारताचे नाव जागतिक स्तरावर उजळत आहे. मात्र, उद्धव ठाकरे क्रिकेटच्या माध्यमातून राजकारणाचा पाया रचत आहेत.” बावनकुळे यांनी ठाकरेंच्या परदेश दौऱ्यावरूनही निशाणा साधला. ऑपरेशन सिद्धूरच्या वेळी देशावर हल्ला झाला, तेव्हा उद्धव ठाकरे परदेशात पर्यटनावर होते. त्या घटनेनंतरही ते लंडनमध्येच थांबले. हिंदू आणि देशाबद्दल त्यांना कोणतीही सहानुभूती नाही, हेच यातून स्पष्ट होते,” असे ते म्हणाले. शेवटी बावनकुळे यांनी ठाकरेंना थेट सवाल केला की, आपल्या सभांमध्ये पाकिस्तानी झेंडे फडकवले गेले होते का? याचे उत्तर त्यांनी देशाला द्यावे.</w:t>
+      </w:r>
+    </w:p>
+    <w:p>
+      <w:pPr>
+        <w:pStyle w:val="Heading3"/>
+      </w:pPr>
+      <w:r>
+        <w:t>Article 46</w:t>
+      </w:r>
+    </w:p>
+    <w:p>
+      <w:r>
+        <w:t>Title: गेलेले आरक्षण आणल्यानंतर त्याला विरोध करणे अयोग्य बावनकुळे यांची उद्धव ठाकरेंवर टीका</w:t>
+      </w:r>
+    </w:p>
+    <w:p>
+      <w:r>
+        <w:t xml:space="preserve">URL: </w:t>
+      </w:r>
+      <w:hyperlink r:id="rId54">
+        <w:r>
+          <w:rPr>
+            <w:color w:val="0000FF"/>
+          </w:rPr>
+          <w:t>https://www.esakal.com/pune/todays-latest-marathi-news-pne25l40086-txt-pune-today-20250917024051</w:t>
+        </w:r>
+      </w:hyperlink>
+    </w:p>
+    <w:p>
+      <w:r>
+        <w:t>Content: पुणे, ता. १७ : ओबीसी आरक्षणाचा प्रश्‍न सोडविण्यासाठी मुख्यमंत्री देवेंद्र फडणवीस ठाम व न्याय्य भूमिका घेत आहेत. उद्धव ठाकरे सरकारच्या काळात गेलेले आरक्षण पुन्हा आणले असून, त्याला अडथळा आणणे योग्य नाही, अशी टीका महसूलमंत्री चंद्रशेखर बावनकुळे यांनी ठाकरे व महाविकास आघाडीच्या नेत्यांवर केली. पुण्यात विविध कार्यक्रमांनिमित्त बावनकुळे आले होते. त्यावेळी त्यांनी पत्रकारांशी संवाद साधला. ते म्हणाले, ‘‘पंतप्रधान नरेंद्र मोदी यांच्या ७५व्या वाढदिवसानिमित्त महसूल विभागातर्फे सेवा पंधरवड्याची सुरुवात केली असून, तो २ ऑक्टोबरपर्यंत चालणार आहे. पाणंद रस्त्यांचे नूतनीकरण आणि क्रमांक देण्याचा उपक्रम हाती घेतला आहे. या अभियानात मुख्यमंत्री देवेंद्र फडणवीस, उपमुख्यमंत्री अजित पवार यांच्यासह आमदार-खासदार सक्रियपणे सहभागी होत आहेत.’’मुंबईत मीनाताई ठाकरे यांच्या पुतळ्याची विटंबना करण्याचा प्रयत्न केला. अशा दुष्कृत्यांना माफी दिली जाणार नाही, शासन कठोर कारवाई करेल, असा इशारा बावनकुळे यांनी दिला.छत्रपती संभाजीनगरमधील शेतकरी आत्महत्येबाबत जिल्हाधिकाऱ्यांकडून अहवाल मागविल्याचेही त्यांनी सांगितले. पुरंदर विमानतळ प्रकल्पाबाबत ते म्हणाले, ‘‘विमानतळासाठी लागणाऱ्या एकूण जागेपैकी ७० टक्के भूसंपादन पूर्ण झाले आहे. उर्वरित प्रक्रियाही सुरळीत पूर्ण होईल. पुण्यासाठी पुरंदर विमानतळ आवश्‍यक असून, यामध्ये येणाऱ्या सर्व अडचणी आम्ही दूर करू.’’ रोहित पवार हे केवळ प्रसिद्धी मिळावी म्हणून आरोप करत असतात. पवार कुटुंबाने समाजहितासाठी कधीही ठोस काम केले नाही. उलट सध्याचे सरकार विकासाचे काम पुढे नेत आहे, असेही बावनकुळे म्हणाले. सकाळ+ चे सदस्य व्हा ब्रेक घ्या, डोकं चालवा, कोडे सोडवा! शॉपिंगसाठी 'सकाळ प्राईम डील्स'च्या भन्नाट ऑफर्स पाहण्यासाठी क्लिक करा. Read latest Marathi news, Watch Live Streaming on Esakal and Maharashtra News. Breaking news from India, Pune, Mumbai. Get the Politics, Entertainment, Sports, Lifestyle, Jobs, and Education updates. And Live taja batmya on Esakal Mobile App. Download the Esakal Marathi news Channel app for Android and IOS. Follow Us Copyright © 2025 - Sakal Media Pvt Ltd - All rights reserved. Powered by Quintype</w:t>
+      </w:r>
+    </w:p>
+    <w:p>
+      <w:pPr>
+        <w:pStyle w:val="Heading3"/>
+      </w:pPr>
+      <w:r>
+        <w:t>Article 47</w:t>
+      </w:r>
+    </w:p>
+    <w:p>
+      <w:r>
+        <w:t>Title: आदिवासींची वनपट्टे गिळंकृत करुन बांधली घरे? दोन हजार कोटींच्या भूखंड घोटाळ्याची 'एसआयटी' करणार चौकशी</w:t>
+      </w:r>
+    </w:p>
+    <w:p>
+      <w:r>
+        <w:t xml:space="preserve">URL: </w:t>
+      </w:r>
+      <w:hyperlink r:id="rId55">
+        <w:r>
+          <w:rPr>
+            <w:color w:val="0000FF"/>
+          </w:rPr>
+          <w:t>https://www.lokmat.com/gadchiroli/houses-built-by-swallowing-tribal-forest-lands-sit-to-investigate-rs-2000-crore-plot-scam-a-a1000/</w:t>
+        </w:r>
+      </w:hyperlink>
+    </w:p>
+    <w:p>
+      <w:r>
+        <w:t>Content: हिंदी | English सोमवार २९ सप्टेंबर २०२५ FOLLOW US : शहरं व्हिडीओ सखी आणखी By ऑनलाइन लोकमत | Updated: September 20, 2025 20:06 IST2025-09-20T19:55:31+5:302025-09-20T20:06:25+5:30 लोकमत न्यूज नेटवर्कगडचिरोली : जिल्ह्यात शासकीय जमिनीवर कब्जा करुन तसेच आदिवासींना दिलेले वनपट्टे गिळंकृत करुन नोटरीवर खरेदी विक्री व्यवहार केल्याचे समोर आले होते. भूमाफिया, नगररचनाकार विभाग तसेच स्थानिक स्वराज्य संस्थांमधील काही अधिकाऱ्यांच्या संगनमताने जिल्ह्यात अशा जागांवर पाचशेवर पक्की घरे बांधल्याची तक्रार महसूलमंत्री चंद्रशेखर बावनकुळे यांच्याकडे पुराव्यानिशी प्राप्त झाली, याची गंभीर दखल घेत त्यांनी जिल्हाधिकाऱ्यांच्या अध्यक्षतेखाली विशेष तपास पथक (एसआयटी) नेमण्याची घोषणा केली. मंत्री बावनकुळे हे छत्रपती शिवाजी महाराज महाराजस्व अभियानांतर्गत राबविण्यात येत असलेल्या सेवा पंधरवडा उपक्रमात सहभागी होण्यासाठी १९ सप्टेंबरला जिल्हा दौऱ्यावर आले होते. यावेळी जिल्हा नियोजन भवनात त्यांनी ११० निवेदने स्वीकारली. सामाजिक कार्यकर्ते चंद्रशेखर भडांगे व प्रकाश ताकसांडे यांनी भूखंड घोटाळ्याबाबत पुराव्यासह तक्रार केल्यानंतर बावनकुळे यांनी आश्चर्य व्यक्त करत तातडीने चौकशी समिती गठीत करण्याचा निर्णय घेतला. २ हजार कोटी रुपयांची व्याप्ती जमीन घोटाळ्यात असल्याचा अंदाज आहे. बनावट कागदपत्रे तयार करणारे, त्यांना नियमित करून विक्रीस परवानगी देणारे चौकशीच्या फेऱ्यात अडकतील. अर्चना पुट्टेवारच्या अटकेनंतर झाले होते आरोप कामचुकारांना सुनावले, वेतनवाढ रोखण्याचे निर्देश या उपक्रमात मोठ्या संख्येने नागरिकांनी आपापल्या तक्रारी व निवेदने सादर केली. प्राप्त तक्रारींवर त्वरीत कार्यवाही करण्याच्या स्पष्ट सूचना मंत्रीद्वयानी जिल्हाधिकाऱ्यांसह संबंधित अधिकाऱ्यांना दिल्या. एका प्रकरणात २० दिवसांपेक्षा अधिक कालावधीत तक्रारीचे निपटारा करण्यात झालेल्या दिरंगाईची दखल घेत महसूल मंत्री बावनकुळे यांनी संबंधित अधिकाऱ्यावर विभागीय चौकशी करून वेतनवाढी रोखण्यासाठी शिफारस करण्याच्या सूचना दिल्या. अधिकाऱ्यांनी वेळेवर काम केले असते तर नागरिकांना इतक्या मोठ्या प्रमाणात आज इथे यावे लागले नसते, अशा शब्दांत त्यांनी कामचुकारांना भर बैठकीत सुनावले. ४० हजार बंगाली कुटुंबांच्या 'पीआर'वर लागणार नावे जिल्ह्यात बंगाली बांधवांना प्रॉपर्टी कार्ड दिले, पण त्यावर बंगाली असा सरसकट उल्लेख आहे, तो हटवून सर्वांची स्वतःची नावे लावण्याचे निर्देश महसूलमंत्री चंद्रशेखर बावनकुळे यांनी दिले. ते म्हणाले, यामुळे बंगाली बांधवांना आपल्या जागेचा मालकी हक्क मिळेल तसेच घरकुलसह विविध योजनेचा लाभघेणे सुकर होईल. मुलचेरा व चामोर्शी तालुक्यात मोठ्या संख्येने बंगाली बांधव वास्तव्यास आहेत. त्यांच्या जागेच्या मालकी हक्काचा तिढा सुटला होता. पण प्रापर्टी कार्डवर नाव नसल्याने योजनांचा लाभ घेणे कठीण बनले होते. जिल्हाधिकारी कार्यालयात घेतली आढावा बैठक मंत्रीद्वयींनी जिल्हाधिकारी कार्यालयात विविध विभागांचा आढावा घेतला. यावेळी आवश्यक ते निर्देशही देण्यात आले. बैठकीला खा. डॉ. नामदेव किरसान, आ. डॉ. मिलिंद नरोटे, आ. रामदास मसराम, जिल्हाधिकारी अविश्यांत पंडा, जि.प. सीईओ सुहास गाडे, अतिरिक्त अधीक्षक गोकुल राज जी व अधिकारी उपस्थित होते. FOLLOW US : Copyright © 2025 Lokmat Media Pvt Ltd</w:t>
+      </w:r>
+    </w:p>
+    <w:p>
+      <w:pPr>
+        <w:pStyle w:val="Heading3"/>
+      </w:pPr>
+      <w:r>
+        <w:t>Article 48</w:t>
+      </w:r>
+    </w:p>
+    <w:p>
+      <w:r>
+        <w:t>Title: खाडाखोड असलेल्या कागदपत्रांच्या आधारे ओबीसी प्रमाणपत्रे; मंत्री छगन भुजबळ यांचा आरोप</w:t>
+      </w:r>
+    </w:p>
+    <w:p>
+      <w:r>
+        <w:t xml:space="preserve">URL: </w:t>
+      </w:r>
+      <w:hyperlink r:id="rId56">
+        <w:r>
+          <w:rPr>
+            <w:color w:val="0000FF"/>
+          </w:rPr>
+          <w:t>https://www.loksatta.com/mumbai/fake-obc-certificates-exposed-by-chhagan-bhujbal-ocd-94-5377198/</w:t>
+        </w:r>
+      </w:hyperlink>
+    </w:p>
+    <w:p>
+      <w:r>
+        <w:t>Content: मुंबई : खोट्या व खाडाखोड असलेल्या कागदपत्रांच्या आधारे ओबीसी (कुणबी) प्रमाणपत्रे जारी करण्यात येत असल्याचा आरोप अन्न व नागरी पुरवठा मंत्री छगन भुजबळ यांनी मंत्रिमंडळाच्या ओबीसी विषयक उपसमितीच्या बैठकीत मंगळवारी केला. मराठा समाजाला गेल्या तीन वर्षात २५ हजार कोटी रुपये, तर ओबीसींना २५ वर्षांत केवळ अडीच हजार कोटी रुपये देण्यात आल्याकडेही त्यांनी लक्ष वेधले. . भुजबळांचा आरोप आणि ओबीसी समाजातील नाराजी या पार्श्वभूमीवर बोगस कुणबी प्रमाणपत्रांना आळा घालण्यासाठी कागदपत्रांची सखोल पडताळणी करण्याचे आणि ओबीसी समाजासाठी प्रलंबित असलेला दोन हजार ९३३ कोटी रुपयांचा निधी १५ दिवसांत वितरीत करण्याचे निर्देश मंत्रिमंडळ उपसमितीचे अध्यक्ष चंद्रशेखर बावनकुळे यांनी त्यानंतर दिले. ओबीसी मंत्रिमंडळ उपसमितीची बैठक बावनकुळे यांच्या अध्यक्षतेखाली झाली. त्यास भुजबळ, पर्यावरण मंत्री पंकजा मुंडे, इतर मागास व बहुजन कल्याण दुग्धविकास मंत्री अतुल सावे, वनमंत्री गणेश नाईक आणि कृषीमंत्री दत्तात्रय भरणे उपस्थित होते. त्यात भुजबळ यांनी पुन्हा बोगस, खाडाखोड केलेली कागदपत्रे व नोंदीच्या आधारे कुणबी दाखले जारी करण्यात येत असल्याची तक्रार केली. हैदराबाद गॅझेटमधील नोंदींच्या आधारे कुणबी दाखले देण्याची प्रक्रिया राज्यात सुरु आहे. त्यात गडबड व गैरप्रकार होत असल्याचा आरोप केला. हैदराबाद गॅझेटमधील नोंदी शोधण्यासाठी माजी न्यायमूर्ती संदीप शिंदे यांची समिती नियुक्त करण्यात आली होती. त्याचपद्धतीने आता खोट्या किंवा बोगस नोंदी होत आहेत का, हे पाहण्यासाठी सरकारने समिती नियुक्त करावी, अशी मागणी भुजबळ यांनी केली. शासनाकडून गेल्या २५ वर्षात ओबीसी समाजासाठी केवळ अडीच हजार कोटी रुपये देण्यात आले असून मराठा समाजाला तीन वर्षात सुमारे २५ हजार कोटी रुपये देण्यात आले. ही तफावत प्रचंड असून ओबीसींना अतिशय कमी निधी देण्यात आला आहे. अण्णासाहेब पाटील आर्थिक विकास महामंडळाला ७५० कोटी रुपये देण्यात आले. तर, मागासवर्गीय विकास महामंडळाला केवळ पाच कोटी रुपये देण्यात आले आहेत. हा भेदभाव योग्य नाही, असे भुजबळ यांनी नमूद केले. ओबीसी समाजाची लोकसंख्या ५४ टक्के असून १९३१ च्या जनगणनेतही ते नमूद आहे. एवढ्या मोठ्या लोकसंख्येसाठी पाच कोटी रुपयांची तरतूद अतिशय फुटकळ असल्याची खंत भुजबळ यांनी व्यक्त केली. ओबीसी समाजातील मुलगे आणि मुलींसाठी जिल्हा वसतीगृहे आणि प्रादेशिक ओबीसी कार्यालयास जागा देण्याच्या प्रस्तावावरही कार्यवाही झालेली नाही. ती तातडीने करावी, अशी मागणी भुजबळ यांनी केली. ओबीसींचा सरकारी सेवेतील अनुशेष मोठा असून सध्या केवळ ९ टक्के ओबीसी कर्मचारी कार्यरत आहेत. हा अनुशेष तातडीने भरण्यात यावा, असे भुजबळ यांनी नमूद केले. मराठा आरक्षणासंदर्भात हैदराबाद गॅझेट लागू करण्याबाबत रा्ज्य सरकारने काढलेल्या शासननिर्णयाला नाभिक महासंघ, अखिल सुवर्णकार संस्था, समता परिषद यांच्यातर्फे उच्च न्यायालयात याचिका सादर करण्यात येणार असल्याचे भुजबळ यांनी सांगितले. ओबीसींवर होत असलेल्या अन्यायामुळे चार ओबीसी बांधवांनी आत्महत्या केली असून शासनाने त्यांच्या कुटुंबियांना मदत करावी, असे भुजबळ यांनी स्पष्ट केले. डिसेंबरमधील हिवाळी अधिवेशनात सादर होणाऱ्या पुरवणी मागण्यांमध्ये विविध महामंडळांसाठी एक हजार ७५० कोटी रुपयांची मागणी करण्याचा निर्णय उपसमितीच्या बैठकीत घेण्यात आला. यामध्ये इतर मागासवर्गीय महामंडळाला एक हजार कोटी रुपये, संलग्न मंडळाला ७५० कोटी रुपयांचा समावेश आहे. भारत-पाकिस्तान क्रिकेट सामन्यानंतर भारतीय खेळाडूंनी हस्तांदोलन न केल्याने पाकिस्तानच्या माजी खेळाडूंनी नाराजी व्यक्त केली आहे. माजी क्रिकेटपटू शाहिद आफ्रिदीने भारताची तुलना इस्रायलशी केली आणि राहुल गांधींचे कौतुक केले. आफ्रिदीने भारत सरकारवर टीका करताना राहुल गांधी सकारात्मक विचारांचे असल्याचे म्हटले. आफ्रिदीच्या विधानांमुळे वाद निर्माण झाला असून त्याचा व्हिडिओ व्हायरल झाला आहे.</w:t>
+      </w:r>
+    </w:p>
+    <w:p>
+      <w:pPr>
+        <w:pStyle w:val="Heading3"/>
+      </w:pPr>
+      <w:r>
+        <w:t>Article 49</w:t>
+      </w:r>
+    </w:p>
+    <w:p>
+      <w:r>
+        <w:t>Title: Tukadebandi : तुकडेबंदीतील दस्त नियमित करण्या संदर्भात महसूलमंत्र्यांनी दिली 'ही' महत्वाची बातमी</w:t>
+      </w:r>
+    </w:p>
+    <w:p>
+      <w:r>
+        <w:t xml:space="preserve">URL: </w:t>
+      </w:r>
+      <w:hyperlink r:id="rId57">
+        <w:r>
+          <w:rPr>
+            <w:color w:val="0000FF"/>
+          </w:rPr>
+          <w:t>https://www.lokmat.com/agriculture/news/tukadebandi-revenue-minister-gave-this-important-news-regarding-regularization-of-tukadebandi-documents-a-a975/</w:t>
+        </w:r>
+      </w:hyperlink>
+    </w:p>
+    <w:p>
+      <w:r>
+        <w:t>Content: Tukadebandi : तुकडेबंदीतील दस्त नियमित करण्या संदर्भात महसूलमंत्र्यांनी दिली 'ही' महत्वाची बातमी By ऑनलाइन लोकमत Updated: September 18, 2025 09:57 IST2025-09-18T08:57:54+5:302025-09-18T09:57:01+5:30 शेअर : पुणे : राज्यातील महापालिका, नगरपरिषदा आणि नगरपंचायत यांच्या हद्दीमध्ये तुकडेबंदी कायदा लागू असणार नाही, असा महत्त्वपूर्ण निर्णय राज्य सरकाने घेतला आहे. अधिनियमातील तरतुदींविरुद्ध पडलेल्या तुकड्यांचे नियमितीकरण करण्याची प्रक्रिया सुलभकरण्यासाठी येत्या १५ दिवसांत कार्यपद्धती जाहीर करणार आहे. त्यामुळे सुमारे ५० लाख दस्त नियमित होतील, अशी माहिती महसूलमंत्री चंद्रशेखर बावनकुळे यांनी सांगितले. तुकडेबंदी कायद्याची कार्यपद्धती निश्चित झाल्यानंतर एक-दोन गुंठे जमिनीची खरेदी-विक्री होणार आहे. महाराष्ट्र जमीन धारणा कायद्यातील जमिनींचे तुकडे पाडण्यास प्रतिबंध करण्याबाबत व त्यांचे एकत्रीकरण करण्याबाबत अधिनियम १९४७ या अधिनियमातील तरतुदींविरुद्ध जमिनीचे तुकडे पडले आहेत. या तुकड्यांचे नियमितीकरण करण्याची प्रक्रिया सुलभ करण्यासाठी महसूल विभागाचे अतिरिक्त मुख्य सचिव विकास खारगे यांच्या अध्यक्षतेखाली नऊ सदस्यांची समिती सरकारने स्थापन केली होती. तिच्या अहवालानंतरच सरकारकडून तुकडेबंदीच्या निर्णयाची अंमलबजावणी होणार आहे. त्यामुळे मागील तीन महिन्यांपासून या निर्णयाकडे सर्वांचे लक्ष लागले आहे. पुण्यात महसूल विभागाच्या सेवा पंधरवडा उपक्रमाच्या उद्घाटनप्रसंगी ते बोलत होते. ते म्हणाले, तुकडेबंदी कायद्याच्या अंमलबजावणीसाठी आदर्श कार्यपद्धत येत्या १५ दिवसांत करणार आहे. तुकडेबंदी कायदा कुणाला लागू होणार नाही◼️ तुकडेबंदीसंदर्भात राज्य सरकारने प्रसिद्ध केलेल्या अधिसूचनेनुसार राज्यातील महापालिका, नगरपरिषदा आणि नगरपंचायत यांच्या हद्दीमध्ये तुकडेबंदी कायदा लागू असणार नाही.◼️ तसेच प्राधिकरण व प्रादेशिक आराखडा (आरपी) लागू असेल अशा हद्दीत निवासी, वाणिज्यिक, औद्योगिक किंवा इतर कोणत्याही अकृषिक वापरासाठी असलेल्या क्षेत्रात आणि गावांच्या हद्दीपासून २०० मीटरच्या आतील क्षेत्रात तुकडेबंदी कायदा लागू असणार नाही. अधिक वाचा: सातबाऱ्यावरील इतर हक्कांतील नावे कायदेशीररीत्या कमी करायचीत? कशी कराल? वाचा सविस्तर Copyright © 2025 Lokmat Media Pvt Ltd</w:t>
+      </w:r>
+    </w:p>
+    <w:p>
+      <w:pPr>
+        <w:pStyle w:val="Heading3"/>
+      </w:pPr>
+      <w:r>
+        <w:t>Article 50</w:t>
+      </w:r>
+    </w:p>
+    <w:p>
+      <w:r>
+        <w:t>Title: महसूल खाते होणार लोकाभिमुख</w:t>
+      </w:r>
+    </w:p>
+    <w:p>
+      <w:r>
+        <w:t xml:space="preserve">URL: </w:t>
+      </w:r>
+      <w:hyperlink r:id="rId58">
+        <w:r>
+          <w:rPr>
+            <w:color w:val="0000FF"/>
+          </w:rPr>
+          <w:t>https://www.esakal.com/pune/todays-latest-marathi-news-pne25l40193-txt-pune-today-20250918034152</w:t>
+        </w:r>
+      </w:hyperlink>
+    </w:p>
+    <w:p>
+      <w:r>
+        <w:t>Content: महसूल विभागाचे किचकट कायदे सुटसुटीत करणे, नागरिकांना त्यांच्या जमिनीच्या मालकी हक्काबाबत स्पष्टता आणणे (टायटल क्लिअर), महसूलच्या सर्व सेवा गतिमान आणि पारदर्शक करण्याबरोबरच घरबसल्या नागरिकांना सेवा देणे, या पद्धतीने महसूल खाते पुढील काही दिवसांमध्ये कार्यरत असल्याचे आपल्याला पाहायला मिळेल. आरक्षणाचा वाद क्षणिक आहे, राज्यातील जनतेला विकासासोबतच पुढे जायला आवडते, असा विश्वास राज्याचे महसूलमंत्री चंद्रशेखर बावनकुळे यांनी व्यक्त केला. पंतप्रधान नरेंद्र मोदी यांच्या ७५ व्या वाढदिवसानिमित्ताने महसूल विभागाच्या वतीने ‘सेवा पंधरवडा’ साजरा केला जात आहे. यानिमित्त ‘सकाळ’च्या कार्यकारी संपादक शीतल पवार यांनी बावनकुळे यांच्याशी संवाद साधला. महसूल विभागाने घेतलेले निर्णय, नावीन्यपूर्ण योजना आणि आगामी वाटचालीबद्दल त्यांनी सविस्तर भाष्य केले. प्रश्न : महसूल विभागातर्फे राबविण्यात येणाऱ्या सेवा पंधरवड्यामुळे जनतेला काय फायदा होईल?बावनकुळे : पंतप्रधान नरेंद्र मोदी यांचा वाढदिवस ते महात्मा गांधी जयंती असा १७ सप्टेंबर ते २ ऑक्टोबर या १५ दिवसांमध्ये महसूल खात्याने छत्रपती शिवाजी महाराज महाराजस्व अभियान सुरू केले आहे. जनतेला सरकारच्या सर्व सेवा सुलभतेने मिळाल्या पाहिजेत, असा संदेश पंतप्रधान कायम देतात. हाच हेतू समोर ठेवून आम्ही हा उपक्रम हाती घेतला आहे. यामध्ये ग्रामीण अर्थव्यवस्थेला बळकटी देणारा आणि शेतकरी व शेतमजुरांच्या त्रासाला मुक्ती देण्यासाठी पाणंद रस्ते करण्याचा निर्णय घेतला आहे. या अभियानांतर्गत राज्यातील सर्व पाणंद रस्त्यांवरील अतिक्रमण दूर करणे, त्यांची मोजणी करणे, जिओ रेफरन्सिंगच्या माध्यमातून ते नकाशावर घेणे, प्रत्येक रस्त्याला सांकेतिक क्रमांक देणे, ही कामे या पंधरवड्यात होणार आहेत. पाणंद रस्ते खुले करणारे देशातील महाराष्ट्र हे पहिले राज्य असणार आहे. त्याचबरोबर महापालिका, नगरपालिका क्षेत्रात, तसेच २०११ पूर्वी ज्यांची घरे शासनाने अधिकृत केली आहेत, अशा सुमारे २५ लाख कुटुंबांना प्रॉपर्टी कार्ड दिले जाणार आहे. ५० लाख कुटुंबांना शासनाच्या सेवांचा लाभ मिळणार आहे.प्रश्न : राज्यात महायुतीचे सरकार येऊन नऊ महिने झाले आहेत. या वर्षभरातील नावीन्यपूर्ण उपक्रम कोणते आणि भविष्यातील योजना काय आहेत?बावनकुळे : महसूल खात्यात अनेक प्रकारचे कायदे आहेत. त्यातील काही कायदे जुने झाल्याने ते रद्द करण्याची गरज आहे. उदाहरण सांगायचे झाले तर आम्ही आता तुकडाबंदी कायदा रद्द केला आहे. त्यामुळे राज्यातील ४५ ते ५० लाख कुटुंबीयांना मालकी हक्क मिळणार आहे. महसूलमधील ९० टक्के किचकट कायदे रद्द करून ते कालसुसंगत करण्यावर भर देणार आहे. आधुनिक तंत्रज्ञानाचा वापर करून महसूलच्या कामासाठी नागरिकांना शासकीय कार्यालयांमध्ये खेटे मारावे लागणार नाहीत, यावर भर राहील. मराठवाडा, विदर्भात लोकांच्या जमिनींवर शासनाची नावे लागली आहेत. कोकणामधील जमिनीवर खासगी ‘वन शेरे’ लागले आहेत. देवस्थानांच्या नावाने जमिनी झाल्‍याअसून त्या पुन्हा शेतकऱ्यांच्या नावावर होऊ शकतात. यासह अनेक मोठे बदल महसूल खात्यात होणार आहेत. महसूल खात्याने ऑनलाइन काम करावे, या मुख्यमंत्री देवेंद्र फडणवीस यांच्या आदेशानुसार आम्ही काम करीत आहोत. प्रश्न : महाराष्ट्र मोठे राज्य आहे, असे असताना सहा महसुली विभाग तुम्ही कसे सांभाळता?बावनकुळे : आगामी काळात महाराष्ट्रातील सर्व तलाठी, तहसीलदार, जिल्हाधिकारी, जमाबंदी, जिल्हा अधीक्षकांपासून अप्पर सचिवांनी दिवसभरात काय काम केले आहे, हे आता महसूल वॉर रूममध्ये डॅशबोर्डद्वारे पाहता येणार आहे. त्यामुळे प्रत्येक विभाग, जिल्ह्यावर स्वतंत्रपणे नियंत्रण ठेवणे शक्य होणार आहे. येत्या दोन ते तीन महिन्यांत ही यंत्रणा पूर्णपणे कार्यान्वित होईल. तंत्रज्ञानाच्या वापराने महसुलातील विविध विभागांवर नियंत्रण ठेवणे, कारभारात गतिमानता आणि पारदर्शकता आणणे शक्य आहे. प्रश्न : ओबीसी आरक्षणाच्या उपसमितीच्या समितीचा अजेंडा काय आहे? बावनकुळे : ओबीसी समाजामध्ये ३५३ जातींचा समावेश आहे, त्यांच्या हक्काचे आरक्षण काढून ते मराठा समाजाला दिले जात आहे, असा संभ्रम ओबीसी समाजात निर्माण झाला आहे. इतर समाजाला आरक्षण देत असताना ओबीसींचे नुकसान होऊ देणार नाही, यास आमचे प्राधान्य आहे. मनोज जरांगे पाटील यांच्या आंदोलनाने हा जो संभ्रम निर्माण झाला आहे, तो दूर करण्यासाठी उपसमितीच्या माध्यमातून समाजाची बाजू मांडत आहोत. केंद्र सरकारच्या अनेक योजनांचा फायदा ओबीसी समाजाला होत आहे. तसेच महाराष्ट्रात देवेंद्र फडणवीस यांनी ‘महाज्योती’ची स्थापन केली आहे. या माध्यमातून ओबीसी समाजातील विद्यार्थ्यांना अनेक योजनांचा लाभ होत आहे. ओबीसी समाजाच्या विविध २२ महामंडळांना निधी मिळावा, त्यावर कार्यकर्त्यांची नियुक्ती व्हावी, यासाठी आमचा प्रयत्न असणार आहे. ओबीसीची उपसमिती मराठा समाजाच्या आरक्षणात लुडबूड करणार नाही. पण आम्ही ओबीसीमध्ये चुकीच्या पद्धतीने कोणालाही समाविष्ट होऊ देणार नाही. प्रश्न : जरांगे पाटील यांच्या आंदोलनाशी काडीमात्र संबंध नाही, या शरद पवार यांच्या वक्तव्यावर आपली भूमिका काय?बावनकुळे : शरद पवार यांच्यासारख्या मोठ्या नेत्यावर मी टीका करणे योग्य नाही. पण राज्यातील जनता शरद पवार यांना ओळखते. पवार जे बोलतात, नेमके त्याच्या उलटी स्थिती असते, हे लोकांना माहिती आहे. कोण कोणाला मदत करत आहे? मराठा ओबीसी समाजात कोण वाद लावत आहे? हे लोकांना कळत आहे. ४० वर्षे तुम्ही सत्तेमध्ये होता, तेव्हा मराठा आणि ओबीसी समाजाला न्याय का देऊ शकला नाहीत? देवेंद्र फडणवीस यांचे सरकार आल्यानंतर मराठा समाजाच्या हिताचे अनेक निर्णय झाले. अण्णासाहेब पाटील महामंडळ, ‘सारथी’सारख्या संस्था स्थापन झाल्या आहेत. हे तुम्ही का करू शकला नाहीत? पवारांनी दूरदृष्टी ठेवून निर्णय घेतले असते, तर ही परिस्थिती उद्‍भवली नसती. प्रश्न : ठाकरे बंधू एकत्र येणार आहेत, याकडे आपण कसे बघता?बावनकुळे : राज ठाकरे आणि उद्धव ठाकरे हे राजकारणामुळे एकमेकांपासून दूर गेले होते. पण ते आता याच राजकारणामुळे एकत्र येत आहेत. महाराष्ट्रात भाजपचे एक कोटी ५१ लाख नोंदणीकृत सदस्य आहेत. राज्यातील एक हजार २४५ मंडळांमध्ये अध्यक्षांची निवड झालेली आहे. ८० जिल्ह्यांतील संघटनात्मक नियुक्त्या झालेल्या आहेत. विधानसभेमध्ये महायुतीला तीन कोटी ७८ लाख मतदारांनी मतदान केले आहे. विकास, मजबूत संघटन आणि अभेद्य महायुती या तीन गोष्टींवर आम्ही पुढे जात आहोत. त्यामुळे ठाकरे बंधू एकत्र आले काय किंवा त्यांच्यासोबत शरद पवार गेले काय किंवा काँग्रेस त्यांच्यासोबत गेली काय, तरीही ५१ टक्के मत घेऊन स्थानिक स्वराज्य संस्थांमध्ये आम्ही विजयी होऊ. मुंबईसह सर्व महापालिकांमध्ये महापौर हे महायुतीचेच असणार आहेत. ओबीसी, मराठा आरक्षण हे वाद क्षणिक विषय आहेत. मतदारांना विकासासोबतच जायला आवडते. प्रश्न : राहुल गांधी भाजपवर करीत असलेल्या मत चोरीच्या आरोपाला काय उत्तर द्याल?बावनकुळे : राहुल गांधी हे मोठे नेते आहेत. परंतु त्यांची बुद्धी भ्रष्ट झाली आहे. लोकसभा निवडणुकीला १४, तर विधानसभा निवडणुकीला आठ महिने झाले. आता ते मत चोरीबद्दल बोलत आहेत. २००४ ते २०१९ आणि २०२४ या सर्व विधानसभा निवडणुकांमध्ये भाजपचा उमेदवार कामठी मतदारसंघातून विजयी झाले. काँग्रेसला भाजपपेक्षा ३० ते ४० हजार मतदान कमी पडले. माझ्या मतदारसंघातील जो कामठी शहराचा भाग आहे, तेथे माझ्यापेक्षा काँग्रेसच्या उमेदवाराला १८ हजार जास्त मतदान मिळाले. तरी देखील काँग्रेसचे नेते आंदोलन करतात. मग काँग्रेसला जिथे जास्त मतदान झाले, तेथे त्यांनी मत चोरी केली, असे आम्ही म्हणायचे का? जिथे काँग्रेसचा पराभव होतो, तेथे ईव्हीएम हॅक होतात किंवा मत चोरी केली जाते, असा आरोप केला जातो. राहुल गांधींना स्वतःचे नेतृत्व टिकवणे आणि पक्षाला लागलेली गळती थांबविण्यासाठी असे खोटे नरेटिव्ह सेट करावे लागत आहेत. आगामी निवडणुकीत काँग्रेसची यापेक्षा वाईट स्थिती होणार आहे. प्रश्न : लाडकी बहीण योजनेमुळे महाराष्ट्राचा कर्जाचा बोजा वाढत आहे का?बावनकुळे : मुख्यमंत्री लाडकी बहीण योजनेमुळे ग्रामीण अर्थव्यवस्था मजबूत झालेली आहे. ही योजना अर्थव्यवस्थेला बूस्ट देणारी ठरलेली आहे. ग्रामीण भागातील महिलांना दरवर्षाला १८ हजार रुपये मिळत असल्याने मुलींचे शिक्षण सुरळीत सुरू आहे. या योजनेचा भार निर्माण झाला, तर तो सहन करण्याची ताकद राज्यामध्ये आहे. कोणत्याही योजनेचा निधी कपात केला जात नाही. लाडकी बहीण योजनेमुळे काही प्रमाणात ताण निर्माण झाला असला तरी आगामी दोन वर्षांत सर्व स्थिती सामान्य होईल. (शब्दांकन : ब्रिजमोहन पाटील) सकाळ+ चे सदस्य व्हा ब्रेक घ्या, डोकं चालवा, कोडे सोडवा! शॉपिंगसाठी 'सकाळ प्राईम डील्स'च्या भन्नाट ऑफर्स पाहण्यासाठी क्लिक करा. Read latest Marathi news, Watch Live Streaming on Esakal and Maharashtra News. Breaking news from India, Pune, Mumbai. Get the Politics, Entertainment, Sports, Lifestyle, Jobs, and Education updates. And Live taja batmya on Esakal Mobile App. Download the Esakal Marathi news Channel app for Android and IOS. Follow Us Copyright © 2025 - Sakal Media Pvt Ltd - All rights reserved. Powered by Quintype</w:t>
+      </w:r>
+    </w:p>
+    <w:p>
+      <w:pPr>
+        <w:pStyle w:val="Heading3"/>
+      </w:pPr>
+      <w:r>
+        <w:t>Article 51</w:t>
+      </w:r>
+    </w:p>
+    <w:p>
+      <w:r>
+        <w:t>Title: काळूसच्या शेतकऱ्यांवर अन्याय न करता योग्य निर्णय घेणार;महसूलमंत्री बावनकुळेंनी दिले आश्वासन</w:t>
+      </w:r>
+    </w:p>
+    <w:p>
+      <w:r>
+        <w:t xml:space="preserve">URL: </w:t>
+      </w:r>
+      <w:hyperlink r:id="rId59">
+        <w:r>
+          <w:rPr>
+            <w:color w:val="0000FF"/>
+          </w:rPr>
+          <w:t>https://www.lokmat.com/pune/pune-news-will-take-the-right-decision-without-doing-injustice-to-kalus-farmers-bawankule-a-a1008/</w:t>
+        </w:r>
+      </w:hyperlink>
+    </w:p>
+    <w:p>
+      <w:r>
+        <w:t>Content: हिंदी | English सोमवार २९ सप्टेंबर २०२५ FOLLOW US : शहरं व्हिडीओ सखी आणखी By ऑनलाइन लोकमत | Updated: September 18, 2025 20:48 IST2025-09-18T20:47:05+5:302025-09-18T20:48:32+5:30 शेलपिंपळगाव : चासकमान आणि भामा-आसखेड प्रकल्पाचे कालवे रद्द झाल्यामुळे खेड तालुक्यातील मौजे काळूस गावाचे लाभक्षेत्र संपुष्टात आले आहे. या पार्श्वभूमीवर येथील बेकायदा पुनर्वसनाचे शिक्के रद्द करण्याच्या मागणीसाठी रयत क्रांती संघटना व बाधित शेतकऱ्यांच्या आंदोलनानंतर, मुंबईत मंगळवारी (दि. १६) महसूलमंत्री चंद्रशेखर बावनकुळे यांच्या अध्यक्षतेखाली महत्त्वपूर्ण बैठक पार पडली. शेतकऱ्यांवर कोणताही अन्याय न करता योग्य तो निर्णय घेतला जाईल, असे आश्वासन महसूलमंत्र्यांनी दिले. शासन निर्णयानुसार चासकमान आणि भामा-आसखेड प्रकल्पाचे कालवे रद्द झाल्याने मौजे काळूस गावाचे लाभक्षेत्र संपुष्टात आले आहे. ज्यामुळे पुनर्वसनाची मूळ गरजच उरली नाही. त्यामुळे, येथील शेतकऱ्यांच्या सातबारा उताऱ्यावरील पुनर्वसन शिक्के काढण्याची मागणी रयत क्रांती संघटनेने केली आहे. या मागणीसाठी काळूस येथे तब्बल २७ दिवस बाधित शेतकऱ्यांनी उपोषण केले आहे. बैठकीदरम्यान, महसूलमंत्र्यांनी सर्व वस्तुस्थिती आणि संबंधित कायदेशीर बाबी समजून घेतल्या. या बेकायदा पुनर्वसनासंदर्भात सर्वंकष अभ्यास केला जाईल. तसेच, शेतकऱ्यांचे म्हणणे ऐकून त्यांना विश्वासात घेऊनच अंतिम निर्णय घेतला जाईल. कोणताही अन्याय होणार नाही याची खात्री सरकार देईल, असे त्यांनी स्पष्ट केले. यासंदर्भात जिल्हाधिकाऱ्यांना तात्काळ अहवाल सादर करण्याच्या सूचना महसूलमंत्री बावनकुळे यांनी दिल्या आहेत. या बैठकीला मदत व पुनर्वसन मंत्री मकरंद पाटील, आमदार गोपीचंद पडळकर, माजी मंत्री सदाभाऊ खोत, डॉ. राम गावडे, संघटनेचे माजी प्रदेशाध्यक्ष शिवनाथ जाधव, जिल्हाध्यक्ष सुभाष पवळे, भानुदास शिंदे, गजानन गांडेकर, सरफराज शेख, विश्वनाथ पोटवडे, संतोष खलाटे, विठ्ठल आरगडे, भरत आरगडे, मिनीनाथ साळुंखे, सुरेश कौटकर, विकास खैरे आदींसह मदत व पुनर्वसन, महसूल विभाग आणि जलसंपदा विभागाचे वरिष्ठ अधिकारी उपस्थित होते. FOLLOW US : Copyright © 2025 Lokmat Media Pvt Ltd</w:t>
+      </w:r>
+    </w:p>
+    <w:p>
+      <w:pPr>
+        <w:pStyle w:val="Heading3"/>
+      </w:pPr>
+      <w:r>
+        <w:t>Article 52</w:t>
+      </w:r>
+    </w:p>
+    <w:p>
+      <w:r>
+        <w:t>Title: नवीन नागपूर साकारतांना प्रत्येक शेतकऱ्यांला जमिनीचा मोबदला भूसंपादन कायद्याप्रमाणेच मिळेल; महसूल मंत्र्यांचा दावा</w:t>
+      </w:r>
+    </w:p>
+    <w:p>
+      <w:r>
+        <w:t xml:space="preserve">URL: </w:t>
+      </w:r>
+      <w:hyperlink r:id="rId60">
+        <w:r>
+          <w:rPr>
+            <w:color w:val="0000FF"/>
+          </w:rPr>
+          <w:t>https://www.lokmat.com/nagpur/while-creating-a-new-nagpur-every-farmer-will-get-compensation-for-their-land-as-per-the-land-acquisition-act-revenue-minister-claims-a-a382-c1000/</w:t>
+        </w:r>
+      </w:hyperlink>
+    </w:p>
+    <w:p>
+      <w:r>
+        <w:t>Content: हिंदी | English सोमवार २९ सप्टेंबर २०२५ FOLLOW US : शहरं व्हिडीओ सखी आणखी By योगेश पांडे | Updated: September 15, 2025 16:14 IST2025-09-15T16:03:08+5:302025-09-15T16:14:50+5:30 लोकमत न्यूज नेटवर्कनागपूर : नवीन नागपूर साकारताना राज्य सरकारकडून सर्वच बाजूंचा विचार करण्यात येत आहे. तेथील शेतकऱ्यांचे कुठल्याही परिस्थितीत नुकसान होणार नाही, प्रत्येक शेतकऱ्यांना त्यांचा जमिनीचा मोबदला भूसंपादन कायद्याप्रमाणे मिळेल, असा दावा महसूलमंत्री चंद्रशेखर बावनकुळे यांनी केला आहे. नागपुरात सोमवारी ते प्रसारमाध्यमांशी बोलत होते. नवीन नागपूरसंदर्भात काही जणांमध्ये संभ्रम निर्माण करण्याचे प्रयत्न सुरू आहेत. मात्र जेव्हा प्रत्यक्षात जमिनींचे संपादन होईल तेव्हा शेतकऱ्यांशी थेट चर्चा करण्यात येईल. नियमाप्रमाणे त्यांना मोबदला देण्यात येईल. त्याबाबत त्यांनी निश्चिंत रहावे असे बावनकुळे म्हणाले.बंजारा आरक्षण मोर्चावरदेखील त्यांनी भाष्य केले. प्रत्येक समाजाची मागणी त्या समाजाला न्याय मिळण्यासाठी येत असते. आरक्षणाचे नियम कायदे आहेत व आरक्षणामध्ये कुठल्याही समाजाची एंट्री करायची असेल तर तसा प्रस्ताव केंद्र सरकारकडे पाठवावा लागतो. बंजारा आरक्षणाबाबत जी मागणी आली आहे त्याबाबत त्यांच्याशी चर्चा करण्यात येईल, असे बावनकुळे यांनी सांगितले. पीक नुकसानीची भरपाई देणार शेतकऱ्यांच्या शेतीमधील पिकाच्या नुकसान भरपाईबद्दल मुख्यमंत्र्यांनी अगोदरच प्रशासनाला सूचना दिल्या आहेत. शेतकऱ्यांचे जे नुकसान झाले आहे त्याची नियमानुसार भरपाई देण्याची शासनाची तयारी आहे. त्या दृष्टीने पंचनामेदेखील सुरू झाले आहेत, अशी माहिती बावनकुळे यांनी दिली. उद्धव ठाकरेंचा तोल घसरलेला आहे उद्धव ठाकरेंचा तोल घसरलेला आहे. काँग्रेसने त्यांना सोडून गेलेली आहे हे त्यांना माहिती आहे. महाविकास आघाडीचे अनेक लोक नाराज होऊन तोंड फिरवत आहेत. मतांचे राजकारण करण्याची उद्धव यांनी जी खेळी केली होती ती आता फसली आहे. त्यामुळे निराश झाल्याने अशी वाट्टेल तशी वक्तव्ये करत आहेत, असे बावनकुळे म्हणाले. FOLLOW US : Copyright © 2025 Lokmat Media Pvt Ltd</w:t>
+      </w:r>
+    </w:p>
+    <w:p>
+      <w:pPr>
+        <w:pStyle w:val="Heading3"/>
+      </w:pPr>
+      <w:r>
+        <w:t>Article 53</w:t>
+      </w:r>
+    </w:p>
+    <w:p>
+      <w:r>
+        <w:t>Title: Chandrashekhar Bawankule: स्थानिक स्वराज्य संस्थांमध्ये भाजपचे ‘टार्गेट ५१ टक्के’ – चंद्रशेखर बावनकुळे</w:t>
+      </w:r>
+    </w:p>
+    <w:p>
+      <w:r>
+        <w:t xml:space="preserve">URL: </w:t>
+      </w:r>
+      <w:hyperlink r:id="rId61">
+        <w:r>
+          <w:rPr>
+            <w:color w:val="0000FF"/>
+          </w:rPr>
+          <w:t>https://ratnagirikhabardar.com/news/79258/</w:t>
+        </w:r>
+      </w:hyperlink>
+    </w:p>
+    <w:p>
+      <w:r>
+        <w:t>Content: नागपूर : आगामी स्थानिक स्वराज्य संस्थांच्या निवडणूकीत भाजपने प्रत्येक मतदारसंघात किमान ५१ टक्के मते मिळविण्याचे टार्गेट ठेवले आहे. या दृष्टीने जागोजागी कार्यकर्ता संवाद मेळाव्यांना सुरुवात झाली आहे. विशेष म्हणजे विरोधकांच्या आरोपींना मोडून काढण्याचे मोठे आव्हान भाजपसमोर आहे. त्याच दृष्टीने पक्षाच्या नेत्यांकडून कार्यकर्त्यांना त्यासंदर्भातील नियोजनाबाबत मार्गदर्शन करण्यात येत आहे. नागपूर जिल्ह्यातील महादुला व बहादुरा भागात भाजपच्या कार्यकर्ता संवाद मेळाव्याचे आयोजन करण्यात आले होते. त्यात महसूलमंत्री चंद्रशेखर बावनकुळे यांनी स्पष्टच आवाहन केले. स्थानिक स्वराज्य संस्थांच्या निवडणुकीत भाजपच्या उमेदवाराला किमान ५१ टक्के मते मिळतील या अनुषंगाने काम करा आणि पंचायत ते पार्लमेंट भारतीय जनता पक्षाला मजबूत करा, असे आवाहन त्यांनी केले. भाजप हा समाजाच्या शेवटच्या व्यक्तीचा विचार करणारा पक्ष आहे. त्यामुळे कार्यकर्त्यांनी केंद्र आणि राज्याच्या योजना सामान्यांपर्यंत पोहचविल्या पाहिजे. जे वचन मी विधानसभा निवडणुकीत तुम्हाला दिले होते ते मी पूर्ण करणार आहे. ज्यांना घर नाही त्यांना पंतप्रधान आवास योजनेतून घरे देणार आहे. लाडकी बहीण योजना बंद केली जाणार नाही, असे मुख्यमंत्र्यांनी सांगितले आहे. ते महिलांपर्यंत पोहोचवा. त्यामुळे तुम्ही पक्ष मजबूत करण्यासाठी घरोघरी भेट द्या, असे बावनकुळे यांनी सांगितले. जो जिंकून येऊ शकतो आणि जनतेच्या पसंतीचा असलेल्या उमेदवारालाच तिकीट देण्यात येईल असे त्यांनी स्पष्ट केले. यावेळी भाजप जिल्हाध्यक्ष आनंदराव राऊत, चेतन खडसे, हरीश कंगाली, ब्रम्हा काळे, राजेश रंगारी इत्यादी पदाधिकारी प्रामुख्याने उपस्थित होते. सुनिल केदारांवर हल्लाबोल यावेळी बावनकुळे यांनी कॉंग्रेस नेते सुनिल केदार यांच्यावर हल्लाबोल केला. काँग्रेस मत चोरीचा आरोप करीत आहे. परंतु ज्यांनी शेतकऱ्यांचे दीडशे कोटी रुपये खाल्ले व जे जामिनावर बाहेर आहेत, त्यांना आरोप करण्याचा अधिकार आहे का असा सवाल त्यांनी केला. कॉंग्रेसने कामठीमध्ये मोर्चा काढला. मात्र त्या ठिकाणी मी ९५ पैकी ७५ बुथवर मागे होतो. मग मतचोरी कोणी केली, असा सवाल त्यांनी केला. काँग्रेस पक्ष खोटा अजेंडा राबवित आहे. ते खोडून काढा, त्यांना उत्तर द्या असे बावनकुळे यांनी सांगितले. दैनिक रत्नागिरी खबरदारISO 9001:2015 CERTIFIED(RNI NO. MAHMAR/2013/57411)शासनमान्य रजिस्टर न्यूजपेपर11:27 16-09-2025</w:t>
+      </w:r>
+    </w:p>
+    <w:p>
+      <w:pPr>
+        <w:pStyle w:val="Heading3"/>
+      </w:pPr>
+      <w:r>
+        <w:t>Article 54</w:t>
+      </w:r>
+    </w:p>
+    <w:p>
+      <w:r>
+        <w:t>Title: CM Devendra Fadanvis: महसूल विभाग सुधारल्यास सबंध राज्य सुधारेल – मुख्यमंत्री देवेंद्र फडणवीस</w:t>
+      </w:r>
+    </w:p>
+    <w:p>
+      <w:r>
+        <w:t xml:space="preserve">URL: </w:t>
+      </w:r>
+      <w:hyperlink r:id="rId62">
+        <w:r>
+          <w:rPr>
+            <w:color w:val="0000FF"/>
+          </w:rPr>
+          <w:t>https://ratnagirikhabardar.com/news/79689/</w:t>
+        </w:r>
+      </w:hyperlink>
+    </w:p>
+    <w:p>
+      <w:r>
+        <w:t>Content: पुणे : “जिल्हाधिकारी कार्यालयात येणाऱ्या ९० टक्के सामान्य नागरिकांना सेवा देताना अनेक चुका होतात. चुकीचे फेरफार, दबावाखाली एकाची जमीन दुसऱ्याच्या नावावर, सातबारा उताऱ्यावरील चुकीच्या नोंदी यामुळे सामान्य त्रस्त होतात. त्यामुळे महसूल विभागाच्या विभागाचे अभिलेख ब्लॉकचेन पद्धतीमध्ये आणल्यास सुलभतेने फेरफार नोंदविले जातील. परिणामी नवीन प्रकरणे तयारच होणार नाहीत. यापुढे नवीन महसुली प्रकरणे तयार होणार नाहीत यासाठी काम करायचे तसेच जुन्या महसुली प्रकरणांना लोकअदालतींमधून निकाली काढायचे. यातून महसूल विभाग सुधारल्यास सबंध राज्य सुधारेल,” अशी अपेक्षा मुख्यमंत्री देवेंद्र फडणवीस यांनी व्यक्त केली. छत्रपती शिवाजी महाराज महाराज महाराजस्व अभियानांतर्गत सेवापंधरवडाच्या उद्घाटनप्रसंगी ते बोलत होते. उपमुख्यमंत्री अजित पवार, महसूलमंत्री चंद्रशेखर बावनकुळे, कृषीमंत्री दत्तात्रय भरणे, नगरविकास राज्यमंत्री माधुरी मिसाळ, महसूल राज्यमंत्री योगेश कदम, खासदार मेधा कुलकर्णी, शहर व जिल्ह्यातील अनेक आमदार, महसूल विभागाचे अतिरिक्त मुख्य सचिव विकास खारगे, विभागीय आयुक्त डॉ. चंद्रकांत पुलकुंडवार, जमाबंदी आयुक्त डॉ. सुहास दिवसे, नोंदणी महानिरीक्षक रवींद्र बिनवडे, जिल्हाधिकारी जितेंद्र डुडी, अतिरिक्त जिल्हाधिकारी सुहास मापारी उपस्थित होते. फडणवीस म्हणाले, “सेवा पंधरवड्याच्या माध्यमातून अनेक सेवा देण्याचा उपक्रम हाती घेतला आहे. यातील ५० टक्के सेवा या केवळ महसूल विभागातूनच दिल्या जातात. या सेवा देताना सामान्यांचे जीवन सुलभ होईल यासाठी पावले उचलणे गरजेचे आहे. जिल्हाधिकारी कार्यालयात येणारी गर्दी कमी करायची आहे. अनेक नागरिक सातबारा उताऱ्यातील कामांसाठी मंत्रालयात येताना दिसतात. ऑनलाईन सेवांच्या माध्यमातून अभिलेख ब्लॉकचेन पद्धतीमध्ये आणणे गरजेचे आहे. त्यामुळे फेरफारची कामे सुलभतेने होतील. सामान्यांच्या जीवनात सुलभता आणायची असल्यास नवीन महसुली प्रकरणे तयार होणार नाहीत याची काळजी घ्यावी लागणार आहे. तसेच लोकअदालतीच्या माध्यमातून जुन्या महसुली प्रकरणांना निकाली काढून सामान्यांना न्याय द्यावा लागणार आहे.” राज्य सरकारतर्फे ११०० सेवा ऑनलाईन तसेच व्हॉटस्अॅपवर उपलब्ध करून दिल्या जाणार आहेत. त्यातील ४४ सेवा येत्या तीन महिन्यांत, तर २६ जानेवारीपर्यंत व उर्वरित २०० सेवा एकमेपर्यंत देण्याचा प्रयत्न आहे, असेही त्यांनी स्पष्ट केले. पाणंद रस्त्यांची लोकचळवळ व्हावी शेतकऱ्यांच्या जीवनात पाणंद रस्त्यांचे महत्त्व मोठे आहे. त्यामुळे हे रस्ते मोकळे करण्याची मागणी होत असते. या रस्त्यांवरील अतिक्रमण तसेच हद्दीवरून होणारे वाद टाळण्यासाठी आता हे रस्ते जीआयएस नकाशांवर आणले जाणार आहेत. त्यामुळे शेतकऱ्यांना चांगले रस्ते मिळतील. यातून गावागावांमधील अर्थकारण परिवर्तित होईल, अशी अपेक्षाही त्यांनी यावेळी व्यक्त केली. पाणंद रस्त्यांच्या कामासाठी नाम फाउंडेशनने पुढाकार घेतल्याचे सांगत जलयुक्त शिवार योजनेत ज्या पद्धतीने कामे झाली त्याची लोकचळवळ झाली, अशीच चळवळ या माध्यमातूनही होईल, अशी आशाही त्यांनी यावेळी व्यक्त केली.अधिकाऱ्यांनी आदर्श घ्यावा पवार यांनी या वेळी पुरंदर तालुक्यातील आडाचीवाडी गावात पाणंद रस्त्यांच्या झालेल्या कामाबाबत कौतुक करत अधिकाऱ्याने ठरविल्यास सामान्यांचा त्रास कमी कसा करता येईल, याचे हे आदर्श उदाहरण असल्याचे सांगितले. त्यामुळे राज्यातील अधिकाऱ्यांना आपल्या गावात असे काम करण्यासाठी या गावाचा आदर्श घ्यावा असा सल्ला दिला. …तर गवगवा झाला नसतातर सोलापूरमधील कुर्डू येथील अवैध उत्खननावरून महिला पोलिस अधिकाऱ्यासोबत झालेल्या वादावरही त्यांनी मिश्किल भाष्य केले. महसूलमंत्री चंद्रशेखर बावनकुळे यांनी रस्त्यांसाठी मुरूम टाकल्यास रॉयल्टी लागणार नाही तसेच पोलिसांचा बंदोबस्त ही मोफत असेल असे सांगितले. त्यामुळे पोलीसांनी पाणंद रस्त्यावर मुरूम टाकणे टाकण्यासाठी परवानगी आहे याची नोंद घ्यावी. सर्व ही बाब तिकडे सोलापुरातही सांगावे, असा मिश्किल टोला लगावत बावनकुळे यांनी ही योजना एक महिन्यापूर्वी आणली असती तर या बाबीचा गवगवा झाला नसता, असा खुलासाही केला. दैनिक रत्नागिरी खबरदारISO 9001:2015 CERTIFIED(RNI NO. MAHMAR/2013/57411)शासनमान्य रजिस्टर न्यूजपेपर12:19 18-09-2025</w:t>
+      </w:r>
+    </w:p>
+    <w:p>
+      <w:pPr>
+        <w:pStyle w:val="Heading3"/>
+      </w:pPr>
+      <w:r>
+        <w:t>Article 55</w:t>
+      </w:r>
+    </w:p>
+    <w:p>
+      <w:r>
+        <w:t>Title: OBC Funding Shortfall : ओबीसी समाजाला २५ वर्षात केवळ २,५०० कोटी दिले !छगन भुजबळांची खंत</w:t>
+      </w:r>
+    </w:p>
+    <w:p>
+      <w:r>
+        <w:t xml:space="preserve">URL: </w:t>
+      </w:r>
+      <w:hyperlink r:id="rId63">
+        <w:r>
+          <w:rPr>
+            <w:color w:val="0000FF"/>
+          </w:rPr>
+          <w:t>https://www.navakal.in/news/obc-funding-shortfall-chhagan-bhujbal-marathi-news/</w:t>
+        </w:r>
+      </w:hyperlink>
+    </w:p>
+    <w:p>
+      <w:r>
+        <w:t>Content: OBC Funding Shortfall – Chhagan Bhujbal OBC Funding Shortfall – Bhujbal- राज्यातील आरक्षणाच्या प्रश्नावरून सुरू असलेल्या आंदोलनांच्या पार्श्वभूमीवर आज अन्न... OBC Funding Shortfall – Chhagan Bhujbal OBC Funding Shortfall – Bhujbal- राज्यातील आरक्षणाच्या प्रश्नावरून सुरू असलेल्या आंदोलनांच्या पार्श्वभूमीवर आज अन्न व नागरी पुरवठा मंत्री छगन भुजबळ (Chhagan Bhujbal) यांनी आपली भूमिका मांडली. गेल्या २५ वर्षांत ओबीसी समाजाला (OBC community)केवळ २५०० कोटी रुपये देण्यात आले. परंतु केवळ तीन वर्षांत मराठा समाजाला तब्बल २५ हजार कोटी रुपयांचा निधी देण्यात आला. ५४ टक्के लोकसंख्या असूनही ओबीसी समाजाला कमी निधी मिळत आहे अशी खंत त्यांनी व्यक्त केली. राज्यात आरक्षणाच्या मुद्द्यावरुन सुरू असलेल्या आंदोलन, मोर्चांच्या पार्श्वभूमीवर सरकारच्या मंत्रिमंडळ ओबीसी उपसमितीची मंत्री चंद्रशेखर बावनकुळे यांच्या अध्यक्षतेखाली बैठक झाली. मराठा समाजाला कुणबी प्रमाण पत्र देताना पुराव्यांवर कोणतीही खाडाखोड नको, ओव्हर राईटिंग नको असा महत्त्वाचा निर्णय बैठकीत घेण्यात आला. या बैठकीत ओबीसी महामंडळांसाठी ३२०० कोटी रूपये जे जाहीर झाले आहेत ते पैसे मिळावेत अशी मागणी करण्यात आली.ओबासीच्या नोकरभरतीचा अनुशेष भरून निघावा ही मागणी करण्यात आली. ओबीसी समाजातील विद्यार्थ्यांसाठी असलेल्या शिष्यवृत्ती बंद पडू नयेत, प्रत्येक जिल्ह्यात वसतिगृह सुरू करावीत, तसेच प्रादेशिक ओबीसी कार्यालयांसाठी जागा उपलब्ध करून द्यावी, अशी मागणी बैठकीत करण्यात आली. छगन भुजबळ म्हणाले की, २५ वर्षात ओबीसीला २५०० कोटी आणि ३ वर्षात मराठा समाजाला २५ हजार कोटी रुपये दिले गेले आहे. अण्णासाहेब पाटील आर्थिक विकास महामंडळला ७५० कोटी रुपये देण्यात आले. मागासवर्गीय विकास महामंडळाला केवळ ५ कोटी रुपये दिले आहेत. हा विरोधाभास योग्य नाही. १९३१ पासून ओबीसी समाज हा ५४ टक्के आहे असं सांगण्यात आलं. आम्ही एवढ्या मोठ्या संख्येने आहे आणि आम्हाला केवळ ५ कोटी रुपये दिले जातात.सरकारने मराठा समाजाच्यादबावाखाली हैदराबाद गॅझेटियरचा जीआर काढला. कुणबी समाज नावाने माळी समाज, समता परिषद यांच्या नावाने आम्ही आरक्षण जीआरविरोधात रीट दाखल करत आहोत. ओबीसी समाजातील ४ लोकांनी आत्महत्या केली आहे, आत्महत्याग्रस्त कुटुंबातील लोकांना शासनाने मदत करावी. बैठकीनंतर चंद्रशेखर बावनकुळे म्हणाले की, ओबीसी मंत्रालयाला २९०० कोटी रुपये मिळायला हवी. राज्यात २२ ओबीसी महामंडळे आहेत. त्याला देखील निधी मिळायला हवी. त्याबाबतची पुरवणी मागणी सादर करण्याचा निर्णय झाला आहे. या बैठकीत एकूण १८ ते १९ विषयांवर चर्चा झाली. हे देखील वाचा – राज्य मंत्रिमंडळाचे शिक्षण, उद्योग, ऊर्जा आणि पायाभूत सुविधांसाठी 8 महत्त्वाचे निर्णय स्थानिक स्वराज्य निवडणुका ३१ जानेवारी २०२६ पर्यंत घ्या! सुप्रीम कोर्टाचा आदेश आर्थिक स्थितीवर श्वेतपत्रिका काढा अन्यथा काळीपत्रिका काढू! पटोलेंचा इशारा Add. Display : +91 8108116423 / +91 8108116429 | Classified : +91 8422817445</w:t>
+      </w:r>
+    </w:p>
+    <w:p>
+      <w:pPr>
+        <w:pStyle w:val="Heading3"/>
+      </w:pPr>
+      <w:r>
+        <w:t>Article 56</w:t>
+      </w:r>
+    </w:p>
+    <w:p>
+      <w:r>
+        <w:t>Title: Top 10 News : राम सातपुतेंबाबत ज्येष्ठ भाजप नेत्याची कबुली, मुंडेंच्या वक्तव्याने बंजारा समाज आक्रमक, रोहित पवारांकडून ‘खास’ अंजली दमानियांना शुभेच्छा...सह वाचा Top Ten राजकीय घडामोडी...</w:t>
+      </w:r>
+    </w:p>
+    <w:p>
+      <w:r>
+        <w:t xml:space="preserve">URL: </w:t>
+      </w:r>
+      <w:hyperlink r:id="rId64">
+        <w:r>
+          <w:rPr>
+            <w:color w:val="0000FF"/>
+          </w:rPr>
+          <w:t>https://sarkarnama.esakal.com/maharashtra/marathi-news-letest-marathi-news-update-15-sept-2025-maharashtra-politics-ram-satpute-dhananjay-munde-banjara-community-anajali-damania-rohit-pawar-pune-politics-manoj-jarange-patil-chandrashekhar-bawankule-ashish-shelar-uddhav-thackeray-as11</w:t>
+        </w:r>
+      </w:hyperlink>
+    </w:p>
+    <w:p>
+      <w:r>
+        <w:t>Content: Sarkarnama Headlines : सरकारनामा हा महाराष्ट्रातला राजकारण या विषयावरचा एकमेव आणि आघाडीचा डिजिटल प्लॅटफॉर्म आहे. दिवसभरात राज्य, देश आणि जागतिक पातळीवरच्या ताज्या घडामोडी, विश्लेषणे देण्याचा सरकारनामाचा कायमच प्रयत्न असतो. जाणून घेऊयात आज ता. 15 Sept 2025 च्या रात्री 9 पर्यंतच्या Top Ten राजकीय घडामोडी... Ram Satpute : राम सातपुतेंना माळशिरसमध्ये उमेदवार म्हणून आणणे, ही माझी चूक ठरली : ज्येष्ठ भाजप नेत्याची कबुली Dhananjay Munde : 'ज्या' समाजासाठी धनंजय मुंडे सरकारवर कडाडले, तोच समाज आक्रमक झाला; फक्त एका शब्दाने आंदोलन तापलं! Anajali Damania News : मंत्र्यांच्या भ्रष्टाचारावर घाव घालणाऱ्या अंजली दमानियांचे पती सरकारच्या ‘थिंक टँक’मध्ये; रोहित पवारांकडून ‘खास’ शुभेच्छा... Pune politics : रातोरात गेम फिरला अन् बहुचर्चित बापू भेगडेंचा भाजप प्रवेश हुकला; काय आहे कारण? Pandharpur Corridor : ‘डॉ. सुब्रह्मण्यम स्वामी कोणालाही घाबरत नाहीत; मुख्यमंत्री फडणवीसांना ‘हा’ सल्ला देऊ शकतात’ Electric Bike Taxi News : महाराष्ट्रात इलेक्ट्रिक दुचाकी टॅक्सी सुसाट धावणार; भाडेदर जाहीर, 15 रुपयांपासून सुरूवात... Manoj Jarange Patil : हैदराबाद गॅझेट टिकवण्याची जबाबदारी सरकारची; मनोज जरांगे पाटलांनी स्पष्टच सांगितले Chandrashekhar Bawankule : 'कार्यकर्ते सोडून जाऊ नये म्हणून घोषणा कराव्याच लागतात', राष्ट्रवादीच्या ठरावाची बावनकुळेंनी उडवली खिल्ली Maharashtra Politics : उद्धव ठाकरे यांनी ‘आलेपाक'सुद्धा खाणे बंद करावे, आशिष शेलारांचा टोला Vanchit Politic's : स्थानिक स्वराज्य संस्था निवडणूक युतीबाबत आंबेडकरांचे मोठे विधान; ‘भाजप अन्‌ त्यांचे मित्रपक्ष सोडून....’ सरकारनामाचे सदस्य व्हा शॉपिंगसाठी 'सकाळ प्राईम डील्स'च्या भन्नाट ऑफर्स पाहण्यासाठी क्लिक करा. Read Latest Marathi Political News, Breaking Political News from Maharashtra, India, Pune &amp; Mumbai at Sarkarnama. To Get Live Political Marathi News on Mobile, Download the Sarkarnama Mobile App for Android and IOS. सरकारनामा आता सर्व सोशल मीडिया प्लॅटफॉर्मवर. ताज्या राजकीय घडामोडींसाठी फेसबुक, ट्विटर, इन्स्टाग्राम, शेअर चॅट, टेलिग्रामवर आणि व्हॉट्सॲप आम्हाला फॉलो करा. तसेच, सरकारनामा यूट्यूब चॅनेलला आजच सबस्क्राइब करा. Follow Us Copyright © 2025 Sakal Media Group – All Rights Reserved Powered by Quintype वेबसाईटवर ब्राउझिंगचा अनुभव सर्वोत्तम असावा, यासाठी आम्ही कुकीजचा वापर करतो. कुकीजमुळे तुम्हाला तुमच्या आवडत्या मजकुराची शिफारस करता येते. आमचे गोपनीयता आणि कुकीजसंदर्भातील धोरण तुम्हाला मान्य आहे.</w:t>
+      </w:r>
+    </w:p>
+    <w:p>
+      <w:pPr>
+        <w:pStyle w:val="Heading3"/>
+      </w:pPr>
+      <w:r>
+        <w:t>Article 57</w:t>
+      </w:r>
+    </w:p>
+    <w:p>
+      <w:r>
+        <w:t>Title: Nagpur News: चंद्रशेखर बावनकुले ने कहा - वडेट्टीवार कर रहे हैं ओबीसी की राजनीति, भुजबल नहीं</w:t>
+      </w:r>
+    </w:p>
+    <w:p>
+      <w:r>
+        <w:t xml:space="preserve">URL: </w:t>
+      </w:r>
+      <w:hyperlink r:id="rId65">
+        <w:r>
+          <w:rPr>
+            <w:color w:val="0000FF"/>
+          </w:rPr>
+          <w:t>https://www.bhaskarhindi.com/city/nagpur/chandrashekhar-bawankule-said-vadettiwar-is-practicing-obc-politics-but-bhujbal-isnt-1189531</w:t>
+        </w:r>
+      </w:hyperlink>
+    </w:p>
+    <w:p>
+      <w:r>
+        <w:t>Content: Download App from Nagpur News. ओबीसी समाज को न्याय को लेकर दावों-प्रतिदावों के बीच राजस्व मंत्री चंद्रशेखर बावनकुले ने कांग्रेस नेता विजय वडेट्टीवार पर पलटवार किया है। उन्होंने कहा है-वडेट्टीवार ओबीसी समाज के नाम पर राजनीति कर रहे हैं। मंत्री छगन भुजबल राजनीति नहीं बल्कि ओबीसी के हित में काम कर रहे हैं। बावनकुले ने यह भी कहा कि वडेट्टीवार के मंत्री कार्यकाल में भ्रष्टाचार हुआ था। कांग्रेस ने ओबीसी को कभी संवैधानिक दर्जा नहीं दिया। रविवार को बावनकुले ने कोराडी में संवाद माध्यम के प्रतिनिधियों से चर्चा की। गुरुवार को वडेट्टीवार ने कहा था कि ओबीसी के संबंध में उपसमिति केवल एक दिखावा है। समाज को दिखाया गया लॉलीपाप है। मंत्रिपद बचाए रखने के उपसमिति के सदस्य मंत्री किसी विषय पर विरोध नहीं कर पाएंगे। उपसमिति के चेयरमैन मंत्री चंद्रशेखर बावनकुले व सदस्य मंत्री छगन भुजबल है। बावनकुले ने वडेट्टीवार को धैर्य रखने की सलाह दी। उन्होंने कहा-उपसमिति का चेयरमैन 15 दिन पहले ही बना हूं। थोड़ा धैर्य रखिए। 18 पगड जाति व 12 बलूतेदार समाज को न्याय के लिए केंद्र सरकार की योजनाओं की निगरानी ओबीसी उपसमिति करेगी। इसके अलावा राज्य सरकार के ओबीसी मंत्रालय की सभी योजनाओं का निरीक्षण किया जाएगा। ओबीसी समाज को नुकसान नहीं होने दिया जाएगा। महाज्योति में भ्रष्टाचार ओबीसी समाज के विद्यार्थियों के लिए सरकार ने महाज्योति संस्था बनायी। लेकिन महाज्योति में भ्रष्टाचार हुआ। बावनकुले ने कहा-वडेट्टीवार ओबीसी कल्याण विभाग के मंत्री थे, तब अनेक भ्रष्टाचार सामने आए। वडेट्टीवार ओबीसी के नाम पर राजनतीि कर रहे हैं। प्रधानमंत्री नरेंद्र मोदी ने ओबीसी समाज को न्याय दिया है। कांग्रेस के प्रदेश अध्यक्ष हर्षवर्धन सपकाल का राजनीतिक कद इतना नहीं है कि वे प्रधानमंत्री मोदी के बारे में बोले। कांग्रेस पर जनता का विश्वास नहीं रहा है। मतदान को लेकर राहुल गांधी के आरोपों से कांग्रेस का विश्वास और भी कम हो गया है। कांग्रेस की नौटंकी से जनता तंग हो चुकी है। जाति नहीं काम से होते हैं बड़े आरक्षण व जाति की राजनीति को लेकर केंद्रीय सड़क परिवहन मंत्री नितीन गडकरी के वक्तव्य का समर्थन करते हुए बावनकुले ने कहा कि जाति नहीं बल्कि काम से व्यक्ति बड़ा होता है। विकसित भारत व महाराष्ट्र के िलए कार्यक्षम नेतृत्व की आवश्यकता है। Created On : 21 Sept 2025 7:24 PM IST</w:t>
+      </w:r>
+    </w:p>
+    <w:p>
+      <w:pPr>
+        <w:pStyle w:val="Heading3"/>
+      </w:pPr>
+      <w:r>
+        <w:t>Article 58</w:t>
+      </w:r>
+    </w:p>
+    <w:p>
+      <w:r>
+        <w:t>Title: Chandrashekhar Bawankule Writes Emotional Letter to PM Modi on His Birthday – A Big Message to the Nation</w:t>
+      </w:r>
+    </w:p>
+    <w:p>
+      <w:r>
+        <w:t xml:space="preserve">URL: </w:t>
+      </w:r>
+      <w:hyperlink r:id="rId66">
+        <w:r>
+          <w:rPr>
+            <w:color w:val="0000FF"/>
+          </w:rPr>
+          <w:t>https://www.khabar24.tv/2025/09/17/chandrashekhar-bawankule-writes-emotional-letter-to-pm-modi-on-his-birthday-a-big-message-to-the-nation-khabar-24-express/</w:t>
+        </w:r>
+      </w:hyperlink>
+    </w:p>
+    <w:p>
+      <w:r>
+        <w:t>Content: Khabar 24 Express 2 weeks ago Breaking News, India, Khabar24 Exclusive, Maharashtra, Politics, State News, खबरें Leave a comment 15 Views Description: Maharashtra BJP leader Chandrashekhar Bawankule writes an emotional letter to Prime Minister Narendra Modi on his birthday. Read how he praised Modi’s leadership, vision, and contribution to India’s progress. Senior Maharashtra BJP leader and Revenue Minister Chandrashekhar Bawankule wrote a heartfelt letter to Prime Minister Narendra Modi on the occasion of his birthday. In the letter, Bawankule expressed deep admiration for Modi’s personality, leadership, and unwavering commitment to national development. He described Modi’s birthday as not just a personal celebration, but a symbol of India’s new era of progress. In his message, Chandrashekhar Bawankule praised PM Narendra Modi for rising from a small village in Gujarat to becoming the leader of the world’s largest democracy. Bawankule highlighted Modi’s focus on service, national interest, and discipline, which has set new standards in sectors like science, technology, defense, agriculture, environment, and global diplomacy. He wrote:“Prime Minister Narendra Modi’s birthday is not merely a personal celebration but represents the beginning of a new chapter for the nation. His leadership has guided India toward unprecedented growth and development. His contribution as the architect of modern India is unforgettable.” Chandrashekhar Bawankule further mentioned that PM Modi’s leadership inspires today’s youth to dream big and take action toward fulfilling those dreams. Modi’s speeches, according to Bawankule, are not just words but motivational messages that energize the younger generation to serve the country and work for a better future. He added:“Youth across India find inspiration in Modi ji’s leadership. His words encourage them to dream, act, and contribute to national progress.” In the closing part of his letter, Chandrashekhar Bawankule extended his warm birthday wishes to PM Narendra Modi. He expressed confidence that under Modi’s leadership, India will continue its journey toward becoming a developed nation. He also prayed for Modi’s health and success. He wrote:“I extend my heartfelt birthday wishes to Prime Minister Narendra Modi. There is no doubt that under his leadership, India will achieve new milestones. I pray to the divine powers for his good health and continued success.” Today, PM Modi’s birthday is being celebrated across India with great enthusiasm and respect. The emotional letter from Chandrashekhar Bawankule reflects not only his personal admiration but also the collective pride of citizens who look up to Modi’s leadership. The letter serves as a reminder of Modi’s vision for a stronger, self-reliant, and developed India. Bureau Report : Khabar 24 Express Subscribe to get the latest posts sent to your email. Type your email… Subscribe 55 minutes ago 1 hour ago 8 hours ago Flight के Washroom में सिगरेट पीने लगा यात्री, मची अफरा-तफरी, फ्लाइट की करानी पड़ी इमरजेंसी लैंडिंग Subscribe</w:t>
+      </w:r>
+    </w:p>
+    <w:p>
+      <w:pPr>
+        <w:pStyle w:val="Heading3"/>
+      </w:pPr>
+      <w:r>
+        <w:t>Article 59</w:t>
+      </w:r>
+    </w:p>
+    <w:p>
+      <w:r>
+        <w:t>Title: आदिवासी किसान निजी संस्‍थाओं को पट्टे पर दे सकेंगे जमीन, महाराष्‍ट्र सरकार लाने वाली है कानून</w:t>
+      </w:r>
+    </w:p>
+    <w:p>
+      <w:r>
+        <w:t xml:space="preserve">URL: </w:t>
+      </w:r>
+      <w:hyperlink r:id="rId67">
+        <w:r>
+          <w:rPr>
+            <w:color w:val="0000FF"/>
+          </w:rPr>
+          <w:t>https://navbharatlive.com/maharashtra/mumbai/maharashtra-tribal-land-lease-policy-chandrashekhar-bawankule-announcement-1361630.html</w:t>
+        </w:r>
+      </w:hyperlink>
+    </w:p>
+    <w:p>
+      <w:r>
+        <w:t>Content: मंत्री चंद्रशेखर बावनकुले (सोर्स: सोशल मीडिया) Mumbai News: महाराष्ट्र सरकार में राजस्व मंत्री चंद्रशेखर बावनकुले ने कहा कि आदिवासी किसान जल्द ही कृषि उद्देश्यों या खनिज उत्खनन के लिए निजी कंपनियों को अपनी जमीन पट्टे पर दे सकेंगे और इससे उन्हें अतिरिक्त आय प्राप्त होगी। अधिकारियों ने बताया कि इस कदम से न केवल आदिवासियों को आय का एक स्थिर स्रोत मिलेगा, बल्कि उनके मालिकाना अधिकारों की भी रक्षा होगी। बावनकुले ने शुक्रवार शाम गडचिरोली में पत्रकारों से कहा, “जल्द ही एक कानून लाया जाएगा। मैं इसकी आधिकारिक घोषणा से पहले आपको यह बता रहा हूं। इस नीति के तहत, आदिवासी किसान कृषि उद्देश्यों या खनिज उत्खनन के लिए अपनी जमीन सीधे निजी कंपनियों को पट्टे पर दे सकेंगे।” मौजूदा समय में आदिवासी किसानों को निजी कंपनियों के साथ स्वतंत्र रूप से पट्टा समझौते करने की अनुमति नहीं है। उन्होंने कहा कि प्रस्तावित बदलाव का उद्देश्य किसानों को निजी निवेश तक सीधी पहुंच प्रदान करना और अपनी जमीन से अतिरिक्त आय अर्जित करने में मदद करना है। मंत्री के अनुसार, प्रक्रिया में पारदर्शिता और निष्पक्षता सुनिश्चित करने के लिए समझौतों में जिलाधिकारी की भागीदारी आवश्यक होगी। उन्होंने कहा, “न्यूनतम पट्टा किराया 50,000 रुपये प्रति एकड़ वार्षिक या 1,25,000 रुपये प्रति हेक्टेयर वार्षिक होगा। किसान और निजी पक्ष आपसी सहमति से अधिक राशि पर निर्णय ले सकते हैं।” यह भी पढ़ें- टूट जाएगा भाजपा का चुनावी तिलिस्म! राहुल बोले- हाइड्रोजन बम आएगा, हमारे पास पक्के सबूत मंत्री ने यह भी कहा कि अगर आदिवासी किसानों की जमीन पर महत्वपूर्ण या लघु खनिज पाए जाते हैं तो उन्हें खनिज उत्खनन के लिए निजी कंपनियों के साथ समझौता ज्ञापन (एमओयू) करने की अनुमति दी जाएगी। उन्होंने कहा कि किसानों को प्रति टन के हिसाब से मौद्रिक लाभ मिलेगा, हालांकि लाभ का सटीक अनुमान अभी नहीं लगाया गया है। बावनकुले ने कहा, “आदिवासियों को इसके लिए मुंबई आने की जरूरत नहीं है। यह निर्णय जिलाधिकारी के स्तर पर लिया जा सकता है।”– एजेंसी इनपुट के साथ Follow Us On © Copyright Navbharatlive 2025 All rights reserved.</w:t>
+      </w:r>
+    </w:p>
+    <w:p>
+      <w:pPr>
+        <w:pStyle w:val="Heading3"/>
+      </w:pPr>
+      <w:r>
+        <w:t>Article 60</w:t>
+      </w:r>
+    </w:p>
+    <w:p>
+      <w:r>
+        <w:t>Title: प्रशासन के लिए गंभीरता से काम करें, मंत्री बावनकुले ने दिए निर्देश, कहा- अच्छी सुविधाएं देना कर्तव्य</w:t>
+      </w:r>
+    </w:p>
+    <w:p>
+      <w:r>
+        <w:t xml:space="preserve">URL: </w:t>
+      </w:r>
+      <w:hyperlink r:id="rId68">
+        <w:r>
+          <w:rPr>
+            <w:color w:val="0000FF"/>
+          </w:rPr>
+          <w:t>https://navbharatlive.com/maharashtra/chandrapur/minister-chandrashekhar-bawankule-instructed-administration-to-work-seriously-1363447.html</w:t>
+        </w:r>
+      </w:hyperlink>
+    </w:p>
+    <w:p>
+      <w:r>
+        <w:t>Content: मंत्री बावनकुले ने अधिकारियों को निर्देश दिए (सौजन्य-नवभारत) Chandrapur News: राजस्व विभाग राज्य में 17 सितंबर से 2 अक्टूबर तक सेवा पखवाड़ा चला रहा है। इसके अंतर्गत खेतों का मानचित्रण, अतिक्रमण हटाना, राष्ट्रीय राजमार्गों जैसी सड़कों का क्रमांकन, सभी के लिए मकान आदि कार्य किए जाएंगे। नागरिकों में राजस्व विभाग के प्रति सम्मान की भावना है। इसे टूटने न दें। जनोन्मुखी प्रशासन के लिए पूरी गंभीरता से काम करें, राज्य के राजस्व मंत्री चंद्रशेखर बावनकुले ने प्रशासनिक अधिकारियों को यह निर्देश दिए। वे जिला कलेक्टर कार्यालय में राजस्व विभाग के अंतर्गत भूमि अभिलेख, स्टाम्प पंजीयन आदि की समीक्षा करते हुए बोल रहे थे। बैठक में विधायक किशोर जोरगेवार, देवराव भोंगले, करण देवतले, जिला कलेक्टर विनय गौड़ा जी.सी., अतिरिक्त जिला कलेक्टर डॉ. नितिन व्यावरे, संतोष थिटे (चिमूर), निवासी उपजिलाधिकारी दगडू कुंभार सहित सभी उपविभागीय अधिकारी, सभी तहसीलदार आदि उपस्थित थे। आम और गरीब लोगों को अच्छी सुविधाएं प्रदान करना हमारा कर्तव्य है। गतिशील, पारदर्शी प्रशासन को लागू करने के लिए प्रणाली को सतर्क रहना चाहिए।लोगों को सरकारी काम के लिए किसी भी परेशानी न हो इस बात का ध्यान रखा जाना चाहिए कि कोई भी अपने घरों से वंचित न हो, एक भी किसान बिना संपर्क सड़क के न रहे। कार्यालय में एक सार्वजनिक बैठक का बोर्ड लगाएं। लोगों के संपर्क में रहें। सरकार की नीतियों को प्रभावी ढंग से लागू करें। इसके अलावा, राजस्व मंत्री बावनकुले ने कहा कि नगर निगम और नगर पालिका की सीमा के भीतर स्थित झोपड़पट्टियों की भूमि को भी नियमित किया जाएगा। सरकारी जमीन पर सभी घरों का सर्वेक्षण किया जाएगा। चंद्रपुर शहर में 55 झोपड़पट्टीवासियों को कानूनी घर देने के लिए जल्द ही निर्णय लिया जाएगा। उन्होंने आशा व्यक्त की कि अगले पांच वर्षों में महाराष्ट्र का देश में सबसे अच्छा राजस्व खाता होना चाहिए। अपना अच्छा काम प्रस्तुत करें। इस प्रस्तुति को राजस्व विभाग की वेबसाइट पर अपलोड करें। कृत्रिम रेत नीति के अनुसार, सरकारी निर्माण में 50 प्रतिशत रेत अनिवार्य कर दिया गया है। कृत्रिम रेत परियोजनाओं के लिए अधिकतम प्रयास करें। प्रत्येक जिले में कम से कम 50 परियोजनाएं शुरू की जानी चाहिए। राजस्व अर्ध-न्यायिक मामलों को तीन महीने के भीतर निपटाने के निर्देश दिए गए हैं। यह भी पढ़ें – भूमिहीन किसानों के नाम पर कर्ज ले लाखों की ठगी, कर्जमाफी का लाभ उठाने की साजिश नाकाम किसानों को तुरंत किसान आईडी मिलनी चाहिए। विशेष सहायता योजना की सभी धनराशि डीबीटी पर दी जाती है। राजस्व मंत्री चंद्रशेखर बावनकुले ने यह भी निर्देश दिए कि इस पखवाड़े में घर-घर जाकर 100 प्रतिशत डीबीटी करने की व्यवस्था होनी चाहिए। इस अवसर पर जिला कलेक्टर विनय गौड़ा जी. सी. ने विभाग का एक प्रस्तुतीकरण दिया। राजस्व विभाग की विभिन्न सेवाओं के बारे में नागरिकों को ऑनलाइन जागरूक करने के लिए जिला प्रशासन द्वारा बनाए गए चांदा राजस्व मित्र चैटबॉट का उद्घाटन राजस्व मंत्री चंद्रशेखर बावनकुले ने किया। Follow Us On © Copyright Navbharatlive 2025 All rights reserved.</w:t>
+      </w:r>
+    </w:p>
+    <w:p>
+      <w:pPr>
+        <w:pStyle w:val="Heading3"/>
+      </w:pPr>
+      <w:r>
+        <w:t>Article 61</w:t>
+      </w:r>
+    </w:p>
+    <w:p>
+      <w:r>
+        <w:t>Title: OBC आरक्षण का डर दूर करें, ओबीसी उप-समिति के अध्यक्ष से की मांग, मंत्री बावनकुले को सौंपा ज्ञापन</w:t>
+      </w:r>
+    </w:p>
+    <w:p>
+      <w:r>
+        <w:t xml:space="preserve">URL: </w:t>
+      </w:r>
+      <w:hyperlink r:id="rId69">
+        <w:r>
+          <w:rPr>
+            <w:color w:val="0000FF"/>
+          </w:rPr>
+          <w:t>https://navbharatlive.com/maharashtra/chandrapur/allay-fears-about-obc-reservations-memorandum-submitted-to-minister-bawankule-1363415.html</w:t>
+        </w:r>
+      </w:hyperlink>
+    </w:p>
+    <w:p>
+      <w:r>
+        <w:t>Content: मंत्री बावनकुले को सौंपा ज्ञापन (सौजन्य-नवभारत) Chandrapur News: मुख्यमंत्री देवेंद्रजी फडणवीस बार-बार कह चुके हैं कि महाराष्ट्र सरकार द्वारा 2 सितंबर, 2025 को लिए गए सरकारी फैसले और हैदराबाद गजेटियर के लागू होने से ओबीसी आरक्षण प्रभावित नहीं हुआ है, लेकिन ओबीसी नेता और सरकार के मंत्री कह रहे हैं कि आरक्षण को बड़ा झटका लगा है, जबकि मनोज जरांगे पाटिल कह रहे हैं कि मराठों ने अफवाह फैलाकर जीत हासिल कर ली है। इससे ओबीसी समाज असमंजस की स्थिति में है और काफी डरा हुआ है। यह जानकारी देते हुए सचिन राजुरकर ने आबीसी आरक्षण को लेकर लोगों में व्याप्त भय को दूर करने की मांग की। उन्होंने कहा कि दरअसल, हैदराबाद गजेटियर में व्यक्तिगत प्रविष्टि न होकर सामूहिक प्रविष्टि होने और व्यक्तिगत प्रविष्टि के बिना कुनबी प्रमाण पत्र जारी न किए जाने के बावजूद, 17 सितंबर से विभिन्न माध्यमों से यह खबर आ रही है कि हैदराबाद गजेटियर से मराठवाड़ा के हिंगोली, धाराशिव और बीड में कुनबी प्रमाण पत्र वितरित किए गए हैं। जिससे ओबीसी समुदाय में भय का माहौल पैदा हो गया है। उन्होंने कहा कि बावनकुले ओबीसी समुदाय के नेता हैं और ओबीसी उप-समिति के अध्यक्ष भी हैं, इसलिए उन्हें ओबीसी समुदाय में फैले भय के माहौल को दूर करना चाहिए। राजुरकर ने ज्ञापन में मांग की कि किसी भी परिस्थिति में मराठा जाति को ओबीसी श्रेणी में शामिल नहीं किया जाना चाहिए और सामान्य रूप से मराठों को कुनबी प्रमाण पत्र नहीं दिए जाने चाहिए,कुनबी, कुनबी मराठा और मराठा कुनबी प्रमाण पत्र झूठे और कपटपूर्ण साक्ष्य के आधार पर जारी न किए जाएं,केवल शपथपत्र के आधार पर कुनबी प्रमाण पत्र जारी न किए जाएं, झूठी प्रविष्टियों की जांच के लिए मंत्रियों की एक समिति नियुक्त की जाए, स्थानीय निकाय चुनावों में चुनाव लड़ने वाले ओबीसी के लिए, चुनाव लड़ने की अनुमति दिए बिना जाति सत्यापन प्रस्ताव और जाति सत्यापन विभाग को प्रस्तुत करने की रसीद के साथ कुनबी जाति का उल्लेख करने वाले राजस्व दस्तावेज़ संलग्न करना अनिवार्य किया जाए। यह भी पढ़ें – ‘जिसकी जितनी चादर उतना…’, अपने फैसले पर अडिग भाजपा, ताकत के अनुपात में ही होगा सीटों का बंटवारा साथ ही 2 सितंबर, 2025 के सरकारी निर्णय के अंतिम पैराग्राफ में, गांव, गोत्र और रिश्ते से कौन व्यक्ति है, इसका अर्थ स्पष्ट किया जाए। यह मांग ओबीसी महासंघ के राष्ट्रीय महासचिव सचिन राजुरकर ने की है। वक्तव्य देते समय ओबीसी योद्धा रवीन्द्र टोंगे, महिला महासंघ की महासचिव मनीषा बोबडे, किसान महासंघ के रंजीत डावरे, धनोजे कुनबी समाज के अध्यक्ष श्रीधर मालेकर, सचिव अतुल देउलकर सहित उनके पूरे निदेशक मंडल, ओबीसी छात्र महासंघ के दीपक पिम्पलशेंडे, सुमित देवालकर,प्रशांत पिम्पलशेंडे, उदय टोंगे, सूरज देवालकर, उमेश श्रीरासागर, चन्द्रशेखर देवालकर,हर्षल टोंगे आदि उपस्थित थे। Follow Us On © Copyright Navbharatlive 2025 All rights reserved.</w:t>
+      </w:r>
+    </w:p>
+    <w:p>
+      <w:pPr>
+        <w:pStyle w:val="Heading3"/>
+      </w:pPr>
+      <w:r>
+        <w:t>Article 62</w:t>
+      </w:r>
+    </w:p>
+    <w:p>
+      <w:r>
+        <w:t>Title: आपके दिए वोट की सूची राहुल गांधी को भेजेंगे, मंत्री बावनकुले ने 5 साल में कर्जा चुकाने का किया वादा</w:t>
+      </w:r>
+    </w:p>
+    <w:p>
+      <w:r>
+        <w:t xml:space="preserve">URL: </w:t>
+      </w:r>
+      <w:hyperlink r:id="rId70">
+        <w:r>
+          <w:rPr>
+            <w:color w:val="0000FF"/>
+          </w:rPr>
+          <w:t>https://navbharatlive.com/maharashtra/nagpur/send-your-vote-list-rahul-gandhi-minister-bawankule-promise-repay-loan-5-years-1363241.html</w:t>
+        </w:r>
+      </w:hyperlink>
+    </w:p>
+    <w:p>
+      <w:r>
+        <w:t>Content: चंद्रशेखर बावनकुले (सौजन्य-नवभारत) Besa-Beltarodi Development: विधानसभा में जनता द्वारा दिए गए वोट को भाजपा ने कर्ज के रूप में स्वीकार किया है। यह कर्ज हम आगामी 5 वर्षों में बेसा-बेलतरोड़ी का सर्वांगीण विकास कर चुकाएंगे। आगामी स्थानीय निकाय चुनाव में 51 प्रतिशत वोट लेकर जीतना है। आपके दिए गए वोट की सूची राहुल गांधी को भेजना है। इसके लिए आज से ही चुनाव के काम में जुट जाएं। यह अपील जिला पालक मंत्री चंद्रशेखर बावनकुले ने बेसा में आयोजित भाजपा कार्यकर्ता संवाद सम्मेलन में कही। उन्होंने कहा कि इस क्षेत्र के 100 प्रतिशत काम आज तक बीजेपी ने ही किया है, कांग्रेस ने एक भी काम नहीं किया। महायुति सरकार ने इस क्षेत्र के विकास के लिए 760 करोड़ रुपये मंजूर किए हैं। इस अवसर पर टेकचंद सावरकर, सुधाकर कोहले, अजय बोढारे, चेतन खडसे, प्रीति मानमोड़े, हरीश कंगाली, चंद्रशेखर राऊत, रूपराव शिंगणे सहित बड़ी संख्या में पदाधिकारी व कार्यकर्ता उपस्थित थे। बावनकुले ने कहा कि कांग्रेस नेता हताश हो गए हैं और ‘वोट चोरी’ का आरोप कर रहे हैं। यह आपके वोट का अपमान है। शरद पवार को न जाने क्या हुआ है, वे झूठे वीडियो दिखाकर लोगों को भ्रमित कर रहे हैं। आगामी चुनाव में भी विरोधी फिर झूठे आरोप लगाएंगे। यह भी पढ़ें – नागपुर के 10 चौराहों पर AI से नजर, ट्रैफिक इंफ्रास्ट्रक्चर के लिए इंटीग्रेटेड ट्रैफिक मैनेजमेंट लागू उन्होंने विपक्षियों से अपील की कि वे अभी से मतदाता सूची की जांच कर लें। उन्होंने कार्यकर्ताओं से कहा कि राज्य व केन्द्र सरकार की योजना आम जनता तक पहुंचाएं। अभी से काम पर लग जाएं। सम्मेलन के दौरान एनसीपी के अनेक कार्यकर्ताओं ने बीजेपी में प्रवेश किया। Follow Us On © Copyright Navbharatlive 2025 All rights reserved.</w:t>
+      </w:r>
+    </w:p>
+    <w:p>
+      <w:pPr>
+        <w:pStyle w:val="Heading3"/>
+      </w:pPr>
+      <w:r>
+        <w:t>Article 63</w:t>
+      </w:r>
+    </w:p>
+    <w:p>
+      <w:r>
+        <w:t>Title: महाराष्ट्राचा नकाशा बदलणार; 81 तालुके आणि 20 जिल्हे निर्माण होणार</w:t>
+      </w:r>
+    </w:p>
+    <w:p>
+      <w:r>
+        <w:t xml:space="preserve">URL: </w:t>
+      </w:r>
+      <w:hyperlink r:id="rId71">
+        <w:r>
+          <w:rPr>
+            <w:color w:val="0000FF"/>
+          </w:rPr>
+          <w:t>https://zeenews.india.com/marathi/maharashtra/maharashtra-state-new-district-and-taluka-formation-the-map-of-maharashtra-will-change-81-new-talukas-and-20-districts-will-be-created-in-maharashtra/940852</w:t>
+        </w:r>
+      </w:hyperlink>
+    </w:p>
+    <w:p>
+      <w:r>
+        <w:t>Content: Maharashtra State New District And Taluka Formation : भविष्यात महाराष्ट्राचा नकाशा बदलण्याची शक्यता आहे. महाराष्ट्रात नव्या 81 तालुके आणि 20 जिल्ह्यांच्या निर्मितीचा प्रस्ताव आहे. महसूल मंत्री चंद्रशेखर बावनकुळे यांनी या प्रस्ताबाबत भाष्य केले आहे. मागील अनेक वर्षांपासून महाराष्ट्रातीलनवीन जिल्ह्यांची निर्मिती होणार असल्याच्या चर्चा सुरु आहे. नविन जिल्हे आणि तालुक्यांच्या निर्मीतीमुळे प्रशासकीय सोयीसाठी आणि स्थानिक विकासाला चालना मिळणार आहे. महाराष्ट्रामध्ये एकूण 36 जिल्हे आणि 385 तालुके आहेत, तसेच मुंबई शहर जिल्ह्यात एकही तालुका नाही. हे जिल्हे 6 महसूल विभागांमध्ये विभागले आहेत. राज्यात 81 तालुके आणि सुमारे 20 जिल्हे निर्मितीचा प्रस्ताव आहे, जनगणना झाल्यावर भौगोलिक स्थिती पाहून निर्णय घेऊ, महसूल मंत्री चंद्रशेखर बावनकुळे यांची चंद्रपुरात माहिती महसूल मंत्री चंद्रशेखर बावनकुळे यांनी आपल्या चंद्रपूर दौऱ्यात राज्यातील जिल्हे आणि तालुका निर्मिती बाबत मोठे विधान केले आहे. चंद्रपूर जिल्हाधिकारी कार्यालयात आयोजित पत्र परिषदेत त्यांनी 81 तालुके आणि सुमारे 20 जिल्ह्यांच्या निर्मितीचा प्रस्ताव शासनाकडे असल्याचे सांगत जनगणना झाल्यावर , जागांची पुनर्रचना लक्षात घेतल्यावर या संबंधात भौगोलिक परिस्थिती पाहून आवश्यक असेल त्या ठिकाणी निर्णय घेऊ असे सांगितले. 1 मे 1960 रोजी महाराष्ट्राच्या स्थापनेवेळी राज्यात 26 जिल्हे होते. आतापर्यंत 10 नवीन जिल्ह्यांची निर्मिती झाली. 1 ऑगस्ट 2014 रोजी पालघर जिल्हा ठाण्यातून स्वतंत्र जिल्हा म्हणून अस्तित्वात आला. याच प्रमाणे आता नाशिकमधून मालेगाव अहमदनगरमधून शिर्डी, पुण्यातून बारामती, ठाण्यातून मीरा-भाईंदर आणि साताऱ्यातून कराड असे नविन जिल्हे निर्माण करणे प्रस्तावित आहे. तालुका निर्मितीचा निर्णय झाल्यावर जिल्हाधिकाऱ्यांच्या स्तरावर आराखडा तयार केला जातो. या आराखड्यावर लोकांकडून हरकती आणि सूचना मागवल्या जातात. सर्व हरकती आणि सूचनांचा विचार करून जिल्हाधिकारी आपला अंतिम अहवाल शासनाकडे पाठवतात, त्यानंतर शासन अंतिम निर्णय घेतला जातो. FAQ 1 महाराष्ट्रातील नवीन जिल्हे आणि तालुक्यांच्या निर्मितीबाबत प्रस्ताव काय आहे? महाराष्ट्र सरकारकडे सुमारे २० नवीन जिल्ह्यांची आणि ८१ तालुक्यांची निर्मितीचा प्रस्ताव आहे. हे प्रशासकीय सोयी आणि स्थानिक विकासासाठी प्रस्तावित आहे. मात्र, जनगणना झाल्यानंतर भौगोलिक स्थिती आणि जागांची पुनर्रचना पाहून निर्णय घेतला जाईल. 2 महसूल मंत्री चंद्रशेखर बावनकुळे यांनी याबाबत काय सांगितले? चंद्रशेखर बावनकुळे यांनी चंद्रपूर दौऱ्यातील पत्र परिषदेत हा प्रस्ताव असल्याचे सांगितले. जनगणना झाल्यानंतर भौगोलिक परिस्थिती लक्षात घेऊन आवश्यक ठिकाणी निर्णय घेण्यात येतील, असे त्यांनी स्पष्ट केले. 3 महाराष्ट्रात सध्या किती जिल्हे आणि तालुके आहेत? महाराष्ट्रात एकूण ३६ जिल्हे आणि ३५८ तालुके आहेत. मुंबई शहर जिल्ह्यात एकही तालुका नाही. हे जिल्हे ६ महसूल विभागांमध्ये विभागले आहेत (कोकण, पुणे, नाशिक, छत्रपती संभाजीनगर, अमरावती, नागपूर). वनिता सुनिल कांबळे या 'झी 24 तास' डिजिटलमध्ये सिनीयर सब एडीटर पदावर कार्यरत आहेत. न्यूज चॅनल तसेच डिजीटल मीडिया क्षेत्राचा 12 वर्षांचा अनुभव आहे. याआधी tv9 मराठी, साम टीव्ही, जय महाराष्ट्र न्यूज चॅनल, नवराष्ट्र येथे काम केलं आहे. महाराष्ट्रातील राजकीय बातम्यांसह देश विदेशातील राजकीय घडामोडींचे बातम्यांच्या माध्यमातून सखोल विश्लेषण करतात. क्राईम, व्यवसाय, राष्ट्रीय आणि जागतिक घडामोडींचे वृत्त लिखाण करतात. यासह पर्यटन, सायन्स, टेक्नॉलॉजी तसेच रिसर्चबेस स्टोरी करण्याची विशेष आवड. ...Read More वनिता सुनिल कांबळे या 'झी 24 तास' डिजिटलमध्ये सिनीयर सब एडीटर पदावर कार्यरत आहेत. न्यूज चॅनल तसेच डिजीटल मीडिया क्षेत्राचा 12 वर्षांचा अनुभव आहे. याआधी tv9 मराठी, साम टीव्ही, जय महाराष्ट्र न्यूज चॅनल, नवराष्ट्र येथे काम केलं आहे. महाराष्ट्रातील राजकीय बातम्यांसह देश विदेशातील राजकीय घडामोडींचे बातम्यांच्या माध्यमातून सखोल विश्लेषण करतात. क्राईम, व्यवसाय, राष्ट्रीय आणि जागतिक घडामोडींचे वृत्त लिखाण करतात. यासह पर्यटन, सायन्स, टेक्नॉलॉजी तसेच रिसर्चबेस स्टोरी करण्याची विशेष आवड. By accepting cookies, you agree to the storing of cookies on your device to enhance site navigation, analyze site usage, and assist in our marketing efforts. By continuing to use the site, you agree to the use of cookies. You can find out more by clicking this link</w:t>
+      </w:r>
+    </w:p>
+    <w:p>
+      <w:pPr>
+        <w:pStyle w:val="Heading3"/>
+      </w:pPr>
+      <w:r>
+        <w:t>Article 64</w:t>
+      </w:r>
+    </w:p>
+    <w:p>
+      <w:r>
+        <w:t>Title: महसूल विभाग सुधारला तर सरकार सुधारेल; मुख्यमंत्री देवेंद्र फडणवीस यांचा विश्वास</w:t>
+      </w:r>
+    </w:p>
+    <w:p>
+      <w:r>
+        <w:t xml:space="preserve">URL: </w:t>
+      </w:r>
+      <w:hyperlink r:id="rId72">
+        <w:r>
+          <w:rPr>
+            <w:color w:val="0000FF"/>
+          </w:rPr>
+          <w:t>https://www.loksatta.com/pune/cm-devendra-fadnavis-on-remark-on-maharashtra-revenue-department-pune-print-news-zws-70-5381326/</w:t>
+        </w:r>
+      </w:hyperlink>
+    </w:p>
+    <w:p>
+      <w:r>
+        <w:t>Content: पुणे : ई-नोंदणीच्या माध्यमातून सामान्य माणसाला होणारा त्रास कमी करण्याचा सरकारचा प्रयत्न आहे. मात्र, महसूल विभागाने नव्याने दावे निर्माण होणार नाहीत, हे ध्येय ठेवले पाहिजे. फेरफार उताऱ्यात चुका, मोजणीत चुका या मानवनिर्मित चुका टाळून प्रलंबित दावेही निकाली काढावे लागतील. महसूल विभागात सुधारणा झाली तर सरकारही सुधारेल, असा विश्वास राज्याचे मुख्यमंत्री देवेंद्र फडणवीस यांनी येथे बुधवारी व्यक्त केला. पंतप्रधान नरेंद्र मोदी यांच्या ७५ व्या वाढदिवसानिमित्त महसूल खात्याच्या वतीने छत्रपती शिवाजी महाराज महाराजस्व अभियानांतर्गत सुरू करण्यात आलेल्या राज्यस्तरीय सेवा पंधरवड्याचे उद्घाटन मुख्यमंत्री फडणवीस यांच्या हस्ते झाले. त्यावेळी ते बोलत होते. उपमुख्यमंत्री, पालकमंत्री अजित पवार, कृषीमंत्री दत्तात्रय भरणे, महसूल राज्यमंत्री योगेश कदम, राज्यमंत्री माधुरी मिसाळ, महसूल विभागाचे अपर मुख्य सचिव विकास खारगे, जमाबंदी आयुक्त सुहास दिवसे, नोंदणी महानिरीक्षक रवींद्र बिनवडे, विभागीय आयुक्त डॉ चंद्रकांत पुलकुंडवार, जिल्हाधिकारी जितेंद्र डुडी, अतिरिक्त जिल्हाधिकारी सुहास मापारी, खासदार मेधा कुलकर्णी, चित्रपट अभिनेते नाना पाटेकर यांच्यासह आमदार आणि महसूल, जमाबंदी आणि नोंदणी आणि मुद्रांक शुल्क विभागाचे अधिकारी मोठ्या संख्येने उपस्थित होते. जिल्हा प्रशासनाने राबविलेल्या विविध अभिनव उपक्रमाचे कौतुक महसूल मंत्री आणि उपमुख्यमंत्री यांनी केले. फडणवीस म्हणाले, ‘सर्वसामान्य नागरीकांना जगण्यासाठी ज्या गोष्टी लागतात. त्या सोप्या कशा करता येतील, घरबसल्याच्या त्यांना सेवा कशी मिळेल, हाच ‘ईज ऑफ लिव्हिंग’ भाग आहे. नागरीकांना सरकारी कार्यालयात हेलपाटे मारावे लागू नयेत, हाच शासनाचा उद्देश आहे. त्यासाठी अधिकाधिक सेवांचे डिजिटायेझन करण्यात येत आहे. मात्र नव्याने दावे निर्माण होणार नाहीत, हे ध्येय महसूल विभागाने ठेवले पाहिजे. प्रलंबित दावे निकाली लावले पाहिजेत. फेरफार उताऱ्यात चुका, मोजणीत चुका या मानवनिर्मित चुका टाळता आल्या पाहिजेत. त्यातूनच नागरिकांचे जीवन सुकर होईल.’ दरम्यान, महसूल विभागाच्या विविध सेवा देतांना आधुनिक तंत्रज्ञानाच्या उपयोगाद्वारे सामान्य माणसाच्या जीवनात परिवर्तन आणले जाईल आणि त्याची सुरूवात सेवा पंधरवड्याच्या निमित्ताने करण्यात येईल. सामान्य माणसाचे जीवन अधिक सुलभ करताना त्याच्या समस्या वेगाने दूर करण्यासाठी सेवा हमी कायद्यांतर्गत १ हजार १०० सेवा येत्या १ मेपर्यंत डिजीटल पद्धतीने उपलब्ध करून देण्यात येतील. त्यानुसार पहिल्या टप्प्यात ४४ सेवा ऑनलाइन करण्यात येणार आहेत. नागरिकांशी संबंधित सेवा नीट दिल्या तरी शासकीय कार्यालयातील गर्दी कमी होईल. त्यामुळे येत्या तीन महिन्यात या सेवा हमी कायद्याशी जोडण्याबरोबरच ऑनलाइन उपलब्ध करून देण्यात येणार आहेत. २६ जानेवारीपर्यंत आखणी २०० सेवा, तर १ मे २०२२६ पर्यंत ११०० सेवा ऑनलाइन उपलब्ध करून देण्याचे उदिष्ट शासनाने ठेवले आहे. कार्यक्रमाचे प्रस्ताविक खारगे यांनी केले. यावेळी विविध मान्यवरांचा सत्कार करण्यात आला. नाम फाउंडेशन आणि राज्य शासन यांच्यातील करारावर यावेळी स्वाक्षरी करण्यात आली. पुणे शहराचे प्रांत विठ्ठल जोशी यांनी सूत्रसंचालन केले. तर राज्यमंत्री योगेश कदम यांनी आभार मानले. लोकाभिमुख कारभार हेच ध्येय ठेऊन महायुतीचे सरकार काम करीत आहे. त्यामध्ये प्रशासनाचे सहकार्य हवे आहे, असे उपमुख्यंत्री अजित पवार यांनी सांगितले. सेवा पंधरवड्याच्या माध्यमातून नागरिकांच्या समस्यांचे निराकरण करण्यात येणार आहे. सोलापूरमधील कुर्डू येथील अवैध गौण खनिज उत्खननावरून महिला पोलिस अधिकाऱ्यासोबत झालेल्या वादावरही पवार यांनी मिश्किल भाष्य केले. महसूलमंत्री चंद्रशेखर बावनकुळे यांनी पाणंद रस्त्यांसाठी मुरूम टाकल्यास रॉयल्टी लागणार नाही तसेच पोलिसांचा बंदोबस्त ही विनामूल्य मिळेल, असेल असे सांगितले. त्यामुळे ‘पोलीसांनी पाणंद रस्त्यावर मुरूम टाकणे टाकण्यासाठी परवानगी आहे याची नोंद घ्यावी. सर्व ही बाब तिकडे सोलापुरातही सांगावे, असा मिश्किल टोला लगावत बावनकुळे यांनी ही योजना एक महिन्यापूर्वी आणली असती तर या बाबीचा गवगवा झाला नसता, अशी टिप्पणी केली. लोकसभा विरोधी पक्षनेते राहुल गांधी यांनी केंद्रीय निवडणूक आयोग आणि मुख्य निवडणूक आयुक्त ज्ञानेश कुमार यांच्यावर गंभीर आरोप केले. कर्नाटकमधील २०२३ निवडणुकीत मत चोरी झाल्याचा दावा करत, त्यांनी पुरावे सादर केले. मतदार यादीतून नावं वगळण्यासाठी बाहेरील मोबाईल क्रमांक वापरल्याचा आरोप केला. निवडणूक आयोगाने आठवड्याभरात माहिती जाहीर करावी, अन्यथा घोटाळेबाजांना वाचवत असल्याचं सिद्ध होईल, असा अल्टिमेटम दिला.</w:t>
+      </w:r>
+    </w:p>
+    <w:p>
+      <w:pPr>
+        <w:pStyle w:val="Heading3"/>
+      </w:pPr>
+      <w:r>
+        <w:t>Article 65</w:t>
+      </w:r>
+    </w:p>
+    <w:p>
+      <w:r>
+        <w:t>Title: Maharashtra Politics Live Update : ट्रम्प यांच्या एच-1 बी व्हिसावरील निर्णयावर भारताची पहिली प्रतिक्रिया</w:t>
+      </w:r>
+    </w:p>
+    <w:p>
+      <w:r>
+        <w:t xml:space="preserve">URL: </w:t>
+      </w:r>
+      <w:hyperlink r:id="rId73">
+        <w:r>
+          <w:rPr>
+            <w:color w:val="0000FF"/>
+          </w:rPr>
+          <w:t>https://sarkarnama.esakal.com/maharashtra/maharashtra-20-september-2025-latest-marathi-political-news-manoj-jarange-patil-obc-reservation-mahayuti-devendra-fadnavis-uddhav-thackeray-ajit-pawar-eknath-shinde-ncp-mns-shivsena-ubt-rahul-gandhi-election-commission-mumbai-pune-chhagan-bhujbal-ncp-bjp-local-body-elections</w:t>
+        </w:r>
+      </w:hyperlink>
+    </w:p>
+    <w:p>
+      <w:r>
+        <w:t>Content: आगामी स्थानिकच्या पार्श्वभूमिवर एकनाथ शिंदेची शिवसेना आक्रमकपणे नियोजन करताना दिसत आहे. याचदरम्यान रायगडमध्ये अद्याप शिनसेना आणि अजित पवार यांच्या राष्ट्रवादीतील वाद संपलेला दिसत नाहीय. अशातच मंत्री भरत गोगावले यांनी, निवडणुका स्वतंत्र लढण्याची आमची देखील तयारी असल्याचे सांगत महायुतीलाच इशारा दिला आहे. त्यांनी, आम्ही देखील मेलेल्या आईचे दूध प्यायलेलो नाही, पण महायुती म्हणून लढावं ही आमची भूमिका असल्याचे म्हणाले आहे. ते चिपळूनमध्ये प्रसारमाध्यमांशी बोलत होते. ओबीसी आंदोलक लक्ष्मण हाके यांची एक कथित व्हाट्सअप ऑडिओ कॉल रेकॉर्डिंग व्हायरल झाली आहे‌. यामुळे सोशल माध्यमांवर मोठी चर्चा सुरू झाली आहे. एक व्यक्ती लक्ष्मण हाके यांना फोनवरून बोलताना तुम्ही समाजासाठी खूप काम करत आहात तुम्हाला काहीतरी मानधन द्यायचं आहे. यावर लक्ष्मण हाके म्हणतात काय मानधन देताय बोला. त्यावर समोरून बोलणारा व्यक्ती म्हणतो एक लाख रुपयांपर्यंत ऑनलाइन गुगल पे, फोन पे वर पैसे पाठवतो. त्यावर लक्ष्मण हाके म्हणतात एक मिनिट थांबा आणि रितेश नावाच्या व्यक्तीला विचारतात यूपीआय नंबर, फोन पे, गुगल पे नंबर आहे का ? अशी हि व्हिडिओ कॉल रेकॉर्डिंग प्रचंड व्हायरल होत आहे. याची मोठी चर्चा होत आहे. अमेरिकेचे राष्ट्राध्यक्ष डोनाल्ड ट्रम्प भारतीवर पुन्हा एकदा मोठा निर्णय लादला. त्यांनी एच-1 बी व्हिसावरील शुल्क तब्बल एक लाख डॉलर म्हणजेच भारतीय रुपयांमध्ये 88 लाखांपर्यंत वाढवण्याचा निर्णय घेतला. यामुळे अनेक भारतीयांचे अमेरिकेला जाण्याचे स्वप्नावर पाणी फेरलं आहे. यादरम्यान भारताची पहिली प्रतिक्रिया समोर आली असून अमेरिकेनं घेतलेल्या या निर्णयाचे काय परिणाम होऊ शकतात याचं मूल्यांकन सुरू आहे, तसेच या निर्णयामुळे तंत्रज्ञान आणि उद्योग क्षेत्रात होत असलेल्या बदलांवर देखील आम्ही बारीक नजर ठेवून आहोत असं भारत सरकारने म्हटलं आहे. महसूलमंत्री चंद्रशेखर बावनकुळे यांचा आज चंद्रपूर दौरा होता. यातील जनसंवाद उपक्रमाच्यामाध्यमातून ते लोकांशी संवाद साधणार होते. मात्र, त्यांनी केवळ देखावा केला असून, निवेदने स्वीकारून लोकांची बोळवण केली, असा आरोप आम आदमी पक्षाने केला. सर्वसामान्य नागरिक आणि आपचे पदाधिकारीही या जनसंवाद कार्यक्रमासाठी उपस्थित झाले. अनेकांना आपल्या समस्या त्यांच्यापुढे मांडायच्या होत्या. मात्र बावनकुळे यांनी एकही व्यक्तीची समस्या ऐकली नाही. केवळ लेखी निवेदने स्वीकारली आणि आलेल्या लोकांची दिशाभूल केली, असा आरोप आपने केला. उद्धव ठाकरे यांच्या सरकारच्या काळातील शिवभोजन थाळी योजना सुरूच राहणार असल्याचे स्पष्ट संकेत महसूलमंत्री चंद्रशेखर बावनकुळे यांनी दिले आहेत. या शिवभोजन थाळी योजनेसाठी सरकारने दोनशे कोटी रुपये मंजूर केले असल्याची माहिती त्यांनी दिली आहे. माजी आमदार अशोक कोंडीबा टेकवडे यांच्यासह दहा जणांविरुद्ध पुणे ग्रामीण पोलिसांनी गुन्हा दाखल करत मोठी कारवाई केली आहे. पुणे जिल्ह्यातील शिरूर तालुक्यातील गणेगाव दुमाला या ठिकाणी असलेल्या सचिन गरड नावाच्या शेतकऱ्याची जमीन गहाण ठेवून माजी आमदारांसह इतर आरोपींनी कर्ज काढल्याचा धक्कादायक प्रकार समोर आला आहे. कृषिमंत्री दत्तात्रय भरणे यांनी अकोला येथे मोठं विधान केलं आहे. त्यांनी पाऊस थांबताच शेतीच्या नुकसानीचे पंचनामे करून सरकार शेतकऱ्यांना मदत करणार असल्याचं जाहीर केलं आहे. तसेच जून-जुलै महिन्यात झालेल्या नुकसानीबाबत शेतकऱ्यांच्या खात्यात नुकसान भरपाई जमा करण्याची प्रक्रिया सुरू असल्याची माहितीही त्यांनी दिली आहे. महाराष्ट्राचे मुख्यमंत्री देवेंद्र फडणवीस यांनी नाशिक त्र्यंबकेश्वर येथे चार ते पाच पत्रकारांवर झालेल्या अमानुष मारहाणीची घटनेची गंभीर दखल घेतली आहे.त्यांनी नाशिक जिल्हाधिकारी आणि पोलिसांशी संपर्क साधला असून त्वरित कारवाईचे आदेश दिले आहेत. उद्धव ठाकरे यांच्या सरकारच्या काळात बुलेट ट्रेन प्रकल्पाला मंजुरी देण्यात आली नव्हती, त्यामुळे बुलेट ट्रेन प्रकल्पाला विलंब झाला. पण तो विलंबही भरून काढण्याचे काम सध्या सुरू आहे. बुलेट ट्रेन पूर्ण झाल्यानंतर अहमदाबाद-मुंबईचा प्रवास हा दोन तास सात मिनिटांत करता येणार आहे, असे रेल्वेमंत्री अश्विन वैष्णव यांनी सांगितले. महाविकास आघाडी सरकारच्या काळात सुरू करण्यात आलेली शिवभोजन थाळी योजना सुरू ठेवण्याचा निर्णय महायुती सरकारने घेतला आहे. याबाबतची माहिती महसूल मंत्री चंद्रशेखर बावनकुळे यांनी दिली आहे. या शिवभोजन थाळी योजनेसाठी २०० कोटी रुपयांची तरतूद करण्यात आली आहे, असेही बावनकुळे यांनी स्पष्ट केले. ओला दुष्काळ जाहीर करण्याच्या मागणीसाठी हिंगोलीत शिवसेना उद्धव बाळासाहेब ठाकरे पक्षाकडून कृषिमंत्री दत्तात्रेय भरणे यांना काळे झेंडे दाखविण्यात आले. या वेळी शिवसैनिकांनी काही वेळ कृषिमंत्री भरणे यांची गाडी अडवली होती. मात्र, पोलिसांनी शिवसैनिकांना बाजूला केल्यानंतर कृषिमंत्री नियोजित स्थळाकडे रवाना झाले. ओला दुष्काळ जाहीर करा नाही तर खुर्च्या खाली करा, अशी घोषणाबाजी या वेळी शिवसैनिकांनी केली. सोलापूर जिल्ह्यात यंदा अतिवृष्टी झाली आहे. या अतिवृष्टीमुळे जिल्ह्यातील एक लाख ६६ हेक्टर क्षेत्रावरील खरीप पिकांचे नुकसान झाले आहे, असा प्राथमिक अहवाल कृषी विभागाने दिला आहे. अजूनही पाऊस सुरू झाली आहे, त्यामुळे नुकसान आणखी वाढण्याची शक्यता वर्तविण्यात येत आहे. एसटी महामंडळाकडून महत्त्वाचा, मोठा निर्णय घेण्यात आला आहे. एसटी महामंडळाकडून 17 हजार 450 कंत्राटी पद्धतीने नोकऱ्या देण्यात येणार आहेत. यात चालक आणि सहाय्यक अशा पदांसाठी भरती होणार आहेत. परिवहन मंत्री प्रताप सरनाईक यांनी याबाबत माहिती दिली आहे. सरकारमध्ये असलेला पालकमंत्री शेतकऱ्यांच्या बांधावर दिसत नाही. प्रशासन देखील नुकसानीचा अर्धा सर्वे करतात. भारताची नेपाळपेक्षा वाईट अवस्था सध्या आहे. अमरावतीचे पालकमंत्री चंद्रशेखर बावनकुळे अजूनही शेतकऱ्यांच्या बांधावर पोहोचले नाहीत. बावनकुळे यांना अमरावतीत आल्यानंतर गणपती, दहीहंडी साठी वेळ मिळतो. शेतकरी सध्या वाऱ्यावर आहे. निवडणुकीच्या आधी शेतकरी फक्त हिंदू असतो. सत्ता आल्यानंतर शेतकरी हिंदू नसतो” अशी बोचरी टीका बच्चू कडू यांनी केली. भाजप आमदार गोपीचंद पडळकर यांनी राष्ट्रवादी काँग्रेसचे नेते जयंत पाटील यांच्याबद्दल केलेल्या वक्तव्यावरून तीव्र नाराजी व्यक्त होत आहे. हे वक्तव्य महाराष्ट्राच्या सांस्कृतिक वारशाला व राजकीय परंपरेला शोभणारे नसल्याची टीका काँग्रेस प्रवक्ते सचिन सावंत यांच्याकडून करण्यात आली आहे. भाजपाच्या मोहिमेचा भाग म्हणूनच अशा वादग्रस्त विधानांना प्रोत्साहन दिले जाते, असा आरोप विरोधकांनी केला आहे. विरोधकांना अस्वस्थ करणे, तपास यंत्रणांचा वापर करून दडपशाही करणे आणि माध्यमांवर दबाव आणणे ही भाजपाची ठरलेली रणनीती असल्याचेही सांगितले गेले. Pune News : पोलीस दलामध्ये काम करू इच्छिणाऱ्या तरुणांसाठी अत्यंत महत्त्वाची बातमी समोर आली आहे. राज्य सरकारकडून लवकरच एका मोठ्या पोलीस भरतीची घोषणा होणार आहे. पुणे पोलीस दलामध्ये एक मोठी भरती होणारातून त्याबाबतच्या प्रस्तावाला तत्वतः मान्यता देण्यात आली आहे. त्यामुळे लवकरच ही भरती प्रक्रिया सुरू होणार असल्याचं सांगितलं जात आहे. आमदार गोपीचंद पडळकर यांनी जयंत पाटील यांच्यावर मर्यादा सोडून केलेल्या टीकेबाबत इस्लामपूर येथे समर्थांकांकडून रास्ता रोको. आमदार गोपीचंद पडळकर यांच्या विधानावर राष्ट्रवादी काँग्रेसने नाराजी व्यक्त करत आंदोलन केले. शरदचंद्र पवारांच्या नेतृत्वाखालील राष्ट्रवादी कार्यकर्त्यांनी नागपूरच्या व्हेरायटी चौकात पडळकर यांच्या विरोधात जोरदार निषेध नोंदवला. कार्यकर्त्यांनी घोषणाबाजी करून पडळकर यांच्यावर तक्रार केली. #WATCH | Gujarat | PM Modi conducts a roadshow in Bhavnagar(Source: ANI/DD) pic.twitter.com/zSRMrA3fwc मुख्यमंत्री माझी लाडकी बहीण योजनेतील सर्व लाडक्या बहिणींनी E-KYC प्रक्रिया लवकरात लवकर करावी. ही प्रक्रिया आपल्या सर्वांच्या हितासाठीच असून यामुळे लाडक्या बहिणींच्या सन्मान निधी वितरणात सुलभता व सुसूत्रता येणार आहे. E-KYC प्रक्रिया लाडक्या बहिणींच्या हिताची !मुख्यमंत्री माझी लाडकी बहीण योजनेतील सर्व लाडक्या बहिणींनी E-KYC प्रक्रिया लवकरात लवकर करावी. ही प्रक्रिया आपल्या सर्वांच्या हितासाठीच असून यामुळे लाडक्या बहिणींच्या सन्मान निधी वितरणात सुलभता व सुसूत्रता येणार आहे. pic.twitter.com/P0SWR0QUXi "आज, 20 सप्टेंबर हा भारताच्या समुद्री क्षेत्रासाठी आणि आत्मनिर्भरतेकडे वाटचाल करण्यासाठी एक महत्त्वाचा दिवस आहे. सकाळी सुमारे 10:30 वाजता भावनगर येथे ‘समुद्र से समृद्धि’ या कार्यक्रमाला उपस्थित राहणार आहे. या कार्यक्रमात 34,200 कोटी रुपयांहून अधिक कामांचे उद्घाटन किंवा शिलान्यास केला जाईल. यामुळे देशभरातील जनतेला फायदा होईल. तसेच शिपिंग क्षेत्राशी संबंधित महत्त्वाच्या धोरणांवरही आपले लक्ष केंद्रीत राहील." Today, 20th September is an important day for India’s maritime sector and our quest towards self-reliance. At around 10:30 AM, will take part in the ‘Samudra se Samriddhi’ programme in Bhavnagar. Works worth over Rs. 34,200 crores will be inaugurated or their foundation stones… पंतप्रधान नरेंद्र मोदी आज भावनगर येथे रोड शो आणि जनसभेत सहभागी झाले. या वेळी शिपिंग व पोर्टशी संबंधित अनेक प्रकल्पांचे उद्घाटन व भूमिपूजन करण्यात येणार आहे. भावनगरच्या विकासाला गती मिळावी आणि रोजगाराच्या संधी वाढाव्यात, यासाठी हे प्रकल्प उपयुक्त ठरणार असल्याचे मोदींनी सांगितले. डॉ. बाबासाहेब आंबेडकर संशोधन व प्रशिक्षण संस्था (बार्टी), पुणे मार्फत विकसित ऑनलाईन पोर्टलद्वारे जात प्रमाणपत्र पडताळणी प्रक्रिया पूर्णपणे ऑनलाईन करण्यात आली आहे. राज्यात जिल्हा जात प्रमाणपत्र पडताळणी समितीकडून जानेवारी २०२५ ते ऑगस्ट २०२५ या कालावधीत ३ लाख ४१ हजार ९७३ विद्यार्थ्यांना जात वैधता प्रमाणपत्रे वितरित करण्यात आली असल्याची माहिती ‘बार्टी’चे महासंचालक सुनील वारे यांनी दिली. दौंड तालुक्यात सेवा पंधरवडा उपक्रमाअंतर्गत तालुक्याचे आमदार राहुल कूल यांच्या हस्ते लाभार्थ्यांना ५०० हून अधिक लाभपत्राचे श्रीकृष्ण मंगल कार्यालय, बोरीपार्धी, चौफुला येथे वितरण करण्यात आले. नागरिकांना सेवा पंधरवडा उपक्रमात सहभागी होऊन सेवांचा लाभ घेण्याचे प्रशासनाच्यावतीने आवाहन करण्यात आले. भाजप आमदार गोपीचंद पडळकर यांनी जयंत पाटील यांच्याविषयी केलेल्या अश्लाघ्य वक्तव्याच्या निषेधार्थ इस्लामपूर बंदची हाक देण्यात आली आहे. राष्ट्रवादी काँग्रेस शरदचंद्र पवार पक्षाच्या वतीने रस्ता रोको करण्यात आले. आगामी महापालिका निवडणुकीच्या पार्श्वभूमीवर उद्धव ठाकरे यांचा ४ ऑक्टोबर रोजी पुणे दौरा येणार आहेत.ते स्थानिक स्वराज्य निवडणुकीची तयारी संदर्भात कार्यकर्त्यांना मार्गदर्शन करतील. पक्षाचे एकदिवशीय शिबिर देखील आयोजित केले जाणार असल्याची माहिती आहे. गोपीचंद पडळकर यांचे वक्तव्य म्हणजे आईला शिवी आहे.राजकीय नेत्यांना शिव्या द्या पण आई वडिलांना शिव्या देणे योग्य नाही. पडळकर कुणाच्या इशाऱ्यावर बोलत आहे, कोण त्याला पाठीशी घालत आहे. महाराष्ट्राची ही संस्कृती नव्हती ही पद्धत भाजपने सुरू केली आहे एखाद्याच्या आईवर बोलणे हे कोणते संस्कार आहेत? असा सवाल काँग्रेस नेते विजय वडेट्टीवार यांनी केला आहे. सरकारनामाचे सदस्य व्हा शॉपिंगसाठी 'सकाळ प्राईम डील्स'च्या भन्नाट ऑफर्स पाहण्यासाठी क्लिक करा. Read Latest Marathi Political News, Breaking Political News from Maharashtra, India, Pune &amp; Mumbai at Sarkarnama. To Get Live Political Marathi News on Mobile, Download the Sarkarnama Mobile App for Android and IOS. सरकारनामा आता सर्व सोशल मीडिया प्लॅटफॉर्मवर. ताज्या राजकीय घडामोडींसाठी फेसबुक, ट्विटर, इन्स्टाग्राम, शेअर चॅट, टेलिग्रामवर आणि व्हॉट्सॲप आम्हाला फॉलो करा. तसेच, सरकारनामा यूट्यूब चॅनेलला आजच सबस्क्राइब करा. Follow Us Copyright © 2025 Sakal Media Group – All Rights Reserved Powered by Quintype वेबसाईटवर ब्राउझिंगचा अनुभव सर्वोत्तम असावा, यासाठी आम्ही कुकीजचा वापर करतो. कुकीजमुळे तुम्हाला तुमच्या आवडत्या मजकुराची शिफारस करता येते. आमचे गोपनीयता आणि कुकीजसंदर्भातील धोरण तुम्हाला मान्य आहे.</w:t>
+      </w:r>
+    </w:p>
+    <w:p>
+      <w:pPr>
+        <w:pStyle w:val="Heading3"/>
+      </w:pPr>
+      <w:r>
+        <w:t>Article 66</w:t>
+      </w:r>
+    </w:p>
+    <w:p>
+      <w:r>
+        <w:t>Title: Maratha Reservation: दोन खासदार वगळता काँग्रेस नेत्यांनी मराठा आंदोलनाकडे फिरवली पाठ!</w:t>
+      </w:r>
+    </w:p>
+    <w:p>
+      <w:r>
+        <w:t xml:space="preserve">URL: </w:t>
+      </w:r>
+      <w:hyperlink r:id="rId74">
+        <w:r>
+          <w:rPr>
+            <w:color w:val="0000FF"/>
+          </w:rPr>
+          <w:t>https://sarkarnama.esakal.com/vishleshan/maharashtra-congress-leaders-in-maratha-reservation-protest-nana-patole-harshvardhan-patil-vijay-wadettiwar-turn-away-from-maratha-reservation-protest-manoj-jarange-patil-maharashtra-politics-mm76</w:t>
+        </w:r>
+      </w:hyperlink>
+    </w:p>
+    <w:p>
+      <w:r>
+        <w:t>Content: मराठा-कुणबीसाठी मनोज जरांगे पाटील यांनी मुंबईत केलेले आंदोलन. ‘ओबीसी बचाव’साठी नागपूरमध्ये झालेले आंदोलन यामुळे महाराष्ट्राचे समाजकारण आणि ढवळून निघाले. जरांगेंच्या आंदोलनामुळे लोकसभा निवडणुकीत १३ जागा मिळवित सर्वांत मोठा लाभ काँग्रेसला झाला होता. तर, सहा महिन्यांनी झालेल्या विधानसभा निवडणुकीत काँग्रेसला इतिहासात सर्वांत कमी म्हणजे अवघ्या १६ जागा जिंकता आल्या. महायुतीकडे एकवटलेली ‘ओबीसी मतपेढी’ याचे प्रमुख कारण मानले जाते. आता झालेल्या मराठा आंदोलनात दोन खासदारांचा अपवाद वगळता काँग्रेसचे आमदार, खासदार, प्रदेशाध्यक्ष गेले नाहीत. लोकसभा निवडणुकीत जरांगे पाटील घटकासोबत दलित आणि मुस्लिम मतांचा फायदा महाविकास आघाडीला झाल्याचे दिसले. भाजपचा ‘अब की बार चारसो पार’ची घोषणा पाहून राज्यघटना बदलाच्या भीतीने एकवटलेला अनुसूचित जातीचा समाज, भाजपला हरविण्यासाठी महाविकास आघाडी हाच एकमेव पर्याय म्हणून एकवटलेला मुस्लिम समाज आणि ओबीसी आरक्षणाच्या मागणीवरून आक्रमक झालेला मराठा समाज, यामुळे लोकसभा निवडणुकीसाठी महाराष्ट्रात ‘मदमु’ (मराठा-दलित-मुस्लिम) घटक कमालीचा चालला. विधानसभा निवडणुकीत भाजपच्या रणनितीने हा घटक विखुरला. कुणबी समाजाचे प्रतिनिधित्व करत असलेले प्रदेशाध्यक्ष हर्षवर्धन सपकाळ अन् माजी प्रदेशाध्यक्ष नाना पटोले, ओबीसी नेते विजय वडेट्टीवार यांचा एक गट आणि माजी मंत्री बाळासाहेब थोरात अन् विधान परिषदेचे गटनेते सतेज पाटील या मराठा नेत्यांचा एक गट या दोन्ही आंदोलनामध्ये सावध भूमिका घेताना दिसला. माजी मंत्री थोरात यांनी जरांगे पाटील यांच्या आंदोलनाला समर्थन असल्याचे पत्र समाजमाध्यमांत ‘व्हायरल’ करून आपला संगमनेर मतदारसंघ व अहिल्यानगर जिल्हा काही प्रमाणात सुरक्षित करण्याचा प्रयत्न केल्याचे दिसले. सोलापूरच्या खासदार प्रणिती शिंदेंच्या विजयात फक्त आणि फक्त मोहोळ, मंगळवेढा व पंढरपूर तालुक्यांतील जरांगे पाटील घटक महत्त्वपूर्ण ठरल्याचे या दोन तालुक्यांतील मताधिक्यावरून स्पष्ट दिसते. खासदार शिंदे यांनी मुंबईच्या आंदोलनात सहभागी व्हावे, यासाठी आंदोलकांनी प्रयत्न केले, या प्रयत्नांना अपयश आले. खासदार शिंदे यांनी आंदोलकांसाठी नाश्‍ता-पाण्याची सोय करून ‘मी सोबत असल्या’चे दाखविण्याचा प्रयत्न केला. कोल्हापूरचे खासदार श्रीमंत शाहू महाराज छत्रपतींच्या नेतृत्वाखाली काही खासदार अन् आमदारांनी जरांगे पाटील यांच्या आंदोलनाला भेट देऊन पाठिंबा देण्याची तयारीही केल्याचे समजते. नंतर हे नियोजन का कोलमडले? याचे उत्तर शोधण्याचा प्रयत्न सध्या काँग्रेस कार्यकर्ते करताना दिसत आहेत. लातूरचे खासदार डॉ. शिवाजीराव काळगे हेही या आंदोलनात सहभागी होतील, अशी या भागातील मराठा आंदोलकांना अपेक्षा होती. जरांगे पाटील यांच्या आंदोलनात शिवसेना उद्धव बाळासाहेब ठाकरे व राष्ट्रवादी काँग्रेस शरदचंद्र पवार पक्षाच्या नेत्यांनी जशी हजेरी लावली, तशी हजेरी लावण्यात काँग्रेसची सावध भूमिका अनेकांना आता खटकू लागली आहे. मराठा आंदोलनातील प्रमुख चेहरा म्हणून ओळख असलेले सरपंच मंगेश साबळे हे २०२४ ची निवडणूक जालना लोकसभा मतदारसंघातून अपक्ष लढले. प्रभावी व आक्रमक मराठा आंदोलक साबळे समोर असतानाही महाविकास आघाडीतील काँग्रेसचे डॉ. कल्याणराव काळे हे एक लाख ९ हजार मताधिक्याने येथून खासदार झाले. भाजपचे पाच वेळा निवडून आलेले खासदार आणि माजी मंत्री रावसाहेब दानवे यांचा पराभव झाला. दानवे यांच्या पराभवासाठी डॉ. काळे यांना जरांगे-पाटील फॅक्टर कमालीचा उपयुक्त ठरल्याचे दिसले. त्यामुळे खासदार काळे यांनी पक्षाचा आदेश, पक्षाचा निर्णय, पक्षाची भूमिका जाहीर होण्याच्या आगोदरच मुंबईत जाऊन जरांगे-पाटील यांच्या आंदोलनात स्टेजवर हजेरी लावली. या हजेरीतून त्यांनी ‘माझा मतदारसंघ, माझी जबाबदारी’ या तत्त्वानुसार आपल्या मतदारसंघातील मतपेढीला अधिक प्राधान्य दिल्याचे दिसले. त्यांच्यासोबत नांदेडचे खासदार रवींद्र चव्हाण हे देखील जरांगे यांच्या व्यासपीठावर दिसले. काँग्रेसच्या या दोन नेत्यांशिवाय कोणी आमदार वा खासदार जरांगे पाटील यांच्या स्टेजवर दिसले नाही. बाकीच्यांनी आंदोलकांच्या ‘रसद’साठी हातभार लावल्याचे समजते. जरांगे पाटील यांचे आंदोलन मुंबईत सुरू असताना लगेचच नागपूरमध्ये ओबीसी महासंघाचे आंदोलन बबनराव तायवाडे यांच्या नेतृत्वाखाली सुरू झाले. त्यांच्या आंदोलनाला गडचिरोलीचे काँग्रेस खासदार नामदेव किरसन, नागपूर पदवीधर मतदारसंघाचे आमदार अभिजित वंजारी आणि नागपूर शिक्षक मतदारसंघाचे आमदार सुधाकर आडबाले यांनी हजेरी लावली. या नेत्यांनीही ‘माझा मतदारसंघ, माझी जबाबदारी’ या तत्त्वानुसार आपल्या मतदारसंघातील मतपेढी सांभाळण्याचा प्रयत्न केल्याचे दिसले. ओबीसी महासंघाचे राष्ट्रीय अध्यक्ष तायवाडे हे तसे काँग्रेसचे मानले जातात. त्यांनी अद्याप भाजपमध्ये प्रवेश केला नसला तरीही ते सध्या भाजपकडे अधिकच झुकले असल्याचा संशय विदर्भातील काँग्रेस नेत्यांना वारंवार येऊ लागला आहे. त्यामुळे आपल्या ‘हाता’बाहेर गेलेल्या तायवाडे यांना काँग्रेसचा बडा नेता उघडपणे भेटताना दिसत नाही. लोकसभेचे विरोधी पक्षनेते राहुल गांधींचा सध्या ‘ड्रीम प्रोजेक्ट’ म्हणून ‘मतचोरी’ अभियाना’कडे पाहिले जाऊ लागले आहे. महाराष्ट्रात मतचोरीचा पहिला प्रयोग भाजपाचे माजी प्रदेशाध्यक्ष तथा महसूल मंत्री चंद्रशेखर बावनकुळे यांच्या कामठी (जि. नागपूर) मतदारसंघात झाल्याचा आरोप काँग्रेसने करत राज्यातील ‘वोट चोर, गद्दी छोड’चे पहिले आंदोलन कामठीत झाले. या मेळाव्यातून काँग्रेसने शक्तिप्रदर्शन केले. या मेळाव्यासाठी प्रदेशाध्यक्ष हर्षवर्धन सपकाळ, विधिमंडळ पक्षनेते विजय वडेट्टीवार, काँग्रेस कार्य समितीचे सदस्य अन् ज्येष्ठ नेते बाळासाहेब थोरात, विधान परिषदेतील काँग्रेसचे गटनेते सतेज पाटील, काँग्रेस समितीच्या सदस्य यशोमती ठाकूर, अखिल भारतीय काँग्रेस समितीचे सचिव कुणाल चौधरी, माजी मंत्री सुनील केदार, नसीम खान, खासदार श्यामकुमार बर्वे, प्रतिभा धानोरकर, प्रशांत पडोले, नामदेव किरसान, बळवंत वानखेडे, आमदार अभिजीत वंजारी एकाच व्यासपीठावर दिसले. या मेळाव्यात गैरहजर असलेल्या माजी प्रदेशाध्यक्ष पटोले यांची अनेकांना आठवण झाल्याचे समजते. मुंबईतील मराठा आंदोलनाकडे व नागपुरातील ओबीसी आंदोलनाकडे पाठ फिरविलेल्या प्रदेशाध्यक्ष सपकाळ यांनी पत्रकार परिषदेतून मुख्यमंत्री देवेंद्र फडणवीस यांच्यावर आरक्षणाच्या माध्यमातून जोरदार टीका केली. विविध मागण्याही त्यांनी समाजमाध्यमांतून पुढे आणल्या आहेत. दोन्ही आंदोलनांना न जाता प्रदेशाध्यक्ष सपकाळ यांनी हा प्रश्‍न तूर्तास सोडविला आहे. परंतु मराठा समाजाच्या ओबीसी आरक्षण मागणीवर काँग्रेसची भूमिका काय? या मुख्य प्रश्‍नाचे उत्तर मात्र प्रदेशाध्यक्ष सपकाळ टाळताना दिसत आहेत. स्वतंत्र आरक्षण न्यायालयात टिकत नसल्याचा जुनाच अनुभव मराठा समाजाच्या पाठीशी असल्याने आता ‘कुणबीमधून ओबीसी आरक्षण’ हा सरळ मार्ग अनेकांना पटला आहे. मराठवाडा, पश्‍चिम महाराष्ट्रातील मराठा समाजाचे या मागणीवर एकमत झाले आहे. ‘हैदराबाद गॅझेट’चा शासन निर्णय झाल्याने मराठवाड्यातील मराठा समाजाचा प्रश्‍न मार्गी लागला. काही महिन्यांत ‘सातारा’ आणि ‘औंध गॅझेट’मधून सांगली, सातारा या भागांचाही प्रश्‍न मार्गी लागेल. स्वत: कुणबी असलेले प्रदेशाध्यक्ष सपकाळ कोणाची बाजू घेणार? नव्याने येणाऱ्या कुणबी बांधवांची की पूर्वीपासून ओबीसीचा लाभ घेणाऱ्या जुन्या कुणबी बांधवांची? यावर अनेक प्रश्‍नांची उत्तरे अवलंबून आहेत. आगामी काळ हा स्थानिक स्वराज्य संस्था निवडणुकांचा आहे. या निवडणुकांत प्रचारासाठी फिरताना या प्रश्‍नाचे उत्तर व काँग्रेसची भूमिका प्रदेशाध्यक्ष सपकाळ यांना स्पष्ट करावी लागणार आहे. नव्या जुन्या कुणबींची ही कोंडी प्रदेशाध्यक्ष सपकाळ कशी फोडणार, याकडे सर्वांचे लक्ष लागले आहे. मुख्यमंत्रिपदावरून पायउतार झाल्यानंतर राज्यातील मुस्लिम समाजाची मोठी सहानुभूती उद्धव ठाकरेंना मिळाल्याचे दिसले. काँग्रेसकडून कधी काळी सुटलेली मुस्लिम मतपेढी कमी अधिक प्रमाणात शिवसेनेला (उद्धव बाळासाहेब ठाकरे) मिळाली. फायदा शिवसेनेचा झाला असला तरीही नुकसान मात्र काँग्रेसचेच झाल्याचे बारकाईने पाहिल्यावर लक्षात येते. ‘ओबीसी’ आणि मराठा या दोन टोकाच्या दोन व्होट बँकेला एकत्रित बांधण्याचा प्रयत्न भाजप करताना दिसत आहे. या प्रयत्नासाठी भाजपकडे केंद्र व राज्यातील सत्ता आणि मुख्यमंत्री देवेंद्र फडणवीस यांच्यासारखे चाणाक्ष रणनितीकार आहेत. त्या उलट या दोन्ही मतपेढ्या काँग्रेसकडे टिकवून ठेवण्यासाठी ना सत्ता आहे, ना मुख्यमंत्री फडणवीस यांच्या तोडीचा राज्यात रणनितीकुशल नेता आहे. लोकसभेला जरांगे पाटील घटकाची काँग्रेसला ‘लॉटरी’ लागली. विधानसभेला हा डाव फसला. स्थानिक स्वराज्य संस्थांच्या आगामी निवडणुकांच्या तोंडावर मराठा आणि ओबीसी या दोन्ही मतपेढ्या आपल्यापासून सुटू नये, यासाठी काँग्रेस सावध पावले टाकताना दिसत आहे. विस्कळीत झालेली मतपेढी पुन्हा एकदा जुळविण्यासाठी काँग्रेसकडून प्रयत्न होताना दिसत आहेत. (Edited by: Mangesh Mahale) सरकारनामाचे सदस्य व्हा शॉपिंगसाठी 'सकाळ प्राईम डील्स'च्या भन्नाट ऑफर्स पाहण्यासाठी क्लिक करा. Read Latest Marathi Political News, Breaking Political News from Maharashtra, India, Pune &amp; Mumbai at Sarkarnama. To Get Live Political Marathi News on Mobile, Download the Sarkarnama Mobile App for Android and IOS. सरकारनामा आता सर्व सोशल मीडिया प्लॅटफॉर्मवर. ताज्या राजकीय घडामोडींसाठी फेसबुक, ट्विटर, इन्स्टाग्राम, शेअर चॅट, टेलिग्रामवर आणि व्हॉट्सॲप आम्हाला फॉलो करा. तसेच, सरकारनामा यूट्यूब चॅनेलला आजच सबस्क्राइब करा. Follow Us Copyright © 2025 Sakal Media Group – All Rights Reserved Powered by Quintype वेबसाईटवर ब्राउझिंगचा अनुभव सर्वोत्तम असावा, यासाठी आम्ही कुकीजचा वापर करतो. कुकीजमुळे तुम्हाला तुमच्या आवडत्या मजकुराची शिफारस करता येते. आमचे गोपनीयता आणि कुकीजसंदर्भातील धोरण तुम्हाला मान्य आहे.</w:t>
+      </w:r>
+    </w:p>
+    <w:p>
+      <w:pPr>
+        <w:pStyle w:val="Heading3"/>
+      </w:pPr>
+      <w:r>
+        <w:t>Article 67</w:t>
+      </w:r>
+    </w:p>
+    <w:p>
+      <w:r>
+        <w:t>Title: Maharashtra Politics Live Update : हवामान विभागाचा अलर्ट; पावसाचा जोर आणखी वाढण्याची शक्यता</w:t>
+      </w:r>
+    </w:p>
+    <w:p>
+      <w:r>
+        <w:t xml:space="preserve">URL: </w:t>
+      </w:r>
+      <w:hyperlink r:id="rId75">
+        <w:r>
+          <w:rPr>
+            <w:color w:val="0000FF"/>
+          </w:rPr>
+          <w:t>https://sarkarnama.esakal.com/maharashtra/maharashtra-22-september-2025-latest-marathi-political-news-maratha-manoj-jarange-patil-obc-reservation-mahayuti-devendra-fadnavis-uddhav-thackeray-ajit-pawar-pune-visit-eknath-shinde-ncp-mns-shivsena-ubt-rahul-gandhi-eci-mumbai-chhagan-bhujbal-local-body-elections</w:t>
+        </w:r>
+      </w:hyperlink>
+    </w:p>
+    <w:p>
+      <w:r>
+        <w:t>Content: हवामान विभागानं राज्यात पुन्हा एकदा मान्सून सक्रिय होणार असल्याचा अंदाज वर्तवला आहे. बंगालच्या उपसागरावर कमी दाबाचा पट्टा निर्माण होणार असल्यानं महाराष्ट्रात 28 सप्टेंबरपर्यंत जाणवण्याची शक्यता आहे.त्यामुळे राज्यातील विविध भागांमध्ये ढगाळ हवामान राहणार असून पावसाचा जोर आणखी वाढण्याची शक्यता व्यक्त केली जात आहे. अरूण गवळी यांचा अखिल भारतीय सेना हा पक्ष आहे. जामिनावर बाहेर आलेल्या गवळीनं मुंबई महापालिकेच्या निवडणुकीबाबत मोठं विधान केलं आहे. आता मला लिडर शिप करण्याची इच्छा नाही. मला राजकारणात कोणताही इंटरेस्ट नाही. त्यामुळे मी आणि माझा पक्षा मुंबई महापालिकेच्या निवडणुकीत उतरणार नाही, असं गवळी यांनी स्पष्ट केलं आहे. मंत्री पंकजा मुंडे यांनी वाढत्या ओबीसी-मराठा संघर्ष प्रतिक्रिया दिली आहे. त्या म्हणाल्या, ज्या पद्धतीनंओबीसी-मराठा संघर्ष मांडला जात आहे, त्या पद्धतीनं तो मला पाहायला मिळत नाही. पण आत्ताच्या राज्यकर्त्यांनी राजासारखे मन ठेवून सर्वांच्या हिताचा निर्णय घेतला पाहिजे. सामाजिक दृष्ट्या मागास असलेल्या लोकांना कुठेही धक्का न लागता निर्णय घेतला पाहिजे, असे मुंडेंनी म्हटले आहे. सिल्लोड - सोयगाव मतदारसंघातील बनोटी, आमठाणा व इतर मंडळात पुन्हा झालेल्या अतिवृष्टी व सातत्याच्या पावसामुळे झालेल्या नुकसानीची पाहणी करण्यासाठी आमदार अब्दुल सत्तार आज सिल्लोड - सोयगाव दौऱ्यावर होते. आमदार अब्दुल सत्तार यांनी सिल्लोड - सोयगाव तालुक्यात ढगफुटी सदृश्य पावसामुळे झालेल्या नुकसानीची तसेच उद्भवलेल्या परिस्थितीची पाहणी करून आढावा घेतला. यापूर्वी प्रत्येक ठिकाणी माध्यमांचे कॅमेरे असायचे. पोलिसांनीही कॅमेरा लावले. आम्ही काय बोलतोय याच्यावर पोलिसांनी लक्ष ठेवलं. एकदा पोलिसांना आम्हाला देखील सूट द्यायला सांगा, मग बघा जशास तसे उत्तर द्यायला तयार आहोत. महाराष्ट्राची आणि देशाची संस्कृती यांनी बिघडवली आहे. अनेक नेते फोडले गेले पण एक मात्र नेता फुटला नाही शरद पवार यांच्या पाठीशी ठाम राहिला तो म्हणजे जयंत पाटील. यापुढे कोणत्याही नेत्यावर टीका होत असेल तर त्याच्या पाठीशी अख्खा महाराष्ट्र आहे, हे सांगण्यासाठी आजचा मोर्चा आहे. देवाभाऊ तुमच्या या एका नेत्यामुळे तुमची राज्यात नाचक्की झाली आहे. आता संपूर्ण महाराष्ट्र तुमच्यावरची छी थू करतोय, अशा शब्दांत राष्ट्रवादी काँग्रेस शरदचंद्र पवार पक्षाचे प्रदेशाध्यक्ष शशिकांत शिंदे यांनी सरकारवर टीका केली. जतच्या मोर्चात बोलताना आमदार उत्तमराव जानकर म्हणाले, अटलबिहारी वाजपेयी यांना मानणाऱ्या लोकांनी वाचाळ नेत्यांच्या परिस्थितीचा जरा विचार करावा. हे सगळं संपूर्ण महाराष्ट्रात जाणीवपूर्वक घडवलं जात आहे. जत आणि मार्कडवाडीची पुन्हा एकदा घ्या आणि बॅलेटवर घ्या. सत्ताधारी लोकांनी कामावर बोलले पाहिजे. आज लोक प्रचंड अस्वस्थ आहेत, त्यांच्या मनात राग आहे, ही परिस्थिती नेपाळ सारखी होईल वेळीस सर्व थांबवले पाहिजे, असंही यावेळी ते म्हणाले. याचा आका एसीत बसतो, आकालाच धडा शिकवायला हवा. एकदा पोलीस बाजूला ठेवा, दम आहे तर एकदा रणांगणात या. सरकारमधील लोकांकडे विकासाचा अजेंडा नाही म्हणून असल्या गोष्टी पुढे केल्या जातात. वाचाळवीर आधी दोन पोलीस घेऊन फिरत होते, आता चार पोलीस घेऊन फिरत आहेत. दम असेल तर पोलीस बाजूला ठेवून मैदानात या. दूध का दूध, पाणी का पाणी होऊ द्या, असे आव्हान खासदार निलेश लंके यांनी गोपीचंद पडळकर यांना दिले. धनंजय मुंडे यांना जनतेच्या कामापासून दूर ठेवावे असं माझं स्पष्ट मत आहे, त्यांचा आता वेळ जात नाही आहे, मला काहीतरी काम द्या, असं साकडं त्यांनी तटकरेंपुढे घातलं. आता स्थनिक स्वराज्य संस्थेच्या निवडणुका आहेत. पक्षबांधणी आहे, अशी असंख्य कामे आहेत, अशी पक्षाची कामे त्यांनी करावीत. पण, जनतेच्या कुठल्याही पदावर हा व्यक्ती परत आला नाही पाहिजे, अशी प्रतिक्रिया समाजिक कार्यकर्त्या अंजली दमानिया यांनी दिली आहे. आता रिकामं ठेवू नका...काहीतरी जबाबदारी द्या, असे धनंजय मुंडेंनी म्हटले होते. त्यामुळे, धनंजय मुंडेंनी पुन्हा एकदा मंत्रि‍पदासाठी लॉबिंग सुरू केल्याचा चर्चा सुरू आहेत. यावर मनोज जरांगे पाटील यांनी टोला लगावला आहे. रोजगार हमीच्या कामावर जा म्हणावं, बाराशी खांदायला, अशा शब्दात मनोज जरांगे पाटील यांनी धनंजय मुंडें यांना टोला लगावला. महापालिकेच्या कर्मचाऱ्यांच्या वसाहतींसाठीची आरक्षित असलेला भूखंड आपल्या मित्राच्या घशात घालण्यासाठी नियम वाकवण्यात आले, देवाभाऊंनी त्यांचे मित्र मोहित कंबोज यांच्या कंपनीला रातोरात मालामाल केल्याचा आरोप मुंबईच्या खासदार वर्षा गायकवाड यांनी केला. महापालिकेचा जुहूतील अंदाजे 800 कोटींचा भूखंड देवाभाऊंनी मोहित कंबोज यांच्या बांधकाम कंपनीला दिल्याचा आरोप वर्षा गायकवाडांनी केला. धनंजय मुंडे यांच्या विनंतीचा विचार केला जाईल, अशा शब्दात उपमुख्यमंत्री अजित पवार यांनी मुंडे यांच्या मंत्रीमंडळातील वापसीचे संकेत दिले. कर्जत येथील सत्कार सोहळ्यात धनंजय मुंडे यांनी चुकले असेल तर कान धरा, पण आता जबाबदारी द्या, असे साकडे राष्ट्रवादी काँग्रेसचे प्रदेशाध्यक्ष खासदार सुनील तटकरे यांना घातले होते. यावर अजित पवार यांनी भाष्य केले. काही दिवसांपूर्वी शिंदेंनी शिवसेना मंत्र्यांची कॅबिनेट नंतर निर्मल भवनला एक गुप्त बैठक बोलावली होती. या बैठकीत मंत्र्यांच्या कामांवर नाराजी व्यक्त करण्यात आली. मंत्र्यांची प्रशासकीय कामाची पद्धत आणि पक्ष संघटनेकडे होणारे दुर्लक्ष यावरून शिंदेंनी संताप व्यक्त केला. जनता दरबार घेण्याच्या सूचना देऊनही वारंवार त्याकडे दुर्लक्ष होत असल्याचा मुद्दा उपस्थित करण्यात आला. पक्षवाढीबाबत अनेक मंत्री कार्यरत नसल्याची तक्रार आहे. सोमवार ते बुधवार कॅबिनेट आणि नंतर मतदारसंघ अशा मंत्र्यांवर नाराजी व्यक्त झाली. जनतेचे प्रश्न सोडवा, अन्यथा विचार करावा लागेल असा गर्भित इशारा या मंत्र्यांना शिंदेंकडून देण्यात आला. नवनाथ वाघमारे यांची स्कॉर्पिओ कार काल एका अज्ञात व्यक्तीने जाळली. जालना शहरातल्या नीलम नगर भागात रात्री साडेदहा ते 11 वाजण्याच्या सुमारास ही घटना घडली. मनोज जरांगे पाटील यांच्या अवतीभोवतीच्या लोकांनीच गाडी जाळली असा दावा नवनाथ वाघमारे यांनी केलाय. मनोज जरांगेची अवकात असेल तर त्याने स्वतः रस्त्यावर यावं असं नवनाथ वाघमारे यांनी मनोज जरांगे पाटील यांना चॅलेंज दिलं आहे. दुसऱ्याला समोर करून हे कृत्य करणं चुकीचं आहे. मी विधीमंडळात आल्यानंतर पडळकर यांनी, हा बघा आला लांड्याचा, असा शब्द उच्चार माझ्याबाबत केला. म्हणून मी त्या दिवशी जे बोलायचं ते बोललो आणि त्यानंतर त्यांनी माझ्यावर गाडी घालण्याचा प्रयत्न केला. मात्र, या घटनेत दिवंगत सरपंच संतोष देशमुख यांच्या भावाला ती गाडी लागली, असा किस्सा जितेंद्र आव्हाड यांनी सांगितला. तसेच, जयंत पाटील गप्प बसले असतील पण मी गप्प बसणार नाही, असा इशारा जितेंद्र आव्हाड यांनी गोपीचंद पडळकर यांना दिला. गुजरातच्या अहमदाबाद विमानतळावरून टेकऑफ केलेले एअर इंडियाचे विमान दुर्घटनाग्रस्त झाले. ज्यात तब्बल 270 लोकांचा जीव गेला. या विमानातील फक्त एकच प्रवासी वाचला. या अपघातानंतर देशभरात भीतीचे वातावरण पसरले होते. यादरम्यान अपघाताबाबत सर्वोच्च न्यायालयात एक याचिका दाखल झाली असून सुनावणी सुरू आहे. अशातच सर्वोच्च न्यायालयाने केंद्र सरकारला थेट नोटीस बजावली असून न्यायालयाने एएआयबीच्या प्राथमिक तपासाला थेट बेजबाबदार म्हटले आहे. त्यांनी अहवालात थेट विमान अपघाताचे काही स्पष्ट कारण दिले नसून पायलटची चूक असल्याचा संशय व्यक्त केला आहे. चंद्रपूर जिल्ह्यात सध्या घमासान सुरू आहे. भाजपचे ज्येष्ठ नेते आणि माजी मंत्री सुधीर मुनगंटीवार आणि चंद्रपूरचे आमदार किशोर जोरगेवार यांच्यात विस्तवही जात नाही. त्यामुळे महापालिकेचे तिकीट कोणाकडे मागायचे असा प्रश्न कार्यकर्त्यांना पडला आहे. मात्र चंद्रपूरमध्ये जाऊन भाजपचे माजी प्रदेशाध्यक्ष आणि राज्याचे महसूलमंत्री चंद्रशेखर बावनकुळे यांनी थेट सांगून टाकले. नेत्यांच्या मागे फिरणाऱ्यांना तिकीट दिले जाणार नाही असा इशाराच त्यांनी दिला. नेत्यांची जवळीक आणि मागे मागे फिरलो म्हणून कोणी आपले तिकीट पक्के असे समजू नका असेही त्यांनी बजावले. मनसे प्रमुख राज साहेब यांनी माजी नगराध्यक्ष वैभव खेडेकर यांच्यासह तिघांवर बडतर्फिची कारवाई केली होती. यानंतर वैभव खेडेकर आणि इतरांनी भाजपमध्ये प्रवेश करण्याचा निर्णय घेतला. यानंतर आता मनसेचे दक्षिण रत्नागिरी जिल्हाध्यक्ष अविनाश सौंदळकर यांनी सोशल मीडियाद्वारे आपली व्यथा भाजपा पक्षप्रवेशाच्या आधी मांडली आहे. त्यांनी, राज साहेब आम्हाला बडतर्फ करतील, असं कधी स्वप्नातही वाटलं नव्हतं, पण आम्हाला आमची बाजू मांडण्याची संधी मिळाली असती, तर दुसऱ्या पक्षात जाण्याची वेळ आली नसती, असे म्हटलं आहे. भाजप आमदार गोपीचंद पडळकर यांनी राष्ट्रवादी काँग्रेस शरदचंद्र पवार पक्षाचे माजी प्रदेशाध्यक्ष जयंत पाटील यांच्याविषयी वादग्रस्त विधान करून राज्यभर संतापाचा उद्रेक निर्माण केला आहे. त्यावरून अनेक राजकीय नेत्यांनी याप्रकरणी पडळकरांच्या विधानाचा निषेध केला आहे. यादरम्यान सांगोला तालुका राष्ट्रवादी काँग्रेस शरदचंद्र पवार पक्ष यांच्यावतीने पडळकरांच्या विधानाचा निषेध करताना तहसीलदार यांना निवेदन देण्यात आले आहे. ज्यातून महाराष्ट्र राज्याची संस्कृती पायदळी तुडवणाऱ्या पडळकरांच्या आमदारकीचा राजिनामा तात्काळ घ्यावा अशी मागणी मुख्यमंत्री फडणवीस यांच्याकडे करण्यात आली आहे. धनंजय मुंडे यांनी आम्हाला रिकामं ठेवू नका, असं म्हटलं असेल तर पक्ष काय आहे ते बघेल. एक काम आपल्याकडे आहे. बाकीचं उपमुख्यमंत्री अजित पवार बघतील. पण गोपीनाथ मुंडे यांनी आपल्यासाठी जे काम दिलेले आहे, ओबीसी आरक्षणाच्या हक्काचे जतन करणं, हे काम त्यांनी करावं, असा सल्ला अन्न व नागरी पुरवठा मंत्री छगन भुजबळ यांनी धनंजय मुंडे यांना दिला आहे. चुकलो तर कान धरावा; नाही चुकलो तर चाललंच आहे. पण आता आम्हाला रिकामं ठेवू नका. जबाबदाऱ्या कसं....हीच विनंती करतो, असे विधान माजी मंत्री तथा आमदार धनंजय मुंडे यांनी राष्ट्रवादी काँग्रेसचे प्रदेशाध्यक्ष सुनील तटकरे यांच्यापुढे केले आहे. अतिवृष्टीमुळे पिचलेला शेतकरी आता टोकाचे पाऊल उचलताना दिसत आहे. ओला दुष्काळ जाहीर करण्याच्या मागणीवरून लातूर जिल्ह्यातील शेतकऱ्याने कृषि अधिकाऱ्यांच्या दालनातील पंख्याला टॉवेलच्या साहाय्याने गळफास लावून आत्महत्या करण्याचा प्रयत्न केला. मात्र, उपस्थितांनी तो गळफास सोडविला, त्यामुळे मोठा दुर्घटना टळली आहे. मी आणि बच्चू कडू संघर्षातून पुढे आलेलो आहोत. मी शेतकऱ्यांचा विषय सोडला, असं जर बच्चू कडू म्हणत असतील तर तो त्यांचा गैरसमज आहे. पालकमंत्र्यांच्या घरावर मोर्चा काढा, असे ते म्हणाले होते. त्यावर मी त्यांना माझ्या गावात या, असं म्हटलं. बच्चू कडू शेतकरी आहेत, तर आम्हीही शेतकरी आहेात. ते कापूसवाले, तर आम्ही कापूसवाले आहोत. गुलाबराव पाटील यांना कमळांचं काय, तर तुम्हीही कमळ, पंजा, सर्वांसोबत राहिलेले आहात. त्यामुळे यावर त्यांनी किती बोलावं आणि मी किती बोलावं यापेक्षा मी कोणावरही टीका करत नाही. माझी तशी मानसिकताही नाही. आम्हीही उद्या म्हणेन की बच्चू कडू यांच्या घरावर मोर्चा काढेन, तर ते गप्प बसतील का, असा सवालही गुलाबराव पाटील यांनी केला. शिवाजी पार्कवरील जीमखान्याच्या नवीन वास्तूंचे लोकार्पण भारतरत्न सचिन तेंडुलकर याच्या हस्ते करण्यात आले. या कार्यक्रमाला मनसे प्रमुख राज ठाकरे आणि भाजपचे मंत्री आशिष शेलार यांना निमंत्रण होते. मात्र, शेलार यांनी या कार्यक्रमाला उपस्थित राहणे टाळले. काही दिवसांपूर्वी आशिष शेलार यांनी राज ठाकरे यांच्यासोबतची आपली वैयक्तीक मैत्री तुटली असे विधान केले होते. त्यामुळे राज ठाकरेंसोबत एकत्र येणे शेलार यांनी टाळले का, अशी चर्चा रंगली आहे. राज्यातील ११० पैकी ४३ टक्के महामंडळं ही तोट्यात आहेत. जी महामंडळे तोट्यात आहेत, त्यांना पन्नास हजार कोटींहून अधिक रकमेचा तोटा आहे. नऊ टक्के महामंडळं ही ना नफा ना तोटा अशा स्थितीत आहेत. राज्यातील ११० पैकी ९१ महामंडळे कार्यान्वित आहेत. १९ महामंडळं बंद पडली आहेत. एक महामंडळाच्या ४३ टक्के महामंडळं ही तोट्यात असून ४१ टक्के महामंडळं फायद्यात आहेत. एसटी ही तोट्यात आहे आणि दोन प्रवासी अथवा विद्यार्थी असले तरी एसटीला जावं लागतं. कारण ती सेवा आहे. कदाचित बीएसटीसुद्धा तोट्यात आहे. बीएसटीबरोबर इलेक्ट्रीक कंपनीसुद्धा होती, त्यामुळे तेथील फायदा बीएसटीला दिला जायचा. पण या दोन्ही कंपन्या वेगळ्या केल्यामुळे बीएसटीसुद्धा तोट्यात आहे, असे मंत्री छगन भुजबळ यांनी सांगितले. राज्यातील केवळ महामंडळांचं नाही तर सरकारही तोट्यात आले. विविध जातींसाठी अनेक महामंडळं उघडण्यात आली आहेत. मात्र, त्या महामंडळाला निधी किती दिला जातो. महामंडळांना निधीच दिला जात नाही. सरकार ओबीसी-मराठा वाद निर्माण केला जात आहे. महामंडळ केवळ नावालाच उघडून ठेवण्यात आली आहेत, असा आरोप काँग्रेस नेते नाना पटोले यांनी केला. ठाण्यात लवकरच मेट्रो धावणार आहे. मेट्रोची ट्रायल रन आजपासून सुरु होणार आहे. या ट्रायल रनसाठी मुख्यमंत्री देवेंद्र फडणवीस आणि एकनाथ शिंदे उपस्थित होते. घोडबंदर मार्गावरील गायमुख ते विजयनगर असा साडेतीन किमीपर्यंत मेट्रोचं पहिलं ट्रायल रन असेल. डिसेंबरपर्यंत ठाणे शहरातील मेट्रोचा पहिला टप्पा सुरु होणार आहे. मनसे नेते वैभव खेडेकर यांच्यासह रत्नागिरी जिल्ह्यातल्या शेकडो मनसे कार्यकर्त्यांचा आणि पदाधिकाऱ्यांचा उद्या मुंबईत भाजपमध्ये पक्षप्रवेश होणार आहे. दुपारी तीन वाजता नरिमन पॉईंट येथील भाजप कार्यालयात रवींद्र चव्हाण यांच्या प्रमुख उपस्थितीत हा पक्षप्रवेश होणार आहे. नितेश राणे आणि नारायण राणे यावेळी उपस्थित राहणार असल्याची माहिती आहे. माजी विधान परिषद विरोधी पक्षनेते अंबादास दानवे यांनी छत्रपती संभाजीनगर जिल्ह्यातील वैजापूर तालुक्यातील शहाजतपूर व जळगाव येथे भर पावसात अतिवृष्टी नुकसानग्रस्त भागाची पाहणी केली. अतिवृष्टीमुळे परिसरातील टोमॅटो, मका, कपाशी, तूर व अद्रक उत्पादक शेतकऱ्यांचे प्रचंड नुकसान झाले आहे. सरकारने तातडीने पंचनामा करण्याचे आदेश देऊन मदत जाहीर करावी, अशी मागणी दानवे यांनी केली. Jalna: जालना शहरातील निलमनगर भागात ओबीसी नेते नवनाथ वाघमारे यांची स्कॉर्पिओ गाडी जाळण्याचा प्रयत्न करण्यात आला आहे. अज्ञात व्यक्तीने त्यांच्या गाडीवर पेट्रोल टाकून गाडी जाळण्याचा प्रयत्न केला, यात गाडीचे प्रचंड नुकसान झाले आहे. जरांगे समर्थकांचा हा कट असल्याचा आरोप नवनाथ वाघमारे यांनी केला. भारतात आजपासून नवीन जीएसटी 2.0 लागू झाले आहेत. सरकारने करप्रणाली सोपी करून सर्वसामान्यांना दिलासा देण्याचा प्रयत्न केला आहे. या बदलाचा परिणम बाजारावर दिसून येणार आहे. जपासून अनेक गोष्टींच्या किमती कमी होणार असून सर्वसामान्यांना मोठा दिलासा मिळणार आहे. गुणरत्न सदावर्तेंना आता त्यांच्या आईने शांत राहण्याचा सल्ला दिला आहे, सध्या गुणरत्न सदावर्ते हे मराठवाड्याच्या दौऱ्यावर असताना त्यांच्या गाडीवर मराठा आंदोलकांनी हल्ला करण्याचा प्रयत्न केला. दरम्यान, या घटनेनंतर त्यांच्या आईने आपला मुलगा कायद्याने बोलतो तो वकील आहे, असे सांगितले. ठाकरे ब्रँड नाही बँड आहे, अशी टीका भाजपने केली होती. त्याला उत्तर देताना मनसे नेते संदीप देशपांडे म्हमाले, ठाकरे हा ब्रँड नाही विचार आहे. ब्रँड हा बेपारी लोक उभा करतात तर विचार हा संघर्षातून उभ्या झालेल्या चळवळीतून निर्माण होतो.पैसे ओतून ब्रँड तयार करता येतो पण चळवळ नाही.पैसे संपले की ब्रँड संपतो पण विचार नाही.तुमचा बेपारी ब्रँड संपणार पण आमचा मराठी ठाकरे विचार नाही. अंजली दमानिया यांच्याकडून विरोधी पक्षांना टार्गेट केले जाते. मात्र, भाजपच्या बाबत त्या काही बोलत नाही, असा आरोप रोहित पवार, सुषमा अंधारे यांनी केला होता. त्यावर सध्या मी एका खूप मोठ्या विषयावर काम करत आहे. त्यामुळे मी विनंती करते की एक आठवडा थांबा. तुमच्या सगळ्या प्रश्नांची उत्तरे मी देईन. पण सध्या माझ्याकडे वेळ खरच खूप कमी आहे. हलगाममध्ये २७ निरपराध नागरिकांचा बळी घेणाऱ्या पाकसोबत क्रिकेट खेळण्यास भारतातील बहुतेक क्रिकेट प्रेमींचा विरोध असतानाही पाकिस्तानसोबत क्रिकेट खेळण्याचा निर्णय #BCCI ने घेतला, पण कुत्र्याचं शेपूट वाकडं ते वाकडंच हेच पाकने आज दाखवून दिलं. त्यांचा मस्तवाल खेळाडू साहिबजादा फरहान याने एके-४७ प्रमाणे बॅट दाखवत ज्या खेळातून परस्परांप्रती विश्वासाची भावना निर्माण व्हावी त्याच खेळातून द्वेष आणि शत्रूत्त्वाची पेरणी केली. ही अत्यंत संतापजनक आणि आक्षेपार्ह बाब आहे. असं असेल तर आतातरी या वाकड्या शेपटाच्या देशासोबत खेळण्याबाबत बीसीसीआय ने पुनर्विचार करावा, असे रोहित पवार यांनी म्हटले आहे. भारत पाकिस्तान मॅचमध्ये साहिबजादा फरहानने मैदानावर अर्धशतकानंतर बॅटीने गोळ्या चालवण्याची अॅक्शन करत आनंद व्यक्त केला. त्यानंतर संजय राऊत यांनी ट्विट करत त्यांनीत्याने अर्धशतक गाठले आणि बॅटला जणू एके-४७ प्रमाणे पकडून चौकार-षटकारांची सरबत्ती केली! ही अॅक्शन करत बीसीसीआय आणि मोदी सरकारच्या चेहऱ्यावर थुंकले आहेत. Sahibzada Farhan just proved on the field how Pakistani terrorists slaughtered 26 innocents in Pahalgam—gunning them down like it was nothing.Reached his fifty and gripped the bat like an AK-47, firing boundaries!This spit in the face of BCCI &amp; Modi govt is peak humiliation.… pic.twitter.com/ojOxocKJfU सत्तेतला असो की विरोधातला –ॉ जो आजच्या संघर्षात सोबत असेल तोच आपला, असे विजय वडेट्टीवार म्हणाले.गोंदिया येथे झालेल्या भव्य ओबीसी मेळाव्यात २ सप्टेंबरचा काळा जीआर रद्द झालाच पाहिजे अशी भूमिका त्यांनी मांडली. माझा संघर्ष हा नेता होण्यासाठी नाही. मी लढतोय ते माझ्या ओबीसी समाजाच्या हक्क आणि अधिकारांच्या रक्षणासाठी. ही ओबीसी समाजाच्या अस्तित्वाची लढाई आहे, जी निकराने लढली पाहिजे, असे ते म्हणाले. सरकारनामाचे सदस्य व्हा शॉपिंगसाठी 'सकाळ प्राईम डील्स'च्या भन्नाट ऑफर्स पाहण्यासाठी क्लिक करा. Read Latest Marathi Political News, Breaking Political News from Maharashtra, India, Pune &amp; Mumbai at Sarkarnama. To Get Live Political Marathi News on Mobile, Download the Sarkarnama Mobile App for Android and IOS. सरकारनामा आता सर्व सोशल मीडिया प्लॅटफॉर्मवर. ताज्या राजकीय घडामोडींसाठी फेसबुक, ट्विटर, इन्स्टाग्राम, शेअर चॅट, टेलिग्रामवर आणि व्हॉट्सॲप आम्हाला फॉलो करा. तसेच, सरकारनामा यूट्यूब चॅनेलला आजच सबस्क्राइब करा. Follow Us Copyright © 2025 Sakal Media Group – All Rights Reserved Powered by Quintype वेबसाईटवर ब्राउझिंगचा अनुभव सर्वोत्तम असावा, यासाठी आम्ही कुकीजचा वापर करतो. कुकीजमुळे तुम्हाला तुमच्या आवडत्या मजकुराची शिफारस करता येते. आमचे गोपनीयता आणि कुकीजसंदर्भातील धोरण तुम्हाला मान्य आहे.</w:t>
+      </w:r>
+    </w:p>
+    <w:p>
+      <w:pPr>
+        <w:pStyle w:val="Heading3"/>
+      </w:pPr>
+      <w:r>
+        <w:t>Article 68</w:t>
+      </w:r>
+    </w:p>
+    <w:p>
+      <w:r>
+        <w:t>Title: Maharashtra govt to enact law to enable tribal farmers to lease land to private entities</w:t>
+      </w:r>
+    </w:p>
+    <w:p>
+      <w:r>
+        <w:t xml:space="preserve">URL: </w:t>
+      </w:r>
+      <w:hyperlink r:id="rId76">
+        <w:r>
+          <w:rPr>
+            <w:color w:val="0000FF"/>
+          </w:rPr>
+          <w:t>https://www.newindianexpress.com/nation/2025/Sep/20/maharashtra-govt-to-enact-law-to-enable-tribal-farmers-to-lease-land-to-private-entities</w:t>
+        </w:r>
+      </w:hyperlink>
+    </w:p>
+    <w:p>
+      <w:r>
+        <w:t>Content: MUMBAI: Tribal farmers in Maharashtra will soon be able to lease their land to private entities for agricultural purposes or mineral excavation, which will enable them to generate additional income, state Revenue Minister Chandrashekhar Bawankule has said. Officials said the move would not only provide tribals an opportunity to have a steady source of income but also safeguard their ownership rights. Talking to reporters in Gadchiroli on Friday evening, Bawankule said, "A law will be brought soon. I am telling you this before its official announcement. Under this policy, tribal farmers will be able to lease out their land directly to private parties for agricultural purposes or mineral excavation." At present, tribal farmers are not permitted to independently enter into lease agreements with private entities. "The proposed change is aimed at giving them a direct access to private investment and generating additional income from their holdings," he said. According to the minister, the agreements will require the participation of the district collector to ensure transparency and fairness in the process. "The minimum lease rent will be Rs 50,000 per acre annually or Rs 1,25,000 per hectare a year. Farmers and private parties can mutually decide on a higher amount," he said. The minister also said that tribal farmers will be allowed to enter into Memorandums of Understanding (MoUs) with private companies for mineral excavation if major or minor minerals are discovered on their land. Farmers would receive monetary benefits per tonne or per brass of minerals extracted, though the exact quantum of benefits is yet to be determined. "The tribals do not have to come to Mantralaya in Mumbai for the same. The decision can be taken at the district collectorate level," Bawankule added. According to officials, a policy is being framed with the objective of enabling tribal communities to secure a steady source of revenue while safeguarding their ownership rights. Until now, such transactions were tightly regulated to prevent any misuse of tribal land, often leading to delays and dependence on state-level permissions. Follow The New Indian Express channel on WhatsApp Download the TNIE app to stay with us and follow the latest Copyright - newindianexpress.com 2024. All rights reserved.</w:t>
+      </w:r>
+    </w:p>
+    <w:p>
+      <w:pPr>
+        <w:pStyle w:val="Heading3"/>
+      </w:pPr>
+      <w:r>
+        <w:t>Article 69</w:t>
+      </w:r>
+    </w:p>
+    <w:p>
+      <w:r>
+        <w:t>Title: Maharashtra Government Approves Land For Expansion Of 11 Villages In Nashik District</w:t>
+      </w:r>
+    </w:p>
+    <w:p>
+      <w:r>
+        <w:t xml:space="preserve">URL: </w:t>
+      </w:r>
+      <w:hyperlink r:id="rId77">
+        <w:r>
+          <w:rPr>
+            <w:color w:val="0000FF"/>
+          </w:rPr>
+          <w:t>https://www.freepressjournal.in/mumbai/maharashtra-government-approves-land-for-expansion-of-11-villages-in-nashik-district</w:t>
+        </w:r>
+      </w:hyperlink>
+    </w:p>
+    <w:p>
+      <w:r>
+        <w:t>Content: Mumbai: In a significant move aimed at addressing the growing demand for village expansion, the Maharashtra government has approved 28.3 hectares of land from the Maharashtra State Farming Corporation (MSFC) for the expansion of 11 gram panchayats in Malegaon taluka, Nashik district. The Revenue and Forest Department issued an official government resolution (GR) in this regard on September 19, 2025. The decision was finalized in a meeting chaired by Revenue Minister Chandrashekhar Bawankule at Mantralaya. According to the resolution, under the provisions of the Maharashtra Agricultural Land (Ceiling on Holdings) Act, 1961, land within 5 kilometers of a village boundary may be used for 'gavathan' (village site) expansion, government housing schemes, and other public purposes. However, as per the MSFC board’s decision, such land cannot be transferred free of cost. Instead, compensation must be deposited with the MSFC in accordance with the Land Acquisition Act before the land is handed over. The approved land parcels will be formally transferred to the respective gram panchayats through the Sub-Divisional Officer (SDO), Malegaon. List of approved villages (total 28.3 hectares): * Jalgaon – 2.00 ha * Dhawaleshwar – 2.00 ha * Ajang – 4.00 ha * Kashti – 2.00 ha * Belgav – 2.00 ha * Nilgavan – 2.00 ha * Dabhadi – 3.58 ha * Dudhe – 2.00 ha * Aghar Bu. – 2.44 ha * Ravalgaon – 4.28 ha * Satmane – 2.00 ha Conditions imposed:-The land will be held by gram panchayats as Class-II occupiers and must be used exclusively for village expansion. The land cannot be sold, mortgaged, or transferred without prior government approval. Moreover, utilization for the approved purpose must commence within three years of possession. Any violation of these conditions will empower the government to reclaim the land.</w:t>
+      </w:r>
+    </w:p>
+    <w:p>
+      <w:pPr>
+        <w:pStyle w:val="Heading3"/>
+      </w:pPr>
+      <w:r>
+        <w:t>Article 70</w:t>
+      </w:r>
+    </w:p>
+    <w:p>
+      <w:r>
+        <w:t>Title: Nagpur Officials Review Preparations for Dhammachakra Pravartan Din</w:t>
+      </w:r>
+    </w:p>
+    <w:p>
+      <w:r>
+        <w:t xml:space="preserve">URL: </w:t>
+      </w:r>
+      <w:hyperlink r:id="rId78">
+        <w:r>
+          <w:rPr>
+            <w:color w:val="0000FF"/>
+          </w:rPr>
+          <w:t>https://www.nagpurtoday.in/nagpur-officials-review-preparations-for-dhammachakra-pravartan-din/09161920</w:t>
+        </w:r>
+      </w:hyperlink>
+    </w:p>
+    <w:p>
+      <w:r>
+        <w:t>Content: Nagpur: Ahead of the upcoming Dhammachakra Pravartan Din celebrations on October 2, Nagpur Municipal Commissioner and Administrator Dr. Abhijit Chaudhary and District Collector Dr. Vipin Itankar jointly inspected the Deekshabhoomi premises on Tuesday. Dr. Chaudhary instructed officials to prioritize cleanliness, civic amenities, and healthcare facilities for the lakhs of Buddhist followers who will gather at Deekshabhoomi from September 30 to October 4 to pay tribute to Dr. B. R. Ambedkar. The review visit was conducted in the presence of officials from Nagpur Municipal Corporation (NMC), Nagpur Improvement Trust (NIT), police authorities, and representatives of the Dr. Babasaheb Ambedkar Memorial Committee. Guardian Minister Chandrashekhar Bawankule had earlier directed officials to ensure smooth arrangements, given the expected massive footfall. During the inspection, authorities examined the main ceremony venue, sanitation facilities, temporary toilets, parking areas, water supply, electricity, and medical services. Dr. Chaudhary stressed uninterrupted power and water supply at all venues, particularly at toilets, and ordered that proper handwashing facilities be provided. Authorities assured that all preparations will be completed in time to ensure safe, hygienic, and convenient facilities for devotees arriving from across the country.</w:t>
+      </w:r>
+    </w:p>
+    <w:p>
+      <w:pPr>
+        <w:pStyle w:val="Heading3"/>
+      </w:pPr>
+      <w:r>
+        <w:t>Article 71</w:t>
+      </w:r>
+    </w:p>
+    <w:p>
+      <w:r>
+        <w:t>Title: Maharashtra Encroachment on farm roads to be cleared govt to map such pathways says Bawankule</w:t>
+      </w:r>
+    </w:p>
+    <w:p>
+      <w:r>
+        <w:t xml:space="preserve">URL: </w:t>
+      </w:r>
+      <w:hyperlink r:id="rId79">
+        <w:r>
+          <w:rPr>
+            <w:color w:val="0000FF"/>
+          </w:rPr>
+          <w:t>https://www.theweek.in/wire-updates/national/2025/09/20/bes11-mh-bawankule-farmers.html</w:t>
+        </w:r>
+      </w:hyperlink>
+    </w:p>
+    <w:p>
+      <w:r>
+        <w:t>Content: Chandrapur, Sep 20 (PTI) Encroachment on approach roads to agricultural fields will be removed in Maharashtra, and such tracks will be mapped as part of the state's plan to improve farmers’ income, minister Chandrashekhar Bawankule said on Saturday. Under the initiative, launched during the ongoing Seva Pandharwada (service fortnight), “scheduled trees”, which require permission to fell, will be planted along the roads to farmland, the minister told reporters here. He said the government is committed to boosting farmers’ income and will provide them with facilities like water, electricity and easy access roads. “After mapping the approach roads, the Chief Minister Baliraja Paddy Road Scheme will be introduced in the next six months,” he said. Under the scheme, the government will construct concrete roads to farmland, improving access for farmers and supporting agricultural activities. The revenue department, with the help of the district administration, will remove encroachment on these roads, the revenue minister said. He claimed that the initiative is the first such measure in the country. Revenue officials will hold camps in villages to ensure that records concerning 7/12 extracts (a key land document) are updated so that the holders can enjoy benefits under various government schemes, he said. Bawankule talked about the regularisation of land in slum pockets within the limits of civic corporations in the state. He also said that the use of 50 per cent artificial M-sand (manufactured sand) has been made compulsory in government construction projects to reduce the demand for natural sand. “At least 50 such projects should be started in each district,” said the minister. (This story has not been edited by THE WEEK and is auto-generated from PTI) Will Madras HC order CBI to probe Karur stampede? TVK leader Vijay allege conspiracy as death toll touches 40 India celebrate Asia Cup win without trophy; BCCI to lodge strong protest against ACC chief Mohsin Naqvi 'The moment I saw you as a hero on screen...': Chiranjeevi's heartfelt note to son Ram Charan as he completes 18 years in industry Why are NSE and BSE not open for trading on October 2? Are users happy with 'Arattai' app? Here's what social media chatter is saying Copyright © 2024 All rights reserved</w:t>
+      </w:r>
+    </w:p>
+    <w:p>
+      <w:pPr>
+        <w:pStyle w:val="Heading3"/>
+      </w:pPr>
+      <w:r>
+        <w:t>Article 72</w:t>
+      </w:r>
+    </w:p>
+    <w:p>
+      <w:r>
         <w:t>Title: Ajit Pawar downplays row with female IPS officer</w:t>
       </w:r>
     </w:p>
@@ -515,7 +2220,7 @@
       <w:r>
         <w:t xml:space="preserve">URL: </w:t>
       </w:r>
-      <w:hyperlink r:id="rId25">
+      <w:hyperlink r:id="rId80">
         <w:r>
           <w:rPr>
             <w:color w:val="0000FF"/>
@@ -534,30 +2239,30 @@
         <w:pStyle w:val="Heading3"/>
       </w:pPr>
       <w:r>
-        <w:t>Article 18</w:t>
-      </w:r>
-    </w:p>
-    <w:p>
-      <w:r>
-        <w:t>Title: Maharashtra Revenue Minister Chandrashekhar Bawankule To Inaugurate The 31st Pune Navratri Festival On September 22</w:t>
+        <w:t>Article 73</w:t>
+      </w:r>
+    </w:p>
+    <w:p>
+      <w:r>
+        <w:t>Title: Maharashtra OBC panel orders strict scrutiny of caste certificates clears Rs 2 933cr pending funds</w:t>
       </w:r>
     </w:p>
     <w:p>
       <w:r>
         <w:t xml:space="preserve">URL: </w:t>
       </w:r>
-      <w:hyperlink r:id="rId26">
+      <w:hyperlink r:id="rId81">
         <w:r>
           <w:rPr>
             <w:color w:val="0000FF"/>
           </w:rPr>
-          <w:t>https://www.freepressjournal.in/pune/maharashtra-revenue-minister-chandrashekhar-bawankule-to-inaugurate-the-31st-pune-navratri-festival-on-september-22</w:t>
+          <w:t>https://www.theweek.in/wire-updates/national/2025/09/16/bom30-mh-obc-committee-certificates.html</w:t>
         </w:r>
       </w:hyperlink>
     </w:p>
     <w:p>
       <w:r>
-        <w:t>Content: Pune: Pune Navratri Festival, which is a beautiful confluence of art, culture, singing, playing, bhajans, dance and music, is celebrating its 31st year this year. The festival will be inaugurated on Monday, September 22, at 4.30 pm by Maharashtra Revenue Minister Chandrashekhar Bawankule at Shri Ganesh Kala Krida Rangmanch. On this occasion, Union Minister of State for Civil Aviation and Cooperation Muralidhar Mohal, State Minister of Higher and Technical Education Chandrakant Patil, senior Gandhian thinker and former MLA Ulhas Pawar, State Minister of State for Urban Development Madhuri Misal, Rajya Sabha MP Dr Medha Kulkarni, MLA Dr Vishwajit Kadam, BJP City President Dheeraj Ghate, Former Minister of State for Home Ramesh Bagwe, Pune Municipal Commissioner Naval Kishore Ram, Pune City Police Commissioner Amitesh Kumar, and Additional Police Commissioner Sanjay Patil will be present as the chief guests. Special attraction of the inauguration The special presence of film stars Bhargavi Chirmule, Teja Devkar, Sania Chaudhary, Sheetal Ahirrao, Radha Sagar, Siya Patil, Rujuta Junnarkar, Amrita Dhongde, and Vaishnavi Patil will be a highlight in this inaugural ceremony. All the programmes of this festival are free for the fans. This information was given by the organising president of the Pune Navratri Festival, Aba Bagul, in a press conference. Bagul said, "On Monday, September 22, the day of Ghatsthapana, the installation of the idol will be done at the auspicious time of 6.41 am by Aba Bagul and Jayashree Bagul at Shri Laxmi Mata Temple in Shivdarshan. This year, a grand scene of the 72-foot-high Meenakshi Temple from Madurai is being created in this temple, and about 80 artists from the south are working on this scene." Maharshi – Lakshmi Mata Lifetime Achievement Award given annually Bagul further said that every year, a distinguished person who has performed exceptionally well in this inaugural ceremony is honoured with the 'Maharshi Award'. This year, Padma Shri Girish Prabhune, a social worker who has worked tirelessly for the upbringing, education and culture of children from the nomadic community, will be honoured with the Maharshi Award, said Aba Bagul. Similarly, individuals who have consistently contributed in various fields are honoured with the Shri Laxmi Mata Jeevan Gaurav Award at this inaugural ceremony. This year's awardees are Dr Parag Kalkar (Pro-Vice Chancellor of Savitribai Phule Pune University), State Director of Higher Education Dr Shailendra Devlankar, social activist Dr Megha Purav Samant, co-founder of Buldhana Cooperative Bank Shirish Deshpande and folk artist Pramila Lodgekar. Apart from this, Dr Mayur Kardile and Dr Arvind Khomane will also be specially honoured. Grand Opening Ceremony Cultural Programme The inauguration ceremony will be grand and spectacular, like every year. In this, the programme 'Anand Tarang', which is a jugglery of sitar, violin, flute and tabla, will be presented by Dr Neelima Radkar and Madhavi Karandikar and group. Dance guru Pt Shama Bhate and colleagues 'Sharanye Rudra Chandike' will present the Kathak programme. Vinod Dhokte, Swati Dhokte and co-stars of 'Jagar Shakti Pithancha' will present the programme Devicha Gondal. The attraction of the inauguration ceremony will be the dance performance 'Jallosh' by Marathi film stars Bhargavi Chirmule, Teja Devkar, Sania Chaudhary, Sheetal Ahirrao, Radha Sagar, Siya Patil, Rujuta Junnarkar, Amrita Dhongde, and Vaishnavi Patil, which will enchant the audience. It has been choreographed by Nikita Moghe. Cultural programmes at the festival After the inauguration, various cultural programmes will be presented at Shri Ganesh Kala Krida Rangmanch, the only one in Pune, every day at 7 pm till Vijayadashami for 11 consecutive days. On Tuesday, the 23rd, Abhijit Saraf, Kalyani Deshpande and Akshay Ghanekar will present the programme 'Nineties Melody', a collection of melodious songs from the 1990s. On Wednesday, the 24th, the programme 'Ishq Sufiyana' will be presented by Sandeep Panchwatkar, Praveen Avchar, Sandeep Ubale and Vinal Deshmukh. On Thursday, the 25th, 'Swar Samragnyiyaan', a programme of unique duet songs, will be presented by Radhika Atre, Rajeshwari Pawar, Kavita Sengar and Charulata Patankar. On Friday, the 26th, the 'Musical Masters' LP &amp; RD programme will be presented by Pallavi Patki Dhole, Sanjay Hivarale, Rafi Habib, Vinod Narwade and Bhagyashree Dumbare. On Saturday, the 27th, Prithviraj Nagwade, Ankita Shivtare and Saugandh Kapse will present the programme 'Asmita Maharashtraachi' with 50 artists simultaneously. On Sunday, the 28th, from 12 noon to 12 midnight, the only grand festival to preserve the folk art of Maharashtra will run for 12 consecutive hours, and the 'Lavani Festival', which is a must-see for women, will be a special attraction like every year. Lavani artists Seema Pote, Bhagyashree Baramatikar, Raksha Punekar, Kavya Punekar, Reel Star Kuku, and Varsha Mumbaikar and film actresses Archana Sawant, Jyoti Mumbaikar, Shalaka Punekar, and Sonali Shinde will perform in this festival. On Monday the 29th, 'Total Music Dhamaka' will be performed by Mukesh Dedhia, Tejaswini Pahuja, Chandrasekhar Mahamuni, Madhuri Bhosekar and Akash Solanki. On Tuesday, the 30th, the programme 'Bemisal Rafi' will be hosted by Aali Hussain, Anand Mhaswade and Kalyani Deshpande. On October 1, 'Hrudayat Waje Something', a romantic song programme, will be presented by Tanvi Dataye, A Saraf, Avantika Dhumane and RJ Bandya. On October 2, Vijayadashami, the vibrant programme 'Soulful Kishore Kumar' will be presented by veteran singers Jitendra Bhuruk, Rupali Ghogre and group, and this joyous musical celebration that has been going on for 11 consecutive days will conclude. Treasurer Nandkumar Bangude, Vice President Ghansham Sawant, Secretary Nandkumar Kondhalkar, Member Ramesh Bhandari, Member Amit Bagul and Member Hemant Bagul were present.</w:t>
+        <w:t>Content: Mumbai, Sep 16 (PTI) The newly-formed Maharashtra cabinet sub-committee on Other Backward Classes on Tuesday directed the administration to conduct strict verification of documents to curb issuance of bogus OBC certificates and ordered release of Rs 2,933 crore in pending funds within 15 days.The directives were given at a meeting of the sub-committee headed by Revenue Minister Chandrashekhar Bawankule of the BJP held at Mantralaya in south Mumbai.Bawankule insisted no affidavits should be accepted on the basis of fake papers and all documents must be rigorously scrutinised by authorities before issuing caste certificates to eligible applicants.Under a government resolution, Maratha community members with the Kunbi (an agrarian caste) lineage can apply for OBC certificates, which will make them eligible to access Other Backward Classes reservation benefits in jobs and education.Food and Civil Supplies Minister and OBC leader Chhagan Bhujbal, a member of the panel, supported his cabinet colleague's views, stressing that use of fake documents was a "serious concern" that required firm administrative action, an official release issued after the meeting said.On financial matters, the sub-committee decided that Rs 2,933 crore pending for OBC welfare schemes be disbursed within 15 days with weekly reviews to be presented to ministers, according to the release.The panel resolved to seek an additional amount of Rs 1,750 crore in supplementary demands in December (when the state legislature will have its winter session), including Rs 1,000 crore for the OBC Corporation and Rs 750 crore for affiliated bodies, it said.The sub-committee agreed to expedite construction of hostels for OBC students in all 36 districts of Maharashtra. In 16 districts, acquisition of land will be required for the hostels, for which a separate agency is being considered, said the release.Bawankule assured scholarship arrears for students would be cleared soon.Later, when questioned by reporters about NCP leader Dhananjay Munde's comments that Banjara and Vanjara communities are the same, Bawankule noted the remarks may have stemmed from "misunderstanding" and they should not be turned into a controversy.On Opposition criticism of the state's debt burden, he retorted that Chief Minister Devendra Fadnavis, along with his deputies Eknath Shinde and Ajit Pawar, who holds the finance portfolio, were working to strengthen Maharashtra's finances and steer it towards becoming a developed state.Cabinet ministers Pankaja Munde (Environment), Atul Save (OBC Welfare), Ganesh Naik (Forest) and Dattatray Bharne (Agriculture) are also members of the sub-committee, formed in the first week of September in the midst of an agitation by Maratha quota activist Manoj Jarange in Mumbai. (This story has not been edited by THE WEEK and is auto-generated from PTI) Will Madras HC order CBI to probe Karur stampede? TVK leader Vijay allege conspiracy as death toll touches 40 Asia Cup 2025 final, India vs Pakistan: Tilak Varma's masterclass takes India to title glory in last-over thriller 'The moment I saw you as a hero on screen...': Chiranjeevi's heartfelt note to son Ram Charan as he completes 18 years in industry Why are NSE and BSE not open for trading on October 2? Are users happy with 'Arattai' app? Here's what social media chatter is saying Copyright © 2024 All rights reserved</w:t>
       </w:r>
     </w:p>
     <w:p>
@@ -565,30 +2270,30 @@
         <w:pStyle w:val="Heading3"/>
       </w:pPr>
       <w:r>
-        <w:t>Article 19</w:t>
-      </w:r>
-    </w:p>
-    <w:p>
-      <w:r>
-        <w:t>Title: Pune: 7,500 Students Take Cleanliness Oath At PM Narendra Modi's Birthday Event Attended By Maharashtra Minister Chandrashekhar Bawankule</w:t>
+        <w:t>Article 74</w:t>
+      </w:r>
+    </w:p>
+    <w:p>
+      <w:r>
+        <w:t>Title: Maharashtra Live News Update: हत्येच्या आरोपीची नंदूरबार पोलिसांनी काढली शहरातून धिंड</w:t>
       </w:r>
     </w:p>
     <w:p>
       <w:r>
         <w:t xml:space="preserve">URL: </w:t>
       </w:r>
-      <w:hyperlink r:id="rId27">
+      <w:hyperlink r:id="rId82">
         <w:r>
           <w:rPr>
             <w:color w:val="0000FF"/>
           </w:rPr>
-          <w:t>https://www.freepressjournal.in/pune/pune-7500-students-take-cleanliness-oath-at-pm-narendra-modis-birthday-event-attended-by-maharashtra-minister-chandrashekhar-bawankule</w:t>
+          <w:t>https://saamtv.esakal.com/maharashtra/maharashtra-marathi-latest-live-news-updates-19th-september-2025-ajchya-tajya-batmya-mumbai-thane-weather-rain-update-nagpur-pune-nashik-weather-forecast-rain-update-maratha-obc-aarkashan-clash-maharashtra-devendra-fadanvis-eknath-shinde-ajit-pawar-sharad-pawar-raj-thackeray-uddhav-thackeray-live-news-today-local-crime-top-headlines</w:t>
         </w:r>
       </w:hyperlink>
     </w:p>
     <w:p>
       <w:r>
-        <w:t>Content: Pune: Maharashtra Revenue Minister and BJP leader Chandrashekhar Bawankule was in Pune on Wednesday. Speaking at the event, Bawankule congratulated Prime Minister Narendra Modi on his 75th birthday and praised him for his work. Bawankule was attending an event where 7,500 students collectively took an oath for cleanliness. He was joined by Kasba Peth MLA Hemant Rasane, who organised this event under his initiative Swaccha Sundar Vikasit Kasba Mission. This initiative is in collaboration with the Deccan Education Society (DES). Present at the programme were former Union Environment Minister Prakash Javadekar, BJP State General Secretary Rajesh Pandey, Municipal Commissioner Naval Kishore Ram, MLA Vikrant Patil, Vice-President of the Society Ashok Palande, senior BJP office bearers, office bearers of the Deccan Education Society, principals, teachers, and a large number of students. While speaking at the event, Bawankule said, "Clean surroundings are essential for raising the standard of living and ensuring good health. Prime Minister Narendra Modi has given the nation the inspiring campaign of the Swachh Bharat Mission. City cleanliness is not just the government’s responsibility but the duty of every citizen. If students pledge to keep their homes, schools, and public places clean, the nation will surely become stronger." MLA Hemant Rasane said, "Prime Minister Modi dreams of making India a developed nation by 2047. To realise his vision of the Swachh Bharat Mission, everyone must actively participate. The initiative ‘Clean, Beautiful, Developed Kasba’ is not just an oath of cleanliness but a strong message to society. Today, along with the students, we have pledged that by the next birthday of Modiji, Pune will become the number one clean city in India.”</w:t>
+        <w:t>Content: हत्येच्या आरोपीची पोलिसांनी नंदूरबार शहरातून धिंड काढली. भाईगिरी विरोधात नंदुरबार पोलीस ॲक्शन मोडवर... मंगळवारी कापसातील वादामुळे जयेश भील या युवकाची झाली होती हत्या पोलिसांनी आरोपीच्या घरातून शहर पोलीस ठाण्यापर्यंत काढली धिंड नागपुरात सकल ओबीसी महामोर्चा समितीकडून ओबीसी समाजातील विविध सामाजिक संघटना आणि विविध समाजातील प्रतिनिधींसोबत म्हत्वाची बैठक घेतली जात आहे. या बैठकीला कॉंग्रेस नेते विजय वडेट्टीवार यांची उपस्थिती आहे. या बैठकीचा विशेष महत्त्व म्हणजे 10 ऑक्टोबरला होणाऱ्या ओबीसी महामोर्चाची तयारीसाठी आढावा घेतला जात‌ आहे. या बैठकीमध्ये काँग्रेसचे आमदार अभिजीत वंजारी उपस्थित आहेत. कोथरूड गोळीबार प्रकरणी घायवळ गँगच्या ५ जणांना पोलीस कोठडी पाच ही जणांना २५ सप्टेंबर पर्यंत पोलीस कोठडी मयूर गुलाब कुंबरे ,मयंक विजय व्यास,गणेश सतीश राऊत ,दिनेश राम फाटक ,आनंद अनिल चादळेकर या पाचही आरोपींना कोथरूड गोळीबार प्रकरणी पुणे पोलिसांनी केली होती अटक हे पाचही निलेश घायवळ गँग मधले आरोपी असून त्यांच्यावर पुण्यातील कोथरूड पोलीस स्टेशनमध्ये गुन्हे दाखल आहेत मुख्यमंत्री लाडकी बहीण योजनेतील सर्व लाभार्थ्यांना मिळणारे हप्ते अधिक सुलभ, सुकर व पारदर्शक व्हावेत यासाठी केवायसी प्रक्रिया पूर्ण करावे असे आवाहन महिला व बाल विकास राज्यमंत्री मेघना बोर्डीकर यांनी केले आहे. पुण्यात गेल्या २ दिवसांपासून जोरदार पाऊस बरसतोय. शहरातील विविध भागात पावसामुळे पाणी साठत आहे परिणामी पुणेकरांना वाहतूककोंडीला सामोरे जावं लागतंय. नागरिकांची सुरक्षितता आणि वाहतूक सुरळीत रहावी म्हणून पुणे पोलिसांच्या वाहतूक कर्मचारी त्यांचे कर्तव्य बजावत आहेत. या ऑन ड्युटी पोलिस कर्मचाऱ्यांचे नागरिकांना केलेल्या मदतीचे अनेक व्हिडिओ समोर येत आहेत. अशातच आणखी एक व्हिडिओ समोर आला आहे ज्यामध्ये वाहतूक पोलिस कर्मचारी स्वतः थेट ड्रेनेज मध्ये हात घालून साफ करत आहेत. हा व्हिडिओ पुण्यातील सिंहगड रोड भागातील वडगाव पुलाजवळ टिपण्यात आला. जोरदार पावसामुळे वडगाव पुलाजवळ मोठ्या प्रमाणावर पाणी साठले होते ज्यामुळे वाहतूक कोंडी झाली होती. पाण्याचा प्रवाह मोठा असल्याने पादचाऱ्यांना सुद्धा अडचणी येत होत्या. याठिकाणी कर्तव्य बजावत असलेल्या पोलिस कर्मचारी नेहरकर आणि पोलिस कर्मचारी राऊत यांनी ड्रेनेज दुरुस्ती करून वाहतूक सुरळीत केली मुंबईतील गोरेगाव येथे एआयआयएफए (आयफा) आयोजित स्टील महाकुंभ कार्यक्रमात महाराष्ट्र शासनाच्या उद्योग विभागाचे नऊ कंपन्यांशी ८०,९६२ कोटी रूपयांचे सामंजस्य करार स्वाक्षरित झाले. या करारामुळे राज्यात ४० हजार ३०० रोजगार निर्मिती होणार आहे. प्रसिद्ध अभिनेते मकरंद अनासपुरे नेहमी त्यांच्या अभिनयासाठी चर्चेत असतात. ते त्यांच्या विनोदीशैलीने चाहत्यांना खळखळून हसवतात. मराठी सिनेसृष्टीत वेगळी ओळख निर्माण करणारे अनासपुरे दिलासखुलासपणे समाजिक विषयांवरही आवर्जुन भाष्य करत असतात. आता राज्यात सुरु असलेल्या मराठा आणि ओबीसी समाजाच्या आरक्षणावरील वादावरही अनासपुरेंनी भाष्य केलंय. 'गावात गावकी आणि भावकी एकत्र होती. यापुढेही एकत्र राहू, असे म्हणत मकरंद अनासपुरे यांनी आरक्षणावरून सुरु झालेल्या वादावर भावना व्यक्त केल्या आहेत. शिर्डीच्या साईबाबांचे 15 ऑक्टोबर 1918 रोजी महानिर्वाण झाले होते.. त्यामुळे 15 ऑक्टोबर या‌ दिवसाची राष्ट्रीय कॅलेंडर मध्ये नोंद व्हावी यासाठी दिल्ली येथील सिद्धपीठ संस्थेच्या वतीने शिर्डीत महामंथन पार पडले.. राष्ट्रीय कॅलेंडरमध्ये नोंद व्हावी यासाठी साई संस्थान, लोकप्रतिनिधी आणि शिर्डी ग्रामस्थांच्या पुढाकारातून एक शिष्टमंडळ तयार करून प्रधानमंत्री नरेंद्र मोदी यांची भेट घेण्यासंदर्भात या महामंथन कार्यक्रमात चर्चा करण्यात आली.. यासोबत साईबाबांच्या‌ जिवनावर आधारीत चित्रपट बनवणारे निर्माते आशिम खेत्रपाल लिखीत 2000 पुर्वीची आणि त्या नंतरची शिर्डी या पुस्तकाचे प्रकाशन पार पडले. वाहतूक कोंडीने त्रासलेल्या कल्याणकर नागरिकांना येणाऱ्या नवरात्रौत्सवाच्या पार्श्वभूमीवर वाहतूक पोलिसांनी तात्पुरता दिलासा दिला आहे. कल्याणात येणाऱ्या सर्व प्रकारच्या जड आणि अवजड वाहनांच्या वाहतुकीला वाहतूक पोलिसांकडून बंदी घालण्यात आली आहे. यासंदर्भात वाहतूक पोलीस उपआयुक्त पंकज शिरसाट यांनी अधिसूचना जारी करत ही माहिती दिली आहे. कायमस्वरूपी एसटी बस थांब्याला मंजुरी मिळावी या मागणीसाठी राजापूर येथे बस थांबवून विद्यार्थांनी निषेध केलं. या निषेधात ग्रामस्थ आणि विद्यार्थी मोठ्या संख्येने सहभागी झाले होते. बहुप्रतीक्षित सोलापूर-मुंबई आणि सोलापूर-बंगळूरू विमानसेवा 15 ऑक्टोबर पासून होणार सुरु केंद्रीय नागरी विमान वाहतूक राज्यमंत्री मुरलीधर मोहोळ यांची फेसबुक पोस्टद्वारे माहिती 15 ऑक्टोबर पासून दुपारी 12.55 मिनिटांनी सोलापूर-मुंबई आणि दुपारी 2.45 मुंबई-सोलापूर विमानसेवेस प्रारंभ तर सकाळी 11.10 वाजता बंगळूरू-सोलापूर आणि दुपारी 4.15 वाजता सोलापूर-बंगळूरू असणार विमानसेवा या दोन्ही शहरासाठी 20 सप्टेंबरपासून नागरिकांना विमान तिकीट बुकिंग करता येणार आहे यवतमाळच्या कामठवाडा येथे जिल्हा परिषदेच्या एक ते पाच वर्ग आहे मात्र पाच वर्गाकरिता एकच शिक्षक असल्याने विद्यार्थ्यांचा शैक्षणिक नुकसान होत असल्याने शिक्षक देण्याच्या मागणीसाठी विद्यार्थी जिल्हा परिषदेच्या मुख्य कार्यकारी अधिकारी यांच्या कक्षात धडक दिली.विद्यार्थ्यांनी यावेळी दोन शिक्षक देण्याच्या मागणीसाठी ठिय्या आंदोलन केलं. त्यामुळे जिल्हा परिषद प्रशासनाचं विद्यार्थ्यांनी लक्ष. विद्यापीठाने परीक्षा शुल्कात वाढ केल्यानंतर NSUI करणार शासनाच्या विरोधात आंदोलन विद्यापीठाने केलेली शुल्क वाढ हा विद्यार्थ्यांवर अन्याय असल्याचा आरोप करत विद्यार्थ्यांचे आंदोलन सावित्रीबाई फुले पुणे विद्यापीठातील परीक्षा विभागाच्या मुख्य बिल्डिंग समोर NSUI सह विद्यार्थ्यांचं आंदोलन मुख्यमंत्री देवेंद्र फडणवीस यांच्या उपास्थित होणार ट्रायल रन ठाण्याच्या मेट्रोचा ट्रायल रन ला मिळाला मुहूर्त नवरात्र उत्सवाच्या पहिल्याच दिवशी मुख्यमंत्री आणि उपमुख्यमंत्र्यांच्या उपस्थितीत होणार ट्रायल रन ट्रायल रन नंतर मेट्रो लवकरच ठाणेकरांच्या सेवेत धावणार , वाहतूक कोंडी मुक्त ठाणे शहर करण्याच्या दृष्टीने मेट्रो लवकर सुरू करणार वसईच्या तुंगारफाटा, गिरीराज कॉम्प्लेक्समधील चौथ्या माळ्यावर एका कंपनीला भीषण आग लागल्याची घटना घडली आहे. ब्रँड वर्क टेक्नॉलॉजी असे आग लागलेल्या कंपनीचे नाव आहे. महाराष्ट्र राज्य वखार महामंडळाच्या खाजगीकरणानंतर ठेकेदारांच्या फायद्यासाठी नागरिकांना किडलेले व निकृष्ट धान्य पुरवले जात असल्याचा आरोप सामाजिक कार्यकर्ते विजय कुंभार यांनी केला आहे. राज्यातील जवळपास २७ लाख मेट्रिक टन क्षमतेची वखार व्यवस्था खासगी कंपनीला तब्बल १२० कोटी रुपयांच्या करारातून देण्यात आली. या करारामुळे धान्य साठवणुकीत निष्काळजीपणा, अपुरे मनुष्यबळ, पिल्फरेज, नादुरुस्त वजन काटे आणि सीसीटीव्ही सुरक्षेचा अभाव यांसारख्या गंभीर समस्या निर्माण झाल्या असल्याचे ते म्हणाले. एसटी प्रवर्गातून आरक्षण मिळण्यासाठी पुन्हा एकदा बंजारा समाज आक्रमक झाला आहे, आज मराठवाड्याच्या हिंगोलीत बंजारा समाजाने एकत्र येत जिल्हाधिकारी कार्यालयावर मोर्चा काढला आहे, बंजारा समाजाचे धर्मगुरू बापू सिंग महाराज यांची या मोर्चाला विशेष उपस्थिती होती दरम्यान मागील 40 वर्षापासून आम्ही सरकारकडे एसटी प्रवर्गात आरक्षणाची मागणी करतोय मात्र सरकार आमच्या मागण्यांकडे दुर्लक्ष करत आहे त्यामुळे बंजारा समाज येणाऱ्या काळात आंदोलनाची वेगळी दिशा ठरवणार असल्याचं यावेळी बाबूसिंग महाराज म्हणाले आहेत. आयुष कोमकर खून प्रकरणात आरोपी सोनाली आंदेकरला ताब्यात घेण्यासाठी काल पोलीस गेले असता पोलिसाच्या सरकारी कामात अडथळा करून सोनाली आंदेकरीला ताब्यात घेण्यास विरोध करणाऱ्या बारा जणांविरोधात गुन्हा दाखल. या प्रकरणात आता पोलिसांनी तक्रार दाखल करत थेट सरकारी कामात अडथळा आणण्याचा गुन्हा सोनाली आंदेकर आणि तिच्या इतर सहकाऱ्यांच्या विरोधात दाखल केला आहे. * नाशिकच्या पंचवटी परिसरात झालेले गोळीबार प्रकरण * 11 संशयितांना पोलिसांनी केली अटक * 17 तारखेला मध्यरात्री सागर जाधव या तरुणावर झाला होता गोळीबार * पूर्व वैमनस्यातून आणि वर्चस्व वादातून गोळीबार झाल्याचं उघड * गोळीबार प्रकरणाने पंचवटी परिसरातील टोळीयुद्ध आले समोर कल्याणमध्ये शिवसेना शिंदे गट संजय राऊत विरोधात आक्रमक शिवसेना शहरप्रमुख निलेश शिंदे यांच्या नेतृत्वात आंदोलन संजय राऊत विरोधात आंदोलनादरम्यान शिवसैनिक संतप्त आमदार गोपीचंद पडळकर जयंत पाटील यांच्यावर केलेल्या वक्तव्यावर ठाम पंतप्रधानांच्या आईवर AI च्या माध्यमातून टीका झाली त्यावेळी शरद पवारांनी फोन केला होता का माफी मागायचा काय विषय येत नाही अक्कलकोट तालुक्यात गेल्या दोन ते तीन दिवसांपासून पडत असलेल्या पावसाने घेतली विश्रांती सतत पडत असलेल्या पावसामुळे नदी -नाले-तलाव यांच्यात पाण्याची पातळी वाढल्याने शिरले होते अनेक शेतात पाणी शिरवळवाडी तलावाची पाणी पातळी वाढल्यामुळे खरीप हंगामाचे पिकाचे झाले होते नुकसान तालुक्यात पाऊस कमी झाल्यामुळे शेतातील पाणी होत आहे कमी. तालुक्यातील शेतकऱ्यांच्या शेतात चिखल झाल्याचं आलं दिसून. तालुका प्रशासनाने लवकरात लवकर पंचनामे करण्याची शेतकऱ्यांची मागणी.. सहायक पोलिस आयुक्तांची माजी खासदार इम्तियाज जलील याना कोर्टात हजर राहण्यासाठी नोटीस नोटीसिवरून इम्तियाज जलील यांचा पोलिसांवर गंभीर आरोप पालकमंत्री संजय शिरसाठ यांच्या सांगण्यावरून पोलिसांनी अत्याचाराचा खोटा गुन्हा दाखल केल्याचा इम्तियाज जलील यांचा आरोप पोलिसांनी केलेले बेकायदेशीर कृत्य उघड झाले आहे आणि बेकायदेशीर कृत्य करणाऱ्या सर्व अधिकाऱ्यांची चौकशी करण्याची विनंती महासंचालकांना करा, असा सोशल मीडियावर मेसेज टाकला आहे. हा खटला पूर्णपणे खोटा आहे आणि मला गप्प करण्यासाठी दाखल करण्यात आला आहे. मी त्याचा सामना करेन असेही इम्तियाज जलील यानी म्हंटले आहे. नंदुरबार जिल्ह्यातील सातपुडा डोंगर रांगांमध्ये धडगाव तालुक्यात पावसामुळे रस्त्यांची दुरावस्था झाली असून अनेक ठिकाणी रस्ते खचल्याचे समोर आले आहे. ग्रामीण भागातील रस्त्यांवर मोठमोठे खड्डे झाल्याने या भागातून येणाऱ्या नागरिकांना जीव मुठीत धरून प्रवास करावा लागत आहे. सातपुड्याचा डोंगर रांगांमध्ये खराब रस्त्यांमुळे रुग्णवाहिकांना रुग्णांपर्यंत पोहोचण्यासही उशीर होत आहेत जिल्हा परिषदेच्या अंतर्गत येणाऱ्या या ग्रामीण भागातील रस्त्यांची देखभाल दुरुस्ती करण्यात यावी अशी मागणी नागरिकांच्या वतीने करण्यात येत आहे संबंधित यंत्रणा सातपुड्याच्या दुर्गम भागात रस्त्यांच्या देखभाल दुरुस्तीकडे कानाडोळा करत असल्याचाही आरोप नागरिक करीत आहे. अमरावती विभागीय वीज वितरण कंपनीच्या कार्यालयासमोर आज तांत्रिक अप्रेंटिस कंत्राटी कामगार संघटनेच्या वतीने विविध न्याय्य मागण्यांसाठी धरणे आंदोलन करण्यात आले.या आंदोलनात कामगारांनी ठेकेदार व प्रशासनाविरोधात जोरदार घोषणा देत आपल्या समस्या मांडल्या. कामगारांनी जुन्या व अनुभवी कंत्राटी कामगारांना कामावरून कमी करू नये, सर्व कंत्राटी कामगारांची ज्येष्ठता यादी तयार करावी, तसेच सुरक्षा साधने पुरवण्यात यावी, अशी मागणी केली. याशिवाय कंत्राटी कामगारांना ठेकेदारांकडून अनुभव प्रमाणपत्र देण्यात यावे व वारंवार होणाऱ्या अपघातांवर प्रभावी उपाययोजना करावी, अशी मागणी संघटनेने केली.या आंदोलनामुळे वीज वितरण कंपनीच्या प्रशासनासमोर कंत्राटी कामगारांच्या प्रश्नांकडे गांभीर्याने लक्ष देण्याची वेळ आली आहे - उत्तर सोलापूर तालुक्यात गेल्या चार ते पाच दिवसात पडलेल्या पावसामुळे फळबाग पिकाला फटका. - उत्तर सोलापूर तालुक्यातील साखरेवाडी येथील द्राक्ष उत्पादक शेतकऱ्यांना अति पावसाचा त्रास करावा लागतो सहन. - साखरेवाडी येथील गौरीशंकर साखरे यांच्या 13 एकर द्राक्ष मध्ये पाणीच पाणी झाल्यामुळे द्राक्ष पिकाचं नुकसान - द्राक्ष उत्पादक शेतकरी साखरे यांचे 60 ते 65 लाख रुपयांचे नुकसान. - द्राक्ष फळबागांचे नुकसान झाल्यावर त्वरित पंचनामे करण्याची शेतकऱ्यांची मागणी. - आंदोलनात पारंपरिक वेशभूषा परिधान करून महिलांचा सहभाग - हैद्राबाद गॅजेट नुसार बंजारा समाजाला एसटी प्रवर्गात समावेश करण्यासाठी आंदोलन - आंदोलनात वेगवेगळ्या भागातून बंजारा बांधवांची उपस्थिती - राज्य सरकारने केंद्र सरकारला विनंती करत बंजारा समाजाला एसटी प्रवर्गात समाविष्ट करण्याची मागणी - देशाच्या वेगवेगळ्या राज्यात वेगवेगळ्या प्रवर्गात बंजारा समाजाचा समावेश असल्याचा महिलांचा आरोप - बोलीभाषा एक, पाहनावा एक मग वेगवेगळ्या प्रवर्गात समावेश कसा, तेलंगणा मध्ये एसटी प्रवर्गात तर आंध्रप्रदेश मध्ये एससी प्रवर्गात समाजाचा समावेश कोल्हापुरातील वर्षा नगर मधील प्रस्तावित सांडपाणी प्रक्रिया प्रकल्प कायमस्वरूपी रद्द करावा या मागणीसाठी नागरिक आक्रमक झालेत. वर्षा नगरातील नागरिकांनी छत्रपती शिवाजी महाराज चौकातून महापालिकेवर मोर्चा काढला, आणि ठिय्या आंदोलन केले. जोरदार घोषणाबाजी करत निघालेल्या या मोर्चात मोठ्या संख्येने महिला सहभागी झाल्या होत्या. यावेळी आंदोलकांच्या हातातील फलक हे लक्षवेधी होते. नागरी वस्तीत उभारत असलेला हा सांडपाणी प्रक्रिया प्रकल्प नागरिकांच्या आरोग्याला धोकादायक असून तो तात्काळ रद्द करावा अन्यथा येणाऱ्या 15 दिवसात उच्च न्यायालयात रिट पिटीशन दाखल करू असा इशारा देण्यात आलाय. कोणतीही टेंडर प्रक्रिया न राबवता हा प्रकल्प प्रशासनाच्या वतीने एका ठराविक ठेकेदाराला देण्यात आलेला आहे. भर वस्तीतच अशा पद्धतीचा प्रकल्प तयार करण्यात येत असून महापालिकेच्या विरोधात आता नागरिक आक्रमक झालेत. मानवी वस्तीत होणाऱ्या या प्रकल्पाला विरोध करत हा प्रकल्प अन्य ठिकाणी हलवा अन्यथा तीव्र आंदोलन छेडण्याचा इशारा यावेळी देण्यात आला आहे. अनंत दिघे यांच्या बबात चुकीचे विधान करण्याप्रकरणी रायगडच्या महाडमध्ये संजय राऊत यांचा निषेध करण्यात आला. महाडच्या छत्रपती शिवाजी महाराज चौकात शिवसैनिकांनी हे निषेध आंदोलन केले. संजय राऊत यांच्या विरोधी जोरदार घोषणा देत राऊत यांचा फोटोला शिवसैनिकांनी जोडे मारीत मारले. - गेल्या काही दिवसांपासून विश्रांती घेतलेल्या पावसाने कालपासून लावली नाशकात हजेरी - गेल्या काही दिवसांपासून धरणांच्या पाणलोट क्षेत्रात संततधार पाऊस सुरू असल्याने जिल्ह्यातील धरणांचा पाणीसाठा ९९ टक्क्यांवर - पावसाचा जोर वाढल्यास धरणांमधून पुन्हा विसर्ग केला जाण्याची शक्यता सरकारी कामात अडथळा आणला म्हणून आंदेकरवर पुण्यात दुसरा गुन्हा दाखल सोनाली आंदेकरसह बारा जणांनवर सरकारी कामात अडथळा केल्या प्रकरणी गुन्हा दाखल. समर्थ पोलिस स्टेशनमध्ये गुन्हा दाखल. आयुष कोमकर खून प्रकरणात आरोपी सोनाली आंदेकरला ताब्यात घेण्यासाठी काल पोलीस गेले असता पोलिसाच्या सरकारी कामात अडथळा करून सोनाली आंदेकरीला ताब्यात घेण्यास विरोध करणाऱ्या बारा जणांविरोधात गुन्हा दाखल. या प्रकरणात आता पोलिसांनी तक्रार दाखल करत थेट सरकारी कामात अडथळा आणण्याचा गुन्हा सोनाली आंदेकर आणि तिच्या इतर सहकाऱ्यांच्या विरोधात दाखल केला आहे. अधिक तपास समर्थ पोलिस करत आहेत. नेवासा तालुक्याला गुरुवारी मध्यरात्री पुन्हा एकदा ढगफुटी सदृश्य पावसाने झोडपले.. अतिवृष्टीमुळे शेती पिकांचे मोठ्या प्रमाणात नुकसान झाले असून काही गावांचा संपर्क तुटला आहे.. गुरुवारी मध्यरात्री झालेल्या पावसामुळे ओढे - नाले ओसंडून वाहू लागलेत, तर अनेक रस्त्यांना देखील नदीचे स्वरूप प्राप्त झाले आहेत.. तालुक्यातील सोनई, खरवंडी, पानेगाव या परिसरात जोरदार पावसाने हजेरी लावली आहे.. - नागपूरच्या संविधान चौकात एकदिवसीय धरणे आंदोलनाला सुरवात * हैदराबाद गॅझेटच्या धर्तीवर बंजारा समाजाला अनुसूचित जमाती प्रवर्गात समाविष्ट करण्यात यावे बंजारा समाजाची मागणी * बंजारा समाज आरक्षण कृती समितीच्या वतीने धरणे आंदोलन * बंजारा समाजातील महिला पारंपारिक वेशभूषेत आंदोलनात सहभागी * नागपूरच्या संविधान चौकात धरणे आंदोलन करत जिल्हाधिकारी कार्यालयात देणार मागण्यांचे निवेदन - वेगवेगळ्या घोषणाचे फलक घेत आंदोलनात सहभाग सांगलीच्या जत मधील अभियंता प्रकरणावरून गोपीचंद पडळकर विरोध जयंत पाटील असा संघर्ष निर्माण झाला आहे. गोपीचंद पडळकरांकडून जयंत पाटलांवर करण्यात आलेल्या जहरी टिकेच्या निषेधार्थ जत मध्ये महाविकास आघाडी कडून आणि जयंत पाटील समर्थकांकडून मोर्चा काढण्यात आला आहे. गोपीचंद पडळकर यांच्या विरोधात जोरदार घोषणाबाजी आणि फलक झळकवत संताप व्यक्त करण्यात आला आहे. लातूरच्या चाकूर कृषी कार्यालयाला सहकार मंत्री बाबासाहेब पाटील यांनी अचानक भेट दिली आहे.11:30 वाजले तरीदेखील कार्यालय बंदच होते.तर कार्यालयातील कर्मचारी गैरहजर असल्याने, तात्काळ संबंधित कर्मचाऱ्यांवर कारवाईचा भडगाव करावा अशी मागणी सहकार मंत्री यांनी कृषी उपसंचालक यांच्याकडे फोन द्वारे केली आहे. शेतकरी अतिवृष्टी हैराण आहेत, तर अधिकारी कर्मचारी आपल्याच तोऱ्यात दंग आहेत. तात्काळ या कर्मचाऱ्यांवर कारवाई करून अहवाल पाठवावा अशी मागणी सहकार मंत्री यांनी केली आहे. जेल मधे असतानाही बंडू आंदेकरच्या नावावर जुगार अड्डा सुरु असल्याची माहिती.. काल पुणे पोलिसांनी ही कारवाई केलीय यात सात जणांविरुद्ध कारवाई करण्यात आलीय तर दुसरीकडे पुणे पोलिसांनी आंदेकर टोळीचा प्रमुख बंडू आंदेकर सहकुटुंबाच्या बँक अकाउंट सील करून आर्थिक नाड्या आवळल्या आहेत यातील आरोपी सुटण्यासाठी कुठलाही आर्थिक व्यवहार करता येऊ नये यासाठी पोलिसांकडून करण्यात आली कारवाई बंडू आंदेकर सर वनराज आंदेकर आणि त्यांच्या पत्नीच्या काही बँक अकाउंट मध्ये आहेत लॉकर हे सगळे सील करण्यात आले आहेत. शरद पवारांनी देवेंद्र फडणवीसांना फोन दिला आहे. आमदार पडळकरांच्या टीकेवरुन फोन केला आहे. अशी गलिच्छ टीका योग्य नाही असं त्यांनी म्हटलं आहे. सांगलीच्या जत मधील अभियंता प्रकरणावरून गोपीचंद पडळकर विरोध जयंत पाटील असा संघर्ष निर्माण झाला आहे गोपीचंद पडळकरांकडून जयंत पाटलांवर करण्यात आलेल्या जहरी टिकेच्या निषेधार्थ इस्लामपूर मध्ये राष्ट्रवादी आणि जयंत पाटील समर्थकांकडून मोर्चा काढून ठिय्या आंदोलन करण्यात आले आहे, या मोर्चासाठी नंतर जयंत पाटलांच्या इस्लामपूर मतदारसंघातून शेकडो कार्यकर्ते जत साठी रवाना होणार आहेत. तत्पूर्वी इस्लामपूर शहरातल्या छत्रपती शिवाजी महाराजांच्या पुतळ्यासमोर एकत्रित येत गोपीचंद पडळकर यांच्या विरोधात जोरदार घोषणाबाजी आणि फलक झळकवत संताप व्यक्त करण्यात आला आहे.जत पंचायत समितीच्या कनिष्ठ अभियंता आत्महत्या प्रकरणावरून आमदार गोपीचंद पडळकरंकडून जयंत पाटलांवर अर्वाच्य भाषेत व खालच्या पातळीवर जाऊन टीका करण्यात आली होती. सकाळी ६ पासून पुण्यातील कोपा मॉल मधील अधिकृत पहिल्या आय स्टोअर मध्ये रांगा सकाळी ६ वाजल्यापासून मॉल च्या बाहेरच पुणेकरांनी केली गर्दी पुणे शहरातील कोपा मॉल मध्ये असलेले आय फोन चे स्टोअर हे भारतातील १४ वे अधिकृत स्टोअर आहे सोशल मीडियावर या गर्दीचे व्हिडिओ व्हायरल मंगळवेढा तालुक्यातील हुलजंती परिसरात सापडली दरोड्यातील पैशाची बॅग... एका बंद घराच्या छतावर दरोडेखोराने टाकली होती पैशाची व सोन्याची बॅग... दरोड्यात 1 कोटी 4 लाख रोकड तर 20 किलो चोरीला गेले होते सोने कर्नाटक आणि महाराष्ट्र पोलिसांच्या तपासात दरोड्यातील सापडला ऐवज... नागपूर - - नागपूरमध्ये राष्ट्रवादीचे भव्य चिंतन शिबिर - राष्ट्रवादीच्या चिंतन शिबिरात ५०० हून अधिक प्रतिनिधींचा सहभाग - पक्षाचे दृष्टिकोन व भविष्यातील योजना यावर विचारमंथनासाठी राष्ट्रवादीने १० समित्या स्थापन केल्या मनसे अध्यक्ष राज ठाकरे हे आज अंबरनाथमध्ये अंबरनाथ , उल्हासनगर, बदलापूर या नगरपालिका महानगरपालिका निवडणुकीचा आढावा बैठक कार्यकर्त्यांशी संवाद साधणार येत्या निवडणुकीला समोर ठेवून राज ठाकरे पहिल्यांदाच ठाणे जिल्ह्यात हा दौरा करीत आहेत पुणे- जमीनमोजणीशिवाय दस्त नोंदणी नाही कर्नाटक व आंध्र प्रदेशच्या धर्तीवर महाराष्ट्रातही आता दस्त नोंदणीपूर्वी जमिनीची मोजणी करावी लागणार आहे. जमाबंदी आयुक्तालयांच्या अखत्यारित १० ते १५ खासगी एजन्सींचे भूकरमापक नेमले जाणार असून, त्यांच्या माध्यमातून मोजणीशिवाय दस्त नोंदणी तसेच फेरफार प्रक्रिया होणार नाही, अशी माहिती महसूलमंत्री चंद्रशेखर बावनकुळे यांनी दिली. ही नवी पद्धत महिन्याभरात लागू होणार असून, मुख्यमंत्री देवेंद्र फडणवीस यांनी यास मान्यता दिली आहे. सोलापूर - मुसळधार पावसाने अक्कलकोट तालुक्याला झोडपले ओढ्यातून वाहणाऱ्या प्रचंड प्रवाहामुळे बोरगाव देशमुख - घोळसगाव पूल गेला पाण्याखाली अतिमुसळधार कोसळणाऱ्या पावसामुळे अक्कलकोट तालुक्याचा मराठवाडा आणि कर्नाटक राज्याशी संपर्क तुटला दरम्यान अक्कलकोट तालुक्यातील बहुतांश पूल आणि बंधारे ओव्हेर फ्लो झाल्यामुळे सर्वसामान्य नागरिकांचे जनजीवन झाले आहे विस्कळीत पुणे - वंजारी समाजाला एसटी मधून आरक्षण द्यावे यासाठी वंजारी समाज आक्रमक बीडमध्ये पहिला मोर्चा काढणार जय भगवान महासंघाचे अध्यक्ष बाळासाहेब सानप यांची घोषणा कुणी जर अंगावर आलं तर त्याला शिंगावर घेतल्याशिवाय राहणार नाही हैदराबाद गॅझेटमध्ये आम्ही एसटीमध्ये आहोत त्यामुळे एसटीचा आरक्षणाला मिळावा .. राज्य सरकार समाजाकडे दुर्लक्ष करत असल्याची खंत एनटीच दोन टक्के आरक्षणाचा फायदा समाजाला नाही शासकीय जाहिराती आणि नोकरीचा फायदा एनटी मधून होत नाही. राजकीय आरक्षणाची आम्हाला गरज नाही पुणे - पुण्यातील वाहतूक कोंडीवर पाहणी करून सोमवारपर्यंत अहवाल द्या महापालिका आयुक्त नवल किशोर राम यांचे पथ विभागाला बैठक घेत आदेश शहरातील 32 रस्ते आणि कोंडी होणाऱ्या 22 ठिकाणाची पाहणी करा पालिका आणि पोलिसांनी प्रयत्न करूनही वाहतूक कोंडी कमी होत नसल्याने आयुक्ताचे आदेश अहवाल प्राप्त झाल्यानंतर काय उपाययोजना करायची यावर निर्णय होणार बुलडाणा - शेतकऱ्यांना पिकविमा मिळावा म्हणून किसान काँग्रेस आक्रमक मलकापूर कृषी कार्यालयात गोधडी, भजन आंदोलन करत दिला ठिय्या नाशिक - - नाशिकमध्ये डेंग्यू रुग्णसंख्या 400 पार, सप्टेंबरच्या 17 दिवसांत 464 नवे रुग्ण - तर ऑगस्ट अखेर एकूण रुग्णसंख्या 424 होती - मलेरियासह चिकनगुनियाचेही 49 रुग्ण आढळले, तर मलेरियाचे 21 रुग्ण नोंदले गेले - महापालिकेचा ठेकेदारास 1 लाख 10 हजारांचा दंड - आरोग्य विभागाकडून डास निर्मूलनासाठी सतर्क असल्याचा दावा - मात्र वाढती रुग्णसंख्या पाहता आरोग्य विभागाच्या दाव्यावर प्रश्नचिन्ह पुणे - पुणे महापालिकेच्या हद्दीत नोंद न झालेल्या मिळकतींवर करआकारणीचा धडाका लावत मिळकतकर विभागाने अवघ्या पाच महिन्यांत ३० हजार ५३६ मिळकतींचा शोध घेतला. या मिळकतींमधून सुमारे १९८ कोटी ३१ लाख रुपयांचा महसूल निश्चित झाला असून त्यापैकी ६१ कोटी ८३ लाख रुपये तिजोरीत जमा झाले आहेत. सुमारे १४ लाख ८० हजार मिळकतींपैकी मोठ्या प्रमाणावर कर न भरलेले गाळे, भोगवटे व नोंदणी न झालेल्या मिळकतींचा समावेश यात आहे. पालिकेने आर्थिक वर्षाअखेर ८० हजार मिळकती शोधण्याचे उद्दिष्ट ठेवले आहे. यवतमाळमध्ये कापूस उत्पादक शेतकऱ्यांचा आक्रोश शेतातील कपाशीने दगा दिल्यानंतर शेतकऱ्यांने केला पऱ्हाटीजवळ बसून आक्रोश दरवर्षीप्रमाणे याही वर्षी यवतमाळ जिल्ह्यातील शेतकरी आसमानी आणि सुलतानी संकटाच्या चक्रव्यूहात अडकलाय जालन्याला पावसाने झोडपले जालना शहरात झालेल्या ढगफुटी सदृश्य पावसाचे 997 घरांसह 105 दुकानांमध्ये शिरले पाणी अपूर्ण कामे आणि अडकलेल्या कचऱ्यामुळे पाण्याचा निचरा न झाल्याचा महानगरपालिकेचा अहवाल नागपूर - आगामी स्थानिक स्वराज्य संस्थेच्या निवडणुकीच्या पार्श्वभूमीवर हे शिबिर महत्त्वाचं मानलं जात आहे. या शिबिरामध्ये 500 पदाधिकारी येणार असून जय्यत तयारी करण्यात आलेली आहे.. कॅबिनेट मिनिस्टर तसेच ज्येष्ठ नेत्यांसाठी पहिल्या रोमध्येच स्टिकर लावून जागा निश्चित करण्यात आली आहे... यामध्ये सुनेत्रा पवार पार्थ पवार जेष्ठ नेते यांच्या जागेचे स्टिकर लावण्यात आले आहे.... पुणे - पुणे विद्यापीठाच्या शुल्कवाढी विरोधात विद्यार्थी काँग्रेसच्या आंदोलन परीक्षा शुल्कवाढी परिपत्रकाची होळी करून निषेध व्यक्त करणार पुणे विद्यापीठाने परीक्षा शुल्का मध्ये 20 टक्के वाढ केल्याने विद्यार्थी काँग्रेसचे आंदोलन अकरा वाजता काँग्रेसची विद्यार्थी संघटना पुणे विद्यापीठामध्ये करणार आंदोलन धाराशिव - धाराशिवच्या भूम तालुक्यातील वंजारवाडी येथील पूल पाण्याखाली पुलावरून मोठ्या प्रमाणावर पाणी वाहत असतानाही नागरीकांची पुल ओलांडण्यासाठी जिवघेनी कसरत वाहत्या पाण्यातुन मोटरसायकल चालक व नागरीक करत आहेत जिवघेना प्रवास सार्वजनिक बांधकाम विभागाने लाखो रुपये करुन बांधलेल्या पुलावरून पाणी,चुकीच काम झाल्याचा स्थानिकांचा आरोप हिंगोली - 14 वर्षांचा मुलगा गेला वाहून मित्रासोबत पोहण्यासाठी गेला होता हिंगोलीच्या सेनगाव तालुक्यातील देऊळगाव जहागीर गावातील घटना काल दुपारपासून मुलाचा शोध सुरू सकाळ+चे सदस्य व्हा शॉपिंगसाठी 'सकाळ प्राईम डील्स'च्या भन्नाट ऑफर्स पाहण्यासाठी क्लिक करा. Read Marathi news and watch Live TV. Breaking news from Maharashtra, India, Pune, Mumbai, Politics, Entertainment, Sports, Lifestyle at SaamTV. Get Live Marathi news on Mobile. Download the Saam Tv app for Android and IOS. Follow Us Copyright © 2025 Sakal Media Group – All Rights Reserved Powered by Quintype</w:t>
       </w:r>
     </w:p>
     <w:p>
@@ -596,30 +2301,30 @@
         <w:pStyle w:val="Heading3"/>
       </w:pPr>
       <w:r>
-        <w:t>Article 20</w:t>
-      </w:r>
-    </w:p>
-    <w:p>
-      <w:r>
-        <w:t>Title: Maharashtra Government Approves Land For Expansion Of 11 Villages In Nashik District</w:t>
+        <w:t>Article 75</w:t>
+      </w:r>
+    </w:p>
+    <w:p>
+      <w:r>
+        <w:t>Title: Maharashtra Live News Update: पवई विभागात प्रेम प्रकरणात मुलाने राहत्या घरात आयुष्य संपवलं</w:t>
       </w:r>
     </w:p>
     <w:p>
       <w:r>
         <w:t xml:space="preserve">URL: </w:t>
       </w:r>
-      <w:hyperlink r:id="rId28">
+      <w:hyperlink r:id="rId83">
         <w:r>
           <w:rPr>
             <w:color w:val="0000FF"/>
           </w:rPr>
-          <w:t>https://www.freepressjournal.in/mumbai/maharashtra-government-approves-land-for-expansion-of-11-villages-in-nashik-district</w:t>
+          <w:t>https://saamtv.esakal.com/maharashtra/ajchya-tajya-batmya-maharashtra-marathi-latest-live-news-updates-20th-september-2025-sharad-pawar-jayant-patil-gopichand-padalkar-bjp-ncp-mumbai-thane-weather-rain-update-nagpur-pune-nashik-weather-forecast-rain-update-maratha-obc-aarkashan-clash-maharashtra-devendra-fadanvis-eknath-shinde-ajit-pawar-live-news-today-local-crime-top-headlines</w:t>
         </w:r>
       </w:hyperlink>
     </w:p>
     <w:p>
       <w:r>
-        <w:t>Content: Mumbai: In a significant move aimed at addressing the growing demand for village expansion, the Maharashtra government has approved 28.3 hectares of land from the Maharashtra State Farming Corporation (MSFC) for the expansion of 11 gram panchayats in Malegaon taluka, Nashik district. The Revenue and Forest Department issued an official government resolution (GR) in this regard on September 19, 2025. The decision was finalized in a meeting chaired by Revenue Minister Chandrashekhar Bawankule at Mantralaya. According to the resolution, under the provisions of the Maharashtra Agricultural Land (Ceiling on Holdings) Act, 1961, land within 5 kilometers of a village boundary may be used for 'gavathan' (village site) expansion, government housing schemes, and other public purposes. However, as per the MSFC board’s decision, such land cannot be transferred free of cost. Instead, compensation must be deposited with the MSFC in accordance with the Land Acquisition Act before the land is handed over. The approved land parcels will be formally transferred to the respective gram panchayats through the Sub-Divisional Officer (SDO), Malegaon. List of approved villages (total 28.3 hectares): * Jalgaon – 2.00 ha * Dhawaleshwar – 2.00 ha * Ajang – 4.00 ha * Kashti – 2.00 ha * Belgav – 2.00 ha * Nilgavan – 2.00 ha * Dabhadi – 3.58 ha * Dudhe – 2.00 ha * Aghar Bu. – 2.44 ha * Ravalgaon – 4.28 ha * Satmane – 2.00 ha Conditions imposed:-The land will be held by gram panchayats as Class-II occupiers and must be used exclusively for village expansion. The land cannot be sold, mortgaged, or transferred without prior government approval. Moreover, utilization for the approved purpose must commence within three years of possession. Any violation of these conditions will empower the government to reclaim the land.</w:t>
+        <w:t>Content: मुलाने आत्महत्या केल्यानंतर मुलाच्या नातेवाहिकांनी मुलीला शिवीगाळ केल्यानंतर ती देखील आत्महत्या करील ही लक्षात येता बीट मार्शल यांनी तातडीने मुलीच्या घरी गेले असता मुलगी देखील गळफास घेत असताना मुलीचे वाचवण्यात आले. आदिवासी प्रवर्गात समाविष्ट करून आरक्षण देण्यात यावे या मागणीसाठी बंजारा समाज बांधवांनी महाराष्ट्रभर मोर्चा काढीत आरक्षणाची मागणी करीत असून राज्य सरकार हे आदिवासी समाजाच्या आरक्षणाला धक्का लागू देणार नाही सरकार आदिवासी समाजाच्या पाठीशी आहे आरक्षणात घुसखोरी होणार नाही अशी प्रतिक्रिया आदिवासी विकास मंत्री अशोक उईके यांनी व्यक्त केलाय. जालन्यातील अंबड तालुक्यातील बळेगाव परिसरामध्ये जोरदार पाऊस पडलाय.या पावसामुळे कपाशी , सोयाबीनसह उसाचं अतोनात नुकसान झालय. कपाशी आणि सोयाबीनच्या शेताला तर अक्षरशः तलावाचं स्वरूप आलय. शासनाने तात्काळ पंचनामे करून सरसकट नुकसान भरपाई देण्याची मागणी शेतकऱ्यांनी केली आहे... नाशिक पत्रकार हल्ला ऑन गिरीश महाजन *नाशिक पत्रकार हल्ला हा निषेधार्थी बाब आहे त्याची माहिती मी घेतली आहे . *जिल्हाधिकाऱ्यांना माहिती घेण्याचे आदेश देण्यात आले आहे . *मी आता नाशिकला पोहोचणार लागलीच मी त्यावर चर्चा करून कारवाईची सूचना करणार आहे . *पत्रकारावर हल्ला हा निषेधार्थ आहे दोशींवरती कडक कारवाई होईल *मी आता नाशिकला जाऊन पत्रकारांची भेट घेणार जोगेश्वरी स्पोर्ट्स क्लब येथे विभाग निहाय पदाधिकारी यांच्याशी उपमुख्यमंत्री एकनाथ शिंदे चर्चा करत आहेत या चर्चेत विभागातील कामावर भर देण्यासाठी सूचना करण्यात आल्या आहेत तर शिवसेनेची नोंदणी किती झाली आहे..नोंदणी वर भर द्या. Sra चे प्रकल्प आणि त्याचा विकास रखडल्याचा पदाधिकारी यांनी विषय मांडला तर झोपडपट्टी चा विषय sra आणि म्हाडा एकत्र मिळून सोडवू.. एकनाथ शिंदे यांनी पदाधिकारी यांना सांगितलं... जालना - जालन्यातील अंबड तालुक्यातील बळेगाव परिसरामध्ये जोरदार पाऊस कपाशी, सोयाबीनसह ऊसाचं अतोनात नुकसान. कपाशी आणि सोयाबीनच्या शेताला तलावाचं स्वरूप... तात्काळ पंचनामे करून नुकसान भरपाई देण्याची शेतकऱ्यांची मागणी.. ठाणे शहरातील वाहतुक कोंडीसह अवजड वाहनांच्या विरोधात आज ठाण्यातील पालिका मुख्यालय पाचपाखाडी या ठिकाणाहून मनसेच्या वतीने ट्राफिक मार्च काढण्यात येणार आहे. या मार्चची सुरुवात पाचपाखाडी या ठिकाणाहून थोड्याच वेळात होणार आहे. त्यानंतर आराधना सिनेमा, हरी निवास सर्कल ठिकाणी सांगता होणार आहे. अष्टविनायक महामार्गावरुन भरधाव वेगाने जाणा-या डंपर चालकाचे अचानक नियंत्रण सुटल्याने महामार्गालगत असणा-या घराकडे घुसला यातुनही चालकाने प्रसंगावधान राखत घर वाचवले अन शौचालयावर डंपर वळवल्याने घरातील कोणीही जखमी झालेले नाही. या घटनेत घराचे शौचालय कोसळले असून मोठे आर्थिक नुकसान झाले आहे. अपघातानंतर डंपर शेतात जाऊन थांबला.डंपर चालक अपघातात जखमी झाला असून तो पळून जाण्याचा प्रयत्न करत असताना सतर्क ग्रामस्थांनी त्याचा पाठलाग करून पकडले व पोलिसांच्या ताब्यात दिले. पुणे श्रमिक पत्रकार संघाकडून मुख्यमंत्री देवेंद्र फडणवीस यांना पत्र या प्रकरणातील आरोपींवर कठोर कारवाई करण्याची पत्रकार संघाची मागणी पुणे शहरात सुद्धा अनेक पत्रकारांना धक्काबुक्की, महिला पत्रकाराचा विनयभंग या घटनेत वाढ झाल्याचं पत्रात उल्लेख पत्रकारांवर हल्ला करणाऱ्यांवर कायदेशी कारवाई करण्याची मागणीचे पत्र पुणे श्रमिक पत्रकार संघाने मुख्यमंत्री यांना लिहिले आहे महाड तालुक्यातील कुर्ला गावात कुत्रा चावल्याच्या घटनेनंतर शिवसेना ठाकरे गटाने महाड ग्रामीण रुग्णालय प्रशासनाविरोधात आंदोलन केल आहे. यावेळी त्यांनी रुग्णालयात अपुऱ्या सुविधांबद्दल येथील डॉक्टरांना जाब विचारला. प्रशासनाचा निषेध करीत डॉक्टरांना टाळे भेट देण्यात आले. हि परिस्थिती सुधारली नाहीतर रुग्णालयाला टाळे ठोकण्याचा इशारा यावेळी देण्यात आला. मागील काही दिवसांपासून दररोज सायंकाळ नंतर पावसाच्या सरी कोसळत आहे. मात्र काल दिवसभराच्या विश्रांतीनंतर आज उघाड असतांना अचानक ढगाळ वातावरण नंतर मुसळधार पावसाला सुरुवात झालेली आहे. विशेष म्हणजे आज हवामान विभागाने हवामान कोरडे राहील असा अंदाज व्यक्त केला असताना मागील पंधरा मिनिटांपासून शहरातील अनेक भागांमध्ये जोरदार पावसाच्या सरी कोसळत आहे.. गोपीचंद पडळकर यांची जीभ छाटणाऱ्याला पाच लाखांचं रोख बक्षीस देऊ अशी घोषणा राष्ट्रवादी शरद पवार पक्षाचे प्रदेश सरचिटणीस अविनाश देशमुख यांनी केलीय. आज राष्ट्रवादी शरद पवार पक्षाच्या वतीने बदलापुरात गोपीचंद पडळकर यांच्या वक्तव्याचा निषेध करण्यात आला. यावेळी कार्यकर्त्यांनी जयंत पाटील यांच्या प्रतिमेला दुग्धाभिषेक करत गोपीचंद पडळकर यांच्या विरोधात जोरदार घोषणाबाजी केली. गोपीचंद पडळकर यांनी जयंत पाटील यांच्यावर अत्यंत खालच्या शब्दात टीका केल्यामुळे राज्यभरात याचे पडसाद उमटले आहेत. बदलापुरातही राष्ट्रवादी शरद पवार पक्षाच्या कार्यकर्त्यांनी पडळकर यांच्या प्रतिमेला जोडे मारत जोरदार घोषणाबाजी केली. इतकच नाही नाही तर पडळकर यांची जीभ जो कोणी छाटेल त्याला पाच लाखांचं रोख पारितोषिक दिलं जाईल अशी घोषणा यावेळी अविनाश देशमुख यांनी केली. या आंदोलनात राष्ट्रवादी शरद पवार पक्षाचे कार्यकर्ते मोठ्या संख्येनं सहभागी झाले होते. नाशिकमधील त्र्यंबकेश्वरमध्ये पत्रकारांना मारहाण करण्यात आली या प्रकरणी मुख्यमंत्री यांनी दखल घेतली आहे मुख्यमंत्र्यांनी मारहाण करणाऱ्या गुंडांवर कठोर कारवाई करावी असे आदेश दिले धनगर समाजाला एसटीचे आरक्षण मिळावे यामागणीसाठी दीपक बोऱ्हाडे यांचे उपोषण सुरू आहेत. आज त्यांच्या उपोषणाचा चौथा दिवस असून,त्यांची प्रकृती खालावल्याने धनगर समाज बांधव उपोषण स्थळी एकवटल्याचा पाहायला मिळतय..दरम्यान 24 तारेखेच्या आत धनगर समाजाला एसटी प्रवर्गातून आरक्षण न दिल्यास उद्रेक होईल असा इशारा आंदोलकांनी दिलाय. तसेच 24 तारेखला जालन्यात धनगर समाजाचा इशारा मोर्चा काढण्यात येईल असा इशारा आंदोलकांनी दिला आहे. पुणे जिल्ह्यातील शिरूर तालुक्यातील सणसवाडी भागातील एका सोसायटीच्या खोलीतून स्थानिक गुन्हे अन्वेषण शाखा व शिक्रापूर पोलिसांच्या पथकाने छापा टाकत तब्बल वीस लाख रुपयांचा विविध प्रकारचा पानमसाला व गुटखा जप्त केला आहे. या कारवाईत बलिंदरकुमार राजकिशोर यादव असे अटक केलेल्या आरोपीचे नाव आहे. सणसवाडी भागातील शिवम सोसायटी मधील एका खोलीत एका गुटखा माफियाने लाखो रुपयांचा गुटखा बेकायदेशीरपणे ठेवला असल्याची माहिती स्थानिक गुन्हे अन्वेषण विभागाला मिळाल्यानंतर स्थानिक पोलिसांच्या मदतीने खोलीत जाऊन पाहणी केली असता पोलिसांना त्या खोलीत एक इसम आणि मोठा गुटखा व पान मसालाचा साठा मिळून आला. वाशिम जिल्हा दौरा करून नांदेड कडे जात असताना काळे झेंडे दाखवण्याचा प्रयत्न शिवसेनेच्या पदाधिकाऱ्यांनी काळे झेंडे दाखवण्याचा केला प्रयत्न हिंगोली जिल्ह्यात शेतकऱ्यांचे नुकसान झाले असताना दत्ता भरणे यांनी भेट दिली नसल्याने शिवसैनिक संतप्त राष्ट्रवादी काँग्रेस शरद पवार गटाचे आमदार जयंत पाटील यांच्याविरोधात आमदार गोपीचंद पडळकर यांनी अर्वाच्च भाषा वापरल्याने नवापूर शहरात राष्ट्रवादी काँग्रेस शरद पवार गटाच्या वतीने तीव्र आंदोलन... मराठ्यांना दिलेल्या आरक्षणाचा ओबीसी आरक्षणावर कुठलाही परिणाम होणार नाही. वडेट्टीवारांनी यावर राजकारण करू नये, अशी प्रतिक्रिया महसूलमंत्री चंद्रशेखर बावनकुळे यांनी दिली. नव्या जीआरचा गैरवापर होण्याची भीती भुजबळ यांनीही व्यक्त केली. मात्र असे काहीही होणार नाही, अशी ग्वाही बावनकुळे यांनी दिली. हिंदू मातंग संमेलन नवी मुंबई मध्ये आयोजित करण्यात आलं होतं वनमंत्री गणेश नाईक यांनी मातंग समाजाच्या समस्या सोडवण्यासाठी सरकार कठीबुद्ध आहे तसेच मातंग समाजाच्या लोकसंख्येप्रमाणे शासनाकडून निधी आवश्यक आहे असा मी आग्रह धरलेला आहे अहिल्यानगर जिल्ह्यातील राहाता तालुक्यात पेरूचे भाव गडगडल्याने पेरू उत्पादक शेतकरी आर्थिक संकटात सापडले आहेत.. पेरूच्या भावात किलोमागे 15 ते 20 रुपयांची घसरण झाल्याने उत्पादन खर्च निघणेही कठीण झालंय.. एकीकडे अतिवृष्टीने बळीराजा अस्मानी संकटात सापडल्याचे चित्र असताना दुसरीकडे पेरूचे भाव गडगडल्याने पेरू उत्पादक शेतकरी हवालदील झाले आहेत.. पुण्यात स्वारगेट चौकात जय भीम संघटनेच्या वतीने गोपीचंद पडळकर यांनी बेताल वक्तव्य केल्याबद्दल यांच्या विरोधात आंदोलन करण्यात आलं .गोपीचंद पडळकर यांच्या फोटोला शाई लावण्यात आलं चप्पल नी लाथ मारण्यात आले. व त्या पोस्टर वरती असे लिहिण्यात आलं. मी शेण खातो मला बोलायचं कळत नाही अशाप्रकारे आंदोलन करण्यात आले.संघटनेचे प्रदेशाध्यक्ष करण गायकवाड संघटनेचे महिला अध्यक्ष वैशालीताई राक्षे हनुमानसर सोनवणे रोहन भाऊ ठोसर सनी गायकवाड राजू कांबळे प्रदीप गायकवाड सुष्मिता टीव्ही अशाप्रकारे कार्यकर्ते उपस्थित होते जयंत पाटील यांच्याबाबत आक्षेपार्ह विधान केल्याप्रकरणी पडळकर यांच्याविरोधात आज साताऱ्यात शरद पवार गटाने पडळकर यांच्याविरोधात जोरदार घोषणाबाजी करत, पडळकर यांच्या प्रतिमेला ला चपलीने मारत निषेध आंदोलन केले.या निषेध आंदोलनाचे नेतृत्व सातारा जिल्हाध्यक्ष सुनील माने यांनी केले. यावेळी गोपीचंद पडळकर यांच्या विरोधात घोषणा देण्यात आल्या या आंदोलनात महिला आघाडीचा मोठ्या प्रमाणात सहभाग होता. बुलढाणा जिल्ह्यात अतिवृष्टीने शेतकरी उध्वस्त झाला आहे, शेतीपिके खरडून गेली आहेत हाता तोंडाशी आलेला घास निसर्गाने हिरावून घेतला आहे, यावर शासणकर्ते बोलायला तयार नाहीत त्यामुळे उबाठा आक्रमक होऊन आज खामगाव येथे उपविभागीय अधिकारी कार्यालयासमोर निदर्शने करीत घोषणाबाजी केलीत, ओला दुष्काळ जाहीर करा तसेच नुकसान भरपाई पोटी हेक्टरी 50 हजार रुपये आर्थिक द्या अशी मागणी करण्यात आली. पुण्यातील एमआयटी महाविद्यालयाच्या कॅम्पस मध्ये आढळून आला मृतदेह सुभाष कामठे असे 65 वर्षीय व्यक्तीचे नाव मृत्यूचे कारण अद्याप अस्पष्ट सुभाष कामठे दोन दिवसांपासून घरून होता बेपत्ता कामठे मूळचे पुण्यातीलच फुरसुंगी परिसरात राहण्यास असल्याची माहिती तसेच कामठे यांना दारूचे देखील व्यसन असल्याची प्राथमिक माहिती एमआयटी महाविद्यालयाच्या कॅम्पसमध्ये मृतदेह आढळून आल्याने खळबळ सणसवाडी (ता. शिरूर) येथे पोलिसांनी मोठी कारवाई करत तब्बल वीस लाख रुपयांचा गुटखा व पानमसाला जप्त केला आहे. स्थानिक गुन्हे अन्वेषण विभाग आणि शिक्रापूर पोलिसांनी संयुक्त कारवाई करून परप्रांतीय गुटखा माफिया बलिंदरकुमार राजकिशोर यादव (वय ३२, मूळ रा. पटना, बिहार, सध्या रा. सणसवाडी) याला अटक केली. भटक्या कुत्र्यांच्या हल्ल्यात तीन जण गंभिर झाल्याची घटना महाड तालुक्यातील कुर्ले गावातून समोर आली आहे. कुत्र्याने एका तरूणा ओठाचा लचका तोडला आहे, दुसऱ्या एका महिलेच्या हाताला, पायाला आणि डोक्याला चावा घेतला आहे तर अणखी एका महिले किरकोळ दुखापत झाली आहे. कुत्र्याच्या हल्ल्यात जखमी झालेल्या या तीघांवर माणगावच्या उपजिल्हा रुग्णालयात उपचर सुरु आहेत. तरुणाच्या तोंडाला गंभिर दुखापत झाल्याने त्याला प्लास्टिकचे सर्जरीची गरज भासणार असल्याचे उपचार करणाऱ्या डॉक्टरांनी सांगितले आहे. कुत्र्यांनी केलेल्या या हल्ल्याच्या घटनेनंतर या भटक्या कुत्र्यांचा बंदोबस्त करण्याची मोठी गरज निर्माण झाली आहे. गोपीचंद पडळकर यांच्या विरोधात राज्यभर तीव्र संताप आणि आंदोलन सुरू असताना सांगलीमध्ये पडळकर समर्थकांकडून प्रति आंदोलन करण्यात आले आहे.गोपीचंद पडळकर यांच्या तीस फुटी पोस्टरला दुग्धभिषेक घालून गोपीचंद पडळकर यांचे समर्थन करण्यात आले आहे. शहरातील राम मंदिर येथे गोपीचंद पडळकर यांच्या समर्थकांकडून हे आंदोलन करण्यात आले आहे.राष्ट्रवादी शरद पवार गटाचे आमदार जयंत पाटील यांच्यावर आमदार गोपीचंद पडळकरांकडुन जहरी टीका करण्यात आली,त्यानंतर राज्यभर तीव्र पडसाद उमटतं आहेत, त्याचबरोबर सांगली जिल्ह्यामध्ये राष्ट्रवादी काँग्रेस आणि जयंत पाटील समर्थकांकडून पडळकरांच्या विरोधात आंदोलन करण्यात येत आहेत. त्याला प्रत्युत्तर म्हणून पडळकर समर्थकांनी आजच सांगलीमध्ये पडळकर यांच्या समर्थनाचा आंदोलन केलं आहे. भाजप आमदार गोपीचंद पडळकर यांच्या विरोधात कोल्हापुरात जोरदार निदर्शने शरद पवार राष्ट्रवादी पक्षाच्या कार्यकर्त्यांकडून कोल्हापुरातील दसरा चौक परिसरात निदर्शने राष्ट्रवादीचे नेते आमदार जयंत पाटील यांच्या विरोधात आक्षेपार्ह विधान केल्याच्या निषेधार्थ राष्ट्रवादीचे कार्यकर्ते आक्रमक कोल्हापुरातील दसरा चौक परिसरात कार्यकर्त्यांची घोषणाबाजी गोपीचंद पडळकर यांनी जयंत पाटील यांच्यावर केलेल्या टीकेच्या निषेधार्थ ईश्वरपूर मध्ये जयंत पाटलांच्या कार्यकर्त्यांनी रास्ता रोको आंदोलन केलं होतं. परंतु पोलिसांनी आंदोलकांना ताब्यात घेतल्यानंतर या ठिकाणी कार्यकर्ते आणि पोलिसांमध्ये जोरदार झटापट झाल्याचे पहावयास मिळालं. रस्त्यावर टायर पेटवत जयंत पाटील यांच्या कार्यकर्त्यांनी हे आंदोलन केलं होतं. परंतु रास्ता रोको आंदोलनामुळे पेठ ते सांगली महामार्गावर रस्त्याच्या दुतर्फा वाहनाच्या लांबच लांब रांगा लागल्या होत्या. त्यामुळे पोलिसांनी काही कार्यकर्त्यांना ताब्यात घेतले. यावेळी कार्यकर्ते आणि पोलिसांमध्ये झटापट झाले देखील पहावयास मिळालं. त्यामुळे या ठिकाणी गोंधळाचे वातावर निर्माण झाल्याचं दिसून येतं. जयंत पाटील यांच्या कार्यकर्ते संतप्त झाले असून त्यांनी गोपीचंद पडळकर यांच्यावर कारवाई करावी अशी मागणी केलीये. दोन दिवसापूर्वी माजी मंत्री जयंत पाटील यांच्या विषयी आमदार गोपीचंद पडळकर यांनी वादग्रस्त वक्तव्य केले होते. त्यानंतर आमदार पडळकर यांच्या विरोधात राष्ट्रवादी काँग्रेस शरदचंद्र पवार पक्षाच्या कार्यकर्त्यांनी जोडेमारो आंदोलन केले. त्यानंतर आज आमदार पडळकर समर्थकांनी पंढरपुरात संत नामदेव पायरी जवळ दुग्धाभिषेक करत आमदार पडळकर यांच्या समर्थनार्थ घोषणाबाजी केली. अमरावती सुपर स्पेशालिटी रुग्णालयातील 60 पेक्षा अधिक डॉक्टर 25 दिवसांपासून संपावर... 200 पेक्षा अधिक रुग्णांच्या शस्त्रक्रिया रखडल्या; डॉक्टरांच्या संपामुळे रुग्णांचे प्रचंड हाल... शासनाने अजूनही कुठलाही तोडगा न काढल्याने काँग्रेस आक्रमक सुपर स्पेशालिटी रुग्णालयासमोर आंदोलन सुरू. सरकारकडे डॉक्टरांचे नऊ कोटी रुपयांचे मानधन थकल्याने डॉक्टर गेले संपावर.... डॉक्टरांच्या संपावर सरकारने तोडगा काढण्याची रुग्णांची आणि काँग्रेसची मागणी.. - आमदार गोपीचंद पडळकर यांच्याविरोधात शरद पवारांची राष्ट्रवादी धरणे आंदोलन - गोपीचंद पडळकर यांच्या विरोधात शरद पवारांच्या राष्ट्रवादीचे नागपुरात व्हेरायटी चौकात आंदोलन - नागपूरच्या वेरायटी चौकात राष्ट्रवादीच्या कार्यकर्त्यांकडून पडळकर यांच्या निषेध करत घोषणाबाजी करत आंदोलन - आमदार गोपीचंद पडळकर यांनी राष्ट्रवादीचे ज्येष्ठ नेते जयंत पाटील आई वाडीलाबद्दल अपशब्द वापरले होते... पुणे नाशिक महामार्गावर नारायणगाव बायपासला गँसची मोठी गळती गँस वाहतुक करणा-या गाडीतुनच महामार्गावर गँस गळती, गँस गळतीची हवा सर्वत्र पसरली अचानक गँस गळती सुरु झाल्याने नारायणगाव परिसरात घबराहट पुणे-नाशिक मार्गावर वाहतुक सुरु असतानाच गँस गळती सुरु होती काही वेळात गँस गळतीवर नियंत्रण मिळविण्यात यश आले - शासनाने कुंभाच्या पार्श्वभूमीवर शिखर समितीसह कुंभमंत्री समिती जाहीर केल्यानंतर साधू महंतांमध्ये नाराजी - नाशिकसह तत्र्यंबकेश्वरच्या साधू महंतांची तातडीची बैठक - त्र्यंबकेश्वर येथे सर्व आखाड्यांचे प्रमुख बैठकीला उपस्थित राहणार - यापूर्वी कुंभ प्राधिकरणात स्थान न मिळाल्याने साधू महंतांनी व्यक्त केली होती नाराजी - शासनाच्या समितीमध्ये स्थान न दिल्याने साधू महंत काय भूमिका घेतात? याकडे लक्ष नवरात्रोत्सवाच्या पार्श्वभूमीवर करवीर निवासिनी श्री अंबाबाई मंदिरातील तयारी अंतिम टप्प्यात आलेली आहे. गेल्या तीन दिवसांपासून सुरू असलेल्या अंबाबाईच्या अलंकारांची स्वच्छता पूर्ण झालेली आहे. यामध्ये देवीच्या नित्य दिनक्रमामध्ये पूजाअर्चा मध्ये वापरल्या जाणाऱ्या सोन्या-चांदीच्या अलंकारांची स्वच्छता करण्यात आली. मुंबई अहमदाबाद राष्ट्रीय महामार्गावर वाहतूक कोंडीला सुरुवात झाली आहे. महामार्गावर मोठमोठे खड्डे पडल्यामुळे वाहनांची गती मंदावली आहे. चालकांना खड्ड्यांचा अंदाज येत नसल्यामुळे अपघाताचे प्रमाण वाढले आहे. पुन्हा एकदा याच वाहतूक कोंडीत रुग्णवाहिका अडकल्याचे दृश्य पाहायला मिळाले. कल्याण शहाडमध्ये पालिकेच्या आरक्षित भूखंडावरून गोंधळ! गार्डनवर आरोग्य केंद्र वाद… रहिवासी विरुद्ध महानगर पालिका आमनेसामने!" गार्डन दाखवून फ्लॅट विकले. रहिवाशांचा आरोप “आमचा रस्ता सोसायटीचा, परवानगीशिवाय काम नको” – नागरिकांचा आक्रमक पवित्रा शेतकऱ्यांचे नवीन सोयाबीन बाजारपेठेत येण्यापूर्वीच सोयाबीनचे दर घसरले.... महिन्याभरापूर्वी 4500 ते 4700 रुपये प्रति क्विंटल विकल जाणार सोयाबीन आता 4000 ते 4300 रुपये प्रति क्विंटल... क्विंटल मागे शेतकऱ्यांचा तीनशे ते पाचशे रुपयांपर्यंतचे नुकसान... शेतकऱ्याचे नवीन सोयाबीन बाजारपेठेत आल्यानंतर आणखी दर घसरण्याची शक्यता सोयाबीन उत्पादक शेतकरी संकटात... बीडच्या केज येथील गटशिक्षणाधिकारी लक्ष्मण बेडसकर याच्याविरुद्ध केज पोलिसात विनयभंगाचा गुन्हा दाखल करण्यात आला आहे. विशेष म्हणजे एका 16 वर्षीय मुलीवर अतिप्रसंग करण्याचा बेडसकर याने प्रयत्न केला. रात्री साडेआठच्या दरम्यान पिडीत मुलगी आणि तिच्या मावशीसह बहिणीला नाश्ता चारण्याच्या बहाण्याने आपल्या चारचाकी गाडीत निर्जनस्थळी घेऊन गेला. आणि तेथे त्याने एका 16 वर्षीय मुलीवर अतिप्रसंग करण्याचा प्रयत्न केला. याचवेळी तिथे काही लोक दाखल झाल्यानंतर बेडसकर याने तेथून पळ काढला. याप्रकरणी केज पोलिसात विनयभंगाचा गुन्हा दाखल करण्यात आला आहे. मात्र ज्यावेळेस गुन्हा दाखल करण्याची प्रक्रिया सुरू होती त्यावेळेस हा आरोपी त्याच पोलीस स्टेशनमध्ये हजर असल्याचा फोटो देखील समोर आला आहे मग पोलिसांनी त्याच वेळेस या गटशिक्षणाधिकारी आणि आरोपी बिडकर ला ताब्यात का घेतलं नाही अशा देखील आता प्रश्न उपस्थित केला जात आहे.आरोपी फरार असून पोलिसांकडून त्याचा शोध घेतला जात आहे. नाशिक जिल्ह्यातील येवला तालुक्यात आज प्रहार संघटनेतर्फे नाशिक–संभाजीनगर महामार्गावर जोरदार रस्तारोको आंदोलन करण्यात आले. एक तासाहून अधिक काळ रास्ता रोको आंदोलन सुरू. प्रहार संघटनेच्या आंदोलनामुळे वाहनांच्या दुतर्फा रांगा. कांद्याच्या दरवाढीसह शेतकऱ्यांना तातडीचे अनुदान आणि हमीभाव मिळावा या मागण्यांसाठी संघटनेचे पदाधिकारी व शेतकरी मोठ्या संख्येने रस्त्यावर उतरले. गळ्यात कांद्याच्या माळा घालून आणि डोक्यावर काळे वस्त्र बांधून शेतकऱ्यांनी केंद्र सरकारचा जोरदार निषेध नोंदवला. पंतप्रधान नरेंद्र मोदींच्या फोटोला घातली कांद्याची माळ आंदोलनकर्त्यांनी इशारा दिला आहे की, मागण्या तातडीने मान्य न झाल्यास हे आंदोलन आणखी तीव्र केले जाईल. जवळपास 2 कोटी 61 लाख रुपयांचे ट्रक्स इंटेलिजन्स विभागाने केले जप्त 5 किलो 234 ग्रॅम मेथाकॅलोन नावाचा अमली पदार्थ आणला जात होता पुण्यात विशिष्ट गुप्तचर माहितीच्या आधारे, पुणे आंतरराष्ट्रीय विमानतळावरील एअर इंटेलिजेंस युनिटच्या अधिकाऱ्यांनी १८ सप्टेंबर २०२५ रोजी बँकॉकहून एअर इंडिया एक्सप्रेस फ्लाइट क्रमांक IX-२४१ वरून येणाऱ्या एका प्रवाशाला अटक केली. त्यांच्या चेक-इन लगेज बॅगची झडती घेतली असता पावडर आणि क्रिस्टल स्वरूपात ५.२३ किलोग्रॅम वजनाचा पांढरा पदार्थ आढळून आला. फील्ड टेस्टिंगमध्ये हा पदार्थ मेथाकॅलोन असल्याचे निश्चित झाले हा प्रतिबंधित पदार्थ जप्त करण्यात आला आणि नार्कोटिक ड्रग्ज अँड सायकोट्रॉपिक सबस्टन्स (NDPS) कायदा, १९८५ अंतर्गत प्रवाशाला अटक करण्यात आली स्वातंत्र्यवीर सावरकर उद्यानाचे "नमो उद्यान" नामकरण करण्याचा घाट घातला जात असल्याने सावरकर प्रेमींनी नाराजी व्यक्त केलीय. नाशिकच्या भगूर येथील स्वातंत्र्यवीर सावरकरांच्या जन्मभूमीत सावरकर उद्यान असावे, अशी मागणी करण्यात आलीय. नमो उद्यानाला निधी नाही मिळाला, तरी चालेल अशी भूमिका शिवसेना ठाकरे गटाकडून घेण्यात आलीय. भगूरमध्ये स्वातंत्र्यवीर सावरकर उद्यानाचे २४ वर्षापासून रखडलेले काम अजूनही पूर्ण झालेले नाही. तर शासनाच्या नवीन निधी अंतर्गत नमो उद्यान घोषणा करण्यात आलीय. या नमो उद्यानांतर्गत स्वातंत्र्यवीर सावरकर उद्यानासही एक कोटीचा निधी वर्ग करण्यात आलाय. मात्र हे उद्यान नमो उद्यान की सावरकर उद्यान? असा प्रश्न उपस्थित केला जातोय. परळीतील सहदेव सातभाई यांच्यावर खुनाचा प्रयत्न आणि लूट झालेल्या प्रकरणात बीड पोलिसांनी रघु फड गॅंगवर मकोकांतर्गत कारवाई केली होती. या गॅंगचे वाल्मीक कराड समर्थकांशी संबंध असल्याचे उघड झाले होते. या टोळीत सात जणांचा समावेश असून त्यांच्यावर गंभीर गुन्ह्यांची नोंद आहे. मात्र आता अपर पोलिस महासंचालकांनी सातपैकी पाच आरोपींवरील मकोका रद्द केला आहे. यात वाल्मीक कराडचा राईट हँड म्हणून ओळखला जाणारा गोट्या गितेचाही समावेश आहे. नंदागौळ (ता. परळी) येथील रहिवासी असलेल्या गोट्या गितेवर खून, खुनाचा प्रयत्न, खंडणी असे १० ते १५ गंभीर गुन्हे नोंद असून तो अद्याप फरार आहे. गोट्या गिते, जगन्नाथ फड, संदीप सोनवणे, बालाजी दहिफळे आणि विलास गिते या पाच जणांवरील मकोका रद्द झाला आहे. तर टोळीप्रमुख रघुनाथ फड आणि धनराज गिते या दोघांवरच मकोका कायम ठेवण्यात आला आहे. या निर्णयामुळे परळी परिसरात चर्चांना उधाण आले आहे - बार्शी तालुक्यातील बेलगाव परिसरात वादळी वारा, गारपीटीसह मुसळधार पाऊसाची हजेरी - मुसळधार पावसामुळे शेती पिकांचे अतोनात नुकसान झालेय. - त्याचबरोबर ताडसौंदणे गावात शिरले पावसाचे पाणी - तर मांडेगाव येथील चांदणी नदीवरील पुलावरून जेसीबीच्या साह्याने नागरिकांची ये जा. - बार्शी सोलापूर मुख्य रस्त्यावर मोठ्या प्रमाणात पाणी आल्याने वाहतुकीला अडथळा. मराठवाड्यात यंदाच्या पावसाळ्यात झालेल्या अतिवृष्टीने १ हजार ४१८ कोटी रुपयांचे नुकसान झाल्याचा प्राथमिक अंदाज आहे. मागच्या आठवडाभरापासून मराठवाड्यातल्या सगळ्याच भागात अतिवृष्टी ढगफुटी सारखा पाऊस झाल्यामुळे हातातोंडाशी आलेल्या पिकांचे मोठे नुकसान झाले. शिवाय शेत जमिनी वाहून गेल्या. अनेक घरांची पडझड झाली. या नुकसानीसाठी पन्नास टक्के म्हणजेच ६३० कोटींची मदत शासनाने १८ सप्टेंबरपर्यंत मंजूर केल्याचे सांगण्यात येत आहे. चार जिल्ह्यांतील ऑगस्ट महिन्यातील नुकसानीचे आकडे अद्याप स्पष्ट नाहीत. अद्याप सप्टेंबरमधील नुकसानीचा आकडा समोर आला नाही. सर्वाधिक नुकसान हे सप्टेंबर महिन्यात झाले आहे. शिवाय सप्टेंबर महिन्यात झालेल्या नुकसानीचे पंचनाम्यानुसार किती मदत लागणार, हे स्पष्ट नाही. आतापर्यंत ५ हजार गावांतील १९ लाख शेतकरी बाधित झाले. अनेक ठिकाणी पाणी साचल्याने शेतात जाता येत नाही, ई- पीक पाहणी सर्व्हर डाऊन असणे, शेतकऱ्यांच्या जमिनीचे लोकेशन चुकीचे दिसणे, खाते क्रमांक न जुळणे आदी अडचणींमुळे शेतकरी ई-पीक नोंदणी करु शकले नाहीत. शासनाकडे केलेली मागणी आणि मंजूर केलेल्या निधीत ५० टक्के फरक सध्या आहे. शेतकऱ्यांना नुकसानभरपाई मिळण्यात प्रामुख्याने पीक नोंदणी, आधार-बँक खाते लिंक नसणे, पंचनामा प्रक्रियेतील विलंब, नैसर्गिक आपत्तीनंतर मदतीची प्रतीक्षा व निधी वितरणातील समस्या या प्रमुख अडचणी आहेत कोल्हापुरात परवा रात्री पडलेल्या मुसळधार पावसामुळे राजाराम बंधाऱ्यावर पाणी यावर्षीच्या पावसाळ्यात सहाव्यांदा राजाराम बंधाऱ्यावर आलं पाणी खबरदारीचा उपाय म्हणून राजाराम बंधाऱ्यावरील वाहतूक तात्पुरती बंद कोपरखैरणे पोलिसांना गोपनीय बातमीदाराकडून मिळालेल्या माहितीनुसार घनसोली रेल्वे स्टेशन परिसरात एम.डी. अंमली पदार्थ विक्रीसाठी दोन इसम येणार असल्याची माहिती मिळाली होती. त्यानुसार सेंट्रल पार्कच्या विरुद्ध बाजूस सापळा रचून कारवाई करण्यात आली असून दोघांना अटक केली आहे. या कारवाईदरम्यान निखील राजकुमार वागासे याच्या अंगझडतीतून ४४ लाख किमतीचा ११२.३८ ग्रॅम एम.डी. (मेफेड्रोन) पावडर जप्त करण्यात आला. तर त्याचा साथीदार मसुद अब्दुल सलाम खान याच्या अंगझडतीतून २८ लाख किमतीचा ६९.७४ ग्रॅम एम.डी. पावडर मिळाली. - रात्रीच्या वेळी सिडकोच्या स्टेट बँक चौकात मद्यधुंद तरुणींचा गोंधळ - तरुणींना हटकणाऱ्या एका व्यक्तीला तरुणींकडून मारहाण - मद्यधुंद तरुणींकडून गोंधळ आणि गुंडगिरी - अखेर मित्रांनी मैत्रिणीची अवस्था पाहून ठोकली धूम आदिवासी तरुणाचा हत्तेच्या निषेधार्थ आज जिल्हा बंद... तरुणाच्या हत्यने आदिवासी समाजात प्रचंड संताप... मृत जयेश भील च्या मारेकऱ्यांना फाशीची शिक्षेची मागणी... आज सकाळ पासूनच जिल्ह्यातील सर्व दुकाने बंद..... जिल्हाभरात मोठा पोलिस बंदोबस्त तैनात... मावळतील अतिशय महत्त्वाची ग्रामपंचायत म्हणून ओळखले जाणाऱ्या खडकाळ ग्रामपंचायतीच्या उपसरपंच पदाच्या निवडणुकीत अंजलीताई मुथा यांची एकमताने निवड करण्यात आली. या निवडणुकीत सरपंचासह एकूण १७ सदस्य उपस्थित होते. ग्रामपंचायतीत उपसरपंच पद रिक्त झाल्यानंतर घेण्यात आलेल्या निवडणुकीत अंजलीताई मुथा यांच्या नावावर सर्व सदस्यांनी एकमताने विश्वास दाखवत निवड केली. दोन दिवसांपूर्वी खासदार बजरंग सोनवणे यांनी लक्ष्मण हाके यांच्याबाबत बोलताना म्हटले होते की ते वारंवार बीड जिल्ह्यामध्ये येत आहेत त्यांना येणाऱ्या निवडणुकीमध्ये बीडमधून निवडणूक लढवायची आहे याला उत्तर देताना लक्ष्मण हक्क म्हणाले की बजरंग सोनवणे हे बावचळले आहेत भंजाळले आहेत. आठ दिवसांपूर्वी ते म्हटले गावच्या ग्रामपंचायतच्या सदस्य होयला सांगा आणि आज म्हणतायेत बीड जिल्ह्यामध्ये हे लोकसभा लढवायला येणार आहेत नक्की ठरव बाबा मी एका मेंढपाळाचा पोरगा आहे याच बीड जिल्ह्याने आणि याच बीड जिल्ह्यातील लोकांनी नेहमी मतदान देण्याची भूमिका बजावली आहे एका मेंढपाळाचे पूर्व जर निवडणुकीला उभा राहिलं तू कारखानदार तुझा मालक शरद चंद्र पवार तू जहागीरदार मेंढपाळाचे पोरग आहे बाबासाहेबांनी आम्हाला संविधानाचा अधिकार दिला आम्ही जर बीडमध्ये आलो तर तू काय करायचे ते ठरव. -- बेझे धरणातून पाईपलाईनने आणणार पाणी - त्र्यंबकेश्वरमधील अरुंद कुशावर्तातील गर्दी विकेंद्रित करण्यासाठी प्रशासनाचा प्रयत्न - बेझे धरणातून पाईपलाईनने पाणी उचलून गौतमी, गोदावरी, गंगासागर, इंद्र आणि कुशावर्त कुंडात आणलं जाणार - गोदावरी नदी बारमाही वाहण्यासाठी ३३० कोटींचा प्रकल्प - त्र्यंबकेश्वरसह नाशिकमधील घाट देखील आकर्षक करण्याचा निर्णय - नाशिक शहरात आज शनिवारी पाणीबाणी - संपूर्ण शहराचा पाणी पुरवठा आज राहणार बंद - तर उद्या रविवारी देखील होणार कमी दाबाने पाणी पुरवठा - शहरातील विविध जलकुंभ, जलशुद्धीकरणाच्या पाईपलाईन दुरुस्ती आणि तांत्रिक कामानिमित्त आज दिवसभर पाणीपुरवठा राहणार बंद - नागरिकांनी काटकसरीने पाण्याचा वापर करण्याचं पालिका प्रशासनाचं आवाहन साताऱ्यातील सोमनाथ जाधव या शिक्षकाने एक खास शैक्षणिक ऍप्लिकेशन तयार केले आहे, ज्यामुळे पालकांना आपल्या मुलांच्या प्रत्येक हालचालीवर लक्ष ठेवणे सोपे होणार आहे. या शैक्षणिक ॲपचा शाळा आणि पालकांना उपयोग होणार असून या ॲप चे अनावरण पालकमंत्री शंभूराज देसाई यांच्या हस्ते पालकमंत्री कार्यालयात करण्यात आले.. पहिलीपासून ते अगदी कॉलेजमधील विद्यार्थ्यांपर्यंत सर्वांसाठी हे ऍप्लिकेशन खूप उपयुक्त ठरणार असून. शाळा आणि महाविद्यालयांना या ऍपच्या मदतीने मुलांच्या प्रत्येक हालचालीवर लक्ष ठेवता येईल. महत्त्वाचे म्हणजे, मुलांमध्ये दिवसभर होणाऱ्या सर्व घडामोडींची माहिती आणि शैक्षणिक माहिती यामुळे पालकांना लगेच मिळणार असल्याची माहिती सोमनाथ जाधव यांनी दिलीये. - प्रमाणपत्रांच्या बनावटगिरीला आळा बसणार - सावित्रीबाई फुले पुणे विद्यापीठाचा सुरक्षितता आणि पारदर्शकपणासाठी निर्णय - विद्यापीठातील विविध प्रमाणपत्रे आणि श्रेयांकपत्रकांची छपाई इंडियन सिक्युरिटी प्रेसमध्ये होणार - पूर्वीच्या प्रमाणपत्रांमध्ये केवळ ६ सुरक्षा मानके, आता वाढून ती १६ सुरक्षा मानकांपर्यंत जाणार - या निर्णयामुळे प्रमाणपत्रांची विश्वासार्हता आणखी मजबूत होणार एक दिवसाच्या उघडीप नंतर पुन्हा एकदा हिंगोली जिल्ह्याला परतीच्या पावसाने झोडपले आहे, हिंगोलीच्या सेनगाव तालुक्यातील आजेगाव ,सिंधगी, सेनगाव सह हिंगोलीत मुसळधार पाऊस कोसळला आहे,या पावसाने शेतकऱ्यांच्या शेतात प्रचंड पाणी जमा झाले असल्याने पुन्हा एकदा पिके पाण्याखाली गेली आहेत. पुण्यातील सह्याद्री रुग्णालयात यकृत प्रत्यारोपण करत असताना दाम्पत्याचा मृत्यू प्रकरण त्या प्रकरणी राज्य सरकारने नेमली चौकशी समिती मात्र त्या समितीचा अहवाल अजूनही आरोग्य विभागाला दिला नाही या प्रकरणात सह्याद्री रुग्णालयाला क्लीनचिट देणार की ठपका ठेवणार हे पाहावे लागेल १५ ऑगस्टला बापू कोमकर यांना यकृत दान करणारी पत्नी आणि बापू या दोघांचाही मृत्यू झाला या प्रकरणात रुग्णालयावर आरोप करण्यात आला आहे यासाठी राज्य सरकारने चौकशी समिती नेमली आहे. नातेवाईकांनी केली होती कारवाईची मागणी हिंगोलीच्या सेनगाव तालुक्यातील केंद्रा खुर्द गावात जिल्हा परिषदेच्या शाळेच्या शिक्षकाची बदली झाल्याने विद्यार्थ्यांच्या अश्रूंचा बांध फुटला आहे, सर तुम्ही आमच्या शाळेतून जाऊ नका असे म्हणत विद्यार्थ्यांनी आपल्या अश्रूंना वाट मोकळी करून दिली, गेल्या पाच वर्षापासून या जिल्हा परिषदेच्या शाळेत गणेश उजाडे हे शिक्षक विद्यार्थ्यांना नियमित अध्यापनाचे धडे द्यायचे, त्यासोबतच अनेक विद्यार्थ्यांना स्वतःच्या मुलाप्रमाणे सांभाळत मायेचा ओलावा द्यायचे मात्र प्रशासकीय कारणास्तव आता त्यांची बदली दुसऱ्या शाळेत झाल्याने त्यांनी या शाळेचा निरोप घेतला यावेळी शिक्षक गणेश उजाडे यांना देखील अश्रू अनावर झाले होते. धाराशिव च्या उमरगा तालुक्यात गेली दोन दिवसात झालेल्या पावसाने नाईचाकूर परिसरातील अनेक शेतकऱ्यांचा तोडणीस आलेले ऊस आडवा झाला आहे.वर्षभर काबाडकष्ट करून उसाचे पीक शेतकऱ्यांनी कसेबसे जगवले होते.पावसामुळे अनेक शेतकऱ्यांचा ऊस जमीनदोस्त होऊन लाखो रुपयांचे नुकसान झाले आहे. सततच्या पावसामुळे शेतकऱ्यांच्या शेती पिकातील तूर,सोयाबीन,या पिकांचे मोठे नुकसान झाले आहे.शेतकऱ्यांना तात्काळ पंचनामे होऊन आर्थिक मदत मिळावी अशी मागणी केली जात आहे. धाराशिव च्या परंडा तालुक्यातील सीना कोळेगाव प्रकल्पाच्या पानलोट क्षेत्रात दररोज कमी अधिक प्रमाणात दमदार पाऊस पडत असल्याने सिना कोळेगाव प्रकल्पाच्या 13 दरवाजातून 21 हजार 700 क्युसेकने सिना नदीपाञात पाण्याचा विसर्ग सुरू करण्यात आला आहे.परंडा तालुक्यातील पाच टिएमसी क्षमता असलेल्या सीना कोळेगाव प्रकल्पासह खासापुरी चांदणी साकत मध्यम प्रकल्प व निम्म खैरी मागील महिन्यात ओव्हरफ्लो झाले आहेत.तर सिना कोळेगाव प्रकल्पात येणाऱ्या पाण्याची आवक पाहून विसर्ग कमी अधिक केला जात आहे. रस्त्यातील अडथळे,अतिक्रमण दूर करा, नोव्हेंबर अखेरपर्यंत खड्डे मुक्त करा असे आदेश महापालिका आयुक्त यांनी प्रशासनाला दिले. पण त्याचवेळी दुसरीकडे पोलिसांतर्फे शहरातील तब्बल ५५० किलोमीटरचे रस्ते सीसीटीव्हीची केबल टाकण्यासाठी खोदण्यात येणार आहे. याची सुरुवात नवी पेठेतील राजेंद्रनगरमधून झाली आहे. त्यामुळे पुणे खड्डे मुक्त कसे होणार? असा प्रश्‍न उपस्थित झाला असून, महापालिकाही संभ्रमित झाली आहे. अकोल्यात 'किसान ब्रिगेड'च्या वतीने 'शेतकरी लूट वापसी संवाद सभा' पार पडलीय. ही सभा गाजलीय ती 'प्रहार'चे नेते बच्चू कडू आणि शेतकरी नेते रविकांत तुपकर यांच्या वादग्रस्त विधानांनी... या सभेसाठी देश आणि राज्यातील शेतकरी नेते अकोल्यात आले होतेय. भारतीय किसान युनियनचे नेते राकेश टिकैत, बच्चू कडू, रविकांत तूपकर, प्रकाश पोहरे, अजित नवले, विश्वास उटगी आदी नेते या सभेला उपस्थित होतेय. या सभेत बोलताना 'प्रहार'चे नेते बच्चू कडू यांनी त्यांच्या नुकत्याच झालेल्या जळगाव येथील आंदोलनानंतर दाखल झालेल्या गुन्ह्यांचा उल्लेख केलाय. जळगावातील आंदोलनात आम्ही फक्त जिल्हाधिकारी कार्यालयाचे गेट तोडलंंय. यानंतर राज्यात होणाऱ्या आंदोलनात आम्ही आता थेट कलेक्टरलाच तोडू, असा वादग्रस्त इशारा बच्चू कडू यांनी दिलाय. उद्धव ठाकरे यांचा ४ ऑक्टोबर रोजी पुणे दौरा शिवसैनिकांना उद्धव ठाकरे करणार मार्गदर्शन आगामी महापालिका निवडणुकीची पायभरणीला होणार सुरुवात स्थानिक स्वराज्य निवडणुकीची तयारी, कार्यकर्त्यांना मार्गदर्शन, पक्ष संघटना मजबूत करणे याविषयी उद्धव ठाकरे करणार मार्गदर्शन एक दिवसीय मार्गदर्शनाला पुणे शहरातील सर्व पदाधिकारी, शिवसैनिक राहणार उपस्थितीत बालगंधर्व रंग मंदिर या ठिकाणी कार्यक्रमाचे आयोजन होण्याची शक्यता Rain Alert: आज (ता. २०) मध्य महाराष्ट्र, मराठवाडा, पूर्व विदर्भात तुरळक ठिकाणी विजांसह पावसाचा अंदाज असल्याने सतर्कतेचा इशारा (येलो अलर्ट) हवामान विभागाने दिला आहे. अहिल्यानगर : अनेकदा राज्य आणि देश पातळीवरील विविध विषयांवर संतप्त प्रतिक्रिया व्यक्त करणारे आमदार रोहित पवार आज त्यांच्या मतदारसंघात अधिकाऱ्यांवर चांगलेच संतापलेले दिसले. जामखेडमध्ये आमसभा आयोजित करण्यात आली होती. त्यामध्ये नागरिकांनी नगरपालिकेच्या कामाबद्दल सर्वाधिक तक्रारी केल्या. यावर अधिकारी मोघम उत्तरे देत असल्याचे पाहून आमदार पवार संतापले. "आतापर्यंत गोट्या खेळत होतात का?" अशा शब्दात अधिकाऱ्यांना फटकारले. नगरपरिषद संदर्भात जामखेड शहरातील नागरिकांनी सर्वात जास्त तक्रारी आमसभेत आमदार रोहित पवार यांच्यासमोर मांडल्या... नगरपरिषद सीईओ यांच्यावर नागरिकांनी कामात केलेली अफरातफर, शहरातील कचरा उचलण्यासाठी देण्यात आलेले कंत्राट... कचरा उचलण्यात होणारी टाळाटाळ, शहरातील चिखलमय रस्ते, गटारी, सांडपाण्याची विल्हेवाट, मोकाट जनावरे, मोकाट कुत्रे, तुंबलेल्या गटारी, अनियमित सुटलेले पाणी, मच्छरांचा होणारा उपद्रव आदी विषयावर आमदार रोहित पवार यांनी नागरिकांच्या प्रश्नावर अधिकाऱ्यांना धारेवर धरलं... सकाळ+चे सदस्य व्हा शॉपिंगसाठी 'सकाळ प्राईम डील्स'च्या भन्नाट ऑफर्स पाहण्यासाठी क्लिक करा. Read Marathi news and watch Live TV. Breaking news from Maharashtra, India, Pune, Mumbai, Politics, Entertainment, Sports, Lifestyle at SaamTV. Get Live Marathi news on Mobile. Download the Saam Tv app for Android and IOS. Follow Us Copyright © 2025 Sakal Media Group – All Rights Reserved Powered by Quintype</w:t>
       </w:r>
     </w:p>
     <w:p>
@@ -627,7 +2332,193 @@
         <w:pStyle w:val="Heading3"/>
       </w:pPr>
       <w:r>
-        <w:t>Article 21</w:t>
+        <w:t>Article 76</w:t>
+      </w:r>
+    </w:p>
+    <w:p>
+      <w:r>
+        <w:t>Title: VHP issues 'Hindus only' diktat for garba; Bawankule backs organisers' rights, Wadettiwar slams move</w:t>
+      </w:r>
+    </w:p>
+    <w:p>
+      <w:r>
+        <w:t xml:space="preserve">URL: </w:t>
+      </w:r>
+      <w:hyperlink r:id="rId84">
+        <w:r>
+          <w:rPr>
+            <w:color w:val="0000FF"/>
+          </w:rPr>
+          <w:t>https://www.newsdrum.in/national/vhp-issues-hindus-only-diktat-for-garba-bawankule-backs-organisers-rights-wadettiwar-slams-move-10482221</w:t>
+        </w:r>
+      </w:hyperlink>
+    </w:p>
+    <w:p>
+      <w:r>
+        <w:t>Content: Follow Us Mumbai, Sep 20 (PTI) The Vishva Hindu Parishad on Saturday said only Hindus must be given entry to 'garba' events marking Navratri and advised organisers to check the Aadhaar card of entrants for identification. While Maharashtra minister and senior BJP leader Chandrashekhar Bawankule said organisers have the right to set conditions of entry at an event, provided it is being held with police permission, the Congress' Vijay Wadettiwar slammed the VHP for wanting to "set society on fire". Navratri, among the most patronised festivals in the state, will be observed from September 22 to October 1. "Garba is not merely a dance but a form of worship to please the goddess. They (apparent reference to Muslims) do not believe in idol worship. Only those having faith in the rituals must be allowed to participate," VHP national spokesperson Shriraj Nair told PTI. He said the VHP has issued advisories asking garba event organisers to check Aadhaar cards at entry points, apply 'tilak' on participants and ensure they perform puja before entering. "VHP and Bajrang Dal workers will monitor the events. Garba is a form of worship, not entertainment. Those who do not have faith in the goddess should not be part of it," Nair added. Reacting to the VHP's stand, Bawankule said it was within the rights of the organising committees to impose such (entry) restrictions. "That is their right. The only decisive factor is whether the event has police permission. The organising committees must take decisions based on that," Bawankule told reporters. Maharashtra BJP media chief Navnath Ban, responding to a query on the VHP's announcement, emphasised garba was a Hindu event and "those from other religions should not interfere while Hindus perform garba and worship the goddess". "We worship the goddess, who is like our mother," he said while also slamming Shiv Sena (UBT) leader Sanjay Raut for opposing the VHP's stand. He is opposing it with an eye on the votes of a particular community but people will not spare him or his party, Ban said further attacking Raut. Speaking on the issue, Maharashtra Congress Legislature Party leader and former state minister Vijay Wadettiwar said, "They (VHP) want to set society on fire. They want to divide society over religion and reap political benefits out of it. What VHP has said is nothing new. The organisation is born with an intention to destabilise the country." Such a stand by organisations like the VHP shakes the "unity in diversity" foundation of India, Wadettiwar claimed while alleging that it also reflects the stand of the government. BJP's Ban hit back saying Wadettiwar should know that it is Congress which has a history of dividing people. "They are the ones who caused rifts in society. The Maha Vikas Aghadi government (of which the Congress was a part) failed to protect Maratha reservation," Ban claimed. PTI ND BNM Subscribe to our Newsletter! Share this article If you liked this article share it with your friends.they will thank you later</w:t>
+      </w:r>
+    </w:p>
+    <w:p>
+      <w:pPr>
+        <w:pStyle w:val="Heading3"/>
+      </w:pPr>
+      <w:r>
+        <w:t>Article 77</w:t>
+      </w:r>
+    </w:p>
+    <w:p>
+      <w:r>
+        <w:t>Title: Mumbai: VHP Advises Only Hindus Should Attend Garba, Suggests Aadhaar Verification</w:t>
+      </w:r>
+    </w:p>
+    <w:p>
+      <w:r>
+        <w:t xml:space="preserve">URL: </w:t>
+      </w:r>
+      <w:hyperlink r:id="rId85">
+        <w:r>
+          <w:rPr>
+            <w:color w:val="0000FF"/>
+          </w:rPr>
+          <w:t>https://www.freepressjournal.in/mumbai/mumbai-vhp-advises-only-hindus-should-attend-garba-suggests-aadhaar-verification</w:t>
+        </w:r>
+      </w:hyperlink>
+    </w:p>
+    <w:p>
+      <w:r>
+        <w:t>Content: Mumbai: The Vishva Hindu Parishad (VHP) on Saturday said only Hindus must be given entry to 'garba' events marking Navratri and advised organisers to check the Aadhaar card of entrants for identification. While Maharashtra minister and senior BJP leader Chandrashekhar Bawankule said organisers have the right to set conditions of entry at an event, provided it is being held with police permission, Congress' Vijay Wadettiwar slammed the VHP for wanting to “set society on fire”. Navratri will be observed from September 22 to October 1. “Garba is not merely a dance but a form of worship to please the goddess. They (apparent reference to Muslims) do not believe in idol worship. Only those having faith in the rituals must be allowed to participate,” VHP national spokesperson Shriraj Nair said. He said the VHP has issued advisories asking garba event organisers to check Aadhaar cards at entry points, apply 'tilak' on participants and ensure they perform puja before entering. “VHP and Bajrang Dal workers will monitor the events. Garba is a form of worship, not entertainment. Those who do not have faith in the goddess should not be part of it,” Nair added.</w:t>
+      </w:r>
+    </w:p>
+    <w:p>
+      <w:pPr>
+        <w:pStyle w:val="Heading3"/>
+      </w:pPr>
+      <w:r>
+        <w:t>Article 78</w:t>
+      </w:r>
+    </w:p>
+    <w:p>
+      <w:r>
+        <w:t>Title: VHP Demands Garba for Hindus : गरबा फक्त 'हिंदूं'साठीच, आधार तपासा, नाम ओढा : 'विहिंप'च्‍या अटी</w:t>
+      </w:r>
+    </w:p>
+    <w:p>
+      <w:r>
+        <w:t xml:space="preserve">URL: </w:t>
+      </w:r>
+      <w:hyperlink r:id="rId86">
+        <w:r>
+          <w:rPr>
+            <w:color w:val="0000FF"/>
+          </w:rPr>
+          <w:t>https://pudhari.news/national/vishwa-hindu-parishad-wants-garba-events-to-be-exclusive-to-hindus-sets-entry-norms-nl76</w:t>
+        </w:r>
+      </w:hyperlink>
+    </w:p>
+    <w:p>
+      <w:r>
+        <w:t>Content: VHP Demands Garba for Hindus: विश्व हिंदू परिषदेने (VHP) नवरात्रीशी संबंधित अटी जारी केल्या आहेत. महाराष्ट्रातील 'गरबा' कार्यक्रमांमध्ये फक्त हिंदूंनाच प्रवेश दिला पाहिजे आणि गैर-हिंदूंनी त्यात भाग घेऊ नये, यासाठी प्रवेशद्वारांवर आधार कार्ड तपासणी करावी, आदी अटींचा यामध्‍ये समावेश आहे. दरम्यान, ही नियमावली समाजात तेढ निर्माण करणारी असल्याची टीका काँग्रेस नेते विजय वडेट्टीवार यांनी केली आहे.तर भाजप नेते आणि मंत्री चंद्रशेखर बावनकुळे यांनी, पोलिसांच्या परवानगीने कार्यक्रम आयोजित केला जात असेल तर आयोजकांना प्रवेशाच्या अटी घालण्याचा अधिकार असल्याचे म्हटले आहे. विश्व हिंदू परिषदेने (VHP) म्हटले आहे की, गरबा कार्यक्रम आयोजकांनी प्रवेशद्वारांवर आधार कार्ड तपासावेत आणि सहभागींना नाव लावायला सांगावे. कार्यक्रमात गरबा खेळण्यापूर्वी पूजाही सक्तीने करावी. विहिंप आणि बजरंग दलाचे सदस्य राज्यभरातील गरबा कार्यक्रमांवर सक्रियपणे लक्ष ठेवतील, असेही सांगण्यात आले आहे. गरबा हा केवळ नृत्य नाही, तर देवीला प्रसन्न करण्यासाठीचा एक प्रकार आहे. त्यामुळे अशा कार्यक्रमात केवळ धार्मिक विधींवर श्रद्धा असलेल्यांनाच सहभागी होण्याची परवानगी दिली पाहिजे, असे विश्व हिंदू परिषदेचे राष्ट्रीय प्रवक्ते श्रीराज नायर यांनी 'पीटीआय'ला सांगितले."विहिंप आणि बजरंग दलाचे कार्यकर्ते गरबा कार्यक्रमांवर लक्ष ठेवतील. ज्यांची देवीवर श्रद्धा नाही, त्यांनी त्यात सहभागी होऊ नये," असेही नायर यांनी म्हटले आहे. विहिंपच्या भूमिकेवर प्रतिक्रिया देताना भाजप नेते चंद्रशेखर बावनकुळे म्हणाले की, गरबा कार्यक्रमात कोणत्या अटींचे पालन व्हावे, याचा अधिकार आयोजन समितीचा असतो. "मातेसमान असणाऱ्या देवीची आम्ही पूजा करतो. तिच्या कार्यक्रमावर अट लादणे चुकीचे आहे," असे शिवसेना (ठाकरे गट) चे खासदार संजय राऊत यांनी म्हटले आहे.तर महाराष्ट्र काँग्रेस विधिमंडळ पक्षाचे नेते विजय वडेट्टीवार म्हणाले, "विश्व हिंदू परिषद ही समाजात तेढ निर्माण करण्याचा प्रयत्न करत आहे. यातून त्यांना राजकीय फायदा मिळवायचा आहे." 'Pudhari' is excited to announce the relaunch of its Android and iOS apps. Stay updated with the latest news at your fingertips. Android and iOS Download now and stay updated, anytime, anywhere. Pudhari Publications Private Limited</w:t>
+      </w:r>
+    </w:p>
+    <w:p>
+      <w:pPr>
+        <w:pStyle w:val="Heading3"/>
+      </w:pPr>
+      <w:r>
+        <w:t>Article 79</w:t>
+      </w:r>
+    </w:p>
+    <w:p>
+      <w:r>
+        <w:t>Title: Vishwa Hindu Parishad : गरबा कार्यक्रमात केवळ हिंदूंनाच प्रवेश द्यावा</w:t>
+      </w:r>
+    </w:p>
+    <w:p>
+      <w:r>
+        <w:t xml:space="preserve">URL: </w:t>
+      </w:r>
+      <w:hyperlink r:id="rId87">
+        <w:r>
+          <w:rPr>
+            <w:color w:val="0000FF"/>
+          </w:rPr>
+          <w:t>https://pudhari.news/maharashtra/mumbai/vhp-navratri-garba-entry-hindus-only-ab96</w:t>
+        </w:r>
+      </w:hyperlink>
+    </w:p>
+    <w:p>
+      <w:r>
+        <w:t>Content: मुंबई : नवरात्रोत्सवातील गरबा कार्यक्रमांत केवळ हिंदूंनाच प्रवेश द्यावा, असे आवाहन विश्व हिंदू परिषदेने शनिवारी केले. गरबा कार्यक्रमात सहभागी होणार्‍यांची ओळख पटविण्यासाठी आयोजकांनी प्रवेश करणार्‍यांचे आधार कार्ड तपासावे, असा सल्लाही विहिंपचे राष्ट्रीय प्रवक्ते श्रीराज नायर यांनी दिला आहे. नवरात्रोत्सव 22 सप्टेंबर ते 1 ऑक्टोबरदरम्यान होत आहे. श्रीराज नायर यांनी सांगितले की, गरबा हा केवळ नृत्य नसून, देवीची उपासना आहे. ज्यांचा देवीपूजेवर विश्वास नाही त्यांना यात सहभागी करून घेऊ नये, असे ते म्हणाले. नायर यांनी गरबा सोहळ्यात सहभागी होणार्‍यांना टिळा लावण्यात यावा आणि प्रवेशापूर्वी त्यांच्याकडून पूजा करून घ्यावी, अशा सूचना गरबा आयोजकांना केल्या असल्याचे नायर यांनी सांगितले. सूचनांचे पालन होते की नाही, हे पाहण्यासाठी विहिंप व बजरंग दलाचे कार्यकर्ते कार्यक्रमांवर लक्ष ठेवतील, असेही नायर यांनी स्पष्ट केले. दरम्यान, विहिंपच्या या आवाहनाला भाजप नेते व मंत्री चंद्रशेखर बावनकुळे यांनी पाठिंबा दिला. आयोजक समितींना नियम घालण्याचा अधिकार आहे, फक्त कार्यक्रमाला पोलिस परवानगी असणे आवश्यक आहे, असे ते म्हणाले. भाजपचे माध्यमप्रमुख नवनाथ बान यांनी गरबा हा हिंदू उत्सव असल्याचे सांगून इतर धर्मीयांनी त्यात हस्तक्षेप करू नये, असे मत व्यक्त केले. काँग्रेस नेते वडेट्टीवारांचा विरोध दरम्यान, काँग्रेस नेते विजय वडेट्टीवार यांनी विहिंपच्या या आवाहनाला जोरदार विरोध दर्शविला. विहिंप समाजात आग लावण्याचा प्रयत्न करत आहे. त्यांचा उद्देश समाजात धार्मिक फूट पाडून राजकीय फायदा मिळवणे हा आहे, असे ते म्हणाले. 'Pudhari' is excited to announce the relaunch of its Android and iOS apps. Stay updated with the latest news at your fingertips. Android and iOS Download now and stay updated, anytime, anywhere. Pudhari Publications Private Limited</w:t>
+      </w:r>
+    </w:p>
+    <w:p>
+      <w:pPr>
+        <w:pStyle w:val="Heading3"/>
+      </w:pPr>
+      <w:r>
+        <w:t>Article 80</w:t>
+      </w:r>
+    </w:p>
+    <w:p>
+      <w:r>
+        <w:t>Title: Tribal farmers in Maharashtra can now lease land to private entities govt to bring law Minister</w:t>
+      </w:r>
+    </w:p>
+    <w:p>
+      <w:r>
+        <w:t xml:space="preserve">URL: </w:t>
+      </w:r>
+      <w:hyperlink r:id="rId88">
+        <w:r>
+          <w:rPr>
+            <w:color w:val="0000FF"/>
+          </w:rPr>
+          <w:t>https://www.theweek.in/wire-updates/national/2025/09/20/bom22-mh-tribals-land-lease.html</w:t>
+        </w:r>
+      </w:hyperlink>
+    </w:p>
+    <w:p>
+      <w:r>
+        <w:t>Content: Mumbai, Sep 20 (PTI) Tribal farmers in Maharashtra will soon be able to lease their land to private entities for agricultural purposes or mineral excavation, which will enable them to generate additional income, state Revenue Minister Chandrashekhar Bawankule has said.Officials said the move would not only provide tribals an opportunity to have a steady source of income but also safeguard their ownership rights.Talking to reporters in Gadchiroli on Friday evening, Bawankule said, "A law will be brought soon. I am telling you this before its official announcement. Under this policy, tribal farmers will be able to lease out their land directly to private parties for agricultural purposes or mineral excavation."At present, tribal farmers are not permitted to independently enter into lease agreements with private entities. The proposed change is aimed at giving them a direct access to private investment and generating additional income from their holdings, he said.According to the minister, the agreements will require participation of the district collector to ensure transparency and fairness in the process."The minimum lease rent will be Rs 50,000 per acre annually or Rs 1,25,000 per hectare a year. Farmers and private parties can mutually decide on a higher amount," he said.The minister also said that tribal farmers will be allowed to enter into Memorandums of Understanding (MoUs) with private companies for mineral excavation if major or minor minerals are discovered on their land. Farmers would receive monetary benefits per tonne or per brass of minerals extracted, though the exact quantum of benefits is yet to be determined."The tribals do not have to come to Mantralaya in Mumbai for the same. The decision can be taken at the district collectorate level," Bawankule added.According to officials, a policy is being framed with the objective of enabling tribal communities to secure a steady source of revenue while safeguarding their ownership rights. Until now, such transactions were tightly regulated to prevent any misuse of tribal land, often leading to delays and dependence on state-level permissions. (This story has not been edited by THE WEEK and is auto-generated from PTI) Why are Kurmi members blocking trains? The fight for ST status and language recognition Barcelona news: Harry Kane is Robert Lewandowski's replacement? Bayern Munich to get huge transfer offer with Upamecano... 'Kantara: Chapter 1' trailer release date &amp; time: Prithviraj Sukumaran, Hrithik Roshan, Sivakarthikeyan to present Malayalam, Hindi, and Tamil versions EPFO Update: What is Passbook Lite? Here's how members can use new hassle-free feature Himalayan meltdown: How retreating glaciers threaten Asia's water supply Copyright © 2024 All rights reserved</w:t>
+      </w:r>
+    </w:p>
+    <w:p>
+      <w:pPr>
+        <w:pStyle w:val="Heading3"/>
+      </w:pPr>
+      <w:r>
+        <w:t>Article 81</w:t>
+      </w:r>
+    </w:p>
+    <w:p>
+      <w:r>
+        <w:t>Title: Ajit Pawar downplays row with female IPS officer</w:t>
+      </w:r>
+    </w:p>
+    <w:p>
+      <w:r>
+        <w:t xml:space="preserve">URL: </w:t>
+      </w:r>
+      <w:hyperlink r:id="rId89">
+        <w:r>
+          <w:rPr>
+            <w:color w:val="0000FF"/>
+          </w:rPr>
+          <w:t>https://www.theweek.in/wire-updates/national/2025/09/17/bes34-mh-ajit-soil-royalty.html</w:t>
+        </w:r>
+      </w:hyperlink>
+    </w:p>
+    <w:p>
+      <w:r>
+        <w:t>Content: Pune, Sept 17 (PTI) Maharashtra Deputy Chief Minister Ajit Pawar on Wednesday sought to downplay the controversy over his mobile phone conversation with a female IPS officer regarding the excavation of the murum soil. "The state government has decided not to levy royalty on murum mining if the material is used to build pathways for villagers to access their farms," Pawar said at the inauguration of the Revenue Department's 'Service Fortnight' programme in Pune in the presence of Chief Minister Devendra Fadnavis and Revenue Minister Chandrashekhar Bawankule.. In a lighter vein, Pawar told Bawankule that if the decision on royalty exemption had been taken a month earlier, the issue would not have escalated. Addressing Pune Police Commissioner Amitesh Kumar, who was also present, Pawar jokingly asked him to convey the revenue department's decision to his subordinates as well as to the Solapur Police. A video had surfaced earlier this month of Ajit Pawar purportedly chiding Anjana Krishna, sub-divisional police officer, Karmala, who was in the midst of taking action against illegal excavation of ‘murrum’ soil in Solapur district. Facing flak, he clarified that he didn't mean to interfere but was trying to defuse a tense situation. (This story has not been edited by THE WEEK and is auto-generated from PTI) Why has Arundhati Roy's latest book 'Mother Mary Come to Me' sparked controversy? Kerala HC issues notice to Centre FACT CHECK: How Lionel Messi's Argentina slipped below Lamine Yamal's Spain and Kylian Mbappe's France in latest FIFA Men's team rankings 'The Bads of Bollywood': How Aryan Khan reunited Shah Rukh, Salman and Aamir in his directorial debut From Google Pixel 9 to Apple iPhone 16 Pro, Flipkart's Big Billion Sale 2025 brings jaw-dropping prices Meta Connect 2025: Did Ray-Ban Display glasses 'fail'? Watch what happened during live demo Copyright © 2024 All rights reserved</w:t>
+      </w:r>
+    </w:p>
+    <w:p>
+      <w:pPr>
+        <w:pStyle w:val="Heading3"/>
+      </w:pPr>
+      <w:r>
+        <w:t>Article 82</w:t>
       </w:r>
     </w:p>
     <w:p>
@@ -639,7 +2530,7 @@
       <w:r>
         <w:t xml:space="preserve">URL: </w:t>
       </w:r>
-      <w:hyperlink r:id="rId29">
+      <w:hyperlink r:id="rId90">
         <w:r>
           <w:rPr>
             <w:color w:val="0000FF"/>
@@ -658,2871 +2549,19 @@
         <w:pStyle w:val="Heading3"/>
       </w:pPr>
       <w:r>
-        <w:t>Article 22</w:t>
-      </w:r>
-    </w:p>
-    <w:p>
-      <w:r>
-        <w:t>Title: Maharashtra Encroachment on farm roads to be cleared govt to map such pathways says Bawankule</w:t>
+        <w:t>Article 83</w:t>
+      </w:r>
+    </w:p>
+    <w:p>
+      <w:r>
+        <w:t>Title: Maharashtra Politics : मुंबई वार्तापत्र – राज्य मंत्रिमंडळात सामाजिक फूट?</w:t>
       </w:r>
     </w:p>
     <w:p>
       <w:r>
         <w:t xml:space="preserve">URL: </w:t>
       </w:r>
-      <w:hyperlink r:id="rId30">
-        <w:r>
-          <w:rPr>
-            <w:color w:val="0000FF"/>
-          </w:rPr>
-          <w:t>https://www.theweek.in/wire-updates/national/2025/09/20/bes11-mh-bawankule-farmers.html</w:t>
-        </w:r>
-      </w:hyperlink>
-    </w:p>
-    <w:p>
-      <w:r>
-        <w:t>Content: Chandrapur, Sep 20 (PTI) Encroachment on approach roads to agricultural fields will be removed in Maharashtra, and such tracks will be mapped as part of the state's plan to improve farmers’ income, minister Chandrashekhar Bawankule said on Saturday. Under the initiative, launched during the ongoing Seva Pandharwada (service fortnight), “scheduled trees”, which require permission to fell, will be planted along the roads to farmland, the minister told reporters here. He said the government is committed to boosting farmers’ income and will provide them with facilities like water, electricity and easy access roads. “After mapping the approach roads, the Chief Minister Baliraja Paddy Road Scheme will be introduced in the next six months,” he said. Under the scheme, the government will construct concrete roads to farmland, improving access for farmers and supporting agricultural activities. The revenue department, with the help of the district administration, will remove encroachment on these roads, the revenue minister said. He claimed that the initiative is the first such measure in the country. Revenue officials will hold camps in villages to ensure that records concerning 7/12 extracts (a key land document) are updated so that the holders can enjoy benefits under various government schemes, he said. Bawankule talked about the regularisation of land in slum pockets within the limits of civic corporations in the state. He also said that the use of 50 per cent artificial M-sand (manufactured sand) has been made compulsory in government construction projects to reduce the demand for natural sand. “At least 50 such projects should be started in each district,” said the minister. (This story has not been edited by THE WEEK and is auto-generated from PTI) When will Bihar Assembly elections be held? Details of date announcement, phases here ‘Stop calling India-Pakistan matches rivalry’: Suryakumar Yadav after team’s six-wicket win in Asia Cup Mohanlal's 'Patriot' look leaked: Fans ask if it's a marketing strategy, others claim it's AI-generated 'GST Savings Festival': From Amul to Maruti Suzuki, what gets cheaper from September 22 Meta in trouble: Schoolgirls were used in Threads ads targeting him, man claims; angry parents lash out at company Copyright © 2024 All rights reserved</w:t>
-      </w:r>
-    </w:p>
-    <w:p>
-      <w:pPr>
-        <w:pStyle w:val="Heading3"/>
-      </w:pPr>
-      <w:r>
-        <w:t>Article 23</w:t>
-      </w:r>
-    </w:p>
-    <w:p>
-      <w:r>
-        <w:t>Title: Maharashtra govt to enact law to enable tribal farmers to lease land to private entities</w:t>
-      </w:r>
-    </w:p>
-    <w:p>
-      <w:r>
-        <w:t xml:space="preserve">URL: </w:t>
-      </w:r>
-      <w:hyperlink r:id="rId31">
-        <w:r>
-          <w:rPr>
-            <w:color w:val="0000FF"/>
-          </w:rPr>
-          <w:t>https://www.newindianexpress.com/amp/story/nation/2025/Sep/20/maharashtra-govt-to-enact-law-to-enable-tribal-farmers-to-lease-land-to-private-entities</w:t>
-        </w:r>
-      </w:hyperlink>
-    </w:p>
-    <w:p>
-      <w:r>
-        <w:t>Content: MUMBAI: Tribal farmers in Maharashtra will soon be able to lease their land to private entities for agricultural purposes or mineral excavation, which will enable them to generate additional income, state Revenue Minister Chandrashekhar Bawankule has said. Officials said the move would not only provide tribals an opportunity to have a steady source of income but also safeguard their ownership rights. Talking to reporters in Gadchiroli on Friday evening, Bawankule said, "A law will be brought soon. I am telling you this before its official announcement. Under this policy, tribal farmers will be able to lease out their land directly to private parties for agricultural purposes or mineral excavation." At present, tribal farmers are not permitted to independently enter into lease agreements with private entities. "The proposed change is aimed at giving them a direct access to private investment and generating additional income from their holdings," he said. According to the minister, the agreements will require the participation of the district collector to ensure transparency and fairness in the process. "The minimum lease rent will be Rs 50,000 per acre annually or Rs 1,25,000 per hectare a year. Farmers and private parties can mutually decide on a higher amount," he said. The minister also said that tribal farmers will be allowed to enter into Memorandums of Understanding (MoUs) with private companies for mineral excavation if major or minor minerals are discovered on their land. Farmers would receive monetary benefits per tonne or per brass of minerals extracted, though the exact quantum of benefits is yet to be determined. "The tribals do not have to come to Mantralaya in Mumbai for the same. The decision can be taken at the district collectorate level," Bawankule added. According to officials, a policy is being framed with the objective of enabling tribal communities to secure a steady source of revenue while safeguarding their ownership rights. Until now, such transactions were tightly regulated to prevent any misuse of tribal land, often leading to delays and dependence on state-level permissions. Follow The New Indian Express channel on WhatsApp Download the TNIE app to stay with us and follow the latest Copyright - newindianexpress.com 2024. All rights reserved.</w:t>
-      </w:r>
-    </w:p>
-    <w:p>
-      <w:pPr>
-        <w:pStyle w:val="Heading3"/>
-      </w:pPr>
-      <w:r>
-        <w:t>Article 24</w:t>
-      </w:r>
-    </w:p>
-    <w:p>
-      <w:r>
-        <w:t>Title: Chandrashekhar Bawankule : आदिवासींची जमीन गैर आदिवासींना भाडेतत्त्वावर देण्याच्या वक्तव्यावरून महसूलमंत्र्यांचा यू-टर्न; चंद्रशेखर बावनकुळे स्पष्टीकरण देत म्हणाले कि...</w:t>
-      </w:r>
-    </w:p>
-    <w:p>
-      <w:r>
-        <w:t xml:space="preserve">URL: </w:t>
-      </w:r>
-      <w:hyperlink r:id="rId32">
-        <w:r>
-          <w:rPr>
-            <w:color w:val="0000FF"/>
-          </w:rPr>
-          <w:t>https://marathi.abplive.com/news/chandrashekhar-bawankule-revenue-minister-u-turn-on-his-statement-over-giving-tribal-land-on-lease-to-non-tribals-gadchiroli-maharashtra-politics-marathi-news-1385418</w:t>
-        </w:r>
-      </w:hyperlink>
-    </w:p>
-    <w:p>
-      <w:r>
-        <w:t>Content: Chandrashekhar Bawankule गडचिरोली: आदिवासींची जमीन गैर आदिवासींना भाडेतत्त्वावर देण्याच्या वक्तव्यावरून राज्याचे महसूल मंत्री चंद्रशेखर बावनकुळे (Chandrashekhar Bawankule) यांनी यू-टर्न घेतला आहे. हा निर्णय सुपीक जमिनीसाठी नाही तर पडीक जमिनींसाठी आहे. असे स्पष्टीकरण आता बावनकुळे यांनी दिलं आहे. आदिवासींची जमीन गैर आदिवासींना भाडेतत्त्वावर देण्याचा निर्णय आदिवासींच्या फायद्याचाच आहे. जो आदिवासी शेतकरी पडीक जमिनीवर 50 हजाराचेही उत्पन्न घेऊ शकत नाही, तो आपली जमीन भाडेतत्त्वावर देऊन वर्षात 50 हजार रुपये कमवू शकतो, असेही चंद्रशेखर बावनकुळे म्हणाले. ज्या जमिनीवर काहीच पिकत नाही किंवा ज्या जमिनीमध्ये गौण खनिज आहे, अशा जमिनी भाडेतत्त्वावर देण्याचा निर्णय आम्ही घेणार आहोत. अशा प्रकारचा भाडे करार करण्यासाठी शेतकऱ्यांना मंत्रालय स्तरावर चकरा मारावे लागत होते. मात्र आता हा करार करण्यासाठी जिल्हाधिकाऱ्यांना अधिकार देण्यात आले असून त्यांच्या समक्ष हा करार करता येईल. या निर्णयामुळे आदिवासींची पायपीट थांबणार आहे आणि त्यांना पडीक जमिनी आणि गौण खनिजेच्या जमिनीवरून फायदा होईल. असेही चंद्रशेखर बावनकुळे म्हणाले. या संदर्भात अनेक आदिवासी शेतकऱ्यांच्या तक्रारी माझ्याकडे आल्या होत्या. त्यामुळे आम्ही तसा शासन निर्णय काढणार आहोत. असेही ते म्हणाले. जमीन भाडे तत्वावर द्यायची की नाही हे आदिवासी जमीन मालकाला ठरवायचे आहे जमीन भाडे तत्वावर देणे म्हणजे मालक बदलणार नाही, असेही स्पष्टीकरण चंद्रशेखर बावनकुळे यांनी यावेळी बोलताना दिले. जिल्ह्यात शासकीय आणि आदिवासींना वाटप करण्यात आलेल्या जमिनीची अवैध विक्री झाल्याचे समोर आले होते. त्यानंतर भूमाफिया, नगररचनाकार विभाग आणि स्थानिक स्वराज्य संस्थेतील अधिकारी यांच्यातील संगनमताची बरीच चर्चा झाली. गडचिरोली दौऱ्यावर असलेल्या महसूल मंत्री चंद्रशेखर बावनकुळे यांच्याकडे यासंदर्भात पुराव्यासहित तक्रार प्राप्त झाल्यानंतर त्यांनी जिल्हाधिकाऱ्यांच्या अध्यक्षतेखालील विशेष समितीमार्फत (SIT) चौकशी करण्याची घोषणा केली आहे. गडचिरोली जिल्ह्यात मागील काही वर्षापासून भूमाफियांनी अवैध भूखंड विक्रीचा सपाटा लावला आहे. यात नगर रचना विभाग, नगरपंचायत, नगरपरिषद आणि ग्रामपंचायतमधील अधिकाऱ्यांना हाताशी घेत शासकीय आणि आदिवासींना वाटप करण्यात आलेल्या जमिनी लाटण्यात आल्या. त्यानंतर अवैध लेआउट निर्माण करून कोट्यवधींमध्ये या भूखंडांची विक्री करण्यात आली. शुक्रवारी गडचिरोली दौऱ्यावर असलेले महसूल मंत्री बावनकुळे यांच्यापुढे सामाजिक कार्यकर्ते यांनी पुराव्यानिशी तक्रार केली. ते बघून बावनकुळेंनीही आश्चर्य व्यक्त केला. त्यांनी या प्रकरणाच्या चौकशीसाठी जिल्हाधिकाऱ्यांच्या अध्यक्षतेखाली 'एसआयटी'ची घोषणा केली. या चौकशी समितीत मंत्रालयीन अधिकारी देखील राहतील, असे, सांगितले. आणखी वाचा We use cookies to improve your experience, analyze traffic, and personalize content. By clicking "Allow All Cookies", you agree to our use of cookies.</w:t>
-      </w:r>
-    </w:p>
-    <w:p>
-      <w:pPr>
-        <w:pStyle w:val="Heading3"/>
-      </w:pPr>
-      <w:r>
-        <w:t>Article 25</w:t>
-      </w:r>
-    </w:p>
-    <w:p>
-      <w:r>
-        <w:t>Title: Banjara Reservation | बंजारा आरक्षणाबाबत चंद्रशेखर बावनकुळे म्हणाले; कोणत्याही समाजाची नोंद...</w:t>
-      </w:r>
-    </w:p>
-    <w:p>
-      <w:r>
-        <w:t xml:space="preserve">URL: </w:t>
-      </w:r>
-      <w:hyperlink r:id="rId33">
-        <w:r>
-          <w:rPr>
-            <w:color w:val="0000FF"/>
-          </w:rPr>
-          <w:t>https://pudhari.news/maharashtra/vidarbha/nagpur/chandrashekhar-bawankule-statement-on-banjara-reservation-nagpur-as80</w:t>
-        </w:r>
-      </w:hyperlink>
-    </w:p>
-    <w:p>
-      <w:r>
-        <w:t>Content: Chandrashekhar Bawankule on Banjara Reservation नागपूर : मुख्यमंत्र्यांच्या सूचनांनुसार राज्यात अनेक ठिकाणी नुकसानीचे पंचनामे सुरू झाले असून केंद्र व राज्य सरकारच्या नियमांनुसार शेतकऱ्यांना योग्य ती नुकसान भरपाई दिली जाणार आहे. शेतकऱ्यांवर अन्याय होणार नाही. बंजारा आरक्षणात कोणत्याही समाजाची नोंद घ्यायची असल्यास प्रस्ताव केंद्र सरकारकडे पाठवावा लागतो. या मागणीवर चर्चा करून योग्य निर्णय घेतला जाईल, असे महसूलमंत्री चंद्रशेखर बावनकुळे यांनी सांगितले. ईव्हीएमवर शरद पवार यांनी केलेल्या विधानावर प्रतिक्रिया देताना बावनकुळे म्हणाले, निवडणूक आयोगाने यापूर्वी त्यांना नोटीस दिली होती. त्यावेळी कोणी आक्षेप नोंदवला नव्हता. मेळाव्याच्या माध्यमातून फक्त कार्यकर्त्यांना स्थिर ठेवण्यासाठीच त्यांनी ईव्हीएमचा प्रयोग केला आहे. राष्ट्रवादी काँग्रेसला मोर्चा काढण्याचेच काम आहे, आम्ही मात्र शेतकऱ्याला न्याय देतो. शेतकऱ्यांना योग्य मोबदला भूसंपादन कायद्याप्रमाणे मिळेल. संपादनाच्या वेळी शेतकऱ्यांशी चर्चा करूनच निर्णय घेतला जाईल, असे आश्वासन त्यांनी दिले. मी स्वतः भूसंपादन मंत्री आहे. त्यामुळे कुठल्याही प्रकारचा अन्याय शेतकऱ्यांवर होणार नाही. दरम्यान, कॅबिनेटने तिसरा रिंग रोड मंजूर केला असून एनएमआरडीएमार्फत त्याचे काम करण्यात येणार आहे, अशी माहितीही त्यांनी दिली. 'Pudhari' is excited to announce the relaunch of its Android and iOS apps. Stay updated with the latest news at your fingertips. Android and iOS Download now and stay updated, anytime, anywhere. Pudhari Publications Private Limited</w:t>
-      </w:r>
-    </w:p>
-    <w:p>
-      <w:pPr>
-        <w:pStyle w:val="Heading3"/>
-      </w:pPr>
-      <w:r>
-        <w:t>Article 26</w:t>
-      </w:r>
-    </w:p>
-    <w:p>
-      <w:r>
-        <w:t>Title: राज्यातील प्रत्येक जिल्ह्याचा गौण खनिज आराखडा – महसूलमंत्री चंद्रशेखर बावनकुळे यांचे आदेश</w:t>
-      </w:r>
-    </w:p>
-    <w:p>
-      <w:r>
-        <w:t xml:space="preserve">URL: </w:t>
-      </w:r>
-      <w:hyperlink r:id="rId34">
-        <w:r>
-          <w:rPr>
-            <w:color w:val="0000FF"/>
-          </w:rPr>
-          <w:t>https://www.loksatta.com/pune/revenue-minister-chandrashekhar-bawankule-order-minor-mineral-plan-of-each-district-in-the-state-pune-print-news-asj-82-5381503/</w:t>
-        </w:r>
-      </w:hyperlink>
-    </w:p>
-    <w:p>
-      <w:r>
-        <w:t>Content: पुणे : राज्यातील अनेक जिल्ह्यात गौण खनिज क्षेत्र जाहीर झालेले नसल्यामुळे कृत्रिम वाळू उत्पादकांना वेगवेगळ्या विभागांची परवानगी घ्यावी लागत आहे. त्यामुळे सर्व जिल्हाधिकाऱ्यांनी पुढील महिन्याभरात गौण खनिज क्षेत्राचा आराखडा करून तो राज्य शासनाला सादर करावा, असा आदेश राज्याचे महसूलमंत्री चंद्रशेखर बावनकुळे यांनी दिला आहे. राज्य शासनाच्या सेवा पंधरवडा उपक्रमाअंतर्गत नव्याने लागू केलेल्या ’एम सँड‘ धोरणासंदर्भात बावनकुळे यांनी खाण चालक क्रशर मालक बांधकाम व्यावसायिक आणि अधिका-यांच्या अडचणी जाणून घेतल्या. त्यावेळी गौण खनिज क्षेत्राचा आराखडा जाहीर झालेला नसल्याचे स्पष्ट झाले. ‘एम सँड धोरण चांगले आहे. ग्रामपंचायतींच्या ना हरकत प्रमाणपत्र रद्द करण्याची आवश्यकता नाही ही बाब स्तुत्य आहे. मात्र दीर्घ मुदतीचा खाणपट्टा घेण्यासाठी त्रास सहन करावा लागतो. दीर्घमुदतीचे खाणपट्टे घेताना ग्रामपंचायतींचे ना हरकत प्रमाणपत्र आवश्यक करण्यात आले आहे. त्या मुळे ती अट रद्द करावी, अशी मागणी यावेळी करण्यात आली. त्यावर ग्रामपंचायतींनी तीस दिवसांच्या कालावधीत परवानगी न तिल्यास त्याची जबाबदारी ग्रामपंचायतींवर राहिल अशी सुधारणा शासन निर्णयात केली जाईल. सरसकट खाण उद्योगांना सवलती मिळणार नाहीत. खाणचालकांनी एम सँड प्रकल्प तीन वर्षांच्या आत टाकणे बंधनकारक आहे. त्यानंतरच त्यांना सर्व सवलती मिळतील असेही बावनकुळे यांनी सांगितले. दर अकरा महिन्यांनी ट्रेडिंग लायसन्स काढावे लागते. त्याची मुदत वाढवावी या मागणीनुसार तीन वर्षांसाठी ती देण्याची सुधारणा निर्णयात केली जाणार आहे. खाणपट्ट्यासाठी अकृषिक परवान्याची गरज नसल्याचे सांगून जिल्हाधिकाऱ्यांनी गौण खनिज क्षेत्र आणि त्याचा आराखडा जाहीर करावा. प्रांताधिका-यांनी आठमुठे धोरण अवलंबू नये अशी सूचना त्यांनी केली. तसेच परवानगी देण्यासाठी एक खिडकी योजना सुरू करण्याची सूचनाही त्यांनी मान्य केली. टेकडी आणि डोंगरांच्या परिसरात सर्वाधिक दगड असल्यामुळे तेथील उत्खननाची परवानगी द्यावी अशी मागणी करण्यात आली. मात्र डोंगर माथ्यावर उत्थखनानाला कोणतीही मान्यता दिली जाणार नाही. त्यामुळे टेकड्या उद्ववस्त होईल असे सांगून ही मागणी फेटाळण्यात आली. लोकसभा विरोधी पक्षनेते राहुल गांधी यांनी केंद्रीय निवडणूक आयोग आणि मुख्य निवडणूक आयुक्त ज्ञानेश कुमार यांच्यावर गंभीर आरोप केले. कर्नाटकमधील २०२३ निवडणुकीत मत चोरी झाल्याचा दावा करत, त्यांनी पुरावे सादर केले. मतदार यादीतून नावं वगळण्यासाठी बाहेरील मोबाईल क्रमांक वापरल्याचा आरोप केला. निवडणूक आयोगाने आठवड्याभरात माहिती जाहीर करावी, अन्यथा घोटाळेबाजांना वाचवत असल्याचं सिद्ध होईल, असा अल्टिमेटम दिला.</w:t>
-      </w:r>
-    </w:p>
-    <w:p>
-      <w:pPr>
-        <w:pStyle w:val="Heading3"/>
-      </w:pPr>
-      <w:r>
-        <w:t>Article 27</w:t>
-      </w:r>
-    </w:p>
-    <w:p>
-      <w:r>
-        <w:t>Title: Chandrashekhar Bawankule : आरक्षणाला विरोध करणे अयोग्य; चंद्रशेखर बावनकुळे यांची उद्धव ठाकरेंवर टीका</w:t>
-      </w:r>
-    </w:p>
-    <w:p>
-      <w:r>
-        <w:t xml:space="preserve">URL: </w:t>
-      </w:r>
-      <w:hyperlink r:id="rId35">
-        <w:r>
-          <w:rPr>
-            <w:color w:val="0000FF"/>
-          </w:rPr>
-          <w:t>https://www.esakal.com/pune/chandrashekhar-bawankule-slams-uddhav-thackeray-says-opposing-reservation-is-wrong-politics-pjp78</w:t>
-        </w:r>
-      </w:hyperlink>
-    </w:p>
-    <w:p>
-      <w:r>
-        <w:t>Content: Chandrashekhar Bawankule sakal पुणे - ओबीसी आरक्षणाचा प्रश्‍न सोडविण्यासाठी मुख्यमंत्री देवेंद्र फडणवीस ठाम व न्याय्य भूमिका घेत आहेत. उद्धव ठाकरे सरकारच्या काळात गेलेले आरक्षण पुन्हा आणले असून, त्याला अडथळा आणणे योग्य नाही, अशी टीका महसूलमंत्री चंद्रशेखर बावनकुळे यांनी ठाकरे व महाविकास आघाडीच्या नेत्यांवर केली. Follow Us Copyright © 2025 - Sakal Media Pvt Ltd - All rights reserved. Powered by Quintype</w:t>
-      </w:r>
-    </w:p>
-    <w:p>
-      <w:pPr>
-        <w:pStyle w:val="Heading3"/>
-      </w:pPr>
-      <w:r>
-        <w:t>Article 28</w:t>
-      </w:r>
-    </w:p>
-    <w:p>
-      <w:r>
-        <w:t>Title: महापालिका, नगरपरिषदा, नगरपंचायतीच्या हद्दीत तुकडेबंदी नाही, महसूलमंत्री चंद्रशेखर बावनकुळे यांची माहिती</w:t>
-      </w:r>
-    </w:p>
-    <w:p>
-      <w:r>
-        <w:t xml:space="preserve">URL: </w:t>
-      </w:r>
-      <w:hyperlink r:id="rId36">
-        <w:r>
-          <w:rPr>
-            <w:color w:val="0000FF"/>
-          </w:rPr>
-          <w:t>https://www.loksatta.com/pune/revenue-minister-bawankule-statement-tukade-bandi-about-municipal-corporation-municipal-council-and-municipal-panchayat-pune-print-news-asj-82-5381397/</w:t>
-        </w:r>
-      </w:hyperlink>
-    </w:p>
-    <w:p>
-      <w:r>
-        <w:t>Content: पुणे : महानगरपालिका, नगरपरिषदा आणि नगरपंचायत यांच्या हद्दीमध्ये तुकडेबंदी कायद्याची अंमलबजावणी केली जाणार नाही, असा निर्णय राज्य शासनाने घेतल्याची माहिती राज्याचे महसूलमंत्री चंद्रशेखर बावनकुळे यांनी येथे दिली. तसेच तुकडेबंदी कायद्यातील अधिनियमातील तरतुदींविरोधात पडलेल्या तुकड्यांचे नियमितीकरण करण्याची प्रक्रिया सुलभ केली जाणार असून त्यासंदर्भातील कार्यपद्धती येत्या पंधरा दिवसात जाहीर केली जाईल, असेही त्यांनी सांगितले. राज्यस्तरीय सेवा पंधरवडा अभियानावेळी बोलताना बावनकुळे यांनी ही माहिती दिली. तुकडेबंडी कायद्याच्या अंमलबजावणीसाठी आदर्श कार्यपध्दती येत्या पंधरा दिवसात निश्चित केली जाईल. या निर्णयाचा फायदा राज्यातील सुमारे ५० लाख नागरिकांना होणार आहे. यामुळे थांबलेले व्यवहार पूर्ण होतील. दस्तांची नोंदणी होईल, असे बावनकुळे यांनी सांगितले. महाराष्ट्र धारण जमिनींचे तुकडे पाडण्यास प्रतिबंध करण्याबाबत आणि त्यांचे एकत्रीकरण करण्याबाबत अधिनियम १९४७ या अधिनियमातील तरतुदींविरुध्द पडलेल्या तुकड्यांचे नियमितीकरण करण्याची प्रक्रिया सुलभ करण्यासाठी महसुल विभागाचे अपर मुख्य सचिव यांच्या अध्यक्षतेखाली नऊ सदस्यांची समिती शासनाने स्थापन केली आहे. य समितीच्या अहवालानंतरच शासनाकडून तुकडेबंदीच्या निर्णयाची अंमलबजावणी होणार आहे. दरम्यान, महानगरपालिका, नगरपरिषदा आणि नगरपंचायत यांच्या हद्दीमध्ये तुकडेबंदी कायदा लागू असणार नाही. तसेच प्राधिकरण आणि प्रादेशिक आराखडा (आरपी) लागू असेल अशा हद्दीत निवासी, वाणिज्यिक, औद्योगिक किंवा इतर कोणत्याही अकृषिक वापरासाठी असलेल्या क्षेत्रात आणि गावांच्या हद्दीपासून २०० मीटरच्या आतील क्षेत्रात तुकडेबंदी कायदा लागू होणार नाही. कर्नाटक, आंध्रप्रदेशाच्या धर्तीवर राज्यात जमाबंदी आयुक्तालयांच्या अखत्यारीत १० ते १५ खासगी एजन्सीचे भूकरमापक आणले जातील. त्यांच्या माध्यमातून जमिनीची मोजणी केल्याशिवाय आता दस्ताची नोंदणी होणार नाही. दस्ताची नोंदणी झाल्याशिवाय त्या दस्ताचा फेरफार होणार नाही. ही प्रक्रिया येत्या महिन्याभरता राबविली जाईल, असेही बावनकुळे यांनी सांगितले. लोकसभा विरोधी पक्षनेते राहुल गांधी यांनी केंद्रीय निवडणूक आयोग आणि मुख्य निवडणूक आयुक्त ज्ञानेश कुमार यांच्यावर गंभीर आरोप केले. कर्नाटकमधील २०२३ निवडणुकीत मत चोरी झाल्याचा दावा करत, त्यांनी पुरावे सादर केले. मतदार यादीतून नावं वगळण्यासाठी बाहेरील मोबाईल क्रमांक वापरल्याचा आरोप केला. निवडणूक आयोगाने आठवड्याभरात माहिती जाहीर करावी, अन्यथा घोटाळेबाजांना वाचवत असल्याचं सिद्ध होईल, असा अल्टिमेटम दिला.</w:t>
-      </w:r>
-    </w:p>
-    <w:p>
-      <w:pPr>
-        <w:pStyle w:val="Heading3"/>
-      </w:pPr>
-      <w:r>
-        <w:t>Article 29</w:t>
-      </w:r>
-    </w:p>
-    <w:p>
-      <w:r>
-        <w:t>Title: Pune Navratri Festival 2025: पुणे नवरात्र महोत्सव येत्या सोमवारपासून सुरू; चंद्रशेखर बावनकुळे यांच्या हस्ते उद्घाटन</w:t>
-      </w:r>
-    </w:p>
-    <w:p>
-      <w:r>
-        <w:t xml:space="preserve">URL: </w:t>
-      </w:r>
-      <w:hyperlink r:id="rId37">
-        <w:r>
-          <w:rPr>
-            <w:color w:val="0000FF"/>
-          </w:rPr>
-          <w:t>https://pudhari.news/maharashtra/pune/pune-navratri-festival-2025-inauguration-chandrashekhar-bawankule-sb97</w:t>
-        </w:r>
-      </w:hyperlink>
-    </w:p>
-    <w:p>
-      <w:r>
-        <w:t>Content: पुणे: कला, संस्कृती, गायन, वादन, भजन, नृत्य, संगीत यांचा मनोहरी संगम असणारा पुणे नवरात्र महोत्सवाचे आयोजन गणेश कला क्रीडा मंच येथे करण्यात आले आहे, अशी माहिती महोत्सवाचे अध्यक्ष आबा बागुल, कोषाध्यक्ष नंदकुमार बानगुडे आणि उपाध्यक्ष घनश्याम सावंत यांनी पत्रकार परिषदेत दिली. महोत्सवाचे उद्घाटन सोमवारी (दि. 22 सप्टेंबर) सायंकाळी 4.30 वाजता महसूलमंत्री चंद्रशेखर बावनकुळे यांच्या हस्ते होणार आहे. या प्रसंगी केंद्रीय नागरी हवाई उड्डाण व सहकार राज्यमंत्री मुरलीधर मोहळ, राज्याचे उच्च व तंत्रशिक्षणमंत्री चंद्रकांत पाटील, ज्येष्ठ गांधीवादी विचारवंत उल्हास पवार, नगरविकास राज्यमंत्री माधुरी मिसाळ, खासदार मेधा कुलकर्णी, यांसह मान्यवर उपस्थित राहणार आहेत. (Latest Pune News) या उद्घाटन सोहळ्यात सिनेतारका भार्गवी चिरमुले, तेजा देवकर, सानिया चौधरी, शीतल अहिरराव, राधा सागर, सिया पाटील, ऋजुता जुन्नरकर, अमृता धोंगडे, वैष्णवी पाटील यांची विशेष उपस्थिती लक्षवेधी असेल. घटस्थापनेच्या दिवशी शिवदर्शन येथील श्री. लक्ष्मीमाता मंदिरात आबा बागुल व जयश्री बागुल यांच्या हस्ते सकाळी 6.41 मि. या शुभमुहूर्तावर विधिवत घटस्थापना केली जाईल. या उद्घाटन सोहळ्यात ‌‘महर्षी पुरस्कार‌’ प्राप्त समाजसेवक गिरीश प्रभुणे यांना प्रदान करण्यात येणार आहे. तर श्री लक्ष्मीमाता जीवन गौरव पुरस्कार सावित्रीबाई फुले पुणे विद्यापीठाचे प्र-कुलगुरु डॉ. पराग काळकर, उच्च शिक्षण संचालक डॉ. शैलेंद्र देवळाणकर, सामजिक कार्यकर्त्या डॉ. मेघा पुरव-सामंत, बुलडाणा सहकारी बँकेचे सहसंस्थापक शिरीष देशपांडे आणि लोककलावंत प्रमिला लोदगेकर यांना प्रदान करण्यात येणार आहे. याशिवाय डॉ. मयूर कर्डिले आणि डॉ. अरविंद खोमणे, यांनाही विशेष सन्मानित करणात येणार आहे. या महोत्सवात सितार, व्हायोलिन, बासरी व तबला यांची जुगलबंदी असणारा ‌‘आनंद तरंग‌’ हा कार्यक्रम, ‌‘जागर शक्ती पिठांचा‌’ देवीचा गोंधळ, सिनेतारकांचा ‌‘जल्लोष‌’ हा नृत्याविष्कार, गाण्यांचा ‌‘नाइनटीज मेलडी‌’, ‌‘इश्क? सुफियाना‌’, ‌‘स्वर सामाज्ञीयाँ‌’, ‌‘मुझीकल मास्टर्स‌’ ‌‘एल.पी अँड आर. डी. 50‌’ कलाकारांसह ‌‘अस्मिता महाराष्ट्राची‌’, ‌‘लावणी महोत्सव‌’, ‌‘बेमिसाल रफी‌’, ‌‘सोलफुल किशोर कुमार‌’ असे विविध कार्यक्रम होणार आहेत. यंदा दुर्गोत्सवासाठी आम्ही अयोध्येतील श्रीराम मंदिराची प्रतिकृती तयार करत आहोत, सजावटीचे सध्या काम सुरू आहे, 22 सप्टेंबरला सजावटीचे उद्घाटन होईल. 28 सप्टेंबरपासून दुर्गोत्सवाला सुरुवात होईल. यंदा आम्ही या वर्षीपासून आम्ही दुर्गोत्सवासाठी पर्यावरणपूरक मूर्ती तयार करत आहोत. मूर्ती कोलकात्याच्या मूर्तिकारांनी तयार केल्या आहेत. तसेच, दुर्गोत्सवात बंंगाली संस्कृती अन्‌‍ परंपरेचे दर्शन घडविणारे सांस्कृतिक कार्यक्रमही रंगणार आहेत. बंगाली कलाकार कलेचे सादरीकरण करणार आहेत, कार्यक्रमांचे नियोजन सुरू आहे . - अनुप दत्ता, पुणे काली बारी मंदिर, खडकी-रेंजहिल्स कोलकात्याहून आलेले मूर्तिकार वीस दिवसांपासून मूर्ती तयार करत आहेत. पश्चिम बंगालहून आणलेल्या मातीतून या मूर्ती तयार करण्यात येत आहेत. आता मूर्ती तयार करण्याचे काम अंतिम टप्प्यात आले आहे. पुण्यात ठिकठिकाणी साजऱ्या होणाऱ्या दुर्गोत्सवासाठी भोसलेनगर येथे मूर्ती तयार करण्यात येत आहेत, या मूर्ती त्या-त्या ठिकाणी उत्सवासाठी पाठविल्या जाणार आहेत. संस्थेच्या दुर्गोत्सवाला 27 सप्टेंबरपासून सुरुवात होणार आहे. काँग्रेस भवनमध्ये होणाऱ्या या उत्सवात वैविध्यपूर्ण कार्यक्रम आयोजित करण्यात आले आहेत. - अरुण चटोपाध्याय, बांगीय संस्कृती संसद 'Pudhari' is excited to announce the relaunch of its Android and iOS apps. Stay updated with the latest news at your fingertips. Android and iOS Download now and stay updated, anytime, anywhere. Pudhari Publications Private Limited</w:t>
-      </w:r>
-    </w:p>
-    <w:p>
-      <w:pPr>
-        <w:pStyle w:val="Heading3"/>
-      </w:pPr>
-      <w:r>
-        <w:t>Article 30</w:t>
-      </w:r>
-    </w:p>
-    <w:p>
-      <w:r>
-        <w:t>Title: Minister Chandrashekhar Bawankule: विजय वडेट्टीवार यांचे ओबीसींवर राजकारण: पालकमंत्री चंद्रशेखर बावनकुळे; ओबीसी आरक्षणासाठी उपसमिती</w:t>
-      </w:r>
-    </w:p>
-    <w:p>
-      <w:r>
-        <w:t xml:space="preserve">URL: </w:t>
-      </w:r>
-      <w:hyperlink r:id="rId38">
-        <w:r>
-          <w:rPr>
-            <w:color w:val="0000FF"/>
-          </w:rPr>
-          <w:t>https://www.esakal.com/vidarbha/nagpur/obc-reservation-in-spotlight-vijay-wadettiwar-and-chandrashekhar-bavanukule-address-urgent-issues-sdj87</w:t>
-        </w:r>
-      </w:hyperlink>
-    </w:p>
-    <w:p>
-      <w:r>
-        <w:t>Content: नागपूर: ‘‘काँग्रेसने कधीही ओबीसींना सांविधानिक दर्जा दिला नसून पक्षाचे नेते विजय वडेट्टीवार केवळ ओबीसी समाजाच्या नावावर राजकारण करत असल्याचा आरोप महसूल मंत्री तसेच नागपूर जिल्ह्याचे पालकमंत्री चंद्रशेखर बावनकुळे यांनी केला. ते कोराडी येथील जनसंपर्क कार्यालयात प्रसारमाध्यमांशी संवाद साधत होते. Follow Us Copyright © 2025 - Sakal Media Pvt Ltd - All rights reserved. Powered by Quintype</w:t>
-      </w:r>
-    </w:p>
-    <w:p>
-      <w:pPr>
-        <w:pStyle w:val="Heading3"/>
-      </w:pPr>
-      <w:r>
-        <w:t>Article 31</w:t>
-      </w:r>
-    </w:p>
-    <w:p>
-      <w:r>
-        <w:t>Title: कुणबी प्रमाणपत्र देताना पडताळणी करून देणार- चंद्रशेखर बावनकुळे|VIDEO</w:t>
-      </w:r>
-    </w:p>
-    <w:p>
-      <w:r>
-        <w:t xml:space="preserve">URL: </w:t>
-      </w:r>
-      <w:hyperlink r:id="rId39">
-        <w:r>
-          <w:rPr>
-            <w:color w:val="0000FF"/>
-          </w:rPr>
-          <w:t>https://saamtv.esakal.com/video/chandrashekhar-bawankule-obc-subcommittee-meeting-strict-verification-for-maratha-kunbi-caste-certificates-to-prevent-fake-documents-in-maharashtra-om0906</w:t>
-        </w:r>
-      </w:hyperlink>
-    </w:p>
-    <w:p>
-      <w:r>
-        <w:t>Content: मराठा आरक्षणाचा जीआर काढल्यानंतर ओबीसी आणि मराठा समाजात आरक्षणावरून कलगीतुरा रंगला आहे. मराठा समाजासाठी आरक्षणासाठी घाला येतोय. ओबीसीच्या वाट्यांच आरक्षण जात, असे ओबीसी समाजाच्या नेत्यांनी म्हटलं आहे. आज ओबीसी उपसमितीची बैठक मंत्री चंद्रशेखर बावनकुळे यांच्या उपस्थित पार पडली. यानंतर बावनकुळे माध्यमांशी संवाद साधला. आज झालेल्या या बैठकीत ओबीसीच्या संदर्भातील 18 ते 19 वेगवेगळ्या महत्वाच्या विषयांवर चर्चा झाली असल्याची माहिती बावनकुळे यांनी दिली. मराठा कुणबी किंवा कुणबी मराठा या संदर्भातील जात प्रमाणपत्र देताना कोणत्याही पद्धतीत कागदपत्रावर खाडाखोड होते हे सांगितले. तसेच जे कोणी मराठा कुणबी किंवा कुणबी मराठा नियमाप्रमाणे आहेत त्याबाबतही चर्चा झाली. चुकीच्या पुराव्यांवर प्रमाणपत्र दिले जाऊ नये. कुणबी प्रमाणपत्र देताना पूर्णपणे पडताळणी करूनच देण्यात आले पाहिजेत या विषयांवर चर्चा झाली आणि जे नियमाप्रमाणे आहेत त्यांना कोणाचाही आक्षेप नाही असे बावनकुळे म्हणाले. सकाळ+चे सदस्य व्हा शॉपिंगसाठी 'सकाळ प्राईम डील्स'च्या भन्नाट ऑफर्स पाहण्यासाठी क्लिक करा. Read Marathi news and watch Live TV. Breaking news from Maharashtra, India, Pune, Mumbai, Politics, Entertainment, Sports, Lifestyle at SaamTV. Get Live Marathi news on Mobile. Download the Saam Tv app for Android and IOS. Follow Us Copyright © 2025 Sakal Media Group – All Rights Reserved Powered by Quintype</w:t>
-      </w:r>
-    </w:p>
-    <w:p>
-      <w:pPr>
-        <w:pStyle w:val="Heading3"/>
-      </w:pPr>
-      <w:r>
-        <w:t>Article 32</w:t>
-      </w:r>
-    </w:p>
-    <w:p>
-      <w:r>
-        <w:t>Title: चंद्रशेखर बावनकुळे भंडारा जिल्ह्याचे पालकमंत्री</w:t>
-      </w:r>
-    </w:p>
-    <w:p>
-      <w:r>
-        <w:t xml:space="preserve">URL: </w:t>
-      </w:r>
-      <w:hyperlink r:id="rId40">
-        <w:r>
-          <w:rPr>
-            <w:color w:val="0000FF"/>
-          </w:rPr>
-          <w:t>https://www.lokmat.com/nagpur/chandrasekhar-bavankule-bhandara-districts-guardian-minister/?utm_source=Lokmat.com&amp;utm_medium=app_banner_amp_AfterArticle&amp;launch_url=https://www.lokmat.com/nagpur/chandrasekhar-bavankule-bhandara-districts-guardian-minister/</w:t>
-        </w:r>
-      </w:hyperlink>
-    </w:p>
-    <w:p>
-      <w:r>
-        <w:t>Content: हिंदी | English शनिवार २० सप्टेंबर २०२५ FOLLOW US : शहरं व्हिडीओ सखी आणखी By लोकमत न्यूज नेटवर्क | Updated: January 15, 2018 20:16 IST2018-01-15T20:03:01+5:302018-01-15T20:16:46+5:30 लोकमत न्यूज नेटवर्कनागपूर : राज्याचे ऊर्जा व उत्पादन शुल्क मंत्री तसेच नागपूरचे पालकमंत्री चंद्रशेखर बावनकुळे यांची शासनाने भंडारा जिल्ह्याचे पालकमंत्री म्हणून नियुक्ती केली आहे. शासनाच्या सामान्य प्रशासन विभागाने सोमवारी याबाबतचे शासकीय परिपत्रक जारी केले आहे. राज्याचे आरोग्यमंत्री डॉ.दीपक सावंत यांनी भंडारा जिल्ह्याच्या पालकमंत्री पदाचा राजीनामा दिल्यानंतर या जिल्ह्याला कुणीही पूर्णवेळ पालकमंत्री नव्हते. यापूर्वी बावनकुळे यांची भंडारा जिल्ह्याचे सहपालकमंत्री म्हणून नियुक्ती केली होती. त्यानंतर आता पालकमंत्री म्हणून नियुक्ती करण्यात आली आहे. बावनकुळे यांच्याकडे आता नागपूर आणि भंडारा या दोन जिल्ह्याचे पालकमंत्री म्हणून जबाबदारी देण्यात आली आहे. FOLLOW US : Copyright © 2025 Lokmat Media Pvt Ltd</w:t>
-      </w:r>
-    </w:p>
-    <w:p>
-      <w:pPr>
-        <w:pStyle w:val="Heading3"/>
-      </w:pPr>
-      <w:r>
-        <w:t>Article 33</w:t>
-      </w:r>
-    </w:p>
-    <w:p>
-      <w:r>
-        <w:t>Title: Bjp News : महाराष्ट्र भाजपवर चंद्रशेखर बावनकुळेंची जादू कायम; प्रदेशाध्यक्ष रवींद्र चव्हाण 15 दिवसांत घेणार मोठा निर्णय</w:t>
-      </w:r>
-    </w:p>
-    <w:p>
-      <w:r>
-        <w:t xml:space="preserve">URL: </w:t>
-      </w:r>
-      <w:hyperlink r:id="rId41">
-        <w:r>
-          <w:rPr>
-            <w:color w:val="0000FF"/>
-          </w:rPr>
-          <w:t>https://sarkarnama.esakal.com/maharashtra/maharashtra-bjp-chandrashekhar-bawankule-magic-continues-ravindra-chavan-big-decision-15-days-sw79</w:t>
-        </w:r>
-      </w:hyperlink>
-    </w:p>
-    <w:p>
-      <w:r>
-        <w:t>Content: Mumbai News : भाजपचे प्रदेशाध्यक्ष रवींद्र चव्हाण यांना पदभार स्वीकारून अडीच महिने झाले आहेत. मात्र, त्यानंतरही महसूलमंत्री चंद्रशेखर बावनकुळे यांचे पक्षावरील गारुड कायम आहे. बावनकुळे यांच्या काळात नेमण्यात आलेल्या कार्यकारणीसोबत ते काम करीत असल्याने त्याचा परिणाम जाणवत आहे. चव्हाण यांना येत्या काळात नवीन कार्यकारिणी नियुक्त करायची आहे. त्यासाठी प्रत्येक विभागातून त्याच उद्देशाने नावे मागविण्यात आली आहेत. त्यामुळे ही नावे मिळताच येत्या पंधरा दिवसाच्या काळात प्रदेश भाजपची नवी कार्यकारिणी अस्त्तित्वात येणार आहे. त्यानंतर खऱ्या अर्थाने रवींद्र चव्हाण यांना मनाप्रमाणे काम करणे सोपे जाणार आहे. आगामी काळात होत असलेल्या स्थानिक स्वराज्य संस्थेच्या निवडणुका डोळयांसमोर ठेवून गेल्या सहा महिन्यात काँग्रेस, भाजप (BJP) व राष्ट्रवादी काँग्रेस शरदचंद्र पवार पक्षाने प्रदेशाध्यक्ष बदलले आहेत. भाजपकडून गेल्या अनेक दिवसापासून संघटनात्मक निवडणुका पार पडल्यानंतर भाजपच्या प्रदेशाध्यक्ष पदाची सूत्रे रवींद्र चव्हाण यांनी हाती घेतली आहेत. त्यांनी पदभार स्वीकारून अडीच ते तीन महिन्याचा कालावधी झाला आहे. मात्र, त्यांच्या मनाप्रमाणे कामी करताना अडचणी येत आहेत. त्यामुळेच आता प्रदेश कार्यकारिणीसाठी राज्यातील प्रत्येक विभागातून नावे मागवली आहेत. येत्या पंधरा दिवसात प्रदेश भाजपचे नवीन कार्यकारिणी झाल्यानंतर रवींद्र चव्हाण (Ravindra Chavan) मांडपक्की करतील असे दिसते. तीन महिन्यापूर्वी जरी चंदरशेखर बावनकुळे यांनी प्रदेशाध्यक्षपदाचा राजीनामा दिला आहे. मात्र, या पदावरून बावनकुळे अजूनही मनाने मोकळे झाले नाहीत. गेली अनेक वर्ष त्यांनी या पदावर काम केले आहे त्यामुळे साहजिक ही आहे. त्यांनीच वाढवलेल्या झाडाच्या सावलीकडे राहणे कोणालाही पसंत पडते. त्यामुळेच भाजपमध्ये रवींद्र चव्हाण मात्र अजूनही अडचणीतच दिसत आहेत. प्रदेशाध्यक्ष पदाची सूत्रे चव्हाण यांनी जरी हाती घेतली असली तरी कार्यकारिणीवर बावनकुळे यांचे वर्चस्व अद्याप दिसून येते. त्याचमुळे आता येत्या काळात नवी कार्यकारिणी निवडली जाणार आहे. त्यासाठी सर्वच जिल्ह्यातून नावे मागवली आहेत. ही नावे आल्यानंतर नवीन कार्यकारिणीची घोषणा करण्यात येणार आहे. त्यामध्ये चव्हाण समर्थक मंडळी राहणार असल्याने येत्या काळात काम करताना अडचणी येणार नाहीत. येत्या चार महिन्याच्या कालावधीत जिल्हा परिषद, पंचायत समिती, नगरपालिका, नगरपंचायती व महानगरपालिकांची निवडणूक होणार आहे. त्यामुळे सर्वांचे त्याकडे लक्ष लागले आहे. सर्वच पक्षाकडून तयारी केली जात आहे. भाजपने देखील जोमाने तयारी सुरु केली आहे. रवींद्र चव्हाणांपुढे आव्हानांची शर्यत नव्या कार्यकारिणीशिवाय प्रदेशाध्यक्षांना निर्णय घेण्यासाठी आणि पक्षाचे कामकाज प्रभावीपणे चालवण्यासाठी अनेक अडचणी येतात. त्यांना त्यांच्याच टीमसोबत काम करण्याची संधी मिळत नाही. यामुळे, बावनकुळेंच्या टीमसोबत काम करत असताना त्यांना अनेक महत्त्वाचे निर्णय घेण्याआधी विचार करावा लागत आहे. हीच स्थिती "अडथळ्यांची शर्यत" म्हणून पाहिली जात आहे. लवकरच नव्या कार्यकारिणीची घोषणा पक्षश्रेष्ठींकडून लवकरच नव्या कार्यकारिणीची घोषणा होण्याची शक्यता आहे. रवींद्र चव्हाण हे देवेंद्र फडणवीस यांच्या जवळचे मानले जातात. त्यामुळे नव्या कार्यकारिणीत फडणवीस आणि चव्हाण यांच्या सहमतीनेच निर्णय घेतला जाईल, असे म्हटले जाते. नव्या कार्यकारिणीची घोषणा झाल्यानंतरच रवींद्र चव्हाण खऱ्या अर्थाने भाजप प्रदेशाध्यक्ष म्हणून आपली 'छाप' पाडू शकतील, असे राजकीय निरीक्षकांचे म्हणणे आहे. सरकारनामाचे सदस्य व्हा शॉपिंगसाठी 'सकाळ प्राईम डील्स'च्या भन्नाट ऑफर्स पाहण्यासाठी क्लिक करा. Read Latest Marathi Political News, Breaking Political News from Maharashtra, India, Pune &amp; Mumbai at Sarkarnama. To Get Live Political Marathi News on Mobile, Download the Sarkarnama Mobile App for Android and IOS. सरकारनामा आता सर्व सोशल मीडिया प्लॅटफॉर्मवर. ताज्या राजकीय घडामोडींसाठी फेसबुक, ट्विटर, इन्स्टाग्राम, शेअर चॅट, टेलिग्रामवर आणि व्हॉट्सॲप आम्हाला फॉलो करा. तसेच, सरकारनामा यूट्यूब चॅनेलला आजच सबस्क्राइब करा. Follow Us Copyright © 2025 Sakal Media Group – All Rights Reserved Powered by Quintype वेबसाईटवर ब्राउझिंगचा अनुभव सर्वोत्तम असावा, यासाठी आम्ही कुकीजचा वापर करतो. कुकीजमुळे तुम्हाला तुमच्या आवडत्या मजकुराची शिफारस करता येते. आमचे गोपनीयता आणि कुकीजसंदर्भातील धोरण तुम्हाला मान्य आहे.</w:t>
-      </w:r>
-    </w:p>
-    <w:p>
-      <w:pPr>
-        <w:pStyle w:val="Heading3"/>
-      </w:pPr>
-      <w:r>
-        <w:t>Article 34</w:t>
-      </w:r>
-    </w:p>
-    <w:p>
-      <w:r>
-        <w:t>Title: उद्याने व क्रीडा मैदानात सीसीटीव्ही लावा; चंद्रशेखर बावनकुळे यांचे जनसंवादमध्ये निर्देश</w:t>
-      </w:r>
-    </w:p>
-    <w:p>
-      <w:r>
-        <w:t xml:space="preserve">URL: </w:t>
-      </w:r>
-      <w:hyperlink r:id="rId42">
-        <w:r>
-          <w:rPr>
-            <w:color w:val="0000FF"/>
-          </w:rPr>
-          <w:t>https://www.lokmat.com/nagpur/cctvs-gardens-and-sports-grounds-instruction-chandrasekhar-bavankules-interaction/?utm_source=Lokmat.com&amp;utm_medium=app_banner_amp_AfterArticle&amp;launch_url=https://www.lokmat.com/nagpur/cctvs-gardens-and-sports-grounds-instruction-chandrasekhar-bavankules-interaction/</w:t>
-        </w:r>
-      </w:hyperlink>
-    </w:p>
-    <w:p>
-      <w:r>
-        <w:t>Content: हिंदी | English सोमवार २२ सप्टेंबर २०२५ FOLLOW US : शहरं व्हिडीओ सखी आणखी By लोकमत न्यूज नेटवर्क | Updated: January 29, 2019 12:03 IST2019-01-29T12:03:31+5:302019-01-29T12:03:57+5:30 लोकमत न्यूज नेटवर्कनागपूर : रोडरोमियोबाबत नागरिकांच्या तक्रारी तसेच असामाजिक तत्त्वांना आळा घालण्यासाठी शहरातील उद्याने व क्रीडा मैदानात टॉवर उभारून सीसीटीव्ही कॅ मेरे लावण्याचे निर्देश पालकमंत्री चंद्रशेखर बावनकुळे यांनी सोमवारी महापालिकेच्या हनुमाननगर झोन कार्यालयात आयोजित जनसंवाद कार्यक्रमात दिले. शहरातील क्रीडांगण व उद्यानांचा विकास केला जात आहे. यात सीसीटीव्हींचाही समावेश करण्याची सूचना अधिकाऱ्यांना केली.जनसंवादात नाल्यावरील भिंती, भूखंडांचे आरएल पत्र, अवैध मोबाईल टॉवर, पाण्याची पाईपलाईन टाकणे, अस्वच्छता, म्हाडा गाळेधारकांच्या समस्या, रस्त्यावरील पथदिवे, वाढीव मालमत्ता कर, नळजोडणी, रस्ते अशा स्वरुपाच्या तक्रारी करण्यात आल्या. जदसंवाद कार्यक्रमात नागरिकांच्या ८० तक्रारींचा तात्काळ निपटारा करण्यात आला. व्यासपीठावर महापौर नंदा जिचकार, सभापती रूपाली ठाकूर, नगरसेवक सतीश होले, दीपक चौधरी, भगवान मेंढे, आयुक्त अभिजित बांगर, अपर आयुक्त रवींद्र ठाकरे, राम जोशी तसेच नगरसेवक व अधिकारी यांच्यासह नागरिक मोठ्या संख्येने उपस्थित होते. FOLLOW US : Copyright © 2025 Lokmat Media Pvt Ltd</w:t>
-      </w:r>
-    </w:p>
-    <w:p>
-      <w:pPr>
-        <w:pStyle w:val="Heading3"/>
-      </w:pPr>
-      <w:r>
-        <w:t>Article 35</w:t>
-      </w:r>
-    </w:p>
-    <w:p>
-      <w:r>
-        <w:t>Title: ‘नरेंद्र मोदींच्या वाढदिवशी दृष्कृत्य करणाऱ्या समाजकंटकांना सोडणार नाही…’ बावनकुळे यांनी ठणकावले!</w:t>
-      </w:r>
-    </w:p>
-    <w:p>
-      <w:r>
-        <w:t xml:space="preserve">URL: </w:t>
-      </w:r>
-      <w:hyperlink r:id="rId43">
-        <w:r>
-          <w:rPr>
-            <w:color w:val="0000FF"/>
-          </w:rPr>
-          <w:t>https://www.loksatta.com/pune/chandrashekhar-bawankule-comment-on-statue-of-late-meenatai-thackeray-issue-pune-print-news-asj-82-5381241/</w:t>
-        </w:r>
-      </w:hyperlink>
-    </w:p>
-    <w:p>
-      <w:r>
-        <w:t>Content: पुणे : ‘कागदपत्रांत काही खाडाखोड केली असेल असे कोणतेही प्रमाणपत्र महसूल विभाग देणार नाही. ओबीसी उपसमितीसमोर छगन भुजबळ यांनी खाडाखोड केलेली कागदपत्रे आणली होती. मराठा कुणबी, कुणबी मराठा असलेल्यांना राज्य मागास आयोगाने ओबीसी दर्जा दिला आहे. त्यानुसार त्यांना प्रमाणपत्र मिळाले पाहिजे. मात्र, चुकीच्या पद्धतीने प्रमाणपत्र घेण्याचा प्रयत्न केल्यास त्याची संपूर्ण चौकशी केली जाईल. खोटे प्रमाणपत्र कुठलाही प्रांत, तहसीलदार देणार नाही याची खबरदारी सरकारने घेतली आहे,’ असे महसूलमंत्री चंद्रशेखर बावनकुळे यांनी स्पष्ट केले. स्वच्छ सुंदर विकसित कसबा, डेक्कन एज्युकेशन सोसायटी यांच्यातर्फे न्यू इंग्लिश स्कूल टिळक रस्ता येथे पंतप्रधान नरेंद्र मोदी यांच्या ७५ व्या वाढदिवसानिमित्त ७५०० विद्यार्थ्यांच्या सामूहिक शपथेचा कार्यक्रम झाला. प्रदेश सरचिटणीस राजेश पांडे, आमदार हेमंत रासने, महापालिका आयुक्त नवलकिशोर राम, डीईएस नियामक मंडळाचे उपाध्यक्ष ॲड. अशोक पलांडे, आमदार विक्रम पाटील या वेळी उपस्थित होते. मुरलीधर लोहिया मातृमंदिरच्या विद्यार्थ्यांनी संस्कृतमधून पंतप्रधानांना शुभेच्छा दिल्या. कार्यक्रमानंतर पत्रकारांशी संवाद साधताना बावनकुळे म्हणाले, ओबीसी समाजावर, अठरापगड जातीवर कोणताही अन्याय होणार नाही याची शासनाने, मुख्यमंत्र्यांनी हमी घेतली आहे. मुख्यमंत्री देवेंद्र फडणवीस ओबीसी, मराठा, तसेच सर्व समाजासाठी न्याय्य भूमिकेत आहेत. ओबीसी समाजासाठी स्वतंत्र मंत्रालय, महाज्योतीसारखी संस्थेची निर्मिती अशी अनेक कामे केली आहेत. आजपर्यंत महाराष्ट्राच्या इतिहासात कोणत्याही मुख्यमंत्र्यांनी जे काम ओबीसी समाजासाठी केलेले नाही, तेवढे काम देवेंद्र फडणवीस यांनी केले. उद्धव ठाकरे यांच्या काळात ओबीसींचे गेलेले आरक्षणही देवेंद्र फडणवीस यांनी परत आणले. मराठा समाजालाही आरक्षण देण्याचे काम देवेंद्र फडणवीस यांनी केले. मुंबईत मीनाताई ठाकरे यांच्या पुतळ्यावर रंग फेकल्याच्या घटनेवर बावनकुळे म्हणाले, दुष्कृत्य करणाऱ्या समाजकंटकांना माफी नाही. मुख्यमंत्री देवेंद्र फडणवीस यांनी या समाजकंटकांना शोधून काढण्याच्या सूचना दिल्या आहेत. पंतप्रधान नरेंद्र मोदी यांच्या वाढदिवशी अशा प्रकारे कृत्य करणाऱ्या समाजकंटकाला सोडणार नाही. जातींच्या उपसमिती स्थापन करण्याबाबत शरद पवार यांनी सरकारवर केलेल्या टीकेला बावनकुळे यांनी प्रत्युत्तर दिले. ‘उपसमिती करून योजना तयार केल्या जातात. त्यात वाईट काही नाही. ज्यांनी कधी महाराष्ट्राच्या भल्याचा विचार केला नाही, सामाजिक समता आणण्याचा विचार केला नाही, त्या शरद पवार यांनी अशा गोष्टी बोलू नयेत,’ असे त्यांनी नमूद केले. बार्टी, सारथी, महाज्योती या संस्थांच्या पीएचडीच्या अधिछात्रवृत्तीची जाहिरात प्रसिद्ध करण्यासाठी उमेदवार पुण्यात आंदोलन करत आहेत. त्याबाबत बावनकुळे म्हणाले, ‘याबाबत मंत्रिमंडळात चर्चा झाली आहे. लवकरच निर्णय होईल.’ Mangal Gochar on 23 September: २३ सप्टेंबरला राहूच्या स्वाती नक्षत्रात मंगळ ग्रहाचं गोचर होणार आहे. यामुळे ३ राशीच्या लोकांचं नशीब उजळेल. या मंगळ गोचराचा शुभ प्रभाव कोणत्या ३ राशीच्या लोकांवर होणार आहे ते जाणून घेऊ या…</w:t>
-      </w:r>
-    </w:p>
-    <w:p>
-      <w:pPr>
-        <w:pStyle w:val="Heading3"/>
-      </w:pPr>
-      <w:r>
-        <w:t>Article 36</w:t>
-      </w:r>
-    </w:p>
-    <w:p>
-      <w:r>
-        <w:t>Title: Chandrashekhar Bawankule: वडेट्टीवार राजकारण करत आहेत : बावनकुळेंचा पलटवार</w:t>
-      </w:r>
-    </w:p>
-    <w:p>
-      <w:r>
-        <w:t xml:space="preserve">URL: </w:t>
-      </w:r>
-      <w:hyperlink r:id="rId44">
-        <w:r>
-          <w:rPr>
-            <w:color w:val="0000FF"/>
-          </w:rPr>
-          <w:t>https://pudhari.news/maharashtra/vidarbha/nagpur/bawankule-counter-attack-on-vadettivar-politics-sk95</w:t>
-        </w:r>
-      </w:hyperlink>
-    </w:p>
-    <w:p>
-      <w:r>
-        <w:t>Content: नागपूर : काँग्रेसने कधीही ओबीसींना संविधानिक दर्जा दिला नसून विजय वडेट्टीवार केवळ ओबीसी समाजाच्या नावावर राजकारण करत असल्याचा पलटवार महसूल मंत्री चंद्रशेखर बावनकुळे यांनी केला आहे. ओबीसी सब-कमिटीच्या कामकाजावर वडेट्टीवार यांनी आक्षेप घेतले होते. आज रविवारी समितीचे अध्यक्ष बावनकुळे यांनी त्यावर प्रत्युत्तर दिले. त्यांनी सांगितले की, अवघ्या १५ दिवसांपूर्वीच ते ओबीसी कॅबिनेट सब-कमिटीचे अध्यक्ष झाले. या समितीद्वारे १८ पगड जाती आणि १२ बलुतेदार समाजाला न्याय मिळावा यासाठी केंद्र सरकारच्या योजनांचे काटेकोर मॉनिटरिंग केले जात आहे. ओबीसी आरक्षणावर बावनकुळे म्हणाले की, महाराष्ट्रात मुख्यमंत्री देवेंद्र फडणवीस यांच्या सरकारने स्थापन केलेल्या ओबीसी मंत्रालयातील सर्व योजनांचे पर्यवेक्षण केले जाईल, त्यामुळे ओबीसींच्या आरक्षणाला कोणताही धक्का बसणार नाही. महाज्योती प्रकरणाचा उल्लेख करताना त्यांनी सांगितले की, विजय वडेट्टीवार मंत्री असताना त्यांच्या काळात अनेक भ्रष्टाचाराचे प्रकार समोर आले असून ओबीसी समाजाच्या नावाखाली ते राजकारण करत आहेत. काँग्रेसने नव्हे तर पंतप्रधान नरेंद्र मोदी यांनीच ओबीसी समाजाला न्याय दिला आहे. काँग्रेसचे प्रदेशाध्यक्ष हर्षवर्धन सपकाळ यांनी पंतप्रधान नरेंद्र मोदींवर बोलण्यापूर्वी आपली उंची तपासावी. “जनता विकासावर विश्वास ठेवते. काँग्रेसच्या नौटंकीला जनता कंटाळली असून भविष्यात त्यांना संधी मिळणे कठीण आहे. ” केंद्रीय मंत्री नितीन गडकरी यांच्या वक्तव्याचे समर्थन देताना चंद्रशेखर बावनकुळे म्हणाले की, मोठेपणा जातीपातीच्या आधारावर नव्हे, तर कर्तृत्वावर ठरतो. विकसित भारत आणि महाराष्ट्रासाठी अशाच कार्यक्षम नेतृत्वाची आवश्यकता आहे. 'Pudhari' is excited to announce the relaunch of its Android and iOS apps. Stay updated with the latest news at your fingertips. Android and iOS Download now and stay updated, anytime, anywhere. Pudhari Publications Private Limited</w:t>
-      </w:r>
-    </w:p>
-    <w:p>
-      <w:pPr>
-        <w:pStyle w:val="Heading3"/>
-      </w:pPr>
-      <w:r>
-        <w:t>Article 37</w:t>
-      </w:r>
-    </w:p>
-    <w:p>
-      <w:r>
-        <w:t>Title: Chandrashekhar Bavankule | आ. गोपीचंद पडळकरांचं वक्तव्य चुकीचं, आपण स्वत: त्यांच्याशी बोलणार: चंद्रशेखर बावनकुळे</w:t>
-      </w:r>
-    </w:p>
-    <w:p>
-      <w:r>
-        <w:t xml:space="preserve">URL: </w:t>
-      </w:r>
-      <w:hyperlink r:id="rId45">
-        <w:r>
-          <w:rPr>
-            <w:color w:val="0000FF"/>
-          </w:rPr>
-          <w:t>https://pudhari.news/maharashtra/vidarbha/gadchiroli/gopeechand-padlkar-statement-wrong-chandrashekhar-bavankule-as80</w:t>
-        </w:r>
-      </w:hyperlink>
-    </w:p>
-    <w:p>
-      <w:r>
-        <w:t>Content: Gopichand Padalkar controversy statement गडचिरोली : भाजपचे आमदार गोपीचंद पडळकर यांनी अलीकडेच राष्ट्रवादी काँग्रेसचे (शरदचंद्र पवार पक्ष) नेते जयंत पाटील यांच्या वडिलांचा नामोल्लेख करून केलेल्या विधानावर राज्याचे महसूल मंत्री व भाजपचे ज्येष्ठ नेते चंद्रशेखर बावनकुळे यांनी तीव्र नाराजी व्यक्त केली. पडळकरांचे वक्तव्य वैयक्तिक असून ही भाजपची संस्कृती नाही, अशा शब्दांत बावनकुळे यांनी पडळकरांना फटकारले. सेवा पंधरवड्यानिमित्त जिल्हा दौऱ्यावर आले असता बावनकुळे यांनी पत्रकार परिषद घेतली. यावेळी ते बोलत होते. यावेळी सहपालकमंत्री ॲड.आशिष जयस्वाल, आमदार डॉ. मिलिंद नरोटे, माजी खासदार अशोक नेते, माजी आमदार डॉ.देवराव होळी उपस्थित होते. म्हणाले की, राजकारणात विरोधकांवर वैचारिक टीका करणे गैर नाही. परंतु व्यक्तीगत किंवा आई-वडिलांचे नाव घेऊन आरोप करणे योग्य नाही. पडळकरांचं वक्तव्य चुकीचं असून, आपण स्वत: त्यांच्याशी बोलणार आहोत. अशी चूक टाळण्यासंदर्भात काळजी घेतली पाहिजे, असे बावनकुळे म्हणाले. आ.गोपीचंद पडळकर यांनी अलीकडेच एका सभेत राष्ट्रवादी काँग्रेसचे प्रदेशाध्यक्ष जयंत पाटील यांच्या वडिलांचा नामोल्लेख केला होता. त्यानंतर विरोधकांनी पडळकरांवर टीका करत माफी मागण्याची मागणी केली होती. यावर चंद्रशेखर बावनकुळे यांनी भाष्य केले. राज ठाकरे व उध्दव ठाकरे यांनी एकत्र येत बैठका सुरु केल्या आहेत. यासंदर्भात बावनकुळे म्हणाले की, कौटुंबिक कार्यक्रमात एकत्र आलेच पाहिजे. परंतु राज आणि उद्धव राजकारणासाठी वेगळे झाले. आता त्यांचे पटायला लागले. आगामी स्थानिक स्वराज्य संस्था निवडणुका महायुती एकत्रित लढेल, कुठे जागावाटपाचा तिढा असेल तर तो आपसात चर्चा करुन मिटवू. कदाचित काही ठिकाणी मैत्रीपूर्ण लढतीही होतील. पण राज्यात ५१ टक्के मते घेऊन महायुती सर्वांत बलाढ्य ठरेल, असा विश्वास मंत्री बावनकुळे यांनी व्यक्त केला. 'Pudhari' is excited to announce the relaunch of its Android and iOS apps. Stay updated with the latest news at your fingertips. Android and iOS Download now and stay updated, anytime, anywhere. Pudhari Publications Private Limited</w:t>
-      </w:r>
-    </w:p>
-    <w:p>
-      <w:pPr>
-        <w:pStyle w:val="Heading3"/>
-      </w:pPr>
-      <w:r>
-        <w:t>Article 38</w:t>
-      </w:r>
-    </w:p>
-    <w:p>
-      <w:r>
-        <w:t>Title: Chandrashekhar Bawankule: शरद पवार यांनी कोणत्या समाजाचे भले करण्याची भूमिका कधीही घेतली नाही</w:t>
-      </w:r>
-    </w:p>
-    <w:p>
-      <w:r>
-        <w:t xml:space="preserve">URL: </w:t>
-      </w:r>
-      <w:hyperlink r:id="rId46">
-        <w:r>
-          <w:rPr>
-            <w:color w:val="0000FF"/>
-          </w:rPr>
-          <w:t>https://pudhari.news/maharashtra/pune/chandrashekhar-bawankule-criticizes-sharad-pawar-no-role-for-community-welfare-dc95</w:t>
-        </w:r>
-      </w:hyperlink>
-    </w:p>
-    <w:p>
-      <w:r>
-        <w:t>Content: पुणे : शरद पवार यांनी कधीच कोणत्या समाजाचे भले करण्याची भूमिका घेतली नाही. मराठा समाजाला त्यांनी कधीच आरक्षणाकडे नेले नाही. ओबीसी समाजाला कधी प्रगतीकडे नेले नाही, त्या शरद पवारांना जातीच्या उपसमित्या स्थापन करण्यावर वक्तव्य करण्याचा अधिकार नाही, अशी टीका महसूलमंत्री चंद्रशेखर बावनकुळे यांनी ज्येष्ठ नेते शरद पवार यांच्यावर बुधवारी (दि.१७) केली. उलट जेव्हा विशिष्ट समाजाला न्याय द्यायची गोष्ट येते, तेव्हा मुख्यमंत्री देवेंद्र फडणवीस हे प्रत्येक समाजाच्या मागे उभे राहतात, त्यांचे प्रश्न सोडवतात. मराठा आणि ओबीसी समाजासाठी त्यांनी अनेक योजना आणल्या आहेत, अशा शब्दांत बावनकुळे यांनी देवेंद्र फडणवीस यांची बाजूही मांडली. पंतप्रधान नरेंद्र मोदी यांच्या वाढदिवसानिमित्त आयोजित एका कार्यक्रमाच्या निमित्ताने त्यांनी पत्रकारांशी संवाद साधला. त्यावेळी बावनकुळे बोलत होते. 'दृष्कृत करणार्‍या समाजात माफी नसेल, दृष्कृत करणार्‍या समाजकंटकांना आणि व्यक्तींना आमचे सरकार सोडणार नाही,' असेही त्यांनी सांगितले. ओबीसी समाजाविषयी असलेली मुख्यमंत्री देवेंद्र फडणवीस यांची भूमिका स्पष्ट करताना बावनकुळे म्हणाले, आमचे सरकार, मुख्यमंत्री देवेंद्र फडणवीस आणि मी सुद्धा स्पष्ट करतो की, 'आम्ही ओबीसी समाजावर आणि अठरा पगड जातीवर कोणताही अन्याय होऊ देणार नाही. फडणवीस हे ओबीसी समाज, मराठा समाज आणि सर्व समाजाकरिता न्याय भूमिकेत आहेत, मुख्यमंत्र्यांनी महाराष्ट्रात ओबीसी मंत्रालय पहिल्यांदा सुरू केले. अनेक योजना आणल्या. महाविकास आघाडीच्या सरकारच्या काळात गेलेले ओबीसी समाजाचे आरक्षण पुन्हा परत आणण्याचे काम त्यांनी केले. मराठा समाजालाही आरक्षण देण्याचे काम त्यांनी केले आहे. त्यामुळे जो नेता, जो मुख्यंमत्री ओबीसी समाजाकरिता कार्य करत आहे, त्यांची गाडी अडविणे, त्यांच्या विरोधात घोषणा देणे ही चांगली गोष्ट नाही. महसूल विभागाकडून दिले जाणारे प्रमाणपत्र सुरक्षितपणे दिले जाईल, याकडे लक्ष देणार आहोत. कोणीही चुकीच्या पद्धतीने प्रमाणपत्र घेण्याचा प्रयत्न करेल, त्यांची संपूर्ण चौकशी आम्ही करू. खोटे प्रमाणपत्र कुठलेही प्रांत आणि तहसीलदार देणार नाहीत. याची खबरदारी सरकारने घेतली आहे, असेही चंद्रशेखर बावनकुळे यांनी स्पष्ट केले. 'Pudhari' is excited to announce the relaunch of its Android and iOS apps. Stay updated with the latest news at your fingertips. Android and iOS Download now and stay updated, anytime, anywhere. Pudhari Publications Private Limited</w:t>
-      </w:r>
-    </w:p>
-    <w:p>
-      <w:pPr>
-        <w:pStyle w:val="Heading3"/>
-      </w:pPr>
-      <w:r>
-        <w:t>Article 39</w:t>
-      </w:r>
-    </w:p>
-    <w:p>
-      <w:r>
-        <w:t>Title: Nagpur News : हर्षवर्धन सपकाळ मोदींवर बोलण्याआधी आपली उंची तपासावी – बावनकुळे</w:t>
-      </w:r>
-    </w:p>
-    <w:p>
-      <w:r>
-        <w:t xml:space="preserve">URL: </w:t>
-      </w:r>
-      <w:hyperlink r:id="rId47">
-        <w:r>
-          <w:rPr>
-            <w:color w:val="0000FF"/>
-          </w:rPr>
-          <w:t>https://www.navarashtra.com/videos/nagpur-news-harshvardhan-sapkal-should-check-his-height-before-talking-about-modi-bawankule-997380.html</w:t>
-        </w:r>
-      </w:hyperlink>
-    </w:p>
-    <w:p>
-      <w:r>
-        <w:t>Content: नागपूरमध्ये चंद्रशेखर बावनकुळे यांनी हर्षवर्धन सपकाळ यांच्यावर टोला मारत मोदींवर बोलण्याआधी आपली उंची तपासावी असे सांगितले. ओबीसी आरक्षणावर धोका नाही, वडेट्टीवार राजकारणाचे दुकान मांडत आहेत, तर नितीन गडकरीचे कामावर आधारित नेतृत्व योग्य आहे असेही बावनकुळे यांनी स्पष्ट केले. नागपूरमध्ये चंद्रशेखर बावनकुळे यांनी हर्षवर्धन सपकाळ यांच्यावर टोला मारत मोदींवर बोलण्याआधी आपली उंची तपासावी असे सांगितले. ओबीसी आरक्षणावर धोका नाही, वडेट्टीवार राजकारणाचे दुकान मांडत आहेत, तर नितीन गडकरीचे कामावर आधारित नेतृत्व योग्य आहे असेही बावनकुळे यांनी स्पष्ट केले. Follow Us On © Copyright Navarashtra 2025 All rights reserved.</w:t>
-      </w:r>
-    </w:p>
-    <w:p>
-      <w:pPr>
-        <w:pStyle w:val="Heading3"/>
-      </w:pPr>
-      <w:r>
-        <w:t>Article 40</w:t>
-      </w:r>
-    </w:p>
-    <w:p>
-      <w:r>
-        <w:t>Title: शरद पवारांचा महाराष्ट्राला वेगळ्या दिशेने नेण्याचा प्रयत्न:बावनकुळेंचा आरोप, म्हणाले - सामाजिक तेढ निर्माण होणार नाही याची काळजी घ्यावी</w:t>
-      </w:r>
-    </w:p>
-    <w:p>
-      <w:r>
-        <w:t xml:space="preserve">URL: </w:t>
-      </w:r>
-      <w:hyperlink r:id="rId48">
-        <w:r>
-          <w:rPr>
-            <w:color w:val="0000FF"/>
-          </w:rPr>
-          <w:t>https://divyamarathi.bhaskar.com/local/maharashtra/news/chandrashekhar-bawankule-criticizes-sharad-pawar-maratha-obc-upsamiti-135950317.html</w:t>
-        </w:r>
-      </w:hyperlink>
-    </w:p>
-    <w:p>
-      <w:r>
-        <w:t>Content: ओबीसी आणि मराठा उपसमितीवर भाष्य करताना, ऐक्य घडवायचे तर समित्यांत एकाच जातीचे लोक का? सरकारने इथे सामंजस्य निर्माण करून दोघात एकता करायला पाहिजे होती, असे मत शरद पवारांनी मांडले होते. शरद पवारांच्या या भूमिकेवर चंद्रशेखर बावनकुळे यांनी टीका केली आहे. राज्य सरकारने हैदराबाद गॅझेज लागू केल्यानंतर ओबीसी संघटना आक्रमक झाल्या आहेत. याशिवाय बंजारा आणि धनगर समाजही हैदराबाद गॅझेटनुसार आरक्षण देण्याच्या मागणीसाठी आग्रही असल्याचे दिसून येत आहे. यावर महाराष्ट्रातील समाजिक वीण उसवत असल्याची प्रतिक्रिया शरद पवार यांनी दिली होती. नेमके काय म्हणाले चंद्रशेखर बावनकुळे? शरद पवार हे महाराष्ट्राला वेगळ्या दिशेने नेण्याचे काम करत असल्याचा आरोप महसूल मंत्री चंद्रशेखर बावनकुळे यांनी केला आहे. समाजात तेढ निर्माण होणार नाही, यासाठी पवार साहेबांनी काळजीपूर्वक बोलले पाहिजे. मराठा आणि ओबीसी समाजाच्या उपसमित्या समाजामध्ये एकरुपता आणण्यासाठी, समाज एकसंघ करण्यासाठी तसेच महाराष्ट्राला मजबूत करण्यासाठी आणि समाजातील तेढ कमी करण्यासाठी निर्माण करण्यात आल्या आहेत, असे चंद्रशेखर बावनकुळे म्हणालेत. शरद पवार काय म्हणाले होते? शरद पवार यांनी आज कोल्हापूर दौऱ्यावर असताना माध्यमांशी संवाद साधला होता. यावेळी त्यांनी आरक्षणावरून सुरू असलेल्या वादावर प्रश्न विचारण्यात आला असता, सामंजस्य राहावे, एकीची वीण कायम रहावी हे सगळ्यांनाच वाटते. मुख्यमंत्री, उपमुख्यमंत्री, भुजबळ यांनी एकत्र बसून राज्यात सामंजस्य राहावे यासाठी प्रयत्न करावेत. कारण गावागावात कटुता निर्माण झाली आहे आणि हे घातक नक्कीच आहे. विखेंची समितीमध्ये सगळ्या जातीचे सदस्य आहेत. दुसरीकडे, बावनकुळे यांच्या समितीत सगळे ओबीसी सदस्य आहेत. अशात सामाजिक कटुता कशी कमी होईल? असा सवाल शरद पवार यांनी उपस्थित केला. कटुता इतकी निर्माण झाली आहे की, एकमेकांच्या व्यवसायाकडे लोक जात नाहीत. हे चित्र महाराष्ट्रात कधीही नव्हते, असेही शरद पवार म्हणाले होते. हे ही वाचा... OBC वर दुहेरी भूमिका चालणार नाही:सामंजस्याने प्रश्न सुटला पाहिजे म्हणणारे शरद पवार सर्वपक्षीय बैठकीला का आले नाही? -भुजबळ मराठा आरक्षणासंदर्भात बोलावलेल्या सर्व पक्षीय बैठकीला शरद पवार तसेच विरोधी पक्षाचे लोक आले नाहीत. आणि आता सामंजस्याने प्रश्न सुटला पाहिजे असे पवार म्हणतात. ते सर्व पक्षीय बैठकीला का आले नाही?, असा रोखठोक सवाल ओबीसी नेते आणि राष्ट्रवादी अजित पवार गटाचे ज्येष्ठ मंत्री छगन भुजबळ यांनी गुरूवारी येथे माध्यमांशी बोलताना केला. सविस्तर वाचा... Copyright © 2024-25 DB Corp ltd., All Rights Reserved This website follows the DNPA Code of Ethics.</w:t>
-      </w:r>
-    </w:p>
-    <w:p>
-      <w:pPr>
-        <w:pStyle w:val="Heading3"/>
-      </w:pPr>
-      <w:r>
-        <w:t>Article 41</w:t>
-      </w:r>
-    </w:p>
-    <w:p>
-      <w:r>
-        <w:t>Title: OBC Sub Committee Meeting : ओबीसी उपसमितीच्या बैठकीत कोणते निर्णय झाले? मंत्री बावनकुळेंनी दिली माहिती; म्हणाले, “१८ ते १९ विषय…”</w:t>
-      </w:r>
-    </w:p>
-    <w:p>
-      <w:r>
-        <w:t xml:space="preserve">URL: </w:t>
-      </w:r>
-      <w:hyperlink r:id="rId49">
-        <w:r>
-          <w:rPr>
-            <w:color w:val="0000FF"/>
-          </w:rPr>
-          <w:t>https://www.loksatta.com/maharashtra/chandrashekhar-bawankule-on-obc-sub-committee-meeting-and-obc-maratha-kunbi-certificate-politics-gkt-96-5376634/</w:t>
-        </w:r>
-      </w:hyperlink>
-    </w:p>
-    <w:p>
-      <w:r>
-        <w:t>Content: Chandrashekhar Bawankule On OBC Sub Committee Meeting : गेल्या काही दिवसांपासून राज्यात मराठा आणि ओबीसी आरक्षणावरून राजकारण तापलेलं आहे. याचं कारण म्हणजे २ सप्टेंबर रोजी राज्य सरकारने कुणबी नोंद असलेल्या मराठा समाजाला कुणबी जात प्रमाणपत्र देण्याबाबत अध्यादेश काढला. मात्र, या अध्यादेशामुळे ओबीसी आक्रमक झाले आहेत. राज्य सरकारच्या या निर्णयामुळे ओबीसींवर अन्याय झाल्याची भावना व्यक्त करण्यात आली. त्यानंतर अखेर राज्य सरकारने मराठा समाजाच्या उपसमितीप्रमाणे ओबीसी उपसमितीची स्थापना करण्याचा निर्णय घेतला. त्यानंतर आज या ओबीसी उपसमिती महत्वलाची बैठक पार पडली. या बैठकीत ओबीसींच्या कोणत्या प्रश्नांवर चर्चा झाली? तसेच ओबीसींसाठी कोणते महत्वाचे निर्णय घेण्यात आले? याची माहिती मंत्री चंद्रशेखर बावनकुळे यांनी माध्यमांशी बोलताना दिली आहे. आज झालेल्या या बैठकीत ओबीसींच्या संदर्भातील १८ ते १९ वेगवेगळ्या महत्वाच्या विषयांवर चर्चा झाली असल्याची माहिती मंत्री चंद्रशेखर बावनकुळे यांनी दिली आहे. “मराठा कुणबी किंवा कुणबी मराठा या संदर्भातील जात प्रमाणपत्र देताना कोणत्याही पद्धतीत कादगपत्रावर खाडाखोड करून देण्यात येऊ नये. याबाबत अधिकाऱ्यांनी काळजी घेतली पाहिजे याबाबत बैठकीत चर्चा झाली. मंत्री छगन भुजबळ यांनी ९ ते १० महत्वाचे मुद्दे मांडले. त्यांनी काही पुरावे दाखवले आणि कशा पद्धतीने जात प्रमाणपत्र देताना खाडाखोड होते हे सांगितलं. तसेच जे कोणी मराठा कुणबी किंवा कुणबी मराठा नियमाप्रमाणे आहेत त्याबाबतही चर्चा झाली. चुकीच्या पुराव्यांवर प्रमाणपत्र दिले जाऊ नये. कुणबी प्रमाणपत्र देताना पूर्णपणे पडताळणी करूनच देण्यात आले पाहिजेत या विषयांवर चर्चा झाली आणि जे नियमाप्रमाणे आहेत त्यांना कोणाचाही आक्षेप नाही”, असं चंद्रशेखर बावनकुळे यांनी म्हटलं आहे. “ओबीसी मंत्रालयाला जवळपास २९०० कोटींचं बजेट आहे, तेवढं बजेट ओबीसी मंत्रालयाला मिळालं पाहिजे ओबीसीचे तब्ब्ल २२ उपमहामंडळ आहेत, त्या उपमहामंडळाच्या मागण्या पूर्ण करण्यासाठी पुरवणी मागण्या अर्थमंत्रालयाकडे सादर करणे, तसेच काही पदांचा अनुशेष भरण्यासाठी प्रस्ताव देण्यात येणार अशा प्रकारे १८ ते १९ विषयांवर चर्चा झाली आहे. तसेच शिष्यवृत्तीची थकबाकी देण्यात यावी आणि ओबीसींसाठी जे वसतिगृह आहेत ते सर्व जिल्ह्यात असले पाहिजेत. तसेच ओबीसींसाठी विभागीय कार्यालय झालं पाहिजे, अशा विषयांवर चर्चा झाली, असं चंद्रशेखर बावनकुळे यांनी सांगितलं. उद्धव ठाकरे आणि राज ठाकरे मराठी भाषेच्या मुद्द्यावर एकत्र आले. दोन्ही कुटुंबांमध्ये मनोमिलन झाले असून, कौटुंबिक कार्यक्रमांमध्ये एकमेकांच्या घरी भेटी दिल्या. मागील आठवड्यात उद्धव ठाकरे यांनी राज ठाकरेंच्या घरी भेट दिल्याने राजकीय चर्चांना उधाण आले. युतीबाबत विचारले असता, उद्धव ठाकरे यांनी महत्त्वाचे विधान केले.</w:t>
-      </w:r>
-    </w:p>
-    <w:p>
-      <w:pPr>
-        <w:pStyle w:val="Heading3"/>
-      </w:pPr>
-      <w:r>
-        <w:t>Article 42</w:t>
-      </w:r>
-    </w:p>
-    <w:p>
-      <w:r>
-        <w:t>Title: २० नवीन जिल्हे, ८१ नवीन तालुके…..महसूल मंत्र्यांनी जे सांगितले त्यानंतर राज्यात….</w:t>
-      </w:r>
-    </w:p>
-    <w:p>
-      <w:r>
-        <w:t xml:space="preserve">URL: </w:t>
-      </w:r>
-      <w:hyperlink r:id="rId50">
-        <w:r>
-          <w:rPr>
-            <w:color w:val="0000FF"/>
-          </w:rPr>
-          <w:t>https://www.loksatta.com/nagpur/chandrashekhar-bawankule-interacted-with-reporters-at-the-district-collectors-office-phm-00-5387245/</w:t>
-        </w:r>
-      </w:hyperlink>
-    </w:p>
-    <w:p>
-      <w:r>
-        <w:t>Content: चंद्रपूर : राज्यात २० नवीन जिल्ह्यांची निर्मितीचा तसेच ८१ नवीन तालुके आणि तहसील कार्यालयांचा प्रस्ताव राज्य सरकारकडे आहे. २०२१ ची जनगणना, भौगोलिक स्थिती आणि सीमांकन झाल्यानंतरच जिथे गरज आहे तिथे जिल्हा व तालुक्याची निर्मिती केली जाईल, अशी माहिती महसूल मंत्री चंद्रशेखर बावनकुळे यांनी पत्रकार परिषदेत दिली. दरम्यान ब्रम्हपुरी तालुक्यात सर्वाधिक चार पट अधिक वाळू तस्करी सुरू असल्याची तक्रार प्राप्त झाली आहे. तेव्हा वाळू तस्करांचे कंबरडे जिल्हाधिकारी व पोलीस अधीक्षकांनी मोडून काढावे, असे निर्देश त्यांनी दिले. बावनकुळेंनी आज जिल्ह्याच्या दौऱ्यावर असतांना जिल्हाधिकारी कार्यालयात पत्रकारांशी संवाद साधला. आमदार किशोर जोरगेवार, आमदार देवराव भोंगळे, आमदार करण देवतळे व जिल्हाधिकारी विनय गौडा यांच्या उपस्थितीत बावनकुळे म्हणाले, विविध लोकांकडून ९५ तक्रारी प्राप्त झाल्या आहेत. यामध्ये ब्रम्हपुरी तालुक्यात सर्वाधिक वाळू तस्करी होत असल्याची तक्रार आहे. ज्या व्यक्तीने तक्रार केली आहे, त्याने दररोज किमान तीन हजार ट्रक वाळू तस्करी होते असे नमूद केले आहे. तीन हजार ट्रक नसेल पण तीनशे ,चारशे ट्रक वाळू तस्करी होत आहे. तेथील वाळू घाटावर कॅमेरे नाही, तेथील ट्रकची नोंदणी होत नाही. मात्र आता आम्ही जिल्हाधिकारी व पोलीस अधीक्षक यांना कारवाईचे संपूर्ण अधिकार दिले आहेत. अशा वाळू तस्करांचे कंबरडे जिल्हाधिकाऱ्यांनी मोडावे असे निर्देश बावनकुळे यांनी दिले. जिल्ह्यात वाळू तस्करीचे सर्वपक्षीय सिंडीकेट असल्याची बाब निदर्शनास आणून दिली असता सर्व रेती तस्करांवर एमपीडीए कायद्यांन्वये कारवाई करावी असेही सांगितले. जिल्हाधिकाऱ्यांवर मुख्यमंत्री व महसूल मंत्र्यांचा दबाव असतो, तिसऱ्या राजकीय व्यक्तींचा दबाव ऐकण्याचे काहीही कारण नाही असेही बावनकुळे म्हणाले. जिल्ह्यात फ्लॅटचे रजिस्ट्रेशन होत नाही ही बाब निर्देशनास आणून दिली असता सदर मुद्दा आजच्याच बैठकीत निकाली काढतो असेही बावनकुळे यांनी सांगितले. आदिवासींच्या जमिनींबाबत फसवणूक होऊ नये यासाठीच आदिवासींच्या जमिनी भाडेतत्वावर देण्यासंदर्भात कायदा करित असल्याचे सांगितले. १७ सप्टेंबर ते २ ऑक्टोंबर या कालावधीत छत्रपती शिवाजी महाराज महाराजस्व अभियान, सेवा पंधरवडा राबविण्यात येणार असल्याचे सांगितले. जिवती येथील ८ हजार हेक्टर वन जमीन वगळण्याचा निर्णय आमदार देवराव भोंगळे यांच्या पाठपुराव्यामुळे घेण्यात आल्याची माहिती बावनकुळे यांनी दिली. आमदार पडळकर यांना समज दिली भाजप आमदार गोपिचंद पडळकर यांनी माजी मंत्री जयंत पाटील यांच्यावर केलेली टीका ही आपल्या संस्कार, संस्कृतीला पटणारी नाही. अशा प्रकारचे वक्तव्य कुणाबद्दलही करू नये. आमदार पडळकर यांना मुख्यमंत्री देवेंद्र फडणवीस याच्यासह मी स्वत: सूचना दिल्या आहेत. यानंतर ते असे वक्तव्य करणार नाही. जे काही झाले ते चुकीचे आहे. स्थानिक स्वराज्य संस्थांमध्ये महायुती राहणार आहे. निवडणुका लागल्याशिवाय तिकीट वाटपाचे धोरण ठरत नाही. निवडणुका जाहीर झाल्यानंतरच या सर्व गोष्टी होतात, असेही बावनकुळे म्हणाले. अनुराग कश्यपने विकी कौशलच्या 'छावा' चित्रपटाबद्दल मत व्यक्त केलं आहे. त्याने सांगितलं की, चित्रपटातील त्रासदायक प्रसंगांमधून भावना निर्माण करण्याचा प्रयत्न त्याला योग्य वाटला नाही. अनुरागने हा चित्रपट मुख्यतः मित्र विनीत कुमार सिंहसाठी पाहिला होता. त्याला चित्रपट भावनिकदृष्ट्या त्रासदायक वाटला आणि तो पूर्ण पाहू शकला नाही. अनुराग सध्या 'निशांची' चित्रपटाच्या प्रमोशनमध्ये व्यग्र आहे.</w:t>
-      </w:r>
-    </w:p>
-    <w:p>
-      <w:pPr>
-        <w:pStyle w:val="Heading3"/>
-      </w:pPr>
-      <w:r>
-        <w:t>Article 43</w:t>
-      </w:r>
-    </w:p>
-    <w:p>
-      <w:r>
-        <w:t>Title: Video : “…त्यालाच तिकीट मिळणार” स्थानिक स्वराज्य संस्था निवडणुकीत भाजप तिकीट वाटपावर चंद्रशेखर बावनकुळे यांचे महत्वाचे विधान</w:t>
-      </w:r>
-    </w:p>
-    <w:p>
-      <w:r>
-        <w:t xml:space="preserve">URL: </w:t>
-      </w:r>
-      <w:hyperlink r:id="rId51">
-        <w:r>
-          <w:rPr>
-            <w:color w:val="0000FF"/>
-          </w:rPr>
-          <w:t>https://www.loksatta.com/nagpur/bjp-ticket-distribution-policy-local-body-elections-public-support-decide-candidates-chandrashekhar-bawankule-warn-videovsd-99-5388756/lite/</w:t>
-        </w:r>
-      </w:hyperlink>
-    </w:p>
-    <w:p>
-      <w:r>
-        <w:t>Content: चंद्रपूर: स्थानिक स्वराज्य संस्थेच्या निवडणुकीचे तिकीट आमदार किशोर जोरगेवार, मागासवर्गीय आयोगाचे अध्यक्ष हंसराज अहिर तसेच मी स्वतःही कुणाला देऊ शकत नाही. “नेत्यांच्या मागे लागणाऱ्यांना आणि मागे फिरणाऱ्या तर तिकीट मिळणारच नाही.” भाजप लवकरच एक सर्वेक्षण करणार आहे आणि सर्वेक्षणात जनतेच्या मनात आघाडी घेणाऱ्याच उमेदवारी दिली जाईल असे स्पष्ट वक्तव्य भाजपचे ज्येष्ठ नेते तथा महसूल मंत्री चंद्रशेखर बावनकुळे यांनी केल्याने नेत्यांच्या मागे फिरत उमेदवारीची अपेक्षा ठेवून असलेल्या अनेकांचे चेहऱ्यावरील रंग उडाला आहे. स्थानिक स्वराज्य संस्थांच्या निवडणुकांबाबत महसूल मंत्री चंद्रशेखर बावनकुळे यांनी आमदार किशोर जोरगेवार यांनी आयोजित केलेल्या कार्यकर्ता मेळाव्यात मोठे विधान केले. यावेळी मंचावर मागासवर्गीय आयोगाचे अध्यक्ष हंसराज अहिर, आमदार किशोर जोरगेवार, महानगर अध्यक्ष सुभाष कासनगोट्टुवार, जिल्हा बँकेचे अध्यक्ष रवींद्र शिंदे, महिला आघाडी जिल्हाध्यक्ष छबू वैरागडे यांच्यासह भाजप पदाधिकारी उपस्थित होते. येत्या काही दिवसांत राज्यात स्थानिक स्वराज्य संस्थांच्या निवडणुका होणार आहेत. या पार्श्वभूमीवर, राज्याचे महसूल मंत्री चंद्रशेखर बावनकुळे यांनी भाजपच्या कार्यकर्ता मेळाव्यात एक महत्त्वाचे विधान केले. बावनकुळे यांनी स्पष्टपणे सांगितले की, “नेत्यांच्या मागे लागणाऱ्या कार्यकर्त्यांनी आता तिकीट मिळण्याची अपेक्षा करू नये.” त्यांनी स्पष्ट केले की जनताच आता तिकिटांचा निर्णय घेईल. विभागीय पातळीवर पक्षाच्या सर्वेक्षणांवर आणि कार्यकर्त्यांच्या प्रत्यक्ष पाठिंब्यावर आधारित तिकिटांचे वाटप केले जाईल. यावेळी बावनकुळे म्हणाले, “नेत्यांच्या मागे लागणाऱ्यांना किंवा मागे फिरणाऱ्या तिकीट मिळणार नाही हे आताच लक्षात घावे. आणि त्यानुसार काम करावे”. माझ्या गाडीत कुणी फिरत आहे, प्रवास करीत आहे म्हणून त्याला तिकीट दिले जाईल या भ्रमात कुणी राहू नये असेही ते म्हणाले. त्यांनी पुढे सांगितले की, भाजपचे उद्दिष्ट केवळ निवडणुका जिंकणे नाही तर जनतेचा विश्वास जिंकणे आणि पारदर्शक व्यवस्था स्थापित करणे आहे. त्यामुळे, केवळ “वरिष्ठ नेत्याशी जवळीक” किंवा “नेत्याच्या मागे लागणाऱ्या” आधारावर कोणालाही तिकीट मिळणार हे नाही पदाधिकारी व कार्यकर्त्यांनी लक्षात ठेवून काम करावे. चंद्रपूर: स्थानिक स्वराज्य संस्थेच्या निवडणुकीचे तिकीट आमदार किशोर जोरगेवार, मागासवर्गीय आयोगाचे अध्यक्ष हंसराज अहिर तसेच मी स्वतःही कुणाला देऊ शकत नाही. "नेत्यांच्या मागे लागणाऱ्यांना आणि मागे फिरणाऱ्या तर तिकीट मिळणारच नाही." भाजप लवकरच एक सर्वेक्षण करणार आहे आणि सर्वेक्षणात… pic.twitter.com/j43DKOpFqZ विशेष म्हणजे चंद्रपूरमध्ये गेल्या काही काळापासून माजी मंत्री आमदार सुधीर मुनगंटीवार आणि आमदार जोरगेवार या भाजपच्या दोन प्रमुख गटांच्या समर्थकांमध्ये तीव्र गटबाजी सुरू आहे हे लक्षात घेण्यासारखे आहे. या पार्श्वभूमीवर, बावनकुळे यांच्या विधानाला विशेष महत्त्व आहे. राजकीय विश्लेषकांचा असा विश्वास आहे की त्यांचा स्पष्ट संदेश भाजपच्या अंतर्गत कार्यप्रणालीवर परिणाम करेल आणि कदाचित अधिक पारदर्शक तिकीट वाटप प्रक्रियेला चालना देईल. बावनकुळे यांच्या विधानामुळे भाजप कार्यकर्त्यांमध्ये एकच खळबळ उडाली आहे. अनेक कार्यकर्ते आता संघटना आणि पाठिंबा मजबूत करण्यासाठी काम करत आहेत. गटबाजीच्या या वातावरणात, हे विधान आगामी निवडणुकीसाठी रणनीती आखण्याचे संकेत देते. तसेच मागील काही दिवसांपासून केवळ तिकीट मिळणार या आशेवर अनेक आजी माजी नगरसेवक, संघटनेच्या पदाधिकाऱ्यांनी या गटातून त्या गटात त्या गटातून या गटात अशा अक्षरशः उड्या मारल्या आहेत. अशा वेळोवेळी नेते बदलणाऱ्या दलबदलू नेत्यांच्या चेहऱ्यावरील रंग बावनकुळे यांच्या वक्तव्याने उडाला आहे.</w:t>
-      </w:r>
-    </w:p>
-    <w:p>
-      <w:pPr>
-        <w:pStyle w:val="Heading3"/>
-      </w:pPr>
-      <w:r>
-        <w:t>Article 44</w:t>
-      </w:r>
-    </w:p>
-    <w:p>
-      <w:r>
-        <w:t>Title: पुराव्यांवर खाडाखोड असेल तर मराठ्यांना कुणबी प्रमाणपत्र देऊ नका; ओबीसी उपसमितीच्या बैठकीत निर्णय</w:t>
-      </w:r>
-    </w:p>
-    <w:p>
-      <w:r>
-        <w:t xml:space="preserve">URL: </w:t>
-      </w:r>
-      <w:hyperlink r:id="rId52">
-        <w:r>
-          <w:rPr>
-            <w:color w:val="0000FF"/>
-          </w:rPr>
-          <w:t>https://www.etvbharat.com/mr/!state/chandrashekhar-bawankule-gives-important-instructions-to-officers-chhagan-bhujbal-on-maratha-kunbi-certificate-distribution-and-obc-reservation-maharashtra-news-mhs25091605134</w:t>
-        </w:r>
-      </w:hyperlink>
-    </w:p>
-    <w:p>
-      <w:r>
-        <w:t>Content: महाराष्ट्र maharashtra ETV Bharat / state By ETV Bharat Marathi Team Published : September 16, 2025 at 8:42 PM IST मुंबई : कुणबी-मराठा आणि मराठा-कुणबी जात प्रमाणपत्र दाखला देताना त्याची पडताळणी करून खबरदारी प्रमाणपत्र दिले पाहिजेत. जे प्रमाणपत्र देणारे अधिकारी आहेत, त्यांनी प्रमाणपत्र देताना खाडोखोड किंवा जोडलेल्या बोगस पुराव्यांचा आधार घेऊन जात प्रमाणपत्र सादर करू नये, असं ओबीसी मंत्रालय उपसमितीचे अध्यक्ष चंद्रशेखर बावनकुळे यांनी सांगितलं. मंगळवारी ओबीसी मंत्रालय उपसमितीची बैठक पार पडली. या बैठकीनंतर त्यांनी माध्यमांशी संवाद साधला. या बैठकीला ओबीसी नेते तथा छगन भुजबळ उपस्थित होते. तरतुदीनुसार ओबीसींना निधी मिळाला पाहिजे : "बैठकीत अनेक विषयावर चर्चा झाली. बैठकीत छगन भुजबळ यांनी काही मुद्दे मांडले. मराठा-कुणबी किंवा कुणबी-मराठा जात प्रमाणपत्राची खाडाखोड कशी होते, ते छगन भुजबळ यांनी दाखवलं. ओबीसी मंत्रालयासाठी 2,900 कोटी रुपये बजेट आहे. ते 2,900 कोटी रुपये मिळाले पाहिजेत. ओबीसीमध्ये 22 उपमहामंडळ आहेत. या महामंडळाच्या मागण्या पूर्ण करत असताना त्यातील काही मागण्या ओबीसी अर्थ मंत्रालयाकडं सादर केल्या पाहिजेत. काही पदांचा अनुशेष आहे, तो अनुशेष भरावा यासाठी प्रस्ताव पाठवणार आहोत. मुख्य म्हणजे ओबीसींची नोकर भरती करावी. ओबीसींच्या योजना बंद पडू नयेत. काही योजनांना शिष्यवृत्ती असते. त्याही योजना चालू राहाव्यात. शिष्यवृत्तीची थकबाकी पूर्ण करावी. ओबीसींची वस्तीगृह प्रत्येक जिल्ह्यात असली पाहिजेत. ओबीसींची विभागीय कार्यालयं झाली पाहिजेत. विशेष म्हणजे तरतुदीनुसार ओबीसींना निधी मिळाला पाहिजे. अशा विविध विषयांवर बैठकीत चर्चा झाली," असं ओबीसी उपसमितीचे अध्यक्ष चंद्रशेखर बावनकुळे यांनी सांगितलं. बोगस जात प्रमाणपत्र शोधण्यासाठी समिती गठीत करा : मराठा आरक्षणासाठी मराठा-कुणबी आणि कुणबी-मराठा वंशावळ पुरावे शोधण्यासाठी शिंदे समितीची गठीत केली होती. तसंच बोगस जात प्रमाणपत्र शोधून काढण्यासाठी सरकारनं आणखी एक समिती गठीत करावी. अनेकांनी बोगस मराठा-कुणबी आणि कुणबी-मराठी जात प्रमाणपत्र दाखल सादर केलं आहे. त्यात ओरिजनल दाखल्यांवर खाडाखोड केली आहे. कागदपत्रांवर हातानं लिहलेली अनेक जात प्रमाणपत्र मी सादर केली आहेत. ही बोगस जात प्रमाणपत्र मी आज ओबीसी मंत्रालय उपसमितीच्या बैठकीत दाखवले. ओबीसी आरक्षण टिकावं यासाठी, आम्ही न्यायालय लढाई लढत आहोत. त्यात यशस्वी सुद्धा होऊ, पण ओबीसी समाजातील आत्महत्या कोणीही करू नये, असं आवाहन छगन भुजबळ यांनी केलं. हेही वाचा : For All Latest Updates TAGGED: "हा निरपराध नागरिकांचा अपमान..." पाकिस्तानी खेळाडूच्या सेलिब्रेशनवरुन राऊतांनी केंद्र सरकारला फटकारलं मच्छिमारांना आता आठवडाभर आधीच कळणार हवामानाचा अंदाज; महाराष्ट्र सरकारनं कार्यान्वित केली विशेष यंत्रणा मुंबईत पंतप्रधान मोदींचा 'संगीतमय वाढदिवस' साजरा, 'मेरा देश पहले' कार्यक्रमाला मुख्यमंत्र्यांसह, उद्योगपती आणि बॉलीवूड कलाकारांची हजेरी शारदीय नवरात्रीत 'या' शुभ मुहूर्तावर करा घटस्थापना; जाणून घ्या शुभ मुहूर्त आणि पंचांग आशिया चषकात टीम इंडियाचा विजयी चौकार; पाकिस्तानचा दुसऱ्यांदा उडवला धुव्वा Oppo F31 Pro plus 5G vs F31 Pro 5G : कोणता फोन आहे किफायतशीर? गुगल क्रोममध्ये जेमिनी अपग्रेड: AI सक्षम ब्राउझिंगचा नवीन अनुभव इंडिया एआय मिशन अंतर्गत देशभरात 500 हून अधिक डेटा लॅब्सची स्थापना - अश्विनी वैष्णव कर्नाटक स्टाईल टोमॅटो चटणी; जेवणाची चव द्विगुणीत करण्यासाठी सर्वोत्तम Copyright © 2025 Ushodaya Enterprises Pvt. Ltd., All Rights Reserved.</w:t>
-      </w:r>
-    </w:p>
-    <w:p>
-      <w:pPr>
-        <w:pStyle w:val="Heading3"/>
-      </w:pPr>
-      <w:r>
-        <w:t>Article 45</w:t>
-      </w:r>
-    </w:p>
-    <w:p>
-      <w:r>
-        <w:t>Title: Chandrashekhar Bawankule: बनावट कुणबींची पडताळणी! कागदपत्रांच्या आधारावर प्रमाणपत्र देऊ नयेत, बावनकुळे यांचे निर्देश</w:t>
-      </w:r>
-    </w:p>
-    <w:p>
-      <w:r>
-        <w:t xml:space="preserve">URL: </w:t>
-      </w:r>
-      <w:hyperlink r:id="rId53">
-        <w:r>
-          <w:rPr>
-            <w:color w:val="0000FF"/>
-          </w:rPr>
-          <w:t>https://www.esakal.com/mumbai/chandrashekhar-bawankule-has-instructed-that-certificates-should-not-be-issued-on-basis-of-documents-to-curb-fake-caste-certificates-mvk02</w:t>
-        </w:r>
-      </w:hyperlink>
-    </w:p>
-    <w:p>
-      <w:r>
-        <w:t>Content: Chandrashekhar Bawankule मुंबई : बनावट जात प्रमाणपत्रांना आळा घालण्यासाठी कागदपत्रांची सखोल पडताळणी करण्याबरोबरच खाडाखोड केलेल्या कागदपत्रांच्या आधारावर मराठा-कुणबी किंवा कुणबी-मराठा प्रमाणपत्र देऊ नयेत, असे निर्देश मंत्रिमंडळ उपसमितीचे अध्यक्ष चंद्रशेखर बावनकुळे यांनी मंगळवारी दिले. Follow Us Copyright © 2025 - Sakal Media Pvt Ltd - All rights reserved. Powered by Quintype</w:t>
-      </w:r>
-    </w:p>
-    <w:p>
-      <w:pPr>
-        <w:pStyle w:val="Heading3"/>
-      </w:pPr>
-      <w:r>
-        <w:t>Article 46</w:t>
-      </w:r>
-    </w:p>
-    <w:p>
-      <w:r>
-        <w:t>Title: Maharashtra: तुकडाबंदी रद्द झाल्यानंतर पंधरा दिवसांत येणार नियमावली! फेरफाराचा नवा नियमही तयार; महसूल मंत्र्यांची माहिती</w:t>
-      </w:r>
-    </w:p>
-    <w:p>
-      <w:r>
-        <w:t xml:space="preserve">URL: </w:t>
-      </w:r>
-      <w:hyperlink r:id="rId54">
-        <w:r>
-          <w:rPr>
-            <w:color w:val="0000FF"/>
-          </w:rPr>
-          <w:t>https://sarkarnama.esakal.com/pune/maharashtra-regulations-will-come-within-fifteen-days-after-scrapping-tukda-ban-information-from-revenue-minister-aau85</w:t>
-        </w:r>
-      </w:hyperlink>
-    </w:p>
-    <w:p>
-      <w:r>
-        <w:t>Content: Pune News : तुकडाबंदी कायद्यामुळं राज्यात ५० लाख कुटुंबांची प्रचंड अडचण झाली असून त्यांना दिलासा देण्यासाठी तुकडा बंदी उठविण्याचा निर्णय शासनानं घेतला आहे. त्यांची अंमलबजावणी कशी करायची? याबाबत नियमावली (एसओपी) तयार करण्याचं काम सुरू आहे. येत्या १५ दिवसांत ती तयार करून राज्यात लागू करण्यात येईल, अशी माहिती बावनकुळे यांनी दिली आहे. त्याचबरोबर 'आधी मोजणी, मग दस्तनोंदणी आणि नंतर फेरफारची नोंद' अशी पद्धत राज्यात राबविणार आहे,” याला मान्यता देण्याची मागणी मुख्यमंत्र्यांना केली आहे, असंही यावेळी बावनकुळे यांनी सांगितली. कर्नाटक, आंध्र प्रदेशच्या धर्तीवर राज्यात जमाबंदी आयुक्तालयांच्या अखत्यारित १० ते १५ खासगी भूकरमापकांना याबाबत अधिकार देण्यात येणार आहे. महसूल विभागाच्यावतीनं छत्रपती शिवाजी महाराज महाराजस्व अभियानांतर्गत राज्यस्तरीय सेवा पंधरवडा अभियानाच्या उद्घाटनप्रसंगी चंद्रशेखर बावनकुळे बोलत होते. यावेळी त्यांनी सात महिन्यांत महसूल खात्यानं राबविलेल्या विविध योजना आणि विकासकामांचा आढावा घेतला. महसूल लोकअदालत आणि पाणंद रस्ते खुले करण्याबाबत पुणे जिल्हा प्रशासनाचं त्यांनी कौतुक केलं. नोंदणी मुद्रांक शुल्क विभागात आता पासपोर्ट विभागाच्या कार्यालयांसारखी राज्यात कार्यालये सुरू करण्यात येणार आहेत. त्यासाठी सात गावांची ठिकाणे निश्चित केली आहेत. त्यातून विविध सोयी उपलब्ध होणार आहेत. मंत्रालय स्तरावर त्याची 'वॉर रूम तयार केली आहे. 'वन डिस्ट्रिक्ट वन रजिस्ट्रेशन' बरोबरच आता 'वन स्टेट - वन रजिस्ट्रेशन' आणि फेसलेसद्वारे दस्तनोंदणीचा प्रयोग राबविणार आहे, अशी माहिती बावनकुळे यांनी यावेळी दिली. सरकारनामाचे सदस्य व्हा शॉपिंगसाठी 'सकाळ प्राईम डील्स'च्या भन्नाट ऑफर्स पाहण्यासाठी क्लिक करा. Read Latest Marathi Political News, Breaking Political News from Maharashtra, India, Pune &amp; Mumbai at Sarkarnama. To Get Live Political Marathi News on Mobile, Download the Sarkarnama Mobile App for Android and IOS. सरकारनामा आता सर्व सोशल मीडिया प्लॅटफॉर्मवर. ताज्या राजकीय घडामोडींसाठी फेसबुक, ट्विटर, इन्स्टाग्राम, शेअर चॅट, टेलिग्रामवर आणि व्हॉट्सॲप आम्हाला फॉलो करा. तसेच, सरकारनामा यूट्यूब चॅनेलला आजच सबस्क्राइब करा. Follow Us Copyright © 2025 Sakal Media Group – All Rights Reserved Powered by Quintype वेबसाईटवर ब्राउझिंगचा अनुभव सर्वोत्तम असावा, यासाठी आम्ही कुकीजचा वापर करतो. कुकीजमुळे तुम्हाला तुमच्या आवडत्या मजकुराची शिफारस करता येते. आमचे गोपनीयता आणि कुकीजसंदर्भातील धोरण तुम्हाला मान्य आहे.</w:t>
-      </w:r>
-    </w:p>
-    <w:p>
-      <w:pPr>
-        <w:pStyle w:val="Heading3"/>
-      </w:pPr>
-      <w:r>
-        <w:t>Article 47</w:t>
-      </w:r>
-    </w:p>
-    <w:p>
-      <w:r>
-        <w:t>Title: OBC Meeting : पुराव्यांवर खाडाखोड असेल तर मराठ्यांना कुणबी प्रमाणपत्र देऊ नका; ओबीसी उपसमितीत एकमुखाने निर्णय</w:t>
-      </w:r>
-    </w:p>
-    <w:p>
-      <w:r>
-        <w:t xml:space="preserve">URL: </w:t>
-      </w:r>
-      <w:hyperlink r:id="rId55">
-        <w:r>
-          <w:rPr>
-            <w:color w:val="0000FF"/>
-          </w:rPr>
-          <w:t>https://marathi.abplive.com/news/maharashtra/obc-upsamiti-meeting-chandrashekhar-bawankule-chhagan-bhujbal-opposed-flaw-evidence-to-kunbi-certificates-1384586</w:t>
-        </w:r>
-      </w:hyperlink>
-    </w:p>
-    <w:p>
-      <w:r>
-        <w:t>Content: मुंबई : जात प्रमाणपात्राचे सर्टिफिकट वाटप करताना कोणतेही खाडाखोड झालेले कागदपत्रं ग्राह्य धरू नये आणि त्यावर प्रमाणपत्र वाटप करू नये असा महत्त्वाचा निर्णय ओबीसी उपसमितीच्या बैठकीत झाला आहे. कोणत्याही चुकीच्या पुराव्यांवर कुणबी सर्टिफिकेट देऊ नये असा निर्णयही या बैठकीत झाला. ओबीसी उपसमितीचे अध्यक्ष चंद्रशेखर बावनकुळे यांच्या अध्यक्षतेखाली झालेल्या बैठकीत अनेक विषयांवर चर्चा झाली. ओबीसी मंत्रालयाला 2900 कोटी रुपये मिळायला हवी. राज्यात 22 ओबीसी महामंडळे आहेत. त्याला देखील निधी मिळायला हवी. त्याबाबतची पुरवणी मागणी सादर करण्याचा निर्णय झाला आहे. या बैठकीत एकूण 18 ते 19 विषयांवर चर्चा झाल्याची माहिती चंद्रशेखर बावनकुळे यांनी दिली. मराठा समाजाला कुणबी सर्टिफिकेट देताना पुराव्यांवर कोणतीही खाडाखोड नको, ओव्हर राईटिंग नको असा महत्त्वाचा निर्णय ओबीसी उपसमितीच्या बैठकीत झाला. असे पुरावे सादर करताना खोडतोड कशी होते असे पुरावे आज दाखविले गेले. त्यामुळे चुकीच्या पुराव्यांवर, खोट्या पुराव्यांवर सर्टीफीकेट देऊ नये अशी मागणी करण्यात आली. ओबीसी महामंडळांसाठी 3200 कोटी रूपये जे जाहीर झाले आहेत ते पैसे मिळावेत अशी मागणी करण्यात आली. ओबासीच्या नोकरभरतीचा अनुशेष भरून निघावा ही मागणी करण्यात आली. ओबीसी समाजासाठी असलेली कोणतीही विशेष शिष्यवृत्ती बंद पडू नये, होस्टेल सगळ्या ठिकाणी असावे. ओबीसीचे विंभागीय कार्यालय असावे अशीही मागणी करण्यात आली. मराठा समाज आणि ओबीसी समाजाला मिळणाऱ्या निधीवरून मंत्री छगन भुजबळांनी नाराजी व्यक्त केली. ते म्हणाले की, "25 वर्षात ओबीसीला 2500 कोटी आणि 3 वर्षात मराठा समाजाला 25 हजार कोटी रुपये दिले गेले आहे. अण्णासाहेब पाटील आर्थिक विकास महामंडळला 750 कोटी रुपये देण्यात आले. मागासवर्गीय विकास महामंडळाला केवळ 5 कोटी रुपये दिले आहेत. हा विरोधाभास योग्य नाही. 1931 पासून ओबीसी समाज हा 54 टक्के आहे असं सांगण्यात आलं. आम्ही एवढ्या मोठ्या संख्येने आहे आणि आम्हाला केवळ 5 कोटी रुपये दिले जातात." मराठ्यांच्या कुणबी नोंदी शोधण्यासाठी न्यायमूर्ती शिंदे समिती नेमण्यात आली. आता खोट्या नोंदी होतं आहे ते पाहण्यासाठी एक समिती नेमण्यात यावी अशी आमची मागणी आहे असं छगन भुजबळ म्हणाले. ही बातमी वाचा: We use cookies to improve your experience, analyze traffic, and personalize content. By clicking "Allow All Cookies", you agree to our use of cookies.</w:t>
-      </w:r>
-    </w:p>
-    <w:p>
-      <w:pPr>
-        <w:pStyle w:val="Heading3"/>
-      </w:pPr>
-      <w:r>
-        <w:t>Article 48</w:t>
-      </w:r>
-    </w:p>
-    <w:p>
-      <w:r>
-        <w:t>Title: Pune Navratra Mahotsav : ‘पुणे नवरात्रौ महोत्सवा’मध्ये कला, संस्कृती, गायनाचा संगम; चंद्रशेखर बावनकुळे यांच्या हस्ते उद्‍घाटन</w:t>
-      </w:r>
-    </w:p>
-    <w:p>
-      <w:r>
-        <w:t xml:space="preserve">URL: </w:t>
-      </w:r>
-      <w:hyperlink r:id="rId56">
-        <w:r>
-          <w:rPr>
-            <w:color w:val="0000FF"/>
-          </w:rPr>
-          <w:t>https://www.esakal.com/pune/pune-navratri-mahotsav-begins-11-days-of-divine-art-culture-amp17</w:t>
-        </w:r>
-      </w:hyperlink>
-    </w:p>
-    <w:p>
-      <w:r>
-        <w:t>Content: Pune Navratra Mahotsav Sakal पुणे : कला, संस्कृती, गायन, वादन, भजन, नृत्य, संगीत यांचा मनोहारी संगम असणाऱ्या ‘पुणे नवरात्रौ महोत्सवा’चे आयोजन केले आहे. याचे उद्‍घाटन सोमवारी (ता. २२) सायंकाळी साडेचार वाजता महसूलमंत्री चंद्रशेखर बावनकुळे यांच्या हस्ते गणेश कला क्रीडा रंगमंच येथे होणार आहे. सर्व कार्यक्रम रसिकांसाठी विनामूल्य असल्‍याची माहिती आयोजक व अध्यक्ष आबा बागूल यांनी पत्रकार परिषदेत दिली. Follow Us Copyright © 2025 - Sakal Media Pvt Ltd - All rights reserved. Powered by Quintype</w:t>
-      </w:r>
-    </w:p>
-    <w:p>
-      <w:pPr>
-        <w:pStyle w:val="Heading3"/>
-      </w:pPr>
-      <w:r>
-        <w:t>Article 49</w:t>
-      </w:r>
-    </w:p>
-    <w:p>
-      <w:r>
-        <w:t>Title: तुकडाबंदी कायद्याबद्दल महसूलमंत्री बावनकुळेंची मोठी घोषणा; 15 दिवसांत...</w:t>
-      </w:r>
-    </w:p>
-    <w:p>
-      <w:r>
-        <w:t xml:space="preserve">URL: </w:t>
-      </w:r>
-      <w:hyperlink r:id="rId57">
-        <w:r>
-          <w:rPr>
-            <w:color w:val="0000FF"/>
-          </w:rPr>
-          <w:t>https://www.tendernama.com/tender-news/revenue-minister-bawankules-big-announcement-regarding-the-land-fragmentation-act-within-15-days</w:t>
-        </w:r>
-      </w:hyperlink>
-    </w:p>
-    <w:p>
-      <w:r>
-        <w:t>Content: पुणे (Pune): तुकडाबंदी कायद्यामुळे (Land Fragmentation Act) राज्यात ५० लाख कुटुंबे अडकून पडली आहेत. त्यामुळे ती उठविण्याचा निर्णय शासनाने घेतला आहे. त्यांची अंमलबजावणी कशी करायची, याबाबत नियमावली (SOP) तयार करण्याचे काम सुरू आहे. येत्या १५ दिवसांत ती तयार करून राज्यात लागू करण्यात येईल, अशी माहिती राज्याचे महसूलमंत्री चंद्रशेखर बावनकुळे (Chandrashekhar Bawankule) यांनी दिली. मुख्यमंत्र्यांना काय केली विनंती? कर्नाटक, आंध्र प्रदेशच्या धर्तीवर राज्यात जमाबंदी आयुक्तालयांच्या अखत्यारित १० ते १५ खासगी भूकरमापकांना अधिकार देत त्यांच्या माध्यमातून ‘आधी मोजणी, मग दस्तनोंदणी आणि नंतर फेरफारची नोंद’ अशी पद्धत राज्यात राबविणार आहे, अशी माहिती बावनकुळे यांनी दिली. त्यास मान्यता द्यावी, अशी विनंती त्यांनी मुख्यमंत्र्यांना केली आहे. महसूल विभागाच्या वतीने छत्रपती शिवाजी महाराज महाराजस्व अभियानांतर्गत राज्यस्तरीय सेवा पंधरवडा अभियानाच्या उद्‍घाटनप्रसंगी बावनकुळे बोलत होते. या वेळी त्यांनी सात महिन्यांत महसूल खात्याने राबविलेल्या विविध योजना आणि विकासकामांचा आढावा घेतला. महसूल लोकअदालत आणि पाणंद रस्ते खुले करण्याबाबत पुणे जिल्हा प्रशासनाचे त्यांनी कौतुक केले. आडाचीवाडी गावाचा गौरवपुरंदर तालुक्यातील आडाचीवाडी गावाने १५ पाणंद रस्ते बांधून खुले केले आहेत. महाराष्ट्रातील हे आदर्श गाव असल्याचे सांगून बावनकुळे यांनी कौतुक केले. उपमुख्यमंत्री अजित पवार यांनी आडाचीवाडीचे कौतुक करत गावातील रस्ते, स्मशानभूमी, व्यायामशाळांसह अन्य पायाभूत सुविधा कशा पद्धतीने स्वीकारल्या याचा उल्लेख केला. राज्यातील गावांनी याचे अनुकरण करावे आणि अधिकाऱ्यांनी भेट देऊन आपल्या भागातही असे प्रयत्न करावेत, अशी अपेक्षा त्यांनी व्यक्त केली. नोंदणी विभागात पासपोर्टसारखी कार्यालयेनोंदणी व मुद्रांक शुल्क विभागात आता पासपोर्ट विभागाच्या कार्यालयांसारखी राज्यात कार्यालये सुरू करण्यात येणार आहेत. त्यासाठी सात गावांची ठिकाणे निश्‍चित केली आहेत. त्यातून विविध सोयी उपलब्ध होणार आहेत. मंत्रालय स्तरावर त्याची ‘वॉर रूम तयार केली आहे. ‘वन डिस्ट्रिक्ट वन रजिस्ट्रेशन’ बरोबरच आता ‘वन स्टेट- वन रजिस्ट्रेशन’ आणि फेसलेसद्वारे दस्तनोंदणीचा प्रयोग राबविणार आहे, अशी माहिती बावनकुळे यांनी दिली. चंद्रशेखर बावनकुळे म्हणाले...- सेवा पंधरवडा अभियानाच्या माध्यमातून सुमारे ५० लाख जनतेपर्यंत पोहोचविण्याचे ध्येय- स्वामित्व योजनेंतर्गत गरीब नागरिकांना पाचशे-हजार रुपये देणे शक्य नाही. त्यासाठी ११० कोटी रुपयांची आवश्यकता- त्या माध्यमातून राज्यातील सर्व गरीब जनतेला मोफत प्रॉपर्टी कार्ड देता येईल आणि राज्यातील सर्व जनतेला प्रॉपर्टी कार्ड उपलब्ध करून देणारे महाराष्ट्र हे देशातील पहिले राज्य ठरेल- या उपक्रमासाठी अर्थमंत्री अजित पवार यांना निधी द्यावा- पुढील वर्षात राज्यातील सर्व पाणंद रस्त्यांची मोजणी करून त्यांचे सीमांकन केले जाणार- मुख्यमंत्री बळिराजा पाणंद रस्ते योजना महसूल खात्यामार्फत सुरू करणार- त्याबाबतचा प्रस्ताव मंत्रिमंडळाच्या बैठकीत मान्यतेला ठेवण्यात येईल- पाणंद रस्त्याच्या प्रस्तावाला मान्यता मिळेल, अशी अपेक्षा © tendernama 2025</w:t>
-      </w:r>
-    </w:p>
-    <w:p>
-      <w:pPr>
-        <w:pStyle w:val="Heading3"/>
-      </w:pPr>
-      <w:r>
-        <w:t>Article 50</w:t>
-      </w:r>
-    </w:p>
-    <w:p>
-      <w:r>
-        <w:t>Title: Chandrashekhar Bawankule : 'कार्यकर्ते सोडून जाऊ नये म्हणून घोषणा कराव्याच लागतात', राष्ट्रवादीच्या ठरावाची बावनकुळेंनी उडवली खिल्ली</w:t>
-      </w:r>
-    </w:p>
-    <w:p>
-      <w:r>
-        <w:t xml:space="preserve">URL: </w:t>
-      </w:r>
-      <w:hyperlink r:id="rId58">
-        <w:r>
-          <w:rPr>
-            <w:color w:val="0000FF"/>
-          </w:rPr>
-          <w:t>https://sarkarnama.esakal.com/amp/story/maharashtra/vidarbha/bjp-leader-chandrashekhar-bawankule-ridiculed-the-ncps-resolution-declarations-only-to-stop-workers-from-leaving-the-party-rm96-rc70</w:t>
-        </w:r>
-      </w:hyperlink>
-    </w:p>
-    <w:p>
-      <w:r>
-        <w:t>Content: काँग्रेसचे नेते राहूल गांधी यांनी मतचोरीचा विषय चांगलाच गाजवला आहे. इंडिया आघाडीतील नेत्यांनाही ते आता पटले आहे. शरदचंद्र पवार राष्ट्रवादी काँग्रेस पक्षाच्या नाशिकच्या शिबिरात ईव्हीएमच्या विरोध करण्याचा ठराव घेण्यात आला. हे बघता स्थानिक स्वराज्य संस्थांच्या निवडणुकीत ईव्हीएमवरून मोठा असंतोष निर्माण होण्याची चिन्हे आहेत. यावर भाजपचे नेते आणि राज्याचे महसूलमंत्री चंद्रशेखर बावनकुळे म्हणाले, प्रत्येक पक्षाला पराभवाचे खापर कोणावर तरी फोडावे लागते. आपले कार्यकर्ते पक्ष सोडून जाऊ नये याकरिता पक्षाच्या बैठकांमध्ये त्यांची समजूत काढण्यासाठी काहीतरी विषय पुढे करून बोलावे लागते असे सांगून त्यांनी राष्ट्रवादी काँग्रेसच्या ठरावाची त्यांनी खिल्ली उडवली. इंडिया आघाडीचा पराभव झाल्यापासून त्यांचे नेते ईव्हीएम ठपका ठेवत आहे. रोज आरोप केले जात आहे. निवडणूक आयोगावर टीकाटीपणी केली जात आहे. मतचोरी आणि ईव्हाएम हॅक केल्याचे दावे केले जात आहे. निवडणूक आयोगाने यापूर्वी सर्वांना अधिकृत बोलावले होते. आरोप सिद्ध करण्यास सांगितले होते. आक्षेप नोंदवण्याचे आवाहन केले होते. मात्र त्यावेळी कोणीही समोर आले नाही. आयोगाने दिलेले आव्हान स्वीकारले नाही. बाहेर मात्र आयोगावर मतोचरीचे आरोप करणे सुरूच आहे. यात काही नवीन नाही. राजकारणात आरोप करावेच लागचच लागलात. शरद पवार यांच्या राष्ट्रवादी काँग्रेस पक्षाची परिस्थिती खराब आहे. कार्यकर्ते त्यांना सोडून चालले आहेत. त्यांना थोपवण्यासाठी, समजूत काढण्यासाठी पक्षाच्या बैठकीत घोषणा आणि ठराव करावे लागतात असा टोलाही बावनकुळे यांनी लगावला. संजय राऊत रोजच भाजपवर आरोप करतात. टीका करीत असतात. त्यांना दुसरे काम नाही. त्यामुळे त्यांचे वक्तव्य कोणी सिरिअस घेत नाही.घेण्याचे कारणही नाही. माध्यमांसमोर येण्यासाठी त्यांनी काही विषय लागतात. नवीन नागपूर वसण्याचा निर्णय महायुती सरकारने घेतला आहे. त्यासाठी काही जागा अधिग्रहित करणे आवश्यक आहे. भूसंपादन मंत्री या नात्याने शेतकऱ्यांचा कुठल्याही परिस्थितीत नुकसान होणार नाही याची काळजी घेतली जाईल. प्रत्येक शेतकऱ्यांना त्यांचा जमिनीचा मोबदला भूसंपादन कायद्याप्रमाणे मिळेल. प्रत्यक्षात भूसंपादनची प्रक्रिया सुरू होईल तेव्हा शेतकऱ्यांची जमिनीचे दर आणि मोबदल्याबाबत चर्चा केली जाईल असेही आश्वासन चंद्रशेखर बाबवकुळे यांनी दिले. Copyright © 2025 Sakal Media Group – All Rights Reserved</w:t>
-      </w:r>
-    </w:p>
-    <w:p>
-      <w:pPr>
-        <w:pStyle w:val="Heading3"/>
-      </w:pPr>
-      <w:r>
-        <w:t>Article 51</w:t>
-      </w:r>
-    </w:p>
-    <w:p>
-      <w:r>
-        <w:t>Title: OBC Reservation : कुणबी बोगस प्रमाणपत्रांची सखोल पडताळणी होणार; मंत्री बावनकुळे यांच्यांकडून प्रशासनाला आदेश</w:t>
-      </w:r>
-    </w:p>
-    <w:p>
-      <w:r>
-        <w:t xml:space="preserve">URL: </w:t>
-      </w:r>
-      <w:hyperlink r:id="rId59">
-        <w:r>
-          <w:rPr>
-            <w:color w:val="0000FF"/>
-          </w:rPr>
-          <w:t>https://saamtv.esakal.com/mumbai-pune/chandrashekhar-bawankule-orders-deep-verification-of-bogus-kunbi-caste-certificates-vvg94</w:t>
-        </w:r>
-      </w:hyperlink>
-    </w:p>
-    <w:p>
-      <w:r>
-        <w:t>Content: बोगस कुणबी जात प्रमाणपत्रांवर आळा घालण्यासाठी सखोल पडताळणीचे आदेश २९३३ कोटी रुपयांचा प्रलंबित निधी १५ दिवसांत वितरित करण्याचे स्पष्ट निर्देश बैठकीत दर मंगळवारी निधी वाटपाचा आढावा घेण्याचा निर्णय मुंबई : ​बोगस जात प्रमाणपत्रांना आळा घालण्यासाठी ओबीसी उपसमितीने मोठा निर्णय घेतला आहे. जात प्रमाणपत्रांच्या कागदपत्रांची सखोल पडताळणी करण्याचे निर्देश मंत्रीमंडळ उपसमितीचे अध्यक्ष चंद्रशेखर बावनकुळे यांनी दिलेत. ​बैठकीत आर्थिक मुद्द्यांवरही महत्त्वाचे निर्णय घेण्यात आले आहेत. समाजासाठी प्रलंबित असलेला २९३३ कोटी रुपयांचा निधी पंधरा दिवसांत वितरित करण्याचे आदेशही बावनकुळे यांनी दिले. ​ओबीसी मंत्रिमंडळ उपसमितीची बैठक महसूलमंत्री चंद्रशेखर बावनकुळे यांच्या अध्यक्षतेखाली झाली. ही बैठक मंत्री छगन भुजबळ यांच्या मंत्रालयातील दालनात पार पडली. बैठकीला मंत्री भुजबळ, मंत्री पंकजा मुंडे, मंत्री अतुल सावे, मंत्री गणेश नाईक आणि कृषीमंत्री दत्तात्रय भरणे उपस्थित होते. बैठकीच्या सुरुवातीलाच अध्यक्ष चंद्रशेखर बावनकुळे यांनी बोगस जात प्रमाणत्राच्या मुद्द्यावर भाष्य केलं. बावनकुळे म्हणाले, 'खोट्या प्रमाणपत्रांच्या आधारे प्रतिज्ञापत्र दिले जाऊ नये. तसेत प्रमाणपत्र देण्यापूर्वीच सर्व कागदपत्रांची आणि पुराव्यांची काटेकोरपणे पडताळणी करण्यात यावी'. बावनकुळे यांच्या भूमिकेला मंत्री छगन भुजबळ यांनीही दुजोरा दिलाय. 'खोट्या पद्धतीने प्रमाणपत्रे मिळवण्याचे प्रकार गंभीर आहेत. प्रशासनानं त्याचीही दखल घ्यावी," असे छगन भुजबळ म्हणाले. काही खोटी कागदपत्रे तयार केली जात असल्याची बाबही समितीच्या निदर्शनास आणून दिली. ओबीसी समाजाच्या विविध योजनांसाठी थकीत असलेला तब्बल २९३३ कोटी रुपयांचा निधी तात्काळ वितरित करण्याचे स्पष्ट निर्देश देण्यात आले आहेत. ओबीसीच्या या निधी वाटपाचा नियमित आढावा दर मंगळवारी मंत्र्यांना सादर केला जाईल. डिसेंबर महिन्यात सादर होणाऱ्या पुरवणी मागणीत विविध महामंडळांसाठी १७५० कोटी रुपयांची मागणी करण्याचा निर्णय बैठकीत घेण्यात आलाय. यामध्ये इतर मागासवर्गीय महामंडळाला १००० कोटी, संलग्न मंडळाला ७५० कोटी रुपयांचा समावेश करण्याचा निर्णय घेण्यात आलाय. आमदार धनंजय मुंडे यांनी बंजारा आणि वंजारा समाज एकच असल्याचा वक्तव्य केलं होतं. याबाबत बैठकीनंतर बावनकुळे यांनी म्हटलं की, धनंजय मुंडे यांच्या वक्तव्याचा गैरसमज केला असण्याची शक्यता आहे. त्यांनी वेगळ्या बाबतीत हे वक्तव्य केलं असण्याची शक्यता आहे.. त्यामुळे त्यात आणखी वाद निर्माण करण्याची आवश्यकता नाही'. सकाळ+चे सदस्य व्हा शॉपिंगसाठी 'सकाळ प्राईम डील्स'च्या भन्नाट ऑफर्स पाहण्यासाठी क्लिक करा. Read Marathi news and watch Live TV. Breaking news from Maharashtra, India, Pune, Mumbai, Politics, Entertainment, Sports, Lifestyle at SaamTV. Get Live Marathi news on Mobile. Download the Saam Tv app for Android and IOS. Follow Us Copyright © 2025 Sakal Media Group – All Rights Reserved Powered by Quintype</w:t>
-      </w:r>
-    </w:p>
-    <w:p>
-      <w:pPr>
-        <w:pStyle w:val="Heading3"/>
-      </w:pPr>
-      <w:r>
-        <w:t>Article 52</w:t>
-      </w:r>
-    </w:p>
-    <w:p>
-      <w:r>
-        <w:t>Title: शिर्डीत केंद्रीय गुप्तचर विभागाच्या कार्यालयासाठी जागा, शेती महामंडळाची १२०० चौरस मीटर जमीन</w:t>
-      </w:r>
-    </w:p>
-    <w:p>
-      <w:r>
-        <w:t xml:space="preserve">URL: </w:t>
-      </w:r>
-      <w:hyperlink r:id="rId60">
-        <w:r>
-          <w:rPr>
-            <w:color w:val="0000FF"/>
-          </w:rPr>
-          <w:t>https://www.loksatta.com/maharashtra/state-approves-land-in-shirdi-for-ib-officers-office-home-bawankule-chaired-meeting-sud-02-5388265/</w:t>
-        </w:r>
-      </w:hyperlink>
-    </w:p>
-    <w:p>
-      <w:r>
-        <w:t>Content: राहाता : शिर्डी येथील सहायक केंद्रीय गुप्तवार्ता अधिकारी (आयबी) यांचे कार्यालय आणि निवासस्थानासाठी जमीन देण्यास राज्य सरकारने मान्यता दिली आहे. महाराष्ट्र राज्य शेती महामंडळाने महसूलमंत्री चंद्रशेखर बावनकुळे यांच्या अध्यक्षतेखाली झालेल्या बैठकीत या प्रस्तावाला मान्यता दिली. ही जमीन शिर्डीजवळील निमगाव कोऱ्हाळे येथील गट क्रमांक ७०/१ मधील १ हजार २०० चौरस मीटर इतकी आहे. शासनाच्या महसूल व वन विभागाने या संबंधीचा अध्यादेश जारी केला आहे. या अध्यादेशात अनेक अटी व शर्ती घालण्यात आल्या आहेत. या जमिनीवर कोणताही आर्थिक व्यवहार करण्यास किंवा तिचे पोटविभाजन करण्यास प्रतिबंध राहील. भविष्यात कोणताही न्यायालयीन किंवा अन्य वाद निर्माण झाल्यास त्याची संपूर्ण जबाबदारी सहायक केंद्रीय गुप्तवार्ता अधिकाऱ्यांची राहील. या अटी व शर्तींचा भंग झाल्यास, सदर जमीन सरकार जमा करण्याचा अधिकार शासनाकडे राहील. ही जमीन प्रदान करताना, प्रचलित रेडीरेकनर दरानुसार शेतीत नसलेल्या जमिनीचे मूल्य आकारले जाणार आहे. शिर्डीत सुमारे १५ वर्षांपासून केंद्रीय गुप्तवार्ता विभागाचे कार्यालय आहे. या कार्यालयात ४ जणांची नेमणूक केंद्र सरकारने केलेली आहे. या कार्यालयाला स्वमालकीची जागा नसल्याने कार्यालय खासगी जागेत भाडे तत्त्वावर आहे. देशातील विविध राज्यांत असलेल्या केंद्रीय गुप्तवार्ता विभागाचे अधिकारी व कर्मचारी यांच्यासाठी निवासस्थाने व कार्यालय स्वमालकीच्या जागेत असावे यासाठी केंद्रीय गृहमंत्री अमित शहा यांनी २०२२ पासून हा प्रकल्प हाती घेतला आहे. पाच वर्षांत हा प्रकल्प पूर्ण करण्याचे केंद्रीय गृह मंत्रालयाचे नियोजन आहे. शिर्डीत केंद्रीय गुप्तवार्ता कार्यालय व निवासस्थानासाठी राज्य सरकारकडून जागा मिळावी, असा प्रस्ताव शिर्डी येथील कार्यालयाने पुणे येथील शेती महामंडळाच्या कार्यालयाकडे पाठविला होता. या प्रस्तावाला शेती महामंडळाच्या बैठकीत मान्यता देण्यात आल्यानंतर राज्य सरकारने प्रस्तावाला मान्यता दिली आहे. शिर्डी हे आंतरराष्ट्रीय कीर्तीचे तीर्थक्षेत्र आहे. तिथे सातत्याने विविध क्षेत्रातील अति महत्त्वाच्या व्यक्ती भेट देतात. राजकीय पक्षांची अधिवेशने सातत्याने होत असतात. हजारो भक्त रोज साईबाबांच्या समाधी दर्शनासाठी येतात. देवस्थानला वारंवार धमक्याही मिळालेल्या आहेत. विमानतळावरील वाहतूकही वाढत चालली आहे. या सर्व पार्श्वभूमीवर केंद्रीय गुप्तचर यंत्रणेला सतर्क राहावे लागते. त्यामुळेही शिर्डीमध्ये या विभागाचे कार्यालय महत्त्वाचे मानले जाते. केवळ शिर्डीच नव्हे तर उत्तर जिल्ह्यासाठीही महत्त्वाचे आहे. ‘चला हवा येऊ द्या’ या कार्यक्रमाने प्रेक्षकांच्या मनात आपली जागा निर्माण केली आहे. या कार्यक्रमाच्या सूत्रसंचलनाची जबाबदारी निलेश साबळेने सांभाळली होती. भाऊ कदम यांनी एका मुलाखतीत निलेश साबळेबद्दल गौरवोद्गार काढले आणि त्याच्या आगामी सिनेमाबद्दल माहिती दिली. भाऊ कदम म्हणाले की, निलेश साबळे प्रामाणिक आहे आणि त्याच्या यशासाठी देवाकडे प्रार्थना करत आहेत.</w:t>
-      </w:r>
-    </w:p>
-    <w:p>
-      <w:pPr>
-        <w:pStyle w:val="Heading3"/>
-      </w:pPr>
-      <w:r>
-        <w:t>Article 53</w:t>
-      </w:r>
-    </w:p>
-    <w:p>
-      <w:r>
-        <w:t>Title: Maratha Vs OBC : खोट्या कुणबी प्रमाणपत्रांवरून गाजली ओबीसी उपसमितीची बैठक : भुजबळांनी थेट पुरावेच दाखवले</w:t>
-      </w:r>
-    </w:p>
-    <w:p>
-      <w:r>
-        <w:t xml:space="preserve">URL: </w:t>
-      </w:r>
-      <w:hyperlink r:id="rId61">
-        <w:r>
-          <w:rPr>
-            <w:color w:val="0000FF"/>
-          </w:rPr>
-          <w:t>https://sarkarnama.esakal.com/mumbai/chhagan-bhujbal-fake-kunbi-certificates-controversy-obc-meeting-hn97</w:t>
-        </w:r>
-      </w:hyperlink>
-    </w:p>
-    <w:p>
-      <w:r>
-        <w:t>Content: Maratha Vs OBC : मराठा समाजातील सदस्यांना बनावट आणि खाडाखोड केलेल्या कागदपत्रांच्या आधारे कुणबी प्रमाणपत्र देण्यात येत आहेत, असा आरोप करत मंत्री छगन भुजबळ यांनी भर बैठकीत मंत्री चंद्रशेखर बावनकुळे यांच्यासमोर काही प्रमाणपत्रच सादर केली. ही कुणबी प्रमाणपत्र बनावट असल्याचा त्यांचा दावा आहे. भुजबळ यांच्या दालनात महसूल मंत्री चंद्रशेखर बावनकुळे यांच्या अध्यक्षतेखालील ओबीसी प्रश्नांवरील मंत्रिमंडळ उपसमितीची बैठक झाली. यावेळी भुजबळ यांचा रुद्रावतार बघायला मिळाला. भुजबळ म्हणाले, कुणबी प्रमाणपत्रांच्या पडताळणीसाठी आज झालेल्या मंत्रिमंडळ उपसमितीच्या बैठकीत मी काही पुरावे सादर केले. सध्या कुणबी प्रमाणपत्रे वितरित केली जात असताना, ती कागदपत्रांवर आधारित आहेत ज्यात कागदपत्रांवर खाडाखोड करून नव्याने नोंदणी केल्या जात आहेत. मराठा समाजातील सदस्यांना कुणबी (ओबीसी) प्रमाणपत्रे मिळावीत यासाठी राज्य सरकारने न्यायमूर्ती शिंदे समिती स्थापन केली होती. मात्र बनावट आणि संशयास्पद कुणबी प्रमाणपत्रे वितरित केली जात आहेत. या सगळ्याची चौकशी करण्यासाठी आता तशाच पद्धतीची रचना असलेली एक नवीन समिती स्थापन करावी. ही समिती न्यायमूर्ती शिंदे समितीच्या पडताळणीनंतर देण्यात आलेल्या प्रमाणपत्रांची पडताळणी करेल, अशी मागणी मी बैठकीत केली आहे. अशी बनावट प्रमाणपत्र देणे तातडीने थांबवावे अशी मागणी ही बैठकीत केल्याचे भुजबळ म्हणाले. मागील बैठकीमध्ये भुजबळ यांनी हैदराबाद राजपत्र लागू करण्याचा शासन आदेश तातडीने मागे घ्यावा, अशी मागणी केली होती. समितीचे अध्यक्ष बावनकुळे म्हणाले की, भुजबळ यांनी बैठकीत 15-20 बनावट प्रमाणपत्रे सादर केली. यानंतर अधिकाऱ्यांनी बनावट किंवा बदललेल्या कागदपत्रांच्या आधारे प्रमाणपत्र देऊ नये असे आदेश दिले आहेत. एकूणच छगन भुजबळ यांच्या आरोपांमुळे आणि त्यांनी दावा केलेल्या बनावट कुणबी प्रमाणपत्रांमुळे आजची ओबीसी उपसमितीची बैठक गाजली. सरकारनामाचे सदस्य व्हा शॉपिंगसाठी 'सकाळ प्राईम डील्स'च्या भन्नाट ऑफर्स पाहण्यासाठी क्लिक करा. Read Latest Marathi Political News, Breaking Political News from Maharashtra, India, Pune &amp; Mumbai at Sarkarnama. To Get Live Political Marathi News on Mobile, Download the Sarkarnama Mobile App for Android and IOS. सरकारनामा आता सर्व सोशल मीडिया प्लॅटफॉर्मवर. ताज्या राजकीय घडामोडींसाठी फेसबुक, ट्विटर, इन्स्टाग्राम, शेअर चॅट, टेलिग्रामवर आणि व्हॉट्सॲप आम्हाला फॉलो करा. तसेच, सरकारनामा यूट्यूब चॅनेलला आजच सबस्क्राइब करा. Follow Us Copyright © 2025 Sakal Media Group – All Rights Reserved Powered by Quintype वेबसाईटवर ब्राउझिंगचा अनुभव सर्वोत्तम असावा, यासाठी आम्ही कुकीजचा वापर करतो. कुकीजमुळे तुम्हाला तुमच्या आवडत्या मजकुराची शिफारस करता येते. आमचे गोपनीयता आणि कुकीजसंदर्भातील धोरण तुम्हाला मान्य आहे.</w:t>
-      </w:r>
-    </w:p>
-    <w:p>
-      <w:pPr>
-        <w:pStyle w:val="Heading3"/>
-      </w:pPr>
-      <w:r>
-        <w:t>Article 54</w:t>
-      </w:r>
-    </w:p>
-    <w:p>
-      <w:r>
-        <w:t>Title: आदिवासींची वनपट्टे गिळंकृत करुन बांधली घरे? दोन हजार कोटींच्या भूखंड घोटाळ्याची 'एसआयटी' करणार चौकशी</w:t>
-      </w:r>
-    </w:p>
-    <w:p>
-      <w:r>
-        <w:t xml:space="preserve">URL: </w:t>
-      </w:r>
-      <w:hyperlink r:id="rId62">
-        <w:r>
-          <w:rPr>
-            <w:color w:val="0000FF"/>
-          </w:rPr>
-          <w:t>https://www.lokmat.com/gadchiroli/houses-built-by-swallowing-tribal-forest-lands-sit-to-investigate-rs-2000-crore-plot-scam-a-a1000/amp/</w:t>
-        </w:r>
-      </w:hyperlink>
-    </w:p>
-    <w:p>
-      <w:r>
-        <w:t>Content: हिंदी | English FOLLOW US : By ऑनलाइन लोकमत | Updated: September 20, 2025 20:06 IST लोकमत न्यूज नेटवर्कगडचिरोली : जिल्ह्यात शासकीय जमिनीवर कब्जा करुन तसेच आदिवासींना दिलेले वनपट्टे गिळंकृत करुन नोटरीवर खरेदी विक्री व्यवहार केल्याचे समोर आले होते. भूमाफिया, नगररचनाकार विभाग तसेच स्थानिक स्वराज्य संस्थांमधील काही अधिकाऱ्यांच्या संगनमताने जिल्ह्यात अशा जागांवर पाचशेवर पक्की घरे बांधल्याची तक्रार महसूलमंत्री चंद्रशेखर बावनकुळे यांच्याकडे पुराव्यानिशी प्राप्त झाली, याची गंभीर दखल घेत त्यांनी जिल्हाधिकाऱ्यांच्या अध्यक्षतेखाली विशेष तपास पथक (एसआयटी) नेमण्याची घोषणा केली. मंत्री बावनकुळे हे छत्रपती शिवाजी महाराज महाराजस्व अभियानांतर्गत राबविण्यात येत असलेल्या सेवा पंधरवडा उपक्रमात सहभागी होण्यासाठी १९ सप्टेंबरला जिल्हा दौऱ्यावर आले होते. यावेळी जिल्हा नियोजन भवनात त्यांनी ११० निवेदने स्वीकारली. सामाजिक कार्यकर्ते चंद्रशेखर भडांगे व प्रकाश ताकसांडे यांनी भूखंड घोटाळ्याबाबत पुराव्यासह तक्रार केल्यानंतर बावनकुळे यांनी आश्चर्य व्यक्त करत तातडीने चौकशी समिती गठीत करण्याचा निर्णय घेतला. २ हजार कोटी रुपयांची व्याप्ती जमीन घोटाळ्यात असल्याचा अंदाज आहे. बनावट कागदपत्रे तयार करणारे, त्यांना नियमित करून विक्रीस परवानगी देणारे चौकशीच्या फेऱ्यात अडकतील. अर्चना पुट्टेवारच्या अटकेनंतर झाले होते आरोप कामचुकारांना सुनावले, वेतनवाढ रोखण्याचे निर्देश या उपक्रमात मोठ्या संख्येने नागरिकांनी आपापल्या तक्रारी व निवेदने सादर केली. प्राप्त तक्रारींवर त्वरीत कार्यवाही करण्याच्या स्पष्ट सूचना मंत्रीद्वयानी जिल्हाधिकाऱ्यांसह संबंधित अधिकाऱ्यांना दिल्या. एका प्रकरणात २० दिवसांपेक्षा अधिक कालावधीत तक्रारीचे निपटारा करण्यात झालेल्या दिरंगाईची दखल घेत महसूल मंत्री बावनकुळे यांनी संबंधित अधिकाऱ्यावर विभागीय चौकशी करून वेतनवाढी रोखण्यासाठी शिफारस करण्याच्या सूचना दिल्या. अधिकाऱ्यांनी वेळेवर काम केले असते तर नागरिकांना इतक्या मोठ्या प्रमाणात आज इथे यावे लागले नसते, अशा शब्दांत त्यांनी कामचुकारांना भर बैठकीत सुनावले. ४० हजार बंगाली कुटुंबांच्या 'पीआर'वर लागणार नावे जिल्ह्यात बंगाली बांधवांना प्रॉपर्टी कार्ड दिले, पण त्यावर बंगाली असा सरसकट उल्लेख आहे, तो हटवून सर्वांची स्वतःची नावे लावण्याचे निर्देश महसूलमंत्री चंद्रशेखर बावनकुळे यांनी दिले. ते म्हणाले, यामुळे बंगाली बांधवांना आपल्या जागेचा मालकी हक्क मिळेल तसेच घरकुलसह विविध योजनेचा लाभघेणे सुकर होईल. मुलचेरा व चामोर्शी तालुक्यात मोठ्या संख्येने बंगाली बांधव वास्तव्यास आहेत. त्यांच्या जागेच्या मालकी हक्काचा तिढा सुटला होता. पण प्रापर्टी कार्डवर नाव नसल्याने योजनांचा लाभ घेणे कठीण बनले होते. जिल्हाधिकारी कार्यालयात घेतली आढावा बैठक मंत्रीद्वयींनी जिल्हाधिकारी कार्यालयात विविध विभागांचा आढावा घेतला. यावेळी आवश्यक ते निर्देशही देण्यात आले. बैठकीला खा. डॉ. नामदेव किरसान, आ. डॉ. मिलिंद नरोटे, आ. रामदास मसराम, जिल्हाधिकारी अविश्यांत पंडा, जि.प. सीईओ सुहास गाडे, अतिरिक्त अधीक्षक गोकुल राज जी व अधिकारी उपस्थित होते. FOLLOW US : Copyright © 2013-2019 Lokmat Media Pvt Ltd</w:t>
-      </w:r>
-    </w:p>
-    <w:p>
-      <w:pPr>
-        <w:pStyle w:val="Heading3"/>
-      </w:pPr>
-      <w:r>
-        <w:t>Article 55</w:t>
-      </w:r>
-    </w:p>
-    <w:p>
-      <w:r>
-        <w:t>Title: Nagpur ZP : आमदाराच्या गाडीतून उतरून पळ काढलेल्या सदस्याला भाजपने ZP अध्यक्ष केलं... पतीलाही आमदराकी दिली!</w:t>
-      </w:r>
-    </w:p>
-    <w:p>
-      <w:r>
-        <w:t xml:space="preserve">URL: </w:t>
-      </w:r>
-      <w:hyperlink r:id="rId63">
-        <w:r>
-          <w:rPr>
-            <w:color w:val="0000FF"/>
-          </w:rPr>
-          <w:t>https://sarkarnama.esakal.com/vishesh/nagpur-zilla-parishad-president-nisha-sawarkar-bjp-tekchand-sawarkar-mla-hn97-rc70</w:t>
-        </w:r>
-      </w:hyperlink>
-    </w:p>
-    <w:p>
-      <w:r>
-        <w:t>Content: Nagpur ZP : राजकारणात बंडाची भाषा केल्याशिवाय किंवा उपद्रव मूल्य दाखवल्याशिवाय पदरी काही पडत नाही असे म्हणतात. एका अर्थाने ते खरेच आहे. नागपूर जिल्हा परिषदेत घडलेल्या घडामोडींवर हे याचा सर्वांनाच प्रत्यय आला. विश्वास बसणार नाही, परंतु नागपूर जिल्हा परिषदेच्या माजी अध्यक्षा निशा सावरकर या भाजप आमदाराच्या गाडीतून उतरून अक्षरश: पळून गेल्या होत्या. शेवटी अध्यक्षपद देऊनच भाजपला त्यांची समजूत काढावी लागली होती. 2012 च्या निवडणुकीत भाजप-शिवसेनेची युती होती. युतीकडे काठावरचे बहुमत होते. वेळेवर कोणी गडबड करू नये म्हणून भाजपने आपल्या सर्व जिल्हा परिषद सदस्यांना मध्यप्रदेशातील अमरकंटक येथे पर्यटनाला नेले होते. मतदानाच्या दिवशी सर्वांना आणण्याचे नियोजन केले होते. त्यावेळी अध्यक्षपद महिला राखील होते. भाजपच्यावतीने संध्या गोतमारे आणि निशा सावरकर ही दोन नावे आघाडीवर होती. सर्व जिल्हा परिषद सदस्यांना अध्यक्षपदाच्या निवडणुकीसाठी नागपूरमध्ये परत आणले जात होते. यादरम्यान निशा सावरकर यांना त्यांचा पत्ता कापल्याची बातमी समजली. अस्वस्थ झालेल्या निशा सावरकर तत्कालीन आमदार अशोक मानकर यांच्या गाडीत बसल्या. नागपूर शहरात एंट्री करताच ‘इमर्जंसी‘ चा बहाणा करून त्या गाडीतून उतरल्या आणि पळ काढला. त्यामुळे एकच खळबळ उडाली होती. दुसरीकडे काँग्रेसनेही अध्यक्षपदाच्या निवडणुकीसाठी तयारी सुरू केली होती. निशा सावरकर काँग्रेसच्या गटात जाणार अशी अफवा पसरली. त्यामुळे भाजपमध्ये मोठी अस्वस्थता निर्माण झाली. भाजपने ‘प्लॅन बी‘वर काम सुरू केले. राष्ट्रवादी काँग्रेसचे नेते अनिल देशमुख यांंच्याशी भाजपने तडजोड केली. त्या बदल्यात राष्ट्रवादी काँग्रेसला उपाध्यक्षपद देऊन भाजपने डॅमेज कंट्रोल केले. भाजपच्या संध्या गोतमारे अध्यक्ष झाल्या आणि राष्ट्रवादीचे चंद्रशेखर चिखले उपाध्यक्ष झाले. यात निशा सावरकरांचे प्रयत्न मात्र फसले. पण त्यांची चतुराई त्यांना अडीच वर्षानंतर कामात आली. झाले गेले विसरून भाजपचे नेते चंद्रशेखर बावनकुळे यांनी निशा सावरकर यांना भाजपमध्ये आणले आणि अध्यक्षपदही दिले. अशारितीने निशा सावरकर अध्यक्ष झाल्या. विशेष म्हणजे त्या अध्यक्ष झाल्यानंतर जिल्हा परिषदेची निवडणूक एक वर्ष लांबली. त्यामुळे त्यांना अडीच नव्हे तर तब्बल साडेतीन वर्ष जिल्हा परिषदेचा कार्यकाळ उपभोगता आला. निशा सावरकर यांच्यासोबत पती टेकचंद सावरकर यांचेही नशीब फळफळले. विधानसभा निवडणुकीत भाजपने चंद्रशेखर बावनकुळे यांचे तिकीट कापून सर्वांनाच धक्का दिला होता. त्यावेळी बावनकुळे यांच्याऐवजी टेकचंद सावरकर यांना उमेदवारी देण्यात आली. ते निवडूनसुद्धा आले. मात्र पाच वर्षानंतर बावनकुळे यांनी पुन्हा आपला कामठी विधानसभा मतदारसंघ आपल्या ताब्यात घेतला. सरकारनामाचे सदस्य व्हा शॉपिंगसाठी 'सकाळ प्राईम डील्स'च्या भन्नाट ऑफर्स पाहण्यासाठी क्लिक करा. Read Latest Marathi Political News, Breaking Political News from Maharashtra, India, Pune &amp; Mumbai at Sarkarnama. To Get Live Political Marathi News on Mobile, Download the Sarkarnama Mobile App for Android and IOS. सरकारनामा आता सर्व सोशल मीडिया प्लॅटफॉर्मवर. ताज्या राजकीय घडामोडींसाठी फेसबुक, ट्विटर, इन्स्टाग्राम, शेअर चॅट, टेलिग्रामवर आणि व्हॉट्सॲप आम्हाला फॉलो करा. तसेच, सरकारनामा यूट्यूब चॅनेलला आजच सबस्क्राइब करा. Follow Us Copyright © 2025 Sakal Media Group – All Rights Reserved Powered by Quintype वेबसाईटवर ब्राउझिंगचा अनुभव सर्वोत्तम असावा, यासाठी आम्ही कुकीजचा वापर करतो. कुकीजमुळे तुम्हाला तुमच्या आवडत्या मजकुराची शिफारस करता येते. आमचे गोपनीयता आणि कुकीजसंदर्भातील धोरण तुम्हाला मान्य आहे.</w:t>
-      </w:r>
-    </w:p>
-    <w:p>
-      <w:pPr>
-        <w:pStyle w:val="Heading3"/>
-      </w:pPr>
-      <w:r>
-        <w:t>Article 56</w:t>
-      </w:r>
-    </w:p>
-    <w:p>
-      <w:r>
-        <w:t>Title: Mahayuti Government : सोलापूर जिल्ह्यातील कुर्डू गावच्या मुरूम उत्खनन प्रकरणाचा महाराष्ट्रातील 41000 गावांना फायदा होणार</w:t>
-      </w:r>
-    </w:p>
-    <w:p>
-      <w:r>
-        <w:t xml:space="preserve">URL: </w:t>
-      </w:r>
-      <w:hyperlink r:id="rId64">
-        <w:r>
-          <w:rPr>
-            <w:color w:val="0000FF"/>
-          </w:rPr>
-          <w:t>https://sarkarnama.esakal.com/maharashtra/ajit-pawar-ips-anjana-krishna-dispute-murum-excavation-benefits-41000-villages-maharashtra-dk88</w:t>
-        </w:r>
-      </w:hyperlink>
-    </w:p>
-    <w:p>
-      <w:r>
-        <w:t>Content: वसंत कांबळे Solapur News: कुर्डू येथील मुरूम प्रकरणामुळे राज्याचे उपमुख्यमंत्री अजित पवार आणि डीवायएसपी अंजली कृष्णा यांचा फोनवरील संवाद व्हायरल झाला होता. या प्रकरणानंतर महाराष्ट्र शासनाने 3 एप्रिल 2025 रोजी काढलेल्या शासन निर्णयाला (जीआर) उर्जितावस्था मिळाली आहे. कुर्डूतील आंदोलनातून हा जीआर प्रशासनातील अधिकाऱ्यांना माहितच नव्हता, हे स्पष्ट झाले. मात्र आंदोलनामुळे हा जीआर आता सर्वांसाठी खुला झाला आहे. एका कार्यक्रमात उपमुख्यमंत्री अजित पवार (Ajit Pawar) यांनी मुख्यमंत्री देवेंद्र फडणवीस, उपमुख्यमंत्री एकनाथ शिंदे आणि महसूल मंत्री चंद्रशेखर बावनकुळे यांच्या उपस्थितीत या जीआरबाबत थेट सूचना दिल्या. “चांदा ते बांदा सर्वत्र हा जीआर लागू करावा, त्याची माहिती सोलापूरपर्यंत पोहोचवावी,” असे त्यांनी सांगितले. यावेळी महसूल मंत्री चंद्रशेखर बावनकुळे (Chandrashekhar Bawankule) यांना अजित पवार म्हणाले, “हे अभियान जर मागच्या महिन्यातच सुरू झाले असते, तर एवढे प्रकरण गाजलेच नसते,” असे मनोगतात त्यांनी व्यक्त केले. कुर्डूमध्ये ज्या कागदाच्या आधारावर मुरूम उपसा सुरू होता, त्याच कागदाची आता राज्यभर माहिती करुन देण्याचे काम अजित पवार यांनी केले आहे. अशी किती शासन परिपत्रके (जी.आर.) लोकांना माहिती होऊ दिली जात नाहीत व माहिती असतानाही चुकीच्या पद्धतीने कार्यवाही का केली जाते0 प्रशासनाला चुकीची माहिती देणाऱ्या अधिकाऱ्यामुळे एवढे मोठे प्रकरण देभभर गाजले त्या अधिकाऱ्यावर महसूल प्रशासनाने काय कारवाई केली हे जाहीर करावे, अशी मागणी नागरिकांमधून होत आहे. राज्य सरकारनं अशी सर्व परिपत्रके गावातील ग्रामपंचायत नगरपालिका कार्यालय तलाठी कार्यालय व सेतू कार्यालय या ठिकाणी दाखवण्यात यावी, अशी मागणी जोर धरत आहे. त्यानंतर प्रशासनाने कुर्डूमध्ये मुरूम उत्खनन करणाऱ्या ग्रामपंचायतीचे सरपंच आणि ग्रामसेवक यांच्यावर गुन्हे दाखल केले. त्यानंतर कुर्डू ग्रामस्थांची एकी राज्याने पाहिली. कुर्डू गाव प्रशासनाने अन्याय केला त्याच्या निषेधार्थ ग्रामस्थांनी एक दिवस संपूर्ण गाव बंद ठेऊन दाखल झालेल्या गुन्ह्यांचा निषेध व्यक्त केला. आमच्या गावातील वाड्या वस्तीवरील रस्ते दुरुस्त करावे मागणी केली. या आंदोलनाची धग ही मंत्रालयालापर्यंत पोहोचली. महसूलमंत्र्यांनी येथून पुढे पाणंद रस्त्यांसाठी जो मुरूम उत्खनन होईल त्याला रॉयल्टी भरायची आवश्यकता नाही, असे घोषित केले. एखादं गाव पानंद रस्त्यासाठी मुरूम उत्खनन करत असताना त्या गावाला बदनाम न करता त्या गावाची मागणी काय आहे, गाव कशासाठी मागणी करतोय... याचा विचार केला पाहिजे. राज्य सरकारने कुर्डू आंदोलनाची दखल घेतली आणि कुर्डूच्या एका आंदोलनामुळे राज्यातील सर्वच गावातील पाणंद रस्त्यांना या निर्णयाचा फायदा होणार आहे. सरकारचे व कुर्डू करांचे अभिनंदन माजी आ. संजयमामा शिंदे, माढा -करमाळा विधानसभा गावाची मागणी गरज काय आहे त्यावर काम केले तर आख्खा गाव पाठीशी उभारतो हे आमच्या गावाने सिध्द केले आहे.तळागाळातील जनतेचे प्रश्न सोडविण्यासाठी पदाधिकारी यांनी प्रथम प्राधान्य द्यावे हे आमच्या नेते अजित दादा यांचे आम्हाला सांगणे आहे त्याच धर्तीवर आम्ही काम करत आहोत. बाबा जगताप, अध्यक्ष माढा -करमाळा विधानसभा मतदारसंघ, राष्ट्रवादी काँग्रेस पार्टी (अजित पवार गट) कुर्डू मुरूम उत्खनन प्रकरणांमध्ये कुर्डूला बदनाम करण्यासाठी ज्यांनी पुढाकार घेतला होता, त्यांना कळून चुकले असेल की, आम्ही जे आंदोलन करत होतो त्या गावातील सार्वजनिक रस्त्यांसाठी करत होतो. आणि आमच्या मागणीची दखल राज्य सरकारने घेतली. यामध्ये मुख्यमंत्री उपमुख्यमंत्री आणि महसूल मंत्री यांची आम्ही कुर्डू ग्रामस्थांच्या वतीने जाहीर आभार व्यक्त करतो. तसेच या प्रकरणांमध्ये आम्हाला राज्य सरकारमध्ये संवाद घडवून ज्यांनी आणला ते आमचे नेते करमाळ्याचे विकास पुरुष संजय मामा शिंदे यांचे देखील आम्ही विशेष आभार व्यक्त करतो. - अण्णासाहेब ढाणे, माजी जिल्हा परिषद सदस्य प्रतिनिधी सरकारनामाचे सदस्य व्हा शॉपिंगसाठी 'सकाळ प्राईम डील्स'च्या भन्नाट ऑफर्स पाहण्यासाठी क्लिक करा. Read Latest Marathi Political News, Breaking Political News from Maharashtra, India, Pune &amp; Mumbai at Sarkarnama. To Get Live Political Marathi News on Mobile, Download the Sarkarnama Mobile App for Android and IOS. सरकारनामा आता सर्व सोशल मीडिया प्लॅटफॉर्मवर. ताज्या राजकीय घडामोडींसाठी फेसबुक, ट्विटर, इन्स्टाग्राम, शेअर चॅट, टेलिग्रामवर आणि व्हॉट्सॲप आम्हाला फॉलो करा. तसेच, सरकारनामा यूट्यूब चॅनेलला आजच सबस्क्राइब करा. Follow Us Copyright © 2025 Sakal Media Group – All Rights Reserved Powered by Quintype वेबसाईटवर ब्राउझिंगचा अनुभव सर्वोत्तम असावा, यासाठी आम्ही कुकीजचा वापर करतो. कुकीजमुळे तुम्हाला तुमच्या आवडत्या मजकुराची शिफारस करता येते. आमचे गोपनीयता आणि कुकीजसंदर्भातील धोरण तुम्हाला मान्य आहे.</w:t>
-      </w:r>
-    </w:p>
-    <w:p>
-      <w:pPr>
-        <w:pStyle w:val="Heading3"/>
-      </w:pPr>
-      <w:r>
-        <w:t>Article 57</w:t>
-      </w:r>
-    </w:p>
-    <w:p>
-      <w:r>
-        <w:t>Title: Land survey: जमीनमोजणी शिवाय दस्ताची नोंदणी नाही</w:t>
-      </w:r>
-    </w:p>
-    <w:p>
-      <w:r>
-        <w:t xml:space="preserve">URL: </w:t>
-      </w:r>
-      <w:hyperlink r:id="rId65">
-        <w:r>
-          <w:rPr>
-            <w:color w:val="0000FF"/>
-          </w:rPr>
-          <w:t>https://pudhari.news/maharashtra/pune/maharashtra-private-land-survey-agencies-mandatory-registration-ac90</w:t>
-        </w:r>
-      </w:hyperlink>
-    </w:p>
-    <w:p>
-      <w:r>
-        <w:t>Content: पुणे : कर्नाटक व आंध्रप्रदेशच्या धर्तीवर महाराष्ट्रातही जमाबंदी आयुक्तालयांच्या अखत्यारित 10 ते 15 खासगी एजन्सींचे भूकरमापक नेमले जाणार आहेत. त्यांच्या माध्यमातून जमिनीची मोजणी केल्याशिवाय दस्त नोंदणी होणार नाही. तसेच दस्त नोंदणी झाल्याशिवाय फेरफार प्रक्रियाही होणार नाही. ही नवी पद्धत येत्या महिन्याभरात राज्यात लागू केली जाणार असून, यास मुख्यमंत्री देवेंद्र फडणवीस यांनी मान्यता दिल्याची माहिती महसूलमंत्री चंद्रशेखर बावनकुळे यांनी दिली. (Latest Pune News) छत्रपती शिवाजी महाराज राजस्व अभियानअंतर्गत ’सेवा पंधरवडा’ उपक्रमाच्या उद्घाटनप्रसंगी ते बोलत होते. या वेळी त्यांनी महसूल खात्यातील विविध विभागांनी केलेल्या कामांचा आढावा घेतला. बावनकुळे म्हणाले, गेल्या 30 वर्षांतील शेतकर्‍यांमधील वादांपैकी पुणे विभागातील 33 हजार तक्रारींपैकी सुमारे 11 हजार तक्रारी निकाली काढण्यात आल्या आहेत. जिल्हा प्रशासनाने दोन शेतकर्‍यांतील 27 वर्षांपासून सुरू असलेले वाद मिटविले आहेत. सेवा पंधरवडा अभियानातून सुमारे 50 लाख नागरिकांपर्यंत विविध योजना पोहोचविण्याचे आमचे ध्येय आहे. स्वामित्त्व योजना अंतर्गत राज्यातील सर्व गरीब नागरिकांना प्रॉपर्टी कार्ड देण्यासाठी 110 कोटी रुपयांची आवश्यकता आहे. ही योजना राबवून महाराष्ट्र हे देशातील सर्व नागरिकांना प्रॉपर्टी कार्ड उपलब्ध करून देणारे पहिले राज्य ठरेल. पुढील वर्षात राज्यातील सर्व पाणंद रस्त्यांचे सीमांकन केले जाईल. त्यासाठी मुख्यमंत्री बळीराजा पाणंद रस्ते योजना महसूल खात्यामार्फत सुरू करण्यात आली आहे. पुढील पाच वर्षांत शेतकर्‍यांना 12 तास वीज, पाणी आणि शेतापर्यंत जाण्यासाठी पाणंद रस्ते उपलब्ध करून दिल्यास आत्महत्या थांबतील. पुरंदर तालुक्यातील आडाचीवाडी गावाने गावातील 15 पाणंद रस्ते बांधून खुले केले. या कामगिरीबद्दल गावाचे कौतुक करताना बावनकुळे म्हणाले की, हे महाराष्ट्रासाठी आदर्श उदाहरण आहे. नोंदणी व मुद्रांक विभागात पासपोर्ट कार्यालयांच्या धर्तीवर नवी कार्यालये सुरू केली जाणार आहेत. यासाठी सात ठिकाणे निश्चित झाली असून, नागरिकांना विविध सोयी उपलब्ध होतील. मंत्रालयस्तरावर यासाठी वॉररूम तयार करण्यात आली आहे. ’वन डिस्ट्रीक्ट वन रजिस्ट्रेशन’नंतर आता ’वन स्टेट वन रजिस्ट्रेशन’ आणि फेसलेस दस्त नोंदणी योजनेचाही प्रयोग सुरू केला जाणार आहे, अशी माहिती महसूलमंत्र्यांनी दिली. 'Pudhari' is excited to announce the relaunch of its Android and iOS apps. Stay updated with the latest news at your fingertips. Android and iOS Download now and stay updated, anytime, anywhere. Pudhari Publications Private Limited</w:t>
-      </w:r>
-    </w:p>
-    <w:p>
-      <w:pPr>
-        <w:pStyle w:val="Heading3"/>
-      </w:pPr>
-      <w:r>
-        <w:t>Article 58</w:t>
-      </w:r>
-    </w:p>
-    <w:p>
-      <w:r>
-        <w:t>Title: पालकमंत्री बावनकुळे यांचा पुढाकार;नागपूरच्या ‘या’ पाच तीर्थक्षेत्रांना ‘ब’ वर्गाचा दर्जा!</w:t>
-      </w:r>
-    </w:p>
-    <w:p>
-      <w:r>
-        <w:t xml:space="preserve">URL: </w:t>
-      </w:r>
-      <w:hyperlink r:id="rId66">
-        <w:r>
-          <w:rPr>
-            <w:color w:val="0000FF"/>
-          </w:rPr>
-          <w:t>https://www.nagpurtoday.in/bawankules-initiative-five-nagpur-pilgrimage-sites-granted-b-category-status/09191501</w:t>
-        </w:r>
-      </w:hyperlink>
-    </w:p>
-    <w:p>
-      <w:r>
-        <w:t>Content: नागपूर : नागपूर जिल्ह्यातील पाच महत्वाच्या तीर्थक्षेत्रांना राज्य सरकारकडून ‘ब’ वर्गाचा दर्जा मंजूर करण्यात आला आहे. या निर्णयामुळे धार्मिक पर्यटनाला चालना मिळणार असून सामाजिक, सांस्कृतिक आणि आर्थिक विकासाला नवे बळ मिळेल, असा विश्वास पालकमंत्री चंद्रशेखर बावनकुळे यांनी व्यक्त केला. ‘ब’ वर्ग दर्जा प्राप्त झालेल्या तीर्थक्षेत्रांमध्ये श्री क्षेत्र हनुमान मंदिर (खडगाव), श्री भवानी मंदिर (वडोदा, ता. कामठी), श्री मुकतेश्वर देवस्थान (भुगाव, ता. कामठी), श्री शक्तिमाता भवानी तीर्थक्षेत्र (देवमुंढरी, ता. मौदा) आणि श्री क्षेत्र बल्याची पहाडी (निहारवाणी, ता. मौदा) यांचा समावेश आहे. या निर्णयामुळे शासन निधीतून रस्ते, प्रकाशयोजना, पिण्याचे पाणी, पार्किंग व निवास व्यवस्था यांसारख्या सुविधा उभारल्या जाणार आहेत. भाविकांसाठी सोयी वाढल्याने पर्यटनाचा विस्तार होईल आणि स्थानिकांना रोजगाराच्या नव्या संधी उपलब्ध होतील. या महत्त्वपूर्ण निर्णयाबद्दल पालकमंत्री बावनकुळे यांनी मुख्यमंत्री देवेंद्र फडणवीस, उपमुख्यमंत्री एकनाथ शिंदे आणि उपमुख्यमंत्री अजित पवार यांचे आभार मानले. “भाविकांच्या श्रद्धेला बळ मिळण्यासोबतच नागपूर जिल्हा धार्मिक पर्यटनाच्या नकाशावर ठळकपणे झळकणार आहे,” असेही बावनकुळे यांनी स्पष्ट केले.</w:t>
-      </w:r>
-    </w:p>
-    <w:p>
-      <w:pPr>
-        <w:pStyle w:val="Heading3"/>
-      </w:pPr>
-      <w:r>
-        <w:t>Article 59</w:t>
-      </w:r>
-    </w:p>
-    <w:p>
-      <w:r>
-        <w:t>Title: जमिनीच्या मोजणीनंतरच आता दस्त नोंदणी; महसूल विभागाचा निर्णय…</w:t>
-      </w:r>
-    </w:p>
-    <w:p>
-      <w:r>
-        <w:t xml:space="preserve">URL: </w:t>
-      </w:r>
-      <w:hyperlink r:id="rId67">
-        <w:r>
-          <w:rPr>
-            <w:color w:val="0000FF"/>
-          </w:rPr>
-          <w:t>https://www.loksatta.com/pune/land-measurement-mandatory-for-registration-maharashtra-revenue-bawankule-pune-print-news-ocd-94-5385238/</w:t>
-        </w:r>
-      </w:hyperlink>
-    </w:p>
-    <w:p>
-      <w:r>
-        <w:t>Content: पुणे : कर्नाटक आणि आंध्रप्रदेशच्या धर्तीवर खासगी संस्थांच्या माध्यमातून जमिनीची मोजणी झाल्यानंतरच दस्ताची नोंदणी होणार आहे. दस्ताची नोंदणी झाल्यानंतर त्याचा फेरफार होणार आहे. राज्याच्या महसूल विभागाने हा निर्णय घेतला असून येत्या महिन्याभरात ही प्रक्रिया संपूर्ण राज्यात राबविण्यात येणार आहे. कर्नाटक राज्याच्या धर्तीवर राज्यात खासगी संस्थेच्या माध्यमातून मोजणी केल्यानंतर दस्त नोंदणी करण्याबाबत भूमी अभिलेख विभागात हालचाली सुरू होत्या. त्यानुसार या प्रस्तावाला मंजुरी मिळाली आहे. राज्यस्तरीय सेवा पंधरवडा अभियानावेळी महसूल मंत्री चंद्रशेखर बावनकुळे यांनी याबाबत माहिती दिली. कर्नाटक, आंध्रप्रदेशाच्या धर्तीवर राज्यात जमाबंदी आयुक्तालयांच्या अखत्यारीत १० ते १५ खासगी संस्थांचे भू-कर मापक उपलब्ध करून दिले जाणार आहेत. त्यांच्या माध्यमातून जमिनीची मोजणी केल्याशिवाय आता दस्ताची नोंदणी होणार नाही. दस्ताची नोंदणी झाल्याशिवाय त्या दस्ताचा फेरफार होणार नाही. ही पद्धत आता महिन्यात ही प्रक्रिया राज्यात राबविण्यात येणार आहे, असे बावनकुळे यांनी स्पष्ट केले. गेल्या ३० वर्षांमध्ये शेतकऱ्यांमध्ये असलेल्या आपआपसातील वादाच्या पुणे विभागातील ३३ हजार तक्रारींपैकी सुमारे ११ हजार तक्रारी सोडविण्यात आल्या आहेत. विविध योजनांच्या माध्यमातून सुमारे ५० लाख जनतेपर्यंत पोहोचविण्यात येणार असल्याचा दावाही त्यांनी केला. दरम्यान, स्वामित्व योजनेंतर्गत गरीब नागरिकांना अनुदान म्हणून पाचशे, हजार रुपये देण्याचे प्रस्तावित आहे. मात्र, त्यासाठी ११० कोटी रुपये निधीची आवश्यकता आहे. त्या योजनेच्या माध्यमातून राज्यातील सर्व गरीब जनतेला प्रॉपर्टी कार्ड देण्यात येणार आहे. त्याबाबत योजना केली आहे. राज्यातील सर्व जनतेला प्रॉपर्टी कार्ड उपलब्ध करून देणारे महाराष्ट्र हे देशातील पहिले राज्य ठरणार आहे. तसेच राज्यातील सर्व पाणंद रस्त्यांची मोजणी करून त्यांचे सीमांकन केले जाईल. त्यासाठी मुख्यमंत्री बळीराजा पाणंद रस्ते योजना महसूल खात्यामार्फत सुरू करण्यात येणार असून त्याबाबतचा प्रस्ताव मंत्रीमंडळाच्या बैठकीत मान्यतेला ठेवण्यात येणार आहे. नोंदणी आणि मुद्रांक विभागात आता पासपोर्ट विभागाच्या कार्यालयांसारखी कार्यालये सुरू करण्यात येणार आहेत. त्यासाठी सात गावांची ठिकाणे निश्चित करण्यात आली आहेत. त्यातून विविध सोयी उपलब्ध होणार आहेत. मंत्रालयस्तरावर त्याची वॉर रुम तयार करण्यात आली आहे. वन डिस्ट्रीक्ट वन रजिस्ट्रेशन बरोबर आता वन स्टेट वन रजिस्ट्रेशन आणि फेसलेसद्वारे दस्त नोंदणीचा प्रयोग राबविण्याचा निर्णयही महसूल विभागाने घेतला आहे. ‘चला हवा येऊ द्या’ या कार्यक्रमाने प्रेक्षकांच्या मनात आपली जागा निर्माण केली आहे. या कार्यक्रमाच्या सूत्रसंचलनाची जबाबदारी निलेश साबळेने सांभाळली होती. भाऊ कदम यांनी एका मुलाखतीत निलेश साबळेबद्दल गौरवोद्गार काढले आणि त्याच्या आगामी सिनेमाबद्दल माहिती दिली. भाऊ कदम म्हणाले की, निलेश साबळे प्रामाणिक आहे आणि त्याच्या यशासाठी देवाकडे प्रार्थना करत आहेत.</w:t>
-      </w:r>
-    </w:p>
-    <w:p>
-      <w:pPr>
-        <w:pStyle w:val="Heading3"/>
-      </w:pPr>
-      <w:r>
-        <w:t>Article 60</w:t>
-      </w:r>
-    </w:p>
-    <w:p>
-      <w:r>
-        <w:t>Title: New Districts: राज्यात होणार २० नवीन जिल्हे अन् ८१ तालुके; सरकारचा नेमका प्लॅन काय?</w:t>
-      </w:r>
-    </w:p>
-    <w:p>
-      <w:r>
-        <w:t xml:space="preserve">URL: </w:t>
-      </w:r>
-      <w:hyperlink r:id="rId68">
-        <w:r>
-          <w:rPr>
-            <w:color w:val="0000FF"/>
-          </w:rPr>
-          <w:t>https://saamtv.esakal.com/maharashtra/maharashtra-may-get-20-new-districts-and-81-talukas-proposal-submitted-to-government-awaiting-census-report-says-chandrashekhar-bawankule-bbj88</w:t>
-        </w:r>
-      </w:hyperlink>
-    </w:p>
-    <w:p>
-      <w:r>
-        <w:t>Content: राज्यात नवीन तालुके आणि जिल्हे होण्याच्या चर्चेला पुन्हा एकदा पेव फुटले आहे. राज्यात तब्बल ८१ तालुके आणि २० नवे जिल्हे बनवले जाणार असल्याचा प्रस्ताव सरकारकडे आलाय. नवीन जिल्हे कधी होणार सरकार कधी घोषणा करणार याबाबत महसूलमंत्री चंद्रशेखर बावनकुळे यांनी आज चंद्रपुरात माहिती दिली. दरम्यान मंत्री बावनकुळे यांच्या विधानानंतर नागरिकांमध्ये कोणते नवे जिल्हे होणार, याबाबत चर्चा सुरू झालीय. दरम्यान सरकार समोर प्रस्ताव आहे, त्यावर निर्णयही घेतला जाणार आहे, पण जनगणनेचा अहवाल आला तर नवीन जिल्ह्यांबाबत निर्णय होईल असं स्पष्टीकरणही मंत्री चंद्रशेखर बावनकुळे यांनी दिलंय. सरकारसमोर नवीन २० जिल्हे आणि ८१ तालुके करण्याचा प्रस्ताव आलाय. परंतु मात्र जोपर्यंत २०२१ ची जनगणना होत नाही आणि त्याचा तपशील येत नाही, तोपर्यंत त्यावर निर्णय होणार नसल्याचं बानवकुळे म्हणालेत. दरम्यान नवीन जिल्हे होण्याची चर्चा दोन वर्षांपासून चालू आहे, परंतु मंत्री राधाकृष्ण विखे-पाटील यांनी त्यावेळी विधानसभेत या चर्चांना पू्र्ण विराम दिला होता. २०२३ मध्ये राधाकृष्ण विखे पाटील, हे महसूल मंत्री होते, विधानसभेत बोलताना त्यांनी नवीन जिल्हे होण्याच्या चर्चांना ब्रेक लावला होता. नवीन जिल्ह्यांच्या निर्मितीसाठी येणारा मोठा आर्थिक खर्च होतो. प्रत्येक जिल्ह्यासाठी किमान ३५० कोटी रुपये खर्च येत असतो. तसेच जिल्ह्याच्या मुख्यालयाच्या जागेवरून होणारे वादामुळे २०२३ मध्ये नवीन जिल्हे होण्याची चर्चा संपृष्टात आली होती. पण नवीन तालुके निर्माण करण्यासंदर्भात सरकार सकारात्मक होतं. आता हाती आलेल्या माहितीनुसार सरकारसमोर नवीन जिल्ह्यांची निर्मिती करण्याबाबत प्रस्ताव आलाय. त्यावर सरकार काय निर्णय घेणार हे येणारा काळच ठरवेल. महाराष्ट्रात सध्या ३६ जिल्हे आहेत, नवीन जिल्ह्यांच्या निर्मितीमुळे प्रशासनात सुलभता येत स्थानिक विकासाला गती मिळत असते. पण या प्रक्रियेसाठी आर्थिक भार आणि प्रशासकीय अडचणी येत असतात . दरम्यान नवीन जिल्ह्यांच्या निर्मिती संदर्भात सरकारसमोर प्रस्ताव आहे. पण जोपर्यंत 2021 ची जनगणना होत नाही आणि त्याचा तपशील येत नाही, तोपर्यंत हे शक्य नाही. तो अहवाल आल्यानंतरच भौगोलिक परिस्थितीचा विचार करून जिल्हा निर्मितीबाबतचा निर्णय घ्यावा लागतो. जानेवारी महिन्याच्या आधी सोशल मीडियावर नवीन जिल्ह्यांबाबत काही मेसेज व्हायरल होते. २६ जानेवारी २०२५ ला नवीन जिल्ह्यांची घोषणा केली जाणार असल्याचा मेसेज व्हायरल होत होता. परंतु ते मेसेज खोटे असल्याचं नंतर निदर्शनात आले होते. सकाळ+चे सदस्य व्हा शॉपिंगसाठी 'सकाळ प्राईम डील्स'च्या भन्नाट ऑफर्स पाहण्यासाठी क्लिक करा. Read Marathi news and watch Live TV. Breaking news from Maharashtra, India, Pune, Mumbai, Politics, Entertainment, Sports, Lifestyle at SaamTV. Get Live Marathi news on Mobile. Download the Saam Tv app for Android and IOS. Follow Us Copyright © 2025 Sakal Media Group – All Rights Reserved Powered by Quintype</w:t>
-      </w:r>
-    </w:p>
-    <w:p>
-      <w:pPr>
-        <w:pStyle w:val="Heading3"/>
-      </w:pPr>
-      <w:r>
-        <w:t>Article 61</w:t>
-      </w:r>
-    </w:p>
-    <w:p>
-      <w:r>
-        <w:t>Title: CM Devendra Fadnvis: महसूल विभाग सुधारल्यास राज्य सुधारेल: मुख्यमंत्री देवेंद्र फडणवीस</w:t>
-      </w:r>
-    </w:p>
-    <w:p>
-      <w:r>
-        <w:t xml:space="preserve">URL: </w:t>
-      </w:r>
-      <w:hyperlink r:id="rId69">
-        <w:r>
-          <w:rPr>
-            <w:color w:val="0000FF"/>
-          </w:rPr>
-          <w:t>https://pudhari.news/maharashtra/pune/maharashtra-digital-services-initiative-1100-online-schemes-ac90</w:t>
-        </w:r>
-      </w:hyperlink>
-    </w:p>
-    <w:p>
-      <w:r>
-        <w:t>Content: पुणे : राज्यात पुढील काही दिवसांत 1 हजार 100 सेवा डिजिटली देण्याचा सरकारचा प्रयत्न आहे. या सेवा-योजनांसाठी कुठल्याही व्यक्तीला शासकीय कार्यालयात जाण्याची आवश्यकता पडणार नाही. या सेवा घरी बसून मिळणार आहेत. 44 योजना आणि सेवांकरिता 90 टक्के नागरिक तहसील कार्यालय, जिल्हाधिकारी कार्यालयात येतात. या सेवा ऑनलाइन देण्याचे उद्दिष्ट असून, महसूल विभाग सुधारल्यास राज्य सुधाणार असल्याचे मुख्यमंत्री देवेंद्र फडणवीस यांनी सांगितले. (Pune Latest News) छत्रपती शिवाजी महाराज महाराजस्व अभियानांतर्गत सेवापंधरवड्याचे उद्घाटन फडणवीस यांच्या हस्ते झाले, त्यानंतर ते बोलत होते. या वेळी उपमुख्यमंत्री अजित पवार, महसूलमंत्री चंद्रशेखर बावनकुळे, कृषिमंत्री दत्तात्रय भरणे, राज्यमंत्री माधुरी मिसाळ, योगेश कदम, खासदार मेधा कुलकर्णी, शहर आणि जिल्ह्यातील अनेक आमदार, महसूल विभागाचे अतिरिक्त मुख्य सचिव विकास खारगे, विभागीय आयुक्त डॉ. चंद्रकांत पुलकुंडवार, जमाबंदी आयुक्त डॉ. सुहास दिवसे, नोंदणी महानिरीक्षक रवींद्र बिनवडे, जिल्हाधिकारी जितेंद्र डुडी आदी उपस्थित होते. फडणवीस म्हणाले, सेवा देताना सामान्यांचे जीवन सुलभ होईल, यासाठी पावले उचलणे गरजेचे आहे. सामान्यांच्या जीवनात सुलभता आणायची असल्यास नवीन महसुली प्रकरणे तयार होणार नाहीत, याची काळजी घ्यावी लागणार आहे. तसेच लोकअदालतीच्या माध्यमातून जुन्या महसुली प्रकरणांना निकाली काढून सामान्यांना न्याय द्यावा लागणार आहे. पाणंद रस्त्यांची लोकचळवळ व्हावी, शेतकर्‍यांच्या जीवनात पाणंद रस्त्यांचे महत्त्व मोठे आहे. या अतिक्रमणावरून होणारे वाद टाळण्यासाठी हे रस्ते जीआयएस नकाशांवर आणले जाणार आहेत. यातून गावागावांमधील अर्थकारण परिवर्तित होईल, अशी अपेक्षाही त्यांनी या वेळी व्यक्त केली. पाणंद रस्त्याच्या कामासाठी नाम फाउंडेशनने पुढाकार घेतल्याचे सांगत जलयुक्त शिवार योजनेत ज्या पद्धतीने कामे झाली, त्याची लोकचळवळ झाली, अशीच चळवळ या माध्यमातूनही होईल, अशी आशाही त्यांनी या वेळी व्यक्त केली. सोलापूरमधील कुर्डू येथील अवैध उत्खननावरून महिला पोलिस अधिकार्‍यासोबत झालेल्या वादावरही अजित पवार यांनी मिश्किल भाष्य केले. महसूलमंत्री चंद्रशेखर बावनकुळे यांनी रस्त्यांसाठी मुरूम टाकल्यास रॉयल्टी लागणार नाही तसेच पोलिसांचा बंदोबस्तही मोफत असेल, असे सांगितले. त्यामुळे पोलिसांनी पाणंद रस्त्यावर मुरूम टाकणे टाकण्यासाठी परवानगी आहे, याची नोंद घ्यावी. सर्व ही बाब तिकडे सोलापुरातही सांगावे, असा मिश्किल टोला लगावत बावनकुळे यांनी ही योजना एक महिन्यापूर्वी आणली असती, तर या बाबीचा गवगवा झाला नसता, असा खुलासाही केला. पुरंदर तालुक्यातील आडाचीवाडी गावात पाणंद रस्त्यांच्या झालेल्या कामाबाबत कौतुक करीत अधिकार्‍याने ठरविल्यास सामान्यांचा त्रास कमी कसा करता येईल, याचे हे आदर्श उदाहरण असल्याचे अजित पवार यांनी सांगितले. त्यामुळे राज्यातील अधिकार्‍यांना आपल्या गावात असे काम करण्यासाठी या गावचा आदर्श घ्यावा, असा सल्ला अजित पवार यांनी दिला. 'Pudhari' is excited to announce the relaunch of its Android and iOS apps. Stay updated with the latest news at your fingertips. Android and iOS Download now and stay updated, anytime, anywhere. Pudhari Publications Private Limited</w:t>
-      </w:r>
-    </w:p>
-    <w:p>
-      <w:pPr>
-        <w:pStyle w:val="Heading3"/>
-      </w:pPr>
-      <w:r>
-        <w:t>Article 62</w:t>
-      </w:r>
-    </w:p>
-    <w:p>
-      <w:r>
-        <w:t>Title: Sakal Interview: महसूल मंत्री Chandrashekhar Bawankule | Shital Pawar | Sakal news</w:t>
-      </w:r>
-    </w:p>
-    <w:p>
-      <w:r>
-        <w:t xml:space="preserve">URL: </w:t>
-      </w:r>
-      <w:hyperlink r:id="rId70">
-        <w:r>
-          <w:rPr>
-            <w:color w:val="0000FF"/>
-          </w:rPr>
-          <w:t>https://www.esakal.com/videos/chandrashekhar-bawankule-interview-sakal-revenue-minister-maharashtra-issues-kr13</w:t>
-        </w:r>
-      </w:hyperlink>
-    </w:p>
-    <w:p>
-      <w:r>
-        <w:t>Content: राज्याचे महसूल मंत्री चंद्रशेखर बावनकुळे यांची नुकतीच सकाळच्या कार्यकारी संपादक शितल पवार यांनी मुलाखत घेतली. या मुलाखतीदरम्यान त्यांनी महसूल खात्याशी संबंधित विविध कामकाजाबरोबरच इतर महत्त्वाच्या विषयांवरही सविस्तरपणे आपली भूमिका मांडली. जाणून घेण्यासाठी पाहा संपूर्ण मुलाखत.. सकाळ+ चे सदस्य व्हा ब्रेक घ्या, डोकं चालवा, कोडे सोडवा! शॉपिंगसाठी 'सकाळ प्राईम डील्स'च्या भन्नाट ऑफर्स पाहण्यासाठी क्लिक करा. Read latest Marathi news, Watch Live Streaming on Esakal and Maharashtra News. Breaking news from India, Pune, Mumbai. Get the Politics, Entertainment, Sports, Lifestyle, Jobs, and Education updates. And Live taja batmya on Esakal Mobile App. Download the Esakal Marathi news Channel app for Android and IOS. Follow Us Copyright © 2025 - Sakal Media Pvt Ltd - All rights reserved. Powered by Quintype</w:t>
-      </w:r>
-    </w:p>
-    <w:p>
-      <w:pPr>
-        <w:pStyle w:val="Heading3"/>
-      </w:pPr>
-      <w:r>
-        <w:t>Article 63</w:t>
-      </w:r>
-    </w:p>
-    <w:p>
-      <w:r>
-        <w:t>Title: पाकिस्तानी झेंडा फडकवणाऱ्यांनी आम्हाला देशभक्ती शिकवू नये; बावनकुळे यांचा उद्धव ठाकरेंवर हल्ला</w:t>
-      </w:r>
-    </w:p>
-    <w:p>
-      <w:r>
-        <w:t xml:space="preserve">URL: </w:t>
-      </w:r>
-      <w:hyperlink r:id="rId71">
-        <w:r>
-          <w:rPr>
-            <w:color w:val="0000FF"/>
-          </w:rPr>
-          <w:t>https://www.nagpurtoday.in/pakistani-flag-wavers-should-not-teach-us-patriotism-bawankule-attack-on-uddhav-thackeray/09151415</w:t>
-        </w:r>
-      </w:hyperlink>
-    </w:p>
-    <w:p>
-      <w:r>
-        <w:t>Content: नागपूर : दुबईत सुरू होणाऱ्या आशिया कपमधील भारत-पाक सामना लक्षात घेऊन उद्धव ठाकरे यांच्या नेतृत्वाखालील शिवसेनेने रविवारी राज्यभर आंदोलन छेडले. केंद्र सरकार आणि भाजपावर टीका करताना उद्धव गटाने केलेल्या या आंदोलनावर महसूलमंत्री चंद्रशेखर बावनकुळे यांनी जोरदार पलटवार केला आहे. बावनकुळे म्हणाले, “पाकिस्तानी झेंडा फडकवणारे आम्हाला देशभक्ती शिकवू नयेत. ऑपरेशन सिंधूरच्या काळात प्रश्न उपस्थित करणारे आता राजकीय फायद्यासाठी क्रिकेटचा वापर करत आहेत.” ते पुढे म्हणाले, उद्धव ठाकरे यांच्या खासदारांनी धाराशिव येथे पाकिस्तानी झेंडा फडकवला होता. ते पाप शिवसेनेने केले. नरेंद्र मोदींनी क्रीडा क्षेत्राला प्रोत्साहन दिले असून भारताचे नाव जागतिक स्तरावर उजळत आहे. मात्र, उद्धव ठाकरे क्रिकेटच्या माध्यमातून राजकारणाचा पाया रचत आहेत.” बावनकुळे यांनी ठाकरेंच्या परदेश दौऱ्यावरूनही निशाणा साधला. ऑपरेशन सिद्धूरच्या वेळी देशावर हल्ला झाला, तेव्हा उद्धव ठाकरे परदेशात पर्यटनावर होते. त्या घटनेनंतरही ते लंडनमध्येच थांबले. हिंदू आणि देशाबद्दल त्यांना कोणतीही सहानुभूती नाही, हेच यातून स्पष्ट होते,” असे ते म्हणाले. शेवटी बावनकुळे यांनी ठाकरेंना थेट सवाल केला की, आपल्या सभांमध्ये पाकिस्तानी झेंडे फडकवले गेले होते का? याचे उत्तर त्यांनी देशाला द्यावे.</w:t>
-      </w:r>
-    </w:p>
-    <w:p>
-      <w:pPr>
-        <w:pStyle w:val="Heading3"/>
-      </w:pPr>
-      <w:r>
-        <w:t>Article 64</w:t>
-      </w:r>
-    </w:p>
-    <w:p>
-      <w:r>
-        <w:t>Title: ओबीसी आरक्षणाचा बॅकलॉग भरा:खाडाखोड करुन मराठा-कुणबीच्या नोंदी, उपसमितीच्या बैठकीनंतर छगन भुजबळांचा आरोप</w:t>
-      </w:r>
-    </w:p>
-    <w:p>
-      <w:r>
-        <w:t xml:space="preserve">URL: </w:t>
-      </w:r>
-      <w:hyperlink r:id="rId72">
-        <w:r>
-          <w:rPr>
-            <w:color w:val="0000FF"/>
-          </w:rPr>
-          <w:t>https://divyamarathi.bhaskar.com/local/maharashtra/mumbai/news/chagan-bhujbal-obc-reservation-demands-135934860.html</w:t>
-        </w:r>
-      </w:hyperlink>
-    </w:p>
-    <w:p>
-      <w:r>
-        <w:t>Content: मराठा समाजासाठी राज्य सरकारने उपसमिती गठीत केली, त्याचप्रमाणे आता ओबीसी समाजासाठी देखील उपसमिती गठीत केली आहे. या उपसमितीची आज बैठक पार पडली. बैठकीला चंद्रशेखर बावनकुळे, छगन भुजबळ, पंकजा मुंडे यांसह इतर नेते उपस्थित होते. या बैठकीनंतर मंत्री छगन भुजब छगन भुजबळ म्हणाले, मागासवर्गीय आणि महाज्योती यांना स्टाफच पूर्ण दिलेला नाही. तो स्टाफ ताबडतोब द्या. सरकारी सेवांमधील ओबीसींचा जो वाटा आहे तो 27 टक्के आहे. परंतु, शासनाच्या निर्णयाप्रमाणे आतापर्यंत फक्त 9 टक्के ओबीसींना या सरकारी कार्यालयांमध्ये जागा मिळाली आहे. म्हणजेच बॅकलॉग आहे. त्याचा मागोवा घ्या. आरक्षण जेव्हा आपण मागतो, नोकरीमध्ये वगैरे त्यात बॅकलॉग आहे हा भरा, अशी मागणी भुजबळ यांनी केली आहे. पुढे बोलताना छगन भुजबळ म्हणाले, आम्ही कोर्टात वेगवेगळ्या ज्या जाती आहेत त्यातल्या प्रमुख जाती ज्या आहेत त्यांच्याकडून रीट मागवला आहे. यात महाराष्ट्र राज्य नाभीक महासंघ आहे, अखिल अहिर समाज सुवर्णकाळ संस्था आहे त्यांच्या नावाने एक अफेडेव्हीट गेले आहे. कुणबी सेनेच्या नावाने एक गेले आहे. एक माळी समाज महासंघाच्या नावाने अफेडेव्हीट करत आहोत. तसेच समता परिषदेच्या नावाने एक अफेडेव्हीट करत आहोत, अशी माहिती छगन भुजबळ यांनी दिली आहे. खोट्या पुराव्यांवर सर्टिफिकेट देऊ नये- चंद्रशेखर बावनकुळे ओबीसी समाजाच्या उपसमितीच्या बैठकीनंतर मंत्री चंद्रशेखर बावनकुळे यांनी देखील पत्रकारांशी संवाद साधताना बैठकीतील झालेल्या चर्चेवर माहिती दिली आहे. ते म्हणाले, मराठा समाजाला कुणबी सर्टिफिकेट देताना पुराव्यांवर कोणतीही खाडाखोड नको, ओव्हर रायटिंग नको असा महत्त्वाचा निर्णय ओबीसी उपसमितीच्या बैठकीत झाला. असे पुरावे सादर करताना खोडतोड कशी होते, याबाबत छगन भुजबळ यांनी काही पुरावे बैठकीत आज दाखवले. त्यामुळे चुकीच्या पुराव्यांवर, खोट्या पुराव्यांवर सर्टिफिकेट देऊ नये याची काळजी काळजी प्रमाणपत्र देणाऱ्या अधिकाऱ्यांनी घेतली पाहिजे. जे नियमाने आहे, त्याबद्दल कुणाचाही आक्षेप नाही, याबाबत बैठकीत चर्चा झाल्याचे चंद्रशेखर बावनकुळे यांनी सांगितले. आजच्या ओबीसी उपसमितीच्या बैठकीत जवळपास 18-19 विषयांवर चर्चा झालेली आहे. यामध्ये ओबीसी मंत्रालयाला 3200 कोटी रुपयांचे बजेटेड रक्कम मिळाली पाहिजे. ओबीसीचे 22 उपमहामंडळ आहेत, त्या उपमहामंडळाची पुरवणी मागणी अर्थ मंत्रालयाकडे सादर केली पाहिजे, ओबीसीसाठी कार्यरत मंडळांमध्ये काही पदांचा अनुशेष आहे, तो अनुशेष भरावा, हा प्रस्ताव डीआरडीला पाठवणार आहोत, यासंदर्भात चर्चा झाल्याचे चंद्रशेखर बावनकुळे यांनी सांगितले. बावनकुळे यांनी स्पष्ट केले की, या सर्व मागण्या नियमानुसार आहेत. ओबीसी मंत्रालयाच्या योजना निधीअभावी बंद पडू नयेत, थकीत शिष्यवृत्तीची रक्कम लवकर मिळावी आणि प्रत्येक जिल्ह्यात ओबीसी विद्यार्थ्यांसाठी वसतिगृहे व विभागीय कार्यालये असावीत, अशा विषयांवर बैठकीत सकारात्मक चर्चा झाली. Copyright © 2024-25 DB Corp ltd., All Rights Reserved This website follows the DNPA Code of Ethics.</w:t>
-      </w:r>
-    </w:p>
-    <w:p>
-      <w:pPr>
-        <w:pStyle w:val="Heading3"/>
-      </w:pPr>
-      <w:r>
-        <w:t>Article 65</w:t>
-      </w:r>
-    </w:p>
-    <w:p>
-      <w:r>
-        <w:t>Title: आधी मोजणी, दस्तनोंदणी मग फेरफारबावनकुळे</w:t>
-      </w:r>
-    </w:p>
-    <w:p>
-      <w:r>
-        <w:t xml:space="preserve">URL: </w:t>
-      </w:r>
-      <w:hyperlink r:id="rId73">
-        <w:r>
-          <w:rPr>
-            <w:color w:val="0000FF"/>
-          </w:rPr>
-          <w:t>https://www.esakal.com/pune/todays-latest-marathi-news-pne25l40154-txt-pune-today-20250917044854</w:t>
-        </w:r>
-      </w:hyperlink>
-    </w:p>
-    <w:p>
-      <w:r>
-        <w:t>Content: सकाळ वृत्तसेवापुणे, ता. १७ : ‘‘कर्नाटक, आंध्र प्रदेशच्या धर्तीवर राज्यात जमाबंदी आयुक्तालयांच्या अखत्यारित १० ते १५ खासगी भूकरमापकांना अधिकार देत त्यांच्या माध्यमातून ‘आधी मोजणी, मग दस्तनोंदणी आणि नंतर फेरफारची नोंद’ अशी पद्धत राज्यात राबविणार आहे,’’ अशी माहिती राज्याचे महसूलमंत्री चंद्रशेखर बावनकुळे यांनी बुधवारी दिली. त्यास मान्यता द्यावी, अशी विनंती त्यांनी मुख्यमंत्र्यांना केली आहे.महसूल विभागाच्या वतीने छत्रपती शिवाजी महाराज महाराजस्व अभियानांतर्गत राज्यस्तरीय सेवा पंधरवडा अभियानाच्या उद्‍घाटनप्रसंगी बावनकुळे बोलत होते. या वेळी त्यांनी सात महिन्यांत महसूल खात्याने राबविलेल्या विविध योजना आणि विकासकामांचा आढावा घेतला. महसूल लोकअदालत आणि पाणंद रस्ते खुले करण्याबाबत पुणे जिल्हा प्रशासनाचे त्यांनी कौतुक केले. आडाचीवाडी गावाचा गौरवपुरंदर तालुक्यातील आडाचीवाडी गावाने १५ पाणंद रस्ते बांधून खुले केले आहेत. महाराष्ट्रातील हे आदर्श गाव असल्याचे सांगून बावनकुळे यांनी कौतुक केले. उपमुख्यमंत्री अजित पवार यांनी आडाचीवाडीचे कौतुक करत गावातील रस्ते, स्मशानभूमी, व्यायामशाळांसह अन्य पायाभूत सुविधा कशा पद्धतीने स्वीकारल्या याचा उल्लेख केला. राज्यातील गावांनी याचे अनुकरण करावे आणि अधिकाऱ्यांनी भेट देऊन आपल्या भागातही असे प्रयत्न करावेत, अशी अपेक्षा त्यांनी व्यक्त केली. नोंदणी विभागात पासपोर्टसारखी कार्यालयेनोंदणी व मुद्रांक शुल्क विभागात आता पासपोर्ट विभागाच्या कार्यालयांसारखी राज्यात कार्यालये सुरू करण्यात येणार आहेत. त्यासाठी सात गावांची ठिकाणे निश्‍चित केली आहेत. त्यातून विविध सोयी उपलब्ध होणार आहेत. मंत्रालय स्तरावर त्याची ‘वॉर रूम तयार केली आहे. ‘वन डिस्ट्रिक्ट वन रजिस्ट्रेशन’बरोबरच आता ‘वन स्टेट- वन रजिस्ट्रेशन’ आणि फेसलेसद्वारे दस्तनोंदणीचा प्रयोग राबविणार आहे, अशी माहिती बावनकुळे यांनी दिली. तुकडाबंदीची नियमावली १५ दिवसांततुकडाबंदी कायद्यामुळे राज्यात ५० लाख कुटुंबे अडकून पडली आहेत. त्यामुळे ती उठविण्याचा निर्णय शासनाने घेतला आहे. त्यांची अंमलबजावणी कशी करायची, याबाबत नियमावली (एसओपी) तयार करण्याचे काम सुरू आहे. येत्या १५ दिवसांत ती तयार करून राज्यात लागू करण्यात येईल, अशी माहिती बावनकुळे यांनी दिली. चंद्रशेखर बावनकुळे म्हणाले...- सेवा पंधरवडा अभियानाच्या माध्यमातून सुमारे ५० लाख जनतेपर्यंत पोहोचविण्याचे ध्येय- स्वामित्व योजनेंतर्गत गरीब नागरिकांना पाचशे-हजार रुपये देणे शक्य नाही. त्यासाठी ११० कोटी रुपयांची आवश्यकता- त्या माध्यमातून राज्यातील सर्व गरीब जनतेला मोफत प्रॉपर्टी कार्ड देता येईल आणि राज्यातील सर्व जनतेला प्रॉपर्टी कार्ड उपलब्ध करून देणारे महाराष्ट्र हे देशातील पहिले राज्य ठरेल- या उपक्रमासाठी अर्थमंत्री अजित पवार यांना निधी द्यावा- पुढील वर्षात राज्यातील सर्व पाणंद रस्त्यांची मोजणी करून त्यांचे सीमांकन केले जाणार- मुख्यमंत्री बळिराजा पाणंद रस्ते योजना महसूल खात्यामार्फत सुरू करणार- त्याबाबतचा प्रस्ताव मंत्रिमंडळाच्या बैठकीत मान्यतेला ठेवण्यात येईल - पाणंद रस्त्याच्या प्रस्तावाला मान्यता मिळेल, अशी अपेक्षा सकाळ+ चे सदस्य व्हा ब्रेक घ्या, डोकं चालवा, कोडे सोडवा! शॉपिंगसाठी 'सकाळ प्राईम डील्स'च्या भन्नाट ऑफर्स पाहण्यासाठी क्लिक करा. Read latest Marathi news, Watch Live Streaming on Esakal and Maharashtra News. Breaking news from India, Pune, Mumbai. Get the Politics, Entertainment, Sports, Lifestyle, Jobs, and Education updates. And Live taja batmya on Esakal Mobile App. Download the Esakal Marathi news Channel app for Android and IOS. Follow Us Copyright © 2025 - Sakal Media Pvt Ltd - All rights reserved. Powered by Quintype</w:t>
-      </w:r>
-    </w:p>
-    <w:p>
-      <w:pPr>
-        <w:pStyle w:val="Heading3"/>
-      </w:pPr>
-      <w:r>
-        <w:t>Article 66</w:t>
-      </w:r>
-    </w:p>
-    <w:p>
-      <w:r>
-        <w:t>Title: Kunbi caste certificate : कुणबी बोगस प्रमाणपत्रांची होणार सखोल पडताळणी</w:t>
-      </w:r>
-    </w:p>
-    <w:p>
-      <w:r>
-        <w:t xml:space="preserve">URL: </w:t>
-      </w:r>
-      <w:hyperlink r:id="rId74">
-        <w:r>
-          <w:rPr>
-            <w:color w:val="0000FF"/>
-          </w:rPr>
-          <w:t>https://pudhari.news/maharashtra/mumbai/kunbi-bogus-certificates-deep-verification-dc95</w:t>
-        </w:r>
-      </w:hyperlink>
-    </w:p>
-    <w:p>
-      <w:r>
-        <w:t>Content: मुंबई : बोगस जातप्रमाणपत्रांना आळा घालण्यासाठी कागदपत्रांची सखोल पडताळणी करण्याचे निर्देश ओबीसी मंत्रिमंडळ उपसमितीचे अध्यक्ष तथा महसूलमंत्री चंद्रशेखर बावनकुळे यांनी प्रशासनाला दिले आहेत. उपसमितीची बैठक मंगळवारी मंत्रालयात पार पडली. खाडाखोड केलेल्या कागदपत्रांच्या आधारे मराठा-कुणबी किंवा कुणबी-मराठा प्रमाणपत्र देऊ नये, असे निर्देशही बावनकुळे यांनी संबंधित अधिकार्‍यांना दिले. उपसमितीच्या बैठकीनंतर बावनकुळे यांनी माध्यमांना सांगितले की, आजच्या बैठकीत मराठा समाजाला कुणबी जातप्रमाणपत्र देताना पुराव्यांवर कोणतीही खाडाखोड नको, ओव्हर रायटिंग नको, असा महत्त्वाचा निर्णय झाला. ओबीसी मंत्रालयासाठी 3,200 कोटी रुपयांची अर्थसंकल्पात तरतूद करण्याबाबत चर्चा झाली. ओबीसींसाठी 22 उपमहामंडळे आहेत. त्यांच्या पुरवणी मागण्या अर्थ मंत्रालयाकडे सादर करण्यात येणार आहेत. तसेच, ओबीसींसाठी कार्यरत मंडळांमध्ये पदांचा अनुशेष भरण्याबाबतचा प्रस्ताव ग्रामीण विकास यंत्रणेकडे पाठवला जाणार आहे. ओबीसी मंत्रालयाच्या योजना निधीअभावी बंद पडू नयेत, थकीत शिष्यवृत्तीची रक्कम लवकर मिळावी आणि प्रत्येक जिल्ह्यात ओबीसी विद्यार्थ्यांसाठी वसतिगृहे व विभागीय कार्यालये असावीत आदी विषयांवर बैठकीत सकारात्मक चर्चा झाली. बंजारा समाजाच्या आंदोलनाबाबत आम्ही चर्चा करून त्यांची मागणी ऐकून घेऊ. बंजारा समाजाचा सर्व तपशील केंद्राकडे आहे, असेही बावनकुळे यांनी स्पष्ट केले. ओबीसी उपसमितीच्या बैठकीत समितीचे सदस्य तथा अन्न व नागरी पुरवठामंत्री छगन भुजबळ यांनी कागदपत्रांची मोडतोड कशी होते, याचे काही पुरावे सादर केले. त्याची गंभीर दखल बावनकुळे यांनी घेतली. ओबीसींचा अनुशेष भरून काढण्याची मागणीही भुजबळ यांनी केली. 'Pudhari' is excited to announce the relaunch of its Android and iOS apps. Stay updated with the latest news at your fingertips. Android and iOS Download now and stay updated, anytime, anywhere. Pudhari Publications Private Limited</w:t>
-      </w:r>
-    </w:p>
-    <w:p>
-      <w:pPr>
-        <w:pStyle w:val="Heading3"/>
-      </w:pPr>
-      <w:r>
-        <w:t>Article 67</w:t>
-      </w:r>
-    </w:p>
-    <w:p>
-      <w:r>
-        <w:t>Title: महसूल सेवकांच्या राज्यव्यापी काम बंद आंदोलनाचा आठवा दिवस, राज्यभरातील 12 हजार 600 सेवकांचे काम बंद; आदोलकांचा सरकारला निर्वाणीचा इशारा</w:t>
-      </w:r>
-    </w:p>
-    <w:p>
-      <w:r>
-        <w:t xml:space="preserve">URL: </w:t>
-      </w:r>
-      <w:hyperlink r:id="rId75">
-        <w:r>
-          <w:rPr>
-            <w:color w:val="0000FF"/>
-          </w:rPr>
-          <w:t>https://marathi.abplive.com/news/revenue-servant-strike-eighth-day-government-not-even-a-simple-acknowledgement-protesters-warn-the-government-nagpur-news-maharashtra-marathi-news-1385371</w:t>
-        </w:r>
-      </w:hyperlink>
-    </w:p>
-    <w:p>
-      <w:r>
-        <w:t>Content: Nagpur News : शासनाचा 24 तास नोकर म्हणजेच कोतवाल ज्यांना आता प्रशासकीय वर्तुळात महसूल सेवक म्हटलं जातं, त्या महसूल सेवकांचे राज्यव्यापी काम बंद आंदोलन (Revenue Servant Strike) गेल्या आठ दिवसांपासून सुरू आहे. राज्यभरात विविध ठिकाणी सुमारे 12 हजार 600 महसूल सेवक काम बंद आंदोलन करत आहेत. तर महसूल मंत्री चंद्रशेखर बावनकुळे यांच्या गृह जिल्ह्यात म्हणजेच नागपुरातील संविधान चौकात शेकडो महसूल सेवक गेल्या आठ दिवस काम बंद आंदोलन करून चतुर्थश्रेणीची मागणी करत आहे. दरम्यान, गेल्या आठ दिवसात त्यांच्या मागण्यांकडे लक्ष घालण्यासाठी, त्यांच्याशी बोलण्यासाठी प्रशासनातला कुठलाही अधिकारी पोहोचलेला नाही. त्यामुळे महसूल सेवकांनी उद्यापासून त्यांच आंदोलन आक्रमक करण्याचा निर्णय घेतला असून सरकार आमच्याकडे दुर्लक्ष करून आम्हाला आंदोलनाच्या पेंडॉलमधून उठून रस्त्यावरच्या आंदोलनासाठी मजबूर करत असल्याची प्रतिक्रिया दिली आहे. -राज्यात 12, 637 महसूल सेवक आहेत. यात सर्व महसूल सेवकांचे कामबंद आंदोलन सुरू आहे. - महसूल विभागासाठी महसूल गोळा करणे हा महसूल सेवकाचे प्राथमिक कार्य -तलाठ्यांना गावपातळीवर विविध महसुली कामात मदत करतात -महसूल सेवक प्रामुख्याने नैसर्गिक आपत्तीच्या वेळेला सर्वात आधी घटनास्थळी जाणारा शासनाचा कर्मचारी असतो -शिवाय निवडणुकीच्या कामात महसूल सेवकांची भूमिका असते -विविध गुन्हे किंवा घटना घडल्यास पोलिसांना शासकीय पंच म्हणूनही कोतवाल म्हणजेच महसूल सेवकांची मदत होते सांगली महापालिका कामकाजात गतिमानता यावी आणि कर्मचाऱ्यांना शिस्त लागावी, या उद्देशाने महापालिका आयुक्त सत्यम गांधी यांनी एकाच वेळी 475 कर्मचाऱ्यांच्या बदल्या केल्या आहेत. विशेष म्हणजे या बदलांमध्ये पाच वर्षापेक्षा अधिक कालावधी एकाच कार्यालयामध्ये काम करणाऱ्या कर्मचाऱ्यांचा समावेश आहे. अनेक कर्मचारी 25 ते 30 वर्षे एकाच विभागात कार्यरत होते. अशा कर्मचाऱ्यांच्या यापूर्वी बदल्या झालेल्या नव्हत्या. त्यामुळे सर्व विभागांचे कामकाज पारदर्शी व्हावे भ्रष्टाचार मुक्त व्हावे आणि कर्मचाऱ्यांना अन्य विभागांच्या कामकाजाचीही माहिती आणि अनुभव मिळावा या उद्देशाने आयुक्त सत्यम गांधी यांनी एका आदेशान्वये 475 अधिकारी कर्मचारी यांच्या बदल्या करण्याचा निर्णय घेतला. या निर्णयामुळे वर्षांवरचे तळ ठोकून असणाऱ्या कर्मचाऱ्यांना आता दुसऱ्या विभागाची वाट पकडावी लागणार आहे. आणखी वाचा Zilla Parishad Election: जिल्हा परिषद निवडणूक होण्याचा मार्ग जवळपास मोकळा; मुंबई उच्च न्यायालयाच्या नागपूर खंडपीठाचा मोठा निर्णय We use cookies to improve your experience, analyze traffic, and personalize content. By clicking "Allow All Cookies", you agree to our use of cookies.</w:t>
-      </w:r>
-    </w:p>
-    <w:p>
-      <w:pPr>
-        <w:pStyle w:val="Heading3"/>
-      </w:pPr>
-      <w:r>
-        <w:t>Article 68</w:t>
-      </w:r>
-    </w:p>
-    <w:p>
-      <w:r>
-        <w:t>Title: गेलेले आरक्षण आणल्यानंतर त्याला विरोध करणे अयोग्य बावनकुळे यांची उद्धव ठाकरेंवर टीका</w:t>
-      </w:r>
-    </w:p>
-    <w:p>
-      <w:r>
-        <w:t xml:space="preserve">URL: </w:t>
-      </w:r>
-      <w:hyperlink r:id="rId76">
-        <w:r>
-          <w:rPr>
-            <w:color w:val="0000FF"/>
-          </w:rPr>
-          <w:t>https://www.esakal.com/pune/todays-latest-marathi-news-pne25l40086-txt-pune-today-20250917031413</w:t>
-        </w:r>
-      </w:hyperlink>
-    </w:p>
-    <w:p>
-      <w:r>
-        <w:t>Content: पुणे, ता. १७ : ओबीसी आरक्षणाचा प्रश्‍न सोडविण्यासाठी मुख्यमंत्री देवेंद्र फडणवीस ठाम व न्याय्य भूमिका घेत आहेत. उद्धव ठाकरे सरकारच्या काळात गेलेले आरक्षण पुन्हा आणले असून, त्याला अडथळा आणणे योग्य नाही, अशी टीका महसूलमंत्री चंद्रशेखर बावनकुळे यांनी ठाकरे व महाविकास आघाडीच्या नेत्यांवर केली. पुण्यात विविध कार्यक्रमांनिमित्त बावनकुळे आले होते. त्यावेळी त्यांनी पत्रकारांशी संवाद साधला. ते म्हणाले, ‘‘पंतप्रधान नरेंद्र मोदी यांच्या ७५व्या वाढदिवसानिमित्त महसूल विभागातर्फे सेवा पंधरवड्याची सुरुवात केली असून, तो २ ऑक्टोबरपर्यंत चालणार आहे. पाणंद रस्त्यांचे नूतनीकरण आणि क्रमांक देण्याचा उपक्रम हाती घेतला आहे. या अभियानात मुख्यमंत्री देवेंद्र फडणवीस, उपमुख्यमंत्री अजित पवार यांच्यासह आमदार-खासदार सक्रियपणे सहभागी होत आहेत.’’मुंबईत मीनाताई ठाकरे यांच्या पुतळ्याची विटंबना करण्याचा प्रयत्न केला. अशा दुष्कृत्यांना माफी दिली जाणार नाही, शासन कठोर कारवाई करेल, असा इशारा बावनकुळे यांनी दिला.छत्रपती संभाजीनगरमधील शेतकरी आत्महत्येबाबत जिल्हाधिकाऱ्यांकडून अहवाल मागविल्याचेही त्यांनी सांगितले. पुरंदर विमानतळ प्रकल्पाबाबत ते म्हणाले, ‘‘विमानतळासाठी लागणाऱ्या एकूण जागेपैकी ७० टक्के भूसंपादन पूर्ण झाले आहे. उर्वरित प्रक्रियाही सुरळीत पूर्ण होईल. पुण्यासाठी पुरंदर विमानतळ आवश्‍यक असून, यामध्ये येणाऱ्या सर्व अडचणी आम्ही दूर करू.’’ रोहित पवार हे केवळ प्रसिद्धी मिळावी म्हणून आरोप करत असतात. उलट सध्याचे सरकार विकासाचे काम पुढे नेत आहे, असेही बावनकुळे म्हणाले. सकाळ+ चे सदस्य व्हा ब्रेक घ्या, डोकं चालवा, कोडे सोडवा! शॉपिंगसाठी 'सकाळ प्राईम डील्स'च्या भन्नाट ऑफर्स पाहण्यासाठी क्लिक करा. Read latest Marathi news, Watch Live Streaming on Esakal and Maharashtra News. Breaking news from India, Pune, Mumbai. Get the Politics, Entertainment, Sports, Lifestyle, Jobs, and Education updates. And Live taja batmya on Esakal Mobile App. Download the Esakal Marathi news Channel app for Android and IOS. Follow Us Copyright © 2025 - Sakal Media Pvt Ltd - All rights reserved. Powered by Quintype</w:t>
-      </w:r>
-    </w:p>
-    <w:p>
-      <w:pPr>
-        <w:pStyle w:val="Heading3"/>
-      </w:pPr>
-      <w:r>
-        <w:t>Article 69</w:t>
-      </w:r>
-    </w:p>
-    <w:p>
-      <w:r>
-        <w:t>Title: गडचिरोलीतील भूखंड घोटाळ्याच्या चौकशीसाठी ‘एसआयटी’; महसूल मंत्री बावनकुळे यांची घोषणा; भूमाफिया, भ्रष्ट अधिकारी अडचणीत</w:t>
-      </w:r>
-    </w:p>
-    <w:p>
-      <w:r>
-        <w:t xml:space="preserve">URL: </w:t>
-      </w:r>
-      <w:hyperlink r:id="rId77">
-        <w:r>
-          <w:rPr>
-            <w:color w:val="0000FF"/>
-          </w:rPr>
-          <w:t>https://www.loksatta.com/nagpur/gadchiroli-revenue-minister-bawankules-announcement-phm-00-5385383/lite/</w:t>
-        </w:r>
-      </w:hyperlink>
-    </w:p>
-    <w:p>
-      <w:r>
-        <w:t>Content: गडचिरोली : जिल्ह्यात शासकीय व आदिवासींना वाटप करण्यात आलेल्या जमिनीची अवैध विक्री झाल्याचे समोर आले होते. त्यानंतर भूमाफिया, नगररचनाकार विभाग आणि स्थानिक स्वराज्य संस्थेतील अधिकारी यांच्यातील संगनमताची बरीच चर्चा झाली. शुक्रवारी गडचिरोली दौऱ्यावर असलेल्या महसूल मंत्री चंद्रशेखर बावनकुळे यांच्याकडे यासंदर्भात पुराव्यासहित तक्रार प्राप्त झाल्यानंतर त्यांनी जिल्हाधिकाऱ्यांच्या अध्यक्षतेखालील विशेष समितीमार्फत (एसआयटी)चौकशी करण्याची घोषणा केली आहे. गडचिरोली जिल्ह्यात मागील काही वर्षापासून भूमाफियांनी अवैध भूखंड विक्रीचा सपाटा लावला आहे. यात नगर रचना विभाग, नगरपंचायत, नगरपरिषद आणि ग्रामपंचायतमधील अधिकाऱ्यांना हाताशी घेत शासकीय व आदिवासींना वाटप करण्यात आलेल्या जमिनी लाटण्यात आल्या. त्यानंतर अवैध ‘लेआउट’ निर्माण करून कोट्यवधींमध्ये या भूखंडांची विक्री करण्यात आली. अद्यापही हा प्रकार जिल्हाभरात सुरूच आहे. मधल्या काळात सासऱ्याची सुपारी देऊन हत्या करण्याचा आरोपाखाली नगररचना विभागाची सहायक संचालक अर्चना मनीष पुट्टेवार (पार्लेवार) हिच्या अटकेनंतर यासंदर्भातील घोटाळा ‘लोकसत्ता’ने समोर आणला होता. मात्र, यात वरिष्ठ अधिकाऱ्यांच्या सहभाग असल्याने चौकशी थंडबस्त्यात होती. शुक्रवारी गडचिरोली दौऱ्यावर असलेले महसूल मंत्री बावनकुळे यांच्यापुढे सामाजिक कार्यकर्ते चंद्रशेखर भडांगे आणि प्रकाश ताकसांडे यांनी सदर प्रकरणाची पुराव्यानिशी तक्रार केली. ते बघून बावनकुळेंनीही आश्चर्य व्यक्त केला. त्यांनी या प्रकरणाच्या चौकशीसाठी जिल्हाधिकाऱ्यांच्या अध्यक्षतेखाली ‘एसआयटी’ची घोषणा केली. या चौकशी समितीत मंत्रालयीन अधिकारी देखील राहणार आहेत. २ हजार कोटींचा घोटाळा? दुर्लक्षित पण मोक्याच्या जागेवर असलेल्या शासकीय व आदिवासींच्या जमिनी हेराफेरी करून भूमाफियांनी जिल्ह्यात तब्बल २ हजार कोटींचा भूखंड घोटाळा केला आहे. यासंदर्भात महसूल मंत्री बावनकुळे यांनी देखील उल्लेख केला. या घोटाळ्यात बनावट कागदपत्र तयार करणारे आणि त्यांना नियमित करून या जमिनी खरेदी विक्रीस परवानगी देणारे संबंधित यंत्रणेतील सर्व अधिकारी चौकशीच्या फेऱ्यात अडकणार आहे. त्यामुळे जिल्हाधिकाऱ्यांसमोर चौकशीचे मोठे आव्हान उभे झाले आहे. याप्रकरणाची प्रामाणिकपणे चौकशी झाल्यास मोठे घबाड बाहेर येऊ शकते, असा दावा तक्रारदारांनी केला आहे.</w:t>
-      </w:r>
-    </w:p>
-    <w:p>
-      <w:pPr>
-        <w:pStyle w:val="Heading3"/>
-      </w:pPr>
-      <w:r>
-        <w:t>Article 70</w:t>
-      </w:r>
-    </w:p>
-    <w:p>
-      <w:r>
-        <w:t>Title: खाडाखोड असलेल्या कागदपत्रांच्या आधारे ओबीसी प्रमाणपत्रे; मंत्री छगन भुजबळ यांचा आरोप</w:t>
-      </w:r>
-    </w:p>
-    <w:p>
-      <w:r>
-        <w:t xml:space="preserve">URL: </w:t>
-      </w:r>
-      <w:hyperlink r:id="rId78">
-        <w:r>
-          <w:rPr>
-            <w:color w:val="0000FF"/>
-          </w:rPr>
-          <w:t>https://www.loksatta.com/mumbai/fake-obc-certificates-exposed-by-chhagan-bhujbal-ocd-94-5377198/</w:t>
-        </w:r>
-      </w:hyperlink>
-    </w:p>
-    <w:p>
-      <w:r>
-        <w:t>Content: मुंबई : खोट्या व खाडाखोड असलेल्या कागदपत्रांच्या आधारे ओबीसी (कुणबी) प्रमाणपत्रे जारी करण्यात येत असल्याचा आरोप अन्न व नागरी पुरवठा मंत्री छगन भुजबळ यांनी मंत्रिमंडळाच्या ओबीसी विषयक उपसमितीच्या बैठकीत मंगळवारी केला. मराठा समाजाला गेल्या तीन वर्षात २५ हजार कोटी रुपये, तर ओबीसींना २५ वर्षांत केवळ अडीच हजार कोटी रुपये देण्यात आल्याकडेही त्यांनी लक्ष वेधले. . भुजबळांचा आरोप आणि ओबीसी समाजातील नाराजी या पार्श्वभूमीवर बोगस कुणबी प्रमाणपत्रांना आळा घालण्यासाठी कागदपत्रांची सखोल पडताळणी करण्याचे आणि ओबीसी समाजासाठी प्रलंबित असलेला दोन हजार ९३३ कोटी रुपयांचा निधी १५ दिवसांत वितरीत करण्याचे निर्देश मंत्रिमंडळ उपसमितीचे अध्यक्ष चंद्रशेखर बावनकुळे यांनी त्यानंतर दिले. ओबीसी मंत्रिमंडळ उपसमितीची बैठक बावनकुळे यांच्या अध्यक्षतेखाली झाली. त्यास भुजबळ, पर्यावरण मंत्री पंकजा मुंडे, इतर मागास व बहुजन कल्याण दुग्धविकास मंत्री अतुल सावे, वनमंत्री गणेश नाईक आणि कृषीमंत्री दत्तात्रय भरणे उपस्थित होते. त्यात भुजबळ यांनी पुन्हा बोगस, खाडाखोड केलेली कागदपत्रे व नोंदीच्या आधारे कुणबी दाखले जारी करण्यात येत असल्याची तक्रार केली. हैदराबाद गॅझेटमधील नोंदींच्या आधारे कुणबी दाखले देण्याची प्रक्रिया राज्यात सुरु आहे. त्यात गडबड व गैरप्रकार होत असल्याचा आरोप केला. हैदराबाद गॅझेटमधील नोंदी शोधण्यासाठी माजी न्यायमूर्ती संदीप शिंदे यांची समिती नियुक्त करण्यात आली होती. त्याचपद्धतीने आता खोट्या किंवा बोगस नोंदी होत आहेत का, हे पाहण्यासाठी सरकारने समिती नियुक्त करावी, अशी मागणी भुजबळ यांनी केली. शासनाकडून गेल्या २५ वर्षात ओबीसी समाजासाठी केवळ अडीच हजार कोटी रुपये देण्यात आले असून मराठा समाजाला तीन वर्षात सुमारे २५ हजार कोटी रुपये देण्यात आले. ही तफावत प्रचंड असून ओबीसींना अतिशय कमी निधी देण्यात आला आहे. अण्णासाहेब पाटील आर्थिक विकास महामंडळाला ७५० कोटी रुपये देण्यात आले. तर, मागासवर्गीय विकास महामंडळाला केवळ पाच कोटी रुपये देण्यात आले आहेत. हा भेदभाव योग्य नाही, असे भुजबळ यांनी नमूद केले. ओबीसी समाजाची लोकसंख्या ५४ टक्के असून १९३१ च्या जनगणनेतही ते नमूद आहे. एवढ्या मोठ्या लोकसंख्येसाठी पाच कोटी रुपयांची तरतूद अतिशय फुटकळ असल्याची खंत भुजबळ यांनी व्यक्त केली. ओबीसी समाजातील मुलगे आणि मुलींसाठी जिल्हा वसतीगृहे आणि प्रादेशिक ओबीसी कार्यालयास जागा देण्याच्या प्रस्तावावरही कार्यवाही झालेली नाही. ती तातडीने करावी, अशी मागणी भुजबळ यांनी केली. ओबीसींचा सरकारी सेवेतील अनुशेष मोठा असून सध्या केवळ ९ टक्के ओबीसी कर्मचारी कार्यरत आहेत. हा अनुशेष तातडीने भरण्यात यावा, असे भुजबळ यांनी नमूद केले. मराठा आरक्षणासंदर्भात हैदराबाद गॅझेट लागू करण्याबाबत रा्ज्य सरकारने काढलेल्या शासननिर्णयाला नाभिक महासंघ, अखिल सुवर्णकार संस्था, समता परिषद यांच्यातर्फे उच्च न्यायालयात याचिका सादर करण्यात येणार असल्याचे भुजबळ यांनी सांगितले. ओबीसींवर होत असलेल्या अन्यायामुळे चार ओबीसी बांधवांनी आत्महत्या केली असून शासनाने त्यांच्या कुटुंबियांना मदत करावी, असे भुजबळ यांनी स्पष्ट केले. डिसेंबरमधील हिवाळी अधिवेशनात सादर होणाऱ्या पुरवणी मागण्यांमध्ये विविध महामंडळांसाठी एक हजार ७५० कोटी रुपयांची मागणी करण्याचा निर्णय उपसमितीच्या बैठकीत घेण्यात आला. यामध्ये इतर मागासवर्गीय महामंडळाला एक हजार कोटी रुपये, संलग्न मंडळाला ७५० कोटी रुपयांचा समावेश आहे. भारत-पाकिस्तान क्रिकेट सामन्यानंतर भारतीय खेळाडूंनी हस्तांदोलन न केल्याने पाकिस्तानच्या माजी खेळाडूंनी नाराजी व्यक्त केली आहे. माजी क्रिकेटपटू शाहिद आफ्रिदीने भारताची तुलना इस्रायलशी केली आणि राहुल गांधींचे कौतुक केले. आफ्रिदीने भारत सरकारवर टीका करताना राहुल गांधी सकारात्मक विचारांचे असल्याचे म्हटले. आफ्रिदीच्या विधानांमुळे वाद निर्माण झाला असून त्याचा व्हिडिओ व्हायरल झाला आहे.</w:t>
-      </w:r>
-    </w:p>
-    <w:p>
-      <w:pPr>
-        <w:pStyle w:val="Heading3"/>
-      </w:pPr>
-      <w:r>
-        <w:t>Article 71</w:t>
-      </w:r>
-    </w:p>
-    <w:p>
-      <w:r>
-        <w:t>Title: Tukadebandi : तुकडेबंदीतील दस्त नियमित करण्या संदर्भात महसूलमंत्र्यांनी दिली 'ही' महत्वाची बातमी</w:t>
-      </w:r>
-    </w:p>
-    <w:p>
-      <w:r>
-        <w:t xml:space="preserve">URL: </w:t>
-      </w:r>
-      <w:hyperlink r:id="rId79">
-        <w:r>
-          <w:rPr>
-            <w:color w:val="0000FF"/>
-          </w:rPr>
-          <w:t>https://www.lokmat.com/agriculture/news/tukadebandi-revenue-minister-gave-this-important-news-regarding-regularization-of-tukadebandi-documents-a-a975/</w:t>
-        </w:r>
-      </w:hyperlink>
-    </w:p>
-    <w:p>
-      <w:r>
-        <w:t>Content: Tukadebandi : तुकडेबंदीतील दस्त नियमित करण्या संदर्भात महसूलमंत्र्यांनी दिली 'ही' महत्वाची बातमी By ऑनलाइन लोकमत Updated: September 18, 2025 09:57 IST2025-09-18T08:57:54+5:302025-09-18T09:57:01+5:30 शेअर : पुणे : राज्यातील महापालिका, नगरपरिषदा आणि नगरपंचायत यांच्या हद्दीमध्ये तुकडेबंदी कायदा लागू असणार नाही, असा महत्त्वपूर्ण निर्णय राज्य सरकाने घेतला आहे. अधिनियमातील तरतुदींविरुद्ध पडलेल्या तुकड्यांचे नियमितीकरण करण्याची प्रक्रिया सुलभकरण्यासाठी येत्या १५ दिवसांत कार्यपद्धती जाहीर करणार आहे. त्यामुळे सुमारे ५० लाख दस्त नियमित होतील, अशी माहिती महसूलमंत्री चंद्रशेखर बावनकुळे यांनी सांगितले. तुकडेबंदी कायद्याची कार्यपद्धती निश्चित झाल्यानंतर एक-दोन गुंठे जमिनीची खरेदी-विक्री होणार आहे. महाराष्ट्र जमीन धारणा कायद्यातील जमिनींचे तुकडे पाडण्यास प्रतिबंध करण्याबाबत व त्यांचे एकत्रीकरण करण्याबाबत अधिनियम १९४७ या अधिनियमातील तरतुदींविरुद्ध जमिनीचे तुकडे पडले आहेत. या तुकड्यांचे नियमितीकरण करण्याची प्रक्रिया सुलभ करण्यासाठी महसूल विभागाचे अतिरिक्त मुख्य सचिव विकास खारगे यांच्या अध्यक्षतेखाली नऊ सदस्यांची समिती सरकारने स्थापन केली होती. तिच्या अहवालानंतरच सरकारकडून तुकडेबंदीच्या निर्णयाची अंमलबजावणी होणार आहे. त्यामुळे मागील तीन महिन्यांपासून या निर्णयाकडे सर्वांचे लक्ष लागले आहे. पुण्यात महसूल विभागाच्या सेवा पंधरवडा उपक्रमाच्या उद्घाटनप्रसंगी ते बोलत होते. ते म्हणाले, तुकडेबंदी कायद्याच्या अंमलबजावणीसाठी आदर्श कार्यपद्धत येत्या १५ दिवसांत करणार आहे. तुकडेबंदी कायदा कुणाला लागू होणार नाही◼️ तुकडेबंदीसंदर्भात राज्य सरकारने प्रसिद्ध केलेल्या अधिसूचनेनुसार राज्यातील महापालिका, नगरपरिषदा आणि नगरपंचायत यांच्या हद्दीमध्ये तुकडेबंदी कायदा लागू असणार नाही.◼️ तसेच प्राधिकरण व प्रादेशिक आराखडा (आरपी) लागू असेल अशा हद्दीत निवासी, वाणिज्यिक, औद्योगिक किंवा इतर कोणत्याही अकृषिक वापरासाठी असलेल्या क्षेत्रात आणि गावांच्या हद्दीपासून २०० मीटरच्या आतील क्षेत्रात तुकडेबंदी कायदा लागू असणार नाही. अधिक वाचा: सातबाऱ्यावरील इतर हक्कांतील नावे कायदेशीररीत्या कमी करायचीत? कशी कराल? वाचा सविस्तर Copyright © 2025 Lokmat Media Pvt Ltd</w:t>
-      </w:r>
-    </w:p>
-    <w:p>
-      <w:pPr>
-        <w:pStyle w:val="Heading3"/>
-      </w:pPr>
-      <w:r>
-        <w:t>Article 72</w:t>
-      </w:r>
-    </w:p>
-    <w:p>
-      <w:r>
-        <w:t>Title: महसूल खाते होणार लोकाभिमुख</w:t>
-      </w:r>
-    </w:p>
-    <w:p>
-      <w:r>
-        <w:t xml:space="preserve">URL: </w:t>
-      </w:r>
-      <w:hyperlink r:id="rId80">
-        <w:r>
-          <w:rPr>
-            <w:color w:val="0000FF"/>
-          </w:rPr>
-          <w:t>https://www.esakal.com/pune/todays-latest-marathi-news-pne25l40193-txt-pune-today-20250918034152</w:t>
-        </w:r>
-      </w:hyperlink>
-    </w:p>
-    <w:p>
-      <w:r>
-        <w:t>Content: महसूल विभागाचे किचकट कायदे सुटसुटीत करणे, नागरिकांना त्यांच्या जमिनीच्या मालकी हक्काबाबत स्पष्टता आणणे (टायटल क्लिअर), महसूलच्या सर्व सेवा गतिमान आणि पारदर्शक करण्याबरोबरच घरबसल्या नागरिकांना सेवा देणे, या पद्धतीने महसूल खाते पुढील काही दिवसांमध्ये कार्यरत असल्याचे आपल्याला पाहायला मिळेल. आरक्षणाचा वाद क्षणिक आहे, राज्यातील जनतेला विकासासोबतच पुढे जायला आवडते, असा विश्वास राज्याचे महसूलमंत्री चंद्रशेखर बावनकुळे यांनी व्यक्त केला. पंतप्रधान नरेंद्र मोदी यांच्या ७५ व्या वाढदिवसानिमित्ताने महसूल विभागाच्या वतीने ‘सेवा पंधरवडा’ साजरा केला जात आहे. यानिमित्त ‘सकाळ’च्या कार्यकारी संपादक शीतल पवार यांनी बावनकुळे यांच्याशी संवाद साधला. महसूल विभागाने घेतलेले निर्णय, नावीन्यपूर्ण योजना आणि आगामी वाटचालीबद्दल त्यांनी सविस्तर भाष्य केले. प्रश्न : महसूल विभागातर्फे राबविण्यात येणाऱ्या सेवा पंधरवड्यामुळे जनतेला काय फायदा होईल?बावनकुळे : पंतप्रधान नरेंद्र मोदी यांचा वाढदिवस ते महात्मा गांधी जयंती असा १७ सप्टेंबर ते २ ऑक्टोबर या १५ दिवसांमध्ये महसूल खात्याने छत्रपती शिवाजी महाराज महाराजस्व अभियान सुरू केले आहे. जनतेला सरकारच्या सर्व सेवा सुलभतेने मिळाल्या पाहिजेत, असा संदेश पंतप्रधान कायम देतात. हाच हेतू समोर ठेवून आम्ही हा उपक्रम हाती घेतला आहे. यामध्ये ग्रामीण अर्थव्यवस्थेला बळकटी देणारा आणि शेतकरी व शेतमजुरांच्या त्रासाला मुक्ती देण्यासाठी पाणंद रस्ते करण्याचा निर्णय घेतला आहे. या अभियानांतर्गत राज्यातील सर्व पाणंद रस्त्यांवरील अतिक्रमण दूर करणे, त्यांची मोजणी करणे, जिओ रेफरन्सिंगच्या माध्यमातून ते नकाशावर घेणे, प्रत्येक रस्त्याला सांकेतिक क्रमांक देणे, ही कामे या पंधरवड्यात होणार आहेत. पाणंद रस्ते खुले करणारे देशातील महाराष्ट्र हे पहिले राज्य असणार आहे. त्याचबरोबर महापालिका, नगरपालिका क्षेत्रात, तसेच २०११ पूर्वी ज्यांची घरे शासनाने अधिकृत केली आहेत, अशा सुमारे २५ लाख कुटुंबांना प्रॉपर्टी कार्ड दिले जाणार आहे. ५० लाख कुटुंबांना शासनाच्या सेवांचा लाभ मिळणार आहे.प्रश्न : राज्यात महायुतीचे सरकार येऊन नऊ महिने झाले आहेत. या वर्षभरातील नावीन्यपूर्ण उपक्रम कोणते आणि भविष्यातील योजना काय आहेत?बावनकुळे : महसूल खात्यात अनेक प्रकारचे कायदे आहेत. त्यातील काही कायदे जुने झाल्याने ते रद्द करण्याची गरज आहे. उदाहरण सांगायचे झाले तर आम्ही आता तुकडाबंदी कायदा रद्द केला आहे. त्यामुळे राज्यातील ४५ ते ५० लाख कुटुंबीयांना मालकी हक्क मिळणार आहे. महसूलमधील ९० टक्के किचकट कायदे रद्द करून ते कालसुसंगत करण्यावर भर देणार आहे. आधुनिक तंत्रज्ञानाचा वापर करून महसूलच्या कामासाठी नागरिकांना शासकीय कार्यालयांमध्ये खेटे मारावे लागणार नाहीत, यावर भर राहील. मराठवाडा, विदर्भात लोकांच्या जमिनींवर शासनाची नावे लागली आहेत. कोकणामधील जमिनीवर खासगी ‘वन शेरे’ लागले आहेत. देवस्थानांच्या नावाने जमिनी झाल्‍याअसून त्या पुन्हा शेतकऱ्यांच्या नावावर होऊ शकतात. यासह अनेक मोठे बदल महसूल खात्यात होणार आहेत. महसूल खात्याने ऑनलाइन काम करावे, या मुख्यमंत्री देवेंद्र फडणवीस यांच्या आदेशानुसार आम्ही काम करीत आहोत. प्रश्न : महाराष्ट्र मोठे राज्य आहे, असे असताना सहा महसुली विभाग तुम्ही कसे सांभाळता?बावनकुळे : आगामी काळात महाराष्ट्रातील सर्व तलाठी, तहसीलदार, जिल्हाधिकारी, जमाबंदी, जिल्हा अधीक्षकांपासून अप्पर सचिवांनी दिवसभरात काय काम केले आहे, हे आता महसूल वॉर रूममध्ये डॅशबोर्डद्वारे पाहता येणार आहे. त्यामुळे प्रत्येक विभाग, जिल्ह्यावर स्वतंत्रपणे नियंत्रण ठेवणे शक्य होणार आहे. येत्या दोन ते तीन महिन्यांत ही यंत्रणा पूर्णपणे कार्यान्वित होईल. तंत्रज्ञानाच्या वापराने महसुलातील विविध विभागांवर नियंत्रण ठेवणे, कारभारात गतिमानता आणि पारदर्शकता आणणे शक्य आहे. प्रश्न : ओबीसी आरक्षणाच्या उपसमितीच्या समितीचा अजेंडा काय आहे? बावनकुळे : ओबीसी समाजामध्ये ३५३ जातींचा समावेश आहे, त्यांच्या हक्काचे आरक्षण काढून ते मराठा समाजाला दिले जात आहे, असा संभ्रम ओबीसी समाजात निर्माण झाला आहे. इतर समाजाला आरक्षण देत असताना ओबीसींचे नुकसान होऊ देणार नाही, यास आमचे प्राधान्य आहे. मनोज जरांगे पाटील यांच्या आंदोलनाने हा जो संभ्रम निर्माण झाला आहे, तो दूर करण्यासाठी उपसमितीच्या माध्यमातून समाजाची बाजू मांडत आहोत. केंद्र सरकारच्या अनेक योजनांचा फायदा ओबीसी समाजाला होत आहे. तसेच महाराष्ट्रात देवेंद्र फडणवीस यांनी ‘महाज्योती’ची स्थापन केली आहे. या माध्यमातून ओबीसी समाजातील विद्यार्थ्यांना अनेक योजनांचा लाभ होत आहे. ओबीसी समाजाच्या विविध २२ महामंडळांना निधी मिळावा, त्यावर कार्यकर्त्यांची नियुक्ती व्हावी, यासाठी आमचा प्रयत्न असणार आहे. ओबीसीची उपसमिती मराठा समाजाच्या आरक्षणात लुडबूड करणार नाही. पण आम्ही ओबीसीमध्ये चुकीच्या पद्धतीने कोणालाही समाविष्ट होऊ देणार नाही. प्रश्न : जरांगे पाटील यांच्या आंदोलनाशी काडीमात्र संबंध नाही, या शरद पवार यांच्या वक्तव्यावर आपली भूमिका काय?बावनकुळे : शरद पवार यांच्यासारख्या मोठ्या नेत्यावर मी टीका करणे योग्य नाही. पण राज्यातील जनता शरद पवार यांना ओळखते. पवार जे बोलतात, नेमके त्याच्या उलटी स्थिती असते, हे लोकांना माहिती आहे. कोण कोणाला मदत करत आहे? मराठा ओबीसी समाजात कोण वाद लावत आहे? हे लोकांना कळत आहे. ४० वर्षे तुम्ही सत्तेमध्ये होता, तेव्हा मराठा आणि ओबीसी समाजाला न्याय का देऊ शकला नाहीत? देवेंद्र फडणवीस यांचे सरकार आल्यानंतर मराठा समाजाच्या हिताचे अनेक निर्णय झाले. अण्णासाहेब पाटील महामंडळ, ‘सारथी’सारख्या संस्था स्थापन झाल्या आहेत. हे तुम्ही का करू शकला नाहीत? पवारांनी दूरदृष्टी ठेवून निर्णय घेतले असते, तर ही परिस्थिती उद्‍भवली नसती. प्रश्न : ठाकरे बंधू एकत्र येणार आहेत, याकडे आपण कसे बघता?बावनकुळे : राज ठाकरे आणि उद्धव ठाकरे हे राजकारणामुळे एकमेकांपासून दूर गेले होते. पण ते आता याच राजकारणामुळे एकत्र येत आहेत. महाराष्ट्रात भाजपचे एक कोटी ५१ लाख नोंदणीकृत सदस्य आहेत. राज्यातील एक हजार २४५ मंडळांमध्ये अध्यक्षांची निवड झालेली आहे. ८० जिल्ह्यांतील संघटनात्मक नियुक्त्या झालेल्या आहेत. विधानसभेमध्ये महायुतीला तीन कोटी ७८ लाख मतदारांनी मतदान केले आहे. विकास, मजबूत संघटन आणि अभेद्य महायुती या तीन गोष्टींवर आम्ही पुढे जात आहोत. त्यामुळे ठाकरे बंधू एकत्र आले काय किंवा त्यांच्यासोबत शरद पवार गेले काय किंवा काँग्रेस त्यांच्यासोबत गेली काय, तरीही ५१ टक्के मत घेऊन स्थानिक स्वराज्य संस्थांमध्ये आम्ही विजयी होऊ. मुंबईसह सर्व महापालिकांमध्ये महापौर हे महायुतीचेच असणार आहेत. ओबीसी, मराठा आरक्षण हे वाद क्षणिक विषय आहेत. मतदारांना विकासासोबतच जायला आवडते. प्रश्न : राहुल गांधी भाजपवर करीत असलेल्या मत चोरीच्या आरोपाला काय उत्तर द्याल?बावनकुळे : राहुल गांधी हे मोठे नेते आहेत. परंतु त्यांची बुद्धी भ्रष्ट झाली आहे. लोकसभा निवडणुकीला १४, तर विधानसभा निवडणुकीला आठ महिने झाले. आता ते मत चोरीबद्दल बोलत आहेत. २००४ ते २०१९ आणि २०२४ या सर्व विधानसभा निवडणुकांमध्ये भाजपचा उमेदवार कामठी मतदारसंघातून विजयी झाले. काँग्रेसला भाजपपेक्षा ३० ते ४० हजार मतदान कमी पडले. माझ्या मतदारसंघातील जो कामठी शहराचा भाग आहे, तेथे माझ्यापेक्षा काँग्रेसच्या उमेदवाराला १८ हजार जास्त मतदान मिळाले. तरी देखील काँग्रेसचे नेते आंदोलन करतात. मग काँग्रेसला जिथे जास्त मतदान झाले, तेथे त्यांनी मत चोरी केली, असे आम्ही म्हणायचे का? जिथे काँग्रेसचा पराभव होतो, तेथे ईव्हीएम हॅक होतात किंवा मत चोरी केली जाते, असा आरोप केला जातो. राहुल गांधींना स्वतःचे नेतृत्व टिकवणे आणि पक्षाला लागलेली गळती थांबविण्यासाठी असे खोटे नरेटिव्ह सेट करावे लागत आहेत. आगामी निवडणुकीत काँग्रेसची यापेक्षा वाईट स्थिती होणार आहे. प्रश्न : लाडकी बहीण योजनेमुळे महाराष्ट्राचा कर्जाचा बोजा वाढत आहे का?बावनकुळे : मुख्यमंत्री लाडकी बहीण योजनेमुळे ग्रामीण अर्थव्यवस्था मजबूत झालेली आहे. ही योजना अर्थव्यवस्थेला बूस्ट देणारी ठरलेली आहे. ग्रामीण भागातील महिलांना दरवर्षाला १८ हजार रुपये मिळत असल्याने मुलींचे शिक्षण सुरळीत सुरू आहे. या योजनेचा भार निर्माण झाला, तर तो सहन करण्याची ताकद राज्यामध्ये आहे. कोणत्याही योजनेचा निधी कपात केला जात नाही. लाडकी बहीण योजनेमुळे काही प्रमाणात ताण निर्माण झाला असला तरी आगामी दोन वर्षांत सर्व स्थिती सामान्य होईल. (शब्दांकन : ब्रिजमोहन पाटील) सकाळ+ चे सदस्य व्हा ब्रेक घ्या, डोकं चालवा, कोडे सोडवा! शॉपिंगसाठी 'सकाळ प्राईम डील्स'च्या भन्नाट ऑफर्स पाहण्यासाठी क्लिक करा. Read latest Marathi news, Watch Live Streaming on Esakal and Maharashtra News. Breaking news from India, Pune, Mumbai. Get the Politics, Entertainment, Sports, Lifestyle, Jobs, and Education updates. And Live taja batmya on Esakal Mobile App. Download the Esakal Marathi news Channel app for Android and IOS. Follow Us Copyright © 2025 - Sakal Media Pvt Ltd - All rights reserved. Powered by Quintype</w:t>
-      </w:r>
-    </w:p>
-    <w:p>
-      <w:pPr>
-        <w:pStyle w:val="Heading3"/>
-      </w:pPr>
-      <w:r>
-        <w:t>Article 73</w:t>
-      </w:r>
-    </w:p>
-    <w:p>
-      <w:r>
-        <w:t>Title: जमिनीच्या मोजणीनंतरच आता दस्त नोंदणी; महसूल विभागाचा निर्णय…</w:t>
-      </w:r>
-    </w:p>
-    <w:p>
-      <w:r>
-        <w:t xml:space="preserve">URL: </w:t>
-      </w:r>
-      <w:hyperlink r:id="rId81">
-        <w:r>
-          <w:rPr>
-            <w:color w:val="0000FF"/>
-          </w:rPr>
-          <w:t>https://www.loksatta.com/pune/land-measurement-mandatory-for-registration-maharashtra-revenue-bawankule-pune-print-news-ocd-94-5385238/lite/</w:t>
-        </w:r>
-      </w:hyperlink>
-    </w:p>
-    <w:p>
-      <w:r>
-        <w:t>Content: पुणे : कर्नाटक आणि आंध्रप्रदेशच्या धर्तीवर खासगी संस्थांच्या माध्यमातून जमिनीची मोजणी झाल्यानंतरच दस्ताची नोंदणी होणार आहे. दस्ताची नोंदणी झाल्यानंतर त्याचा फेरफार होणार आहे. राज्याच्या महसूल विभागाने हा निर्णय घेतला असून येत्या महिन्याभरात ही प्रक्रिया संपूर्ण राज्यात राबविण्यात येणार आहे. कर्नाटक राज्याच्या धर्तीवर राज्यात खासगी संस्थेच्या माध्यमातून मोजणी केल्यानंतर दस्त नोंदणी करण्याबाबत भूमी अभिलेख विभागात हालचाली सुरू होत्या. त्यानुसार या प्रस्तावाला मंजुरी मिळाली आहे. राज्यस्तरीय सेवा पंधरवडा अभियानावेळी महसूल मंत्री चंद्रशेखर बावनकुळे यांनी याबाबत माहिती दिली. कर्नाटक, आंध्रप्रदेशाच्या धर्तीवर राज्यात जमाबंदी आयुक्तालयांच्या अखत्यारीत १० ते १५ खासगी संस्थांचे भू-कर मापक उपलब्ध करून दिले जाणार आहेत. त्यांच्या माध्यमातून जमिनीची मोजणी केल्याशिवाय आता दस्ताची नोंदणी होणार नाही. दस्ताची नोंदणी झाल्याशिवाय त्या दस्ताचा फेरफार होणार नाही. ही पद्धत आता महिन्यात ही प्रक्रिया राज्यात राबविण्यात येणार आहे, असे बावनकुळे यांनी स्पष्ट केले. गेल्या ३० वर्षांमध्ये शेतकऱ्यांमध्ये असलेल्या आपआपसातील वादाच्या पुणे विभागातील ३३ हजार तक्रारींपैकी सुमारे ११ हजार तक्रारी सोडविण्यात आल्या आहेत. विविध योजनांच्या माध्यमातून सुमारे ५० लाख जनतेपर्यंत पोहोचविण्यात येणार असल्याचा दावाही त्यांनी केला. दरम्यान, स्वामित्व योजनेंतर्गत गरीब नागरिकांना अनुदान म्हणून पाचशे, हजार रुपये देण्याचे प्रस्तावित आहे. मात्र, त्यासाठी ११० कोटी रुपये निधीची आवश्यकता आहे. त्या योजनेच्या माध्यमातून राज्यातील सर्व गरीब जनतेला प्रॉपर्टी कार्ड देण्यात येणार आहे. त्याबाबत योजना केली आहे. राज्यातील सर्व जनतेला प्रॉपर्टी कार्ड उपलब्ध करून देणारे महाराष्ट्र हे देशातील पहिले राज्य ठरणार आहे. तसेच राज्यातील सर्व पाणंद रस्त्यांची मोजणी करून त्यांचे सीमांकन केले जाईल. त्यासाठी मुख्यमंत्री बळीराजा पाणंद रस्ते योजना महसूल खात्यामार्फत सुरू करण्यात येणार असून त्याबाबतचा प्रस्ताव मंत्रीमंडळाच्या बैठकीत मान्यतेला ठेवण्यात येणार आहे. नोंदणी आणि मुद्रांक विभागात आता पासपोर्ट विभागाच्या कार्यालयांसारखी कार्यालये सुरू करण्यात येणार आहेत. त्यासाठी सात गावांची ठिकाणे निश्चित करण्यात आली आहेत. त्यातून विविध सोयी उपलब्ध होणार आहेत. मंत्रालयस्तरावर त्याची वॉर रुम तयार करण्यात आली आहे. वन डिस्ट्रीक्ट वन रजिस्ट्रेशन बरोबर आता वन स्टेट वन रजिस्ट्रेशन आणि फेसलेसद्वारे दस्त नोंदणीचा प्रयोग राबविण्याचा निर्णयही महसूल विभागाने घेतला आहे. ‘चला हवा येऊ द्या’ या कार्यक्रमाने प्रेक्षकांच्या मनात आपली जागा निर्माण केली आहे. या कार्यक्रमाच्या सूत्रसंचलनाची जबाबदारी निलेश साबळेने सांभाळली होती. भाऊ कदम यांनी एका मुलाखतीत निलेश साबळेबद्दल गौरवोद्गार काढले आणि त्याच्या आगामी सिनेमाबद्दल माहिती दिली. भाऊ कदम म्हणाले की, निलेश साबळे प्रामाणिक आहे आणि त्याच्या यशासाठी देवाकडे प्रार्थना करत आहेत.</w:t>
-      </w:r>
-    </w:p>
-    <w:p>
-      <w:pPr>
-        <w:pStyle w:val="Heading3"/>
-      </w:pPr>
-      <w:r>
-        <w:t>Article 74</w:t>
-      </w:r>
-    </w:p>
-    <w:p>
-      <w:r>
-        <w:t>Title: नवीन नागपूर साकारतांना प्रत्येक शेतकऱ्यांला जमिनीचा मोबदला भूसंपादन कायद्याप्रमाणेच मिळेल; महसूल मंत्र्यांचा दावा</w:t>
-      </w:r>
-    </w:p>
-    <w:p>
-      <w:r>
-        <w:t xml:space="preserve">URL: </w:t>
-      </w:r>
-      <w:hyperlink r:id="rId82">
-        <w:r>
-          <w:rPr>
-            <w:color w:val="0000FF"/>
-          </w:rPr>
-          <w:t>https://www.lokmat.com/nagpur/while-creating-a-new-nagpur-every-farmer-will-get-compensation-for-their-land-as-per-the-land-acquisition-act-revenue-minister-claims-a-a382-c1000/</w:t>
-        </w:r>
-      </w:hyperlink>
-    </w:p>
-    <w:p>
-      <w:r>
-        <w:t>Content: हिंदी | English सोमवार २२ सप्टेंबर २०२५ FOLLOW US : शहरं व्हिडीओ सखी आणखी By योगेश पांडे | Updated: September 15, 2025 16:14 IST2025-09-15T16:03:08+5:302025-09-15T16:14:50+5:30 लोकमत न्यूज नेटवर्कनागपूर : नवीन नागपूर साकारताना राज्य सरकारकडून सर्वच बाजूंचा विचार करण्यात येत आहे. तेथील शेतकऱ्यांचे कुठल्याही परिस्थितीत नुकसान होणार नाही, प्रत्येक शेतकऱ्यांना त्यांचा जमिनीचा मोबदला भूसंपादन कायद्याप्रमाणे मिळेल, असा दावा महसूलमंत्री चंद्रशेखर बावनकुळे यांनी केला आहे. नागपुरात सोमवारी ते प्रसारमाध्यमांशी बोलत होते. नवीन नागपूरसंदर्भात काही जणांमध्ये संभ्रम निर्माण करण्याचे प्रयत्न सुरू आहेत. मात्र जेव्हा प्रत्यक्षात जमिनींचे संपादन होईल तेव्हा शेतकऱ्यांशी थेट चर्चा करण्यात येईल. नियमाप्रमाणे त्यांना मोबदला देण्यात येईल. त्याबाबत त्यांनी निश्चिंत रहावे असे बावनकुळे म्हणाले.बंजारा आरक्षण मोर्चावरदेखील त्यांनी भाष्य केले. प्रत्येक समाजाची मागणी त्या समाजाला न्याय मिळण्यासाठी येत असते. आरक्षणाचे नियम कायदे आहेत व आरक्षणामध्ये कुठल्याही समाजाची एंट्री करायची असेल तर तसा प्रस्ताव केंद्र सरकारकडे पाठवावा लागतो. बंजारा आरक्षणाबाबत जी मागणी आली आहे त्याबाबत त्यांच्याशी चर्चा करण्यात येईल, असे बावनकुळे यांनी सांगितले. पीक नुकसानीची भरपाई देणार शेतकऱ्यांच्या शेतीमधील पिकाच्या नुकसान भरपाईबद्दल मुख्यमंत्र्यांनी अगोदरच प्रशासनाला सूचना दिल्या आहेत. शेतकऱ्यांचे जे नुकसान झाले आहे त्याची नियमानुसार भरपाई देण्याची शासनाची तयारी आहे. त्या दृष्टीने पंचनामेदेखील सुरू झाले आहेत, अशी माहिती बावनकुळे यांनी दिली. उद्धव ठाकरेंचा तोल घसरलेला आहे उद्धव ठाकरेंचा तोल घसरलेला आहे. काँग्रेसने त्यांना सोडून गेलेली आहे हे त्यांना माहिती आहे. महाविकास आघाडीचे अनेक लोक नाराज होऊन तोंड फिरवत आहेत. मतांचे राजकारण करण्याची उद्धव यांनी जी खेळी केली होती ती आता फसली आहे. त्यामुळे निराश झाल्याने अशी वाट्टेल तशी वक्तव्ये करत आहेत, असे बावनकुळे म्हणाले. FOLLOW US : Copyright © 2025 Lokmat Media Pvt Ltd</w:t>
-      </w:r>
-    </w:p>
-    <w:p>
-      <w:pPr>
-        <w:pStyle w:val="Heading3"/>
-      </w:pPr>
-      <w:r>
-        <w:t>Article 75</w:t>
-      </w:r>
-    </w:p>
-    <w:p>
-      <w:r>
-        <w:t>Title: काळूसच्या शेतकऱ्यांवर अन्याय न करता योग्य निर्णय घेणार;महसूलमंत्री बावनकुळेंनी दिले आश्वासन</w:t>
-      </w:r>
-    </w:p>
-    <w:p>
-      <w:r>
-        <w:t xml:space="preserve">URL: </w:t>
-      </w:r>
-      <w:hyperlink r:id="rId83">
-        <w:r>
-          <w:rPr>
-            <w:color w:val="0000FF"/>
-          </w:rPr>
-          <w:t>https://www.lokmat.com/pune/pune-news-will-take-the-right-decision-without-doing-injustice-to-kalus-farmers-bawankule-a-a1008/</w:t>
-        </w:r>
-      </w:hyperlink>
-    </w:p>
-    <w:p>
-      <w:r>
-        <w:t>Content: हिंदी | English सोमवार २२ सप्टेंबर २०२५ FOLLOW US : शहरं व्हिडीओ सखी आणखी By ऑनलाइन लोकमत | Updated: September 18, 2025 20:48 IST2025-09-18T20:47:05+5:302025-09-18T20:48:32+5:30 शेलपिंपळगाव : चासकमान आणि भामा-आसखेड प्रकल्पाचे कालवे रद्द झाल्यामुळे खेड तालुक्यातील मौजे काळूस गावाचे लाभक्षेत्र संपुष्टात आले आहे. या पार्श्वभूमीवर येथील बेकायदा पुनर्वसनाचे शिक्के रद्द करण्याच्या मागणीसाठी रयत क्रांती संघटना व बाधित शेतकऱ्यांच्या आंदोलनानंतर, मुंबईत मंगळवारी (दि. १६) महसूलमंत्री चंद्रशेखर बावनकुळे यांच्या अध्यक्षतेखाली महत्त्वपूर्ण बैठक पार पडली. शेतकऱ्यांवर कोणताही अन्याय न करता योग्य तो निर्णय घेतला जाईल, असे आश्वासन महसूलमंत्र्यांनी दिले. शासन निर्णयानुसार चासकमान आणि भामा-आसखेड प्रकल्पाचे कालवे रद्द झाल्याने मौजे काळूस गावाचे लाभक्षेत्र संपुष्टात आले आहे. ज्यामुळे पुनर्वसनाची मूळ गरजच उरली नाही. त्यामुळे, येथील शेतकऱ्यांच्या सातबारा उताऱ्यावरील पुनर्वसन शिक्के काढण्याची मागणी रयत क्रांती संघटनेने केली आहे. या मागणीसाठी काळूस येथे तब्बल २७ दिवस बाधित शेतकऱ्यांनी उपोषण केले आहे. बैठकीदरम्यान, महसूलमंत्र्यांनी सर्व वस्तुस्थिती आणि संबंधित कायदेशीर बाबी समजून घेतल्या. या बेकायदा पुनर्वसनासंदर्भात सर्वंकष अभ्यास केला जाईल. तसेच, शेतकऱ्यांचे म्हणणे ऐकून त्यांना विश्वासात घेऊनच अंतिम निर्णय घेतला जाईल. कोणताही अन्याय होणार नाही याची खात्री सरकार देईल, असे त्यांनी स्पष्ट केले. यासंदर्भात जिल्हाधिकाऱ्यांना तात्काळ अहवाल सादर करण्याच्या सूचना महसूलमंत्री बावनकुळे यांनी दिल्या आहेत. या बैठकीला मदत व पुनर्वसन मंत्री मकरंद पाटील, आमदार गोपीचंद पडळकर, माजी मंत्री सदाभाऊ खोत, डॉ. राम गावडे, संघटनेचे माजी प्रदेशाध्यक्ष शिवनाथ जाधव, जिल्हाध्यक्ष सुभाष पवळे, भानुदास शिंदे, गजानन गांडेकर, सरफराज शेख, विश्वनाथ पोटवडे, संतोष खलाटे, विठ्ठल आरगडे, भरत आरगडे, मिनीनाथ साळुंखे, सुरेश कौटकर, विकास खैरे आदींसह मदत व पुनर्वसन, महसूल विभाग आणि जलसंपदा विभागाचे वरिष्ठ अधिकारी उपस्थित होते. FOLLOW US : Copyright © 2025 Lokmat Media Pvt Ltd</w:t>
-      </w:r>
-    </w:p>
-    <w:p>
-      <w:pPr>
-        <w:pStyle w:val="Heading3"/>
-      </w:pPr>
-      <w:r>
-        <w:t>Article 76</w:t>
-      </w:r>
-    </w:p>
-    <w:p>
-      <w:r>
-        <w:t>Title: Chandrapur BJP news । महाराष्ट्रात विकासाचे सरकार; भाजप कार्यकर्त्यांच्या अथक परिश्रमाचे फळ – चंद्रशेखर बावनकुळे</w:t>
-      </w:r>
-    </w:p>
-    <w:p>
-      <w:r>
-        <w:t xml:space="preserve">URL: </w:t>
-      </w:r>
-      <w:hyperlink r:id="rId84">
-        <w:r>
-          <w:rPr>
-            <w:color w:val="0000FF"/>
-          </w:rPr>
-          <w:t>https://news34.in/2025/09/chandrapur-bjp-news-development-updates/</w:t>
-        </w:r>
-      </w:hyperlink>
-    </w:p>
-    <w:p>
-      <w:r>
-        <w:t>Content: News 34 Chandrapur BJP news : चंद्रपूर २१ सप्टेंबर २०२५ – कार्यकर्त्यांच्या अथक परिश्रम आणि जनतेच्या विश्वासामुळेच महाराष्ट्रात विकासाचे सरकार स्थापन झाले. आपल्या एका मताने विकसित भारताचा संकल्प पूर्ण होत आहे. त्यामुळे कार्यकर्त्यांनी आत्मविश्वासाने आगामी सर्व निवडणुकांत विजय मिळवून कमळ फुलवावे, मुख्यमंत्री देवेंद्र फडणवीस यांच्या नेतृत्वातील सरकार घरपट्ट्यांपासून वीजदर कपातीपर्यंत सर्व वचने पूर्ण करणार असे प्रतिपादन महसूल मंत्री तथा भाजपचे ज्येष्ठ नेते चंद्रशेखर बावणकुळे यांनी केले. गटबाजीमुळे चंद्रपूर भाजपची डोकेदुखी वाढणार भारतीय जनता पार्टी चंद्रपूर महानगरतर्फे जैन भवन येथे कार्यकर्ता सन्मान सोहळ्याचे आयोजन करण्यात आले होते. यावेळी ते बोलत होते. या कार्यक्रमाला राष्ट्रीय ओबीसी आयोगाचे अध्यक्ष हंसराज अहिर, आमदार किशोर जोरगेवार, माजी आमदार सुधाकर कोहळे, महानगर अध्यक्ष सुभाष कासनगोट्टूवार, जिल्हा मध्य वर्ती बँकेचे अध्यक्ष रविंद्र शिंदे, ज्येष्ठ नेते विजय राऊत, माजी महापौर राखी कंचर्लावार, महिला आघाडी अध्यक्ष छबु वैरागडे, युवा मोर्चा प्रदेश उपाध्यक्ष रघुवीर अहिर, नामदेव डाहुले, युवा मोर्चा अध्यक्ष मयूर हेपट, महामंत्री रवी गुरुनुळे, श्याम कनकम, मनोज पाल, सविता दंढारे, विधानसभा अध्यक्ष दशरथसिंह ठाकूर, महिला अध्यक्ष वंदना हजारे, मंडळ अध्यक्ष प्रदीप किरमे, विनोद खेवले, सुभाष अदमाने, स्वप्निल डुकरे, अरुण तिखे यांच्यासह माजी नगरसेवक व इतर पदाधिकाऱ्यांची मंचावर उपस्थिती होती. Chandrapur BJP news बावणकुळे म्हणाले की, तीन कोटी सतर लाख मतांची ताकद घेऊन आणि ५१ टक्क्यांहून अधिक मते मिळवत मुख्यमंत्री देवेंद्र फडणवीस यांचे सरकार सत्तेत आले. हे यश इंदिरा गांधी आणि राजीव गांधी यांनाही शक्य झाले नाही, मात्र कार्यकर्त्यांच्या जोरावर आपण ते घडवून आणले.” ते पुढे म्हणाले की, या कार्यकर्त्यांच्या ताकदीमुळे शेतकऱ्यांकडून वीजबिल न घेण्याचा ऐतिहासिक निर्णय घेता आला. घरपट्ट्यांसह ३६ महत्त्वाच्या विषयांवर निर्णय झाले असून ५० हजार नागरिकांना कायमस्वरूपी पट्टे देण्यात येणार आहेत. विजेचे दर कमी करून साडे पाच रुपये प्रति युनिट एवढीच वसुली करण्याचा निर्णय मुख्यमंत्री देवेंद्र फडणवीस यांनी घेतला आहे. महाराष्ट्राला देशातील सर्वात विकसित राज्य करण्याचा त्यांचा संकल्प आहे. Maharashtra electricity tariff reduction 2025 आगामी स्थानिक स्वराज्य संस्थांच्या निवडणुका बाबत बावणकुळे म्हणाले की, “नगरपरिषद, जिल्हा परिषद आणि महानगरपालिका या सर्व निवडणुका आपण जिंकल्या पाहिजेत. आपले सरकार हे वचनपूर्ती करणारे, विकासाच्या माध्यमातून काम करणारे सरकार आहे. ओबीसींवर अन्याय होणार नाही, त्यांच्या हक्काच्या एका टक्यालाही कुणाचा हात लागणार नाही. प्रत्येक समाजाला समान न्याय देणे हीच आमची भूमिका आहे. चंद्रपूरातील प्रत्येक घराला आखीव प्रपत्रिका देण्यात येणार असून गरिबांना घरासाठी अडीच लाख रुपयांची मदत मिळणार आहे. या सर्व योजना कार्यकर्त्यांनी प्रत्येक घराघरात पोहोचवल्या पाहिजेत. chandrapur house patta scheme 2025 आमदार किशोर जोरगेवार यांच्या नेतृत्वात चंद्रपूर शहरात उत्तम कार्यकारिणी तयार झाली आहे. पक्षाचा प्रत्येक कार्यकर्ता हा कार्यक्षम आहे. जोरगेवार यांचे नेतृत्व आणि हंसराज अहिर यांचे मार्गदर्शन आपल्याला लाभले आहे. मतदारसंघातील कामे करण्यासाठी जोरगेवार यांची धडपड आम्ही पाहिली आहे. उत्तम काम करणाऱ्या दहा आमदारांमध्ये त्यांचे नाव आहे. त्यांच्या कामामुळे ते मुख्यमंत्री देवेंद्र फडणवीस यांचे निकटवर्तीय असून मुख्यमंत्री त्यांना कधीच खाली हाताने पाठवत नाहीत. त्यामुळे आपल्या प्रभागातील परिसरातील कामे आपण करून घ्यावीत, नागरिकांच्या अपेक्षा पूर्ण कराव्यात, असे ते कार्यकर्त्यांना संबोधित करताना म्हणाले. या कार्यक्रमात बोलताना राष्ट्रीय ओबीसी आयोगाचे अध्यक्ष हंसराज अहिर म्हणाले की, मुख्यमंत्री देवेंद्र फडणवीस यांच्या नेतृत्वाखाली स्वच्छ मंत्रीमंडळ कार्यरत आहे. नागरिकांना घरे देण्याचा घेतलेला निर्णय हा मोठा असून यामुळे नागरिकांची जुनी मागणी पूर्ण होणार आहे. या सरकारमुळे राज्याच्या विकासाला गती मिळत आहे. bjp karykarta sanman यावेळी आमदार जोरगेवार म्हणाले की, घरपट्ट्याच्या मागणीसंदर्भात मंत्री बावणकुळे यांनी तात्काळ मुंबईत बैठक घेऊन प्रश्न मार्गी लावला. सत्तेचा लाभ शेवटच्या घरापर्यंत पोहोचविण्याचे कार्य त्यांच्या माध्यमातून सुरू आहे.चंद्रपूरमध्ये आयोजित माता महाकाली महोत्सवादरम्यान निघणारी पालखी ही विदर्भातील सर्वात मोठी पालखी असून या मंदिर परिसराच्या विकासासाठी राज्य सरकार सकारात्मक असल्याचेही ते म्हणाले. मुख्यमंत्री देवेंद्र फडणवीस यांच्या नेतृत्वाखाली महाराष्ट्र प्रगती करत असून चंद्रपूर मतदारसंघाचाही विकास होत आहे. येणाऱ्या सर्व निवडणुका भारतीय जनता पक्ष जिंकणार असल्याचा विश्वास यावेळी आमदार किशोर जोरगेवार यांनी व्यक्त केला. Chandrapur BJP news या वेळी नवनियुक्त पदाधिकाऱ्यांना ना. चंद्रशेखर बावणकुळे यांच्या उपस्थितीत सन्मानपत्र प्रदान करण्यात आले. कार्यक्रमाला भाजप पदाधिकारी व कार्यकर्ते मोठ्या संख्येने उपस्थित होते.या कार्यकर्ता मेळाव्यामुळे भाजप कार्यकर्त्यांमध्ये नवचैतन्य निर्माण झाले असून, येणाऱ्या निवडणुकांत विजयाची पताका फडकवण्याचा निर्धार व्यक्त करण्यात आला. Comment Save my name, email, and website in this browser for the next time I comment. Privacy Policy I Diclamer I Terms &amp; Condition I About I Contact Us</w:t>
-      </w:r>
-    </w:p>
-    <w:p>
-      <w:pPr>
-        <w:pStyle w:val="Heading3"/>
-      </w:pPr>
-      <w:r>
-        <w:t>Article 77</w:t>
-      </w:r>
-    </w:p>
-    <w:p>
-      <w:r>
-        <w:t>Title: शरद पवारांचा महाराष्ट्राला वेगळ्या दिशेने नेण्याचा प्रयत्न:बावनकुळेंचा आरोप, म्हणाले - सामाजिक तेढ निर्माण होणार नाही याची काळजी घ्यावी</w:t>
-      </w:r>
-    </w:p>
-    <w:p>
-      <w:r>
-        <w:t xml:space="preserve">URL: </w:t>
-      </w:r>
-      <w:hyperlink r:id="rId85">
-        <w:r>
-          <w:rPr>
-            <w:color w:val="0000FF"/>
-          </w:rPr>
-          <w:t>https://divyamarathi.bhaskar.com/amp/local/maharashtra/news/chandrashekhar-bawankule-criticizes-sharad-pawar-maratha-obc-upsamiti-135950317.html</w:t>
-        </w:r>
-      </w:hyperlink>
-    </w:p>
-    <w:p>
-      <w:r>
-        <w:t>Content: ओबीसी आणि मराठा उपसमितीवर भाष्य करताना, ऐक्य घडवायचे तर समित्यांत एकाच जातीचे लोक का? सरकारने इथे सामंजस्य निर्माण करून दोघात एकता करायला पाहिजे होती, असे मत शरद पवारांनी मांडले होते. शरद पवारांच्या या भूमिकेवर चंद्रशेखर बावनकुळे यांनी टीका केली आहे. शरद पवारांचा महाराष्ट्राला वेगळ्या दिशेने नेण्याचा प्रयत्न सुरू असल्याची टीका महसूल मंत्री चंद्रशेखर बावनकुळे यांनी केली आहे. सामाजिक तेढ निर्माण होणार नाही, यासाठी शरद पवारांनी काळजीपूर्वक बोलले पाहिजे, असेही ते म्हणालेत. राज्य सरकारने हैदराबाद गॅझेज लागू केल्यानंतर ओबीसी संघटना आक्रमक झाल्या आहेत. याशिवाय बंजारा आणि धनगर समाजही हैदराबाद गॅझेटनुसार आरक्षण देण्याच्या मागणीसाठी आग्रही असल्याचे दिसून येत आहे. यावर महाराष्ट्रातील समाजिक वीण उसवत असल्याची प्रतिक्रिया शरद पवार यांनी दिली होती. नेमके काय म्हणाले चंद्रशेखर बावनकुळे? शरद पवार हे महाराष्ट्राला वेगळ्या दिशेने नेण्याचे काम करत असल्याचा आरोप महसूल मंत्री चंद्रशेखर बावनकुळे यांनी केला आहे. समाजात तेढ निर्माण होणार नाही, यासाठी पवार साहेबांनी काळजीपूर्वक बोलले पाहिजे. मराठा आणि ओबीसी समाजाच्या उपसमित्या समाजामध्ये एकरुपता आणण्यासाठी, समाज एकसंघ करण्यासाठी तसेच महाराष्ट्राला मजबूत करण्यासाठी आणि समाजातील तेढ कमी करण्यासाठी निर्माण करण्यात आल्या आहेत, असे चंद्रशेखर बावनकुळे म्हणालेत. शरद पवार काय म्हणाले होते? शरद पवार यांनी आज कोल्हापूर दौऱ्यावर असताना माध्यमांशी संवाद साधला होता. यावेळी त्यांनी आरक्षणावरून सुरू असलेल्या वादावर प्रश्न विचारण्यात आला असता, सामंजस्य राहावे, एकीची वीण कायम रहावी हे सगळ्यांनाच वाटते. मुख्यमंत्री, उपमुख्यमंत्री, भुजबळ यांनी एकत्र बसून राज्यात सामंजस्य राहावे यासाठी प्रयत्न करावेत. कारण गावागावात कटुता निर्माण झाली आहे आणि हे घातक नक्कीच आहे. विखेंची समितीमध्ये सगळ्या जातीचे सदस्य आहेत. दुसरीकडे, बावनकुळे यांच्या समितीत सगळे ओबीसी सदस्य आहेत. अशात सामाजिक कटुता कशी कमी होईल? असा सवाल शरद पवार यांनी उपस्थित केला. कटुता इतकी निर्माण झाली आहे की, एकमेकांच्या व्यवसायाकडे लोक जात नाहीत. हे चित्र महाराष्ट्रात कधीही नव्हते, असेही शरद पवार म्हणाले होते. हे ही वाचा... OBC वर दुहेरी भूमिका चालणार नाही:सामंजस्याने प्रश्न सुटला पाहिजे म्हणणारे शरद पवार सर्वपक्षीय बैठकीला का आले नाही? -भुजबळ मराठा आरक्षणासंदर्भात बोलावलेल्या सर्व पक्षीय बैठकीला शरद पवार तसेच विरोधी पक्षाचे लोक आले नाहीत. आणि आता सामंजस्याने प्रश्न सुटला पाहिजे असे पवार म्हणतात. ते सर्व पक्षीय बैठकीला का आले नाही?, असा रोखठोक सवाल ओबीसी नेते आणि राष्ट्रवादी अजित पवार गटाचे ज्येष्ठ मंत्री छगन भुजबळ यांनी गुरूवारी येथे माध्यमांशी बोलताना केला. सविस्तर वाचा... Copyright © 2024-25 DB Corp ltd., All Rights Reserved This website follows the DNPA Code of Ethics.</w:t>
-      </w:r>
-    </w:p>
-    <w:p>
-      <w:pPr>
-        <w:pStyle w:val="Heading3"/>
-      </w:pPr>
-      <w:r>
-        <w:t>Article 78</w:t>
-      </w:r>
-    </w:p>
-    <w:p>
-      <w:r>
-        <w:t>Title: Vijay Wadettiwar Vs Chandrashekhar Bawankule | आरक्षणाचा GR, वडेट्टीवारांचा एल्गार | Marathi News</w:t>
-      </w:r>
-    </w:p>
-    <w:p>
-      <w:r>
-        <w:t xml:space="preserve">URL: </w:t>
-      </w:r>
-      <w:hyperlink r:id="rId86">
-        <w:r>
-          <w:rPr>
-            <w:color w:val="0000FF"/>
-          </w:rPr>
-          <w:t>https://lokmat.news18.com/videos/video/vijay-wadettiwar-vs-chandrashekhar-bawankule-reservation-gr-wadettiwar-s-elgar-marathi-news-1075795.html</w:t>
-        </w:r>
-      </w:hyperlink>
-    </w:p>
-    <w:p>
-      <w:r>
-        <w:t>Content: Vijay Wadettiwar Vs Chandrashekhar Bawankule | आरक्षणाचा GR, वडेट्टीवारांचा एल्गार | Marathi News Lokmat is one of the leading YouTube News channels which delivers news from across Maharashtra, India and the world 24x7 in Marathi. Stay updated on all the current events shaping Maharashtra's politica... Follow us on Download News18 App</w:t>
-      </w:r>
-    </w:p>
-    <w:p>
-      <w:pPr>
-        <w:pStyle w:val="Heading3"/>
-      </w:pPr>
-      <w:r>
-        <w:t>Article 79</w:t>
-      </w:r>
-    </w:p>
-    <w:p>
-      <w:r>
-        <w:t>Title: Chandrashekhar Bawankule: महाराष्ट्रात 81 नवे तालुके अन् 20 नवे जिल्हे? महसूलमंत्री चंद्रशेखर बावनकुळेंनी दिले मोठे संकेत</w:t>
-      </w:r>
-    </w:p>
-    <w:p>
-      <w:r>
-        <w:t xml:space="preserve">URL: </w:t>
-      </w:r>
-      <w:hyperlink r:id="rId87">
-        <w:r>
-          <w:rPr>
-            <w:color w:val="0000FF"/>
-          </w:rPr>
-          <w:t>https://sarkarnama.esakal.com/amp/story/maharashtra/chandrashekhar-bawankule-big-statement-on-maharashtra-new-20-districts-81-talukas-dk88</w:t>
-        </w:r>
-      </w:hyperlink>
-    </w:p>
-    <w:p>
-      <w:r>
-        <w:t>Content: Chandrapur News: राज्यात नवीन जिल्हे तयार केले जाणार आहेत, अशा आशयाची एक पोस्ट काही दिवसांपासून समाज माध्यमांवर व्हायरल होत आहे. आता याचसंदर्भात राज्याचे महसूलमंत्री चंद्रशेखर बावनकुळे यांनी मोठं विधान केलं आहे. महाराष्ट्र राज्याचे महसूलमंत्री चंद्रशेखर बावनकुळे (Chandrashekhar Bawankule) यांनी चंद्रपूरमध्ये शनिवारी (ता.20) महत्त्वाची माहिती समोर आणली आहे. त्यांनी राज्य सरकारकडे तब्बल 81 नवे तालुके आणि 20 नवे जिल्हे तयार करण्यासंदर्भातला प्रस्ताव आल्याचं म्हटलं आहे. या त्यांच्या विधानानंतर आता पुन्हा एकदा राज्यात नवे तालुके आणि जिल्हे तयार होणार असल्याच्या चर्चांना उधाण येण्याची शक्यता आहे. मात्र, मंत्री चंद्रशेखर बावनकुळे यांनी राज्य सरकारसमोर जरी हा प्रस्ताव आला असला तरी आहे, त्यावर तत्काळ निर्णय घेतला जाणार नसल्याचं स्पष्टीकरणही त्यांनी दिलं आहे. ते म्हणाले, राज्याची भौगोलिक परिस्थितीचा विचार करुन आणि जोपर्यंत 2021 ची जनगणना पूर्ण होत नाही आणि त्याचा तपशील समोर येत नाही, तोपर्यंत नवे तालुके आणि नवे जिल्ह्यांसंदर्भात कोणताही निर्णय घेतला जाणार नसल्याची भूमिका बावनकुळे यांनी स्पष्ट केली आहे. मंत्री चंद्रशेखर बावनकुळे यांनी जनगणनेचा अहवाल आल्यानंतर नवे तालुके आणि जिल्ह्यांबाबत निर्णय होईल असे संकेतही दिले आहेत. दरम्यान, नवीन जिल्हे होण्याची चर्चा दोन वर्षांपासून सुरू आहे. पण मंत्री राधाकृष्ण विखे-पाटील यांनी त्यावेळी विधानसभेत या चर्चांना पू्र्णविराम दिला होता. 2023 मध्ये राधाकृष्ण विखे पाटील(Radhakrishna Vikhe Patil) हे महसूल मंत्री होते. त्यांनी विधानसभेत बोलताना त्यांनी नवीन जिल्हे होण्याच्या चर्चांना ब्रेक लावला होता. महाराष्ट्रामध्ये सध्या 36 जिल्हे आणि 358 तालुके आहेत. मुंबई शहर जिल्ह्यात एकही तालुका नाही, त्यामुळे तालुक्यांची संख्या जिल्ह्यांपेक्षा जास्त आहे. तसेच प्रशासकीय विभाग हे जिल्हे कोकण, पुणे, नाशिक, छत्रपती संभाजीनगर, अमरावती आणि नागपूर या सहा विभागांमध्ये विभागले आहेत. ग्रामीण भागात 33 जिल्हा परिषदा, 351 पंचायत समित्या आणि 27,906 ग्रामपंचायती आहेत. नवीन तालुके आणि जिल्ह्यांच्या निर्मितीमुळे प्रशासनात सुलभता येऊन स्थानिक विकासाला गती मिळण्यास मोठी मदत होते. मात्र,याचवेळी राज्याच्या तिजोरीवर या प्रक्रियेसाठी मोठा आर्थिक भार आणि प्रशासकीय अडचणी येत असतात. सरकारनामाचे सदस्य व्हा शॉपिंगसाठी 'सकाळ प्राईम डील्स'च्या भन्नाट ऑफर्स पाहण्यासाठी क्लिक करा. Read Latest Marathi Political News, Breaking Political News from Maharashtra, India, Pune &amp; Mumbai at Sarkarnama. To Get Live Political Marathi News on Mobile, Download the Sarkarnama Mobile App for Android and IOS. सरकारनामा आता सर्व सोशल मीडिया प्लॅटफॉर्मवर. ताज्या राजकीय घडामोडींसाठी फेसबुक, ट्विटर, इन्स्टाग्राम, शेअर चॅट, टेलिग्रामवर आणि व्हॉट्सॲप आम्हाला फॉलो करा. तसेच, सरकारनामा यूट्यूब चॅनेलला आजच सबस्क्राइब करा. Copyright © 2025 Sakal Media Group – All Rights Reserved</w:t>
-      </w:r>
-    </w:p>
-    <w:p>
-      <w:pPr>
-        <w:pStyle w:val="Heading3"/>
-      </w:pPr>
-      <w:r>
-        <w:t>Article 80</w:t>
-      </w:r>
-    </w:p>
-    <w:p>
-      <w:r>
-        <w:t>Title: Bjp News : महाराष्ट्र भाजपवर चंद्रशेखर बावनकुळेंची जादू कायम; प्रदेशाध्यक्ष रवींद्र चव्हाण 15 दिवसांत घेणार मोठा निर्णय</w:t>
-      </w:r>
-    </w:p>
-    <w:p>
-      <w:r>
-        <w:t xml:space="preserve">URL: </w:t>
-      </w:r>
-      <w:hyperlink r:id="rId88">
-        <w:r>
-          <w:rPr>
-            <w:color w:val="0000FF"/>
-          </w:rPr>
-          <w:t>https://sarkarnama.esakal.com/amp/story/maharashtra/maharashtra-bjp-chandrashekhar-bawankule-magic-continues-ravindra-chavan-big-decision-15-days-sw79</w:t>
-        </w:r>
-      </w:hyperlink>
-    </w:p>
-    <w:p>
-      <w:r>
-        <w:t>Content: Mumbai News : भाजपचे प्रदेशाध्यक्ष रवींद्र चव्हाण यांना पदभार स्वीकारून अडीच महिने झाले आहेत. मात्र, त्यानंतरही महसूलमंत्री चंद्रशेखर बावनकुळे यांचे पक्षावरील गारुड कायम आहे. बावनकुळे यांच्या काळात नेमण्यात आलेल्या कार्यकारणीसोबत ते काम करीत असल्याने त्याचा परिणाम जाणवत आहे. चव्हाण यांना येत्या काळात नवीन कार्यकारिणी नियुक्त करायची आहे. त्यासाठी प्रत्येक विभागातून त्याच उद्देशाने नावे मागविण्यात आली आहेत. त्यामुळे ही नावे मिळताच येत्या पंधरा दिवसाच्या काळात प्रदेश भाजपची नवी कार्यकारिणी अस्त्तित्वात येणार आहे. त्यानंतर खऱ्या अर्थाने रवींद्र चव्हाण यांना मनाप्रमाणे काम करणे सोपे जाणार आहे. आगामी काळात होत असलेल्या स्थानिक स्वराज्य संस्थेच्या निवडणुका डोळयांसमोर ठेवून गेल्या सहा महिन्यात काँग्रेस, भाजप (BJP) व राष्ट्रवादी काँग्रेस शरदचंद्र पवार पक्षाने प्रदेशाध्यक्ष बदलले आहेत. भाजपकडून गेल्या अनेक दिवसापासून संघटनात्मक निवडणुका पार पडल्यानंतर भाजपच्या प्रदेशाध्यक्ष पदाची सूत्रे रवींद्र चव्हाण यांनी हाती घेतली आहेत. त्यांनी पदभार स्वीकारून अडीच ते तीन महिन्याचा कालावधी झाला आहे. मात्र, त्यांच्या मनाप्रमाणे कामी करताना अडचणी येत आहेत. त्यामुळेच आता प्रदेश कार्यकारिणीसाठी राज्यातील प्रत्येक विभागातून नावे मागवली आहेत. येत्या पंधरा दिवसात प्रदेश भाजपचे नवीन कार्यकारिणी झाल्यानंतर रवींद्र चव्हाण (Ravindra Chavan) मांडपक्की करतील असे दिसते. तीन महिन्यापूर्वी जरी चंदरशेखर बावनकुळे यांनी प्रदेशाध्यक्षपदाचा राजीनामा दिला आहे. मात्र, या पदावरून बावनकुळे अजूनही मनाने मोकळे झाले नाहीत. गेली अनेक वर्ष त्यांनी या पदावर काम केले आहे त्यामुळे साहजिक ही आहे. त्यांनीच वाढवलेल्या झाडाच्या सावलीकडे राहणे कोणालाही पसंत पडते. त्यामुळेच भाजपमध्ये रवींद्र चव्हाण मात्र अजूनही अडचणीतच दिसत आहेत. प्रदेशाध्यक्ष पदाची सूत्रे चव्हाण यांनी जरी हाती घेतली असली तरी कार्यकारिणीवर बावनकुळे यांचे वर्चस्व अद्याप दिसून येते. त्याचमुळे आता येत्या काळात नवी कार्यकारिणी निवडली जाणार आहे. त्यासाठी सर्वच जिल्ह्यातून नावे मागवली आहेत. ही नावे आल्यानंतर नवीन कार्यकारिणीची घोषणा करण्यात येणार आहे. त्यामध्ये चव्हाण समर्थक मंडळी राहणार असल्याने येत्या काळात काम करताना अडचणी येणार नाहीत. येत्या चार महिन्याच्या कालावधीत जिल्हा परिषद, पंचायत समिती, नगरपालिका, नगरपंचायती व महानगरपालिकांची निवडणूक होणार आहे. त्यामुळे सर्वांचे त्याकडे लक्ष लागले आहे. सर्वच पक्षाकडून तयारी केली जात आहे. भाजपने देखील जोमाने तयारी सुरु केली आहे. रवींद्र चव्हाणांपुढे आव्हानांची शर्यत नव्या कार्यकारिणीशिवाय प्रदेशाध्यक्षांना निर्णय घेण्यासाठी आणि पक्षाचे कामकाज प्रभावीपणे चालवण्यासाठी अनेक अडचणी येतात. त्यांना त्यांच्याच टीमसोबत काम करण्याची संधी मिळत नाही. यामुळे, बावनकुळेंच्या टीमसोबत काम करत असताना त्यांना अनेक महत्त्वाचे निर्णय घेण्याआधी विचार करावा लागत आहे. हीच स्थिती "अडथळ्यांची शर्यत" म्हणून पाहिली जात आहे. लवकरच नव्या कार्यकारिणीची घोषणा पक्षश्रेष्ठींकडून लवकरच नव्या कार्यकारिणीची घोषणा होण्याची शक्यता आहे. रवींद्र चव्हाण हे देवेंद्र फडणवीस यांच्या जवळचे मानले जातात. त्यामुळे नव्या कार्यकारिणीत फडणवीस आणि चव्हाण यांच्या सहमतीनेच निर्णय घेतला जाईल, असे म्हटले जाते. नव्या कार्यकारिणीची घोषणा झाल्यानंतरच रवींद्र चव्हाण खऱ्या अर्थाने भाजप प्रदेशाध्यक्ष म्हणून आपली 'छाप' पाडू शकतील, असे राजकीय निरीक्षकांचे म्हणणे आहे. सरकारनामाचे सदस्य व्हा शॉपिंगसाठी 'सकाळ प्राईम डील्स'च्या भन्नाट ऑफर्स पाहण्यासाठी क्लिक करा. Read Latest Marathi Political News, Breaking Political News from Maharashtra, India, Pune &amp; Mumbai at Sarkarnama. To Get Live Political Marathi News on Mobile, Download the Sarkarnama Mobile App for Android and IOS. सरकारनामा आता सर्व सोशल मीडिया प्लॅटफॉर्मवर. ताज्या राजकीय घडामोडींसाठी फेसबुक, ट्विटर, इन्स्टाग्राम, शेअर चॅट, टेलिग्रामवर आणि व्हॉट्सॲप आम्हाला फॉलो करा. तसेच, सरकारनामा यूट्यूब चॅनेलला आजच सबस्क्राइब करा. Copyright © 2025 Sakal Media Group – All Rights Reserved</w:t>
-      </w:r>
-    </w:p>
-    <w:p>
-      <w:pPr>
-        <w:pStyle w:val="Heading3"/>
-      </w:pPr>
-      <w:r>
-        <w:t>Article 81</w:t>
-      </w:r>
-    </w:p>
-    <w:p>
-      <w:r>
-        <w:t>Title: Top 10 News : राम सातपुतेंबाबत ज्येष्ठ भाजप नेत्याची कबुली, मुंडेंच्या वक्तव्याने बंजारा समाज आक्रमक, रोहित पवारांकडून ‘खास’ अंजली दमानियांना शुभेच्छा...सह वाचा Top Ten राजकीय घडामोडी...</w:t>
-      </w:r>
-    </w:p>
-    <w:p>
-      <w:r>
-        <w:t xml:space="preserve">URL: </w:t>
-      </w:r>
-      <w:hyperlink r:id="rId89">
-        <w:r>
-          <w:rPr>
-            <w:color w:val="0000FF"/>
-          </w:rPr>
-          <w:t>https://sarkarnama.esakal.com/maharashtra/marathi-news-letest-marathi-news-update-15-sept-2025-maharashtra-politics-ram-satpute-dhananjay-munde-banjara-community-anajali-damania-rohit-pawar-pune-politics-manoj-jarange-patil-chandrashekhar-bawankule-ashish-shelar-uddhav-thackeray-as11</w:t>
-        </w:r>
-      </w:hyperlink>
-    </w:p>
-    <w:p>
-      <w:r>
-        <w:t>Content: Sarkarnama Headlines : सरकारनामा हा महाराष्ट्रातला राजकारण या विषयावरचा एकमेव आणि आघाडीचा डिजिटल प्लॅटफॉर्म आहे. दिवसभरात राज्य, देश आणि जागतिक पातळीवरच्या ताज्या घडामोडी, विश्लेषणे देण्याचा सरकारनामाचा कायमच प्रयत्न असतो. जाणून घेऊयात आज ता. 15 Sept 2025 च्या रात्री 9 पर्यंतच्या Top Ten राजकीय घडामोडी... Ram Satpute : राम सातपुतेंना माळशिरसमध्ये उमेदवार म्हणून आणणे, ही माझी चूक ठरली : ज्येष्ठ भाजप नेत्याची कबुली Dhananjay Munde : 'ज्या' समाजासाठी धनंजय मुंडे सरकारवर कडाडले, तोच समाज आक्रमक झाला; फक्त एका शब्दाने आंदोलन तापलं! Anajali Damania News : मंत्र्यांच्या भ्रष्टाचारावर घाव घालणाऱ्या अंजली दमानियांचे पती सरकारच्या ‘थिंक टँक’मध्ये; रोहित पवारांकडून ‘खास’ शुभेच्छा... Pune politics : रातोरात गेम फिरला अन् बहुचर्चित बापू भेगडेंचा भाजप प्रवेश हुकला; काय आहे कारण? Pandharpur Corridor : ‘डॉ. सुब्रह्मण्यम स्वामी कोणालाही घाबरत नाहीत; मुख्यमंत्री फडणवीसांना ‘हा’ सल्ला देऊ शकतात’ Electric Bike Taxi News : महाराष्ट्रात इलेक्ट्रिक दुचाकी टॅक्सी सुसाट धावणार; भाडेदर जाहीर, 15 रुपयांपासून सुरूवात... Manoj Jarange Patil : हैदराबाद गॅझेट टिकवण्याची जबाबदारी सरकारची; मनोज जरांगे पाटलांनी स्पष्टच सांगितले Chandrashekhar Bawankule : 'कार्यकर्ते सोडून जाऊ नये म्हणून घोषणा कराव्याच लागतात', राष्ट्रवादीच्या ठरावाची बावनकुळेंनी उडवली खिल्ली Maharashtra Politics : उद्धव ठाकरे यांनी ‘आलेपाक'सुद्धा खाणे बंद करावे, आशिष शेलारांचा टोला Vanchit Politic's : स्थानिक स्वराज्य संस्था निवडणूक युतीबाबत आंबेडकरांचे मोठे विधान; ‘भाजप अन्‌ त्यांचे मित्रपक्ष सोडून....’ सरकारनामाचे सदस्य व्हा शॉपिंगसाठी 'सकाळ प्राईम डील्स'च्या भन्नाट ऑफर्स पाहण्यासाठी क्लिक करा. Read Latest Marathi Political News, Breaking Political News from Maharashtra, India, Pune &amp; Mumbai at Sarkarnama. To Get Live Political Marathi News on Mobile, Download the Sarkarnama Mobile App for Android and IOS. सरकारनामा आता सर्व सोशल मीडिया प्लॅटफॉर्मवर. ताज्या राजकीय घडामोडींसाठी फेसबुक, ट्विटर, इन्स्टाग्राम, शेअर चॅट, टेलिग्रामवर आणि व्हॉट्सॲप आम्हाला फॉलो करा. तसेच, सरकारनामा यूट्यूब चॅनेलला आजच सबस्क्राइब करा. Follow Us Copyright © 2025 Sakal Media Group – All Rights Reserved Powered by Quintype वेबसाईटवर ब्राउझिंगचा अनुभव सर्वोत्तम असावा, यासाठी आम्ही कुकीजचा वापर करतो. कुकीजमुळे तुम्हाला तुमच्या आवडत्या मजकुराची शिफारस करता येते. आमचे गोपनीयता आणि कुकीजसंदर्भातील धोरण तुम्हाला मान्य आहे.</w:t>
-      </w:r>
-    </w:p>
-    <w:p>
-      <w:pPr>
-        <w:pStyle w:val="Heading3"/>
-      </w:pPr>
-      <w:r>
-        <w:t>Article 82</w:t>
-      </w:r>
-    </w:p>
-    <w:p>
-      <w:r>
-        <w:t>Title: New Districts: राज्यात होणार २० नवीन जिल्हे अन् ८१ तालुके; सरकारचा नेमका प्लॅन काय?</w:t>
-      </w:r>
-    </w:p>
-    <w:p>
-      <w:r>
-        <w:t xml:space="preserve">URL: </w:t>
-      </w:r>
-      <w:hyperlink r:id="rId90">
-        <w:r>
-          <w:rPr>
-            <w:color w:val="0000FF"/>
-          </w:rPr>
-          <w:t>https://saamtv.esakal.com/amp/story/maharashtra/maharashtra-may-get-20-new-districts-and-81-talukas-proposal-submitted-to-government-awaiting-census-report-says-chandrashekhar-bawankule-bbj88</w:t>
-        </w:r>
-      </w:hyperlink>
-    </w:p>
-    <w:p>
-      <w:r>
-        <w:t>Content: राज्यात नवीन तालुके आणि जिल्हे होण्याच्या चर्चेला पुन्हा एकदा पेव फुटले आहे. राज्यात तब्बल ८१ तालुके आणि २० नवे जिल्हे बनवले जाणार असल्याचा प्रस्ताव सरकारकडे आलाय. नवीन जिल्हे कधी होणार सरकार कधी घोषणा करणार याबाबत महसूलमंत्री चंद्रशेखर बावनकुळे यांनी आज चंद्रपुरात माहिती दिली. दरम्यान मंत्री बावनकुळे यांच्या विधानानंतर नागरिकांमध्ये कोणते नवे जिल्हे होणार, याबाबत चर्चा सुरू झालीय. दरम्यान सरकार समोर प्रस्ताव आहे, त्यावर निर्णयही घेतला जाणार आहे, पण जनगणनेचा अहवाल आला तर नवीन जिल्ह्यांबाबत निर्णय होईल असं स्पष्टीकरणही मंत्री चंद्रशेखर बावनकुळे यांनी दिलंय. सरकारसमोर नवीन २० जिल्हे आणि ८१ तालुके करण्याचा प्रस्ताव आलाय. परंतु मात्र जोपर्यंत २०२१ ची जनगणना होत नाही आणि त्याचा तपशील येत नाही, तोपर्यंत त्यावर निर्णय होणार नसल्याचं बानवकुळे म्हणालेत. दरम्यान नवीन जिल्हे होण्याची चर्चा दोन वर्षांपासून चालू आहे, परंतु मंत्री राधाकृष्ण विखे-पाटील यांनी त्यावेळी विधानसभेत या चर्चांना पू्र्ण विराम दिला होता. २०२३ मध्ये राधाकृष्ण विखे पाटील, हे महसूल मंत्री होते, विधानसभेत बोलताना त्यांनी नवीन जिल्हे होण्याच्या चर्चांना ब्रेक लावला होता. नवीन जिल्ह्यांच्या निर्मितीसाठी येणारा मोठा आर्थिक खर्च होतो. प्रत्येक जिल्ह्यासाठी किमान ३५० कोटी रुपये खर्च येत असतो. तसेच जिल्ह्याच्या मुख्यालयाच्या जागेवरून होणारे वादामुळे २०२३ मध्ये नवीन जिल्हे होण्याची चर्चा संपृष्टात आली होती. पण नवीन तालुके निर्माण करण्यासंदर्भात सरकार सकारात्मक होतं. आता हाती आलेल्या माहितीनुसार सरकारसमोर नवीन जिल्ह्यांची निर्मिती करण्याबाबत प्रस्ताव आलाय. त्यावर सरकार काय निर्णय घेणार हे येणारा काळच ठरवेल. महाराष्ट्रात सध्या ३६ जिल्हे आहेत, नवीन जिल्ह्यांच्या निर्मितीमुळे प्रशासनात सुलभता येत स्थानिक विकासाला गती मिळत असते. पण या प्रक्रियेसाठी आर्थिक भार आणि प्रशासकीय अडचणी येत असतात . दरम्यान नवीन जिल्ह्यांच्या निर्मिती संदर्भात सरकारसमोर प्रस्ताव आहे. पण जोपर्यंत 2021 ची जनगणना होत नाही आणि त्याचा तपशील येत नाही, तोपर्यंत हे शक्य नाही. तो अहवाल आल्यानंतरच भौगोलिक परिस्थितीचा विचार करून जिल्हा निर्मितीबाबतचा निर्णय घ्यावा लागतो. जानेवारी महिन्याच्या आधी सोशल मीडियावर नवीन जिल्ह्यांबाबत काही मेसेज व्हायरल होते. २६ जानेवारी २०२५ ला नवीन जिल्ह्यांची घोषणा केली जाणार असल्याचा मेसेज व्हायरल होत होता. परंतु ते मेसेज खोटे असल्याचं नंतर निदर्शनात आले होते. सकाळ+चे सदस्य व्हा शॉपिंगसाठी 'सकाळ प्राईम डील्स'च्या भन्नाट ऑफर्स पाहण्यासाठी क्लिक करा. Read Marathi news and watch Live TV. Breaking news from Maharashtra, India, Pune, Mumbai, Politics, Entertainment, Sports, Lifestyle at SaamTV. Get Live Marathi news on Mobile. Download the Saam Tv app for Android and IOS. Copyright © 2025 Sakal Media Group – All Rights Reserved</w:t>
-      </w:r>
-    </w:p>
-    <w:p>
-      <w:pPr>
-        <w:pStyle w:val="Heading3"/>
-      </w:pPr>
-      <w:r>
-        <w:t>Article 83</w:t>
-      </w:r>
-    </w:p>
-    <w:p>
-      <w:r>
-        <w:t>Title: आदिवासी किसान निजी संस्‍थाओं को पट्टे पर दे सकेंगे जमीन, महाराष्‍ट्र सरकार लाने वाली है कानून</w:t>
-      </w:r>
-    </w:p>
-    <w:p>
-      <w:r>
-        <w:t xml:space="preserve">URL: </w:t>
-      </w:r>
       <w:hyperlink r:id="rId91">
-        <w:r>
-          <w:rPr>
-            <w:color w:val="0000FF"/>
-          </w:rPr>
-          <w:t>https://navbharatlive.com/maharashtra/mumbai/maharashtra-tribal-land-lease-policy-chandrashekhar-bawankule-announcement-1361630.html/amp</w:t>
-        </w:r>
-      </w:hyperlink>
-    </w:p>
-    <w:p>
-      <w:r>
-        <w:t>Content: मंत्री चंद्रशेखर बावनकुले (सोर्स: सोशल मीडिया) Mumbai News: महाराष्ट्र सरकार में राजस्व मंत्री चंद्रशेखर बावनकुले ने कहा कि आदिवासी किसान जल्द ही कृषि उद्देश्यों या खनिज उत्खनन के लिए निजी कंपनियों को अपनी जमीन पट्टे पर दे सकेंगे और इससे उन्हें अतिरिक्त आय प्राप्त होगी। अधिकारियों ने बताया कि इस कदम से न केवल आदिवासियों को आय का एक स्थिर स्रोत मिलेगा, बल्कि उनके मालिकाना अधिकारों की भी रक्षा होगी। बावनकुले ने शुक्रवार शाम गडचिरोली में पत्रकारों से कहा, “जल्द ही एक कानून लाया जाएगा। मैं इसकी आधिकारिक घोषणा से पहले आपको यह बता रहा हूं। इस नीति के तहत, आदिवासी किसान कृषि उद्देश्यों या खनिज उत्खनन के लिए अपनी जमीन सीधे निजी कंपनियों को पट्टे पर दे सकेंगे।” मौजूदा समय में आदिवासी किसानों को निजी कंपनियों के साथ स्वतंत्र रूप से पट्टा समझौते करने की अनुमति नहीं है। उन्होंने कहा कि प्रस्तावित बदलाव का उद्देश्य किसानों को निजी निवेश तक सीधी पहुंच प्रदान करना और अपनी जमीन से अतिरिक्त आय अर्जित करने में मदद करना है। मंत्री के अनुसार, प्रक्रिया में पारदर्शिता और निष्पक्षता सुनिश्चित करने के लिए समझौतों में जिलाधिकारी की भागीदारी आवश्यक होगी। उन्होंने कहा, “न्यूनतम पट्टा किराया 50,000 रुपये प्रति एकड़ वार्षिक या 1,25,000 रुपये प्रति हेक्टेयर वार्षिक होगा। किसान और निजी पक्ष आपसी सहमति से अधिक राशि पर निर्णय ले सकते हैं।” यह भी पढ़ें- टूट जाएगा भाजपा का चुनावी तिलिस्म! राहुल बोले- हाइड्रोजन बम आएगा, हमारे पास पक्के सबूत मंत्री ने यह भी कहा कि अगर आदिवासी किसानों की जमीन पर महत्वपूर्ण या लघु खनिज पाए जाते हैं तो उन्हें खनिज उत्खनन के लिए निजी कंपनियों के साथ समझौता ज्ञापन (एमओयू) करने की अनुमति दी जाएगी। उन्होंने कहा कि किसानों को प्रति टन के हिसाब से मौद्रिक लाभ मिलेगा, हालांकि लाभ का सटीक अनुमान अभी नहीं लगाया गया है। बावनकुले ने कहा, “आदिवासियों को इसके लिए मुंबई आने की जरूरत नहीं है। यह निर्णय जिलाधिकारी के स्तर पर लिया जा सकता है।”– एजेंसी इनपुट के साथ Follow Us On © Copyright Navbharatlive 2025 All rights reserved.</w:t>
-      </w:r>
-    </w:p>
-    <w:p>
-      <w:pPr>
-        <w:pStyle w:val="Heading3"/>
-      </w:pPr>
-      <w:r>
-        <w:t>Article 84</w:t>
-      </w:r>
-    </w:p>
-    <w:p>
-      <w:r>
-        <w:t>Title: Nagpur News: चंद्रशेखर बावनकुले ने कहा - वडेट्टीवार कर रहे हैं ओबीसी की राजनीति, भुजबल नहीं</w:t>
-      </w:r>
-    </w:p>
-    <w:p>
-      <w:r>
-        <w:t xml:space="preserve">URL: </w:t>
-      </w:r>
-      <w:hyperlink r:id="rId92">
-        <w:r>
-          <w:rPr>
-            <w:color w:val="0000FF"/>
-          </w:rPr>
-          <w:t>https://www.bhaskarhindi.com/city/nagpur/chandrashekhar-bawankule-said-vadettiwar-is-practicing-obc-politics-but-bhujbal-isnt-1189531</w:t>
-        </w:r>
-      </w:hyperlink>
-    </w:p>
-    <w:p>
-      <w:r>
-        <w:t>Content: Download App from Nagpur News. ओबीसी समाज को न्याय को लेकर दावों-प्रतिदावों के बीच राजस्व मंत्री चंद्रशेखर बावनकुले ने कांग्रेस नेता विजय वडेट्टीवार पर पलटवार किया है। उन्होंने कहा है-वडेट्टीवार ओबीसी समाज के नाम पर राजनीति कर रहे हैं। मंत्री छगन भुजबल राजनीति नहीं बल्कि ओबीसी के हित में काम कर रहे हैं। बावनकुले ने यह भी कहा कि वडेट्टीवार के मंत्री कार्यकाल में भ्रष्टाचार हुआ था। कांग्रेस ने ओबीसी को कभी संवैधानिक दर्जा नहीं दिया। रविवार को बावनकुले ने कोराडी में संवाद माध्यम के प्रतिनिधियों से चर्चा की। गुरुवार को वडेट्टीवार ने कहा था कि ओबीसी के संबंध में उपसमिति केवल एक दिखावा है। समाज को दिखाया गया लॉलीपाप है। मंत्रिपद बचाए रखने के उपसमिति के सदस्य मंत्री किसी विषय पर विरोध नहीं कर पाएंगे। उपसमिति के चेयरमैन मंत्री चंद्रशेखर बावनकुले व सदस्य मंत्री छगन भुजबल है। बावनकुले ने वडेट्टीवार को धैर्य रखने की सलाह दी। उन्होंने कहा-उपसमिति का चेयरमैन 15 दिन पहले ही बना हूं। थोड़ा धैर्य रखिए। 18 पगड जाति व 12 बलूतेदार समाज को न्याय के लिए केंद्र सरकार की योजनाओं की निगरानी ओबीसी उपसमिति करेगी। इसके अलावा राज्य सरकार के ओबीसी मंत्रालय की सभी योजनाओं का निरीक्षण किया जाएगा। ओबीसी समाज को नुकसान नहीं होने दिया जाएगा। महाज्योति में भ्रष्टाचार ओबीसी समाज के विद्यार्थियों के लिए सरकार ने महाज्योति संस्था बनायी। लेकिन महाज्योति में भ्रष्टाचार हुआ। बावनकुले ने कहा-वडेट्टीवार ओबीसी कल्याण विभाग के मंत्री थे, तब अनेक भ्रष्टाचार सामने आए। वडेट्टीवार ओबीसी के नाम पर राजनतीि कर रहे हैं। प्रधानमंत्री नरेंद्र मोदी ने ओबीसी समाज को न्याय दिया है। कांग्रेस के प्रदेश अध्यक्ष हर्षवर्धन सपकाल का राजनीतिक कद इतना नहीं है कि वे प्रधानमंत्री मोदी के बारे में बोले। कांग्रेस पर जनता का विश्वास नहीं रहा है। मतदान को लेकर राहुल गांधी के आरोपों से कांग्रेस का विश्वास और भी कम हो गया है। कांग्रेस की नौटंकी से जनता तंग हो चुकी है। जाति नहीं काम से होते हैं बड़े आरक्षण व जाति की राजनीति को लेकर केंद्रीय सड़क परिवहन मंत्री नितीन गडकरी के वक्तव्य का समर्थन करते हुए बावनकुले ने कहा कि जाति नहीं बल्कि काम से व्यक्ति बड़ा होता है। विकसित भारत व महाराष्ट्र के िलए कार्यक्षम नेतृत्व की आवश्यकता है। Created On : 21 Sept 2025 7:24 PM IST</w:t>
-      </w:r>
-    </w:p>
-    <w:p>
-      <w:pPr>
-        <w:pStyle w:val="Heading3"/>
-      </w:pPr>
-      <w:r>
-        <w:t>Article 85</w:t>
-      </w:r>
-    </w:p>
-    <w:p>
-      <w:r>
-        <w:t>Title: निजी कंपनियों को जमीन पट्टे पर दे सकेंगे आदिवासी किसान, महाराष्ट्र सरकार ने दी अनुमति</w:t>
-      </w:r>
-    </w:p>
-    <w:p>
-      <w:r>
-        <w:t xml:space="preserve">URL: </w:t>
-      </w:r>
-      <w:hyperlink r:id="rId93">
-        <w:r>
-          <w:rPr>
-            <w:color w:val="0000FF"/>
-          </w:rPr>
-          <w:t>https://navbharatlive.com/maharashtra/maharashtra-government-allows-tribal-farmers-to-lease-land-to-private-companies-1362201.html/amp</w:t>
-        </w:r>
-      </w:hyperlink>
-    </w:p>
-    <w:p>
-      <w:r>
-        <w:t>Content: चंद्रशेखर बावनकुले (फाइल फोटो) Nagpur News: महाराष्ट्र के राजस्व मंत्री चंद्रशेखर बावनकुले ने कहा कि राज्य के आदिवासी किसान जल्द ही अपनी बंजर जमीन निजी संस्थाओं को पट्टे पर दे सकेंगे जिससे उन्हें अतिरिक्त आय हो सकेगी और इस संबंध में एक कानून लाया जाएगा। हालांकि कांग्रेस ने आरोप लगाया कि सरकार के इस फैसले से उद्योगपतियों को फायदा होगा और आदिवासियों का शोषण होगा। अधिकारियों ने कहा कि इस कदम से न केवल आदिवासियों को आय का एक स्थिर स्रोत प्राप्त करने का अवसर मिलेगा बल्कि उनके स्वामित्व अधिकारों की भी रक्षा होगी। बावनकुले ने कहा कि इस फैसले से आदिवासी ज़मीन मालिकों को फ़ायदा होगा। अगर कोई आदिवासी किसान किसी उद्योगपति के साथ साझेदारी में अपनी ज़मीन विकसित करना चाहता है तो वह अब ज़िला कलेक्टर से संपर्क कर सकता है और अंतिम फ़ैसला ले सकता है। इससे पहले ऐसे प्रस्तावों को मुंबई स्थित राज्य प्रशासनिक मुख्यालय, मंत्रालय में मंज़ूरी लेनी पड़ती थी। उन्होंने स्पष्ट किया कि प्रस्तावित कानून केवल बंजर भूमि पर लागू होगा न कि आदिवासियों के स्वामित्व वाली उपजाऊ भूमि पर। बावनकुले ने कहा कि मुझे पालघर और नंदुरबार ज़िलों के आदिवासी ज़मीन मालिकों से कई अनुरोध मिले हैं। अगर कोई निजी कंपनी सरकारी योजना के तहत सौर पैनल लगाना चाहती है तो वह आदिवासी ज़मीन मालिक के साथ समझौता कर सकती है जिससे उसे एक निश्चित वार्षिक भुगतान मिलता रहेगा। बंजर ज़मीन से ऐसी आय संभव नहीं होगी। उन्होंने कहा कि प्रस्तावित कानून जनजातीय स्वामित्व की भी रक्षा करेगा क्योंकि यदि भूमि को लम्बी अवधि के लिए पट्टे पर दिया जाता है तो भी मालिक को उस संस्था से वार्षिक भुगतान प्राप्त होता रहेगा जिसके साथ समझौता किया गया है। इससे पहले मंत्री ने कहा था कि आदिवासी किसान अपनी जमीन सीधे निजी पक्षों को पट्टे पर दे सकेंगे। वर्तमान में जनजातीय किसानों को निजी संस्थाओं के साथ स्वतंत्र रूप से पट्टा समझौते करने की अनुमति नहीं है। उन्होंने कहा कि प्रस्तावित परिवर्तन का उद्देश्य उन्हें निजी निवेश तक सीधी पहुंच प्रदान करना तथा उनकी होल्डिंग से अतिरिक्त आय उत्पन्न करना है। मंत्री के अनुसार प्रक्रिया में पारदर्शिता और निष्पक्षता सुनिश्चित करने के लिए समझौतों में जिला कलेक्टर की भागीदारी आवश्यक होगी। यह भी पढ़ें – एनसीपी का चिंतन, भाजपा को चुनौती, गडकरी-फडणवीस का प्रभाव, फिर भी दबाव, बदलेंगे समीकरण? उन्होंने कहा कि न्यूनतम पट्टा किराया 50,000 रुपये प्रति एकड़ वार्षिक या 1,25,000 रुपये प्रति हेक्टेयर वार्षिक होगा। किसान और निजी पक्ष आपसी सहमति से अधिक राशि पर निर्णय ले सकते हैं। बावनकुले ने कहा कि यदि आदिवासी किसानों की भूमि पर प्रमुख या लघु खनिज पाए जाते हैं तो उन्हें खनिज निष्कर्षण के लिए निजी कंपनियों के साथ समझौता ज्ञापन (एमओयू) करने की अनुमति दी जाएगी। उन्होंने कहा कि किसानों को प्रति टन या निकाले गए खनिजों के आधार पर मौद्रिक लाभ मिलेगा। हालांकि लाभ की सटीक मात्रा अभी निर्धारित नहीं की गई है। महाराष्ट्र कांग्रेस विधायक दल के नेता और पूर्व मंत्री विजय वडेट्टीवार ने आरोप लगाया कि सरकार के फैसले से उद्योगपतियों को फायदा होगा। उन्होंने दावा किया कि यह निर्णय मूलतः कुछ उद्योगपतियों और प्रभावशाली लोगों को लाभ पहुंचाने के उद्देश्य से है जो प्रस्तावित नए कानून का उपयोग करके आदिवासियों का शोषण करेंगे। Follow Us On © Copyright Navbharatlive 2025 All rights reserved.</w:t>
-      </w:r>
-    </w:p>
-    <w:p>
-      <w:pPr>
-        <w:pStyle w:val="Heading3"/>
-      </w:pPr>
-      <w:r>
-        <w:t>Article 86</w:t>
-      </w:r>
-    </w:p>
-    <w:p>
-      <w:r>
-        <w:t>Title: ‘शरद पवार तब क्यों चुप क्यों थे…’, EVM विवाद पर मंत्री बावनकुले ने दागे सवाल</w:t>
-      </w:r>
-    </w:p>
-    <w:p>
-      <w:r>
-        <w:t xml:space="preserve">URL: </w:t>
-      </w:r>
-      <w:hyperlink r:id="rId94">
-        <w:r>
-          <w:rPr>
-            <w:color w:val="0000FF"/>
-          </w:rPr>
-          <w:t>https://navbharatlive.com/maharashtra/ncp-sharad-pawar-evm-demo-bawankule-reaction-1356810.html/amp</w:t>
-        </w:r>
-      </w:hyperlink>
-    </w:p>
-    <w:p>
-      <w:r>
-        <w:t>Content: मंत्री चंद्रशेखर बावनकुले (सोर्स: सोशल मीडिया) EVM Demo Controversy: ईवीएम के माध्यम से वोट चोरी किन-किन तरीकों से की जा सकती है, इसका प्रात्याक्षिक राष्ट्रवादी शरद पवार पार्टी द्वारा एक कार्यकर्ता सम्मेलन में दिखाया गया। उस दौरान पार्टी प्रमुख शरद पवार भी उपस्थित थे। उस दौरान कार्यकर्ताओं को जनता तक यह जानकारी पहुंचाने पर जोर दिया गया। इस पर राजस्व मंत्री चंद्रशेखर बावनकुले ने सवाल दागा है कि ईवीएम पर शरद पवार जो भी कह रहे हैं उन्होंने तब क्यों नहीं कहा जब चुनाव आयोग ने उन्हें नोटिस दिया था। उस समय किसी ने भी ईवीएम पर आक्षेप नहीं दर्ज करवाया। आयोग द्वारा ईवीएम हैक करने की चुनौती को भी किसी ने स्वीकार नहीं किया। बावनकुले ने दावा किया कि सम्मेलन के माध्यम से सिर्फ कार्यकर्ताओं को स्थिर रखने के लिए ईवीएम का प्रयोग किया है। शरद पवार की पार्टी का काम सिर्फ मोर्चा निकालना है और हम किसानों को न्याय देते हैं। वे नागपुर में पत्रकारों के सवालों का जवाब दे रहे थे। शिवसेना (यूबीटी) प्रमुख उद्धव ठाकरे के व्यक्तव्यों पर बावनकुले ने कहा कि पूर्व सीएम के रूप में उनकी छवि डैमेज हो गई है। उनका वजन कम हो गया है। कांग्रेस ने भी उन्हें अब छोड़ दिया है। बावनकुले ने कहा कि महाविकास आघाड़ी के अनेक नेता उनसे नाराज हैं। उद्धव ठाकरे ने वोटों की राजनीति के लिए जो खेल खेला वह फंस गया है। उन्हें निराशा हाथ लगी है। उनके बयानों के कारण उनकी पूर्व मुख्यमंत्री की छवि भी डैमेज हुई है। यह भी पढ़ें:- PM Modi @75: पीएम मोदी के जन्मदिन से गांधी जयंती तक BJP का ‘सेवा पखवाड़ा’, देशभर में होंगे कार्यक्रम संजय राऊत द्वारा उपमुख्यमंत्री एकनाथ शिंदे के लिए आपत्तिजनक शब्दों के प्रयोग पर कहा कि उनके पास कोई काम नहीं होने के कारण रोज सुबह उठकर केवल बयानबाजी करते रहते हैं। उनका जवाब डीसीएम एकनाथ शिंदे ही देंगे। उन्होंने कहा कि बाल ठाकरे हमारे आदरणीय हैं। उनकी तस्वीर हमारे लिए प्रेरणादायक है। मंत्री बावनकुले ने कहा कि अतिवृष्टि से हुए नुकसान की भरपाई किसानों को मिलेगी। पंचनामा शुरू है। किसी किसान पर अन्याय नहीं होगा। न्यू नागपुर के संदर्भ में कहा कि किसानों को संपादित जमीन का मुआवजा कानून के हिसाब से मिलेगा। बिना किसानों से चर्चा कर कोई निर्णय नहीं लिया जाएगा। भाजपा नेता चंद्रशेखर बावनकुले ने कहा कि ‘मैं स्वयं भूसंपादन मंत्री हूं। इसलिए किसी किसान पर अन्याय नहीं होगा।’ उन्होंने बताया कि नागपुर के तीसरे रिंग रोड को मंजूरी दे दी गई है। एनएमआरडीए के माध्यम से निर्माण होगा। उन्होंने बंजारा आरक्षण के संदर्भ में कहा कि किस समाज को आरक्षण देना है, उसका प्रस्ताव केन्द्र सरकार को भेजना होता है। उनकी मांग पर चर्चा कर उचित व सकारात्मक निर्णय लिया जाएगा। Follow Us On © Copyright Navbharatlive 2025 All rights reserved.</w:t>
-      </w:r>
-    </w:p>
-    <w:p>
-      <w:pPr>
-        <w:pStyle w:val="Heading3"/>
-      </w:pPr>
-      <w:r>
-        <w:t>Article 87</w:t>
-      </w:r>
-    </w:p>
-    <w:p>
-      <w:r>
-        <w:t>Title: महाराष्ट्राचा नकाशा बदलणार; 81 तालुके आणि 20 जिल्हे निर्माण होणार</w:t>
-      </w:r>
-    </w:p>
-    <w:p>
-      <w:r>
-        <w:t xml:space="preserve">URL: </w:t>
-      </w:r>
-      <w:hyperlink r:id="rId95">
-        <w:r>
-          <w:rPr>
-            <w:color w:val="0000FF"/>
-          </w:rPr>
-          <w:t>https://zeenews.india.com/marathi/maharashtra/maharashtra-state-new-district-and-taluka-formation-the-map-of-maharashtra-will-change-81-new-talukas-and-20-districts-will-be-created-in-maharashtra/940852</w:t>
-        </w:r>
-      </w:hyperlink>
-    </w:p>
-    <w:p>
-      <w:r>
-        <w:t>Content: Maharashtra State New District And Taluka Formation : भविष्यात महाराष्ट्राचा नकाशा बदलण्याची शक्यता आहे. महाराष्ट्रात नव्या 81 तालुके आणि 20 जिल्ह्यांच्या निर्मितीचा प्रस्ताव आहे. महसूल मंत्री चंद्रशेखर बावनकुळे यांनी या प्रस्ताबाबत भाष्य केले आहे. मागील अनेक वर्षांपासून महाराष्ट्रातीलनवीन जिल्ह्यांची निर्मिती होणार असल्याच्या चर्चा सुरु आहे. नविन जिल्हे आणि तालुक्यांच्या निर्मीतीमुळे प्रशासकीय सोयीसाठी आणि स्थानिक विकासाला चालना मिळणार आहे. महाराष्ट्रामध्ये एकूण 36 जिल्हे आणि 385 तालुके आहेत, तसेच मुंबई शहर जिल्ह्यात एकही तालुका नाही. हे जिल्हे 6 महसूल विभागांमध्ये विभागले आहेत. राज्यात 81 तालुके आणि सुमारे 20 जिल्हे निर्मितीचा प्रस्ताव आहे, जनगणना झाल्यावर भौगोलिक स्थिती पाहून निर्णय घेऊ, महसूल मंत्री चंद्रशेखर बावनकुळे यांची चंद्रपुरात माहिती महसूल मंत्री चंद्रशेखर बावनकुळे यांनी आपल्या चंद्रपूर दौऱ्यात राज्यातील जिल्हे आणि तालुका निर्मिती बाबत मोठे विधान केले आहे. चंद्रपूर जिल्हाधिकारी कार्यालयात आयोजित पत्र परिषदेत त्यांनी 81 तालुके आणि सुमारे 20 जिल्ह्यांच्या निर्मितीचा प्रस्ताव शासनाकडे असल्याचे सांगत जनगणना झाल्यावर , जागांची पुनर्रचना लक्षात घेतल्यावर या संबंधात भौगोलिक परिस्थिती पाहून आवश्यक असेल त्या ठिकाणी निर्णय घेऊ असे सांगितले. 1 मे 1960 रोजी महाराष्ट्राच्या स्थापनेवेळी राज्यात 26 जिल्हे होते. आतापर्यंत 10 नवीन जिल्ह्यांची निर्मिती झाली. 1 ऑगस्ट 2014 रोजी पालघर जिल्हा ठाण्यातून स्वतंत्र जिल्हा म्हणून अस्तित्वात आला. याच प्रमाणे आता नाशिकमधून मालेगाव अहमदनगरमधून शिर्डी, पुण्यातून बारामती, ठाण्यातून मीरा-भाईंदर आणि साताऱ्यातून कराड असे नविन जिल्हे निर्माण करणे प्रस्तावित आहे. तालुका निर्मितीचा निर्णय झाल्यावर जिल्हाधिकाऱ्यांच्या स्तरावर आराखडा तयार केला जातो. या आराखड्यावर लोकांकडून हरकती आणि सूचना मागवल्या जातात. सर्व हरकती आणि सूचनांचा विचार करून जिल्हाधिकारी आपला अंतिम अहवाल शासनाकडे पाठवतात, त्यानंतर शासन अंतिम निर्णय घेतला जातो. FAQ 1 महाराष्ट्रातील नवीन जिल्हे आणि तालुक्यांच्या निर्मितीबाबत प्रस्ताव काय आहे? महाराष्ट्र सरकारकडे सुमारे २० नवीन जिल्ह्यांची आणि ८१ तालुक्यांची निर्मितीचा प्रस्ताव आहे. हे प्रशासकीय सोयी आणि स्थानिक विकासासाठी प्रस्तावित आहे. मात्र, जनगणना झाल्यानंतर भौगोलिक स्थिती आणि जागांची पुनर्रचना पाहून निर्णय घेतला जाईल. 2 महसूल मंत्री चंद्रशेखर बावनकुळे यांनी याबाबत काय सांगितले? चंद्रशेखर बावनकुळे यांनी चंद्रपूर दौऱ्यातील पत्र परिषदेत हा प्रस्ताव असल्याचे सांगितले. जनगणना झाल्यानंतर भौगोलिक परिस्थिती लक्षात घेऊन आवश्यक ठिकाणी निर्णय घेण्यात येतील, असे त्यांनी स्पष्ट केले. 3 महाराष्ट्रात सध्या किती जिल्हे आणि तालुके आहेत? महाराष्ट्रात एकूण ३६ जिल्हे आणि ३५८ तालुके आहेत. मुंबई शहर जिल्ह्यात एकही तालुका नाही. हे जिल्हे ६ महसूल विभागांमध्ये विभागले आहेत (कोकण, पुणे, नाशिक, छत्रपती संभाजीनगर, अमरावती, नागपूर). वनिता सुनिल कांबळे या 'झी 24 तास' डिजिटलमध्ये सिनीयर सब एडीटर पदावर कार्यरत आहेत. न्यूज चॅनल तसेच डिजीटल मीडिया क्षेत्राचा 12 वर्षांचा अनुभव आहे. याआधी tv9 मराठी, साम टीव्ही, जय महाराष्ट्र न्यूज चॅनल, नवराष्ट्र येथे काम केलं आहे. महाराष्ट्रातील राजकीय बातम्यांसह देश विदेशातील राजकीय घडामोडींचे बातम्यांच्या माध्यमातून सखोल विश्लेषण करतात. क्राईम, व्यवसाय, राष्ट्रीय आणि जागतिक घडामोडींचे वृत्त लिखाण करतात. यासह पर्यटन, सायन्स, टेक्नॉलॉजी तसेच रिसर्चबेस स्टोरी करण्याची विशेष आवड. ...Read More वनिता सुनिल कांबळे या 'झी 24 तास' डिजिटलमध्ये सिनीयर सब एडीटर पदावर कार्यरत आहेत. न्यूज चॅनल तसेच डिजीटल मीडिया क्षेत्राचा 12 वर्षांचा अनुभव आहे. याआधी tv9 मराठी, साम टीव्ही, जय महाराष्ट्र न्यूज चॅनल, नवराष्ट्र येथे काम केलं आहे. महाराष्ट्रातील राजकीय बातम्यांसह देश विदेशातील राजकीय घडामोडींचे बातम्यांच्या माध्यमातून सखोल विश्लेषण करतात. क्राईम, व्यवसाय, राष्ट्रीय आणि जागतिक घडामोडींचे वृत्त लिखाण करतात. यासह पर्यटन, सायन्स, टेक्नॉलॉजी तसेच रिसर्चबेस स्टोरी करण्याची विशेष आवड. By accepting cookies, you agree to the storing of cookies on your device to enhance site navigation, analyze site usage, and assist in our marketing efforts. By continuing to use the site, you agree to the use of cookies. You can find out more by clicking this link</w:t>
-      </w:r>
-    </w:p>
-    <w:p>
-      <w:pPr>
-        <w:pStyle w:val="Heading3"/>
-      </w:pPr>
-      <w:r>
-        <w:t>Article 88</w:t>
-      </w:r>
-    </w:p>
-    <w:p>
-      <w:r>
-        <w:t>Title: OBC Funding Shortfall : ओबीसी समाजाला २५ वर्षात केवळ २,५०० कोटी दिले !छगन भुजबळांची खंत</w:t>
-      </w:r>
-    </w:p>
-    <w:p>
-      <w:r>
-        <w:t xml:space="preserve">URL: </w:t>
-      </w:r>
-      <w:hyperlink r:id="rId96">
-        <w:r>
-          <w:rPr>
-            <w:color w:val="0000FF"/>
-          </w:rPr>
-          <w:t>https://www.navakal.in/news/obc-funding-shortfall-chhagan-bhujbal-marathi-news/</w:t>
-        </w:r>
-      </w:hyperlink>
-    </w:p>
-    <w:p>
-      <w:r>
-        <w:t>Content: OBC Funding Shortfall – Chhagan Bhujbal OBC Funding Shortfall – Bhujbal- राज्यातील आरक्षणाच्या प्रश्नावरून सुरू असलेल्या आंदोलनांच्या पार्श्वभूमीवर आज अन्न... OBC Funding Shortfall – Chhagan Bhujbal OBC Funding Shortfall – Bhujbal- राज्यातील आरक्षणाच्या प्रश्नावरून सुरू असलेल्या आंदोलनांच्या पार्श्वभूमीवर आज अन्न व नागरी पुरवठा मंत्री छगन भुजबळ (Chhagan Bhujbal) यांनी आपली भूमिका मांडली. गेल्या २५ वर्षांत ओबीसी समाजाला (OBC community)केवळ २५०० कोटी रुपये देण्यात आले. परंतु केवळ तीन वर्षांत मराठा समाजाला तब्बल २५ हजार कोटी रुपयांचा निधी देण्यात आला. ५४ टक्के लोकसंख्या असूनही ओबीसी समाजाला कमी निधी मिळत आहे अशी खंत त्यांनी व्यक्त केली. राज्यात आरक्षणाच्या मुद्द्यावरुन सुरू असलेल्या आंदोलन, मोर्चांच्या पार्श्वभूमीवर सरकारच्या मंत्रिमंडळ ओबीसी उपसमितीची मंत्री चंद्रशेखर बावनकुळे यांच्या अध्यक्षतेखाली बैठक झाली. मराठा समाजाला कुणबी प्रमाण पत्र देताना पुराव्यांवर कोणतीही खाडाखोड नको, ओव्हर राईटिंग नको असा महत्त्वाचा निर्णय बैठकीत घेण्यात आला. या बैठकीत ओबीसी महामंडळांसाठी ३२०० कोटी रूपये जे जाहीर झाले आहेत ते पैसे मिळावेत अशी मागणी करण्यात आली.ओबासीच्या नोकरभरतीचा अनुशेष भरून निघावा ही मागणी करण्यात आली. ओबीसी समाजातील विद्यार्थ्यांसाठी असलेल्या शिष्यवृत्ती बंद पडू नयेत, प्रत्येक जिल्ह्यात वसतिगृह सुरू करावीत, तसेच प्रादेशिक ओबीसी कार्यालयांसाठी जागा उपलब्ध करून द्यावी, अशी मागणी बैठकीत करण्यात आली. छगन भुजबळ म्हणाले की, २५ वर्षात ओबीसीला २५०० कोटी आणि ३ वर्षात मराठा समाजाला २५ हजार कोटी रुपये दिले गेले आहे. अण्णासाहेब पाटील आर्थिक विकास महामंडळला ७५० कोटी रुपये देण्यात आले. मागासवर्गीय विकास महामंडळाला केवळ ५ कोटी रुपये दिले आहेत. हा विरोधाभास योग्य नाही. १९३१ पासून ओबीसी समाज हा ५४ टक्के आहे असं सांगण्यात आलं. आम्ही एवढ्या मोठ्या संख्येने आहे आणि आम्हाला केवळ ५ कोटी रुपये दिले जातात.सरकारने मराठा समाजाच्यादबावाखाली हैदराबाद गॅझेटियरचा जीआर काढला. कुणबी समाज नावाने माळी समाज, समता परिषद यांच्या नावाने आम्ही आरक्षण जीआरविरोधात रीट दाखल करत आहोत. ओबीसी समाजातील ४ लोकांनी आत्महत्या केली आहे, आत्महत्याग्रस्त कुटुंबातील लोकांना शासनाने मदत करावी. बैठकीनंतर चंद्रशेखर बावनकुळे म्हणाले की, ओबीसी मंत्रालयाला २९०० कोटी रुपये मिळायला हवी. राज्यात २२ ओबीसी महामंडळे आहेत. त्याला देखील निधी मिळायला हवी. त्याबाबतची पुरवणी मागणी सादर करण्याचा निर्णय झाला आहे. या बैठकीत एकूण १८ ते १९ विषयांवर चर्चा झाली. हे देखील वाचा – राज्य मंत्रिमंडळाचे शिक्षण, उद्योग, ऊर्जा आणि पायाभूत सुविधांसाठी 8 महत्त्वाचे निर्णय स्थानिक स्वराज्य निवडणुका ३१ जानेवारी २०२६ पर्यंत घ्या! सुप्रीम कोर्टाचा आदेश आर्थिक स्थितीवर श्वेतपत्रिका काढा अन्यथा काळीपत्रिका काढू! पटोलेंचा इशारा Add. Display : +91 8108116423 / +91 8108116429 | Classified : +91 8422817445</w:t>
-      </w:r>
-    </w:p>
-    <w:p>
-      <w:pPr>
-        <w:pStyle w:val="Heading3"/>
-      </w:pPr>
-      <w:r>
-        <w:t>Article 89</w:t>
-      </w:r>
-    </w:p>
-    <w:p>
-      <w:r>
-        <w:t>Title: मराठा-कुणबी जात प्रमाणपत्र देताना पूर्णपणे पडताळणी करुनच द्यावेत, ओबीसी मंत्रालय उपसमितीच्या बैठकीत निर्णय</w:t>
-      </w:r>
-    </w:p>
-    <w:p>
-      <w:r>
-        <w:t xml:space="preserve">URL: </w:t>
-      </w:r>
-      <w:hyperlink r:id="rId97">
-        <w:r>
-          <w:rPr>
-            <w:color w:val="0000FF"/>
-          </w:rPr>
-          <w:t>https://mpbreakingnews.in/marathi/maharashtra/maratha-kunbi-certificates-should-be-issued-only-after-thorough-verification-decision-taken-in-obc-ministry-sub-committee-meeting-05-697489</w:t>
-        </w:r>
-      </w:hyperlink>
-    </w:p>
-    <w:p>
-      <w:r>
-        <w:t>Content: OBC Ministry sub-committee meeting : जात प्रमाणपत्र इश्यू करताना त्यावर खाडोखोड किंवा बोगस जोडलेल्या पुराव्यावर आधार घेऊन जात प्रमाणपत्र सादर करू नये. तसेच कुणबी-मराठा आणि मराठा-कुणबी जात प्रमाणपत्र दाखला देताना त्याची पडताळणी करून खबरदारी, खबरदारी घेऊनच जात प्रमाणपत्र दिले पाहिजेत. जे इशू ऑफिसर आहेत त्यांनी सर्व बाबी पाहूनच जात प्रमाणपत्र दिले पाहिजे. असं ओबीसी मंत्रालय उपसमितीचे अध्यक्ष चंद्रशेखर बावनकुळे म्हणाले. ओबीसी उपसमितीची बैठक पार पडली. या बैठकीनंतर त्यांनी माध्यमांशी संवाद साधला, त्यावेळी ते बोलत होते. बैठकीत अनेक विषयावर चर्चा झाली. ओबीसी मंत्रालयासाठी 2900 कोटी रुपये जे बजेटेड आहे. ते 2900 कोटी रुपये मिळाले पाहिजेत. तसेच ओबीसीमध्ये 22 उपमहामंडळ आहेत. या महामंडळाच्या मागण्या पूर्ण करत असताना त्यातील काही मागण्या ओबीसी अर्थ मंत्रालय सादर केल्या पाहिजेत. याबाबत ही बैठकीत चर्चा झाली. काही पदांचा अनुशेष आहे, तो अनुशेष भरावा, प्रस्ताव पाठवणार आहोत. मुख्य म्हणजे ओबीसींच्या नोकर भरती करावी. जवळपास 18-19 विषयावर बैठकीत चर्चा झाली. तसेच ज्या ओबीसींच्या योजना आहेत, त्या कुठेही बंद पडू नये. काही योजनांना शिष्यवृत्ती असते, त्याही योजना चालू राहावा. आणि शिष्यवृत्तीची थकबाकी पूर्ण करावी. असं बावनकुळे म्हणाले. बैठकीत छगन भुजबळ यांनी काही मुद्दे मांडले. मराठा-कुणबी किंवा कुणबी-मराठा जात प्रमाणपत्राची खाडाखोड कशी होते. हे भुजबळ यांनी दाखवलं. तसेच जात प्रमाणपत्र देताना ते खाडाखोड कागदपत्रावर देऊ नये, यावर बैठकीत चर्चा झाली. अशी मागणी बैठकीत भुजबळ यांनी दिली. तसेच ओबीसींची जी वस्तीगृह आहेत. ती प्रत्येक जिल्ह्यात असली पाहिजेत. ओबीसींची विभागीय कार्यालयं झाली पाहिजेत, विशेष म्हणजे तरतुदीनुसार ओबीसींना निधी मिळाला पाहिजे. यावर देखील बैठकीत चर्चा झाली. असं ओबीसी उपसमितीचे अध्यक्ष चंद्रशेखर बावनकुळे यांनी सांगितले. बोगस मराठा-कुणबी आणि कुणबी-मराठी जात प्रमाणपत्र दाखल सादर केले आहेत. अनेक ओरिजनल दाखल्यावर खाडाखोड केलेली आहे… हाताने लिहिलेले आहे, अशी अनेक जात प्रमाणपत्र सादर केलेली आहेत. ही बोगस जात प्रमाणपत्र मी आज ओबीसी मंत्रालय उपसमितीच्या बैठकीत दाखवले. जसे मराठा आरक्षण मिळावे यासाठी शिंदे समिती गठित केली होती. तसेच बोगस जात प्रमाणपत्र शोधून काढण्यासाठी सरकारने आणखी एक समिती गठीत करावी, अशी मागणी यावेळी मंत्री आणि ओबीसी नेते छगन भुजबळ यांनी केली. तसेच ओबीसी आरक्षण टिकावे यासाठी आम्ही न्यायालय लढाई लढत आहोत. पण ओबीसी समाजातील कोणीही आत्महत्या करू नये, असं आवाहन छगन भुजबळ यांनी केलं. MP Breaking Marathi News is a dedicated Marathi digital news platform by INTUITIVE NEWS &amp; MEDIA PRIVATE LIMITED. Launched as a subdomain of the leading Hindi news portal MP Breaking News, our goal is to deliver fast, accurate, and trustworthy news in Marathi.From politics to entertainment, sports to lifestyle—we bring updates from every segment, tailored for our Marathi-speaking audience. With a strong commitment to authenticity and speed, we aim to become your most reliable source of regional, national, and global news in Marathi. Contact us: mpbreakingnews (at) gmail.com Bhopal News Indore News Jabalpur News Gwalior News Play Store Apple Store © 2025 Intuitive News &amp; Media Pvt. Ltd. | Powered By Parshva Web Home | Contact Us | Policies | Terms and Conditions</w:t>
-      </w:r>
-    </w:p>
-    <w:p>
-      <w:pPr>
-        <w:pStyle w:val="Heading3"/>
-      </w:pPr>
-      <w:r>
-        <w:t>Article 90</w:t>
-      </w:r>
-    </w:p>
-    <w:p>
-      <w:r>
-        <w:t>Title: Maharashtra Politics Live Update : ट्रम्प यांच्या एच-1 बी व्हिसावरील निर्णयावर भारताची पहिली प्रतिक्रिया</w:t>
-      </w:r>
-    </w:p>
-    <w:p>
-      <w:r>
-        <w:t xml:space="preserve">URL: </w:t>
-      </w:r>
-      <w:hyperlink r:id="rId98">
-        <w:r>
-          <w:rPr>
-            <w:color w:val="0000FF"/>
-          </w:rPr>
-          <w:t>https://sarkarnama.esakal.com/maharashtra/maharashtra-20-september-2025-latest-marathi-political-news-manoj-jarange-patil-obc-reservation-mahayuti-devendra-fadnavis-uddhav-thackeray-ajit-pawar-eknath-shinde-ncp-mns-shivsena-ubt-rahul-gandhi-election-commission-mumbai-pune-chhagan-bhujbal-ncp-bjp-local-body-elections</w:t>
-        </w:r>
-      </w:hyperlink>
-    </w:p>
-    <w:p>
-      <w:r>
-        <w:t>Content: आगामी स्थानिकच्या पार्श्वभूमिवर एकनाथ शिंदेची शिवसेना आक्रमकपणे नियोजन करताना दिसत आहे. याचदरम्यान रायगडमध्ये अद्याप शिनसेना आणि अजित पवार यांच्या राष्ट्रवादीतील वाद संपलेला दिसत नाहीय. अशातच मंत्री भरत गोगावले यांनी, निवडणुका स्वतंत्र लढण्याची आमची देखील तयारी असल्याचे सांगत महायुतीलाच इशारा दिला आहे. त्यांनी, आम्ही देखील मेलेल्या आईचे दूध प्यायलेलो नाही, पण महायुती म्हणून लढावं ही आमची भूमिका असल्याचे म्हणाले आहे. ते चिपळूनमध्ये प्रसारमाध्यमांशी बोलत होते. ओबीसी आंदोलक लक्ष्मण हाके यांची एक कथित व्हाट्सअप ऑडिओ कॉल रेकॉर्डिंग व्हायरल झाली आहे‌. यामुळे सोशल माध्यमांवर मोठी चर्चा सुरू झाली आहे. एक व्यक्ती लक्ष्मण हाके यांना फोनवरून बोलताना तुम्ही समाजासाठी खूप काम करत आहात तुम्हाला काहीतरी मानधन द्यायचं आहे. यावर लक्ष्मण हाके म्हणतात काय मानधन देताय बोला. त्यावर समोरून बोलणारा व्यक्ती म्हणतो एक लाख रुपयांपर्यंत ऑनलाइन गुगल पे, फोन पे वर पैसे पाठवतो. त्यावर लक्ष्मण हाके म्हणतात एक मिनिट थांबा आणि रितेश नावाच्या व्यक्तीला विचारतात यूपीआय नंबर, फोन पे, गुगल पे नंबर आहे का ? अशी हि व्हिडिओ कॉल रेकॉर्डिंग प्रचंड व्हायरल होत आहे. याची मोठी चर्चा होत आहे. अमेरिकेचे राष्ट्राध्यक्ष डोनाल्ड ट्रम्प भारतीवर पुन्हा एकदा मोठा निर्णय लादला. त्यांनी एच-1 बी व्हिसावरील शुल्क तब्बल एक लाख डॉलर म्हणजेच भारतीय रुपयांमध्ये 88 लाखांपर्यंत वाढवण्याचा निर्णय घेतला. यामुळे अनेक भारतीयांचे अमेरिकेला जाण्याचे स्वप्नावर पाणी फेरलं आहे. यादरम्यान भारताची पहिली प्रतिक्रिया समोर आली असून अमेरिकेनं घेतलेल्या या निर्णयाचे काय परिणाम होऊ शकतात याचं मूल्यांकन सुरू आहे, तसेच या निर्णयामुळे तंत्रज्ञान आणि उद्योग क्षेत्रात होत असलेल्या बदलांवर देखील आम्ही बारीक नजर ठेवून आहोत असं भारत सरकारने म्हटलं आहे. महसूलमंत्री चंद्रशेखर बावनकुळे यांचा आज चंद्रपूर दौरा होता. यातील जनसंवाद उपक्रमाच्यामाध्यमातून ते लोकांशी संवाद साधणार होते. मात्र, त्यांनी केवळ देखावा केला असून, निवेदने स्वीकारून लोकांची बोळवण केली, असा आरोप आम आदमी पक्षाने केला. सर्वसामान्य नागरिक आणि आपचे पदाधिकारीही या जनसंवाद कार्यक्रमासाठी उपस्थित झाले. अनेकांना आपल्या समस्या त्यांच्यापुढे मांडायच्या होत्या. मात्र बावनकुळे यांनी एकही व्यक्तीची समस्या ऐकली नाही. केवळ लेखी निवेदने स्वीकारली आणि आलेल्या लोकांची दिशाभूल केली, असा आरोप आपने केला. उद्धव ठाकरे यांच्या सरकारच्या काळातील शिवभोजन थाळी योजना सुरूच राहणार असल्याचे स्पष्ट संकेत महसूलमंत्री चंद्रशेखर बावनकुळे यांनी दिले आहेत. या शिवभोजन थाळी योजनेसाठी सरकारने दोनशे कोटी रुपये मंजूर केले असल्याची माहिती त्यांनी दिली आहे. माजी आमदार अशोक कोंडीबा टेकवडे यांच्यासह दहा जणांविरुद्ध पुणे ग्रामीण पोलिसांनी गुन्हा दाखल करत मोठी कारवाई केली आहे. पुणे जिल्ह्यातील शिरूर तालुक्यातील गणेगाव दुमाला या ठिकाणी असलेल्या सचिन गरड नावाच्या शेतकऱ्याची जमीन गहाण ठेवून माजी आमदारांसह इतर आरोपींनी कर्ज काढल्याचा धक्कादायक प्रकार समोर आला आहे. कृषिमंत्री दत्तात्रय भरणे यांनी अकोला येथे मोठं विधान केलं आहे. त्यांनी पाऊस थांबताच शेतीच्या नुकसानीचे पंचनामे करून सरकार शेतकऱ्यांना मदत करणार असल्याचं जाहीर केलं आहे. तसेच जून-जुलै महिन्यात झालेल्या नुकसानीबाबत शेतकऱ्यांच्या खात्यात नुकसान भरपाई जमा करण्याची प्रक्रिया सुरू असल्याची माहितीही त्यांनी दिली आहे. महाराष्ट्राचे मुख्यमंत्री देवेंद्र फडणवीस यांनी नाशिक त्र्यंबकेश्वर येथे चार ते पाच पत्रकारांवर झालेल्या अमानुष मारहाणीची घटनेची गंभीर दखल घेतली आहे.त्यांनी नाशिक जिल्हाधिकारी आणि पोलिसांशी संपर्क साधला असून त्वरित कारवाईचे आदेश दिले आहेत. उद्धव ठाकरे यांच्या सरकारच्या काळात बुलेट ट्रेन प्रकल्पाला मंजुरी देण्यात आली नव्हती, त्यामुळे बुलेट ट्रेन प्रकल्पाला विलंब झाला. पण तो विलंबही भरून काढण्याचे काम सध्या सुरू आहे. बुलेट ट्रेन पूर्ण झाल्यानंतर अहमदाबाद-मुंबईचा प्रवास हा दोन तास सात मिनिटांत करता येणार आहे, असे रेल्वेमंत्री अश्विन वैष्णव यांनी सांगितले. महाविकास आघाडी सरकारच्या काळात सुरू करण्यात आलेली शिवभोजन थाळी योजना सुरू ठेवण्याचा निर्णय महायुती सरकारने घेतला आहे. याबाबतची माहिती महसूल मंत्री चंद्रशेखर बावनकुळे यांनी दिली आहे. या शिवभोजन थाळी योजनेसाठी २०० कोटी रुपयांची तरतूद करण्यात आली आहे, असेही बावनकुळे यांनी स्पष्ट केले. ओला दुष्काळ जाहीर करण्याच्या मागणीसाठी हिंगोलीत शिवसेना उद्धव बाळासाहेब ठाकरे पक्षाकडून कृषिमंत्री दत्तात्रेय भरणे यांना काळे झेंडे दाखविण्यात आले. या वेळी शिवसैनिकांनी काही वेळ कृषिमंत्री भरणे यांची गाडी अडवली होती. मात्र, पोलिसांनी शिवसैनिकांना बाजूला केल्यानंतर कृषिमंत्री नियोजित स्थळाकडे रवाना झाले. ओला दुष्काळ जाहीर करा नाही तर खुर्च्या खाली करा, अशी घोषणाबाजी या वेळी शिवसैनिकांनी केली. सोलापूर जिल्ह्यात यंदा अतिवृष्टी झाली आहे. या अतिवृष्टीमुळे जिल्ह्यातील एक लाख ६६ हेक्टर क्षेत्रावरील खरीप पिकांचे नुकसान झाले आहे, असा प्राथमिक अहवाल कृषी विभागाने दिला आहे. अजूनही पाऊस सुरू झाली आहे, त्यामुळे नुकसान आणखी वाढण्याची शक्यता वर्तविण्यात येत आहे. एसटी महामंडळाकडून महत्त्वाचा, मोठा निर्णय घेण्यात आला आहे. एसटी महामंडळाकडून 17 हजार 450 कंत्राटी पद्धतीने नोकऱ्या देण्यात येणार आहेत. यात चालक आणि सहाय्यक अशा पदांसाठी भरती होणार आहेत. परिवहन मंत्री प्रताप सरनाईक यांनी याबाबत माहिती दिली आहे. सरकारमध्ये असलेला पालकमंत्री शेतकऱ्यांच्या बांधावर दिसत नाही. प्रशासन देखील नुकसानीचा अर्धा सर्वे करतात. भारताची नेपाळपेक्षा वाईट अवस्था सध्या आहे. अमरावतीचे पालकमंत्री चंद्रशेखर बावनकुळे अजूनही शेतकऱ्यांच्या बांधावर पोहोचले नाहीत. बावनकुळे यांना अमरावतीत आल्यानंतर गणपती, दहीहंडी साठी वेळ मिळतो. शेतकरी सध्या वाऱ्यावर आहे. निवडणुकीच्या आधी शेतकरी फक्त हिंदू असतो. सत्ता आल्यानंतर शेतकरी हिंदू नसतो” अशी बोचरी टीका बच्चू कडू यांनी केली. भाजप आमदार गोपीचंद पडळकर यांनी राष्ट्रवादी काँग्रेसचे नेते जयंत पाटील यांच्याबद्दल केलेल्या वक्तव्यावरून तीव्र नाराजी व्यक्त होत आहे. हे वक्तव्य महाराष्ट्राच्या सांस्कृतिक वारशाला व राजकीय परंपरेला शोभणारे नसल्याची टीका काँग्रेस प्रवक्ते सचिन सावंत यांच्याकडून करण्यात आली आहे. भाजपाच्या मोहिमेचा भाग म्हणूनच अशा वादग्रस्त विधानांना प्रोत्साहन दिले जाते, असा आरोप विरोधकांनी केला आहे. विरोधकांना अस्वस्थ करणे, तपास यंत्रणांचा वापर करून दडपशाही करणे आणि माध्यमांवर दबाव आणणे ही भाजपाची ठरलेली रणनीती असल्याचेही सांगितले गेले. Pune News : पोलीस दलामध्ये काम करू इच्छिणाऱ्या तरुणांसाठी अत्यंत महत्त्वाची बातमी समोर आली आहे. राज्य सरकारकडून लवकरच एका मोठ्या पोलीस भरतीची घोषणा होणार आहे. पुणे पोलीस दलामध्ये एक मोठी भरती होणारातून त्याबाबतच्या प्रस्तावाला तत्वतः मान्यता देण्यात आली आहे. त्यामुळे लवकरच ही भरती प्रक्रिया सुरू होणार असल्याचं सांगितलं जात आहे. आमदार गोपीचंद पडळकर यांनी जयंत पाटील यांच्यावर मर्यादा सोडून केलेल्या टीकेबाबत इस्लामपूर येथे समर्थांकांकडून रास्ता रोको. आमदार गोपीचंद पडळकर यांच्या विधानावर राष्ट्रवादी काँग्रेसने नाराजी व्यक्त करत आंदोलन केले. शरदचंद्र पवारांच्या नेतृत्वाखालील राष्ट्रवादी कार्यकर्त्यांनी नागपूरच्या व्हेरायटी चौकात पडळकर यांच्या विरोधात जोरदार निषेध नोंदवला. कार्यकर्त्यांनी घोषणाबाजी करून पडळकर यांच्यावर तक्रार केली. #WATCH | Gujarat | PM Modi conducts a roadshow in Bhavnagar(Source: ANI/DD) pic.twitter.com/zSRMrA3fwc मुख्यमंत्री माझी लाडकी बहीण योजनेतील सर्व लाडक्या बहिणींनी E-KYC प्रक्रिया लवकरात लवकर करावी. ही प्रक्रिया आपल्या सर्वांच्या हितासाठीच असून यामुळे लाडक्या बहिणींच्या सन्मान निधी वितरणात सुलभता व सुसूत्रता येणार आहे. E-KYC प्रक्रिया लाडक्या बहिणींच्या हिताची !मुख्यमंत्री माझी लाडकी बहीण योजनेतील सर्व लाडक्या बहिणींनी E-KYC प्रक्रिया लवकरात लवकर करावी. ही प्रक्रिया आपल्या सर्वांच्या हितासाठीच असून यामुळे लाडक्या बहिणींच्या सन्मान निधी वितरणात सुलभता व सुसूत्रता येणार आहे. pic.twitter.com/P0SWR0QUXi "आज, 20 सप्टेंबर हा भारताच्या समुद्री क्षेत्रासाठी आणि आत्मनिर्भरतेकडे वाटचाल करण्यासाठी एक महत्त्वाचा दिवस आहे. सकाळी सुमारे 10:30 वाजता भावनगर येथे ‘समुद्र से समृद्धि’ या कार्यक्रमाला उपस्थित राहणार आहे. या कार्यक्रमात 34,200 कोटी रुपयांहून अधिक कामांचे उद्घाटन किंवा शिलान्यास केला जाईल. यामुळे देशभरातील जनतेला फायदा होईल. तसेच शिपिंग क्षेत्राशी संबंधित महत्त्वाच्या धोरणांवरही आपले लक्ष केंद्रीत राहील." Today, 20th September is an important day for India’s maritime sector and our quest towards self-reliance. At around 10:30 AM, will take part in the ‘Samudra se Samriddhi’ programme in Bhavnagar. Works worth over Rs. 34,200 crores will be inaugurated or their foundation stones… पंतप्रधान नरेंद्र मोदी आज भावनगर येथे रोड शो आणि जनसभेत सहभागी झाले. या वेळी शिपिंग व पोर्टशी संबंधित अनेक प्रकल्पांचे उद्घाटन व भूमिपूजन करण्यात येणार आहे. भावनगरच्या विकासाला गती मिळावी आणि रोजगाराच्या संधी वाढाव्यात, यासाठी हे प्रकल्प उपयुक्त ठरणार असल्याचे मोदींनी सांगितले. डॉ. बाबासाहेब आंबेडकर संशोधन व प्रशिक्षण संस्था (बार्टी), पुणे मार्फत विकसित ऑनलाईन पोर्टलद्वारे जात प्रमाणपत्र पडताळणी प्रक्रिया पूर्णपणे ऑनलाईन करण्यात आली आहे. राज्यात जिल्हा जात प्रमाणपत्र पडताळणी समितीकडून जानेवारी २०२५ ते ऑगस्ट २०२५ या कालावधीत ३ लाख ४१ हजार ९७३ विद्यार्थ्यांना जात वैधता प्रमाणपत्रे वितरित करण्यात आली असल्याची माहिती ‘बार्टी’चे महासंचालक सुनील वारे यांनी दिली. दौंड तालुक्यात सेवा पंधरवडा उपक्रमाअंतर्गत तालुक्याचे आमदार राहुल कूल यांच्या हस्ते लाभार्थ्यांना ५०० हून अधिक लाभपत्राचे श्रीकृष्ण मंगल कार्यालय, बोरीपार्धी, चौफुला येथे वितरण करण्यात आले. नागरिकांना सेवा पंधरवडा उपक्रमात सहभागी होऊन सेवांचा लाभ घेण्याचे प्रशासनाच्यावतीने आवाहन करण्यात आले. भाजप आमदार गोपीचंद पडळकर यांनी जयंत पाटील यांच्याविषयी केलेल्या अश्लाघ्य वक्तव्याच्या निषेधार्थ इस्लामपूर बंदची हाक देण्यात आली आहे. राष्ट्रवादी काँग्रेस शरदचंद्र पवार पक्षाच्या वतीने रस्ता रोको करण्यात आले. आगामी महापालिका निवडणुकीच्या पार्श्वभूमीवर उद्धव ठाकरे यांचा ४ ऑक्टोबर रोजी पुणे दौरा येणार आहेत.ते स्थानिक स्वराज्य निवडणुकीची तयारी संदर्भात कार्यकर्त्यांना मार्गदर्शन करतील. पक्षाचे एकदिवशीय शिबिर देखील आयोजित केले जाणार असल्याची माहिती आहे. गोपीचंद पडळकर यांचे वक्तव्य म्हणजे आईला शिवी आहे.राजकीय नेत्यांना शिव्या द्या पण आई वडिलांना शिव्या देणे योग्य नाही. पडळकर कुणाच्या इशाऱ्यावर बोलत आहे, कोण त्याला पाठीशी घालत आहे. महाराष्ट्राची ही संस्कृती नव्हती ही पद्धत भाजपने सुरू केली आहे एखाद्याच्या आईवर बोलणे हे कोणते संस्कार आहेत? असा सवाल काँग्रेस नेते विजय वडेट्टीवार यांनी केला आहे. सरकारनामाचे सदस्य व्हा शॉपिंगसाठी 'सकाळ प्राईम डील्स'च्या भन्नाट ऑफर्स पाहण्यासाठी क्लिक करा. Read Latest Marathi Political News, Breaking Political News from Maharashtra, India, Pune &amp; Mumbai at Sarkarnama. To Get Live Political Marathi News on Mobile, Download the Sarkarnama Mobile App for Android and IOS. सरकारनामा आता सर्व सोशल मीडिया प्लॅटफॉर्मवर. ताज्या राजकीय घडामोडींसाठी फेसबुक, ट्विटर, इन्स्टाग्राम, शेअर चॅट, टेलिग्रामवर आणि व्हॉट्सॲप आम्हाला फॉलो करा. तसेच, सरकारनामा यूट्यूब चॅनेलला आजच सबस्क्राइब करा. Follow Us Copyright © 2025 Sakal Media Group – All Rights Reserved Powered by Quintype वेबसाईटवर ब्राउझिंगचा अनुभव सर्वोत्तम असावा, यासाठी आम्ही कुकीजचा वापर करतो. कुकीजमुळे तुम्हाला तुमच्या आवडत्या मजकुराची शिफारस करता येते. आमचे गोपनीयता आणि कुकीजसंदर्भातील धोरण तुम्हाला मान्य आहे.</w:t>
-      </w:r>
-    </w:p>
-    <w:p>
-      <w:pPr>
-        <w:pStyle w:val="Heading3"/>
-      </w:pPr>
-      <w:r>
-        <w:t>Article 91</w:t>
-      </w:r>
-    </w:p>
-    <w:p>
-      <w:r>
-        <w:t>Title: Maharashtra Live News Update: हत्येच्या आरोपीची नंदूरबार पोलिसांनी काढली शहरातून धिंड</w:t>
-      </w:r>
-    </w:p>
-    <w:p>
-      <w:r>
-        <w:t xml:space="preserve">URL: </w:t>
-      </w:r>
-      <w:hyperlink r:id="rId99">
-        <w:r>
-          <w:rPr>
-            <w:color w:val="0000FF"/>
-          </w:rPr>
-          <w:t>https://saamtv.esakal.com/maharashtra/maharashtra-marathi-latest-live-news-updates-19th-september-2025-ajchya-tajya-batmya-mumbai-thane-weather-rain-update-nagpur-pune-nashik-weather-forecast-rain-update-maratha-obc-aarkashan-clash-maharashtra-devendra-fadanvis-eknath-shinde-ajit-pawar-sharad-pawar-raj-thackeray-uddhav-thackeray-live-news-today-local-crime-top-headlines</w:t>
-        </w:r>
-      </w:hyperlink>
-    </w:p>
-    <w:p>
-      <w:r>
-        <w:t>Content: हत्येच्या आरोपीची पोलिसांनी नंदूरबार शहरातून धिंड काढली. भाईगिरी विरोधात नंदुरबार पोलीस ॲक्शन मोडवर... मंगळवारी कापसातील वादामुळे जयेश भील या युवकाची झाली होती हत्या पोलिसांनी आरोपीच्या घरातून शहर पोलीस ठाण्यापर्यंत काढली धिंड नागपुरात सकल ओबीसी महामोर्चा समितीकडून ओबीसी समाजातील विविध सामाजिक संघटना आणि विविध समाजातील प्रतिनिधींसोबत म्हत्वाची बैठक घेतली जात आहे. या बैठकीला कॉंग्रेस नेते विजय वडेट्टीवार यांची उपस्थिती आहे. या बैठकीचा विशेष महत्त्व म्हणजे 10 ऑक्टोबरला होणाऱ्या ओबीसी महामोर्चाची तयारीसाठी आढावा घेतला जात‌ आहे. या बैठकीमध्ये काँग्रेसचे आमदार अभिजीत वंजारी उपस्थित आहेत. कोथरूड गोळीबार प्रकरणी घायवळ गँगच्या ५ जणांना पोलीस कोठडी पाच ही जणांना २५ सप्टेंबर पर्यंत पोलीस कोठडी मयूर गुलाब कुंबरे ,मयंक विजय व्यास,गणेश सतीश राऊत ,दिनेश राम फाटक ,आनंद अनिल चादळेकर या पाचही आरोपींना कोथरूड गोळीबार प्रकरणी पुणे पोलिसांनी केली होती अटक हे पाचही निलेश घायवळ गँग मधले आरोपी असून त्यांच्यावर पुण्यातील कोथरूड पोलीस स्टेशनमध्ये गुन्हे दाखल आहेत मुख्यमंत्री लाडकी बहीण योजनेतील सर्व लाभार्थ्यांना मिळणारे हप्ते अधिक सुलभ, सुकर व पारदर्शक व्हावेत यासाठी केवायसी प्रक्रिया पूर्ण करावे असे आवाहन महिला व बाल विकास राज्यमंत्री मेघना बोर्डीकर यांनी केले आहे. पुण्यात गेल्या २ दिवसांपासून जोरदार पाऊस बरसतोय. शहरातील विविध भागात पावसामुळे पाणी साठत आहे परिणामी पुणेकरांना वाहतूककोंडीला सामोरे जावं लागतंय. नागरिकांची सुरक्षितता आणि वाहतूक सुरळीत रहावी म्हणून पुणे पोलिसांच्या वाहतूक कर्मचारी त्यांचे कर्तव्य बजावत आहेत. या ऑन ड्युटी पोलिस कर्मचाऱ्यांचे नागरिकांना केलेल्या मदतीचे अनेक व्हिडिओ समोर येत आहेत. अशातच आणखी एक व्हिडिओ समोर आला आहे ज्यामध्ये वाहतूक पोलिस कर्मचारी स्वतः थेट ड्रेनेज मध्ये हात घालून साफ करत आहेत. हा व्हिडिओ पुण्यातील सिंहगड रोड भागातील वडगाव पुलाजवळ टिपण्यात आला. जोरदार पावसामुळे वडगाव पुलाजवळ मोठ्या प्रमाणावर पाणी साठले होते ज्यामुळे वाहतूक कोंडी झाली होती. पाण्याचा प्रवाह मोठा असल्याने पादचाऱ्यांना सुद्धा अडचणी येत होत्या. याठिकाणी कर्तव्य बजावत असलेल्या पोलिस कर्मचारी नेहरकर आणि पोलिस कर्मचारी राऊत यांनी ड्रेनेज दुरुस्ती करून वाहतूक सुरळीत केली मुंबईतील गोरेगाव येथे एआयआयएफए (आयफा) आयोजित स्टील महाकुंभ कार्यक्रमात महाराष्ट्र शासनाच्या उद्योग विभागाचे नऊ कंपन्यांशी ८०,९६२ कोटी रूपयांचे सामंजस्य करार स्वाक्षरित झाले. या करारामुळे राज्यात ४० हजार ३०० रोजगार निर्मिती होणार आहे. प्रसिद्ध अभिनेते मकरंद अनासपुरे नेहमी त्यांच्या अभिनयासाठी चर्चेत असतात. ते त्यांच्या विनोदीशैलीने चाहत्यांना खळखळून हसवतात. मराठी सिनेसृष्टीत वेगळी ओळख निर्माण करणारे अनासपुरे दिलासखुलासपणे समाजिक विषयांवरही आवर्जुन भाष्य करत असतात. आता राज्यात सुरु असलेल्या मराठा आणि ओबीसी समाजाच्या आरक्षणावरील वादावरही अनासपुरेंनी भाष्य केलंय. 'गावात गावकी आणि भावकी एकत्र होती. यापुढेही एकत्र राहू, असे म्हणत मकरंद अनासपुरे यांनी आरक्षणावरून सुरु झालेल्या वादावर भावना व्यक्त केल्या आहेत. शिर्डीच्या साईबाबांचे 15 ऑक्टोबर 1918 रोजी महानिर्वाण झाले होते.. त्यामुळे 15 ऑक्टोबर या‌ दिवसाची राष्ट्रीय कॅलेंडर मध्ये नोंद व्हावी यासाठी दिल्ली येथील सिद्धपीठ संस्थेच्या वतीने शिर्डीत महामंथन पार पडले.. राष्ट्रीय कॅलेंडरमध्ये नोंद व्हावी यासाठी साई संस्थान, लोकप्रतिनिधी आणि शिर्डी ग्रामस्थांच्या पुढाकारातून एक शिष्टमंडळ तयार करून प्रधानमंत्री नरेंद्र मोदी यांची भेट घेण्यासंदर्भात या महामंथन कार्यक्रमात चर्चा करण्यात आली.. यासोबत साईबाबांच्या‌ जिवनावर आधारीत चित्रपट बनवणारे निर्माते आशिम खेत्रपाल लिखीत 2000 पुर्वीची आणि त्या नंतरची शिर्डी या पुस्तकाचे प्रकाशन पार पडले. वाहतूक कोंडीने त्रासलेल्या कल्याणकर नागरिकांना येणाऱ्या नवरात्रौत्सवाच्या पार्श्वभूमीवर वाहतूक पोलिसांनी तात्पुरता दिलासा दिला आहे. कल्याणात येणाऱ्या सर्व प्रकारच्या जड आणि अवजड वाहनांच्या वाहतुकीला वाहतूक पोलिसांकडून बंदी घालण्यात आली आहे. यासंदर्भात वाहतूक पोलीस उपआयुक्त पंकज शिरसाट यांनी अधिसूचना जारी करत ही माहिती दिली आहे. कायमस्वरूपी एसटी बस थांब्याला मंजुरी मिळावी या मागणीसाठी राजापूर येथे बस थांबवून विद्यार्थांनी निषेध केलं. या निषेधात ग्रामस्थ आणि विद्यार्थी मोठ्या संख्येने सहभागी झाले होते. बहुप्रतीक्षित सोलापूर-मुंबई आणि सोलापूर-बंगळूरू विमानसेवा 15 ऑक्टोबर पासून होणार सुरु केंद्रीय नागरी विमान वाहतूक राज्यमंत्री मुरलीधर मोहोळ यांची फेसबुक पोस्टद्वारे माहिती 15 ऑक्टोबर पासून दुपारी 12.55 मिनिटांनी सोलापूर-मुंबई आणि दुपारी 2.45 मुंबई-सोलापूर विमानसेवेस प्रारंभ तर सकाळी 11.10 वाजता बंगळूरू-सोलापूर आणि दुपारी 4.15 वाजता सोलापूर-बंगळूरू असणार विमानसेवा या दोन्ही शहरासाठी 20 सप्टेंबरपासून नागरिकांना विमान तिकीट बुकिंग करता येणार आहे यवतमाळच्या कामठवाडा येथे जिल्हा परिषदेच्या एक ते पाच वर्ग आहे मात्र पाच वर्गाकरिता एकच शिक्षक असल्याने विद्यार्थ्यांचा शैक्षणिक नुकसान होत असल्याने शिक्षक देण्याच्या मागणीसाठी विद्यार्थी जिल्हा परिषदेच्या मुख्य कार्यकारी अधिकारी यांच्या कक्षात धडक दिली.विद्यार्थ्यांनी यावेळी दोन शिक्षक देण्याच्या मागणीसाठी ठिय्या आंदोलन केलं. त्यामुळे जिल्हा परिषद प्रशासनाचं विद्यार्थ्यांनी लक्ष. विद्यापीठाने परीक्षा शुल्कात वाढ केल्यानंतर NSUI करणार शासनाच्या विरोधात आंदोलन विद्यापीठाने केलेली शुल्क वाढ हा विद्यार्थ्यांवर अन्याय असल्याचा आरोप करत विद्यार्थ्यांचे आंदोलन सावित्रीबाई फुले पुणे विद्यापीठातील परीक्षा विभागाच्या मुख्य बिल्डिंग समोर NSUI सह विद्यार्थ्यांचं आंदोलन मुख्यमंत्री देवेंद्र फडणवीस यांच्या उपास्थित होणार ट्रायल रन ठाण्याच्या मेट्रोचा ट्रायल रन ला मिळाला मुहूर्त नवरात्र उत्सवाच्या पहिल्याच दिवशी मुख्यमंत्री आणि उपमुख्यमंत्र्यांच्या उपस्थितीत होणार ट्रायल रन ट्रायल रन नंतर मेट्रो लवकरच ठाणेकरांच्या सेवेत धावणार , वाहतूक कोंडी मुक्त ठाणे शहर करण्याच्या दृष्टीने मेट्रो लवकर सुरू करणार वसईच्या तुंगारफाटा, गिरीराज कॉम्प्लेक्समधील चौथ्या माळ्यावर एका कंपनीला भीषण आग लागल्याची घटना घडली आहे. ब्रँड वर्क टेक्नॉलॉजी असे आग लागलेल्या कंपनीचे नाव आहे. महाराष्ट्र राज्य वखार महामंडळाच्या खाजगीकरणानंतर ठेकेदारांच्या फायद्यासाठी नागरिकांना किडलेले व निकृष्ट धान्य पुरवले जात असल्याचा आरोप सामाजिक कार्यकर्ते विजय कुंभार यांनी केला आहे. राज्यातील जवळपास २७ लाख मेट्रिक टन क्षमतेची वखार व्यवस्था खासगी कंपनीला तब्बल १२० कोटी रुपयांच्या करारातून देण्यात आली. या करारामुळे धान्य साठवणुकीत निष्काळजीपणा, अपुरे मनुष्यबळ, पिल्फरेज, नादुरुस्त वजन काटे आणि सीसीटीव्ही सुरक्षेचा अभाव यांसारख्या गंभीर समस्या निर्माण झाल्या असल्याचे ते म्हणाले. एसटी प्रवर्गातून आरक्षण मिळण्यासाठी पुन्हा एकदा बंजारा समाज आक्रमक झाला आहे, आज मराठवाड्याच्या हिंगोलीत बंजारा समाजाने एकत्र येत जिल्हाधिकारी कार्यालयावर मोर्चा काढला आहे, बंजारा समाजाचे धर्मगुरू बापू सिंग महाराज यांची या मोर्चाला विशेष उपस्थिती होती दरम्यान मागील 40 वर्षापासून आम्ही सरकारकडे एसटी प्रवर्गात आरक्षणाची मागणी करतोय मात्र सरकार आमच्या मागण्यांकडे दुर्लक्ष करत आहे त्यामुळे बंजारा समाज येणाऱ्या काळात आंदोलनाची वेगळी दिशा ठरवणार असल्याचं यावेळी बाबूसिंग महाराज म्हणाले आहेत. आयुष कोमकर खून प्रकरणात आरोपी सोनाली आंदेकरला ताब्यात घेण्यासाठी काल पोलीस गेले असता पोलिसाच्या सरकारी कामात अडथळा करून सोनाली आंदेकरीला ताब्यात घेण्यास विरोध करणाऱ्या बारा जणांविरोधात गुन्हा दाखल. या प्रकरणात आता पोलिसांनी तक्रार दाखल करत थेट सरकारी कामात अडथळा आणण्याचा गुन्हा सोनाली आंदेकर आणि तिच्या इतर सहकाऱ्यांच्या विरोधात दाखल केला आहे. * नाशिकच्या पंचवटी परिसरात झालेले गोळीबार प्रकरण * 11 संशयितांना पोलिसांनी केली अटक * 17 तारखेला मध्यरात्री सागर जाधव या तरुणावर झाला होता गोळीबार * पूर्व वैमनस्यातून आणि वर्चस्व वादातून गोळीबार झाल्याचं उघड * गोळीबार प्रकरणाने पंचवटी परिसरातील टोळीयुद्ध आले समोर कल्याणमध्ये शिवसेना शिंदे गट संजय राऊत विरोधात आक्रमक शिवसेना शहरप्रमुख निलेश शिंदे यांच्या नेतृत्वात आंदोलन संजय राऊत विरोधात आंदोलनादरम्यान शिवसैनिक संतप्त आमदार गोपीचंद पडळकर जयंत पाटील यांच्यावर केलेल्या वक्तव्यावर ठाम पंतप्रधानांच्या आईवर AI च्या माध्यमातून टीका झाली त्यावेळी शरद पवारांनी फोन केला होता का माफी मागायचा काय विषय येत नाही अक्कलकोट तालुक्यात गेल्या दोन ते तीन दिवसांपासून पडत असलेल्या पावसाने घेतली विश्रांती सतत पडत असलेल्या पावसामुळे नदी -नाले-तलाव यांच्यात पाण्याची पातळी वाढल्याने शिरले होते अनेक शेतात पाणी शिरवळवाडी तलावाची पाणी पातळी वाढल्यामुळे खरीप हंगामाचे पिकाचे झाले होते नुकसान तालुक्यात पाऊस कमी झाल्यामुळे शेतातील पाणी होत आहे कमी. तालुक्यातील शेतकऱ्यांच्या शेतात चिखल झाल्याचं आलं दिसून. तालुका प्रशासनाने लवकरात लवकर पंचनामे करण्याची शेतकऱ्यांची मागणी.. सहायक पोलिस आयुक्तांची माजी खासदार इम्तियाज जलील याना कोर्टात हजर राहण्यासाठी नोटीस नोटीसिवरून इम्तियाज जलील यांचा पोलिसांवर गंभीर आरोप पालकमंत्री संजय शिरसाठ यांच्या सांगण्यावरून पोलिसांनी अत्याचाराचा खोटा गुन्हा दाखल केल्याचा इम्तियाज जलील यांचा आरोप पोलिसांनी केलेले बेकायदेशीर कृत्य उघड झाले आहे आणि बेकायदेशीर कृत्य करणाऱ्या सर्व अधिकाऱ्यांची चौकशी करण्याची विनंती महासंचालकांना करा, असा सोशल मीडियावर मेसेज टाकला आहे. हा खटला पूर्णपणे खोटा आहे आणि मला गप्प करण्यासाठी दाखल करण्यात आला आहे. मी त्याचा सामना करेन असेही इम्तियाज जलील यानी म्हंटले आहे. नंदुरबार जिल्ह्यातील सातपुडा डोंगर रांगांमध्ये धडगाव तालुक्यात पावसामुळे रस्त्यांची दुरावस्था झाली असून अनेक ठिकाणी रस्ते खचल्याचे समोर आले आहे. ग्रामीण भागातील रस्त्यांवर मोठमोठे खड्डे झाल्याने या भागातून येणाऱ्या नागरिकांना जीव मुठीत धरून प्रवास करावा लागत आहे. सातपुड्याचा डोंगर रांगांमध्ये खराब रस्त्यांमुळे रुग्णवाहिकांना रुग्णांपर्यंत पोहोचण्यासही उशीर होत आहेत जिल्हा परिषदेच्या अंतर्गत येणाऱ्या या ग्रामीण भागातील रस्त्यांची देखभाल दुरुस्ती करण्यात यावी अशी मागणी नागरिकांच्या वतीने करण्यात येत आहे संबंधित यंत्रणा सातपुड्याच्या दुर्गम भागात रस्त्यांच्या देखभाल दुरुस्तीकडे कानाडोळा करत असल्याचाही आरोप नागरिक करीत आहे. अमरावती विभागीय वीज वितरण कंपनीच्या कार्यालयासमोर आज तांत्रिक अप्रेंटिस कंत्राटी कामगार संघटनेच्या वतीने विविध न्याय्य मागण्यांसाठी धरणे आंदोलन करण्यात आले.या आंदोलनात कामगारांनी ठेकेदार व प्रशासनाविरोधात जोरदार घोषणा देत आपल्या समस्या मांडल्या. कामगारांनी जुन्या व अनुभवी कंत्राटी कामगारांना कामावरून कमी करू नये, सर्व कंत्राटी कामगारांची ज्येष्ठता यादी तयार करावी, तसेच सुरक्षा साधने पुरवण्यात यावी, अशी मागणी केली. याशिवाय कंत्राटी कामगारांना ठेकेदारांकडून अनुभव प्रमाणपत्र देण्यात यावे व वारंवार होणाऱ्या अपघातांवर प्रभावी उपाययोजना करावी, अशी मागणी संघटनेने केली.या आंदोलनामुळे वीज वितरण कंपनीच्या प्रशासनासमोर कंत्राटी कामगारांच्या प्रश्नांकडे गांभीर्याने लक्ष देण्याची वेळ आली आहे - उत्तर सोलापूर तालुक्यात गेल्या चार ते पाच दिवसात पडलेल्या पावसामुळे फळबाग पिकाला फटका. - उत्तर सोलापूर तालुक्यातील साखरेवाडी येथील द्राक्ष उत्पादक शेतकऱ्यांना अति पावसाचा त्रास करावा लागतो सहन. - साखरेवाडी येथील गौरीशंकर साखरे यांच्या 13 एकर द्राक्ष मध्ये पाणीच पाणी झाल्यामुळे द्राक्ष पिकाचं नुकसान - द्राक्ष उत्पादक शेतकरी साखरे यांचे 60 ते 65 लाख रुपयांचे नुकसान. - द्राक्ष फळबागांचे नुकसान झाल्यावर त्वरित पंचनामे करण्याची शेतकऱ्यांची मागणी. - आंदोलनात पारंपरिक वेशभूषा परिधान करून महिलांचा सहभाग - हैद्राबाद गॅजेट नुसार बंजारा समाजाला एसटी प्रवर्गात समावेश करण्यासाठी आंदोलन - आंदोलनात वेगवेगळ्या भागातून बंजारा बांधवांची उपस्थिती - राज्य सरकारने केंद्र सरकारला विनंती करत बंजारा समाजाला एसटी प्रवर्गात समाविष्ट करण्याची मागणी - देशाच्या वेगवेगळ्या राज्यात वेगवेगळ्या प्रवर्गात बंजारा समाजाचा समावेश असल्याचा महिलांचा आरोप - बोलीभाषा एक, पाहनावा एक मग वेगवेगळ्या प्रवर्गात समावेश कसा, तेलंगणा मध्ये एसटी प्रवर्गात तर आंध्रप्रदेश मध्ये एससी प्रवर्गात समाजाचा समावेश कोल्हापुरातील वर्षा नगर मधील प्रस्तावित सांडपाणी प्रक्रिया प्रकल्प कायमस्वरूपी रद्द करावा या मागणीसाठी नागरिक आक्रमक झालेत. वर्षा नगरातील नागरिकांनी छत्रपती शिवाजी महाराज चौकातून महापालिकेवर मोर्चा काढला, आणि ठिय्या आंदोलन केले. जोरदार घोषणाबाजी करत निघालेल्या या मोर्चात मोठ्या संख्येने महिला सहभागी झाल्या होत्या. यावेळी आंदोलकांच्या हातातील फलक हे लक्षवेधी होते. नागरी वस्तीत उभारत असलेला हा सांडपाणी प्रक्रिया प्रकल्प नागरिकांच्या आरोग्याला धोकादायक असून तो तात्काळ रद्द करावा अन्यथा येणाऱ्या 15 दिवसात उच्च न्यायालयात रिट पिटीशन दाखल करू असा इशारा देण्यात आलाय. कोणतीही टेंडर प्रक्रिया न राबवता हा प्रकल्प प्रशासनाच्या वतीने एका ठराविक ठेकेदाराला देण्यात आलेला आहे. भर वस्तीतच अशा पद्धतीचा प्रकल्प तयार करण्यात येत असून महापालिकेच्या विरोधात आता नागरिक आक्रमक झालेत. मानवी वस्तीत होणाऱ्या या प्रकल्पाला विरोध करत हा प्रकल्प अन्य ठिकाणी हलवा अन्यथा तीव्र आंदोलन छेडण्याचा इशारा यावेळी देण्यात आला आहे. अनंत दिघे यांच्या बबात चुकीचे विधान करण्याप्रकरणी रायगडच्या महाडमध्ये संजय राऊत यांचा निषेध करण्यात आला. महाडच्या छत्रपती शिवाजी महाराज चौकात शिवसैनिकांनी हे निषेध आंदोलन केले. संजय राऊत यांच्या विरोधी जोरदार घोषणा देत राऊत यांचा फोटोला शिवसैनिकांनी जोडे मारीत मारले. - गेल्या काही दिवसांपासून विश्रांती घेतलेल्या पावसाने कालपासून लावली नाशकात हजेरी - गेल्या काही दिवसांपासून धरणांच्या पाणलोट क्षेत्रात संततधार पाऊस सुरू असल्याने जिल्ह्यातील धरणांचा पाणीसाठा ९९ टक्क्यांवर - पावसाचा जोर वाढल्यास धरणांमधून पुन्हा विसर्ग केला जाण्याची शक्यता सरकारी कामात अडथळा आणला म्हणून आंदेकरवर पुण्यात दुसरा गुन्हा दाखल सोनाली आंदेकरसह बारा जणांनवर सरकारी कामात अडथळा केल्या प्रकरणी गुन्हा दाखल. समर्थ पोलिस स्टेशनमध्ये गुन्हा दाखल. आयुष कोमकर खून प्रकरणात आरोपी सोनाली आंदेकरला ताब्यात घेण्यासाठी काल पोलीस गेले असता पोलिसाच्या सरकारी कामात अडथळा करून सोनाली आंदेकरीला ताब्यात घेण्यास विरोध करणाऱ्या बारा जणांविरोधात गुन्हा दाखल. या प्रकरणात आता पोलिसांनी तक्रार दाखल करत थेट सरकारी कामात अडथळा आणण्याचा गुन्हा सोनाली आंदेकर आणि तिच्या इतर सहकाऱ्यांच्या विरोधात दाखल केला आहे. अधिक तपास समर्थ पोलिस करत आहेत. नेवासा तालुक्याला गुरुवारी मध्यरात्री पुन्हा एकदा ढगफुटी सदृश्य पावसाने झोडपले.. अतिवृष्टीमुळे शेती पिकांचे मोठ्या प्रमाणात नुकसान झाले असून काही गावांचा संपर्क तुटला आहे.. गुरुवारी मध्यरात्री झालेल्या पावसामुळे ओढे - नाले ओसंडून वाहू लागलेत, तर अनेक रस्त्यांना देखील नदीचे स्वरूप प्राप्त झाले आहेत.. तालुक्यातील सोनई, खरवंडी, पानेगाव या परिसरात जोरदार पावसाने हजेरी लावली आहे.. - नागपूरच्या संविधान चौकात एकदिवसीय धरणे आंदोलनाला सुरवात * हैदराबाद गॅझेटच्या धर्तीवर बंजारा समाजाला अनुसूचित जमाती प्रवर्गात समाविष्ट करण्यात यावे बंजारा समाजाची मागणी * बंजारा समाज आरक्षण कृती समितीच्या वतीने धरणे आंदोलन * बंजारा समाजातील महिला पारंपारिक वेशभूषेत आंदोलनात सहभागी * नागपूरच्या संविधान चौकात धरणे आंदोलन करत जिल्हाधिकारी कार्यालयात देणार मागण्यांचे निवेदन - वेगवेगळ्या घोषणाचे फलक घेत आंदोलनात सहभाग सांगलीच्या जत मधील अभियंता प्रकरणावरून गोपीचंद पडळकर विरोध जयंत पाटील असा संघर्ष निर्माण झाला आहे. गोपीचंद पडळकरांकडून जयंत पाटलांवर करण्यात आलेल्या जहरी टिकेच्या निषेधार्थ जत मध्ये महाविकास आघाडी कडून आणि जयंत पाटील समर्थकांकडून मोर्चा काढण्यात आला आहे. गोपीचंद पडळकर यांच्या विरोधात जोरदार घोषणाबाजी आणि फलक झळकवत संताप व्यक्त करण्यात आला आहे. लातूरच्या चाकूर कृषी कार्यालयाला सहकार मंत्री बाबासाहेब पाटील यांनी अचानक भेट दिली आहे.11:30 वाजले तरीदेखील कार्यालय बंदच होते.तर कार्यालयातील कर्मचारी गैरहजर असल्याने, तात्काळ संबंधित कर्मचाऱ्यांवर कारवाईचा भडगाव करावा अशी मागणी सहकार मंत्री यांनी कृषी उपसंचालक यांच्याकडे फोन द्वारे केली आहे. शेतकरी अतिवृष्टी हैराण आहेत, तर अधिकारी कर्मचारी आपल्याच तोऱ्यात दंग आहेत. तात्काळ या कर्मचाऱ्यांवर कारवाई करून अहवाल पाठवावा अशी मागणी सहकार मंत्री यांनी केली आहे. जेल मधे असतानाही बंडू आंदेकरच्या नावावर जुगार अड्डा सुरु असल्याची माहिती.. काल पुणे पोलिसांनी ही कारवाई केलीय यात सात जणांविरुद्ध कारवाई करण्यात आलीय तर दुसरीकडे पुणे पोलिसांनी आंदेकर टोळीचा प्रमुख बंडू आंदेकर सहकुटुंबाच्या बँक अकाउंट सील करून आर्थिक नाड्या आवळल्या आहेत यातील आरोपी सुटण्यासाठी कुठलाही आर्थिक व्यवहार करता येऊ नये यासाठी पोलिसांकडून करण्यात आली कारवाई बंडू आंदेकर सर वनराज आंदेकर आणि त्यांच्या पत्नीच्या काही बँक अकाउंट मध्ये आहेत लॉकर हे सगळे सील करण्यात आले आहेत. शरद पवारांनी देवेंद्र फडणवीसांना फोन दिला आहे. आमदार पडळकरांच्या टीकेवरुन फोन केला आहे. अशी गलिच्छ टीका योग्य नाही असं त्यांनी म्हटलं आहे. सांगलीच्या जत मधील अभियंता प्रकरणावरून गोपीचंद पडळकर विरोध जयंत पाटील असा संघर्ष निर्माण झाला आहे गोपीचंद पडळकरांकडून जयंत पाटलांवर करण्यात आलेल्या जहरी टिकेच्या निषेधार्थ इस्लामपूर मध्ये राष्ट्रवादी आणि जयंत पाटील समर्थकांकडून मोर्चा काढून ठिय्या आंदोलन करण्यात आले आहे, या मोर्चासाठी नंतर जयंत पाटलांच्या इस्लामपूर मतदारसंघातून शेकडो कार्यकर्ते जत साठी रवाना होणार आहेत. तत्पूर्वी इस्लामपूर शहरातल्या छत्रपती शिवाजी महाराजांच्या पुतळ्यासमोर एकत्रित येत गोपीचंद पडळकर यांच्या विरोधात जोरदार घोषणाबाजी आणि फलक झळकवत संताप व्यक्त करण्यात आला आहे.जत पंचायत समितीच्या कनिष्ठ अभियंता आत्महत्या प्रकरणावरून आमदार गोपीचंद पडळकरंकडून जयंत पाटलांवर अर्वाच्य भाषेत व खालच्या पातळीवर जाऊन टीका करण्यात आली होती. सकाळी ६ पासून पुण्यातील कोपा मॉल मधील अधिकृत पहिल्या आय स्टोअर मध्ये रांगा सकाळी ६ वाजल्यापासून मॉल च्या बाहेरच पुणेकरांनी केली गर्दी पुणे शहरातील कोपा मॉल मध्ये असलेले आय फोन चे स्टोअर हे भारतातील १४ वे अधिकृत स्टोअर आहे सोशल मीडियावर या गर्दीचे व्हिडिओ व्हायरल मंगळवेढा तालुक्यातील हुलजंती परिसरात सापडली दरोड्यातील पैशाची बॅग... एका बंद घराच्या छतावर दरोडेखोराने टाकली होती पैशाची व सोन्याची बॅग... दरोड्यात 1 कोटी 4 लाख रोकड तर 20 किलो चोरीला गेले होते सोने कर्नाटक आणि महाराष्ट्र पोलिसांच्या तपासात दरोड्यातील सापडला ऐवज... नागपूर - - नागपूरमध्ये राष्ट्रवादीचे भव्य चिंतन शिबिर - राष्ट्रवादीच्या चिंतन शिबिरात ५०० हून अधिक प्रतिनिधींचा सहभाग - पक्षाचे दृष्टिकोन व भविष्यातील योजना यावर विचारमंथनासाठी राष्ट्रवादीने १० समित्या स्थापन केल्या मनसे अध्यक्ष राज ठाकरे हे आज अंबरनाथमध्ये अंबरनाथ , उल्हासनगर, बदलापूर या नगरपालिका महानगरपालिका निवडणुकीचा आढावा बैठक कार्यकर्त्यांशी संवाद साधणार येत्या निवडणुकीला समोर ठेवून राज ठाकरे पहिल्यांदाच ठाणे जिल्ह्यात हा दौरा करीत आहेत पुणे- जमीनमोजणीशिवाय दस्त नोंदणी नाही कर्नाटक व आंध्र प्रदेशच्या धर्तीवर महाराष्ट्रातही आता दस्त नोंदणीपूर्वी जमिनीची मोजणी करावी लागणार आहे. जमाबंदी आयुक्तालयांच्या अखत्यारित १० ते १५ खासगी एजन्सींचे भूकरमापक नेमले जाणार असून, त्यांच्या माध्यमातून मोजणीशिवाय दस्त नोंदणी तसेच फेरफार प्रक्रिया होणार नाही, अशी माहिती महसूलमंत्री चंद्रशेखर बावनकुळे यांनी दिली. ही नवी पद्धत महिन्याभरात लागू होणार असून, मुख्यमंत्री देवेंद्र फडणवीस यांनी यास मान्यता दिली आहे. सोलापूर - मुसळधार पावसाने अक्कलकोट तालुक्याला झोडपले ओढ्यातून वाहणाऱ्या प्रचंड प्रवाहामुळे बोरगाव देशमुख - घोळसगाव पूल गेला पाण्याखाली अतिमुसळधार कोसळणाऱ्या पावसामुळे अक्कलकोट तालुक्याचा मराठवाडा आणि कर्नाटक राज्याशी संपर्क तुटला दरम्यान अक्कलकोट तालुक्यातील बहुतांश पूल आणि बंधारे ओव्हेर फ्लो झाल्यामुळे सर्वसामान्य नागरिकांचे जनजीवन झाले आहे विस्कळीत पुणे - वंजारी समाजाला एसटी मधून आरक्षण द्यावे यासाठी वंजारी समाज आक्रमक बीडमध्ये पहिला मोर्चा काढणार जय भगवान महासंघाचे अध्यक्ष बाळासाहेब सानप यांची घोषणा कुणी जर अंगावर आलं तर त्याला शिंगावर घेतल्याशिवाय राहणार नाही हैदराबाद गॅझेटमध्ये आम्ही एसटीमध्ये आहोत त्यामुळे एसटीचा आरक्षणाला मिळावा .. राज्य सरकार समाजाकडे दुर्लक्ष करत असल्याची खंत एनटीच दोन टक्के आरक्षणाचा फायदा समाजाला नाही शासकीय जाहिराती आणि नोकरीचा फायदा एनटी मधून होत नाही. राजकीय आरक्षणाची आम्हाला गरज नाही पुणे - पुण्यातील वाहतूक कोंडीवर पाहणी करून सोमवारपर्यंत अहवाल द्या महापालिका आयुक्त नवल किशोर राम यांचे पथ विभागाला बैठक घेत आदेश शहरातील 32 रस्ते आणि कोंडी होणाऱ्या 22 ठिकाणाची पाहणी करा पालिका आणि पोलिसांनी प्रयत्न करूनही वाहतूक कोंडी कमी होत नसल्याने आयुक्ताचे आदेश अहवाल प्राप्त झाल्यानंतर काय उपाययोजना करायची यावर निर्णय होणार बुलडाणा - शेतकऱ्यांना पिकविमा मिळावा म्हणून किसान काँग्रेस आक्रमक मलकापूर कृषी कार्यालयात गोधडी, भजन आंदोलन करत दिला ठिय्या नाशिक - - नाशिकमध्ये डेंग्यू रुग्णसंख्या 400 पार, सप्टेंबरच्या 17 दिवसांत 464 नवे रुग्ण - तर ऑगस्ट अखेर एकूण रुग्णसंख्या 424 होती - मलेरियासह चिकनगुनियाचेही 49 रुग्ण आढळले, तर मलेरियाचे 21 रुग्ण नोंदले गेले - महापालिकेचा ठेकेदारास 1 लाख 10 हजारांचा दंड - आरोग्य विभागाकडून डास निर्मूलनासाठी सतर्क असल्याचा दावा - मात्र वाढती रुग्णसंख्या पाहता आरोग्य विभागाच्या दाव्यावर प्रश्नचिन्ह पुणे - पुणे महापालिकेच्या हद्दीत नोंद न झालेल्या मिळकतींवर करआकारणीचा धडाका लावत मिळकतकर विभागाने अवघ्या पाच महिन्यांत ३० हजार ५३६ मिळकतींचा शोध घेतला. या मिळकतींमधून सुमारे १९८ कोटी ३१ लाख रुपयांचा महसूल निश्चित झाला असून त्यापैकी ६१ कोटी ८३ लाख रुपये तिजोरीत जमा झाले आहेत. सुमारे १४ लाख ८० हजार मिळकतींपैकी मोठ्या प्रमाणावर कर न भरलेले गाळे, भोगवटे व नोंदणी न झालेल्या मिळकतींचा समावेश यात आहे. पालिकेने आर्थिक वर्षाअखेर ८० हजार मिळकती शोधण्याचे उद्दिष्ट ठेवले आहे. यवतमाळमध्ये कापूस उत्पादक शेतकऱ्यांचा आक्रोश शेतातील कपाशीने दगा दिल्यानंतर शेतकऱ्यांने केला पऱ्हाटीजवळ बसून आक्रोश दरवर्षीप्रमाणे याही वर्षी यवतमाळ जिल्ह्यातील शेतकरी आसमानी आणि सुलतानी संकटाच्या चक्रव्यूहात अडकलाय जालन्याला पावसाने झोडपले जालना शहरात झालेल्या ढगफुटी सदृश्य पावसाचे 997 घरांसह 105 दुकानांमध्ये शिरले पाणी अपूर्ण कामे आणि अडकलेल्या कचऱ्यामुळे पाण्याचा निचरा न झाल्याचा महानगरपालिकेचा अहवाल नागपूर - आगामी स्थानिक स्वराज्य संस्थेच्या निवडणुकीच्या पार्श्वभूमीवर हे शिबिर महत्त्वाचं मानलं जात आहे. या शिबिरामध्ये 500 पदाधिकारी येणार असून जय्यत तयारी करण्यात आलेली आहे.. कॅबिनेट मिनिस्टर तसेच ज्येष्ठ नेत्यांसाठी पहिल्या रोमध्येच स्टिकर लावून जागा निश्चित करण्यात आली आहे... यामध्ये सुनेत्रा पवार पार्थ पवार जेष्ठ नेते यांच्या जागेचे स्टिकर लावण्यात आले आहे.... पुणे - पुणे विद्यापीठाच्या शुल्कवाढी विरोधात विद्यार्थी काँग्रेसच्या आंदोलन परीक्षा शुल्कवाढी परिपत्रकाची होळी करून निषेध व्यक्त करणार पुणे विद्यापीठाने परीक्षा शुल्का मध्ये 20 टक्के वाढ केल्याने विद्यार्थी काँग्रेसचे आंदोलन अकरा वाजता काँग्रेसची विद्यार्थी संघटना पुणे विद्यापीठामध्ये करणार आंदोलन धाराशिव - धाराशिवच्या भूम तालुक्यातील वंजारवाडी येथील पूल पाण्याखाली पुलावरून मोठ्या प्रमाणावर पाणी वाहत असतानाही नागरीकांची पुल ओलांडण्यासाठी जिवघेनी कसरत वाहत्या पाण्यातुन मोटरसायकल चालक व नागरीक करत आहेत जिवघेना प्रवास सार्वजनिक बांधकाम विभागाने लाखो रुपये करुन बांधलेल्या पुलावरून पाणी,चुकीच काम झाल्याचा स्थानिकांचा आरोप हिंगोली - 14 वर्षांचा मुलगा गेला वाहून मित्रासोबत पोहण्यासाठी गेला होता हिंगोलीच्या सेनगाव तालुक्यातील देऊळगाव जहागीर गावातील घटना काल दुपारपासून मुलाचा शोध सुरू सकाळ+चे सदस्य व्हा शॉपिंगसाठी 'सकाळ प्राईम डील्स'च्या भन्नाट ऑफर्स पाहण्यासाठी क्लिक करा. Read Marathi news and watch Live TV. Breaking news from Maharashtra, India, Pune, Mumbai, Politics, Entertainment, Sports, Lifestyle at SaamTV. Get Live Marathi news on Mobile. Download the Saam Tv app for Android and IOS. Follow Us Copyright © 2025 Sakal Media Group – All Rights Reserved Powered by Quintype</w:t>
-      </w:r>
-    </w:p>
-    <w:p>
-      <w:pPr>
-        <w:pStyle w:val="Heading3"/>
-      </w:pPr>
-      <w:r>
-        <w:t>Article 92</w:t>
-      </w:r>
-    </w:p>
-    <w:p>
-      <w:r>
-        <w:t>Title: नवरात्रोत्सवातील गरबा फक्त हिंदूंसाठी? प्रवेश करणाऱ्यांचं आधार कार्ड तपासा, विश्व हिंदू परिषदेच्या भूमिकेवर बावनकुळेही म्हणाले...</w:t>
-      </w:r>
-    </w:p>
-    <w:p>
-      <w:r>
-        <w:t xml:space="preserve">URL: </w:t>
-      </w:r>
-      <w:hyperlink r:id="rId100">
-        <w:r>
-          <w:rPr>
-            <w:color w:val="0000FF"/>
-          </w:rPr>
-          <w:t>https://marathi.abplive.com/news/maharashtra/navratri-garba-only-for-hindus-check-aadhaar-of-participants-says-vhp-bawankule-comment-1385439</w:t>
-        </w:r>
-      </w:hyperlink>
-    </w:p>
-    <w:p>
-      <w:r>
-        <w:t>Content: Nagpur: नवरात्रोत्सवातील गरबा फक्त हिंदूंसाठी असून मुस्लिमांना किंवा इतर धर्मियांना प्रवेश देऊ नका अशी भूमिका आज विश्व हिंदू परिषद नागपुरात पत्रकार परिषदेत मांडणार आहे .गरब्यात प्रवेश करताना आधार कार्ड बघून प्रवेश द्यावा .येणाऱ्याला टिळा लावावा तसेच देवीची पूजा करायला लावा अशा नियम व अटी आज विश्व हिंदू परिषदेकडून केल्या जाणार आहेत .बजरंग दल आणि विहिपचे कार्यकर्ते गरबास्थळी यावर लक्ष ठेवून असणार आहेत . दरम्यान यावर राज्याचे महसूल मंत्री व नागपूरचे पालकमंत्री चंद्रशेखर बावनकुळे यांनी प्रतिक्रिया दिली आहे . गरबा आयोजन करणारी समिती अटी शर्ती टाकू शकते तो त्यांचा अधिकार आहे .कार्यक्रमाला पोलिसांची परवानगी आहे का ? यावरच गरबा आयोजन समितीला निर्णय करायचा असतो, असं मंत्री बावनकुळे यांनी म्हटलंय . नवरात्रोत्सवाच्या पार्श्वभूमीवर विश्व हिंदू परिषदेने बजरंग दलाने गरबा कार्यक्रमांसाठी पुन्हा एकदा आपली भूमिका स्पष्ट केले आहे . नवरात्रोत्सवातील गरबा फक्त हिंदूंसाठी आहे .मुसलमान किंवा इतर धर्मियांना यात प्रवेश देऊ नका अशी भूमिका आज विश्व हिंदू परिषद नागपूर मध्ये पत्रकार परिषदेत मांडणार आहे .दरवर्षीप्रमाणे नवरात्र सुरू होण्यापूर्वी विश्व हिंदू परिषद हे पत्रकार परिषद घेणार आहे .आज दुपारी चार वाजता पत्रकार परिषदेत ही भूमिका मांडण्यात येणार असल्याची माहिती आहे. गरब्यात प्रवेश करताना आधार कार्ड बघून प्रवेश द्यावा, येणाऱ्या ला टिळा लावावा, देवीची पूजा करायला लावा ..अशा अटी शर्ती विश्व हिंदू परिषदेने घातल्या आहेत . या वेळी बजरंग दल आणि विहीपचे कार्यकर्ते गरबास्थळांवर लक्ष ठेवून राहणार आहे . गरबा भगवतीला प्रसन्न करण्यासाठीची आराधना आहे .गरबा नृत्य नसून देवीला प्रसन्न करण्यासाठी खेळला जातो .ज्यांची श्रद्धा नाही त्यांना गरबा प्रवेश देऊ नये .अशी भूमिका विश्व हिंदू परिषदेने सर्व गरबा आयोजकांना निवेदन देत मांडले आहे . विश्व हिंदू परिषदेच्या या भूमिकेवर नागपूरचे पालकमंत्री व राज्याचे महसूल मंत्री चंद्रशेखर बावनकुळे यांनी प्रतिक्रिया दिली आहे . ते म्हणाले, गरबा आयोजन करताना गरबा आयोजन समिती अटी शर्ती टाकू शकते .तो त्यांचा अधिकार आहे .समितीने काय अटी शर्ती ठेवल्या आणि त्या कार्यक्रमाला पोलिसांची परवानगी आहे का ?या परवानगी वरच गरबायोजन समितीला निर्णय करायचा असतो असं बावनकुळे म्हणालेत . We use cookies to improve your experience, analyze traffic, and personalize content. By clicking "Allow All Cookies", you agree to our use of cookies.</w:t>
-      </w:r>
-    </w:p>
-    <w:p>
-      <w:pPr>
-        <w:pStyle w:val="Heading3"/>
-      </w:pPr>
-      <w:r>
-        <w:t>Article 93</w:t>
-      </w:r>
-    </w:p>
-    <w:p>
-      <w:r>
-        <w:t>Title: Mahayuti Government : सोलापूर जिल्ह्यातील कुर्डू गावच्या मुरूम उत्खनन प्रकरणाचा महाराष्ट्रातील 41000 गावांना फायदा होणार</w:t>
-      </w:r>
-    </w:p>
-    <w:p>
-      <w:r>
-        <w:t xml:space="preserve">URL: </w:t>
-      </w:r>
-      <w:hyperlink r:id="rId101">
-        <w:r>
-          <w:rPr>
-            <w:color w:val="0000FF"/>
-          </w:rPr>
-          <w:t>https://sarkarnama.esakal.com/amp/story/maharashtra/ajit-pawar-ips-anjana-krishna-dispute-murum-excavation-benefits-41000-villages-maharashtra-dk88</w:t>
-        </w:r>
-      </w:hyperlink>
-    </w:p>
-    <w:p>
-      <w:r>
-        <w:t>Content: वसंत कांबळे Solapur News: कुर्डू येथील मुरूम प्रकरणामुळे राज्याचे उपमुख्यमंत्री अजित पवार आणि डीवायएसपी अंजली कृष्णा यांचा फोनवरील संवाद व्हायरल झाला होता. या प्रकरणानंतर महाराष्ट्र शासनाने 3 एप्रिल 2025 रोजी काढलेल्या शासन निर्णयाला (जीआर) उर्जितावस्था मिळाली आहे. कुर्डूतील आंदोलनातून हा जीआर प्रशासनातील अधिकाऱ्यांना माहितच नव्हता, हे स्पष्ट झाले. मात्र आंदोलनामुळे हा जीआर आता सर्वांसाठी खुला झाला आहे. एका कार्यक्रमात उपमुख्यमंत्री अजित पवार (Ajit Pawar) यांनी मुख्यमंत्री देवेंद्र फडणवीस, उपमुख्यमंत्री एकनाथ शिंदे आणि महसूल मंत्री चंद्रशेखर बावनकुळे यांच्या उपस्थितीत या जीआरबाबत थेट सूचना दिल्या. “चांदा ते बांदा सर्वत्र हा जीआर लागू करावा, त्याची माहिती सोलापूरपर्यंत पोहोचवावी,” असे त्यांनी सांगितले. यावेळी महसूल मंत्री चंद्रशेखर बावनकुळे (Chandrashekhar Bawankule) यांना अजित पवार म्हणाले, “हे अभियान जर मागच्या महिन्यातच सुरू झाले असते, तर एवढे प्रकरण गाजलेच नसते,” असे मनोगतात त्यांनी व्यक्त केले. कुर्डूमध्ये ज्या कागदाच्या आधारावर मुरूम उपसा सुरू होता, त्याच कागदाची आता राज्यभर माहिती करुन देण्याचे काम अजित पवार यांनी केले आहे. अशी किती शासन परिपत्रके (जी.आर.) लोकांना माहिती होऊ दिली जात नाहीत व माहिती असतानाही चुकीच्या पद्धतीने कार्यवाही का केली जाते0 प्रशासनाला चुकीची माहिती देणाऱ्या अधिकाऱ्यामुळे एवढे मोठे प्रकरण देभभर गाजले त्या अधिकाऱ्यावर महसूल प्रशासनाने काय कारवाई केली हे जाहीर करावे, अशी मागणी नागरिकांमधून होत आहे. राज्य सरकारनं अशी सर्व परिपत्रके गावातील ग्रामपंचायत नगरपालिका कार्यालय तलाठी कार्यालय व सेतू कार्यालय या ठिकाणी दाखवण्यात यावी, अशी मागणी जोर धरत आहे. त्यानंतर प्रशासनाने कुर्डूमध्ये मुरूम उत्खनन करणाऱ्या ग्रामपंचायतीचे सरपंच आणि ग्रामसेवक यांच्यावर गुन्हे दाखल केले. त्यानंतर कुर्डू ग्रामस्थांची एकी राज्याने पाहिली. कुर्डू गाव प्रशासनाने अन्याय केला त्याच्या निषेधार्थ ग्रामस्थांनी एक दिवस संपूर्ण गाव बंद ठेऊन दाखल झालेल्या गुन्ह्यांचा निषेध व्यक्त केला. आमच्या गावातील वाड्या वस्तीवरील रस्ते दुरुस्त करावे मागणी केली. या आंदोलनाची धग ही मंत्रालयालापर्यंत पोहोचली. महसूलमंत्र्यांनी येथून पुढे पाणंद रस्त्यांसाठी जो मुरूम उत्खनन होईल त्याला रॉयल्टी भरायची आवश्यकता नाही, असे घोषित केले. एखादं गाव पानंद रस्त्यासाठी मुरूम उत्खनन करत असताना त्या गावाला बदनाम न करता त्या गावाची मागणी काय आहे, गाव कशासाठी मागणी करतोय... याचा विचार केला पाहिजे. राज्य सरकारने कुर्डू आंदोलनाची दखल घेतली आणि कुर्डूच्या एका आंदोलनामुळे राज्यातील सर्वच गावातील पाणंद रस्त्यांना या निर्णयाचा फायदा होणार आहे. सरकारचे व कुर्डू करांचे अभिनंदन माजी आ. संजयमामा शिंदे, माढा -करमाळा विधानसभा गावाची मागणी गरज काय आहे त्यावर काम केले तर आख्खा गाव पाठीशी उभारतो हे आमच्या गावाने सिध्द केले आहे.तळागाळातील जनतेचे प्रश्न सोडविण्यासाठी पदाधिकारी यांनी प्रथम प्राधान्य द्यावे हे आमच्या नेते अजित दादा यांचे आम्हाला सांगणे आहे त्याच धर्तीवर आम्ही काम करत आहोत. बाबा जगताप, अध्यक्ष माढा -करमाळा विधानसभा मतदारसंघ, राष्ट्रवादी काँग्रेस पार्टी (अजित पवार गट) कुर्डू मुरूम उत्खनन प्रकरणांमध्ये कुर्डूला बदनाम करण्यासाठी ज्यांनी पुढाकार घेतला होता, त्यांना कळून चुकले असेल की, आम्ही जे आंदोलन करत होतो त्या गावातील सार्वजनिक रस्त्यांसाठी करत होतो. आणि आमच्या मागणीची दखल राज्य सरकारने घेतली. यामध्ये मुख्यमंत्री उपमुख्यमंत्री आणि महसूल मंत्री यांची आम्ही कुर्डू ग्रामस्थांच्या वतीने जाहीर आभार व्यक्त करतो. तसेच या प्रकरणांमध्ये आम्हाला राज्य सरकारमध्ये संवाद घडवून ज्यांनी आणला ते आमचे नेते करमाळ्याचे विकास पुरुष संजय मामा शिंदे यांचे देखील आम्ही विशेष आभार व्यक्त करतो. - अण्णासाहेब ढाणे, माजी जिल्हा परिषद सदस्य प्रतिनिधी सरकारनामाचे सदस्य व्हा शॉपिंगसाठी 'सकाळ प्राईम डील्स'च्या भन्नाट ऑफर्स पाहण्यासाठी क्लिक करा. Read Latest Marathi Political News, Breaking Political News from Maharashtra, India, Pune &amp; Mumbai at Sarkarnama. To Get Live Political Marathi News on Mobile, Download the Sarkarnama Mobile App for Android and IOS. सरकारनामा आता सर्व सोशल मीडिया प्लॅटफॉर्मवर. ताज्या राजकीय घडामोडींसाठी फेसबुक, ट्विटर, इन्स्टाग्राम, शेअर चॅट, टेलिग्रामवर आणि व्हॉट्सॲप आम्हाला फॉलो करा. तसेच, सरकारनामा यूट्यूब चॅनेलला आजच सबस्क्राइब करा. Copyright © 2025 Sakal Media Group – All Rights Reserved</w:t>
-      </w:r>
-    </w:p>
-    <w:p>
-      <w:pPr>
-        <w:pStyle w:val="Heading3"/>
-      </w:pPr>
-      <w:r>
-        <w:t>Article 94</w:t>
-      </w:r>
-    </w:p>
-    <w:p>
-      <w:r>
-        <w:t>Title: Chanda revenue mitra chatbot launch Chandrapur । चंद्रपूरमध्ये ‘चांदा महसूल मित्र’ चॅटबोटचे उद्घाटन – सर्व सेवा आता ऑनलाईन</w:t>
-      </w:r>
-    </w:p>
-    <w:p>
-      <w:r>
-        <w:t xml:space="preserve">URL: </w:t>
-      </w:r>
-      <w:hyperlink r:id="rId102">
-        <w:r>
-          <w:rPr>
-            <w:color w:val="0000FF"/>
-          </w:rPr>
-          <w:t>https://news34.in/2025/09/chanda-revenue-mitra-chatbot-launch-chandrapur/</w:t>
-        </w:r>
-      </w:hyperlink>
-    </w:p>
-    <w:p>
-      <w:r>
-        <w:t>Content: News 34 Chanda revenue mitra chatbot launch Chandrapur : चंद्रपूर दिनांक 20 : राज्यात 17 सप्टेंबर ते 2 ऑक्टोबर या कालावधीत महसूल विभागातर्फे सेवा पंधरवाडा राबविण्यात येत आहे. या अंतर्गत शेतरस्त्यांचे मॅपिंग करणे, त्यांचे अतिक्रमण काढणे, राष्ट्रीय महामार्ग प्रमाणे रस्त्यांना क्रमांक देणे, सर्वांना घरे आदी बाबी करण्यात येणार आहे. महसूल खाात्याबद्दल नागरिकांमध्ये आदराची भावना आहे. त्याला तडा जाऊ देऊ नका. लोकाभिमुख प्रशासनासाठी अतिशय गांभिर्याने काम करा, असे निर्देश राज्याचे महसूल मंत्री चंद्रशेखर बावनकुळे (chandrashekhar bawankule) यांनी यंत्रणेला दिले चंद्रपुरात सोमवारपासून भाऊ चा दांडिया . जिल्हाधिकारी कार्यालयात महसूल विभागांतर्गत, भुमी अभिलेख, मुद्रांक नोंदणी आदी बाबींचा आढावा घेतांना ते बोलत होते. बैठकीला सर्वश्री आमदार किशोर जोरगेवार, देवराव भोंगळे, करण देवतळे, जिल्हाधिकारी विनय गौडा जी.सी., अतिरिक्त जिल्हाधिकारी डॉ. नितीन व्यवहारे, संतोष थिटे (चिमूर), निवासी उपजिल्हाधिकारी दगडू कुंभार यांच्यासह सर्व उपविभागीय अधिकारी, सर्व तहसीलदार आदी बैठकीला उपस्थित होते. farm road numbering scheme Chandrapur सेवा पंधरवडा अंतर्गत पाणंद रस्त्यांची मोहीम हाती घेण्यात आली आहे. या अंतर्गत पाणंद रस्त्यांना क्रमांक देण्यात येणार आहे. राष्ट्रीय आणि राज्य महामार्गाप्रमाणेच शेतकऱ्यांच्या पाणंद रस्त्यांना क्रमांक देणारे महाराष्ट्र्र हे देशातील पहिले राज्य आहे. पुढील काळात या रस्त्यांवर अतिक्रमण होणार नाही, याची काळजी घ्यावी. राज्याचा जीडीपी वाढवायचा असेल तर शेतकऱ्यांचे पाणंद रस्ते मोकळे होणे गरजेचे आहे. शेतात पाणी, वीज, रस्ता असेल तर शेती करण्याकडे ओढा वाढेल. revenue department service fortnight Chandrapur महसूल अधिकाऱ्यांनी गावात जाऊन लोकांच्या समस्या सोडवाव्यात. शासनाची भूमिका घेऊन प्रशासन आपल्या गावात आले, असे गावकऱ्यांना म्हटले पाहिजे. सामान्य आणि गरीब जनतेला चांगल्या सुविधा देणे हे आपले कर्तव्य आहे. गतिमान, पारदर्शक प्रशासन राबविण्यासाठी यंत्रणेने सजग असावे. शासकीय कामासाठी लोकांना कोणताही त्रास होता कामा नये. घरकुल पासून कोणीही वंचित राहू नये, एकही शेतकरी पांदण रस्त्याविना राहू नये, याची काळजी घ्यावी. जनतेला भेटण्याचे फलक कार्यालयात लावा. लोकांशी संपर्कात रहा. शासनाच्या धोरणांची प्रभावी अंमलबजावणी करा. पुढे महसूल मंत्री श्री. बावनकुळे म्हणाले, महानगरपालिका, नगरपालिका हद्दीमध्ये ज्या झोपडपट्टी आहेत, त्यांची जमीन सुद्धा नियमित करण्यात येईल. सरकारी जागेवरील सर्व घरांचा सर्वे करण्यात येणार आहे. चंद्रपूर शहरातील 55 झोपडपट्टीधारकांना कायदेशीर घरे देण्याचा निर्णय लवकरच घेण्यात येईल. पुढील पाच वर्षात देशातील सर्वोत्कृष्ट महसूल खाते महाराष्ट्राचे असावे, अशी अपेक्षा त्यांनी व्यक्त केली. .आपल्या चांगल्या कामाचे सादरीकरण करा. महसूल विभागाच्या संकेतस्थळावर हे सादरीकरण अपलोड करा. Chanda revenue mitra chatbot launch Chandrapur कृत्रिम वाळू धोरणानुसार शासकीय बांधकामात 50 टक्के वाळू अनिवार्य करण्यात आली आहे. कृत्रिम वाळू प्रकल्पासाठी जास्तीत जास्त प्रयत्न करा. प्रत्येक जिल्ह्यात किमान 50 प्रकल्प लागले पाहिजे. महसुली अर्धन्यायीक प्रकरणे तीन महिन्यात निकाली काढण्याच्या सूचना देण्यात आल्या आहे. शेतकऱ्यांनी त्वरीत फार्मर आयडी करून घ्यावी. विशेष सहाय्य योजनेचा सर्व निधी डीबीटीवर देण्यात येतो. प्रत्येक घरी जाऊन 100 टक्के डीबीटी करण्यासाठी या पंधरवड्यात यंत्रणेने घरोघरी जावे, अशा सुचनाही महसूल मंत्री चंद्रशेखर बावनकुळे यांनी दिल्या. यावेळी जिल्हाधिकारी विनय गौडा जी.सी. यांनी विभागाचे सादरीकरण केले. महसूल विभागाच्या विविध सेवा ऑनलाईन पध्दतीने नागरिकांना माहित व्हाव्यात, यासाठी जिल्हा प्रशासनाच्यावतीने तयार करण्यात आलेल्या चांदा महसूल मित्र चॅटबोटचे (फोन नं. 9284061588) उद्घाटन महसूल मंत्री चंद्रशेखर बावनकुळे यांच्या हस्ते करण्यात आले. Comment Save my name, email, and website in this browser for the next time I comment. Privacy Policy I Diclamer I Terms &amp; Condition I About I Contact Us</w:t>
-      </w:r>
-    </w:p>
-    <w:p>
-      <w:pPr>
-        <w:pStyle w:val="Heading3"/>
-      </w:pPr>
-      <w:r>
-        <w:t>Article 95</w:t>
-      </w:r>
-    </w:p>
-    <w:p>
-      <w:r>
-        <w:t>Title: Maratha Reservation: दोन खासदार वगळता काँग्रेस नेत्यांनी मराठा आंदोलनाकडे फिरवली पाठ!</w:t>
-      </w:r>
-    </w:p>
-    <w:p>
-      <w:r>
-        <w:t xml:space="preserve">URL: </w:t>
-      </w:r>
-      <w:hyperlink r:id="rId103">
-        <w:r>
-          <w:rPr>
-            <w:color w:val="0000FF"/>
-          </w:rPr>
-          <w:t>https://sarkarnama.esakal.com/vishleshan/maharashtra-congress-leaders-in-maratha-reservation-protest-nana-patole-harshvardhan-patil-vijay-wadettiwar-turn-away-from-maratha-reservation-protest-manoj-jarange-patil-maharashtra-politics-mm76</w:t>
-        </w:r>
-      </w:hyperlink>
-    </w:p>
-    <w:p>
-      <w:r>
-        <w:t>Content: मराठा-कुणबीसाठी मनोज जरांगे पाटील यांनी मुंबईत केलेले आंदोलन. ‘ओबीसी बचाव’साठी नागपूरमध्ये झालेले आंदोलन यामुळे महाराष्ट्राचे समाजकारण आणि ढवळून निघाले. जरांगेंच्या आंदोलनामुळे लोकसभा निवडणुकीत १३ जागा मिळवित सर्वांत मोठा लाभ काँग्रेसला झाला होता. तर, सहा महिन्यांनी झालेल्या विधानसभा निवडणुकीत काँग्रेसला इतिहासात सर्वांत कमी म्हणजे अवघ्या १६ जागा जिंकता आल्या. महायुतीकडे एकवटलेली ‘ओबीसी मतपेढी’ याचे प्रमुख कारण मानले जाते. आता झालेल्या मराठा आंदोलनात दोन खासदारांचा अपवाद वगळता काँग्रेसचे आमदार, खासदार, प्रदेशाध्यक्ष गेले नाहीत. लोकसभा निवडणुकीत जरांगे पाटील घटकासोबत दलित आणि मुस्लिम मतांचा फायदा महाविकास आघाडीला झाल्याचे दिसले. भाजपचा ‘अब की बार चारसो पार’ची घोषणा पाहून राज्यघटना बदलाच्या भीतीने एकवटलेला अनुसूचित जातीचा समाज, भाजपला हरविण्यासाठी महाविकास आघाडी हाच एकमेव पर्याय म्हणून एकवटलेला मुस्लिम समाज आणि ओबीसी आरक्षणाच्या मागणीवरून आक्रमक झालेला मराठा समाज, यामुळे लोकसभा निवडणुकीसाठी महाराष्ट्रात ‘मदमु’ (मराठा-दलित-मुस्लिम) घटक कमालीचा चालला. विधानसभा निवडणुकीत भाजपच्या रणनितीने हा घटक विखुरला. कुणबी समाजाचे प्रतिनिधित्व करत असलेले प्रदेशाध्यक्ष हर्षवर्धन सपकाळ अन् माजी प्रदेशाध्यक्ष नाना पटोले, ओबीसी नेते विजय वडेट्टीवार यांचा एक गट आणि माजी मंत्री बाळासाहेब थोरात अन् विधान परिषदेचे गटनेते सतेज पाटील या मराठा नेत्यांचा एक गट या दोन्ही आंदोलनामध्ये सावध भूमिका घेताना दिसला. माजी मंत्री थोरात यांनी जरांगे पाटील यांच्या आंदोलनाला समर्थन असल्याचे पत्र समाजमाध्यमांत ‘व्हायरल’ करून आपला संगमनेर मतदारसंघ व अहिल्यानगर जिल्हा काही प्रमाणात सुरक्षित करण्याचा प्रयत्न केल्याचे दिसले. सोलापूरच्या खासदार प्रणिती शिंदेंच्या विजयात फक्त आणि फक्त मोहोळ, मंगळवेढा व पंढरपूर तालुक्यांतील जरांगे पाटील घटक महत्त्वपूर्ण ठरल्याचे या दोन तालुक्यांतील मताधिक्यावरून स्पष्ट दिसते. खासदार शिंदे यांनी मुंबईच्या आंदोलनात सहभागी व्हावे, यासाठी आंदोलकांनी प्रयत्न केले, या प्रयत्नांना अपयश आले. खासदार शिंदे यांनी आंदोलकांसाठी नाश्‍ता-पाण्याची सोय करून ‘मी सोबत असल्या’चे दाखविण्याचा प्रयत्न केला. कोल्हापूरचे खासदार श्रीमंत शाहू महाराज छत्रपतींच्या नेतृत्वाखाली काही खासदार अन् आमदारांनी जरांगे पाटील यांच्या आंदोलनाला भेट देऊन पाठिंबा देण्याची तयारीही केल्याचे समजते. नंतर हे नियोजन का कोलमडले? याचे उत्तर शोधण्याचा प्रयत्न सध्या काँग्रेस कार्यकर्ते करताना दिसत आहेत. लातूरचे खासदार डॉ. शिवाजीराव काळगे हेही या आंदोलनात सहभागी होतील, अशी या भागातील मराठा आंदोलकांना अपेक्षा होती. जरांगे पाटील यांच्या आंदोलनात शिवसेना उद्धव बाळासाहेब ठाकरे व राष्ट्रवादी काँग्रेस शरदचंद्र पवार पक्षाच्या नेत्यांनी जशी हजेरी लावली, तशी हजेरी लावण्यात काँग्रेसची सावध भूमिका अनेकांना आता खटकू लागली आहे. मराठा आंदोलनातील प्रमुख चेहरा म्हणून ओळख असलेले सरपंच मंगेश साबळे हे २०२४ ची निवडणूक जालना लोकसभा मतदारसंघातून अपक्ष लढले. प्रभावी व आक्रमक मराठा आंदोलक साबळे समोर असतानाही महाविकास आघाडीतील काँग्रेसचे डॉ. कल्याणराव काळे हे एक लाख ९ हजार मताधिक्याने येथून खासदार झाले. भाजपचे पाच वेळा निवडून आलेले खासदार आणि माजी मंत्री रावसाहेब दानवे यांचा पराभव झाला. दानवे यांच्या पराभवासाठी डॉ. काळे यांना जरांगे-पाटील फॅक्टर कमालीचा उपयुक्त ठरल्याचे दिसले. त्यामुळे खासदार काळे यांनी पक्षाचा आदेश, पक्षाचा निर्णय, पक्षाची भूमिका जाहीर होण्याच्या आगोदरच मुंबईत जाऊन जरांगे-पाटील यांच्या आंदोलनात स्टेजवर हजेरी लावली. या हजेरीतून त्यांनी ‘माझा मतदारसंघ, माझी जबाबदारी’ या तत्त्वानुसार आपल्या मतदारसंघातील मतपेढीला अधिक प्राधान्य दिल्याचे दिसले. त्यांच्यासोबत नांदेडचे खासदार रवींद्र चव्हाण हे देखील जरांगे यांच्या व्यासपीठावर दिसले. काँग्रेसच्या या दोन नेत्यांशिवाय कोणी आमदार वा खासदार जरांगे पाटील यांच्या स्टेजवर दिसले नाही. बाकीच्यांनी आंदोलकांच्या ‘रसद’साठी हातभार लावल्याचे समजते. जरांगे पाटील यांचे आंदोलन मुंबईत सुरू असताना लगेचच नागपूरमध्ये ओबीसी महासंघाचे आंदोलन बबनराव तायवाडे यांच्या नेतृत्वाखाली सुरू झाले. त्यांच्या आंदोलनाला गडचिरोलीचे काँग्रेस खासदार नामदेव किरसन, नागपूर पदवीधर मतदारसंघाचे आमदार अभिजित वंजारी आणि नागपूर शिक्षक मतदारसंघाचे आमदार सुधाकर आडबाले यांनी हजेरी लावली. या नेत्यांनीही ‘माझा मतदारसंघ, माझी जबाबदारी’ या तत्त्वानुसार आपल्या मतदारसंघातील मतपेढी सांभाळण्याचा प्रयत्न केल्याचे दिसले. ओबीसी महासंघाचे राष्ट्रीय अध्यक्ष तायवाडे हे तसे काँग्रेसचे मानले जातात. त्यांनी अद्याप भाजपमध्ये प्रवेश केला नसला तरीही ते सध्या भाजपकडे अधिकच झुकले असल्याचा संशय विदर्भातील काँग्रेस नेत्यांना वारंवार येऊ लागला आहे. त्यामुळे आपल्या ‘हाता’बाहेर गेलेल्या तायवाडे यांना काँग्रेसचा बडा नेता उघडपणे भेटताना दिसत नाही. लोकसभेचे विरोधी पक्षनेते राहुल गांधींचा सध्या ‘ड्रीम प्रोजेक्ट’ म्हणून ‘मतचोरी’ अभियाना’कडे पाहिले जाऊ लागले आहे. महाराष्ट्रात मतचोरीचा पहिला प्रयोग भाजपाचे माजी प्रदेशाध्यक्ष तथा महसूल मंत्री चंद्रशेखर बावनकुळे यांच्या कामठी (जि. नागपूर) मतदारसंघात झाल्याचा आरोप काँग्रेसने करत राज्यातील ‘वोट चोर, गद्दी छोड’चे पहिले आंदोलन कामठीत झाले. या मेळाव्यातून काँग्रेसने शक्तिप्रदर्शन केले. या मेळाव्यासाठी प्रदेशाध्यक्ष हर्षवर्धन सपकाळ, विधिमंडळ पक्षनेते विजय वडेट्टीवार, काँग्रेस कार्य समितीचे सदस्य अन् ज्येष्ठ नेते बाळासाहेब थोरात, विधान परिषदेतील काँग्रेसचे गटनेते सतेज पाटील, काँग्रेस समितीच्या सदस्य यशोमती ठाकूर, अखिल भारतीय काँग्रेस समितीचे सचिव कुणाल चौधरी, माजी मंत्री सुनील केदार, नसीम खान, खासदार श्यामकुमार बर्वे, प्रतिभा धानोरकर, प्रशांत पडोले, नामदेव किरसान, बळवंत वानखेडे, आमदार अभिजीत वंजारी एकाच व्यासपीठावर दिसले. या मेळाव्यात गैरहजर असलेल्या माजी प्रदेशाध्यक्ष पटोले यांची अनेकांना आठवण झाल्याचे समजते. मुंबईतील मराठा आंदोलनाकडे व नागपुरातील ओबीसी आंदोलनाकडे पाठ फिरविलेल्या प्रदेशाध्यक्ष सपकाळ यांनी पत्रकार परिषदेतून मुख्यमंत्री देवेंद्र फडणवीस यांच्यावर आरक्षणाच्या माध्यमातून जोरदार टीका केली. विविध मागण्याही त्यांनी समाजमाध्यमांतून पुढे आणल्या आहेत. दोन्ही आंदोलनांना न जाता प्रदेशाध्यक्ष सपकाळ यांनी हा प्रश्‍न तूर्तास सोडविला आहे. परंतु मराठा समाजाच्या ओबीसी आरक्षण मागणीवर काँग्रेसची भूमिका काय? या मुख्य प्रश्‍नाचे उत्तर मात्र प्रदेशाध्यक्ष सपकाळ टाळताना दिसत आहेत. स्वतंत्र आरक्षण न्यायालयात टिकत नसल्याचा जुनाच अनुभव मराठा समाजाच्या पाठीशी असल्याने आता ‘कुणबीमधून ओबीसी आरक्षण’ हा सरळ मार्ग अनेकांना पटला आहे. मराठवाडा, पश्‍चिम महाराष्ट्रातील मराठा समाजाचे या मागणीवर एकमत झाले आहे. ‘हैदराबाद गॅझेट’चा शासन निर्णय झाल्याने मराठवाड्यातील मराठा समाजाचा प्रश्‍न मार्गी लागला. काही महिन्यांत ‘सातारा’ आणि ‘औंध गॅझेट’मधून सांगली, सातारा या भागांचाही प्रश्‍न मार्गी लागेल. स्वत: कुणबी असलेले प्रदेशाध्यक्ष सपकाळ कोणाची बाजू घेणार? नव्याने येणाऱ्या कुणबी बांधवांची की पूर्वीपासून ओबीसीचा लाभ घेणाऱ्या जुन्या कुणबी बांधवांची? यावर अनेक प्रश्‍नांची उत्तरे अवलंबून आहेत. आगामी काळ हा स्थानिक स्वराज्य संस्था निवडणुकांचा आहे. या निवडणुकांत प्रचारासाठी फिरताना या प्रश्‍नाचे उत्तर व काँग्रेसची भूमिका प्रदेशाध्यक्ष सपकाळ यांना स्पष्ट करावी लागणार आहे. नव्या जुन्या कुणबींची ही कोंडी प्रदेशाध्यक्ष सपकाळ कशी फोडणार, याकडे सर्वांचे लक्ष लागले आहे. मुख्यमंत्रिपदावरून पायउतार झाल्यानंतर राज्यातील मुस्लिम समाजाची मोठी सहानुभूती उद्धव ठाकरेंना मिळाल्याचे दिसले. काँग्रेसकडून कधी काळी सुटलेली मुस्लिम मतपेढी कमी अधिक प्रमाणात शिवसेनेला (उद्धव बाळासाहेब ठाकरे) मिळाली. फायदा शिवसेनेचा झाला असला तरीही नुकसान मात्र काँग्रेसचेच झाल्याचे बारकाईने पाहिल्यावर लक्षात येते. ‘ओबीसी’ आणि मराठा या दोन टोकाच्या दोन व्होट बँकेला एकत्रित बांधण्याचा प्रयत्न भाजप करताना दिसत आहे. या प्रयत्नासाठी भाजपकडे केंद्र व राज्यातील सत्ता आणि मुख्यमंत्री देवेंद्र फडणवीस यांच्यासारखे चाणाक्ष रणनितीकार आहेत. त्या उलट या दोन्ही मतपेढ्या काँग्रेसकडे टिकवून ठेवण्यासाठी ना सत्ता आहे, ना मुख्यमंत्री फडणवीस यांच्या तोडीचा राज्यात रणनितीकुशल नेता आहे. लोकसभेला जरांगे पाटील घटकाची काँग्रेसला ‘लॉटरी’ लागली. विधानसभेला हा डाव फसला. स्थानिक स्वराज्य संस्थांच्या आगामी निवडणुकांच्या तोंडावर मराठा आणि ओबीसी या दोन्ही मतपेढ्या आपल्यापासून सुटू नये, यासाठी काँग्रेस सावध पावले टाकताना दिसत आहे. विस्कळीत झालेली मतपेढी पुन्हा एकदा जुळविण्यासाठी काँग्रेसकडून प्रयत्न होताना दिसत आहेत. (Edited by: Mangesh Mahale) सरकारनामाचे सदस्य व्हा शॉपिंगसाठी 'सकाळ प्राईम डील्स'च्या भन्नाट ऑफर्स पाहण्यासाठी क्लिक करा. Read Latest Marathi Political News, Breaking Political News from Maharashtra, India, Pune &amp; Mumbai at Sarkarnama. To Get Live Political Marathi News on Mobile, Download the Sarkarnama Mobile App for Android and IOS. सरकारनामा आता सर्व सोशल मीडिया प्लॅटफॉर्मवर. ताज्या राजकीय घडामोडींसाठी फेसबुक, ट्विटर, इन्स्टाग्राम, शेअर चॅट, टेलिग्रामवर आणि व्हॉट्सॲप आम्हाला फॉलो करा. तसेच, सरकारनामा यूट्यूब चॅनेलला आजच सबस्क्राइब करा. Follow Us Copyright © 2025 Sakal Media Group – All Rights Reserved Powered by Quintype वेबसाईटवर ब्राउझिंगचा अनुभव सर्वोत्तम असावा, यासाठी आम्ही कुकीजचा वापर करतो. कुकीजमुळे तुम्हाला तुमच्या आवडत्या मजकुराची शिफारस करता येते. आमचे गोपनीयता आणि कुकीजसंदर्भातील धोरण तुम्हाला मान्य आहे.</w:t>
-      </w:r>
-    </w:p>
-    <w:p>
-      <w:pPr>
-        <w:pStyle w:val="Heading3"/>
-      </w:pPr>
-      <w:r>
-        <w:t>Article 96</w:t>
-      </w:r>
-    </w:p>
-    <w:p>
-      <w:r>
-        <w:t>Title: Maharashtra govt to enact law to enable tribal farmers to lease land to private entities</w:t>
-      </w:r>
-    </w:p>
-    <w:p>
-      <w:r>
-        <w:t xml:space="preserve">URL: </w:t>
-      </w:r>
-      <w:hyperlink r:id="rId104">
-        <w:r>
-          <w:rPr>
-            <w:color w:val="0000FF"/>
-          </w:rPr>
-          <w:t>https://www.newindianexpress.com/nation/2025/Sep/20/maharashtra-govt-to-enact-law-to-enable-tribal-farmers-to-lease-land-to-private-entities</w:t>
-        </w:r>
-      </w:hyperlink>
-    </w:p>
-    <w:p>
-      <w:r>
-        <w:t>Content: MUMBAI: Tribal farmers in Maharashtra will soon be able to lease their land to private entities for agricultural purposes or mineral excavation, which will enable them to generate additional income, state Revenue Minister Chandrashekhar Bawankule has said. Officials said the move would not only provide tribals an opportunity to have a steady source of income but also safeguard their ownership rights. Talking to reporters in Gadchiroli on Friday evening, Bawankule said, "A law will be brought soon. I am telling you this before its official announcement. Under this policy, tribal farmers will be able to lease out their land directly to private parties for agricultural purposes or mineral excavation." At present, tribal farmers are not permitted to independently enter into lease agreements with private entities. "The proposed change is aimed at giving them a direct access to private investment and generating additional income from their holdings," he said. According to the minister, the agreements will require the participation of the district collector to ensure transparency and fairness in the process. "The minimum lease rent will be Rs 50,000 per acre annually or Rs 1,25,000 per hectare a year. Farmers and private parties can mutually decide on a higher amount," he said. The minister also said that tribal farmers will be allowed to enter into Memorandums of Understanding (MoUs) with private companies for mineral excavation if major or minor minerals are discovered on their land. Farmers would receive monetary benefits per tonne or per brass of minerals extracted, though the exact quantum of benefits is yet to be determined. "The tribals do not have to come to Mantralaya in Mumbai for the same. The decision can be taken at the district collectorate level," Bawankule added. According to officials, a policy is being framed with the objective of enabling tribal communities to secure a steady source of revenue while safeguarding their ownership rights. Until now, such transactions were tightly regulated to prevent any misuse of tribal land, often leading to delays and dependence on state-level permissions. Follow The New Indian Express channel on WhatsApp Download the TNIE app to stay with us and follow the latest Copyright - newindianexpress.com 2024. All rights reserved.</w:t>
-      </w:r>
-    </w:p>
-    <w:p>
-      <w:pPr>
-        <w:pStyle w:val="Heading3"/>
-      </w:pPr>
-      <w:r>
-        <w:t>Article 97</w:t>
-      </w:r>
-    </w:p>
-    <w:p>
-      <w:r>
-        <w:t>Title: Guardian Minister Bawankule Secures ‘B’ Category Status for Five Major Pilgrimage Sites in Nagpur District</w:t>
-      </w:r>
-    </w:p>
-    <w:p>
-      <w:r>
-        <w:t xml:space="preserve">URL: </w:t>
-      </w:r>
-      <w:hyperlink r:id="rId105">
-        <w:r>
-          <w:rPr>
-            <w:color w:val="0000FF"/>
-          </w:rPr>
-          <w:t>https://www.nagpurtoday.in/guardian-minister-bawankule-secures-b-category-status-for-five-major-pilgrimage-sites-in-nagpur-district/09191502</w:t>
-        </w:r>
-      </w:hyperlink>
-    </w:p>
-    <w:p>
-      <w:r>
-        <w:t>Content: Nagpur: In a significant move to boost religious tourism, the Maharashtra government has granted ‘B’ category status to five prominent pilgrimage sites in Nagpur district. Guardian Minister Chandrashekhar Bawankule announced that the decision will strengthen social, cultural, and economic development in the region. The pilgrimage sites that received the upgraded status are: With this classification, these religious centers will now receive government funding for roads, lighting, drinking water, parking, and accommodation facilities. The enhanced infrastructure is expected to attract more devotees, expand tourism, and create new employment opportunities for locals. Expressing gratitude to Chief Minister Devendra Fadnavis, Deputy Chief Minister Eknath Shinde, and Deputy Chief Minister Ajit Pawar, Bawankule said, “This decision will not only strengthen the faith of devotees but also place Nagpur district prominently on the map of religious tourism.”</w:t>
-      </w:r>
-    </w:p>
-    <w:p>
-      <w:pPr>
-        <w:pStyle w:val="Heading3"/>
-      </w:pPr>
-      <w:r>
-        <w:t>Article 98</w:t>
-      </w:r>
-    </w:p>
-    <w:p>
-      <w:r>
-        <w:t>Title: Nagpur Officials Review Preparations for Dhammachakra Pravartan Din</w:t>
-      </w:r>
-    </w:p>
-    <w:p>
-      <w:r>
-        <w:t xml:space="preserve">URL: </w:t>
-      </w:r>
-      <w:hyperlink r:id="rId106">
-        <w:r>
-          <w:rPr>
-            <w:color w:val="0000FF"/>
-          </w:rPr>
-          <w:t>https://www.nagpurtoday.in/nagpur-officials-review-preparations-for-dhammachakra-pravartan-din/09161920</w:t>
-        </w:r>
-      </w:hyperlink>
-    </w:p>
-    <w:p>
-      <w:r>
-        <w:t>Content: Nagpur: Ahead of the upcoming Dhammachakra Pravartan Din celebrations on October 2, Nagpur Municipal Commissioner and Administrator Dr. Abhijit Chaudhary and District Collector Dr. Vipin Itankar jointly inspected the Deekshabhoomi premises on Tuesday. Dr. Chaudhary instructed officials to prioritize cleanliness, civic amenities, and healthcare facilities for the lakhs of Buddhist followers who will gather at Deekshabhoomi from September 30 to October 4 to pay tribute to Dr. B. R. Ambedkar. The review visit was conducted in the presence of officials from Nagpur Municipal Corporation (NMC), Nagpur Improvement Trust (NIT), police authorities, and representatives of the Dr. Babasaheb Ambedkar Memorial Committee. Guardian Minister Chandrashekhar Bawankule had earlier directed officials to ensure smooth arrangements, given the expected massive footfall. During the inspection, authorities examined the main ceremony venue, sanitation facilities, temporary toilets, parking areas, water supply, electricity, and medical services. Dr. Chaudhary stressed uninterrupted power and water supply at all venues, particularly at toilets, and ordered that proper handwashing facilities be provided. Authorities assured that all preparations will be completed in time to ensure safe, hygienic, and convenient facilities for devotees arriving from across the country.</w:t>
-      </w:r>
-    </w:p>
-    <w:p>
-      <w:pPr>
-        <w:pStyle w:val="Heading3"/>
-      </w:pPr>
-      <w:r>
-        <w:t>Article 99</w:t>
-      </w:r>
-    </w:p>
-    <w:p>
-      <w:r>
-        <w:t>Title: Tribals in Maharashtra can now lease barren land to private entities govt to bring law Minister</w:t>
-      </w:r>
-    </w:p>
-    <w:p>
-      <w:r>
-        <w:t xml:space="preserve">URL: </w:t>
-      </w:r>
-      <w:hyperlink r:id="rId107">
-        <w:r>
-          <w:rPr>
-            <w:color w:val="0000FF"/>
-          </w:rPr>
-          <w:t>https://www.theweek.in/wire-updates/national/2025/09/20/bom27-mh-tribals-ld-land-lease.amp.html</w:t>
-        </w:r>
-      </w:hyperlink>
-    </w:p>
-    <w:p>
-      <w:r>
-        <w:t>Content: Mumbai, Sep 20 (PTI) Maharashtra Revenue Minister Chandrashekhar Bawankule on Saturday said tribal farmers in the state will soon be able to lease their barren land to private entities, enabling them to generate additional income, and a law regarding this will be introduced. The Congress, however, alleged that the government's decision will benefit industrialists and lead to the exploitation of tribals. Officials said the move would not only provide tribals an opportunity to have a steady source of income but also safeguard their ownership rights. Talking to reporters in Nagpur, Bawankule said, "Tribal landowners will benefit from this decision. If a tribal farmer wants to develop his land in partnership with an industrialist, he can now approach the district collector and take the final decision. Earlier, such proposals had to be approved at Mantralaya, the state administrative headquarters in Mumbai." He, however, clarified that the proposed law will apply only to barren land and not fertile land owned by tribals. "I have received several requests from tribal landowners in Palghar and Nandurbar districts. If a private company wants to set up solar panels under a government scheme, it can enter into an agreement with the tribal landowner, who will continue to receive a fixed annual payment. Such income would not be possible from barren land," Bawankule said. He said that the proposed legislation would also safeguard tribal ownership, as even if land is leased for a longer period, the owner would continue to receive payments annually from the entity with whom the agreement is made. Earlier on Friday, the minister had said that tribal farmers will be able to lease their land directly to private parties. At present, tribal farmers are not permitted to independently enter into lease agreements with private entities. He said the proposed change aims to give them direct access to private investment and generate additional income from their holdings. According to the minister, the agreements will require the participation of the district collector to ensure transparency and fairness in the process. "The minimum lease rent will be Rs 50,000 per acre annually or Rs 1,25,000 per hectare a year. Farmers and private parties can mutually decide on a higher amount," he said. Bawankule said that tribal farmers will be allowed to enter into memoranda of understanding (MoUs) with private companies for mineral extraction if major or minor minerals are discovered on their land. Farmers would receive monetary benefits per tonne or per brass of minerals extracted, though the exact quantum of benefits is yet to be determined, he said. According to officials, a policy is being framed to enable tribal communities to secure a steady source of revenue while safeguarding their ownership rights. Until now, such transactions were tightly regulated to prevent any misuse of tribal land, often leading to delays and dependence on state-level permissions. Maharashtra Congress Legislature Party leader and former minister Vijay Wadettiwar, however, alleged that the government's decision will benefit industrialists. "This decision is basically aimed at benefiting certain industrialists and influential people who would exploit the tribals using the proposed new law," he claimed. (This story has not been edited by THE WEEK and is auto-generated from PTI) Copyright © 2024 All rights reserved</w:t>
-      </w:r>
-    </w:p>
-    <w:p>
-      <w:pPr>
-        <w:pStyle w:val="Heading3"/>
-      </w:pPr>
-      <w:r>
-        <w:t>Article 100</w:t>
-      </w:r>
-    </w:p>
-    <w:p>
-      <w:r>
-        <w:t>Title: Maharashtra Live News Update: पवई विभागात प्रेम प्रकरणात मुलाने राहत्या घरात आयुष्य संपवलं</w:t>
-      </w:r>
-    </w:p>
-    <w:p>
-      <w:r>
-        <w:t xml:space="preserve">URL: </w:t>
-      </w:r>
-      <w:hyperlink r:id="rId108">
-        <w:r>
-          <w:rPr>
-            <w:color w:val="0000FF"/>
-          </w:rPr>
-          <w:t>https://saamtv.esakal.com/maharashtra/ajchya-tajya-batmya-maharashtra-marathi-latest-live-news-updates-20th-september-2025-sharad-pawar-jayant-patil-gopichand-padalkar-bjp-ncp-mumbai-thane-weather-rain-update-nagpur-pune-nashik-weather-forecast-rain-update-maratha-obc-aarkashan-clash-maharashtra-devendra-fadanvis-eknath-shinde-ajit-pawar-live-news-today-local-crime-top-headlines</w:t>
-        </w:r>
-      </w:hyperlink>
-    </w:p>
-    <w:p>
-      <w:r>
-        <w:t>Content: मुलाने आत्महत्या केल्यानंतर मुलाच्या नातेवाहिकांनी मुलीला शिवीगाळ केल्यानंतर ती देखील आत्महत्या करील ही लक्षात येता बीट मार्शल यांनी तातडीने मुलीच्या घरी गेले असता मुलगी देखील गळफास घेत असताना मुलीचे वाचवण्यात आले. आदिवासी प्रवर्गात समाविष्ट करून आरक्षण देण्यात यावे या मागणीसाठी बंजारा समाज बांधवांनी महाराष्ट्रभर मोर्चा काढीत आरक्षणाची मागणी करीत असून राज्य सरकार हे आदिवासी समाजाच्या आरक्षणाला धक्का लागू देणार नाही सरकार आदिवासी समाजाच्या पाठीशी आहे आरक्षणात घुसखोरी होणार नाही अशी प्रतिक्रिया आदिवासी विकास मंत्री अशोक उईके यांनी व्यक्त केलाय. जालन्यातील अंबड तालुक्यातील बळेगाव परिसरामध्ये जोरदार पाऊस पडलाय.या पावसामुळे कपाशी , सोयाबीनसह उसाचं अतोनात नुकसान झालय. कपाशी आणि सोयाबीनच्या शेताला तर अक्षरशः तलावाचं स्वरूप आलय. शासनाने तात्काळ पंचनामे करून सरसकट नुकसान भरपाई देण्याची मागणी शेतकऱ्यांनी केली आहे... नाशिक पत्रकार हल्ला ऑन गिरीश महाजन *नाशिक पत्रकार हल्ला हा निषेधार्थी बाब आहे त्याची माहिती मी घेतली आहे . *जिल्हाधिकाऱ्यांना माहिती घेण्याचे आदेश देण्यात आले आहे . *मी आता नाशिकला पोहोचणार लागलीच मी त्यावर चर्चा करून कारवाईची सूचना करणार आहे . *पत्रकारावर हल्ला हा निषेधार्थ आहे दोशींवरती कडक कारवाई होईल *मी आता नाशिकला जाऊन पत्रकारांची भेट घेणार जोगेश्वरी स्पोर्ट्स क्लब येथे विभाग निहाय पदाधिकारी यांच्याशी उपमुख्यमंत्री एकनाथ शिंदे चर्चा करत आहेत या चर्चेत विभागातील कामावर भर देण्यासाठी सूचना करण्यात आल्या आहेत तर शिवसेनेची नोंदणी किती झाली आहे..नोंदणी वर भर द्या. Sra चे प्रकल्प आणि त्याचा विकास रखडल्याचा पदाधिकारी यांनी विषय मांडला तर झोपडपट्टी चा विषय sra आणि म्हाडा एकत्र मिळून सोडवू.. एकनाथ शिंदे यांनी पदाधिकारी यांना सांगितलं... जालना - जालन्यातील अंबड तालुक्यातील बळेगाव परिसरामध्ये जोरदार पाऊस कपाशी, सोयाबीनसह ऊसाचं अतोनात नुकसान. कपाशी आणि सोयाबीनच्या शेताला तलावाचं स्वरूप... तात्काळ पंचनामे करून नुकसान भरपाई देण्याची शेतकऱ्यांची मागणी.. ठाणे शहरातील वाहतुक कोंडीसह अवजड वाहनांच्या विरोधात आज ठाण्यातील पालिका मुख्यालय पाचपाखाडी या ठिकाणाहून मनसेच्या वतीने ट्राफिक मार्च काढण्यात येणार आहे. या मार्चची सुरुवात पाचपाखाडी या ठिकाणाहून थोड्याच वेळात होणार आहे. त्यानंतर आराधना सिनेमा, हरी निवास सर्कल ठिकाणी सांगता होणार आहे. अष्टविनायक महामार्गावरुन भरधाव वेगाने जाणा-या डंपर चालकाचे अचानक नियंत्रण सुटल्याने महामार्गालगत असणा-या घराकडे घुसला यातुनही चालकाने प्रसंगावधान राखत घर वाचवले अन शौचालयावर डंपर वळवल्याने घरातील कोणीही जखमी झालेले नाही. या घटनेत घराचे शौचालय कोसळले असून मोठे आर्थिक नुकसान झाले आहे. अपघातानंतर डंपर शेतात जाऊन थांबला.डंपर चालक अपघातात जखमी झाला असून तो पळून जाण्याचा प्रयत्न करत असताना सतर्क ग्रामस्थांनी त्याचा पाठलाग करून पकडले व पोलिसांच्या ताब्यात दिले. पुणे श्रमिक पत्रकार संघाकडून मुख्यमंत्री देवेंद्र फडणवीस यांना पत्र या प्रकरणातील आरोपींवर कठोर कारवाई करण्याची पत्रकार संघाची मागणी पुणे शहरात सुद्धा अनेक पत्रकारांना धक्काबुक्की, महिला पत्रकाराचा विनयभंग या घटनेत वाढ झाल्याचं पत्रात उल्लेख पत्रकारांवर हल्ला करणाऱ्यांवर कायदेशी कारवाई करण्याची मागणीचे पत्र पुणे श्रमिक पत्रकार संघाने मुख्यमंत्री यांना लिहिले आहे महाड तालुक्यातील कुर्ला गावात कुत्रा चावल्याच्या घटनेनंतर शिवसेना ठाकरे गटाने महाड ग्रामीण रुग्णालय प्रशासनाविरोधात आंदोलन केल आहे. यावेळी त्यांनी रुग्णालयात अपुऱ्या सुविधांबद्दल येथील डॉक्टरांना जाब विचारला. प्रशासनाचा निषेध करीत डॉक्टरांना टाळे भेट देण्यात आले. हि परिस्थिती सुधारली नाहीतर रुग्णालयाला टाळे ठोकण्याचा इशारा यावेळी देण्यात आला. मागील काही दिवसांपासून दररोज सायंकाळ नंतर पावसाच्या सरी कोसळत आहे. मात्र काल दिवसभराच्या विश्रांतीनंतर आज उघाड असतांना अचानक ढगाळ वातावरण नंतर मुसळधार पावसाला सुरुवात झालेली आहे. विशेष म्हणजे आज हवामान विभागाने हवामान कोरडे राहील असा अंदाज व्यक्त केला असताना मागील पंधरा मिनिटांपासून शहरातील अनेक भागांमध्ये जोरदार पावसाच्या सरी कोसळत आहे.. गोपीचंद पडळकर यांची जीभ छाटणाऱ्याला पाच लाखांचं रोख बक्षीस देऊ अशी घोषणा राष्ट्रवादी शरद पवार पक्षाचे प्रदेश सरचिटणीस अविनाश देशमुख यांनी केलीय. आज राष्ट्रवादी शरद पवार पक्षाच्या वतीने बदलापुरात गोपीचंद पडळकर यांच्या वक्तव्याचा निषेध करण्यात आला. यावेळी कार्यकर्त्यांनी जयंत पाटील यांच्या प्रतिमेला दुग्धाभिषेक करत गोपीचंद पडळकर यांच्या विरोधात जोरदार घोषणाबाजी केली. गोपीचंद पडळकर यांनी जयंत पाटील यांच्यावर अत्यंत खालच्या शब्दात टीका केल्यामुळे राज्यभरात याचे पडसाद उमटले आहेत. बदलापुरातही राष्ट्रवादी शरद पवार पक्षाच्या कार्यकर्त्यांनी पडळकर यांच्या प्रतिमेला जोडे मारत जोरदार घोषणाबाजी केली. इतकच नाही नाही तर पडळकर यांची जीभ जो कोणी छाटेल त्याला पाच लाखांचं रोख पारितोषिक दिलं जाईल अशी घोषणा यावेळी अविनाश देशमुख यांनी केली. या आंदोलनात राष्ट्रवादी शरद पवार पक्षाचे कार्यकर्ते मोठ्या संख्येनं सहभागी झाले होते. नाशिकमधील त्र्यंबकेश्वरमध्ये पत्रकारांना मारहाण करण्यात आली या प्रकरणी मुख्यमंत्री यांनी दखल घेतली आहे मुख्यमंत्र्यांनी मारहाण करणाऱ्या गुंडांवर कठोर कारवाई करावी असे आदेश दिले धनगर समाजाला एसटीचे आरक्षण मिळावे यामागणीसाठी दीपक बोऱ्हाडे यांचे उपोषण सुरू आहेत. आज त्यांच्या उपोषणाचा चौथा दिवस असून,त्यांची प्रकृती खालावल्याने धनगर समाज बांधव उपोषण स्थळी एकवटल्याचा पाहायला मिळतय..दरम्यान 24 तारेखेच्या आत धनगर समाजाला एसटी प्रवर्गातून आरक्षण न दिल्यास उद्रेक होईल असा इशारा आंदोलकांनी दिलाय. तसेच 24 तारेखला जालन्यात धनगर समाजाचा इशारा मोर्चा काढण्यात येईल असा इशारा आंदोलकांनी दिला आहे. पुणे जिल्ह्यातील शिरूर तालुक्यातील सणसवाडी भागातील एका सोसायटीच्या खोलीतून स्थानिक गुन्हे अन्वेषण शाखा व शिक्रापूर पोलिसांच्या पथकाने छापा टाकत तब्बल वीस लाख रुपयांचा विविध प्रकारचा पानमसाला व गुटखा जप्त केला आहे. या कारवाईत बलिंदरकुमार राजकिशोर यादव असे अटक केलेल्या आरोपीचे नाव आहे. सणसवाडी भागातील शिवम सोसायटी मधील एका खोलीत एका गुटखा माफियाने लाखो रुपयांचा गुटखा बेकायदेशीरपणे ठेवला असल्याची माहिती स्थानिक गुन्हे अन्वेषण विभागाला मिळाल्यानंतर स्थानिक पोलिसांच्या मदतीने खोलीत जाऊन पाहणी केली असता पोलिसांना त्या खोलीत एक इसम आणि मोठा गुटखा व पान मसालाचा साठा मिळून आला. वाशिम जिल्हा दौरा करून नांदेड कडे जात असताना काळे झेंडे दाखवण्याचा प्रयत्न शिवसेनेच्या पदाधिकाऱ्यांनी काळे झेंडे दाखवण्याचा केला प्रयत्न हिंगोली जिल्ह्यात शेतकऱ्यांचे नुकसान झाले असताना दत्ता भरणे यांनी भेट दिली नसल्याने शिवसैनिक संतप्त राष्ट्रवादी काँग्रेस शरद पवार गटाचे आमदार जयंत पाटील यांच्याविरोधात आमदार गोपीचंद पडळकर यांनी अर्वाच्च भाषा वापरल्याने नवापूर शहरात राष्ट्रवादी काँग्रेस शरद पवार गटाच्या वतीने तीव्र आंदोलन... मराठ्यांना दिलेल्या आरक्षणाचा ओबीसी आरक्षणावर कुठलाही परिणाम होणार नाही. वडेट्टीवारांनी यावर राजकारण करू नये, अशी प्रतिक्रिया महसूलमंत्री चंद्रशेखर बावनकुळे यांनी दिली. नव्या जीआरचा गैरवापर होण्याची भीती भुजबळ यांनीही व्यक्त केली. मात्र असे काहीही होणार नाही, अशी ग्वाही बावनकुळे यांनी दिली. हिंदू मातंग संमेलन नवी मुंबई मध्ये आयोजित करण्यात आलं होतं वनमंत्री गणेश नाईक यांनी मातंग समाजाच्या समस्या सोडवण्यासाठी सरकार कठीबुद्ध आहे तसेच मातंग समाजाच्या लोकसंख्येप्रमाणे शासनाकडून निधी आवश्यक आहे असा मी आग्रह धरलेला आहे अहिल्यानगर जिल्ह्यातील राहाता तालुक्यात पेरूचे भाव गडगडल्याने पेरू उत्पादक शेतकरी आर्थिक संकटात सापडले आहेत.. पेरूच्या भावात किलोमागे 15 ते 20 रुपयांची घसरण झाल्याने उत्पादन खर्च निघणेही कठीण झालंय.. एकीकडे अतिवृष्टीने बळीराजा अस्मानी संकटात सापडल्याचे चित्र असताना दुसरीकडे पेरूचे भाव गडगडल्याने पेरू उत्पादक शेतकरी हवालदील झाले आहेत.. पुण्यात स्वारगेट चौकात जय भीम संघटनेच्या वतीने गोपीचंद पडळकर यांनी बेताल वक्तव्य केल्याबद्दल यांच्या विरोधात आंदोलन करण्यात आलं .गोपीचंद पडळकर यांच्या फोटोला शाई लावण्यात आलं चप्पल नी लाथ मारण्यात आले. व त्या पोस्टर वरती असे लिहिण्यात आलं. मी शेण खातो मला बोलायचं कळत नाही अशाप्रकारे आंदोलन करण्यात आले.संघटनेचे प्रदेशाध्यक्ष करण गायकवाड संघटनेचे महिला अध्यक्ष वैशालीताई राक्षे हनुमानसर सोनवणे रोहन भाऊ ठोसर सनी गायकवाड राजू कांबळे प्रदीप गायकवाड सुष्मिता टीव्ही अशाप्रकारे कार्यकर्ते उपस्थित होते जयंत पाटील यांच्याबाबत आक्षेपार्ह विधान केल्याप्रकरणी पडळकर यांच्याविरोधात आज साताऱ्यात शरद पवार गटाने पडळकर यांच्याविरोधात जोरदार घोषणाबाजी करत, पडळकर यांच्या प्रतिमेला ला चपलीने मारत निषेध आंदोलन केले.या निषेध आंदोलनाचे नेतृत्व सातारा जिल्हाध्यक्ष सुनील माने यांनी केले. यावेळी गोपीचंद पडळकर यांच्या विरोधात घोषणा देण्यात आल्या या आंदोलनात महिला आघाडीचा मोठ्या प्रमाणात सहभाग होता. बुलढाणा जिल्ह्यात अतिवृष्टीने शेतकरी उध्वस्त झाला आहे, शेतीपिके खरडून गेली आहेत हाता तोंडाशी आलेला घास निसर्गाने हिरावून घेतला आहे, यावर शासणकर्ते बोलायला तयार नाहीत त्यामुळे उबाठा आक्रमक होऊन आज खामगाव येथे उपविभागीय अधिकारी कार्यालयासमोर निदर्शने करीत घोषणाबाजी केलीत, ओला दुष्काळ जाहीर करा तसेच नुकसान भरपाई पोटी हेक्टरी 50 हजार रुपये आर्थिक द्या अशी मागणी करण्यात आली. पुण्यातील एमआयटी महाविद्यालयाच्या कॅम्पस मध्ये आढळून आला मृतदेह सुभाष कामठे असे 65 वर्षीय व्यक्तीचे नाव मृत्यूचे कारण अद्याप अस्पष्ट सुभाष कामठे दोन दिवसांपासून घरून होता बेपत्ता कामठे मूळचे पुण्यातीलच फुरसुंगी परिसरात राहण्यास असल्याची माहिती तसेच कामठे यांना दारूचे देखील व्यसन असल्याची प्राथमिक माहिती एमआयटी महाविद्यालयाच्या कॅम्पसमध्ये मृतदेह आढळून आल्याने खळबळ सणसवाडी (ता. शिरूर) येथे पोलिसांनी मोठी कारवाई करत तब्बल वीस लाख रुपयांचा गुटखा व पानमसाला जप्त केला आहे. स्थानिक गुन्हे अन्वेषण विभाग आणि शिक्रापूर पोलिसांनी संयुक्त कारवाई करून परप्रांतीय गुटखा माफिया बलिंदरकुमार राजकिशोर यादव (वय ३२, मूळ रा. पटना, बिहार, सध्या रा. सणसवाडी) याला अटक केली. भटक्या कुत्र्यांच्या हल्ल्यात तीन जण गंभिर झाल्याची घटना महाड तालुक्यातील कुर्ले गावातून समोर आली आहे. कुत्र्याने एका तरूणा ओठाचा लचका तोडला आहे, दुसऱ्या एका महिलेच्या हाताला, पायाला आणि डोक्याला चावा घेतला आहे तर अणखी एका महिले किरकोळ दुखापत झाली आहे. कुत्र्याच्या हल्ल्यात जखमी झालेल्या या तीघांवर माणगावच्या उपजिल्हा रुग्णालयात उपचर सुरु आहेत. तरुणाच्या तोंडाला गंभिर दुखापत झाल्याने त्याला प्लास्टिकचे सर्जरीची गरज भासणार असल्याचे उपचार करणाऱ्या डॉक्टरांनी सांगितले आहे. कुत्र्यांनी केलेल्या या हल्ल्याच्या घटनेनंतर या भटक्या कुत्र्यांचा बंदोबस्त करण्याची मोठी गरज निर्माण झाली आहे. गोपीचंद पडळकर यांच्या विरोधात राज्यभर तीव्र संताप आणि आंदोलन सुरू असताना सांगलीमध्ये पडळकर समर्थकांकडून प्रति आंदोलन करण्यात आले आहे.गोपीचंद पडळकर यांच्या तीस फुटी पोस्टरला दुग्धभिषेक घालून गोपीचंद पडळकर यांचे समर्थन करण्यात आले आहे. शहरातील राम मंदिर येथे गोपीचंद पडळकर यांच्या समर्थकांकडून हे आंदोलन करण्यात आले आहे.राष्ट्रवादी शरद पवार गटाचे आमदार जयंत पाटील यांच्यावर आमदार गोपीचंद पडळकरांकडुन जहरी टीका करण्यात आली,त्यानंतर राज्यभर तीव्र पडसाद उमटतं आहेत, त्याचबरोबर सांगली जिल्ह्यामध्ये राष्ट्रवादी काँग्रेस आणि जयंत पाटील समर्थकांकडून पडळकरांच्या विरोधात आंदोलन करण्यात येत आहेत. त्याला प्रत्युत्तर म्हणून पडळकर समर्थकांनी आजच सांगलीमध्ये पडळकर यांच्या समर्थनाचा आंदोलन केलं आहे. भाजप आमदार गोपीचंद पडळकर यांच्या विरोधात कोल्हापुरात जोरदार निदर्शने शरद पवार राष्ट्रवादी पक्षाच्या कार्यकर्त्यांकडून कोल्हापुरातील दसरा चौक परिसरात निदर्शने राष्ट्रवादीचे नेते आमदार जयंत पाटील यांच्या विरोधात आक्षेपार्ह विधान केल्याच्या निषेधार्थ राष्ट्रवादीचे कार्यकर्ते आक्रमक कोल्हापुरातील दसरा चौक परिसरात कार्यकर्त्यांची घोषणाबाजी गोपीचंद पडळकर यांनी जयंत पाटील यांच्यावर केलेल्या टीकेच्या निषेधार्थ ईश्वरपूर मध्ये जयंत पाटलांच्या कार्यकर्त्यांनी रास्ता रोको आंदोलन केलं होतं. परंतु पोलिसांनी आंदोलकांना ताब्यात घेतल्यानंतर या ठिकाणी कार्यकर्ते आणि पोलिसांमध्ये जोरदार झटापट झाल्याचे पहावयास मिळालं. रस्त्यावर टायर पेटवत जयंत पाटील यांच्या कार्यकर्त्यांनी हे आंदोलन केलं होतं. परंतु रास्ता रोको आंदोलनामुळे पेठ ते सांगली महामार्गावर रस्त्याच्या दुतर्फा वाहनाच्या लांबच लांब रांगा लागल्या होत्या. त्यामुळे पोलिसांनी काही कार्यकर्त्यांना ताब्यात घेतले. यावेळी कार्यकर्ते आणि पोलिसांमध्ये झटापट झाले देखील पहावयास मिळालं. त्यामुळे या ठिकाणी गोंधळाचे वातावर निर्माण झाल्याचं दिसून येतं. जयंत पाटील यांच्या कार्यकर्ते संतप्त झाले असून त्यांनी गोपीचंद पडळकर यांच्यावर कारवाई करावी अशी मागणी केलीये. दोन दिवसापूर्वी माजी मंत्री जयंत पाटील यांच्या विषयी आमदार गोपीचंद पडळकर यांनी वादग्रस्त वक्तव्य केले होते. त्यानंतर आमदार पडळकर यांच्या विरोधात राष्ट्रवादी काँग्रेस शरदचंद्र पवार पक्षाच्या कार्यकर्त्यांनी जोडेमारो आंदोलन केले. त्यानंतर आज आमदार पडळकर समर्थकांनी पंढरपुरात संत नामदेव पायरी जवळ दुग्धाभिषेक करत आमदार पडळकर यांच्या समर्थनार्थ घोषणाबाजी केली. अमरावती सुपर स्पेशालिटी रुग्णालयातील 60 पेक्षा अधिक डॉक्टर 25 दिवसांपासून संपावर... 200 पेक्षा अधिक रुग्णांच्या शस्त्रक्रिया रखडल्या; डॉक्टरांच्या संपामुळे रुग्णांचे प्रचंड हाल... शासनाने अजूनही कुठलाही तोडगा न काढल्याने काँग्रेस आक्रमक सुपर स्पेशालिटी रुग्णालयासमोर आंदोलन सुरू. सरकारकडे डॉक्टरांचे नऊ कोटी रुपयांचे मानधन थकल्याने डॉक्टर गेले संपावर.... डॉक्टरांच्या संपावर सरकारने तोडगा काढण्याची रुग्णांची आणि काँग्रेसची मागणी.. - आमदार गोपीचंद पडळकर यांच्याविरोधात शरद पवारांची राष्ट्रवादी धरणे आंदोलन - गोपीचंद पडळकर यांच्या विरोधात शरद पवारांच्या राष्ट्रवादीचे नागपुरात व्हेरायटी चौकात आंदोलन - नागपूरच्या वेरायटी चौकात राष्ट्रवादीच्या कार्यकर्त्यांकडून पडळकर यांच्या निषेध करत घोषणाबाजी करत आंदोलन - आमदार गोपीचंद पडळकर यांनी राष्ट्रवादीचे ज्येष्ठ नेते जयंत पाटील आई वाडीलाबद्दल अपशब्द वापरले होते... पुणे नाशिक महामार्गावर नारायणगाव बायपासला गँसची मोठी गळती गँस वाहतुक करणा-या गाडीतुनच महामार्गावर गँस गळती, गँस गळतीची हवा सर्वत्र पसरली अचानक गँस गळती सुरु झाल्याने नारायणगाव परिसरात घबराहट पुणे-नाशिक मार्गावर वाहतुक सुरु असतानाच गँस गळती सुरु होती काही वेळात गँस गळतीवर नियंत्रण मिळविण्यात यश आले - शासनाने कुंभाच्या पार्श्वभूमीवर शिखर समितीसह कुंभमंत्री समिती जाहीर केल्यानंतर साधू महंतांमध्ये नाराजी - नाशिकसह तत्र्यंबकेश्वरच्या साधू महंतांची तातडीची बैठक - त्र्यंबकेश्वर येथे सर्व आखाड्यांचे प्रमुख बैठकीला उपस्थित राहणार - यापूर्वी कुंभ प्राधिकरणात स्थान न मिळाल्याने साधू महंतांनी व्यक्त केली होती नाराजी - शासनाच्या समितीमध्ये स्थान न दिल्याने साधू महंत काय भूमिका घेतात? याकडे लक्ष नवरात्रोत्सवाच्या पार्श्वभूमीवर करवीर निवासिनी श्री अंबाबाई मंदिरातील तयारी अंतिम टप्प्यात आलेली आहे. गेल्या तीन दिवसांपासून सुरू असलेल्या अंबाबाईच्या अलंकारांची स्वच्छता पूर्ण झालेली आहे. यामध्ये देवीच्या नित्य दिनक्रमामध्ये पूजाअर्चा मध्ये वापरल्या जाणाऱ्या सोन्या-चांदीच्या अलंकारांची स्वच्छता करण्यात आली. मुंबई अहमदाबाद राष्ट्रीय महामार्गावर वाहतूक कोंडीला सुरुवात झाली आहे. महामार्गावर मोठमोठे खड्डे पडल्यामुळे वाहनांची गती मंदावली आहे. चालकांना खड्ड्यांचा अंदाज येत नसल्यामुळे अपघाताचे प्रमाण वाढले आहे. पुन्हा एकदा याच वाहतूक कोंडीत रुग्णवाहिका अडकल्याचे दृश्य पाहायला मिळाले. कल्याण शहाडमध्ये पालिकेच्या आरक्षित भूखंडावरून गोंधळ! गार्डनवर आरोग्य केंद्र वाद… रहिवासी विरुद्ध महानगर पालिका आमनेसामने!" गार्डन दाखवून फ्लॅट विकले. रहिवाशांचा आरोप “आमचा रस्ता सोसायटीचा, परवानगीशिवाय काम नको” – नागरिकांचा आक्रमक पवित्रा शेतकऱ्यांचे नवीन सोयाबीन बाजारपेठेत येण्यापूर्वीच सोयाबीनचे दर घसरले.... महिन्याभरापूर्वी 4500 ते 4700 रुपये प्रति क्विंटल विकल जाणार सोयाबीन आता 4000 ते 4300 रुपये प्रति क्विंटल... क्विंटल मागे शेतकऱ्यांचा तीनशे ते पाचशे रुपयांपर्यंतचे नुकसान... शेतकऱ्याचे नवीन सोयाबीन बाजारपेठेत आल्यानंतर आणखी दर घसरण्याची शक्यता सोयाबीन उत्पादक शेतकरी संकटात... बीडच्या केज येथील गटशिक्षणाधिकारी लक्ष्मण बेडसकर याच्याविरुद्ध केज पोलिसात विनयभंगाचा गुन्हा दाखल करण्यात आला आहे. विशेष म्हणजे एका 16 वर्षीय मुलीवर अतिप्रसंग करण्याचा बेडसकर याने प्रयत्न केला. रात्री साडेआठच्या दरम्यान पिडीत मुलगी आणि तिच्या मावशीसह बहिणीला नाश्ता चारण्याच्या बहाण्याने आपल्या चारचाकी गाडीत निर्जनस्थळी घेऊन गेला. आणि तेथे त्याने एका 16 वर्षीय मुलीवर अतिप्रसंग करण्याचा प्रयत्न केला. याचवेळी तिथे काही लोक दाखल झाल्यानंतर बेडसकर याने तेथून पळ काढला. याप्रकरणी केज पोलिसात विनयभंगाचा गुन्हा दाखल करण्यात आला आहे. मात्र ज्यावेळेस गुन्हा दाखल करण्याची प्रक्रिया सुरू होती त्यावेळेस हा आरोपी त्याच पोलीस स्टेशनमध्ये हजर असल्याचा फोटो देखील समोर आला आहे मग पोलिसांनी त्याच वेळेस या गटशिक्षणाधिकारी आणि आरोपी बिडकर ला ताब्यात का घेतलं नाही अशा देखील आता प्रश्न उपस्थित केला जात आहे.आरोपी फरार असून पोलिसांकडून त्याचा शोध घेतला जात आहे. नाशिक जिल्ह्यातील येवला तालुक्यात आज प्रहार संघटनेतर्फे नाशिक–संभाजीनगर महामार्गावर जोरदार रस्तारोको आंदोलन करण्यात आले. एक तासाहून अधिक काळ रास्ता रोको आंदोलन सुरू. प्रहार संघटनेच्या आंदोलनामुळे वाहनांच्या दुतर्फा रांगा. कांद्याच्या दरवाढीसह शेतकऱ्यांना तातडीचे अनुदान आणि हमीभाव मिळावा या मागण्यांसाठी संघटनेचे पदाधिकारी व शेतकरी मोठ्या संख्येने रस्त्यावर उतरले. गळ्यात कांद्याच्या माळा घालून आणि डोक्यावर काळे वस्त्र बांधून शेतकऱ्यांनी केंद्र सरकारचा जोरदार निषेध नोंदवला. पंतप्रधान नरेंद्र मोदींच्या फोटोला घातली कांद्याची माळ आंदोलनकर्त्यांनी इशारा दिला आहे की, मागण्या तातडीने मान्य न झाल्यास हे आंदोलन आणखी तीव्र केले जाईल. जवळपास 2 कोटी 61 लाख रुपयांचे ट्रक्स इंटेलिजन्स विभागाने केले जप्त 5 किलो 234 ग्रॅम मेथाकॅलोन नावाचा अमली पदार्थ आणला जात होता पुण्यात विशिष्ट गुप्तचर माहितीच्या आधारे, पुणे आंतरराष्ट्रीय विमानतळावरील एअर इंटेलिजेंस युनिटच्या अधिकाऱ्यांनी १८ सप्टेंबर २०२५ रोजी बँकॉकहून एअर इंडिया एक्सप्रेस फ्लाइट क्रमांक IX-२४१ वरून येणाऱ्या एका प्रवाशाला अटक केली. त्यांच्या चेक-इन लगेज बॅगची झडती घेतली असता पावडर आणि क्रिस्टल स्वरूपात ५.२३ किलोग्रॅम वजनाचा पांढरा पदार्थ आढळून आला. फील्ड टेस्टिंगमध्ये हा पदार्थ मेथाकॅलोन असल्याचे निश्चित झाले हा प्रतिबंधित पदार्थ जप्त करण्यात आला आणि नार्कोटिक ड्रग्ज अँड सायकोट्रॉपिक सबस्टन्स (NDPS) कायदा, १९८५ अंतर्गत प्रवाशाला अटक करण्यात आली स्वातंत्र्यवीर सावरकर उद्यानाचे "नमो उद्यान" नामकरण करण्याचा घाट घातला जात असल्याने सावरकर प्रेमींनी नाराजी व्यक्त केलीय. नाशिकच्या भगूर येथील स्वातंत्र्यवीर सावरकरांच्या जन्मभूमीत सावरकर उद्यान असावे, अशी मागणी करण्यात आलीय. नमो उद्यानाला निधी नाही मिळाला, तरी चालेल अशी भूमिका शिवसेना ठाकरे गटाकडून घेण्यात आलीय. भगूरमध्ये स्वातंत्र्यवीर सावरकर उद्यानाचे २४ वर्षापासून रखडलेले काम अजूनही पूर्ण झालेले नाही. तर शासनाच्या नवीन निधी अंतर्गत नमो उद्यान घोषणा करण्यात आलीय. या नमो उद्यानांतर्गत स्वातंत्र्यवीर सावरकर उद्यानासही एक कोटीचा निधी वर्ग करण्यात आलाय. मात्र हे उद्यान नमो उद्यान की सावरकर उद्यान? असा प्रश्न उपस्थित केला जातोय. परळीतील सहदेव सातभाई यांच्यावर खुनाचा प्रयत्न आणि लूट झालेल्या प्रकरणात बीड पोलिसांनी रघु फड गॅंगवर मकोकांतर्गत कारवाई केली होती. या गॅंगचे वाल्मीक कराड समर्थकांशी संबंध असल्याचे उघड झाले होते. या टोळीत सात जणांचा समावेश असून त्यांच्यावर गंभीर गुन्ह्यांची नोंद आहे. मात्र आता अपर पोलिस महासंचालकांनी सातपैकी पाच आरोपींवरील मकोका रद्द केला आहे. यात वाल्मीक कराडचा राईट हँड म्हणून ओळखला जाणारा गोट्या गितेचाही समावेश आहे. नंदागौळ (ता. परळी) येथील रहिवासी असलेल्या गोट्या गितेवर खून, खुनाचा प्रयत्न, खंडणी असे १० ते १५ गंभीर गुन्हे नोंद असून तो अद्याप फरार आहे. गोट्या गिते, जगन्नाथ फड, संदीप सोनवणे, बालाजी दहिफळे आणि विलास गिते या पाच जणांवरील मकोका रद्द झाला आहे. तर टोळीप्रमुख रघुनाथ फड आणि धनराज गिते या दोघांवरच मकोका कायम ठेवण्यात आला आहे. या निर्णयामुळे परळी परिसरात चर्चांना उधाण आले आहे - बार्शी तालुक्यातील बेलगाव परिसरात वादळी वारा, गारपीटीसह मुसळधार पाऊसाची हजेरी - मुसळधार पावसामुळे शेती पिकांचे अतोनात नुकसान झालेय. - त्याचबरोबर ताडसौंदणे गावात शिरले पावसाचे पाणी - तर मांडेगाव येथील चांदणी नदीवरील पुलावरून जेसीबीच्या साह्याने नागरिकांची ये जा. - बार्शी सोलापूर मुख्य रस्त्यावर मोठ्या प्रमाणात पाणी आल्याने वाहतुकीला अडथळा. मराठवाड्यात यंदाच्या पावसाळ्यात झालेल्या अतिवृष्टीने १ हजार ४१८ कोटी रुपयांचे नुकसान झाल्याचा प्राथमिक अंदाज आहे. मागच्या आठवडाभरापासून मराठवाड्यातल्या सगळ्याच भागात अतिवृष्टी ढगफुटी सारखा पाऊस झाल्यामुळे हातातोंडाशी आलेल्या पिकांचे मोठे नुकसान झाले. शिवाय शेत जमिनी वाहून गेल्या. अनेक घरांची पडझड झाली. या नुकसानीसाठी पन्नास टक्के म्हणजेच ६३० कोटींची मदत शासनाने १८ सप्टेंबरपर्यंत मंजूर केल्याचे सांगण्यात येत आहे. चार जिल्ह्यांतील ऑगस्ट महिन्यातील नुकसानीचे आकडे अद्याप स्पष्ट नाहीत. अद्याप सप्टेंबरमधील नुकसानीचा आकडा समोर आला नाही. सर्वाधिक नुकसान हे सप्टेंबर महिन्यात झाले आहे. शिवाय सप्टेंबर महिन्यात झालेल्या नुकसानीचे पंचनाम्यानुसार किती मदत लागणार, हे स्पष्ट नाही. आतापर्यंत ५ हजार गावांतील १९ लाख शेतकरी बाधित झाले. अनेक ठिकाणी पाणी साचल्याने शेतात जाता येत नाही, ई- पीक पाहणी सर्व्हर डाऊन असणे, शेतकऱ्यांच्या जमिनीचे लोकेशन चुकीचे दिसणे, खाते क्रमांक न जुळणे आदी अडचणींमुळे शेतकरी ई-पीक नोंदणी करु शकले नाहीत. शासनाकडे केलेली मागणी आणि मंजूर केलेल्या निधीत ५० टक्के फरक सध्या आहे. शेतकऱ्यांना नुकसानभरपाई मिळण्यात प्रामुख्याने पीक नोंदणी, आधार-बँक खाते लिंक नसणे, पंचनामा प्रक्रियेतील विलंब, नैसर्गिक आपत्तीनंतर मदतीची प्रतीक्षा व निधी वितरणातील समस्या या प्रमुख अडचणी आहेत कोल्हापुरात परवा रात्री पडलेल्या मुसळधार पावसामुळे राजाराम बंधाऱ्यावर पाणी यावर्षीच्या पावसाळ्यात सहाव्यांदा राजाराम बंधाऱ्यावर आलं पाणी खबरदारीचा उपाय म्हणून राजाराम बंधाऱ्यावरील वाहतूक तात्पुरती बंद कोपरखैरणे पोलिसांना गोपनीय बातमीदाराकडून मिळालेल्या माहितीनुसार घनसोली रेल्वे स्टेशन परिसरात एम.डी. अंमली पदार्थ विक्रीसाठी दोन इसम येणार असल्याची माहिती मिळाली होती. त्यानुसार सेंट्रल पार्कच्या विरुद्ध बाजूस सापळा रचून कारवाई करण्यात आली असून दोघांना अटक केली आहे. या कारवाईदरम्यान निखील राजकुमार वागासे याच्या अंगझडतीतून ४४ लाख किमतीचा ११२.३८ ग्रॅम एम.डी. (मेफेड्रोन) पावडर जप्त करण्यात आला. तर त्याचा साथीदार मसुद अब्दुल सलाम खान याच्या अंगझडतीतून २८ लाख किमतीचा ६९.७४ ग्रॅम एम.डी. पावडर मिळाली. - रात्रीच्या वेळी सिडकोच्या स्टेट बँक चौकात मद्यधुंद तरुणींचा गोंधळ - तरुणींना हटकणाऱ्या एका व्यक्तीला तरुणींकडून मारहाण - मद्यधुंद तरुणींकडून गोंधळ आणि गुंडगिरी - अखेर मित्रांनी मैत्रिणीची अवस्था पाहून ठोकली धूम आदिवासी तरुणाचा हत्तेच्या निषेधार्थ आज जिल्हा बंद... तरुणाच्या हत्यने आदिवासी समाजात प्रचंड संताप... मृत जयेश भील च्या मारेकऱ्यांना फाशीची शिक्षेची मागणी... आज सकाळ पासूनच जिल्ह्यातील सर्व दुकाने बंद..... जिल्हाभरात मोठा पोलिस बंदोबस्त तैनात... मावळतील अतिशय महत्त्वाची ग्रामपंचायत म्हणून ओळखले जाणाऱ्या खडकाळ ग्रामपंचायतीच्या उपसरपंच पदाच्या निवडणुकीत अंजलीताई मुथा यांची एकमताने निवड करण्यात आली. या निवडणुकीत सरपंचासह एकूण १७ सदस्य उपस्थित होते. ग्रामपंचायतीत उपसरपंच पद रिक्त झाल्यानंतर घेण्यात आलेल्या निवडणुकीत अंजलीताई मुथा यांच्या नावावर सर्व सदस्यांनी एकमताने विश्वास दाखवत निवड केली. दोन दिवसांपूर्वी खासदार बजरंग सोनवणे यांनी लक्ष्मण हाके यांच्याबाबत बोलताना म्हटले होते की ते वारंवार बीड जिल्ह्यामध्ये येत आहेत त्यांना येणाऱ्या निवडणुकीमध्ये बीडमधून निवडणूक लढवायची आहे याला उत्तर देताना लक्ष्मण हक्क म्हणाले की बजरंग सोनवणे हे बावचळले आहेत भंजाळले आहेत. आठ दिवसांपूर्वी ते म्हटले गावच्या ग्रामपंचायतच्या सदस्य होयला सांगा आणि आज म्हणतायेत बीड जिल्ह्यामध्ये हे लोकसभा लढवायला येणार आहेत नक्की ठरव बाबा मी एका मेंढपाळाचा पोरगा आहे याच बीड जिल्ह्याने आणि याच बीड जिल्ह्यातील लोकांनी नेहमी मतदान देण्याची भूमिका बजावली आहे एका मेंढपाळाचे पूर्व जर निवडणुकीला उभा राहिलं तू कारखानदार तुझा मालक शरद चंद्र पवार तू जहागीरदार मेंढपाळाचे पोरग आहे बाबासाहेबांनी आम्हाला संविधानाचा अधिकार दिला आम्ही जर बीडमध्ये आलो तर तू काय करायचे ते ठरव. -- बेझे धरणातून पाईपलाईनने आणणार पाणी - त्र्यंबकेश्वरमधील अरुंद कुशावर्तातील गर्दी विकेंद्रित करण्यासाठी प्रशासनाचा प्रयत्न - बेझे धरणातून पाईपलाईनने पाणी उचलून गौतमी, गोदावरी, गंगासागर, इंद्र आणि कुशावर्त कुंडात आणलं जाणार - गोदावरी नदी बारमाही वाहण्यासाठी ३३० कोटींचा प्रकल्प - त्र्यंबकेश्वरसह नाशिकमधील घाट देखील आकर्षक करण्याचा निर्णय - नाशिक शहरात आज शनिवारी पाणीबाणी - संपूर्ण शहराचा पाणी पुरवठा आज राहणार बंद - तर उद्या रविवारी देखील होणार कमी दाबाने पाणी पुरवठा - शहरातील विविध जलकुंभ, जलशुद्धीकरणाच्या पाईपलाईन दुरुस्ती आणि तांत्रिक कामानिमित्त आज दिवसभर पाणीपुरवठा राहणार बंद - नागरिकांनी काटकसरीने पाण्याचा वापर करण्याचं पालिका प्रशासनाचं आवाहन साताऱ्यातील सोमनाथ जाधव या शिक्षकाने एक खास शैक्षणिक ऍप्लिकेशन तयार केले आहे, ज्यामुळे पालकांना आपल्या मुलांच्या प्रत्येक हालचालीवर लक्ष ठेवणे सोपे होणार आहे. या शैक्षणिक ॲपचा शाळा आणि पालकांना उपयोग होणार असून या ॲप चे अनावरण पालकमंत्री शंभूराज देसाई यांच्या हस्ते पालकमंत्री कार्यालयात करण्यात आले.. पहिलीपासून ते अगदी कॉलेजमधील विद्यार्थ्यांपर्यंत सर्वांसाठी हे ऍप्लिकेशन खूप उपयुक्त ठरणार असून. शाळा आणि महाविद्यालयांना या ऍपच्या मदतीने मुलांच्या प्रत्येक हालचालीवर लक्ष ठेवता येईल. महत्त्वाचे म्हणजे, मुलांमध्ये दिवसभर होणाऱ्या सर्व घडामोडींची माहिती आणि शैक्षणिक माहिती यामुळे पालकांना लगेच मिळणार असल्याची माहिती सोमनाथ जाधव यांनी दिलीये. - प्रमाणपत्रांच्या बनावटगिरीला आळा बसणार - सावित्रीबाई फुले पुणे विद्यापीठाचा सुरक्षितता आणि पारदर्शकपणासाठी निर्णय - विद्यापीठातील विविध प्रमाणपत्रे आणि श्रेयांकपत्रकांची छपाई इंडियन सिक्युरिटी प्रेसमध्ये होणार - पूर्वीच्या प्रमाणपत्रांमध्ये केवळ ६ सुरक्षा मानके, आता वाढून ती १६ सुरक्षा मानकांपर्यंत जाणार - या निर्णयामुळे प्रमाणपत्रांची विश्वासार्हता आणखी मजबूत होणार एक दिवसाच्या उघडीप नंतर पुन्हा एकदा हिंगोली जिल्ह्याला परतीच्या पावसाने झोडपले आहे, हिंगोलीच्या सेनगाव तालुक्यातील आजेगाव ,सिंधगी, सेनगाव सह हिंगोलीत मुसळधार पाऊस कोसळला आहे,या पावसाने शेतकऱ्यांच्या शेतात प्रचंड पाणी जमा झाले असल्याने पुन्हा एकदा पिके पाण्याखाली गेली आहेत. पुण्यातील सह्याद्री रुग्णालयात यकृत प्रत्यारोपण करत असताना दाम्पत्याचा मृत्यू प्रकरण त्या प्रकरणी राज्य सरकारने नेमली चौकशी समिती मात्र त्या समितीचा अहवाल अजूनही आरोग्य विभागाला दिला नाही या प्रकरणात सह्याद्री रुग्णालयाला क्लीनचिट देणार की ठपका ठेवणार हे पाहावे लागेल १५ ऑगस्टला बापू कोमकर यांना यकृत दान करणारी पत्नी आणि बापू या दोघांचाही मृत्यू झाला या प्रकरणात रुग्णालयावर आरोप करण्यात आला आहे यासाठी राज्य सरकारने चौकशी समिती नेमली आहे. नातेवाईकांनी केली होती कारवाईची मागणी हिंगोलीच्या सेनगाव तालुक्यातील केंद्रा खुर्द गावात जिल्हा परिषदेच्या शाळेच्या शिक्षकाची बदली झाल्याने विद्यार्थ्यांच्या अश्रूंचा बांध फुटला आहे, सर तुम्ही आमच्या शाळेतून जाऊ नका असे म्हणत विद्यार्थ्यांनी आपल्या अश्रूंना वाट मोकळी करून दिली, गेल्या पाच वर्षापासून या जिल्हा परिषदेच्या शाळेत गणेश उजाडे हे शिक्षक विद्यार्थ्यांना नियमित अध्यापनाचे धडे द्यायचे, त्यासोबतच अनेक विद्यार्थ्यांना स्वतःच्या मुलाप्रमाणे सांभाळत मायेचा ओलावा द्यायचे मात्र प्रशासकीय कारणास्तव आता त्यांची बदली दुसऱ्या शाळेत झाल्याने त्यांनी या शाळेचा निरोप घेतला यावेळी शिक्षक गणेश उजाडे यांना देखील अश्रू अनावर झाले होते. धाराशिव च्या उमरगा तालुक्यात गेली दोन दिवसात झालेल्या पावसाने नाईचाकूर परिसरातील अनेक शेतकऱ्यांचा तोडणीस आलेले ऊस आडवा झाला आहे.वर्षभर काबाडकष्ट करून उसाचे पीक शेतकऱ्यांनी कसेबसे जगवले होते.पावसामुळे अनेक शेतकऱ्यांचा ऊस जमीनदोस्त होऊन लाखो रुपयांचे नुकसान झाले आहे. सततच्या पावसामुळे शेतकऱ्यांच्या शेती पिकातील तूर,सोयाबीन,या पिकांचे मोठे नुकसान झाले आहे.शेतकऱ्यांना तात्काळ पंचनामे होऊन आर्थिक मदत मिळावी अशी मागणी केली जात आहे. धाराशिव च्या परंडा तालुक्यातील सीना कोळेगाव प्रकल्पाच्या पानलोट क्षेत्रात दररोज कमी अधिक प्रमाणात दमदार पाऊस पडत असल्याने सिना कोळेगाव प्रकल्पाच्या 13 दरवाजातून 21 हजार 700 क्युसेकने सिना नदीपाञात पाण्याचा विसर्ग सुरू करण्यात आला आहे.परंडा तालुक्यातील पाच टिएमसी क्षमता असलेल्या सीना कोळेगाव प्रकल्पासह खासापुरी चांदणी साकत मध्यम प्रकल्प व निम्म खैरी मागील महिन्यात ओव्हरफ्लो झाले आहेत.तर सिना कोळेगाव प्रकल्पात येणाऱ्या पाण्याची आवक पाहून विसर्ग कमी अधिक केला जात आहे. रस्त्यातील अडथळे,अतिक्रमण दूर करा, नोव्हेंबर अखेरपर्यंत खड्डे मुक्त करा असे आदेश महापालिका आयुक्त यांनी प्रशासनाला दिले. पण त्याचवेळी दुसरीकडे पोलिसांतर्फे शहरातील तब्बल ५५० किलोमीटरचे रस्ते सीसीटीव्हीची केबल टाकण्यासाठी खोदण्यात येणार आहे. याची सुरुवात नवी पेठेतील राजेंद्रनगरमधून झाली आहे. त्यामुळे पुणे खड्डे मुक्त कसे होणार? असा प्रश्‍न उपस्थित झाला असून, महापालिकाही संभ्रमित झाली आहे. अकोल्यात 'किसान ब्रिगेड'च्या वतीने 'शेतकरी लूट वापसी संवाद सभा' पार पडलीय. ही सभा गाजलीय ती 'प्रहार'चे नेते बच्चू कडू आणि शेतकरी नेते रविकांत तुपकर यांच्या वादग्रस्त विधानांनी... या सभेसाठी देश आणि राज्यातील शेतकरी नेते अकोल्यात आले होतेय. भारतीय किसान युनियनचे नेते राकेश टिकैत, बच्चू कडू, रविकांत तूपकर, प्रकाश पोहरे, अजित नवले, विश्वास उटगी आदी नेते या सभेला उपस्थित होतेय. या सभेत बोलताना 'प्रहार'चे नेते बच्चू कडू यांनी त्यांच्या नुकत्याच झालेल्या जळगाव येथील आंदोलनानंतर दाखल झालेल्या गुन्ह्यांचा उल्लेख केलाय. जळगावातील आंदोलनात आम्ही फक्त जिल्हाधिकारी कार्यालयाचे गेट तोडलंंय. यानंतर राज्यात होणाऱ्या आंदोलनात आम्ही आता थेट कलेक्टरलाच तोडू, असा वादग्रस्त इशारा बच्चू कडू यांनी दिलाय. उद्धव ठाकरे यांचा ४ ऑक्टोबर रोजी पुणे दौरा शिवसैनिकांना उद्धव ठाकरे करणार मार्गदर्शन आगामी महापालिका निवडणुकीची पायभरणीला होणार सुरुवात स्थानिक स्वराज्य निवडणुकीची तयारी, कार्यकर्त्यांना मार्गदर्शन, पक्ष संघटना मजबूत करणे याविषयी उद्धव ठाकरे करणार मार्गदर्शन एक दिवसीय मार्गदर्शनाला पुणे शहरातील सर्व पदाधिकारी, शिवसैनिक राहणार उपस्थितीत बालगंधर्व रंग मंदिर या ठिकाणी कार्यक्रमाचे आयोजन होण्याची शक्यता Rain Alert: आज (ता. २०) मध्य महाराष्ट्र, मराठवाडा, पूर्व विदर्भात तुरळक ठिकाणी विजांसह पावसाचा अंदाज असल्याने सतर्कतेचा इशारा (येलो अलर्ट) हवामान विभागाने दिला आहे. अहिल्यानगर : अनेकदा राज्य आणि देश पातळीवरील विविध विषयांवर संतप्त प्रतिक्रिया व्यक्त करणारे आमदार रोहित पवार आज त्यांच्या मतदारसंघात अधिकाऱ्यांवर चांगलेच संतापलेले दिसले. जामखेडमध्ये आमसभा आयोजित करण्यात आली होती. त्यामध्ये नागरिकांनी नगरपालिकेच्या कामाबद्दल सर्वाधिक तक्रारी केल्या. यावर अधिकारी मोघम उत्तरे देत असल्याचे पाहून आमदार पवार संतापले. "आतापर्यंत गोट्या खेळत होतात का?" अशा शब्दात अधिकाऱ्यांना फटकारले. नगरपरिषद संदर्भात जामखेड शहरातील नागरिकांनी सर्वात जास्त तक्रारी आमसभेत आमदार रोहित पवार यांच्यासमोर मांडल्या... नगरपरिषद सीईओ यांच्यावर नागरिकांनी कामात केलेली अफरातफर, शहरातील कचरा उचलण्यासाठी देण्यात आलेले कंत्राट... कचरा उचलण्यात होणारी टाळाटाळ, शहरातील चिखलमय रस्ते, गटारी, सांडपाण्याची विल्हेवाट, मोकाट जनावरे, मोकाट कुत्रे, तुंबलेल्या गटारी, अनियमित सुटलेले पाणी, मच्छरांचा होणारा उपद्रव आदी विषयावर आमदार रोहित पवार यांनी नागरिकांच्या प्रश्नावर अधिकाऱ्यांना धारेवर धरलं... सकाळ+चे सदस्य व्हा शॉपिंगसाठी 'सकाळ प्राईम डील्स'च्या भन्नाट ऑफर्स पाहण्यासाठी क्लिक करा. Read Marathi news and watch Live TV. Breaking news from Maharashtra, India, Pune, Mumbai, Politics, Entertainment, Sports, Lifestyle at SaamTV. Get Live Marathi news on Mobile. Download the Saam Tv app for Android and IOS. Follow Us Copyright © 2025 Sakal Media Group – All Rights Reserved Powered by Quintype</w:t>
-      </w:r>
-    </w:p>
-    <w:p>
-      <w:pPr>
-        <w:pStyle w:val="Heading3"/>
-      </w:pPr>
-      <w:r>
-        <w:t>Article 101</w:t>
-      </w:r>
-    </w:p>
-    <w:p>
-      <w:r>
-        <w:t>Title: VHP says only Hindus allowed at garba events; Congress slams 'divisive agenda'</w:t>
-      </w:r>
-    </w:p>
-    <w:p>
-      <w:r>
-        <w:t xml:space="preserve">URL: </w:t>
-      </w:r>
-      <w:hyperlink r:id="rId109">
-        <w:r>
-          <w:rPr>
-            <w:color w:val="0000FF"/>
-          </w:rPr>
-          <w:t>https://thefederal.com/category/states/west/maharashtra/vhp-says-only-hindus-allowed-at-garba-events-congress-slams-divisive-agenda-207684</w:t>
-        </w:r>
-      </w:hyperlink>
-    </w:p>
-    <w:p>
-      <w:r>
-        <w:t>Content: The Vishva Hindu Parishad (VHP) on Saturday (September 20) said only Hindus must be given entry to 'garba' events marking Navratri and advised organisers to check the Aadhaar card of entrants for identification. While Maharashtra minister and senior BJP leader Chandrashekhar Bawankule said organisers have the right to set conditions of entry at an event, provided it is being held with police permission, Congress's Vijay Wadettiwar slammed the VHP for wanting to "set society on fire". Also Read: Gujarat | VHP, Bajrang Dal add communal tinge to garba events during Navratri celebrations Navratri, among the most-patronised festivals in the state, will be observed from September 22 to October 1. "Garba is not merely a dance but a form of worship to please the goddess. They (apparent reference to Muslims) do not believe in idol worship. Only those having faith in the rituals must be allowed to participate," VHP national spokesperson Shriraj Nair told PTI. He said the VHP has issued advisories asking garba event organisers to check Aadhaar cards at entry points, apply 'tilak' on participants, and ensure they perform puja before entering. "VHP and Bajrang Dal workers will monitor the events. Garba is a form of worship, not entertainment. Those who do not have faith in the goddess should not be part of it," Nair added. Reacting to the VHP's stand, Bawankule said it was within the rights of the organising committees to impose such (entry) restrictions. "That is their right. The only decisive factor is whether the event has police permission. The organising committees must take decisions based on that," Bawankule told reporters. Maharashtra BJP media chief Navnath Ban, responding to a query on the VHP's announcement, emphasised that garba was a Hindu event and "those from other religions should not interfere while Hindus perform garba and worship the goddess". "We worship the goddess, who is like our mother," he said, while also slamming Shiv Sena (UBT) leader Sanjay Raut for opposing the VHP's stand. "He is opposing it with an eye on the votes of a particular community, but people will not spare him or his party," Bawankule said further, attacking Raut. Also Read: Dhols, cymbols play on, but Gujarat’s garba turns exclusionary Speaking on the issue, Maharashtra Congress Legislature Party leader and former state minister Vijay Wadettiwar said, "They (VHP) want to set society on fire. They want to divide society over religion and reap political benefits out of it. What VHP has said is nothing new. The organisation is born with an intention to destabilise the country." Such a stand by organisations like the VHP shakes the "unity in diversity" foundation of India, Wadettiwar claimed, while alleging that it also reflects the stand of the government. BJP hit back saying Wadettiwar should know that it is the Congress which has a history of dividing people. "They are the ones who caused rifts in society. The Maha Vikas Aghadi government (of which the Congress was a part) failed to protect Maratha reservation," Bawankule claimed. (With agency inputs)</w:t>
-      </w:r>
-    </w:p>
-    <w:p>
-      <w:pPr>
-        <w:pStyle w:val="Heading3"/>
-      </w:pPr>
-      <w:r>
-        <w:t>Article 102</w:t>
-      </w:r>
-    </w:p>
-    <w:p>
-      <w:r>
-        <w:t>Title: लोकाभिमुख प्रशासनासाठी अतिशय गांभीर्याने काम करा</w:t>
-      </w:r>
-    </w:p>
-    <w:p>
-      <w:r>
-        <w:t xml:space="preserve">URL: </w:t>
-      </w:r>
-      <w:hyperlink r:id="rId110">
-        <w:r>
-          <w:rPr>
-            <w:color w:val="0000FF"/>
-          </w:rPr>
-          <w:t>https://chandablast.com/?p=51003</w:t>
-        </w:r>
-      </w:hyperlink>
-    </w:p>
-    <w:p>
-      <w:r>
-        <w:t>Content: चांदा ब्लास्ट चंद्रपूर : राज्यात 17 सप्टेंबर ते 2 ऑक्टोबर या कालावधीत महसूल विभागातर्फे सेवा पंधरवाडा राबविण्यात येत आहे. या अंतर्गत शेतरस्त्यांचे मॅपिंग करणे, त्यांचे अतिक्रमण काढणे, राष्ट्रीय महामार्ग प्रमाणे रस्त्यांना क्रमांक देणे, सर्वांना घरे आदी बाबी करण्यात येणार आहे. महसूल खाात्याबद्दल नागरिकांमध्ये आदराची भावना आहे. त्याला तडा जाऊ देऊ नका. लोकाभिमुख प्रशासनासाठी अतिशय गांभिर्याने काम करा, असे निर्देश राज्याचे महसूल मंत्री चंद्रशेखर बावनकुळे यांनी यंत्रणेला दिले. जिल्हाधिकारी कार्यालयात महसूल विभागांतर्गत, भुमी अभिलेख, मुद्रांक नोंदणी आदी बाबींचा आढावा घेतांना ते बोलत होते. बैठकीला सर्वश्री आमदार किशोर जोरगेवार, देवराव भोंगळे, करण देवतळे, जिल्हाधिकारी विनय गौडा जी.सी., अतिरिक्त जिल्हाधिकारी डॉ. नितीन व्यवहारे, संतोष थिटे (चिमूर), निवासी उपजिल्हाधिकारी दगडू कुंभार यांच्यासह सर्व उपविभागीय अधिकारी, सर्व तहसीलदार आदी बैठकीला उपस्थित होते. सेवा पंधरवडा अंतर्गत पाणंद रस्त्यांची मोहीम हाती घेण्यात आली आहे. या अंतर्गत पाणंद रस्त्यांना क्रमांक देण्यात येणार आहे. राष्ट्रीय आणि राज्य महामार्गाप्रमाणेच शेतकऱ्यांच्या पाणंद रस्त्यांना क्रमांक देणारे महाराष्ट्र्र हे देशातील पहिले राज्य आहे. पुढील काळात या रस्त्यांवर अतिक्रमण होणार नाही, याची काळजी घ्यावी. राज्याचा जीडीपी वाढवायचा असेल तर शेतकऱ्यांचे पाणंद रस्ते मोकळे होणे गरजेचे आहे. शेतात पाणी, वीज, रस्ता असेल तर शेती करण्याकडे ओढा वाढेल. महसूल अधिकाऱ्यांनी गावात जाऊन लोकांच्या समस्या सोडवाव्यात. शासनाची भूमिका घेऊन प्रशासन आपल्या गावात आले, असे गावकऱ्यांना म्हटले पाहिजे. सामान्य आणि गरीब जनतेला चांगल्या सुविधा देणे हे आपले कर्तव्य आहे. गतिमान, पारदर्शक प्रशासन राबविण्यासाठी यंत्रणेने सजग असावे. शासकीय कामासाठी लोकांना कोणताही त्रास होता कामा नये. घरकुल पासून कोणीही वंचित राहू नये, एकही शेतकरी पांदण रस्त्याविना राहू नये, याची काळजी घ्यावी. जनतेला भेटण्याचे फलक कार्यालयात लावा. लोकांशी संपर्कात रहा. शासनाच्या धोरणांची प्रभावी अंमलबजावणी करा. पुढे महसूल मंत्री श्री. बावनकुळे म्हणाले, महानगरपालिका, नगरपालिका हद्दीमध्ये ज्या झोपडपट्टी आहेत, त्यांची जमीन सुद्धा नियमित करण्यात येईल. सरकारी जागेवरील सर्व घरांचा सर्वे करण्यात येणार आहे. चंद्रपूर शहरातील 55 झोपडपट्टीधारकांना कायदेशीर घरे देण्याचा निर्णय लवकरच घेण्यात येईल. पुढील पाच वर्षात देशातील सर्वोत्कृष्ट महसूल खाते महाराष्ट्राचे असावे, अशी अपेक्षा त्यांनी व्यक्त केली. आपल्या चांगल्या कामाचे सादरीकरण करा. महसूल विभागाच्या संकेतस्थळावर हे सादरीकरण अपलोड करा. कृत्रिम वाळू धोरणानुसार शासकीय बांधकामात 50 टक्के वाळू अनिवार्य करण्यात आली आहे. कृत्रिम वाळू प्रकल्पासाठी जास्तीत जास्त प्रयत्न करा. प्रत्येक जिल्ह्यात किमान 50 प्रकल्प लागले पाहिजे. महसुली अर्धन्यायीक प्रकरणे तीन महिन्यात निकाली काढण्याच्या सूचना देण्यात आल्या आहे. शेतकऱ्यांनी त्वरीत फार्मर आयडी करून घ्यावी. विशेष सहाय्य योजनेचा सर्व निधी डीबीटीवर देण्यात येतो. प्रत्येक घरी जाऊन 100 टक्के डीबीटी करण्यासाठी या पंधरवड्यात यंत्रणेने घरोघरी जावे, अशा सुचनाही महसूल मंत्री चंद्रशेखर बावनकुळे यांनी दिल्या. यावेळी जिल्हाधिकारी विनय गौडा जी.सी. यांनी विभागाचे सादरीकरण केले. चांदा महसूल मित्र चॅटबोटचे उद्घाटन : महसूल विभागाच्या विविध सेवा ऑनलाईन पध्दतीने नागरिकांना माहित व्हाव्यात, यासाठी जिल्हा प्रशासनाच्यावतीने तयार करण्यात आलेल्या चांदा महसूल मित्र चॅटबोटचे (फोन नं. 9284061588) उद्घाटन महसूल मंत्री चंद्रशेखर बावनकुळे यांच्या हस्ते करण्यात आले. Lorem ipsum dolor sit amet, consectetur.</w:t>
-      </w:r>
-    </w:p>
-    <w:p>
-      <w:pPr>
-        <w:pStyle w:val="Heading3"/>
-      </w:pPr>
-      <w:r>
-        <w:t>Article 103</w:t>
-      </w:r>
-    </w:p>
-    <w:p>
-      <w:r>
-        <w:t>Title: Video : “…त्यालाच तिकीट मिळणार” स्थानिक स्वराज्य संस्था निवडणुकीत भाजप तिकीट वाटपावर चंद्रशेखर बावनकुळे यांचे महत्वाचे विधान</w:t>
-      </w:r>
-    </w:p>
-    <w:p>
-      <w:r>
-        <w:t xml:space="preserve">URL: </w:t>
-      </w:r>
-      <w:hyperlink r:id="rId111">
-        <w:r>
-          <w:rPr>
-            <w:color w:val="0000FF"/>
-          </w:rPr>
-          <w:t>https://www.loksatta.com/nagpur/bjp-ticket-distribution-policy-local-body-elections-public-support-decide-candidates-chandrashekhar-bawankule-warn-videovsd-99-5388756/</w:t>
-        </w:r>
-      </w:hyperlink>
-    </w:p>
-    <w:p>
-      <w:r>
-        <w:t>Content: चंद्रपूर: स्थानिक स्वराज्य संस्थेच्या निवडणुकीचे तिकीट आमदार किशोर जोरगेवार, मागासवर्गीय आयोगाचे अध्यक्ष हंसराज अहिर तसेच मी स्वतःही कुणाला देऊ शकत नाही. “नेत्यांच्या मागे लागणाऱ्यांना आणि मागे फिरणाऱ्या तर तिकीट मिळणारच नाही.” भाजप लवकरच एक सर्वेक्षण करणार आहे आणि सर्वेक्षणात जनतेच्या मनात आघाडी घेणाऱ्याच उमेदवारी दिली जाईल असे स्पष्ट वक्तव्य भाजपचे ज्येष्ठ नेते तथा महसूल मंत्री चंद्रशेखर बावनकुळे यांनी केल्याने नेत्यांच्या मागे फिरत उमेदवारीची अपेक्षा ठेवून असलेल्या अनेकांचे चेहऱ्यावरील रंग उडाला आहे. स्थानिक स्वराज्य संस्थांच्या निवडणुकांबाबत महसूल मंत्री चंद्रशेखर बावनकुळे यांनी आमदार किशोर जोरगेवार यांनी आयोजित केलेल्या कार्यकर्ता मेळाव्यात मोठे विधान केले. यावेळी मंचावर मागासवर्गीय आयोगाचे अध्यक्ष हंसराज अहिर, आमदार किशोर जोरगेवार, महानगर अध्यक्ष सुभाष कासनगोट्टुवार, जिल्हा बँकेचे अध्यक्ष रवींद्र शिंदे, महिला आघाडी जिल्हाध्यक्ष छबू वैरागडे यांच्यासह भाजप पदाधिकारी उपस्थित होते. येत्या काही दिवसांत राज्यात स्थानिक स्वराज्य संस्थांच्या निवडणुका होणार आहेत. या पार्श्वभूमीवर, राज्याचे महसूल मंत्री चंद्रशेखर बावनकुळे यांनी भाजपच्या कार्यकर्ता मेळाव्यात एक महत्त्वाचे विधान केले. बावनकुळे यांनी स्पष्टपणे सांगितले की, “नेत्यांच्या मागे लागणाऱ्या कार्यकर्त्यांनी आता तिकीट मिळण्याची अपेक्षा करू नये.” त्यांनी स्पष्ट केले की जनताच आता तिकिटांचा निर्णय घेईल. विभागीय पातळीवर पक्षाच्या सर्वेक्षणांवर आणि कार्यकर्त्यांच्या प्रत्यक्ष पाठिंब्यावर आधारित तिकिटांचे वाटप केले जाईल. यावेळी बावनकुळे म्हणाले, “नेत्यांच्या मागे लागणाऱ्यांना किंवा मागे फिरणाऱ्या तिकीट मिळणार नाही हे आताच लक्षात घावे. आणि त्यानुसार काम करावे”. माझ्या गाडीत कुणी फिरत आहे, प्रवास करीत आहे म्हणून त्याला तिकीट दिले जाईल या भ्रमात कुणी राहू नये असेही ते म्हणाले. त्यांनी पुढे सांगितले की, भाजपचे उद्दिष्ट केवळ निवडणुका जिंकणे नाही तर जनतेचा विश्वास जिंकणे आणि पारदर्शक व्यवस्था स्थापित करणे आहे. त्यामुळे, केवळ “वरिष्ठ नेत्याशी जवळीक” किंवा “नेत्याच्या मागे लागणाऱ्या” आधारावर कोणालाही तिकीट मिळणार हे नाही पदाधिकारी व कार्यकर्त्यांनी लक्षात ठेवून काम करावे. चंद्रपूर: स्थानिक स्वराज्य संस्थेच्या निवडणुकीचे तिकीट आमदार किशोर जोरगेवार, मागासवर्गीय आयोगाचे अध्यक्ष हंसराज अहिर तसेच मी स्वतःही कुणाला देऊ शकत नाही. "नेत्यांच्या मागे लागणाऱ्यांना आणि मागे फिरणाऱ्या तर तिकीट मिळणारच नाही." भाजप लवकरच एक सर्वेक्षण करणार आहे आणि सर्वेक्षणात… pic.twitter.com/j43DKOpFqZ विशेष म्हणजे चंद्रपूरमध्ये गेल्या काही काळापासून माजी मंत्री आमदार सुधीर मुनगंटीवार आणि आमदार जोरगेवार या भाजपच्या दोन प्रमुख गटांच्या समर्थकांमध्ये तीव्र गटबाजी सुरू आहे हे लक्षात घेण्यासारखे आहे. या पार्श्वभूमीवर, बावनकुळे यांच्या विधानाला विशेष महत्त्व आहे. राजकीय विश्लेषकांचा असा विश्वास आहे की त्यांचा स्पष्ट संदेश भाजपच्या अंतर्गत कार्यप्रणालीवर परिणाम करेल आणि कदाचित अधिक पारदर्शक तिकीट वाटप प्रक्रियेला चालना देईल. बावनकुळे यांच्या विधानामुळे भाजप कार्यकर्त्यांमध्ये एकच खळबळ उडाली आहे. अनेक कार्यकर्ते आता संघटना आणि पाठिंबा मजबूत करण्यासाठी काम करत आहेत. गटबाजीच्या या वातावरणात, हे विधान आगामी निवडणुकीसाठी रणनीती आखण्याचे संकेत देते. तसेच मागील काही दिवसांपासून केवळ तिकीट मिळणार या आशेवर अनेक आजी माजी नगरसेवक, संघटनेच्या पदाधिकाऱ्यांनी या गटातून त्या गटात त्या गटातून या गटात अशा अक्षरशः उड्या मारल्या आहेत. अशा वेळोवेळी नेते बदलणाऱ्या दलबदलू नेत्यांच्या चेहऱ्यावरील रंग बावनकुळे यांच्या वक्तव्याने उडाला आहे. राज्यात मराठा, ओबीसी आणि बंजारा आरक्षणाच्या मुद्द्यावर वादळ असताना, केंद्रीय मंत्री नितीन गडकरी यांनी नागपूरमध्ये हलबा महासंघाच्या कार्यक्रमात वक्तव्य केले. त्यांनी ब्राह्मण समाजाला आरक्षण नसल्याबद्दल परमेश्वराचे उपकार मानले. गडकरी म्हणाले की, बेरोजगारी ही मोठी समस्या आहे आणि समाजाच्या सर्वांगीण विकासासाठी नियोजनबद्ध कार्यक्रमांची गरज आहे. गुणवत्तेचा विकास महत्त्वाचा असून, समाजातील सुशिक्षितांनी पुढाकार घ्यावा.</w:t>
-      </w:r>
-    </w:p>
-    <w:p>
-      <w:pPr>
-        <w:pStyle w:val="Heading3"/>
-      </w:pPr>
-      <w:r>
-        <w:t>Article 104</w:t>
-      </w:r>
-    </w:p>
-    <w:p>
-      <w:r>
-        <w:t>Title: VHP issues 'Hindus only' diktat for garba; BJP minister backs organisers' rights, Cong slams move</w:t>
-      </w:r>
-    </w:p>
-    <w:p>
-      <w:r>
-        <w:t xml:space="preserve">URL: </w:t>
-      </w:r>
-      <w:hyperlink r:id="rId112">
-        <w:r>
-          <w:rPr>
-            <w:color w:val="0000FF"/>
-          </w:rPr>
-          <w:t>https://www.newsdrum.in/national/vhp-issues-hindus-only-diktat-for-garba-bjp-minister-backs-organisers-rights-cong-slams-move-10483282</w:t>
-        </w:r>
-      </w:hyperlink>
-    </w:p>
-    <w:p>
-      <w:r>
-        <w:t>Content: Follow Us Mumbai/Nagpur, Sept 20 (PTI) The Vishva Hindu Parishad on Saturday said only Hindus should be given entry to 'garba' events marking Navratri and advised organisers to check the Aadhaar card of entrants for identification to avoid instances of "love jihad". While Maharashtra minister and senior BJP leader Chandrashekhar Bawankule said organisers have the right to set conditions of entry at an event, provided it is being held with police permission, the Congress's Vijay Wadettiwar slammed the VHP for wanting to "set society on fire". Navratri, marked by traditional spiritual dance accompanied by dandiya (striking of colourful sticks) performance where pairs dance in circles, will be celebrated from September 22 to October 1. "Garba is not merely a dance but a form of worship to please the goddess. They (apparent reference to Muslims) do not believe in idol worship. Only those having faith in the rituals must be allowed to participate," VHP national spokesperson Shriraj Nair told PTI. He said the VHP has issued advisories asking garba event organisers to check Aadhaar cards at entry points, apply 'tilak' on participants, and ensure they perform puja before entering. "VHP and Bajrang Dal workers will monitor the events. Garba is a form of worship, not entertainment. Those who do not have faith in the goddess should not be part of it," Nair added. VHP's Vidarbha prant (province) convenor, Navin Jain, said the entry of non-Hindus should be restricted during garba, which he described as a sacred worship, and not merely a dance programme or a cultural event. "Organisers should check the Aadhaar card of entrants to ensure only Hindus are allowed and a 'tilak' be put on the forehead of men. Every participant should be asked to bow before the goddess' picture at the entrance," he told reporters in Nagpur. Similarly, any kind of intoxication and smoking should not be allowed at the garba programmes, Jain demanded. "People who do not have faith in goddess Durga should not attend such programmes. They go there with a certain mindset, which causes trouble for our sisters and hurts our religious sentiments. "In the last few years, it has been seen that Hindu girls have been targeted for love jihad, prompting us to appeal to garba organisers to not allow such people", he said. Right-wing bodies and BJP leaders claim that 'love jihad' is a conspiracy to lure Hindu women into relationships and convert them to Islam. Jain, meanwhile, claimed several organisers have been following this system for the last several years. Reacting to the VHP's stand, Bawankule said it was within the rights of the organising committees to impose such (entry) restrictions. "That is their right. The only decisive factor is whether the event has police permission. The organising committees must take decisions based on that," Bawankule told reporters. Maharashtra BJP media chief Navnath Ban, responding to a query on the VHP's announcement, emphasised garba was a Hindu event and "those from other religions should not interfere while Hindus perform garba and worship the goddess". "We worship the goddess, who is like our mother," he said while also slamming Shiv Sena (UBT) leader Sanjay Raut for opposing the VHP's stand. He is opposing it with an eye on the votes of a particular community but people will not spare him or his party, Ban said further attacking Raut. Slamming the right-wing organisation, Maharashtra Congress Legislature Party leader and former state minister Vijay Wadettiwar said, "They (VHP) want to set society on fire. They want to divide society over religion and reap political benefits out of it. What VHP has said is nothing new. The organisation is born with an intention to destabilise the country." Such a stand by organisations like the VHP shakes the "unity in diversity" foundation of India, Wadettiwar claimed, while alleging that it also reflects the government’s stand. BJP's Ban hit back, saying Wadettiwar should know that it is Congress that has a history of dividing people. "They are the ones who caused rifts in society. The Maha Vikas Aghadi government (of which the Congress was a part) failed to protect Maratha reservation," Ban claimed. PTI ND CLS BNM NSK Subscribe to our Newsletter! Share this article If you liked this article share it with your friends.they will thank you later</w:t>
-      </w:r>
-    </w:p>
-    <w:p>
-      <w:pPr>
-        <w:pStyle w:val="Heading3"/>
-      </w:pPr>
-      <w:r>
-        <w:t>Article 105</w:t>
-      </w:r>
-    </w:p>
-    <w:p>
-      <w:r>
-        <w:t>Title: Mumbai: VHP Advises Only Hindus Should Attend Garba, Suggests Aadhaar Verification</w:t>
-      </w:r>
-    </w:p>
-    <w:p>
-      <w:r>
-        <w:t xml:space="preserve">URL: </w:t>
-      </w:r>
-      <w:hyperlink r:id="rId113">
-        <w:r>
-          <w:rPr>
-            <w:color w:val="0000FF"/>
-          </w:rPr>
-          <w:t>https://www.freepressjournal.in/mumbai/mumbai-vhp-advises-only-hindus-should-attend-garba-suggests-aadhaar-verification</w:t>
-        </w:r>
-      </w:hyperlink>
-    </w:p>
-    <w:p>
-      <w:r>
-        <w:t>Content: Mumbai: The Vishva Hindu Parishad (VHP) on Saturday said only Hindus must be given entry to 'garba' events marking Navratri and advised organisers to check the Aadhaar card of entrants for identification. While Maharashtra minister and senior BJP leader Chandrashekhar Bawankule said organisers have the right to set conditions of entry at an event, provided it is being held with police permission, Congress' Vijay Wadettiwar slammed the VHP for wanting to “set society on fire”. Navratri will be observed from September 22 to October 1. “Garba is not merely a dance but a form of worship to please the goddess. They (apparent reference to Muslims) do not believe in idol worship. Only those having faith in the rituals must be allowed to participate,” VHP national spokesperson Shriraj Nair said. He said the VHP has issued advisories asking garba event organisers to check Aadhaar cards at entry points, apply 'tilak' on participants and ensure they perform puja before entering. “VHP and Bajrang Dal workers will monitor the events. Garba is a form of worship, not entertainment. Those who do not have faith in the goddess should not be part of it,” Nair added.</w:t>
-      </w:r>
-    </w:p>
-    <w:p>
-      <w:pPr>
-        <w:pStyle w:val="Heading3"/>
-      </w:pPr>
-      <w:r>
-        <w:t>Article 106</w:t>
-      </w:r>
-    </w:p>
-    <w:p>
-      <w:r>
-        <w:t>Title: VHP Demands Garba for Hindus : गरबा फक्त 'हिंदूं'साठीच, आधार तपासा, नाम ओढा : 'विहिंप'च्‍या अटी</w:t>
-      </w:r>
-    </w:p>
-    <w:p>
-      <w:r>
-        <w:t xml:space="preserve">URL: </w:t>
-      </w:r>
-      <w:hyperlink r:id="rId114">
-        <w:r>
-          <w:rPr>
-            <w:color w:val="0000FF"/>
-          </w:rPr>
-          <w:t>https://pudhari.news/national/vishwa-hindu-parishad-wants-garba-events-to-be-exclusive-to-hindus-sets-entry-norms-nl76</w:t>
-        </w:r>
-      </w:hyperlink>
-    </w:p>
-    <w:p>
-      <w:r>
-        <w:t>Content: VHP Demands Garba for Hindus: विश्व हिंदू परिषदेने (VHP) नवरात्रीशी संबंधित अटी जारी केल्या आहेत. महाराष्ट्रातील 'गरबा' कार्यक्रमांमध्ये फक्त हिंदूंनाच प्रवेश दिला पाहिजे आणि गैर-हिंदूंनी त्यात भाग घेऊ नये, यासाठी प्रवेशद्वारांवर आधार कार्ड तपासणी करावी, आदी अटींचा यामध्‍ये समावेश आहे. दरम्यान, ही नियमावली समाजात तेढ निर्माण करणारी असल्याची टीका काँग्रेस नेते विजय वडेट्टीवार यांनी केली आहे.तर भाजप नेते आणि मंत्री चंद्रशेखर बावनकुळे यांनी, पोलिसांच्या परवानगीने कार्यक्रम आयोजित केला जात असेल तर आयोजकांना प्रवेशाच्या अटी घालण्याचा अधिकार असल्याचे म्हटले आहे. विश्व हिंदू परिषदेने (VHP) म्हटले आहे की, गरबा कार्यक्रम आयोजकांनी प्रवेशद्वारांवर आधार कार्ड तपासावेत आणि सहभागींना नाव लावायला सांगावे. कार्यक्रमात गरबा खेळण्यापूर्वी पूजाही सक्तीने करावी. विहिंप आणि बजरंग दलाचे सदस्य राज्यभरातील गरबा कार्यक्रमांवर सक्रियपणे लक्ष ठेवतील, असेही सांगण्यात आले आहे. गरबा हा केवळ नृत्य नाही, तर देवीला प्रसन्न करण्यासाठीचा एक प्रकार आहे. त्यामुळे अशा कार्यक्रमात केवळ धार्मिक विधींवर श्रद्धा असलेल्यांनाच सहभागी होण्याची परवानगी दिली पाहिजे, असे विश्व हिंदू परिषदेचे राष्ट्रीय प्रवक्ते श्रीराज नायर यांनी 'पीटीआय'ला सांगितले."विहिंप आणि बजरंग दलाचे कार्यकर्ते गरबा कार्यक्रमांवर लक्ष ठेवतील. ज्यांची देवीवर श्रद्धा नाही, त्यांनी त्यात सहभागी होऊ नये," असेही नायर यांनी म्हटले आहे. विहिंपच्या भूमिकेवर प्रतिक्रिया देताना भाजप नेते चंद्रशेखर बावनकुळे म्हणाले की, गरबा कार्यक्रमात कोणत्या अटींचे पालन व्हावे, याचा अधिकार आयोजन समितीचा असतो. "मातेसमान असणाऱ्या देवीची आम्ही पूजा करतो. तिच्या कार्यक्रमावर अट लादणे चुकीचे आहे," असे शिवसेना (ठाकरे गट) चे खासदार संजय राऊत यांनी म्हटले आहे.तर महाराष्ट्र काँग्रेस विधिमंडळ पक्षाचे नेते विजय वडेट्टीवार म्हणाले, "विश्व हिंदू परिषद ही समाजात तेढ निर्माण करण्याचा प्रयत्न करत आहे. यातून त्यांना राजकीय फायदा मिळवायचा आहे." 'Pudhari' is excited to announce the relaunch of its Android and iOS apps. Stay updated with the latest news at your fingertips. Android and iOS Download now and stay updated, anytime, anywhere. Pudhari Publications Private Limited</w:t>
-      </w:r>
-    </w:p>
-    <w:p>
-      <w:pPr>
-        <w:pStyle w:val="Heading3"/>
-      </w:pPr>
-      <w:r>
-        <w:t>Article 107</w:t>
-      </w:r>
-    </w:p>
-    <w:p>
-      <w:r>
-        <w:t>Title: Vishwa Hindu Parishad : गरबा कार्यक्रमात केवळ हिंदूंनाच प्रवेश द्यावा</w:t>
-      </w:r>
-    </w:p>
-    <w:p>
-      <w:r>
-        <w:t xml:space="preserve">URL: </w:t>
-      </w:r>
-      <w:hyperlink r:id="rId115">
-        <w:r>
-          <w:rPr>
-            <w:color w:val="0000FF"/>
-          </w:rPr>
-          <w:t>https://pudhari.news/maharashtra/mumbai/vhp-navratri-garba-entry-hindus-only-ab96</w:t>
-        </w:r>
-      </w:hyperlink>
-    </w:p>
-    <w:p>
-      <w:r>
-        <w:t>Content: मुंबई : नवरात्रोत्सवातील गरबा कार्यक्रमांत केवळ हिंदूंनाच प्रवेश द्यावा, असे आवाहन विश्व हिंदू परिषदेने शनिवारी केले. गरबा कार्यक्रमात सहभागी होणार्‍यांची ओळख पटविण्यासाठी आयोजकांनी प्रवेश करणार्‍यांचे आधार कार्ड तपासावे, असा सल्लाही विहिंपचे राष्ट्रीय प्रवक्ते श्रीराज नायर यांनी दिला आहे. नवरात्रोत्सव 22 सप्टेंबर ते 1 ऑक्टोबरदरम्यान होत आहे. श्रीराज नायर यांनी सांगितले की, गरबा हा केवळ नृत्य नसून, देवीची उपासना आहे. ज्यांचा देवीपूजेवर विश्वास नाही त्यांना यात सहभागी करून घेऊ नये, असे ते म्हणाले. नायर यांनी गरबा सोहळ्यात सहभागी होणार्‍यांना टिळा लावण्यात यावा आणि प्रवेशापूर्वी त्यांच्याकडून पूजा करून घ्यावी, अशा सूचना गरबा आयोजकांना केल्या असल्याचे नायर यांनी सांगितले. सूचनांचे पालन होते की नाही, हे पाहण्यासाठी विहिंप व बजरंग दलाचे कार्यकर्ते कार्यक्रमांवर लक्ष ठेवतील, असेही नायर यांनी स्पष्ट केले. दरम्यान, विहिंपच्या या आवाहनाला भाजप नेते व मंत्री चंद्रशेखर बावनकुळे यांनी पाठिंबा दिला. आयोजक समितींना नियम घालण्याचा अधिकार आहे, फक्त कार्यक्रमाला पोलिस परवानगी असणे आवश्यक आहे, असे ते म्हणाले. भाजपचे माध्यमप्रमुख नवनाथ बान यांनी गरबा हा हिंदू उत्सव असल्याचे सांगून इतर धर्मीयांनी त्यात हस्तक्षेप करू नये, असे मत व्यक्त केले. काँग्रेस नेते वडेट्टीवारांचा विरोध दरम्यान, काँग्रेस नेते विजय वडेट्टीवार यांनी विहिंपच्या या आवाहनाला जोरदार विरोध दर्शविला. विहिंप समाजात आग लावण्याचा प्रयत्न करत आहे. त्यांचा उद्देश समाजात धार्मिक फूट पाडून राजकीय फायदा मिळवणे हा आहे, असे ते म्हणाले. 'Pudhari' is excited to announce the relaunch of its Android and iOS apps. Stay updated with the latest news at your fingertips. Android and iOS Download now and stay updated, anytime, anywhere. Pudhari Publications Private Limited</w:t>
-      </w:r>
-    </w:p>
-    <w:p>
-      <w:pPr>
-        <w:pStyle w:val="Heading3"/>
-      </w:pPr>
-      <w:r>
-        <w:t>Article 108</w:t>
-      </w:r>
-    </w:p>
-    <w:p>
-      <w:r>
-        <w:t>Title: Gopichand Padalkar| शरद पवारांनी ‘त्‍यावेळी’ फोन केला का?, माफी मागण्याचा विषयच नाही : गोपीचंद पडळकर</w:t>
-      </w:r>
-    </w:p>
-    <w:p>
-      <w:r>
-        <w:t xml:space="preserve">URL: </w:t>
-      </w:r>
-      <w:hyperlink r:id="rId116">
-        <w:r>
-          <w:rPr>
-            <w:color w:val="0000FF"/>
-          </w:rPr>
-          <w:t>https://pudhari.news/maharashtra/mumbai/gopichand-padalkar-no-apology-statement-ng81</w:t>
-        </w:r>
-      </w:hyperlink>
-    </w:p>
-    <w:p>
-      <w:r>
-        <w:t>Content: मुंबई : राष्‍ट्रवादी शरद पवार गटाचे आमदार जयंत पाटील यांच्याविषयी वादग्रस्‍त वक्‍तव्य केल्‍या प्रकरणी माफी मागण्यास भाजपा आमदार गोपिचंद पडळकर यांनी ठामपणे नकार दिला आहे. पडळकर यांच्या वक्‍तव्यावर महाराष्‍ट्रातून टीका होत आहे. पण या त्‍यांच्या वक्‍तव्यावर भाजप नेत्‍यांनीही नाराजी व्यक्‍त केली आहे. खुद्द मुख्यमंत्री देवेंद्र फडणवीस यांनीही फोन करुन पडळकर यांना समज दिली होती. पण पडळकर यांची प्रतिक्रीया समोर आली आहे. यामध्ये त्‍यांनी जयंत पाटील यांची माफी मागण्यास ठामपणे नकार दिला आहे. या संदर्भात अधिक माहिती अशी की आमदार जयंत पाटील यांच्यावर टीका करताना भाजपचे आमदार गोपीचंद पडळकर यांची जीभ घसरली. त्यांच्या वक्तव्याचा निषेध करत ज्येष्ठ नेते शरद पवार यांनी थेट मुख्यमंत्री देवेंद्र फडणवीस यांना फोन करून नाराजी व्यक्त केली. जत येथे केले हाेते वादग्रस्‍त वक्‍तव्य जयंत पाटील हा बिनडोक माणूस आहे. दर आठ दिवसाला हा माणूस आपण किती बिनडोक आहे, हे सिद्ध करतोय. त्याचे काम फक्त गोपीचंद पडळकरला बदनाम करणे एवढेच. तो एका कंत्राटदाराच्या आत्महत्या प्रकरणात मला गोवण्याचा प्रयत्न करत आहे. माझी जाणीवपूर्वक बदनामी करत आहे, असा आरोप भाजप आमदार गोपीचंद पडळकर यांनी केला. तसेच त्यांनी यावेळी आमदार जयंत पाटील यांच्याविषयी आक्षेपार्ह टीका केली. मुख्यमंत्री फडणवीस यांनी दिली होती समज "गोपीचंद पडळकर यांच वक्तव्य योग्य नाही. कोणाच्याही वडिलांबद्दल बोलणं चुकीच आहे. याबाबत गोपीचंद पडळकर यांच्याशी बोललो आहे. शरद पवारांचा फोन आला होता, त्यांनाही सांगितलं आहे. अशा प्रकारच्या वक्तव्याच समर्थन करणार नाही. त्‍यावेळी पवारांनी असा फोन केला का ? याबाबत पत्रकारांनी छेडले असता पडळकर म्‍हणाले की ‘ जेव्हा मुख्यमंत्री फडणवीस यांच्या मातोश्रींवर खालच्या पातळीवर टिका झाली त्‍यावेळी पवारांनी असा फोन केला का? त्‍याचबरोबर देशाचे पंतप्रधान नरेद्र मोदी यांच्यावर एआय जनरेटेड माध्यमातून घाणेरडी टिका करण्यात आली होती. त्‍यावेळी पवारांनी मोदीजींना फोन करुन आक्षेप नोंदवला होता का? असा प्रतिप्रश्न केला? माफी मागायचा काय विषय येत नाही असे ठामपणे सांगितले. पडळकरांविरोधात शरद पवार गट आक्रमक दरम्यान, भाजप आमदार गोपीचंद पडळकरांच्या विरोधात शरद पवार गट आक्रमक झाला असून अनेक ठिकाणी निषेध व्यक्‍त केला जात आहे. पुण्यातील बालगंधर्व चौकात शरद पवार गटाचे शहराध्यक्ष प्रशांत जगताप यांच्या नेतृत्वाखाली आंदोलन करण्यात आले. अनेक जिल्‍ह्यांमध्येही निषेध व्यक्‍त होत आहे. त्‍यांचे वक्‍तव्य आम्‍हाला मान्य नाही : चंद्रशेखर बावनकुळे गोपीचंद पडळकर यांनी केलेले वक्तव्य आम्हाला मान्य नाही आमचे जे संस्कार संस्कृती आहे ते कुणाही आई-वडिलांच्या बद्दल बोलण्याचा अधिकार आम्हाला नाही आहे. आई-वडिलांचे नाव घेऊन त्या ठिकाणी एखाद्या व्यक्तिमत्त्वावर टीका करणे किंवा आई-वडिलांच्या उल्लेख हा सार्वजनिक करणे हे काही योग्य नाही गोपीचंद पडळकर यांच्याशी मी चर्चा करणार आहे. यानंतर मात्र गोपीचंद पडळकर असे वक्तव्य करणार नाही याकरिता आम्ही त्यांच्याशी चर्चा करणार आहोत. असे महसूलमंत्री चंद्रशेखर बावनकुळे यांनी सांगितले आहे. 'Pudhari' is excited to announce the relaunch of its Android and iOS apps. Stay updated with the latest news at your fingertips. Android and iOS Download now and stay updated, anytime, anywhere. Pudhari Publications Private Limited</w:t>
-      </w:r>
-    </w:p>
-    <w:p>
-      <w:pPr>
-        <w:pStyle w:val="Heading3"/>
-      </w:pPr>
-      <w:r>
-        <w:t>Article 109</w:t>
-      </w:r>
-    </w:p>
-    <w:p>
-      <w:r>
-        <w:t>Title: Chandrapur BJP internal conflict । चंद्रपूर मनपा निवडणूक 2026 : भाजपच्या गटबाजीमुळे डोकेदुखी वाढणार</w:t>
-      </w:r>
-    </w:p>
-    <w:p>
-      <w:r>
-        <w:t xml:space="preserve">URL: </w:t>
-      </w:r>
-      <w:hyperlink r:id="rId117">
-        <w:r>
-          <w:rPr>
-            <w:color w:val="0000FF"/>
-          </w:rPr>
-          <w:t>https://news34.in/2025/09/chandrapur-bjp-internal-conflict-2026/</w:t>
-        </w:r>
-      </w:hyperlink>
-    </w:p>
-    <w:p>
-      <w:r>
-        <w:t>Content: News 34 Chandrapur BJP internal conflict : चंद्रपूर – २१ सप्टेंबर २०२५ – वर्ष २०२६ मध्ये महानगरपालिका निवडणुका घ्या असे आदेश धडकल्यावर सर्व राजकीय पक्ष कामाला लागले आहे, चंद्रपूर भाजपने २० सप्टेंबर रोजी महसूलमंत्री चंद्रशेखर बावनकुळे यांच्या उपस्थिती कार्यकर्ता सन्मान मेळावा आयोजित केला होता. या मेळाव्यात बावनकुळे यांनी कार्यकर्त्यांना चंद्रपूर महानगरपालिकेच्या ६६ जागा जिंकण्यासाठी तयारीला लागले असे आदेश दिले. आपल्याला आता जिंकायचं आहे, यासाठी प्रत्येक नागरिकांच्या घरी जा, त्यांच्या भेटीगाठी घ्या असे आवाहन त्यांनी कार्यकर्त्यांना दिले आहे. मात्र आगामी मनपा निवडणुकीत भाजपला अनेक आव्हानाच्या सामोरे जावे लागणार आहे. राजुरा विधानसभा क्षेत्रातील माजी आमदाराबाबत आक्षेपार्ह पोस्ट वर्ष २०१७ च्या मनपा निवडणुकीत ६६ जागेपैकी भाजपने ३६ जागा जिंकल्या होत्या, त्यावेळी कांग्रेस १२, शिवसेना २, राष्ट्रवादी कांग्रेस २, बहुजन समाज पार्टी ८, मनसे २, अपक्ष ४ यांनी बाजी मारली त्यावेळी भाजपला बहुमत मिळाले होते. २०२२ नंतर मनपा वर प्रशासकाची नियुक्ती झाल्याने अनेक कामे रखडले होते. आणि विशेष बाब म्हणजे राज्यात शिवसेना व राष्ट्रवादी पक्षात ताटातूट झाल्याने २ शिवसेना व २ राष्ट्रवादी पक्ष अस्तित्वात आले. पक्ष ताटातुटीनंतर मनपाची हि पहिली निवडणूक आहे. चंद्रपूर शहरातील २८ हजार नागरिकांना पट्टे मिळणार अशी घोषणा महसूलमंत्री बावनकुळे यांनी केली असून बूथ कार्यकर्ता यांना सदर पट्टा वाटप बाबत माहिती द्यावी जेणेकरून आपली सत्ता आल्यास सर्वाना पट्टे वाटप होणार अशी माहिती द्यावी. राज्यात जसे २ पक्षात गट निर्माण झाले त्याप्रकारे चंद्रपुरात भाजपचे २ गट तयार झाले आहे. भाजपचे आमदार मुनगंटीवार व आमदार जोरगेवार हे मनपा निवडणुकीत एकत्र येत निवडणूक लढणार कि वेगवेगळे असा प्रश्न कार्यकर्त्यांना पडला आहे. भावी नगरसेवक सध्या संभ्रमात असून कुणाच्या मागे गेल्याने मनपाची तिकीट मिळेल असा प्रश्न त्यांच्या मनात उपस्थित झाला आहे. त्याकरिता कार्यकर्ते सुद्धा आपले पाऊल जपून टाकत आहे. विशेष बाब म्हणजे भाजपच्या कार्यकर्ता सन्मान मेळाव्यात मुनगंटीवार समर्थकांनी पाठ दाखवली. Chandrapur municipal election 2026 भाजप चंद्रपुरात मजबूत स्थिती मध्ये आहे असं शहर नेतृत्वाला वाटत असे तर ते चुकीचे आहे कारण यावेळी भाजपचे २ गट एकमेकांविरुद्ध काम करेल, कांग्रेस पक्ष सुद्धा यावेळी तयारीने उतरणार असून आप यावेळी प्रस्थापित पक्षांना आवाहन देण्याच्या तयारीत आहे. सोबतच उबाठा, राष्ट्रवादी व मनसे यांची स्थिती आजच्या परिस्थितीत कमकुवत आहे. सत्ताधारी पक्षविरोधात फक्त आप पक्षाने अनेक आंदोलने केली आहे. चंद्रपूर शहराची स्थिती सध्या अत्यंत वाईट आहे, मुख्य रस्त्यावर खड्ड्यांचं साम्राज्य निर्माण झालं आहे, ३ महिन्यापूर्वी नव्याने निर्माण करण्यात आलेले रस्ते शेवटच्या घटका मोजताना दिसत आहे. चंद्रपूर शहरात नागरिक अनेक समस्याने त्रस्त झाले असून प्रशासन व आमदार मुकदर्शक बनले आहे. येणाऱ्या काळातील स्थानिक स्वराज्य संस्थेच्या निवडणुकीत भाजप समोर तिकीट वाटपाची डोकेदुखी उभी राहणार असून ६६ जागा निवडणून येणार हे स्वप्न भाजप सध्या बघत आहे. Chandrapur BJP internal conflict विशेष बाब म्हणजे भाजपच्या महानगर कार्यकारणीत ज्यांच्यावर संघटना वाढविण्याची जबाबदारी महानगर अध्यक्ष कासनगोट्टूवार यांनी दिली आहे, त्यांच्या मागे कार्यकर्त्यांची फळी हि शून्य आहे, पद मिळाल्याने पदाधिकारी सुद्धा फक्त भाजपच्या नावावर संघटना वाढविणार काय? असा प्रश्न सामान्य कार्यकर्त्यांना पडला आहे. Comment Save my name, email, and website in this browser for the next time I comment. Privacy Policy I Diclamer I Terms &amp; Condition I About I Contact Us</w:t>
-      </w:r>
-    </w:p>
-    <w:p>
-      <w:pPr>
-        <w:pStyle w:val="Heading3"/>
-      </w:pPr>
-      <w:r>
-        <w:t>Article 110</w:t>
-      </w:r>
-    </w:p>
-    <w:p>
-      <w:r>
-        <w:t>Title: Maharashtra: VHP issues diktat for garba; entry based on Aadhaar details</w:t>
-      </w:r>
-    </w:p>
-    <w:p>
-      <w:r>
-        <w:t xml:space="preserve">URL: </w:t>
-      </w:r>
-      <w:hyperlink r:id="rId118">
-        <w:r>
-          <w:rPr>
-            <w:color w:val="0000FF"/>
-          </w:rPr>
-          <w:t>https://www.siasat.com/maharashtra-vhp-issues-diktat-for-garba-entry-based-on-aadhaar-details-3273836/amp/</w:t>
-        </w:r>
-      </w:hyperlink>
-    </w:p>
-    <w:p>
-      <w:r>
-        <w:t>Content: Representational Image Mumbai/Nagpur: The Vishva Hindu Parishad on Saturday, September 20, said only Hindus should be given entry to ‘garba’ events marking Navratri and advised organisers to check the Aadhaar card of entrants for identification to avoid instances of “love jihad”. While Maharashtra minister and senior BJP leader Chandrashekhar Bawankule said organisers have the right to set conditions of entry at an event, provided it is being held with police permission, the Congress’s Vijay Wadettiwar slammed the VHP for wanting to “set society on fire”. Navratri, marked by traditional spiritual dance accompanied by dandiya (striking of colourful sticks) performance where pairs dance in circles, will be celebrated from September 22 to October 1. “Garba is not merely a dance but a form of worship to please the goddess. They (apparent reference to Muslims) do not believe in idol worship. Only those having faith in the rituals must be allowed to participate,” VHP national spokesperson Shriraj Nair told PTI. He said the VHP has issued advisories asking garba event organisers to check Aadhaar cards at entry points, apply ’tilak’ on participants, and ensure they perform puja before entering. “VHP and Bajrang Dal workers will monitor the events. Garba is a form of worship, not entertainment. Those who do not have faith in the goddess should not be part of it,” Nair added. VHP’s Vidarbha prant (province) convenor, Navin Jain, said the entry of non-Hindus should be restricted during garba, which he described as a sacred worship, and not merely a dance programme or a cultural event. “Organisers should check the Aadhaar card of entrants to ensure only Hindus are allowed and a ’tilak’ be put on the forehead of men. Every participant should be asked to bow before the goddess’ picture at the entrance,” he told reporters in Nagpur. Similarly, any kind of intoxication and smoking should not be allowed at the garba programmes, Jain demanded. “People who do not have faith in goddess Durga should not attend such programmes. They go there with a certain mindset, which causes trouble for our sisters and hurts our religious sentiments. “In the last few years, it has been seen that Hindu girls have been targeted for ‘love jihad’, prompting us to appeal to garba organisers to not allow such people”, he said. Right-wing bodies and BJP leaders claim that ‘love jihad’ is a conspiracy to lure Hindu women into relationships and convert them to Islam. Jain, meanwhile, claimed several organisers have been following this system for the last several years. Reacting to the VHP’s stand, Bawankule said it was within the rights of the organising committees to impose such (entry) restrictions. “That is their right. The only decisive factor is whether the event has police permission. The organising committees must take decisions based on that,” Bawankule told reporters. Maharashtra BJP media chief Navnath Ban, responding to a query on the VHP’s announcement, emphasised garba was a Hindu event and “those from other religions should not interfere while Hindus perform garba and worship the goddess”. “We worship the goddess, who is like our mother,” he said while also slamming Shiv Sena (UBT) leader Sanjay Raut for opposing the VHP’s stand. He is opposing it with an eye on the votes of a particular community but people will not spare him or his party, Ban said further attacking Raut. Slamming the right-wing organisation, Maharashtra Congress Legislature Party leader and former state minister Vijay Wadettiwar said, “They (VHP) want to set society on fire. They want to divide society over religion and reap political benefits out of it. What VHP has said is nothing new. The organisation is born with an intention to destabilise the country.” Such a stand by organisations like the VHP shakes the “unity in diversity” foundation of India, Wadettiwar claimed, while alleging that it also reflects the government’s stand. BJP’s Ban hit back, saying Wadettiwar should know that it is Congress that has a history of dividing people. “They are the ones who caused rifts in society. The Maha Vikas Aghadi government (of which the Congress was a part) failed to protect Maratha reservation,” Ban claimed. This post was last modified on September 20, 2025 9:19 pm Press Trust of India (PTI) is India’s premier news agency, having a reach as vast as the Indian Railways. It employs more than 400 journalists and 500 stringers to cover almost every district and small town in India.</w:t>
-      </w:r>
-    </w:p>
-    <w:p>
-      <w:pPr>
-        <w:pStyle w:val="Heading3"/>
-      </w:pPr>
-      <w:r>
-        <w:t>Article 111</w:t>
-      </w:r>
-    </w:p>
-    <w:p>
-      <w:r>
-        <w:t>Title: No headline</w:t>
-      </w:r>
-    </w:p>
-    <w:p>
-      <w:r>
-        <w:t xml:space="preserve">URL: </w:t>
-      </w:r>
-      <w:hyperlink r:id="rId119">
-        <w:r>
-          <w:rPr>
-            <w:color w:val="0000FF"/>
-          </w:rPr>
-          <w:t>https://www.deccanherald.com/amp/story/india%2Fmaharashtra%2Fvhps-hindus-only-diktat-for-garba-bjp-leader-backs-organisers-rights-oppn-slams-move-3737006</w:t>
-        </w:r>
-      </w:hyperlink>
-    </w:p>
-    <w:p>
-      <w:r>
-        <w:t>Content: A garba dance being performed during Navratri festivities. Representative image. Credit: PTI File Photo Mumbai: The Vishva Hindu Parishad on Saturday said only Hindus must be given entry to 'garba' events marking Navratri and advised organisers to check the Aadhaar card of entrants for identification. While Maharashtra minister and senior BJP leader Chandrashekhar Bawankule said organisers have the right to set conditions of entry at an event, provided it is being held with police permission, the Congress' Vijay Wadettiwar slammed the VHP for wanting to "set society on fire". Navratri, among the most patronised festivals in the state, will be observed from September 22 to October 1. "Garba is not merely a dance but a form of worship to please the goddess. They (apparent reference to Muslims) do not believe in idol worship. Only those having faith in the rituals must be allowed to participate," VHP national spokesperson Shriraj Nair told PTI. He said the VHP has issued advisories asking garba event organisers to check Aadhaar cards at entry points, apply 'tilak' on participants and ensure they perform puja before entering. "VHP and Bajrang Dal workers will monitor the events. Garba is a form of worship, not entertainment. Those who do not have faith in the goddess should not be part of it," Nair added. Reacting to the VHP's stand, Bawankule said it was within the rights of the organising committees to impose such (entry) restrictions. "That is their right. The only decisive factor is whether the event has police permission. The organising committees must take decisions based on that," Bawankule told reporters. Maharashtra BJP media chief Navnath Ban, responding to a query on the VHP's announcement, emphasised garba was a Hindu event and "those from other religions should not interfere while Hindus perform garba and worship the goddess". "We worship the goddess, who is like our mother," he said while also slamming Shiv Sena (UBT) leader Sanjay Raut for opposing the VHP's stand. He is opposing it with an eye on the votes of a particular community but people will not spare him or his party, Ban said further attacking Raut. Speaking on the issue, Maharashtra Congress Legislature Party leader and former state minister Vijay Wadettiwar said, "They (VHP) want to set society on fire. They want to divide society over religion and reap political benefits out of it. What VHP has said is nothing new. "The organisation is born with an intention to destabilise the country." Such a stand by organisations like the VHP shakes the "unity in diversity" foundation of India, Wadettiwar claimed while alleging that it also reflects the stand of the government. BJP's Ban hit back saying Wadettiwar should know that it is Congress which has a history of dividing people. "They are the ones who caused rifts in society. The Maha Vikas Aghadi government (of which the Congress was a part) failed to protect Maratha reservation," Ban claimed.</w:t>
-      </w:r>
-    </w:p>
-    <w:p>
-      <w:pPr>
-        <w:pStyle w:val="Heading3"/>
-      </w:pPr>
-      <w:r>
-        <w:t>Article 112</w:t>
-      </w:r>
-    </w:p>
-    <w:p>
-      <w:r>
-        <w:t>Title: Ajit Pawar downplays row with female IPS officer</w:t>
-      </w:r>
-    </w:p>
-    <w:p>
-      <w:r>
-        <w:t xml:space="preserve">URL: </w:t>
-      </w:r>
-      <w:hyperlink r:id="rId120">
-        <w:r>
-          <w:rPr>
-            <w:color w:val="0000FF"/>
-          </w:rPr>
-          <w:t>https://www.theweek.in/wire-updates/national/2025/09/17/bes34-mh-ajit-soil-royalty.html</w:t>
-        </w:r>
-      </w:hyperlink>
-    </w:p>
-    <w:p>
-      <w:r>
-        <w:t>Content: Pune, Sept 17 (PTI) Maharashtra Deputy Chief Minister Ajit Pawar on Wednesday sought to downplay the controversy over his mobile phone conversation with a female IPS officer regarding the excavation of the murum soil. "The state government has decided not to levy royalty on murum mining if the material is used to build pathways for villagers to access their farms," Pawar said at the inauguration of the Revenue Department's 'Service Fortnight' programme in Pune in the presence of Chief Minister Devendra Fadnavis and Revenue Minister Chandrashekhar Bawankule.. In a lighter vein, Pawar told Bawankule that if the decision on royalty exemption had been taken a month earlier, the issue would not have escalated. Addressing Pune Police Commissioner Amitesh Kumar, who was also present, Pawar jokingly asked him to convey the revenue department's decision to his subordinates as well as to the Solapur Police. A video had surfaced earlier this month of Ajit Pawar purportedly chiding Anjana Krishna, sub-divisional police officer, Karmala, who was in the midst of taking action against illegal excavation of ‘murrum’ soil in Solapur district. Facing flak, he clarified that he didn't mean to interfere but was trying to defuse a tense situation. (This story has not been edited by THE WEEK and is auto-generated from PTI) Omar Abdullah reviews highway restoration work amid fears of essential supplies shortage in Kashmir PCB claims Andy Pycroft apologised to captain Salman Ali Agha, removed from remaining Asia Cup matches played by Pakistan Will 'Demon Slayer: Kimetsu no Yaiba Infinity Castle' end 'Lokah: Chapter 1 - Chandra' dream run in box office? China orders tech giants to halt use of Nvidia AI chips amid US tensions Explained: How the precision timekeeping project will benefit India? Copyright © 2024 All rights reserved</w:t>
-      </w:r>
-    </w:p>
-    <w:p>
-      <w:pPr>
-        <w:pStyle w:val="Heading3"/>
-      </w:pPr>
-      <w:r>
-        <w:t>Article 113</w:t>
-      </w:r>
-    </w:p>
-    <w:p>
-      <w:r>
-        <w:t>Title: Pune Navratri Festival 2025: पुणे नवरात्र महोत्सव येत्या सोमवारपासून सुरू; चंद्रशेखर बावनकुळे यांच्या हस्ते उद्घाटन</w:t>
-      </w:r>
-    </w:p>
-    <w:p>
-      <w:r>
-        <w:t xml:space="preserve">URL: </w:t>
-      </w:r>
-      <w:hyperlink r:id="rId121">
-        <w:r>
-          <w:rPr>
-            <w:color w:val="0000FF"/>
-          </w:rPr>
-          <w:t>https://pudhari.news/amp/story/maharashtra/pune/pune-navratri-festival-2025-inauguration-chandrashekhar-bawankule-sb97</w:t>
-        </w:r>
-      </w:hyperlink>
-    </w:p>
-    <w:p>
-      <w:r>
-        <w:t>Content: पुणे: कला, संस्कृती, गायन, वादन, भजन, नृत्य, संगीत यांचा मनोहरी संगम असणारा पुणे नवरात्र महोत्सवाचे आयोजन गणेश कला क्रीडा मंच येथे करण्यात आले आहे, अशी माहिती महोत्सवाचे अध्यक्ष आबा बागुल, कोषाध्यक्ष नंदकुमार बानगुडे आणि उपाध्यक्ष घनश्याम सावंत यांनी पत्रकार परिषदेत दिली. महोत्सवाचे उद्घाटन सोमवारी (दि. 22 सप्टेंबर) सायंकाळी 4.30 वाजता महसूलमंत्री चंद्रशेखर बावनकुळे यांच्या हस्ते होणार आहे. या प्रसंगी केंद्रीय नागरी हवाई उड्डाण व सहकार राज्यमंत्री मुरलीधर मोहळ, राज्याचे उच्च व तंत्रशिक्षणमंत्री चंद्रकांत पाटील, ज्येष्ठ गांधीवादी विचारवंत उल्हास पवार, नगरविकास राज्यमंत्री माधुरी मिसाळ, खासदार मेधा कुलकर्णी, यांसह मान्यवर उपस्थित राहणार आहेत. (Latest Pune News) या उद्घाटन सोहळ्यात सिनेतारका भार्गवी चिरमुले, तेजा देवकर, सानिया चौधरी, शीतल अहिरराव, राधा सागर, सिया पाटील, ऋजुता जुन्नरकर, अमृता धोंगडे, वैष्णवी पाटील यांची विशेष उपस्थिती लक्षवेधी असेल. घटस्थापनेच्या दिवशी शिवदर्शन येथील श्री. लक्ष्मीमाता मंदिरात आबा बागुल व जयश्री बागुल यांच्या हस्ते सकाळी 6.41 मि. या शुभमुहूर्तावर विधिवत घटस्थापना केली जाईल. या उद्घाटन सोहळ्यात ‌‘महर्षी पुरस्कार‌’ प्राप्त समाजसेवक गिरीश प्रभुणे यांना प्रदान करण्यात येणार आहे. तर श्री लक्ष्मीमाता जीवन गौरव पुरस्कार सावित्रीबाई फुले पुणे विद्यापीठाचे प्र-कुलगुरु डॉ. पराग काळकर, उच्च शिक्षण संचालक डॉ. शैलेंद्र देवळाणकर, सामजिक कार्यकर्त्या डॉ. मेघा पुरव-सामंत, बुलडाणा सहकारी बँकेचे सहसंस्थापक शिरीष देशपांडे आणि लोककलावंत प्रमिला लोदगेकर यांना प्रदान करण्यात येणार आहे. याशिवाय डॉ. मयूर कर्डिले आणि डॉ. अरविंद खोमणे, यांनाही विशेष सन्मानित करणात येणार आहे. या महोत्सवात सितार, व्हायोलिन, बासरी व तबला यांची जुगलबंदी असणारा ‌‘आनंद तरंग‌’ हा कार्यक्रम, ‌‘जागर शक्ती पिठांचा‌’ देवीचा गोंधळ, सिनेतारकांचा ‌‘जल्लोष‌’ हा नृत्याविष्कार, गाण्यांचा ‌‘नाइनटीज मेलडी‌’, ‌‘इश्क? सुफियाना‌’, ‌‘स्वर सामाज्ञीयाँ‌’, ‌‘मुझीकल मास्टर्स‌’ ‌‘एल.पी अँड आर. डी. 50‌’ कलाकारांसह ‌‘अस्मिता महाराष्ट्राची‌’, ‌‘लावणी महोत्सव‌’, ‌‘बेमिसाल रफी‌’, ‌‘सोलफुल किशोर कुमार‌’ असे विविध कार्यक्रम होणार आहेत. 'Pudhari' is excited to announce the relaunch of its Android and iOS apps. Stay updated with the latest news at your fingertips. Android and iOS Download now and stay updated, anytime, anywhere. Pudhari Publications Private Limited</w:t>
-      </w:r>
-    </w:p>
-    <w:p>
-      <w:pPr>
-        <w:pStyle w:val="Heading3"/>
-      </w:pPr>
-      <w:r>
-        <w:t>Article 114</w:t>
-      </w:r>
-    </w:p>
-    <w:p>
-      <w:r>
-        <w:t>Title: Maharashtra Politics : मुंबई वार्तापत्र – राज्य मंत्रिमंडळात सामाजिक फूट?</w:t>
-      </w:r>
-    </w:p>
-    <w:p>
-      <w:r>
-        <w:t xml:space="preserve">URL: </w:t>
-      </w:r>
-      <w:hyperlink r:id="rId122">
         <w:r>
           <w:rPr>
             <w:color w:val="0000FF"/>
@@ -3541,30 +2580,30 @@
         <w:pStyle w:val="Heading3"/>
       </w:pPr>
       <w:r>
-        <w:t>Article 115</w:t>
-      </w:r>
-    </w:p>
-    <w:p>
-      <w:r>
-        <w:t>Title: महाराष्ट्रात गरब्यात लोकांवर गोमूत्र शिंपडण्याचे आदेश:विहिंपने म्हटले- कार्यक्रमांत प्रवेशापूर्वी, टिळा लावावा आणि हिंदू देवतेची पूजा करावी</w:t>
+        <w:t>Article 84</w:t>
+      </w:r>
+    </w:p>
+    <w:p>
+      <w:r>
+        <w:t>Title: Ajit Pawar : IPS अंजना कृष्णा यांच्याशी झालेल्या वादावर अजित पवारांचं भाष्य; म्हणाले, “…तर मला कशाला त्रास सहन करावा लागला असता”</w:t>
       </w:r>
     </w:p>
     <w:p>
       <w:r>
         <w:t xml:space="preserve">URL: </w:t>
       </w:r>
-      <w:hyperlink r:id="rId123">
+      <w:hyperlink r:id="rId92">
         <w:r>
           <w:rPr>
             <w:color w:val="0000FF"/>
           </w:rPr>
-          <w:t>https://divyamarathi.bhaskar.com/national/news/orders-to-sprinkle-cow-urine-on-people-during-garba-in-maharashtra-135974133.html</w:t>
+          <w:t>https://www.loksatta.com/maharashtra/dcm-ajit-pawar-on-call-ips-anjana-krishna-controversy-solapur-murum-royalty-case-politics-gkt-96-5380223/</w:t>
         </w:r>
       </w:hyperlink>
     </w:p>
     <w:p>
       <w:r>
-        <w:t>Content: महाराष्ट्रातील विश्व हिंदू परिषदेने (VHP) शनिवारी नवरात्रीदरम्यान होणाऱ्या गरबा कार्यक्रमांबाबत एक सूचना जारी केली. त्यात असे म्हटले आहे की, राज्यात गरबा कार्यक्रमांमध्ये फक्त हिंदूंनाच सहभागी होता येईल. प्रवेशद्वारांवर आधार कार्ड पडताळण्याचा सल्ला आयोजकांना देण्यात आला आहे. विहिंपने म्हटले- गरबा कार्यक्रमांमध्ये फक्त हिंदूंनाच प्रवेश दिला पाहिजे. गैर-हिंदूंना सहभागी होण्यापासून रोखण्यासाठी लोकांनी टिळा लावावा, हातावर रक्षासूत्र बांधावे आणि प्रवेश करण्यापूर्वी हिंदू देवतेची प्रार्थना करावी. व्हीएचपीने गरबा आयोजकांना सांगितले की, "नवरात्र हा केवळ मौजमजेचा आणि धमाल-मस्तीचा उत्सव नाही. हा एक धार्मिक कार्यक्रम आहे जिथे भाविक देव-देवतांची पूजा करतात. म्हणून, गैर-हिंदूंनी गरबा आणि दांडिया कार्यक्रमांमध्ये सहभागी होऊ नये." या वर्षी नवरात्र २२ सप्टेंबरपासून सुरू होईल आणि १ ऑक्टोबरपर्यंत चालेल. विहिंपने म्हटले - गरबा ही देवीला प्रसन्न करण्यासाठी पूजा करण्याची एक पद्धत विहिंपचे राष्ट्रीय प्रवक्ते श्रीराज नायर यांनी पीटीआय वृत्तसंस्थेला सांगितले की, "गरबा हा केवळ एक नृत्य नाही, तर देवीला प्रसन्न करण्याचा एक विधी आहे. म्हणूनच, या विधींवर विश्वास ठेवणाऱ्यांनाच सहभागी होण्याची परवानगी दिली पाहिजे." नायर म्हणाले की, या कार्यक्रमांना फक्त हिंदूच उपस्थित राहतील आणि लव्ह जिहादची कोणतीही प्रकरणे घडू नयेत यासाठी हे आवश्यक आहे, ही पद्धत काही उजव्या विचारसरणीच्या गटांचा असा आरोप आहे की मुस्लिम पुरुष हिंदू मुली आणि महिलांचे धर्मांतर करण्याचा प्रयत्न करत आहेत. महाराष्ट्राचे मंत्री म्हणाले - आयोजकांना निर्णय घेण्याचा अधिकार आहे महाराष्ट्रातील विरोधी पक्षांनी VHP आणि RSS वर असे आदेश देऊन समाजात फूट पाडण्याचा प्रयत्न केल्याचा आरोप केला आहे, तर महाराष्ट्राचे मंत्री आणि भाजपचे ज्येष्ठ नेते चंद्रशेखर बावनकुळे म्हणाले की अशा कार्यक्रमांना कोण उपस्थित राहावे हे आयोजक ठरवू शकतात. बावनकुळे म्हणाले, "प्रत्येक आयोजन समिती काही नियम ठरवते आणि त्यांना तसे करण्याचा अधिकार आहे. जोपर्यंत त्यांना कार्यक्रम आयोजित करण्यासाठी पोलिसांची परवानगी आहे तोपर्यंत कोणतीही अडचण नाही." महाराष्ट्र भाजपचे मीडिया प्रमुख नवनाथ बान म्हणाले की, गरबा हा हिंदू कार्यक्रम आहे आणि इतर धर्माच्या लोकांनी त्यात हस्तक्षेप करू नये. विरोधक म्हणाले - जातीय वातावरण निर्माण करण्याचा प्रयत्न केला जात आहे. तथापि, शिवसेना (उद्धव बाळासाहेब ठाकरे) नेते आणि राज्यसभा खासदार संजय राऊत म्हणाले की, देशात जातीय वातावरण निर्माण करण्याचे प्रयत्न सुरू आहेत. "जातीय वातावरण निर्माण करणे हे त्यांचे जीवनमान आहे," राऊत म्हणाले. "मी सर्व धर्मांचा समान आदर करण्याचा पुरस्कार करत नाही, परंतु ज्या पद्धतीने हे विष पसरवले जात आहे ते महाराष्ट्राला किंवा देशाला शोभत नाही." काँग्रेस पक्षाने आणखी कठोर भूमिका घेत म्हटले आहे की, भाजपशी संलग्न संघटना सत्ता मिळवण्यासाठी किंवा टिकून राहण्यासाठी कोणत्याही थराला जातील. महाराष्ट्र काँग्रेस विधिमंडळ पक्षाचे नेते आणि माजी राज्यमंत्री विजय वडेट्टीवार म्हणाले, "ते (विहिंप) समाजात आग पेटवू इच्छितात. त्यांना धर्माच्या नावाखाली समाजात फूट पाडायची आहे आणि त्यातून राजकीय फायदा मिळवायचा आहे." Copyright © 2024-25 DB Corp ltd., All Rights Reserved This website follows the DNPA Code of Ethics.</w:t>
+        <w:t>Content: Ajit Pawar On IPS Anjana Krishna Controversy: सोलापूर जिल्ह्यातील पोलीस उपअधीक्षक अंजना कृष्णा आणि उपमुख्यमंत्री अजित पवार यांच्यातील संवादाची फोन रेकॉर्डिंग व्हायरल झाल्यानंतर विरोधकांनी अजित पवार यांच्यावर जोरदार टीका केली होती. अवैध उत्खनन रोखण्यासाठी गेलेल्या महिला पोलीस अधिकार्‍याला कर्तव्यापासून रोखण्याचे काम अजित पवारांनी केल्याचा आरोप विरोधकांनी केला होता. दरम्यान, कुर्डुवाडी मुरूम प्रकरणावर आता उपमुख्यमंत्री अजित पवार यांनी पुन्हा एकदा भाष्य केलं आहे. आता पांदण रस्त्यावर मुरूम टाकण्यासाठी कोणतीही रॉयल्टी लागणार नसल्याच्या निर्णयाबाबत सांगत हा निर्णय मंत्री चंद्रशेखर बावनकुळे यांनी आधीच घेतला असता तर मला कशाला त्रास सहन करावा लागला असता, असं अजित पवार यांनी म्हटलं आहे. तसेच हा निर्णय आता सोलापूरला देखील कळवा, असंही अजित पवार यांनी एका कार्यक्रमात बोलताना म्हटलं आहे. “पांदण रस्त्यावर मुरूम टाकण्यासाठी आता मुरूम काढल्यास रॉयल्टी लागणार नाही. पुणे शहर पोलीस आयुक्त, तुम्ही पोलीस दलात प्रमुख अधिकारी आहात. सर्व अधिकाऱ्यांना सूचना द्या. पांदण रस्त्यावर जर मुरूम टाकला तर त्यासाठी बंदी नाही, परवानगी आहे आणि ते सोलापूरला देखील कळवा. तसेच महाराष्ट्रात देखील चांद्यापासून ते बांध्यापर्यंत कळवा. चंद्रशेखर बावनकुळे साहेब गेल्या महिन्यांत हा निर्णय घेतला असता तर काय वाईट झालं असतं? कशाला मला त्रास झाला असता? काही कारण नसताना. नाही त्या गोष्टींचा गवगवा होतो. पण जाऊद्या आता काही हरकत नाही”, असं अजित पवार यांनी म्हटलं आहे. सोलापूरमधील मुरूमाच्या उत्खननाविरुद्ध कारवाई करण्यासाठी गेलेल्या अंजना कृष्णा यांच्याशी उपमुख्यमंत्री अजित पवार यांनी फोनवरून संवाद साधला होता. यावेळी अजित पवार म्हणाले की, ऐका, मी उपमुख्यमंत्री बोलत आहे. मी तुम्हाला आदेश देतो की, कारवाई रोखा. मात्र कार्यकर्त्याच्या मोबाइलवर फोन आल्यामुळे पोलीस उपअधीक्षक यांनी अजित पवारांना ओळखले नाही आणि त्यांनी आपल्या फोनवर फोन का नाही केला? असा प्रश्न विचारला. यावर अजित पवार संतापले आणि तुमच्यावर कारवाई करू, असं म्हटलं होतं. “तुमचा मोबाइल नंबर द्या, तुम्हाला व्हॉट्सअप कॉल करतो आणि माझा चेहरा दाखवतो. तुमची एवढी हिंमत झाली का?”, असेही अजित पवार यावेळी म्हणाले. त्यानंतर अंजना कृष्णा यांना व्हिडीओ कॉल करून अजित पवार यांनी त्यांना कारवाई रोखण्याचे थेट आदेश दिले होते. अजित पवारांनी सोशल मीडियावर पोस्ट करत या प्रकरणावर त्यांची भूमिका स्पष्ट केली होती. “सोलापूर जिल्ह्यातील पोलीस अधिकाऱ्यांसोबतच्या संवादाच्या संदर्भात काही व्हिडिओ समाजमाध्यमांवर प्रसारित होत आहेत. मी स्पष्टपणे सांगू इच्छितो की, माझा उद्देश कायद्याच्या अंमलबजावणीमध्ये हस्तक्षेप करण्याचा नव्हता, तर त्या ठिकाणी परिस्थिती शांत रहावी आणि ती अधिक बिघडू नये याची काळजी घेण्याचा होता. आपल्या पोलीस दलाबद्दल तसंच धैर्यानं आणि प्रामाणिकपणे आपलं कर्तव्य बजावणाऱ्या महिला अधिकाऱ्यांबद्दल मला सर्वोच्च आदर आहे. माझ्यासाठी कायद्याचं राज्य हेच सर्वात महत्त्वाचं आहे. मी पारदर्शक प्रशासकीय कारभारासाठी आणि बेकायदेशीर वाळू, माती, खडक उपशासह प्रत्येक बेकायदेशीर कृतीवर कायद्याप्रमाणे कठोर कारवाई करण्यासाठी कटिबद्ध आहे,” असं अजित पवार म्हणाले होते. शेअर विभाजन म्हणजे कंपनीच्या शेअरच्या दर्शनी किमतीचे विभाजन करणे, ज्यामुळे शेअरची संख्या वाढते पण एकूण भागभांडवलात फरक पडत नाही. उदाहरणार्थ, एचडीएफसी बँकेने दोन वेळा शेअर विभाजन केले आहे. शेअर विभाजनाचा उद्देश शेअरची तरलता वाढवणे हा असतो. शेअर विभाजन आणि बोनस शेअर्समध्ये फरक आहे; बोनस शेअर्समध्ये दर्शनी किंमत बदलत नाही. रेकॉर्ड डेटनुसार शेअर्सचे वितरण होते, ज्यामुळे त्या काळात शेअरची मागणी आणि किंमत वाढते.</w:t>
       </w:r>
     </w:p>
     <w:p>
@@ -3572,30 +2611,30 @@
         <w:pStyle w:val="Heading3"/>
       </w:pPr>
       <w:r>
-        <w:t>Article 116</w:t>
-      </w:r>
-    </w:p>
-    <w:p>
-      <w:r>
-        <w:t>Title: Chandrapur OBC leaders statements । ओबीसी आरक्षणावरील भीती दूर करा; सचिन राजुरकरांच्या निवेदनातून मागण्या</w:t>
+        <w:t>Article 85</w:t>
+      </w:r>
+    </w:p>
+    <w:p>
+      <w:r>
+        <w:t>Title: Nashik Kumbh Mela : भुजबळांनी बैठक गाजवली, आता मुख्यमंत्री फडणवीस घेणार कुंभ आखाड्यात उडी</w:t>
       </w:r>
     </w:p>
     <w:p>
       <w:r>
         <w:t xml:space="preserve">URL: </w:t>
       </w:r>
-      <w:hyperlink r:id="rId124">
+      <w:hyperlink r:id="rId93">
         <w:r>
           <w:rPr>
             <w:color w:val="0000FF"/>
           </w:rPr>
-          <w:t>https://news34.in/2025/09/chandrapur-obc-leaders-statements-2025/</w:t>
+          <w:t>https://sarkarnama.esakal.com/maharashtra/uttar-maharashtra/chhagan-bhujbal-devendra-fadnavis-nashik-kumbh-mela-meeting-preparations-politics-gs97</w:t>
         </w:r>
       </w:hyperlink>
     </w:p>
     <w:p>
       <w:r>
-        <w:t>Content: News 34 Chandrapur OBC leaders statements : चंद्रपुर २१ सप्टेंबर २०२५ – महाराष्ट्र शासनाने 2 सप्टेंबर 2025 रोजी काढलेल्या शासन निर्णयामुळे व हैद्राबाद गॅझेटियर लागू केल्यामुळे ओबीसी आरक्षणाला कुठेही धक्का लागला नाही असे महाराष्ट्राचे मुख्यमंत्री देवेंद्रजी फडणवीस वारंवार सांगत असले तरी ओबीसी नेते व शासनातील मंत्री आरक्षणाला मोठा धक्का लागल्याचे सांगत आहे तर तिकडे मनोज जरांगे पाटील गुलाल उधळून मराठा जिंकल्याचे सांगत आहे यामुळे ओबीसी समाज द्विधा मनस्थिती मध्ये असून पुरता घाबरलेला आहे. Maharashtra OBC reservation 2025 आदिवासी शेतमजुरांची फसवणूक करणाऱ्यांवर कडक कारवाई करा – पालकमंत्री उईके खरे तर हैद्राबाद गॅझेटियर मध्ये सामूहिक नोंदी आहे, वैयक्तिक नोंदी नाही आणि कुणबी प्रमाणपत्र वैयक्तिक नोंदी शिवाय देता येत नाही असे असताना सुद्धा 17 सप्टेंबर पासून मराठवाड्‌यातील हिंगोली, धाराशिव व बीड येथे हैद्राबाद गॅझेटियर वरून कुणबी प्रमाणपत्र वाटल्याचे वेगवेगळे चॅनलवरून सांगितल्या जात आहे त्यामुळे ओबीसी समाजामध्ये भीतीचे वातावरण निर्माण झाले आहे. या संदर्भातील खालील मागण्याकडे आपण जातीने लक्ष देऊन त्या अमलात आणाव्यात या करिता राष्ट्रीय ओबीसी महासंघाचे तर्फे महसुल मंत्री बावनकुळे यांना निवेदना द्वारे खालील मागण्या करण्यात आल्या आहे. निवेदन देतांना ओबिसी योद्धे रवींद्र टोंगे, मनिषा बोबडे, महासचिव महिला महासंघ, किसान महासंघाचे रणजीत डवरे, धनोजे कुणबी समाजाचे अध्यक्ष श्रीधर मालेकर , सचिव अतुल देऊळकर त्यांचे सर्व संचालक मंडळ सोबत, ओबीसी विध्यार्थी महासंघाचे दिपक पिंपळशेंडे, सुमित देवाळकर, प्रशांत पिंपळशेंडे, उदय टोंगे,सूरज देवाळकर, उमेश श्रीरसागर, चंद्रशेखर देवाळकर, हर्षल टोंगे उपस्थित होते. Comment Save my name, email, and website in this browser for the next time I comment. Privacy Policy I Diclamer I Terms &amp; Condition I About I Contact Us</w:t>
+        <w:t>Content: Nashik Politics : नाशिक-त्र्यंबकेश्वर येथे भरणारा कुंभमेळा जसजसा जवळ येऊ लागला आहे, तसतशी कुंभमेळ्याच्या नियोजनावरून सत्ताधाऱ्यांमध्ये सुरु असलेली धुसफूस समोर येऊ लागली आहे. कुंभमेळामंत्री म्हणून गिरीश महाजन काम पाहत असून महाजन हे जाणीवपूर्वक सत्ताधारी आमदारांसह जिल्ह्यातील मंत्र्यांना दूर ठेवत असल्याचे आरोप झाले. त्यातून महाजन यांना शह देण्यासाठी मागे अन्न व नागरी पुरवठामंत्री छगन भुजबळ यांनी कुंभमेळा नियोजनाचा आढावा घेण्यासाठी बैठक बोलावली होती. त्यावरुन राजकीय चर्चांना उधाण आलं होतं. स्थानिक मंत्री म्हणून मला कुंभमेळ्याचा आढावा घेण्याचा अधिकार असल्याचं भुजबळांनी म्हटलं होतं. त्यांनी अधिकाऱ्यांनाही चांगल्याच कानपिचक्या दिल्या होत्या. सत्ताधाऱ्यांमध्ये कुंभमेळा नियोजनावरुन मानपमानाचा अंक रंगत असताना आता याच कुंभ आखाड्यात मुख्यमंत्री देवेंद्र फडणवीस हे उतरणार आहेत. मुख्यमंत्री फडणवीस हे पुढच्या पंधरा दिवसांत नाशिकमध्ये आढावा बैठक घेणार आहे. त्यामुळे जिल्हाप्रशासन कामाला लागले असून कुंभमेळा संबंधित कामांच्या फायली तत्काळ मार्गी लावण्याच्या हालचाली गतिमान झाल्या आहेत. राज्याचा महसूल विभाग सेवा पंधरवडा साजरा करीत असून या उपक्रमाचा राज्यस्तरीय समारोप नाशिकमध्ये घेण्याचे नियोजन केले जात आहे. मुख्यमंत्री देवेंद्र फडणवीस, मंत्री चंद्रशेखर बावनकुळे यांच्यासह मंत्रिमंडळातील वरिष्ठ मंत्री या सोहळ्यासाठी उपस्थित राहणार आहेत. याच दौऱ्यात मुख्यमंत्री सिंहस्थ कुंभमेळ्याच्या तयारीचा आढावा घेणार असून तसे निश्चित झाल्याचे समजते आहे. तुर्तास बैठकीची तारीख व वेळ निश्चित नसली तरी यंत्रणा त्यादृष्टीने तयारीत आहे. भाजप जाणीपूर्वक कुंभमेळ्याच्या नियोजन व तयारीपासून आपल्याला दूर ठेवत असल्याची सल महायुतीचे घटकपक्ष असलेल्या राष्ट्रवादी (अजित पवार) व शिवसेना (एकनाथ शिंदे) पक्षाला लागून राहिली आहे. त्याचमुळे मंत्री भुजबळांनी बैठक घेतल्यानंतर उपमुख्यमंत्री एकनाथ शिंदे हेही आढावा बैठक घेणार असल्याचं मंत्री दादा भुसेंनी जाहीर केलं होतं. कुंभमेळ्याच्या पार्श्वभूमीवर सत्ताधाऱ्यांतील मतभेद उघड झालेले असतानाच मुख्यमंत्री स्वतः नाशिकमध्ये येऊन बैठक घेणार आहेत. दरम्यान कुंभमेळा नियोजनात सहभागी करुन घेतलं जात नाही यावरुन तेराही आखाडे व साधू-महंतांमध्येही नाराजीचा सूरू आहे. ही नाराजी दूर करण्यासाठी मुख्यमंत्र्यांनी यापूर्वीही नाशिकमध्ये साधू-महंतांशी चर्चा केली होती. तसेच त्यासंदर्भात अलिकडे जिल्हाधिकाऱ्यांनीही साधू-महंतांची भेट घेतली व चर्चा केली. नियोजनात सहभागी करून घेतानाच सूचनांची पूर्तता केली जावी अशी साधू-महंतांची इच्छा आहे. परंतु उपेक्षा कायम असल्याने साधू-महंत नाराज आहेत. त्यामुळे नाशिक दौऱ्यात मुख्यमंत्री पुन्हा एकदा साधू-महंतांशी संवाद साधत त्यांची नाराजी दूर करणार का हे पाहावे लागणार आहे. सरकारनामाचे सदस्य व्हा शॉपिंगसाठी 'सकाळ प्राईम डील्स'च्या भन्नाट ऑफर्स पाहण्यासाठी क्लिक करा. Read Latest Marathi Political News, Breaking Political News from Maharashtra, India, Pune &amp; Mumbai at Sarkarnama. To Get Live Political Marathi News on Mobile, Download the Sarkarnama Mobile App for Android and IOS. सरकारनामा आता सर्व सोशल मीडिया प्लॅटफॉर्मवर. ताज्या राजकीय घडामोडींसाठी फेसबुक, ट्विटर, इन्स्टाग्राम, शेअर चॅट, टेलिग्रामवर आणि व्हॉट्सॲप आम्हाला फॉलो करा. तसेच, सरकारनामा यूट्यूब चॅनेलला आजच सबस्क्राइब करा. Follow Us Copyright © 2025 Sakal Media Group – All Rights Reserved Powered by Quintype वेबसाईटवर ब्राउझिंगचा अनुभव सर्वोत्तम असावा, यासाठी आम्ही कुकीजचा वापर करतो. कुकीजमुळे तुम्हाला तुमच्या आवडत्या मजकुराची शिफारस करता येते. आमचे गोपनीयता आणि कुकीजसंदर्भातील धोरण तुम्हाला मान्य आहे.</w:t>
       </w:r>
     </w:p>
     <w:p>
@@ -3603,81 +2642,19 @@
         <w:pStyle w:val="Heading3"/>
       </w:pPr>
       <w:r>
-        <w:t>Article 117</w:t>
-      </w:r>
-    </w:p>
-    <w:p>
-      <w:r>
-        <w:t>Title: कर्नाटक, आंध्रप्रदेशाच्या धर्तीवर महाराष्ट्रातही 'हे' केल्याशिवाय जमिनीच्या दस्ताची नोंदणी होणार नाही</w:t>
+        <w:t>Article 86</w:t>
+      </w:r>
+    </w:p>
+    <w:p>
+      <w:r>
+        <w:t>Title: Matoshree Gram Samruddhi: ‘मातोश्री ग्रामसमृद्धी’ने 39 गावांना मिळणार शेत-पाणंद रस्त्यांचा फायदा: आ. आशुतोष काळे</w:t>
       </w:r>
     </w:p>
     <w:p>
       <w:r>
         <w:t xml:space="preserve">URL: </w:t>
       </w:r>
-      <w:hyperlink r:id="rId125">
-        <w:r>
-          <w:rPr>
-            <w:color w:val="0000FF"/>
-          </w:rPr>
-          <w:t>https://www.lokmat.com/agriculture/farming-ideas/karnataka-on-the-lines-of-andhra-pradesh-a-a975/amp/</w:t>
-        </w:r>
-      </w:hyperlink>
-    </w:p>
-    <w:p>
-      <w:r>
-        <w:t>Content: By ऑनलाइन लोकमत | Updated: September 19, 2025 09:17 IST कर्नाटक, आंध्रप्रदेशाच्या धर्तीवर राज्यात आता जमिनीची मोजणी केल्याशिवाय दस्ताची नोंदणी होणार नाही. दस्ताची नोंदणी झाल्याशिवाय त्या दस्ताचा फेरफार होणार नाही, अशी पद्धत महिनाभरात राबविण्यात येणार आहे, अशी माहिती महसूलमंत्री चंद्रशेखर बावनकुळे यांनी दिली. छत्रपती शिवाजी महाराज महाराजस्व अभियानांतर्गत सेवा पंधरवड्याच्या अभियानाच्या उद्घाटनप्रसंगी ते बोलत होते. त्यावेळी त्यांनी महसूल खात्यांतर्गत विविध विभागांनी आतापर्यंत केलेल्या कामांचा आढावा घेतला. कर्नाटक राज्याच्या धर्तीवर राज्यात खासगी एजन्सीच्या माध्यमातून मोजणी केल्यानंतर दस्तनोंदणी करण्याबाबत भूमिअभिलेख विभागात हालचाली सुरू होत्या. त्याबाबत त्यांनी माहिती दिली. ते म्हणाले, पुणे विभागातील गेल्या ३० वर्षांमधील ३३ हजार महसुली दाव्यांपैकी सुमारे ११ हजार दावे निकाली काढण्यात आले आहेत. सेवा पंधरवडा अभियानाच्या माध्यमातून सुमारे विविध योजनांच्या माध्यमातून सुमारे ५० लाख जनतेपर्यंत पोहोचविण्याचे आमचे ध्येय आहे. स्वामित्व योजनेंतर्गत गरीब नागरिकांना पाचशे, हजार रुपये देणे शक्य नाही. ही सेवा मोफत देण्यासाठी राज्याला ११० कोटी रुपयांची आवश्यकता आहे. त्या माध्यमातून राज्यातील सर्व गरीब जनतेला मिळकत पत्रिका देण्यात येणार आहे. राज्यातील सर्व जनतेला प्रॉपर्टी कार्ड उपलब्ध करून देणारे महाराष्ट्र हे देशातील पहिले राज्य ठरेल. पुढील वर्षभरात राज्यातील सर्व पाणंद रस्त्यांची मोजणी करून त्यांचे सीमांकन केले जाईल. त्यासाठी मुख्यमंत्री बळीराजा पाणंद रस्ते योजनेचा प्रस्ताव मंत्रिमंडळाच्या बैठकीत मान्यतेला ठेवण्यात येईल. शेतीसाठी १२ तास वीज, पाणी आणि शेतीपर्यंत जाण्यासाठी पाणंद रस्ता देण्याचे मुख्यमंत्र्यांचे ध्येय आहे. त्यामुळे पुढील पाच वर्षात शेतकरी आत्महत्या करणार नाहीत. त्यांची मुले नोकरी मागणार नाहीत, इतके काम महाराष्ट्रात उभे राहू शकते, असेही बावनकुळे यांनी सांगितले. अधिक वाचा: गावातील रस्त्यांना सांकेतांक देऊन जीआयएस नकाशावर स्थान मिळवणारे राज्यातील पहिले गाव Copyright © 2020 Lokmat Media Pvt Ltd</w:t>
-      </w:r>
-    </w:p>
-    <w:p>
-      <w:pPr>
-        <w:pStyle w:val="Heading3"/>
-      </w:pPr>
-      <w:r>
-        <w:t>Article 118</w:t>
-      </w:r>
-    </w:p>
-    <w:p>
-      <w:r>
-        <w:t>Title: महसूल विभाग सुधारला तर सरकार सुधारेल; मुख्यमंत्री देवेंद्र फडणवीस यांचा विश्वास</w:t>
-      </w:r>
-    </w:p>
-    <w:p>
-      <w:r>
-        <w:t xml:space="preserve">URL: </w:t>
-      </w:r>
-      <w:hyperlink r:id="rId126">
-        <w:r>
-          <w:rPr>
-            <w:color w:val="0000FF"/>
-          </w:rPr>
-          <w:t>https://www.loksatta.com/pune/cm-devendra-fadnavis-on-remark-on-maharashtra-revenue-department-pune-print-news-zws-70-5381326/</w:t>
-        </w:r>
-      </w:hyperlink>
-    </w:p>
-    <w:p>
-      <w:r>
-        <w:t>Content: पुणे : ई-नोंदणीच्या माध्यमातून सामान्य माणसाला होणारा त्रास कमी करण्याचा सरकारचा प्रयत्न आहे. मात्र, महसूल विभागाने नव्याने दावे निर्माण होणार नाहीत, हे ध्येय ठेवले पाहिजे. फेरफार उताऱ्यात चुका, मोजणीत चुका या मानवनिर्मित चुका टाळून प्रलंबित दावेही निकाली काढावे लागतील. महसूल विभागात सुधारणा झाली तर सरकारही सुधारेल, असा विश्वास राज्याचे मुख्यमंत्री देवेंद्र फडणवीस यांनी येथे बुधवारी व्यक्त केला. पंतप्रधान नरेंद्र मोदी यांच्या ७५ व्या वाढदिवसानिमित्त महसूल खात्याच्या वतीने छत्रपती शिवाजी महाराज महाराजस्व अभियानांतर्गत सुरू करण्यात आलेल्या राज्यस्तरीय सेवा पंधरवड्याचे उद्घाटन मुख्यमंत्री फडणवीस यांच्या हस्ते झाले. त्यावेळी ते बोलत होते. उपमुख्यमंत्री, पालकमंत्री अजित पवार, कृषीमंत्री दत्तात्रय भरणे, महसूल राज्यमंत्री योगेश कदम, राज्यमंत्री माधुरी मिसाळ, महसूल विभागाचे अपर मुख्य सचिव विकास खारगे, जमाबंदी आयुक्त सुहास दिवसे, नोंदणी महानिरीक्षक रवींद्र बिनवडे, विभागीय आयुक्त डॉ चंद्रकांत पुलकुंडवार, जिल्हाधिकारी जितेंद्र डुडी, अतिरिक्त जिल्हाधिकारी सुहास मापारी, खासदार मेधा कुलकर्णी, चित्रपट अभिनेते नाना पाटेकर यांच्यासह आमदार आणि महसूल, जमाबंदी आणि नोंदणी आणि मुद्रांक शुल्क विभागाचे अधिकारी मोठ्या संख्येने उपस्थित होते. जिल्हा प्रशासनाने राबविलेल्या विविध अभिनव उपक्रमाचे कौतुक महसूल मंत्री आणि उपमुख्यमंत्री यांनी केले. फडणवीस म्हणाले, ‘सर्वसामान्य नागरीकांना जगण्यासाठी ज्या गोष्टी लागतात. त्या सोप्या कशा करता येतील, घरबसल्याच्या त्यांना सेवा कशी मिळेल, हाच ‘ईज ऑफ लिव्हिंग’ भाग आहे. नागरीकांना सरकारी कार्यालयात हेलपाटे मारावे लागू नयेत, हाच शासनाचा उद्देश आहे. त्यासाठी अधिकाधिक सेवांचे डिजिटायेझन करण्यात येत आहे. मात्र नव्याने दावे निर्माण होणार नाहीत, हे ध्येय महसूल विभागाने ठेवले पाहिजे. प्रलंबित दावे निकाली लावले पाहिजेत. फेरफार उताऱ्यात चुका, मोजणीत चुका या मानवनिर्मित चुका टाळता आल्या पाहिजेत. त्यातूनच नागरिकांचे जीवन सुकर होईल.’ दरम्यान, महसूल विभागाच्या विविध सेवा देतांना आधुनिक तंत्रज्ञानाच्या उपयोगाद्वारे सामान्य माणसाच्या जीवनात परिवर्तन आणले जाईल आणि त्याची सुरूवात सेवा पंधरवड्याच्या निमित्ताने करण्यात येईल. सामान्य माणसाचे जीवन अधिक सुलभ करताना त्याच्या समस्या वेगाने दूर करण्यासाठी सेवा हमी कायद्यांतर्गत १ हजार १०० सेवा येत्या १ मेपर्यंत डिजीटल पद्धतीने उपलब्ध करून देण्यात येतील. त्यानुसार पहिल्या टप्प्यात ४४ सेवा ऑनलाइन करण्यात येणार आहेत. नागरिकांशी संबंधित सेवा नीट दिल्या तरी शासकीय कार्यालयातील गर्दी कमी होईल. त्यामुळे येत्या तीन महिन्यात या सेवा हमी कायद्याशी जोडण्याबरोबरच ऑनलाइन उपलब्ध करून देण्यात येणार आहेत. २६ जानेवारीपर्यंत आखणी २०० सेवा, तर १ मे २०२२६ पर्यंत ११०० सेवा ऑनलाइन उपलब्ध करून देण्याचे उदिष्ट शासनाने ठेवले आहे. कार्यक्रमाचे प्रस्ताविक खारगे यांनी केले. यावेळी विविध मान्यवरांचा सत्कार करण्यात आला. नाम फाउंडेशन आणि राज्य शासन यांच्यातील करारावर यावेळी स्वाक्षरी करण्यात आली. पुणे शहराचे प्रांत विठ्ठल जोशी यांनी सूत्रसंचालन केले. तर राज्यमंत्री योगेश कदम यांनी आभार मानले. लोकाभिमुख कारभार हेच ध्येय ठेऊन महायुतीचे सरकार काम करीत आहे. त्यामध्ये प्रशासनाचे सहकार्य हवे आहे, असे उपमुख्यंत्री अजित पवार यांनी सांगितले. सेवा पंधरवड्याच्या माध्यमातून नागरिकांच्या समस्यांचे निराकरण करण्यात येणार आहे. सोलापूरमधील कुर्डू येथील अवैध गौण खनिज उत्खननावरून महिला पोलिस अधिकाऱ्यासोबत झालेल्या वादावरही पवार यांनी मिश्किल भाष्य केले. महसूलमंत्री चंद्रशेखर बावनकुळे यांनी पाणंद रस्त्यांसाठी मुरूम टाकल्यास रॉयल्टी लागणार नाही तसेच पोलिसांचा बंदोबस्त ही विनामूल्य मिळेल, असेल असे सांगितले. त्यामुळे ‘पोलीसांनी पाणंद रस्त्यावर मुरूम टाकणे टाकण्यासाठी परवानगी आहे याची नोंद घ्यावी. सर्व ही बाब तिकडे सोलापुरातही सांगावे, असा मिश्किल टोला लगावत बावनकुळे यांनी ही योजना एक महिन्यापूर्वी आणली असती तर या बाबीचा गवगवा झाला नसता, अशी टिप्पणी केली. लोकसभा विरोधी पक्षनेते राहुल गांधी यांनी केंद्रीय निवडणूक आयोग आणि मुख्य निवडणूक आयुक्त ज्ञानेश कुमार यांच्यावर गंभीर आरोप केले. कर्नाटकमधील २०२३ निवडणुकीत मत चोरी झाल्याचा दावा करत, त्यांनी पुरावे सादर केले. मतदार यादीतून नावं वगळण्यासाठी बाहेरील मोबाईल क्रमांक वापरल्याचा आरोप केला. निवडणूक आयोगाने आठवड्याभरात माहिती जाहीर करावी, अन्यथा घोटाळेबाजांना वाचवत असल्याचं सिद्ध होईल, असा अल्टिमेटम दिला.</w:t>
-      </w:r>
-    </w:p>
-    <w:p>
-      <w:pPr>
-        <w:pStyle w:val="Heading3"/>
-      </w:pPr>
-      <w:r>
-        <w:t>Article 119</w:t>
-      </w:r>
-    </w:p>
-    <w:p>
-      <w:r>
-        <w:t>Title: Matoshree Gram Samruddhi: ‘मातोश्री ग्रामसमृद्धी’ने 39 गावांना मिळणार शेत-पाणंद रस्त्यांचा फायदा: आ. आशुतोष काळे</w:t>
-      </w:r>
-    </w:p>
-    <w:p>
-      <w:r>
-        <w:t xml:space="preserve">URL: </w:t>
-      </w:r>
-      <w:hyperlink r:id="rId127">
+      <w:hyperlink r:id="rId94">
         <w:r>
           <w:rPr>
             <w:color w:val="0000FF"/>
@@ -3696,50 +2673,19 @@
         <w:pStyle w:val="Heading3"/>
       </w:pPr>
       <w:r>
-        <w:t>Article 120</w:t>
-      </w:r>
-    </w:p>
-    <w:p>
-      <w:r>
-        <w:t>Title: VHP issues 'Hindus only' diktat for garba BJP minister backs organisers' rights Cong slams move</w:t>
+        <w:t>Article 87</w:t>
+      </w:r>
+    </w:p>
+    <w:p>
+      <w:r>
+        <w:t>Title: Manoj Jarange Patil: आता कसली भूमिका? जरांगे पाटील यांना सरकारने सर्व काही दिले!</w:t>
       </w:r>
     </w:p>
     <w:p>
       <w:r>
         <w:t xml:space="preserve">URL: </w:t>
       </w:r>
-      <w:hyperlink r:id="rId128">
-        <w:r>
-          <w:rPr>
-            <w:color w:val="0000FF"/>
-          </w:rPr>
-          <w:t>https://www.theweek.in/wire-updates/national/2025/09/20/bom38-mh-garba-ld-vhp.amp.html</w:t>
-        </w:r>
-      </w:hyperlink>
-    </w:p>
-    <w:p>
-      <w:r>
-        <w:t>Content: Mumbai/Nagpur, Sept 20 (PTI) The Vishva Hindu Parishad on Saturday said only Hindus should be given entry to 'garba' events marking Navratri and advised organisers to check the Aadhaar card of entrants for identification to avoid instances of "love jihad". While Maharashtra minister and senior BJP leader Chandrashekhar Bawankule said organisers have the right to set conditions of entry at an event, provided it is being held with police permission, the Congress's Vijay Wadettiwar slammed the VHP for wanting to "set society on fire". Navratri, marked by traditional spiritual dance accompanied by dandiya (striking of colourful sticks) performance where pairs dance in circles, will be celebrated from September 22 to October 1. "Garba is not merely a dance but a form of worship to please the goddess. They (apparent reference to Muslims) do not believe in idol worship. Only those having faith in the rituals must be allowed to participate," VHP national spokesperson Shriraj Nair told PTI. He said the VHP has issued advisories asking garba event organisers to check Aadhaar cards at entry points, apply 'tilak' on participants, and ensure they perform puja before entering. "VHP and Bajrang Dal workers will monitor the events. Garba is a form of worship, not entertainment. Those who do not have faith in the goddess should not be part of it," Nair added. VHP's Vidarbha prant (province) convenor, Navin Jain, said the entry of non-Hindus should be restricted during garba, which he described as a sacred worship, and not merely a dance programme or a cultural event. "Organisers should check the Aadhaar card of entrants to ensure only Hindus are allowed and a 'tilak' be put on the forehead of men. Every participant should be asked to bow before the goddess' picture at the entrance," he told reporters in Nagpur. Similarly, any kind of intoxication and smoking should not be allowed at the garba programmes, Jain demanded. "People who do not have faith in goddess Durga should not attend such programmes. They go there with a certain mindset, which causes trouble for our sisters and hurts our religious sentiments. "In the last few years, it has been seen that Hindu girls have been targeted for love jihad, prompting us to appeal to garba organisers to not allow such people", he said. Right-wing bodies and BJP leaders claim that 'love jihad' is a conspiracy to lure Hindu women into relationships and convert them to Islam. Jain, meanwhile, claimed several organisers have been following this system for the last several years. Reacting to the VHP's stand, Bawankule said it was within the rights of the organising committees to impose such (entry) restrictions. "That is their right. The only decisive factor is whether the event has police permission. The organising committees must take decisions based on that," Bawankule told reporters. Maharashtra BJP media chief Navnath Ban, responding to a query on the VHP's announcement, emphasised garba was a Hindu event and "those from other religions should not interfere while Hindus perform garba and worship the goddess". "We worship the goddess, who is like our mother," he said while also slamming Shiv Sena (UBT) leader Sanjay Raut for opposing the VHP's stand. He is opposing it with an eye on the votes of a particular community but people will not spare him or his party, Ban said further attacking Raut. Slamming the right-wing organisation, Maharashtra Congress Legislature Party leader and former state minister Vijay Wadettiwar said, "They (VHP) want to set society on fire. They want to divide society over religion and reap political benefits out of it. What VHP has said is nothing new. The organisation is born with an intention to destabilise the country." Such a stand by organisations like the VHP shakes the "unity in diversity" foundation of India, Wadettiwar claimed, while alleging that it also reflects the government’s stand. BJP's Ban hit back, saying Wadettiwar should know that it is Congress that has a history of dividing people. "They are the ones who caused rifts in society. The Maha Vikas Aghadi government (of which the Congress was a part) failed to protect Maratha reservation," Ban claimed. (This story has not been edited by THE WEEK and is auto-generated from PTI) Copyright © 2024 All rights reserved</w:t>
-      </w:r>
-    </w:p>
-    <w:p>
-      <w:pPr>
-        <w:pStyle w:val="Heading3"/>
-      </w:pPr>
-      <w:r>
-        <w:t>Article 121</w:t>
-      </w:r>
-    </w:p>
-    <w:p>
-      <w:r>
-        <w:t>Title: Manoj Jarange Patil: आता कसली भूमिका? जरांगे पाटील यांना सरकारने सर्व काही दिले!</w:t>
-      </w:r>
-    </w:p>
-    <w:p>
-      <w:r>
-        <w:t xml:space="preserve">URL: </w:t>
-      </w:r>
-      <w:hyperlink r:id="rId129">
+      <w:hyperlink r:id="rId95">
         <w:r>
           <w:rPr>
             <w:color w:val="0000FF"/>
@@ -3758,30 +2704,30 @@
         <w:pStyle w:val="Heading3"/>
       </w:pPr>
       <w:r>
-        <w:t>Article 122</w:t>
-      </w:r>
-    </w:p>
-    <w:p>
-      <w:r>
-        <w:t>Title: सामंजस्यानं प्रश्न सुटायला हवा, मग शरद पवार बैठकीला का आले नाहीत?- छगन भुजबळ यांचा आरक्षण मुद्द्यावरून सवाल</w:t>
+        <w:t>Article 88</w:t>
+      </w:r>
+    </w:p>
+    <w:p>
+      <w:r>
+        <w:t>Title: VHP Stirs Controversy with Advisory for ‘Hindu-Only’ Garba Events in Maharashtra</w:t>
       </w:r>
     </w:p>
     <w:p>
       <w:r>
         <w:t xml:space="preserve">URL: </w:t>
       </w:r>
-      <w:hyperlink r:id="rId130">
+      <w:hyperlink r:id="rId96">
         <w:r>
           <w:rPr>
             <w:color w:val="0000FF"/>
           </w:rPr>
-          <w:t>https://www.etvbharat.com/mr/!state/chhagan-bhujbal-question-to-sharad-pawar-over-obc-and-maratha-reservation-meeting-maharashtra-news-mhs25091803691</w:t>
+          <w:t>https://english.bombaysamachar.com/mumbai/vhp-stirs-controversy-with-advisory-for-hindu-only-garba-events-in-maharashtra/</w:t>
         </w:r>
       </w:hyperlink>
     </w:p>
     <w:p>
       <w:r>
-        <w:t>Content: महाराष्ट्र maharashtra ETV Bharat / state By ETV Bharat Marathi Team Published : September 18, 2025 at 6:23 PM IST Updated : September 18, 2025 at 6:57 PM IST नागपूर : ओबीसी आरक्षण आणि मराठा आरक्षण जीआरवरून मंत्री छगन भुजबळ आक्रमक झाले आहेत. मराठा आणि ओबीसी दोन उपसमिती नेमल्यावरून माजी केंद्रीय मंत्री शरद पवार यांनी सरकारच्या निर्णयावर प्रश्नचिन्ह उपस्थित केले होते. त्यावरून मंत्री भुजबळ यांनी पवारांवर टीका केली. तसेच ओबीसी आरक्षणाबाबतची भूमिका स्पष्ट केली. ते नागपूरमध्ये माध्यमांशी बोलत होते. ईडब्ल्यूएसचे आरक्षण नको असेल तर आधी स्पष्ट करा : आपल्याला ओपनमध्ये मराठा समाजाला संधी होती. तेव्हा तुम्ही नाही म्हटलं. महाराष्ट्र, गुजरात, राजस्थानात मोदी यांनी जेव्हा ईडब्ल्यूएस आणलं. त्यात मराठा समाजाला ८ टक्के आरक्षण आहे. आता तरीसुद्धा तुम्ही म्हणता की ओबीसीमध्ये आरक्षण पाहिजे. आम्हाला मराठा आरक्षण वेगळे नको. आम्हाला फक्त ओबीसीमध्ये आरक्षण पाहिजे. एमपीएससीचा आणि मेडिकलचा निकाल लागला आहे, त्यात कट ऑफ पॉईंट काय आहे? ओबीसीचा कट ऑफ वर आहे, बाकीचे खाली आहे. तुम्हाला राजकारणासाठी आरक्षण हवं आहे का? की शिक्षणात आणि आर्थिकदृष्ट्या फायदा हवा आहे. ओबीसीला मिळणारे फायदे मराठा समाजाच्या विद्यार्थ्यांना आहेत. मराठा समाजाला मिळणारे फायदे ओबीसींना द्या, असे मंत्रिमंडळात अनेकदा मी बोललो आहे, अशी आठवण मंत्री छगन भुजबळ यांनी सांगितली. पुढे मंत्री भुजबळ म्हणाले," शरद पवार साहेबांचा मी आदर करतो. अलीकडे ते दोन वेळा असं म्हटलेत की, दोन उपसमित्यांमध्ये समतोल असायला पाहिजे. मराठा समाजाची समिती आहे. त्यामध्ये इतर समाजाचे लोक आहेत. तत्कालीन मुख्यमंत्री उद्धव ठाकरे सरकार यांच्या सरकारमध्येसुद्धा मराठा समिती अस्तित्वात होती. त्यावेळी त्या समितीचे मार्गदर्शक शरद पवार होते. त्यात राष्ट्रवादीच्या बाजूने अजित पवार आणि जयंत पाटील होते तर तत्कालीन शिवसेनेच्या वतीनं एकनाथ शिंदे आणि काँग्रेसच्या बाजूने बाळासाहेब थोरात आणि अशोक चव्हाण समितीत होते. आपण त्यावेळी बोलला नाही. आम्ही आमचं आरक्षण वाचवण्यासाठी झगडतो आहे. इथे इडब्ल्यूएसमधून मराठा आरक्षण असताना ओबीसीमध्ये वेगळं पाहिजे त्यावर तुम्ही बोला ना. त्यावेळी एक भूमिका, यावेळी वेगळी भूमिका असा चालायचं नाही. आम्ही आमचं आरक्षण वाचवण्यासाठी पुढे यायचंच नाही का?. शरद पवार यांना माझं सांगणं आहे, शिवसेना सोडून मी फक्त मंडल कमिशनसाठी तुमच्याकडं आलो. तुम्ही मंडल आयोग लागू केला. त्यासाठी तुमचे आभार मानले आहेत. जर आमचं आरक्षण जात असेल तर तुम्ही बोलायला नको-मंत्री, छगन भुजबळ म्हणून कोर्टात याचिका दाखल केली : मराठा ही एकच जात असेल. पण ओबीसीमध्ये 374 जाती आहेत. त्यामुळे त्या प्रत्येक जातीचं नुकसान होत आहे. म्हणून आम्ही कुणबी, माळी वंजारी समाजाच्या वतीनं हायकोर्टात याचिका दाखल केली. दोन-चार दिवसात त्याच्यावर सुनावणी होईल. राजकीय आरक्षण अघोषित आहे. त्या ठिकाणी मराठा समाज पुढारलेला आहे. म्हणून सुप्रीम कोर्टाने सांगितलं की, तुम्ही सामाजिकदृष्ट्या मागास नाही. शैक्षणिक आणि आर्थिकदृष्ट्या मागास असतील तर ईडब्ल्यूएस आरक्षण दिलं आहे. सुदैवने मागणी केल्यानंतर ओबीसी उप-समिती तयार झाली. आता त्यातदेखील वेगवेगळे मंत्री बोलायला लागले आहेत. हे बरोबर आहे की चूक आहे, याचा विचार सरकार करेल, अशी भूमिका ओबीसी नेते छगन भुजबळ यांनी स्पष्ट केली. शरद पवार सर्वपक्षीय बैठकीला का आले नाहीत?: मी शरद पवार यांच्यासह सर्वपक्षीय नेत्यांची मीटिंग बोलावली होती. त्यात शरद पवार आले नाहीत. मी त्यांना भेटायला घरी गेलो होतो. सामंजस्यानं प्रश्न सुटला पाहिजे. मग, त्या मिटींगला शरद पवार का आले नाही?, असा प्रश्न छगन भुजबळ यांनी उपस्थित केला. मुख्यमंत्र्यांनी स्पष्टपणे सांगितलं आहे की, चुकीचं प्रमाणपत्र वाटू नये. अजिबात खाडाखोड असलेले चुकीचे प्रमाणपत्र वाटायचे नाहीत, असे आमच्या समितीचे प्रमुख महसूल मंत्री चंद्रशेखर बावनकुळे यांनीसुद्धा सांगितलं आहे, असे मंत्री भुजबळ यांनी सांगितलं. हेही वाचा - For All Latest Updates TAGGED: टाटा मोटर्सनं लाँच केला टाटा एसी गोल्ड प्लस मिनी ट्रक, किंमत 5.52 लाख रुपये "हा निरपराध नागरिकांचा अपमान..." पाकिस्तानी खेळाडूच्या सेलिब्रेशनवरुन राऊतांनी केंद्र सरकारला फटकारलं मच्छिमारांना आता आठवडाभर आधीच कळणार हवामानाचा अंदाज; महाराष्ट्र सरकारनं कार्यान्वित केली विशेष यंत्रणा मुंबईत पंतप्रधान मोदींचा 'संगीतमय वाढदिवस' साजरा, 'मेरा देश पहले' कार्यक्रमाला मुख्यमंत्र्यांसह, उद्योगपती आणि बॉलीवूड कलाकारांची हजेरी शारदीय नवरात्रीत 'या' शुभ मुहूर्तावर करा घटस्थापना; जाणून घ्या शुभ मुहूर्त आणि पंचांग Oppo F31 Pro plus 5G vs F31 Pro 5G : कोणता फोन आहे किफायतशीर? गुगल क्रोममध्ये जेमिनी अपग्रेड: AI सक्षम ब्राउझिंगचा नवीन अनुभव इंडिया एआय मिशन अंतर्गत देशभरात 500 हून अधिक डेटा लॅब्सची स्थापना - अश्विनी वैष्णव कर्नाटक स्टाईल टोमॅटो चटणी; जेवणाची चव द्विगुणीत करण्यासाठी सर्वोत्तम Copyright © 2025 Ushodaya Enterprises Pvt. Ltd., All Rights Reserved.</w:t>
+        <w:t>Content: An advisory from the Vishva Hindu Parishad (VHP) regarding Navratri celebrations has sparked a political debate in Maharashtra. The Hindu organization has called for garba events to be restricted to Hindus only, suggesting that organizers check Aadhaar cards at entrances to enforce the rule. The VHP’s guidelines also recommend applying a ’tilak’ on attendees and ensuring they perform puja before entering the venue. The group stated that members of the VHP and its affiliate, the Bajrang Dal, would monitor events across the state to ensure compliance. In a statement to news agency PTI, VHP national spokesperson Shriraj Nair asserted that “Garba is a form of worship, not entertainment,” and that participation should be limited to those who have faith in the ritual and the goddess. The advisory drew sharp reactions from political leaders. Maharashtra minister and BJP leader Chandrashekhar Bawankule said that organizers have the right to set entry conditions for their events if they have obtained the necessary police permissions. Meanwhile, Maharashtra Congress leader Vijay Wadettiwar accused the VHP of wanting to “set society on fire” for political gain. The controversy emerges as the state prepares for Navratri, a major Hindu festival celebrated from September 22 to October 1, which traditionally features communal garba dances.</w:t>
       </w:r>
     </w:p>
     <w:p>
@@ -3789,174 +2735,19 @@
         <w:pStyle w:val="Heading3"/>
       </w:pPr>
       <w:r>
-        <w:t>Article 123</w:t>
-      </w:r>
-    </w:p>
-    <w:p>
-      <w:r>
-        <w:t>Title: Maratha quota move lands Fadnavis govt in Catch-22, opens floodgates of demands</w:t>
+        <w:t>Article 89</w:t>
+      </w:r>
+    </w:p>
+    <w:p>
+      <w:r>
+        <w:t>Title: Maharashtra: Infra sub-committee with 6 members including CM, Dy CMs get cabinet status</w:t>
       </w:r>
     </w:p>
     <w:p>
       <w:r>
         <w:t xml:space="preserve">URL: </w:t>
       </w:r>
-      <w:hyperlink r:id="rId131">
-        <w:r>
-          <w:rPr>
-            <w:color w:val="0000FF"/>
-          </w:rPr>
-          <w:t>https://indianexpress.com/article/political-pulse/maratha-quota-fadnavis-govt-catch-22-floodgates-demands-10258572/</w:t>
-        </w:r>
-      </w:hyperlink>
-    </w:p>
-    <w:p>
-      <w:r>
-        <w:t>Content: Shubhangi Khapre The Devendra Fadnavis-led Mahayuti government’s move to implement the Hyderabad Gazette and defuse the latest Maratha quota protest led by activist Manoj Jarange-Patil seems to have triggered fresh troubles for the government, which is now facing renewed reservation rows involving other communities from the Other Backward Classes (OBCs), Scheduled Castes (SCs) and Scheduled Tribes (STs). While some backward class groups fear that the inclusion of Marathas in the OBC category would eat into their share of reservation, the protesters from the Dhangar (shepherd) community have cited the Hyderabad Gazette to reinforce its demand for inclusion in the ST category. Similarly, Banjaras – currently classified under the Vimukta Jati and Nomadic Tribes (VJNT) group availing 3.5% quota under the OBC category – have sought the ST status, a move opposed by tribal outfits. “If the government can fulfil the reservation demands of others (Marathas), why is it overlooking the demand of the Dhangar community?” asked Mahadev Jankar, chief of the Rashtriya Samaj Paksh (RSP), an NDA ally that draws its support mainly from the community, which makes up around 9% of the state’s population and is seen to be influential in western and northern Maharashtra. Dhangar leaders point out that the BJP had promised to include their community in the ST category in its manifesto for the 2014 Maharashtra Assembly polls. “Ten years have gone by and no initiative has been taken in this regard,” Jankar said, warning the Fadnavis government of “serious ramifications” if their demand is not met. The Koli community – with various sub-groups like Mahadev Koli, Koli, Malhar Koli – has also demanded its inclusion among the STs, citing its mention in the Hyderabad Gazette and questioning “multiple reservations” for Marathas. Accounting for a 25-lakh population, Kolis are concentrated in Nashik, Ahmednagar, Pune districts in Maharashtra. A Banjara outfit Gor Sena’s president Sandesh Chavan said the community had enjoyed the ST status in the erstwhile Hyderabad state, demanding that it must be “immediately included” in the ST list. According to the 2011 Census, Banjaras, who number around one crore in the state, are concentrated in Washim, Yavatmal and Beed districts, and are said to be the BJP’s supporters. However, the Fadnavis government’s bigger worry stems from the point that various backward class outfits see the Hyderabad Gazette as a “backdoor entry” for Marathas into the OBC category. Some of Fadnavis’ own ministers have publicly voiced concerns in this regard. State minister and NCP leader Chhagan Bhujbal, a vocal critic of Jarange-Patil, has called the government’s Hyderabad Gazette decision to extend the Kunbi status to Marathas of Marathwada “a dangerous attempt to undermine the OBC quota”. “Ad hoc issuance of Kunbi certificates to Marathas across the state will become a reality and facilitate their entry into the OBC quota. How will the over 350 OBC communities, which are socially, educationally and financially weaker, survive? We do not support their inclusion into the OBC category,” Bhujbal said. BJP leader and state minister Chandrashekhar Bawankule, who heads the Cabinet sub-committee on the OBC quota issue, has also expressed concerns over the implementation of the Hyderabad Gazette. To end Jarange-Patil’s agitation, the Mahayuti government decided to issue a Government Resolution (GR), allowing Marathas whose family trees and lineage can be established through the Hyderabad Gazette, to obtain the Kunbi caste certificates, making them eligible for OBC reservation. The Hyderabad Gazette, a 1918 document, was compiled after the then Nizam-ruled Hyderabad state ordered information on caste, religion, occupation, and landholdings to be collected from all 17 districts under its jurisdiction. Five of these districts – Chhatrapati Sambhajinagar (then Aurangabad), Parbhani, Beed, Nanded and Dharashiv (then Osmanabad) – fall in present-day Marathwada in Maharashtra. The GR has further fuelled the row between the OBC and Maratha groups, who had already been on a collision course after the 2017-2018 Maratha agitation when rifts between them had surfaced at the village and taluka levels. “The state government is surrendering to Marathas because they resort to aggressively pushing their demands, while the OBCs are often overlooked as they lack political patronage,” an OBC leader told The Indian Express. With OBC activists taking to the streets in western Maharashtra and Marathwada, and threatening to intensify protests, Maratha leaders are also under pressure. NCP(SP) chief Sharad Pawar, who belongs to the Maratha community, accused the government of “weakening the social fabric of the state by trying to widen the divide in society”. Vanchit Bahujan Aghadi (VBA) chief Prakash Ambedkar said all political players were “exploiting the reservation plank for power”. “In the name of finding solutions, the government has further complicated things. They have managed to antagonise both Marathas and OBCs by sowing the seeds of unrest through the reservation card,” he alleged. Fadnavis, however, defended the move, saying the GR was issued to ensure justice for “each and every community.” “The Hyderabad Gazette will be implemented only after thorough scrutiny, and only eligible Marathas will be granted Kunbi status. The OBC quota will not be compromised at any cost,” he said.</w:t>
-      </w:r>
-    </w:p>
-    <w:p>
-      <w:pPr>
-        <w:pStyle w:val="Heading3"/>
-      </w:pPr>
-      <w:r>
-        <w:t>Article 124</w:t>
-      </w:r>
-    </w:p>
-    <w:p>
-      <w:r>
-        <w:t>Title: Maharashtra OBC panel orders strict scrutiny of caste certificates clears Rs 2 933cr pending funds</w:t>
-      </w:r>
-    </w:p>
-    <w:p>
-      <w:r>
-        <w:t xml:space="preserve">URL: </w:t>
-      </w:r>
-      <w:hyperlink r:id="rId132">
-        <w:r>
-          <w:rPr>
-            <w:color w:val="0000FF"/>
-          </w:rPr>
-          <w:t>https://www.theweek.in/wire-updates/national/2025/09/16/bom30-mh-obc-committee-certificates.html</w:t>
-        </w:r>
-      </w:hyperlink>
-    </w:p>
-    <w:p>
-      <w:r>
-        <w:t>Content: Mumbai, Sep 16 (PTI) The newly-formed Maharashtra cabinet sub-committee on Other Backward Classes on Tuesday directed the administration to conduct strict verification of documents to curb issuance of bogus OBC certificates and ordered release of Rs 2,933 crore in pending funds within 15 days.The directives were given at a meeting of the sub-committee headed by Revenue Minister Chandrashekhar Bawankule of the BJP held at Mantralaya in south Mumbai.Bawankule insisted no affidavits should be accepted on the basis of fake papers and all documents must be rigorously scrutinised by authorities before issuing caste certificates to eligible applicants.Under a government resolution, Maratha community members with the Kunbi (an agrarian caste) lineage can apply for OBC certificates, which will make them eligible to access Other Backward Classes reservation benefits in jobs and education.Food and Civil Supplies Minister and OBC leader Chhagan Bhujbal, a member of the panel, supported his cabinet colleague's views, stressing that use of fake documents was a "serious concern" that required firm administrative action, an official release issued after the meeting said.On financial matters, the sub-committee decided that Rs 2,933 crore pending for OBC welfare schemes be disbursed within 15 days with weekly reviews to be presented to ministers, according to the release.The panel resolved to seek an additional amount of Rs 1,750 crore in supplementary demands in December (when the state legislature will have its winter session), including Rs 1,000 crore for the OBC Corporation and Rs 750 crore for affiliated bodies, it said.The sub-committee agreed to expedite construction of hostels for OBC students in all 36 districts of Maharashtra. In 16 districts, acquisition of land will be required for the hostels, for which a separate agency is being considered, said the release.Bawankule assured scholarship arrears for students would be cleared soon.Later, when questioned by reporters about NCP leader Dhananjay Munde's comments that Banjara and Vanjara communities are the same, Bawankule noted the remarks may have stemmed from "misunderstanding" and they should not be turned into a controversy.On Opposition criticism of the state's debt burden, he retorted that Chief Minister Devendra Fadnavis, along with his deputies Eknath Shinde and Ajit Pawar, who holds the finance portfolio, were working to strengthen Maharashtra's finances and steer it towards becoming a developed state.Cabinet ministers Pankaja Munde (Environment), Atul Save (OBC Welfare), Ganesh Naik (Forest) and Dattatray Bharne (Agriculture) are also members of the sub-committee, formed in the first week of September in the midst of an agitation by Maratha quota activist Manoj Jarange in Mumbai. (This story has not been edited by THE WEEK and is auto-generated from PTI) West Bengal SSC teacher recruitment exam: Details of answer key, result announcement date and interview panel here Asia Cup: Will Pakistan boycott their fixture against United Arab Emirates? EXPLAINED 'Kantara: Chapter 1' to release in Spanish and English ITR Filing 2025: What happens if you miss the final deadline? Beware of Nano Banana AI saree trend! 'Creepy' AI edits on Google Gemini scares users; how to protect your privacy? Copyright © 2024 All rights reserved</w:t>
-      </w:r>
-    </w:p>
-    <w:p>
-      <w:pPr>
-        <w:pStyle w:val="Heading3"/>
-      </w:pPr>
-      <w:r>
-        <w:t>Article 125</w:t>
-      </w:r>
-    </w:p>
-    <w:p>
-      <w:r>
-        <w:t>Title: Chhagan Bhujbal : मराठ्यांच्या खाडाखोड करून नोंदी, भुजबळांच्या गंभीर आरोपांनी खळबळ</w:t>
-      </w:r>
-    </w:p>
-    <w:p>
-      <w:r>
-        <w:t xml:space="preserve">URL: </w:t>
-      </w:r>
-      <w:hyperlink r:id="rId133">
-        <w:r>
-          <w:rPr>
-            <w:color w:val="0000FF"/>
-          </w:rPr>
-          <w:t>https://www.tv9marathi.com/videos/chhagan-bhujbal-accused-of-fake-maratha-kunbi-caste-certificate-documents-manoj-jarange-patil-1494274.html</w:t>
-        </w:r>
-      </w:hyperlink>
-    </w:p>
-    <w:p>
-      <w:r>
-        <w:t>Content: By signing in or creating an account, you agree with Associated Broadcasting Company's Terms &amp; Conditions and Privacy Policy. ओबीसी आरक्षण उपसमितीची बैठक वादाळी ठरली. या बैठकीत महाराष्ट्र सरकारचे मंत्री छगन भुजबळ यांनी मराठा कुणबी समाजातील बोगस जात नोंदींचे पुरावे सादर केले. त्यांनी दाखवलेल्या पुराव्यानुसार, अनेक नोंदी हाताने लिहिलेल्या आणि बनावट असल्याचे दिसून आले. या पुराव्यांच्या आधारे, उपसमिती अध्यक्ष चंद्रशेखर बावनकुळे यांनी अशा बनावट कागदपत्रांच्या आधारे जात प्रमाणपत्रे देण्यास तात्काळ बंदी घातली. भुजबळ यांनी पुढे पत्रकार परिषदेत ही माहिती दिली आणि खोट्या ओबीसी जात प्रमाणपत्रांची तपासणी करण्यासाठी एक स्वतंत्र समिती नेमण्याची मागणी केली. त्यांनी न्यायमूर्ती शिंदे कमिटीच्या धर्तीवर ही समिती नेमण्याची सूचना केली.</w:t>
-      </w:r>
-    </w:p>
-    <w:p>
-      <w:pPr>
-        <w:pStyle w:val="Heading3"/>
-      </w:pPr>
-      <w:r>
-        <w:t>Article 126</w:t>
-      </w:r>
-    </w:p>
-    <w:p>
-      <w:r>
-        <w:t>Title: No headline</w:t>
-      </w:r>
-    </w:p>
-    <w:p>
-      <w:r>
-        <w:t xml:space="preserve">URL: </w:t>
-      </w:r>
-      <w:hyperlink r:id="rId134">
-        <w:r>
-          <w:rPr>
-            <w:color w:val="0000FF"/>
-          </w:rPr>
-          <w:t>https://www.deccanherald.com/amp/story/india%2Fmaharashtra%2Ftribals-in-maharashtra-can-now-lease-barren-land-to-private-entities-govt-to-bring-law-minister-3737045</w:t>
-        </w:r>
-      </w:hyperlink>
-    </w:p>
-    <w:p>
-      <w:r>
-        <w:t>Content: Chandrashekhar Bawankule Credit: PTI File Photo Mumbai: Maharashtra Revenue Minister Chandrashekhar Bawankule on Saturday said tribal farmers in the state will soon be able to lease their barren land to private entities, enabling them to generate additional income, and a law regarding this will be introduced. The Congress, however, alleged that the government's decision will benefit industrialists and lead to the exploitation of tribals. Officials said the move would not only provide tribals an opportunity to have a steady source of income but also safeguard their ownership rights. Talking to reporters in Nagpur, Bawankule said, "Tribal landowners will benefit from this decision. If a tribal farmer wants to develop his land in partnership with an industrialist, he can now approach the district collector and take the final decision. Earlier, such proposals had to be approved at Mantralaya, the state administrative headquarters in Mumbai." He, however, clarified that the proposed law will apply only to barren land and not fertile land owned by tribals. "I have received several requests from tribal landowners in Palghar and Nandurbar districts. If a private company wants to set up solar panels under a government scheme, it can enter into an agreement with the tribal landowner, who will continue to receive a fixed annual payment. Such income would not be possible from barren land," Bawankule said. He said that the proposed legislation would also safeguard tribal ownership, as even if land is leased for a longer period, the owner would continue to receive payments annually from the entity with whom the agreement is made. Earlier on Friday, the minister had said that tribal farmers will be able to lease their land directly to private parties. At present, tribal farmers are not permitted to independently enter into lease agreements with private entities. He said the proposed change aims to give them direct access to private investment and generate additional income from their holdings. According to the minister, the agreements will require the participation of the district collector to ensure transparency and fairness in the process. "The minimum lease rent will be Rs 50,000 per acre annually or Rs 1,25,000 per hectare a year. Farmers and private parties can mutually decide on a higher amount," he said. Bawankule said that tribal farmers will be allowed to enter into memoranda of understanding (MoUs) with private companies for mineral extraction if major or minor minerals are discovered on their land. Farmers would receive monetary benefits per tonne or per brass of minerals extracted, though the exact quantum of benefits is yet to be determined, he said. According to officials, a policy is being framed to enable tribal communities to secure a steady source of revenue while safeguarding their ownership rights. Until now, such transactions were tightly regulated to prevent any misuse of tribal land, often leading to delays and dependence on state-level permissions. Maharashtra Congress Legislature Party leader and former minister Vijay Wadettiwar, however, alleged that the government's decision will benefit industrialists. "This decision is basically aimed at benefiting certain industrialists and influential people who would exploit the tribals using the proposed new law," he claimed.</w:t>
-      </w:r>
-    </w:p>
-    <w:p>
-      <w:pPr>
-        <w:pStyle w:val="Heading3"/>
-      </w:pPr>
-      <w:r>
-        <w:t>Article 127</w:t>
-      </w:r>
-    </w:p>
-    <w:p>
-      <w:r>
-        <w:t>Title: For ‘Hindu-Only’ Garba, VHP Sets Entry Rules: Aadhaar, Tilak Required</w:t>
-      </w:r>
-    </w:p>
-    <w:p>
-      <w:r>
-        <w:t xml:space="preserve">URL: </w:t>
-      </w:r>
-      <w:hyperlink r:id="rId135">
-        <w:r>
-          <w:rPr>
-            <w:color w:val="0000FF"/>
-          </w:rPr>
-          <w:t>https://www.oneindia.com/india/for-hindu-only-garba-vhp-sets-entry-rules-aadhaar-tilak-required-7866187.html</w:t>
-        </w:r>
-      </w:hyperlink>
-    </w:p>
-    <w:p>
-      <w:r>
-        <w:t>Content: The Vishwa Hindu Parishad (VHP) has issued a controversial advisory for Navratri garba events in Maharashtra, stating that only Hindus should be allowed entry. The advisory recommends that organisers verify Aadhaar cards, apply tilak, and ensure participants perform puja before taking part. The VHP has also directed its members and Bajrang Dal volunteers to actively monitor garba events across the state, emphasizing the religious aspect of the festivities. AI-generated summary, reviewed by editors According to VHP national spokesperson Shriraj Nair, garba is not just a dance but a form of worship aimed at pleasing the goddess. He told PTI, "Only those who have faith in the rituals should participate. Garba is a form of worship, not entertainment. People who do not believe in the goddess should not be allowed to join." The advisory stresses that participants must undergo puja and receive tilak before joining, reinforcing the ceremonial nature of the event. Reacting to the advisory, Maharashtra BJP leader Chandrashekhar Bawankule said that organisers are within their rights to set entry rules, provided the event has police permission. BJP media chief Navnath Ban added that garba is a Hindu celebration and people from other religions should not interfere, while also criticizing Shiv Sena (UBT) leader Sanjay Raut for opposing the VHP's guidelines. Meanwhile, Maharashtra Congress Legislature Party leader Vijay Wadettiwar condemned the move, stating, "They want to set society on fire. The VHP seeks to divide society along religious lines for political gains. This is nothing new; the organisation has always aimed to destabilise the country." This year, Navratri will be celebrated from September 22 to October 1. Known for its music, dance, and devotion, garba events are a major attraction for youth and families across Maharashtra.</w:t>
-      </w:r>
-    </w:p>
-    <w:p>
-      <w:pPr>
-        <w:pStyle w:val="Heading3"/>
-      </w:pPr>
-      <w:r>
-        <w:t>Article 128</w:t>
-      </w:r>
-    </w:p>
-    <w:p>
-      <w:r>
-        <w:t>Title: Maharashtra: Infra sub-committee with 6 members including CM, Dy CMs get cabinet status</w:t>
-      </w:r>
-    </w:p>
-    <w:p>
-      <w:r>
-        <w:t xml:space="preserve">URL: </w:t>
-      </w:r>
-      <w:hyperlink r:id="rId136">
+      <w:hyperlink r:id="rId97">
         <w:r>
           <w:rPr>
             <w:color w:val="0000FF"/>
@@ -3967,7 +2758,7 @@
     </w:p>
     <w:p>
       <w:r>
-        <w:t>Content: In a move aimed at providing impetus to the development of infrastructure projects in Maharashtra, the six ministers, including the Chief Minister and Deputy Chief Ministers, that form the state infrastructure sub-committee were granted Cabinet Committee status on Tuesday. Leaders in the Opposition however say that it may lead to centralisation of powers with a select few. With this decision, the infrastructure sub-committee will now function as the Cabinet Infrastructure Committee. Proposals approved by this committee will no longer need to be sent to the “larger” cabinet for approval. The decisions taken by the committee will be considered final. “This will give impetus to the development of infrastructure projects. Infrastructure development projects worth Rs 25 crore or more will be placed before this committee through the government, government undertakings, semi-government institutions and corporations,” said an official. The Chief Secretary of the state will be the Secretary of the Cabinet Infrastructure Committee, while the Additional Chief Secretary of the Planning Department will be the convener. The same procedure through which proposals are submitted for the decision of the Cabinet will be followed for the Cabinet Infrastructure Committee. The committee will be headed by Chief Minister Devendra Fadnavis. The members include Deputy CMs Ajit Pawar and Eknath Shinde as well as ministers Hasan Mushrif, Chandrashekhar Bawankule and Uday Samant. According to sources, a senior minister from the ally has already expressed unhappiness within the cabinet meeting, questioning whether the cabinet meeting would be necessary after the decision. “It will centralise the powers and decision-making process. The project cost limit being Rs 25 crore means that every infra project will go to the committee and no discussion within the larger cabinet is necessary,” said another senior minister. In other decisions, the Maharashtra Cabinet on Tuesday approved the revised design of the Bhandara-Gadchiroli controlled access expressway project and its implementation by the Maharashtra State Road Development Corporation (MSRDC). It was claimed that the project will reduce travel distance from Bhandara to Gadchiroli by 23 km and travel time to one and a half hours. The final design of the Bhandara-Gadchiroli Access Controlled Expressway has been approved as per a government decision dated December 27, 2023. The revised design of this access controlled expressway from Savarkhanda interchange of the Nagpur Gondia Access Controlled Expressway to Konkangad on State Highway 53 and the access controlled expressway from Borgaon Interchange to Ranmochan on State Highway 353D has been approved. Land acquisition for the project was also approved. A total provision of Rs 931.15 crore was approved, including Rs 534.46 crore for land acquisition and Rs 396 69 crore for interest. Stay updated with the latest - Click here to follow us on Instagram You May Like India and the US have resumed trade negotiations after the US imposed tariffs on India for buying Russian oil. The sixth round of talks will focus on recognising India's red lines and possibly increasing energy purchases from the US. Other topics include easing patent rules, data flows, and giving US firms procurement access.</w:t>
+        <w:t>Content: In a move aimed at providing impetus to the development of infrastructure projects in Maharashtra, the six ministers, including the Chief Minister and Deputy Chief Ministers, that form the state infrastructure sub-committee were granted Cabinet Committee status on Tuesday. Leaders in the Opposition however say that it may lead to centralisation of powers with a select few. With this decision, the infrastructure sub-committee will now function as the Cabinet Infrastructure Committee. Proposals approved by this committee will no longer need to be sent to the “larger” cabinet for approval. The decisions taken by the committee will be considered final. “This will give impetus to the development of infrastructure projects. Infrastructure development projects worth Rs 25 crore or more will be placed before this committee through the government, government undertakings, semi-government institutions and corporations,” said an official. The Chief Secretary of the state will be the Secretary of the Cabinet Infrastructure Committee, while the Additional Chief Secretary of the Planning Department will be the convener. The same procedure through which proposals are submitted for the decision of the Cabinet will be followed for the Cabinet Infrastructure Committee. The committee will be headed by Chief Minister Devendra Fadnavis. The members include Deputy CMs Ajit Pawar and Eknath Shinde as well as ministers Hasan Mushrif, Chandrashekhar Bawankule and Uday Samant. According to sources, a senior minister from the ally has already expressed unhappiness within the cabinet meeting, questioning whether the cabinet meeting would be necessary after the decision. “It will centralise the powers and decision-making process. The project cost limit being Rs 25 crore means that every infra project will go to the committee and no discussion within the larger cabinet is necessary,” said another senior minister. In other decisions, the Maharashtra Cabinet on Tuesday approved the revised design of the Bhandara-Gadchiroli controlled access expressway project and its implementation by the Maharashtra State Road Development Corporation (MSRDC). It was claimed that the project will reduce travel distance from Bhandara to Gadchiroli by 23 km and travel time to one and a half hours. The final design of the Bhandara-Gadchiroli Access Controlled Expressway has been approved as per a government decision dated December 27, 2023. The revised design of this access controlled expressway from Savarkhanda interchange of the Nagpur Gondia Access Controlled Expressway to Konkangad on State Highway 53 and the access controlled expressway from Borgaon Interchange to Ranmochan on State Highway 353D has been approved. Land acquisition for the project was also approved. A total provision of Rs 931.15 crore was approved, including Rs 534.46 crore for land acquisition and Rs 396 69 crore for interest. Stay updated with the latest - Click here to follow us on Instagram Wipro, a leading company in Bengaluru, has refused to allow public vehicles inside its Sarjapur campus to ease traffic congestion. However, they have agreed to finance a study to find a solution for the traffic problem. The founder, Azim Premji, believes that the issue is complex and requires expert analysis. Wipro has also committed to funding a significant portion of the study's cost.</w:t>
       </w:r>
     </w:p>
     <w:p>
@@ -3975,7 +2766,7 @@
         <w:pStyle w:val="Heading3"/>
       </w:pPr>
       <w:r>
-        <w:t>Article 129</w:t>
+        <w:t>Article 90</w:t>
       </w:r>
     </w:p>
     <w:p>
@@ -3987,7 +2778,7 @@
       <w:r>
         <w:t xml:space="preserve">URL: </w:t>
       </w:r>
-      <w:hyperlink r:id="rId137">
+      <w:hyperlink r:id="rId98">
         <w:r>
           <w:rPr>
             <w:color w:val="0000FF"/>
@@ -4006,81 +2797,19 @@
         <w:pStyle w:val="Heading3"/>
       </w:pPr>
       <w:r>
-        <w:t>Article 130</w:t>
-      </w:r>
-    </w:p>
-    <w:p>
-      <w:r>
-        <w:t>Title: Nashik Kumbh Mela : भुजबळांनी बैठक गाजवली, आता मुख्यमंत्री फडणवीस घेणार कुंभ आखाड्यात उडी</w:t>
+        <w:t>Article 91</w:t>
+      </w:r>
+    </w:p>
+    <w:p>
+      <w:r>
+        <w:t>Title: जिवती तालुक्यातील हजारो हेक्टर शेतजमिनीच्या निर्वणीकरणात</w:t>
       </w:r>
     </w:p>
     <w:p>
       <w:r>
         <w:t xml:space="preserve">URL: </w:t>
       </w:r>
-      <w:hyperlink r:id="rId138">
-        <w:r>
-          <w:rPr>
-            <w:color w:val="0000FF"/>
-          </w:rPr>
-          <w:t>https://sarkarnama.esakal.com/maharashtra/uttar-maharashtra/chhagan-bhujbal-devendra-fadnavis-nashik-kumbh-mela-meeting-preparations-politics-gs97</w:t>
-        </w:r>
-      </w:hyperlink>
-    </w:p>
-    <w:p>
-      <w:r>
-        <w:t>Content: Nashik Politics : नाशिक-त्र्यंबकेश्वर येथे भरणारा कुंभमेळा जसजसा जवळ येऊ लागला आहे, तसतशी कुंभमेळ्याच्या नियोजनावरून सत्ताधाऱ्यांमध्ये सुरु असलेली धुसफूस समोर येऊ लागली आहे. कुंभमेळामंत्री म्हणून गिरीश महाजन काम पाहत असून महाजन हे जाणीवपूर्वक सत्ताधारी आमदारांसह जिल्ह्यातील मंत्र्यांना दूर ठेवत असल्याचे आरोप झाले. त्यातून महाजन यांना शह देण्यासाठी मागे अन्न व नागरी पुरवठामंत्री छगन भुजबळ यांनी कुंभमेळा नियोजनाचा आढावा घेण्यासाठी बैठक बोलावली होती. त्यावरुन राजकीय चर्चांना उधाण आलं होतं. स्थानिक मंत्री म्हणून मला कुंभमेळ्याचा आढावा घेण्याचा अधिकार असल्याचं भुजबळांनी म्हटलं होतं. त्यांनी अधिकाऱ्यांनाही चांगल्याच कानपिचक्या दिल्या होत्या. सत्ताधाऱ्यांमध्ये कुंभमेळा नियोजनावरुन मानपमानाचा अंक रंगत असताना आता याच कुंभ आखाड्यात मुख्यमंत्री देवेंद्र फडणवीस हे उतरणार आहेत. मुख्यमंत्री फडणवीस हे पुढच्या पंधरा दिवसांत नाशिकमध्ये आढावा बैठक घेणार आहे. त्यामुळे जिल्हाप्रशासन कामाला लागले असून कुंभमेळा संबंधित कामांच्या फायली तत्काळ मार्गी लावण्याच्या हालचाली गतिमान झाल्या आहेत. राज्याचा महसूल विभाग सेवा पंधरवडा साजरा करीत असून या उपक्रमाचा राज्यस्तरीय समारोप नाशिकमध्ये घेण्याचे नियोजन केले जात आहे. मुख्यमंत्री देवेंद्र फडणवीस, मंत्री चंद्रशेखर बावनकुळे यांच्यासह मंत्रिमंडळातील वरिष्ठ मंत्री या सोहळ्यासाठी उपस्थित राहणार आहेत. याच दौऱ्यात मुख्यमंत्री सिंहस्थ कुंभमेळ्याच्या तयारीचा आढावा घेणार असून तसे निश्चित झाल्याचे समजते आहे. तुर्तास बैठकीची तारीख व वेळ निश्चित नसली तरी यंत्रणा त्यादृष्टीने तयारीत आहे. भाजप जाणीपूर्वक कुंभमेळ्याच्या नियोजन व तयारीपासून आपल्याला दूर ठेवत असल्याची सल महायुतीचे घटकपक्ष असलेल्या राष्ट्रवादी (अजित पवार) व शिवसेना (एकनाथ शिंदे) पक्षाला लागून राहिली आहे. त्याचमुळे मंत्री भुजबळांनी बैठक घेतल्यानंतर उपमुख्यमंत्री एकनाथ शिंदे हेही आढावा बैठक घेणार असल्याचं मंत्री दादा भुसेंनी जाहीर केलं होतं. कुंभमेळ्याच्या पार्श्वभूमीवर सत्ताधाऱ्यांतील मतभेद उघड झालेले असतानाच मुख्यमंत्री स्वतः नाशिकमध्ये येऊन बैठक घेणार आहेत. दरम्यान कुंभमेळा नियोजनात सहभागी करुन घेतलं जात नाही यावरुन तेराही आखाडे व साधू-महंतांमध्येही नाराजीचा सूरू आहे. ही नाराजी दूर करण्यासाठी मुख्यमंत्र्यांनी यापूर्वीही नाशिकमध्ये साधू-महंतांशी चर्चा केली होती. तसेच त्यासंदर्भात अलिकडे जिल्हाधिकाऱ्यांनीही साधू-महंतांची भेट घेतली व चर्चा केली. नियोजनात सहभागी करून घेतानाच सूचनांची पूर्तता केली जावी अशी साधू-महंतांची इच्छा आहे. परंतु उपेक्षा कायम असल्याने साधू-महंत नाराज आहेत. त्यामुळे नाशिक दौऱ्यात मुख्यमंत्री पुन्हा एकदा साधू-महंतांशी संवाद साधत त्यांची नाराजी दूर करणार का हे पाहावे लागणार आहे. सरकारनामाचे सदस्य व्हा शॉपिंगसाठी 'सकाळ प्राईम डील्स'च्या भन्नाट ऑफर्स पाहण्यासाठी क्लिक करा. Read Latest Marathi Political News, Breaking Political News from Maharashtra, India, Pune &amp; Mumbai at Sarkarnama. To Get Live Political Marathi News on Mobile, Download the Sarkarnama Mobile App for Android and IOS. सरकारनामा आता सर्व सोशल मीडिया प्लॅटफॉर्मवर. ताज्या राजकीय घडामोडींसाठी फेसबुक, ट्विटर, इन्स्टाग्राम, शेअर चॅट, टेलिग्रामवर आणि व्हॉट्सॲप आम्हाला फॉलो करा. तसेच, सरकारनामा यूट्यूब चॅनेलला आजच सबस्क्राइब करा. Follow Us Copyright © 2025 Sakal Media Group – All Rights Reserved Powered by Quintype वेबसाईटवर ब्राउझिंगचा अनुभव सर्वोत्तम असावा, यासाठी आम्ही कुकीजचा वापर करतो. कुकीजमुळे तुम्हाला तुमच्या आवडत्या मजकुराची शिफारस करता येते. आमचे गोपनीयता आणि कुकीजसंदर्भातील धोरण तुम्हाला मान्य आहे.</w:t>
-      </w:r>
-    </w:p>
-    <w:p>
-      <w:pPr>
-        <w:pStyle w:val="Heading3"/>
-      </w:pPr>
-      <w:r>
-        <w:t>Article 131</w:t>
-      </w:r>
-    </w:p>
-    <w:p>
-      <w:r>
-        <w:t>Title: देवेंद्र फडणवीस यांनी केलेल्या सूचनांमुळे गोपीचंद पडळकर यांच्या देहबोली आणि भाषेमध्ये फरक दिसेल : भाजप नेते मंत्री चंद्रकांत पाटील</w:t>
-      </w:r>
-    </w:p>
-    <w:p>
-      <w:r>
-        <w:t xml:space="preserve">URL: </w:t>
-      </w:r>
-      <w:hyperlink r:id="rId139">
-        <w:r>
-          <w:rPr>
-            <w:color w:val="0000FF"/>
-          </w:rPr>
-          <w:t>https://www.loksatta.com/pune/ncp-sharad-pawar-leader-offensive-statement-about-jayant-patil-fadnavis-advice-change-padalkars-language-svk-88-sud-02-5388686/</w:t>
-        </w:r>
-      </w:hyperlink>
-    </w:p>
-    <w:p>
-      <w:r>
-        <w:t>Content: पुणे : भाजपचे नेते आमदार पडळकर यांनी जतमध्ये बोलताना शरद पवार गटाचे जेष्ठ नेते आमदार जयंत पाटील यांच्याबाबत काही दिवसापूर्वी आक्षेपार्ह विधान केल्याची घटना घडली होती.त्या विधानावर अनेक राजकीय प्रतिक्रिया उमटण्यास सुरुवात झाली आहे.त्या विधानाबाबत भाजपचे नेते मंत्री चंद्रकांत पाटील यांना विचारले असता ते म्हणाले,गोपीचंद पडळकर यांच्या विधानाच माझ्यासह मुख्यमंत्री देवेंद्र फडणवीस,चंद्रशेखर बावनकुळे,सदाभाऊ खोत तसेच यांच्यासह कोणत्याही नेत्यांनी समर्थन केलेल नाही. त्या विधानानंतर गोपीचंद पडळकर म्हणाले आहेत की, पंतप्रधान नरेंद्र मोदी,त्यांची आई, तसेच मुख्यमंत्री देवेंद्र फडणवीस यांची पत्नी आणि त्यांची मुलगी या सर्वावर तुम्ही बोलता,हे तुम्हाला चालत का ? त्यावेळी तुम्ही फिल्डवर का नाही उतरला असा सवाल देखील त्यांनी यावेळी उपस्थित केला. तसेच ते पुढे म्हणाले, मी गोपीचंद पडळकर यांच् समर्थन करीत नाही.त्यांनी ती भाषा वापरु नये,महाराष्ट्राची ही संस्कृती नाही.गोपीचंद हा आमचा अज्ञानधारक कार्यकर्ता आहे.देवेंद्र फडणवीस यांनी केलेल्या सूचनांमुळे उद्यापासून गोपीचंद पडळकर यांच्या देहबोली आणि भाषेमध्ये फरक दिसेल,अशी भूमिका मांडत.आता यापुढील काळात अशी कोणीच भाषा वापरु नये असे आवाहन देखील त्यांनी यावेळी केले. ‘चला हवा येऊ द्या’ या कार्यक्रमाने प्रेक्षकांच्या मनात आपली जागा निर्माण केली आहे. या कार्यक्रमाच्या सूत्रसंचलनाची जबाबदारी निलेश साबळेने सांभाळली होती. भाऊ कदम यांनी एका मुलाखतीत निलेश साबळेबद्दल गौरवोद्गार काढले आणि त्याच्या आगामी सिनेमाबद्दल माहिती दिली. भाऊ कदम म्हणाले की, निलेश साबळे प्रामाणिक आहे आणि त्याच्या यशासाठी देवाकडे प्रार्थना करत आहेत.</w:t>
-      </w:r>
-    </w:p>
-    <w:p>
-      <w:pPr>
-        <w:pStyle w:val="Heading3"/>
-      </w:pPr>
-      <w:r>
-        <w:t>Article 132</w:t>
-      </w:r>
-    </w:p>
-    <w:p>
-      <w:r>
-        <w:t>Title: जिवती तालुक्यातील हजारो हेक्टर शेतजमिनीच्या निर्वणीकरणात</w:t>
-      </w:r>
-    </w:p>
-    <w:p>
-      <w:r>
-        <w:t xml:space="preserve">URL: </w:t>
-      </w:r>
-      <w:hyperlink r:id="rId140">
+      <w:hyperlink r:id="rId99">
         <w:r>
           <w:rPr>
             <w:color w:val="0000FF"/>
@@ -4099,7 +2828,69 @@
         <w:pStyle w:val="Heading3"/>
       </w:pPr>
       <w:r>
-        <w:t>Article 133</w:t>
+        <w:t>Article 92</w:t>
+      </w:r>
+    </w:p>
+    <w:p>
+      <w:r>
+        <w:t>Title: चंद्रपुरात पुन्हा श्रेयवादाची लढाई; भोंगळे, अहीर आणि धोटेंमध्ये दावे-प्रतिदावे</w:t>
+      </w:r>
+    </w:p>
+    <w:p>
+      <w:r>
+        <w:t xml:space="preserve">URL: </w:t>
+      </w:r>
+      <w:hyperlink r:id="rId100">
+        <w:r>
+          <w:rPr>
+            <w:color w:val="0000FF"/>
+          </w:rPr>
+          <w:t>https://www.loksatta.com/nagpur/chandrapur-jiwati-taluka-deforestation-credit-war-between-bjp-congress-mla-css-98-5372937/</w:t>
+        </w:r>
+      </w:hyperlink>
+    </w:p>
+    <w:p>
+      <w:r>
+        <w:t>Content: चंद्रपूर : राजुरा विधानसभा मतदारसंघातील जिवती या अतिदुर्गम तालुक्यातील आठ हजार ६४९.८०९ हेक्टर क्षेत्र वनक्षेत्रातून वगळण्याचा ऐतिहासिक निर्णय मुख्यमंंत्री देवेंद्र फडणवीस, महसूल मंत्री चंद्रशेखर बावनकुळे यांनी घेतला. या निर्णयावरून जिल्ह्यात श्रेयवादाची लढाई सुरू झाली आहे. सत्ताधारी भाजपचे आमदार देवराव भोंगळे यांनी सर्वप्रथम पत्रपरिषद घेवून यासाठी कसा पाठपुरावा केला, हे सांगितले. काँग्रेसचे माजी आमदार सुभाष धोटे यांनी हा निर्णय घेण्यास सरकारला आपणच भाग पाडले, असा दावा केला. यात भर मागासवर्ग आयोगाचे अध्यक्ष हंसराज अहीर यांनीही टाकली. आपल्यामुळेच हा निर्णय झाल्याचे सांगत त्यांनी सत्कारही करवून घेतला. आमदार भोंगळे यांनी यासंदर्भात १७ डिसेंबर २०२४ रोजी हिवाळी अधिवेशनात औचित्याचा मुद्दा उपस्थित करून वनजमीनीच्या पट्ट्यांचा प्रश्न मार्गी लावण्याची विनंती केली होती. त्यानंतर पत्रव्यवहार, बैठका, लक्षवेधी सूचना या माध्यमातून त्यांनी प्रयत्न केले. यातूनच हा निर्णय झाल्याचा दावा भोंगळे यांनी केला. तसेच हा प्रश्न कसा मार्गी लावला, याबाबत सविस्तर माहिती त्यांनी पत्रपरिषदेतही दिली. दुसरीकडे, मागासवर्ग आयोगाचे अध्यक्ष अहीर यांनी आपल्यामुळेच हा प्रश्न मार्गी लागला, असा दावा केला. माजी आमदार ॲड. संजय धोटे आणि सुदर्शन निमकर यांच्या सहकार्याने तसेच केंद्र व राज्यातील नेत्यांच्या सहकार्याने हा प्रश्न आपण लिलया सोडवल्याचे त्यांनी सांगितले. यावरून कोरपना तालुक्यातील भाजप पदाधिकाऱ्यांनी अहीर यांचा सत्कारही केला. काँग्रेस जिल्हाध्यक्ष धोटे यांनी आपल्याच कार्यकाळात या प्रश्नाचा पाठपुरावा झाला. आताही आपण यासाठी प्रयत्न करीत होतो. त्यामुळे आपणच हा प्रश्न निकाली काढला, असा दावा केला. एकाच विषयावरून येथे तीन नेत्यांमध्ये श्रेयवादाची लढाई सुरू झाली आहे. पुण्यातील 'बॉलर' पबमध्ये रविवारी रात्री नेदरलँडचे नागरिक इम्रान नासिर खान यांच्या कार्यक्रमाला पाकिस्तानी कलाकार समजून आंदोलन करण्यात आले. सोशल मीडियावर चुकीची माहिती पसरल्यानंतर आंदोलक पबबाहेर जमले. पोलिसांनी मध्यस्थी करून कलाकार पाकिस्तानी नसल्याचे स्पष्ट केले. तरीही आंदोलकांनी गोंधळ घातल्याने १४ जणांना ताब्यात घेण्यात आले. यानंतर पोलिसांनी परिस्थिती नियंत्रणात आणली.</w:t>
+      </w:r>
+    </w:p>
+    <w:p>
+      <w:pPr>
+        <w:pStyle w:val="Heading3"/>
+      </w:pPr>
+      <w:r>
+        <w:t>Article 93</w:t>
+      </w:r>
+    </w:p>
+    <w:p>
+      <w:r>
+        <w:t>Title: केंद्रीय निवडणूक आयोगाचे 'मत चोरी' करणाऱ्या दरोडेखोरांना संरक्षण कशासाठी?</w:t>
+      </w:r>
+    </w:p>
+    <w:p>
+      <w:r>
+        <w:t xml:space="preserve">URL: </w:t>
+      </w:r>
+      <w:hyperlink r:id="rId101">
+        <w:r>
+          <w:rPr>
+            <w:color w:val="0000FF"/>
+          </w:rPr>
+          <w:t>https://www.indiejournal.in/article/sakshep-eci-vote-chori-controversy</w:t>
+        </w:r>
+      </w:hyperlink>
+    </w:p>
+    <w:p>
+      <w:r>
+        <w:t>Content: साक्षेप सदर लोकशाहीची हत्या होत असताना लोकशाही वाचवण्याची जबाबदारी असलेली संस्था इतक्या शांततेच मत चोरी का होऊ देतेय? हे उघड गुपित आहे. १९ सप्टेंबर २०२५ रोजी लोकसभेचे प्रतिपक्ष नेता राहुल गांधी यांनी दिल्लीतील इंदिरा भवन येथे पत्रकार परीषद घेत थेट केंद्रीय निवडणूक आयोगावर हल्ला चढवला. लोकशाहीचा पाया पोखरुन खिळखिळा करणाऱ्या 'मत चोरी' च्या कारखान्याला निवडणूक आयोगाचा थेट आशीर्वाद असल्याचा आरोप राहुलनी केला. कर्नाटकातील आळंद मतदारसंघात ६,०१८ मतदारांची नावे काढली गेली, तर महाराष्ट्रातील राजूरा येथे हजारो मतदारांची हेराफेरी झाली. हजारो मतदारांची नावे सेंट्रलाइज्ड सॉफ्टवेअरद्वारे एकाच ठिकाणाहून डिलीट केली गेली. ही नावे प्रामुख्याने काँग्रेसला मतदान करणाऱ्या मतदारांची होती. हे सर्व निवडणूक आयोगाच्या अंतर्गत सहभागाने घडले असून, फोन नंबर, ओटीपी आणि आयपी अॅड्रेस यांसारखा डिजिटल पुरावा आयोगाकडे आहे, परंतु तो उघड केला जात नाही. याउलट निवडणूक आयोग संरक्षण देत आहे, असं राहुलनी म्हटलं. हाच प्रकार उत्तर प्रदेश, हरियाणा आणि महाराष्ट्रात मोठ्या प्रमाणावर घडला. नेहमीप्रमाणे निवडणूक आयोगाच्या आधी सत्ताधारी भाजपाने या आरोपांना निराधार ठरवल्यानंतर, निवडणूक आयोगानेही या आरोपांना 'असत्य आणि निराधार' म्हटले. पण पुरावे बोलत आहेत. हे आरोप केवळ एका नेत्याचे किंवा पक्षाचे नाहीत. अनेकांकडे याबाबतचे पुरावे असतानाही निवडणूक आयोग कारवाई न करता बघ्याची भूमिका घेत असल्याने हा प्रकार भारतीय लोकशाहीच्या मुळावर केलेला हल्ला असल्याचे मान्य करावे लागते. शिवाय याबाबत निवडणूक आयोगाच्या चुका इतक्या गंभीर आहेत की, त्या नजरेआड करता येणार नाहीत. कर्नाटकातील आळंद मतदारसंघात २०२३ च्या विधानसभा निवडणुकीपूर्वी ५,९९४ मतदारांची नावे फॉर्म ७ च्या नावाखाली काढली गेली. हे सर्व काँग्रेस समर्थक मतदार होते. मतदान नोंदणी अधिकाऱ्याने (बीएलओ) आपल्या चुलत भावाचे नाव मतदार यादीतून कमी केल्याचे शोधून काढले, तेव्हा हा घोटाळा उघड झाला. कर्नाटक सीआयडीने याचा तपास करत असताना निवडणूक आयोगाला १८ महिन्यांत सुमारे १८ पत्रे लिहिली, पण आयोगाने एकाही पत्राचे उत्तर दिलेले नाही. नावे डिलीट करणे, वाढवणे यासाठी वापरले गेलेले फोन नंबर, ओटीपी ट्रेल्स, आयपी अॅड्रेस वगैरे सर्व डेटा निवडणूक आयोगाकडे आहे. पण निवडणूक आयोग हा डेटाच देत नसल्याने राहुल गांधींचे आरोप सत्यात उतरतात व निवडणूक आयोग मतचोरीला संरक्षण देत असल्याचे उघड होते. राहुलनी पत्रकार परीषदेत गोदाबाई, सूर्यकांत आणि नागराज अशा तीन व्यक्तींची सप्रमाण उदाहरणांचे सादरीकरण केले. या सर्वांच्या नावे इतर राज्यात बसून कोणीतरी मतदारांची नावे सॉफ्टवेअर वापरुन सेंट्रलाइज्ड लोकेशनवरून डिलीट करते किंवा वाढवते. मात्र निवडणूक आयोगाच्या सोशल मेडीया पोस्ट अशा दाव्यांना 'मिसलीड' म्हणून दाखवतात. वास्तविक निवडणूक आयोगच स्वतः लोकशाहीला मिसलीड करत आहे. निवडणूक आयोग भारतीय मतदारांना राहुल गांधी चुकत आहेत आणि आयोग योग्य आहे, हे पटवून देऊ शकत नाही ही शोकांतिका आणि आयोगाचे आजवरचे सर्वांत मोठे अपयश आहे. अशाच प्रकारे २०२४ च्या लोकसभा निवडणुकीत महादेवपुरा विधानसभा मतदारसंघातील सावळा गोंधळ निवडणूक आयोगाने नाकारला, पण तेव्हाही पुरावे बोलत होते. उपराष्ट्रपती पदाच्या निवडणूकीत महिला खासदारांना मतदान करताना संपूर्ण जगाने पाहीले. मतदान करणारी कोणतीही स्त्री मतदान कक्षात बुरखा घालून, हेल्मेट घालून किंवा स्कार्फ बांधून मतदान करु शकत नाही. एटीएमच्या बाबतीतही हेच लागू होते. अशावेळी महिलांच्या गोपनीयतेचा भंग होत नाही. मात्र निवडणूक प्रक्रीयेचे सीसीटिव्ही फुटेज सार्वजनिक केल्याने महिलांच्या गोपनीयतेचा भंग होतो, असा मुख्य निवडणूक आयुक्तांचा दावा उघडपणे मत चोरीवरती पांघरुण घालणारा आहे. याआधीच्या मुख्य निवडणूक आयुक्तांनीही सीसीटीव्ही फुटेज पाहण्यासाठी ३,६०० तास लागतील म्हणून फुटेज देत नसल्याचे जाहीरपणे सांगितले होते. या सर्वावरुन हेच स्पष्ट होते की मतचोरी होतीये आणि निवडणूक आयोग मतचोरी करणारांना पाठीशी घालतोय. याच निवडणूक आयोगाने ईव्हीएम मतमोजणीत हरीयाणाच्या बुआना लाखू ग्रामपंचायतीचे सरपंच पदाचे उमेदवार मोहीत कुमार यांना पराभूत केले होते. सर्वोच्च न्यायालयाने स्वतःच्या देखरेखीखाली फेरमतमोजणी केल्यानंतर तब्बल ३ वर्षांनी मोहीत कुमार विजयी झाले. न्यायालयाने मोहित कुमार यांना विजयी घोषित करून निवडणूक आयोगाचा मूळ निकाल रद्द केला. म्हणजे निवडणूक आयोग चुका करतेय हे न्यायालयात सिध्द झाले आहे. त्याहीपुढे जावून केंद्रीय निवडणूक आयोग कर्नाटक सीआयडीच्या १८ पत्रांना उत्तर देत नाही ही केवळ उदासीनता नाही, तर सक्रिय संरक्षण आहे हे उघड सत्य आहे. आयोगाकडून डिजिटल ट्रेल लपवणे, फोन नंबर, ओटीपी ट्रेल, आयपी अॅड्रेस उघड न करणे म्हणजे अपराधाला पाठीशी घालणे. यामुळेच सीएसडीएसच्या २०२५ सर्वेक्षणानुसार, उत्तर प्रदेशात निवडणूक आयोगावर विश्वास नसणाऱ्यांची टक्केवारी ११% वरून थेट ३१% झाली. हे आयोगाचे अपयश नाही का? महाराष्ट्रातील कराड दक्षिण विधानसभा मतदारसंघात कापील या गावचे नागरिक नसलेल्या ९ जणांनी बोगस दस्तऐवजांच्या आधारे मतदार म्हणून नोंदणी केली. निवडणूक आयोगाने फक्त आधार कार्डाच्या आधारे नियमबाह्य पध्दतीने हे मतदान नोंदवून घेतले. वास्तविक निवडणूक आयोगाच्या नियमानुसार जन्माचा पुरावा, पत्त्याचा पुरावा, रहिवासी दाखला, कौटुंबिक नातेसंबंधाचा पुरावा, तसेच आधीच्या गावातील/शहरातील मतदार यादीतील नाव कमी केल्याचा पुरावा, इ. कागदपत्रांची पूर्तता करणे आवश्यक आहे. मात्र या सर्व संविधानिक कार्यपध्दतीस बगल देवून बीएलओ व मतदार नोंदणी अधिकाऱ्यांनी घटनाबाह्य पध्दतीने मतदार नोंदणी केल्याचे या घटनेतून उघड होते. कापीलचे सामाजिक कार्यकर्ते गणेश पवार यांनी माहितीचा अधिकार वापरुन या ९ मतदारांची कागदपत्रे मिळवली असून यापैकी एकही जण कापील गावचा रहीवासी नाही. किंवा कापील गावात तात्पुरत्या स्वरुपात स्थायिक झालेला नाही. यापैकी एकानेही आधीच्या गावातील मतदान कमी केल्याचा पुरावा सादर केलेला नव्हता. त्यामुळे गणेश पवार यांनी याबाबत प्रशासनाकडे तक्रार दाखल करुन संबंधित ९ मतदार कापील गावचे रहिवासी असलेबाबतचा खुलासा मागितला होता. त्यानुसार तहसील कार्यालयाने या ९ मतांची चौकशी करुन पंचनामा तयार केला. या पंचनाम्यात हे ९ मतदार कापील गावचे रहीवाशी नसल्याचे उघड झाले. मात्र तरीही निवडणूक आयोग अशा मतदारांवर ठोस कारवाई करत नाही. राज्याचे मंत्री चंद्रशेखर बावनकुळे यांच्या कामठी विधानसभा मतदारसंघातील कोराडी येथील मंगेश सुधाकर देशमुख यांचे नाव मतदार यादीतून भास्कर दौंड या व्यक्तीने परस्पर हटवून हिंगणा विधानसभा मतदारसंघाच्या यादीत समाविष्ट केले. हे उघड झाल्यावर तक्रारीच्या सात महिन्यांनंतर गुन्हा दाखल झाला पण तपास जैसे थे. व कर्तव्यात कसूर करणारे मतदान नोंदणी अधिकारी मोकाट. तर चंद्रपूर मधील राजुरा विधानसभा मतदारसंघात निवडणूक आयोगाच्या वेबसाईटचा वापर करुन ऑनलाइन प्रणालीद्वारे बोगस मतदार नोंदणीचा प्रकार उघडकीस आल्याने राजुरा तहसीलदार यांनीच स्वतः १९ ऑक्टोबर २०२४ रोजी राजुरा पोलिस स्टेशनमध्ये एफआर दाखल केली (एफआयआर क्रमांक ०६२९). तहसीलदार हे स्थानिक पातळीवर निवडणूक प्रक्रियेचे प्रमुख अधिकारी असतात. त्यांनी स्वतः एफआयर दाखल करणे हे दर्शवते की हा प्रकार किती गंभीर स्वरुपाचा आहे. राहुल गांधींनी १८ सप्टेंबरच्या पत्रकार परीषदेत त्याचाच खुलासा केला आहे. ऑलरेडी निवडणूक आयोगाच्या प्रक्रीयेचे प्रमुख असलेले तहसीलदार यांनी दाखल केलेली एफआयआर खोटी आहे हे निवडणूक आयोगाने सांगणे यासारखा जगात दुसरा कोणताही मुर्खपणा नाही. निवडणूक आयोगास याची कल्पना तरी आहे का? हा खरा मुद्दा आहे. राहुल गांधी यांनी यापूर्वीही ७ ऑगस्ट रोजी अशाच प्रकारची पत्रकार परिषद घेऊन महाराष्ट्र, हरीयाणा व कर्नाटक राज्यातील निवडणूकांत बोगस मतदानाच्या आधारे भाजपला निवडणूक जिंकता आली याची कार्यपद्धती दाखवून दिली होती. महादेवपुरा विधानसभा मतदारसंघात राहुलनी सादर केलेल्या पुराव्यांनुसार, मतदार यादीद्वारे ५ प्रकारच्या मतांच्या चोरीची पोलखोल केली होती. त्यानुसार (१) बोगस (दुबार) मतदार (२) खोटे आणि अवैध पत्ते असलेले मतदार (३) एकाच पत्त्यावर अनेक मतदार (४) अवैध किंवा फोटो नसलेले मतदार (५) फॉर्म क्रमांक ६ चा गैरवापर करुन नोंदणी केलेले नवीन मतदार यांची पोलखोल निवडणूक आयोगाने दिलेल्या मतदार यादीचे विश्लेषण करुन केली होती. त्यात महादेवपुरामध्ये एकूण १,००,२५० मतदारांचा बोगसपणा उघड झाला होता. या मतदारसंघातील मतदार तपासणी करण्यासाठी सुमारे ६ महिन्यांपेक्षा अधिक काळ गेला. हा वेळ वाचवण्यासाठी काँग्रेस पक्ष निवडणूक आयोगाकडे डिजिटल मतदार यादीची मागणी करत आहे. परंतू, स्वतःला निस्पक्ष म्हणवणारा आयोग डिजीटल इंडिया उपक्रमाला काळं फासून कागदावरील मतदार यादी देतो. सीसीटीव्ही कॅमेर्‍यांच्या निगराणीत मतदान प्रक्रिया पार पाडण्याने निवडणूकीतील गैरप्रकार सहज सापडतात म्हणूनच सीसीटीव्ही लावले जातात. मात्र निवडणूक आयोग हा डेटा देखील नियम करुन ४५ दिवसात नष्ट करत आहे. ज्याला कर नाही त्याला डर कशाला? डिजीटल डेटा न देणे आणि पारदर्शकतेचा अभाव यातून निवडणूक आयोग मत चोरांच्या तालावर नाचत असल्याचे स्पष्ट होते. निवडणूक आयोगाकडे स्वतःची भूमिका स्पष्ट करण्यासाठी प्रवक्ते व अधिकारी उपलब्ध आहेत. पण जेव्हा प्रतिपक्ष नेता राहुल गांधी निवडणूक आयोगाच्या गलथान कारभारावर प्रश्नचिन्ह उपस्थित करतात. तेव्हा देशभरातील भाजपाचे मंत्री विद्युतवेगाने आयोगाची बाजू तावातावाने मांडतात. यातून जनतेला जे समजायचं ते जनता समजत आहे. आता निवडणूक आयोगाने आपली विश्वासार्हता सांभाळणे महत्वाचे आहे. यावर राहुल गांधी न्यायालयात का जात नाहीत? हा मुद्दा अतिशय बालीशपणाचा आहे. राहुल गांधी यांनी न्यायालयात जाण्याऐवजी निवडणूक आयोगाने किंवा सरकारने स्वतः न्यायालयात जावून राहुल गांधी खोटं बोलत असल्याचे सिध्द करणे आवश्यक आहे. युपीए-२ सरकारमध्ये भाजपा विरोधी पक्षात होती. त्यांनी आरोप केलेल्या सर्वांचे राजीनामे काँग्रेसने घेतले. सरकार स्वतः न्यायालयात गेले. गेल्या ११ वर्षांत त्यापैकी एका आरोपाची सत्यता सिध्द झाली नाही. सर्व निर्दोष सुटले. आता न्यायालयात जाण्याची नैतिक जबाबदारी भाजपाची आहे. भाजपा जर न्यायालयात जात नसेल तर मत चोर कोण? हे आपोआपच सिध्द होईल. आता सत्वपरीक्षा निवडणूक आयोगापेक्षा भाजपाला द्यावी लागणार आहे असे चित्र स्वतः भाजपा नेते निर्माण करत आहेत. याला खाई त्याला खवखवे असे म्हणायचे का? हे आपण भारतीयांनी ठरवायचे आहे.</w:t>
+      </w:r>
+    </w:p>
+    <w:p>
+      <w:pPr>
+        <w:pStyle w:val="Heading3"/>
+      </w:pPr>
+      <w:r>
+        <w:t>Article 94</w:t>
       </w:r>
     </w:p>
     <w:p>
@@ -4111,7 +2902,7 @@
       <w:r>
         <w:t xml:space="preserve">URL: </w:t>
       </w:r>
-      <w:hyperlink r:id="rId141">
+      <w:hyperlink r:id="rId102">
         <w:r>
           <w:rPr>
             <w:color w:val="0000FF"/>
@@ -4130,30 +2921,30 @@
         <w:pStyle w:val="Heading3"/>
       </w:pPr>
       <w:r>
-        <w:t>Article 134</w:t>
-      </w:r>
-    </w:p>
-    <w:p>
-      <w:r>
-        <w:t>Title: केंद्रीय निवडणूक आयोगाचे 'मत चोरी' करणाऱ्या दरोडेखोरांना संरक्षण कशासाठी?</w:t>
+        <w:t>Article 95</w:t>
+      </w:r>
+    </w:p>
+    <w:p>
+      <w:r>
+        <w:t>Title: Tribals in Maharashtra can now lease barren land to private entities govt to bring law Minister</w:t>
       </w:r>
     </w:p>
     <w:p>
       <w:r>
         <w:t xml:space="preserve">URL: </w:t>
       </w:r>
-      <w:hyperlink r:id="rId142">
+      <w:hyperlink r:id="rId103">
         <w:r>
           <w:rPr>
             <w:color w:val="0000FF"/>
           </w:rPr>
-          <w:t>https://www.indiejournal.in/article/sakshep-eci-vote-chori-controversy</w:t>
+          <w:t>https://www.theweek.in/wire-updates/national/2025/09/20/bom27-mh-tribals-ld-land-lease.html</w:t>
         </w:r>
       </w:hyperlink>
     </w:p>
     <w:p>
       <w:r>
-        <w:t>Content: साक्षेप सदर लोकशाहीची हत्या होत असताना लोकशाही वाचवण्याची जबाबदारी असलेली संस्था इतक्या शांततेच मत चोरी का होऊ देतेय? हे उघड गुपित आहे. १९ सप्टेंबर २०२५ रोजी लोकसभेचे प्रतिपक्ष नेता राहुल गांधी यांनी दिल्लीतील इंदिरा भवन येथे पत्रकार परीषद घेत थेट केंद्रीय निवडणूक आयोगावर हल्ला चढवला. लोकशाहीचा पाया पोखरुन खिळखिळा करणाऱ्या 'मत चोरी' च्या कारखान्याला निवडणूक आयोगाचा थेट आशीर्वाद असल्याचा आरोप राहुलनी केला. कर्नाटकातील आळंद मतदारसंघात ६,०१८ मतदारांची नावे काढली गेली, तर महाराष्ट्रातील राजूरा येथे हजारो मतदारांची हेराफेरी झाली. हजारो मतदारांची नावे सेंट्रलाइज्ड सॉफ्टवेअरद्वारे एकाच ठिकाणाहून डिलीट केली गेली. ही नावे प्रामुख्याने काँग्रेसला मतदान करणाऱ्या मतदारांची होती. हे सर्व निवडणूक आयोगाच्या अंतर्गत सहभागाने घडले असून, फोन नंबर, ओटीपी आणि आयपी अॅड्रेस यांसारखा डिजिटल पुरावा आयोगाकडे आहे, परंतु तो उघड केला जात नाही. याउलट निवडणूक आयोग संरक्षण देत आहे, असं राहुलनी म्हटलं. हाच प्रकार उत्तर प्रदेश, हरियाणा आणि महाराष्ट्रात मोठ्या प्रमाणावर घडला. नेहमीप्रमाणे निवडणूक आयोगाच्या आधी सत्ताधारी भाजपाने या आरोपांना निराधार ठरवल्यानंतर, निवडणूक आयोगानेही या आरोपांना 'असत्य आणि निराधार' म्हटले. पण पुरावे बोलत आहेत. हे आरोप केवळ एका नेत्याचे किंवा पक्षाचे नाहीत. अनेकांकडे याबाबतचे पुरावे असतानाही निवडणूक आयोग कारवाई न करता बघ्याची भूमिका घेत असल्याने हा प्रकार भारतीय लोकशाहीच्या मुळावर केलेला हल्ला असल्याचे मान्य करावे लागते. शिवाय याबाबत निवडणूक आयोगाच्या चुका इतक्या गंभीर आहेत की, त्या नजरेआड करता येणार नाहीत. कर्नाटकातील आळंद मतदारसंघात २०२३ च्या विधानसभा निवडणुकीपूर्वी ५,९९४ मतदारांची नावे फॉर्म ७ च्या नावाखाली काढली गेली. हे सर्व काँग्रेस समर्थक मतदार होते. मतदान नोंदणी अधिकाऱ्याने (बीएलओ) आपल्या चुलत भावाचे नाव मतदार यादीतून कमी केल्याचे शोधून काढले, तेव्हा हा घोटाळा उघड झाला. कर्नाटक सीआयडीने याचा तपास करत असताना निवडणूक आयोगाला १८ महिन्यांत सुमारे १८ पत्रे लिहिली, पण आयोगाने एकाही पत्राचे उत्तर दिलेले नाही. नावे डिलीट करणे, वाढवणे यासाठी वापरले गेलेले फोन नंबर, ओटीपी ट्रेल्स, आयपी अॅड्रेस वगैरे सर्व डेटा निवडणूक आयोगाकडे आहे. पण निवडणूक आयोग हा डेटाच देत नसल्याने राहुल गांधींचे आरोप सत्यात उतरतात व निवडणूक आयोग मतचोरीला संरक्षण देत असल्याचे उघड होते. राहुलनी पत्रकार परीषदेत गोदाबाई, सूर्यकांत आणि नागराज अशा तीन व्यक्तींची सप्रमाण उदाहरणांचे सादरीकरण केले. या सर्वांच्या नावे इतर राज्यात बसून कोणीतरी मतदारांची नावे सॉफ्टवेअर वापरुन सेंट्रलाइज्ड लोकेशनवरून डिलीट करते किंवा वाढवते. मात्र निवडणूक आयोगाच्या सोशल मेडीया पोस्ट अशा दाव्यांना 'मिसलीड' म्हणून दाखवतात. वास्तविक निवडणूक आयोगच स्वतः लोकशाहीला मिसलीड करत आहे. निवडणूक आयोग भारतीय मतदारांना राहुल गांधी चुकत आहेत आणि आयोग योग्य आहे, हे पटवून देऊ शकत नाही ही शोकांतिका आणि आयोगाचे आजवरचे सर्वांत मोठे अपयश आहे. अशाच प्रकारे २०२४ च्या लोकसभा निवडणुकीत महादेवपुरा विधानसभा मतदारसंघातील सावळा गोंधळ निवडणूक आयोगाने नाकारला, पण तेव्हाही पुरावे बोलत होते. उपराष्ट्रपती पदाच्या निवडणूकीत महिला खासदारांना मतदान करताना संपूर्ण जगाने पाहीले. मतदान करणारी कोणतीही स्त्री मतदान कक्षात बुरखा घालून, हेल्मेट घालून किंवा स्कार्फ बांधून मतदान करु शकत नाही. एटीएमच्या बाबतीतही हेच लागू होते. अशावेळी महिलांच्या गोपनीयतेचा भंग होत नाही. मात्र निवडणूक प्रक्रीयेचे सीसीटिव्ही फुटेज सार्वजनिक केल्याने महिलांच्या गोपनीयतेचा भंग होतो, असा मुख्य निवडणूक आयुक्तांचा दावा उघडपणे मत चोरीवरती पांघरुण घालणारा आहे. याआधीच्या मुख्य निवडणूक आयुक्तांनीही सीसीटीव्ही फुटेज पाहण्यासाठी ३,६०० तास लागतील म्हणून फुटेज देत नसल्याचे जाहीरपणे सांगितले होते. या सर्वावरुन हेच स्पष्ट होते की मतचोरी होतीये आणि निवडणूक आयोग मतचोरी करणारांना पाठीशी घालतोय. याच निवडणूक आयोगाने ईव्हीएम मतमोजणीत हरीयाणाच्या बुआना लाखू ग्रामपंचायतीचे सरपंच पदाचे उमेदवार मोहीत कुमार यांना पराभूत केले होते. सर्वोच्च न्यायालयाने स्वतःच्या देखरेखीखाली फेरमतमोजणी केल्यानंतर तब्बल ३ वर्षांनी मोहीत कुमार विजयी झाले. न्यायालयाने मोहित कुमार यांना विजयी घोषित करून निवडणूक आयोगाचा मूळ निकाल रद्द केला. म्हणजे निवडणूक आयोग चुका करतेय हे न्यायालयात सिध्द झाले आहे. त्याहीपुढे जावून केंद्रीय निवडणूक आयोग कर्नाटक सीआयडीच्या १८ पत्रांना उत्तर देत नाही ही केवळ उदासीनता नाही, तर सक्रिय संरक्षण आहे हे उघड सत्य आहे. आयोगाकडून डिजिटल ट्रेल लपवणे, फोन नंबर, ओटीपी ट्रेल, आयपी अॅड्रेस उघड न करणे म्हणजे अपराधाला पाठीशी घालणे. यामुळेच सीएसडीएसच्या २०२५ सर्वेक्षणानुसार, उत्तर प्रदेशात निवडणूक आयोगावर विश्वास नसणाऱ्यांची टक्केवारी ११% वरून थेट ३१% झाली. हे आयोगाचे अपयश नाही का? महाराष्ट्रातील कराड दक्षिण विधानसभा मतदारसंघात कापील या गावचे नागरिक नसलेल्या ९ जणांनी बोगस दस्तऐवजांच्या आधारे मतदार म्हणून नोंदणी केली. निवडणूक आयोगाने फक्त आधार कार्डाच्या आधारे नियमबाह्य पध्दतीने हे मतदान नोंदवून घेतले. वास्तविक निवडणूक आयोगाच्या नियमानुसार जन्माचा पुरावा, पत्त्याचा पुरावा, रहिवासी दाखला, कौटुंबिक नातेसंबंधाचा पुरावा, तसेच आधीच्या गावातील/शहरातील मतदार यादीतील नाव कमी केल्याचा पुरावा, इ. कागदपत्रांची पूर्तता करणे आवश्यक आहे. मात्र या सर्व संविधानिक कार्यपध्दतीस बगल देवून बीएलओ व मतदार नोंदणी अधिकाऱ्यांनी घटनाबाह्य पध्दतीने मतदार नोंदणी केल्याचे या घटनेतून उघड होते. कापीलचे सामाजिक कार्यकर्ते गणेश पवार यांनी माहितीचा अधिकार वापरुन या ९ मतदारांची कागदपत्रे मिळवली असून यापैकी एकही जण कापील गावचा रहीवासी नाही. किंवा कापील गावात तात्पुरत्या स्वरुपात स्थायिक झालेला नाही. यापैकी एकानेही आधीच्या गावातील मतदान कमी केल्याचा पुरावा सादर केलेला नव्हता. त्यामुळे गणेश पवार यांनी याबाबत प्रशासनाकडे तक्रार दाखल करुन संबंधित ९ मतदार कापील गावचे रहिवासी असलेबाबतचा खुलासा मागितला होता. त्यानुसार तहसील कार्यालयाने या ९ मतांची चौकशी करुन पंचनामा तयार केला. या पंचनाम्यात हे ९ मतदार कापील गावचे रहीवाशी नसल्याचे उघड झाले. मात्र तरीही निवडणूक आयोग अशा मतदारांवर ठोस कारवाई करत नाही. राज्याचे मंत्री चंद्रशेखर बावनकुळे यांच्या कामठी विधानसभा मतदारसंघातील कोराडी येथील मंगेश सुधाकर देशमुख यांचे नाव मतदार यादीतून भास्कर दौंड या व्यक्तीने परस्पर हटवून हिंगणा विधानसभा मतदारसंघाच्या यादीत समाविष्ट केले. हे उघड झाल्यावर तक्रारीच्या सात महिन्यांनंतर गुन्हा दाखल झाला पण तपास जैसे थे. व कर्तव्यात कसूर करणारे मतदान नोंदणी अधिकारी मोकाट. तर चंद्रपूर मधील राजुरा विधानसभा मतदारसंघात निवडणूक आयोगाच्या वेबसाईटचा वापर करुन ऑनलाइन प्रणालीद्वारे बोगस मतदार नोंदणीचा प्रकार उघडकीस आल्याने राजुरा तहसीलदार यांनीच स्वतः १९ ऑक्टोबर २०२४ रोजी राजुरा पोलिस स्टेशनमध्ये एफआर दाखल केली (एफआयआर क्रमांक ०६२९). तहसीलदार हे स्थानिक पातळीवर निवडणूक प्रक्रियेचे प्रमुख अधिकारी असतात. त्यांनी स्वतः एफआयर दाखल करणे हे दर्शवते की हा प्रकार किती गंभीर स्वरुपाचा आहे. राहुल गांधींनी १८ सप्टेंबरच्या पत्रकार परीषदेत त्याचाच खुलासा केला आहे. ऑलरेडी निवडणूक आयोगाच्या प्रक्रीयेचे प्रमुख असलेले तहसीलदार यांनी दाखल केलेली एफआयआर खोटी आहे हे निवडणूक आयोगाने सांगणे यासारखा जगात दुसरा कोणताही मुर्खपणा नाही. निवडणूक आयोगास याची कल्पना तरी आहे का? हा खरा मुद्दा आहे. राहुल गांधी यांनी यापूर्वीही ७ ऑगस्ट रोजी अशाच प्रकारची पत्रकार परिषद घेऊन महाराष्ट्र, हरीयाणा व कर्नाटक राज्यातील निवडणूकांत बोगस मतदानाच्या आधारे भाजपला निवडणूक जिंकता आली याची कार्यपद्धती दाखवून दिली होती. महादेवपुरा विधानसभा मतदारसंघात राहुलनी सादर केलेल्या पुराव्यांनुसार, मतदार यादीद्वारे ५ प्रकारच्या मतांच्या चोरीची पोलखोल केली होती. त्यानुसार (१) बोगस (दुबार) मतदार (२) खोटे आणि अवैध पत्ते असलेले मतदार (३) एकाच पत्त्यावर अनेक मतदार (४) अवैध किंवा फोटो नसलेले मतदार (५) फॉर्म क्रमांक ६ चा गैरवापर करुन नोंदणी केलेले नवीन मतदार यांची पोलखोल निवडणूक आयोगाने दिलेल्या मतदार यादीचे विश्लेषण करुन केली होती. त्यात महादेवपुरामध्ये एकूण १,००,२५० मतदारांचा बोगसपणा उघड झाला होता. या मतदारसंघातील मतदार तपासणी करण्यासाठी सुमारे ६ महिन्यांपेक्षा अधिक काळ गेला. हा वेळ वाचवण्यासाठी काँग्रेस पक्ष निवडणूक आयोगाकडे डिजिटल मतदार यादीची मागणी करत आहे. परंतू, स्वतःला निस्पक्ष म्हणवणारा आयोग डिजीटल इंडिया उपक्रमाला काळं फासून कागदावरील मतदार यादी देतो. सीसीटीव्ही कॅमेर्‍यांच्या निगराणीत मतदान प्रक्रिया पार पाडण्याने निवडणूकीतील गैरप्रकार सहज सापडतात म्हणूनच सीसीटीव्ही लावले जातात. मात्र निवडणूक आयोग हा डेटा देखील नियम करुन ४५ दिवसात नष्ट करत आहे. ज्याला कर नाही त्याला डर कशाला? डिजीटल डेटा न देणे आणि पारदर्शकतेचा अभाव यातून निवडणूक आयोग मत चोरांच्या तालावर नाचत असल्याचे स्पष्ट होते. निवडणूक आयोगाकडे स्वतःची भूमिका स्पष्ट करण्यासाठी प्रवक्ते व अधिकारी उपलब्ध आहेत. पण जेव्हा प्रतिपक्ष नेता राहुल गांधी निवडणूक आयोगाच्या गलथान कारभारावर प्रश्नचिन्ह उपस्थित करतात. तेव्हा देशभरातील भाजपाचे मंत्री विद्युतवेगाने आयोगाची बाजू तावातावाने मांडतात. यातून जनतेला जे समजायचं ते जनता समजत आहे. आता निवडणूक आयोगाने आपली विश्वासार्हता सांभाळणे महत्वाचे आहे. यावर राहुल गांधी न्यायालयात का जात नाहीत? हा मुद्दा अतिशय बालीशपणाचा आहे. राहुल गांधी यांनी न्यायालयात जाण्याऐवजी निवडणूक आयोगाने किंवा सरकारने स्वतः न्यायालयात जावून राहुल गांधी खोटं बोलत असल्याचे सिध्द करणे आवश्यक आहे. युपीए-२ सरकारमध्ये भाजपा विरोधी पक्षात होती. त्यांनी आरोप केलेल्या सर्वांचे राजीनामे काँग्रेसने घेतले. सरकार स्वतः न्यायालयात गेले. गेल्या ११ वर्षांत त्यापैकी एका आरोपाची सत्यता सिध्द झाली नाही. सर्व निर्दोष सुटले. आता न्यायालयात जाण्याची नैतिक जबाबदारी भाजपाची आहे. भाजपा जर न्यायालयात जात नसेल तर मत चोर कोण? हे आपोआपच सिध्द होईल. आता सत्वपरीक्षा निवडणूक आयोगापेक्षा भाजपाला द्यावी लागणार आहे असे चित्र स्वतः भाजपा नेते निर्माण करत आहेत. याला खाई त्याला खवखवे असे म्हणायचे का? हे आपण भारतीयांनी ठरवायचे आहे.</w:t>
+        <w:t>Content: Mumbai, Sep 20 (PTI) Maharashtra Revenue Minister Chandrashekhar Bawankule on Saturday said tribal farmers in the state will soon be able to lease their barren land to private entities, enabling them to generate additional income, and a law regarding this will be introduced. The Congress, however, alleged that the government's decision will benefit industrialists and lead to the exploitation of tribals. Officials said the move would not only provide tribals an opportunity to have a steady source of income but also safeguard their ownership rights. Talking to reporters in Nagpur, Bawankule said, "Tribal landowners will benefit from this decision. If a tribal farmer wants to develop his land in partnership with an industrialist, he can now approach the district collector and take the final decision. Earlier, such proposals had to be approved at Mantralaya, the state administrative headquarters in Mumbai." He, however, clarified that the proposed law will apply only to barren land and not fertile land owned by tribals. "I have received several requests from tribal landowners in Palghar and Nandurbar districts. If a private company wants to set up solar panels under a government scheme, it can enter into an agreement with the tribal landowner, who will continue to receive a fixed annual payment. Such income would not be possible from barren land," Bawankule said. He said that the proposed legislation would also safeguard tribal ownership, as even if land is leased for a longer period, the owner would continue to receive payments annually from the entity with whom the agreement is made. Earlier on Friday, the minister had said that tribal farmers will be able to lease their land directly to private parties. At present, tribal farmers are not permitted to independently enter into lease agreements with private entities. He said the proposed change aims to give them direct access to private investment and generate additional income from their holdings. According to the minister, the agreements will require the participation of the district collector to ensure transparency and fairness in the process. "The minimum lease rent will be Rs 50,000 per acre annually or Rs 1,25,000 per hectare a year. Farmers and private parties can mutually decide on a higher amount," he said. Bawankule said that tribal farmers will be allowed to enter into memoranda of understanding (MoUs) with private companies for mineral extraction if major or minor minerals are discovered on their land. Farmers would receive monetary benefits per tonne or per brass of minerals extracted, though the exact quantum of benefits is yet to be determined, he said. According to officials, a policy is being framed to enable tribal communities to secure a steady source of revenue while safeguarding their ownership rights. Until now, such transactions were tightly regulated to prevent any misuse of tribal land, often leading to delays and dependence on state-level permissions. Maharashtra Congress Legislature Party leader and former minister Vijay Wadettiwar, however, alleged that the government's decision will benefit industrialists. "This decision is basically aimed at benefiting certain industrialists and influential people who would exploit the tribals using the proposed new law," he claimed. (This story has not been edited by THE WEEK and is auto-generated from PTI) Will Madras HC order CBI to probe Karur stampede? TVK leader Vijay allege conspiracy as death toll touches 40 India celebrate Asia Cup win without trophy; BCCI to lodge strong protest against ACC chief Mohsin Naqvi 'The moment I saw you as a hero on screen...': Chiranjeevi's heartfelt note to son Ram Charan as he completes 18 years in industry Why are NSE and BSE not open for trading on October 2? Are users happy with 'Arattai' app? Here's what social media chatter is saying Copyright © 2024 All rights reserved</w:t>
       </w:r>
     </w:p>
     <w:p>
@@ -4161,81 +2952,19 @@
         <w:pStyle w:val="Heading3"/>
       </w:pPr>
       <w:r>
-        <w:t>Article 135</w:t>
-      </w:r>
-    </w:p>
-    <w:p>
-      <w:r>
-        <w:t>Title: Congress: २०१४ पासून मराठा समाजाला देण्यात आलेल्या कुणबी जात प्रमाणपत्रांची माहिती उपलब्ध करून द्या – विजय वडेट्टीवर</w:t>
+        <w:t>Article 96</w:t>
+      </w:r>
+    </w:p>
+    <w:p>
+      <w:r>
+        <w:t>Title: 7,500 Students Take Cleanliness Pledge in Pune to Mark PM Modi’s 75th Birthday</w:t>
       </w:r>
     </w:p>
     <w:p>
       <w:r>
         <w:t xml:space="preserve">URL: </w:t>
       </w:r>
-      <w:hyperlink r:id="rId143">
-        <w:r>
-          <w:rPr>
-            <w:color w:val="0000FF"/>
-          </w:rPr>
-          <w:t>https://ratnagirikhabardar.com/news/79889/</w:t>
-        </w:r>
-      </w:hyperlink>
-    </w:p>
-    <w:p>
-      <w:r>
-        <w:t>Content: मुंबई – राज्य सरकारने नियुक्त केलेल्या ओबीसी उपसमितीच्या सदस्या आणि मंत्री पंकजा मुंडे यांनी समितीच्या पहिल्याच बैठकीत आतापर्यंत मराठा समाजाला जे कुणबी, मराठा कुणबी,कुणबी मराठा दाखले दिले त्याची श्वेतपत्रिका काढण्याबाबत समितीचे एकमत झाल्याची भूमिका मांडली आहे. याबाबत सरकारने काय कारवाई केली, अशी विचारणा काँग्रेसचे नेते विजय वडेट्टीवर यांनी केली आहे. राज्याचे इतर मागासवर्गीय व बहुजन कल्याण मंत्री अतुल सावे यांना काँग्रेसचे ज्येष्ठ नेते विजय वडेट्टीवार यांनी पत्र लिहिले आहे. या पत्रात त्यांनी सरकारची श्वेतपत्रिकाबाबत काय भूमिका आहे हा प्रश्न उपस्थित केला आहे. उपसमितीचे अध्यक्ष महसूल मंत्री चंद्रशेखर बावनकुळे असून ज्येष्ठ मंत्री भुजबळ देखील या समितीत आहे. समितीमध्ये श्वेतपत्रिका काढण्याच्या मागणीबाबत एकमत झाले असेल तर याबाबत सरकारने कारवाई केली का? केली तर काय कारवाई केली अशी विचारणा वडेट्टीवर यांनी पत्रातून केली आहे. तसेच विधिमंडळ नेते वडेट्टीवार यांनी राज्यातील जिल्हाधिकाऱ्यांना पत्र लिहून २०१४ पासून तालुका पातळीवर, वर्ष निहाय मराठा समाजाला देण्यात आलेल्या कुणबी जात प्रमाणपत्रांची माहिती उपलब्ध करून देण्याची मागणी केली आहे. राज्यात आतापर्यंत उपलब्ध करून देण्यात आलेली जात प्रमाणपत्रे यांची माहिती डिजिटल स्वरूपात देण्याची मागणी वडेट्टीवार यांनी पत्रात केली आहे. राज्य सरकारने काढलेल्या शासन निर्णयामुळे ओबीसी समाजाच्या आरक्षणावर गदा येणार आहे अस असताना आतापर्यंत किती प्रमाणपत्रांचे वाटप झाले याची माहिती काँग्रेस विधिमंडळ नेते वडेट्टीवार यांनी पत्र लिहून मागितली आहे. दैनिक रत्नागिरी खबरदारISO 9001:2015 CERTIFIED(RNI NO. MAHMAR/2013/57411)शासनमान्य रजिस्टर न्यूजपेपर12:18 19-09-2025</w:t>
-      </w:r>
-    </w:p>
-    <w:p>
-      <w:pPr>
-        <w:pStyle w:val="Heading3"/>
-      </w:pPr>
-      <w:r>
-        <w:t>Article 136</w:t>
-      </w:r>
-    </w:p>
-    <w:p>
-      <w:r>
-        <w:t>Title: SS(UBT) fears rigging, tampering with voter list in Maha local body polls</w:t>
-      </w:r>
-    </w:p>
-    <w:p>
-      <w:r>
-        <w:t xml:space="preserve">URL: </w:t>
-      </w:r>
-      <w:hyperlink r:id="rId144">
-        <w:r>
-          <w:rPr>
-            <w:color w:val="0000FF"/>
-          </w:rPr>
-          <w:t>https://www.socialnews.xyz/2025/09/18/ssubt-fears-rigging-tampering-with-voter-list-in-maha-local-body-polls/?utm_source=rss&amp;utm_medium=rss&amp;utm_campaign=ssubt-fears-rigging-tampering-with-voter-list-in-maha-local-body-polls</w:t>
-        </w:r>
-      </w:hyperlink>
-    </w:p>
-    <w:p>
-      <w:r>
-        <w:t>Content: Home » National » SS(UBT) fears rigging, tampering with voter list in Maha local body polls Posted By: Gopi September 18, 2025 Mumbai, Sep 18 (SocialNews.XYZ) Shiv Sena Uddhav Balasaheb Thackeray (UBT) on Thursday hailed the Supreme Court’s order directing the State Election Commission to hold civic and local body elections by end of January 2026 with a clear directive that no further extension will be granted. However, the Thackeray camp in the party mouthpiece 'Saamana' has raised serious doubts whether “democracy” will be truly established in 29 Municipal Corporations including Mumbai, 32 Zilla Parishads and couple of hundred Nagar Panchayats and Nagar Parishads for over three-and-half-years due to the arbitrariness of the rulers. “It is good that the apex court has broken the government's shackles on the local and civic body elections, but will 'democracy' be truly established in these institutions? Like the Assembly elections, there is a fear of vote rigging and tampering with voter lists in these civic and local body elections as well. What is the guarantee that it will not happen in the ensuing elections? "Is there a conspiracy behind bringing 25,000 EVMs from Madhya Pradesh here, citing the shortage of EVMs? Whether the decision not to use VVPAT machines has been taken with this purpose (of procuring EVMs from Madhya Pradesh)?” asked the Thackeray camp. It further argued that the administration is being carried out through the administrators appointed by the government and the "looting of local and civic bodies was going on through administrators during this period." SS(UBT) claimed that for all these years elections were being deliberately delayed by giving reasons like ward composition, shortage of EVMs and school exams. It stated that the final deadline set by the Supreme Court for completing the election process in these civic and local bodies by January 2026 is quite appropriate. "The public should thank the judiciary for its decision as it has exposed the inaction and inefficiency of the State Election Commission. “The main reason behind postponing the elections was the fear of defeat of the ruling alliance. The elections were being postponed by waiting for the right moment,” said the editorial. The Thackeray camp reiterated that there is no elected body in these civic and local bodies for over three-and-half years due to the arbitrariness of the ruling alliance. According to the editorial, when the issue of these elections was raised, the ruling alliance would give some reasons by postponing the polls with new excuses. Despite the apex court’s order delivered in May to complete the election process by October 31 this year, the Fadnavis-Shinde group did not act and gave the excuse of formation of wards in these bodies. The Thackeray camp took a dig at Revenue Minister Chandrashekhar Bawankule for his statement that the State Election Commission will carry out the poll process as per the deadline given by the court and asked “with what face is he talking about the deadline when they were postponing these elections for over three-and-half years?” Source: IANS Gopi Adusumilli is a Programmer. He is the editor of SocialNews.XYZ and President of AGK Fire Inc. He enjoys designing websites, developing mobile applications and publishing news articles on current events from various authenticated news sources. When it comes to writing he likes to write about current world politics and Indian Movies. His future plans include developing SocialNews.XYZ into a News website that has no bias or judgment towards any. He can be reached at gopi@socialnews.xyzMail | Web | Twitter Gopi Adusumilli is a Programmer. He is the editor of SocialNews.XYZ and President of AGK Fire Inc. He enjoys designing websites, developing mobile applications and publishing news articles on current events from various authenticated news sources. When it comes to writing he likes to write about current world politics and Indian Movies. His future plans include developing SocialNews.XYZ into a News website that has no bias or judgment towards any. He can be reached at gopi@socialnews.xyz Copyright 2025 | AGK FIRE INC| Terms of Service / Privacy Policy | Contact Us</w:t>
-      </w:r>
-    </w:p>
-    <w:p>
-      <w:pPr>
-        <w:pStyle w:val="Heading3"/>
-      </w:pPr>
-      <w:r>
-        <w:t>Article 137</w:t>
-      </w:r>
-    </w:p>
-    <w:p>
-      <w:r>
-        <w:t>Title: 7,500 Students Take Cleanliness Pledge in Pune to Mark PM Modi’s 75th Birthday</w:t>
-      </w:r>
-    </w:p>
-    <w:p>
-      <w:r>
-        <w:t xml:space="preserve">URL: </w:t>
-      </w:r>
-      <w:hyperlink r:id="rId145">
+      <w:hyperlink r:id="rId104">
         <w:r>
           <w:rPr>
             <w:color w:val="0000FF"/>
@@ -4254,30 +2983,61 @@
         <w:pStyle w:val="Heading3"/>
       </w:pPr>
       <w:r>
-        <w:t>Article 138</w:t>
-      </w:r>
-    </w:p>
-    <w:p>
-      <w:r>
-        <w:t>Title: VHP Says Only Hindus Should Be Allowed at Garba, Sparks Political Row in Maharashtra</w:t>
+        <w:t>Article 97</w:t>
+      </w:r>
+    </w:p>
+    <w:p>
+      <w:r>
+        <w:t>Title: Maharashtra BJP Launches 'Seva Pandharwada' To Mark PM Modi’s 75th Birthday</w:t>
       </w:r>
     </w:p>
     <w:p>
       <w:r>
         <w:t xml:space="preserve">URL: </w:t>
       </w:r>
-      <w:hyperlink r:id="rId146">
+      <w:hyperlink r:id="rId105">
         <w:r>
           <w:rPr>
             <w:color w:val="0000FF"/>
           </w:rPr>
-          <w:t>https://www.outlookindia.com/amp/story/national/vhp-says-only-hindus-should-be-allowed-at-garba-sparks-political-row-in-maharashtra</w:t>
+          <w:t>https://www.freepressjournal.in/mumbai/maharashtra-bjp-launches-seva-pandharwada-to-mark-pm-modis-75th-birthday</w:t>
         </w:r>
       </w:hyperlink>
     </w:p>
     <w:p>
       <w:r>
-        <w:t>Content: Connect with us Updated on: 20 September 2025 3:51 pm VHP issues advisory for garba organisers to allow only Hindus, check Aadhaar, and enforce religious rituals. Maharashtra BJP leaders say organisers have the right to set entry conditions if police-approved. Congress’ Vijay Wadettiwar slams VHP for attempting to divide society and “set it on fire.” The Vishva Hindu Parishad on Saturday said only Hindus must be given entry to 'garba' events marking Navratri and advised organisers to check the Aadhaar card of entrants for identification. While Maharashtra minister and senior BJP leader Chandrashekhar Bawankule said organisers have the right to set conditions of entry at an event, provided it is being held with police permission, the Congress' Vijay Wadettiwar slammed the VHP for wanting to "set society on fire". Navratri, among the most patronised festivals in the state, will be observed from September 22 to October 1. "Garba is not merely a dance but a form of worship to please the goddess. They (apparent reference to Muslims) do not believe in idol worship. Only those having faith in the rituals must be allowed to participate," VHP national spokesperson Shriraj Nair told PTI. He said the VHP has issued advisories asking garba event organisers to check Aadhaar cards at entry points, apply 'tilak' on participants and ensure they perform puja before entering. "VHP and Bajrang Dal workers will monitor the events. Garba is a form of worship, not entertainment. Those who do not have faith in the goddess should not be part of it," Nair added. Reacting to the VHP's stand, Bawankule said it was within the rights of the organising committees to impose such (entry) restrictions. "That is their right. The only decisive factor is whether the event has police permission. The organising committees must take decisions based on that," Bawankule told reporters. Maharashtra BJP media chief Navnath Ban, responding to a query on the VHP's announcement, emphasised garba was a Hindu event and "those from other religions should not interfere while Hindus perform garba and worship the goddess". "We worship the goddess, who is like our mother," he said while also slamming Shiv Sena (UBT) leader Sanjay Raut for opposing the VHP's stand. He is opposing it with an eye on the votes of a particular community but people will not spare him or his party, Ban said further attacking Raut. Speaking on the issue, Maharashtra Congress Legislature Party leader and former state minister Vijay Wadettiwar said, "They (VHP) want to set society on fire. They want to divide society over religion and reap political benefits out of it. What VHP has said is nothing new. The organisation is born with an intention to destabilise the country." Such a stand by organisations like the VHP shakes the "unity in diversity" foundation of India, Wadettiwar claimed while alleging that it also reflects the stand of the government. BJP's Ban hit back saying Wadettiwar should know that it is Congress which has a history of dividing people. "They are the ones who caused rifts in society. The Maha Vikas Aghadi government (of which the Congress was a part) failed to protect Maratha reservation," Ban claimed. Tags</w:t>
+        <w:t>Content: The Maharashtra unit of the Bharatiya Janata Party (BJP) has announced a fortnight-long programme of social initiatives to mark the 75th birthday of Prime Minister Narendra Modi. The campaign, titled ‘Seva Pandharwada’ (Service Fortnight), will run from September 17 to October 2, focusing on a wide range of public welfare activities across the state. BJP state president Ravindra Chavan, while addressing the media on Tuesday, said the fortnight is not just a celebration but a people-centric movement aimed at spreading awareness about the central government’s welfare schemes, along with issues like cleanliness, environmental protection, and self-reliance. He appealed to all MPs, MLAs, ministers, office-bearers, and grassroots workers to actively participate at booth and mandal levels to make the campaign more impactful. Free Surgeries and Health Initiatives The programme will feature over one lakh free cataract surgeries under the ‘Namo Netra Sanjeevani’ initiative, alongside eye check-ups and the distribution of spectacles to more than ten lakh people. Blood donation drives, health camps, cleanliness campaigns, and awareness programmes are also planned across the state. Revenue Fortnight in Pune On September 17, Modi’s birthday, a special ‘Mahsool Pandharwada’ (Revenue Fortnight) will be inaugurated in Pune under the leadership of Revenue Minister Chandrashekhar Bawankule. Chavan said that through this event, the party aims to extend the benefits of public welfare schemes to more than 50 lakh people. Youth Engagement through Marathon As part of the campaign, the BJP Yuva Morcha has scheduled a ‘Modi Vikas Marathon’ in all major districts on September 21. Chavan said the marathon is intended to encourage youth participation in nation-building and give momentum to the vision of ‘Viksit Bharat 2047’. Sports, Cultural and Commemorative Events Other activities include MP Cup sports competitions in 48 Lok Sabha constituencies, with registrations open until September 20. On September 25, the birth anniversary of Pandit Deendayal Upadhyay, the party will organise Pratima Poojan ceremonies and Prabuddha Sammelans to communicate the nation’s progress to the public. Additional Initiatives Alongside these events, the BJP will also host programmes to honour the disabled, promote tree plantation, encourage the use of Khadi, spread the ‘Vocal for Local’ message, and conduct a state-level drawing competition on the theme of Viksit Bharat. Chavan concluded that the initiative embodies the BJP’s principle that “organization is strength and service is the goal,” adding that the service fortnight represents the party’s collective commitment to society through dedication and public participation.</w:t>
+      </w:r>
+    </w:p>
+    <w:p>
+      <w:pPr>
+        <w:pStyle w:val="Heading3"/>
+      </w:pPr>
+      <w:r>
+        <w:t>Article 98</w:t>
+      </w:r>
+    </w:p>
+    <w:p>
+      <w:r>
+        <w:t>Title: Maharashtra: VHP issues diktat for garba; entry based on Aadhaar details</w:t>
+      </w:r>
+    </w:p>
+    <w:p>
+      <w:r>
+        <w:t xml:space="preserve">URL: </w:t>
+      </w:r>
+      <w:hyperlink r:id="rId106">
+        <w:r>
+          <w:rPr>
+            <w:color w:val="0000FF"/>
+          </w:rPr>
+          <w:t>https://www.siasat.com/maharashtra-vhp-issues-diktat-for-garba-entry-based-on-aadhaar-details-3273836/</w:t>
+        </w:r>
+      </w:hyperlink>
+    </w:p>
+    <w:p>
+      <w:r>
+        <w:t>Content: Mumbai/Nagpur: The Vishva Hindu Parishad on Saturday, September 20, said only Hindus should be given entry to ‘garba’ events marking Navratri and advised organisers to check the Aadhaar card of entrants for identification to avoid instances of “love jihad”. While Maharashtra minister and senior BJP leader Chandrashekhar Bawankule said organisers have the right to set conditions of entry at an event, provided it is being held with police permission, the Congress’s Vijay Wadettiwar slammed the VHP for wanting to “set society on fire”. Navratri, marked by traditional spiritual dance accompanied by dandiya (striking of colourful sticks) performance where pairs dance in circles, will be celebrated from September 22 to October 1. “Garba is not merely a dance but a form of worship to please the goddess. They (apparent reference to Muslims) do not believe in idol worship. Only those having faith in the rituals must be allowed to participate,” VHP national spokesperson Shriraj Nair told PTI. He said the VHP has issued advisories asking garba event organisers to check Aadhaar cards at entry points, apply ’tilak’ on participants, and ensure they perform puja before entering. “VHP and Bajrang Dal workers will monitor the events. Garba is a form of worship, not entertainment. Those who do not have faith in the goddess should not be part of it,” Nair added. VHP’s Vidarbha prant (province) convenor, Navin Jain, said the entry of non-Hindus should be restricted during garba, which he described as a sacred worship, and not merely a dance programme or a cultural event. “Organisers should check the Aadhaar card of entrants to ensure only Hindus are allowed and a ’tilak’ be put on the forehead of men. Every participant should be asked to bow before the goddess’ picture at the entrance,” he told reporters in Nagpur. Similarly, any kind of intoxication and smoking should not be allowed at the garba programmes, Jain demanded. “People who do not have faith in goddess Durga should not attend such programmes. They go there with a certain mindset, which causes trouble for our sisters and hurts our religious sentiments. “In the last few years, it has been seen that Hindu girls have been targeted for ‘love jihad’, prompting us to appeal to garba organisers to not allow such people”, he said. Right-wing bodies and BJP leaders claim that ‘love jihad’ is a conspiracy to lure Hindu women into relationships and convert them to Islam. Jain, meanwhile, claimed several organisers have been following this system for the last several years. Reacting to the VHP’s stand, Bawankule said it was within the rights of the organising committees to impose such (entry) restrictions. “That is their right. The only decisive factor is whether the event has police permission. The organising committees must take decisions based on that,” Bawankule told reporters. Maharashtra BJP media chief Navnath Ban, responding to a query on the VHP’s announcement, emphasised garba was a Hindu event and “those from other religions should not interfere while Hindus perform garba and worship the goddess”. “We worship the goddess, who is like our mother,” he said while also slamming Shiv Sena (UBT) leader Sanjay Raut for opposing the VHP’s stand. He is opposing it with an eye on the votes of a particular community but people will not spare him or his party, Ban said further attacking Raut. Slamming the right-wing organisation, Maharashtra Congress Legislature Party leader and former state minister Vijay Wadettiwar said, “They (VHP) want to set society on fire. They want to divide society over religion and reap political benefits out of it. What VHP has said is nothing new. The organisation is born with an intention to destabilise the country.” Such a stand by organisations like the VHP shakes the “unity in diversity” foundation of India, Wadettiwar claimed, while alleging that it also reflects the government’s stand. BJP’s Ban hit back, saying Wadettiwar should know that it is Congress that has a history of dividing people. “They are the ones who caused rifts in society. The Maha Vikas Aghadi government (of which the Congress was a part) failed to protect Maratha reservation,” Ban claimed. Stay updated with our WhatsApp &amp; Telegram by subscribing to our channels. For all the latest Hate Crime updates, download our app Android and iOS.</w:t>
       </w:r>
     </w:p>
     <w:sectPr>

--- a/Output/Chandrashekhar Bawankule/extracted_links_Chandrashekhar Bawankule_News_Content.docx
+++ b/Output/Chandrashekhar Bawankule/extracted_links_Chandrashekhar Bawankule_News_Content.docx
@@ -12,6 +12,37 @@
     </w:p>
     <w:p>
       <w:r>
+        <w:t>Title: २० नवीन जिल्हे, ८१ नवीन तालुके…..महसूल मंत्र्यांनी जे सांगितले त्यानंतर राज्यात….</w:t>
+      </w:r>
+    </w:p>
+    <w:p>
+      <w:r>
+        <w:t xml:space="preserve">URL: </w:t>
+      </w:r>
+      <w:hyperlink r:id="rId9">
+        <w:r>
+          <w:rPr>
+            <w:color w:val="0000FF"/>
+          </w:rPr>
+          <w:t>https://www.loksatta.com/nagpur/chandrashekhar-bawankule-interacted-with-reporters-at-the-district-collectors-office-phm-00-5387245/</w:t>
+        </w:r>
+      </w:hyperlink>
+    </w:p>
+    <w:p>
+      <w:r>
+        <w:t>Content: चंद्रपूर : राज्यात २० नवीन जिल्ह्यांची निर्मितीचा तसेच ८१ नवीन तालुके आणि तहसील कार्यालयांचा प्रस्ताव राज्य सरकारकडे आहे. २०२१ ची जनगणना, भौगोलिक स्थिती आणि सीमांकन झाल्यानंतरच जिथे गरज आहे तिथे जिल्हा व तालुक्याची निर्मिती केली जाईल, अशी माहिती महसूल मंत्री चंद्रशेखर बावनकुळे यांनी पत्रकार परिषदेत दिली. दरम्यान ब्रम्हपुरी तालुक्यात सर्वाधिक चार पट अधिक वाळू तस्करी सुरू असल्याची तक्रार प्राप्त झाली आहे. तेव्हा वाळू तस्करांचे कंबरडे जिल्हाधिकारी व पोलीस अधीक्षकांनी मोडून काढावे, असे निर्देश त्यांनी दिले. बावनकुळेंनी आज जिल्ह्याच्या दौऱ्यावर असतांना जिल्हाधिकारी कार्यालयात पत्रकारांशी संवाद साधला. आमदार किशोर जोरगेवार, आमदार देवराव भोंगळे, आमदार करण देवतळे व जिल्हाधिकारी विनय गौडा यांच्या उपस्थितीत बावनकुळे म्हणाले, विविध लोकांकडून ९५ तक्रारी प्राप्त झाल्या आहेत. यामध्ये ब्रम्हपुरी तालुक्यात सर्वाधिक वाळू तस्करी होत असल्याची तक्रार आहे. ज्या व्यक्तीने तक्रार केली आहे, त्याने दररोज किमान तीन हजार ट्रक वाळू तस्करी होते असे नमूद केले आहे. तीन हजार ट्रक नसेल पण तीनशे ,चारशे ट्रक वाळू तस्करी होत आहे. तेथील वाळू घाटावर कॅमेरे नाही, तेथील ट्रकची नोंदणी होत नाही. मात्र आता आम्ही जिल्हाधिकारी व पोलीस अधीक्षक यांना कारवाईचे संपूर्ण अधिकार दिले आहेत. अशा वाळू तस्करांचे कंबरडे जिल्हाधिकाऱ्यांनी मोडावे असे निर्देश बावनकुळे यांनी दिले. जिल्ह्यात वाळू तस्करीचे सर्वपक्षीय सिंडीकेट असल्याची बाब निदर्शनास आणून दिली असता सर्व रेती तस्करांवर एमपीडीए कायद्यांन्वये कारवाई करावी असेही सांगितले. जिल्हाधिकाऱ्यांवर मुख्यमंत्री व महसूल मंत्र्यांचा दबाव असतो, तिसऱ्या राजकीय व्यक्तींचा दबाव ऐकण्याचे काहीही कारण नाही असेही बावनकुळे म्हणाले. जिल्ह्यात फ्लॅटचे रजिस्ट्रेशन होत नाही ही बाब निर्देशनास आणून दिली असता सदर मुद्दा आजच्याच बैठकीत निकाली काढतो असेही बावनकुळे यांनी सांगितले. आदिवासींच्या जमिनींबाबत फसवणूक होऊ नये यासाठीच आदिवासींच्या जमिनी भाडेतत्वावर देण्यासंदर्भात कायदा करित असल्याचे सांगितले. १७ सप्टेंबर ते २ ऑक्टोंबर या कालावधीत छत्रपती शिवाजी महाराज महाराजस्व अभियान, सेवा पंधरवडा राबविण्यात येणार असल्याचे सांगितले. जिवती येथील ८ हजार हेक्टर वन जमीन वगळण्याचा निर्णय आमदार देवराव भोंगळे यांच्या पाठपुराव्यामुळे घेण्यात आल्याची माहिती बावनकुळे यांनी दिली. आमदार पडळकर यांना समज दिली भाजप आमदार गोपिचंद पडळकर यांनी माजी मंत्री जयंत पाटील यांच्यावर केलेली टीका ही आपल्या संस्कार, संस्कृतीला पटणारी नाही. अशा प्रकारचे वक्तव्य कुणाबद्दलही करू नये. आमदार पडळकर यांना मुख्यमंत्री देवेंद्र फडणवीस याच्यासह मी स्वत: सूचना दिल्या आहेत. यानंतर ते असे वक्तव्य करणार नाही. जे काही झाले ते चुकीचे आहे. स्थानिक स्वराज्य संस्थांमध्ये महायुती राहणार आहे. निवडणुका लागल्याशिवाय तिकीट वाटपाचे धोरण ठरत नाही. निवडणुका जाहीर झाल्यानंतरच या सर्व गोष्टी होतात, असेही बावनकुळे म्हणाले. संजय लीला भन्साळी हे बॉलीवूडमधील प्रसिद्ध दिग्दर्शक आहेत. आलिया भट्टने त्यांच्या 'गंगूबाई काठियावाडी' चित्रपटात काम केले आहे आणि आता ती त्यांच्या 'लव्ह अँड वॉर' चित्रपटात दिसणार आहे. महेश भट्ट यांनी एका मुलाखतीत सांगितले की, आलिया लहान असताना भन्साळी यांनी तिला 'बालिका वधू' चित्रपटासाठी विचारले होते. महेश भट्ट यांनी भन्साळींना त्यावेळी ताकीद दिलेली.</w:t>
+      </w:r>
+    </w:p>
+    <w:p>
+      <w:pPr>
+        <w:pStyle w:val="Heading3"/>
+      </w:pPr>
+      <w:r>
+        <w:t>Article 2</w:t>
+      </w:r>
+    </w:p>
+    <w:p>
+      <w:r>
         <w:t>Title: Chandrashekhar Bawankule: महाराष्ट्रात 81 नवे तालुके अन् 20 नवे जिल्हे? महसूलमंत्री चंद्रशेखर बावनकुळेंनी दिले मोठे संकेत</w:t>
       </w:r>
     </w:p>
@@ -19,7 +50,7 @@
       <w:r>
         <w:t xml:space="preserve">URL: </w:t>
       </w:r>
-      <w:hyperlink r:id="rId9">
+      <w:hyperlink r:id="rId10">
         <w:r>
           <w:rPr>
             <w:color w:val="0000FF"/>
@@ -38,7 +69,38 @@
         <w:pStyle w:val="Heading3"/>
       </w:pPr>
       <w:r>
-        <w:t>Article 2</w:t>
+        <w:t>Article 3</w:t>
+      </w:r>
+    </w:p>
+    <w:p>
+      <w:r>
+        <w:t>Title: उद्या महसूल मंत्री चंद्रपूर जिल्ह्याच्या दौऱ्यावर</w:t>
+      </w:r>
+    </w:p>
+    <w:p>
+      <w:r>
+        <w:t xml:space="preserve">URL: </w:t>
+      </w:r>
+      <w:hyperlink r:id="rId11">
+        <w:r>
+          <w:rPr>
+            <w:color w:val="0000FF"/>
+          </w:rPr>
+          <w:t>https://chandablast.com/?p=50932</w:t>
+        </w:r>
+      </w:hyperlink>
+    </w:p>
+    <w:p>
+      <w:r>
+        <w:t>Content: चांदा ब्लास्ट राज्याचे महसूल मंत्री चंद्रशेखर बावनकुळे हे दि. 20 सप्टेंबर 2025 रोजी चंद्रपूर जिल्हा दौऱ्यावर येत असून त्यांचा दौरा कार्यक्रम पुढीलप्रमाणे आहे. 20 सप्टेंबर रोजी दुपारी 12 ते 1 या वेळेत जिल्हा नियोजन सभागृह, चंद्रपूर येथे नागरिकांची निवेदने स्वीकारण्याकरीता उपलब्ध, दुपारी 1 ते 2.30 वाजेपर्यंत नियोजन भवन येथे महसूल यंत्रणेचा आढावा, दुपारी 2.30 ते 3.30 या वेळेत चंद्रपूर जिल्ह्यातील मुद्रांक शुल्क व नोंदणी विभागाचा आढावा, दुपारी 3.30 ते 4.30 भुमी अभिलेख विभागाचा आढावा, सायं. 4.30 ते 5 वाजेपर्यंत राखीव, सायंकाळी 5 ते 6 या वेळेत नियोजन सभागृह येथे पत्रकार परिषद, सायं. 6 ते 7 बैठकीकरीता राखीव. Lorem ipsum dolor sit amet, consectetur.</w:t>
+      </w:r>
+    </w:p>
+    <w:p>
+      <w:pPr>
+        <w:pStyle w:val="Heading3"/>
+      </w:pPr>
+      <w:r>
+        <w:t>Article 4</w:t>
       </w:r>
     </w:p>
     <w:p>
@@ -50,7 +112,7 @@
       <w:r>
         <w:t xml:space="preserve">URL: </w:t>
       </w:r>
-      <w:hyperlink r:id="rId10">
+      <w:hyperlink r:id="rId12">
         <w:r>
           <w:rPr>
             <w:color w:val="0000FF"/>
@@ -69,7 +131,100 @@
         <w:pStyle w:val="Heading3"/>
       </w:pPr>
       <w:r>
-        <w:t>Article 3</w:t>
+        <w:t>Article 5</w:t>
+      </w:r>
+    </w:p>
+    <w:p>
+      <w:r>
+        <w:t>Title: महसूल सेवकांच्या राज्यव्यापी काम बंद आंदोलनाचा आठवा दिवस, राज्यभरातील 12 हजार 600 सेवकांचे काम बंद; आदोलकांचा सरकारला निर्वाणीचा इशारा</w:t>
+      </w:r>
+    </w:p>
+    <w:p>
+      <w:r>
+        <w:t xml:space="preserve">URL: </w:t>
+      </w:r>
+      <w:hyperlink r:id="rId13">
+        <w:r>
+          <w:rPr>
+            <w:color w:val="0000FF"/>
+          </w:rPr>
+          <w:t>https://marathi.abplive.com/news/revenue-servant-strike-eighth-day-government-not-even-a-simple-acknowledgement-protesters-warn-the-government-nagpur-news-maharashtra-marathi-news-1385371</w:t>
+        </w:r>
+      </w:hyperlink>
+    </w:p>
+    <w:p>
+      <w:r>
+        <w:t>Content: Nagpur News : शासनाचा 24 तास नोकर म्हणजेच कोतवाल ज्यांना आता प्रशासकीय वर्तुळात महसूल सेवक म्हटलं जातं, त्या महसूल सेवकांचे राज्यव्यापी काम बंद आंदोलन (Revenue Servant Strike) गेल्या आठ दिवसांपासून सुरू आहे. राज्यभरात विविध ठिकाणी सुमारे 12 हजार 600 महसूल सेवक काम बंद आंदोलन करत आहेत. तर महसूल मंत्री चंद्रशेखर बावनकुळे यांच्या गृह जिल्ह्यात म्हणजेच नागपुरातील संविधान चौकात शेकडो महसूल सेवक गेल्या आठ दिवस काम बंद आंदोलन करून चतुर्थश्रेणीची मागणी करत आहे. दरम्यान, गेल्या आठ दिवसात त्यांच्या मागण्यांकडे लक्ष घालण्यासाठी, त्यांच्याशी बोलण्यासाठी प्रशासनातला कुठलाही अधिकारी पोहोचलेला नाही. त्यामुळे महसूल सेवकांनी उद्यापासून त्यांच आंदोलन आक्रमक करण्याचा निर्णय घेतला असून सरकार आमच्याकडे दुर्लक्ष करून आम्हाला आंदोलनाच्या पेंडॉलमधून उठून रस्त्यावरच्या आंदोलनासाठी मजबूर करत असल्याची प्रतिक्रिया दिली आहे. -राज्यात 12, 637 महसूल सेवक आहेत. यात सर्व महसूल सेवकांचे कामबंद आंदोलन सुरू आहे. - महसूल विभागासाठी महसूल गोळा करणे हा महसूल सेवकाचे प्राथमिक कार्य -तलाठ्यांना गावपातळीवर विविध महसुली कामात मदत करतात -महसूल सेवक प्रामुख्याने नैसर्गिक आपत्तीच्या वेळेला सर्वात आधी घटनास्थळी जाणारा शासनाचा कर्मचारी असतो -शिवाय निवडणुकीच्या कामात महसूल सेवकांची भूमिका असते -विविध गुन्हे किंवा घटना घडल्यास पोलिसांना शासकीय पंच म्हणूनही कोतवाल म्हणजेच महसूल सेवकांची मदत होते सांगली महापालिका कामकाजात गतिमानता यावी आणि कर्मचाऱ्यांना शिस्त लागावी, या उद्देशाने महापालिका आयुक्त सत्यम गांधी यांनी एकाच वेळी 475 कर्मचाऱ्यांच्या बदल्या केल्या आहेत. विशेष म्हणजे या बदलांमध्ये पाच वर्षापेक्षा अधिक कालावधी एकाच कार्यालयामध्ये काम करणाऱ्या कर्मचाऱ्यांचा समावेश आहे. अनेक कर्मचारी 25 ते 30 वर्षे एकाच विभागात कार्यरत होते. अशा कर्मचाऱ्यांच्या यापूर्वी बदल्या झालेल्या नव्हत्या. त्यामुळे सर्व विभागांचे कामकाज पारदर्शी व्हावे भ्रष्टाचार मुक्त व्हावे आणि कर्मचाऱ्यांना अन्य विभागांच्या कामकाजाचीही माहिती आणि अनुभव मिळावा या उद्देशाने आयुक्त सत्यम गांधी यांनी एका आदेशान्वये 475 अधिकारी कर्मचारी यांच्या बदल्या करण्याचा निर्णय घेतला. या निर्णयामुळे वर्षांवरचे तळ ठोकून असणाऱ्या कर्मचाऱ्यांना आता दुसऱ्या विभागाची वाट पकडावी लागणार आहे. आणखी वाचा Zilla Parishad Election: जिल्हा परिषद निवडणूक होण्याचा मार्ग जवळपास मोकळा; मुंबई उच्च न्यायालयाच्या नागपूर खंडपीठाचा मोठा निर्णय We use cookies to improve your experience, analyze traffic, and personalize content. By clicking "Allow All Cookies", you agree to our use of cookies.</w:t>
+      </w:r>
+    </w:p>
+    <w:p>
+      <w:pPr>
+        <w:pStyle w:val="Heading3"/>
+      </w:pPr>
+      <w:r>
+        <w:t>Article 6</w:t>
+      </w:r>
+    </w:p>
+    <w:p>
+      <w:r>
+        <w:t>Title: New Districts: राज्यात होणार २० नवीन जिल्हे अन् ८१ तालुके; सरकारचा नेमका प्लॅन काय?</w:t>
+      </w:r>
+    </w:p>
+    <w:p>
+      <w:r>
+        <w:t xml:space="preserve">URL: </w:t>
+      </w:r>
+      <w:hyperlink r:id="rId14">
+        <w:r>
+          <w:rPr>
+            <w:color w:val="0000FF"/>
+          </w:rPr>
+          <w:t>https://saamtv.esakal.com/maharashtra/maharashtra-may-get-20-new-districts-and-81-talukas-proposal-submitted-to-government-awaiting-census-report-says-chandrashekhar-bawankule-bbj88</w:t>
+        </w:r>
+      </w:hyperlink>
+    </w:p>
+    <w:p>
+      <w:r>
+        <w:t>Content: राज्यात नवीन तालुके आणि जिल्हे होण्याच्या चर्चेला पुन्हा एकदा पेव फुटले आहे. राज्यात तब्बल ८१ तालुके आणि २० नवे जिल्हे बनवले जाणार असल्याचा प्रस्ताव सरकारकडे आलाय. नवीन जिल्हे कधी होणार सरकार कधी घोषणा करणार याबाबत महसूलमंत्री चंद्रशेखर बावनकुळे यांनी आज चंद्रपुरात माहिती दिली. दरम्यान मंत्री बावनकुळे यांच्या विधानानंतर नागरिकांमध्ये कोणते नवे जिल्हे होणार, याबाबत चर्चा सुरू झालीय. दरम्यान सरकार समोर प्रस्ताव आहे, त्यावर निर्णयही घेतला जाणार आहे, पण जनगणनेचा अहवाल आला तर नवीन जिल्ह्यांबाबत निर्णय होईल असं स्पष्टीकरणही मंत्री चंद्रशेखर बावनकुळे यांनी दिलंय. सरकारसमोर नवीन २० जिल्हे आणि ८१ तालुके करण्याचा प्रस्ताव आलाय. परंतु मात्र जोपर्यंत २०२१ ची जनगणना होत नाही आणि त्याचा तपशील येत नाही, तोपर्यंत त्यावर निर्णय होणार नसल्याचं बानवकुळे म्हणालेत. दरम्यान नवीन जिल्हे होण्याची चर्चा दोन वर्षांपासून चालू आहे, परंतु मंत्री राधाकृष्ण विखे-पाटील यांनी त्यावेळी विधानसभेत या चर्चांना पू्र्ण विराम दिला होता. २०२३ मध्ये राधाकृष्ण विखे पाटील, हे महसूल मंत्री होते, विधानसभेत बोलताना त्यांनी नवीन जिल्हे होण्याच्या चर्चांना ब्रेक लावला होता. नवीन जिल्ह्यांच्या निर्मितीसाठी येणारा मोठा आर्थिक खर्च होतो. प्रत्येक जिल्ह्यासाठी किमान ३५० कोटी रुपये खर्च येत असतो. तसेच जिल्ह्याच्या मुख्यालयाच्या जागेवरून होणारे वादामुळे २०२३ मध्ये नवीन जिल्हे होण्याची चर्चा संपृष्टात आली होती. पण नवीन तालुके निर्माण करण्यासंदर्भात सरकार सकारात्मक होतं. आता हाती आलेल्या माहितीनुसार सरकारसमोर नवीन जिल्ह्यांची निर्मिती करण्याबाबत प्रस्ताव आलाय. त्यावर सरकार काय निर्णय घेणार हे येणारा काळच ठरवेल. महाराष्ट्रात सध्या ३६ जिल्हे आहेत, नवीन जिल्ह्यांच्या निर्मितीमुळे प्रशासनात सुलभता येत स्थानिक विकासाला गती मिळत असते. पण या प्रक्रियेसाठी आर्थिक भार आणि प्रशासकीय अडचणी येत असतात . दरम्यान नवीन जिल्ह्यांच्या निर्मिती संदर्भात सरकारसमोर प्रस्ताव आहे. पण जोपर्यंत जनगणना होत नाही आणि त्याचा तपशील येत नाही, तोपर्यंत हे शक्य नाही. तो अहवाल आल्यानंतरच भौगोलिक परिस्थितीचा विचार करून जिल्हा निर्मितीबाबतचा निर्णय घ्यावा लागतो. जानेवारी महिन्याच्या आधी सोशल मीडियावर नवीन जिल्ह्यांबाबत काही मेसेज व्हायरल होते. २६ जानेवारी २०२५ ला नवीन जिल्ह्यांची घोषणा केली जाणार असल्याचा मेसेज व्हायरल होत होता. परंतु ते मेसेज खोटे असल्याचं नंतर निदर्शनात आले होते. सकाळ+चे सदस्य व्हा शॉपिंगसाठी 'सकाळ प्राईम डील्स'च्या भन्नाट ऑफर्स पाहण्यासाठी क्लिक करा. Read Marathi news and watch Live TV. Breaking news from Maharashtra, India, Pune, Mumbai, Politics, Entertainment, Sports, Lifestyle at SaamTV. Get Live Marathi news on Mobile. Download the Saam Tv app for Android and IOS. Follow Us Copyright © 2025 Sakal Media Group – All Rights Reserved Powered by Quintype</w:t>
+      </w:r>
+    </w:p>
+    <w:p>
+      <w:pPr>
+        <w:pStyle w:val="Heading3"/>
+      </w:pPr>
+      <w:r>
+        <w:t>Article 7</w:t>
+      </w:r>
+    </w:p>
+    <w:p>
+      <w:r>
+        <w:t>Title: आदिवासींच्या जमिनी भाडेतत्वावर देण्याचा मार्ग मोकळा?- महसूल मंत्री बावनकुळे यांची घोषणा; आदिवासी नेत्यांचा तीव्र आक्षेप</w:t>
+      </w:r>
+    </w:p>
+    <w:p>
+      <w:r>
+        <w:t xml:space="preserve">URL: </w:t>
+      </w:r>
+      <w:hyperlink r:id="rId15">
+        <w:r>
+          <w:rPr>
+            <w:color w:val="0000FF"/>
+          </w:rPr>
+          <w:t>https://www.loksatta.com/nagpur/revenue-minister-bawankules-announcement-in-gadchiroli-phm-00-5385317/</w:t>
+        </w:r>
+      </w:hyperlink>
+    </w:p>
+    <w:p>
+      <w:r>
+        <w:t>Content: गडचिरोली : आदिवासी शेतकऱ्यांच्या जमिनी आता गैरआदिवासींना भाडेतत्वावर घेता येणार असून यासाठी स्वतंत्र कायदा तयार करण्याची तयारी राज्य सरकारने सुरू केली आहे. महसूल मंत्री चंद्रशेखर बावनकुळे यांनी १९ सप्टेंबर रोजी गडचिरोली येथे पत्रकार परिषदेत ही माहिती दिली. मात्र, या निर्णयामुळे आदिवासींच्या जमिनी धनदांडग्यांच्या ताब्यात जाण्याचा धोका असल्याची भीती व्यक्त होत असून आदिवासी नेत्यांनी तीव्र आक्षेप नोंदवला आहे. बावनकुळे म्हणाले, की यापूर्वी आदिवासींच्या जमिनी हस्तांतरित करण्याची तरतूद नव्हती. आता नव्या कायद्यानुसार जिल्हाधिकाऱ्यांच्या समक्षच भाडेपट्टा करावा लागणार असून त्यासाठी किमान मूल्य निश्चित करण्यात आले आहे. एकरी ५० हजार तर हेक्टरी सव्वा लाख रुपये इतका किमान दर ठरविण्यात आला आहे. ठरावीक किमान दरापेक्षा जास्त रकमेवर करार करता येईल, मात्र कमी दराने भाडेपट्टा मंजूर होणार नाही, असे त्यांनी स्पष्ट केले. याशिवाय आदिवासींच्या जमिनीतील गौण खनिजाचे खासगी कंपन्यांना उत्खनन व विक्री करण्याची मुभा दिली जाणार आहे. त्यासाठी करार करणे बंधनकारक असून उत्खननाच्या तुलनेत प्रतिटन किंवा प्रति ब्रास मोबदला शेतकऱ्याला देणे आवश्यक असेल. बावनकुळे यांच्या मते, या निर्णयामुळे अल्पशिक्षित आदिवासींना तात्पुरता आर्थिक फायदा होईल. मात्र दीर्घकाळात त्यांच्या जमिनीवरील मालकी व आर्थिक स्वायत्ततेला धोका पोहोचेल, अशी भीती आदिवासी नेत्यांना आहे. जल, जंगल, जमीन धोक्यात या निर्णयाला आदिवासी नेत्यांचा तीव्र विरोध आहे. गौण खनिज उत्खननासाठी खासगी कंपन्यांशी थेट करार करण्यास दिलेली मुभा धोकादायक ठरेल, असे त्यांचे म्हणणे आहे. गडचिरोलीसारख्या निसर्गसंपन्न जिल्ह्यात मोठ्या प्रमाणात उत्खनन होऊन जंगलतोड, पर्यावरणीय हानी आणि जैवविविधतेला गंभीर धोका निर्माण होऊ शकतो, अशी भीती व्यक्त केली जात आहे. तसेच मंत्रालयाऐवजी जिल्हाधिकाऱ्यांकडे कराराचे अधिकार दिल्यास स्थानिक दबावतंत्र व राजकीय हस्तक्षेप वाढेल, असा आरोप आदिवासी नेत्यांनी केला. “कंपन्यांकडून मिळणाऱ्या तुटपुंज्या रकमेच्या मोबदल्यात आदिवासींना त्यांचे नैसर्गिक जीवनस्रोत गमवावे लागतील. हा निर्णय आम्ही कदापि मान्य करणार नाही. सरकारने हा निर्णय घेतल्यास राज्यभर आंदोलन उभारले जाईल. – खासदार डॉ. नामदेव किरसान Surya Grahan Bad Impact to Zodiac Signs: वैदिक पंचांगानुसार यावर्षाचं दुसरं आणि शेवटचं सूर्यग्रहण २१ सप्टेंबर २०२५ रविवारी लागणार आहे. सगळ्यात खास गोष्ट अशी की या दिवशी सर्वपितृ अमावस्या आहे आणि याचदिवशी पितृपक्ष संपणार आहे. अशातच यादिवशी लागणारं सूर्यग्रहण ज्योतिषशास्त्रानुसार महत्त्वाचे मानलं जाणार आहे.</w:t>
+      </w:r>
+    </w:p>
+    <w:p>
+      <w:pPr>
+        <w:pStyle w:val="Heading3"/>
+      </w:pPr>
+      <w:r>
+        <w:t>Article 8</w:t>
       </w:r>
     </w:p>
     <w:p>
@@ -81,7 +236,7 @@
       <w:r>
         <w:t xml:space="preserve">URL: </w:t>
       </w:r>
-      <w:hyperlink r:id="rId11">
+      <w:hyperlink r:id="rId16">
         <w:r>
           <w:rPr>
             <w:color w:val="0000FF"/>
@@ -100,30 +255,30 @@
         <w:pStyle w:val="Heading3"/>
       </w:pPr>
       <w:r>
-        <w:t>Article 4</w:t>
-      </w:r>
-    </w:p>
-    <w:p>
-      <w:r>
-        <w:t>Title: आदिवासींच्या जमिनी भाडेतत्वावर देण्याचा मार्ग मोकळा?- महसूल मंत्री बावनकुळे यांची घोषणा; आदिवासी नेत्यांचा तीव्र आक्षेप</w:t>
+        <w:t>Article 9</w:t>
+      </w:r>
+    </w:p>
+    <w:p>
+      <w:r>
+        <w:t>Title: राज्यात २० नवे जिल्हे आणि ८१ तालुके करण्याचा प्रस्ताव; महसूल मंत्री चंद्रशेखर बावनकुळे यांची माहिती</w:t>
       </w:r>
     </w:p>
     <w:p>
       <w:r>
         <w:t xml:space="preserve">URL: </w:t>
       </w:r>
-      <w:hyperlink r:id="rId12">
+      <w:hyperlink r:id="rId17">
         <w:r>
           <w:rPr>
             <w:color w:val="0000FF"/>
           </w:rPr>
-          <w:t>https://www.loksatta.com/nagpur/revenue-minister-bawankules-announcement-in-gadchiroli-phm-00-5385317/</w:t>
+          <w:t>https://puneprahar.com/2025/09/proposal-to-create-20-new-districts-and-81-talukas-in-the-state-information-from-revenue-minister-chandrashekhar-bawankule/</w:t>
         </w:r>
       </w:hyperlink>
     </w:p>
     <w:p>
       <w:r>
-        <w:t>Content: गडचिरोली : आदिवासी शेतकऱ्यांच्या जमिनी आता गैरआदिवासींना भाडेतत्वावर घेता येणार असून यासाठी स्वतंत्र कायदा तयार करण्याची तयारी राज्य सरकारने सुरू केली आहे. महसूल मंत्री चंद्रशेखर बावनकुळे यांनी १९ सप्टेंबर रोजी गडचिरोली येथे पत्रकार परिषदेत ही माहिती दिली. मात्र, या निर्णयामुळे आदिवासींच्या जमिनी धनदांडग्यांच्या ताब्यात जाण्याचा धोका असल्याची भीती व्यक्त होत असून आदिवासी नेत्यांनी तीव्र आक्षेप नोंदवला आहे. बावनकुळे म्हणाले, की यापूर्वी आदिवासींच्या जमिनी हस्तांतरित करण्याची तरतूद नव्हती. आता नव्या कायद्यानुसार जिल्हाधिकाऱ्यांच्या समक्षच भाडेपट्टा करावा लागणार असून त्यासाठी किमान मूल्य निश्चित करण्यात आले आहे. एकरी ५० हजार तर हेक्टरी सव्वा लाख रुपये इतका किमान दर ठरविण्यात आला आहे. ठरावीक किमान दरापेक्षा जास्त रकमेवर करार करता येईल, मात्र कमी दराने भाडेपट्टा मंजूर होणार नाही, असे त्यांनी स्पष्ट केले. याशिवाय आदिवासींच्या जमिनीतील गौण खनिजाचे खासगी कंपन्यांना उत्खनन व विक्री करण्याची मुभा दिली जाणार आहे. त्यासाठी करार करणे बंधनकारक असून उत्खननाच्या तुलनेत प्रतिटन किंवा प्रति ब्रास मोबदला शेतकऱ्याला देणे आवश्यक असेल. बावनकुळे यांच्या मते, या निर्णयामुळे अल्पशिक्षित आदिवासींना तात्पुरता आर्थिक फायदा होईल. मात्र दीर्घकाळात त्यांच्या जमिनीवरील मालकी व आर्थिक स्वायत्ततेला धोका पोहोचेल, अशी भीती आदिवासी नेत्यांना आहे. जल, जंगल, जमीन धोक्यात या निर्णयाला आदिवासी नेत्यांचा तीव्र विरोध आहे. गौण खनिज उत्खननासाठी खासगी कंपन्यांशी थेट करार करण्यास दिलेली मुभा धोकादायक ठरेल, असे त्यांचे म्हणणे आहे. गडचिरोलीसारख्या निसर्गसंपन्न जिल्ह्यात मोठ्या प्रमाणात उत्खनन होऊन जंगलतोड, पर्यावरणीय हानी आणि जैवविविधतेला गंभीर धोका निर्माण होऊ शकतो, अशी भीती व्यक्त केली जात आहे. तसेच मंत्रालयाऐवजी जिल्हाधिकाऱ्यांकडे कराराचे अधिकार दिल्यास स्थानिक दबावतंत्र व राजकीय हस्तक्षेप वाढेल, असा आरोप आदिवासी नेत्यांनी केला. “कंपन्यांकडून मिळणाऱ्या तुटपुंज्या रकमेच्या मोबदल्यात आदिवासींना त्यांचे नैसर्गिक जीवनस्रोत गमवावे लागतील. हा निर्णय आम्ही कदापि मान्य करणार नाही. सरकारने हा निर्णय घेतल्यास राज्यभर आंदोलन उभारले जाईल. – खासदार डॉ. नामदेव किरसान Surya Grahan Bad Impact to Zodiac Signs: वैदिक पंचांगानुसार यावर्षाचं दुसरं आणि शेवटचं सूर्यग्रहण २१ सप्टेंबर २०२५ रविवारी लागणार आहे. सगळ्यात खास गोष्ट अशी की या दिवशी सर्वपितृ अमावस्या आहे आणि याचदिवशी पितृपक्ष संपणार आहे. अशातच यादिवशी लागणारं सूर्यग्रहण ज्योतिषशास्त्रानुसार महत्त्वाचे मानलं जाणार आहे.</w:t>
+        <w:t>Content: चंद्रपूर : महाराष्ट्रात 20 नवे जिल्हे आणि 81 नवे तालुके निर्माण करण्याचा प्रस्ताव तयार आहे. मात्र, नवीन जनगणनेची आकडेवारी उपलब्ध होईपर्यंत या प्रस्तावावर निर्णय घेता येणार नाही, अशी माहिती राज्याचे महसूलमंत्री चंद्रशेखर बावनकुळे यांनी दिली. ते चंद्रपुरात बोलत होते. बावनकुळे म्हणाले की, “जनगणनेनंतरच लोकसंख्या आणि भौगोलिक परिस्थितीचा अभ्यास करून जिल्हे व तालुके तयार करता येतील. प्रशासनिक कार्यक्षमता आणि स्थानिक गरजा लक्षात घेऊन हा निर्णय घेतला जाईल.” प्रशासनिक कार्यक्षमता: मोठ्या जिल्ह्यात कामकाज करणे अवघड होते. नवीन जिल्हा/तालुका झाल्यास कायदा-सुव्यवस्था, महसूल, पोलीस यंत्रणा अधिक प्रभावीपणे काम करू शकते. लोकसंख्या वाढ: वाढत्या लोकसंख्येमुळे स्वतंत्र प्रशासनिक विभाग आवश्यक ठरतो. भौगोलिक कारणे: दुर्गम, जंगल, पर्वतीय किंवा नदीकिनारी भागात प्रशासन पोहोचवण्यासाठी नवीन तालुके निर्माण केले जातात. आर्थिक व विकासात्मक कारणे: नवीन जिल्हे-तालुके झाल्यास स्थानिक विकासाला चालना मिळते. शाळा, रुग्णालये, रस्ते आणि कार्यालये उपलब्ध होतात. सामाजिक-राजकीय कारणे: सांस्कृतिक, भाषिक वा ऐतिहासिक वैशिष्ट्य असलेल्या भागांना वेगळे प्रशासन देऊन स्थानिक लोकांच्या हिताला प्राधान्य देता येते. प्रस्ताव तयार करणे: स्थानिक लोकप्रतिनिधी, ग्रामपंचायत किंवा विकास समित्या प्रस्ताव सादर करतात. अभ्यास: महसूल विभाग प्रस्तावाचे सविस्तर परीक्षण करतो. मंत्रिमंडळ मंजुरी: राज्य मंत्रिमंडळाकडून प्रस्तावाला हिरवा कंदील दिला जातो. अधिसूचना: राज्य राजपत्रात नवी अधिसूचना प्रसिद्ध होते. अंमलबजावणी: नवीन जिल्हा किंवा तालुक्याची प्रशासनिक रचना उभारली जाते. म्हणजेच, महाराष्ट्रातील नव्या जिल्हे-तालुक्यांचा निर्णय हा जनगणना अहवाल आल्यानंतरच होणार असून, त्यामागील उद्देश प्रशासन सुलभ करणे, लोकांच्या सोयी वाढवणे आणि स्थानिक विकास गतीमान करणे हा आहे.</w:t>
       </w:r>
     </w:p>
     <w:p>
@@ -131,81 +286,19 @@
         <w:pStyle w:val="Heading3"/>
       </w:pPr>
       <w:r>
-        <w:t>Article 5</w:t>
-      </w:r>
-    </w:p>
-    <w:p>
-      <w:r>
-        <w:t>Title: New Districts In Maharashtra : राज्यात 20 नवीन जिल्हे तयार होणार? बावनकुळेंचे मोठे संकेत</w:t>
+        <w:t>Article 10</w:t>
+      </w:r>
+    </w:p>
+    <w:p>
+      <w:r>
+        <w:t>Title: Political leaders spar over VHP advisory banning non-Hindus in Garba events</w:t>
       </w:r>
     </w:p>
     <w:p>
       <w:r>
         <w:t xml:space="preserve">URL: </w:t>
       </w:r>
-      <w:hyperlink r:id="rId13">
-        <w:r>
-          <w:rPr>
-            <w:color w:val="0000FF"/>
-          </w:rPr>
-          <w:t>https://mpbreakingnews.in/marathi/politics/new-districts-in-maharashtra-chandrashekhar-bawankule-big-statement-03-698118</w:t>
-        </w:r>
-      </w:hyperlink>
-    </w:p>
-    <w:p>
-      <w:r>
-        <w:t>Content: राज्यात नवीन तालुके आणि नवीन जिल्हे निर्माण (New Districts In Maharashtra) होण्याच्या चर्चांना पुन्हा एकदा तोंड फुटलं आहे. आणि निमित्त ठरलं आहे ते म्हणजे महसूल मंत्री चंद्रशेखर बावनकुळे यांचे विधान…. राज्यात ८१ तालुके आणि २० नवे जिल्हे बनवले जाणार असल्याचा प्रस्ताव सरकारकडे आला आहे. मात्र यावर सध्या तात्काळ निर्णय घेणार नसल्याचेही त्यांनी स्पष्ट केले. ते चंद्रपूर येथे बोलत होते.. प्रसार माध्यमांशी बोलताना चंद्रशेखर बावनकुळे म्हणाले, राज्य सरकारकडे ८१ तालुके आणि २० नवे जिल्हे बनवण्याचा प्रस्ताव आला आहे. परंतु राज्याची भौगोलिक परिस्थितीचा विचार करुन आणि जोपर्यंत 2021 ची जनगणना पूर्ण होत नाही आणि त्याचा तपशील समोर येत नाही, तोपर्यंत नवे तालुके आणि नवे जिल्ह्यांसंदर्भात कोणताही निर्णय घेतला जाणार नाही.. दरम्यान, महाराष्ट्रात नवीन जिल्हे आणि तालुके निर्माण होणार (New Districts In Maharashtra ) या चर्चा काय आत्ताच सुरु नाहीत. अनेक वर्षापासून अधून मधून या चर्चांना पेव फुटत असतो. याच्या आधी 2023 मध्ये नवीन जिल्हा आणि तालुका निर्मिती या चर्चांनी जोर धरला होता. त्यावेळी तत्कालीन महसूल मंत्री राधाकृष्ण विखे पाटील यांनी विधानसभेत बोलताना या सर्व चर्चा फेटाळून लावल्या होत्या. नवीन जिल्हा निर्मितीसाठी मोठा आर्थिक खर्च सहन करावा लागतो तसेच जिल्ह्याचे मुख्यालय कुठे असणारे यावरूनही वाद होण्याची शक्यता असते. नवीन जिल्ह्यात तयार करायचा असेल तर कमीत कमी 350 कोटी रुपये खर्च येतो. या कारणांनी मधल्या काळात नवीन जिल्हा निर्मितीची चर्चा रेंगाळली होती. मात्र आता चंद्रशेखर बावनकुळे यांच्या विधानाने पुन्हा एकदा महाराष्ट्रात नवीन तालुके आणि जिल्हे तयार केले जाणार का?? या बातम्यांना वेग आलाय. MP Breaking Marathi News is a dedicated Marathi digital news platform by INTUITIVE NEWS &amp; MEDIA PRIVATE LIMITED. Launched as a subdomain of the leading Hindi news portal MP Breaking News, our goal is to deliver fast, accurate, and trustworthy news in Marathi.From politics to entertainment, sports to lifestyle—we bring updates from every segment, tailored for our Marathi-speaking audience. With a strong commitment to authenticity and speed, we aim to become your most reliable source of regional, national, and global news in Marathi. Contact us: mpbreakingnews (at) gmail.com Bhopal News Indore News Jabalpur News Gwalior News Play Store Apple Store © 2025 Intuitive News &amp; Media Pvt. Ltd. | Powered By Parshva Web Home | Contact Us | Policies | Terms and Conditions</w:t>
-      </w:r>
-    </w:p>
-    <w:p>
-      <w:pPr>
-        <w:pStyle w:val="Heading3"/>
-      </w:pPr>
-      <w:r>
-        <w:t>Article 6</w:t>
-      </w:r>
-    </w:p>
-    <w:p>
-      <w:r>
-        <w:t>Title: Government Aims To Transform Pune Into a City With World Class Infrastructure: Chandrashekhar Bawankule</w:t>
-      </w:r>
-    </w:p>
-    <w:p>
-      <w:r>
-        <w:t xml:space="preserve">URL: </w:t>
-      </w:r>
-      <w:hyperlink r:id="rId14">
-        <w:r>
-          <w:rPr>
-            <w:color w:val="0000FF"/>
-          </w:rPr>
-          <w:t>https://www.thebridgechronicle.com/news/government-aims-transform-pune-world-class-infrastructure-chandrashekhar-bawankule-agn97</w:t>
-        </w:r>
-      </w:hyperlink>
-    </w:p>
-    <w:p>
-      <w:r>
-        <w:t>Content: Pune 23 September 2025: Maharashtra Revenue Minister Chandrashekhar Bawankule has stated that the state government is determined to transform Pune into a city with the best infrastructure in stages by 2029, 2035, and 2047. Speaking at the inauguration of the Pune Navratri Festival 2025 at Ganesh Kala Krida Manch in Swargate, Bawankule said the Chief Minister is closely monitoring Pune’s development and visits the city every two weeks. Join our WhatsApp Channel to Stay Updated! Bawankule highlighted Pune’s status as a religious, cultural, and educational hub. He also mentioned that measures such as a one-time tax system could be considered to improve traffic management and ease tax processes for citizens. He emphasized that the government’s policies aim to benefit the poor and middle class, and praised the GST reforms by Prime Minister Narendra Modi, which he described as a “gift to the country” while promoting local production. The festival inauguration was attended by several dignitaries including Minister of State for Urban Development, Transport, Social Justice and Medical Education Madhuri Misal, senior leader Ulhas Pawar, BJP city president Dheeraj Ghate, former Home Minister Ramesh Bagwe, and others. During the event, senior social activist Girish Prabhune was honoured with the Maharshi Award. Prominent academics and social workers, including Dr. Parag Kalkar of Savitribai Phule Pune University, Dr. Shailendra Devlankar, Dr. Medha Samant, and artist Pramila Lodekar, received the Lakshmimata Jeevan Gaurav Award. Special honours were also given to Dr. Mayur Kardile and Dr. Arvind Khomane. The event featured a cultural program with various musical performances, conducted by Shilpa Deshpande. Bawankule’s speech and the festival discussions also touched upon Pune’s traffic congestion issues. Local leaders suggested that attention to traffic planning and implementing strategic reforms like a one-time tax could help alleviate ongoing problems. Join our WhatsApp Channel to Stay Updated! Help Us Create the Content You Love Take Survey Now! Enjoyed reading The Bridge Chronicle?Your support motivates us to do better. Follow us on Facebook, Instagram, Twitter and Whatsapp to stay updated with the latest stories.You can also read on the go with our Android and iOS mobile app. Follow Us Copyright © 2025 Sakal Media Group – All Rights Reserved Powered by Quintype</w:t>
-      </w:r>
-    </w:p>
-    <w:p>
-      <w:pPr>
-        <w:pStyle w:val="Heading3"/>
-      </w:pPr>
-      <w:r>
-        <w:t>Article 7</w:t>
-      </w:r>
-    </w:p>
-    <w:p>
-      <w:r>
-        <w:t>Title: Political leaders spar over VHP advisory banning non-Hindus in Garba events</w:t>
-      </w:r>
-    </w:p>
-    <w:p>
-      <w:r>
-        <w:t xml:space="preserve">URL: </w:t>
-      </w:r>
-      <w:hyperlink r:id="rId15">
+      <w:hyperlink r:id="rId18">
         <w:r>
           <w:rPr>
             <w:color w:val="0000FF"/>
@@ -224,7 +317,7 @@
         <w:pStyle w:val="Heading3"/>
       </w:pPr>
       <w:r>
-        <w:t>Article 8</w:t>
+        <w:t>Article 11</w:t>
       </w:r>
     </w:p>
     <w:p>
@@ -236,7 +329,7 @@
       <w:r>
         <w:t xml:space="preserve">URL: </w:t>
       </w:r>
-      <w:hyperlink r:id="rId16">
+      <w:hyperlink r:id="rId19">
         <w:r>
           <w:rPr>
             <w:color w:val="0000FF"/>
@@ -255,7 +348,7 @@
         <w:pStyle w:val="Heading3"/>
       </w:pPr>
       <w:r>
-        <w:t>Article 9</w:t>
+        <w:t>Article 12</w:t>
       </w:r>
     </w:p>
     <w:p>
@@ -267,7 +360,7 @@
       <w:r>
         <w:t xml:space="preserve">URL: </w:t>
       </w:r>
-      <w:hyperlink r:id="rId17">
+      <w:hyperlink r:id="rId20">
         <w:r>
           <w:rPr>
             <w:color w:val="0000FF"/>
@@ -286,7 +379,7 @@
         <w:pStyle w:val="Heading3"/>
       </w:pPr>
       <w:r>
-        <w:t>Article 10</w:t>
+        <w:t>Article 13</w:t>
       </w:r>
     </w:p>
     <w:p>
@@ -298,7 +391,7 @@
       <w:r>
         <w:t xml:space="preserve">URL: </w:t>
       </w:r>
-      <w:hyperlink r:id="rId18">
+      <w:hyperlink r:id="rId21">
         <w:r>
           <w:rPr>
             <w:color w:val="0000FF"/>
@@ -317,7 +410,38 @@
         <w:pStyle w:val="Heading3"/>
       </w:pPr>
       <w:r>
-        <w:t>Article 11</w:t>
+        <w:t>Article 14</w:t>
+      </w:r>
+    </w:p>
+    <w:p>
+      <w:r>
+        <w:t>Title: Ajit Pawar downplays row with female IPS officer</w:t>
+      </w:r>
+    </w:p>
+    <w:p>
+      <w:r>
+        <w:t xml:space="preserve">URL: </w:t>
+      </w:r>
+      <w:hyperlink r:id="rId22">
+        <w:r>
+          <w:rPr>
+            <w:color w:val="0000FF"/>
+          </w:rPr>
+          <w:t>https://www.theweek.in/wire-updates/national/2025/09/17/bes34-mh-ajit-soil-royalty.html</w:t>
+        </w:r>
+      </w:hyperlink>
+    </w:p>
+    <w:p>
+      <w:r>
+        <w:t>Content: Pune, Sept 17 (PTI) Maharashtra Deputy Chief Minister Ajit Pawar on Wednesday sought to downplay the controversy over his mobile phone conversation with a female IPS officer regarding the excavation of the murum soil. "The state government has decided not to levy royalty on murum mining if the material is used to build pathways for villagers to access their farms," Pawar said at the inauguration of the Revenue Department's 'Service Fortnight' programme in Pune in the presence of Chief Minister Devendra Fadnavis and Revenue Minister Chandrashekhar Bawankule.. In a lighter vein, Pawar told Bawankule that if the decision on royalty exemption had been taken a month earlier, the issue would not have escalated. Addressing Pune Police Commissioner Amitesh Kumar, who was also present, Pawar jokingly asked him to convey the revenue department's decision to his subordinates as well as to the Solapur Police. A video had surfaced earlier this month of Ajit Pawar purportedly chiding Anjana Krishna, sub-divisional police officer, Karmala, who was in the midst of taking action against illegal excavation of ‘murrum’ soil in Solapur district. Facing flak, he clarified that he didn't mean to interfere but was trying to defuse a tense situation. (This story has not been edited by THE WEEK and is auto-generated from PTI) Cuttack violence: Odisha suspends internet for 24 Hours amid fresh violence over Durga puja rally Women's ODI World Cup 2025: Richa, Kranti star as India make it 12-0 against Pakistan with resounding win in Colombo 'Lokah Chapter 1: Chandra' box office collection Day 39: Becomes all-time no.1 Kerala Box Office grosser by beating Mohanlal's 'Thudarum' ‘Focus on the ed- first, then the flashy -tech’: Qubits Learning co-founder De Paul Kannamthanam on US expansion | INTERVIEW $55 billion EA deal: 7 iconic games that defined Electronic Arts' legacy Copyright © 2024 All rights reserved</w:t>
+      </w:r>
+    </w:p>
+    <w:p>
+      <w:pPr>
+        <w:pStyle w:val="Heading3"/>
+      </w:pPr>
+      <w:r>
+        <w:t>Article 15</w:t>
       </w:r>
     </w:p>
     <w:p>
@@ -329,7 +453,7 @@
       <w:r>
         <w:t xml:space="preserve">URL: </w:t>
       </w:r>
-      <w:hyperlink r:id="rId19">
+      <w:hyperlink r:id="rId23">
         <w:r>
           <w:rPr>
             <w:color w:val="0000FF"/>
@@ -348,7 +472,7 @@
         <w:pStyle w:val="Heading3"/>
       </w:pPr>
       <w:r>
-        <w:t>Article 12</w:t>
+        <w:t>Article 16</w:t>
       </w:r>
     </w:p>
     <w:p>
@@ -360,7 +484,7 @@
       <w:r>
         <w:t xml:space="preserve">URL: </w:t>
       </w:r>
-      <w:hyperlink r:id="rId20">
+      <w:hyperlink r:id="rId24">
         <w:r>
           <w:rPr>
             <w:color w:val="0000FF"/>
@@ -379,7 +503,69 @@
         <w:pStyle w:val="Heading3"/>
       </w:pPr>
       <w:r>
-        <w:t>Article 13</w:t>
+        <w:t>Article 17</w:t>
+      </w:r>
+    </w:p>
+    <w:p>
+      <w:r>
+        <w:t>Title: Maharashtra Government Approves Land For Expansion Of 11 Villages In Nashik District</w:t>
+      </w:r>
+    </w:p>
+    <w:p>
+      <w:r>
+        <w:t xml:space="preserve">URL: </w:t>
+      </w:r>
+      <w:hyperlink r:id="rId25">
+        <w:r>
+          <w:rPr>
+            <w:color w:val="0000FF"/>
+          </w:rPr>
+          <w:t>https://www.freepressjournal.in/mumbai/maharashtra-government-approves-land-for-expansion-of-11-villages-in-nashik-district</w:t>
+        </w:r>
+      </w:hyperlink>
+    </w:p>
+    <w:p>
+      <w:r>
+        <w:t>Content: Mumbai: In a significant move aimed at addressing the growing demand for village expansion, the Maharashtra government has approved 28.3 hectares of land from the Maharashtra State Farming Corporation (MSFC) for the expansion of 11 gram panchayats in Malegaon taluka, Nashik district. The Revenue and Forest Department issued an official government resolution (GR) in this regard on September 19, 2025. The decision was finalized in a meeting chaired by Revenue Minister Chandrashekhar Bawankule at Mantralaya. According to the resolution, under the provisions of the Maharashtra Agricultural Land (Ceiling on Holdings) Act, 1961, land within 5 kilometers of a village boundary may be used for 'gavathan' (village site) expansion, government housing schemes, and other public purposes. However, as per the MSFC board’s decision, such land cannot be transferred free of cost. Instead, compensation must be deposited with the MSFC in accordance with the Land Acquisition Act before the land is handed over. The approved land parcels will be formally transferred to the respective gram panchayats through the Sub-Divisional Officer (SDO), Malegaon. List of approved villages (total 28.3 hectares): * Jalgaon – 2.00 ha * Dhawaleshwar – 2.00 ha * Ajang – 4.00 ha * Kashti – 2.00 ha * Belgav – 2.00 ha * Nilgavan – 2.00 ha * Dabhadi – 3.58 ha * Dudhe – 2.00 ha * Aghar Bu. – 2.44 ha * Ravalgaon – 4.28 ha * Satmane – 2.00 ha Conditions imposed:-The land will be held by gram panchayats as Class-II occupiers and must be used exclusively for village expansion. The land cannot be sold, mortgaged, or transferred without prior government approval. Moreover, utilization for the approved purpose must commence within three years of possession. Any violation of these conditions will empower the government to reclaim the land.</w:t>
+      </w:r>
+    </w:p>
+    <w:p>
+      <w:pPr>
+        <w:pStyle w:val="Heading3"/>
+      </w:pPr>
+      <w:r>
+        <w:t>Article 18</w:t>
+      </w:r>
+    </w:p>
+    <w:p>
+      <w:r>
+        <w:t>Title: Maharashtra Cabinet Sub-Committee On OBC Issues Cracks Down On Bogus Kunbi Certificates, Approves Fund Release And Welfare Measures</w:t>
+      </w:r>
+    </w:p>
+    <w:p>
+      <w:r>
+        <w:t xml:space="preserve">URL: </w:t>
+      </w:r>
+      <w:hyperlink r:id="rId26">
+        <w:r>
+          <w:rPr>
+            <w:color w:val="0000FF"/>
+          </w:rPr>
+          <w:t>https://www.freepressjournal.in/mumbai/maharashtra-cabinet-sub-committee-on-obc-issues-cracks-down-on-bogus-kunbi-certificates-approves-fund-release-and-welfare-measures</w:t>
+        </w:r>
+      </w:hyperlink>
+    </w:p>
+    <w:p>
+      <w:r>
+        <w:t>Content: The Maharashtra Cabinet Sub-Committee on OBC issues has directed the administration to conduct thorough verification of all documents before issuing Kunbi caste certificates to curb rising cases of bogus and tampered records. The meeting, chaired by Revenue Minister and Committee Chairman Chandrashekhar Bawankule, was held at Mantralaya on Monday. Bawankule emphasized, “Before granting caste certificates, all papers and supporting proofs must undergo strict scrutiny. Bogus certificates cannot be allowed to slip through the system.” Minister Chhagan Bhujbal supported the strict verification measures, noting that some individuals have been altering documents manually, particularly changing terms like ‘Maratha Kunbi’ and ‘Kunbi Maratha’. He demanded a separate committee to track these manipulations. Bhujbal also mentioned that while the Justice Shinde Committee was appointed to trace old Kunbi records, fresh tampering is still being reported. A detailed report on these irregularities will soon be submitted to the Chief Minister. The committee approved the release of the long-pending Rs 2,933 crore for OBC communities within the next 15 days. Ministers will receive weekly progress reports every Tuesday. Additionally, a supplementary demand of Rs 1,750 crore is proposed for December, including Rs 1,000 crore for the OBC Finance and Development Corporation and Rs 750 crore for allied corporations. The committee reviewed student-related issues, assuring that errors in scholarship disbursements will be corrected and pending amounts cleared. Construction of OBC hostels across all 36 districts will be expedited, with 16 districts still requiring land for projects. A separate agency may be appointed for land acquisition. Both boys’ and girls’ hostels, along with regional OBC offices, must be completed without delay. Bhujbal highlighted that despite a 23% quota for OBCs, only 9% of government positions are filled, leaving nearly two-thirds of vacancies unaddressed. He urged the government to take urgent steps to clear this backlog. Several organizations, including the Maharashtra State Barber Federation, Akhil Suvarnakar Sanstha, Kunbi Samaj (under Mali Samaj), and Samata Parishad, plan to file petitions against the GR enabling reservations for Marathas. The committee also addressed distressing incidents in the OBC community. Bhujbal informed that four individuals from the community have died by suicide and urged the government to support their families. A proposal will be sent to the Chief Minister seeking financial assistance and government jobs for the families of those affected during the Jalna incident. The meeting was attended by Ministers Chhagan Bhujbal, Pankaja Munde (Environment &amp; Climate Change, Animal Husbandry), Atul Save (OBC Welfare &amp; Dairy Development), Ganesh Naik (Forest), and Dattatraya Bharane (Agriculture). Budget Advertisement: To get details on exclusive and budget-friendly property deals in Mumbai &amp; surrounding regions, do visit: https://budgetproperties.in/</w:t>
+      </w:r>
+    </w:p>
+    <w:p>
+      <w:pPr>
+        <w:pStyle w:val="Heading3"/>
+      </w:pPr>
+      <w:r>
+        <w:t>Article 19</w:t>
       </w:r>
     </w:p>
     <w:p>
@@ -391,7 +577,7 @@
       <w:r>
         <w:t xml:space="preserve">URL: </w:t>
       </w:r>
-      <w:hyperlink r:id="rId21">
+      <w:hyperlink r:id="rId27">
         <w:r>
           <w:rPr>
             <w:color w:val="0000FF"/>
@@ -410,7 +596,69 @@
         <w:pStyle w:val="Heading3"/>
       </w:pPr>
       <w:r>
-        <w:t>Article 14</w:t>
+        <w:t>Article 20</w:t>
+      </w:r>
+    </w:p>
+    <w:p>
+      <w:r>
+        <w:t>Title: OBC Sub Committee Meeting : ओबीसी उपसमितीच्या बैठकीत कोणते निर्णय झाले? मंत्री बावनकुळेंनी दिली माहिती; म्हणाले, “१८ ते १९ विषय…”</w:t>
+      </w:r>
+    </w:p>
+    <w:p>
+      <w:r>
+        <w:t xml:space="preserve">URL: </w:t>
+      </w:r>
+      <w:hyperlink r:id="rId28">
+        <w:r>
+          <w:rPr>
+            <w:color w:val="0000FF"/>
+          </w:rPr>
+          <w:t>https://www.loksatta.com/maharashtra/chandrashekhar-bawankule-on-obc-sub-committee-meeting-and-obc-maratha-kunbi-certificate-politics-gkt-96-5376634/</w:t>
+        </w:r>
+      </w:hyperlink>
+    </w:p>
+    <w:p>
+      <w:r>
+        <w:t>Content: Chandrashekhar Bawankule On OBC Sub Committee Meeting : गेल्या काही दिवसांपासून राज्यात मराठा आणि ओबीसी आरक्षणावरून राजकारण तापलेलं आहे. याचं कारण म्हणजे २ सप्टेंबर रोजी राज्य सरकारने कुणबी नोंद असलेल्या मराठा समाजाला कुणबी जात प्रमाणपत्र देण्याबाबत अध्यादेश काढला. मात्र, या अध्यादेशामुळे ओबीसी आक्रमक झाले आहेत. राज्य सरकारच्या या निर्णयामुळे ओबीसींवर अन्याय झाल्याची भावना व्यक्त करण्यात आली. त्यानंतर अखेर राज्य सरकारने मराठा समाजाच्या उपसमितीप्रमाणे ओबीसी उपसमितीची स्थापना करण्याचा निर्णय घेतला. त्यानंतर आज या ओबीसी उपसमिती महत्वलाची बैठक पार पडली. या बैठकीत ओबीसींच्या कोणत्या प्रश्नांवर चर्चा झाली? तसेच ओबीसींसाठी कोणते महत्वाचे निर्णय घेण्यात आले? याची माहिती मंत्री चंद्रशेखर बावनकुळे यांनी माध्यमांशी बोलताना दिली आहे. आज झालेल्या या बैठकीत ओबीसींच्या संदर्भातील १८ ते १९ वेगवेगळ्या महत्वाच्या विषयांवर चर्चा झाली असल्याची माहिती मंत्री चंद्रशेखर बावनकुळे यांनी दिली आहे. “मराठा कुणबी किंवा कुणबी मराठा या संदर्भातील जात प्रमाणपत्र देताना कोणत्याही पद्धतीत कादगपत्रावर खाडाखोड करून देण्यात येऊ नये. याबाबत अधिकाऱ्यांनी काळजी घेतली पाहिजे याबाबत बैठकीत चर्चा झाली. मंत्री छगन भुजबळ यांनी ९ ते १० महत्वाचे मुद्दे मांडले. त्यांनी काही पुरावे दाखवले आणि कशा पद्धतीने जात प्रमाणपत्र देताना खाडाखोड होते हे सांगितलं. तसेच जे कोणी मराठा कुणबी किंवा कुणबी मराठा नियमाप्रमाणे आहेत त्याबाबतही चर्चा झाली. चुकीच्या पुराव्यांवर प्रमाणपत्र दिले जाऊ नये. कुणबी प्रमाणपत्र देताना पूर्णपणे पडताळणी करूनच देण्यात आले पाहिजेत या विषयांवर चर्चा झाली आणि जे नियमाप्रमाणे आहेत त्यांना कोणाचाही आक्षेप नाही”, असं चंद्रशेखर बावनकुळे यांनी म्हटलं आहे. “ओबीसी मंत्रालयाला जवळपास २९०० कोटींचं बजेट आहे, तेवढं बजेट ओबीसी मंत्रालयाला मिळालं पाहिजे ओबीसीचे तब्ब्ल २२ उपमहामंडळ आहेत, त्या उपमहामंडळाच्या मागण्या पूर्ण करण्यासाठी पुरवणी मागण्या अर्थमंत्रालयाकडे सादर करणे, तसेच काही पदांचा अनुशेष भरण्यासाठी प्रस्ताव देण्यात येणार अशा प्रकारे १८ ते १९ विषयांवर चर्चा झाली आहे. तसेच शिष्यवृत्तीची थकबाकी देण्यात यावी आणि ओबीसींसाठी जे वसतिगृह आहेत ते सर्व जिल्ह्यात असले पाहिजेत. तसेच ओबीसींसाठी विभागीय कार्यालय झालं पाहिजे, अशा विषयांवर चर्चा झाली, असं चंद्रशेखर बावनकुळे यांनी सांगितलं. उद्धव ठाकरे आणि राज ठाकरे मराठी भाषेच्या मुद्द्यावर एकत्र आले. दोन्ही कुटुंबांमध्ये मनोमिलन झाले असून, कौटुंबिक कार्यक्रमांमध्ये एकमेकांच्या घरी भेटी दिल्या. मागील आठवड्यात उद्धव ठाकरे यांनी राज ठाकरेंच्या घरी भेट दिल्याने राजकीय चर्चांना उधाण आले. युतीबाबत विचारले असता, उद्धव ठाकरे यांनी महत्त्वाचे विधान केले.</w:t>
+      </w:r>
+    </w:p>
+    <w:p>
+      <w:pPr>
+        <w:pStyle w:val="Heading3"/>
+      </w:pPr>
+      <w:r>
+        <w:t>Article 21</w:t>
+      </w:r>
+    </w:p>
+    <w:p>
+      <w:r>
+        <w:t>Title: Chandrashekhar Bawankule : आरक्षणाला विरोध करणे अयोग्य; चंद्रशेखर बावनकुळे यांची उद्धव ठाकरेंवर टीका</w:t>
+      </w:r>
+    </w:p>
+    <w:p>
+      <w:r>
+        <w:t xml:space="preserve">URL: </w:t>
+      </w:r>
+      <w:hyperlink r:id="rId29">
+        <w:r>
+          <w:rPr>
+            <w:color w:val="0000FF"/>
+          </w:rPr>
+          <w:t>https://www.esakal.com/pune/chandrashekhar-bawankule-slams-uddhav-thackeray-says-opposing-reservation-is-wrong-politics-pjp78</w:t>
+        </w:r>
+      </w:hyperlink>
+    </w:p>
+    <w:p>
+      <w:r>
+        <w:t>Content: Chandrashekhar Bawankule sakal पुणे - ओबीसी आरक्षणाचा प्रश्‍न सोडविण्यासाठी मुख्यमंत्री देवेंद्र फडणवीस ठाम व न्याय्य भूमिका घेत आहेत. उद्धव ठाकरे सरकारच्या काळात गेलेले आरक्षण पुन्हा आणले असून, त्याला अडथळा आणणे योग्य नाही, अशी टीका महसूलमंत्री चंद्रशेखर बावनकुळे यांनी ठाकरे व महाविकास आघाडीच्या नेत्यांवर केली. Follow Us Copyright © 2025 - Sakal Media Pvt Ltd - All rights reserved. Powered by Quintype</w:t>
+      </w:r>
+    </w:p>
+    <w:p>
+      <w:pPr>
+        <w:pStyle w:val="Heading3"/>
+      </w:pPr>
+      <w:r>
+        <w:t>Article 22</w:t>
       </w:r>
     </w:p>
     <w:p>
@@ -422,7 +670,7 @@
       <w:r>
         <w:t xml:space="preserve">URL: </w:t>
       </w:r>
-      <w:hyperlink r:id="rId22">
+      <w:hyperlink r:id="rId30">
         <w:r>
           <w:rPr>
             <w:color w:val="0000FF"/>
@@ -441,7 +689,69 @@
         <w:pStyle w:val="Heading3"/>
       </w:pPr>
       <w:r>
-        <w:t>Article 15</w:t>
+        <w:t>Article 23</w:t>
+      </w:r>
+    </w:p>
+    <w:p>
+      <w:r>
+        <w:t>Title: Pune Navratri Festival 2025: पुणे नवरात्र महोत्सव येत्या सोमवारपासून सुरू; चंद्रशेखर बावनकुळे यांच्या हस्ते उद्घाटन</w:t>
+      </w:r>
+    </w:p>
+    <w:p>
+      <w:r>
+        <w:t xml:space="preserve">URL: </w:t>
+      </w:r>
+      <w:hyperlink r:id="rId31">
+        <w:r>
+          <w:rPr>
+            <w:color w:val="0000FF"/>
+          </w:rPr>
+          <w:t>https://pudhari.news/maharashtra/pune/pune-navratri-festival-2025-inauguration-chandrashekhar-bawankule-sb97</w:t>
+        </w:r>
+      </w:hyperlink>
+    </w:p>
+    <w:p>
+      <w:r>
+        <w:t>Content: पुणे: कला, संस्कृती, गायन, वादन, भजन, नृत्य, संगीत यांचा मनोहरी संगम असणारा पुणे नवरात्र महोत्सवाचे आयोजन गणेश कला क्रीडा मंच येथे करण्यात आले आहे, अशी माहिती महोत्सवाचे अध्यक्ष आबा बागुल, कोषाध्यक्ष नंदकुमार बानगुडे आणि उपाध्यक्ष घनश्याम सावंत यांनी पत्रकार परिषदेत दिली. महोत्सवाचे उद्घाटन सोमवारी (दि. 22 सप्टेंबर) सायंकाळी 4.30 वाजता महसूलमंत्री चंद्रशेखर बावनकुळे यांच्या हस्ते होणार आहे. या प्रसंगी केंद्रीय नागरी हवाई उड्डाण व सहकार राज्यमंत्री मुरलीधर मोहळ, राज्याचे उच्च व तंत्रशिक्षणमंत्री चंद्रकांत पाटील, ज्येष्ठ गांधीवादी विचारवंत उल्हास पवार, नगरविकास राज्यमंत्री माधुरी मिसाळ, खासदार मेधा कुलकर्णी, यांसह मान्यवर उपस्थित राहणार आहेत. (Latest Pune News) या उद्घाटन सोहळ्यात सिनेतारका भार्गवी चिरमुले, तेजा देवकर, सानिया चौधरी, शीतल अहिरराव, राधा सागर, सिया पाटील, ऋजुता जुन्नरकर, अमृता धोंगडे, वैष्णवी पाटील यांची विशेष उपस्थिती लक्षवेधी असेल. घटस्थापनेच्या दिवशी शिवदर्शन येथील श्री. लक्ष्मीमाता मंदिरात आबा बागुल व जयश्री बागुल यांच्या हस्ते सकाळी 6.41 मि. या शुभमुहूर्तावर विधिवत घटस्थापना केली जाईल. या उद्घाटन सोहळ्यात ‌‘महर्षी पुरस्कार‌’ प्राप्त समाजसेवक गिरीश प्रभुणे यांना प्रदान करण्यात येणार आहे. तर श्री लक्ष्मीमाता जीवन गौरव पुरस्कार सावित्रीबाई फुले पुणे विद्यापीठाचे प्र-कुलगुरु डॉ. पराग काळकर, उच्च शिक्षण संचालक डॉ. शैलेंद्र देवळाणकर, सामजिक कार्यकर्त्या डॉ. मेघा पुरव-सामंत, बुलडाणा सहकारी बँकेचे सहसंस्थापक शिरीष देशपांडे आणि लोककलावंत प्रमिला लोदगेकर यांना प्रदान करण्यात येणार आहे. याशिवाय डॉ. मयूर कर्डिले आणि डॉ. अरविंद खोमणे, यांनाही विशेष सन्मानित करणात येणार आहे. या महोत्सवात सितार, व्हायोलिन, बासरी व तबला यांची जुगलबंदी असणारा ‌‘आनंद तरंग‌’ हा कार्यक्रम, ‌‘जागर शक्ती पिठांचा‌’ देवीचा गोंधळ, सिनेतारकांचा ‌‘जल्लोष‌’ हा नृत्याविष्कार, गाण्यांचा ‌‘नाइनटीज मेलडी‌’, ‌‘इश्क? सुफियाना‌’, ‌‘स्वर सामाज्ञीयाँ‌’, ‌‘मुझीकल मास्टर्स‌’ ‌‘एल.पी अँड आर. डी. 50‌’ कलाकारांसह ‌‘अस्मिता महाराष्ट्राची‌’, ‌‘लावणी महोत्सव‌’, ‌‘बेमिसाल रफी‌’, ‌‘सोलफुल किशोर कुमार‌’ असे विविध कार्यक्रम होणार आहेत. यंदा दुर्गोत्सवासाठी आम्ही अयोध्येतील श्रीराम मंदिराची प्रतिकृती तयार करत आहोत, सजावटीचे सध्या काम सुरू आहे, 22 सप्टेंबरला सजावटीचे उद्घाटन होईल. 28 सप्टेंबरपासून दुर्गोत्सवाला सुरुवात होईल. यंदा आम्ही या वर्षीपासून आम्ही दुर्गोत्सवासाठी पर्यावरणपूरक मूर्ती तयार करत आहोत. मूर्ती कोलकात्याच्या मूर्तिकारांनी तयार केल्या आहेत. तसेच, दुर्गोत्सवात बंंगाली संस्कृती अन्‌‍ परंपरेचे दर्शन घडविणारे सांस्कृतिक कार्यक्रमही रंगणार आहेत. बंगाली कलाकार कलेचे सादरीकरण करणार आहेत, कार्यक्रमांचे नियोजन सुरू आहे . - अनुप दत्ता, पुणे काली बारी मंदिर, खडकी-रेंजहिल्स कोलकात्याहून आलेले मूर्तिकार वीस दिवसांपासून मूर्ती तयार करत आहेत. पश्चिम बंगालहून आणलेल्या मातीतून या मूर्ती तयार करण्यात येत आहेत. आता मूर्ती तयार करण्याचे काम अंतिम टप्प्यात आले आहे. पुण्यात ठिकठिकाणी साजऱ्या होणाऱ्या दुर्गोत्सवासाठी भोसलेनगर येथे मूर्ती तयार करण्यात येत आहेत, या मूर्ती त्या-त्या ठिकाणी उत्सवासाठी पाठविल्या जाणार आहेत. संस्थेच्या दुर्गोत्सवाला 27 सप्टेंबरपासून सुरुवात होणार आहे. काँग्रेस भवनमध्ये होणाऱ्या या उत्सवात वैविध्यपूर्ण कार्यक्रम आयोजित करण्यात आले आहेत. - अरुण चटोपाध्याय, बांगीय संस्कृती संसद 'Pudhari' is excited to announce the relaunch of its Android and iOS apps. Stay updated with the latest news at your fingertips. Android and iOS Download now and stay updated, anytime, anywhere. Pudhari Publications Private Limited</w:t>
+      </w:r>
+    </w:p>
+    <w:p>
+      <w:pPr>
+        <w:pStyle w:val="Heading3"/>
+      </w:pPr>
+      <w:r>
+        <w:t>Article 24</w:t>
+      </w:r>
+    </w:p>
+    <w:p>
+      <w:r>
+        <w:t>Title: Chandrashekhar Bawankule : राज्यात 20 नवे जिल्हे आणि 81 तालुके निर्मितीचा प्रस्ताव, महसूलमंत्र्यांची माहिती</w:t>
+      </w:r>
+    </w:p>
+    <w:p>
+      <w:r>
+        <w:t xml:space="preserve">URL: </w:t>
+      </w:r>
+      <w:hyperlink r:id="rId32">
+        <w:r>
+          <w:rPr>
+            <w:color w:val="0000FF"/>
+          </w:rPr>
+          <w:t>https://marathi.abplive.com/news/maharashtra/maharashtra-proposal-to-create-20-new-districts-81-talukas-process-chandrashekhar-bawankule-revenue-minister-news-1386089</w:t>
+        </w:r>
+      </w:hyperlink>
+    </w:p>
+    <w:p>
+      <w:r>
+        <w:t>Content: चंद्रपूर : राज्यात नवे 20 जिल्हे आणि 81 तालुके निर्माण करण्याचा प्रस्ताव आहे, मात्र जोपर्यंत जनगणनेची आकडेवारी येत नाही तोपर्यंत त्यावर निर्णय घेता येणार नाही अशी माहिती राज्याचे महसूलमंत्री चंद्रशेखर बावनकुळे यांनी दिली. नवीन लोकसंख्या आणि भौगोलिक स्थिती पाहून नवीन जिल्हे आणि तालुके तयार करण्यावर विचार करता येईल असंही ते म्हणाले. चंद्रपुरात बोलत असताना त्यांनी ही माहिती दिली. राज्यात 81 नवीन तहसील आणि 20 नवीन जिल्हे निर्माण करण्याचा प्रस्ताव आहे. पण जोपर्यंत नवीन जनगणना येत नाही, तोपर्यंत हे करता येणार नाही. मात्र नवीन जनगणनेची आकडेवारी आली की भौगोलिक परिस्थिती पाहून नवीन जिल्हे आणि तालुके निर्माण करण्याचा प्रस्ताव आहे असं चंद्रशेखर बावनकुळे म्हणाले. नवीन जिल्हे आणि तालुके तयार करण्याची प्रक्रिया प्रशासनिक, सामाजिक, आर्थिक आणि विकासात्मक कारणांवर आधारित असते. खाली मुख्य कारणे खालीलप्रमाणे, 1. प्रशासनिक कार्यक्षमता सुधारण्यासाठी मोठ्या जिल्ह्यात किंवा तालुक्यात प्रशासन कार्य करणे अवघड होते. नवीन जिल्हा/तालुका तयार करून कायदे, पोलीस, महसूल यांचे काम अधिक जलद व प्रभावी करता येते. सरकारी योजना आणि सेवांचा अधिक परिणामकारक वितरण होतो. 2. लोकसंख्या वाढ एखाद्या जिल्ह्यातील किंवा तालुक्यातील लोकसंख्या खूप वाढल्यास, प्रशासन आणि विकासासाठी वेगळ्या विभागाची आवश्यकता भासते. नवीन जिल्हा/तालुका बनवल्याने लोकांच्या अडचणी कमी होतात. 3. भौगोलिक कारणे मोठ्या भौगोलिक विस्तारामुळे प्रवास वेळ जास्त लागतो. दुर्गम भाग किंवा पर्वतीय, नदीकिनारी, जंगल क्षेत्रात नवीन तालुका तयार करून प्रशासन जवळ नेले जाते. 4. आर्थिक आणि विकासात्मक कारणे नवीन जिल्हा/तालुका तयार केल्याने स्थानिक विकासाचा वेग वाढतो, नवीन कार्यालये, रस्ते, शाळा, हॉस्पिटल्स मिळतात. अर्थव्यवस्था आणि औद्योगिक विकासासाठी नवीन प्रोत्साहने मिळू शकतात. 5. सामाजिक आणि राजकीय कारणे एखाद्या भागात सांस्कृतिक, भाषिक, जातीय किंवा ऐतिहासिक वैशिष्ट्य असल्यास, वेगळा प्रशासन निर्माण करून स्थानिक हित साधता येते. स्थानिक लोकांच्या राजकीय प्रतिनिधित्वात सुधारणा करता येते. नवीन जिल्हे/तालुके तयार करण्यामागचे मुख्य उद्देश प्रशासनिक कार्यक्षमता, लोकसंख्या नियंत्रण, भौगोलिक सुविधा, आर्थिक-विकासात्मक प्रगती, आणि सामाजिक-राजकीय गरजा यांना पूर्ण करणे असते. प्रस्ताव सादर करणे: स्थानिक लोकप्रतिनिधी, ग्रामपंचायत, पंचायत समिती किंवा स्थानिक विकास समितीच्या माध्यमातून प्रस्ताव तयार केला जातो. प्रस्तावाचा अभ्यास: राज्य महसूल विभाग किंवा संबंधित विभाग प्रस्तावाचा अभ्यास करतो. मंजुरी प्रक्रिया: राज्य मंत्रिमंडळाच्या मंजुरीसाठी प्रस्ताव सादर केला जातो. राजपत्रात अधिसूचना: मंजुरी मिळाल्यानंतर, राज्य राजपत्रात अधिसूचना प्रसिद्ध केली जाते. अंमलबजावणी: नवीन जिल्हा किंवा तालुक्याच्या प्रशासनिक यंत्रणेची स्थापना केली जाते. We use cookies to improve your experience, analyze traffic, and personalize content. By clicking "Allow All Cookies", you agree to our use of cookies.</w:t>
+      </w:r>
+    </w:p>
+    <w:p>
+      <w:pPr>
+        <w:pStyle w:val="Heading3"/>
+      </w:pPr>
+      <w:r>
+        <w:t>Article 25</w:t>
       </w:r>
     </w:p>
     <w:p>
@@ -453,7 +763,7 @@
       <w:r>
         <w:t xml:space="preserve">URL: </w:t>
       </w:r>
-      <w:hyperlink r:id="rId23">
+      <w:hyperlink r:id="rId33">
         <w:r>
           <w:rPr>
             <w:color w:val="0000FF"/>
@@ -472,7 +782,193 @@
         <w:pStyle w:val="Heading3"/>
       </w:pPr>
       <w:r>
-        <w:t>Article 16</w:t>
+        <w:t>Article 26</w:t>
+      </w:r>
+    </w:p>
+    <w:p>
+      <w:r>
+        <w:t>Title: शिर्डीत केंद्रीय गुप्तचर विभागाच्या कार्यालयासाठी जागा, शेती महामंडळाची १२०० चौरस मीटर जमीन</w:t>
+      </w:r>
+    </w:p>
+    <w:p>
+      <w:r>
+        <w:t xml:space="preserve">URL: </w:t>
+      </w:r>
+      <w:hyperlink r:id="rId34">
+        <w:r>
+          <w:rPr>
+            <w:color w:val="0000FF"/>
+          </w:rPr>
+          <w:t>https://www.loksatta.com/maharashtra/state-approves-land-in-shirdi-for-ib-officers-office-home-bawankule-chaired-meeting-sud-02-5388265/</w:t>
+        </w:r>
+      </w:hyperlink>
+    </w:p>
+    <w:p>
+      <w:r>
+        <w:t>Content: राहाता : शिर्डी येथील सहायक केंद्रीय गुप्तवार्ता अधिकारी (आयबी) यांचे कार्यालय आणि निवासस्थानासाठी जमीन देण्यास राज्य सरकारने मान्यता दिली आहे. महाराष्ट्र राज्य शेती महामंडळाने महसूलमंत्री चंद्रशेखर बावनकुळे यांच्या अध्यक्षतेखाली झालेल्या बैठकीत या प्रस्तावाला मान्यता दिली. ही जमीन शिर्डीजवळील निमगाव कोऱ्हाळे येथील गट क्रमांक ७०/१ मधील १ हजार २०० चौरस मीटर इतकी आहे. शासनाच्या महसूल व वन विभागाने या संबंधीचा अध्यादेश जारी केला आहे. या अध्यादेशात अनेक अटी व शर्ती घालण्यात आल्या आहेत. या जमिनीवर कोणताही आर्थिक व्यवहार करण्यास किंवा तिचे पोटविभाजन करण्यास प्रतिबंध राहील. भविष्यात कोणताही न्यायालयीन किंवा अन्य वाद निर्माण झाल्यास त्याची संपूर्ण जबाबदारी सहायक केंद्रीय गुप्तवार्ता अधिकाऱ्यांची राहील. या अटी व शर्तींचा भंग झाल्यास, सदर जमीन सरकार जमा करण्याचा अधिकार शासनाकडे राहील. ही जमीन प्रदान करताना, प्रचलित रेडीरेकनर दरानुसार शेतीत नसलेल्या जमिनीचे मूल्य आकारले जाणार आहे. शिर्डीत सुमारे १५ वर्षांपासून केंद्रीय गुप्तवार्ता विभागाचे कार्यालय आहे. या कार्यालयात ४ जणांची नेमणूक केंद्र सरकारने केलेली आहे. या कार्यालयाला स्वमालकीची जागा नसल्याने कार्यालय खासगी जागेत भाडे तत्त्वावर आहे. देशातील विविध राज्यांत असलेल्या केंद्रीय गुप्तवार्ता विभागाचे अधिकारी व कर्मचारी यांच्यासाठी निवासस्थाने व कार्यालय स्वमालकीच्या जागेत असावे यासाठी केंद्रीय गृहमंत्री अमित शहा यांनी २०२२ पासून हा प्रकल्प हाती घेतला आहे. पाच वर्षांत हा प्रकल्प पूर्ण करण्याचे केंद्रीय गृह मंत्रालयाचे नियोजन आहे. शिर्डीत केंद्रीय गुप्तवार्ता कार्यालय व निवासस्थानासाठी राज्य सरकारकडून जागा मिळावी, असा प्रस्ताव शिर्डी येथील कार्यालयाने पुणे येथील शेती महामंडळाच्या कार्यालयाकडे पाठविला होता. या प्रस्तावाला शेती महामंडळाच्या बैठकीत मान्यता देण्यात आल्यानंतर राज्य सरकारने प्रस्तावाला मान्यता दिली आहे. शिर्डी हे आंतरराष्ट्रीय कीर्तीचे तीर्थक्षेत्र आहे. तिथे सातत्याने विविध क्षेत्रातील अति महत्त्वाच्या व्यक्ती भेट देतात. राजकीय पक्षांची अधिवेशने सातत्याने होत असतात. हजारो भक्त रोज साईबाबांच्या समाधी दर्शनासाठी येतात. देवस्थानला वारंवार धमक्याही मिळालेल्या आहेत. विमानतळावरील वाहतूकही वाढत चालली आहे. या सर्व पार्श्वभूमीवर केंद्रीय गुप्तचर यंत्रणेला सतर्क राहावे लागते. त्यामुळेही शिर्डीमध्ये या विभागाचे कार्यालय महत्त्वाचे मानले जाते. केवळ शिर्डीच नव्हे तर उत्तर जिल्ह्यासाठीही महत्त्वाचे आहे. 18 October Guru Gochar: ज्योतिष शास्त्रानुसार गुरु हा धन, संपत्ती, ऐश्वर्य आणि वैभव यांचा कारक मानला जातो. साधारणपणे गुरु एका वर्षात एकदा राशी बदलतो. पण २०२५ साली एप्रिल महिन्यात गुरु मिथुन राशीत आला होता आणि सध्या तो अतिचारी म्हणजेच वेगाने चालत आहे. पुढील आठ वर्षे गुरु अशीच अतिचारी चाल करणार आहे. या कारणामुळे ऑक्टोबर महिन्यात गुरु आपल्या उच्च राशी कर्कमध्ये प्रवेश करणार आहे. गुरुचं कर्क राशीत गोचर १८ ऑक्टोबर रोजी रात्री ९ वाजून ३९ मिनिटांनी होईल आणि तो ४ डिसेंबरपर्यंत कर्क राशीत राहील.</w:t>
+      </w:r>
+    </w:p>
+    <w:p>
+      <w:pPr>
+        <w:pStyle w:val="Heading3"/>
+      </w:pPr>
+      <w:r>
+        <w:t>Article 27</w:t>
+      </w:r>
+    </w:p>
+    <w:p>
+      <w:r>
+        <w:t>Title: महापालिका, नगरपरिषदा, नगरपंचायतीच्या हद्दीत तुकडेबंदी नाही, महसूलमंत्री चंद्रशेखर बावनकुळे यांची माहिती</w:t>
+      </w:r>
+    </w:p>
+    <w:p>
+      <w:r>
+        <w:t xml:space="preserve">URL: </w:t>
+      </w:r>
+      <w:hyperlink r:id="rId35">
+        <w:r>
+          <w:rPr>
+            <w:color w:val="0000FF"/>
+          </w:rPr>
+          <w:t>https://www.loksatta.com/pune/revenue-minister-bawankule-statement-tukade-bandi-about-municipal-corporation-municipal-council-and-municipal-panchayat-pune-print-news-asj-82-5381397/</w:t>
+        </w:r>
+      </w:hyperlink>
+    </w:p>
+    <w:p>
+      <w:r>
+        <w:t>Content: पुणे : महानगरपालिका, नगरपरिषदा आणि नगरपंचायत यांच्या हद्दीमध्ये तुकडेबंदी कायद्याची अंमलबजावणी केली जाणार नाही, असा निर्णय राज्य शासनाने घेतल्याची माहिती राज्याचे महसूलमंत्री चंद्रशेखर बावनकुळे यांनी येथे दिली. तसेच तुकडेबंदी कायद्यातील अधिनियमातील तरतुदींविरोधात पडलेल्या तुकड्यांचे नियमितीकरण करण्याची प्रक्रिया सुलभ केली जाणार असून त्यासंदर्भातील कार्यपद्धती येत्या पंधरा दिवसात जाहीर केली जाईल, असेही त्यांनी सांगितले. राज्यस्तरीय सेवा पंधरवडा अभियानावेळी बोलताना बावनकुळे यांनी ही माहिती दिली. तुकडेबंडी कायद्याच्या अंमलबजावणीसाठी आदर्श कार्यपध्दती येत्या पंधरा दिवसात निश्चित केली जाईल. या निर्णयाचा फायदा राज्यातील सुमारे ५० लाख नागरिकांना होणार आहे. यामुळे थांबलेले व्यवहार पूर्ण होतील. दस्तांची नोंदणी होईल, असे बावनकुळे यांनी सांगितले. महाराष्ट्र धारण जमिनींचे तुकडे पाडण्यास प्रतिबंध करण्याबाबत आणि त्यांचे एकत्रीकरण करण्याबाबत अधिनियम १९४७ या अधिनियमातील तरतुदींविरुध्द पडलेल्या तुकड्यांचे नियमितीकरण करण्याची प्रक्रिया सुलभ करण्यासाठी महसुल विभागाचे अपर मुख्य सचिव यांच्या अध्यक्षतेखाली नऊ सदस्यांची समिती शासनाने स्थापन केली आहे. य समितीच्या अहवालानंतरच शासनाकडून तुकडेबंदीच्या निर्णयाची अंमलबजावणी होणार आहे. दरम्यान, महानगरपालिका, नगरपरिषदा आणि नगरपंचायत यांच्या हद्दीमध्ये तुकडेबंदी कायदा लागू असणार नाही. तसेच प्राधिकरण आणि प्रादेशिक आराखडा (आरपी) लागू असेल अशा हद्दीत निवासी, वाणिज्यिक, औद्योगिक किंवा इतर कोणत्याही अकृषिक वापरासाठी असलेल्या क्षेत्रात आणि गावांच्या हद्दीपासून २०० मीटरच्या आतील क्षेत्रात तुकडेबंदी कायदा लागू होणार नाही. कर्नाटक, आंध्रप्रदेशाच्या धर्तीवर राज्यात जमाबंदी आयुक्तालयांच्या अखत्यारीत १० ते १५ खासगी एजन्सीचे भूकरमापक आणले जातील. त्यांच्या माध्यमातून जमिनीची मोजणी केल्याशिवाय आता दस्ताची नोंदणी होणार नाही. दस्ताची नोंदणी झाल्याशिवाय त्या दस्ताचा फेरफार होणार नाही. ही प्रक्रिया येत्या महिन्याभरता राबविली जाईल, असेही बावनकुळे यांनी सांगितले. लोकसभा विरोधी पक्षनेते राहुल गांधी यांनी केंद्रीय निवडणूक आयोग आणि मुख्य निवडणूक आयुक्त ज्ञानेश कुमार यांच्यावर गंभीर आरोप केले. कर्नाटकमधील २०२३ निवडणुकीत मत चोरी झाल्याचा दावा करत, त्यांनी पुरावे सादर केले. मतदार यादीतून नावं वगळण्यासाठी बाहेरील मोबाईल क्रमांक वापरल्याचा आरोप केला. निवडणूक आयोगाने आठवड्याभरात माहिती जाहीर करावी, अन्यथा घोटाळेबाजांना वाचवत असल्याचं सिद्ध होईल, असा अल्टिमेटम दिला.</w:t>
+      </w:r>
+    </w:p>
+    <w:p>
+      <w:pPr>
+        <w:pStyle w:val="Heading3"/>
+      </w:pPr>
+      <w:r>
+        <w:t>Article 28</w:t>
+      </w:r>
+    </w:p>
+    <w:p>
+      <w:r>
+        <w:t>Title: कुणबी प्रमाणपत्र देताना पडताळणी करून देणार- चंद्रशेखर बावनकुळे|VIDEO</w:t>
+      </w:r>
+    </w:p>
+    <w:p>
+      <w:r>
+        <w:t xml:space="preserve">URL: </w:t>
+      </w:r>
+      <w:hyperlink r:id="rId36">
+        <w:r>
+          <w:rPr>
+            <w:color w:val="0000FF"/>
+          </w:rPr>
+          <w:t>https://saamtv.esakal.com/video/chandrashekhar-bawankule-obc-subcommittee-meeting-strict-verification-for-maratha-kunbi-caste-certificates-to-prevent-fake-documents-in-maharashtra-om0906</w:t>
+        </w:r>
+      </w:hyperlink>
+    </w:p>
+    <w:p>
+      <w:r>
+        <w:t>Content: मराठा आरक्षणाचा जीआर काढल्यानंतर ओबीसी आणि मराठा समाजात आरक्षणावरून कलगीतुरा रंगला आहे. मराठा समाजासाठी आरक्षणासाठी घाला येतोय. ओबीसीच्या वाट्यांच आरक्षण जात, असे ओबीसी समाजाच्या नेत्यांनी म्हटलं आहे. आज ओबीसी उपसमितीची बैठक मंत्री चंद्रशेखर बावनकुळे यांच्या उपस्थित पार पडली. यानंतर बावनकुळे माध्यमांशी संवाद साधला. आज झालेल्या या बैठकीत ओबीसीच्या संदर्भातील 18 ते 19 वेगवेगळ्या महत्वाच्या विषयांवर चर्चा झाली असल्याची माहिती बावनकुळे यांनी दिली. मराठा कुणबी किंवा कुणबी मराठा या संदर्भातील जात प्रमाणपत्र देताना कोणत्याही पद्धतीत कागदपत्रावर खाडाखोड होते हे सांगितले. तसेच जे कोणी मराठा कुणबी किंवा कुणबी मराठा नियमाप्रमाणे आहेत त्याबाबतही चर्चा झाली. चुकीच्या पुराव्यांवर प्रमाणपत्र दिले जाऊ नये. कुणबी प्रमाणपत्र देताना पूर्णपणे पडताळणी करूनच देण्यात आले पाहिजेत या विषयांवर चर्चा झाली आणि जे नियमाप्रमाणे आहेत त्यांना कोणाचाही आक्षेप नाही असे बावनकुळे म्हणाले. सकाळ+चे सदस्य व्हा शॉपिंगसाठी 'सकाळ प्राईम डील्स'च्या भन्नाट ऑफर्स पाहण्यासाठी क्लिक करा. Read Marathi news and watch Live TV. Breaking news from Maharashtra, India, Pune, Mumbai, Politics, Entertainment, Sports, Lifestyle at SaamTV. Get Live Marathi news on Mobile. Download the Saam Tv app for Android and IOS. Follow Us Copyright © 2025 Sakal Media Group – All Rights Reserved Powered by Quintype</w:t>
+      </w:r>
+    </w:p>
+    <w:p>
+      <w:pPr>
+        <w:pStyle w:val="Heading3"/>
+      </w:pPr>
+      <w:r>
+        <w:t>Article 29</w:t>
+      </w:r>
+    </w:p>
+    <w:p>
+      <w:r>
+        <w:t>Title: Minister Chandrashekhar Bawankule: विजय वडेट्टीवार यांचे ओबीसींवर राजकारण: पालकमंत्री चंद्रशेखर बावनकुळे; ओबीसी आरक्षणासाठी उपसमिती</w:t>
+      </w:r>
+    </w:p>
+    <w:p>
+      <w:r>
+        <w:t xml:space="preserve">URL: </w:t>
+      </w:r>
+      <w:hyperlink r:id="rId37">
+        <w:r>
+          <w:rPr>
+            <w:color w:val="0000FF"/>
+          </w:rPr>
+          <w:t>https://www.esakal.com/vidarbha/nagpur/obc-reservation-in-spotlight-vijay-wadettiwar-and-chandrashekhar-bavanukule-address-urgent-issues-sdj87</w:t>
+        </w:r>
+      </w:hyperlink>
+    </w:p>
+    <w:p>
+      <w:r>
+        <w:t>Content: नागपूर: ‘‘काँग्रेसने कधीही ओबीसींना सांविधानिक दर्जा दिला नसून पक्षाचे नेते विजय वडेट्टीवार केवळ ओबीसी समाजाच्या नावावर राजकारण करत असल्याचा आरोप महसूल मंत्री तसेच नागपूर जिल्ह्याचे पालकमंत्री चंद्रशेखर बावनकुळे यांनी केला. ते कोराडी येथील जनसंपर्क कार्यालयात प्रसारमाध्यमांशी संवाद साधत होते. Follow Us Copyright © 2025 - Sakal Media Pvt Ltd - All rights reserved. Powered by Quintype</w:t>
+      </w:r>
+    </w:p>
+    <w:p>
+      <w:pPr>
+        <w:pStyle w:val="Heading3"/>
+      </w:pPr>
+      <w:r>
+        <w:t>Article 30</w:t>
+      </w:r>
+    </w:p>
+    <w:p>
+      <w:r>
+        <w:t>Title: Chandrashekhar Bavankule | आ. गोपीचंद पडळकरांचं वक्तव्य चुकीचं, आपण स्वत: त्यांच्याशी बोलणार: चंद्रशेखर बावनकुळे</w:t>
+      </w:r>
+    </w:p>
+    <w:p>
+      <w:r>
+        <w:t xml:space="preserve">URL: </w:t>
+      </w:r>
+      <w:hyperlink r:id="rId38">
+        <w:r>
+          <w:rPr>
+            <w:color w:val="0000FF"/>
+          </w:rPr>
+          <w:t>https://pudhari.news/maharashtra/vidarbha/gadchiroli/gopeechand-padlkar-statement-wrong-chandrashekhar-bavankule-as80</w:t>
+        </w:r>
+      </w:hyperlink>
+    </w:p>
+    <w:p>
+      <w:r>
+        <w:t>Content: Gopichand Padalkar controversy statement गडचिरोली : भाजपचे आमदार गोपीचंद पडळकर यांनी अलीकडेच राष्ट्रवादी काँग्रेसचे (शरदचंद्र पवार पक्ष) नेते जयंत पाटील यांच्या वडिलांचा नामोल्लेख करून केलेल्या विधानावर राज्याचे महसूल मंत्री व भाजपचे ज्येष्ठ नेते चंद्रशेखर बावनकुळे यांनी तीव्र नाराजी व्यक्त केली. पडळकरांचे वक्तव्य वैयक्तिक असून ही भाजपची संस्कृती नाही, अशा शब्दांत बावनकुळे यांनी पडळकरांना फटकारले. सेवा पंधरवड्यानिमित्त जिल्हा दौऱ्यावर आले असता बावनकुळे यांनी पत्रकार परिषद घेतली. यावेळी ते बोलत होते. यावेळी सहपालकमंत्री ॲड.आशिष जयस्वाल, आमदार डॉ. मिलिंद नरोटे, माजी खासदार अशोक नेते, माजी आमदार डॉ.देवराव होळी उपस्थित होते. म्हणाले की, राजकारणात विरोधकांवर वैचारिक टीका करणे गैर नाही. परंतु व्यक्तीगत किंवा आई-वडिलांचे नाव घेऊन आरोप करणे योग्य नाही. पडळकरांचं वक्तव्य चुकीचं असून, आपण स्वत: त्यांच्याशी बोलणार आहोत. अशी चूक टाळण्यासंदर्भात काळजी घेतली पाहिजे, असे बावनकुळे म्हणाले. आ.गोपीचंद पडळकर यांनी अलीकडेच एका सभेत राष्ट्रवादी काँग्रेसचे प्रदेशाध्यक्ष जयंत पाटील यांच्या वडिलांचा नामोल्लेख केला होता. त्यानंतर विरोधकांनी पडळकरांवर टीका करत माफी मागण्याची मागणी केली होती. यावर चंद्रशेखर बावनकुळे यांनी भाष्य केले. राज ठाकरे व उध्दव ठाकरे यांनी एकत्र येत बैठका सुरु केल्या आहेत. यासंदर्भात बावनकुळे म्हणाले की, कौटुंबिक कार्यक्रमात एकत्र आलेच पाहिजे. परंतु राज आणि उद्धव राजकारणासाठी वेगळे झाले. आता त्यांचे पटायला लागले. आगामी स्थानिक स्वराज्य संस्था निवडणुका महायुती एकत्रित लढेल, कुठे जागावाटपाचा तिढा असेल तर तो आपसात चर्चा करुन मिटवू. कदाचित काही ठिकाणी मैत्रीपूर्ण लढतीही होतील. पण राज्यात ५१ टक्के मते घेऊन महायुती सर्वांत बलाढ्य ठरेल, असा विश्वास मंत्री बावनकुळे यांनी व्यक्त केला. 'Pudhari' is excited to announce the relaunch of its Android and iOS apps. Stay updated with the latest news at your fingertips. Android and iOS Download now and stay updated, anytime, anywhere. Pudhari Publications Private Limited</w:t>
+      </w:r>
+    </w:p>
+    <w:p>
+      <w:pPr>
+        <w:pStyle w:val="Heading3"/>
+      </w:pPr>
+      <w:r>
+        <w:t>Article 31</w:t>
+      </w:r>
+    </w:p>
+    <w:p>
+      <w:r>
+        <w:t>Title: Chandrashekhar Bawankule: वडेट्टीवार राजकारण करत आहेत : बावनकुळेंचा पलटवार</w:t>
+      </w:r>
+    </w:p>
+    <w:p>
+      <w:r>
+        <w:t xml:space="preserve">URL: </w:t>
+      </w:r>
+      <w:hyperlink r:id="rId39">
+        <w:r>
+          <w:rPr>
+            <w:color w:val="0000FF"/>
+          </w:rPr>
+          <w:t>https://pudhari.news/maharashtra/vidarbha/nagpur/bawankule-counter-attack-on-vadettivar-politics-sk95</w:t>
+        </w:r>
+      </w:hyperlink>
+    </w:p>
+    <w:p>
+      <w:r>
+        <w:t>Content: नागपूर : काँग्रेसने कधीही ओबीसींना संविधानिक दर्जा दिला नसून विजय वडेट्टीवार केवळ ओबीसी समाजाच्या नावावर राजकारण करत असल्याचा पलटवार महसूल मंत्री चंद्रशेखर बावनकुळे यांनी केला आहे. ओबीसी सब-कमिटीच्या कामकाजावर वडेट्टीवार यांनी आक्षेप घेतले होते. आज रविवारी समितीचे अध्यक्ष बावनकुळे यांनी त्यावर प्रत्युत्तर दिले. त्यांनी सांगितले की, अवघ्या १५ दिवसांपूर्वीच ते ओबीसी कॅबिनेट सब-कमिटीचे अध्यक्ष झाले. या समितीद्वारे १८ पगड जाती आणि १२ बलुतेदार समाजाला न्याय मिळावा यासाठी केंद्र सरकारच्या योजनांचे काटेकोर मॉनिटरिंग केले जात आहे. ओबीसी आरक्षणावर बावनकुळे म्हणाले की, महाराष्ट्रात मुख्यमंत्री देवेंद्र फडणवीस यांच्या सरकारने स्थापन केलेल्या ओबीसी मंत्रालयातील सर्व योजनांचे पर्यवेक्षण केले जाईल, त्यामुळे ओबीसींच्या आरक्षणाला कोणताही धक्का बसणार नाही. महाज्योती प्रकरणाचा उल्लेख करताना त्यांनी सांगितले की, विजय वडेट्टीवार मंत्री असताना त्यांच्या काळात अनेक भ्रष्टाचाराचे प्रकार समोर आले असून ओबीसी समाजाच्या नावाखाली ते राजकारण करत आहेत. काँग्रेसने नव्हे तर पंतप्रधान नरेंद्र मोदी यांनीच ओबीसी समाजाला न्याय दिला आहे. काँग्रेसचे प्रदेशाध्यक्ष हर्षवर्धन सपकाळ यांनी पंतप्रधान नरेंद्र मोदींवर बोलण्यापूर्वी आपली उंची तपासावी. “जनता विकासावर विश्वास ठेवते. काँग्रेसच्या नौटंकीला जनता कंटाळली असून भविष्यात त्यांना संधी मिळणे कठीण आहे. ” केंद्रीय मंत्री नितीन गडकरी यांच्या वक्तव्याचे समर्थन देताना चंद्रशेखर बावनकुळे म्हणाले की, मोठेपणा जातीपातीच्या आधारावर नव्हे, तर कर्तृत्वावर ठरतो. विकसित भारत आणि महाराष्ट्रासाठी अशाच कार्यक्षम नेतृत्वाची आवश्यकता आहे. 'Pudhari' is excited to announce the relaunch of its Android and iOS apps. Stay updated with the latest news at your fingertips. Android and iOS Download now and stay updated, anytime, anywhere. Pudhari Publications Private Limited</w:t>
+      </w:r>
+    </w:p>
+    <w:p>
+      <w:pPr>
+        <w:pStyle w:val="Heading3"/>
+      </w:pPr>
+      <w:r>
+        <w:t>Article 32</w:t>
       </w:r>
     </w:p>
     <w:p>
@@ -484,7 +980,7 @@
       <w:r>
         <w:t xml:space="preserve">URL: </w:t>
       </w:r>
-      <w:hyperlink r:id="rId24">
+      <w:hyperlink r:id="rId40">
         <w:r>
           <w:rPr>
             <w:color w:val="0000FF"/>
@@ -503,30 +999,30 @@
         <w:pStyle w:val="Heading3"/>
       </w:pPr>
       <w:r>
-        <w:t>Article 17</w:t>
-      </w:r>
-    </w:p>
-    <w:p>
-      <w:r>
-        <w:t>Title: Pune Navratri Festival 2025: पुणे नवरात्र महोत्सव येत्या सोमवारपासून सुरू; चंद्रशेखर बावनकुळे यांच्या हस्ते उद्घाटन</w:t>
+        <w:t>Article 33</w:t>
+      </w:r>
+    </w:p>
+    <w:p>
+      <w:r>
+        <w:t>Title: Bjp News : महाराष्ट्र भाजपवर चंद्रशेखर बावनकुळेंची जादू कायम; प्रदेशाध्यक्ष रवींद्र चव्हाण 15 दिवसांत घेणार मोठा निर्णय</w:t>
       </w:r>
     </w:p>
     <w:p>
       <w:r>
         <w:t xml:space="preserve">URL: </w:t>
       </w:r>
-      <w:hyperlink r:id="rId25">
+      <w:hyperlink r:id="rId41">
         <w:r>
           <w:rPr>
             <w:color w:val="0000FF"/>
           </w:rPr>
-          <w:t>https://pudhari.news/maharashtra/pune/pune-navratri-festival-2025-inauguration-chandrashekhar-bawankule-sb97</w:t>
+          <w:t>https://sarkarnama.esakal.com/maharashtra/maharashtra-bjp-chandrashekhar-bawankule-magic-continues-ravindra-chavan-big-decision-15-days-sw79</w:t>
         </w:r>
       </w:hyperlink>
     </w:p>
     <w:p>
       <w:r>
-        <w:t>Content: पुणे: कला, संस्कृती, गायन, वादन, भजन, नृत्य, संगीत यांचा मनोहरी संगम असणारा पुणे नवरात्र महोत्सवाचे आयोजन गणेश कला क्रीडा मंच येथे करण्यात आले आहे, अशी माहिती महोत्सवाचे अध्यक्ष आबा बागुल, कोषाध्यक्ष नंदकुमार बानगुडे आणि उपाध्यक्ष घनश्याम सावंत यांनी पत्रकार परिषदेत दिली. महोत्सवाचे उद्घाटन सोमवारी (दि. 22 सप्टेंबर) सायंकाळी 4.30 वाजता महसूलमंत्री चंद्रशेखर बावनकुळे यांच्या हस्ते होणार आहे. या प्रसंगी केंद्रीय नागरी हवाई उड्डाण व सहकार राज्यमंत्री मुरलीधर मोहळ, राज्याचे उच्च व तंत्रशिक्षणमंत्री चंद्रकांत पाटील, ज्येष्ठ गांधीवादी विचारवंत उल्हास पवार, नगरविकास राज्यमंत्री माधुरी मिसाळ, खासदार मेधा कुलकर्णी, यांसह मान्यवर उपस्थित राहणार आहेत. (Latest Pune News) या उद्घाटन सोहळ्यात सिनेतारका भार्गवी चिरमुले, तेजा देवकर, सानिया चौधरी, शीतल अहिरराव, राधा सागर, सिया पाटील, ऋजुता जुन्नरकर, अमृता धोंगडे, वैष्णवी पाटील यांची विशेष उपस्थिती लक्षवेधी असेल. घटस्थापनेच्या दिवशी शिवदर्शन येथील श्री. लक्ष्मीमाता मंदिरात आबा बागुल व जयश्री बागुल यांच्या हस्ते सकाळी 6.41 मि. या शुभमुहूर्तावर विधिवत घटस्थापना केली जाईल. या उद्घाटन सोहळ्यात ‌‘महर्षी पुरस्कार‌’ प्राप्त समाजसेवक गिरीश प्रभुणे यांना प्रदान करण्यात येणार आहे. तर श्री लक्ष्मीमाता जीवन गौरव पुरस्कार सावित्रीबाई फुले पुणे विद्यापीठाचे प्र-कुलगुरु डॉ. पराग काळकर, उच्च शिक्षण संचालक डॉ. शैलेंद्र देवळाणकर, सामजिक कार्यकर्त्या डॉ. मेघा पुरव-सामंत, बुलडाणा सहकारी बँकेचे सहसंस्थापक शिरीष देशपांडे आणि लोककलावंत प्रमिला लोदगेकर यांना प्रदान करण्यात येणार आहे. याशिवाय डॉ. मयूर कर्डिले आणि डॉ. अरविंद खोमणे, यांनाही विशेष सन्मानित करणात येणार आहे. या महोत्सवात सितार, व्हायोलिन, बासरी व तबला यांची जुगलबंदी असणारा ‌‘आनंद तरंग‌’ हा कार्यक्रम, ‌‘जागर शक्ती पिठांचा‌’ देवीचा गोंधळ, सिनेतारकांचा ‌‘जल्लोष‌’ हा नृत्याविष्कार, गाण्यांचा ‌‘नाइनटीज मेलडी‌’, ‌‘इश्क? सुफियाना‌’, ‌‘स्वर सामाज्ञीयाँ‌’, ‌‘मुझीकल मास्टर्स‌’ ‌‘एल.पी अँड आर. डी. 50‌’ कलाकारांसह ‌‘अस्मिता महाराष्ट्राची‌’, ‌‘लावणी महोत्सव‌’, ‌‘बेमिसाल रफी‌’, ‌‘सोलफुल किशोर कुमार‌’ असे विविध कार्यक्रम होणार आहेत. यंदा दुर्गोत्सवासाठी आम्ही अयोध्येतील श्रीराम मंदिराची प्रतिकृती तयार करत आहोत, सजावटीचे सध्या काम सुरू आहे, 22 सप्टेंबरला सजावटीचे उद्घाटन होईल. 28 सप्टेंबरपासून दुर्गोत्सवाला सुरुवात होईल. यंदा आम्ही या वर्षीपासून आम्ही दुर्गोत्सवासाठी पर्यावरणपूरक मूर्ती तयार करत आहोत. मूर्ती कोलकात्याच्या मूर्तिकारांनी तयार केल्या आहेत. तसेच, दुर्गोत्सवात बंंगाली संस्कृती अन्‌‍ परंपरेचे दर्शन घडविणारे सांस्कृतिक कार्यक्रमही रंगणार आहेत. बंगाली कलाकार कलेचे सादरीकरण करणार आहेत, कार्यक्रमांचे नियोजन सुरू आहे . - अनुप दत्ता, पुणे काली बारी मंदिर, खडकी-रेंजहिल्स कोलकात्याहून आलेले मूर्तिकार वीस दिवसांपासून मूर्ती तयार करत आहेत. पश्चिम बंगालहून आणलेल्या मातीतून या मूर्ती तयार करण्यात येत आहेत. आता मूर्ती तयार करण्याचे काम अंतिम टप्प्यात आले आहे. पुण्यात ठिकठिकाणी साजऱ्या होणाऱ्या दुर्गोत्सवासाठी भोसलेनगर येथे मूर्ती तयार करण्यात येत आहेत, या मूर्ती त्या-त्या ठिकाणी उत्सवासाठी पाठविल्या जाणार आहेत. संस्थेच्या दुर्गोत्सवाला 27 सप्टेंबरपासून सुरुवात होणार आहे. काँग्रेस भवनमध्ये होणाऱ्या या उत्सवात वैविध्यपूर्ण कार्यक्रम आयोजित करण्यात आले आहेत. - अरुण चटोपाध्याय, बांगीय संस्कृती संसद 'Pudhari' is excited to announce the relaunch of its Android and iOS apps. Stay updated with the latest news at your fingertips. Android and iOS Download now and stay updated, anytime, anywhere. Pudhari Publications Private Limited</w:t>
+        <w:t>Content: Mumbai News : भाजपचे प्रदेशाध्यक्ष रवींद्र चव्हाण यांना पदभार स्वीकारून अडीच महिने झाले आहेत. मात्र, त्यानंतरही महसूलमंत्री चंद्रशेखर बावनकुळे यांचे पक्षावरील गारुड कायम आहे. बावनकुळे यांच्या काळात नेमण्यात आलेल्या कार्यकारणीसोबत ते काम करीत असल्याने त्याचा परिणाम जाणवत आहे. चव्हाण यांना येत्या काळात नवीन कार्यकारिणी नियुक्त करायची आहे. त्यासाठी प्रत्येक विभागातून त्याच उद्देशाने नावे मागविण्यात आली आहेत. त्यामुळे ही नावे मिळताच येत्या पंधरा दिवसाच्या काळात प्रदेश भाजपची नवी कार्यकारिणी अस्त्तित्वात येणार आहे. त्यानंतर खऱ्या अर्थाने रवींद्र चव्हाण यांना मनाप्रमाणे काम करणे सोपे जाणार आहे. आगामी काळात होत असलेल्या स्थानिक स्वराज्य संस्थेच्या निवडणुका डोळयांसमोर ठेवून गेल्या सहा महिन्यात काँग्रेस, भाजप (BJP) व राष्ट्रवादी काँग्रेस शरदचंद्र पवार पक्षाने प्रदेशाध्यक्ष बदलले आहेत. भाजपकडून गेल्या अनेक दिवसापासून संघटनात्मक निवडणुका पार पडल्यानंतर भाजपच्या प्रदेशाध्यक्ष पदाची सूत्रे रवींद्र चव्हाण यांनी हाती घेतली आहेत. त्यांनी पदभार स्वीकारून अडीच ते तीन महिन्याचा कालावधी झाला आहे. मात्र, त्यांच्या मनाप्रमाणे कामी करताना अडचणी येत आहेत. त्यामुळेच आता प्रदेश कार्यकारिणीसाठी राज्यातील प्रत्येक विभागातून नावे मागवली आहेत. येत्या पंधरा दिवसात प्रदेश भाजपचे नवीन कार्यकारिणी झाल्यानंतर रवींद्र चव्हाण (Ravindra Chavan) मांडपक्की करतील असे दिसते. तीन महिन्यापूर्वी जरी चंदरशेखर बावनकुळे यांनी प्रदेशाध्यक्षपदाचा राजीनामा दिला आहे. मात्र, या पदावरून बावनकुळे अजूनही मनाने मोकळे झाले नाहीत. गेली अनेक वर्ष त्यांनी या पदावर काम केले आहे त्यामुळे साहजिक ही आहे. त्यांनीच वाढवलेल्या झाडाच्या सावलीकडे राहणे कोणालाही पसंत पडते. त्यामुळेच भाजपमध्ये रवींद्र चव्हाण मात्र अजूनही अडचणीतच दिसत आहेत. प्रदेशाध्यक्ष पदाची सूत्रे चव्हाण यांनी जरी हाती घेतली असली तरी कार्यकारिणीवर बावनकुळे यांचे वर्चस्व अद्याप दिसून येते. त्याचमुळे आता येत्या काळात नवी कार्यकारिणी निवडली जाणार आहे. त्यासाठी सर्वच जिल्ह्यातून नावे मागवली आहेत. ही नावे आल्यानंतर नवीन कार्यकारिणीची घोषणा करण्यात येणार आहे. त्यामध्ये चव्हाण समर्थक मंडळी राहणार असल्याने येत्या काळात काम करताना अडचणी येणार नाहीत. येत्या चार महिन्याच्या कालावधीत जिल्हा परिषद, पंचायत समिती, नगरपालिका, नगरपंचायती व महानगरपालिकांची निवडणूक होणार आहे. त्यामुळे सर्वांचे त्याकडे लक्ष लागले आहे. सर्वच पक्षाकडून तयारी केली जात आहे. भाजपने देखील जोमाने तयारी सुरु केली आहे. रवींद्र चव्हाणांपुढे आव्हानांची शर्यत नव्या कार्यकारिणीशिवाय प्रदेशाध्यक्षांना निर्णय घेण्यासाठी आणि पक्षाचे कामकाज प्रभावीपणे चालवण्यासाठी अनेक अडचणी येतात. त्यांना त्यांच्याच टीमसोबत काम करण्याची संधी मिळत नाही. यामुळे, बावनकुळेंच्या टीमसोबत काम करत असताना त्यांना अनेक महत्त्वाचे निर्णय घेण्याआधी विचार करावा लागत आहे. हीच स्थिती "अडथळ्यांची शर्यत" म्हणून पाहिली जात आहे. लवकरच नव्या कार्यकारिणीची घोषणा पक्षश्रेष्ठींकडून लवकरच नव्या कार्यकारिणीची घोषणा होण्याची शक्यता आहे. रवींद्र चव्हाण हे देवेंद्र फडणवीस यांच्या जवळचे मानले जातात. त्यामुळे नव्या कार्यकारिणीत फडणवीस आणि चव्हाण यांच्या सहमतीनेच निर्णय घेतला जाईल, असे म्हटले जाते. नव्या कार्यकारिणीची घोषणा झाल्यानंतरच रवींद्र चव्हाण खऱ्या अर्थाने भाजप प्रदेशाध्यक्ष म्हणून आपली 'छाप' पाडू शकतील, असे राजकीय निरीक्षकांचे म्हणणे आहे. सरकारनामाचे सदस्य व्हा शॉपिंगसाठी 'सकाळ प्राईम डील्स'च्या भन्नाट ऑफर्स पाहण्यासाठी क्लिक करा. Read Latest Marathi Political News, Breaking Political News from Maharashtra, India, Pune &amp; Mumbai at Sarkarnama. To Get Live Political Marathi News on Mobile, Download the Sarkarnama Mobile App for Android and IOS. सरकारनामा आता सर्व सोशल मीडिया प्लॅटफॉर्मवर. ताज्या राजकीय घडामोडींसाठी फेसबुक, ट्विटर, इन्स्टाग्राम, शेअर चॅट, टेलिग्रामवर आणि व्हॉट्सॲप आम्हाला फॉलो करा. तसेच, सरकारनामा यूट्यूब चॅनेलला आजच सबस्क्राइब करा. Follow Us Copyright © 2025 Sakal Media Group – All Rights Reserved Powered by Quintype वेबसाईटवर ब्राउझिंगचा अनुभव सर्वोत्तम असावा, यासाठी आम्ही कुकीजचा वापर करतो. कुकीजमुळे तुम्हाला तुमच्या आवडत्या मजकुराची शिफारस करता येते. आमचे गोपनीयता आणि कुकीजसंदर्भातील धोरण तुम्हाला मान्य आहे.</w:t>
       </w:r>
     </w:p>
     <w:p>
@@ -534,236 +1030,19 @@
         <w:pStyle w:val="Heading3"/>
       </w:pPr>
       <w:r>
-        <w:t>Article 18</w:t>
-      </w:r>
-    </w:p>
-    <w:p>
-      <w:r>
-        <w:t>Title: Chandrashekhar Bawankule : आरक्षणाला विरोध करणे अयोग्य; चंद्रशेखर बावनकुळे यांची उद्धव ठाकरेंवर टीका</w:t>
+        <w:t>Article 34</w:t>
+      </w:r>
+    </w:p>
+    <w:p>
+      <w:r>
+        <w:t>Title: Chandrashekhar Bawankule News : नेत्यांच्या मागे-मागे फिराल तर..! भाजपच्या तिकीट वाटपाबाबत बावनकुळेंनी दिले मोठे संकेत...</w:t>
       </w:r>
     </w:p>
     <w:p>
       <w:r>
         <w:t xml:space="preserve">URL: </w:t>
       </w:r>
-      <w:hyperlink r:id="rId26">
-        <w:r>
-          <w:rPr>
-            <w:color w:val="0000FF"/>
-          </w:rPr>
-          <w:t>https://www.esakal.com/pune/chandrashekhar-bawankule-slams-uddhav-thackeray-says-opposing-reservation-is-wrong-politics-pjp78</w:t>
-        </w:r>
-      </w:hyperlink>
-    </w:p>
-    <w:p>
-      <w:r>
-        <w:t>Content: Chandrashekhar Bawankule sakal पुणे - ओबीसी आरक्षणाचा प्रश्‍न सोडविण्यासाठी मुख्यमंत्री देवेंद्र फडणवीस ठाम व न्याय्य भूमिका घेत आहेत. उद्धव ठाकरे सरकारच्या काळात गेलेले आरक्षण पुन्हा आणले असून, त्याला अडथळा आणणे योग्य नाही, अशी टीका महसूलमंत्री चंद्रशेखर बावनकुळे यांनी ठाकरे व महाविकास आघाडीच्या नेत्यांवर केली. Follow Us Copyright © 2025 - Sakal Media Pvt Ltd - All rights reserved. Powered by Quintype</w:t>
-      </w:r>
-    </w:p>
-    <w:p>
-      <w:pPr>
-        <w:pStyle w:val="Heading3"/>
-      </w:pPr>
-      <w:r>
-        <w:t>Article 19</w:t>
-      </w:r>
-    </w:p>
-    <w:p>
-      <w:r>
-        <w:t>Title: महापालिका, नगरपरिषदा, नगरपंचायतीच्या हद्दीत तुकडेबंदी नाही, महसूलमंत्री चंद्रशेखर बावनकुळे यांची माहिती</w:t>
-      </w:r>
-    </w:p>
-    <w:p>
-      <w:r>
-        <w:t xml:space="preserve">URL: </w:t>
-      </w:r>
-      <w:hyperlink r:id="rId27">
-        <w:r>
-          <w:rPr>
-            <w:color w:val="0000FF"/>
-          </w:rPr>
-          <w:t>https://www.loksatta.com/pune/revenue-minister-bawankule-statement-tukade-bandi-about-municipal-corporation-municipal-council-and-municipal-panchayat-pune-print-news-asj-82-5381397/</w:t>
-        </w:r>
-      </w:hyperlink>
-    </w:p>
-    <w:p>
-      <w:r>
-        <w:t>Content: पुणे : महानगरपालिका, नगरपरिषदा आणि नगरपंचायत यांच्या हद्दीमध्ये तुकडेबंदी कायद्याची अंमलबजावणी केली जाणार नाही, असा निर्णय राज्य शासनाने घेतल्याची माहिती राज्याचे महसूलमंत्री चंद्रशेखर बावनकुळे यांनी येथे दिली. तसेच तुकडेबंदी कायद्यातील अधिनियमातील तरतुदींविरोधात पडलेल्या तुकड्यांचे नियमितीकरण करण्याची प्रक्रिया सुलभ केली जाणार असून त्यासंदर्भातील कार्यपद्धती येत्या पंधरा दिवसात जाहीर केली जाईल, असेही त्यांनी सांगितले. राज्यस्तरीय सेवा पंधरवडा अभियानावेळी बोलताना बावनकुळे यांनी ही माहिती दिली. तुकडेबंडी कायद्याच्या अंमलबजावणीसाठी आदर्श कार्यपध्दती येत्या पंधरा दिवसात निश्चित केली जाईल. या निर्णयाचा फायदा राज्यातील सुमारे ५० लाख नागरिकांना होणार आहे. यामुळे थांबलेले व्यवहार पूर्ण होतील. दस्तांची नोंदणी होईल, असे बावनकुळे यांनी सांगितले. महाराष्ट्र धारण जमिनींचे तुकडे पाडण्यास प्रतिबंध करण्याबाबत आणि त्यांचे एकत्रीकरण करण्याबाबत अधिनियम १९४७ या अधिनियमातील तरतुदींविरुध्द पडलेल्या तुकड्यांचे नियमितीकरण करण्याची प्रक्रिया सुलभ करण्यासाठी महसुल विभागाचे अपर मुख्य सचिव यांच्या अध्यक्षतेखाली नऊ सदस्यांची समिती शासनाने स्थापन केली आहे. य समितीच्या अहवालानंतरच शासनाकडून तुकडेबंदीच्या निर्णयाची अंमलबजावणी होणार आहे. दरम्यान, महानगरपालिका, नगरपरिषदा आणि नगरपंचायत यांच्या हद्दीमध्ये तुकडेबंदी कायदा लागू असणार नाही. तसेच प्राधिकरण आणि प्रादेशिक आराखडा (आरपी) लागू असेल अशा हद्दीत निवासी, वाणिज्यिक, औद्योगिक किंवा इतर कोणत्याही अकृषिक वापरासाठी असलेल्या क्षेत्रात आणि गावांच्या हद्दीपासून २०० मीटरच्या आतील क्षेत्रात तुकडेबंदी कायदा लागू होणार नाही. कर्नाटक, आंध्रप्रदेशाच्या धर्तीवर राज्यात जमाबंदी आयुक्तालयांच्या अखत्यारीत १० ते १५ खासगी एजन्सीचे भूकरमापक आणले जातील. त्यांच्या माध्यमातून जमिनीची मोजणी केल्याशिवाय आता दस्ताची नोंदणी होणार नाही. दस्ताची नोंदणी झाल्याशिवाय त्या दस्ताचा फेरफार होणार नाही. ही प्रक्रिया येत्या महिन्याभरता राबविली जाईल, असेही बावनकुळे यांनी सांगितले. लोकसभा विरोधी पक्षनेते राहुल गांधी यांनी केंद्रीय निवडणूक आयोग आणि मुख्य निवडणूक आयुक्त ज्ञानेश कुमार यांच्यावर गंभीर आरोप केले. कर्नाटकमधील २०२३ निवडणुकीत मत चोरी झाल्याचा दावा करत, त्यांनी पुरावे सादर केले. मतदार यादीतून नावं वगळण्यासाठी बाहेरील मोबाईल क्रमांक वापरल्याचा आरोप केला. निवडणूक आयोगाने आठवड्याभरात माहिती जाहीर करावी, अन्यथा घोटाळेबाजांना वाचवत असल्याचं सिद्ध होईल, असा अल्टिमेटम दिला.</w:t>
-      </w:r>
-    </w:p>
-    <w:p>
-      <w:pPr>
-        <w:pStyle w:val="Heading3"/>
-      </w:pPr>
-      <w:r>
-        <w:t>Article 20</w:t>
-      </w:r>
-    </w:p>
-    <w:p>
-      <w:r>
-        <w:t>Title: Pune Development: मुख्यमंत्र्यांचे पुण्याच्या विकासावर लक्ष; चंद्रशेखर बावनकुळे यांचे प्रतिपादन</w:t>
-      </w:r>
-    </w:p>
-    <w:p>
-      <w:r>
-        <w:t xml:space="preserve">URL: </w:t>
-      </w:r>
-      <w:hyperlink r:id="rId28">
-        <w:r>
-          <w:rPr>
-            <w:color w:val="0000FF"/>
-          </w:rPr>
-          <w:t>https://pudhari.news/maharashtra/pune/chief-minister-focus-pune-development-chandrashekhar-bawanakule-sb97</w:t>
-        </w:r>
-      </w:hyperlink>
-    </w:p>
-    <w:p>
-      <w:r>
-        <w:t>Content: पुणे: मुख्यमंत्री देवेंद्र फडणवीस यांचे पुण्यावर बारकाईने लक्ष आहे. ते दर दोन आठवड्यांनी पुण्यात असतात. शहराचा सर्वोत्तम विकास हेच त्यांचे ध्येय आहे. त्यांनी 2029, 2035 आणि 2047 चे पुणे असे व्हिजन ठरविले आहे. पुढील काही काळात पुण्याच्या पायाभूत सुविधा राज्यात सर्वांत उत्तम असतील. कोणीही कल्पना केली नसेल, असे पुणे शहर भविष्यात पाहायला मिळेल, असा विश्वास राज्याचे महसूलमंत्री चंद्रशेखर बावनकुळे यांनी व्यक्त केला. (Latest Pune News) ‌‘पुणे नवरात्रौ महोत्सवा‌’चे उद्घाटन बावनकुळे यांच्या हस्ते सोमवारी गणेश कला क्रीडा रंगमंच येथे पार पडले, त्या वेळी ते बोलत होते. या वेळी राज्यमंत्री माधुरी मिसाळ, ज्येष्ठ नेते उल्हास पवार, भाजपचे शहराध्यक्ष धीरज घाटे, माजी गृहमंत्री रमेश बागवे, अप्पर पोलिस आयुक्त संजय पाटील, आकाशवाणीचे प्रसारण अधिकारी इंद्रजित बागल, महोत्सवाचे अध्यक्ष आबा बागूल, जयश्री बागूल आदी उपस्थित होते. या प्रसंगी ज्येष्ठ सामाजिक कार्यकर्ते पद्मश्री गिरीश प्रभुणे यांना ‌‘महर्षी‌’ पुरस्कार देऊन सन्मानित करण्यात आले. या वेळी सावित्रीबाई फुले पुणे विद्यापीठाचे प्र-कुलगुरू डॉ. पराग काळकर, महाराष्ट्र राज्याच्या उच्च शिक्षण विभागाचे संचालक डॉ. शैलेंद्र देवळाणकर, सामाजिक कार्यकर्त्या मेघा सामंत, बुलडाणा अर्बन बँकेचे प्रमुख शिरीष देशपांडे, लोककलावंत प्रमिला लोदगेकर यांना ‌‘लक्ष्मीमाता‌’ जीवनगौरव पुरस्कार देऊन गौरविण्यात आले. या वेळी डॉ. मयूर कर्डिले, डॉ. अरविंद खोमणे यांचा विशेष सन्मान करण्यात आला. बावनकुळे साहेबांनी माझा मान राखला: बागूल महोत्सवाचे व्यासपीठ पक्षविरहित आहे. आबांनी आमंत्रणपत्रिकेवर नाव तर छापले; पण बावनकुळे येणार नाहीत, अशी चर्चा झाली. अनेकांनी पैजा लावल्या. मात्र, साहेब माझे समाजबांधव आहेत. ते माझ्या विनंतीला मान देऊन ते आले. ते सर्वसमावेशक असून, कोणालाही पक्षात घेऊ शकतात, इतका साहेबांचा शब्द महत्त्वाचा आहे. बावनकुळेसाहेब घरचा नवसाच्या देवीचा उत्सव सांभाळून आले. त्यांनी माझा मान राखला. मी आयुष्यभर त्यांच्या शब्दांत राहील, अशा भावनाही बागूल यांनी व्यक्त केल्या. जगात कोणीच परिपूर्ण नसते. प्रत्येकाला परमेश्वराने काही गुण दिलेले असतात. त्यामुळे प्रत्येकाने इतरांकडून शिकले पाहिजे. मनुष्याच्या जीवनात पद, प्रतिष्ठा, पैसा कायम पुरत नाही. समाजातील शेवटच्या घटकातील व्यक्तीसाठी केलेले कार्यच आपल्याबरोबर राहते. आपल्या देव, देश, धर्मासाठी काम केले, तर आपला देश खऱ्या अर्थाने विकसित होईल. - चंद्रशेखर बावनकुळे, महसूलमंत्री पुणेकर वाहतूक कोंडीने त्रस्त आहेत. माझ्याकडे वाहतुकीचा मायक्रो प्लॅन तयार आहे. बावनकुळे साहेबांनी त्यात लक्ष घातले, तर पुणेकरांची वाहतूक कोंडीतून कायमची सुटका होऊ शकेल. त्याचबरोबर पुणे पालिकेने बजेट प्रत्यक्षात मोठे असले तरी विकासासाठी पुरेसा निधी मिळत नाही. पालिकेमध्ये ‌‘वन टाइम टॅक्स‌’चे धोरण लागू केल्यास अनेक प्रश्न सुटू शकतील. - आबा बागूल, संयोजक, पुणे नवरात्रौ महोत्सव 'Pudhari' is excited to announce the relaunch of its Android and iOS apps. Stay updated with the latest news at your fingertips. Android and iOS Download now and stay updated, anytime, anywhere. Pudhari Publications Private Limited</w:t>
-      </w:r>
-    </w:p>
-    <w:p>
-      <w:pPr>
-        <w:pStyle w:val="Heading3"/>
-      </w:pPr>
-      <w:r>
-        <w:t>Article 21</w:t>
-      </w:r>
-    </w:p>
-    <w:p>
-      <w:r>
-        <w:t>Title: कुणबी प्रमाणपत्र देताना पडताळणी करून देणार- चंद्रशेखर बावनकुळे|VIDEO</w:t>
-      </w:r>
-    </w:p>
-    <w:p>
-      <w:r>
-        <w:t xml:space="preserve">URL: </w:t>
-      </w:r>
-      <w:hyperlink r:id="rId29">
-        <w:r>
-          <w:rPr>
-            <w:color w:val="0000FF"/>
-          </w:rPr>
-          <w:t>https://saamtv.esakal.com/video/chandrashekhar-bawankule-obc-subcommittee-meeting-strict-verification-for-maratha-kunbi-caste-certificates-to-prevent-fake-documents-in-maharashtra-om0906</w:t>
-        </w:r>
-      </w:hyperlink>
-    </w:p>
-    <w:p>
-      <w:r>
-        <w:t>Content: मराठा आरक्षणाचा जीआर काढल्यानंतर ओबीसी आणि मराठा समाजात आरक्षणावरून कलगीतुरा रंगला आहे. मराठा समाजासाठी आरक्षणासाठी घाला येतोय. ओबीसीच्या वाट्यांच आरक्षण जात, असे ओबीसी समाजाच्या नेत्यांनी म्हटलं आहे. आज ओबीसी उपसमितीची बैठक मंत्री चंद्रशेखर बावनकुळे यांच्या उपस्थित पार पडली. यानंतर बावनकुळे माध्यमांशी संवाद साधला. आज झालेल्या या बैठकीत ओबीसीच्या संदर्भातील 18 ते 19 वेगवेगळ्या महत्वाच्या विषयांवर चर्चा झाली असल्याची माहिती बावनकुळे यांनी दिली. मराठा कुणबी किंवा कुणबी मराठा या संदर्भातील जात प्रमाणपत्र देताना कोणत्याही पद्धतीत कागदपत्रावर खाडाखोड होते हे सांगितले. तसेच जे कोणी मराठा कुणबी किंवा कुणबी मराठा नियमाप्रमाणे आहेत त्याबाबतही चर्चा झाली. चुकीच्या पुराव्यांवर प्रमाणपत्र दिले जाऊ नये. कुणबी प्रमाणपत्र देताना पूर्णपणे पडताळणी करूनच देण्यात आले पाहिजेत या विषयांवर चर्चा झाली आणि जे नियमाप्रमाणे आहेत त्यांना कोणाचाही आक्षेप नाही असे बावनकुळे म्हणाले. सकाळ+चे सदस्य व्हा शॉपिंगसाठी 'सकाळ प्राईम डील्स'च्या भन्नाट ऑफर्स पाहण्यासाठी क्लिक करा. Read Marathi news and watch Live TV. Breaking news from Maharashtra, India, Pune, Mumbai, Politics, Entertainment, Sports, Lifestyle at SaamTV. Get Live Marathi news on Mobile. Download the Saam Tv app for Android and IOS. Follow Us Copyright © 2025 Sakal Media Group – All Rights Reserved Powered by Quintype</w:t>
-      </w:r>
-    </w:p>
-    <w:p>
-      <w:pPr>
-        <w:pStyle w:val="Heading3"/>
-      </w:pPr>
-      <w:r>
-        <w:t>Article 22</w:t>
-      </w:r>
-    </w:p>
-    <w:p>
-      <w:r>
-        <w:t>Title: Chandrashekhar Bavankule | आ. गोपीचंद पडळकरांचं वक्तव्य चुकीचं, आपण स्वत: त्यांच्याशी बोलणार: चंद्रशेखर बावनकुळे</w:t>
-      </w:r>
-    </w:p>
-    <w:p>
-      <w:r>
-        <w:t xml:space="preserve">URL: </w:t>
-      </w:r>
-      <w:hyperlink r:id="rId30">
-        <w:r>
-          <w:rPr>
-            <w:color w:val="0000FF"/>
-          </w:rPr>
-          <w:t>https://pudhari.news/maharashtra/vidarbha/gadchiroli/gopeechand-padlkar-statement-wrong-chandrashekhar-bavankule-as80</w:t>
-        </w:r>
-      </w:hyperlink>
-    </w:p>
-    <w:p>
-      <w:r>
-        <w:t>Content: Gopichand Padalkar controversy statement गडचिरोली : भाजपचे आमदार गोपीचंद पडळकर यांनी अलीकडेच राष्ट्रवादी काँग्रेसचे (शरदचंद्र पवार पक्ष) नेते जयंत पाटील यांच्या वडिलांचा नामोल्लेख करून केलेल्या विधानावर राज्याचे महसूल मंत्री व भाजपचे ज्येष्ठ नेते चंद्रशेखर बावनकुळे यांनी तीव्र नाराजी व्यक्त केली. पडळकरांचे वक्तव्य वैयक्तिक असून ही भाजपची संस्कृती नाही, अशा शब्दांत बावनकुळे यांनी पडळकरांना फटकारले. सेवा पंधरवड्यानिमित्त जिल्हा दौऱ्यावर आले असता बावनकुळे यांनी पत्रकार परिषद घेतली. यावेळी ते बोलत होते. यावेळी सहपालकमंत्री ॲड.आशिष जयस्वाल, आमदार डॉ. मिलिंद नरोटे, माजी खासदार अशोक नेते, माजी आमदार डॉ.देवराव होळी उपस्थित होते. म्हणाले की, राजकारणात विरोधकांवर वैचारिक टीका करणे गैर नाही. परंतु व्यक्तीगत किंवा आई-वडिलांचे नाव घेऊन आरोप करणे योग्य नाही. पडळकरांचं वक्तव्य चुकीचं असून, आपण स्वत: त्यांच्याशी बोलणार आहोत. अशी चूक टाळण्यासंदर्भात काळजी घेतली पाहिजे, असे बावनकुळे म्हणाले. आ.गोपीचंद पडळकर यांनी अलीकडेच एका सभेत राष्ट्रवादी काँग्रेसचे प्रदेशाध्यक्ष जयंत पाटील यांच्या वडिलांचा नामोल्लेख केला होता. त्यानंतर विरोधकांनी पडळकरांवर टीका करत माफी मागण्याची मागणी केली होती. यावर चंद्रशेखर बावनकुळे यांनी भाष्य केले. राज ठाकरे व उध्दव ठाकरे यांनी एकत्र येत बैठका सुरु केल्या आहेत. यासंदर्भात बावनकुळे म्हणाले की, कौटुंबिक कार्यक्रमात एकत्र आलेच पाहिजे. परंतु राज आणि उद्धव राजकारणासाठी वेगळे झाले. आता त्यांचे पटायला लागले. आगामी स्थानिक स्वराज्य संस्था निवडणुका महायुती एकत्रित लढेल, कुठे जागावाटपाचा तिढा असेल तर तो आपसात चर्चा करुन मिटवू. कदाचित काही ठिकाणी मैत्रीपूर्ण लढतीही होतील. पण राज्यात ५१ टक्के मते घेऊन महायुती सर्वांत बलाढ्य ठरेल, असा विश्वास मंत्री बावनकुळे यांनी व्यक्त केला. 'Pudhari' is excited to announce the relaunch of its Android and iOS apps. Stay updated with the latest news at your fingertips. Android and iOS Download now and stay updated, anytime, anywhere. Pudhari Publications Private Limited</w:t>
-      </w:r>
-    </w:p>
-    <w:p>
-      <w:pPr>
-        <w:pStyle w:val="Heading3"/>
-      </w:pPr>
-      <w:r>
-        <w:t>Article 23</w:t>
-      </w:r>
-    </w:p>
-    <w:p>
-      <w:r>
-        <w:t>Title: Minister Chandrashekhar Bawankule: विजय वडेट्टीवार यांचे ओबीसींवर राजकारण: पालकमंत्री चंद्रशेखर बावनकुळे; ओबीसी आरक्षणासाठी उपसमिती</w:t>
-      </w:r>
-    </w:p>
-    <w:p>
-      <w:r>
-        <w:t xml:space="preserve">URL: </w:t>
-      </w:r>
-      <w:hyperlink r:id="rId31">
-        <w:r>
-          <w:rPr>
-            <w:color w:val="0000FF"/>
-          </w:rPr>
-          <w:t>https://www.esakal.com/vidarbha/nagpur/obc-reservation-in-spotlight-vijay-wadettiwar-and-chandrashekhar-bavanukule-address-urgent-issues-sdj87</w:t>
-        </w:r>
-      </w:hyperlink>
-    </w:p>
-    <w:p>
-      <w:r>
-        <w:t>Content: नागपूर: ‘‘काँग्रेसने कधीही ओबीसींना सांविधानिक दर्जा दिला नसून पक्षाचे नेते विजय वडेट्टीवार केवळ ओबीसी समाजाच्या नावावर राजकारण करत असल्याचा आरोप महसूल मंत्री तसेच नागपूर जिल्ह्याचे पालकमंत्री चंद्रशेखर बावनकुळे यांनी केला. ते कोराडी येथील जनसंपर्क कार्यालयात प्रसारमाध्यमांशी संवाद साधत होते. Follow Us Copyright © 2025 - Sakal Media Pvt Ltd - All rights reserved. Powered by Quintype</w:t>
-      </w:r>
-    </w:p>
-    <w:p>
-      <w:pPr>
-        <w:pStyle w:val="Heading3"/>
-      </w:pPr>
-      <w:r>
-        <w:t>Article 24</w:t>
-      </w:r>
-    </w:p>
-    <w:p>
-      <w:r>
-        <w:t>Title: Chandrashekhar Bawankule: वडेट्टीवार राजकारण करत आहेत : बावनकुळेंचा पलटवार</w:t>
-      </w:r>
-    </w:p>
-    <w:p>
-      <w:r>
-        <w:t xml:space="preserve">URL: </w:t>
-      </w:r>
-      <w:hyperlink r:id="rId32">
-        <w:r>
-          <w:rPr>
-            <w:color w:val="0000FF"/>
-          </w:rPr>
-          <w:t>https://pudhari.news/maharashtra/vidarbha/nagpur/bawankule-counter-attack-on-vadettivar-politics-sk95</w:t>
-        </w:r>
-      </w:hyperlink>
-    </w:p>
-    <w:p>
-      <w:r>
-        <w:t>Content: नागपूर : काँग्रेसने कधीही ओबीसींना संविधानिक दर्जा दिला नसून विजय वडेट्टीवार केवळ ओबीसी समाजाच्या नावावर राजकारण करत असल्याचा पलटवार महसूल मंत्री चंद्रशेखर बावनकुळे यांनी केला आहे. ओबीसी सब-कमिटीच्या कामकाजावर वडेट्टीवार यांनी आक्षेप घेतले होते. आज रविवारी समितीचे अध्यक्ष बावनकुळे यांनी त्यावर प्रत्युत्तर दिले. त्यांनी सांगितले की, अवघ्या १५ दिवसांपूर्वीच ते ओबीसी कॅबिनेट सब-कमिटीचे अध्यक्ष झाले. या समितीद्वारे १८ पगड जाती आणि १२ बलुतेदार समाजाला न्याय मिळावा यासाठी केंद्र सरकारच्या योजनांचे काटेकोर मॉनिटरिंग केले जात आहे. ओबीसी आरक्षणावर बावनकुळे म्हणाले की, महाराष्ट्रात मुख्यमंत्री देवेंद्र फडणवीस यांच्या सरकारने स्थापन केलेल्या ओबीसी मंत्रालयातील सर्व योजनांचे पर्यवेक्षण केले जाईल, त्यामुळे ओबीसींच्या आरक्षणाला कोणताही धक्का बसणार नाही. महाज्योती प्रकरणाचा उल्लेख करताना त्यांनी सांगितले की, विजय वडेट्टीवार मंत्री असताना त्यांच्या काळात अनेक भ्रष्टाचाराचे प्रकार समोर आले असून ओबीसी समाजाच्या नावाखाली ते राजकारण करत आहेत. काँग्रेसने नव्हे तर पंतप्रधान नरेंद्र मोदी यांनीच ओबीसी समाजाला न्याय दिला आहे. काँग्रेसचे प्रदेशाध्यक्ष हर्षवर्धन सपकाळ यांनी पंतप्रधान नरेंद्र मोदींवर बोलण्यापूर्वी आपली उंची तपासावी. “जनता विकासावर विश्वास ठेवते. काँग्रेसच्या नौटंकीला जनता कंटाळली असून भविष्यात त्यांना संधी मिळणे कठीण आहे. ” केंद्रीय मंत्री नितीन गडकरी यांच्या वक्तव्याचे समर्थन देताना चंद्रशेखर बावनकुळे म्हणाले की, मोठेपणा जातीपातीच्या आधारावर नव्हे, तर कर्तृत्वावर ठरतो. विकसित भारत आणि महाराष्ट्रासाठी अशाच कार्यक्षम नेतृत्वाची आवश्यकता आहे. 'Pudhari' is excited to announce the relaunch of its Android and iOS apps. Stay updated with the latest news at your fingertips. Android and iOS Download now and stay updated, anytime, anywhere. Pudhari Publications Private Limited</w:t>
-      </w:r>
-    </w:p>
-    <w:p>
-      <w:pPr>
-        <w:pStyle w:val="Heading3"/>
-      </w:pPr>
-      <w:r>
-        <w:t>Article 25</w:t>
-      </w:r>
-    </w:p>
-    <w:p>
-      <w:r>
-        <w:t>Title: Chandrashekhar Bawankule News : नेत्यांच्या मागे-मागे फिराल तर..! भाजपच्या तिकीट वाटपाबाबत बावनकुळेंनी दिले मोठे संकेत...</w:t>
-      </w:r>
-    </w:p>
-    <w:p>
-      <w:r>
-        <w:t xml:space="preserve">URL: </w:t>
-      </w:r>
-      <w:hyperlink r:id="rId33">
+      <w:hyperlink r:id="rId42">
         <w:r>
           <w:rPr>
             <w:color w:val="0000FF"/>
@@ -782,7 +1061,7 @@
         <w:pStyle w:val="Heading3"/>
       </w:pPr>
       <w:r>
-        <w:t>Article 26</w:t>
+        <w:t>Article 35</w:t>
       </w:r>
     </w:p>
     <w:p>
@@ -794,7 +1073,7 @@
       <w:r>
         <w:t xml:space="preserve">URL: </w:t>
       </w:r>
-      <w:hyperlink r:id="rId34">
+      <w:hyperlink r:id="rId43">
         <w:r>
           <w:rPr>
             <w:color w:val="0000FF"/>
@@ -813,7 +1092,7 @@
         <w:pStyle w:val="Heading3"/>
       </w:pPr>
       <w:r>
-        <w:t>Article 27</w:t>
+        <w:t>Article 36</w:t>
       </w:r>
     </w:p>
     <w:p>
@@ -825,7 +1104,7 @@
       <w:r>
         <w:t xml:space="preserve">URL: </w:t>
       </w:r>
-      <w:hyperlink r:id="rId35">
+      <w:hyperlink r:id="rId44">
         <w:r>
           <w:rPr>
             <w:color w:val="0000FF"/>
@@ -844,7 +1123,38 @@
         <w:pStyle w:val="Heading3"/>
       </w:pPr>
       <w:r>
-        <w:t>Article 28</w:t>
+        <w:t>Article 37</w:t>
+      </w:r>
+    </w:p>
+    <w:p>
+      <w:r>
+        <w:t>Title: शरद पवारांचा महाराष्ट्राला वेगळ्या दिशेने नेण्याचा प्रयत्न:बावनकुळेंचा आरोप, म्हणाले - सामाजिक तेढ निर्माण होणार नाही याची काळजी घ्यावी</w:t>
+      </w:r>
+    </w:p>
+    <w:p>
+      <w:r>
+        <w:t xml:space="preserve">URL: </w:t>
+      </w:r>
+      <w:hyperlink r:id="rId45">
+        <w:r>
+          <w:rPr>
+            <w:color w:val="0000FF"/>
+          </w:rPr>
+          <w:t>https://divyamarathi.bhaskar.com/local/maharashtra/news/chandrashekhar-bawankule-criticizes-sharad-pawar-maratha-obc-upsamiti-135950317.html</w:t>
+        </w:r>
+      </w:hyperlink>
+    </w:p>
+    <w:p>
+      <w:r>
+        <w:t>Content: ओबीसी आणि मराठा उपसमितीवर भाष्य करताना, ऐक्य घडवायचे तर समित्यांत एकाच जातीचे लोक का? सरकारने इथे सामंजस्य निर्माण करून दोघात एकता करायला पाहिजे होती, असे मत शरद पवारांनी मांडले होते. शरद पवारांच्या या भूमिकेवर चंद्रशेखर बावनकुळे यांनी टीका केली आहे. राज्य सरकारने हैदराबाद गॅझेज लागू केल्यानंतर ओबीसी संघटना आक्रमक झाल्या आहेत. याशिवाय बंजारा आणि धनगर समाजही हैदराबाद गॅझेटनुसार आरक्षण देण्याच्या मागणीसाठी आग्रही असल्याचे दिसून येत आहे. यावर महाराष्ट्रातील समाजिक वीण उसवत असल्याची प्रतिक्रिया शरद पवार यांनी दिली होती. नेमके काय म्हणाले चंद्रशेखर बावनकुळे? शरद पवार हे महाराष्ट्राला वेगळ्या दिशेने नेण्याचे काम करत असल्याचा आरोप महसूल मंत्री चंद्रशेखर बावनकुळे यांनी केला आहे. समाजात तेढ निर्माण होणार नाही, यासाठी पवार साहेबांनी काळजीपूर्वक बोलले पाहिजे. मराठा आणि ओबीसी समाजाच्या उपसमित्या समाजामध्ये एकरुपता आणण्यासाठी, समाज एकसंघ करण्यासाठी तसेच महाराष्ट्राला मजबूत करण्यासाठी आणि समाजातील तेढ कमी करण्यासाठी निर्माण करण्यात आल्या आहेत, असे चंद्रशेखर बावनकुळे म्हणालेत. शरद पवार काय म्हणाले होते? शरद पवार यांनी आज कोल्हापूर दौऱ्यावर असताना माध्यमांशी संवाद साधला होता. यावेळी त्यांनी आरक्षणावरून सुरू असलेल्या वादावर प्रश्न विचारण्यात आला असता, सामंजस्य राहावे, एकीची वीण कायम रहावी हे सगळ्यांनाच वाटते. मुख्यमंत्री, उपमुख्यमंत्री, भुजबळ यांनी एकत्र बसून राज्यात सामंजस्य राहावे यासाठी प्रयत्न करावेत. कारण गावागावात कटुता निर्माण झाली आहे आणि हे घातक नक्कीच आहे. विखेंची समितीमध्ये सगळ्या जातीचे सदस्य आहेत. दुसरीकडे, बावनकुळे यांच्या समितीत सगळे ओबीसी सदस्य आहेत. अशात सामाजिक कटुता कशी कमी होईल? असा सवाल शरद पवार यांनी उपस्थित केला. कटुता इतकी निर्माण झाली आहे की, एकमेकांच्या व्यवसायाकडे लोक जात नाहीत. हे चित्र महाराष्ट्रात कधीही नव्हते, असेही शरद पवार म्हणाले होते. हे ही वाचा... OBC वर दुहेरी भूमिका चालणार नाही:सामंजस्याने प्रश्न सुटला पाहिजे म्हणणारे शरद पवार सर्वपक्षीय बैठकीला का आले नाही? -भुजबळ मराठा आरक्षणासंदर्भात बोलावलेल्या सर्व पक्षीय बैठकीला शरद पवार तसेच विरोधी पक्षाचे लोक आले नाहीत. आणि आता सामंजस्याने प्रश्न सुटला पाहिजे असे पवार म्हणतात. ते सर्व पक्षीय बैठकीला का आले नाही?, असा रोखठोक सवाल ओबीसी नेते आणि राष्ट्रवादी अजित पवार गटाचे ज्येष्ठ मंत्री छगन भुजबळ यांनी गुरूवारी येथे माध्यमांशी बोलताना केला. सविस्तर वाचा... Copyright © 2024-25 DB Corp ltd., All Rights Reserved This website follows the DNPA Code of Ethics.</w:t>
+      </w:r>
+    </w:p>
+    <w:p>
+      <w:pPr>
+        <w:pStyle w:val="Heading3"/>
+      </w:pPr>
+      <w:r>
+        <w:t>Article 38</w:t>
       </w:r>
     </w:p>
     <w:p>
@@ -856,7 +1166,7 @@
       <w:r>
         <w:t xml:space="preserve">URL: </w:t>
       </w:r>
-      <w:hyperlink r:id="rId36">
+      <w:hyperlink r:id="rId46">
         <w:r>
           <w:rPr>
             <w:color w:val="0000FF"/>
@@ -875,81 +1185,19 @@
         <w:pStyle w:val="Heading3"/>
       </w:pPr>
       <w:r>
-        <w:t>Article 29</w:t>
-      </w:r>
-    </w:p>
-    <w:p>
-      <w:r>
-        <w:t>Title: २० नवीन जिल्हे, ८१ नवीन तालुके…..महसूल मंत्र्यांनी जे सांगितले त्यानंतर राज्यात….</w:t>
+        <w:t>Article 39</w:t>
+      </w:r>
+    </w:p>
+    <w:p>
+      <w:r>
+        <w:t>Title: Chandrashekhar Bawankule: बनावट कुणबींची पडताळणी! कागदपत्रांच्या आधारावर प्रमाणपत्र देऊ नयेत, बावनकुळे यांचे निर्देश</w:t>
       </w:r>
     </w:p>
     <w:p>
       <w:r>
         <w:t xml:space="preserve">URL: </w:t>
       </w:r>
-      <w:hyperlink r:id="rId37">
-        <w:r>
-          <w:rPr>
-            <w:color w:val="0000FF"/>
-          </w:rPr>
-          <w:t>https://www.loksatta.com/nagpur/chandrashekhar-bawankule-interacted-with-reporters-at-the-district-collectors-office-phm-00-5387245/</w:t>
-        </w:r>
-      </w:hyperlink>
-    </w:p>
-    <w:p>
-      <w:r>
-        <w:t>Content: चंद्रपूर : राज्यात २० नवीन जिल्ह्यांची निर्मितीचा तसेच ८१ नवीन तालुके आणि तहसील कार्यालयांचा प्रस्ताव राज्य सरकारकडे आहे. २०२१ ची जनगणना, भौगोलिक स्थिती आणि सीमांकन झाल्यानंतरच जिथे गरज आहे तिथे जिल्हा व तालुक्याची निर्मिती केली जाईल, अशी माहिती महसूल मंत्री चंद्रशेखर बावनकुळे यांनी पत्रकार परिषदेत दिली. दरम्यान ब्रम्हपुरी तालुक्यात सर्वाधिक चार पट अधिक वाळू तस्करी सुरू असल्याची तक्रार प्राप्त झाली आहे. तेव्हा वाळू तस्करांचे कंबरडे जिल्हाधिकारी व पोलीस अधीक्षकांनी मोडून काढावे, असे निर्देश त्यांनी दिले. बावनकुळेंनी आज जिल्ह्याच्या दौऱ्यावर असतांना जिल्हाधिकारी कार्यालयात पत्रकारांशी संवाद साधला. आमदार किशोर जोरगेवार, आमदार देवराव भोंगळे, आमदार करण देवतळे व जिल्हाधिकारी विनय गौडा यांच्या उपस्थितीत बावनकुळे म्हणाले, विविध लोकांकडून ९५ तक्रारी प्राप्त झाल्या आहेत. यामध्ये ब्रम्हपुरी तालुक्यात सर्वाधिक वाळू तस्करी होत असल्याची तक्रार आहे. ज्या व्यक्तीने तक्रार केली आहे, त्याने दररोज किमान तीन हजार ट्रक वाळू तस्करी होते असे नमूद केले आहे. तीन हजार ट्रक नसेल पण तीनशे ,चारशे ट्रक वाळू तस्करी होत आहे. तेथील वाळू घाटावर कॅमेरे नाही, तेथील ट्रकची नोंदणी होत नाही. मात्र आता आम्ही जिल्हाधिकारी व पोलीस अधीक्षक यांना कारवाईचे संपूर्ण अधिकार दिले आहेत. अशा वाळू तस्करांचे कंबरडे जिल्हाधिकाऱ्यांनी मोडावे असे निर्देश बावनकुळे यांनी दिले. जिल्ह्यात वाळू तस्करीचे सर्वपक्षीय सिंडीकेट असल्याची बाब निदर्शनास आणून दिली असता सर्व रेती तस्करांवर एमपीडीए कायद्यांन्वये कारवाई करावी असेही सांगितले. जिल्हाधिकाऱ्यांवर मुख्यमंत्री व महसूल मंत्र्यांचा दबाव असतो, तिसऱ्या राजकीय व्यक्तींचा दबाव ऐकण्याचे काहीही कारण नाही असेही बावनकुळे म्हणाले. जिल्ह्यात फ्लॅटचे रजिस्ट्रेशन होत नाही ही बाब निर्देशनास आणून दिली असता सदर मुद्दा आजच्याच बैठकीत निकाली काढतो असेही बावनकुळे यांनी सांगितले. आदिवासींच्या जमिनींबाबत फसवणूक होऊ नये यासाठीच आदिवासींच्या जमिनी भाडेतत्वावर देण्यासंदर्भात कायदा करित असल्याचे सांगितले. १७ सप्टेंबर ते २ ऑक्टोंबर या कालावधीत छत्रपती शिवाजी महाराज महाराजस्व अभियान, सेवा पंधरवडा राबविण्यात येणार असल्याचे सांगितले. जिवती येथील ८ हजार हेक्टर वन जमीन वगळण्याचा निर्णय आमदार देवराव भोंगळे यांच्या पाठपुराव्यामुळे घेण्यात आल्याची माहिती बावनकुळे यांनी दिली. आमदार पडळकर यांना समज दिली भाजप आमदार गोपिचंद पडळकर यांनी माजी मंत्री जयंत पाटील यांच्यावर केलेली टीका ही आपल्या संस्कार, संस्कृतीला पटणारी नाही. अशा प्रकारचे वक्तव्य कुणाबद्दलही करू नये. आमदार पडळकर यांना मुख्यमंत्री देवेंद्र फडणवीस याच्यासह मी स्वत: सूचना दिल्या आहेत. यानंतर ते असे वक्तव्य करणार नाही. जे काही झाले ते चुकीचे आहे. स्थानिक स्वराज्य संस्थांमध्ये महायुती राहणार आहे. निवडणुका लागल्याशिवाय तिकीट वाटपाचे धोरण ठरत नाही. निवडणुका जाहीर झाल्यानंतरच या सर्व गोष्टी होतात, असेही बावनकुळे म्हणाले. संजय लीला भन्साळी हे बॉलीवूडमधील प्रसिद्ध दिग्दर्शक आहेत. आलिया भट्टने त्यांच्या 'गंगूबाई काठियावाडी' चित्रपटात काम केले आहे आणि आता ती त्यांच्या 'लव्ह अँड वॉर' चित्रपटात दिसणार आहे. महेश भट्ट यांनी एका मुलाखतीत सांगितले की, आलिया लहान असताना भन्साळी यांनी तिला 'बालिका वधू' चित्रपटासाठी विचारले होते. महेश भट्ट यांनी भन्साळींना त्यावेळी ताकीद दिलेली.</w:t>
-      </w:r>
-    </w:p>
-    <w:p>
-      <w:pPr>
-        <w:pStyle w:val="Heading3"/>
-      </w:pPr>
-      <w:r>
-        <w:t>Article 30</w:t>
-      </w:r>
-    </w:p>
-    <w:p>
-      <w:r>
-        <w:t>Title: OBC Sub Committee Meeting : ओबीसी उपसमितीच्या बैठकीत कोणते निर्णय झाले? मंत्री बावनकुळेंनी दिली माहिती; म्हणाले, “१८ ते १९ विषय…”</w:t>
-      </w:r>
-    </w:p>
-    <w:p>
-      <w:r>
-        <w:t xml:space="preserve">URL: </w:t>
-      </w:r>
-      <w:hyperlink r:id="rId38">
-        <w:r>
-          <w:rPr>
-            <w:color w:val="0000FF"/>
-          </w:rPr>
-          <w:t>https://www.loksatta.com/maharashtra/chandrashekhar-bawankule-on-obc-sub-committee-meeting-and-obc-maratha-kunbi-certificate-politics-gkt-96-5376634/</w:t>
-        </w:r>
-      </w:hyperlink>
-    </w:p>
-    <w:p>
-      <w:r>
-        <w:t>Content: Chandrashekhar Bawankule On OBC Sub Committee Meeting : गेल्या काही दिवसांपासून राज्यात मराठा आणि ओबीसी आरक्षणावरून राजकारण तापलेलं आहे. याचं कारण म्हणजे २ सप्टेंबर रोजी राज्य सरकारने कुणबी नोंद असलेल्या मराठा समाजाला कुणबी जात प्रमाणपत्र देण्याबाबत अध्यादेश काढला. मात्र, या अध्यादेशामुळे ओबीसी आक्रमक झाले आहेत. राज्य सरकारच्या या निर्णयामुळे ओबीसींवर अन्याय झाल्याची भावना व्यक्त करण्यात आली. त्यानंतर अखेर राज्य सरकारने मराठा समाजाच्या उपसमितीप्रमाणे ओबीसी उपसमितीची स्थापना करण्याचा निर्णय घेतला. त्यानंतर आज या ओबीसी उपसमिती महत्वलाची बैठक पार पडली. या बैठकीत ओबीसींच्या कोणत्या प्रश्नांवर चर्चा झाली? तसेच ओबीसींसाठी कोणते महत्वाचे निर्णय घेण्यात आले? याची माहिती मंत्री चंद्रशेखर बावनकुळे यांनी माध्यमांशी बोलताना दिली आहे. आज झालेल्या या बैठकीत ओबीसींच्या संदर्भातील १८ ते १९ वेगवेगळ्या महत्वाच्या विषयांवर चर्चा झाली असल्याची माहिती मंत्री चंद्रशेखर बावनकुळे यांनी दिली आहे. “मराठा कुणबी किंवा कुणबी मराठा या संदर्भातील जात प्रमाणपत्र देताना कोणत्याही पद्धतीत कादगपत्रावर खाडाखोड करून देण्यात येऊ नये. याबाबत अधिकाऱ्यांनी काळजी घेतली पाहिजे याबाबत बैठकीत चर्चा झाली. मंत्री छगन भुजबळ यांनी ९ ते १० महत्वाचे मुद्दे मांडले. त्यांनी काही पुरावे दाखवले आणि कशा पद्धतीने जात प्रमाणपत्र देताना खाडाखोड होते हे सांगितलं. तसेच जे कोणी मराठा कुणबी किंवा कुणबी मराठा नियमाप्रमाणे आहेत त्याबाबतही चर्चा झाली. चुकीच्या पुराव्यांवर प्रमाणपत्र दिले जाऊ नये. कुणबी प्रमाणपत्र देताना पूर्णपणे पडताळणी करूनच देण्यात आले पाहिजेत या विषयांवर चर्चा झाली आणि जे नियमाप्रमाणे आहेत त्यांना कोणाचाही आक्षेप नाही”, असं चंद्रशेखर बावनकुळे यांनी म्हटलं आहे. “ओबीसी मंत्रालयाला जवळपास २९०० कोटींचं बजेट आहे, तेवढं बजेट ओबीसी मंत्रालयाला मिळालं पाहिजे ओबीसीचे तब्ब्ल २२ उपमहामंडळ आहेत, त्या उपमहामंडळाच्या मागण्या पूर्ण करण्यासाठी पुरवणी मागण्या अर्थमंत्रालयाकडे सादर करणे, तसेच काही पदांचा अनुशेष भरण्यासाठी प्रस्ताव देण्यात येणार अशा प्रकारे १८ ते १९ विषयांवर चर्चा झाली आहे. तसेच शिष्यवृत्तीची थकबाकी देण्यात यावी आणि ओबीसींसाठी जे वसतिगृह आहेत ते सर्व जिल्ह्यात असले पाहिजेत. तसेच ओबीसींसाठी विभागीय कार्यालय झालं पाहिजे, अशा विषयांवर चर्चा झाली, असं चंद्रशेखर बावनकुळे यांनी सांगितलं. उद्धव ठाकरे आणि राज ठाकरे मराठी भाषेच्या मुद्द्यावर एकत्र आले. दोन्ही कुटुंबांमध्ये मनोमिलन झाले असून, कौटुंबिक कार्यक्रमांमध्ये एकमेकांच्या घरी भेटी दिल्या. मागील आठवड्यात उद्धव ठाकरे यांनी राज ठाकरेंच्या घरी भेट दिल्याने राजकीय चर्चांना उधाण आले. युतीबाबत विचारले असता, उद्धव ठाकरे यांनी महत्त्वाचे विधान केले.</w:t>
-      </w:r>
-    </w:p>
-    <w:p>
-      <w:pPr>
-        <w:pStyle w:val="Heading3"/>
-      </w:pPr>
-      <w:r>
-        <w:t>Article 31</w:t>
-      </w:r>
-    </w:p>
-    <w:p>
-      <w:r>
-        <w:t>Title: Chandrashekhar Bawankule: बनावट कुणबींची पडताळणी! कागदपत्रांच्या आधारावर प्रमाणपत्र देऊ नयेत, बावनकुळे यांचे निर्देश</w:t>
-      </w:r>
-    </w:p>
-    <w:p>
-      <w:r>
-        <w:t xml:space="preserve">URL: </w:t>
-      </w:r>
-      <w:hyperlink r:id="rId39">
+      <w:hyperlink r:id="rId47">
         <w:r>
           <w:rPr>
             <w:color w:val="0000FF"/>
@@ -968,7 +1216,7 @@
         <w:pStyle w:val="Heading3"/>
       </w:pPr>
       <w:r>
-        <w:t>Article 32</w:t>
+        <w:t>Article 40</w:t>
       </w:r>
     </w:p>
     <w:p>
@@ -980,7 +1228,7 @@
       <w:r>
         <w:t xml:space="preserve">URL: </w:t>
       </w:r>
-      <w:hyperlink r:id="rId40">
+      <w:hyperlink r:id="rId48">
         <w:r>
           <w:rPr>
             <w:color w:val="0000FF"/>
@@ -999,7 +1247,38 @@
         <w:pStyle w:val="Heading3"/>
       </w:pPr>
       <w:r>
-        <w:t>Article 33</w:t>
+        <w:t>Article 41</w:t>
+      </w:r>
+    </w:p>
+    <w:p>
+      <w:r>
+        <w:t>Title: पुराव्यांवर खाडाखोड असेल तर मराठ्यांना कुणबी प्रमाणपत्र देऊ नका; ओबीसी उपसमितीच्या बैठकीत निर्णय</w:t>
+      </w:r>
+    </w:p>
+    <w:p>
+      <w:r>
+        <w:t xml:space="preserve">URL: </w:t>
+      </w:r>
+      <w:hyperlink r:id="rId49">
+        <w:r>
+          <w:rPr>
+            <w:color w:val="0000FF"/>
+          </w:rPr>
+          <w:t>https://www.etvbharat.com/mr/!state/chandrashekhar-bawankule-gives-important-instructions-to-officers-chhagan-bhujbal-on-maratha-kunbi-certificate-distribution-and-obc-reservation-maharashtra-news-mhs25091605134</w:t>
+        </w:r>
+      </w:hyperlink>
+    </w:p>
+    <w:p>
+      <w:r>
+        <w:t>Content: महाराष्ट्र maharashtra ETV Bharat / state By ETV Bharat Marathi Team Published : September 16, 2025 at 8:42 PM IST मुंबई : कुणबी-मराठा आणि मराठा-कुणबी जात प्रमाणपत्र दाखला देताना त्याची पडताळणी करून खबरदारी प्रमाणपत्र दिले पाहिजेत. जे प्रमाणपत्र देणारे अधिकारी आहेत, त्यांनी प्रमाणपत्र देताना खाडोखोड किंवा जोडलेल्या बोगस पुराव्यांचा आधार घेऊन जात प्रमाणपत्र सादर करू नये, असं ओबीसी मंत्रालय उपसमितीचे अध्यक्ष चंद्रशेखर बावनकुळे यांनी सांगितलं. मंगळवारी ओबीसी मंत्रालय उपसमितीची बैठक पार पडली. या बैठकीनंतर त्यांनी माध्यमांशी संवाद साधला. या बैठकीला ओबीसी नेते तथा छगन भुजबळ उपस्थित होते. तरतुदीनुसार ओबीसींना निधी मिळाला पाहिजे : "बैठकीत अनेक विषयावर चर्चा झाली. बैठकीत छगन भुजबळ यांनी काही मुद्दे मांडले. मराठा-कुणबी किंवा कुणबी-मराठा जात प्रमाणपत्राची खाडाखोड कशी होते, ते छगन भुजबळ यांनी दाखवलं. ओबीसी मंत्रालयासाठी 2,900 कोटी रुपये बजेट आहे. ते 2,900 कोटी रुपये मिळाले पाहिजेत. ओबीसीमध्ये 22 उपमहामंडळ आहेत. या महामंडळाच्या मागण्या पूर्ण करत असताना त्यातील काही मागण्या ओबीसी अर्थ मंत्रालयाकडं सादर केल्या पाहिजेत. काही पदांचा अनुशेष आहे, तो अनुशेष भरावा यासाठी प्रस्ताव पाठवणार आहोत. मुख्य म्हणजे ओबीसींची नोकर भरती करावी. ओबीसींच्या योजना बंद पडू नयेत. काही योजनांना शिष्यवृत्ती असते. त्याही योजना चालू राहाव्यात. शिष्यवृत्तीची थकबाकी पूर्ण करावी. ओबीसींची वस्तीगृह प्रत्येक जिल्ह्यात असली पाहिजेत. ओबीसींची विभागीय कार्यालयं झाली पाहिजेत. विशेष म्हणजे तरतुदीनुसार ओबीसींना निधी मिळाला पाहिजे. अशा विविध विषयांवर बैठकीत चर्चा झाली," असं ओबीसी उपसमितीचे अध्यक्ष चंद्रशेखर बावनकुळे यांनी सांगितलं. बोगस जात प्रमाणपत्र शोधण्यासाठी समिती गठीत करा : मराठा आरक्षणासाठी मराठा-कुणबी आणि कुणबी-मराठा वंशावळ पुरावे शोधण्यासाठी शिंदे समितीची गठीत केली होती. तसंच बोगस जात प्रमाणपत्र शोधून काढण्यासाठी सरकारनं आणखी एक समिती गठीत करावी. अनेकांनी बोगस मराठा-कुणबी आणि कुणबी-मराठी जात प्रमाणपत्र दाखल सादर केलं आहे. त्यात ओरिजनल दाखल्यांवर खाडाखोड केली आहे. कागदपत्रांवर हातानं लिहलेली अनेक जात प्रमाणपत्र मी सादर केली आहेत. ही बोगस जात प्रमाणपत्र मी आज ओबीसी मंत्रालय उपसमितीच्या बैठकीत दाखवले. ओबीसी आरक्षण टिकावं यासाठी, आम्ही न्यायालय लढाई लढत आहोत. त्यात यशस्वी सुद्धा होऊ, पण ओबीसी समाजातील आत्महत्या कोणीही करू नये, असं आवाहन छगन भुजबळ यांनी केलं. हेही वाचा : For All Latest Updates TAGGED: शेतकऱ्याच्या मुलानं अमेरिकेत मिळवली मोठ्या पगाराची नोकरी; शेकडो उमेदवारांमधून एकट्या जयपाल शिरदेची निवड! जयपूरमधील रुग्णालयाच्या आयसीयूमध्ये भीषण आग; उपचार सुरू असलेल्या सहा रुग्णांचा मृत्यू कार्तिकी एकादशीची पूजा उपमुख्यमंत्र्यांच्या हस्ते, पण राज्यात दोन उपमुख्यमंत्री; विठ्ठल रुक्मिणी मंदिर समितीनं ठोठावलं शासनाचं दार चौथ्या रविवारी पाकिस्तानचा पराभव; टीम इंडियाचा पाकिस्तानविरुद्ध सलग 12वा विजय "कराडची भूमी आमच्यासाठी सदैव नतमस्तक होण्याचं ठिकाण"; पूरग्रस्तांच्या मदतीबद्दल आष्टीचे आमदार सुरेश धस यांची कृतज्ञता OPPO A6 5G : 7,000mAh बॅटरी, 80W चार्जिंग, 120Hz AMOLED डिस्प्लेसह लॉंच 2025 मध्ये भारतातील 20 लाखांखालील सर्वोत्तम इलेक्ट्रिक कार्स, किफायतशीर किंमत आणि लांब रेंज रिकाम्या पोटी आल्याचा रस पिण्याचे आरोग्यदायी फायदे! Oppo F31 Pro plus 5G vs F31 Pro 5G : कोणता फोन आहे किफायतशीर? Copyright © 2025 Ushodaya Enterprises Pvt. Ltd., All Rights Reserved.</w:t>
+      </w:r>
+    </w:p>
+    <w:p>
+      <w:pPr>
+        <w:pStyle w:val="Heading3"/>
+      </w:pPr>
+      <w:r>
+        <w:t>Article 42</w:t>
       </w:r>
     </w:p>
     <w:p>
@@ -1011,7 +1290,7 @@
       <w:r>
         <w:t xml:space="preserve">URL: </w:t>
       </w:r>
-      <w:hyperlink r:id="rId41">
+      <w:hyperlink r:id="rId50">
         <w:r>
           <w:rPr>
             <w:color w:val="0000FF"/>
@@ -1030,7 +1309,7 @@
         <w:pStyle w:val="Heading3"/>
       </w:pPr>
       <w:r>
-        <w:t>Article 34</w:t>
+        <w:t>Article 43</w:t>
       </w:r>
     </w:p>
     <w:p>
@@ -1042,7 +1321,7 @@
       <w:r>
         <w:t xml:space="preserve">URL: </w:t>
       </w:r>
-      <w:hyperlink r:id="rId42">
+      <w:hyperlink r:id="rId51">
         <w:r>
           <w:rPr>
             <w:color w:val="0000FF"/>
@@ -1061,30 +1340,30 @@
         <w:pStyle w:val="Heading3"/>
       </w:pPr>
       <w:r>
-        <w:t>Article 35</w:t>
-      </w:r>
-    </w:p>
-    <w:p>
-      <w:r>
-        <w:t>Title: शिर्डीत केंद्रीय गुप्तचर विभागाच्या कार्यालयासाठी जागा, शेती महामंडळाची १२०० चौरस मीटर जमीन</w:t>
+        <w:t>Article 44</w:t>
+      </w:r>
+    </w:p>
+    <w:p>
+      <w:r>
+        <w:t>Title: नवरात्रोत्सवातील गरबा फक्त हिंदूंसाठी? प्रवेश करणाऱ्यांचं आधार कार्ड तपासा, विश्व हिंदू परिषदेच्या भूमिकेवर बावनकुळेही म्हणाले...</w:t>
       </w:r>
     </w:p>
     <w:p>
       <w:r>
         <w:t xml:space="preserve">URL: </w:t>
       </w:r>
-      <w:hyperlink r:id="rId43">
+      <w:hyperlink r:id="rId52">
         <w:r>
           <w:rPr>
             <w:color w:val="0000FF"/>
           </w:rPr>
-          <w:t>https://www.loksatta.com/maharashtra/state-approves-land-in-shirdi-for-ib-officers-office-home-bawankule-chaired-meeting-sud-02-5388265/</w:t>
+          <w:t>https://marathi.abplive.com/news/maharashtra/navratri-garba-only-for-hindus-check-aadhaar-of-participants-says-vhp-bawankule-comment-1385439</w:t>
         </w:r>
       </w:hyperlink>
     </w:p>
     <w:p>
       <w:r>
-        <w:t>Content: राहाता : शिर्डी येथील सहायक केंद्रीय गुप्तवार्ता अधिकारी (आयबी) यांचे कार्यालय आणि निवासस्थानासाठी जमीन देण्यास राज्य सरकारने मान्यता दिली आहे. महाराष्ट्र राज्य शेती महामंडळाने महसूलमंत्री चंद्रशेखर बावनकुळे यांच्या अध्यक्षतेखाली झालेल्या बैठकीत या प्रस्तावाला मान्यता दिली. ही जमीन शिर्डीजवळील निमगाव कोऱ्हाळे येथील गट क्रमांक ७०/१ मधील १ हजार २०० चौरस मीटर इतकी आहे. शासनाच्या महसूल व वन विभागाने या संबंधीचा अध्यादेश जारी केला आहे. या अध्यादेशात अनेक अटी व शर्ती घालण्यात आल्या आहेत. या जमिनीवर कोणताही आर्थिक व्यवहार करण्यास किंवा तिचे पोटविभाजन करण्यास प्रतिबंध राहील. भविष्यात कोणताही न्यायालयीन किंवा अन्य वाद निर्माण झाल्यास त्याची संपूर्ण जबाबदारी सहायक केंद्रीय गुप्तवार्ता अधिकाऱ्यांची राहील. या अटी व शर्तींचा भंग झाल्यास, सदर जमीन सरकार जमा करण्याचा अधिकार शासनाकडे राहील. ही जमीन प्रदान करताना, प्रचलित रेडीरेकनर दरानुसार शेतीत नसलेल्या जमिनीचे मूल्य आकारले जाणार आहे. शिर्डीत सुमारे १५ वर्षांपासून केंद्रीय गुप्तवार्ता विभागाचे कार्यालय आहे. या कार्यालयात ४ जणांची नेमणूक केंद्र सरकारने केलेली आहे. या कार्यालयाला स्वमालकीची जागा नसल्याने कार्यालय खासगी जागेत भाडे तत्त्वावर आहे. देशातील विविध राज्यांत असलेल्या केंद्रीय गुप्तवार्ता विभागाचे अधिकारी व कर्मचारी यांच्यासाठी निवासस्थाने व कार्यालय स्वमालकीच्या जागेत असावे यासाठी केंद्रीय गृहमंत्री अमित शहा यांनी २०२२ पासून हा प्रकल्प हाती घेतला आहे. पाच वर्षांत हा प्रकल्प पूर्ण करण्याचे केंद्रीय गृह मंत्रालयाचे नियोजन आहे. शिर्डीत केंद्रीय गुप्तवार्ता कार्यालय व निवासस्थानासाठी राज्य सरकारकडून जागा मिळावी, असा प्रस्ताव शिर्डी येथील कार्यालयाने पुणे येथील शेती महामंडळाच्या कार्यालयाकडे पाठविला होता. या प्रस्तावाला शेती महामंडळाच्या बैठकीत मान्यता देण्यात आल्यानंतर राज्य सरकारने प्रस्तावाला मान्यता दिली आहे. शिर्डी हे आंतरराष्ट्रीय कीर्तीचे तीर्थक्षेत्र आहे. तिथे सातत्याने विविध क्षेत्रातील अति महत्त्वाच्या व्यक्ती भेट देतात. राजकीय पक्षांची अधिवेशने सातत्याने होत असतात. हजारो भक्त रोज साईबाबांच्या समाधी दर्शनासाठी येतात. देवस्थानला वारंवार धमक्याही मिळालेल्या आहेत. विमानतळावरील वाहतूकही वाढत चालली आहे. या सर्व पार्श्वभूमीवर केंद्रीय गुप्तचर यंत्रणेला सतर्क राहावे लागते. त्यामुळेही शिर्डीमध्ये या विभागाचे कार्यालय महत्त्वाचे मानले जाते. केवळ शिर्डीच नव्हे तर उत्तर जिल्ह्यासाठीही महत्त्वाचे आहे. उपमुख्यमंत्री अजित पवार यांनी मुख्यमंत्रीपदाची इच्छा व्यक्त केली आहे, तर मुख्यमंत्री देवेंद्र फडणवीस यांनी भाजपाच प्रमुख पक्ष असल्याचं नमूद केलं आहे. २०२९ च्या विधानसभा निवडणुका सेना-राष्ट्रवादीसोबत लढणार असल्याचं त्यांनी स्पष्ट केलं. फडणवीसांनी युतीतील संबंधांवर भाष्य करताना, तिघांनाही राजकारणातील सीमांची जाणीव असल्याचं सांगितलं. तसेच, युतीमध्ये नव्या भिडूसाठी स्कोप नसल्याचंही त्यांनी स्पष्ट केलं.</w:t>
+        <w:t>Content: Nagpur: नवरात्रोत्सवातील गरबा फक्त हिंदूंसाठी असून मुस्लिमांना किंवा इतर धर्मियांना प्रवेश देऊ नका अशी भूमिका आज विश्व हिंदू परिषद नागपुरात पत्रकार परिषदेत मांडणार आहे .गरब्यात प्रवेश करताना आधार कार्ड बघून प्रवेश द्यावा .येणाऱ्याला टिळा लावावा तसेच देवीची पूजा करायला लावा अशा नियम व अटी आज विश्व हिंदू परिषदेकडून केल्या जाणार आहेत .बजरंग दल आणि विहिपचे कार्यकर्ते गरबास्थळी यावर लक्ष ठेवून असणार आहेत . दरम्यान यावर राज्याचे महसूल मंत्री व नागपूरचे पालकमंत्री चंद्रशेखर बावनकुळे यांनी प्रतिक्रिया दिली आहे . गरबा आयोजन करणारी समिती अटी शर्ती टाकू शकते तो त्यांचा अधिकार आहे .कार्यक्रमाला पोलिसांची परवानगी आहे का ? यावरच गरबा आयोजन समितीला निर्णय करायचा असतो, असं मंत्री बावनकुळे यांनी म्हटलंय . नवरात्रोत्सवाच्या पार्श्वभूमीवर विश्व हिंदू परिषदेने बजरंग दलाने गरबा कार्यक्रमांसाठी पुन्हा एकदा आपली भूमिका स्पष्ट केले आहे . नवरात्रोत्सवातील गरबा फक्त हिंदूंसाठी आहे .मुसलमान किंवा इतर धर्मियांना यात प्रवेश देऊ नका अशी भूमिका आज विश्व हिंदू परिषद नागपूर मध्ये पत्रकार परिषदेत मांडणार आहे .दरवर्षीप्रमाणे नवरात्र सुरू होण्यापूर्वी विश्व हिंदू परिषद हे पत्रकार परिषद घेणार आहे .आज दुपारी चार वाजता पत्रकार परिषदेत ही भूमिका मांडण्यात येणार असल्याची माहिती आहे. गरब्यात प्रवेश करताना आधार कार्ड बघून प्रवेश द्यावा, येणाऱ्या ला टिळा लावावा, देवीची पूजा करायला लावा ..अशा अटी शर्ती विश्व हिंदू परिषदेने घातल्या आहेत . या वेळी बजरंग दल आणि विहीपचे कार्यकर्ते गरबास्थळांवर लक्ष ठेवून राहणार आहे . गरबा भगवतीला प्रसन्न करण्यासाठीची आराधना आहे .गरबा नृत्य नसून देवीला प्रसन्न करण्यासाठी खेळला जातो .ज्यांची श्रद्धा नाही त्यांना गरबा प्रवेश देऊ नये .अशी भूमिका विश्व हिंदू परिषदेने सर्व गरबा आयोजकांना निवेदन देत मांडले आहे . विश्व हिंदू परिषदेच्या या भूमिकेवर नागपूरचे पालकमंत्री व राज्याचे महसूल मंत्री चंद्रशेखर बावनकुळे यांनी प्रतिक्रिया दिली आहे . ते म्हणाले, गरबा आयोजन करताना गरबा आयोजन समिती अटी शर्ती टाकू शकते .तो त्यांचा अधिकार आहे .समितीने काय अटी शर्ती ठेवल्या आणि त्या कार्यक्रमाला पोलिसांची परवानगी आहे का ?या परवानगी वरच गरबायोजन समितीला निर्णय करायचा असतो असं बावनकुळे म्हणालेत . We use cookies to improve your experience, analyze traffic, and personalize content. By clicking "Allow All Cookies", you agree to our use of cookies.</w:t>
       </w:r>
     </w:p>
     <w:p>
@@ -1092,50 +1371,19 @@
         <w:pStyle w:val="Heading3"/>
       </w:pPr>
       <w:r>
-        <w:t>Article 36</w:t>
-      </w:r>
-    </w:p>
-    <w:p>
-      <w:r>
-        <w:t>Title: Maratha Vs OBC : खोट्या कुणबी प्रमाणपत्रांवरून गाजली ओबीसी उपसमितीची बैठक : भुजबळांनी थेट पुरावेच दाखवले</w:t>
+        <w:t>Article 45</w:t>
+      </w:r>
+    </w:p>
+    <w:p>
+      <w:r>
+        <w:t>Title: Nagpur ZP : आमदाराच्या गाडीतून उतरून पळ काढलेल्या सदस्याला भाजपने ZP अध्यक्ष केलं... पतीलाही आमदराकी दिली!</w:t>
       </w:r>
     </w:p>
     <w:p>
       <w:r>
         <w:t xml:space="preserve">URL: </w:t>
       </w:r>
-      <w:hyperlink r:id="rId44">
-        <w:r>
-          <w:rPr>
-            <w:color w:val="0000FF"/>
-          </w:rPr>
-          <w:t>https://sarkarnama.esakal.com/mumbai/chhagan-bhujbal-fake-kunbi-certificates-controversy-obc-meeting-hn97</w:t>
-        </w:r>
-      </w:hyperlink>
-    </w:p>
-    <w:p>
-      <w:r>
-        <w:t>Content: Maratha Vs OBC : मराठा समाजातील सदस्यांना बनावट आणि खाडाखोड केलेल्या कागदपत्रांच्या आधारे कुणबी प्रमाणपत्र देण्यात येत आहेत, असा आरोप करत मंत्री छगन भुजबळ यांनी भर बैठकीत मंत्री चंद्रशेखर बावनकुळे यांच्यासमोर काही प्रमाणपत्रच सादर केली. ही कुणबी प्रमाणपत्र बनावट असल्याचा त्यांचा दावा आहे. भुजबळ यांच्या दालनात महसूल मंत्री चंद्रशेखर बावनकुळे यांच्या अध्यक्षतेखालील ओबीसी प्रश्नांवरील मंत्रिमंडळ उपसमितीची बैठक झाली. यावेळी भुजबळ यांचा रुद्रावतार बघायला मिळाला. भुजबळ म्हणाले, कुणबी प्रमाणपत्रांच्या पडताळणीसाठी आज झालेल्या मंत्रिमंडळ उपसमितीच्या बैठकीत मी काही पुरावे सादर केले. सध्या कुणबी प्रमाणपत्रे वितरित केली जात असताना, ती कागदपत्रांवर आधारित आहेत ज्यात कागदपत्रांवर खाडाखोड करून नव्याने नोंदणी केल्या जात आहेत. मराठा समाजातील सदस्यांना कुणबी (ओबीसी) प्रमाणपत्रे मिळावीत यासाठी राज्य सरकारने न्यायमूर्ती शिंदे समिती स्थापन केली होती. मात्र बनावट आणि संशयास्पद कुणबी प्रमाणपत्रे वितरित केली जात आहेत. या सगळ्याची चौकशी करण्यासाठी आता तशाच पद्धतीची रचना असलेली एक नवीन समिती स्थापन करावी. ही समिती न्यायमूर्ती शिंदे समितीच्या पडताळणीनंतर देण्यात आलेल्या प्रमाणपत्रांची पडताळणी करेल, अशी मागणी मी बैठकीत केली आहे. अशी बनावट प्रमाणपत्र देणे तातडीने थांबवावे अशी मागणी ही बैठकीत केल्याचे भुजबळ म्हणाले. मागील बैठकीमध्ये भुजबळ यांनी हैदराबाद राजपत्र लागू करण्याचा शासन आदेश तातडीने मागे घ्यावा, अशी मागणी केली होती. समितीचे अध्यक्ष बावनकुळे म्हणाले की, भुजबळ यांनी बैठकीत 15-20 बनावट प्रमाणपत्रे सादर केली. यानंतर अधिकाऱ्यांनी बनावट किंवा बदललेल्या कागदपत्रांच्या आधारे प्रमाणपत्र देऊ नये असे आदेश दिले आहेत. एकूणच छगन भुजबळ यांच्या आरोपांमुळे आणि त्यांनी दावा केलेल्या बनावट कुणबी प्रमाणपत्रांमुळे आजची ओबीसी उपसमितीची बैठक गाजली. सरकारनामाचे सदस्य व्हा शॉपिंगसाठी 'सकाळ प्राईम डील्स'च्या भन्नाट ऑफर्स पाहण्यासाठी क्लिक करा. Read Latest Marathi Political News, Breaking Political News from Maharashtra, India, Pune &amp; Mumbai at Sarkarnama. To Get Live Political Marathi News on Mobile, Download the Sarkarnama Mobile App for Android and IOS. सरकारनामा आता सर्व सोशल मीडिया प्लॅटफॉर्मवर. ताज्या राजकीय घडामोडींसाठी फेसबुक, ट्विटर, इन्स्टाग्राम, शेअर चॅट, टेलिग्रामवर आणि व्हॉट्सॲप आम्हाला फॉलो करा. तसेच, सरकारनामा यूट्यूब चॅनेलला आजच सबस्क्राइब करा. Follow Us Copyright © 2025 Sakal Media Group – All Rights Reserved Powered by Quintype वेबसाईटवर ब्राउझिंगचा अनुभव सर्वोत्तम असावा, यासाठी आम्ही कुकीजचा वापर करतो. कुकीजमुळे तुम्हाला तुमच्या आवडत्या मजकुराची शिफारस करता येते. आमचे गोपनीयता आणि कुकीजसंदर्भातील धोरण तुम्हाला मान्य आहे.</w:t>
-      </w:r>
-    </w:p>
-    <w:p>
-      <w:pPr>
-        <w:pStyle w:val="Heading3"/>
-      </w:pPr>
-      <w:r>
-        <w:t>Article 37</w:t>
-      </w:r>
-    </w:p>
-    <w:p>
-      <w:r>
-        <w:t>Title: Nagpur ZP : आमदाराच्या गाडीतून उतरून पळ काढलेल्या सदस्याला भाजपने ZP अध्यक्ष केलं... पतीलाही आमदराकी दिली!</w:t>
-      </w:r>
-    </w:p>
-    <w:p>
-      <w:r>
-        <w:t xml:space="preserve">URL: </w:t>
-      </w:r>
-      <w:hyperlink r:id="rId45">
+      <w:hyperlink r:id="rId53">
         <w:r>
           <w:rPr>
             <w:color w:val="0000FF"/>
@@ -1154,7 +1402,7 @@
         <w:pStyle w:val="Heading3"/>
       </w:pPr>
       <w:r>
-        <w:t>Article 38</w:t>
+        <w:t>Article 46</w:t>
       </w:r>
     </w:p>
     <w:p>
@@ -1166,7 +1414,7 @@
       <w:r>
         <w:t xml:space="preserve">URL: </w:t>
       </w:r>
-      <w:hyperlink r:id="rId46">
+      <w:hyperlink r:id="rId54">
         <w:r>
           <w:rPr>
             <w:color w:val="0000FF"/>
@@ -1185,7 +1433,38 @@
         <w:pStyle w:val="Heading3"/>
       </w:pPr>
       <w:r>
-        <w:t>Article 39</w:t>
+        <w:t>Article 47</w:t>
+      </w:r>
+    </w:p>
+    <w:p>
+      <w:r>
+        <w:t>Title: पालकमंत्री बावनकुळे यांचा पुढाकार;नागपूरच्या ‘या’ पाच तीर्थक्षेत्रांना ‘ब’ वर्गाचा दर्जा!</w:t>
+      </w:r>
+    </w:p>
+    <w:p>
+      <w:r>
+        <w:t xml:space="preserve">URL: </w:t>
+      </w:r>
+      <w:hyperlink r:id="rId55">
+        <w:r>
+          <w:rPr>
+            <w:color w:val="0000FF"/>
+          </w:rPr>
+          <w:t>https://www.nagpurtoday.in/bawankules-initiative-five-nagpur-pilgrimage-sites-granted-b-category-status/09191501</w:t>
+        </w:r>
+      </w:hyperlink>
+    </w:p>
+    <w:p>
+      <w:r>
+        <w:t>Content: नागपूर : नागपूर जिल्ह्यातील पाच महत्वाच्या तीर्थक्षेत्रांना राज्य सरकारकडून ‘ब’ वर्गाचा दर्जा मंजूर करण्यात आला आहे. या निर्णयामुळे धार्मिक पर्यटनाला चालना मिळणार असून सामाजिक, सांस्कृतिक आणि आर्थिक विकासाला नवे बळ मिळेल, असा विश्वास पालकमंत्री चंद्रशेखर बावनकुळे यांनी व्यक्त केला. ‘ब’ वर्ग दर्जा प्राप्त झालेल्या तीर्थक्षेत्रांमध्ये श्री क्षेत्र हनुमान मंदिर (खडगाव), श्री भवानी मंदिर (वडोदा, ता. कामठी), श्री मुकतेश्वर देवस्थान (भुगाव, ता. कामठी), श्री शक्तिमाता भवानी तीर्थक्षेत्र (देवमुंढरी, ता. मौदा) आणि श्री क्षेत्र बल्याची पहाडी (निहारवाणी, ता. मौदा) यांचा समावेश आहे. या निर्णयामुळे शासन निधीतून रस्ते, प्रकाशयोजना, पिण्याचे पाणी, पार्किंग व निवास व्यवस्था यांसारख्या सुविधा उभारल्या जाणार आहेत. भाविकांसाठी सोयी वाढल्याने पर्यटनाचा विस्तार होईल आणि स्थानिकांना रोजगाराच्या नव्या संधी उपलब्ध होतील. या महत्त्वपूर्ण निर्णयाबद्दल पालकमंत्री बावनकुळे यांनी मुख्यमंत्री देवेंद्र फडणवीस, उपमुख्यमंत्री एकनाथ शिंदे आणि उपमुख्यमंत्री अजित पवार यांचे आभार मानले. “भाविकांच्या श्रद्धेला बळ मिळण्यासोबतच नागपूर जिल्हा धार्मिक पर्यटनाच्या नकाशावर ठळकपणे झळकणार आहे,” असेही बावनकुळे यांनी स्पष्ट केले.</w:t>
+      </w:r>
+    </w:p>
+    <w:p>
+      <w:pPr>
+        <w:pStyle w:val="Heading3"/>
+      </w:pPr>
+      <w:r>
+        <w:t>Article 48</w:t>
       </w:r>
     </w:p>
     <w:p>
@@ -1197,7 +1476,7 @@
       <w:r>
         <w:t xml:space="preserve">URL: </w:t>
       </w:r>
-      <w:hyperlink r:id="rId47">
+      <w:hyperlink r:id="rId56">
         <w:r>
           <w:rPr>
             <w:color w:val="0000FF"/>
@@ -1216,7 +1495,38 @@
         <w:pStyle w:val="Heading3"/>
       </w:pPr>
       <w:r>
-        <w:t>Article 40</w:t>
+        <w:t>Article 49</w:t>
+      </w:r>
+    </w:p>
+    <w:p>
+      <w:r>
+        <w:t>Title: पाकिस्तानी झेंडा फडकवणाऱ्यांनी आम्हाला देशभक्ती शिकवू नये; बावनकुळे यांचा उद्धव ठाकरेंवर हल्ला</w:t>
+      </w:r>
+    </w:p>
+    <w:p>
+      <w:r>
+        <w:t xml:space="preserve">URL: </w:t>
+      </w:r>
+      <w:hyperlink r:id="rId57">
+        <w:r>
+          <w:rPr>
+            <w:color w:val="0000FF"/>
+          </w:rPr>
+          <w:t>https://www.nagpurtoday.in/pakistani-flag-wavers-should-not-teach-us-patriotism-bawankule-attack-on-uddhav-thackeray/09151415</w:t>
+        </w:r>
+      </w:hyperlink>
+    </w:p>
+    <w:p>
+      <w:r>
+        <w:t>Content: नागपूर : दुबईत सुरू होणाऱ्या आशिया कपमधील भारत-पाक सामना लक्षात घेऊन उद्धव ठाकरे यांच्या नेतृत्वाखालील शिवसेनेने रविवारी राज्यभर आंदोलन छेडले. केंद्र सरकार आणि भाजपावर टीका करताना उद्धव गटाने केलेल्या या आंदोलनावर महसूलमंत्री चंद्रशेखर बावनकुळे यांनी जोरदार पलटवार केला आहे. बावनकुळे म्हणाले, “पाकिस्तानी झेंडा फडकवणारे आम्हाला देशभक्ती शिकवू नयेत. ऑपरेशन सिंधूरच्या काळात प्रश्न उपस्थित करणारे आता राजकीय फायद्यासाठी क्रिकेटचा वापर करत आहेत.” ते पुढे म्हणाले, उद्धव ठाकरे यांच्या खासदारांनी धाराशिव येथे पाकिस्तानी झेंडा फडकवला होता. ते पाप शिवसेनेने केले. नरेंद्र मोदींनी क्रीडा क्षेत्राला प्रोत्साहन दिले असून भारताचे नाव जागतिक स्तरावर उजळत आहे. मात्र, उद्धव ठाकरे क्रिकेटच्या माध्यमातून राजकारणाचा पाया रचत आहेत.” बावनकुळे यांनी ठाकरेंच्या परदेश दौऱ्यावरूनही निशाणा साधला. ऑपरेशन सिद्धूरच्या वेळी देशावर हल्ला झाला, तेव्हा उद्धव ठाकरे परदेशात पर्यटनावर होते. त्या घटनेनंतरही ते लंडनमध्येच थांबले. हिंदू आणि देशाबद्दल त्यांना कोणतीही सहानुभूती नाही, हेच यातून स्पष्ट होते,” असे ते म्हणाले. शेवटी बावनकुळे यांनी ठाकरेंना थेट सवाल केला की, आपल्या सभांमध्ये पाकिस्तानी झेंडे फडकवले गेले होते का? याचे उत्तर त्यांनी देशाला द्यावे.</w:t>
+      </w:r>
+    </w:p>
+    <w:p>
+      <w:pPr>
+        <w:pStyle w:val="Heading3"/>
+      </w:pPr>
+      <w:r>
+        <w:t>Article 50</w:t>
       </w:r>
     </w:p>
     <w:p>
@@ -1228,7 +1538,7 @@
       <w:r>
         <w:t xml:space="preserve">URL: </w:t>
       </w:r>
-      <w:hyperlink r:id="rId48">
+      <w:hyperlink r:id="rId58">
         <w:r>
           <w:rPr>
             <w:color w:val="0000FF"/>
@@ -1247,7 +1557,7 @@
         <w:pStyle w:val="Heading3"/>
       </w:pPr>
       <w:r>
-        <w:t>Article 41</w:t>
+        <w:t>Article 51</w:t>
       </w:r>
     </w:p>
     <w:p>
@@ -1259,7 +1569,7 @@
       <w:r>
         <w:t xml:space="preserve">URL: </w:t>
       </w:r>
-      <w:hyperlink r:id="rId49">
+      <w:hyperlink r:id="rId59">
         <w:r>
           <w:rPr>
             <w:color w:val="0000FF"/>
@@ -1278,7 +1588,38 @@
         <w:pStyle w:val="Heading3"/>
       </w:pPr>
       <w:r>
-        <w:t>Article 42</w:t>
+        <w:t>Article 52</w:t>
+      </w:r>
+    </w:p>
+    <w:p>
+      <w:r>
+        <w:t>Title: Sakal Interview: महसूल मंत्री Chandrashekhar Bawankule | Shital Pawar | Sakal news</w:t>
+      </w:r>
+    </w:p>
+    <w:p>
+      <w:r>
+        <w:t xml:space="preserve">URL: </w:t>
+      </w:r>
+      <w:hyperlink r:id="rId60">
+        <w:r>
+          <w:rPr>
+            <w:color w:val="0000FF"/>
+          </w:rPr>
+          <w:t>https://www.esakal.com/videos/chandrashekhar-bawankule-interview-sakal-revenue-minister-maharashtra-issues-kr13</w:t>
+        </w:r>
+      </w:hyperlink>
+    </w:p>
+    <w:p>
+      <w:r>
+        <w:t>Content: राज्याचे महसूल मंत्री चंद्रशेखर बावनकुळे यांची नुकतीच सकाळच्या कार्यकारी संपादक शितल पवार यांनी मुलाखत घेतली. या मुलाखतीदरम्यान त्यांनी महसूल खात्याशी संबंधित विविध कामकाजाबरोबरच इतर महत्त्वाच्या विषयांवरही सविस्तरपणे आपली भूमिका मांडली. जाणून घेण्यासाठी पाहा संपूर्ण मुलाखत.. सकाळ+ चे सदस्य व्हा ब्रेक घ्या, डोकं चालवा, कोडे सोडवा! शॉपिंगसाठी 'सकाळ प्राईम डील्स'च्या भन्नाट ऑफर्स पाहण्यासाठी क्लिक करा. Read latest Marathi news, Watch Live Streaming on Esakal and Maharashtra News. Breaking news from India, Pune, Mumbai. Get the Politics, Entertainment, Sports, Lifestyle, Jobs, and Education updates. And Live taja batmya on Esakal Mobile App. Download the Esakal Marathi news Channel app for Android and IOS. Follow Us Copyright © 2025 - Sakal Media Pvt Ltd - All rights reserved. Powered by Quintype</w:t>
+      </w:r>
+    </w:p>
+    <w:p>
+      <w:pPr>
+        <w:pStyle w:val="Heading3"/>
+      </w:pPr>
+      <w:r>
+        <w:t>Article 53</w:t>
       </w:r>
     </w:p>
     <w:p>
@@ -1290,7 +1631,7 @@
       <w:r>
         <w:t xml:space="preserve">URL: </w:t>
       </w:r>
-      <w:hyperlink r:id="rId50">
+      <w:hyperlink r:id="rId61">
         <w:r>
           <w:rPr>
             <w:color w:val="0000FF"/>
@@ -1309,30 +1650,30 @@
         <w:pStyle w:val="Heading3"/>
       </w:pPr>
       <w:r>
-        <w:t>Article 43</w:t>
-      </w:r>
-    </w:p>
-    <w:p>
-      <w:r>
-        <w:t>Title: New Districts: राज्यात होणार २० नवीन जिल्हे अन् ८१ तालुके; सरकारचा नेमका प्लॅन काय?</w:t>
+        <w:t>Article 54</w:t>
+      </w:r>
+    </w:p>
+    <w:p>
+      <w:r>
+        <w:t>Title: ओबीसी आरक्षणाचा बॅकलॉग भरा:खाडाखोड करुन मराठा-कुणबीच्या नोंदी, उपसमितीच्या बैठकीनंतर छगन भुजबळांचा आरोप</w:t>
       </w:r>
     </w:p>
     <w:p>
       <w:r>
         <w:t xml:space="preserve">URL: </w:t>
       </w:r>
-      <w:hyperlink r:id="rId51">
+      <w:hyperlink r:id="rId62">
         <w:r>
           <w:rPr>
             <w:color w:val="0000FF"/>
           </w:rPr>
-          <w:t>https://saamtv.esakal.com/maharashtra/maharashtra-may-get-20-new-districts-and-81-talukas-proposal-submitted-to-government-awaiting-census-report-says-chandrashekhar-bawankule-bbj88</w:t>
+          <w:t>https://divyamarathi.bhaskar.com/local/maharashtra/mumbai/news/chagan-bhujbal-obc-reservation-demands-135934860.html</w:t>
         </w:r>
       </w:hyperlink>
     </w:p>
     <w:p>
       <w:r>
-        <w:t>Content: राज्यात नवीन तालुके आणि जिल्हे होण्याच्या चर्चेला पुन्हा एकदा पेव फुटले आहे. राज्यात तब्बल ८१ तालुके आणि २० नवे जिल्हे बनवले जाणार असल्याचा प्रस्ताव सरकारकडे आलाय. नवीन जिल्हे कधी होणार सरकार कधी घोषणा करणार याबाबत महसूलमंत्री चंद्रशेखर बावनकुळे यांनी आज चंद्रपुरात माहिती दिली. दरम्यान मंत्री बावनकुळे यांच्या विधानानंतर नागरिकांमध्ये कोणते नवे जिल्हे होणार, याबाबत चर्चा सुरू झालीय. दरम्यान सरकार समोर प्रस्ताव आहे, त्यावर निर्णयही घेतला जाणार आहे, पण जनगणनेचा अहवाल आला तर नवीन जिल्ह्यांबाबत निर्णय होईल असं स्पष्टीकरणही मंत्री चंद्रशेखर बावनकुळे यांनी दिलंय. सरकारसमोर नवीन २० जिल्हे आणि ८१ तालुके करण्याचा प्रस्ताव आलाय. परंतु मात्र जोपर्यंत २०२१ ची जनगणना होत नाही आणि त्याचा तपशील येत नाही, तोपर्यंत त्यावर निर्णय होणार नसल्याचं बानवकुळे म्हणालेत. दरम्यान नवीन जिल्हे होण्याची चर्चा दोन वर्षांपासून चालू आहे, परंतु मंत्री राधाकृष्ण विखे-पाटील यांनी त्यावेळी विधानसभेत या चर्चांना पू्र्ण विराम दिला होता. २०२३ मध्ये राधाकृष्ण विखे पाटील, हे महसूल मंत्री होते, विधानसभेत बोलताना त्यांनी नवीन जिल्हे होण्याच्या चर्चांना ब्रेक लावला होता. नवीन जिल्ह्यांच्या निर्मितीसाठी येणारा मोठा आर्थिक खर्च होतो. प्रत्येक जिल्ह्यासाठी किमान ३५० कोटी रुपये खर्च येत असतो. तसेच जिल्ह्याच्या मुख्यालयाच्या जागेवरून होणारे वादामुळे २०२३ मध्ये नवीन जिल्हे होण्याची चर्चा संपृष्टात आली होती. पण नवीन तालुके निर्माण करण्यासंदर्भात सरकार सकारात्मक होतं. आता हाती आलेल्या माहितीनुसार सरकारसमोर नवीन जिल्ह्यांची निर्मिती करण्याबाबत प्रस्ताव आलाय. त्यावर सरकार काय निर्णय घेणार हे येणारा काळच ठरवेल. महाराष्ट्रात सध्या ३६ जिल्हे आहेत, नवीन जिल्ह्यांच्या निर्मितीमुळे प्रशासनात सुलभता येत स्थानिक विकासाला गती मिळत असते. पण या प्रक्रियेसाठी आर्थिक भार आणि प्रशासकीय अडचणी येत असतात . दरम्यान नवीन जिल्ह्यांच्या निर्मिती संदर्भात सरकारसमोर प्रस्ताव आहे. पण जोपर्यंत जनगणना होत नाही आणि त्याचा तपशील येत नाही, तोपर्यंत हे शक्य नाही. तो अहवाल आल्यानंतरच भौगोलिक परिस्थितीचा विचार करून जिल्हा निर्मितीबाबतचा निर्णय घ्यावा लागतो. जानेवारी महिन्याच्या आधी सोशल मीडियावर नवीन जिल्ह्यांबाबत काही मेसेज व्हायरल होते. २६ जानेवारी २०२५ ला नवीन जिल्ह्यांची घोषणा केली जाणार असल्याचा मेसेज व्हायरल होत होता. परंतु ते मेसेज खोटे असल्याचं नंतर निदर्शनात आले होते. सकाळ+चे सदस्य व्हा शॉपिंगसाठी 'सकाळ प्राईम डील्स'च्या भन्नाट ऑफर्स पाहण्यासाठी क्लिक करा. Read Marathi news and watch Live TV. Breaking news from Maharashtra, India, Pune, Mumbai, Politics, Entertainment, Sports, Lifestyle at SaamTV. Get Live Marathi news on Mobile. Download the Saam Tv app for Android and IOS. Follow Us Copyright © 2025 Sakal Media Group – All Rights Reserved Powered by Quintype</w:t>
+        <w:t>Content: मराठा समाजासाठी राज्य सरकारने उपसमिती गठीत केली, त्याचप्रमाणे आता ओबीसी समाजासाठी देखील उपसमिती गठीत केली आहे. या उपसमितीची आज बैठक पार पडली. बैठकीला चंद्रशेखर बावनकुळे, छगन भुजबळ, पंकजा मुंडे यांसह इतर नेते उपस्थित होते. या बैठकीनंतर मंत्री छगन भुजब छगन भुजबळ म्हणाले, मागासवर्गीय आणि महाज्योती यांना स्टाफच पूर्ण दिलेला नाही. तो स्टाफ ताबडतोब द्या. सरकारी सेवांमधील ओबीसींचा जो वाटा आहे तो 27 टक्के आहे. परंतु, शासनाच्या निर्णयाप्रमाणे आतापर्यंत फक्त 9 टक्के ओबीसींना या सरकारी कार्यालयांमध्ये जागा मिळाली आहे. म्हणजेच बॅकलॉग आहे. त्याचा मागोवा घ्या. आरक्षण जेव्हा आपण मागतो, नोकरीमध्ये वगैरे त्यात बॅकलॉग आहे हा भरा, अशी मागणी भुजबळ यांनी केली आहे. पुढे बोलताना छगन भुजबळ म्हणाले, आम्ही कोर्टात वेगवेगळ्या ज्या जाती आहेत त्यातल्या प्रमुख जाती ज्या आहेत त्यांच्याकडून रीट मागवला आहे. यात महाराष्ट्र राज्य नाभीक महासंघ आहे, अखिल अहिर समाज सुवर्णकाळ संस्था आहे त्यांच्या नावाने एक अफेडेव्हीट गेले आहे. कुणबी सेनेच्या नावाने एक गेले आहे. एक माळी समाज महासंघाच्या नावाने अफेडेव्हीट करत आहोत. तसेच समता परिषदेच्या नावाने एक अफेडेव्हीट करत आहोत, अशी माहिती छगन भुजबळ यांनी दिली आहे. खोट्या पुराव्यांवर सर्टिफिकेट देऊ नये- चंद्रशेखर बावनकुळे ओबीसी समाजाच्या उपसमितीच्या बैठकीनंतर मंत्री चंद्रशेखर बावनकुळे यांनी देखील पत्रकारांशी संवाद साधताना बैठकीतील झालेल्या चर्चेवर माहिती दिली आहे. ते म्हणाले, मराठा समाजाला कुणबी सर्टिफिकेट देताना पुराव्यांवर कोणतीही खाडाखोड नको, ओव्हर रायटिंग नको असा महत्त्वाचा निर्णय ओबीसी उपसमितीच्या बैठकीत झाला. असे पुरावे सादर करताना खोडतोड कशी होते, याबाबत छगन भुजबळ यांनी काही पुरावे बैठकीत आज दाखवले. त्यामुळे चुकीच्या पुराव्यांवर, खोट्या पुराव्यांवर सर्टिफिकेट देऊ नये याची काळजी काळजी प्रमाणपत्र देणाऱ्या अधिकाऱ्यांनी घेतली पाहिजे. जे नियमाने आहे, त्याबद्दल कुणाचाही आक्षेप नाही, याबाबत बैठकीत चर्चा झाल्याचे चंद्रशेखर बावनकुळे यांनी सांगितले. आजच्या ओबीसी उपसमितीच्या बैठकीत जवळपास 18-19 विषयांवर चर्चा झालेली आहे. यामध्ये ओबीसी मंत्रालयाला 3200 कोटी रुपयांचे बजेटेड रक्कम मिळाली पाहिजे. ओबीसीचे 22 उपमहामंडळ आहेत, त्या उपमहामंडळाची पुरवणी मागणी अर्थ मंत्रालयाकडे सादर केली पाहिजे, ओबीसीसाठी कार्यरत मंडळांमध्ये काही पदांचा अनुशेष आहे, तो अनुशेष भरावा, हा प्रस्ताव डीआरडीला पाठवणार आहोत, यासंदर्भात चर्चा झाल्याचे चंद्रशेखर बावनकुळे यांनी सांगितले. बावनकुळे यांनी स्पष्ट केले की, या सर्व मागण्या नियमानुसार आहेत. ओबीसी मंत्रालयाच्या योजना निधीअभावी बंद पडू नयेत, थकीत शिष्यवृत्तीची रक्कम लवकर मिळावी आणि प्रत्येक जिल्ह्यात ओबीसी विद्यार्थ्यांसाठी वसतिगृहे व विभागीय कार्यालये असावीत, अशा विषयांवर बैठकीत सकारात्मक चर्चा झाली. Copyright © 2024-25 DB Corp ltd., All Rights Reserved This website follows the DNPA Code of Ethics.</w:t>
       </w:r>
     </w:p>
     <w:p>
@@ -1340,81 +1681,19 @@
         <w:pStyle w:val="Heading3"/>
       </w:pPr>
       <w:r>
-        <w:t>Article 44</w:t>
-      </w:r>
-    </w:p>
-    <w:p>
-      <w:r>
-        <w:t>Title: Sakal Interview: महसूल मंत्री Chandrashekhar Bawankule | Shital Pawar | Sakal news</w:t>
+        <w:t>Article 55</w:t>
+      </w:r>
+    </w:p>
+    <w:p>
+      <w:r>
+        <w:t>Title: गेलेले आरक्षण आणल्यानंतर त्याला विरोध करणे अयोग्य बावनकुळे यांची उद्धव ठाकरेंवर टीका</w:t>
       </w:r>
     </w:p>
     <w:p>
       <w:r>
         <w:t xml:space="preserve">URL: </w:t>
       </w:r>
-      <w:hyperlink r:id="rId52">
-        <w:r>
-          <w:rPr>
-            <w:color w:val="0000FF"/>
-          </w:rPr>
-          <w:t>https://www.esakal.com/videos/chandrashekhar-bawankule-interview-sakal-revenue-minister-maharashtra-issues-kr13</w:t>
-        </w:r>
-      </w:hyperlink>
-    </w:p>
-    <w:p>
-      <w:r>
-        <w:t>Content: राज्याचे महसूल मंत्री चंद्रशेखर बावनकुळे यांची नुकतीच सकाळच्या कार्यकारी संपादक शितल पवार यांनी मुलाखत घेतली. या मुलाखतीदरम्यान त्यांनी महसूल खात्याशी संबंधित विविध कामकाजाबरोबरच इतर महत्त्वाच्या विषयांवरही सविस्तरपणे आपली भूमिका मांडली. जाणून घेण्यासाठी पाहा संपूर्ण मुलाखत.. सकाळ+ चे सदस्य व्हा ब्रेक घ्या, डोकं चालवा, कोडे सोडवा! शॉपिंगसाठी 'सकाळ प्राईम डील्स'च्या भन्नाट ऑफर्स पाहण्यासाठी क्लिक करा. Read latest Marathi news, Watch Live Streaming on Esakal and Maharashtra News. Breaking news from India, Pune, Mumbai. Get the Politics, Entertainment, Sports, Lifestyle, Jobs, and Education updates. And Live taja batmya on Esakal Mobile App. Download the Esakal Marathi news Channel app for Android and IOS. Follow Us Copyright © 2025 - Sakal Media Pvt Ltd - All rights reserved. Powered by Quintype</w:t>
-      </w:r>
-    </w:p>
-    <w:p>
-      <w:pPr>
-        <w:pStyle w:val="Heading3"/>
-      </w:pPr>
-      <w:r>
-        <w:t>Article 45</w:t>
-      </w:r>
-    </w:p>
-    <w:p>
-      <w:r>
-        <w:t>Title: पाकिस्तानी झेंडा फडकवणाऱ्यांनी आम्हाला देशभक्ती शिकवू नये; बावनकुळे यांचा उद्धव ठाकरेंवर हल्ला</w:t>
-      </w:r>
-    </w:p>
-    <w:p>
-      <w:r>
-        <w:t xml:space="preserve">URL: </w:t>
-      </w:r>
-      <w:hyperlink r:id="rId53">
-        <w:r>
-          <w:rPr>
-            <w:color w:val="0000FF"/>
-          </w:rPr>
-          <w:t>https://www.nagpurtoday.in/pakistani-flag-wavers-should-not-teach-us-patriotism-bawankule-attack-on-uddhav-thackeray/09151415</w:t>
-        </w:r>
-      </w:hyperlink>
-    </w:p>
-    <w:p>
-      <w:r>
-        <w:t>Content: नागपूर : दुबईत सुरू होणाऱ्या आशिया कपमधील भारत-पाक सामना लक्षात घेऊन उद्धव ठाकरे यांच्या नेतृत्वाखालील शिवसेनेने रविवारी राज्यभर आंदोलन छेडले. केंद्र सरकार आणि भाजपावर टीका करताना उद्धव गटाने केलेल्या या आंदोलनावर महसूलमंत्री चंद्रशेखर बावनकुळे यांनी जोरदार पलटवार केला आहे. बावनकुळे म्हणाले, “पाकिस्तानी झेंडा फडकवणारे आम्हाला देशभक्ती शिकवू नयेत. ऑपरेशन सिंधूरच्या काळात प्रश्न उपस्थित करणारे आता राजकीय फायद्यासाठी क्रिकेटचा वापर करत आहेत.” ते पुढे म्हणाले, उद्धव ठाकरे यांच्या खासदारांनी धाराशिव येथे पाकिस्तानी झेंडा फडकवला होता. ते पाप शिवसेनेने केले. नरेंद्र मोदींनी क्रीडा क्षेत्राला प्रोत्साहन दिले असून भारताचे नाव जागतिक स्तरावर उजळत आहे. मात्र, उद्धव ठाकरे क्रिकेटच्या माध्यमातून राजकारणाचा पाया रचत आहेत.” बावनकुळे यांनी ठाकरेंच्या परदेश दौऱ्यावरूनही निशाणा साधला. ऑपरेशन सिद्धूरच्या वेळी देशावर हल्ला झाला, तेव्हा उद्धव ठाकरे परदेशात पर्यटनावर होते. त्या घटनेनंतरही ते लंडनमध्येच थांबले. हिंदू आणि देशाबद्दल त्यांना कोणतीही सहानुभूती नाही, हेच यातून स्पष्ट होते,” असे ते म्हणाले. शेवटी बावनकुळे यांनी ठाकरेंना थेट सवाल केला की, आपल्या सभांमध्ये पाकिस्तानी झेंडे फडकवले गेले होते का? याचे उत्तर त्यांनी देशाला द्यावे.</w:t>
-      </w:r>
-    </w:p>
-    <w:p>
-      <w:pPr>
-        <w:pStyle w:val="Heading3"/>
-      </w:pPr>
-      <w:r>
-        <w:t>Article 46</w:t>
-      </w:r>
-    </w:p>
-    <w:p>
-      <w:r>
-        <w:t>Title: गेलेले आरक्षण आणल्यानंतर त्याला विरोध करणे अयोग्य बावनकुळे यांची उद्धव ठाकरेंवर टीका</w:t>
-      </w:r>
-    </w:p>
-    <w:p>
-      <w:r>
-        <w:t xml:space="preserve">URL: </w:t>
-      </w:r>
-      <w:hyperlink r:id="rId54">
+      <w:hyperlink r:id="rId63">
         <w:r>
           <w:rPr>
             <w:color w:val="0000FF"/>
@@ -1433,7 +1712,7 @@
         <w:pStyle w:val="Heading3"/>
       </w:pPr>
       <w:r>
-        <w:t>Article 47</w:t>
+        <w:t>Article 56</w:t>
       </w:r>
     </w:p>
     <w:p>
@@ -1445,7 +1724,7 @@
       <w:r>
         <w:t xml:space="preserve">URL: </w:t>
       </w:r>
-      <w:hyperlink r:id="rId55">
+      <w:hyperlink r:id="rId64">
         <w:r>
           <w:rPr>
             <w:color w:val="0000FF"/>
@@ -1456,7 +1735,7 @@
     </w:p>
     <w:p>
       <w:r>
-        <w:t>Content: हिंदी | English सोमवार २९ सप्टेंबर २०२५ FOLLOW US : शहरं व्हिडीओ सखी आणखी By ऑनलाइन लोकमत | Updated: September 20, 2025 20:06 IST2025-09-20T19:55:31+5:302025-09-20T20:06:25+5:30 लोकमत न्यूज नेटवर्कगडचिरोली : जिल्ह्यात शासकीय जमिनीवर कब्जा करुन तसेच आदिवासींना दिलेले वनपट्टे गिळंकृत करुन नोटरीवर खरेदी विक्री व्यवहार केल्याचे समोर आले होते. भूमाफिया, नगररचनाकार विभाग तसेच स्थानिक स्वराज्य संस्थांमधील काही अधिकाऱ्यांच्या संगनमताने जिल्ह्यात अशा जागांवर पाचशेवर पक्की घरे बांधल्याची तक्रार महसूलमंत्री चंद्रशेखर बावनकुळे यांच्याकडे पुराव्यानिशी प्राप्त झाली, याची गंभीर दखल घेत त्यांनी जिल्हाधिकाऱ्यांच्या अध्यक्षतेखाली विशेष तपास पथक (एसआयटी) नेमण्याची घोषणा केली. मंत्री बावनकुळे हे छत्रपती शिवाजी महाराज महाराजस्व अभियानांतर्गत राबविण्यात येत असलेल्या सेवा पंधरवडा उपक्रमात सहभागी होण्यासाठी १९ सप्टेंबरला जिल्हा दौऱ्यावर आले होते. यावेळी जिल्हा नियोजन भवनात त्यांनी ११० निवेदने स्वीकारली. सामाजिक कार्यकर्ते चंद्रशेखर भडांगे व प्रकाश ताकसांडे यांनी भूखंड घोटाळ्याबाबत पुराव्यासह तक्रार केल्यानंतर बावनकुळे यांनी आश्चर्य व्यक्त करत तातडीने चौकशी समिती गठीत करण्याचा निर्णय घेतला. २ हजार कोटी रुपयांची व्याप्ती जमीन घोटाळ्यात असल्याचा अंदाज आहे. बनावट कागदपत्रे तयार करणारे, त्यांना नियमित करून विक्रीस परवानगी देणारे चौकशीच्या फेऱ्यात अडकतील. अर्चना पुट्टेवारच्या अटकेनंतर झाले होते आरोप कामचुकारांना सुनावले, वेतनवाढ रोखण्याचे निर्देश या उपक्रमात मोठ्या संख्येने नागरिकांनी आपापल्या तक्रारी व निवेदने सादर केली. प्राप्त तक्रारींवर त्वरीत कार्यवाही करण्याच्या स्पष्ट सूचना मंत्रीद्वयानी जिल्हाधिकाऱ्यांसह संबंधित अधिकाऱ्यांना दिल्या. एका प्रकरणात २० दिवसांपेक्षा अधिक कालावधीत तक्रारीचे निपटारा करण्यात झालेल्या दिरंगाईची दखल घेत महसूल मंत्री बावनकुळे यांनी संबंधित अधिकाऱ्यावर विभागीय चौकशी करून वेतनवाढी रोखण्यासाठी शिफारस करण्याच्या सूचना दिल्या. अधिकाऱ्यांनी वेळेवर काम केले असते तर नागरिकांना इतक्या मोठ्या प्रमाणात आज इथे यावे लागले नसते, अशा शब्दांत त्यांनी कामचुकारांना भर बैठकीत सुनावले. ४० हजार बंगाली कुटुंबांच्या 'पीआर'वर लागणार नावे जिल्ह्यात बंगाली बांधवांना प्रॉपर्टी कार्ड दिले, पण त्यावर बंगाली असा सरसकट उल्लेख आहे, तो हटवून सर्वांची स्वतःची नावे लावण्याचे निर्देश महसूलमंत्री चंद्रशेखर बावनकुळे यांनी दिले. ते म्हणाले, यामुळे बंगाली बांधवांना आपल्या जागेचा मालकी हक्क मिळेल तसेच घरकुलसह विविध योजनेचा लाभघेणे सुकर होईल. मुलचेरा व चामोर्शी तालुक्यात मोठ्या संख्येने बंगाली बांधव वास्तव्यास आहेत. त्यांच्या जागेच्या मालकी हक्काचा तिढा सुटला होता. पण प्रापर्टी कार्डवर नाव नसल्याने योजनांचा लाभ घेणे कठीण बनले होते. जिल्हाधिकारी कार्यालयात घेतली आढावा बैठक मंत्रीद्वयींनी जिल्हाधिकारी कार्यालयात विविध विभागांचा आढावा घेतला. यावेळी आवश्यक ते निर्देशही देण्यात आले. बैठकीला खा. डॉ. नामदेव किरसान, आ. डॉ. मिलिंद नरोटे, आ. रामदास मसराम, जिल्हाधिकारी अविश्यांत पंडा, जि.प. सीईओ सुहास गाडे, अतिरिक्त अधीक्षक गोकुल राज जी व अधिकारी उपस्थित होते. FOLLOW US : Copyright © 2025 Lokmat Media Pvt Ltd</w:t>
+        <w:t>Content: हिंदी | English सोमवार ६ ऑक्टोबर २०२५ FOLLOW US : शहरं व्हिडीओ सखी आणखी By ऑनलाइन लोकमत | Updated: September 20, 2025 20:06 IST2025-09-20T19:55:31+5:302025-09-20T20:06:25+5:30 लोकमत न्यूज नेटवर्कगडचिरोली : जिल्ह्यात शासकीय जमिनीवर कब्जा करुन तसेच आदिवासींना दिलेले वनपट्टे गिळंकृत करुन नोटरीवर खरेदी विक्री व्यवहार केल्याचे समोर आले होते. भूमाफिया, नगररचनाकार विभाग तसेच स्थानिक स्वराज्य संस्थांमधील काही अधिकाऱ्यांच्या संगनमताने जिल्ह्यात अशा जागांवर पाचशेवर पक्की घरे बांधल्याची तक्रार महसूलमंत्री चंद्रशेखर बावनकुळे यांच्याकडे पुराव्यानिशी प्राप्त झाली, याची गंभीर दखल घेत त्यांनी जिल्हाधिकाऱ्यांच्या अध्यक्षतेखाली विशेष तपास पथक (एसआयटी) नेमण्याची घोषणा केली. मंत्री बावनकुळे हे छत्रपती शिवाजी महाराज महाराजस्व अभियानांतर्गत राबविण्यात येत असलेल्या सेवा पंधरवडा उपक्रमात सहभागी होण्यासाठी १९ सप्टेंबरला जिल्हा दौऱ्यावर आले होते. यावेळी जिल्हा नियोजन भवनात त्यांनी ११० निवेदने स्वीकारली. सामाजिक कार्यकर्ते चंद्रशेखर भडांगे व प्रकाश ताकसांडे यांनी भूखंड घोटाळ्याबाबत पुराव्यासह तक्रार केल्यानंतर बावनकुळे यांनी आश्चर्य व्यक्त करत तातडीने चौकशी समिती गठीत करण्याचा निर्णय घेतला. २ हजार कोटी रुपयांची व्याप्ती जमीन घोटाळ्यात असल्याचा अंदाज आहे. बनावट कागदपत्रे तयार करणारे, त्यांना नियमित करून विक्रीस परवानगी देणारे चौकशीच्या फेऱ्यात अडकतील. अर्चना पुट्टेवारच्या अटकेनंतर झाले होते आरोप कामचुकारांना सुनावले, वेतनवाढ रोखण्याचे निर्देश या उपक्रमात मोठ्या संख्येने नागरिकांनी आपापल्या तक्रारी व निवेदने सादर केली. प्राप्त तक्रारींवर त्वरीत कार्यवाही करण्याच्या स्पष्ट सूचना मंत्रीद्वयानी जिल्हाधिकाऱ्यांसह संबंधित अधिकाऱ्यांना दिल्या. एका प्रकरणात २० दिवसांपेक्षा अधिक कालावधीत तक्रारीचे निपटारा करण्यात झालेल्या दिरंगाईची दखल घेत महसूल मंत्री बावनकुळे यांनी संबंधित अधिकाऱ्यावर विभागीय चौकशी करून वेतनवाढी रोखण्यासाठी शिफारस करण्याच्या सूचना दिल्या. अधिकाऱ्यांनी वेळेवर काम केले असते तर नागरिकांना इतक्या मोठ्या प्रमाणात आज इथे यावे लागले नसते, अशा शब्दांत त्यांनी कामचुकारांना भर बैठकीत सुनावले. ४० हजार बंगाली कुटुंबांच्या 'पीआर'वर लागणार नावे जिल्ह्यात बंगाली बांधवांना प्रॉपर्टी कार्ड दिले, पण त्यावर बंगाली असा सरसकट उल्लेख आहे, तो हटवून सर्वांची स्वतःची नावे लावण्याचे निर्देश महसूलमंत्री चंद्रशेखर बावनकुळे यांनी दिले. ते म्हणाले, यामुळे बंगाली बांधवांना आपल्या जागेचा मालकी हक्क मिळेल तसेच घरकुलसह विविध योजनेचा लाभघेणे सुकर होईल. मुलचेरा व चामोर्शी तालुक्यात मोठ्या संख्येने बंगाली बांधव वास्तव्यास आहेत. त्यांच्या जागेच्या मालकी हक्काचा तिढा सुटला होता. पण प्रापर्टी कार्डवर नाव नसल्याने योजनांचा लाभ घेणे कठीण बनले होते. जिल्हाधिकारी कार्यालयात घेतली आढावा बैठक मंत्रीद्वयींनी जिल्हाधिकारी कार्यालयात विविध विभागांचा आढावा घेतला. यावेळी आवश्यक ते निर्देशही देण्यात आले. बैठकीला खा. डॉ. नामदेव किरसान, आ. डॉ. मिलिंद नरोटे, आ. रामदास मसराम, जिल्हाधिकारी अविश्यांत पंडा, जि.प. सीईओ सुहास गाडे, अतिरिक्त अधीक्षक गोकुल राज जी व अधिकारी उपस्थित होते. FOLLOW US : Copyright © 2025 Lokmat Media Pvt Ltd</w:t>
       </w:r>
     </w:p>
     <w:p>
@@ -1464,7 +1743,7 @@
         <w:pStyle w:val="Heading3"/>
       </w:pPr>
       <w:r>
-        <w:t>Article 48</w:t>
+        <w:t>Article 57</w:t>
       </w:r>
     </w:p>
     <w:p>
@@ -1476,7 +1755,7 @@
       <w:r>
         <w:t xml:space="preserve">URL: </w:t>
       </w:r>
-      <w:hyperlink r:id="rId56">
+      <w:hyperlink r:id="rId65">
         <w:r>
           <w:rPr>
             <w:color w:val="0000FF"/>
@@ -1495,7 +1774,38 @@
         <w:pStyle w:val="Heading3"/>
       </w:pPr>
       <w:r>
-        <w:t>Article 49</w:t>
+        <w:t>Article 58</w:t>
+      </w:r>
+    </w:p>
+    <w:p>
+      <w:r>
+        <w:t>Title: तीन वर्षांच्या कालावधीत एम सँड क्रशर सुरू करा नाही तर परवानगी रद्द;चंद्रशेखर बावनकुळेंचा इशारा</w:t>
+      </w:r>
+    </w:p>
+    <w:p>
+      <w:r>
+        <w:t xml:space="preserve">URL: </w:t>
+      </w:r>
+      <w:hyperlink r:id="rId66">
+        <w:r>
+          <w:rPr>
+            <w:color w:val="0000FF"/>
+          </w:rPr>
+          <w:t>https://www.lokmat.com/pune/pune-news-district-collector-ordered-to-prepare-minor-mineral-plan-for-the-district-a-a1008/</w:t>
+        </w:r>
+      </w:hyperlink>
+    </w:p>
+    <w:p>
+      <w:r>
+        <w:t>Content: हिंदी | English सोमवार ६ ऑक्टोबर २०२५ FOLLOW US : शहरं व्हिडीओ सखी आणखी By ऑनलाइन लोकमत | Updated: September 17, 2025 17:58 IST2025-09-17T17:58:21+5:302025-09-17T17:58:28+5:30 पुणे : राज्यात अनेक जिल्ह्यात अद्याप गौण खनिज क्षेत्र जाहीर झालेले नाही. त्यामुळे कृत्रिम वाळू उत्पादकांना वेगवेगळ्या विभागांची परवानगी घ्यावी लागत आहे. त्यावर सर्व जिल्हाधिकाऱ्यांनी एक महिन्याच्या आत गौण खनिज क्षेत्राचा आराखडा राज्य शासनाकडे सादर करावा असे आदेश महसूलमंत्री चंद्रशेखर बावनकुळे यांनी दिले. तसेच सद्य:स्थितीत क्रशर मालकांनी तीन वर्षांच्या कालावधीत एम सँड क्रशर सुरू केला नाही तर त्यांची परवानगी रद्द केली जाईल असा इशाराही बावनकुळे यांनी दिला. राज्य सरकारच्या सेवा पंधरवडा उपक्रमाअंतर्गत नव्याने लागू केलेल्या एम सँड धोरणासंदर्भात बावनकुळे यांनी खाण चालक, क्रशर मालक, बांधकाम व्यावसायिक आणि अधिकाऱ्यांच्या अडचणी जाणून घेतल्या. यावेळी महसूल राज्यमंत्री योगेश कदम, खासदार मेधा कुलकर्णी, आमदार बापू पठारे, भीमराव तापकीर, अतिरिक्त मुख्य सचिव विकास खारगे, विभागीय आयुक्त डॉ. चंद्रकांत पुलकुंडवार, जमाबंदी आयुक्त डॉ. सुहास दिवसे, नोंदणी महानिरीक्षक रवींद्र बिनवडे, जिल्हाधिकारी जितेंद्र डुडी, अतिरिक्त जिल्हाधिकारी सुहास मापारी उपस्थित होते. अनेक खाणचालक क्रशर मालकांनी या नव्या धेरणातील अडचणी मांडल्या. त्यावेळी गौण खनिज क्षेत्राचा आराखडा जाहीर झालेला नसल्याचे स्पष्ट झाले. त्या पार्श्वभूमीवर बावनकुळे यांनी पुण्यासह सर्व जिल्हाधिकाऱ्यांना गौण खनिज क्षेत्र जाहीर करावे असे आदेश दिले. एम सँड धोरण चांगले आहे. ग्रामपंचायतींच्या ना हरकत प्रमाणपत्र रद्द करण्याची आवश्यकता नाही ही बाब स्तुत्य आहे. मात्र दीर्घ मुदतीचा खाणपट्टा घेण्यासाठी त्रास सहन करावा लागतो. ग्रामपंचायतीची एनओसी रद्द करून चार वेगळ्या प्रशासकीय परवान्या घेण्याची परवानगी द्यावी अशी मागणी यावेळी करण्यात आली. त्यावर ग्रामपंचायतींनी तीस दिवसांच्या कालावधीत परवानगी न दिल्यास त्याची जबाबदारी ग्रामपंचायतींवर राहिल व परवानगी मिळाली असे गृहित धरण्यात येईल, अशी सुधारणा शासन निर्णयात केली जाईल, असे बावनकुळे यांनी जाहीर केले. या धोरणातील सरसकट सवलती खाण उद्योगांना मिळणार नाहीत. खाणचालकांनी एम सँड प्रकल्प तीन वर्षांच्या आत टाकणे बंधनकारक आहे. त्यानंतरच त्यांना सर्व सवलती मिळतील, असेही बावनकुळे यांनी सांगितले. अन्यथा सध्याचा प्रकल्पही बंद करण्यात येईल, असा इशाराही त्यांनी यावेळी दिला. FOLLOW US : Copyright © 2025 Lokmat Media Pvt Ltd</w:t>
+      </w:r>
+    </w:p>
+    <w:p>
+      <w:pPr>
+        <w:pStyle w:val="Heading3"/>
+      </w:pPr>
+      <w:r>
+        <w:t>Article 59</w:t>
       </w:r>
     </w:p>
     <w:p>
@@ -1507,7 +1817,7 @@
       <w:r>
         <w:t xml:space="preserve">URL: </w:t>
       </w:r>
-      <w:hyperlink r:id="rId57">
+      <w:hyperlink r:id="rId67">
         <w:r>
           <w:rPr>
             <w:color w:val="0000FF"/>
@@ -1526,7 +1836,38 @@
         <w:pStyle w:val="Heading3"/>
       </w:pPr>
       <w:r>
-        <w:t>Article 50</w:t>
+        <w:t>Article 60</w:t>
+      </w:r>
+    </w:p>
+    <w:p>
+      <w:r>
+        <w:t>Title: पाणंद रस्त्यांच्या क्राँक्रिटीकरणासाठी निधी द्यावा</w:t>
+      </w:r>
+    </w:p>
+    <w:p>
+      <w:r>
+        <w:t xml:space="preserve">URL: </w:t>
+      </w:r>
+      <w:hyperlink r:id="rId68">
+        <w:r>
+          <w:rPr>
+            <w:color w:val="0000FF"/>
+          </w:rPr>
+          <w:t>https://www.esakal.com/pune/todays-latest-marathi-news-pne25l39374-txt-pune-today-20250916120459</w:t>
+        </w:r>
+      </w:hyperlink>
+    </w:p>
+    <w:p>
+      <w:r>
+        <w:t>Content: पुणे, ता. १६ : महसूलमंत्री चंद्रशेखर बावनकुळे यांनी जाहीर केलेल्या योजनेला प्रतिसाद देत पुरंदर तालुक्यातील आडाची वाडी गावातील रहिवाशांनी एकत्र येत सर्वप्रथम पाणंद रस्ते खुले केले. लोकवर्गणी आणि सामाजिक उत्तरदायित्व निधीतून (सीएसआर फंड) तीन रस्त्यांचे क्राँक्रिटीकरण केले आहे. उरलेल्या रस्त्यांसाठी राज्य सरकारने निधी उपलब्ध करून द्यावा, अशी मागणी या गावाच्या रहिवाशांनी मंगळवारी केली. सर्व १५ पाणंद रस्ते खुले करणारे राज्यातील हे पहिले गाव ठरले आहे. दरम्यान, उद्यापासून (ता. १७) राज्यात महाराजस्व अभियानांतर्गत दोन ऑगस्टपर्यंत सेवा पंधरवडा उपक्रम राबविण्यात येणार आहे. या अभियानाचे उद्‍घाटन उद्या (ता. १७) मुख्यमंत्री देवेंद्र फडणवीस आणि महसूलमंत्री बावनकुळे यांच्या उपस्थितीत होत आहे. त्या पार्श्‍वभूमीवर या गावातील शेतकरी सूर्यकांत पवार, दत्तात्रय पवार, हनुमंत पवार, नामदेव पवार, सचिन पवार आणि अनिल पवार यांनी एकत्र येत पत्रकार परिषद घेऊन ही मागणी केली.सेवा पंधरवड्याच्या उद्‍घाटनाचा समारंभात मुख्यमंत्री आणि महसूलमंत्र्यांना भेटून आमच्या गावची यशोगाथा सादर करण्याची आमची इच्छा आहे. त्यासाठी आम्ही जिल्हाधिकाऱ्यांना भेटून ही विनंती केली आहे. या भेटीच्या वेळी मंत्र्यांना पाणंद रस्त्यांचा नकाशा, शाल व श्रीफळ देऊन सत्कार करून त्यांना आदर्श गाव आडाची वाडीस भेटीचे निमंत्रण द्यायचे आहे. तसेच कार्यक्रमामध्ये आमच्या गावाच्या यशोगाथेचे सादरीकरण करण्याची संधी एका शेतकऱ्यास द्यावी, अशी विनंती केली आहे, असेही ते म्हणाले. सकाळ+ चे सदस्य व्हा ब्रेक घ्या, डोकं चालवा, कोडे सोडवा! शॉपिंगसाठी 'सकाळ प्राईम डील्स'च्या भन्नाट ऑफर्स पाहण्यासाठी क्लिक करा. Read latest Marathi news, Watch Live Streaming on Esakal and Maharashtra News. Breaking news from India, Pune, Mumbai. Get the Politics, Entertainment, Sports, Lifestyle, Jobs, and Education updates. And Live taja batmya on Esakal Mobile App. Download the Esakal Marathi news Channel app for Android and IOS. Follow Us Copyright © 2025 - Sakal Media Pvt Ltd - All rights reserved. Powered by Quintype</w:t>
+      </w:r>
+    </w:p>
+    <w:p>
+      <w:pPr>
+        <w:pStyle w:val="Heading3"/>
+      </w:pPr>
+      <w:r>
+        <w:t>Article 61</w:t>
       </w:r>
     </w:p>
     <w:p>
@@ -1538,7 +1879,7 @@
       <w:r>
         <w:t xml:space="preserve">URL: </w:t>
       </w:r>
-      <w:hyperlink r:id="rId58">
+      <w:hyperlink r:id="rId69">
         <w:r>
           <w:rPr>
             <w:color w:val="0000FF"/>
@@ -1557,7 +1898,7 @@
         <w:pStyle w:val="Heading3"/>
       </w:pPr>
       <w:r>
-        <w:t>Article 51</w:t>
+        <w:t>Article 62</w:t>
       </w:r>
     </w:p>
     <w:p>
@@ -1569,7 +1910,7 @@
       <w:r>
         <w:t xml:space="preserve">URL: </w:t>
       </w:r>
-      <w:hyperlink r:id="rId59">
+      <w:hyperlink r:id="rId70">
         <w:r>
           <w:rPr>
             <w:color w:val="0000FF"/>
@@ -1580,7 +1921,7 @@
     </w:p>
     <w:p>
       <w:r>
-        <w:t>Content: हिंदी | English सोमवार २९ सप्टेंबर २०२५ FOLLOW US : शहरं व्हिडीओ सखी आणखी By ऑनलाइन लोकमत | Updated: September 18, 2025 20:48 IST2025-09-18T20:47:05+5:302025-09-18T20:48:32+5:30 शेलपिंपळगाव : चासकमान आणि भामा-आसखेड प्रकल्पाचे कालवे रद्द झाल्यामुळे खेड तालुक्यातील मौजे काळूस गावाचे लाभक्षेत्र संपुष्टात आले आहे. या पार्श्वभूमीवर येथील बेकायदा पुनर्वसनाचे शिक्के रद्द करण्याच्या मागणीसाठी रयत क्रांती संघटना व बाधित शेतकऱ्यांच्या आंदोलनानंतर, मुंबईत मंगळवारी (दि. १६) महसूलमंत्री चंद्रशेखर बावनकुळे यांच्या अध्यक्षतेखाली महत्त्वपूर्ण बैठक पार पडली. शेतकऱ्यांवर कोणताही अन्याय न करता योग्य तो निर्णय घेतला जाईल, असे आश्वासन महसूलमंत्र्यांनी दिले. शासन निर्णयानुसार चासकमान आणि भामा-आसखेड प्रकल्पाचे कालवे रद्द झाल्याने मौजे काळूस गावाचे लाभक्षेत्र संपुष्टात आले आहे. ज्यामुळे पुनर्वसनाची मूळ गरजच उरली नाही. त्यामुळे, येथील शेतकऱ्यांच्या सातबारा उताऱ्यावरील पुनर्वसन शिक्के काढण्याची मागणी रयत क्रांती संघटनेने केली आहे. या मागणीसाठी काळूस येथे तब्बल २७ दिवस बाधित शेतकऱ्यांनी उपोषण केले आहे. बैठकीदरम्यान, महसूलमंत्र्यांनी सर्व वस्तुस्थिती आणि संबंधित कायदेशीर बाबी समजून घेतल्या. या बेकायदा पुनर्वसनासंदर्भात सर्वंकष अभ्यास केला जाईल. तसेच, शेतकऱ्यांचे म्हणणे ऐकून त्यांना विश्वासात घेऊनच अंतिम निर्णय घेतला जाईल. कोणताही अन्याय होणार नाही याची खात्री सरकार देईल, असे त्यांनी स्पष्ट केले. यासंदर्भात जिल्हाधिकाऱ्यांना तात्काळ अहवाल सादर करण्याच्या सूचना महसूलमंत्री बावनकुळे यांनी दिल्या आहेत. या बैठकीला मदत व पुनर्वसन मंत्री मकरंद पाटील, आमदार गोपीचंद पडळकर, माजी मंत्री सदाभाऊ खोत, डॉ. राम गावडे, संघटनेचे माजी प्रदेशाध्यक्ष शिवनाथ जाधव, जिल्हाध्यक्ष सुभाष पवळे, भानुदास शिंदे, गजानन गांडेकर, सरफराज शेख, विश्वनाथ पोटवडे, संतोष खलाटे, विठ्ठल आरगडे, भरत आरगडे, मिनीनाथ साळुंखे, सुरेश कौटकर, विकास खैरे आदींसह मदत व पुनर्वसन, महसूल विभाग आणि जलसंपदा विभागाचे वरिष्ठ अधिकारी उपस्थित होते. FOLLOW US : Copyright © 2025 Lokmat Media Pvt Ltd</w:t>
+        <w:t>Content: हिंदी | English सोमवार ६ ऑक्टोबर २०२५ FOLLOW US : शहरं व्हिडीओ सखी आणखी By ऑनलाइन लोकमत | Updated: September 18, 2025 20:48 IST2025-09-18T20:47:05+5:302025-09-18T20:48:32+5:30 शेलपिंपळगाव : चासकमान आणि भामा-आसखेड प्रकल्पाचे कालवे रद्द झाल्यामुळे खेड तालुक्यातील मौजे काळूस गावाचे लाभक्षेत्र संपुष्टात आले आहे. या पार्श्वभूमीवर येथील बेकायदा पुनर्वसनाचे शिक्के रद्द करण्याच्या मागणीसाठी रयत क्रांती संघटना व बाधित शेतकऱ्यांच्या आंदोलनानंतर, मुंबईत मंगळवारी (दि. १६) महसूलमंत्री चंद्रशेखर बावनकुळे यांच्या अध्यक्षतेखाली महत्त्वपूर्ण बैठक पार पडली. शेतकऱ्यांवर कोणताही अन्याय न करता योग्य तो निर्णय घेतला जाईल, असे आश्वासन महसूलमंत्र्यांनी दिले. शासन निर्णयानुसार चासकमान आणि भामा-आसखेड प्रकल्पाचे कालवे रद्द झाल्याने मौजे काळूस गावाचे लाभक्षेत्र संपुष्टात आले आहे. ज्यामुळे पुनर्वसनाची मूळ गरजच उरली नाही. त्यामुळे, येथील शेतकऱ्यांच्या सातबारा उताऱ्यावरील पुनर्वसन शिक्के काढण्याची मागणी रयत क्रांती संघटनेने केली आहे. या मागणीसाठी काळूस येथे तब्बल २७ दिवस बाधित शेतकऱ्यांनी उपोषण केले आहे. बैठकीदरम्यान, महसूलमंत्र्यांनी सर्व वस्तुस्थिती आणि संबंधित कायदेशीर बाबी समजून घेतल्या. या बेकायदा पुनर्वसनासंदर्भात सर्वंकष अभ्यास केला जाईल. तसेच, शेतकऱ्यांचे म्हणणे ऐकून त्यांना विश्वासात घेऊनच अंतिम निर्णय घेतला जाईल. कोणताही अन्याय होणार नाही याची खात्री सरकार देईल, असे त्यांनी स्पष्ट केले. यासंदर्भात जिल्हाधिकाऱ्यांना तात्काळ अहवाल सादर करण्याच्या सूचना महसूलमंत्री बावनकुळे यांनी दिल्या आहेत. या बैठकीला मदत व पुनर्वसन मंत्री मकरंद पाटील, आमदार गोपीचंद पडळकर, माजी मंत्री सदाभाऊ खोत, डॉ. राम गावडे, संघटनेचे माजी प्रदेशाध्यक्ष शिवनाथ जाधव, जिल्हाध्यक्ष सुभाष पवळे, भानुदास शिंदे, गजानन गांडेकर, सरफराज शेख, विश्वनाथ पोटवडे, संतोष खलाटे, विठ्ठल आरगडे, भरत आरगडे, मिनीनाथ साळुंखे, सुरेश कौटकर, विकास खैरे आदींसह मदत व पुनर्वसन, महसूल विभाग आणि जलसंपदा विभागाचे वरिष्ठ अधिकारी उपस्थित होते. FOLLOW US : Copyright © 2025 Lokmat Media Pvt Ltd</w:t>
       </w:r>
     </w:p>
     <w:p>
@@ -1588,7 +1929,7 @@
         <w:pStyle w:val="Heading3"/>
       </w:pPr>
       <w:r>
-        <w:t>Article 52</w:t>
+        <w:t>Article 63</w:t>
       </w:r>
     </w:p>
     <w:p>
@@ -1600,7 +1941,7 @@
       <w:r>
         <w:t xml:space="preserve">URL: </w:t>
       </w:r>
-      <w:hyperlink r:id="rId60">
+      <w:hyperlink r:id="rId71">
         <w:r>
           <w:rPr>
             <w:color w:val="0000FF"/>
@@ -1611,7 +1952,7 @@
     </w:p>
     <w:p>
       <w:r>
-        <w:t>Content: हिंदी | English सोमवार २९ सप्टेंबर २०२५ FOLLOW US : शहरं व्हिडीओ सखी आणखी By योगेश पांडे | Updated: September 15, 2025 16:14 IST2025-09-15T16:03:08+5:302025-09-15T16:14:50+5:30 लोकमत न्यूज नेटवर्कनागपूर : नवीन नागपूर साकारताना राज्य सरकारकडून सर्वच बाजूंचा विचार करण्यात येत आहे. तेथील शेतकऱ्यांचे कुठल्याही परिस्थितीत नुकसान होणार नाही, प्रत्येक शेतकऱ्यांना त्यांचा जमिनीचा मोबदला भूसंपादन कायद्याप्रमाणे मिळेल, असा दावा महसूलमंत्री चंद्रशेखर बावनकुळे यांनी केला आहे. नागपुरात सोमवारी ते प्रसारमाध्यमांशी बोलत होते. नवीन नागपूरसंदर्भात काही जणांमध्ये संभ्रम निर्माण करण्याचे प्रयत्न सुरू आहेत. मात्र जेव्हा प्रत्यक्षात जमिनींचे संपादन होईल तेव्हा शेतकऱ्यांशी थेट चर्चा करण्यात येईल. नियमाप्रमाणे त्यांना मोबदला देण्यात येईल. त्याबाबत त्यांनी निश्चिंत रहावे असे बावनकुळे म्हणाले.बंजारा आरक्षण मोर्चावरदेखील त्यांनी भाष्य केले. प्रत्येक समाजाची मागणी त्या समाजाला न्याय मिळण्यासाठी येत असते. आरक्षणाचे नियम कायदे आहेत व आरक्षणामध्ये कुठल्याही समाजाची एंट्री करायची असेल तर तसा प्रस्ताव केंद्र सरकारकडे पाठवावा लागतो. बंजारा आरक्षणाबाबत जी मागणी आली आहे त्याबाबत त्यांच्याशी चर्चा करण्यात येईल, असे बावनकुळे यांनी सांगितले. पीक नुकसानीची भरपाई देणार शेतकऱ्यांच्या शेतीमधील पिकाच्या नुकसान भरपाईबद्दल मुख्यमंत्र्यांनी अगोदरच प्रशासनाला सूचना दिल्या आहेत. शेतकऱ्यांचे जे नुकसान झाले आहे त्याची नियमानुसार भरपाई देण्याची शासनाची तयारी आहे. त्या दृष्टीने पंचनामेदेखील सुरू झाले आहेत, अशी माहिती बावनकुळे यांनी दिली. उद्धव ठाकरेंचा तोल घसरलेला आहे उद्धव ठाकरेंचा तोल घसरलेला आहे. काँग्रेसने त्यांना सोडून गेलेली आहे हे त्यांना माहिती आहे. महाविकास आघाडीचे अनेक लोक नाराज होऊन तोंड फिरवत आहेत. मतांचे राजकारण करण्याची उद्धव यांनी जी खेळी केली होती ती आता फसली आहे. त्यामुळे निराश झाल्याने अशी वाट्टेल तशी वक्तव्ये करत आहेत, असे बावनकुळे म्हणाले. FOLLOW US : Copyright © 2025 Lokmat Media Pvt Ltd</w:t>
+        <w:t>Content: हिंदी | English सोमवार ६ ऑक्टोबर २०२५ FOLLOW US : शहरं व्हिडीओ सखी आणखी By योगेश पांडे | Updated: September 15, 2025 16:14 IST2025-09-15T16:03:08+5:302025-09-15T16:14:50+5:30 लोकमत न्यूज नेटवर्कनागपूर : नवीन नागपूर साकारताना राज्य सरकारकडून सर्वच बाजूंचा विचार करण्यात येत आहे. तेथील शेतकऱ्यांचे कुठल्याही परिस्थितीत नुकसान होणार नाही, प्रत्येक शेतकऱ्यांना त्यांचा जमिनीचा मोबदला भूसंपादन कायद्याप्रमाणे मिळेल, असा दावा महसूलमंत्री चंद्रशेखर बावनकुळे यांनी केला आहे. नागपुरात सोमवारी ते प्रसारमाध्यमांशी बोलत होते. नवीन नागपूरसंदर्भात काही जणांमध्ये संभ्रम निर्माण करण्याचे प्रयत्न सुरू आहेत. मात्र जेव्हा प्रत्यक्षात जमिनींचे संपादन होईल तेव्हा शेतकऱ्यांशी थेट चर्चा करण्यात येईल. नियमाप्रमाणे त्यांना मोबदला देण्यात येईल. त्याबाबत त्यांनी निश्चिंत रहावे असे बावनकुळे म्हणाले.बंजारा आरक्षण मोर्चावरदेखील त्यांनी भाष्य केले. प्रत्येक समाजाची मागणी त्या समाजाला न्याय मिळण्यासाठी येत असते. आरक्षणाचे नियम कायदे आहेत व आरक्षणामध्ये कुठल्याही समाजाची एंट्री करायची असेल तर तसा प्रस्ताव केंद्र सरकारकडे पाठवावा लागतो. बंजारा आरक्षणाबाबत जी मागणी आली आहे त्याबाबत त्यांच्याशी चर्चा करण्यात येईल, असे बावनकुळे यांनी सांगितले. पीक नुकसानीची भरपाई देणार शेतकऱ्यांच्या शेतीमधील पिकाच्या नुकसान भरपाईबद्दल मुख्यमंत्र्यांनी अगोदरच प्रशासनाला सूचना दिल्या आहेत. शेतकऱ्यांचे जे नुकसान झाले आहे त्याची नियमानुसार भरपाई देण्याची शासनाची तयारी आहे. त्या दृष्टीने पंचनामेदेखील सुरू झाले आहेत, अशी माहिती बावनकुळे यांनी दिली. उद्धव ठाकरेंचा तोल घसरलेला आहे उद्धव ठाकरेंचा तोल घसरलेला आहे. काँग्रेसने त्यांना सोडून गेलेली आहे हे त्यांना माहिती आहे. महाविकास आघाडीचे अनेक लोक नाराज होऊन तोंड फिरवत आहेत. मतांचे राजकारण करण्याची उद्धव यांनी जी खेळी केली होती ती आता फसली आहे. त्यामुळे निराश झाल्याने अशी वाट्टेल तशी वक्तव्ये करत आहेत, असे बावनकुळे म्हणाले. FOLLOW US : Copyright © 2025 Lokmat Media Pvt Ltd</w:t>
       </w:r>
     </w:p>
     <w:p>
@@ -1619,50 +1960,19 @@
         <w:pStyle w:val="Heading3"/>
       </w:pPr>
       <w:r>
-        <w:t>Article 53</w:t>
-      </w:r>
-    </w:p>
-    <w:p>
-      <w:r>
-        <w:t>Title: Chandrashekhar Bawankule: स्थानिक स्वराज्य संस्थांमध्ये भाजपचे ‘टार्गेट ५१ टक्के’ – चंद्रशेखर बावनकुळे</w:t>
+        <w:t>Article 64</w:t>
+      </w:r>
+    </w:p>
+    <w:p>
+      <w:r>
+        <w:t>Title: CM Devendra Fadanvis: महसूल विभाग सुधारल्यास सबंध राज्य सुधारेल – मुख्यमंत्री देवेंद्र फडणवीस</w:t>
       </w:r>
     </w:p>
     <w:p>
       <w:r>
         <w:t xml:space="preserve">URL: </w:t>
       </w:r>
-      <w:hyperlink r:id="rId61">
-        <w:r>
-          <w:rPr>
-            <w:color w:val="0000FF"/>
-          </w:rPr>
-          <w:t>https://ratnagirikhabardar.com/news/79258/</w:t>
-        </w:r>
-      </w:hyperlink>
-    </w:p>
-    <w:p>
-      <w:r>
-        <w:t>Content: नागपूर : आगामी स्थानिक स्वराज्य संस्थांच्या निवडणूकीत भाजपने प्रत्येक मतदारसंघात किमान ५१ टक्के मते मिळविण्याचे टार्गेट ठेवले आहे. या दृष्टीने जागोजागी कार्यकर्ता संवाद मेळाव्यांना सुरुवात झाली आहे. विशेष म्हणजे विरोधकांच्या आरोपींना मोडून काढण्याचे मोठे आव्हान भाजपसमोर आहे. त्याच दृष्टीने पक्षाच्या नेत्यांकडून कार्यकर्त्यांना त्यासंदर्भातील नियोजनाबाबत मार्गदर्शन करण्यात येत आहे. नागपूर जिल्ह्यातील महादुला व बहादुरा भागात भाजपच्या कार्यकर्ता संवाद मेळाव्याचे आयोजन करण्यात आले होते. त्यात महसूलमंत्री चंद्रशेखर बावनकुळे यांनी स्पष्टच आवाहन केले. स्थानिक स्वराज्य संस्थांच्या निवडणुकीत भाजपच्या उमेदवाराला किमान ५१ टक्के मते मिळतील या अनुषंगाने काम करा आणि पंचायत ते पार्लमेंट भारतीय जनता पक्षाला मजबूत करा, असे आवाहन त्यांनी केले. भाजप हा समाजाच्या शेवटच्या व्यक्तीचा विचार करणारा पक्ष आहे. त्यामुळे कार्यकर्त्यांनी केंद्र आणि राज्याच्या योजना सामान्यांपर्यंत पोहचविल्या पाहिजे. जे वचन मी विधानसभा निवडणुकीत तुम्हाला दिले होते ते मी पूर्ण करणार आहे. ज्यांना घर नाही त्यांना पंतप्रधान आवास योजनेतून घरे देणार आहे. लाडकी बहीण योजना बंद केली जाणार नाही, असे मुख्यमंत्र्यांनी सांगितले आहे. ते महिलांपर्यंत पोहोचवा. त्यामुळे तुम्ही पक्ष मजबूत करण्यासाठी घरोघरी भेट द्या, असे बावनकुळे यांनी सांगितले. जो जिंकून येऊ शकतो आणि जनतेच्या पसंतीचा असलेल्या उमेदवारालाच तिकीट देण्यात येईल असे त्यांनी स्पष्ट केले. यावेळी भाजप जिल्हाध्यक्ष आनंदराव राऊत, चेतन खडसे, हरीश कंगाली, ब्रम्हा काळे, राजेश रंगारी इत्यादी पदाधिकारी प्रामुख्याने उपस्थित होते. सुनिल केदारांवर हल्लाबोल यावेळी बावनकुळे यांनी कॉंग्रेस नेते सुनिल केदार यांच्यावर हल्लाबोल केला. काँग्रेस मत चोरीचा आरोप करीत आहे. परंतु ज्यांनी शेतकऱ्यांचे दीडशे कोटी रुपये खाल्ले व जे जामिनावर बाहेर आहेत, त्यांना आरोप करण्याचा अधिकार आहे का असा सवाल त्यांनी केला. कॉंग्रेसने कामठीमध्ये मोर्चा काढला. मात्र त्या ठिकाणी मी ९५ पैकी ७५ बुथवर मागे होतो. मग मतचोरी कोणी केली, असा सवाल त्यांनी केला. काँग्रेस पक्ष खोटा अजेंडा राबवित आहे. ते खोडून काढा, त्यांना उत्तर द्या असे बावनकुळे यांनी सांगितले. दैनिक रत्नागिरी खबरदारISO 9001:2015 CERTIFIED(RNI NO. MAHMAR/2013/57411)शासनमान्य रजिस्टर न्यूजपेपर11:27 16-09-2025</w:t>
-      </w:r>
-    </w:p>
-    <w:p>
-      <w:pPr>
-        <w:pStyle w:val="Heading3"/>
-      </w:pPr>
-      <w:r>
-        <w:t>Article 54</w:t>
-      </w:r>
-    </w:p>
-    <w:p>
-      <w:r>
-        <w:t>Title: CM Devendra Fadanvis: महसूल विभाग सुधारल्यास सबंध राज्य सुधारेल – मुख्यमंत्री देवेंद्र फडणवीस</w:t>
-      </w:r>
-    </w:p>
-    <w:p>
-      <w:r>
-        <w:t xml:space="preserve">URL: </w:t>
-      </w:r>
-      <w:hyperlink r:id="rId62">
+      <w:hyperlink r:id="rId72">
         <w:r>
           <w:rPr>
             <w:color w:val="0000FF"/>
@@ -1681,30 +1991,30 @@
         <w:pStyle w:val="Heading3"/>
       </w:pPr>
       <w:r>
-        <w:t>Article 55</w:t>
-      </w:r>
-    </w:p>
-    <w:p>
-      <w:r>
-        <w:t>Title: OBC Funding Shortfall : ओबीसी समाजाला २५ वर्षात केवळ २,५०० कोटी दिले !छगन भुजबळांची खंत</w:t>
+        <w:t>Article 65</w:t>
+      </w:r>
+    </w:p>
+    <w:p>
+      <w:r>
+        <w:t>Title: Chandrapur BJP news । महाराष्ट्रात विकासाचे सरकार; भाजप कार्यकर्त्यांच्या अथक परिश्रमाचे फळ – चंद्रशेखर बावनकुळे</w:t>
       </w:r>
     </w:p>
     <w:p>
       <w:r>
         <w:t xml:space="preserve">URL: </w:t>
       </w:r>
-      <w:hyperlink r:id="rId63">
+      <w:hyperlink r:id="rId73">
         <w:r>
           <w:rPr>
             <w:color w:val="0000FF"/>
           </w:rPr>
-          <w:t>https://www.navakal.in/news/obc-funding-shortfall-chhagan-bhujbal-marathi-news/</w:t>
+          <w:t>https://news34.in/2025/09/chandrapur-bjp-news-development-updates/</w:t>
         </w:r>
       </w:hyperlink>
     </w:p>
     <w:p>
       <w:r>
-        <w:t>Content: OBC Funding Shortfall – Chhagan Bhujbal OBC Funding Shortfall – Bhujbal- राज्यातील आरक्षणाच्या प्रश्नावरून सुरू असलेल्या आंदोलनांच्या पार्श्वभूमीवर आज अन्न... OBC Funding Shortfall – Chhagan Bhujbal OBC Funding Shortfall – Bhujbal- राज्यातील आरक्षणाच्या प्रश्नावरून सुरू असलेल्या आंदोलनांच्या पार्श्वभूमीवर आज अन्न व नागरी पुरवठा मंत्री छगन भुजबळ (Chhagan Bhujbal) यांनी आपली भूमिका मांडली. गेल्या २५ वर्षांत ओबीसी समाजाला (OBC community)केवळ २५०० कोटी रुपये देण्यात आले. परंतु केवळ तीन वर्षांत मराठा समाजाला तब्बल २५ हजार कोटी रुपयांचा निधी देण्यात आला. ५४ टक्के लोकसंख्या असूनही ओबीसी समाजाला कमी निधी मिळत आहे अशी खंत त्यांनी व्यक्त केली. राज्यात आरक्षणाच्या मुद्द्यावरुन सुरू असलेल्या आंदोलन, मोर्चांच्या पार्श्वभूमीवर सरकारच्या मंत्रिमंडळ ओबीसी उपसमितीची मंत्री चंद्रशेखर बावनकुळे यांच्या अध्यक्षतेखाली बैठक झाली. मराठा समाजाला कुणबी प्रमाण पत्र देताना पुराव्यांवर कोणतीही खाडाखोड नको, ओव्हर राईटिंग नको असा महत्त्वाचा निर्णय बैठकीत घेण्यात आला. या बैठकीत ओबीसी महामंडळांसाठी ३२०० कोटी रूपये जे जाहीर झाले आहेत ते पैसे मिळावेत अशी मागणी करण्यात आली.ओबासीच्या नोकरभरतीचा अनुशेष भरून निघावा ही मागणी करण्यात आली. ओबीसी समाजातील विद्यार्थ्यांसाठी असलेल्या शिष्यवृत्ती बंद पडू नयेत, प्रत्येक जिल्ह्यात वसतिगृह सुरू करावीत, तसेच प्रादेशिक ओबीसी कार्यालयांसाठी जागा उपलब्ध करून द्यावी, अशी मागणी बैठकीत करण्यात आली. छगन भुजबळ म्हणाले की, २५ वर्षात ओबीसीला २५०० कोटी आणि ३ वर्षात मराठा समाजाला २५ हजार कोटी रुपये दिले गेले आहे. अण्णासाहेब पाटील आर्थिक विकास महामंडळला ७५० कोटी रुपये देण्यात आले. मागासवर्गीय विकास महामंडळाला केवळ ५ कोटी रुपये दिले आहेत. हा विरोधाभास योग्य नाही. १९३१ पासून ओबीसी समाज हा ५४ टक्के आहे असं सांगण्यात आलं. आम्ही एवढ्या मोठ्या संख्येने आहे आणि आम्हाला केवळ ५ कोटी रुपये दिले जातात.सरकारने मराठा समाजाच्यादबावाखाली हैदराबाद गॅझेटियरचा जीआर काढला. कुणबी समाज नावाने माळी समाज, समता परिषद यांच्या नावाने आम्ही आरक्षण जीआरविरोधात रीट दाखल करत आहोत. ओबीसी समाजातील ४ लोकांनी आत्महत्या केली आहे, आत्महत्याग्रस्त कुटुंबातील लोकांना शासनाने मदत करावी. बैठकीनंतर चंद्रशेखर बावनकुळे म्हणाले की, ओबीसी मंत्रालयाला २९०० कोटी रुपये मिळायला हवी. राज्यात २२ ओबीसी महामंडळे आहेत. त्याला देखील निधी मिळायला हवी. त्याबाबतची पुरवणी मागणी सादर करण्याचा निर्णय झाला आहे. या बैठकीत एकूण १८ ते १९ विषयांवर चर्चा झाली. हे देखील वाचा – राज्य मंत्रिमंडळाचे शिक्षण, उद्योग, ऊर्जा आणि पायाभूत सुविधांसाठी 8 महत्त्वाचे निर्णय स्थानिक स्वराज्य निवडणुका ३१ जानेवारी २०२६ पर्यंत घ्या! सुप्रीम कोर्टाचा आदेश आर्थिक स्थितीवर श्वेतपत्रिका काढा अन्यथा काळीपत्रिका काढू! पटोलेंचा इशारा Add. Display : +91 8108116423 / +91 8108116429 | Classified : +91 8422817445</w:t>
+        <w:t>Content: News 34 Chandrapur BJP news : चंद्रपूर २१ सप्टेंबर २०२५ – कार्यकर्त्यांच्या अथक परिश्रम आणि जनतेच्या विश्वासामुळेच महाराष्ट्रात विकासाचे सरकार स्थापन झाले. आपल्या एका मताने विकसित भारताचा संकल्प पूर्ण होत आहे. त्यामुळे कार्यकर्त्यांनी आत्मविश्वासाने आगामी सर्व निवडणुकांत विजय मिळवून कमळ फुलवावे, मुख्यमंत्री देवेंद्र फडणवीस यांच्या नेतृत्वातील सरकार घरपट्ट्यांपासून वीजदर कपातीपर्यंत सर्व वचने पूर्ण करणार असे प्रतिपादन महसूल मंत्री तथा भाजपचे ज्येष्ठ नेते चंद्रशेखर बावणकुळे यांनी केले. गटबाजीमुळे चंद्रपूर भाजपची डोकेदुखी वाढणार भारतीय जनता पार्टी चंद्रपूर महानगरतर्फे जैन भवन येथे कार्यकर्ता सन्मान सोहळ्याचे आयोजन करण्यात आले होते. यावेळी ते बोलत होते. या कार्यक्रमाला राष्ट्रीय ओबीसी आयोगाचे अध्यक्ष हंसराज अहिर, आमदार किशोर जोरगेवार, माजी आमदार सुधाकर कोहळे, महानगर अध्यक्ष सुभाष कासनगोट्टूवार, जिल्हा मध्य वर्ती बँकेचे अध्यक्ष रविंद्र शिंदे, ज्येष्ठ नेते विजय राऊत, माजी महापौर राखी कंचर्लावार, महिला आघाडी अध्यक्ष छबु वैरागडे, युवा मोर्चा प्रदेश उपाध्यक्ष रघुवीर अहिर, नामदेव डाहुले, युवा मोर्चा अध्यक्ष मयूर हेपट, महामंत्री रवी गुरुनुळे, श्याम कनकम, मनोज पाल, सविता दंढारे, विधानसभा अध्यक्ष दशरथसिंह ठाकूर, महिला अध्यक्ष वंदना हजारे, मंडळ अध्यक्ष प्रदीप किरमे, विनोद खेवले, सुभाष अदमाने, स्वप्निल डुकरे, अरुण तिखे यांच्यासह माजी नगरसेवक व इतर पदाधिकाऱ्यांची मंचावर उपस्थिती होती. Chandrapur BJP news बावणकुळे म्हणाले की, तीन कोटी सतर लाख मतांची ताकद घेऊन आणि ५१ टक्क्यांहून अधिक मते मिळवत मुख्यमंत्री देवेंद्र फडणवीस यांचे सरकार सत्तेत आले. हे यश इंदिरा गांधी आणि राजीव गांधी यांनाही शक्य झाले नाही, मात्र कार्यकर्त्यांच्या जोरावर आपण ते घडवून आणले.” ते पुढे म्हणाले की, या कार्यकर्त्यांच्या ताकदीमुळे शेतकऱ्यांकडून वीजबिल न घेण्याचा ऐतिहासिक निर्णय घेता आला. घरपट्ट्यांसह ३६ महत्त्वाच्या विषयांवर निर्णय झाले असून ५० हजार नागरिकांना कायमस्वरूपी पट्टे देण्यात येणार आहेत. विजेचे दर कमी करून साडे पाच रुपये प्रति युनिट एवढीच वसुली करण्याचा निर्णय मुख्यमंत्री देवेंद्र फडणवीस यांनी घेतला आहे. महाराष्ट्राला देशातील सर्वात विकसित राज्य करण्याचा त्यांचा संकल्प आहे. Maharashtra electricity tariff reduction 2025 आगामी स्थानिक स्वराज्य संस्थांच्या निवडणुका बाबत बावणकुळे म्हणाले की, “नगरपरिषद, जिल्हा परिषद आणि महानगरपालिका या सर्व निवडणुका आपण जिंकल्या पाहिजेत. आपले सरकार हे वचनपूर्ती करणारे, विकासाच्या माध्यमातून काम करणारे सरकार आहे. ओबीसींवर अन्याय होणार नाही, त्यांच्या हक्काच्या एका टक्यालाही कुणाचा हात लागणार नाही. प्रत्येक समाजाला समान न्याय देणे हीच आमची भूमिका आहे. चंद्रपूरातील प्रत्येक घराला आखीव प्रपत्रिका देण्यात येणार असून गरिबांना घरासाठी अडीच लाख रुपयांची मदत मिळणार आहे. या सर्व योजना कार्यकर्त्यांनी प्रत्येक घराघरात पोहोचवल्या पाहिजेत. chandrapur house patta scheme 2025 आमदार किशोर जोरगेवार यांच्या नेतृत्वात चंद्रपूर शहरात उत्तम कार्यकारिणी तयार झाली आहे. पक्षाचा प्रत्येक कार्यकर्ता हा कार्यक्षम आहे. जोरगेवार यांचे नेतृत्व आणि हंसराज अहिर यांचे मार्गदर्शन आपल्याला लाभले आहे. मतदारसंघातील कामे करण्यासाठी जोरगेवार यांची धडपड आम्ही पाहिली आहे. उत्तम काम करणाऱ्या दहा आमदारांमध्ये त्यांचे नाव आहे. त्यांच्या कामामुळे ते मुख्यमंत्री देवेंद्र फडणवीस यांचे निकटवर्तीय असून मुख्यमंत्री त्यांना कधीच खाली हाताने पाठवत नाहीत. त्यामुळे आपल्या प्रभागातील परिसरातील कामे आपण करून घ्यावीत, नागरिकांच्या अपेक्षा पूर्ण कराव्यात, असे ते कार्यकर्त्यांना संबोधित करताना म्हणाले. या कार्यक्रमात बोलताना राष्ट्रीय ओबीसी आयोगाचे अध्यक्ष हंसराज अहिर म्हणाले की, मुख्यमंत्री देवेंद्र फडणवीस यांच्या नेतृत्वाखाली स्वच्छ मंत्रीमंडळ कार्यरत आहे. नागरिकांना घरे देण्याचा घेतलेला निर्णय हा मोठा असून यामुळे नागरिकांची जुनी मागणी पूर्ण होणार आहे. या सरकारमुळे राज्याच्या विकासाला गती मिळत आहे. bjp karykarta sanman यावेळी आमदार जोरगेवार म्हणाले की, घरपट्ट्याच्या मागणीसंदर्भात मंत्री बावणकुळे यांनी तात्काळ मुंबईत बैठक घेऊन प्रश्न मार्गी लावला. सत्तेचा लाभ शेवटच्या घरापर्यंत पोहोचविण्याचे कार्य त्यांच्या माध्यमातून सुरू आहे.चंद्रपूरमध्ये आयोजित माता महाकाली महोत्सवादरम्यान निघणारी पालखी ही विदर्भातील सर्वात मोठी पालखी असून या मंदिर परिसराच्या विकासासाठी राज्य सरकार सकारात्मक असल्याचेही ते म्हणाले. मुख्यमंत्री देवेंद्र फडणवीस यांच्या नेतृत्वाखाली महाराष्ट्र प्रगती करत असून चंद्रपूर मतदारसंघाचाही विकास होत आहे. येणाऱ्या सर्व निवडणुका भारतीय जनता पक्ष जिंकणार असल्याचा विश्वास यावेळी आमदार किशोर जोरगेवार यांनी व्यक्त केला. Chandrapur BJP news या वेळी नवनियुक्त पदाधिकाऱ्यांना ना. चंद्रशेखर बावणकुळे यांच्या उपस्थितीत सन्मानपत्र प्रदान करण्यात आले. कार्यक्रमाला भाजप पदाधिकारी व कार्यकर्ते मोठ्या संख्येने उपस्थित होते.या कार्यकर्ता मेळाव्यामुळे भाजप कार्यकर्त्यांमध्ये नवचैतन्य निर्माण झाले असून, येणाऱ्या निवडणुकांत विजयाची पताका फडकवण्याचा निर्धार व्यक्त करण्यात आला. Comment Save my name, email, and website in this browser for the next time I comment. Privacy Policy I Diclamer I Terms &amp; Condition I About I Contact Us</w:t>
       </w:r>
     </w:p>
     <w:p>
@@ -1712,7 +2022,38 @@
         <w:pStyle w:val="Heading3"/>
       </w:pPr>
       <w:r>
-        <w:t>Article 56</w:t>
+        <w:t>Article 66</w:t>
+      </w:r>
+    </w:p>
+    <w:p>
+      <w:r>
+        <w:t>Title: Vijay Wadettiwar Vs Chandrashekhar Bawankule | आरक्षणाचा GR, वडेट्टीवारांचा एल्गार | Marathi News</w:t>
+      </w:r>
+    </w:p>
+    <w:p>
+      <w:r>
+        <w:t xml:space="preserve">URL: </w:t>
+      </w:r>
+      <w:hyperlink r:id="rId74">
+        <w:r>
+          <w:rPr>
+            <w:color w:val="0000FF"/>
+          </w:rPr>
+          <w:t>https://lokmat.news18.com/videos/video/vijay-wadettiwar-vs-chandrashekhar-bawankule-reservation-gr-wadettiwar-s-elgar-marathi-news-1075795.html</w:t>
+        </w:r>
+      </w:hyperlink>
+    </w:p>
+    <w:p>
+      <w:r>
+        <w:t>Content: Vijay Wadettiwar Vs Chandrashekhar Bawankule | आरक्षणाचा GR, वडेट्टीवारांचा एल्गार | Marathi News Lokmat is one of the leading YouTube News channels which delivers news from across Maharashtra, India and the world 24x7 in Marathi. Stay updated on all the current events shaping Maharashtra's politica... Follow us on Download News18 App</w:t>
+      </w:r>
+    </w:p>
+    <w:p>
+      <w:pPr>
+        <w:pStyle w:val="Heading3"/>
+      </w:pPr>
+      <w:r>
+        <w:t>Article 67</w:t>
       </w:r>
     </w:p>
     <w:p>
@@ -1724,7 +2065,7 @@
       <w:r>
         <w:t xml:space="preserve">URL: </w:t>
       </w:r>
-      <w:hyperlink r:id="rId64">
+      <w:hyperlink r:id="rId75">
         <w:r>
           <w:rPr>
             <w:color w:val="0000FF"/>
@@ -1743,7 +2084,7 @@
         <w:pStyle w:val="Heading3"/>
       </w:pPr>
       <w:r>
-        <w:t>Article 57</w:t>
+        <w:t>Article 68</w:t>
       </w:r>
     </w:p>
     <w:p>
@@ -1755,7 +2096,7 @@
       <w:r>
         <w:t xml:space="preserve">URL: </w:t>
       </w:r>
-      <w:hyperlink r:id="rId65">
+      <w:hyperlink r:id="rId76">
         <w:r>
           <w:rPr>
             <w:color w:val="0000FF"/>
@@ -1774,7 +2115,7 @@
         <w:pStyle w:val="Heading3"/>
       </w:pPr>
       <w:r>
-        <w:t>Article 58</w:t>
+        <w:t>Article 69</w:t>
       </w:r>
     </w:p>
     <w:p>
@@ -1786,7 +2127,7 @@
       <w:r>
         <w:t xml:space="preserve">URL: </w:t>
       </w:r>
-      <w:hyperlink r:id="rId66">
+      <w:hyperlink r:id="rId77">
         <w:r>
           <w:rPr>
             <w:color w:val="0000FF"/>
@@ -1797,7 +2138,7 @@
     </w:p>
     <w:p>
       <w:r>
-        <w:t>Content: Khabar 24 Express 2 weeks ago Breaking News, India, Khabar24 Exclusive, Maharashtra, Politics, State News, खबरें Leave a comment 15 Views Description: Maharashtra BJP leader Chandrashekhar Bawankule writes an emotional letter to Prime Minister Narendra Modi on his birthday. Read how he praised Modi’s leadership, vision, and contribution to India’s progress. Senior Maharashtra BJP leader and Revenue Minister Chandrashekhar Bawankule wrote a heartfelt letter to Prime Minister Narendra Modi on the occasion of his birthday. In the letter, Bawankule expressed deep admiration for Modi’s personality, leadership, and unwavering commitment to national development. He described Modi’s birthday as not just a personal celebration, but a symbol of India’s new era of progress. In his message, Chandrashekhar Bawankule praised PM Narendra Modi for rising from a small village in Gujarat to becoming the leader of the world’s largest democracy. Bawankule highlighted Modi’s focus on service, national interest, and discipline, which has set new standards in sectors like science, technology, defense, agriculture, environment, and global diplomacy. He wrote:“Prime Minister Narendra Modi’s birthday is not merely a personal celebration but represents the beginning of a new chapter for the nation. His leadership has guided India toward unprecedented growth and development. His contribution as the architect of modern India is unforgettable.” Chandrashekhar Bawankule further mentioned that PM Modi’s leadership inspires today’s youth to dream big and take action toward fulfilling those dreams. Modi’s speeches, according to Bawankule, are not just words but motivational messages that energize the younger generation to serve the country and work for a better future. He added:“Youth across India find inspiration in Modi ji’s leadership. His words encourage them to dream, act, and contribute to national progress.” In the closing part of his letter, Chandrashekhar Bawankule extended his warm birthday wishes to PM Narendra Modi. He expressed confidence that under Modi’s leadership, India will continue its journey toward becoming a developed nation. He also prayed for Modi’s health and success. He wrote:“I extend my heartfelt birthday wishes to Prime Minister Narendra Modi. There is no doubt that under his leadership, India will achieve new milestones. I pray to the divine powers for his good health and continued success.” Today, PM Modi’s birthday is being celebrated across India with great enthusiasm and respect. The emotional letter from Chandrashekhar Bawankule reflects not only his personal admiration but also the collective pride of citizens who look up to Modi’s leadership. The letter serves as a reminder of Modi’s vision for a stronger, self-reliant, and developed India. Bureau Report : Khabar 24 Express Subscribe to get the latest posts sent to your email. Type your email… Subscribe 55 minutes ago 1 hour ago 8 hours ago Flight के Washroom में सिगरेट पीने लगा यात्री, मची अफरा-तफरी, फ्लाइट की करानी पड़ी इमरजेंसी लैंडिंग Subscribe</w:t>
+        <w:t>Content: Khabar 24 Express 3 weeks ago Breaking News, India, Khabar24 Exclusive, Maharashtra, Politics, State News, खबरें Leave a comment 17 Views Description: Maharashtra BJP leader Chandrashekhar Bawankule writes an emotional letter to Prime Minister Narendra Modi on his birthday. Read how he praised Modi’s leadership, vision, and contribution to India’s progress. Senior Maharashtra BJP leader and Revenue Minister Chandrashekhar Bawankule wrote a heartfelt letter to Prime Minister Narendra Modi on the occasion of his birthday. In the letter, Bawankule expressed deep admiration for Modi’s personality, leadership, and unwavering commitment to national development. He described Modi’s birthday as not just a personal celebration, but a symbol of India’s new era of progress. In his message, Chandrashekhar Bawankule praised PM Narendra Modi for rising from a small village in Gujarat to becoming the leader of the world’s largest democracy. Bawankule highlighted Modi’s focus on service, national interest, and discipline, which has set new standards in sectors like science, technology, defense, agriculture, environment, and global diplomacy. He wrote:“Prime Minister Narendra Modi’s birthday is not merely a personal celebration but represents the beginning of a new chapter for the nation. His leadership has guided India toward unprecedented growth and development. His contribution as the architect of modern India is unforgettable.” Chandrashekhar Bawankule further mentioned that PM Modi’s leadership inspires today’s youth to dream big and take action toward fulfilling those dreams. Modi’s speeches, according to Bawankule, are not just words but motivational messages that energize the younger generation to serve the country and work for a better future. He added:“Youth across India find inspiration in Modi ji’s leadership. His words encourage them to dream, act, and contribute to national progress.” In the closing part of his letter, Chandrashekhar Bawankule extended his warm birthday wishes to PM Narendra Modi. He expressed confidence that under Modi’s leadership, India will continue its journey toward becoming a developed nation. He also prayed for Modi’s health and success. He wrote:“I extend my heartfelt birthday wishes to Prime Minister Narendra Modi. There is no doubt that under his leadership, India will achieve new milestones. I pray to the divine powers for his good health and continued success.” Today, PM Modi’s birthday is being celebrated across India with great enthusiasm and respect. The emotional letter from Chandrashekhar Bawankule reflects not only his personal admiration but also the collective pride of citizens who look up to Modi’s leadership. The letter serves as a reminder of Modi’s vision for a stronger, self-reliant, and developed India. Bureau Report : Khabar 24 Express Subscribe to get the latest posts sent to your email. Type your email… Subscribe 7 hours ago 7 hours ago 10 hours ago Nagpur का बेस्ट रेस्टोरेंट सिर्फ ₹180 में अनलिमिटेड खाना, स्वाद और वैरायटी दोनों एक साथ Subscribe</w:t>
       </w:r>
     </w:p>
     <w:p>
@@ -1805,7 +2146,7 @@
         <w:pStyle w:val="Heading3"/>
       </w:pPr>
       <w:r>
-        <w:t>Article 59</w:t>
+        <w:t>Article 70</w:t>
       </w:r>
     </w:p>
     <w:p>
@@ -1817,7 +2158,7 @@
       <w:r>
         <w:t xml:space="preserve">URL: </w:t>
       </w:r>
-      <w:hyperlink r:id="rId67">
+      <w:hyperlink r:id="rId78">
         <w:r>
           <w:rPr>
             <w:color w:val="0000FF"/>
@@ -1836,30 +2177,30 @@
         <w:pStyle w:val="Heading3"/>
       </w:pPr>
       <w:r>
-        <w:t>Article 60</w:t>
-      </w:r>
-    </w:p>
-    <w:p>
-      <w:r>
-        <w:t>Title: प्रशासन के लिए गंभीरता से काम करें, मंत्री बावनकुले ने दिए निर्देश, कहा- अच्छी सुविधाएं देना कर्तव्य</w:t>
+        <w:t>Article 71</w:t>
+      </w:r>
+    </w:p>
+    <w:p>
+      <w:r>
+        <w:t>Title: निजी कंपनियों को जमीन पट्टे पर दे सकेंगे आदिवासी किसान, महाराष्ट्र सरकार ने दी अनुमति</w:t>
       </w:r>
     </w:p>
     <w:p>
       <w:r>
         <w:t xml:space="preserve">URL: </w:t>
       </w:r>
-      <w:hyperlink r:id="rId68">
+      <w:hyperlink r:id="rId79">
         <w:r>
           <w:rPr>
             <w:color w:val="0000FF"/>
           </w:rPr>
-          <w:t>https://navbharatlive.com/maharashtra/chandrapur/minister-chandrashekhar-bawankule-instructed-administration-to-work-seriously-1363447.html</w:t>
+          <w:t>https://navbharatlive.com/maharashtra/nagpur/maharashtra-government-allows-tribal-farmers-to-lease-land-to-private-companies-1362201.html</w:t>
         </w:r>
       </w:hyperlink>
     </w:p>
     <w:p>
       <w:r>
-        <w:t>Content: मंत्री बावनकुले ने अधिकारियों को निर्देश दिए (सौजन्य-नवभारत) Chandrapur News: राजस्व विभाग राज्य में 17 सितंबर से 2 अक्टूबर तक सेवा पखवाड़ा चला रहा है। इसके अंतर्गत खेतों का मानचित्रण, अतिक्रमण हटाना, राष्ट्रीय राजमार्गों जैसी सड़कों का क्रमांकन, सभी के लिए मकान आदि कार्य किए जाएंगे। नागरिकों में राजस्व विभाग के प्रति सम्मान की भावना है। इसे टूटने न दें। जनोन्मुखी प्रशासन के लिए पूरी गंभीरता से काम करें, राज्य के राजस्व मंत्री चंद्रशेखर बावनकुले ने प्रशासनिक अधिकारियों को यह निर्देश दिए। वे जिला कलेक्टर कार्यालय में राजस्व विभाग के अंतर्गत भूमि अभिलेख, स्टाम्प पंजीयन आदि की समीक्षा करते हुए बोल रहे थे। बैठक में विधायक किशोर जोरगेवार, देवराव भोंगले, करण देवतले, जिला कलेक्टर विनय गौड़ा जी.सी., अतिरिक्त जिला कलेक्टर डॉ. नितिन व्यावरे, संतोष थिटे (चिमूर), निवासी उपजिलाधिकारी दगडू कुंभार सहित सभी उपविभागीय अधिकारी, सभी तहसीलदार आदि उपस्थित थे। आम और गरीब लोगों को अच्छी सुविधाएं प्रदान करना हमारा कर्तव्य है। गतिशील, पारदर्शी प्रशासन को लागू करने के लिए प्रणाली को सतर्क रहना चाहिए।लोगों को सरकारी काम के लिए किसी भी परेशानी न हो इस बात का ध्यान रखा जाना चाहिए कि कोई भी अपने घरों से वंचित न हो, एक भी किसान बिना संपर्क सड़क के न रहे। कार्यालय में एक सार्वजनिक बैठक का बोर्ड लगाएं। लोगों के संपर्क में रहें। सरकार की नीतियों को प्रभावी ढंग से लागू करें। इसके अलावा, राजस्व मंत्री बावनकुले ने कहा कि नगर निगम और नगर पालिका की सीमा के भीतर स्थित झोपड़पट्टियों की भूमि को भी नियमित किया जाएगा। सरकारी जमीन पर सभी घरों का सर्वेक्षण किया जाएगा। चंद्रपुर शहर में 55 झोपड़पट्टीवासियों को कानूनी घर देने के लिए जल्द ही निर्णय लिया जाएगा। उन्होंने आशा व्यक्त की कि अगले पांच वर्षों में महाराष्ट्र का देश में सबसे अच्छा राजस्व खाता होना चाहिए। अपना अच्छा काम प्रस्तुत करें। इस प्रस्तुति को राजस्व विभाग की वेबसाइट पर अपलोड करें। कृत्रिम रेत नीति के अनुसार, सरकारी निर्माण में 50 प्रतिशत रेत अनिवार्य कर दिया गया है। कृत्रिम रेत परियोजनाओं के लिए अधिकतम प्रयास करें। प्रत्येक जिले में कम से कम 50 परियोजनाएं शुरू की जानी चाहिए। राजस्व अर्ध-न्यायिक मामलों को तीन महीने के भीतर निपटाने के निर्देश दिए गए हैं। यह भी पढ़ें – भूमिहीन किसानों के नाम पर कर्ज ले लाखों की ठगी, कर्जमाफी का लाभ उठाने की साजिश नाकाम किसानों को तुरंत किसान आईडी मिलनी चाहिए। विशेष सहायता योजना की सभी धनराशि डीबीटी पर दी जाती है। राजस्व मंत्री चंद्रशेखर बावनकुले ने यह भी निर्देश दिए कि इस पखवाड़े में घर-घर जाकर 100 प्रतिशत डीबीटी करने की व्यवस्था होनी चाहिए। इस अवसर पर जिला कलेक्टर विनय गौड़ा जी. सी. ने विभाग का एक प्रस्तुतीकरण दिया। राजस्व विभाग की विभिन्न सेवाओं के बारे में नागरिकों को ऑनलाइन जागरूक करने के लिए जिला प्रशासन द्वारा बनाए गए चांदा राजस्व मित्र चैटबॉट का उद्घाटन राजस्व मंत्री चंद्रशेखर बावनकुले ने किया। Follow Us On © Copyright Navbharatlive 2025 All rights reserved.</w:t>
+        <w:t>Content: चंद्रशेखर बावनकुले (फाइल फोटो) Nagpur News: महाराष्ट्र के राजस्व मंत्री चंद्रशेखर बावनकुले ने कहा कि राज्य के आदिवासी किसान जल्द ही अपनी बंजर जमीन निजी संस्थाओं को पट्टे पर दे सकेंगे जिससे उन्हें अतिरिक्त आय हो सकेगी और इस संबंध में एक कानून लाया जाएगा। हालांकि कांग्रेस ने आरोप लगाया कि सरकार के इस फैसले से उद्योगपतियों को फायदा होगा और आदिवासियों का शोषण होगा। अधिकारियों ने कहा कि इस कदम से न केवल आदिवासियों को आय का एक स्थिर स्रोत प्राप्त करने का अवसर मिलेगा बल्कि उनके स्वामित्व अधिकारों की भी रक्षा होगी। बावनकुले ने कहा कि इस फैसले से आदिवासी ज़मीन मालिकों को फ़ायदा होगा। अगर कोई आदिवासी किसान किसी उद्योगपति के साथ साझेदारी में अपनी ज़मीन विकसित करना चाहता है तो वह अब ज़िला कलेक्टर से संपर्क कर सकता है और अंतिम फ़ैसला ले सकता है। इससे पहले ऐसे प्रस्तावों को मुंबई स्थित राज्य प्रशासनिक मुख्यालय, मंत्रालय में मंज़ूरी लेनी पड़ती थी। उन्होंने स्पष्ट किया कि प्रस्तावित कानून केवल बंजर भूमि पर लागू होगा न कि आदिवासियों के स्वामित्व वाली उपजाऊ भूमि पर। बावनकुले ने कहा कि मुझे पालघर और नंदुरबार ज़िलों के आदिवासी ज़मीन मालिकों से कई अनुरोध मिले हैं। अगर कोई निजी कंपनी सरकारी योजना के तहत सौर पैनल लगाना चाहती है तो वह आदिवासी ज़मीन मालिक के साथ समझौता कर सकती है जिससे उसे एक निश्चित वार्षिक भुगतान मिलता रहेगा। बंजर ज़मीन से ऐसी आय संभव नहीं होगी। उन्होंने कहा कि प्रस्तावित कानून जनजातीय स्वामित्व की भी रक्षा करेगा क्योंकि यदि भूमि को लम्बी अवधि के लिए पट्टे पर दिया जाता है तो भी मालिक को उस संस्था से वार्षिक भुगतान प्राप्त होता रहेगा जिसके साथ समझौता किया गया है। इससे पहले मंत्री ने कहा था कि आदिवासी किसान अपनी जमीन सीधे निजी पक्षों को पट्टे पर दे सकेंगे। वर्तमान में जनजातीय किसानों को निजी संस्थाओं के साथ स्वतंत्र रूप से पट्टा समझौते करने की अनुमति नहीं है। उन्होंने कहा कि प्रस्तावित परिवर्तन का उद्देश्य उन्हें निजी निवेश तक सीधी पहुंच प्रदान करना तथा उनकी होल्डिंग से अतिरिक्त आय उत्पन्न करना है। मंत्री के अनुसार प्रक्रिया में पारदर्शिता और निष्पक्षता सुनिश्चित करने के लिए समझौतों में जिला कलेक्टर की भागीदारी आवश्यक होगी। यह भी पढ़ें – एनसीपी का चिंतन, भाजपा को चुनौती, गडकरी-फडणवीस का प्रभाव, फिर भी दबाव, बदलेंगे समीकरण? उन्होंने कहा कि न्यूनतम पट्टा किराया 50,000 रुपये प्रति एकड़ वार्षिक या 1,25,000 रुपये प्रति हेक्टेयर वार्षिक होगा। किसान और निजी पक्ष आपसी सहमति से अधिक राशि पर निर्णय ले सकते हैं। बावनकुले ने कहा कि यदि आदिवासी किसानों की भूमि पर प्रमुख या लघु खनिज पाए जाते हैं तो उन्हें खनिज निष्कर्षण के लिए निजी कंपनियों के साथ समझौता ज्ञापन (एमओयू) करने की अनुमति दी जाएगी। उन्होंने कहा कि किसानों को प्रति टन या निकाले गए खनिजों के आधार पर मौद्रिक लाभ मिलेगा। हालांकि लाभ की सटीक मात्रा अभी निर्धारित नहीं की गई है। महाराष्ट्र कांग्रेस विधायक दल के नेता और पूर्व मंत्री विजय वडेट्टीवार ने आरोप लगाया कि सरकार के फैसले से उद्योगपतियों को फायदा होगा। उन्होंने दावा किया कि यह निर्णय मूलतः कुछ उद्योगपतियों और प्रभावशाली लोगों को लाभ पहुंचाने के उद्देश्य से है जो प्रस्तावित नए कानून का उपयोग करके आदिवासियों का शोषण करेंगे। Follow Us On © Copyright Navbharatlive 2025 All rights reserved.</w:t>
       </w:r>
     </w:p>
     <w:p>
@@ -1867,7 +2208,7 @@
         <w:pStyle w:val="Heading3"/>
       </w:pPr>
       <w:r>
-        <w:t>Article 61</w:t>
+        <w:t>Article 72</w:t>
       </w:r>
     </w:p>
     <w:p>
@@ -1879,7 +2220,7 @@
       <w:r>
         <w:t xml:space="preserve">URL: </w:t>
       </w:r>
-      <w:hyperlink r:id="rId69">
+      <w:hyperlink r:id="rId80">
         <w:r>
           <w:rPr>
             <w:color w:val="0000FF"/>
@@ -1898,7 +2239,7 @@
         <w:pStyle w:val="Heading3"/>
       </w:pPr>
       <w:r>
-        <w:t>Article 62</w:t>
+        <w:t>Article 73</w:t>
       </w:r>
     </w:p>
     <w:p>
@@ -1910,7 +2251,7 @@
       <w:r>
         <w:t xml:space="preserve">URL: </w:t>
       </w:r>
-      <w:hyperlink r:id="rId70">
+      <w:hyperlink r:id="rId81">
         <w:r>
           <w:rPr>
             <w:color w:val="0000FF"/>
@@ -1929,7 +2270,7 @@
         <w:pStyle w:val="Heading3"/>
       </w:pPr>
       <w:r>
-        <w:t>Article 63</w:t>
+        <w:t>Article 74</w:t>
       </w:r>
     </w:p>
     <w:p>
@@ -1941,7 +2282,7 @@
       <w:r>
         <w:t xml:space="preserve">URL: </w:t>
       </w:r>
-      <w:hyperlink r:id="rId71">
+      <w:hyperlink r:id="rId82">
         <w:r>
           <w:rPr>
             <w:color w:val="0000FF"/>
@@ -1960,7 +2301,348 @@
         <w:pStyle w:val="Heading3"/>
       </w:pPr>
       <w:r>
-        <w:t>Article 64</w:t>
+        <w:t>Article 75</w:t>
+      </w:r>
+    </w:p>
+    <w:p>
+      <w:r>
+        <w:t>Title: Maharashtra Politics Live Update : ट्रम्प यांच्या एच-1 बी व्हिसावरील निर्णयावर भारताची पहिली प्रतिक्रिया</w:t>
+      </w:r>
+    </w:p>
+    <w:p>
+      <w:r>
+        <w:t xml:space="preserve">URL: </w:t>
+      </w:r>
+      <w:hyperlink r:id="rId83">
+        <w:r>
+          <w:rPr>
+            <w:color w:val="0000FF"/>
+          </w:rPr>
+          <w:t>https://sarkarnama.esakal.com/maharashtra/maharashtra-20-september-2025-latest-marathi-political-news-manoj-jarange-patil-obc-reservation-mahayuti-devendra-fadnavis-uddhav-thackeray-ajit-pawar-eknath-shinde-ncp-mns-shivsena-ubt-rahul-gandhi-election-commission-mumbai-pune-chhagan-bhujbal-ncp-bjp-local-body-elections</w:t>
+        </w:r>
+      </w:hyperlink>
+    </w:p>
+    <w:p>
+      <w:r>
+        <w:t>Content: आगामी स्थानिकच्या पार्श्वभूमिवर एकनाथ शिंदेची शिवसेना आक्रमकपणे नियोजन करताना दिसत आहे. याचदरम्यान रायगडमध्ये अद्याप शिनसेना आणि अजित पवार यांच्या राष्ट्रवादीतील वाद संपलेला दिसत नाहीय. अशातच मंत्री भरत गोगावले यांनी, निवडणुका स्वतंत्र लढण्याची आमची देखील तयारी असल्याचे सांगत महायुतीलाच इशारा दिला आहे. त्यांनी, आम्ही देखील मेलेल्या आईचे दूध प्यायलेलो नाही, पण महायुती म्हणून लढावं ही आमची भूमिका असल्याचे म्हणाले आहे. ते चिपळूनमध्ये प्रसारमाध्यमांशी बोलत होते. ओबीसी आंदोलक लक्ष्मण हाके यांची एक कथित व्हाट्सअप ऑडिओ कॉल रेकॉर्डिंग व्हायरल झाली आहे‌. यामुळे सोशल माध्यमांवर मोठी चर्चा सुरू झाली आहे. एक व्यक्ती लक्ष्मण हाके यांना फोनवरून बोलताना तुम्ही समाजासाठी खूप काम करत आहात तुम्हाला काहीतरी मानधन द्यायचं आहे. यावर लक्ष्मण हाके म्हणतात काय मानधन देताय बोला. त्यावर समोरून बोलणारा व्यक्ती म्हणतो एक लाख रुपयांपर्यंत ऑनलाइन गुगल पे, फोन पे वर पैसे पाठवतो. त्यावर लक्ष्मण हाके म्हणतात एक मिनिट थांबा आणि रितेश नावाच्या व्यक्तीला विचारतात यूपीआय नंबर, फोन पे, गुगल पे नंबर आहे का ? अशी हि व्हिडिओ कॉल रेकॉर्डिंग प्रचंड व्हायरल होत आहे. याची मोठी चर्चा होत आहे. अमेरिकेचे राष्ट्राध्यक्ष डोनाल्ड ट्रम्प भारतीवर पुन्हा एकदा मोठा निर्णय लादला. त्यांनी एच-1 बी व्हिसावरील शुल्क तब्बल एक लाख डॉलर म्हणजेच भारतीय रुपयांमध्ये 88 लाखांपर्यंत वाढवण्याचा निर्णय घेतला. यामुळे अनेक भारतीयांचे अमेरिकेला जाण्याचे स्वप्नावर पाणी फेरलं आहे. यादरम्यान भारताची पहिली प्रतिक्रिया समोर आली असून अमेरिकेनं घेतलेल्या या निर्णयाचे काय परिणाम होऊ शकतात याचं मूल्यांकन सुरू आहे, तसेच या निर्णयामुळे तंत्रज्ञान आणि उद्योग क्षेत्रात होत असलेल्या बदलांवर देखील आम्ही बारीक नजर ठेवून आहोत असं भारत सरकारने म्हटलं आहे. महसूलमंत्री चंद्रशेखर बावनकुळे यांचा आज चंद्रपूर दौरा होता. यातील जनसंवाद उपक्रमाच्यामाध्यमातून ते लोकांशी संवाद साधणार होते. मात्र, त्यांनी केवळ देखावा केला असून, निवेदने स्वीकारून लोकांची बोळवण केली, असा आरोप आम आदमी पक्षाने केला. सर्वसामान्य नागरिक आणि आपचे पदाधिकारीही या जनसंवाद कार्यक्रमासाठी उपस्थित झाले. अनेकांना आपल्या समस्या त्यांच्यापुढे मांडायच्या होत्या. मात्र बावनकुळे यांनी एकही व्यक्तीची समस्या ऐकली नाही. केवळ लेखी निवेदने स्वीकारली आणि आलेल्या लोकांची दिशाभूल केली, असा आरोप आपने केला. उद्धव ठाकरे यांच्या सरकारच्या काळातील शिवभोजन थाळी योजना सुरूच राहणार असल्याचे स्पष्ट संकेत महसूलमंत्री चंद्रशेखर बावनकुळे यांनी दिले आहेत. या शिवभोजन थाळी योजनेसाठी सरकारने दोनशे कोटी रुपये मंजूर केले असल्याची माहिती त्यांनी दिली आहे. माजी आमदार अशोक कोंडीबा टेकवडे यांच्यासह दहा जणांविरुद्ध पुणे ग्रामीण पोलिसांनी गुन्हा दाखल करत मोठी कारवाई केली आहे. पुणे जिल्ह्यातील शिरूर तालुक्यातील गणेगाव दुमाला या ठिकाणी असलेल्या सचिन गरड नावाच्या शेतकऱ्याची जमीन गहाण ठेवून माजी आमदारांसह इतर आरोपींनी कर्ज काढल्याचा धक्कादायक प्रकार समोर आला आहे. कृषिमंत्री दत्तात्रय भरणे यांनी अकोला येथे मोठं विधान केलं आहे. त्यांनी पाऊस थांबताच शेतीच्या नुकसानीचे पंचनामे करून सरकार शेतकऱ्यांना मदत करणार असल्याचं जाहीर केलं आहे. तसेच जून-जुलै महिन्यात झालेल्या नुकसानीबाबत शेतकऱ्यांच्या खात्यात नुकसान भरपाई जमा करण्याची प्रक्रिया सुरू असल्याची माहितीही त्यांनी दिली आहे. महाराष्ट्राचे मुख्यमंत्री देवेंद्र फडणवीस यांनी नाशिक त्र्यंबकेश्वर येथे चार ते पाच पत्रकारांवर झालेल्या अमानुष मारहाणीची घटनेची गंभीर दखल घेतली आहे.त्यांनी नाशिक जिल्हाधिकारी आणि पोलिसांशी संपर्क साधला असून त्वरित कारवाईचे आदेश दिले आहेत. उद्धव ठाकरे यांच्या सरकारच्या काळात बुलेट ट्रेन प्रकल्पाला मंजुरी देण्यात आली नव्हती, त्यामुळे बुलेट ट्रेन प्रकल्पाला विलंब झाला. पण तो विलंबही भरून काढण्याचे काम सध्या सुरू आहे. बुलेट ट्रेन पूर्ण झाल्यानंतर अहमदाबाद-मुंबईचा प्रवास हा दोन तास सात मिनिटांत करता येणार आहे, असे रेल्वेमंत्री अश्विन वैष्णव यांनी सांगितले. महाविकास आघाडी सरकारच्या काळात सुरू करण्यात आलेली शिवभोजन थाळी योजना सुरू ठेवण्याचा निर्णय महायुती सरकारने घेतला आहे. याबाबतची माहिती महसूल मंत्री चंद्रशेखर बावनकुळे यांनी दिली आहे. या शिवभोजन थाळी योजनेसाठी २०० कोटी रुपयांची तरतूद करण्यात आली आहे, असेही बावनकुळे यांनी स्पष्ट केले. ओला दुष्काळ जाहीर करण्याच्या मागणीसाठी हिंगोलीत शिवसेना उद्धव बाळासाहेब ठाकरे पक्षाकडून कृषिमंत्री दत्तात्रेय भरणे यांना काळे झेंडे दाखविण्यात आले. या वेळी शिवसैनिकांनी काही वेळ कृषिमंत्री भरणे यांची गाडी अडवली होती. मात्र, पोलिसांनी शिवसैनिकांना बाजूला केल्यानंतर कृषिमंत्री नियोजित स्थळाकडे रवाना झाले. ओला दुष्काळ जाहीर करा नाही तर खुर्च्या खाली करा, अशी घोषणाबाजी या वेळी शिवसैनिकांनी केली. सोलापूर जिल्ह्यात यंदा अतिवृष्टी झाली आहे. या अतिवृष्टीमुळे जिल्ह्यातील एक लाख ६६ हेक्टर क्षेत्रावरील खरीप पिकांचे नुकसान झाले आहे, असा प्राथमिक अहवाल कृषी विभागाने दिला आहे. अजूनही पाऊस सुरू झाली आहे, त्यामुळे नुकसान आणखी वाढण्याची शक्यता वर्तविण्यात येत आहे. एसटी महामंडळाकडून महत्त्वाचा, मोठा निर्णय घेण्यात आला आहे. एसटी महामंडळाकडून 17 हजार 450 कंत्राटी पद्धतीने नोकऱ्या देण्यात येणार आहेत. यात चालक आणि सहाय्यक अशा पदांसाठी भरती होणार आहेत. परिवहन मंत्री प्रताप सरनाईक यांनी याबाबत माहिती दिली आहे. सरकारमध्ये असलेला पालकमंत्री शेतकऱ्यांच्या बांधावर दिसत नाही. प्रशासन देखील नुकसानीचा अर्धा सर्वे करतात. भारताची नेपाळपेक्षा वाईट अवस्था सध्या आहे. अमरावतीचे पालकमंत्री चंद्रशेखर बावनकुळे अजूनही शेतकऱ्यांच्या बांधावर पोहोचले नाहीत. बावनकुळे यांना अमरावतीत आल्यानंतर गणपती, दहीहंडी साठी वेळ मिळतो. शेतकरी सध्या वाऱ्यावर आहे. निवडणुकीच्या आधी शेतकरी फक्त हिंदू असतो. सत्ता आल्यानंतर शेतकरी हिंदू नसतो” अशी बोचरी टीका बच्चू कडू यांनी केली. भाजप आमदार गोपीचंद पडळकर यांनी राष्ट्रवादी काँग्रेसचे नेते जयंत पाटील यांच्याबद्दल केलेल्या वक्तव्यावरून तीव्र नाराजी व्यक्त होत आहे. हे वक्तव्य महाराष्ट्राच्या सांस्कृतिक वारशाला व राजकीय परंपरेला शोभणारे नसल्याची टीका काँग्रेस प्रवक्ते सचिन सावंत यांच्याकडून करण्यात आली आहे. भाजपाच्या मोहिमेचा भाग म्हणूनच अशा वादग्रस्त विधानांना प्रोत्साहन दिले जाते, असा आरोप विरोधकांनी केला आहे. विरोधकांना अस्वस्थ करणे, तपास यंत्रणांचा वापर करून दडपशाही करणे आणि माध्यमांवर दबाव आणणे ही भाजपाची ठरलेली रणनीती असल्याचेही सांगितले गेले. Pune News : पोलीस दलामध्ये काम करू इच्छिणाऱ्या तरुणांसाठी अत्यंत महत्त्वाची बातमी समोर आली आहे. राज्य सरकारकडून लवकरच एका मोठ्या पोलीस भरतीची घोषणा होणार आहे. पुणे पोलीस दलामध्ये एक मोठी भरती होणारातून त्याबाबतच्या प्रस्तावाला तत्वतः मान्यता देण्यात आली आहे. त्यामुळे लवकरच ही भरती प्रक्रिया सुरू होणार असल्याचं सांगितलं जात आहे. आमदार गोपीचंद पडळकर यांनी जयंत पाटील यांच्यावर मर्यादा सोडून केलेल्या टीकेबाबत इस्लामपूर येथे समर्थांकांकडून रास्ता रोको. आमदार गोपीचंद पडळकर यांच्या विधानावर राष्ट्रवादी काँग्रेसने नाराजी व्यक्त करत आंदोलन केले. शरदचंद्र पवारांच्या नेतृत्वाखालील राष्ट्रवादी कार्यकर्त्यांनी नागपूरच्या व्हेरायटी चौकात पडळकर यांच्या विरोधात जोरदार निषेध नोंदवला. कार्यकर्त्यांनी घोषणाबाजी करून पडळकर यांच्यावर तक्रार केली. #WATCH | Gujarat | PM Modi conducts a roadshow in Bhavnagar(Source: ANI/DD) pic.twitter.com/zSRMrA3fwc मुख्यमंत्री माझी लाडकी बहीण योजनेतील सर्व लाडक्या बहिणींनी E-KYC प्रक्रिया लवकरात लवकर करावी. ही प्रक्रिया आपल्या सर्वांच्या हितासाठीच असून यामुळे लाडक्या बहिणींच्या सन्मान निधी वितरणात सुलभता व सुसूत्रता येणार आहे. E-KYC प्रक्रिया लाडक्या बहिणींच्या हिताची !मुख्यमंत्री माझी लाडकी बहीण योजनेतील सर्व लाडक्या बहिणींनी E-KYC प्रक्रिया लवकरात लवकर करावी. ही प्रक्रिया आपल्या सर्वांच्या हितासाठीच असून यामुळे लाडक्या बहिणींच्या सन्मान निधी वितरणात सुलभता व सुसूत्रता येणार आहे. pic.twitter.com/P0SWR0QUXi "आज, 20 सप्टेंबर हा भारताच्या समुद्री क्षेत्रासाठी आणि आत्मनिर्भरतेकडे वाटचाल करण्यासाठी एक महत्त्वाचा दिवस आहे. सकाळी सुमारे 10:30 वाजता भावनगर येथे ‘समुद्र से समृद्धि’ या कार्यक्रमाला उपस्थित राहणार आहे. या कार्यक्रमात 34,200 कोटी रुपयांहून अधिक कामांचे उद्घाटन किंवा शिलान्यास केला जाईल. यामुळे देशभरातील जनतेला फायदा होईल. तसेच शिपिंग क्षेत्राशी संबंधित महत्त्वाच्या धोरणांवरही आपले लक्ष केंद्रीत राहील." Today, 20th September is an important day for India’s maritime sector and our quest towards self-reliance. At around 10:30 AM, will take part in the ‘Samudra se Samriddhi’ programme in Bhavnagar. Works worth over Rs. 34,200 crores will be inaugurated or their foundation stones… पंतप्रधान नरेंद्र मोदी आज भावनगर येथे रोड शो आणि जनसभेत सहभागी झाले. या वेळी शिपिंग व पोर्टशी संबंधित अनेक प्रकल्पांचे उद्घाटन व भूमिपूजन करण्यात येणार आहे. भावनगरच्या विकासाला गती मिळावी आणि रोजगाराच्या संधी वाढाव्यात, यासाठी हे प्रकल्प उपयुक्त ठरणार असल्याचे मोदींनी सांगितले. डॉ. बाबासाहेब आंबेडकर संशोधन व प्रशिक्षण संस्था (बार्टी), पुणे मार्फत विकसित ऑनलाईन पोर्टलद्वारे जात प्रमाणपत्र पडताळणी प्रक्रिया पूर्णपणे ऑनलाईन करण्यात आली आहे. राज्यात जिल्हा जात प्रमाणपत्र पडताळणी समितीकडून जानेवारी २०२५ ते ऑगस्ट २०२५ या कालावधीत ३ लाख ४१ हजार ९७३ विद्यार्थ्यांना जात वैधता प्रमाणपत्रे वितरित करण्यात आली असल्याची माहिती ‘बार्टी’चे महासंचालक सुनील वारे यांनी दिली. दौंड तालुक्यात सेवा पंधरवडा उपक्रमाअंतर्गत तालुक्याचे आमदार राहुल कूल यांच्या हस्ते लाभार्थ्यांना ५०० हून अधिक लाभपत्राचे श्रीकृष्ण मंगल कार्यालय, बोरीपार्धी, चौफुला येथे वितरण करण्यात आले. नागरिकांना सेवा पंधरवडा उपक्रमात सहभागी होऊन सेवांचा लाभ घेण्याचे प्रशासनाच्यावतीने आवाहन करण्यात आले. भाजप आमदार गोपीचंद पडळकर यांनी जयंत पाटील यांच्याविषयी केलेल्या अश्लाघ्य वक्तव्याच्या निषेधार्थ इस्लामपूर बंदची हाक देण्यात आली आहे. राष्ट्रवादी काँग्रेस शरदचंद्र पवार पक्षाच्या वतीने रस्ता रोको करण्यात आले. आगामी महापालिका निवडणुकीच्या पार्श्वभूमीवर उद्धव ठाकरे यांचा ४ ऑक्टोबर रोजी पुणे दौरा येणार आहेत.ते स्थानिक स्वराज्य निवडणुकीची तयारी संदर्भात कार्यकर्त्यांना मार्गदर्शन करतील. पक्षाचे एकदिवशीय शिबिर देखील आयोजित केले जाणार असल्याची माहिती आहे. गोपीचंद पडळकर यांचे वक्तव्य म्हणजे आईला शिवी आहे.राजकीय नेत्यांना शिव्या द्या पण आई वडिलांना शिव्या देणे योग्य नाही. पडळकर कुणाच्या इशाऱ्यावर बोलत आहे, कोण त्याला पाठीशी घालत आहे. महाराष्ट्राची ही संस्कृती नव्हती ही पद्धत भाजपने सुरू केली आहे एखाद्याच्या आईवर बोलणे हे कोणते संस्कार आहेत? असा सवाल काँग्रेस नेते विजय वडेट्टीवार यांनी केला आहे. सरकारनामाचे सदस्य व्हा शॉपिंगसाठी 'सकाळ प्राईम डील्स'च्या भन्नाट ऑफर्स पाहण्यासाठी क्लिक करा. Read Latest Marathi Political News, Breaking Political News from Maharashtra, India, Pune &amp; Mumbai at Sarkarnama. To Get Live Political Marathi News on Mobile, Download the Sarkarnama Mobile App for Android and IOS. सरकारनामा आता सर्व सोशल मीडिया प्लॅटफॉर्मवर. ताज्या राजकीय घडामोडींसाठी फेसबुक, ट्विटर, इन्स्टाग्राम, शेअर चॅट, टेलिग्रामवर आणि व्हॉट्सॲप आम्हाला फॉलो करा. तसेच, सरकारनामा यूट्यूब चॅनेलला आजच सबस्क्राइब करा. Follow Us Copyright © 2025 Sakal Media Group – All Rights Reserved Powered by Quintype वेबसाईटवर ब्राउझिंगचा अनुभव सर्वोत्तम असावा, यासाठी आम्ही कुकीजचा वापर करतो. कुकीजमुळे तुम्हाला तुमच्या आवडत्या मजकुराची शिफारस करता येते. आमचे गोपनीयता आणि कुकीजसंदर्भातील धोरण तुम्हाला मान्य आहे.</w:t>
+      </w:r>
+    </w:p>
+    <w:p>
+      <w:pPr>
+        <w:pStyle w:val="Heading3"/>
+      </w:pPr>
+      <w:r>
+        <w:t>Article 76</w:t>
+      </w:r>
+    </w:p>
+    <w:p>
+      <w:r>
+        <w:t>Title: Maharashtra Politics Live Update : हवामान विभागाचा अलर्ट; पावसाचा जोर आणखी वाढण्याची शक्यता</w:t>
+      </w:r>
+    </w:p>
+    <w:p>
+      <w:r>
+        <w:t xml:space="preserve">URL: </w:t>
+      </w:r>
+      <w:hyperlink r:id="rId84">
+        <w:r>
+          <w:rPr>
+            <w:color w:val="0000FF"/>
+          </w:rPr>
+          <w:t>https://sarkarnama.esakal.com/maharashtra/maharashtra-22-september-2025-latest-marathi-political-news-maratha-manoj-jarange-patil-obc-reservation-mahayuti-devendra-fadnavis-uddhav-thackeray-ajit-pawar-pune-visit-eknath-shinde-ncp-mns-shivsena-ubt-rahul-gandhi-eci-mumbai-chhagan-bhujbal-local-body-elections</w:t>
+        </w:r>
+      </w:hyperlink>
+    </w:p>
+    <w:p>
+      <w:r>
+        <w:t>Content: हवामान विभागानं राज्यात पुन्हा एकदा मान्सून सक्रिय होणार असल्याचा अंदाज वर्तवला आहे. बंगालच्या उपसागरावर कमी दाबाचा पट्टा निर्माण होणार असल्यानं महाराष्ट्रात 28 सप्टेंबरपर्यंत जाणवण्याची शक्यता आहे.त्यामुळे राज्यातील विविध भागांमध्ये ढगाळ हवामान राहणार असून पावसाचा जोर आणखी वाढण्याची शक्यता व्यक्त केली जात आहे. अरूण गवळी यांचा अखिल भारतीय सेना हा पक्ष आहे. जामिनावर बाहेर आलेल्या गवळीनं मुंबई महापालिकेच्या निवडणुकीबाबत मोठं विधान केलं आहे. आता मला लिडर शिप करण्याची इच्छा नाही. मला राजकारणात कोणताही इंटरेस्ट नाही. त्यामुळे मी आणि माझा पक्षा मुंबई महापालिकेच्या निवडणुकीत उतरणार नाही, असं गवळी यांनी स्पष्ट केलं आहे. मंत्री पंकजा मुंडे यांनी वाढत्या ओबीसी-मराठा संघर्ष प्रतिक्रिया दिली आहे. त्या म्हणाल्या, ज्या पद्धतीनंओबीसी-मराठा संघर्ष मांडला जात आहे, त्या पद्धतीनं तो मला पाहायला मिळत नाही. पण आत्ताच्या राज्यकर्त्यांनी राजासारखे मन ठेवून सर्वांच्या हिताचा निर्णय घेतला पाहिजे. सामाजिक दृष्ट्या मागास असलेल्या लोकांना कुठेही धक्का न लागता निर्णय घेतला पाहिजे, असे मुंडेंनी म्हटले आहे. सिल्लोड - सोयगाव मतदारसंघातील बनोटी, आमठाणा व इतर मंडळात पुन्हा झालेल्या अतिवृष्टी व सातत्याच्या पावसामुळे झालेल्या नुकसानीची पाहणी करण्यासाठी आमदार अब्दुल सत्तार आज सिल्लोड - सोयगाव दौऱ्यावर होते. आमदार अब्दुल सत्तार यांनी सिल्लोड - सोयगाव तालुक्यात ढगफुटी सदृश्य पावसामुळे झालेल्या नुकसानीची तसेच उद्भवलेल्या परिस्थितीची पाहणी करून आढावा घेतला. यापूर्वी प्रत्येक ठिकाणी माध्यमांचे कॅमेरे असायचे. पोलिसांनीही कॅमेरा लावले. आम्ही काय बोलतोय याच्यावर पोलिसांनी लक्ष ठेवलं. एकदा पोलिसांना आम्हाला देखील सूट द्यायला सांगा, मग बघा जशास तसे उत्तर द्यायला तयार आहोत. महाराष्ट्राची आणि देशाची संस्कृती यांनी बिघडवली आहे. अनेक नेते फोडले गेले पण एक मात्र नेता फुटला नाही शरद पवार यांच्या पाठीशी ठाम राहिला तो म्हणजे जयंत पाटील. यापुढे कोणत्याही नेत्यावर टीका होत असेल तर त्याच्या पाठीशी अख्खा महाराष्ट्र आहे, हे सांगण्यासाठी आजचा मोर्चा आहे. देवाभाऊ तुमच्या या एका नेत्यामुळे तुमची राज्यात नाचक्की झाली आहे. आता संपूर्ण महाराष्ट्र तुमच्यावरची छी थू करतोय, अशा शब्दांत राष्ट्रवादी काँग्रेस शरदचंद्र पवार पक्षाचे प्रदेशाध्यक्ष शशिकांत शिंदे यांनी सरकारवर टीका केली. जतच्या मोर्चात बोलताना आमदार उत्तमराव जानकर म्हणाले, अटलबिहारी वाजपेयी यांना मानणाऱ्या लोकांनी वाचाळ नेत्यांच्या परिस्थितीचा जरा विचार करावा. हे सगळं संपूर्ण महाराष्ट्रात जाणीवपूर्वक घडवलं जात आहे. जत आणि मार्कडवाडीची पुन्हा एकदा घ्या आणि बॅलेटवर घ्या. सत्ताधारी लोकांनी कामावर बोलले पाहिजे. आज लोक प्रचंड अस्वस्थ आहेत, त्यांच्या मनात राग आहे, ही परिस्थिती नेपाळ सारखी होईल वेळीस सर्व थांबवले पाहिजे, असंही यावेळी ते म्हणाले. याचा आका एसीत बसतो, आकालाच धडा शिकवायला हवा. एकदा पोलीस बाजूला ठेवा, दम आहे तर एकदा रणांगणात या. सरकारमधील लोकांकडे विकासाचा अजेंडा नाही म्हणून असल्या गोष्टी पुढे केल्या जातात. वाचाळवीर आधी दोन पोलीस घेऊन फिरत होते, आता चार पोलीस घेऊन फिरत आहेत. दम असेल तर पोलीस बाजूला ठेवून मैदानात या. दूध का दूध, पाणी का पाणी होऊ द्या, असे आव्हान खासदार निलेश लंके यांनी गोपीचंद पडळकर यांना दिले. धनंजय मुंडे यांना जनतेच्या कामापासून दूर ठेवावे असं माझं स्पष्ट मत आहे, त्यांचा आता वेळ जात नाही आहे, मला काहीतरी काम द्या, असं साकडं त्यांनी तटकरेंपुढे घातलं. आता स्थनिक स्वराज्य संस्थेच्या निवडणुका आहेत. पक्षबांधणी आहे, अशी असंख्य कामे आहेत, अशी पक्षाची कामे त्यांनी करावीत. पण, जनतेच्या कुठल्याही पदावर हा व्यक्ती परत आला नाही पाहिजे, अशी प्रतिक्रिया समाजिक कार्यकर्त्या अंजली दमानिया यांनी दिली आहे. आता रिकामं ठेवू नका...काहीतरी जबाबदारी द्या, असे धनंजय मुंडेंनी म्हटले होते. त्यामुळे, धनंजय मुंडेंनी पुन्हा एकदा मंत्रि‍पदासाठी लॉबिंग सुरू केल्याचा चर्चा सुरू आहेत. यावर मनोज जरांगे पाटील यांनी टोला लगावला आहे. रोजगार हमीच्या कामावर जा म्हणावं, बाराशी खांदायला, अशा शब्दात मनोज जरांगे पाटील यांनी धनंजय मुंडें यांना टोला लगावला. महापालिकेच्या कर्मचाऱ्यांच्या वसाहतींसाठीची आरक्षित असलेला भूखंड आपल्या मित्राच्या घशात घालण्यासाठी नियम वाकवण्यात आले, देवाभाऊंनी त्यांचे मित्र मोहित कंबोज यांच्या कंपनीला रातोरात मालामाल केल्याचा आरोप मुंबईच्या खासदार वर्षा गायकवाड यांनी केला. महापालिकेचा जुहूतील अंदाजे 800 कोटींचा भूखंड देवाभाऊंनी मोहित कंबोज यांच्या बांधकाम कंपनीला दिल्याचा आरोप वर्षा गायकवाडांनी केला. धनंजय मुंडे यांच्या विनंतीचा विचार केला जाईल, अशा शब्दात उपमुख्यमंत्री अजित पवार यांनी मुंडे यांच्या मंत्रीमंडळातील वापसीचे संकेत दिले. कर्जत येथील सत्कार सोहळ्यात धनंजय मुंडे यांनी चुकले असेल तर कान धरा, पण आता जबाबदारी द्या, असे साकडे राष्ट्रवादी काँग्रेसचे प्रदेशाध्यक्ष खासदार सुनील तटकरे यांना घातले होते. यावर अजित पवार यांनी भाष्य केले. काही दिवसांपूर्वी शिंदेंनी शिवसेना मंत्र्यांची कॅबिनेट नंतर निर्मल भवनला एक गुप्त बैठक बोलावली होती. या बैठकीत मंत्र्यांच्या कामांवर नाराजी व्यक्त करण्यात आली. मंत्र्यांची प्रशासकीय कामाची पद्धत आणि पक्ष संघटनेकडे होणारे दुर्लक्ष यावरून शिंदेंनी संताप व्यक्त केला. जनता दरबार घेण्याच्या सूचना देऊनही वारंवार त्याकडे दुर्लक्ष होत असल्याचा मुद्दा उपस्थित करण्यात आला. पक्षवाढीबाबत अनेक मंत्री कार्यरत नसल्याची तक्रार आहे. सोमवार ते बुधवार कॅबिनेट आणि नंतर मतदारसंघ अशा मंत्र्यांवर नाराजी व्यक्त झाली. जनतेचे प्रश्न सोडवा, अन्यथा विचार करावा लागेल असा गर्भित इशारा या मंत्र्यांना शिंदेंकडून देण्यात आला. नवनाथ वाघमारे यांची स्कॉर्पिओ कार काल एका अज्ञात व्यक्तीने जाळली. जालना शहरातल्या नीलम नगर भागात रात्री साडेदहा ते 11 वाजण्याच्या सुमारास ही घटना घडली. मनोज जरांगे पाटील यांच्या अवतीभोवतीच्या लोकांनीच गाडी जाळली असा दावा नवनाथ वाघमारे यांनी केलाय. मनोज जरांगेची अवकात असेल तर त्याने स्वतः रस्त्यावर यावं असं नवनाथ वाघमारे यांनी मनोज जरांगे पाटील यांना चॅलेंज दिलं आहे. दुसऱ्याला समोर करून हे कृत्य करणं चुकीचं आहे. मी विधीमंडळात आल्यानंतर पडळकर यांनी, हा बघा आला लांड्याचा, असा शब्द उच्चार माझ्याबाबत केला. म्हणून मी त्या दिवशी जे बोलायचं ते बोललो आणि त्यानंतर त्यांनी माझ्यावर गाडी घालण्याचा प्रयत्न केला. मात्र, या घटनेत दिवंगत सरपंच संतोष देशमुख यांच्या भावाला ती गाडी लागली, असा किस्सा जितेंद्र आव्हाड यांनी सांगितला. तसेच, जयंत पाटील गप्प बसले असतील पण मी गप्प बसणार नाही, असा इशारा जितेंद्र आव्हाड यांनी गोपीचंद पडळकर यांना दिला. गुजरातच्या अहमदाबाद विमानतळावरून टेकऑफ केलेले एअर इंडियाचे विमान दुर्घटनाग्रस्त झाले. ज्यात तब्बल 270 लोकांचा जीव गेला. या विमानातील फक्त एकच प्रवासी वाचला. या अपघातानंतर देशभरात भीतीचे वातावरण पसरले होते. यादरम्यान अपघाताबाबत सर्वोच्च न्यायालयात एक याचिका दाखल झाली असून सुनावणी सुरू आहे. अशातच सर्वोच्च न्यायालयाने केंद्र सरकारला थेट नोटीस बजावली असून न्यायालयाने एएआयबीच्या प्राथमिक तपासाला थेट बेजबाबदार म्हटले आहे. त्यांनी अहवालात थेट विमान अपघाताचे काही स्पष्ट कारण दिले नसून पायलटची चूक असल्याचा संशय व्यक्त केला आहे. चंद्रपूर जिल्ह्यात सध्या घमासान सुरू आहे. भाजपचे ज्येष्ठ नेते आणि माजी मंत्री सुधीर मुनगंटीवार आणि चंद्रपूरचे आमदार किशोर जोरगेवार यांच्यात विस्तवही जात नाही. त्यामुळे महापालिकेचे तिकीट कोणाकडे मागायचे असा प्रश्न कार्यकर्त्यांना पडला आहे. मात्र चंद्रपूरमध्ये जाऊन भाजपचे माजी प्रदेशाध्यक्ष आणि राज्याचे महसूलमंत्री चंद्रशेखर बावनकुळे यांनी थेट सांगून टाकले. नेत्यांच्या मागे फिरणाऱ्यांना तिकीट दिले जाणार नाही असा इशाराच त्यांनी दिला. नेत्यांची जवळीक आणि मागे मागे फिरलो म्हणून कोणी आपले तिकीट पक्के असे समजू नका असेही त्यांनी बजावले. मनसे प्रमुख राज साहेब यांनी माजी नगराध्यक्ष वैभव खेडेकर यांच्यासह तिघांवर बडतर्फिची कारवाई केली होती. यानंतर वैभव खेडेकर आणि इतरांनी भाजपमध्ये प्रवेश करण्याचा निर्णय घेतला. यानंतर आता मनसेचे दक्षिण रत्नागिरी जिल्हाध्यक्ष अविनाश सौंदळकर यांनी सोशल मीडियाद्वारे आपली व्यथा भाजपा पक्षप्रवेशाच्या आधी मांडली आहे. त्यांनी, राज साहेब आम्हाला बडतर्फ करतील, असं कधी स्वप्नातही वाटलं नव्हतं, पण आम्हाला आमची बाजू मांडण्याची संधी मिळाली असती, तर दुसऱ्या पक्षात जाण्याची वेळ आली नसती, असे म्हटलं आहे. भाजप आमदार गोपीचंद पडळकर यांनी राष्ट्रवादी काँग्रेस शरदचंद्र पवार पक्षाचे माजी प्रदेशाध्यक्ष जयंत पाटील यांच्याविषयी वादग्रस्त विधान करून राज्यभर संतापाचा उद्रेक निर्माण केला आहे. त्यावरून अनेक राजकीय नेत्यांनी याप्रकरणी पडळकरांच्या विधानाचा निषेध केला आहे. यादरम्यान सांगोला तालुका राष्ट्रवादी काँग्रेस शरदचंद्र पवार पक्ष यांच्यावतीने पडळकरांच्या विधानाचा निषेध करताना तहसीलदार यांना निवेदन देण्यात आले आहे. ज्यातून महाराष्ट्र राज्याची संस्कृती पायदळी तुडवणाऱ्या पडळकरांच्या आमदारकीचा राजिनामा तात्काळ घ्यावा अशी मागणी मुख्यमंत्री फडणवीस यांच्याकडे करण्यात आली आहे. धनंजय मुंडे यांनी आम्हाला रिकामं ठेवू नका, असं म्हटलं असेल तर पक्ष काय आहे ते बघेल. एक काम आपल्याकडे आहे. बाकीचं उपमुख्यमंत्री अजित पवार बघतील. पण गोपीनाथ मुंडे यांनी आपल्यासाठी जे काम दिलेले आहे, ओबीसी आरक्षणाच्या हक्काचे जतन करणं, हे काम त्यांनी करावं, असा सल्ला अन्न व नागरी पुरवठा मंत्री छगन भुजबळ यांनी धनंजय मुंडे यांना दिला आहे. चुकलो तर कान धरावा; नाही चुकलो तर चाललंच आहे. पण आता आम्हाला रिकामं ठेवू नका. जबाबदाऱ्या कसं....हीच विनंती करतो, असे विधान माजी मंत्री तथा आमदार धनंजय मुंडे यांनी राष्ट्रवादी काँग्रेसचे प्रदेशाध्यक्ष सुनील तटकरे यांच्यापुढे केले आहे. अतिवृष्टीमुळे पिचलेला शेतकरी आता टोकाचे पाऊल उचलताना दिसत आहे. ओला दुष्काळ जाहीर करण्याच्या मागणीवरून लातूर जिल्ह्यातील शेतकऱ्याने कृषि अधिकाऱ्यांच्या दालनातील पंख्याला टॉवेलच्या साहाय्याने गळफास लावून आत्महत्या करण्याचा प्रयत्न केला. मात्र, उपस्थितांनी तो गळफास सोडविला, त्यामुळे मोठा दुर्घटना टळली आहे. मी आणि बच्चू कडू संघर्षातून पुढे आलेलो आहोत. मी शेतकऱ्यांचा विषय सोडला, असं जर बच्चू कडू म्हणत असतील तर तो त्यांचा गैरसमज आहे. पालकमंत्र्यांच्या घरावर मोर्चा काढा, असे ते म्हणाले होते. त्यावर मी त्यांना माझ्या गावात या, असं म्हटलं. बच्चू कडू शेतकरी आहेत, तर आम्हीही शेतकरी आहेात. ते कापूसवाले, तर आम्ही कापूसवाले आहोत. गुलाबराव पाटील यांना कमळांचं काय, तर तुम्हीही कमळ, पंजा, सर्वांसोबत राहिलेले आहात. त्यामुळे यावर त्यांनी किती बोलावं आणि मी किती बोलावं यापेक्षा मी कोणावरही टीका करत नाही. माझी तशी मानसिकताही नाही. आम्हीही उद्या म्हणेन की बच्चू कडू यांच्या घरावर मोर्चा काढेन, तर ते गप्प बसतील का, असा सवालही गुलाबराव पाटील यांनी केला. शिवाजी पार्कवरील जीमखान्याच्या नवीन वास्तूंचे लोकार्पण भारतरत्न सचिन तेंडुलकर याच्या हस्ते करण्यात आले. या कार्यक्रमाला मनसे प्रमुख राज ठाकरे आणि भाजपचे मंत्री आशिष शेलार यांना निमंत्रण होते. मात्र, शेलार यांनी या कार्यक्रमाला उपस्थित राहणे टाळले. काही दिवसांपूर्वी आशिष शेलार यांनी राज ठाकरे यांच्यासोबतची आपली वैयक्तीक मैत्री तुटली असे विधान केले होते. त्यामुळे राज ठाकरेंसोबत एकत्र येणे शेलार यांनी टाळले का, अशी चर्चा रंगली आहे. राज्यातील ११० पैकी ४३ टक्के महामंडळं ही तोट्यात आहेत. जी महामंडळे तोट्यात आहेत, त्यांना पन्नास हजार कोटींहून अधिक रकमेचा तोटा आहे. नऊ टक्के महामंडळं ही ना नफा ना तोटा अशा स्थितीत आहेत. राज्यातील ११० पैकी ९१ महामंडळे कार्यान्वित आहेत. १९ महामंडळं बंद पडली आहेत. एक महामंडळाच्या ४३ टक्के महामंडळं ही तोट्यात असून ४१ टक्के महामंडळं फायद्यात आहेत. एसटी ही तोट्यात आहे आणि दोन प्रवासी अथवा विद्यार्थी असले तरी एसटीला जावं लागतं. कारण ती सेवा आहे. कदाचित बीएसटीसुद्धा तोट्यात आहे. बीएसटीबरोबर इलेक्ट्रीक कंपनीसुद्धा होती, त्यामुळे तेथील फायदा बीएसटीला दिला जायचा. पण या दोन्ही कंपन्या वेगळ्या केल्यामुळे बीएसटीसुद्धा तोट्यात आहे, असे मंत्री छगन भुजबळ यांनी सांगितले. राज्यातील केवळ महामंडळांचं नाही तर सरकारही तोट्यात आले. विविध जातींसाठी अनेक महामंडळं उघडण्यात आली आहेत. मात्र, त्या महामंडळाला निधी किती दिला जातो. महामंडळांना निधीच दिला जात नाही. सरकार ओबीसी-मराठा वाद निर्माण केला जात आहे. महामंडळ केवळ नावालाच उघडून ठेवण्यात आली आहेत, असा आरोप काँग्रेस नेते नाना पटोले यांनी केला. ठाण्यात लवकरच मेट्रो धावणार आहे. मेट्रोची ट्रायल रन आजपासून सुरु होणार आहे. या ट्रायल रनसाठी मुख्यमंत्री देवेंद्र फडणवीस आणि एकनाथ शिंदे उपस्थित होते. घोडबंदर मार्गावरील गायमुख ते विजयनगर असा साडेतीन किमीपर्यंत मेट्रोचं पहिलं ट्रायल रन असेल. डिसेंबरपर्यंत ठाणे शहरातील मेट्रोचा पहिला टप्पा सुरु होणार आहे. मनसे नेते वैभव खेडेकर यांच्यासह रत्नागिरी जिल्ह्यातल्या शेकडो मनसे कार्यकर्त्यांचा आणि पदाधिकाऱ्यांचा उद्या मुंबईत भाजपमध्ये पक्षप्रवेश होणार आहे. दुपारी तीन वाजता नरिमन पॉईंट येथील भाजप कार्यालयात रवींद्र चव्हाण यांच्या प्रमुख उपस्थितीत हा पक्षप्रवेश होणार आहे. नितेश राणे आणि नारायण राणे यावेळी उपस्थित राहणार असल्याची माहिती आहे. माजी विधान परिषद विरोधी पक्षनेते अंबादास दानवे यांनी छत्रपती संभाजीनगर जिल्ह्यातील वैजापूर तालुक्यातील शहाजतपूर व जळगाव येथे भर पावसात अतिवृष्टी नुकसानग्रस्त भागाची पाहणी केली. अतिवृष्टीमुळे परिसरातील टोमॅटो, मका, कपाशी, तूर व अद्रक उत्पादक शेतकऱ्यांचे प्रचंड नुकसान झाले आहे. सरकारने तातडीने पंचनामा करण्याचे आदेश देऊन मदत जाहीर करावी, अशी मागणी दानवे यांनी केली. Jalna: जालना शहरातील निलमनगर भागात ओबीसी नेते नवनाथ वाघमारे यांची स्कॉर्पिओ गाडी जाळण्याचा प्रयत्न करण्यात आला आहे. अज्ञात व्यक्तीने त्यांच्या गाडीवर पेट्रोल टाकून गाडी जाळण्याचा प्रयत्न केला, यात गाडीचे प्रचंड नुकसान झाले आहे. जरांगे समर्थकांचा हा कट असल्याचा आरोप नवनाथ वाघमारे यांनी केला. भारतात आजपासून नवीन जीएसटी 2.0 लागू झाले आहेत. सरकारने करप्रणाली सोपी करून सर्वसामान्यांना दिलासा देण्याचा प्रयत्न केला आहे. या बदलाचा परिणम बाजारावर दिसून येणार आहे. जपासून अनेक गोष्टींच्या किमती कमी होणार असून सर्वसामान्यांना मोठा दिलासा मिळणार आहे. गुणरत्न सदावर्तेंना आता त्यांच्या आईने शांत राहण्याचा सल्ला दिला आहे, सध्या गुणरत्न सदावर्ते हे मराठवाड्याच्या दौऱ्यावर असताना त्यांच्या गाडीवर मराठा आंदोलकांनी हल्ला करण्याचा प्रयत्न केला. दरम्यान, या घटनेनंतर त्यांच्या आईने आपला मुलगा कायद्याने बोलतो तो वकील आहे, असे सांगितले. ठाकरे ब्रँड नाही बँड आहे, अशी टीका भाजपने केली होती. त्याला उत्तर देताना मनसे नेते संदीप देशपांडे म्हमाले, ठाकरे हा ब्रँड नाही विचार आहे. ब्रँड हा बेपारी लोक उभा करतात तर विचार हा संघर्षातून उभ्या झालेल्या चळवळीतून निर्माण होतो.पैसे ओतून ब्रँड तयार करता येतो पण चळवळ नाही.पैसे संपले की ब्रँड संपतो पण विचार नाही.तुमचा बेपारी ब्रँड संपणार पण आमचा मराठी ठाकरे विचार नाही. अंजली दमानिया यांच्याकडून विरोधी पक्षांना टार्गेट केले जाते. मात्र, भाजपच्या बाबत त्या काही बोलत नाही, असा आरोप रोहित पवार, सुषमा अंधारे यांनी केला होता. त्यावर सध्या मी एका खूप मोठ्या विषयावर काम करत आहे. त्यामुळे मी विनंती करते की एक आठवडा थांबा. तुमच्या सगळ्या प्रश्नांची उत्तरे मी देईन. पण सध्या माझ्याकडे वेळ खरच खूप कमी आहे. हलगाममध्ये २७ निरपराध नागरिकांचा बळी घेणाऱ्या पाकसोबत क्रिकेट खेळण्यास भारतातील बहुतेक क्रिकेट प्रेमींचा विरोध असतानाही पाकिस्तानसोबत क्रिकेट खेळण्याचा निर्णय #BCCI ने घेतला, पण कुत्र्याचं शेपूट वाकडं ते वाकडंच हेच पाकने आज दाखवून दिलं. त्यांचा मस्तवाल खेळाडू साहिबजादा फरहान याने एके-४७ प्रमाणे बॅट दाखवत ज्या खेळातून परस्परांप्रती विश्वासाची भावना निर्माण व्हावी त्याच खेळातून द्वेष आणि शत्रूत्त्वाची पेरणी केली. ही अत्यंत संतापजनक आणि आक्षेपार्ह बाब आहे. असं असेल तर आतातरी या वाकड्या शेपटाच्या देशासोबत खेळण्याबाबत बीसीसीआय ने पुनर्विचार करावा, असे रोहित पवार यांनी म्हटले आहे. भारत पाकिस्तान मॅचमध्ये साहिबजादा फरहानने मैदानावर अर्धशतकानंतर बॅटीने गोळ्या चालवण्याची अॅक्शन करत आनंद व्यक्त केला. त्यानंतर संजय राऊत यांनी ट्विट करत त्यांनीत्याने अर्धशतक गाठले आणि बॅटला जणू एके-४७ प्रमाणे पकडून चौकार-षटकारांची सरबत्ती केली! ही अॅक्शन करत बीसीसीआय आणि मोदी सरकारच्या चेहऱ्यावर थुंकले आहेत. Sahibzada Farhan just proved on the field how Pakistani terrorists slaughtered 26 innocents in Pahalgam—gunning them down like it was nothing.Reached his fifty and gripped the bat like an AK-47, firing boundaries!This spit in the face of BCCI &amp; Modi govt is peak humiliation.… pic.twitter.com/ojOxocKJfU सत्तेतला असो की विरोधातला –ॉ जो आजच्या संघर्षात सोबत असेल तोच आपला, असे विजय वडेट्टीवार म्हणाले.गोंदिया येथे झालेल्या भव्य ओबीसी मेळाव्यात २ सप्टेंबरचा काळा जीआर रद्द झालाच पाहिजे अशी भूमिका त्यांनी मांडली. माझा संघर्ष हा नेता होण्यासाठी नाही. मी लढतोय ते माझ्या ओबीसी समाजाच्या हक्क आणि अधिकारांच्या रक्षणासाठी. ही ओबीसी समाजाच्या अस्तित्वाची लढाई आहे, जी निकराने लढली पाहिजे, असे ते म्हणाले. सरकारनामाचे सदस्य व्हा शॉपिंगसाठी 'सकाळ प्राईम डील्स'च्या भन्नाट ऑफर्स पाहण्यासाठी क्लिक करा. Read Latest Marathi Political News, Breaking Political News from Maharashtra, India, Pune &amp; Mumbai at Sarkarnama. To Get Live Political Marathi News on Mobile, Download the Sarkarnama Mobile App for Android and IOS. सरकारनामा आता सर्व सोशल मीडिया प्लॅटफॉर्मवर. ताज्या राजकीय घडामोडींसाठी फेसबुक, ट्विटर, इन्स्टाग्राम, शेअर चॅट, टेलिग्रामवर आणि व्हॉट्सॲप आम्हाला फॉलो करा. तसेच, सरकारनामा यूट्यूब चॅनेलला आजच सबस्क्राइब करा. Follow Us Copyright © 2025 Sakal Media Group – All Rights Reserved Powered by Quintype वेबसाईटवर ब्राउझिंगचा अनुभव सर्वोत्तम असावा, यासाठी आम्ही कुकीजचा वापर करतो. कुकीजमुळे तुम्हाला तुमच्या आवडत्या मजकुराची शिफारस करता येते. आमचे गोपनीयता आणि कुकीजसंदर्भातील धोरण तुम्हाला मान्य आहे.</w:t>
+      </w:r>
+    </w:p>
+    <w:p>
+      <w:pPr>
+        <w:pStyle w:val="Heading3"/>
+      </w:pPr>
+      <w:r>
+        <w:t>Article 77</w:t>
+      </w:r>
+    </w:p>
+    <w:p>
+      <w:r>
+        <w:t>Title: Maratha Reservation: दोन खासदार वगळता काँग्रेस नेत्यांनी मराठा आंदोलनाकडे फिरवली पाठ!</w:t>
+      </w:r>
+    </w:p>
+    <w:p>
+      <w:r>
+        <w:t xml:space="preserve">URL: </w:t>
+      </w:r>
+      <w:hyperlink r:id="rId85">
+        <w:r>
+          <w:rPr>
+            <w:color w:val="0000FF"/>
+          </w:rPr>
+          <w:t>https://sarkarnama.esakal.com/vishleshan/maharashtra-congress-leaders-in-maratha-reservation-protest-nana-patole-harshvardhan-patil-vijay-wadettiwar-turn-away-from-maratha-reservation-protest-manoj-jarange-patil-maharashtra-politics-mm76</w:t>
+        </w:r>
+      </w:hyperlink>
+    </w:p>
+    <w:p>
+      <w:r>
+        <w:t>Content: मराठा-कुणबीसाठी मनोज जरांगे पाटील यांनी मुंबईत केलेले आंदोलन. ‘ओबीसी बचाव’साठी नागपूरमध्ये झालेले आंदोलन यामुळे महाराष्ट्राचे समाजकारण आणि ढवळून निघाले. जरांगेंच्या आंदोलनामुळे लोकसभा निवडणुकीत १३ जागा मिळवित सर्वांत मोठा लाभ काँग्रेसला झाला होता. तर, सहा महिन्यांनी झालेल्या विधानसभा निवडणुकीत काँग्रेसला इतिहासात सर्वांत कमी म्हणजे अवघ्या १६ जागा जिंकता आल्या. महायुतीकडे एकवटलेली ‘ओबीसी मतपेढी’ याचे प्रमुख कारण मानले जाते. आता झालेल्या मराठा आंदोलनात दोन खासदारांचा अपवाद वगळता काँग्रेसचे आमदार, खासदार, प्रदेशाध्यक्ष गेले नाहीत. लोकसभा निवडणुकीत जरांगे पाटील घटकासोबत दलित आणि मुस्लिम मतांचा फायदा महाविकास आघाडीला झाल्याचे दिसले. भाजपचा ‘अब की बार चारसो पार’ची घोषणा पाहून राज्यघटना बदलाच्या भीतीने एकवटलेला अनुसूचित जातीचा समाज, भाजपला हरविण्यासाठी महाविकास आघाडी हाच एकमेव पर्याय म्हणून एकवटलेला मुस्लिम समाज आणि ओबीसी आरक्षणाच्या मागणीवरून आक्रमक झालेला मराठा समाज, यामुळे लोकसभा निवडणुकीसाठी महाराष्ट्रात ‘मदमु’ (मराठा-दलित-मुस्लिम) घटक कमालीचा चालला. विधानसभा निवडणुकीत भाजपच्या रणनितीने हा घटक विखुरला. कुणबी समाजाचे प्रतिनिधित्व करत असलेले प्रदेशाध्यक्ष हर्षवर्धन सपकाळ अन् माजी प्रदेशाध्यक्ष नाना पटोले, ओबीसी नेते विजय वडेट्टीवार यांचा एक गट आणि माजी मंत्री बाळासाहेब थोरात अन् विधान परिषदेचे गटनेते सतेज पाटील या मराठा नेत्यांचा एक गट या दोन्ही आंदोलनामध्ये सावध भूमिका घेताना दिसला. माजी मंत्री थोरात यांनी जरांगे पाटील यांच्या आंदोलनाला समर्थन असल्याचे पत्र समाजमाध्यमांत ‘व्हायरल’ करून आपला संगमनेर मतदारसंघ व अहिल्यानगर जिल्हा काही प्रमाणात सुरक्षित करण्याचा प्रयत्न केल्याचे दिसले. सोलापूरच्या खासदार प्रणिती शिंदेंच्या विजयात फक्त आणि फक्त मोहोळ, मंगळवेढा व पंढरपूर तालुक्यांतील जरांगे पाटील घटक महत्त्वपूर्ण ठरल्याचे या दोन तालुक्यांतील मताधिक्यावरून स्पष्ट दिसते. खासदार शिंदे यांनी मुंबईच्या आंदोलनात सहभागी व्हावे, यासाठी आंदोलकांनी प्रयत्न केले, या प्रयत्नांना अपयश आले. खासदार शिंदे यांनी आंदोलकांसाठी नाश्‍ता-पाण्याची सोय करून ‘मी सोबत असल्या’चे दाखविण्याचा प्रयत्न केला. कोल्हापूरचे खासदार श्रीमंत शाहू महाराज छत्रपतींच्या नेतृत्वाखाली काही खासदार अन् आमदारांनी जरांगे पाटील यांच्या आंदोलनाला भेट देऊन पाठिंबा देण्याची तयारीही केल्याचे समजते. नंतर हे नियोजन का कोलमडले? याचे उत्तर शोधण्याचा प्रयत्न सध्या काँग्रेस कार्यकर्ते करताना दिसत आहेत. लातूरचे खासदार डॉ. शिवाजीराव काळगे हेही या आंदोलनात सहभागी होतील, अशी या भागातील मराठा आंदोलकांना अपेक्षा होती. जरांगे पाटील यांच्या आंदोलनात शिवसेना उद्धव बाळासाहेब ठाकरे व राष्ट्रवादी काँग्रेस शरदचंद्र पवार पक्षाच्या नेत्यांनी जशी हजेरी लावली, तशी हजेरी लावण्यात काँग्रेसची सावध भूमिका अनेकांना आता खटकू लागली आहे. मराठा आंदोलनातील प्रमुख चेहरा म्हणून ओळख असलेले सरपंच मंगेश साबळे हे २०२४ ची निवडणूक जालना लोकसभा मतदारसंघातून अपक्ष लढले. प्रभावी व आक्रमक मराठा आंदोलक साबळे समोर असतानाही महाविकास आघाडीतील काँग्रेसचे डॉ. कल्याणराव काळे हे एक लाख ९ हजार मताधिक्याने येथून खासदार झाले. भाजपचे पाच वेळा निवडून आलेले खासदार आणि माजी मंत्री रावसाहेब दानवे यांचा पराभव झाला. दानवे यांच्या पराभवासाठी डॉ. काळे यांना जरांगे-पाटील फॅक्टर कमालीचा उपयुक्त ठरल्याचे दिसले. त्यामुळे खासदार काळे यांनी पक्षाचा आदेश, पक्षाचा निर्णय, पक्षाची भूमिका जाहीर होण्याच्या आगोदरच मुंबईत जाऊन जरांगे-पाटील यांच्या आंदोलनात स्टेजवर हजेरी लावली. या हजेरीतून त्यांनी ‘माझा मतदारसंघ, माझी जबाबदारी’ या तत्त्वानुसार आपल्या मतदारसंघातील मतपेढीला अधिक प्राधान्य दिल्याचे दिसले. त्यांच्यासोबत नांदेडचे खासदार रवींद्र चव्हाण हे देखील जरांगे यांच्या व्यासपीठावर दिसले. काँग्रेसच्या या दोन नेत्यांशिवाय कोणी आमदार वा खासदार जरांगे पाटील यांच्या स्टेजवर दिसले नाही. बाकीच्यांनी आंदोलकांच्या ‘रसद’साठी हातभार लावल्याचे समजते. जरांगे पाटील यांचे आंदोलन मुंबईत सुरू असताना लगेचच नागपूरमध्ये ओबीसी महासंघाचे आंदोलन बबनराव तायवाडे यांच्या नेतृत्वाखाली सुरू झाले. त्यांच्या आंदोलनाला गडचिरोलीचे काँग्रेस खासदार नामदेव किरसन, नागपूर पदवीधर मतदारसंघाचे आमदार अभिजित वंजारी आणि नागपूर शिक्षक मतदारसंघाचे आमदार सुधाकर आडबाले यांनी हजेरी लावली. या नेत्यांनीही ‘माझा मतदारसंघ, माझी जबाबदारी’ या तत्त्वानुसार आपल्या मतदारसंघातील मतपेढी सांभाळण्याचा प्रयत्न केल्याचे दिसले. ओबीसी महासंघाचे राष्ट्रीय अध्यक्ष तायवाडे हे तसे काँग्रेसचे मानले जातात. त्यांनी अद्याप भाजपमध्ये प्रवेश केला नसला तरीही ते सध्या भाजपकडे अधिकच झुकले असल्याचा संशय विदर्भातील काँग्रेस नेत्यांना वारंवार येऊ लागला आहे. त्यामुळे आपल्या ‘हाता’बाहेर गेलेल्या तायवाडे यांना काँग्रेसचा बडा नेता उघडपणे भेटताना दिसत नाही. लोकसभेचे विरोधी पक्षनेते राहुल गांधींचा सध्या ‘ड्रीम प्रोजेक्ट’ म्हणून ‘मतचोरी’ अभियाना’कडे पाहिले जाऊ लागले आहे. महाराष्ट्रात मतचोरीचा पहिला प्रयोग भाजपाचे माजी प्रदेशाध्यक्ष तथा महसूल मंत्री चंद्रशेखर बावनकुळे यांच्या कामठी (जि. नागपूर) मतदारसंघात झाल्याचा आरोप काँग्रेसने करत राज्यातील ‘वोट चोर, गद्दी छोड’चे पहिले आंदोलन कामठीत झाले. या मेळाव्यातून काँग्रेसने शक्तिप्रदर्शन केले. या मेळाव्यासाठी प्रदेशाध्यक्ष हर्षवर्धन सपकाळ, विधिमंडळ पक्षनेते विजय वडेट्टीवार, काँग्रेस कार्य समितीचे सदस्य अन् ज्येष्ठ नेते बाळासाहेब थोरात, विधान परिषदेतील काँग्रेसचे गटनेते सतेज पाटील, काँग्रेस समितीच्या सदस्य यशोमती ठाकूर, अखिल भारतीय काँग्रेस समितीचे सचिव कुणाल चौधरी, माजी मंत्री सुनील केदार, नसीम खान, खासदार श्यामकुमार बर्वे, प्रतिभा धानोरकर, प्रशांत पडोले, नामदेव किरसान, बळवंत वानखेडे, आमदार अभिजीत वंजारी एकाच व्यासपीठावर दिसले. या मेळाव्यात गैरहजर असलेल्या माजी प्रदेशाध्यक्ष पटोले यांची अनेकांना आठवण झाल्याचे समजते. मुंबईतील मराठा आंदोलनाकडे व नागपुरातील ओबीसी आंदोलनाकडे पाठ फिरविलेल्या प्रदेशाध्यक्ष सपकाळ यांनी पत्रकार परिषदेतून मुख्यमंत्री देवेंद्र फडणवीस यांच्यावर आरक्षणाच्या माध्यमातून जोरदार टीका केली. विविध मागण्याही त्यांनी समाजमाध्यमांतून पुढे आणल्या आहेत. दोन्ही आंदोलनांना न जाता प्रदेशाध्यक्ष सपकाळ यांनी हा प्रश्‍न तूर्तास सोडविला आहे. परंतु मराठा समाजाच्या ओबीसी आरक्षण मागणीवर काँग्रेसची भूमिका काय? या मुख्य प्रश्‍नाचे उत्तर मात्र प्रदेशाध्यक्ष सपकाळ टाळताना दिसत आहेत. स्वतंत्र आरक्षण न्यायालयात टिकत नसल्याचा जुनाच अनुभव मराठा समाजाच्या पाठीशी असल्याने आता ‘कुणबीमधून ओबीसी आरक्षण’ हा सरळ मार्ग अनेकांना पटला आहे. मराठवाडा, पश्‍चिम महाराष्ट्रातील मराठा समाजाचे या मागणीवर एकमत झाले आहे. ‘हैदराबाद गॅझेट’चा शासन निर्णय झाल्याने मराठवाड्यातील मराठा समाजाचा प्रश्‍न मार्गी लागला. काही महिन्यांत ‘सातारा’ आणि ‘औंध गॅझेट’मधून सांगली, सातारा या भागांचाही प्रश्‍न मार्गी लागेल. स्वत: कुणबी असलेले प्रदेशाध्यक्ष सपकाळ कोणाची बाजू घेणार? नव्याने येणाऱ्या कुणबी बांधवांची की पूर्वीपासून ओबीसीचा लाभ घेणाऱ्या जुन्या कुणबी बांधवांची? यावर अनेक प्रश्‍नांची उत्तरे अवलंबून आहेत. आगामी काळ हा स्थानिक स्वराज्य संस्था निवडणुकांचा आहे. या निवडणुकांत प्रचारासाठी फिरताना या प्रश्‍नाचे उत्तर व काँग्रेसची भूमिका प्रदेशाध्यक्ष सपकाळ यांना स्पष्ट करावी लागणार आहे. नव्या जुन्या कुणबींची ही कोंडी प्रदेशाध्यक्ष सपकाळ कशी फोडणार, याकडे सर्वांचे लक्ष लागले आहे. मुख्यमंत्रिपदावरून पायउतार झाल्यानंतर राज्यातील मुस्लिम समाजाची मोठी सहानुभूती उद्धव ठाकरेंना मिळाल्याचे दिसले. काँग्रेसकडून कधी काळी सुटलेली मुस्लिम मतपेढी कमी अधिक प्रमाणात शिवसेनेला (उद्धव बाळासाहेब ठाकरे) मिळाली. फायदा शिवसेनेचा झाला असला तरीही नुकसान मात्र काँग्रेसचेच झाल्याचे बारकाईने पाहिल्यावर लक्षात येते. ‘ओबीसी’ आणि मराठा या दोन टोकाच्या दोन व्होट बँकेला एकत्रित बांधण्याचा प्रयत्न भाजप करताना दिसत आहे. या प्रयत्नासाठी भाजपकडे केंद्र व राज्यातील सत्ता आणि मुख्यमंत्री देवेंद्र फडणवीस यांच्यासारखे चाणाक्ष रणनितीकार आहेत. त्या उलट या दोन्ही मतपेढ्या काँग्रेसकडे टिकवून ठेवण्यासाठी ना सत्ता आहे, ना मुख्यमंत्री फडणवीस यांच्या तोडीचा राज्यात रणनितीकुशल नेता आहे. लोकसभेला जरांगे पाटील घटकाची काँग्रेसला ‘लॉटरी’ लागली. विधानसभेला हा डाव फसला. स्थानिक स्वराज्य संस्थांच्या आगामी निवडणुकांच्या तोंडावर मराठा आणि ओबीसी या दोन्ही मतपेढ्या आपल्यापासून सुटू नये, यासाठी काँग्रेस सावध पावले टाकताना दिसत आहे. विस्कळीत झालेली मतपेढी पुन्हा एकदा जुळविण्यासाठी काँग्रेसकडून प्रयत्न होताना दिसत आहेत. (Edited by: Mangesh Mahale) सरकारनामाचे सदस्य व्हा शॉपिंगसाठी 'सकाळ प्राईम डील्स'च्या भन्नाट ऑफर्स पाहण्यासाठी क्लिक करा. Read Latest Marathi Political News, Breaking Political News from Maharashtra, India, Pune &amp; Mumbai at Sarkarnama. To Get Live Political Marathi News on Mobile, Download the Sarkarnama Mobile App for Android and IOS. सरकारनामा आता सर्व सोशल मीडिया प्लॅटफॉर्मवर. ताज्या राजकीय घडामोडींसाठी फेसबुक, ट्विटर, इन्स्टाग्राम, शेअर चॅट, टेलिग्रामवर आणि व्हॉट्सॲप आम्हाला फॉलो करा. तसेच, सरकारनामा यूट्यूब चॅनेलला आजच सबस्क्राइब करा. Follow Us Copyright © 2025 Sakal Media Group – All Rights Reserved Powered by Quintype वेबसाईटवर ब्राउझिंगचा अनुभव सर्वोत्तम असावा, यासाठी आम्ही कुकीजचा वापर करतो. कुकीजमुळे तुम्हाला तुमच्या आवडत्या मजकुराची शिफारस करता येते. आमचे गोपनीयता आणि कुकीजसंदर्भातील धोरण तुम्हाला मान्य आहे.</w:t>
+      </w:r>
+    </w:p>
+    <w:p>
+      <w:pPr>
+        <w:pStyle w:val="Heading3"/>
+      </w:pPr>
+      <w:r>
+        <w:t>Article 78</w:t>
+      </w:r>
+    </w:p>
+    <w:p>
+      <w:r>
+        <w:t>Title: Maharashtra govt to enact law to enable tribal farmers to lease land to private entities</w:t>
+      </w:r>
+    </w:p>
+    <w:p>
+      <w:r>
+        <w:t xml:space="preserve">URL: </w:t>
+      </w:r>
+      <w:hyperlink r:id="rId86">
+        <w:r>
+          <w:rPr>
+            <w:color w:val="0000FF"/>
+          </w:rPr>
+          <w:t>https://www.newindianexpress.com/nation/2025/Sep/20/maharashtra-govt-to-enact-law-to-enable-tribal-farmers-to-lease-land-to-private-entities</w:t>
+        </w:r>
+      </w:hyperlink>
+    </w:p>
+    <w:p>
+      <w:r>
+        <w:t>Content: MUMBAI: Tribal farmers in Maharashtra will soon be able to lease their land to private entities for agricultural purposes or mineral excavation, which will enable them to generate additional income, state Revenue Minister Chandrashekhar Bawankule has said. Officials said the move would not only provide tribals an opportunity to have a steady source of income but also safeguard their ownership rights. Talking to reporters in Gadchiroli on Friday evening, Bawankule said, "A law will be brought soon. I am telling you this before its official announcement. Under this policy, tribal farmers will be able to lease out their land directly to private parties for agricultural purposes or mineral excavation." At present, tribal farmers are not permitted to independently enter into lease agreements with private entities. "The proposed change is aimed at giving them a direct access to private investment and generating additional income from their holdings," he said. According to the minister, the agreements will require the participation of the district collector to ensure transparency and fairness in the process. "The minimum lease rent will be Rs 50,000 per acre annually or Rs 1,25,000 per hectare a year. Farmers and private parties can mutually decide on a higher amount," he said. The minister also said that tribal farmers will be allowed to enter into Memorandums of Understanding (MoUs) with private companies for mineral excavation if major or minor minerals are discovered on their land. Farmers would receive monetary benefits per tonne or per brass of minerals extracted, though the exact quantum of benefits is yet to be determined. "The tribals do not have to come to Mantralaya in Mumbai for the same. The decision can be taken at the district collectorate level," Bawankule added. According to officials, a policy is being framed with the objective of enabling tribal communities to secure a steady source of revenue while safeguarding their ownership rights. Until now, such transactions were tightly regulated to prevent any misuse of tribal land, often leading to delays and dependence on state-level permissions. Follow The New Indian Express channel on WhatsApp Download the TNIE app to stay with us and follow the latest Copyright - newindianexpress.com 2024. All rights reserved.</w:t>
+      </w:r>
+    </w:p>
+    <w:p>
+      <w:pPr>
+        <w:pStyle w:val="Heading3"/>
+      </w:pPr>
+      <w:r>
+        <w:t>Article 79</w:t>
+      </w:r>
+    </w:p>
+    <w:p>
+      <w:r>
+        <w:t>Title: Nagpur Officials Review Preparations for Dhammachakra Pravartan Din</w:t>
+      </w:r>
+    </w:p>
+    <w:p>
+      <w:r>
+        <w:t xml:space="preserve">URL: </w:t>
+      </w:r>
+      <w:hyperlink r:id="rId87">
+        <w:r>
+          <w:rPr>
+            <w:color w:val="0000FF"/>
+          </w:rPr>
+          <w:t>https://www.nagpurtoday.in/nagpur-officials-review-preparations-for-dhammachakra-pravartan-din/09161920</w:t>
+        </w:r>
+      </w:hyperlink>
+    </w:p>
+    <w:p>
+      <w:r>
+        <w:t>Content: Nagpur: Ahead of the upcoming Dhammachakra Pravartan Din celebrations on October 2, Nagpur Municipal Commissioner and Administrator Dr. Abhijit Chaudhary and District Collector Dr. Vipin Itankar jointly inspected the Deekshabhoomi premises on Tuesday. Dr. Chaudhary instructed officials to prioritize cleanliness, civic amenities, and healthcare facilities for the lakhs of Buddhist followers who will gather at Deekshabhoomi from September 30 to October 4 to pay tribute to Dr. B. R. Ambedkar. The review visit was conducted in the presence of officials from Nagpur Municipal Corporation (NMC), Nagpur Improvement Trust (NIT), police authorities, and representatives of the Dr. Babasaheb Ambedkar Memorial Committee. Guardian Minister Chandrashekhar Bawankule had earlier directed officials to ensure smooth arrangements, given the expected massive footfall. During the inspection, authorities examined the main ceremony venue, sanitation facilities, temporary toilets, parking areas, water supply, electricity, and medical services. Dr. Chaudhary stressed uninterrupted power and water supply at all venues, particularly at toilets, and ordered that proper handwashing facilities be provided. Authorities assured that all preparations will be completed in time to ensure safe, hygienic, and convenient facilities for devotees arriving from across the country.</w:t>
+      </w:r>
+    </w:p>
+    <w:p>
+      <w:pPr>
+        <w:pStyle w:val="Heading3"/>
+      </w:pPr>
+      <w:r>
+        <w:t>Article 80</w:t>
+      </w:r>
+    </w:p>
+    <w:p>
+      <w:r>
+        <w:t>Title: Maharashtra Live News Update: हत्येच्या आरोपीची नंदूरबार पोलिसांनी काढली शहरातून धिंड</w:t>
+      </w:r>
+    </w:p>
+    <w:p>
+      <w:r>
+        <w:t xml:space="preserve">URL: </w:t>
+      </w:r>
+      <w:hyperlink r:id="rId88">
+        <w:r>
+          <w:rPr>
+            <w:color w:val="0000FF"/>
+          </w:rPr>
+          <w:t>https://saamtv.esakal.com/maharashtra/maharashtra-marathi-latest-live-news-updates-19th-september-2025-ajchya-tajya-batmya-mumbai-thane-weather-rain-update-nagpur-pune-nashik-weather-forecast-rain-update-maratha-obc-aarkashan-clash-maharashtra-devendra-fadanvis-eknath-shinde-ajit-pawar-sharad-pawar-raj-thackeray-uddhav-thackeray-live-news-today-local-crime-top-headlines</w:t>
+        </w:r>
+      </w:hyperlink>
+    </w:p>
+    <w:p>
+      <w:r>
+        <w:t>Content: हत्येच्या आरोपीची पोलिसांनी नंदूरबार शहरातून धिंड काढली. भाईगिरी विरोधात नंदुरबार पोलीस ॲक्शन मोडवर... मंगळवारी कापसातील वादामुळे जयेश भील या युवकाची झाली होती हत्या पोलिसांनी आरोपीच्या घरातून शहर पोलीस ठाण्यापर्यंत काढली धिंड नागपुरात सकल ओबीसी महामोर्चा समितीकडून ओबीसी समाजातील विविध सामाजिक संघटना आणि विविध समाजातील प्रतिनिधींसोबत म्हत्वाची बैठक घेतली जात आहे. या बैठकीला कॉंग्रेस नेते विजय वडेट्टीवार यांची उपस्थिती आहे. या बैठकीचा विशेष महत्त्व म्हणजे 10 ऑक्टोबरला होणाऱ्या ओबीसी महामोर्चाची तयारीसाठी आढावा घेतला जात‌ आहे. या बैठकीमध्ये काँग्रेसचे आमदार अभिजीत वंजारी उपस्थित आहेत. कोथरूड गोळीबार प्रकरणी घायवळ गँगच्या ५ जणांना पोलीस कोठडी पाच ही जणांना २५ सप्टेंबर पर्यंत पोलीस कोठडी मयूर गुलाब कुंबरे ,मयंक विजय व्यास,गणेश सतीश राऊत ,दिनेश राम फाटक ,आनंद अनिल चादळेकर या पाचही आरोपींना कोथरूड गोळीबार प्रकरणी पुणे पोलिसांनी केली होती अटक हे पाचही निलेश घायवळ गँग मधले आरोपी असून त्यांच्यावर पुण्यातील कोथरूड पोलीस स्टेशनमध्ये गुन्हे दाखल आहेत मुख्यमंत्री लाडकी बहीण योजनेतील सर्व लाभार्थ्यांना मिळणारे हप्ते अधिक सुलभ, सुकर व पारदर्शक व्हावेत यासाठी केवायसी प्रक्रिया पूर्ण करावे असे आवाहन महिला व बाल विकास राज्यमंत्री मेघना बोर्डीकर यांनी केले आहे. पुण्यात गेल्या २ दिवसांपासून जोरदार पाऊस बरसतोय. शहरातील विविध भागात पावसामुळे पाणी साठत आहे परिणामी पुणेकरांना वाहतूककोंडीला सामोरे जावं लागतंय. नागरिकांची सुरक्षितता आणि वाहतूक सुरळीत रहावी म्हणून पुणे पोलिसांच्या वाहतूक कर्मचारी त्यांचे कर्तव्य बजावत आहेत. या ऑन ड्युटी पोलिस कर्मचाऱ्यांचे नागरिकांना केलेल्या मदतीचे अनेक व्हिडिओ समोर येत आहेत. अशातच आणखी एक व्हिडिओ समोर आला आहे ज्यामध्ये वाहतूक पोलिस कर्मचारी स्वतः थेट ड्रेनेज मध्ये हात घालून साफ करत आहेत. हा व्हिडिओ पुण्यातील सिंहगड रोड भागातील वडगाव पुलाजवळ टिपण्यात आला. जोरदार पावसामुळे वडगाव पुलाजवळ मोठ्या प्रमाणावर पाणी साठले होते ज्यामुळे वाहतूक कोंडी झाली होती. पाण्याचा प्रवाह मोठा असल्याने पादचाऱ्यांना सुद्धा अडचणी येत होत्या. याठिकाणी कर्तव्य बजावत असलेल्या पोलिस कर्मचारी नेहरकर आणि पोलिस कर्मचारी राऊत यांनी ड्रेनेज दुरुस्ती करून वाहतूक सुरळीत केली मुंबईतील गोरेगाव येथे एआयआयएफए (आयफा) आयोजित स्टील महाकुंभ कार्यक्रमात महाराष्ट्र शासनाच्या उद्योग विभागाचे नऊ कंपन्यांशी ८०,९६२ कोटी रूपयांचे सामंजस्य करार स्वाक्षरित झाले. या करारामुळे राज्यात ४० हजार ३०० रोजगार निर्मिती होणार आहे. प्रसिद्ध अभिनेते मकरंद अनासपुरे नेहमी त्यांच्या अभिनयासाठी चर्चेत असतात. ते त्यांच्या विनोदीशैलीने चाहत्यांना खळखळून हसवतात. मराठी सिनेसृष्टीत वेगळी ओळख निर्माण करणारे अनासपुरे दिलासखुलासपणे समाजिक विषयांवरही आवर्जुन भाष्य करत असतात. आता राज्यात सुरु असलेल्या मराठा आणि ओबीसी समाजाच्या आरक्षणावरील वादावरही अनासपुरेंनी भाष्य केलंय. 'गावात गावकी आणि भावकी एकत्र होती. यापुढेही एकत्र राहू, असे म्हणत मकरंद अनासपुरे यांनी आरक्षणावरून सुरु झालेल्या वादावर भावना व्यक्त केल्या आहेत. शिर्डीच्या साईबाबांचे 15 ऑक्टोबर 1918 रोजी महानिर्वाण झाले होते.. त्यामुळे 15 ऑक्टोबर या‌ दिवसाची राष्ट्रीय कॅलेंडर मध्ये नोंद व्हावी यासाठी दिल्ली येथील सिद्धपीठ संस्थेच्या वतीने शिर्डीत महामंथन पार पडले.. राष्ट्रीय कॅलेंडरमध्ये नोंद व्हावी यासाठी साई संस्थान, लोकप्रतिनिधी आणि शिर्डी ग्रामस्थांच्या पुढाकारातून एक शिष्टमंडळ तयार करून प्रधानमंत्री नरेंद्र मोदी यांची भेट घेण्यासंदर्भात या महामंथन कार्यक्रमात चर्चा करण्यात आली.. यासोबत साईबाबांच्या‌ जिवनावर आधारीत चित्रपट बनवणारे निर्माते आशिम खेत्रपाल लिखीत 2000 पुर्वीची आणि त्या नंतरची शिर्डी या पुस्तकाचे प्रकाशन पार पडले. वाहतूक कोंडीने त्रासलेल्या कल्याणकर नागरिकांना येणाऱ्या नवरात्रौत्सवाच्या पार्श्वभूमीवर वाहतूक पोलिसांनी तात्पुरता दिलासा दिला आहे. कल्याणात येणाऱ्या सर्व प्रकारच्या जड आणि अवजड वाहनांच्या वाहतुकीला वाहतूक पोलिसांकडून बंदी घालण्यात आली आहे. यासंदर्भात वाहतूक पोलीस उपआयुक्त पंकज शिरसाट यांनी अधिसूचना जारी करत ही माहिती दिली आहे. कायमस्वरूपी एसटी बस थांब्याला मंजुरी मिळावी या मागणीसाठी राजापूर येथे बस थांबवून विद्यार्थांनी निषेध केलं. या निषेधात ग्रामस्थ आणि विद्यार्थी मोठ्या संख्येने सहभागी झाले होते. बहुप्रतीक्षित सोलापूर-मुंबई आणि सोलापूर-बंगळूरू विमानसेवा 15 ऑक्टोबर पासून होणार सुरु केंद्रीय नागरी विमान वाहतूक राज्यमंत्री मुरलीधर मोहोळ यांची फेसबुक पोस्टद्वारे माहिती 15 ऑक्टोबर पासून दुपारी 12.55 मिनिटांनी सोलापूर-मुंबई आणि दुपारी 2.45 मुंबई-सोलापूर विमानसेवेस प्रारंभ तर सकाळी 11.10 वाजता बंगळूरू-सोलापूर आणि दुपारी 4.15 वाजता सोलापूर-बंगळूरू असणार विमानसेवा या दोन्ही शहरासाठी 20 सप्टेंबरपासून नागरिकांना विमान तिकीट बुकिंग करता येणार आहे यवतमाळच्या कामठवाडा येथे जिल्हा परिषदेच्या एक ते पाच वर्ग आहे मात्र पाच वर्गाकरिता एकच शिक्षक असल्याने विद्यार्थ्यांचा शैक्षणिक नुकसान होत असल्याने शिक्षक देण्याच्या मागणीसाठी विद्यार्थी जिल्हा परिषदेच्या मुख्य कार्यकारी अधिकारी यांच्या कक्षात धडक दिली.विद्यार्थ्यांनी यावेळी दोन शिक्षक देण्याच्या मागणीसाठी ठिय्या आंदोलन केलं. त्यामुळे जिल्हा परिषद प्रशासनाचं विद्यार्थ्यांनी लक्ष. विद्यापीठाने परीक्षा शुल्कात वाढ केल्यानंतर NSUI करणार शासनाच्या विरोधात आंदोलन विद्यापीठाने केलेली शुल्क वाढ हा विद्यार्थ्यांवर अन्याय असल्याचा आरोप करत विद्यार्थ्यांचे आंदोलन सावित्रीबाई फुले पुणे विद्यापीठातील परीक्षा विभागाच्या मुख्य बिल्डिंग समोर NSUI सह विद्यार्थ्यांचं आंदोलन मुख्यमंत्री देवेंद्र फडणवीस यांच्या उपास्थित होणार ट्रायल रन ठाण्याच्या मेट्रोचा ट्रायल रन ला मिळाला मुहूर्त नवरात्र उत्सवाच्या पहिल्याच दिवशी मुख्यमंत्री आणि उपमुख्यमंत्र्यांच्या उपस्थितीत होणार ट्रायल रन ट्रायल रन नंतर मेट्रो लवकरच ठाणेकरांच्या सेवेत धावणार , वाहतूक कोंडी मुक्त ठाणे शहर करण्याच्या दृष्टीने मेट्रो लवकर सुरू करणार वसईच्या तुंगारफाटा, गिरीराज कॉम्प्लेक्समधील चौथ्या माळ्यावर एका कंपनीला भीषण आग लागल्याची घटना घडली आहे. ब्रँड वर्क टेक्नॉलॉजी असे आग लागलेल्या कंपनीचे नाव आहे. महाराष्ट्र राज्य वखार महामंडळाच्या खाजगीकरणानंतर ठेकेदारांच्या फायद्यासाठी नागरिकांना किडलेले व निकृष्ट धान्य पुरवले जात असल्याचा आरोप सामाजिक कार्यकर्ते विजय कुंभार यांनी केला आहे. राज्यातील जवळपास २७ लाख मेट्रिक टन क्षमतेची वखार व्यवस्था खासगी कंपनीला तब्बल १२० कोटी रुपयांच्या करारातून देण्यात आली. या करारामुळे धान्य साठवणुकीत निष्काळजीपणा, अपुरे मनुष्यबळ, पिल्फरेज, नादुरुस्त वजन काटे आणि सीसीटीव्ही सुरक्षेचा अभाव यांसारख्या गंभीर समस्या निर्माण झाल्या असल्याचे ते म्हणाले. एसटी प्रवर्गातून आरक्षण मिळण्यासाठी पुन्हा एकदा बंजारा समाज आक्रमक झाला आहे, आज मराठवाड्याच्या हिंगोलीत बंजारा समाजाने एकत्र येत जिल्हाधिकारी कार्यालयावर मोर्चा काढला आहे, बंजारा समाजाचे धर्मगुरू बापू सिंग महाराज यांची या मोर्चाला विशेष उपस्थिती होती दरम्यान मागील 40 वर्षापासून आम्ही सरकारकडे एसटी प्रवर्गात आरक्षणाची मागणी करतोय मात्र सरकार आमच्या मागण्यांकडे दुर्लक्ष करत आहे त्यामुळे बंजारा समाज येणाऱ्या काळात आंदोलनाची वेगळी दिशा ठरवणार असल्याचं यावेळी बाबूसिंग महाराज म्हणाले आहेत. आयुष कोमकर खून प्रकरणात आरोपी सोनाली आंदेकरला ताब्यात घेण्यासाठी काल पोलीस गेले असता पोलिसाच्या सरकारी कामात अडथळा करून सोनाली आंदेकरीला ताब्यात घेण्यास विरोध करणाऱ्या बारा जणांविरोधात गुन्हा दाखल. या प्रकरणात आता पोलिसांनी तक्रार दाखल करत थेट सरकारी कामात अडथळा आणण्याचा गुन्हा सोनाली आंदेकर आणि तिच्या इतर सहकाऱ्यांच्या विरोधात दाखल केला आहे. * नाशिकच्या पंचवटी परिसरात झालेले गोळीबार प्रकरण * 11 संशयितांना पोलिसांनी केली अटक * 17 तारखेला मध्यरात्री सागर जाधव या तरुणावर झाला होता गोळीबार * पूर्व वैमनस्यातून आणि वर्चस्व वादातून गोळीबार झाल्याचं उघड * गोळीबार प्रकरणाने पंचवटी परिसरातील टोळीयुद्ध आले समोर कल्याणमध्ये शिवसेना शिंदे गट संजय राऊत विरोधात आक्रमक शिवसेना शहरप्रमुख निलेश शिंदे यांच्या नेतृत्वात आंदोलन संजय राऊत विरोधात आंदोलनादरम्यान शिवसैनिक संतप्त आमदार गोपीचंद पडळकर जयंत पाटील यांच्यावर केलेल्या वक्तव्यावर ठाम पंतप्रधानांच्या आईवर AI च्या माध्यमातून टीका झाली त्यावेळी शरद पवारांनी फोन केला होता का माफी मागायचा काय विषय येत नाही अक्कलकोट तालुक्यात गेल्या दोन ते तीन दिवसांपासून पडत असलेल्या पावसाने घेतली विश्रांती सतत पडत असलेल्या पावसामुळे नदी -नाले-तलाव यांच्यात पाण्याची पातळी वाढल्याने शिरले होते अनेक शेतात पाणी शिरवळवाडी तलावाची पाणी पातळी वाढल्यामुळे खरीप हंगामाचे पिकाचे झाले होते नुकसान तालुक्यात पाऊस कमी झाल्यामुळे शेतातील पाणी होत आहे कमी. तालुक्यातील शेतकऱ्यांच्या शेतात चिखल झाल्याचं आलं दिसून. तालुका प्रशासनाने लवकरात लवकर पंचनामे करण्याची शेतकऱ्यांची मागणी.. सहायक पोलिस आयुक्तांची माजी खासदार इम्तियाज जलील याना कोर्टात हजर राहण्यासाठी नोटीस नोटीसिवरून इम्तियाज जलील यांचा पोलिसांवर गंभीर आरोप पालकमंत्री संजय शिरसाठ यांच्या सांगण्यावरून पोलिसांनी अत्याचाराचा खोटा गुन्हा दाखल केल्याचा इम्तियाज जलील यांचा आरोप पोलिसांनी केलेले बेकायदेशीर कृत्य उघड झाले आहे आणि बेकायदेशीर कृत्य करणाऱ्या सर्व अधिकाऱ्यांची चौकशी करण्याची विनंती महासंचालकांना करा, असा सोशल मीडियावर मेसेज टाकला आहे. हा खटला पूर्णपणे खोटा आहे आणि मला गप्प करण्यासाठी दाखल करण्यात आला आहे. मी त्याचा सामना करेन असेही इम्तियाज जलील यानी म्हंटले आहे. नंदुरबार जिल्ह्यातील सातपुडा डोंगर रांगांमध्ये धडगाव तालुक्यात पावसामुळे रस्त्यांची दुरावस्था झाली असून अनेक ठिकाणी रस्ते खचल्याचे समोर आले आहे. ग्रामीण भागातील रस्त्यांवर मोठमोठे खड्डे झाल्याने या भागातून येणाऱ्या नागरिकांना जीव मुठीत धरून प्रवास करावा लागत आहे. सातपुड्याचा डोंगर रांगांमध्ये खराब रस्त्यांमुळे रुग्णवाहिकांना रुग्णांपर्यंत पोहोचण्यासही उशीर होत आहेत जिल्हा परिषदेच्या अंतर्गत येणाऱ्या या ग्रामीण भागातील रस्त्यांची देखभाल दुरुस्ती करण्यात यावी अशी मागणी नागरिकांच्या वतीने करण्यात येत आहे संबंधित यंत्रणा सातपुड्याच्या दुर्गम भागात रस्त्यांच्या देखभाल दुरुस्तीकडे कानाडोळा करत असल्याचाही आरोप नागरिक करीत आहे. अमरावती विभागीय वीज वितरण कंपनीच्या कार्यालयासमोर आज तांत्रिक अप्रेंटिस कंत्राटी कामगार संघटनेच्या वतीने विविध न्याय्य मागण्यांसाठी धरणे आंदोलन करण्यात आले.या आंदोलनात कामगारांनी ठेकेदार व प्रशासनाविरोधात जोरदार घोषणा देत आपल्या समस्या मांडल्या. कामगारांनी जुन्या व अनुभवी कंत्राटी कामगारांना कामावरून कमी करू नये, सर्व कंत्राटी कामगारांची ज्येष्ठता यादी तयार करावी, तसेच सुरक्षा साधने पुरवण्यात यावी, अशी मागणी केली. याशिवाय कंत्राटी कामगारांना ठेकेदारांकडून अनुभव प्रमाणपत्र देण्यात यावे व वारंवार होणाऱ्या अपघातांवर प्रभावी उपाययोजना करावी, अशी मागणी संघटनेने केली.या आंदोलनामुळे वीज वितरण कंपनीच्या प्रशासनासमोर कंत्राटी कामगारांच्या प्रश्नांकडे गांभीर्याने लक्ष देण्याची वेळ आली आहे - उत्तर सोलापूर तालुक्यात गेल्या चार ते पाच दिवसात पडलेल्या पावसामुळे फळबाग पिकाला फटका. - उत्तर सोलापूर तालुक्यातील साखरेवाडी येथील द्राक्ष उत्पादक शेतकऱ्यांना अति पावसाचा त्रास करावा लागतो सहन. - साखरेवाडी येथील गौरीशंकर साखरे यांच्या 13 एकर द्राक्ष मध्ये पाणीच पाणी झाल्यामुळे द्राक्ष पिकाचं नुकसान - द्राक्ष उत्पादक शेतकरी साखरे यांचे 60 ते 65 लाख रुपयांचे नुकसान. - द्राक्ष फळबागांचे नुकसान झाल्यावर त्वरित पंचनामे करण्याची शेतकऱ्यांची मागणी. - आंदोलनात पारंपरिक वेशभूषा परिधान करून महिलांचा सहभाग - हैद्राबाद गॅजेट नुसार बंजारा समाजाला एसटी प्रवर्गात समावेश करण्यासाठी आंदोलन - आंदोलनात वेगवेगळ्या भागातून बंजारा बांधवांची उपस्थिती - राज्य सरकारने केंद्र सरकारला विनंती करत बंजारा समाजाला एसटी प्रवर्गात समाविष्ट करण्याची मागणी - देशाच्या वेगवेगळ्या राज्यात वेगवेगळ्या प्रवर्गात बंजारा समाजाचा समावेश असल्याचा महिलांचा आरोप - बोलीभाषा एक, पाहनावा एक मग वेगवेगळ्या प्रवर्गात समावेश कसा, तेलंगणा मध्ये एसटी प्रवर्गात तर आंध्रप्रदेश मध्ये एससी प्रवर्गात समाजाचा समावेश कोल्हापुरातील वर्षा नगर मधील प्रस्तावित सांडपाणी प्रक्रिया प्रकल्प कायमस्वरूपी रद्द करावा या मागणीसाठी नागरिक आक्रमक झालेत. वर्षा नगरातील नागरिकांनी छत्रपती शिवाजी महाराज चौकातून महापालिकेवर मोर्चा काढला, आणि ठिय्या आंदोलन केले. जोरदार घोषणाबाजी करत निघालेल्या या मोर्चात मोठ्या संख्येने महिला सहभागी झाल्या होत्या. यावेळी आंदोलकांच्या हातातील फलक हे लक्षवेधी होते. नागरी वस्तीत उभारत असलेला हा सांडपाणी प्रक्रिया प्रकल्प नागरिकांच्या आरोग्याला धोकादायक असून तो तात्काळ रद्द करावा अन्यथा येणाऱ्या 15 दिवसात उच्च न्यायालयात रिट पिटीशन दाखल करू असा इशारा देण्यात आलाय. कोणतीही टेंडर प्रक्रिया न राबवता हा प्रकल्प प्रशासनाच्या वतीने एका ठराविक ठेकेदाराला देण्यात आलेला आहे. भर वस्तीतच अशा पद्धतीचा प्रकल्प तयार करण्यात येत असून महापालिकेच्या विरोधात आता नागरिक आक्रमक झालेत. मानवी वस्तीत होणाऱ्या या प्रकल्पाला विरोध करत हा प्रकल्प अन्य ठिकाणी हलवा अन्यथा तीव्र आंदोलन छेडण्याचा इशारा यावेळी देण्यात आला आहे. अनंत दिघे यांच्या बबात चुकीचे विधान करण्याप्रकरणी रायगडच्या महाडमध्ये संजय राऊत यांचा निषेध करण्यात आला. महाडच्या छत्रपती शिवाजी महाराज चौकात शिवसैनिकांनी हे निषेध आंदोलन केले. संजय राऊत यांच्या विरोधी जोरदार घोषणा देत राऊत यांचा फोटोला शिवसैनिकांनी जोडे मारीत मारले. - गेल्या काही दिवसांपासून विश्रांती घेतलेल्या पावसाने कालपासून लावली नाशकात हजेरी - गेल्या काही दिवसांपासून धरणांच्या पाणलोट क्षेत्रात संततधार पाऊस सुरू असल्याने जिल्ह्यातील धरणांचा पाणीसाठा ९९ टक्क्यांवर - पावसाचा जोर वाढल्यास धरणांमधून पुन्हा विसर्ग केला जाण्याची शक्यता सरकारी कामात अडथळा आणला म्हणून आंदेकरवर पुण्यात दुसरा गुन्हा दाखल सोनाली आंदेकरसह बारा जणांनवर सरकारी कामात अडथळा केल्या प्रकरणी गुन्हा दाखल. समर्थ पोलिस स्टेशनमध्ये गुन्हा दाखल. आयुष कोमकर खून प्रकरणात आरोपी सोनाली आंदेकरला ताब्यात घेण्यासाठी काल पोलीस गेले असता पोलिसाच्या सरकारी कामात अडथळा करून सोनाली आंदेकरीला ताब्यात घेण्यास विरोध करणाऱ्या बारा जणांविरोधात गुन्हा दाखल. या प्रकरणात आता पोलिसांनी तक्रार दाखल करत थेट सरकारी कामात अडथळा आणण्याचा गुन्हा सोनाली आंदेकर आणि तिच्या इतर सहकाऱ्यांच्या विरोधात दाखल केला आहे. अधिक तपास समर्थ पोलिस करत आहेत. नेवासा तालुक्याला गुरुवारी मध्यरात्री पुन्हा एकदा ढगफुटी सदृश्य पावसाने झोडपले.. अतिवृष्टीमुळे शेती पिकांचे मोठ्या प्रमाणात नुकसान झाले असून काही गावांचा संपर्क तुटला आहे.. गुरुवारी मध्यरात्री झालेल्या पावसामुळे ओढे - नाले ओसंडून वाहू लागलेत, तर अनेक रस्त्यांना देखील नदीचे स्वरूप प्राप्त झाले आहेत.. तालुक्यातील सोनई, खरवंडी, पानेगाव या परिसरात जोरदार पावसाने हजेरी लावली आहे.. - नागपूरच्या संविधान चौकात एकदिवसीय धरणे आंदोलनाला सुरवात * हैदराबाद गॅझेटच्या धर्तीवर बंजारा समाजाला अनुसूचित जमाती प्रवर्गात समाविष्ट करण्यात यावे बंजारा समाजाची मागणी * बंजारा समाज आरक्षण कृती समितीच्या वतीने धरणे आंदोलन * बंजारा समाजातील महिला पारंपारिक वेशभूषेत आंदोलनात सहभागी * नागपूरच्या संविधान चौकात धरणे आंदोलन करत जिल्हाधिकारी कार्यालयात देणार मागण्यांचे निवेदन - वेगवेगळ्या घोषणाचे फलक घेत आंदोलनात सहभाग सांगलीच्या जत मधील अभियंता प्रकरणावरून गोपीचंद पडळकर विरोध जयंत पाटील असा संघर्ष निर्माण झाला आहे. गोपीचंद पडळकरांकडून जयंत पाटलांवर करण्यात आलेल्या जहरी टिकेच्या निषेधार्थ जत मध्ये महाविकास आघाडी कडून आणि जयंत पाटील समर्थकांकडून मोर्चा काढण्यात आला आहे. गोपीचंद पडळकर यांच्या विरोधात जोरदार घोषणाबाजी आणि फलक झळकवत संताप व्यक्त करण्यात आला आहे. लातूरच्या चाकूर कृषी कार्यालयाला सहकार मंत्री बाबासाहेब पाटील यांनी अचानक भेट दिली आहे.11:30 वाजले तरीदेखील कार्यालय बंदच होते.तर कार्यालयातील कर्मचारी गैरहजर असल्याने, तात्काळ संबंधित कर्मचाऱ्यांवर कारवाईचा भडगाव करावा अशी मागणी सहकार मंत्री यांनी कृषी उपसंचालक यांच्याकडे फोन द्वारे केली आहे. शेतकरी अतिवृष्टी हैराण आहेत, तर अधिकारी कर्मचारी आपल्याच तोऱ्यात दंग आहेत. तात्काळ या कर्मचाऱ्यांवर कारवाई करून अहवाल पाठवावा अशी मागणी सहकार मंत्री यांनी केली आहे. जेल मधे असतानाही बंडू आंदेकरच्या नावावर जुगार अड्डा सुरु असल्याची माहिती.. काल पुणे पोलिसांनी ही कारवाई केलीय यात सात जणांविरुद्ध कारवाई करण्यात आलीय तर दुसरीकडे पुणे पोलिसांनी आंदेकर टोळीचा प्रमुख बंडू आंदेकर सहकुटुंबाच्या बँक अकाउंट सील करून आर्थिक नाड्या आवळल्या आहेत यातील आरोपी सुटण्यासाठी कुठलाही आर्थिक व्यवहार करता येऊ नये यासाठी पोलिसांकडून करण्यात आली कारवाई बंडू आंदेकर सर वनराज आंदेकर आणि त्यांच्या पत्नीच्या काही बँक अकाउंट मध्ये आहेत लॉकर हे सगळे सील करण्यात आले आहेत. शरद पवारांनी देवेंद्र फडणवीसांना फोन दिला आहे. आमदार पडळकरांच्या टीकेवरुन फोन केला आहे. अशी गलिच्छ टीका योग्य नाही असं त्यांनी म्हटलं आहे. सांगलीच्या जत मधील अभियंता प्रकरणावरून गोपीचंद पडळकर विरोध जयंत पाटील असा संघर्ष निर्माण झाला आहे गोपीचंद पडळकरांकडून जयंत पाटलांवर करण्यात आलेल्या जहरी टिकेच्या निषेधार्थ इस्लामपूर मध्ये राष्ट्रवादी आणि जयंत पाटील समर्थकांकडून मोर्चा काढून ठिय्या आंदोलन करण्यात आले आहे, या मोर्चासाठी नंतर जयंत पाटलांच्या इस्लामपूर मतदारसंघातून शेकडो कार्यकर्ते जत साठी रवाना होणार आहेत. तत्पूर्वी इस्लामपूर शहरातल्या छत्रपती शिवाजी महाराजांच्या पुतळ्यासमोर एकत्रित येत गोपीचंद पडळकर यांच्या विरोधात जोरदार घोषणाबाजी आणि फलक झळकवत संताप व्यक्त करण्यात आला आहे.जत पंचायत समितीच्या कनिष्ठ अभियंता आत्महत्या प्रकरणावरून आमदार गोपीचंद पडळकरंकडून जयंत पाटलांवर अर्वाच्य भाषेत व खालच्या पातळीवर जाऊन टीका करण्यात आली होती. सकाळी ६ पासून पुण्यातील कोपा मॉल मधील अधिकृत पहिल्या आय स्टोअर मध्ये रांगा सकाळी ६ वाजल्यापासून मॉल च्या बाहेरच पुणेकरांनी केली गर्दी पुणे शहरातील कोपा मॉल मध्ये असलेले आय फोन चे स्टोअर हे भारतातील १४ वे अधिकृत स्टोअर आहे सोशल मीडियावर या गर्दीचे व्हिडिओ व्हायरल मंगळवेढा तालुक्यातील हुलजंती परिसरात सापडली दरोड्यातील पैशाची बॅग... एका बंद घराच्या छतावर दरोडेखोराने टाकली होती पैशाची व सोन्याची बॅग... दरोड्यात 1 कोटी 4 लाख रोकड तर 20 किलो चोरीला गेले होते सोने कर्नाटक आणि महाराष्ट्र पोलिसांच्या तपासात दरोड्यातील सापडला ऐवज... नागपूर - - नागपूरमध्ये राष्ट्रवादीचे भव्य चिंतन शिबिर - राष्ट्रवादीच्या चिंतन शिबिरात ५०० हून अधिक प्रतिनिधींचा सहभाग - पक्षाचे दृष्टिकोन व भविष्यातील योजना यावर विचारमंथनासाठी राष्ट्रवादीने १० समित्या स्थापन केल्या मनसे अध्यक्ष राज ठाकरे हे आज अंबरनाथमध्ये अंबरनाथ , उल्हासनगर, बदलापूर या नगरपालिका महानगरपालिका निवडणुकीचा आढावा बैठक कार्यकर्त्यांशी संवाद साधणार येत्या निवडणुकीला समोर ठेवून राज ठाकरे पहिल्यांदाच ठाणे जिल्ह्यात हा दौरा करीत आहेत पुणे- जमीनमोजणीशिवाय दस्त नोंदणी नाही कर्नाटक व आंध्र प्रदेशच्या धर्तीवर महाराष्ट्रातही आता दस्त नोंदणीपूर्वी जमिनीची मोजणी करावी लागणार आहे. जमाबंदी आयुक्तालयांच्या अखत्यारित १० ते १५ खासगी एजन्सींचे भूकरमापक नेमले जाणार असून, त्यांच्या माध्यमातून मोजणीशिवाय दस्त नोंदणी तसेच फेरफार प्रक्रिया होणार नाही, अशी माहिती महसूलमंत्री चंद्रशेखर बावनकुळे यांनी दिली. ही नवी पद्धत महिन्याभरात लागू होणार असून, मुख्यमंत्री देवेंद्र फडणवीस यांनी यास मान्यता दिली आहे. सोलापूर - मुसळधार पावसाने अक्कलकोट तालुक्याला झोडपले ओढ्यातून वाहणाऱ्या प्रचंड प्रवाहामुळे बोरगाव देशमुख - घोळसगाव पूल गेला पाण्याखाली अतिमुसळधार कोसळणाऱ्या पावसामुळे अक्कलकोट तालुक्याचा मराठवाडा आणि कर्नाटक राज्याशी संपर्क तुटला दरम्यान अक्कलकोट तालुक्यातील बहुतांश पूल आणि बंधारे ओव्हेर फ्लो झाल्यामुळे सर्वसामान्य नागरिकांचे जनजीवन झाले आहे विस्कळीत पुणे - वंजारी समाजाला एसटी मधून आरक्षण द्यावे यासाठी वंजारी समाज आक्रमक बीडमध्ये पहिला मोर्चा काढणार जय भगवान महासंघाचे अध्यक्ष बाळासाहेब सानप यांची घोषणा कुणी जर अंगावर आलं तर त्याला शिंगावर घेतल्याशिवाय राहणार नाही हैदराबाद गॅझेटमध्ये आम्ही एसटीमध्ये आहोत त्यामुळे एसटीचा आरक्षणाला मिळावा .. राज्य सरकार समाजाकडे दुर्लक्ष करत असल्याची खंत एनटीच दोन टक्के आरक्षणाचा फायदा समाजाला नाही शासकीय जाहिराती आणि नोकरीचा फायदा एनटी मधून होत नाही. राजकीय आरक्षणाची आम्हाला गरज नाही पुणे - पुण्यातील वाहतूक कोंडीवर पाहणी करून सोमवारपर्यंत अहवाल द्या महापालिका आयुक्त नवल किशोर राम यांचे पथ विभागाला बैठक घेत आदेश शहरातील 32 रस्ते आणि कोंडी होणाऱ्या 22 ठिकाणाची पाहणी करा पालिका आणि पोलिसांनी प्रयत्न करूनही वाहतूक कोंडी कमी होत नसल्याने आयुक्ताचे आदेश अहवाल प्राप्त झाल्यानंतर काय उपाययोजना करायची यावर निर्णय होणार बुलडाणा - शेतकऱ्यांना पिकविमा मिळावा म्हणून किसान काँग्रेस आक्रमक मलकापूर कृषी कार्यालयात गोधडी, भजन आंदोलन करत दिला ठिय्या नाशिक - - नाशिकमध्ये डेंग्यू रुग्णसंख्या 400 पार, सप्टेंबरच्या 17 दिवसांत 464 नवे रुग्ण - तर ऑगस्ट अखेर एकूण रुग्णसंख्या 424 होती - मलेरियासह चिकनगुनियाचेही 49 रुग्ण आढळले, तर मलेरियाचे 21 रुग्ण नोंदले गेले - महापालिकेचा ठेकेदारास 1 लाख 10 हजारांचा दंड - आरोग्य विभागाकडून डास निर्मूलनासाठी सतर्क असल्याचा दावा - मात्र वाढती रुग्णसंख्या पाहता आरोग्य विभागाच्या दाव्यावर प्रश्नचिन्ह पुणे - पुणे महापालिकेच्या हद्दीत नोंद न झालेल्या मिळकतींवर करआकारणीचा धडाका लावत मिळकतकर विभागाने अवघ्या पाच महिन्यांत ३० हजार ५३६ मिळकतींचा शोध घेतला. या मिळकतींमधून सुमारे १९८ कोटी ३१ लाख रुपयांचा महसूल निश्चित झाला असून त्यापैकी ६१ कोटी ८३ लाख रुपये तिजोरीत जमा झाले आहेत. सुमारे १४ लाख ८० हजार मिळकतींपैकी मोठ्या प्रमाणावर कर न भरलेले गाळे, भोगवटे व नोंदणी न झालेल्या मिळकतींचा समावेश यात आहे. पालिकेने आर्थिक वर्षाअखेर ८० हजार मिळकती शोधण्याचे उद्दिष्ट ठेवले आहे. यवतमाळमध्ये कापूस उत्पादक शेतकऱ्यांचा आक्रोश शेतातील कपाशीने दगा दिल्यानंतर शेतकऱ्यांने केला पऱ्हाटीजवळ बसून आक्रोश दरवर्षीप्रमाणे याही वर्षी यवतमाळ जिल्ह्यातील शेतकरी आसमानी आणि सुलतानी संकटाच्या चक्रव्यूहात अडकलाय जालन्याला पावसाने झोडपले जालना शहरात झालेल्या ढगफुटी सदृश्य पावसाचे 997 घरांसह 105 दुकानांमध्ये शिरले पाणी अपूर्ण कामे आणि अडकलेल्या कचऱ्यामुळे पाण्याचा निचरा न झाल्याचा महानगरपालिकेचा अहवाल नागपूर - आगामी स्थानिक स्वराज्य संस्थेच्या निवडणुकीच्या पार्श्वभूमीवर हे शिबिर महत्त्वाचं मानलं जात आहे. या शिबिरामध्ये 500 पदाधिकारी येणार असून जय्यत तयारी करण्यात आलेली आहे.. कॅबिनेट मिनिस्टर तसेच ज्येष्ठ नेत्यांसाठी पहिल्या रोमध्येच स्टिकर लावून जागा निश्चित करण्यात आली आहे... यामध्ये सुनेत्रा पवार पार्थ पवार जेष्ठ नेते यांच्या जागेचे स्टिकर लावण्यात आले आहे.... पुणे - पुणे विद्यापीठाच्या शुल्कवाढी विरोधात विद्यार्थी काँग्रेसच्या आंदोलन परीक्षा शुल्कवाढी परिपत्रकाची होळी करून निषेध व्यक्त करणार पुणे विद्यापीठाने परीक्षा शुल्का मध्ये 20 टक्के वाढ केल्याने विद्यार्थी काँग्रेसचे आंदोलन अकरा वाजता काँग्रेसची विद्यार्थी संघटना पुणे विद्यापीठामध्ये करणार आंदोलन धाराशिव - धाराशिवच्या भूम तालुक्यातील वंजारवाडी येथील पूल पाण्याखाली पुलावरून मोठ्या प्रमाणावर पाणी वाहत असतानाही नागरीकांची पुल ओलांडण्यासाठी जिवघेनी कसरत वाहत्या पाण्यातुन मोटरसायकल चालक व नागरीक करत आहेत जिवघेना प्रवास सार्वजनिक बांधकाम विभागाने लाखो रुपये करुन बांधलेल्या पुलावरून पाणी,चुकीच काम झाल्याचा स्थानिकांचा आरोप हिंगोली - 14 वर्षांचा मुलगा गेला वाहून मित्रासोबत पोहण्यासाठी गेला होता हिंगोलीच्या सेनगाव तालुक्यातील देऊळगाव जहागीर गावातील घटना काल दुपारपासून मुलाचा शोध सुरू सकाळ+चे सदस्य व्हा शॉपिंगसाठी 'सकाळ प्राईम डील्स'च्या भन्नाट ऑफर्स पाहण्यासाठी क्लिक करा. Read Marathi news and watch Live TV. Breaking news from Maharashtra, India, Pune, Mumbai, Politics, Entertainment, Sports, Lifestyle at SaamTV. Get Live Marathi news on Mobile. Download the Saam Tv app for Android and IOS. Follow Us Copyright © 2025 Sakal Media Group – All Rights Reserved Powered by Quintype</w:t>
+      </w:r>
+    </w:p>
+    <w:p>
+      <w:pPr>
+        <w:pStyle w:val="Heading3"/>
+      </w:pPr>
+      <w:r>
+        <w:t>Article 81</w:t>
+      </w:r>
+    </w:p>
+    <w:p>
+      <w:r>
+        <w:t>Title: Maharashtra: VHP issues diktat for garba; entry based on Aadhaar details</w:t>
+      </w:r>
+    </w:p>
+    <w:p>
+      <w:r>
+        <w:t xml:space="preserve">URL: </w:t>
+      </w:r>
+      <w:hyperlink r:id="rId89">
+        <w:r>
+          <w:rPr>
+            <w:color w:val="0000FF"/>
+          </w:rPr>
+          <w:t>https://www.siasat.com/maharashtra-vhp-issues-diktat-for-garba-entry-based-on-aadhaar-details-3273836/</w:t>
+        </w:r>
+      </w:hyperlink>
+    </w:p>
+    <w:p>
+      <w:r>
+        <w:t>Content: Mumbai/Nagpur: The Vishva Hindu Parishad on Saturday, September 20, said only Hindus should be given entry to ‘garba’ events marking Navratri and advised organisers to check the Aadhaar card of entrants for identification to avoid instances of “love jihad”. While Maharashtra minister and senior BJP leader Chandrashekhar Bawankule said organisers have the right to set conditions of entry at an event, provided it is being held with police permission, the Congress’s Vijay Wadettiwar slammed the VHP for wanting to “set society on fire”. Navratri, marked by traditional spiritual dance accompanied by dandiya (striking of colourful sticks) performance where pairs dance in circles, will be celebrated from September 22 to October 1. “Garba is not merely a dance but a form of worship to please the goddess. They (apparent reference to Muslims) do not believe in idol worship. Only those having faith in the rituals must be allowed to participate,” VHP national spokesperson Shriraj Nair told PTI. He said the VHP has issued advisories asking garba event organisers to check Aadhaar cards at entry points, apply ’tilak’ on participants, and ensure they perform puja before entering. “VHP and Bajrang Dal workers will monitor the events. Garba is a form of worship, not entertainment. Those who do not have faith in the goddess should not be part of it,” Nair added. VHP’s Vidarbha prant (province) convenor, Navin Jain, said the entry of non-Hindus should be restricted during garba, which he described as a sacred worship, and not merely a dance programme or a cultural event. “Organisers should check the Aadhaar card of entrants to ensure only Hindus are allowed and a ’tilak’ be put on the forehead of men. Every participant should be asked to bow before the goddess’ picture at the entrance,” he told reporters in Nagpur. Similarly, any kind of intoxication and smoking should not be allowed at the garba programmes, Jain demanded. “People who do not have faith in goddess Durga should not attend such programmes. They go there with a certain mindset, which causes trouble for our sisters and hurts our religious sentiments. “In the last few years, it has been seen that Hindu girls have been targeted for ‘love jihad’, prompting us to appeal to garba organisers to not allow such people”, he said. Right-wing bodies and BJP leaders claim that ‘love jihad’ is a conspiracy to lure Hindu women into relationships and convert them to Islam. Jain, meanwhile, claimed several organisers have been following this system for the last several years. Reacting to the VHP’s stand, Bawankule said it was within the rights of the organising committees to impose such (entry) restrictions. “That is their right. The only decisive factor is whether the event has police permission. The organising committees must take decisions based on that,” Bawankule told reporters. Maharashtra BJP media chief Navnath Ban, responding to a query on the VHP’s announcement, emphasised garba was a Hindu event and “those from other religions should not interfere while Hindus perform garba and worship the goddess”. “We worship the goddess, who is like our mother,” he said while also slamming Shiv Sena (UBT) leader Sanjay Raut for opposing the VHP’s stand. He is opposing it with an eye on the votes of a particular community but people will not spare him or his party, Ban said further attacking Raut. Slamming the right-wing organisation, Maharashtra Congress Legislature Party leader and former state minister Vijay Wadettiwar said, “They (VHP) want to set society on fire. They want to divide society over religion and reap political benefits out of it. What VHP has said is nothing new. The organisation is born with an intention to destabilise the country.” Such a stand by organisations like the VHP shakes the “unity in diversity” foundation of India, Wadettiwar claimed, while alleging that it also reflects the government’s stand. BJP’s Ban hit back, saying Wadettiwar should know that it is Congress that has a history of dividing people. “They are the ones who caused rifts in society. The Maha Vikas Aghadi government (of which the Congress was a part) failed to protect Maratha reservation,” Ban claimed. Stay updated with our WhatsApp &amp; Telegram by subscribing to our channels. For all the latest Hate Crime updates, download our app Android and iOS.</w:t>
+      </w:r>
+    </w:p>
+    <w:p>
+      <w:pPr>
+        <w:pStyle w:val="Heading3"/>
+      </w:pPr>
+      <w:r>
+        <w:t>Article 82</w:t>
+      </w:r>
+    </w:p>
+    <w:p>
+      <w:r>
+        <w:t>Title: Mumbai: VHP Advises Only Hindus Should Attend Garba, Suggests Aadhaar Verification</w:t>
+      </w:r>
+    </w:p>
+    <w:p>
+      <w:r>
+        <w:t xml:space="preserve">URL: </w:t>
+      </w:r>
+      <w:hyperlink r:id="rId90">
+        <w:r>
+          <w:rPr>
+            <w:color w:val="0000FF"/>
+          </w:rPr>
+          <w:t>https://www.freepressjournal.in/mumbai/mumbai-vhp-advises-only-hindus-should-attend-garba-suggests-aadhaar-verification</w:t>
+        </w:r>
+      </w:hyperlink>
+    </w:p>
+    <w:p>
+      <w:r>
+        <w:t>Content: Mumbai: The Vishva Hindu Parishad (VHP) on Saturday said only Hindus must be given entry to 'garba' events marking Navratri and advised organisers to check the Aadhaar card of entrants for identification. While Maharashtra minister and senior BJP leader Chandrashekhar Bawankule said organisers have the right to set conditions of entry at an event, provided it is being held with police permission, Congress' Vijay Wadettiwar slammed the VHP for wanting to “set society on fire”. Navratri will be observed from September 22 to October 1. “Garba is not merely a dance but a form of worship to please the goddess. They (apparent reference to Muslims) do not believe in idol worship. Only those having faith in the rituals must be allowed to participate,” VHP national spokesperson Shriraj Nair said. He said the VHP has issued advisories asking garba event organisers to check Aadhaar cards at entry points, apply 'tilak' on participants and ensure they perform puja before entering. “VHP and Bajrang Dal workers will monitor the events. Garba is a form of worship, not entertainment. Those who do not have faith in the goddess should not be part of it,” Nair added.</w:t>
+      </w:r>
+    </w:p>
+    <w:p>
+      <w:pPr>
+        <w:pStyle w:val="Heading3"/>
+      </w:pPr>
+      <w:r>
+        <w:t>Article 83</w:t>
+      </w:r>
+    </w:p>
+    <w:p>
+      <w:r>
+        <w:t>Title: VHP Demands Garba for Hindus : गरबा फक्त 'हिंदूं'साठीच, आधार तपासा, नाम ओढा : 'विहिंप'च्‍या अटी</w:t>
+      </w:r>
+    </w:p>
+    <w:p>
+      <w:r>
+        <w:t xml:space="preserve">URL: </w:t>
+      </w:r>
+      <w:hyperlink r:id="rId91">
+        <w:r>
+          <w:rPr>
+            <w:color w:val="0000FF"/>
+          </w:rPr>
+          <w:t>https://pudhari.news/national/vishwa-hindu-parishad-wants-garba-events-to-be-exclusive-to-hindus-sets-entry-norms-nl76</w:t>
+        </w:r>
+      </w:hyperlink>
+    </w:p>
+    <w:p>
+      <w:r>
+        <w:t>Content: VHP Demands Garba for Hindus: विश्व हिंदू परिषदेने (VHP) नवरात्रीशी संबंधित अटी जारी केल्या आहेत. महाराष्ट्रातील 'गरबा' कार्यक्रमांमध्ये फक्त हिंदूंनाच प्रवेश दिला पाहिजे आणि गैर-हिंदूंनी त्यात भाग घेऊ नये, यासाठी प्रवेशद्वारांवर आधार कार्ड तपासणी करावी, आदी अटींचा यामध्‍ये समावेश आहे. दरम्यान, ही नियमावली समाजात तेढ निर्माण करणारी असल्याची टीका काँग्रेस नेते विजय वडेट्टीवार यांनी केली आहे.तर भाजप नेते आणि मंत्री चंद्रशेखर बावनकुळे यांनी, पोलिसांच्या परवानगीने कार्यक्रम आयोजित केला जात असेल तर आयोजकांना प्रवेशाच्या अटी घालण्याचा अधिकार असल्याचे म्हटले आहे. विश्व हिंदू परिषदेने (VHP) म्हटले आहे की, गरबा कार्यक्रम आयोजकांनी प्रवेशद्वारांवर आधार कार्ड तपासावेत आणि सहभागींना नाव लावायला सांगावे. कार्यक्रमात गरबा खेळण्यापूर्वी पूजाही सक्तीने करावी. विहिंप आणि बजरंग दलाचे सदस्य राज्यभरातील गरबा कार्यक्रमांवर सक्रियपणे लक्ष ठेवतील, असेही सांगण्यात आले आहे. गरबा हा केवळ नृत्य नाही, तर देवीला प्रसन्न करण्यासाठीचा एक प्रकार आहे. त्यामुळे अशा कार्यक्रमात केवळ धार्मिक विधींवर श्रद्धा असलेल्यांनाच सहभागी होण्याची परवानगी दिली पाहिजे, असे विश्व हिंदू परिषदेचे राष्ट्रीय प्रवक्ते श्रीराज नायर यांनी 'पीटीआय'ला सांगितले."विहिंप आणि बजरंग दलाचे कार्यकर्ते गरबा कार्यक्रमांवर लक्ष ठेवतील. ज्यांची देवीवर श्रद्धा नाही, त्यांनी त्यात सहभागी होऊ नये," असेही नायर यांनी म्हटले आहे. विहिंपच्या भूमिकेवर प्रतिक्रिया देताना भाजप नेते चंद्रशेखर बावनकुळे म्हणाले की, गरबा कार्यक्रमात कोणत्या अटींचे पालन व्हावे, याचा अधिकार आयोजन समितीचा असतो. "मातेसमान असणाऱ्या देवीची आम्ही पूजा करतो. तिच्या कार्यक्रमावर अट लादणे चुकीचे आहे," असे शिवसेना (ठाकरे गट) चे खासदार संजय राऊत यांनी म्हटले आहे.तर महाराष्ट्र काँग्रेस विधिमंडळ पक्षाचे नेते विजय वडेट्टीवार म्हणाले, "विश्व हिंदू परिषद ही समाजात तेढ निर्माण करण्याचा प्रयत्न करत आहे. यातून त्यांना राजकीय फायदा मिळवायचा आहे." 'Pudhari' is excited to announce the relaunch of its Android and iOS apps. Stay updated with the latest news at your fingertips. Android and iOS Download now and stay updated, anytime, anywhere. Pudhari Publications Private Limited</w:t>
+      </w:r>
+    </w:p>
+    <w:p>
+      <w:pPr>
+        <w:pStyle w:val="Heading3"/>
+      </w:pPr>
+      <w:r>
+        <w:t>Article 84</w:t>
+      </w:r>
+    </w:p>
+    <w:p>
+      <w:r>
+        <w:t>Title: Chandrapur BJP internal conflict । चंद्रपूर मनपा निवडणूक 2026 : भाजपच्या गटबाजीमुळे डोकेदुखी वाढणार</w:t>
+      </w:r>
+    </w:p>
+    <w:p>
+      <w:r>
+        <w:t xml:space="preserve">URL: </w:t>
+      </w:r>
+      <w:hyperlink r:id="rId92">
+        <w:r>
+          <w:rPr>
+            <w:color w:val="0000FF"/>
+          </w:rPr>
+          <w:t>https://news34.in/2025/09/chandrapur-bjp-internal-conflict-2026/</w:t>
+        </w:r>
+      </w:hyperlink>
+    </w:p>
+    <w:p>
+      <w:r>
+        <w:t>Content: News 34 Chandrapur BJP internal conflict : चंद्रपूर – २१ सप्टेंबर २०२५ – वर्ष २०२६ मध्ये महानगरपालिका निवडणुका घ्या असे आदेश धडकल्यावर सर्व राजकीय पक्ष कामाला लागले आहे, चंद्रपूर भाजपने २० सप्टेंबर रोजी महसूलमंत्री चंद्रशेखर बावनकुळे यांच्या उपस्थिती कार्यकर्ता सन्मान मेळावा आयोजित केला होता. या मेळाव्यात बावनकुळे यांनी कार्यकर्त्यांना चंद्रपूर महानगरपालिकेच्या ६६ जागा जिंकण्यासाठी तयारीला लागले असे आदेश दिले. आपल्याला आता जिंकायचं आहे, यासाठी प्रत्येक नागरिकांच्या घरी जा, त्यांच्या भेटीगाठी घ्या असे आवाहन त्यांनी कार्यकर्त्यांना दिले आहे. मात्र आगामी मनपा निवडणुकीत भाजपला अनेक आव्हानाच्या सामोरे जावे लागणार आहे. राजुरा विधानसभा क्षेत्रातील माजी आमदाराबाबत आक्षेपार्ह पोस्ट वर्ष २०१७ च्या मनपा निवडणुकीत ६६ जागेपैकी भाजपने ३६ जागा जिंकल्या होत्या, त्यावेळी कांग्रेस १२, शिवसेना २, राष्ट्रवादी कांग्रेस २, बहुजन समाज पार्टी ८, मनसे २, अपक्ष ४ यांनी बाजी मारली त्यावेळी भाजपला बहुमत मिळाले होते. २०२२ नंतर मनपा वर प्रशासकाची नियुक्ती झाल्याने अनेक कामे रखडले होते. आणि विशेष बाब म्हणजे राज्यात शिवसेना व राष्ट्रवादी पक्षात ताटातूट झाल्याने २ शिवसेना व २ राष्ट्रवादी पक्ष अस्तित्वात आले. पक्ष ताटातुटीनंतर मनपाची हि पहिली निवडणूक आहे. चंद्रपूर शहरातील २८ हजार नागरिकांना पट्टे मिळणार अशी घोषणा महसूलमंत्री बावनकुळे यांनी केली असून बूथ कार्यकर्ता यांना सदर पट्टा वाटप बाबत माहिती द्यावी जेणेकरून आपली सत्ता आल्यास सर्वाना पट्टे वाटप होणार अशी माहिती द्यावी. राज्यात जसे २ पक्षात गट निर्माण झाले त्याप्रकारे चंद्रपुरात भाजपचे २ गट तयार झाले आहे. भाजपचे आमदार मुनगंटीवार व आमदार जोरगेवार हे मनपा निवडणुकीत एकत्र येत निवडणूक लढणार कि वेगवेगळे असा प्रश्न कार्यकर्त्यांना पडला आहे. भावी नगरसेवक सध्या संभ्रमात असून कुणाच्या मागे गेल्याने मनपाची तिकीट मिळेल असा प्रश्न त्यांच्या मनात उपस्थित झाला आहे. त्याकरिता कार्यकर्ते सुद्धा आपले पाऊल जपून टाकत आहे. विशेष बाब म्हणजे भाजपच्या कार्यकर्ता सन्मान मेळाव्यात मुनगंटीवार समर्थकांनी पाठ दाखवली. Chandrapur municipal election 2026 भाजप चंद्रपुरात मजबूत स्थिती मध्ये आहे असं शहर नेतृत्वाला वाटत असे तर ते चुकीचे आहे कारण यावेळी भाजपचे २ गट एकमेकांविरुद्ध काम करेल, कांग्रेस पक्ष सुद्धा यावेळी तयारीने उतरणार असून आप यावेळी प्रस्थापित पक्षांना आवाहन देण्याच्या तयारीत आहे. सोबतच उबाठा, राष्ट्रवादी व मनसे यांची स्थिती आजच्या परिस्थितीत कमकुवत आहे. सत्ताधारी पक्षविरोधात फक्त आप पक्षाने अनेक आंदोलने केली आहे. चंद्रपूर शहराची स्थिती सध्या अत्यंत वाईट आहे, मुख्य रस्त्यावर खड्ड्यांचं साम्राज्य निर्माण झालं आहे, ३ महिन्यापूर्वी नव्याने निर्माण करण्यात आलेले रस्ते शेवटच्या घटका मोजताना दिसत आहे. चंद्रपूर शहरात नागरिक अनेक समस्याने त्रस्त झाले असून प्रशासन व आमदार मुकदर्शक बनले आहे. येणाऱ्या काळातील स्थानिक स्वराज्य संस्थेच्या निवडणुकीत भाजप समोर तिकीट वाटपाची डोकेदुखी उभी राहणार असून ६६ जागा निवडणून येणार हे स्वप्न भाजप सध्या बघत आहे. Chandrapur BJP internal conflict विशेष बाब म्हणजे भाजपच्या महानगर कार्यकारणीत ज्यांच्यावर संघटना वाढविण्याची जबाबदारी महानगर अध्यक्ष कासनगोट्टूवार यांनी दिली आहे, त्यांच्या मागे कार्यकर्त्यांची फळी हि शून्य आहे, पद मिळाल्याने पदाधिकारी सुद्धा फक्त भाजपच्या नावावर संघटना वाढविणार काय? असा प्रश्न सामान्य कार्यकर्त्यांना पडला आहे. Comment Save my name, email, and website in this browser for the next time I comment. Privacy Policy I Diclamer I Terms &amp; Condition I About I Contact Us</w:t>
+      </w:r>
+    </w:p>
+    <w:p>
+      <w:pPr>
+        <w:pStyle w:val="Heading3"/>
+      </w:pPr>
+      <w:r>
+        <w:t>Article 85</w:t>
+      </w:r>
+    </w:p>
+    <w:p>
+      <w:r>
+        <w:t>Title: मदुराईच्या मीनाक्षी मंदिराची 72 फुटांची प्रतिकृती:पुण्यात 31 व्या नवरात्रौत्सवाचे महसूलमंत्री चंद्रशेखर बावनकुळेंच्या हस्ते उद्घाटन</w:t>
+      </w:r>
+    </w:p>
+    <w:p>
+      <w:r>
+        <w:t xml:space="preserve">URL: </w:t>
+      </w:r>
+      <w:hyperlink r:id="rId93">
+        <w:r>
+          <w:rPr>
+            <w:color w:val="0000FF"/>
+          </w:rPr>
+          <w:t>https://divyamarathi.bhaskar.com/local/maharashtra/pune/news/pune-navratri-festival-inaugurates-this-year-135935585.html</w:t>
+        </w:r>
+      </w:hyperlink>
+    </w:p>
+    <w:p>
+      <w:r>
+        <w:t>Content: कला, संस्कृती, गायन, वादन, भजन, नृत्य, संगीत यांचा मनोहारी संगम असणारा पुणे नवरात्रौ महोत्सवाचे यंदा ३१वे वर्ष दिमाखात साजरे करीत असून, महोत्सवाचे उद्घाटन सोमवार, दि. २२ सेप्टेंबर रोजी सायंकाळी ४.३० वाजता महाराष्ट्राचे महसूलमंत्री चंद्रशेखर बावनकुळे याप्रसंगी केंद्रीय नागरी हवाई उड्डाण व सहकार राज्यमंत्री मुरलीधर मोहळ, राज्याचे उच्च व तंत्र शिक्षण मंत्री चंद्रकांत पाटील, ज्येष्ठ गांधीवादी विचारवंत व माजी आमदार उल्हास पवार ,राज्याच्या नगरविकास राज्यमंत्री माधुरी मिसाळ, खा. मेधा कुलकर्णी, आ.डॉ. विश्वजीत कदम, भाजप शहराध्यक्ष धीरज घाटे, माजी गृहराज्यमंत्री रमेश बागवे, पुणे मनपा आयुक्त नवल किशोर राम, पुणे शहर पोलीस आयुक्त अमितेश कुमार, अप्पर पोलीस आयुक्त संजय पाटील हे प्रमुख पाहुणे म्हणून उपस्थित राहणार आहेत. या उद्घाटन सोहळ्यात सिनेतारका भार्गवी चिरमुले, तेजा देवकर, सानिया चौधरी, शीतल अहिरराव, राधा सागर, सिया पाटील, ऋजुता जुन्नरकर, अमृता धोंगडे, वैष्णवी पाटील यांची विशेष उपस्थिती लक्षवेधी असेल. या महोत्सवाचे सर्व कार्यक्रम रसिकांसाठी विनामूल्य असतात अशी माहिती पुणे नवरात्रौ महोत्सवाचे आयोजक अध्यक्ष आबा बागुल यांनी पत्रकार परिषदेत सांगितली. सोमवार दि. २२ सप्टेंबर घटस्थापनेच्या दिवशी शिवदर्शन येथील लक्ष्मीमाता मंदिरात आबा बागुल व जयश्री बागुल यांच्या हस्ते सकाळी ६.४१ मि. या शुभमुहूर्तावर विधिवत घटस्थापना केली जाईल. या मंदिरात यंदा मदुराई येथी ७२ फुट उंचीचे मीनाक्षी मंदिर हा भव्य देखावा साकारला जात असून दक्षिणेकडील सुमारे ८० कलावंत या देखाव्याचे काम करीत आहेत. या उद्घाटन सोहळ्यात उतुंग कामगिरी करणाऱ्या महनीय व्यक्तीस दरवर्षी ‘महर्षी पुरस्कार’ देऊन गौरवले जाते. यंदा भटक्या विमुक्त समाजातील मुलांचे संगोपन शिक्षण व संस्कार यासाठी अविरत काम करणारे समाजसेवक पद्मश्री गिरीश प्रभुणे यांना महर्षी पुरस्काराने सन्मानित केले जाईल. त्याचप्रमाणे विविध क्षेत्रात सातत्याने योगदान देणाऱ्या व्यक्तींना या उद्घाटन सोहळ्यात लक्ष्मीमाता जीवन गौरव पुरस्काराने सन्मानित केले जाते. यंदाच्या पुरस्कारचे मानकरी डॉ. पराग काळकर (प्र-कुलगुरू सावित्रीबाई फुले पुणे विद्यापीठ), राज्याचे उच्च शिक्षण संचालक डॉ. शैलेंद्र देवळाणकर, सामजिक कार्यकर्त्या डॉ. मेघा पुरव सामंत, बुलढाणा सहकारी बँकेचे सहसंस्थापक शिरीष देशपांडे आणि लोककलावंत प्रमिला लोदगेकर यांना या पुरस्काराने गौरवले जाईल. उद्घाटन सोहळा सांस्कृतिक कार्यक्रम उद्घाटन सोहळा दरवर्षी प्रमाणे भव्य आणि नेत्रदीपक असेल. यामध्ये सितार, व्हायोलिन, बासरी व तबला यांची जुगलबंदी असणारा ‘आनंद तरंग’ हा कार्यक्रम डॉ. नीलिमा राडकर आणि माधवी करंदीकर व ग्रुप सादर करतील. नृत्यगुरु पं. शमा भाटे व सहकारी ‘शरण्ये रुद्र चंडिके’ कथ्थक हा कार्यक्रम सादर करतील. विनोद धोकटे, स्वाती धोकटे व सहकलाकार ‘जागर शक्ती पिठांचा’ देवीचा गोंधळ हा कार्यक्रम सादर करतील. उद्घाटन सोहळ्याचा आकर्षण ठरणारा मराठी सिनेतारका भार्गवी चिरमुले, तेजा देवकर, सानिया चौधरी, शितल अहिरराव, राधा सागर, सिया पाटील, ऋजुता जुन्नरकर, अमृता धोंगडे, वैष्णवी पाटील या सिनेतारकांचा ‘जल्लोष’ हा नृत्याविष्कार रसिकांना मंत्रमुग्ध करेल. Copyright © 2024-25 DB Corp ltd., All Rights Reserved This website follows the DNPA Code of Ethics.</w:t>
+      </w:r>
+    </w:p>
+    <w:p>
+      <w:pPr>
+        <w:pStyle w:val="Heading3"/>
+      </w:pPr>
+      <w:r>
+        <w:t>Article 86</w:t>
       </w:r>
     </w:p>
     <w:p>
@@ -1972,7 +2654,7 @@
       <w:r>
         <w:t xml:space="preserve">URL: </w:t>
       </w:r>
-      <w:hyperlink r:id="rId72">
+      <w:hyperlink r:id="rId94">
         <w:r>
           <w:rPr>
             <w:color w:val="0000FF"/>
@@ -1991,30 +2673,30 @@
         <w:pStyle w:val="Heading3"/>
       </w:pPr>
       <w:r>
-        <w:t>Article 65</w:t>
-      </w:r>
-    </w:p>
-    <w:p>
-      <w:r>
-        <w:t>Title: Maharashtra Politics Live Update : ट्रम्प यांच्या एच-1 बी व्हिसावरील निर्णयावर भारताची पहिली प्रतिक्रिया</w:t>
+        <w:t>Article 87</w:t>
+      </w:r>
+    </w:p>
+    <w:p>
+      <w:r>
+        <w:t>Title: Share Options</w:t>
       </w:r>
     </w:p>
     <w:p>
       <w:r>
         <w:t xml:space="preserve">URL: </w:t>
       </w:r>
-      <w:hyperlink r:id="rId73">
+      <w:hyperlink r:id="rId95">
         <w:r>
           <w:rPr>
             <w:color w:val="0000FF"/>
           </w:rPr>
-          <w:t>https://sarkarnama.esakal.com/maharashtra/maharashtra-20-september-2025-latest-marathi-political-news-manoj-jarange-patil-obc-reservation-mahayuti-devendra-fadnavis-uddhav-thackeray-ajit-pawar-eknath-shinde-ncp-mns-shivsena-ubt-rahul-gandhi-election-commission-mumbai-pune-chhagan-bhujbal-ncp-bjp-local-body-elections</w:t>
+          <w:t>https://www.indianwitness.com/news/national/maharashtra-l